--- a/8 семестр/МиСИИ/ЛР 5/МиСИИ ЛР 5.docx
+++ b/8 семестр/МиСИИ/ЛР 5/МиСИИ ЛР 5.docx
@@ -447,10 +447,7 @@
         <w:t>д</w:t>
       </w:r>
       <w:r>
-        <w:t>ставляются условными высказываниями с определенной степенью уверенности</w:t>
-      </w:r>
-      <w:r>
-        <w:t>.</w:t>
+        <w:t>ставляются условными высказываниями с определенной степенью уверенности.</w:t>
       </w:r>
     </w:p>
     <w:p/>
@@ -500,10 +497,7 @@
         <w:t>ё</w:t>
       </w:r>
       <w:r>
-        <w:t>нного вероятностного вывода в скрытых марковских моделях</w:t>
-      </w:r>
-      <w:r>
-        <w:t>;</w:t>
+        <w:t>нного вероятностного вывода в скрытых марковских моделях;</w:t>
       </w:r>
     </w:p>
     <w:p>
@@ -515,6 +509,205 @@
         </w:numPr>
         <w:ind w:left="1134" w:hanging="567"/>
       </w:pPr>
+      <w:r>
+        <w:t>Р</w:t>
+      </w:r>
+      <w:r>
+        <w:t>азверн</w:t>
+      </w:r>
+      <w:r>
+        <w:t xml:space="preserve">уть </w:t>
+      </w:r>
+      <w:r>
+        <w:t>в новой папке</w:t>
+      </w:r>
+      <w:r>
+        <w:t xml:space="preserve"> </w:t>
+      </w:r>
+      <w:r>
+        <w:t xml:space="preserve">архив с </w:t>
+      </w:r>
+      <w:r>
+        <w:t>программны</w:t>
+      </w:r>
+      <w:r>
+        <w:t>м</w:t>
+      </w:r>
+      <w:r>
+        <w:t xml:space="preserve"> код</w:t>
+      </w:r>
+      <w:r>
+        <w:t>ом</w:t>
+      </w:r>
+      <w:r>
+        <w:t xml:space="preserve"> лабораторной работы</w:t>
+      </w:r>
+      <w:r>
+        <w:t>;</w:t>
+      </w:r>
+    </w:p>
+    <w:p>
+      <w:pPr>
+        <w:pStyle w:val="aa"/>
+        <w:numPr>
+          <w:ilvl w:val="0"/>
+          <w:numId w:val="38"/>
+        </w:numPr>
+        <w:ind w:left="1134" w:hanging="567"/>
+      </w:pPr>
+      <w:r>
+        <w:rPr>
+          <w:b/>
+          <w:bCs/>
+        </w:rPr>
+        <w:t>Задание 1</w:t>
+      </w:r>
+      <w:r>
+        <w:t>: р</w:t>
+      </w:r>
+      <w:r>
+        <w:t>еализ</w:t>
+      </w:r>
+      <w:r>
+        <w:t>овать</w:t>
+      </w:r>
+      <w:r>
+        <w:t xml:space="preserve"> функцию </w:t>
+      </w:r>
+      <w:proofErr w:type="spellStart"/>
+      <w:r>
+        <w:t>constructBayesNet</w:t>
+      </w:r>
+      <w:proofErr w:type="spellEnd"/>
+      <w:r>
+        <w:t xml:space="preserve"> в файле inference.py. Функция должна создавать пустую байесовскую сеть со структурой, изображенной на рисунке </w:t>
+      </w:r>
+      <w:r>
+        <w:t>2</w:t>
+      </w:r>
+      <w:r>
+        <w:t>.</w:t>
+      </w:r>
+      <w:r>
+        <w:t>1</w:t>
+      </w:r>
+      <w:r>
+        <w:t>;</w:t>
+      </w:r>
+    </w:p>
+    <w:p>
+      <w:pPr>
+        <w:ind w:left="567" w:firstLine="0"/>
+      </w:pPr>
+    </w:p>
+    <w:p>
+      <w:pPr>
+        <w:ind w:firstLine="0"/>
+        <w:jc w:val="center"/>
+      </w:pPr>
+      <w:r>
+        <w:rPr>
+          <w:noProof/>
+        </w:rPr>
+        <w:drawing>
+          <wp:inline distT="0" distB="0" distL="0" distR="0" wp14:anchorId="016FBCDD" wp14:editId="60EE38C3">
+            <wp:extent cx="2611120" cy="1130935"/>
+            <wp:effectExtent l="0" t="0" r="0" b="0"/>
+            <wp:docPr id="552759002" name="Рисунок 1"/>
+            <wp:cNvGraphicFramePr>
+              <a:graphicFrameLocks xmlns:a="http://schemas.openxmlformats.org/drawingml/2006/main" noChangeAspect="1"/>
+            </wp:cNvGraphicFramePr>
+            <a:graphic xmlns:a="http://schemas.openxmlformats.org/drawingml/2006/main">
+              <a:graphicData uri="http://schemas.openxmlformats.org/drawingml/2006/picture">
+                <pic:pic xmlns:pic="http://schemas.openxmlformats.org/drawingml/2006/picture">
+                  <pic:nvPicPr>
+                    <pic:cNvPr id="0" name="Picture 1"/>
+                    <pic:cNvPicPr>
+                      <a:picLocks noChangeAspect="1" noChangeArrowheads="1"/>
+                    </pic:cNvPicPr>
+                  </pic:nvPicPr>
+                  <pic:blipFill>
+                    <a:blip r:embed="rId8">
+                      <a:extLst>
+                        <a:ext uri="{28A0092B-C50C-407E-A947-70E740481C1C}">
+                          <a14:useLocalDpi xmlns:a14="http://schemas.microsoft.com/office/drawing/2010/main" val="0"/>
+                        </a:ext>
+                      </a:extLst>
+                    </a:blip>
+                    <a:srcRect/>
+                    <a:stretch>
+                      <a:fillRect/>
+                    </a:stretch>
+                  </pic:blipFill>
+                  <pic:spPr bwMode="auto">
+                    <a:xfrm>
+                      <a:off x="0" y="0"/>
+                      <a:ext cx="2611120" cy="1130935"/>
+                    </a:xfrm>
+                    <a:prstGeom prst="rect">
+                      <a:avLst/>
+                    </a:prstGeom>
+                    <a:noFill/>
+                    <a:ln>
+                      <a:noFill/>
+                    </a:ln>
+                  </pic:spPr>
+                </pic:pic>
+              </a:graphicData>
+            </a:graphic>
+          </wp:inline>
+        </w:drawing>
+      </w:r>
+    </w:p>
+    <w:p>
+      <w:pPr>
+        <w:ind w:firstLine="0"/>
+        <w:jc w:val="center"/>
+      </w:pPr>
+      <w:r>
+        <w:t>Рисунок 2.1 – Структура сети Байеса</w:t>
+      </w:r>
+    </w:p>
+    <w:p>
+      <w:pPr>
+        <w:ind w:left="567" w:firstLine="0"/>
+      </w:pPr>
+    </w:p>
+    <w:p>
+      <w:pPr>
+        <w:pStyle w:val="aa"/>
+        <w:numPr>
+          <w:ilvl w:val="0"/>
+          <w:numId w:val="38"/>
+        </w:numPr>
+        <w:ind w:left="1134" w:hanging="567"/>
+      </w:pPr>
+    </w:p>
+    <w:p>
+      <w:pPr>
+        <w:pStyle w:val="aa"/>
+        <w:numPr>
+          <w:ilvl w:val="0"/>
+          <w:numId w:val="38"/>
+        </w:numPr>
+        <w:ind w:left="1134" w:hanging="567"/>
+      </w:pPr>
+      <w:r>
+        <w:rPr>
+          <w:lang w:val="en-US"/>
+        </w:rPr>
+        <w:t>.</w:t>
+      </w:r>
+    </w:p>
+    <w:p>
+      <w:pPr>
+        <w:pStyle w:val="aa"/>
+        <w:numPr>
+          <w:ilvl w:val="0"/>
+          <w:numId w:val="38"/>
+        </w:numPr>
+        <w:ind w:left="1134" w:hanging="567"/>
+      </w:pPr>
     </w:p>
     <w:p/>
     <w:p>
@@ -526,11 +719,1648 @@
         </w:numPr>
       </w:pPr>
       <w:r>
-        <w:t>ВАРИАНТ ЗАДАНИЯ</w:t>
+        <w:lastRenderedPageBreak/>
+        <w:t>ХОД РАБОТЫ</w:t>
+      </w:r>
+    </w:p>
+    <w:p>
+      <w:pPr>
+        <w:ind w:firstLine="0"/>
+      </w:pPr>
+    </w:p>
+    <w:p>
+      <w:r>
+        <w:t>Первым делом было проведено ознакомление с понятиями совместной и условной вероятности, сетями Байеса, вероятностного вывода, его точными и приближёнными алгоритмами в марковских моделях.</w:t>
+      </w:r>
+    </w:p>
+    <w:p>
+      <w:r>
+        <w:t>Затем был развёрнут архив, содержащий код лабораторной установки</w:t>
+      </w:r>
+      <w:r>
+        <w:t xml:space="preserve">. По команде </w:t>
+      </w:r>
+      <w:proofErr w:type="spellStart"/>
+      <w:r>
+        <w:rPr>
+          <w:rFonts w:cs="Times New Roman"/>
+        </w:rPr>
+        <w:t>python</w:t>
+      </w:r>
+      <w:proofErr w:type="spellEnd"/>
+      <w:r>
+        <w:rPr>
+          <w:rFonts w:cs="Times New Roman"/>
+        </w:rPr>
+        <w:t xml:space="preserve"> busters.py</w:t>
+      </w:r>
+      <w:r>
+        <w:t xml:space="preserve"> </w:t>
+      </w:r>
+      <w:r>
+        <w:t>запускается игра с агентом Пакман, которы</w:t>
+      </w:r>
+      <w:r>
+        <w:t>й</w:t>
+      </w:r>
+      <w:r>
+        <w:t xml:space="preserve"> через сонар пытается определить где находятся невидимые призраки.</w:t>
+      </w:r>
+    </w:p>
+    <w:p>
+      <w:r>
+        <w:t xml:space="preserve">Дополнительно в файле </w:t>
+      </w:r>
+      <w:proofErr w:type="spellStart"/>
+      <w:r>
+        <w:rPr>
+          <w:lang w:val="en-US"/>
+        </w:rPr>
+        <w:t>bayesNet</w:t>
+      </w:r>
+      <w:proofErr w:type="spellEnd"/>
+      <w:r>
+        <w:t>.</w:t>
+      </w:r>
+      <w:proofErr w:type="spellStart"/>
+      <w:r>
+        <w:rPr>
+          <w:lang w:val="en-US"/>
+        </w:rPr>
+        <w:t>py</w:t>
+      </w:r>
+      <w:proofErr w:type="spellEnd"/>
+      <w:r>
+        <w:t xml:space="preserve"> </w:t>
+      </w:r>
+      <w:r>
+        <w:t xml:space="preserve">было проведено ознакомление с классами </w:t>
+      </w:r>
+      <w:proofErr w:type="spellStart"/>
+      <w:r>
+        <w:rPr>
+          <w:rFonts w:ascii="Courier New" w:hAnsi="Courier New" w:cs="Courier New"/>
+          <w:sz w:val="24"/>
+          <w:szCs w:val="20"/>
+          <w:lang w:val="en-US"/>
+        </w:rPr>
+        <w:t>BayesNet</w:t>
+      </w:r>
+      <w:proofErr w:type="spellEnd"/>
+      <w:r>
+        <w:t xml:space="preserve">, </w:t>
+      </w:r>
+      <w:r>
+        <w:rPr>
+          <w:rFonts w:ascii="Courier New" w:hAnsi="Courier New" w:cs="Courier New"/>
+          <w:sz w:val="24"/>
+          <w:szCs w:val="20"/>
+          <w:lang w:val="en-US"/>
+        </w:rPr>
+        <w:t>Factor</w:t>
+      </w:r>
+      <w:r>
+        <w:rPr>
+          <w:sz w:val="24"/>
+          <w:szCs w:val="20"/>
+        </w:rPr>
+        <w:t xml:space="preserve"> </w:t>
+      </w:r>
+      <w:r>
+        <w:t xml:space="preserve">и функцией </w:t>
+      </w:r>
+      <w:proofErr w:type="spellStart"/>
+      <w:r>
+        <w:rPr>
+          <w:rFonts w:ascii="Courier New" w:hAnsi="Courier New" w:cs="Courier New"/>
+          <w:sz w:val="24"/>
+          <w:szCs w:val="20"/>
+        </w:rPr>
+        <w:t>printStarterBayesNet</w:t>
+      </w:r>
+      <w:proofErr w:type="spellEnd"/>
+      <w:r>
+        <w:t>.</w:t>
       </w:r>
     </w:p>
     <w:p/>
     <w:p/>
+    <w:p>
+      <w:pPr>
+        <w:pStyle w:val="2"/>
+        <w:numPr>
+          <w:ilvl w:val="1"/>
+          <w:numId w:val="20"/>
+        </w:numPr>
+      </w:pPr>
+      <w:r>
+        <w:t>Создание структуры сети Байеса</w:t>
+      </w:r>
+    </w:p>
+    <w:p/>
+    <w:p>
+      <w:r>
+        <w:t>В</w:t>
+      </w:r>
+      <w:r>
+        <w:t xml:space="preserve"> </w:t>
+      </w:r>
+      <w:r>
+        <w:t>файле</w:t>
+      </w:r>
+      <w:r>
+        <w:t xml:space="preserve"> </w:t>
+      </w:r>
+      <w:r>
+        <w:rPr>
+          <w:lang w:val="en-US"/>
+        </w:rPr>
+        <w:t>inference</w:t>
+      </w:r>
+      <w:r>
+        <w:t>.</w:t>
+      </w:r>
+      <w:proofErr w:type="spellStart"/>
+      <w:r>
+        <w:rPr>
+          <w:lang w:val="en-US"/>
+        </w:rPr>
+        <w:t>p</w:t>
+      </w:r>
+      <w:r>
+        <w:rPr>
+          <w:lang w:val="en-US"/>
+        </w:rPr>
+        <w:t>y</w:t>
+      </w:r>
+      <w:proofErr w:type="spellEnd"/>
+      <w:r>
+        <w:t xml:space="preserve"> </w:t>
+      </w:r>
+      <w:r>
+        <w:t xml:space="preserve">была реализована функция </w:t>
+      </w:r>
+      <w:proofErr w:type="spellStart"/>
+      <w:r>
+        <w:rPr>
+          <w:rFonts w:ascii="Courier New" w:hAnsi="Courier New" w:cs="Courier New"/>
+          <w:sz w:val="24"/>
+          <w:szCs w:val="20"/>
+        </w:rPr>
+        <w:t>constructBayesNet</w:t>
+      </w:r>
+      <w:proofErr w:type="spellEnd"/>
+      <w:r>
+        <w:rPr>
+          <w:sz w:val="24"/>
+          <w:szCs w:val="20"/>
+        </w:rPr>
+        <w:t xml:space="preserve"> </w:t>
+      </w:r>
+      <w:r>
+        <w:t xml:space="preserve">(листинг 3.1). Она создаёт пустую байесовскую сеть с требуемой по заданию структурой узлов и рёбер. </w:t>
+      </w:r>
+    </w:p>
+    <w:p>
+      <w:r>
+        <w:t xml:space="preserve">Структура содержит положения Пакмана и двух приведений, а также оценки расстояний до приведений, сделанные сенсором Пакмана. </w:t>
+      </w:r>
+      <w:r>
+        <w:t>Все константы указаны в коде заранее.</w:t>
+      </w:r>
+    </w:p>
+    <w:p/>
+    <w:p>
+      <w:r>
+        <w:t>Листинг 3.1 – Функция построения сети Байеса</w:t>
+      </w:r>
+    </w:p>
+    <w:p>
+      <w:pPr>
+        <w:pStyle w:val="af"/>
+      </w:pPr>
+      <w:proofErr w:type="spellStart"/>
+      <w:r>
+        <w:t>def</w:t>
+      </w:r>
+      <w:proofErr w:type="spellEnd"/>
+      <w:r>
+        <w:t xml:space="preserve"> </w:t>
+      </w:r>
+      <w:proofErr w:type="spellStart"/>
+      <w:proofErr w:type="gramStart"/>
+      <w:r>
+        <w:t>constructBayesNet</w:t>
+      </w:r>
+      <w:proofErr w:type="spellEnd"/>
+      <w:r>
+        <w:t>(</w:t>
+      </w:r>
+      <w:proofErr w:type="spellStart"/>
+      <w:proofErr w:type="gramEnd"/>
+      <w:r>
+        <w:t>gameState</w:t>
+      </w:r>
+      <w:proofErr w:type="spellEnd"/>
+      <w:r>
+        <w:t xml:space="preserve">: </w:t>
+      </w:r>
+      <w:proofErr w:type="spellStart"/>
+      <w:proofErr w:type="gramStart"/>
+      <w:r>
+        <w:t>hunters.GameState</w:t>
+      </w:r>
+      <w:proofErr w:type="spellEnd"/>
+      <w:proofErr w:type="gramEnd"/>
+      <w:r>
+        <w:t>):</w:t>
+      </w:r>
+    </w:p>
+    <w:p>
+      <w:pPr>
+        <w:pStyle w:val="af"/>
+        <w:rPr>
+          <w:i/>
+          <w:iCs/>
+        </w:rPr>
+      </w:pPr>
+      <w:r>
+        <w:t xml:space="preserve">    </w:t>
+      </w:r>
+      <w:r>
+        <w:rPr>
+          <w:i/>
+          <w:iCs/>
+        </w:rPr>
+        <w:t># имена узлов сети</w:t>
+      </w:r>
+    </w:p>
+    <w:p>
+      <w:pPr>
+        <w:pStyle w:val="af"/>
+        <w:rPr>
+          <w:i/>
+          <w:iCs/>
+        </w:rPr>
+      </w:pPr>
+      <w:r>
+        <w:rPr>
+          <w:i/>
+          <w:iCs/>
+        </w:rPr>
+        <w:t>    PAC = "</w:t>
+      </w:r>
+      <w:proofErr w:type="spellStart"/>
+      <w:r>
+        <w:rPr>
+          <w:i/>
+          <w:iCs/>
+        </w:rPr>
+        <w:t>Pacman</w:t>
+      </w:r>
+      <w:proofErr w:type="spellEnd"/>
+      <w:r>
+        <w:rPr>
+          <w:i/>
+          <w:iCs/>
+        </w:rPr>
+        <w:t>"</w:t>
+      </w:r>
+    </w:p>
+    <w:p>
+      <w:pPr>
+        <w:pStyle w:val="af"/>
+        <w:rPr>
+          <w:i/>
+          <w:iCs/>
+          <w:lang w:val="en-US"/>
+        </w:rPr>
+      </w:pPr>
+      <w:r>
+        <w:rPr>
+          <w:i/>
+          <w:iCs/>
+        </w:rPr>
+        <w:t xml:space="preserve">    </w:t>
+      </w:r>
+      <w:r>
+        <w:rPr>
+          <w:i/>
+          <w:iCs/>
+          <w:lang w:val="en-US"/>
+        </w:rPr>
+        <w:t>GHOST0 = "Ghost0"</w:t>
+      </w:r>
+    </w:p>
+    <w:p>
+      <w:pPr>
+        <w:pStyle w:val="af"/>
+        <w:rPr>
+          <w:i/>
+          <w:iCs/>
+          <w:lang w:val="en-US"/>
+        </w:rPr>
+      </w:pPr>
+      <w:r>
+        <w:rPr>
+          <w:i/>
+          <w:iCs/>
+          <w:lang w:val="en-US"/>
+        </w:rPr>
+        <w:t>    GHOST1 = "Ghost1"</w:t>
+      </w:r>
+    </w:p>
+    <w:p>
+      <w:pPr>
+        <w:pStyle w:val="af"/>
+        <w:rPr>
+          <w:i/>
+          <w:iCs/>
+          <w:lang w:val="en-US"/>
+        </w:rPr>
+      </w:pPr>
+      <w:r>
+        <w:rPr>
+          <w:i/>
+          <w:iCs/>
+          <w:lang w:val="en-US"/>
+        </w:rPr>
+        <w:t>    OBS0 = "Observation0"</w:t>
+      </w:r>
+    </w:p>
+    <w:p>
+      <w:pPr>
+        <w:pStyle w:val="af"/>
+        <w:rPr>
+          <w:i/>
+          <w:iCs/>
+          <w:lang w:val="en-US"/>
+        </w:rPr>
+      </w:pPr>
+      <w:r>
+        <w:rPr>
+          <w:i/>
+          <w:iCs/>
+          <w:lang w:val="en-US"/>
+        </w:rPr>
+        <w:t>    OBS1 = "Observation1"</w:t>
+      </w:r>
+    </w:p>
+    <w:p>
+      <w:pPr>
+        <w:pStyle w:val="af"/>
+        <w:rPr>
+          <w:i/>
+          <w:iCs/>
+          <w:lang w:val="en-US"/>
+        </w:rPr>
+      </w:pPr>
+    </w:p>
+    <w:p>
+      <w:pPr>
+        <w:pStyle w:val="af"/>
+        <w:rPr>
+          <w:i/>
+          <w:iCs/>
+          <w:lang w:val="en-US"/>
+        </w:rPr>
+      </w:pPr>
+      <w:r>
+        <w:rPr>
+          <w:i/>
+          <w:iCs/>
+          <w:lang w:val="en-US"/>
+        </w:rPr>
+        <w:t xml:space="preserve">    # </w:t>
+      </w:r>
+      <w:r>
+        <w:rPr>
+          <w:i/>
+          <w:iCs/>
+        </w:rPr>
+        <w:t>размеры</w:t>
+      </w:r>
+      <w:r>
+        <w:rPr>
+          <w:i/>
+          <w:iCs/>
+          <w:lang w:val="en-US"/>
+        </w:rPr>
+        <w:t xml:space="preserve"> </w:t>
+      </w:r>
+      <w:r>
+        <w:rPr>
+          <w:i/>
+          <w:iCs/>
+        </w:rPr>
+        <w:t>игрового</w:t>
+      </w:r>
+      <w:r>
+        <w:rPr>
+          <w:i/>
+          <w:iCs/>
+          <w:lang w:val="en-US"/>
+        </w:rPr>
+        <w:t xml:space="preserve"> </w:t>
+      </w:r>
+      <w:r>
+        <w:rPr>
+          <w:i/>
+          <w:iCs/>
+        </w:rPr>
+        <w:t>поля</w:t>
+      </w:r>
+    </w:p>
+    <w:p>
+      <w:pPr>
+        <w:pStyle w:val="af"/>
+        <w:rPr>
+          <w:i/>
+          <w:iCs/>
+          <w:lang w:val="en-US"/>
+        </w:rPr>
+      </w:pPr>
+      <w:r>
+        <w:rPr>
+          <w:i/>
+          <w:iCs/>
+          <w:lang w:val="en-US"/>
+        </w:rPr>
+        <w:t xml:space="preserve">    X_RANGE = </w:t>
+      </w:r>
+      <w:proofErr w:type="spellStart"/>
+      <w:r>
+        <w:rPr>
+          <w:i/>
+          <w:iCs/>
+          <w:lang w:val="en-US"/>
+        </w:rPr>
+        <w:t>gameState.getWalls</w:t>
+      </w:r>
+      <w:proofErr w:type="spellEnd"/>
+      <w:r>
+        <w:rPr>
+          <w:i/>
+          <w:iCs/>
+          <w:lang w:val="en-US"/>
+        </w:rPr>
+        <w:t>(</w:t>
+      </w:r>
+      <w:proofErr w:type="gramStart"/>
+      <w:r>
+        <w:rPr>
+          <w:i/>
+          <w:iCs/>
+          <w:lang w:val="en-US"/>
+        </w:rPr>
+        <w:t>).width</w:t>
+      </w:r>
+      <w:proofErr w:type="gramEnd"/>
+      <w:r>
+        <w:rPr>
+          <w:i/>
+          <w:iCs/>
+          <w:lang w:val="en-US"/>
+        </w:rPr>
+        <w:t xml:space="preserve">    # </w:t>
+      </w:r>
+      <w:r>
+        <w:rPr>
+          <w:i/>
+          <w:iCs/>
+        </w:rPr>
+        <w:t>ширина</w:t>
+      </w:r>
+    </w:p>
+    <w:p>
+      <w:pPr>
+        <w:pStyle w:val="af"/>
+        <w:rPr>
+          <w:i/>
+          <w:iCs/>
+          <w:lang w:val="en-US"/>
+        </w:rPr>
+      </w:pPr>
+      <w:r>
+        <w:rPr>
+          <w:i/>
+          <w:iCs/>
+          <w:lang w:val="en-US"/>
+        </w:rPr>
+        <w:t xml:space="preserve">    Y_RANGE = </w:t>
+      </w:r>
+      <w:proofErr w:type="spellStart"/>
+      <w:r>
+        <w:rPr>
+          <w:i/>
+          <w:iCs/>
+          <w:lang w:val="en-US"/>
+        </w:rPr>
+        <w:t>gameState.getWalls</w:t>
+      </w:r>
+      <w:proofErr w:type="spellEnd"/>
+      <w:r>
+        <w:rPr>
+          <w:i/>
+          <w:iCs/>
+          <w:lang w:val="en-US"/>
+        </w:rPr>
+        <w:t>(</w:t>
+      </w:r>
+      <w:proofErr w:type="gramStart"/>
+      <w:r>
+        <w:rPr>
+          <w:i/>
+          <w:iCs/>
+          <w:lang w:val="en-US"/>
+        </w:rPr>
+        <w:t>).height</w:t>
+      </w:r>
+      <w:proofErr w:type="gramEnd"/>
+      <w:r>
+        <w:rPr>
+          <w:i/>
+          <w:iCs/>
+          <w:lang w:val="en-US"/>
+        </w:rPr>
+        <w:t xml:space="preserve">   # </w:t>
+      </w:r>
+      <w:r>
+        <w:rPr>
+          <w:i/>
+          <w:iCs/>
+        </w:rPr>
+        <w:t>высота</w:t>
+      </w:r>
+    </w:p>
+    <w:p>
+      <w:pPr>
+        <w:pStyle w:val="af"/>
+        <w:rPr>
+          <w:i/>
+          <w:iCs/>
+          <w:lang w:val="en-US"/>
+        </w:rPr>
+      </w:pPr>
+    </w:p>
+    <w:p>
+      <w:pPr>
+        <w:pStyle w:val="af"/>
+        <w:rPr>
+          <w:i/>
+          <w:iCs/>
+        </w:rPr>
+      </w:pPr>
+      <w:r>
+        <w:rPr>
+          <w:i/>
+          <w:iCs/>
+          <w:lang w:val="en-US"/>
+        </w:rPr>
+        <w:t xml:space="preserve">    </w:t>
+      </w:r>
+      <w:r>
+        <w:rPr>
+          <w:i/>
+          <w:iCs/>
+        </w:rPr>
+        <w:t># максимальная погрешность датчика (шум)</w:t>
+      </w:r>
+    </w:p>
+    <w:p>
+      <w:pPr>
+        <w:pStyle w:val="af"/>
+        <w:rPr>
+          <w:i/>
+          <w:iCs/>
+        </w:rPr>
+      </w:pPr>
+      <w:r>
+        <w:rPr>
+          <w:i/>
+          <w:iCs/>
+        </w:rPr>
+        <w:t>    MAX_NOISE = 7</w:t>
+      </w:r>
+    </w:p>
+    <w:p>
+      <w:pPr>
+        <w:pStyle w:val="af"/>
+      </w:pPr>
+    </w:p>
+    <w:p>
+      <w:pPr>
+        <w:pStyle w:val="af"/>
+        <w:rPr>
+          <w:b/>
+          <w:bCs/>
+        </w:rPr>
+      </w:pPr>
+      <w:r>
+        <w:t xml:space="preserve">    </w:t>
+      </w:r>
+      <w:r>
+        <w:rPr>
+          <w:b/>
+          <w:bCs/>
+        </w:rPr>
+        <w:t>"*** ВСТАВЬТЕ ВАШ КОД СЮДА ***"</w:t>
+      </w:r>
+    </w:p>
+    <w:p>
+      <w:pPr>
+        <w:pStyle w:val="af"/>
+      </w:pPr>
+      <w:r>
+        <w:t xml:space="preserve">    </w:t>
+      </w:r>
+    </w:p>
+    <w:p>
+      <w:pPr>
+        <w:pStyle w:val="af"/>
+      </w:pPr>
+      <w:r>
+        <w:t>    # узлы сети</w:t>
+      </w:r>
+    </w:p>
+    <w:p>
+      <w:pPr>
+        <w:pStyle w:val="af"/>
+        <w:rPr>
+          <w:lang w:val="en-US"/>
+        </w:rPr>
+      </w:pPr>
+      <w:r>
+        <w:lastRenderedPageBreak/>
+        <w:t xml:space="preserve">    </w:t>
+      </w:r>
+      <w:r>
+        <w:rPr>
+          <w:lang w:val="en-US"/>
+        </w:rPr>
+        <w:t>variables = [PAC, GHOST0, GHOST1, OBS0, OBS1]</w:t>
+      </w:r>
+    </w:p>
+    <w:p>
+      <w:pPr>
+        <w:pStyle w:val="af"/>
+        <w:rPr>
+          <w:lang w:val="en-US"/>
+        </w:rPr>
+      </w:pPr>
+      <w:r>
+        <w:rPr>
+          <w:lang w:val="en-US"/>
+        </w:rPr>
+        <w:t xml:space="preserve">    </w:t>
+      </w:r>
+    </w:p>
+    <w:p>
+      <w:pPr>
+        <w:pStyle w:val="af"/>
+      </w:pPr>
+      <w:r>
+        <w:rPr>
+          <w:lang w:val="en-US"/>
+        </w:rPr>
+        <w:t xml:space="preserve">    </w:t>
+      </w:r>
+      <w:r>
+        <w:t># рёбра сети</w:t>
+      </w:r>
+    </w:p>
+    <w:p>
+      <w:pPr>
+        <w:pStyle w:val="af"/>
+        <w:rPr>
+          <w:lang w:val="en-US"/>
+        </w:rPr>
+      </w:pPr>
+      <w:r>
+        <w:t xml:space="preserve">    </w:t>
+      </w:r>
+      <w:r>
+        <w:rPr>
+          <w:lang w:val="en-US"/>
+        </w:rPr>
+        <w:t>edges = [(PAC, OBS0), (GHOST0, OBS0), (PAC, OBS1), (GHOST1, OBS1)]</w:t>
+      </w:r>
+    </w:p>
+    <w:p>
+      <w:pPr>
+        <w:pStyle w:val="af"/>
+        <w:rPr>
+          <w:lang w:val="en-US"/>
+        </w:rPr>
+      </w:pPr>
+    </w:p>
+    <w:p>
+      <w:pPr>
+        <w:pStyle w:val="af"/>
+      </w:pPr>
+      <w:r>
+        <w:rPr>
+          <w:lang w:val="en-US"/>
+        </w:rPr>
+        <w:t xml:space="preserve">    </w:t>
+      </w:r>
+      <w:r>
+        <w:t># возможные значения узлов</w:t>
+      </w:r>
+    </w:p>
+    <w:p>
+      <w:pPr>
+        <w:pStyle w:val="af"/>
+      </w:pPr>
+      <w:r>
+        <w:t xml:space="preserve">    </w:t>
+      </w:r>
+      <w:proofErr w:type="spellStart"/>
+      <w:r>
+        <w:t>variableDomainsDict</w:t>
+      </w:r>
+      <w:proofErr w:type="spellEnd"/>
+      <w:r>
+        <w:t xml:space="preserve"> = {}</w:t>
+      </w:r>
+    </w:p>
+    <w:p>
+      <w:pPr>
+        <w:pStyle w:val="af"/>
+      </w:pPr>
+    </w:p>
+    <w:p>
+      <w:pPr>
+        <w:pStyle w:val="af"/>
+      </w:pPr>
+      <w:r>
+        <w:t>    # все возможные позиции агентов</w:t>
+      </w:r>
+    </w:p>
+    <w:p>
+      <w:pPr>
+        <w:pStyle w:val="af"/>
+        <w:rPr>
+          <w:lang w:val="en-US"/>
+        </w:rPr>
+      </w:pPr>
+      <w:r>
+        <w:t xml:space="preserve">    </w:t>
+      </w:r>
+      <w:proofErr w:type="spellStart"/>
+      <w:r>
+        <w:rPr>
+          <w:lang w:val="en-US"/>
+        </w:rPr>
+        <w:t>pos_domain</w:t>
+      </w:r>
+      <w:proofErr w:type="spellEnd"/>
+      <w:r>
+        <w:rPr>
+          <w:lang w:val="en-US"/>
+        </w:rPr>
+        <w:t xml:space="preserve"> = [(x, y) for x in range(X_RANGE) for y in range(Y_RANGE)]</w:t>
+      </w:r>
+    </w:p>
+    <w:p>
+      <w:pPr>
+        <w:pStyle w:val="af"/>
+        <w:rPr>
+          <w:lang w:val="en-US"/>
+        </w:rPr>
+      </w:pPr>
+    </w:p>
+    <w:p>
+      <w:pPr>
+        <w:pStyle w:val="af"/>
+        <w:rPr>
+          <w:lang w:val="en-US"/>
+        </w:rPr>
+      </w:pPr>
+      <w:r>
+        <w:rPr>
+          <w:lang w:val="en-US"/>
+        </w:rPr>
+        <w:t xml:space="preserve">    </w:t>
+      </w:r>
+      <w:proofErr w:type="spellStart"/>
+      <w:proofErr w:type="gramStart"/>
+      <w:r>
+        <w:rPr>
+          <w:lang w:val="en-US"/>
+        </w:rPr>
+        <w:t>variableDomainsDict</w:t>
+      </w:r>
+      <w:proofErr w:type="spellEnd"/>
+      <w:r>
+        <w:rPr>
+          <w:lang w:val="en-US"/>
+        </w:rPr>
+        <w:t>[</w:t>
+      </w:r>
+      <w:proofErr w:type="gramEnd"/>
+      <w:r>
+        <w:rPr>
+          <w:lang w:val="en-US"/>
+        </w:rPr>
+        <w:t xml:space="preserve">PAC] = </w:t>
+      </w:r>
+      <w:proofErr w:type="spellStart"/>
+      <w:r>
+        <w:rPr>
+          <w:lang w:val="en-US"/>
+        </w:rPr>
+        <w:t>pos_domain</w:t>
+      </w:r>
+      <w:proofErr w:type="spellEnd"/>
+    </w:p>
+    <w:p>
+      <w:pPr>
+        <w:pStyle w:val="af"/>
+        <w:rPr>
+          <w:lang w:val="en-US"/>
+        </w:rPr>
+      </w:pPr>
+      <w:r>
+        <w:rPr>
+          <w:lang w:val="en-US"/>
+        </w:rPr>
+        <w:t xml:space="preserve">    </w:t>
+      </w:r>
+      <w:proofErr w:type="spellStart"/>
+      <w:proofErr w:type="gramStart"/>
+      <w:r>
+        <w:rPr>
+          <w:lang w:val="en-US"/>
+        </w:rPr>
+        <w:t>variableDomainsDict</w:t>
+      </w:r>
+      <w:proofErr w:type="spellEnd"/>
+      <w:r>
+        <w:rPr>
+          <w:lang w:val="en-US"/>
+        </w:rPr>
+        <w:t>[</w:t>
+      </w:r>
+      <w:proofErr w:type="gramEnd"/>
+      <w:r>
+        <w:rPr>
+          <w:lang w:val="en-US"/>
+        </w:rPr>
+        <w:t xml:space="preserve">GHOST0] = </w:t>
+      </w:r>
+      <w:proofErr w:type="spellStart"/>
+      <w:r>
+        <w:rPr>
+          <w:lang w:val="en-US"/>
+        </w:rPr>
+        <w:t>pos_domain</w:t>
+      </w:r>
+      <w:proofErr w:type="spellEnd"/>
+    </w:p>
+    <w:p>
+      <w:pPr>
+        <w:pStyle w:val="af"/>
+        <w:rPr>
+          <w:lang w:val="en-US"/>
+        </w:rPr>
+      </w:pPr>
+      <w:r>
+        <w:rPr>
+          <w:lang w:val="en-US"/>
+        </w:rPr>
+        <w:t xml:space="preserve">    </w:t>
+      </w:r>
+      <w:proofErr w:type="spellStart"/>
+      <w:proofErr w:type="gramStart"/>
+      <w:r>
+        <w:rPr>
+          <w:lang w:val="en-US"/>
+        </w:rPr>
+        <w:t>variableDomainsDict</w:t>
+      </w:r>
+      <w:proofErr w:type="spellEnd"/>
+      <w:r>
+        <w:rPr>
+          <w:lang w:val="en-US"/>
+        </w:rPr>
+        <w:t>[</w:t>
+      </w:r>
+      <w:proofErr w:type="gramEnd"/>
+      <w:r>
+        <w:rPr>
+          <w:lang w:val="en-US"/>
+        </w:rPr>
+        <w:t xml:space="preserve">GHOST1] = </w:t>
+      </w:r>
+      <w:proofErr w:type="spellStart"/>
+      <w:r>
+        <w:rPr>
+          <w:lang w:val="en-US"/>
+        </w:rPr>
+        <w:t>pos_domain</w:t>
+      </w:r>
+      <w:proofErr w:type="spellEnd"/>
+    </w:p>
+    <w:p>
+      <w:pPr>
+        <w:pStyle w:val="af"/>
+        <w:rPr>
+          <w:lang w:val="en-US"/>
+        </w:rPr>
+      </w:pPr>
+    </w:p>
+    <w:p>
+      <w:pPr>
+        <w:pStyle w:val="af"/>
+        <w:rPr>
+          <w:lang w:val="en-US"/>
+        </w:rPr>
+      </w:pPr>
+      <w:r>
+        <w:rPr>
+          <w:lang w:val="en-US"/>
+        </w:rPr>
+        <w:t xml:space="preserve">    # </w:t>
+      </w:r>
+      <w:r>
+        <w:t>возможные</w:t>
+      </w:r>
+      <w:r>
+        <w:rPr>
+          <w:lang w:val="en-US"/>
+        </w:rPr>
+        <w:t xml:space="preserve"> </w:t>
+      </w:r>
+      <w:r>
+        <w:t>наблюдения</w:t>
+      </w:r>
+      <w:r>
+        <w:rPr>
+          <w:lang w:val="en-US"/>
+        </w:rPr>
+        <w:t xml:space="preserve"> </w:t>
+      </w:r>
+      <w:r>
+        <w:t>сенсора</w:t>
+      </w:r>
+    </w:p>
+    <w:p>
+      <w:pPr>
+        <w:pStyle w:val="af"/>
+        <w:rPr>
+          <w:lang w:val="en-US"/>
+        </w:rPr>
+      </w:pPr>
+      <w:r>
+        <w:rPr>
+          <w:lang w:val="en-US"/>
+        </w:rPr>
+        <w:t xml:space="preserve">    </w:t>
+      </w:r>
+      <w:proofErr w:type="spellStart"/>
+      <w:r>
+        <w:rPr>
+          <w:lang w:val="en-US"/>
+        </w:rPr>
+        <w:t>max_dist</w:t>
+      </w:r>
+      <w:proofErr w:type="spellEnd"/>
+      <w:r>
+        <w:rPr>
+          <w:lang w:val="en-US"/>
+        </w:rPr>
+        <w:t xml:space="preserve"> = (X_RANGE - 1) + (Y_RANGE - 1)</w:t>
+      </w:r>
+    </w:p>
+    <w:p>
+      <w:pPr>
+        <w:pStyle w:val="af"/>
+        <w:rPr>
+          <w:lang w:val="en-US"/>
+        </w:rPr>
+      </w:pPr>
+      <w:r>
+        <w:rPr>
+          <w:lang w:val="en-US"/>
+        </w:rPr>
+        <w:t xml:space="preserve">    </w:t>
+      </w:r>
+      <w:proofErr w:type="spellStart"/>
+      <w:r>
+        <w:rPr>
+          <w:lang w:val="en-US"/>
+        </w:rPr>
+        <w:t>obs_domain</w:t>
+      </w:r>
+      <w:proofErr w:type="spellEnd"/>
+      <w:r>
+        <w:rPr>
+          <w:lang w:val="en-US"/>
+        </w:rPr>
+        <w:t xml:space="preserve"> = </w:t>
+      </w:r>
+      <w:proofErr w:type="gramStart"/>
+      <w:r>
+        <w:rPr>
+          <w:lang w:val="en-US"/>
+        </w:rPr>
+        <w:t>list(range(</w:t>
+      </w:r>
+      <w:proofErr w:type="gramEnd"/>
+      <w:r>
+        <w:rPr>
+          <w:lang w:val="en-US"/>
+        </w:rPr>
+        <w:t xml:space="preserve">0, </w:t>
+      </w:r>
+      <w:proofErr w:type="spellStart"/>
+      <w:r>
+        <w:rPr>
+          <w:lang w:val="en-US"/>
+        </w:rPr>
+        <w:t>max_dist</w:t>
+      </w:r>
+      <w:proofErr w:type="spellEnd"/>
+      <w:r>
+        <w:rPr>
+          <w:lang w:val="en-US"/>
+        </w:rPr>
+        <w:t xml:space="preserve"> + MAX_NOISE + 1))</w:t>
+      </w:r>
+    </w:p>
+    <w:p>
+      <w:pPr>
+        <w:pStyle w:val="af"/>
+        <w:rPr>
+          <w:lang w:val="en-US"/>
+        </w:rPr>
+      </w:pPr>
+      <w:r>
+        <w:rPr>
+          <w:lang w:val="en-US"/>
+        </w:rPr>
+        <w:t xml:space="preserve">    </w:t>
+      </w:r>
+    </w:p>
+    <w:p>
+      <w:pPr>
+        <w:pStyle w:val="af"/>
+        <w:rPr>
+          <w:lang w:val="en-US"/>
+        </w:rPr>
+      </w:pPr>
+      <w:r>
+        <w:rPr>
+          <w:lang w:val="en-US"/>
+        </w:rPr>
+        <w:t xml:space="preserve">    </w:t>
+      </w:r>
+      <w:proofErr w:type="spellStart"/>
+      <w:proofErr w:type="gramStart"/>
+      <w:r>
+        <w:rPr>
+          <w:lang w:val="en-US"/>
+        </w:rPr>
+        <w:t>variableDomainsDict</w:t>
+      </w:r>
+      <w:proofErr w:type="spellEnd"/>
+      <w:r>
+        <w:rPr>
+          <w:lang w:val="en-US"/>
+        </w:rPr>
+        <w:t>[</w:t>
+      </w:r>
+      <w:proofErr w:type="gramEnd"/>
+      <w:r>
+        <w:rPr>
+          <w:lang w:val="en-US"/>
+        </w:rPr>
+        <w:t xml:space="preserve">OBS0] = </w:t>
+      </w:r>
+      <w:proofErr w:type="spellStart"/>
+      <w:r>
+        <w:rPr>
+          <w:lang w:val="en-US"/>
+        </w:rPr>
+        <w:t>obs_domain</w:t>
+      </w:r>
+      <w:proofErr w:type="spellEnd"/>
+    </w:p>
+    <w:p>
+      <w:pPr>
+        <w:pStyle w:val="af"/>
+        <w:rPr>
+          <w:lang w:val="en-US"/>
+        </w:rPr>
+      </w:pPr>
+      <w:r>
+        <w:rPr>
+          <w:lang w:val="en-US"/>
+        </w:rPr>
+        <w:t xml:space="preserve">    </w:t>
+      </w:r>
+      <w:proofErr w:type="spellStart"/>
+      <w:proofErr w:type="gramStart"/>
+      <w:r>
+        <w:rPr>
+          <w:lang w:val="en-US"/>
+        </w:rPr>
+        <w:t>variableDomainsDict</w:t>
+      </w:r>
+      <w:proofErr w:type="spellEnd"/>
+      <w:r>
+        <w:rPr>
+          <w:lang w:val="en-US"/>
+        </w:rPr>
+        <w:t>[</w:t>
+      </w:r>
+      <w:proofErr w:type="gramEnd"/>
+      <w:r>
+        <w:rPr>
+          <w:lang w:val="en-US"/>
+        </w:rPr>
+        <w:t xml:space="preserve">OBS1] = </w:t>
+      </w:r>
+      <w:proofErr w:type="spellStart"/>
+      <w:r>
+        <w:rPr>
+          <w:lang w:val="en-US"/>
+        </w:rPr>
+        <w:t>obs_domain</w:t>
+      </w:r>
+      <w:proofErr w:type="spellEnd"/>
+    </w:p>
+    <w:p>
+      <w:pPr>
+        <w:pStyle w:val="af"/>
+        <w:rPr>
+          <w:lang w:val="en-US"/>
+        </w:rPr>
+      </w:pPr>
+      <w:r>
+        <w:rPr>
+          <w:lang w:val="en-US"/>
+        </w:rPr>
+        <w:t>   </w:t>
+      </w:r>
+    </w:p>
+    <w:p>
+      <w:pPr>
+        <w:pStyle w:val="af"/>
+        <w:rPr>
+          <w:b/>
+          <w:bCs/>
+          <w:lang w:val="en-US"/>
+        </w:rPr>
+      </w:pPr>
+      <w:r>
+        <w:rPr>
+          <w:b/>
+          <w:bCs/>
+          <w:lang w:val="en-US"/>
+        </w:rPr>
+        <w:t xml:space="preserve">    "*** </w:t>
+      </w:r>
+      <w:r>
+        <w:rPr>
+          <w:b/>
+          <w:bCs/>
+        </w:rPr>
+        <w:t>КОНЕЦ</w:t>
+      </w:r>
+      <w:r>
+        <w:rPr>
+          <w:b/>
+          <w:bCs/>
+          <w:lang w:val="en-US"/>
+        </w:rPr>
+        <w:t xml:space="preserve"> </w:t>
+      </w:r>
+      <w:r>
+        <w:rPr>
+          <w:b/>
+          <w:bCs/>
+        </w:rPr>
+        <w:t>ВАШЕГО</w:t>
+      </w:r>
+      <w:r>
+        <w:rPr>
+          <w:b/>
+          <w:bCs/>
+          <w:lang w:val="en-US"/>
+        </w:rPr>
+        <w:t xml:space="preserve"> </w:t>
+      </w:r>
+      <w:r>
+        <w:rPr>
+          <w:b/>
+          <w:bCs/>
+        </w:rPr>
+        <w:t>КОДА</w:t>
+      </w:r>
+      <w:r>
+        <w:rPr>
+          <w:b/>
+          <w:bCs/>
+          <w:lang w:val="en-US"/>
+        </w:rPr>
+        <w:t xml:space="preserve"> ***"</w:t>
+      </w:r>
+    </w:p>
+    <w:p>
+      <w:pPr>
+        <w:pStyle w:val="af"/>
+        <w:rPr>
+          <w:lang w:val="en-US"/>
+        </w:rPr>
+      </w:pPr>
+    </w:p>
+    <w:p>
+      <w:pPr>
+        <w:pStyle w:val="af"/>
+        <w:rPr>
+          <w:i/>
+          <w:iCs/>
+          <w:lang w:val="en-US"/>
+        </w:rPr>
+      </w:pPr>
+      <w:r>
+        <w:rPr>
+          <w:lang w:val="en-US"/>
+        </w:rPr>
+        <w:t xml:space="preserve">    </w:t>
+      </w:r>
+      <w:r>
+        <w:rPr>
+          <w:i/>
+          <w:iCs/>
+          <w:lang w:val="en-US"/>
+        </w:rPr>
+        <w:t xml:space="preserve">net = </w:t>
+      </w:r>
+      <w:proofErr w:type="spellStart"/>
+      <w:proofErr w:type="gramStart"/>
+      <w:r>
+        <w:rPr>
+          <w:i/>
+          <w:iCs/>
+          <w:lang w:val="en-US"/>
+        </w:rPr>
+        <w:t>bn.constructEmptyBayesNet</w:t>
+      </w:r>
+      <w:proofErr w:type="spellEnd"/>
+      <w:proofErr w:type="gramEnd"/>
+      <w:r>
+        <w:rPr>
+          <w:i/>
+          <w:iCs/>
+          <w:lang w:val="en-US"/>
+        </w:rPr>
+        <w:t xml:space="preserve">(variables, edges, </w:t>
+      </w:r>
+      <w:proofErr w:type="spellStart"/>
+      <w:r>
+        <w:rPr>
+          <w:i/>
+          <w:iCs/>
+          <w:lang w:val="en-US"/>
+        </w:rPr>
+        <w:t>variableDomainsDict</w:t>
+      </w:r>
+      <w:proofErr w:type="spellEnd"/>
+      <w:r>
+        <w:rPr>
+          <w:i/>
+          <w:iCs/>
+          <w:lang w:val="en-US"/>
+        </w:rPr>
+        <w:t>)</w:t>
+      </w:r>
+    </w:p>
+    <w:p>
+      <w:pPr>
+        <w:pStyle w:val="af"/>
+        <w:rPr>
+          <w:i/>
+          <w:iCs/>
+        </w:rPr>
+      </w:pPr>
+      <w:r>
+        <w:rPr>
+          <w:i/>
+          <w:iCs/>
+          <w:lang w:val="en-US"/>
+        </w:rPr>
+        <w:t xml:space="preserve">    </w:t>
+      </w:r>
+      <w:proofErr w:type="spellStart"/>
+      <w:r>
+        <w:rPr>
+          <w:i/>
+          <w:iCs/>
+        </w:rPr>
+        <w:t>return</w:t>
+      </w:r>
+      <w:proofErr w:type="spellEnd"/>
+      <w:r>
+        <w:rPr>
+          <w:i/>
+          <w:iCs/>
+        </w:rPr>
+        <w:t xml:space="preserve"> </w:t>
+      </w:r>
+      <w:proofErr w:type="spellStart"/>
+      <w:r>
+        <w:rPr>
+          <w:i/>
+          <w:iCs/>
+        </w:rPr>
+        <w:t>net</w:t>
+      </w:r>
+      <w:proofErr w:type="spellEnd"/>
+    </w:p>
+    <w:p/>
+    <w:p>
+      <w:r>
+        <w:t xml:space="preserve">Код функции был успешно протестирован с помощью </w:t>
+      </w:r>
+      <w:r>
+        <w:t>автооценивателя (рисунок 3.1).</w:t>
+      </w:r>
+    </w:p>
+    <w:p/>
+    <w:p>
+      <w:pPr>
+        <w:ind w:firstLine="0"/>
+        <w:jc w:val="center"/>
+      </w:pPr>
+      <w:r>
+        <w:rPr>
+          <w:noProof/>
+        </w:rPr>
+        <w:drawing>
+          <wp:inline distT="0" distB="0" distL="0" distR="0" wp14:anchorId="002A2765" wp14:editId="0DB36AAE">
+            <wp:extent cx="5329990" cy="1372119"/>
+            <wp:effectExtent l="0" t="0" r="0" b="0"/>
+            <wp:docPr id="978523572" name="Рисунок 1"/>
+            <wp:cNvGraphicFramePr>
+              <a:graphicFrameLocks xmlns:a="http://schemas.openxmlformats.org/drawingml/2006/main" noChangeAspect="1"/>
+            </wp:cNvGraphicFramePr>
+            <a:graphic xmlns:a="http://schemas.openxmlformats.org/drawingml/2006/main">
+              <a:graphicData uri="http://schemas.openxmlformats.org/drawingml/2006/picture">
+                <pic:pic xmlns:pic="http://schemas.openxmlformats.org/drawingml/2006/picture">
+                  <pic:nvPicPr>
+                    <pic:cNvPr id="978523572" name=""/>
+                    <pic:cNvPicPr/>
+                  </pic:nvPicPr>
+                  <pic:blipFill>
+                    <a:blip r:embed="rId9"/>
+                    <a:stretch>
+                      <a:fillRect/>
+                    </a:stretch>
+                  </pic:blipFill>
+                  <pic:spPr>
+                    <a:xfrm>
+                      <a:off x="0" y="0"/>
+                      <a:ext cx="5341038" cy="1374963"/>
+                    </a:xfrm>
+                    <a:prstGeom prst="rect">
+                      <a:avLst/>
+                    </a:prstGeom>
+                  </pic:spPr>
+                </pic:pic>
+              </a:graphicData>
+            </a:graphic>
+          </wp:inline>
+        </w:drawing>
+      </w:r>
+    </w:p>
+    <w:p>
+      <w:pPr>
+        <w:ind w:firstLine="0"/>
+        <w:jc w:val="center"/>
+      </w:pPr>
+      <w:r>
+        <w:t>Рисунок 3.1 – Автооценивание функции</w:t>
+      </w:r>
+      <w:r>
+        <w:rPr>
+          <w:rFonts w:ascii="Courier New" w:hAnsi="Courier New" w:cs="Courier New"/>
+          <w:sz w:val="24"/>
+          <w:szCs w:val="20"/>
+        </w:rPr>
+        <w:t xml:space="preserve"> </w:t>
+      </w:r>
+      <w:proofErr w:type="spellStart"/>
+      <w:r>
+        <w:rPr>
+          <w:rFonts w:ascii="Courier New" w:hAnsi="Courier New" w:cs="Courier New"/>
+          <w:sz w:val="24"/>
+          <w:szCs w:val="20"/>
+        </w:rPr>
+        <w:t>constructBayesNet</w:t>
+      </w:r>
+      <w:proofErr w:type="spellEnd"/>
+    </w:p>
+    <w:p/>
+    <w:p/>
+    <w:p>
+      <w:pPr>
+        <w:pStyle w:val="2"/>
+        <w:numPr>
+          <w:ilvl w:val="1"/>
+          <w:numId w:val="20"/>
+        </w:numPr>
+      </w:pPr>
+      <w:r>
+        <w:t>.</w:t>
+      </w:r>
+    </w:p>
+    <w:p/>
+    <w:p>
+      <w:r>
+        <w:t>.</w:t>
+      </w:r>
+    </w:p>
+    <w:p/>
+    <w:p/>
+    <w:p>
+      <w:pPr>
+        <w:pStyle w:val="2"/>
+        <w:numPr>
+          <w:ilvl w:val="1"/>
+          <w:numId w:val="20"/>
+        </w:numPr>
+      </w:pPr>
+      <w:r>
+        <w:t>.</w:t>
+      </w:r>
+    </w:p>
+    <w:p/>
+    <w:p>
+      <w:r>
+        <w:lastRenderedPageBreak/>
+        <w:t>.</w:t>
+      </w:r>
+    </w:p>
+    <w:p/>
+    <w:p/>
+    <w:p>
+      <w:pPr>
+        <w:pStyle w:val="2"/>
+        <w:numPr>
+          <w:ilvl w:val="1"/>
+          <w:numId w:val="20"/>
+        </w:numPr>
+      </w:pPr>
+      <w:r>
+        <w:t>.</w:t>
+      </w:r>
+    </w:p>
+    <w:p/>
+    <w:p>
+      <w:r>
+        <w:t>.</w:t>
+      </w:r>
+    </w:p>
+    <w:p/>
+    <w:p/>
+    <w:p>
+      <w:pPr>
+        <w:pStyle w:val="2"/>
+        <w:numPr>
+          <w:ilvl w:val="1"/>
+          <w:numId w:val="20"/>
+        </w:numPr>
+      </w:pPr>
+      <w:r>
+        <w:t>.</w:t>
+      </w:r>
+    </w:p>
+    <w:p/>
+    <w:p>
+      <w:r>
+        <w:t>.</w:t>
+      </w:r>
+    </w:p>
+    <w:p/>
+    <w:p/>
+    <w:p>
+      <w:pPr>
+        <w:pStyle w:val="2"/>
+        <w:numPr>
+          <w:ilvl w:val="1"/>
+          <w:numId w:val="20"/>
+        </w:numPr>
+      </w:pPr>
+      <w:r>
+        <w:t>.</w:t>
+      </w:r>
+    </w:p>
+    <w:p/>
+    <w:p>
+      <w:r>
+        <w:t>.</w:t>
+      </w:r>
+    </w:p>
+    <w:p/>
+    <w:p/>
+    <w:p>
+      <w:pPr>
+        <w:pStyle w:val="2"/>
+        <w:numPr>
+          <w:ilvl w:val="1"/>
+          <w:numId w:val="20"/>
+        </w:numPr>
+      </w:pPr>
+      <w:r>
+        <w:t>.</w:t>
+      </w:r>
+    </w:p>
+    <w:p/>
+    <w:p>
+      <w:r>
+        <w:t>.</w:t>
+      </w:r>
+    </w:p>
+    <w:p/>
+    <w:p/>
+    <w:p>
+      <w:pPr>
+        <w:pStyle w:val="2"/>
+        <w:numPr>
+          <w:ilvl w:val="1"/>
+          <w:numId w:val="20"/>
+        </w:numPr>
+      </w:pPr>
+      <w:r>
+        <w:t>.</w:t>
+      </w:r>
+    </w:p>
+    <w:p/>
+    <w:p>
+      <w:r>
+        <w:t>.</w:t>
+      </w:r>
+    </w:p>
+    <w:p/>
+    <w:p/>
+    <w:p>
+      <w:pPr>
+        <w:pStyle w:val="2"/>
+        <w:numPr>
+          <w:ilvl w:val="1"/>
+          <w:numId w:val="20"/>
+        </w:numPr>
+      </w:pPr>
+      <w:r>
+        <w:t>.</w:t>
+      </w:r>
+    </w:p>
+    <w:p/>
+    <w:p>
+      <w:r>
+        <w:t>.</w:t>
+      </w:r>
+    </w:p>
+    <w:p/>
+    <w:p/>
+    <w:p>
+      <w:pPr>
+        <w:pStyle w:val="2"/>
+        <w:numPr>
+          <w:ilvl w:val="1"/>
+          <w:numId w:val="20"/>
+        </w:numPr>
+      </w:pPr>
+      <w:r>
+        <w:t>.</w:t>
+      </w:r>
+    </w:p>
+    <w:p/>
+    <w:p>
+      <w:r>
+        <w:t>.</w:t>
+      </w:r>
+    </w:p>
+    <w:p/>
+    <w:p/>
+    <w:p>
+      <w:pPr>
+        <w:pStyle w:val="2"/>
+        <w:numPr>
+          <w:ilvl w:val="1"/>
+          <w:numId w:val="20"/>
+        </w:numPr>
+      </w:pPr>
+    </w:p>
+    <w:p/>
+    <w:p>
+      <w:r>
+        <w:t>.</w:t>
+      </w:r>
+    </w:p>
     <w:p/>
     <w:p>
       <w:pPr>
@@ -541,26 +2371,6 @@
         </w:numPr>
       </w:pPr>
       <w:r>
-        <w:t>ХОД РАБОТЫ</w:t>
-      </w:r>
-    </w:p>
-    <w:p>
-      <w:pPr>
-        <w:ind w:firstLine="0"/>
-      </w:pPr>
-    </w:p>
-    <w:p/>
-    <w:p/>
-    <w:p/>
-    <w:p>
-      <w:pPr>
-        <w:pStyle w:val="1"/>
-        <w:numPr>
-          <w:ilvl w:val="0"/>
-          <w:numId w:val="20"/>
-        </w:numPr>
-      </w:pPr>
-      <w:r>
         <w:t>ВЫВОД</w:t>
       </w:r>
     </w:p>
@@ -590,8 +2400,8 @@
       </w:pPr>
     </w:p>
     <w:sectPr>
-      <w:headerReference w:type="default" r:id="rId8"/>
-      <w:headerReference w:type="first" r:id="rId9"/>
+      <w:headerReference w:type="default" r:id="rId10"/>
+      <w:headerReference w:type="first" r:id="rId11"/>
       <w:pgSz w:w="11906" w:h="16838"/>
       <w:pgMar w:top="851" w:right="567" w:bottom="851" w:left="1418" w:header="680" w:footer="680" w:gutter="0"/>
       <w:cols w:space="708"/>
@@ -4928,7 +6738,6 @@
   <w:style w:type="character" w:default="1" w:styleId="a0">
     <w:name w:val="Default Paragraph Font"/>
     <w:uiPriority w:val="1"/>
-    <w:semiHidden/>
     <w:unhideWhenUsed/>
   </w:style>
   <w:style w:type="table" w:default="1" w:styleId="a1">

--- a/8 семестр/МиСИИ/ЛР 5/МиСИИ ЛР 5.docx
+++ b/8 семестр/МиСИИ/ЛР 5/МиСИИ ЛР 5.docx
@@ -576,11 +576,23 @@
       </w:r>
       <w:proofErr w:type="spellStart"/>
       <w:r>
+        <w:rPr>
+          <w:rFonts w:ascii="Courier New" w:hAnsi="Courier New" w:cs="Courier New"/>
+          <w:sz w:val="24"/>
+          <w:szCs w:val="20"/>
+        </w:rPr>
         <w:t>constructBayesNet</w:t>
       </w:r>
       <w:proofErr w:type="spellEnd"/>
       <w:r>
-        <w:t xml:space="preserve"> в файле inference.py. Функция должна создавать пустую байесовскую сеть со структурой, изображенной на рисунке </w:t>
+        <w:rPr>
+          <w:sz w:val="24"/>
+          <w:szCs w:val="20"/>
+        </w:rPr>
+        <w:t xml:space="preserve"> </w:t>
+      </w:r>
+      <w:r>
+        <w:t xml:space="preserve">в файле inference.py. Функция должна создавать пустую байесовскую сеть со структурой, изображенной на рисунке </w:t>
       </w:r>
       <w:r>
         <w:t>2</w:t>
@@ -682,6 +694,48 @@
         </w:numPr>
         <w:ind w:left="1134" w:hanging="567"/>
       </w:pPr>
+      <w:r>
+        <w:rPr>
+          <w:b/>
+          <w:bCs/>
+        </w:rPr>
+        <w:t>Задание 2</w:t>
+      </w:r>
+      <w:r>
+        <w:t>: р</w:t>
+      </w:r>
+      <w:r>
+        <w:t>еализ</w:t>
+      </w:r>
+      <w:r>
+        <w:t>овать</w:t>
+      </w:r>
+      <w:r>
+        <w:t xml:space="preserve"> функцию </w:t>
+      </w:r>
+      <w:proofErr w:type="spellStart"/>
+      <w:r>
+        <w:rPr>
+          <w:rFonts w:ascii="Courier New" w:hAnsi="Courier New" w:cs="Courier New"/>
+          <w:sz w:val="24"/>
+          <w:szCs w:val="20"/>
+        </w:rPr>
+        <w:t>joinFactors</w:t>
+      </w:r>
+      <w:proofErr w:type="spellEnd"/>
+      <w:r>
+        <w:rPr>
+          <w:sz w:val="24"/>
+          <w:szCs w:val="20"/>
+        </w:rPr>
+        <w:t xml:space="preserve"> </w:t>
+      </w:r>
+      <w:r>
+        <w:t>в factorOperations.py. Она принимает список входных факторов и возвращает новый фактор, таблица вероятностей которого вычисляется как произведение соответствующих вероятностей входных факторов</w:t>
+      </w:r>
+      <w:r>
+        <w:t>;</w:t>
+      </w:r>
     </w:p>
     <w:p>
       <w:pPr>
@@ -696,6 +750,7 @@
         <w:rPr>
           <w:lang w:val="en-US"/>
         </w:rPr>
+        <w:lastRenderedPageBreak/>
         <w:t>.</w:t>
       </w:r>
     </w:p>
@@ -719,7 +774,6 @@
         </w:numPr>
       </w:pPr>
       <w:r>
-        <w:lastRenderedPageBreak/>
         <w:t>ХОД РАБОТЫ</w:t>
       </w:r>
     </w:p>
@@ -1317,6 +1371,7 @@
           <w:iCs/>
           <w:lang w:val="en-US"/>
         </w:rPr>
+        <w:lastRenderedPageBreak/>
         <w:t xml:space="preserve">    </w:t>
       </w:r>
       <w:r>
@@ -1391,7 +1446,6 @@
         </w:rPr>
       </w:pPr>
       <w:r>
-        <w:lastRenderedPageBreak/>
         <w:t xml:space="preserve">    </w:t>
       </w:r>
       <w:r>
@@ -2100,8 +2154,8 @@
           <w:noProof/>
         </w:rPr>
         <w:drawing>
-          <wp:inline distT="0" distB="0" distL="0" distR="0" wp14:anchorId="002A2765" wp14:editId="0DB36AAE">
-            <wp:extent cx="5329990" cy="1372119"/>
+          <wp:inline distT="0" distB="0" distL="0" distR="0" wp14:anchorId="002A2765" wp14:editId="5864A6B7">
+            <wp:extent cx="5233736" cy="1347340"/>
             <wp:effectExtent l="0" t="0" r="0" b="0"/>
             <wp:docPr id="978523572" name="Рисунок 1"/>
             <wp:cNvGraphicFramePr>
@@ -2123,7 +2177,7 @@
                   <pic:spPr>
                     <a:xfrm>
                       <a:off x="0" y="0"/>
-                      <a:ext cx="5341038" cy="1374963"/>
+                      <a:ext cx="5250092" cy="1351551"/>
                     </a:xfrm>
                     <a:prstGeom prst="rect">
                       <a:avLst/>
@@ -2164,7 +2218,13 @@
       <w:proofErr w:type="spellEnd"/>
     </w:p>
     <w:p/>
-    <w:p/>
+    <w:p>
+      <w:pPr>
+        <w:rPr>
+          <w:lang w:val="en-US"/>
+        </w:rPr>
+      </w:pPr>
+    </w:p>
     <w:p>
       <w:pPr>
         <w:pStyle w:val="2"/>
@@ -2174,14 +2234,1429 @@
         </w:numPr>
       </w:pPr>
       <w:r>
-        <w:t>.</w:t>
+        <w:t>Функция реализации правил произведения факторов</w:t>
       </w:r>
     </w:p>
     <w:p/>
     <w:p>
       <w:r>
-        <w:t>.</w:t>
-      </w:r>
+        <w:t xml:space="preserve">В </w:t>
+      </w:r>
+      <w:r>
+        <w:t>файле</w:t>
+      </w:r>
+      <w:r>
+        <w:t xml:space="preserve"> factorOperations.py</w:t>
+      </w:r>
+      <w:r>
+        <w:t xml:space="preserve"> была</w:t>
+      </w:r>
+      <w:r>
+        <w:t xml:space="preserve"> реализова</w:t>
+      </w:r>
+      <w:r>
+        <w:t xml:space="preserve">на </w:t>
+      </w:r>
+      <w:r>
+        <w:t>функци</w:t>
+      </w:r>
+      <w:r>
+        <w:t>я</w:t>
+      </w:r>
+      <w:r>
+        <w:t xml:space="preserve"> </w:t>
+      </w:r>
+      <w:proofErr w:type="spellStart"/>
+      <w:r>
+        <w:rPr>
+          <w:rFonts w:ascii="Courier New" w:hAnsi="Courier New" w:cs="Courier New"/>
+          <w:sz w:val="24"/>
+          <w:szCs w:val="20"/>
+        </w:rPr>
+        <w:t>joinFactors</w:t>
+      </w:r>
+      <w:proofErr w:type="spellEnd"/>
+      <w:r>
+        <w:rPr>
+          <w:sz w:val="24"/>
+          <w:szCs w:val="20"/>
+        </w:rPr>
+        <w:t xml:space="preserve"> </w:t>
+      </w:r>
+      <w:r>
+        <w:t>(листинг 3.2). Она осуществляет правило произведения входных факторов.</w:t>
+      </w:r>
+    </w:p>
+    <w:p>
+      <w:r>
+        <w:lastRenderedPageBreak/>
+        <w:t>Функция создаёт отдельные множества для условных и безусловных переменных входных факторов, убирает отпавшие в ходе произведения условные переменные и создаёт новый фактор, заполняя для него таблицу условных вероятностей (СРТ).</w:t>
+      </w:r>
+    </w:p>
+    <w:p/>
+    <w:p>
+      <w:r>
+        <w:t>Листинг</w:t>
+      </w:r>
+      <w:r>
+        <w:rPr>
+          <w:lang w:val="en-US"/>
+        </w:rPr>
+        <w:t xml:space="preserve"> 3.2 – </w:t>
+      </w:r>
+      <w:r>
+        <w:t>Перемножение факторов</w:t>
+      </w:r>
+    </w:p>
+    <w:p>
+      <w:pPr>
+        <w:pStyle w:val="af"/>
+      </w:pPr>
+      <w:r>
+        <w:rPr>
+          <w:lang w:val="en-US"/>
+        </w:rPr>
+        <w:t xml:space="preserve">def </w:t>
+      </w:r>
+      <w:proofErr w:type="spellStart"/>
+      <w:proofErr w:type="gramStart"/>
+      <w:r>
+        <w:rPr>
+          <w:lang w:val="en-US"/>
+        </w:rPr>
+        <w:t>joinFactors</w:t>
+      </w:r>
+      <w:proofErr w:type="spellEnd"/>
+      <w:r>
+        <w:rPr>
+          <w:lang w:val="en-US"/>
+        </w:rPr>
+        <w:t>(</w:t>
+      </w:r>
+      <w:proofErr w:type="gramEnd"/>
+      <w:r>
+        <w:rPr>
+          <w:lang w:val="en-US"/>
+        </w:rPr>
+        <w:t xml:space="preserve">factors: </w:t>
+      </w:r>
+      <w:proofErr w:type="gramStart"/>
+      <w:r>
+        <w:rPr>
+          <w:lang w:val="en-US"/>
+        </w:rPr>
+        <w:t>List[</w:t>
+      </w:r>
+      <w:proofErr w:type="gramEnd"/>
+      <w:r>
+        <w:rPr>
+          <w:lang w:val="en-US"/>
+        </w:rPr>
+        <w:t>Factor]):</w:t>
+      </w:r>
+    </w:p>
+    <w:p>
+      <w:pPr>
+        <w:pStyle w:val="af"/>
+        <w:rPr>
+          <w:lang w:val="en-US"/>
+        </w:rPr>
+      </w:pPr>
+      <w:r>
+        <w:rPr>
+          <w:lang w:val="en-US"/>
+        </w:rPr>
+        <w:t xml:space="preserve">    </w:t>
+      </w:r>
+      <w:r>
+        <w:t xml:space="preserve"> </w:t>
+      </w:r>
+      <w:r>
+        <w:rPr>
+          <w:lang w:val="en-US"/>
+        </w:rPr>
+        <w:t xml:space="preserve"># </w:t>
+      </w:r>
+      <w:r>
+        <w:t>проверка</w:t>
+      </w:r>
+      <w:r>
+        <w:rPr>
+          <w:lang w:val="en-US"/>
+        </w:rPr>
+        <w:t xml:space="preserve"> </w:t>
+      </w:r>
+      <w:r>
+        <w:t>типов</w:t>
+      </w:r>
+    </w:p>
+    <w:p>
+      <w:pPr>
+        <w:pStyle w:val="af"/>
+        <w:rPr>
+          <w:lang w:val="en-US"/>
+        </w:rPr>
+      </w:pPr>
+      <w:r>
+        <w:rPr>
+          <w:lang w:val="en-US"/>
+        </w:rPr>
+        <w:t>   </w:t>
+      </w:r>
+      <w:r>
+        <w:rPr>
+          <w:lang w:val="en-US"/>
+        </w:rPr>
+        <w:t xml:space="preserve"> </w:t>
+      </w:r>
+      <w:proofErr w:type="spellStart"/>
+      <w:r>
+        <w:rPr>
+          <w:lang w:val="en-US"/>
+        </w:rPr>
+        <w:t>setsOfUnconditioned</w:t>
+      </w:r>
+      <w:proofErr w:type="spellEnd"/>
+      <w:r>
+        <w:rPr>
+          <w:lang w:val="en-US"/>
+        </w:rPr>
+        <w:t xml:space="preserve"> = [set(</w:t>
+      </w:r>
+      <w:proofErr w:type="spellStart"/>
+      <w:proofErr w:type="gramStart"/>
+      <w:r>
+        <w:rPr>
+          <w:lang w:val="en-US"/>
+        </w:rPr>
+        <w:t>factor.unconditionedVariables</w:t>
+      </w:r>
+      <w:proofErr w:type="spellEnd"/>
+      <w:proofErr w:type="gramEnd"/>
+      <w:r>
+        <w:rPr>
+          <w:lang w:val="en-US"/>
+        </w:rPr>
+        <w:t>()) for factor in factors]</w:t>
+      </w:r>
+    </w:p>
+    <w:p>
+      <w:pPr>
+        <w:pStyle w:val="af"/>
+        <w:rPr>
+          <w:lang w:val="en-US"/>
+        </w:rPr>
+      </w:pPr>
+      <w:r>
+        <w:rPr>
+          <w:lang w:val="en-US"/>
+        </w:rPr>
+        <w:t xml:space="preserve">    </w:t>
+      </w:r>
+      <w:r>
+        <w:t xml:space="preserve"> </w:t>
+      </w:r>
+      <w:r>
+        <w:rPr>
+          <w:lang w:val="en-US"/>
+        </w:rPr>
+        <w:t xml:space="preserve">if </w:t>
+      </w:r>
+      <w:proofErr w:type="spellStart"/>
+      <w:r>
+        <w:rPr>
+          <w:lang w:val="en-US"/>
+        </w:rPr>
+        <w:t>len</w:t>
+      </w:r>
+      <w:proofErr w:type="spellEnd"/>
+      <w:r>
+        <w:rPr>
+          <w:lang w:val="en-US"/>
+        </w:rPr>
+        <w:t>(factors) &gt; 1:</w:t>
+      </w:r>
+    </w:p>
+    <w:p>
+      <w:pPr>
+        <w:pStyle w:val="af"/>
+        <w:rPr>
+          <w:lang w:val="en-US"/>
+        </w:rPr>
+      </w:pPr>
+      <w:r>
+        <w:rPr>
+          <w:lang w:val="en-US"/>
+        </w:rPr>
+        <w:t xml:space="preserve">       intersect = </w:t>
+      </w:r>
+      <w:proofErr w:type="spellStart"/>
+      <w:proofErr w:type="gramStart"/>
+      <w:r>
+        <w:rPr>
+          <w:lang w:val="en-US"/>
+        </w:rPr>
+        <w:t>functools.reduce</w:t>
+      </w:r>
+      <w:proofErr w:type="spellEnd"/>
+      <w:proofErr w:type="gramEnd"/>
+      <w:r>
+        <w:rPr>
+          <w:lang w:val="en-US"/>
+        </w:rPr>
+        <w:t xml:space="preserve">(lambda x, y: x &amp; y, </w:t>
+      </w:r>
+      <w:proofErr w:type="spellStart"/>
+      <w:r>
+        <w:rPr>
+          <w:lang w:val="en-US"/>
+        </w:rPr>
+        <w:t>setsOfUnconditioned</w:t>
+      </w:r>
+      <w:proofErr w:type="spellEnd"/>
+      <w:r>
+        <w:rPr>
+          <w:lang w:val="en-US"/>
+        </w:rPr>
+        <w:t>)</w:t>
+      </w:r>
+    </w:p>
+    <w:p>
+      <w:pPr>
+        <w:pStyle w:val="af"/>
+        <w:rPr>
+          <w:lang w:val="en-US"/>
+        </w:rPr>
+      </w:pPr>
+      <w:r>
+        <w:rPr>
+          <w:lang w:val="en-US"/>
+        </w:rPr>
+        <w:t xml:space="preserve">       if </w:t>
+      </w:r>
+      <w:proofErr w:type="spellStart"/>
+      <w:r>
+        <w:rPr>
+          <w:lang w:val="en-US"/>
+        </w:rPr>
+        <w:t>len</w:t>
+      </w:r>
+      <w:proofErr w:type="spellEnd"/>
+      <w:r>
+        <w:rPr>
+          <w:lang w:val="en-US"/>
+        </w:rPr>
+        <w:t>(intersect) &gt; 0:</w:t>
+      </w:r>
+    </w:p>
+    <w:p>
+      <w:pPr>
+        <w:pStyle w:val="af"/>
+        <w:rPr>
+          <w:lang w:val="en-US"/>
+        </w:rPr>
+      </w:pPr>
+      <w:r>
+        <w:rPr>
+          <w:lang w:val="en-US"/>
+        </w:rPr>
+        <w:t>       </w:t>
+      </w:r>
+      <w:r>
+        <w:rPr>
+          <w:lang w:val="en-US"/>
+        </w:rPr>
+        <w:tab/>
+      </w:r>
+      <w:proofErr w:type="gramStart"/>
+      <w:r>
+        <w:rPr>
+          <w:lang w:val="en-US"/>
+        </w:rPr>
+        <w:t>print(</w:t>
+      </w:r>
+      <w:proofErr w:type="gramEnd"/>
+      <w:r>
+        <w:rPr>
+          <w:lang w:val="en-US"/>
+        </w:rPr>
+        <w:t xml:space="preserve">"Factor failed </w:t>
+      </w:r>
+      <w:proofErr w:type="spellStart"/>
+      <w:r>
+        <w:rPr>
+          <w:lang w:val="en-US"/>
+        </w:rPr>
+        <w:t>joinFactors</w:t>
+      </w:r>
+      <w:proofErr w:type="spellEnd"/>
+      <w:r>
+        <w:rPr>
+          <w:lang w:val="en-US"/>
+        </w:rPr>
+        <w:t xml:space="preserve"> </w:t>
+      </w:r>
+      <w:proofErr w:type="spellStart"/>
+      <w:r>
+        <w:rPr>
+          <w:lang w:val="en-US"/>
+        </w:rPr>
+        <w:t>typecheck</w:t>
+      </w:r>
+      <w:proofErr w:type="spellEnd"/>
+      <w:r>
+        <w:rPr>
+          <w:lang w:val="en-US"/>
+        </w:rPr>
+        <w:t>: ", factor)</w:t>
+      </w:r>
+    </w:p>
+    <w:p>
+      <w:pPr>
+        <w:pStyle w:val="af"/>
+        <w:rPr>
+          <w:lang w:val="en-US"/>
+        </w:rPr>
+      </w:pPr>
+      <w:r>
+        <w:rPr>
+          <w:lang w:val="en-US"/>
+        </w:rPr>
+        <w:t xml:space="preserve">          raise </w:t>
+      </w:r>
+      <w:proofErr w:type="spellStart"/>
+      <w:proofErr w:type="gramStart"/>
+      <w:r>
+        <w:rPr>
+          <w:lang w:val="en-US"/>
+        </w:rPr>
+        <w:t>ValueError</w:t>
+      </w:r>
+      <w:proofErr w:type="spellEnd"/>
+      <w:r>
+        <w:rPr>
+          <w:lang w:val="en-US"/>
+        </w:rPr>
+        <w:t>(</w:t>
+      </w:r>
+      <w:proofErr w:type="gramEnd"/>
+      <w:r>
+        <w:rPr>
+          <w:lang w:val="en-US"/>
+        </w:rPr>
+        <w:t>"</w:t>
+      </w:r>
+      <w:proofErr w:type="spellStart"/>
+      <w:r>
+        <w:rPr>
+          <w:lang w:val="en-US"/>
+        </w:rPr>
+        <w:t>unconditionedVariables</w:t>
+      </w:r>
+      <w:proofErr w:type="spellEnd"/>
+      <w:r>
+        <w:rPr>
+          <w:lang w:val="en-US"/>
+        </w:rPr>
+        <w:t xml:space="preserve"> can only appear in one factor. \n"</w:t>
+      </w:r>
+      <w:r>
+        <w:rPr>
+          <w:lang w:val="en-US"/>
+        </w:rPr>
+        <w:t xml:space="preserve"> </w:t>
+      </w:r>
+      <w:r>
+        <w:rPr>
+          <w:lang w:val="en-US"/>
+        </w:rPr>
+        <w:t>+ "</w:t>
+      </w:r>
+      <w:proofErr w:type="spellStart"/>
+      <w:r>
+        <w:rPr>
+          <w:lang w:val="en-US"/>
+        </w:rPr>
+        <w:t>unconditionedVariables</w:t>
+      </w:r>
+      <w:proofErr w:type="spellEnd"/>
+      <w:r>
+        <w:rPr>
+          <w:lang w:val="en-US"/>
+        </w:rPr>
+        <w:t>: " + str(intersect) +</w:t>
+      </w:r>
+      <w:r>
+        <w:rPr>
+          <w:lang w:val="en-US"/>
+        </w:rPr>
+        <w:t xml:space="preserve"> </w:t>
+      </w:r>
+      <w:r>
+        <w:rPr>
+          <w:lang w:val="en-US"/>
+        </w:rPr>
+        <w:t>"\</w:t>
+      </w:r>
+      <w:proofErr w:type="spellStart"/>
+      <w:r>
+        <w:rPr>
+          <w:lang w:val="en-US"/>
+        </w:rPr>
+        <w:t>nappear</w:t>
+      </w:r>
+      <w:proofErr w:type="spellEnd"/>
+      <w:r>
+        <w:rPr>
+          <w:lang w:val="en-US"/>
+        </w:rPr>
+        <w:t xml:space="preserve"> in more than one input factor.\n" +</w:t>
+      </w:r>
+      <w:r>
+        <w:rPr>
+          <w:lang w:val="en-US"/>
+        </w:rPr>
+        <w:t xml:space="preserve"> </w:t>
+      </w:r>
+      <w:r>
+        <w:rPr>
+          <w:lang w:val="en-US"/>
+        </w:rPr>
+        <w:t>"Input factors: \n" +</w:t>
+      </w:r>
+      <w:r>
+        <w:rPr>
+          <w:lang w:val="en-US"/>
+        </w:rPr>
+        <w:t xml:space="preserve"> </w:t>
+      </w:r>
+      <w:r>
+        <w:rPr>
+          <w:lang w:val="en-US"/>
+        </w:rPr>
+        <w:t>"\</w:t>
+      </w:r>
+      <w:proofErr w:type="spellStart"/>
+      <w:r>
+        <w:rPr>
+          <w:lang w:val="en-US"/>
+        </w:rPr>
+        <w:t>n</w:t>
+      </w:r>
+      <w:proofErr w:type="gramStart"/>
+      <w:r>
+        <w:rPr>
+          <w:lang w:val="en-US"/>
+        </w:rPr>
+        <w:t>".join</w:t>
+      </w:r>
+      <w:proofErr w:type="spellEnd"/>
+      <w:proofErr w:type="gramEnd"/>
+      <w:r>
+        <w:rPr>
+          <w:lang w:val="en-US"/>
+        </w:rPr>
+        <w:t>(</w:t>
+      </w:r>
+      <w:proofErr w:type="gramStart"/>
+      <w:r>
+        <w:rPr>
+          <w:lang w:val="en-US"/>
+        </w:rPr>
+        <w:t>map(</w:t>
+      </w:r>
+      <w:proofErr w:type="gramEnd"/>
+      <w:r>
+        <w:rPr>
+          <w:lang w:val="en-US"/>
+        </w:rPr>
+        <w:t>str, factors)))</w:t>
+      </w:r>
+    </w:p>
+    <w:p>
+      <w:pPr>
+        <w:pStyle w:val="af"/>
+        <w:rPr>
+          <w:lang w:val="en-US"/>
+        </w:rPr>
+      </w:pPr>
+    </w:p>
+    <w:p>
+      <w:pPr>
+        <w:pStyle w:val="af"/>
+        <w:rPr>
+          <w:lang w:val="en-US"/>
+        </w:rPr>
+      </w:pPr>
+      <w:r>
+        <w:rPr>
+          <w:lang w:val="en-US"/>
+        </w:rPr>
+        <w:t xml:space="preserve">        </w:t>
+      </w:r>
+    </w:p>
+    <w:p>
+      <w:pPr>
+        <w:pStyle w:val="af"/>
+        <w:rPr>
+          <w:b/>
+          <w:bCs/>
+        </w:rPr>
+      </w:pPr>
+      <w:r>
+        <w:rPr>
+          <w:lang w:val="en-US"/>
+        </w:rPr>
+        <w:t xml:space="preserve">    </w:t>
+      </w:r>
+      <w:r>
+        <w:rPr>
+          <w:b/>
+          <w:bCs/>
+        </w:rPr>
+        <w:t>"*** ВСТАВЬТЕ ВАШ КОД СЮДА ***"</w:t>
+      </w:r>
+    </w:p>
+    <w:p>
+      <w:pPr>
+        <w:pStyle w:val="af"/>
+      </w:pPr>
+    </w:p>
+    <w:p>
+      <w:pPr>
+        <w:pStyle w:val="af"/>
+      </w:pPr>
+      <w:r>
+        <w:t>    # список всех факторов</w:t>
+      </w:r>
+    </w:p>
+    <w:p>
+      <w:pPr>
+        <w:pStyle w:val="af"/>
+        <w:rPr>
+          <w:lang w:val="en-US"/>
+        </w:rPr>
+      </w:pPr>
+      <w:r>
+        <w:t xml:space="preserve">    </w:t>
+      </w:r>
+      <w:proofErr w:type="spellStart"/>
+      <w:r>
+        <w:rPr>
+          <w:lang w:val="en-US"/>
+        </w:rPr>
+        <w:t>allFactors</w:t>
+      </w:r>
+      <w:proofErr w:type="spellEnd"/>
+      <w:r>
+        <w:rPr>
+          <w:lang w:val="en-US"/>
+        </w:rPr>
+        <w:t xml:space="preserve"> = [factor for factor in factors]</w:t>
+      </w:r>
+    </w:p>
+    <w:p>
+      <w:pPr>
+        <w:pStyle w:val="af"/>
+        <w:rPr>
+          <w:lang w:val="en-US"/>
+        </w:rPr>
+      </w:pPr>
+    </w:p>
+    <w:p>
+      <w:pPr>
+        <w:pStyle w:val="af"/>
+      </w:pPr>
+      <w:r>
+        <w:rPr>
+          <w:lang w:val="en-US"/>
+        </w:rPr>
+        <w:t xml:space="preserve">    </w:t>
+      </w:r>
+      <w:proofErr w:type="spellStart"/>
+      <w:r>
+        <w:t>conditional</w:t>
+      </w:r>
+      <w:proofErr w:type="spellEnd"/>
+      <w:r>
+        <w:t xml:space="preserve"> = </w:t>
+      </w:r>
+      <w:proofErr w:type="spellStart"/>
+      <w:proofErr w:type="gramStart"/>
+      <w:r>
+        <w:t>set</w:t>
+      </w:r>
+      <w:proofErr w:type="spellEnd"/>
+      <w:r>
+        <w:t>(</w:t>
+      </w:r>
+      <w:proofErr w:type="gramEnd"/>
+      <w:r>
+        <w:t>[</w:t>
+      </w:r>
+      <w:proofErr w:type="gramStart"/>
+      <w:r>
+        <w:t xml:space="preserve">])   </w:t>
+      </w:r>
+      <w:proofErr w:type="gramEnd"/>
+      <w:r>
+        <w:t># условные переменные</w:t>
+      </w:r>
+    </w:p>
+    <w:p>
+      <w:pPr>
+        <w:pStyle w:val="af"/>
+      </w:pPr>
+      <w:r>
+        <w:t xml:space="preserve">    </w:t>
+      </w:r>
+      <w:proofErr w:type="spellStart"/>
+      <w:r>
+        <w:t>unconditional</w:t>
+      </w:r>
+      <w:proofErr w:type="spellEnd"/>
+      <w:r>
+        <w:t xml:space="preserve"> = </w:t>
+      </w:r>
+      <w:proofErr w:type="spellStart"/>
+      <w:proofErr w:type="gramStart"/>
+      <w:r>
+        <w:t>set</w:t>
+      </w:r>
+      <w:proofErr w:type="spellEnd"/>
+      <w:r>
+        <w:t>(</w:t>
+      </w:r>
+      <w:proofErr w:type="gramEnd"/>
+      <w:r>
+        <w:t>[]) # безусловные переменные</w:t>
+      </w:r>
+    </w:p>
+    <w:p>
+      <w:pPr>
+        <w:pStyle w:val="af"/>
+      </w:pPr>
+    </w:p>
+    <w:p>
+      <w:pPr>
+        <w:pStyle w:val="af"/>
+      </w:pPr>
+      <w:r>
+        <w:t>    # формирование множеств условных/</w:t>
+      </w:r>
+      <w:proofErr w:type="spellStart"/>
+      <w:r>
+        <w:t>безусловн</w:t>
+      </w:r>
+      <w:proofErr w:type="spellEnd"/>
+      <w:r>
+        <w:t>. переменных</w:t>
+      </w:r>
+    </w:p>
+    <w:p>
+      <w:pPr>
+        <w:pStyle w:val="af"/>
+      </w:pPr>
+      <w:r>
+        <w:t xml:space="preserve">    </w:t>
+      </w:r>
+      <w:proofErr w:type="spellStart"/>
+      <w:r>
+        <w:t>for</w:t>
+      </w:r>
+      <w:proofErr w:type="spellEnd"/>
+      <w:r>
+        <w:t xml:space="preserve"> </w:t>
+      </w:r>
+      <w:proofErr w:type="spellStart"/>
+      <w:r>
+        <w:t>factor</w:t>
+      </w:r>
+      <w:proofErr w:type="spellEnd"/>
+      <w:r>
+        <w:t xml:space="preserve"> </w:t>
+      </w:r>
+      <w:proofErr w:type="spellStart"/>
+      <w:r>
+        <w:t>in</w:t>
+      </w:r>
+      <w:proofErr w:type="spellEnd"/>
+      <w:r>
+        <w:t xml:space="preserve"> </w:t>
+      </w:r>
+      <w:proofErr w:type="spellStart"/>
+      <w:r>
+        <w:t>allFactors</w:t>
+      </w:r>
+      <w:proofErr w:type="spellEnd"/>
+      <w:r>
+        <w:t>:</w:t>
+      </w:r>
+    </w:p>
+    <w:p>
+      <w:pPr>
+        <w:pStyle w:val="af"/>
+        <w:rPr>
+          <w:lang w:val="en-US"/>
+        </w:rPr>
+      </w:pPr>
+      <w:r>
+        <w:t xml:space="preserve">        </w:t>
+      </w:r>
+      <w:r>
+        <w:rPr>
+          <w:lang w:val="en-US"/>
+        </w:rPr>
+        <w:t xml:space="preserve">for f in </w:t>
+      </w:r>
+      <w:proofErr w:type="spellStart"/>
+      <w:proofErr w:type="gramStart"/>
+      <w:r>
+        <w:rPr>
+          <w:lang w:val="en-US"/>
+        </w:rPr>
+        <w:t>factor.conditionedVariables</w:t>
+      </w:r>
+      <w:proofErr w:type="spellEnd"/>
+      <w:proofErr w:type="gramEnd"/>
+      <w:r>
+        <w:rPr>
+          <w:lang w:val="en-US"/>
+        </w:rPr>
+        <w:t>():</w:t>
+      </w:r>
+    </w:p>
+    <w:p>
+      <w:pPr>
+        <w:pStyle w:val="af"/>
+        <w:rPr>
+          <w:lang w:val="en-US"/>
+        </w:rPr>
+      </w:pPr>
+      <w:r>
+        <w:rPr>
+          <w:lang w:val="en-US"/>
+        </w:rPr>
+        <w:t xml:space="preserve">            </w:t>
+      </w:r>
+      <w:proofErr w:type="spellStart"/>
+      <w:r>
+        <w:rPr>
+          <w:lang w:val="en-US"/>
+        </w:rPr>
+        <w:t>conditional.add</w:t>
+      </w:r>
+      <w:proofErr w:type="spellEnd"/>
+      <w:r>
+        <w:rPr>
+          <w:lang w:val="en-US"/>
+        </w:rPr>
+        <w:t>(f)</w:t>
+      </w:r>
+    </w:p>
+    <w:p>
+      <w:pPr>
+        <w:pStyle w:val="af"/>
+        <w:rPr>
+          <w:lang w:val="en-US"/>
+        </w:rPr>
+      </w:pPr>
+      <w:r>
+        <w:rPr>
+          <w:lang w:val="en-US"/>
+        </w:rPr>
+        <w:t xml:space="preserve">        for f in </w:t>
+      </w:r>
+      <w:proofErr w:type="spellStart"/>
+      <w:proofErr w:type="gramStart"/>
+      <w:r>
+        <w:rPr>
+          <w:lang w:val="en-US"/>
+        </w:rPr>
+        <w:t>factor.unconditionedVariables</w:t>
+      </w:r>
+      <w:proofErr w:type="spellEnd"/>
+      <w:proofErr w:type="gramEnd"/>
+      <w:r>
+        <w:rPr>
+          <w:lang w:val="en-US"/>
+        </w:rPr>
+        <w:t>():</w:t>
+      </w:r>
+    </w:p>
+    <w:p>
+      <w:pPr>
+        <w:pStyle w:val="af"/>
+      </w:pPr>
+      <w:r>
+        <w:rPr>
+          <w:lang w:val="en-US"/>
+        </w:rPr>
+        <w:t xml:space="preserve">            </w:t>
+      </w:r>
+      <w:proofErr w:type="spellStart"/>
+      <w:r>
+        <w:t>unconditional.add</w:t>
+      </w:r>
+      <w:proofErr w:type="spellEnd"/>
+      <w:r>
+        <w:t>(f)</w:t>
+      </w:r>
+    </w:p>
+    <w:p>
+      <w:pPr>
+        <w:pStyle w:val="af"/>
+      </w:pPr>
+    </w:p>
+    <w:p>
+      <w:pPr>
+        <w:pStyle w:val="af"/>
+      </w:pPr>
+      <w:r>
+        <w:t>    # условные переменные нового фактора</w:t>
+      </w:r>
+    </w:p>
+    <w:p>
+      <w:pPr>
+        <w:pStyle w:val="af"/>
+        <w:rPr>
+          <w:lang w:val="en-US"/>
+        </w:rPr>
+      </w:pPr>
+      <w:r>
+        <w:t xml:space="preserve">    </w:t>
+      </w:r>
+      <w:r>
+        <w:rPr>
+          <w:lang w:val="en-US"/>
+        </w:rPr>
+        <w:t>conditional -= unconditional</w:t>
+      </w:r>
+    </w:p>
+    <w:p>
+      <w:pPr>
+        <w:pStyle w:val="af"/>
+        <w:rPr>
+          <w:lang w:val="en-US"/>
+        </w:rPr>
+      </w:pPr>
+    </w:p>
+    <w:p>
+      <w:pPr>
+        <w:pStyle w:val="af"/>
+        <w:rPr>
+          <w:lang w:val="en-US"/>
+        </w:rPr>
+      </w:pPr>
+      <w:r>
+        <w:rPr>
+          <w:lang w:val="en-US"/>
+        </w:rPr>
+        <w:t xml:space="preserve">    # </w:t>
+      </w:r>
+      <w:r>
+        <w:t>список</w:t>
+      </w:r>
+      <w:r>
+        <w:rPr>
+          <w:lang w:val="en-US"/>
+        </w:rPr>
+        <w:t xml:space="preserve"> </w:t>
+      </w:r>
+      <w:r>
+        <w:t>значений</w:t>
+      </w:r>
+      <w:r>
+        <w:rPr>
+          <w:lang w:val="en-US"/>
+        </w:rPr>
+        <w:t xml:space="preserve"> </w:t>
+      </w:r>
+      <w:r>
+        <w:t>переменных</w:t>
+      </w:r>
+    </w:p>
+    <w:p>
+      <w:pPr>
+        <w:pStyle w:val="af"/>
+        <w:rPr>
+          <w:lang w:val="en-US"/>
+        </w:rPr>
+      </w:pPr>
+      <w:r>
+        <w:rPr>
+          <w:lang w:val="en-US"/>
+        </w:rPr>
+        <w:t xml:space="preserve">    </w:t>
+      </w:r>
+      <w:proofErr w:type="spellStart"/>
+      <w:r>
+        <w:rPr>
+          <w:lang w:val="en-US"/>
+        </w:rPr>
+        <w:t>variableDomainsDict</w:t>
+      </w:r>
+      <w:proofErr w:type="spellEnd"/>
+      <w:r>
+        <w:rPr>
+          <w:lang w:val="en-US"/>
+        </w:rPr>
+        <w:t xml:space="preserve"> = </w:t>
+      </w:r>
+      <w:proofErr w:type="spellStart"/>
+      <w:r>
+        <w:rPr>
+          <w:lang w:val="en-US"/>
+        </w:rPr>
+        <w:t>allFactors</w:t>
+      </w:r>
+      <w:proofErr w:type="spellEnd"/>
+      <w:r>
+        <w:rPr>
+          <w:lang w:val="en-US"/>
+        </w:rPr>
+        <w:t>[0</w:t>
+      </w:r>
+      <w:proofErr w:type="gramStart"/>
+      <w:r>
+        <w:rPr>
+          <w:lang w:val="en-US"/>
+        </w:rPr>
+        <w:t>].</w:t>
+      </w:r>
+      <w:proofErr w:type="spellStart"/>
+      <w:r>
+        <w:rPr>
+          <w:lang w:val="en-US"/>
+        </w:rPr>
+        <w:t>variableDomainsDict</w:t>
+      </w:r>
+      <w:proofErr w:type="spellEnd"/>
+      <w:proofErr w:type="gramEnd"/>
+      <w:r>
+        <w:rPr>
+          <w:lang w:val="en-US"/>
+        </w:rPr>
+        <w:t>()</w:t>
+      </w:r>
+    </w:p>
+    <w:p>
+      <w:pPr>
+        <w:pStyle w:val="af"/>
+        <w:rPr>
+          <w:lang w:val="en-US"/>
+        </w:rPr>
+      </w:pPr>
+    </w:p>
+    <w:p>
+      <w:pPr>
+        <w:pStyle w:val="af"/>
+        <w:rPr>
+          <w:lang w:val="en-US"/>
+        </w:rPr>
+      </w:pPr>
+      <w:r>
+        <w:rPr>
+          <w:lang w:val="en-US"/>
+        </w:rPr>
+        <w:t xml:space="preserve">    # </w:t>
+      </w:r>
+      <w:r>
+        <w:t>новый</w:t>
+      </w:r>
+      <w:r>
+        <w:rPr>
+          <w:lang w:val="en-US"/>
+        </w:rPr>
+        <w:t xml:space="preserve"> </w:t>
+      </w:r>
+      <w:r>
+        <w:t>объединённый</w:t>
+      </w:r>
+      <w:r>
+        <w:rPr>
+          <w:lang w:val="en-US"/>
+        </w:rPr>
+        <w:t xml:space="preserve"> </w:t>
+      </w:r>
+      <w:r>
+        <w:t>фактор</w:t>
+      </w:r>
+    </w:p>
+    <w:p>
+      <w:pPr>
+        <w:pStyle w:val="af"/>
+        <w:rPr>
+          <w:lang w:val="en-US"/>
+        </w:rPr>
+      </w:pPr>
+      <w:r>
+        <w:rPr>
+          <w:lang w:val="en-US"/>
+        </w:rPr>
+        <w:t xml:space="preserve">    </w:t>
+      </w:r>
+      <w:proofErr w:type="spellStart"/>
+      <w:r>
+        <w:rPr>
+          <w:lang w:val="en-US"/>
+        </w:rPr>
+        <w:t>newCPT</w:t>
+      </w:r>
+      <w:proofErr w:type="spellEnd"/>
+      <w:r>
+        <w:rPr>
+          <w:lang w:val="en-US"/>
+        </w:rPr>
+        <w:t xml:space="preserve"> = </w:t>
+      </w:r>
+      <w:proofErr w:type="gramStart"/>
+      <w:r>
+        <w:rPr>
+          <w:lang w:val="en-US"/>
+        </w:rPr>
+        <w:t>Factor(</w:t>
+      </w:r>
+      <w:proofErr w:type="gramEnd"/>
+      <w:r>
+        <w:rPr>
+          <w:lang w:val="en-US"/>
+        </w:rPr>
+        <w:t xml:space="preserve">unconditional, conditional, </w:t>
+      </w:r>
+      <w:proofErr w:type="spellStart"/>
+      <w:r>
+        <w:rPr>
+          <w:lang w:val="en-US"/>
+        </w:rPr>
+        <w:t>variableDomainsDict</w:t>
+      </w:r>
+      <w:proofErr w:type="spellEnd"/>
+      <w:r>
+        <w:rPr>
+          <w:lang w:val="en-US"/>
+        </w:rPr>
+        <w:t>)</w:t>
+      </w:r>
+    </w:p>
+    <w:p>
+      <w:pPr>
+        <w:pStyle w:val="af"/>
+        <w:rPr>
+          <w:lang w:val="en-US"/>
+        </w:rPr>
+      </w:pPr>
+    </w:p>
+    <w:p>
+      <w:pPr>
+        <w:pStyle w:val="af"/>
+        <w:rPr>
+          <w:lang w:val="en-US"/>
+        </w:rPr>
+      </w:pPr>
+      <w:r>
+        <w:rPr>
+          <w:lang w:val="en-US"/>
+        </w:rPr>
+        <w:t xml:space="preserve">    # </w:t>
+      </w:r>
+      <w:r>
+        <w:t>заполнение</w:t>
+      </w:r>
+      <w:r>
+        <w:rPr>
+          <w:lang w:val="en-US"/>
+        </w:rPr>
+        <w:t xml:space="preserve"> </w:t>
+      </w:r>
+      <w:r>
+        <w:t>СРТ</w:t>
+      </w:r>
+      <w:r>
+        <w:rPr>
+          <w:lang w:val="en-US"/>
+        </w:rPr>
+        <w:t>-</w:t>
+      </w:r>
+      <w:r>
+        <w:t>таблицы</w:t>
+      </w:r>
+    </w:p>
+    <w:p>
+      <w:pPr>
+        <w:pStyle w:val="af"/>
+        <w:rPr>
+          <w:lang w:val="en-US"/>
+        </w:rPr>
+      </w:pPr>
+      <w:r>
+        <w:rPr>
+          <w:lang w:val="en-US"/>
+        </w:rPr>
+        <w:t xml:space="preserve">    for assignment in </w:t>
+      </w:r>
+      <w:proofErr w:type="spellStart"/>
+      <w:r>
+        <w:rPr>
+          <w:lang w:val="en-US"/>
+        </w:rPr>
+        <w:t>newCPT.getAllPossibleAssignmentDicts</w:t>
+      </w:r>
+      <w:proofErr w:type="spellEnd"/>
+      <w:r>
+        <w:rPr>
+          <w:lang w:val="en-US"/>
+        </w:rPr>
+        <w:t>():</w:t>
+      </w:r>
+    </w:p>
+    <w:p>
+      <w:pPr>
+        <w:pStyle w:val="af"/>
+        <w:rPr>
+          <w:lang w:val="en-US"/>
+        </w:rPr>
+      </w:pPr>
+      <w:r>
+        <w:rPr>
+          <w:lang w:val="en-US"/>
+        </w:rPr>
+        <w:t>        probability = 1</w:t>
+      </w:r>
+    </w:p>
+    <w:p>
+      <w:pPr>
+        <w:pStyle w:val="af"/>
+        <w:rPr>
+          <w:lang w:val="en-US"/>
+        </w:rPr>
+      </w:pPr>
+      <w:r>
+        <w:rPr>
+          <w:lang w:val="en-US"/>
+        </w:rPr>
+        <w:t xml:space="preserve">        for factor in </w:t>
+      </w:r>
+      <w:proofErr w:type="spellStart"/>
+      <w:r>
+        <w:rPr>
+          <w:lang w:val="en-US"/>
+        </w:rPr>
+        <w:t>allFactors</w:t>
+      </w:r>
+      <w:proofErr w:type="spellEnd"/>
+      <w:r>
+        <w:rPr>
+          <w:lang w:val="en-US"/>
+        </w:rPr>
+        <w:t>:</w:t>
+      </w:r>
+    </w:p>
+    <w:p>
+      <w:pPr>
+        <w:pStyle w:val="af"/>
+        <w:rPr>
+          <w:lang w:val="en-US"/>
+        </w:rPr>
+      </w:pPr>
+      <w:r>
+        <w:rPr>
+          <w:lang w:val="en-US"/>
+        </w:rPr>
+        <w:t xml:space="preserve">            probability *= </w:t>
+      </w:r>
+      <w:proofErr w:type="spellStart"/>
+      <w:proofErr w:type="gramStart"/>
+      <w:r>
+        <w:rPr>
+          <w:lang w:val="en-US"/>
+        </w:rPr>
+        <w:t>factor.getProbability</w:t>
+      </w:r>
+      <w:proofErr w:type="spellEnd"/>
+      <w:proofErr w:type="gramEnd"/>
+      <w:r>
+        <w:rPr>
+          <w:lang w:val="en-US"/>
+        </w:rPr>
+        <w:t>(assignment)</w:t>
+      </w:r>
+    </w:p>
+    <w:p>
+      <w:pPr>
+        <w:pStyle w:val="af"/>
+        <w:rPr>
+          <w:lang w:val="en-US"/>
+        </w:rPr>
+      </w:pPr>
+      <w:r>
+        <w:rPr>
+          <w:lang w:val="en-US"/>
+        </w:rPr>
+        <w:t xml:space="preserve">        </w:t>
+      </w:r>
+      <w:proofErr w:type="spellStart"/>
+      <w:r>
+        <w:rPr>
+          <w:lang w:val="en-US"/>
+        </w:rPr>
+        <w:t>newCPT.setProbability</w:t>
+      </w:r>
+      <w:proofErr w:type="spellEnd"/>
+      <w:r>
+        <w:rPr>
+          <w:lang w:val="en-US"/>
+        </w:rPr>
+        <w:t>(assignment, probability)</w:t>
+      </w:r>
+    </w:p>
+    <w:p>
+      <w:pPr>
+        <w:pStyle w:val="af"/>
+        <w:rPr>
+          <w:lang w:val="en-US"/>
+        </w:rPr>
+      </w:pPr>
+    </w:p>
+    <w:p>
+      <w:pPr>
+        <w:pStyle w:val="af"/>
+      </w:pPr>
+      <w:r>
+        <w:t xml:space="preserve">    </w:t>
+      </w:r>
+      <w:proofErr w:type="spellStart"/>
+      <w:r>
+        <w:t>return</w:t>
+      </w:r>
+      <w:proofErr w:type="spellEnd"/>
+      <w:r>
+        <w:t xml:space="preserve"> </w:t>
+      </w:r>
+      <w:proofErr w:type="spellStart"/>
+      <w:r>
+        <w:t>newCPT</w:t>
+      </w:r>
+      <w:proofErr w:type="spellEnd"/>
+    </w:p>
+    <w:p/>
+    <w:p>
+      <w:r>
+        <w:t>Правильность к</w:t>
+      </w:r>
+      <w:r>
+        <w:t>од</w:t>
+      </w:r>
+      <w:r>
+        <w:t>а</w:t>
+      </w:r>
+      <w:r>
+        <w:t xml:space="preserve"> функции был</w:t>
+      </w:r>
+      <w:r>
+        <w:t>а</w:t>
+      </w:r>
+      <w:r>
+        <w:t xml:space="preserve"> </w:t>
+      </w:r>
+      <w:r>
+        <w:t>подтверждена</w:t>
+      </w:r>
+      <w:r>
+        <w:t xml:space="preserve"> с помощью автооценивателя (рисунок 3.</w:t>
+      </w:r>
+      <w:r>
+        <w:t>2</w:t>
+      </w:r>
+      <w:r>
+        <w:t>).</w:t>
+      </w:r>
+    </w:p>
+    <w:p/>
+    <w:p>
+      <w:pPr>
+        <w:ind w:firstLine="0"/>
+        <w:jc w:val="center"/>
+      </w:pPr>
+      <w:r>
+        <w:rPr>
+          <w:noProof/>
+        </w:rPr>
+        <w:lastRenderedPageBreak/>
+        <w:drawing>
+          <wp:inline distT="0" distB="0" distL="0" distR="0" wp14:anchorId="15BF9A16" wp14:editId="6909C9A4">
+            <wp:extent cx="5135322" cy="854075"/>
+            <wp:effectExtent l="0" t="0" r="0" b="0"/>
+            <wp:docPr id="583788447" name="Рисунок 1"/>
+            <wp:cNvGraphicFramePr>
+              <a:graphicFrameLocks xmlns:a="http://schemas.openxmlformats.org/drawingml/2006/main" noChangeAspect="1"/>
+            </wp:cNvGraphicFramePr>
+            <a:graphic xmlns:a="http://schemas.openxmlformats.org/drawingml/2006/main">
+              <a:graphicData uri="http://schemas.openxmlformats.org/drawingml/2006/picture">
+                <pic:pic xmlns:pic="http://schemas.openxmlformats.org/drawingml/2006/picture">
+                  <pic:nvPicPr>
+                    <pic:cNvPr id="583788447" name=""/>
+                    <pic:cNvPicPr/>
+                  </pic:nvPicPr>
+                  <pic:blipFill>
+                    <a:blip r:embed="rId10"/>
+                    <a:stretch>
+                      <a:fillRect/>
+                    </a:stretch>
+                  </pic:blipFill>
+                  <pic:spPr>
+                    <a:xfrm>
+                      <a:off x="0" y="0"/>
+                      <a:ext cx="5163166" cy="858706"/>
+                    </a:xfrm>
+                    <a:prstGeom prst="rect">
+                      <a:avLst/>
+                    </a:prstGeom>
+                  </pic:spPr>
+                </pic:pic>
+              </a:graphicData>
+            </a:graphic>
+          </wp:inline>
+        </w:drawing>
+      </w:r>
+    </w:p>
+    <w:p>
+      <w:pPr>
+        <w:ind w:firstLine="0"/>
+        <w:jc w:val="center"/>
+        <w:rPr>
+          <w:rFonts w:ascii="Courier New" w:hAnsi="Courier New" w:cs="Courier New"/>
+          <w:sz w:val="24"/>
+          <w:szCs w:val="20"/>
+        </w:rPr>
+      </w:pPr>
+      <w:r>
+        <w:t>Рисунок 3.</w:t>
+      </w:r>
+      <w:r>
+        <w:t>2</w:t>
+      </w:r>
+      <w:r>
+        <w:t xml:space="preserve"> – Автооценивание функции</w:t>
+      </w:r>
+      <w:r>
+        <w:rPr>
+          <w:rFonts w:ascii="Courier New" w:hAnsi="Courier New" w:cs="Courier New"/>
+          <w:sz w:val="24"/>
+          <w:szCs w:val="20"/>
+        </w:rPr>
+        <w:t xml:space="preserve"> </w:t>
+      </w:r>
+      <w:proofErr w:type="spellStart"/>
+      <w:r>
+        <w:rPr>
+          <w:rFonts w:ascii="Courier New" w:hAnsi="Courier New" w:cs="Courier New"/>
+          <w:sz w:val="24"/>
+          <w:szCs w:val="20"/>
+        </w:rPr>
+        <w:t>joinFactors</w:t>
+      </w:r>
+      <w:proofErr w:type="spellEnd"/>
     </w:p>
     <w:p/>
     <w:p/>
@@ -2200,7 +3675,6 @@
     <w:p/>
     <w:p>
       <w:r>
-        <w:lastRenderedPageBreak/>
         <w:t>.</w:t>
       </w:r>
     </w:p>
@@ -2400,8 +3874,8 @@
       </w:pPr>
     </w:p>
     <w:sectPr>
-      <w:headerReference w:type="default" r:id="rId10"/>
-      <w:headerReference w:type="first" r:id="rId11"/>
+      <w:headerReference w:type="default" r:id="rId11"/>
+      <w:headerReference w:type="first" r:id="rId12"/>
       <w:pgSz w:w="11906" w:h="16838"/>
       <w:pgMar w:top="851" w:right="567" w:bottom="851" w:left="1418" w:header="680" w:footer="680" w:gutter="0"/>
       <w:cols w:space="708"/>

--- a/8 семестр/МиСИИ/ЛР 5/МиСИИ ЛР 5.docx
+++ b/8 семестр/МиСИИ/ЛР 5/МиСИИ ЛР 5.docx
@@ -748,10 +748,37 @@
       </w:pPr>
       <w:r>
         <w:rPr>
-          <w:lang w:val="en-US"/>
+          <w:b/>
+          <w:bCs/>
         </w:rPr>
         <w:lastRenderedPageBreak/>
-        <w:t>.</w:t>
+        <w:t>Задание 3</w:t>
+      </w:r>
+      <w:r>
+        <w:t>: р</w:t>
+      </w:r>
+      <w:r>
+        <w:t xml:space="preserve">еализовать функцию исключения переменных </w:t>
+      </w:r>
+      <w:proofErr w:type="spellStart"/>
+      <w:r>
+        <w:rPr>
+          <w:rFonts w:ascii="Courier New" w:hAnsi="Courier New" w:cs="Courier New"/>
+          <w:sz w:val="24"/>
+          <w:szCs w:val="20"/>
+        </w:rPr>
+        <w:t>eliminate</w:t>
+      </w:r>
+      <w:proofErr w:type="spellEnd"/>
+      <w:r>
+        <w:rPr>
+          <w:b/>
+          <w:bCs/>
+        </w:rPr>
+        <w:t xml:space="preserve"> </w:t>
+      </w:r>
+      <w:r>
+        <w:t>в factorOperations.py.</w:t>
       </w:r>
     </w:p>
     <w:p>
@@ -1301,6 +1328,7 @@
           <w:iCs/>
           <w:lang w:val="en-US"/>
         </w:rPr>
+        <w:lastRenderedPageBreak/>
         <w:t xml:space="preserve">    Y_RANGE = </w:t>
       </w:r>
       <w:proofErr w:type="spellStart"/>
@@ -1371,7 +1399,6 @@
           <w:iCs/>
           <w:lang w:val="en-US"/>
         </w:rPr>
-        <w:lastRenderedPageBreak/>
         <w:t xml:space="preserve">    </w:t>
       </w:r>
       <w:r>
@@ -2240,6 +2267,7 @@
     <w:p/>
     <w:p>
       <w:r>
+        <w:lastRenderedPageBreak/>
         <w:t xml:space="preserve">В </w:t>
       </w:r>
       <w:r>
@@ -2284,12 +2312,20 @@
         <w:t xml:space="preserve"> </w:t>
       </w:r>
       <w:r>
-        <w:t>(листинг 3.2). Она осуществляет правило произведения входных факторов.</w:t>
-      </w:r>
-    </w:p>
-    <w:p>
-      <w:r>
-        <w:lastRenderedPageBreak/>
+        <w:t xml:space="preserve">(листинг 3.2). Она осуществляет </w:t>
+      </w:r>
+      <w:r>
+        <w:rPr>
+          <w:u w:val="single"/>
+        </w:rPr>
+        <w:t>правило произведения</w:t>
+      </w:r>
+      <w:r>
+        <w:t xml:space="preserve"> входных факторов.</w:t>
+      </w:r>
+    </w:p>
+    <w:p>
+      <w:r>
         <w:t>Функция создаёт отдельные множества для условных и безусловных переменных входных факторов, убирает отпавшие в ходе произведения условные переменные и создаёт новый фактор, заполняя для него таблицу условных вероятностей (СРТ).</w:t>
       </w:r>
     </w:p>
@@ -2305,7 +2341,16 @@
         <w:t xml:space="preserve"> 3.2 – </w:t>
       </w:r>
       <w:r>
-        <w:t>Перемножение факторов</w:t>
+        <w:t>Функция п</w:t>
+      </w:r>
+      <w:r>
+        <w:t>еремножени</w:t>
+      </w:r>
+      <w:r>
+        <w:t>я</w:t>
+      </w:r>
+      <w:r>
+        <w:t xml:space="preserve"> факторов</w:t>
       </w:r>
     </w:p>
     <w:p>
@@ -3542,6 +3587,7 @@
     <w:p/>
     <w:p>
       <w:r>
+        <w:lastRenderedPageBreak/>
         <w:t>Правильность к</w:t>
       </w:r>
       <w:r>
@@ -3582,7 +3628,6 @@
         <w:rPr>
           <w:noProof/>
         </w:rPr>
-        <w:lastRenderedPageBreak/>
         <w:drawing>
           <wp:inline distT="0" distB="0" distL="0" distR="0" wp14:anchorId="15BF9A16" wp14:editId="6909C9A4">
             <wp:extent cx="5135322" cy="854075"/>
@@ -3669,14 +3714,1630 @@
         </w:numPr>
       </w:pPr>
       <w:r>
+        <w:t>Функция исключения переменных (маргинализация)</w:t>
+      </w:r>
+    </w:p>
+    <w:p>
+      <w:pPr>
+        <w:rPr>
+          <w:lang w:val="en-US"/>
+        </w:rPr>
+      </w:pPr>
+    </w:p>
+    <w:p>
+      <w:r>
+        <w:t>В файле</w:t>
+      </w:r>
+      <w:r>
+        <w:t xml:space="preserve"> factorOperations.py</w:t>
+      </w:r>
+      <w:r>
+        <w:t xml:space="preserve"> </w:t>
+      </w:r>
+      <w:r>
+        <w:t>была р</w:t>
+      </w:r>
+      <w:r>
+        <w:t>еализова</w:t>
+      </w:r>
+      <w:r>
+        <w:t>на</w:t>
+      </w:r>
+      <w:r>
+        <w:t xml:space="preserve"> функци</w:t>
+      </w:r>
+      <w:r>
+        <w:t>я</w:t>
+      </w:r>
+      <w:r>
+        <w:t xml:space="preserve"> исключения переменных </w:t>
+      </w:r>
+      <w:proofErr w:type="spellStart"/>
+      <w:r>
+        <w:rPr>
+          <w:rFonts w:ascii="Courier New" w:hAnsi="Courier New" w:cs="Courier New"/>
+          <w:sz w:val="24"/>
+          <w:szCs w:val="20"/>
+        </w:rPr>
+        <w:t>eliminate</w:t>
+      </w:r>
+      <w:proofErr w:type="spellEnd"/>
+      <w:r>
+        <w:rPr>
+          <w:rFonts w:ascii="Courier New" w:hAnsi="Courier New" w:cs="Courier New"/>
+          <w:sz w:val="24"/>
+          <w:szCs w:val="20"/>
+        </w:rPr>
+        <w:t xml:space="preserve"> </w:t>
+      </w:r>
+      <w:r>
+        <w:t>(листинг 3.3)</w:t>
+      </w:r>
+      <w:r>
+        <w:t>. Она принимает фактор и переменную для исключения и</w:t>
+      </w:r>
+      <w:r>
+        <w:t xml:space="preserve">, путём суммирования соответствующих строк в таблице вероятностей, </w:t>
+      </w:r>
+      <w:r>
+        <w:t>возвращает новый фактор, который не содержит эту переменную.</w:t>
+      </w:r>
+    </w:p>
+    <w:p/>
+    <w:p>
+      <w:r>
+        <w:t xml:space="preserve">Листинг 3.3 - </w:t>
+      </w:r>
+      <w:r>
+        <w:t xml:space="preserve">Функция </w:t>
+      </w:r>
+      <w:r>
+        <w:t>маргинализации</w:t>
+      </w:r>
+    </w:p>
+    <w:p>
+      <w:pPr>
+        <w:pStyle w:val="af"/>
+      </w:pPr>
+      <w:r>
+        <w:rPr>
+          <w:lang w:val="en-US"/>
+        </w:rPr>
+        <w:t xml:space="preserve">def </w:t>
+      </w:r>
+      <w:proofErr w:type="gramStart"/>
+      <w:r>
+        <w:rPr>
+          <w:lang w:val="en-US"/>
+        </w:rPr>
+        <w:t>eliminate(</w:t>
+      </w:r>
+      <w:proofErr w:type="gramEnd"/>
+      <w:r>
+        <w:rPr>
+          <w:lang w:val="en-US"/>
+        </w:rPr>
+        <w:t xml:space="preserve">factor: Factor, </w:t>
+      </w:r>
+      <w:proofErr w:type="spellStart"/>
+      <w:r>
+        <w:rPr>
+          <w:lang w:val="en-US"/>
+        </w:rPr>
+        <w:t>eliminationVariable</w:t>
+      </w:r>
+      <w:proofErr w:type="spellEnd"/>
+      <w:r>
+        <w:rPr>
+          <w:lang w:val="en-US"/>
+        </w:rPr>
+        <w:t>: str):</w:t>
+      </w:r>
+    </w:p>
+    <w:p>
+      <w:pPr>
+        <w:pStyle w:val="af"/>
+        <w:rPr>
+          <w:i/>
+          <w:iCs/>
+          <w:lang w:val="en-US"/>
+        </w:rPr>
+      </w:pPr>
+      <w:r>
+        <w:rPr>
+          <w:lang w:val="en-US"/>
+        </w:rPr>
+        <w:t xml:space="preserve">        </w:t>
+      </w:r>
+      <w:r>
+        <w:rPr>
+          <w:i/>
+          <w:iCs/>
+          <w:lang w:val="en-US"/>
+        </w:rPr>
+        <w:t xml:space="preserve"># </w:t>
+      </w:r>
+      <w:proofErr w:type="spellStart"/>
+      <w:r>
+        <w:rPr>
+          <w:i/>
+          <w:iCs/>
+          <w:lang w:val="en-US"/>
+        </w:rPr>
+        <w:t>autograder</w:t>
+      </w:r>
+      <w:proofErr w:type="spellEnd"/>
+      <w:r>
+        <w:rPr>
+          <w:i/>
+          <w:iCs/>
+          <w:lang w:val="en-US"/>
+        </w:rPr>
+        <w:t xml:space="preserve"> tracking -- </w:t>
+      </w:r>
+      <w:r>
+        <w:rPr>
+          <w:i/>
+          <w:iCs/>
+        </w:rPr>
+        <w:t>не</w:t>
+      </w:r>
+      <w:r>
+        <w:rPr>
+          <w:i/>
+          <w:iCs/>
+          <w:lang w:val="en-US"/>
+        </w:rPr>
+        <w:t xml:space="preserve"> </w:t>
+      </w:r>
+      <w:r>
+        <w:rPr>
+          <w:i/>
+          <w:iCs/>
+        </w:rPr>
+        <w:t>удалять</w:t>
+      </w:r>
+    </w:p>
+    <w:p>
+      <w:pPr>
+        <w:pStyle w:val="af"/>
+        <w:rPr>
+          <w:i/>
+          <w:iCs/>
+          <w:lang w:val="en-US"/>
+        </w:rPr>
+      </w:pPr>
+      <w:r>
+        <w:rPr>
+          <w:i/>
+          <w:iCs/>
+          <w:lang w:val="en-US"/>
+        </w:rPr>
+        <w:t xml:space="preserve">        if not (</w:t>
+      </w:r>
+      <w:proofErr w:type="spellStart"/>
+      <w:r>
+        <w:rPr>
+          <w:i/>
+          <w:iCs/>
+          <w:lang w:val="en-US"/>
+        </w:rPr>
+        <w:t>callTrackingList</w:t>
+      </w:r>
+      <w:proofErr w:type="spellEnd"/>
+      <w:r>
+        <w:rPr>
+          <w:i/>
+          <w:iCs/>
+          <w:lang w:val="en-US"/>
+        </w:rPr>
+        <w:t xml:space="preserve"> is None):</w:t>
+      </w:r>
+    </w:p>
+    <w:p>
+      <w:pPr>
+        <w:pStyle w:val="af"/>
+        <w:rPr>
+          <w:i/>
+          <w:iCs/>
+          <w:lang w:val="en-US"/>
+        </w:rPr>
+      </w:pPr>
+      <w:r>
+        <w:rPr>
+          <w:i/>
+          <w:iCs/>
+          <w:lang w:val="en-US"/>
+        </w:rPr>
+        <w:t xml:space="preserve">            </w:t>
+      </w:r>
+      <w:proofErr w:type="spellStart"/>
+      <w:r>
+        <w:rPr>
+          <w:i/>
+          <w:iCs/>
+          <w:lang w:val="en-US"/>
+        </w:rPr>
+        <w:t>callTrackingList.append</w:t>
+      </w:r>
+      <w:proofErr w:type="spellEnd"/>
+      <w:r>
+        <w:rPr>
+          <w:i/>
+          <w:iCs/>
+          <w:lang w:val="en-US"/>
+        </w:rPr>
+        <w:t xml:space="preserve">(('eliminate', </w:t>
+      </w:r>
+      <w:proofErr w:type="spellStart"/>
+      <w:r>
+        <w:rPr>
+          <w:i/>
+          <w:iCs/>
+          <w:lang w:val="en-US"/>
+        </w:rPr>
+        <w:t>eliminationVariable</w:t>
+      </w:r>
+      <w:proofErr w:type="spellEnd"/>
+      <w:r>
+        <w:rPr>
+          <w:i/>
+          <w:iCs/>
+          <w:lang w:val="en-US"/>
+        </w:rPr>
+        <w:t>))</w:t>
+      </w:r>
+    </w:p>
+    <w:p>
+      <w:pPr>
+        <w:pStyle w:val="af"/>
+        <w:rPr>
+          <w:i/>
+          <w:iCs/>
+          <w:lang w:val="en-US"/>
+        </w:rPr>
+      </w:pPr>
+    </w:p>
+    <w:p>
+      <w:pPr>
+        <w:pStyle w:val="af"/>
+        <w:rPr>
+          <w:i/>
+          <w:iCs/>
+          <w:lang w:val="en-US"/>
+        </w:rPr>
+      </w:pPr>
+      <w:r>
+        <w:rPr>
+          <w:i/>
+          <w:iCs/>
+          <w:lang w:val="en-US"/>
+        </w:rPr>
+        <w:t xml:space="preserve">        # </w:t>
+      </w:r>
+      <w:r>
+        <w:rPr>
+          <w:i/>
+          <w:iCs/>
+        </w:rPr>
+        <w:t>проверка</w:t>
+      </w:r>
+      <w:r>
+        <w:rPr>
+          <w:i/>
+          <w:iCs/>
+          <w:lang w:val="en-US"/>
+        </w:rPr>
+        <w:t xml:space="preserve"> </w:t>
+      </w:r>
+      <w:r>
+        <w:rPr>
+          <w:i/>
+          <w:iCs/>
+        </w:rPr>
+        <w:t>типов</w:t>
+      </w:r>
+    </w:p>
+    <w:p>
+      <w:pPr>
+        <w:pStyle w:val="af"/>
+        <w:rPr>
+          <w:i/>
+          <w:iCs/>
+          <w:lang w:val="en-US"/>
+        </w:rPr>
+      </w:pPr>
+      <w:r>
+        <w:rPr>
+          <w:i/>
+          <w:iCs/>
+          <w:lang w:val="en-US"/>
+        </w:rPr>
+        <w:t xml:space="preserve">        if </w:t>
+      </w:r>
+      <w:proofErr w:type="spellStart"/>
+      <w:r>
+        <w:rPr>
+          <w:i/>
+          <w:iCs/>
+          <w:lang w:val="en-US"/>
+        </w:rPr>
+        <w:t>eliminationVariable</w:t>
+      </w:r>
+      <w:proofErr w:type="spellEnd"/>
+      <w:r>
+        <w:rPr>
+          <w:i/>
+          <w:iCs/>
+          <w:lang w:val="en-US"/>
+        </w:rPr>
+        <w:t xml:space="preserve"> not in </w:t>
+      </w:r>
+      <w:proofErr w:type="spellStart"/>
+      <w:proofErr w:type="gramStart"/>
+      <w:r>
+        <w:rPr>
+          <w:i/>
+          <w:iCs/>
+          <w:lang w:val="en-US"/>
+        </w:rPr>
+        <w:t>factor.unconditionedVariables</w:t>
+      </w:r>
+      <w:proofErr w:type="spellEnd"/>
+      <w:proofErr w:type="gramEnd"/>
+      <w:r>
+        <w:rPr>
+          <w:i/>
+          <w:iCs/>
+          <w:lang w:val="en-US"/>
+        </w:rPr>
+        <w:t>():</w:t>
+      </w:r>
+    </w:p>
+    <w:p>
+      <w:pPr>
+        <w:pStyle w:val="af"/>
+        <w:rPr>
+          <w:i/>
+          <w:iCs/>
+          <w:lang w:val="en-US"/>
+        </w:rPr>
+      </w:pPr>
+      <w:r>
+        <w:rPr>
+          <w:i/>
+          <w:iCs/>
+          <w:lang w:val="en-US"/>
+        </w:rPr>
+        <w:t xml:space="preserve">            </w:t>
+      </w:r>
+      <w:proofErr w:type="gramStart"/>
+      <w:r>
+        <w:rPr>
+          <w:i/>
+          <w:iCs/>
+          <w:lang w:val="en-US"/>
+        </w:rPr>
+        <w:t>print(</w:t>
+      </w:r>
+      <w:proofErr w:type="gramEnd"/>
+      <w:r>
+        <w:rPr>
+          <w:i/>
+          <w:iCs/>
+          <w:lang w:val="en-US"/>
+        </w:rPr>
+        <w:t xml:space="preserve">"Factor failed eliminate </w:t>
+      </w:r>
+      <w:proofErr w:type="spellStart"/>
+      <w:r>
+        <w:rPr>
+          <w:i/>
+          <w:iCs/>
+          <w:lang w:val="en-US"/>
+        </w:rPr>
+        <w:t>typecheck</w:t>
+      </w:r>
+      <w:proofErr w:type="spellEnd"/>
+      <w:r>
+        <w:rPr>
+          <w:i/>
+          <w:iCs/>
+          <w:lang w:val="en-US"/>
+        </w:rPr>
+        <w:t>: ", factor)</w:t>
+      </w:r>
+    </w:p>
+    <w:p>
+      <w:pPr>
+        <w:pStyle w:val="af"/>
+        <w:rPr>
+          <w:i/>
+          <w:iCs/>
+          <w:lang w:val="en-US"/>
+        </w:rPr>
+      </w:pPr>
+      <w:r>
+        <w:rPr>
+          <w:i/>
+          <w:iCs/>
+          <w:lang w:val="en-US"/>
+        </w:rPr>
+        <w:t xml:space="preserve">            raise </w:t>
+      </w:r>
+      <w:proofErr w:type="spellStart"/>
+      <w:proofErr w:type="gramStart"/>
+      <w:r>
+        <w:rPr>
+          <w:i/>
+          <w:iCs/>
+          <w:lang w:val="en-US"/>
+        </w:rPr>
+        <w:t>ValueError</w:t>
+      </w:r>
+      <w:proofErr w:type="spellEnd"/>
+      <w:r>
+        <w:rPr>
+          <w:i/>
+          <w:iCs/>
+          <w:lang w:val="en-US"/>
+        </w:rPr>
+        <w:t>(</w:t>
+      </w:r>
+      <w:proofErr w:type="gramEnd"/>
+      <w:r>
+        <w:rPr>
+          <w:i/>
+          <w:iCs/>
+          <w:lang w:val="en-US"/>
+        </w:rPr>
+        <w:t>"Elimination variable is not an unconditioned variable in this factor\n" + "</w:t>
+      </w:r>
+      <w:proofErr w:type="spellStart"/>
+      <w:r>
+        <w:rPr>
+          <w:i/>
+          <w:iCs/>
+          <w:lang w:val="en-US"/>
+        </w:rPr>
+        <w:t>eliminationVariable</w:t>
+      </w:r>
+      <w:proofErr w:type="spellEnd"/>
+      <w:r>
+        <w:rPr>
+          <w:i/>
+          <w:iCs/>
+          <w:lang w:val="en-US"/>
+        </w:rPr>
+        <w:t>: " + str(</w:t>
+      </w:r>
+      <w:proofErr w:type="spellStart"/>
+      <w:r>
+        <w:rPr>
+          <w:i/>
+          <w:iCs/>
+          <w:lang w:val="en-US"/>
+        </w:rPr>
+        <w:t>eliminationVariable</w:t>
+      </w:r>
+      <w:proofErr w:type="spellEnd"/>
+      <w:r>
+        <w:rPr>
+          <w:i/>
+          <w:iCs/>
+          <w:lang w:val="en-US"/>
+        </w:rPr>
+        <w:t>) +</w:t>
+      </w:r>
+      <w:r>
+        <w:rPr>
+          <w:i/>
+          <w:iCs/>
+          <w:lang w:val="en-US"/>
+        </w:rPr>
+        <w:t xml:space="preserve"> </w:t>
+      </w:r>
+      <w:r>
+        <w:rPr>
+          <w:i/>
+          <w:iCs/>
+          <w:lang w:val="en-US"/>
+        </w:rPr>
+        <w:t>"\</w:t>
+      </w:r>
+      <w:proofErr w:type="spellStart"/>
+      <w:r>
+        <w:rPr>
+          <w:i/>
+          <w:iCs/>
+          <w:lang w:val="en-US"/>
+        </w:rPr>
+        <w:t>nunconditionedVariables</w:t>
+      </w:r>
+      <w:proofErr w:type="spellEnd"/>
+      <w:r>
+        <w:rPr>
+          <w:i/>
+          <w:iCs/>
+          <w:lang w:val="en-US"/>
+        </w:rPr>
+        <w:t>:" + str(</w:t>
+      </w:r>
+      <w:proofErr w:type="spellStart"/>
+      <w:proofErr w:type="gramStart"/>
+      <w:r>
+        <w:rPr>
+          <w:i/>
+          <w:iCs/>
+          <w:lang w:val="en-US"/>
+        </w:rPr>
+        <w:t>factor.unconditionedVariables</w:t>
+      </w:r>
+      <w:proofErr w:type="spellEnd"/>
+      <w:proofErr w:type="gramEnd"/>
+      <w:r>
+        <w:rPr>
+          <w:i/>
+          <w:iCs/>
+          <w:lang w:val="en-US"/>
+        </w:rPr>
+        <w:t>()))</w:t>
+      </w:r>
+    </w:p>
+    <w:p>
+      <w:pPr>
+        <w:pStyle w:val="af"/>
+        <w:rPr>
+          <w:i/>
+          <w:iCs/>
+          <w:lang w:val="en-US"/>
+        </w:rPr>
+      </w:pPr>
+      <w:r>
+        <w:rPr>
+          <w:i/>
+          <w:iCs/>
+          <w:lang w:val="en-US"/>
+        </w:rPr>
+        <w:t xml:space="preserve">        </w:t>
+      </w:r>
+    </w:p>
+    <w:p>
+      <w:pPr>
+        <w:pStyle w:val="af"/>
+        <w:rPr>
+          <w:i/>
+          <w:iCs/>
+          <w:lang w:val="en-US"/>
+        </w:rPr>
+      </w:pPr>
+      <w:r>
+        <w:rPr>
+          <w:i/>
+          <w:iCs/>
+          <w:lang w:val="en-US"/>
+        </w:rPr>
+        <w:t xml:space="preserve">        if </w:t>
+      </w:r>
+      <w:proofErr w:type="spellStart"/>
+      <w:r>
+        <w:rPr>
+          <w:i/>
+          <w:iCs/>
+          <w:lang w:val="en-US"/>
+        </w:rPr>
+        <w:t>len</w:t>
+      </w:r>
+      <w:proofErr w:type="spellEnd"/>
+      <w:r>
+        <w:rPr>
+          <w:i/>
+          <w:iCs/>
+          <w:lang w:val="en-US"/>
+        </w:rPr>
+        <w:t>(</w:t>
+      </w:r>
+      <w:proofErr w:type="spellStart"/>
+      <w:proofErr w:type="gramStart"/>
+      <w:r>
+        <w:rPr>
+          <w:i/>
+          <w:iCs/>
+          <w:lang w:val="en-US"/>
+        </w:rPr>
+        <w:t>factor.unconditionedVariables</w:t>
+      </w:r>
+      <w:proofErr w:type="spellEnd"/>
+      <w:proofErr w:type="gramEnd"/>
+      <w:r>
+        <w:rPr>
+          <w:i/>
+          <w:iCs/>
+          <w:lang w:val="en-US"/>
+        </w:rPr>
+        <w:t>()) == 1:</w:t>
+      </w:r>
+    </w:p>
+    <w:p>
+      <w:pPr>
+        <w:pStyle w:val="af"/>
+        <w:rPr>
+          <w:i/>
+          <w:iCs/>
+          <w:lang w:val="en-US"/>
+        </w:rPr>
+      </w:pPr>
+      <w:r>
+        <w:rPr>
+          <w:i/>
+          <w:iCs/>
+          <w:lang w:val="en-US"/>
+        </w:rPr>
+        <w:t xml:space="preserve">            </w:t>
+      </w:r>
+      <w:proofErr w:type="gramStart"/>
+      <w:r>
+        <w:rPr>
+          <w:i/>
+          <w:iCs/>
+          <w:lang w:val="en-US"/>
+        </w:rPr>
+        <w:t>print(</w:t>
+      </w:r>
+      <w:proofErr w:type="gramEnd"/>
+      <w:r>
+        <w:rPr>
+          <w:i/>
+          <w:iCs/>
+          <w:lang w:val="en-US"/>
+        </w:rPr>
+        <w:t xml:space="preserve">"Factor failed eliminate </w:t>
+      </w:r>
+      <w:proofErr w:type="spellStart"/>
+      <w:r>
+        <w:rPr>
+          <w:i/>
+          <w:iCs/>
+          <w:lang w:val="en-US"/>
+        </w:rPr>
+        <w:t>typecheck</w:t>
+      </w:r>
+      <w:proofErr w:type="spellEnd"/>
+      <w:r>
+        <w:rPr>
+          <w:i/>
+          <w:iCs/>
+          <w:lang w:val="en-US"/>
+        </w:rPr>
+        <w:t>: ", factor)</w:t>
+      </w:r>
+    </w:p>
+    <w:p>
+      <w:pPr>
+        <w:pStyle w:val="af"/>
+        <w:rPr>
+          <w:i/>
+          <w:iCs/>
+          <w:lang w:val="en-US"/>
+        </w:rPr>
+      </w:pPr>
+      <w:r>
+        <w:rPr>
+          <w:i/>
+          <w:iCs/>
+          <w:lang w:val="en-US"/>
+        </w:rPr>
+        <w:t xml:space="preserve">            raise </w:t>
+      </w:r>
+      <w:proofErr w:type="spellStart"/>
+      <w:proofErr w:type="gramStart"/>
+      <w:r>
+        <w:rPr>
+          <w:i/>
+          <w:iCs/>
+          <w:lang w:val="en-US"/>
+        </w:rPr>
+        <w:t>ValueError</w:t>
+      </w:r>
+      <w:proofErr w:type="spellEnd"/>
+      <w:r>
+        <w:rPr>
+          <w:i/>
+          <w:iCs/>
+          <w:lang w:val="en-US"/>
+        </w:rPr>
+        <w:t>(</w:t>
+      </w:r>
+      <w:proofErr w:type="gramEnd"/>
+      <w:r>
+        <w:rPr>
+          <w:i/>
+          <w:iCs/>
+          <w:lang w:val="en-US"/>
+        </w:rPr>
+        <w:t>"Factor has only one unconditioned variable, so you "</w:t>
+      </w:r>
+      <w:r>
+        <w:rPr>
+          <w:i/>
+          <w:iCs/>
+          <w:lang w:val="en-US"/>
+        </w:rPr>
+        <w:t xml:space="preserve"> </w:t>
+      </w:r>
+      <w:r>
+        <w:rPr>
+          <w:i/>
+          <w:iCs/>
+          <w:lang w:val="en-US"/>
+        </w:rPr>
+        <w:t>+ "can't eliminate \</w:t>
+      </w:r>
+      <w:proofErr w:type="spellStart"/>
+      <w:r>
+        <w:rPr>
+          <w:i/>
+          <w:iCs/>
+          <w:lang w:val="en-US"/>
+        </w:rPr>
+        <w:t>nthat</w:t>
+      </w:r>
+      <w:proofErr w:type="spellEnd"/>
+      <w:r>
+        <w:rPr>
+          <w:i/>
+          <w:iCs/>
+          <w:lang w:val="en-US"/>
+        </w:rPr>
+        <w:t xml:space="preserve"> variable.\n" + "</w:t>
+      </w:r>
+      <w:proofErr w:type="spellStart"/>
+      <w:r>
+        <w:rPr>
+          <w:i/>
+          <w:iCs/>
+          <w:lang w:val="en-US"/>
+        </w:rPr>
+        <w:t>eliminationVariable</w:t>
+      </w:r>
+      <w:proofErr w:type="spellEnd"/>
+      <w:r>
+        <w:rPr>
+          <w:i/>
+          <w:iCs/>
+          <w:lang w:val="en-US"/>
+        </w:rPr>
+        <w:t>:" + str(</w:t>
+      </w:r>
+      <w:proofErr w:type="spellStart"/>
+      <w:r>
+        <w:rPr>
+          <w:i/>
+          <w:iCs/>
+          <w:lang w:val="en-US"/>
+        </w:rPr>
+        <w:t>eliminationVariable</w:t>
+      </w:r>
+      <w:proofErr w:type="spellEnd"/>
+      <w:r>
+        <w:rPr>
+          <w:i/>
+          <w:iCs/>
+          <w:lang w:val="en-US"/>
+        </w:rPr>
+        <w:t>) + "\n" + "</w:t>
+      </w:r>
+      <w:proofErr w:type="spellStart"/>
+      <w:r>
+        <w:rPr>
+          <w:i/>
+          <w:iCs/>
+          <w:lang w:val="en-US"/>
+        </w:rPr>
+        <w:t>unconditionedVariables</w:t>
+      </w:r>
+      <w:proofErr w:type="spellEnd"/>
+      <w:r>
+        <w:rPr>
+          <w:i/>
+          <w:iCs/>
+          <w:lang w:val="en-US"/>
+        </w:rPr>
+        <w:t>: " + str(</w:t>
+      </w:r>
+      <w:proofErr w:type="spellStart"/>
+      <w:proofErr w:type="gramStart"/>
+      <w:r>
+        <w:rPr>
+          <w:i/>
+          <w:iCs/>
+          <w:lang w:val="en-US"/>
+        </w:rPr>
+        <w:t>factor.unconditionedVariables</w:t>
+      </w:r>
+      <w:proofErr w:type="spellEnd"/>
+      <w:proofErr w:type="gramEnd"/>
+      <w:r>
+        <w:rPr>
+          <w:i/>
+          <w:iCs/>
+          <w:lang w:val="en-US"/>
+        </w:rPr>
+        <w:t>()))</w:t>
+      </w:r>
+    </w:p>
+    <w:p>
+      <w:pPr>
+        <w:pStyle w:val="af"/>
+        <w:rPr>
+          <w:lang w:val="en-US"/>
+        </w:rPr>
+      </w:pPr>
+    </w:p>
+    <w:p>
+      <w:pPr>
+        <w:pStyle w:val="af"/>
+        <w:rPr>
+          <w:b/>
+          <w:bCs/>
+        </w:rPr>
+      </w:pPr>
+      <w:r>
+        <w:rPr>
+          <w:lang w:val="en-US"/>
+        </w:rPr>
+        <w:t xml:space="preserve">        </w:t>
+      </w:r>
+      <w:r>
+        <w:rPr>
+          <w:b/>
+          <w:bCs/>
+        </w:rPr>
+        <w:t>"*** ВСТАВЬТЕ ВАШ КОД СЮДА ***"</w:t>
+      </w:r>
+    </w:p>
+    <w:p>
+      <w:pPr>
+        <w:pStyle w:val="af"/>
+      </w:pPr>
+    </w:p>
+    <w:p>
+      <w:pPr>
+        <w:pStyle w:val="af"/>
+      </w:pPr>
+      <w:r>
+        <w:t xml:space="preserve">        # новый список безусловных переменных</w:t>
+      </w:r>
+    </w:p>
+    <w:p>
+      <w:pPr>
+        <w:pStyle w:val="af"/>
+        <w:rPr>
+          <w:lang w:val="en-US"/>
+        </w:rPr>
+      </w:pPr>
+      <w:r>
+        <w:t xml:space="preserve">        </w:t>
+      </w:r>
+      <w:r>
+        <w:rPr>
+          <w:lang w:val="en-US"/>
+        </w:rPr>
+        <w:t>unconditioned = list(</w:t>
+      </w:r>
+      <w:proofErr w:type="spellStart"/>
+      <w:proofErr w:type="gramStart"/>
+      <w:r>
+        <w:rPr>
+          <w:lang w:val="en-US"/>
+        </w:rPr>
+        <w:t>factor.unconditionedVariables</w:t>
+      </w:r>
+      <w:proofErr w:type="spellEnd"/>
+      <w:proofErr w:type="gramEnd"/>
+      <w:r>
+        <w:rPr>
+          <w:lang w:val="en-US"/>
+        </w:rPr>
+        <w:t>())</w:t>
+      </w:r>
+    </w:p>
+    <w:p>
+      <w:pPr>
+        <w:pStyle w:val="af"/>
+        <w:rPr>
+          <w:lang w:val="en-US"/>
+        </w:rPr>
+      </w:pPr>
+      <w:r>
+        <w:rPr>
+          <w:lang w:val="en-US"/>
+        </w:rPr>
+        <w:t xml:space="preserve">        </w:t>
+      </w:r>
+      <w:proofErr w:type="spellStart"/>
+      <w:proofErr w:type="gramStart"/>
+      <w:r>
+        <w:rPr>
+          <w:lang w:val="en-US"/>
+        </w:rPr>
+        <w:t>unconditioned.remove</w:t>
+      </w:r>
+      <w:proofErr w:type="spellEnd"/>
+      <w:proofErr w:type="gramEnd"/>
+      <w:r>
+        <w:rPr>
+          <w:lang w:val="en-US"/>
+        </w:rPr>
+        <w:t>(</w:t>
+      </w:r>
+      <w:proofErr w:type="spellStart"/>
+      <w:r>
+        <w:rPr>
+          <w:lang w:val="en-US"/>
+        </w:rPr>
+        <w:t>eliminationVariable</w:t>
+      </w:r>
+      <w:proofErr w:type="spellEnd"/>
+      <w:r>
+        <w:rPr>
+          <w:lang w:val="en-US"/>
+        </w:rPr>
+        <w:t>)</w:t>
+      </w:r>
+    </w:p>
+    <w:p>
+      <w:pPr>
+        <w:pStyle w:val="af"/>
+        <w:rPr>
+          <w:lang w:val="en-US"/>
+        </w:rPr>
+      </w:pPr>
+    </w:p>
+    <w:p>
+      <w:pPr>
+        <w:pStyle w:val="af"/>
+      </w:pPr>
+      <w:r>
+        <w:rPr>
+          <w:lang w:val="en-US"/>
+        </w:rPr>
+        <w:t xml:space="preserve">        </w:t>
+      </w:r>
+      <w:r>
+        <w:t># копирование списка условных переменных</w:t>
+      </w:r>
+    </w:p>
+    <w:p>
+      <w:pPr>
+        <w:pStyle w:val="af"/>
+      </w:pPr>
+      <w:r>
+        <w:t xml:space="preserve">        </w:t>
+      </w:r>
+      <w:proofErr w:type="spellStart"/>
+      <w:r>
+        <w:t>conditioned</w:t>
+      </w:r>
+      <w:proofErr w:type="spellEnd"/>
+      <w:r>
+        <w:t xml:space="preserve"> = </w:t>
+      </w:r>
+      <w:proofErr w:type="spellStart"/>
+      <w:r>
+        <w:t>list</w:t>
+      </w:r>
+      <w:proofErr w:type="spellEnd"/>
+      <w:r>
+        <w:t>(</w:t>
+      </w:r>
+      <w:proofErr w:type="spellStart"/>
+      <w:proofErr w:type="gramStart"/>
+      <w:r>
+        <w:t>factor.conditionedVariables</w:t>
+      </w:r>
+      <w:proofErr w:type="spellEnd"/>
+      <w:proofErr w:type="gramEnd"/>
+      <w:r>
+        <w:t>())</w:t>
+      </w:r>
+    </w:p>
+    <w:p>
+      <w:pPr>
+        <w:pStyle w:val="af"/>
+      </w:pPr>
+    </w:p>
+    <w:p>
+      <w:pPr>
+        <w:pStyle w:val="af"/>
+      </w:pPr>
+      <w:r>
+        <w:t xml:space="preserve">        # область значений исключаемой переменной</w:t>
+      </w:r>
+    </w:p>
+    <w:p>
+      <w:pPr>
+        <w:pStyle w:val="af"/>
+        <w:rPr>
+          <w:lang w:val="en-US"/>
+        </w:rPr>
+      </w:pPr>
+      <w:r>
+        <w:lastRenderedPageBreak/>
+        <w:t xml:space="preserve">        </w:t>
+      </w:r>
+      <w:r>
+        <w:rPr>
+          <w:lang w:val="en-US"/>
+        </w:rPr>
+        <w:t xml:space="preserve">domain = </w:t>
+      </w:r>
+      <w:proofErr w:type="spellStart"/>
+      <w:proofErr w:type="gramStart"/>
+      <w:r>
+        <w:rPr>
+          <w:lang w:val="en-US"/>
+        </w:rPr>
+        <w:t>factor.variableDomainsDict</w:t>
+      </w:r>
+      <w:proofErr w:type="spellEnd"/>
+      <w:r>
+        <w:rPr>
+          <w:lang w:val="en-US"/>
+        </w:rPr>
+        <w:t>()[</w:t>
+      </w:r>
+      <w:proofErr w:type="spellStart"/>
+      <w:proofErr w:type="gramEnd"/>
+      <w:r>
+        <w:rPr>
+          <w:lang w:val="en-US"/>
+        </w:rPr>
+        <w:t>eliminationVariable</w:t>
+      </w:r>
+      <w:proofErr w:type="spellEnd"/>
+      <w:r>
+        <w:rPr>
+          <w:lang w:val="en-US"/>
+        </w:rPr>
+        <w:t>];</w:t>
+      </w:r>
+    </w:p>
+    <w:p>
+      <w:pPr>
+        <w:pStyle w:val="af"/>
+        <w:rPr>
+          <w:lang w:val="en-US"/>
+        </w:rPr>
+      </w:pPr>
+    </w:p>
+    <w:p>
+      <w:pPr>
+        <w:pStyle w:val="af"/>
+        <w:rPr>
+          <w:lang w:val="en-US"/>
+        </w:rPr>
+      </w:pPr>
+      <w:r>
+        <w:rPr>
+          <w:lang w:val="en-US"/>
+        </w:rPr>
+        <w:t xml:space="preserve">        # </w:t>
+      </w:r>
+      <w:r>
+        <w:t>создание</w:t>
+      </w:r>
+      <w:r>
+        <w:rPr>
+          <w:lang w:val="en-US"/>
+        </w:rPr>
+        <w:t xml:space="preserve"> </w:t>
+      </w:r>
+      <w:r>
+        <w:t>нового</w:t>
+      </w:r>
+      <w:r>
+        <w:rPr>
+          <w:lang w:val="en-US"/>
+        </w:rPr>
+        <w:t xml:space="preserve"> </w:t>
+      </w:r>
+      <w:r>
+        <w:t>фактора</w:t>
+      </w:r>
+    </w:p>
+    <w:p>
+      <w:pPr>
+        <w:pStyle w:val="af"/>
+        <w:rPr>
+          <w:lang w:val="en-US"/>
+        </w:rPr>
+      </w:pPr>
+      <w:r>
+        <w:rPr>
+          <w:lang w:val="en-US"/>
+        </w:rPr>
+        <w:t xml:space="preserve">        </w:t>
+      </w:r>
+      <w:proofErr w:type="spellStart"/>
+      <w:r>
+        <w:rPr>
+          <w:lang w:val="en-US"/>
+        </w:rPr>
+        <w:t>new_factor</w:t>
+      </w:r>
+      <w:proofErr w:type="spellEnd"/>
+      <w:r>
+        <w:rPr>
+          <w:lang w:val="en-US"/>
+        </w:rPr>
+        <w:t xml:space="preserve"> = </w:t>
+      </w:r>
+      <w:proofErr w:type="gramStart"/>
+      <w:r>
+        <w:rPr>
+          <w:lang w:val="en-US"/>
+        </w:rPr>
+        <w:t>Factor(</w:t>
+      </w:r>
+      <w:proofErr w:type="gramEnd"/>
+      <w:r>
+        <w:rPr>
+          <w:lang w:val="en-US"/>
+        </w:rPr>
+        <w:t xml:space="preserve">unconditioned, conditioned, </w:t>
+      </w:r>
+      <w:proofErr w:type="spellStart"/>
+      <w:proofErr w:type="gramStart"/>
+      <w:r>
+        <w:rPr>
+          <w:lang w:val="en-US"/>
+        </w:rPr>
+        <w:t>factor.variableDomainsDict</w:t>
+      </w:r>
+      <w:proofErr w:type="spellEnd"/>
+      <w:proofErr w:type="gramEnd"/>
+      <w:r>
+        <w:rPr>
+          <w:lang w:val="en-US"/>
+        </w:rPr>
+        <w:t>())</w:t>
+      </w:r>
+    </w:p>
+    <w:p>
+      <w:pPr>
+        <w:pStyle w:val="af"/>
+        <w:rPr>
+          <w:lang w:val="en-US"/>
+        </w:rPr>
+      </w:pPr>
+    </w:p>
+    <w:p>
+      <w:pPr>
+        <w:pStyle w:val="af"/>
+      </w:pPr>
+      <w:r>
+        <w:rPr>
+          <w:lang w:val="en-US"/>
+        </w:rPr>
+        <w:t xml:space="preserve">        </w:t>
+      </w:r>
+      <w:r>
+        <w:t># для каждого возможного присваивания нового фактора:</w:t>
+      </w:r>
+    </w:p>
+    <w:p>
+      <w:pPr>
+        <w:pStyle w:val="af"/>
+        <w:rPr>
+          <w:lang w:val="en-US"/>
+        </w:rPr>
+      </w:pPr>
+      <w:r>
+        <w:t xml:space="preserve">        </w:t>
+      </w:r>
+      <w:r>
+        <w:rPr>
+          <w:lang w:val="en-US"/>
+        </w:rPr>
+        <w:t xml:space="preserve">for assignment in </w:t>
+      </w:r>
+      <w:proofErr w:type="spellStart"/>
+      <w:r>
+        <w:rPr>
+          <w:lang w:val="en-US"/>
+        </w:rPr>
+        <w:t>new_</w:t>
+      </w:r>
+      <w:proofErr w:type="gramStart"/>
+      <w:r>
+        <w:rPr>
+          <w:lang w:val="en-US"/>
+        </w:rPr>
+        <w:t>factor.getAllPossibleAssignmentDicts</w:t>
+      </w:r>
+      <w:proofErr w:type="spellEnd"/>
+      <w:proofErr w:type="gramEnd"/>
+      <w:r>
+        <w:rPr>
+          <w:lang w:val="en-US"/>
+        </w:rPr>
+        <w:t>():</w:t>
+      </w:r>
+    </w:p>
+    <w:p>
+      <w:pPr>
+        <w:pStyle w:val="af"/>
+      </w:pPr>
+      <w:r>
+        <w:rPr>
+          <w:lang w:val="en-US"/>
+        </w:rPr>
+        <w:t xml:space="preserve">            </w:t>
+      </w:r>
+      <w:proofErr w:type="spellStart"/>
+      <w:r>
+        <w:t>prob</w:t>
+      </w:r>
+      <w:proofErr w:type="spellEnd"/>
+      <w:r>
+        <w:t xml:space="preserve"> = 0.0</w:t>
+      </w:r>
+    </w:p>
+    <w:p>
+      <w:pPr>
+        <w:pStyle w:val="af"/>
+      </w:pPr>
+    </w:p>
+    <w:p>
+      <w:pPr>
+        <w:pStyle w:val="af"/>
+      </w:pPr>
+      <w:r>
+        <w:t xml:space="preserve">            # для каждого значения исключаемой переменной:</w:t>
+      </w:r>
+    </w:p>
+    <w:p>
+      <w:pPr>
+        <w:pStyle w:val="af"/>
+        <w:rPr>
+          <w:lang w:val="en-US"/>
+        </w:rPr>
+      </w:pPr>
+      <w:r>
+        <w:t xml:space="preserve">            </w:t>
+      </w:r>
+      <w:r>
+        <w:rPr>
+          <w:lang w:val="en-US"/>
+        </w:rPr>
+        <w:t xml:space="preserve">for </w:t>
+      </w:r>
+      <w:proofErr w:type="spellStart"/>
+      <w:r>
+        <w:rPr>
+          <w:lang w:val="en-US"/>
+        </w:rPr>
+        <w:t>elim_val</w:t>
+      </w:r>
+      <w:proofErr w:type="spellEnd"/>
+      <w:r>
+        <w:rPr>
+          <w:lang w:val="en-US"/>
+        </w:rPr>
+        <w:t xml:space="preserve"> in domain:</w:t>
+      </w:r>
+    </w:p>
+    <w:p>
+      <w:pPr>
+        <w:pStyle w:val="af"/>
+        <w:rPr>
+          <w:lang w:val="en-US"/>
+        </w:rPr>
+      </w:pPr>
+      <w:r>
+        <w:rPr>
+          <w:lang w:val="en-US"/>
+        </w:rPr>
+        <w:t xml:space="preserve">                </w:t>
+      </w:r>
+      <w:proofErr w:type="spellStart"/>
+      <w:r>
+        <w:rPr>
+          <w:lang w:val="en-US"/>
+        </w:rPr>
+        <w:t>old_assignment</w:t>
+      </w:r>
+      <w:proofErr w:type="spellEnd"/>
+      <w:r>
+        <w:rPr>
+          <w:lang w:val="en-US"/>
+        </w:rPr>
+        <w:t xml:space="preserve"> = </w:t>
+      </w:r>
+      <w:proofErr w:type="spellStart"/>
+      <w:proofErr w:type="gramStart"/>
+      <w:r>
+        <w:rPr>
+          <w:lang w:val="en-US"/>
+        </w:rPr>
+        <w:t>assignment.copy</w:t>
+      </w:r>
+      <w:proofErr w:type="spellEnd"/>
+      <w:proofErr w:type="gramEnd"/>
+      <w:r>
+        <w:rPr>
+          <w:lang w:val="en-US"/>
+        </w:rPr>
+        <w:t>()</w:t>
+      </w:r>
+    </w:p>
+    <w:p>
+      <w:pPr>
+        <w:pStyle w:val="af"/>
+        <w:rPr>
+          <w:lang w:val="en-US"/>
+        </w:rPr>
+      </w:pPr>
+      <w:r>
+        <w:rPr>
+          <w:lang w:val="en-US"/>
+        </w:rPr>
+        <w:t xml:space="preserve">                </w:t>
+      </w:r>
+      <w:proofErr w:type="spellStart"/>
+      <w:r>
+        <w:rPr>
+          <w:lang w:val="en-US"/>
+        </w:rPr>
+        <w:t>old_assignment</w:t>
+      </w:r>
+      <w:proofErr w:type="spellEnd"/>
+      <w:r>
+        <w:rPr>
+          <w:lang w:val="en-US"/>
+        </w:rPr>
+        <w:t>[</w:t>
+      </w:r>
+      <w:proofErr w:type="spellStart"/>
+      <w:r>
+        <w:rPr>
+          <w:lang w:val="en-US"/>
+        </w:rPr>
+        <w:t>eliminationVariable</w:t>
+      </w:r>
+      <w:proofErr w:type="spellEnd"/>
+      <w:r>
+        <w:rPr>
+          <w:lang w:val="en-US"/>
+        </w:rPr>
+        <w:t xml:space="preserve">] = </w:t>
+      </w:r>
+      <w:proofErr w:type="spellStart"/>
+      <w:r>
+        <w:rPr>
+          <w:lang w:val="en-US"/>
+        </w:rPr>
+        <w:t>elim_val</w:t>
+      </w:r>
+      <w:proofErr w:type="spellEnd"/>
+      <w:r>
+        <w:rPr>
+          <w:lang w:val="en-US"/>
+        </w:rPr>
+        <w:t>;</w:t>
+      </w:r>
+    </w:p>
+    <w:p>
+      <w:pPr>
+        <w:pStyle w:val="af"/>
+        <w:rPr>
+          <w:lang w:val="en-US"/>
+        </w:rPr>
+      </w:pPr>
+      <w:r>
+        <w:rPr>
+          <w:lang w:val="en-US"/>
+        </w:rPr>
+        <w:t xml:space="preserve">                prob += </w:t>
+      </w:r>
+      <w:proofErr w:type="spellStart"/>
+      <w:proofErr w:type="gramStart"/>
+      <w:r>
+        <w:rPr>
+          <w:lang w:val="en-US"/>
+        </w:rPr>
+        <w:t>factor.getProbability</w:t>
+      </w:r>
+      <w:proofErr w:type="spellEnd"/>
+      <w:proofErr w:type="gramEnd"/>
+      <w:r>
+        <w:rPr>
+          <w:lang w:val="en-US"/>
+        </w:rPr>
+        <w:t>(</w:t>
+      </w:r>
+      <w:proofErr w:type="spellStart"/>
+      <w:r>
+        <w:rPr>
+          <w:lang w:val="en-US"/>
+        </w:rPr>
+        <w:t>old_assignment</w:t>
+      </w:r>
+      <w:proofErr w:type="spellEnd"/>
+      <w:r>
+        <w:rPr>
+          <w:lang w:val="en-US"/>
+        </w:rPr>
+        <w:t>);</w:t>
+      </w:r>
+    </w:p>
+    <w:p>
+      <w:pPr>
+        <w:pStyle w:val="af"/>
+        <w:rPr>
+          <w:lang w:val="en-US"/>
+        </w:rPr>
+      </w:pPr>
+    </w:p>
+    <w:p>
+      <w:pPr>
+        <w:pStyle w:val="af"/>
+      </w:pPr>
+      <w:r>
+        <w:rPr>
+          <w:lang w:val="en-US"/>
+        </w:rPr>
+        <w:t xml:space="preserve">            </w:t>
+      </w:r>
+      <w:r>
+        <w:t># запись в новую СРТ-таблицу значение вероятности</w:t>
+      </w:r>
+    </w:p>
+    <w:p>
+      <w:pPr>
+        <w:pStyle w:val="af"/>
+        <w:rPr>
+          <w:lang w:val="en-US"/>
+        </w:rPr>
+      </w:pPr>
+      <w:r>
+        <w:t xml:space="preserve">            </w:t>
+      </w:r>
+      <w:proofErr w:type="spellStart"/>
+      <w:r>
+        <w:rPr>
+          <w:lang w:val="en-US"/>
+        </w:rPr>
+        <w:t>new_</w:t>
+      </w:r>
+      <w:proofErr w:type="gramStart"/>
+      <w:r>
+        <w:rPr>
+          <w:lang w:val="en-US"/>
+        </w:rPr>
+        <w:t>factor.setProbability</w:t>
+      </w:r>
+      <w:proofErr w:type="spellEnd"/>
+      <w:proofErr w:type="gramEnd"/>
+      <w:r>
+        <w:rPr>
+          <w:lang w:val="en-US"/>
+        </w:rPr>
+        <w:t>(assignment, prob)</w:t>
+      </w:r>
+    </w:p>
+    <w:p>
+      <w:pPr>
+        <w:pStyle w:val="af"/>
+        <w:ind w:firstLine="0"/>
+      </w:pPr>
+    </w:p>
+    <w:p>
+      <w:pPr>
+        <w:pStyle w:val="af"/>
+        <w:rPr>
+          <w:lang w:val="en-US"/>
+        </w:rPr>
+      </w:pPr>
+      <w:r>
+        <w:rPr>
+          <w:lang w:val="en-US"/>
+        </w:rPr>
+        <w:t xml:space="preserve">        return </w:t>
+      </w:r>
+      <w:proofErr w:type="spellStart"/>
+      <w:r>
+        <w:rPr>
+          <w:lang w:val="en-US"/>
+        </w:rPr>
+        <w:t>new_factor</w:t>
+      </w:r>
+      <w:proofErr w:type="spellEnd"/>
+    </w:p>
+    <w:p/>
+    <w:p>
+      <w:r>
+        <w:t>Правильность кода функции была подтверждена с помощью автооценивателя (рисунок 3.</w:t>
+      </w:r>
+      <w:r>
+        <w:t>3</w:t>
+      </w:r>
+      <w:r>
+        <w:t>)</w:t>
+      </w:r>
+      <w:r>
         <w:t>.</w:t>
       </w:r>
     </w:p>
     <w:p/>
     <w:p>
-      <w:r>
-        <w:t>.</w:t>
-      </w:r>
+      <w:pPr>
+        <w:ind w:firstLine="0"/>
+        <w:jc w:val="center"/>
+        <w:rPr>
+          <w:lang w:val="en-US"/>
+        </w:rPr>
+      </w:pPr>
+      <w:r>
+        <w:rPr>
+          <w:noProof/>
+        </w:rPr>
+        <w:drawing>
+          <wp:inline distT="0" distB="0" distL="0" distR="0" wp14:anchorId="0CE1EED9" wp14:editId="49D43B74">
+            <wp:extent cx="5480385" cy="1215838"/>
+            <wp:effectExtent l="0" t="0" r="0" b="0"/>
+            <wp:docPr id="1846062147" name="Рисунок 1"/>
+            <wp:cNvGraphicFramePr>
+              <a:graphicFrameLocks xmlns:a="http://schemas.openxmlformats.org/drawingml/2006/main" noChangeAspect="1"/>
+            </wp:cNvGraphicFramePr>
+            <a:graphic xmlns:a="http://schemas.openxmlformats.org/drawingml/2006/main">
+              <a:graphicData uri="http://schemas.openxmlformats.org/drawingml/2006/picture">
+                <pic:pic xmlns:pic="http://schemas.openxmlformats.org/drawingml/2006/picture">
+                  <pic:nvPicPr>
+                    <pic:cNvPr id="1846062147" name=""/>
+                    <pic:cNvPicPr/>
+                  </pic:nvPicPr>
+                  <pic:blipFill>
+                    <a:blip r:embed="rId11"/>
+                    <a:stretch>
+                      <a:fillRect/>
+                    </a:stretch>
+                  </pic:blipFill>
+                  <pic:spPr>
+                    <a:xfrm>
+                      <a:off x="0" y="0"/>
+                      <a:ext cx="5487938" cy="1217514"/>
+                    </a:xfrm>
+                    <a:prstGeom prst="rect">
+                      <a:avLst/>
+                    </a:prstGeom>
+                  </pic:spPr>
+                </pic:pic>
+              </a:graphicData>
+            </a:graphic>
+          </wp:inline>
+        </w:drawing>
+      </w:r>
+    </w:p>
+    <w:p>
+      <w:pPr>
+        <w:ind w:firstLine="0"/>
+        <w:jc w:val="center"/>
+      </w:pPr>
+      <w:r>
+        <w:t xml:space="preserve">Рисунок 3.3 – Автооценивание функции </w:t>
+      </w:r>
+      <w:proofErr w:type="spellStart"/>
+      <w:r>
+        <w:rPr>
+          <w:rFonts w:ascii="Courier New" w:hAnsi="Courier New" w:cs="Courier New"/>
+          <w:sz w:val="24"/>
+          <w:szCs w:val="20"/>
+        </w:rPr>
+        <w:t>eliminate</w:t>
+      </w:r>
+      <w:proofErr w:type="spellEnd"/>
     </w:p>
     <w:p/>
     <w:p/>
@@ -3729,6 +5390,7 @@
         </w:numPr>
       </w:pPr>
       <w:r>
+        <w:lastRenderedPageBreak/>
         <w:t>.</w:t>
       </w:r>
     </w:p>
@@ -3863,6 +5525,7 @@
         <w:rPr>
           <w:szCs w:val="28"/>
         </w:rPr>
+        <w:lastRenderedPageBreak/>
         <w:t>.</w:t>
       </w:r>
     </w:p>
@@ -3874,8 +5537,8 @@
       </w:pPr>
     </w:p>
     <w:sectPr>
-      <w:headerReference w:type="default" r:id="rId11"/>
-      <w:headerReference w:type="first" r:id="rId12"/>
+      <w:headerReference w:type="default" r:id="rId12"/>
+      <w:headerReference w:type="first" r:id="rId13"/>
       <w:pgSz w:w="11906" w:h="16838"/>
       <w:pgMar w:top="851" w:right="567" w:bottom="851" w:left="1418" w:header="680" w:footer="680" w:gutter="0"/>
       <w:cols w:space="708"/>

--- a/8 семестр/МиСИИ/ЛР 5/МиСИИ ЛР 5.docx
+++ b/8 семестр/МиСИИ/ЛР 5/МиСИИ ЛР 5.docx
@@ -778,7 +778,16 @@
         <w:t xml:space="preserve"> </w:t>
       </w:r>
       <w:r>
-        <w:t>в factorOperations.py.</w:t>
+        <w:t xml:space="preserve">в </w:t>
+      </w:r>
+      <w:r>
+        <w:t xml:space="preserve">файле </w:t>
+      </w:r>
+      <w:r>
+        <w:t>factorOperations.py</w:t>
+      </w:r>
+      <w:r>
+        <w:t>;</w:t>
       </w:r>
     </w:p>
     <w:p>
@@ -790,7 +799,53 @@
         </w:numPr>
         <w:ind w:left="1134" w:hanging="567"/>
       </w:pPr>
-    </w:p>
+      <w:r>
+        <w:rPr>
+          <w:b/>
+          <w:bCs/>
+        </w:rPr>
+        <w:t>Задание 4</w:t>
+      </w:r>
+      <w:r>
+        <w:t>: реализовать</w:t>
+      </w:r>
+      <w:r>
+        <w:t xml:space="preserve"> в</w:t>
+      </w:r>
+      <w:r>
+        <w:t xml:space="preserve"> </w:t>
+      </w:r>
+      <w:r>
+        <w:t xml:space="preserve">файле inference.py функцию </w:t>
+      </w:r>
+      <w:proofErr w:type="spellStart"/>
+      <w:r>
+        <w:rPr>
+          <w:rFonts w:ascii="Courier New" w:hAnsi="Courier New" w:cs="Courier New"/>
+          <w:sz w:val="24"/>
+          <w:szCs w:val="20"/>
+        </w:rPr>
+        <w:t>inferenceByVariableElimination</w:t>
+      </w:r>
+      <w:proofErr w:type="spellEnd"/>
+      <w:r>
+        <w:t xml:space="preserve">, </w:t>
+      </w:r>
+      <w:r>
+        <w:t>осуществляющую вывод для сети Байеса методом исключения переменных;</w:t>
+      </w:r>
+    </w:p>
+    <w:p>
+      <w:pPr>
+        <w:pStyle w:val="aa"/>
+        <w:numPr>
+          <w:ilvl w:val="0"/>
+          <w:numId w:val="38"/>
+        </w:numPr>
+        <w:ind w:left="1134" w:hanging="567"/>
+      </w:pPr>
+    </w:p>
+    <w:p/>
     <w:p/>
     <w:p>
       <w:pPr>
@@ -935,7 +990,7 @@
         </w:numPr>
       </w:pPr>
       <w:r>
-        <w:t>Создание структуры сети Байеса</w:t>
+        <w:t>Структура сети Байеса</w:t>
       </w:r>
     </w:p>
     <w:p/>
@@ -1029,1021 +1084,931 @@
         <w:t xml:space="preserve"> </w:t>
       </w:r>
       <w:proofErr w:type="spellStart"/>
-      <w:proofErr w:type="gramStart"/>
-      <w:r>
-        <w:t>constructBayesNet</w:t>
-      </w:r>
-      <w:proofErr w:type="spellEnd"/>
-      <w:r>
-        <w:t>(</w:t>
-      </w:r>
-      <w:proofErr w:type="spellStart"/>
-      <w:proofErr w:type="gramEnd"/>
-      <w:r>
-        <w:t>gameState</w:t>
-      </w:r>
-      <w:proofErr w:type="spellEnd"/>
-      <w:r>
-        <w:t xml:space="preserve">: </w:t>
-      </w:r>
-      <w:proofErr w:type="spellStart"/>
-      <w:proofErr w:type="gramStart"/>
-      <w:r>
-        <w:t>hunters.GameState</w:t>
-      </w:r>
-      <w:proofErr w:type="spellEnd"/>
-      <w:proofErr w:type="gramEnd"/>
-      <w:r>
-        <w:t>):</w:t>
-      </w:r>
-    </w:p>
-    <w:p>
-      <w:pPr>
-        <w:pStyle w:val="af"/>
-        <w:rPr>
-          <w:i/>
-          <w:iCs/>
-        </w:rPr>
-      </w:pPr>
-      <w:r>
-        <w:t xml:space="preserve">    </w:t>
-      </w:r>
-      <w:r>
-        <w:rPr>
-          <w:i/>
-          <w:iCs/>
-        </w:rPr>
-        <w:t># имена узлов сети</w:t>
-      </w:r>
-    </w:p>
-    <w:p>
-      <w:pPr>
-        <w:pStyle w:val="af"/>
-        <w:rPr>
-          <w:i/>
-          <w:iCs/>
-        </w:rPr>
-      </w:pPr>
-      <w:r>
-        <w:rPr>
-          <w:i/>
-          <w:iCs/>
-        </w:rPr>
-        <w:t>    PAC = "</w:t>
-      </w:r>
-      <w:proofErr w:type="spellStart"/>
-      <w:r>
-        <w:rPr>
-          <w:i/>
-          <w:iCs/>
-        </w:rPr>
-        <w:t>Pacman</w:t>
-      </w:r>
-      <w:proofErr w:type="spellEnd"/>
-      <w:r>
-        <w:rPr>
-          <w:i/>
-          <w:iCs/>
-        </w:rPr>
-        <w:t>"</w:t>
-      </w:r>
-    </w:p>
-    <w:p>
-      <w:pPr>
-        <w:pStyle w:val="af"/>
-        <w:rPr>
-          <w:i/>
-          <w:iCs/>
-          <w:lang w:val="en-US"/>
-        </w:rPr>
-      </w:pPr>
-      <w:r>
-        <w:rPr>
-          <w:i/>
-          <w:iCs/>
-        </w:rPr>
-        <w:t xml:space="preserve">    </w:t>
-      </w:r>
-      <w:r>
-        <w:rPr>
-          <w:i/>
-          <w:iCs/>
-          <w:lang w:val="en-US"/>
-        </w:rPr>
-        <w:t>GHOST0 = "Ghost0"</w:t>
-      </w:r>
-    </w:p>
-    <w:p>
-      <w:pPr>
-        <w:pStyle w:val="af"/>
-        <w:rPr>
-          <w:i/>
-          <w:iCs/>
-          <w:lang w:val="en-US"/>
-        </w:rPr>
-      </w:pPr>
-      <w:r>
-        <w:rPr>
-          <w:i/>
-          <w:iCs/>
-          <w:lang w:val="en-US"/>
-        </w:rPr>
-        <w:t>    GHOST1 = "Ghost1"</w:t>
-      </w:r>
-    </w:p>
-    <w:p>
-      <w:pPr>
-        <w:pStyle w:val="af"/>
-        <w:rPr>
-          <w:i/>
-          <w:iCs/>
-          <w:lang w:val="en-US"/>
-        </w:rPr>
-      </w:pPr>
-      <w:r>
-        <w:rPr>
-          <w:i/>
-          <w:iCs/>
-          <w:lang w:val="en-US"/>
-        </w:rPr>
-        <w:t>    OBS0 = "Observation0"</w:t>
-      </w:r>
-    </w:p>
-    <w:p>
-      <w:pPr>
-        <w:pStyle w:val="af"/>
-        <w:rPr>
-          <w:i/>
-          <w:iCs/>
-          <w:lang w:val="en-US"/>
-        </w:rPr>
-      </w:pPr>
-      <w:r>
-        <w:rPr>
-          <w:i/>
-          <w:iCs/>
-          <w:lang w:val="en-US"/>
-        </w:rPr>
-        <w:t>    OBS1 = "Observation1"</w:t>
-      </w:r>
-    </w:p>
-    <w:p>
-      <w:pPr>
-        <w:pStyle w:val="af"/>
-        <w:rPr>
-          <w:i/>
-          <w:iCs/>
-          <w:lang w:val="en-US"/>
-        </w:rPr>
-      </w:pPr>
-    </w:p>
-    <w:p>
-      <w:pPr>
-        <w:pStyle w:val="af"/>
-        <w:rPr>
-          <w:i/>
-          <w:iCs/>
-          <w:lang w:val="en-US"/>
-        </w:rPr>
-      </w:pPr>
-      <w:r>
-        <w:rPr>
-          <w:i/>
-          <w:iCs/>
-          <w:lang w:val="en-US"/>
-        </w:rPr>
-        <w:t xml:space="preserve">    # </w:t>
-      </w:r>
-      <w:r>
-        <w:rPr>
-          <w:i/>
-          <w:iCs/>
-        </w:rPr>
-        <w:t>размеры</w:t>
-      </w:r>
-      <w:r>
-        <w:rPr>
-          <w:i/>
-          <w:iCs/>
-          <w:lang w:val="en-US"/>
-        </w:rPr>
-        <w:t xml:space="preserve"> </w:t>
-      </w:r>
-      <w:r>
-        <w:rPr>
-          <w:i/>
-          <w:iCs/>
-        </w:rPr>
-        <w:t>игрового</w:t>
-      </w:r>
-      <w:r>
-        <w:rPr>
-          <w:i/>
-          <w:iCs/>
-          <w:lang w:val="en-US"/>
-        </w:rPr>
-        <w:t xml:space="preserve"> </w:t>
-      </w:r>
-      <w:r>
-        <w:rPr>
-          <w:i/>
-          <w:iCs/>
-        </w:rPr>
-        <w:t>поля</w:t>
-      </w:r>
-    </w:p>
-    <w:p>
-      <w:pPr>
-        <w:pStyle w:val="af"/>
-        <w:rPr>
-          <w:i/>
-          <w:iCs/>
-          <w:lang w:val="en-US"/>
-        </w:rPr>
-      </w:pPr>
-      <w:r>
-        <w:rPr>
-          <w:i/>
-          <w:iCs/>
-          <w:lang w:val="en-US"/>
-        </w:rPr>
-        <w:t xml:space="preserve">    X_RANGE = </w:t>
-      </w:r>
-      <w:proofErr w:type="spellStart"/>
-      <w:r>
-        <w:rPr>
-          <w:i/>
-          <w:iCs/>
-          <w:lang w:val="en-US"/>
-        </w:rPr>
-        <w:t>gameState.getWalls</w:t>
-      </w:r>
-      <w:proofErr w:type="spellEnd"/>
-      <w:r>
-        <w:rPr>
-          <w:i/>
-          <w:iCs/>
-          <w:lang w:val="en-US"/>
-        </w:rPr>
-        <w:t>(</w:t>
-      </w:r>
-      <w:proofErr w:type="gramStart"/>
-      <w:r>
-        <w:rPr>
-          <w:i/>
-          <w:iCs/>
-          <w:lang w:val="en-US"/>
-        </w:rPr>
-        <w:t>).width</w:t>
-      </w:r>
-      <w:proofErr w:type="gramEnd"/>
-      <w:r>
-        <w:rPr>
-          <w:i/>
-          <w:iCs/>
-          <w:lang w:val="en-US"/>
-        </w:rPr>
-        <w:t xml:space="preserve">    # </w:t>
-      </w:r>
-      <w:r>
-        <w:rPr>
-          <w:i/>
-          <w:iCs/>
-        </w:rPr>
-        <w:t>ширина</w:t>
-      </w:r>
-    </w:p>
-    <w:p>
-      <w:pPr>
-        <w:pStyle w:val="af"/>
-        <w:rPr>
-          <w:i/>
-          <w:iCs/>
-          <w:lang w:val="en-US"/>
-        </w:rPr>
-      </w:pPr>
-      <w:r>
-        <w:rPr>
-          <w:i/>
-          <w:iCs/>
-          <w:lang w:val="en-US"/>
-        </w:rPr>
-        <w:lastRenderedPageBreak/>
-        <w:t xml:space="preserve">    Y_RANGE = </w:t>
-      </w:r>
-      <w:proofErr w:type="spellStart"/>
-      <w:r>
-        <w:rPr>
-          <w:i/>
-          <w:iCs/>
-          <w:lang w:val="en-US"/>
-        </w:rPr>
-        <w:t>gameState.getWalls</w:t>
-      </w:r>
-      <w:proofErr w:type="spellEnd"/>
-      <w:r>
-        <w:rPr>
-          <w:i/>
-          <w:iCs/>
-          <w:lang w:val="en-US"/>
-        </w:rPr>
-        <w:t>(</w:t>
-      </w:r>
-      <w:proofErr w:type="gramStart"/>
-      <w:r>
-        <w:rPr>
-          <w:i/>
-          <w:iCs/>
-          <w:lang w:val="en-US"/>
-        </w:rPr>
-        <w:t>).height</w:t>
-      </w:r>
-      <w:proofErr w:type="gramEnd"/>
-      <w:r>
-        <w:rPr>
-          <w:i/>
-          <w:iCs/>
-          <w:lang w:val="en-US"/>
-        </w:rPr>
-        <w:t xml:space="preserve">   # </w:t>
-      </w:r>
-      <w:r>
-        <w:rPr>
-          <w:i/>
-          <w:iCs/>
-        </w:rPr>
-        <w:t>высота</w:t>
-      </w:r>
-    </w:p>
-    <w:p>
-      <w:pPr>
-        <w:pStyle w:val="af"/>
-        <w:rPr>
-          <w:i/>
-          <w:iCs/>
-          <w:lang w:val="en-US"/>
-        </w:rPr>
-      </w:pPr>
-    </w:p>
-    <w:p>
-      <w:pPr>
-        <w:pStyle w:val="af"/>
-        <w:rPr>
-          <w:i/>
-          <w:iCs/>
-        </w:rPr>
-      </w:pPr>
-      <w:r>
-        <w:rPr>
-          <w:i/>
-          <w:iCs/>
-          <w:lang w:val="en-US"/>
-        </w:rPr>
-        <w:t xml:space="preserve">    </w:t>
-      </w:r>
-      <w:r>
-        <w:rPr>
-          <w:i/>
-          <w:iCs/>
-        </w:rPr>
-        <w:t># максимальная погрешность датчика (шум)</w:t>
-      </w:r>
-    </w:p>
-    <w:p>
-      <w:pPr>
-        <w:pStyle w:val="af"/>
-        <w:rPr>
-          <w:i/>
-          <w:iCs/>
-        </w:rPr>
-      </w:pPr>
-      <w:r>
-        <w:rPr>
-          <w:i/>
-          <w:iCs/>
-        </w:rPr>
-        <w:t>    MAX_NOISE = 7</w:t>
-      </w:r>
-    </w:p>
-    <w:p>
-      <w:pPr>
-        <w:pStyle w:val="af"/>
-      </w:pPr>
-    </w:p>
-    <w:p>
-      <w:pPr>
-        <w:pStyle w:val="af"/>
+      <w:r>
         <w:rPr>
           <w:b/>
           <w:bCs/>
         </w:rPr>
-      </w:pPr>
-      <w:r>
+        <w:t>constructBayesNet</w:t>
+      </w:r>
+      <w:proofErr w:type="spellEnd"/>
+      <w:r>
+        <w:t>(</w:t>
+      </w:r>
+      <w:proofErr w:type="spellStart"/>
+      <w:r>
+        <w:t>gameState</w:t>
+      </w:r>
+      <w:proofErr w:type="spellEnd"/>
+      <w:r>
+        <w:t xml:space="preserve">: </w:t>
+      </w:r>
+      <w:proofErr w:type="spellStart"/>
+      <w:r>
+        <w:t>hunters.GameState</w:t>
+      </w:r>
+      <w:proofErr w:type="spellEnd"/>
+      <w:r>
+        <w:t>):</w:t>
+      </w:r>
+    </w:p>
+    <w:p>
+      <w:pPr>
+        <w:pStyle w:val="af"/>
+        <w:rPr>
+          <w:i/>
+          <w:iCs/>
+        </w:rPr>
+      </w:pPr>
+      <w:r>
+        <w:lastRenderedPageBreak/>
         <w:t xml:space="preserve">    </w:t>
       </w:r>
       <w:r>
+        <w:rPr>
+          <w:i/>
+          <w:iCs/>
+        </w:rPr>
+        <w:t># имена узлов сети</w:t>
+      </w:r>
+    </w:p>
+    <w:p>
+      <w:pPr>
+        <w:pStyle w:val="af"/>
+        <w:rPr>
+          <w:i/>
+          <w:iCs/>
+        </w:rPr>
+      </w:pPr>
+      <w:r>
+        <w:rPr>
+          <w:i/>
+          <w:iCs/>
+        </w:rPr>
+        <w:t>    PAC = "</w:t>
+      </w:r>
+      <w:proofErr w:type="spellStart"/>
+      <w:r>
+        <w:rPr>
+          <w:i/>
+          <w:iCs/>
+        </w:rPr>
+        <w:t>Pacman</w:t>
+      </w:r>
+      <w:proofErr w:type="spellEnd"/>
+      <w:r>
+        <w:rPr>
+          <w:i/>
+          <w:iCs/>
+        </w:rPr>
+        <w:t>"</w:t>
+      </w:r>
+    </w:p>
+    <w:p>
+      <w:pPr>
+        <w:pStyle w:val="af"/>
+        <w:rPr>
+          <w:i/>
+          <w:iCs/>
+          <w:lang w:val="en-US"/>
+        </w:rPr>
+      </w:pPr>
+      <w:r>
+        <w:rPr>
+          <w:i/>
+          <w:iCs/>
+        </w:rPr>
+        <w:t xml:space="preserve">    </w:t>
+      </w:r>
+      <w:r>
+        <w:rPr>
+          <w:i/>
+          <w:iCs/>
+          <w:lang w:val="en-US"/>
+        </w:rPr>
+        <w:t>GHOST0 = "Ghost0"</w:t>
+      </w:r>
+    </w:p>
+    <w:p>
+      <w:pPr>
+        <w:pStyle w:val="af"/>
+        <w:rPr>
+          <w:i/>
+          <w:iCs/>
+          <w:lang w:val="en-US"/>
+        </w:rPr>
+      </w:pPr>
+      <w:r>
+        <w:rPr>
+          <w:i/>
+          <w:iCs/>
+          <w:lang w:val="en-US"/>
+        </w:rPr>
+        <w:t>    GHOST1 = "Ghost1"</w:t>
+      </w:r>
+    </w:p>
+    <w:p>
+      <w:pPr>
+        <w:pStyle w:val="af"/>
+        <w:rPr>
+          <w:i/>
+          <w:iCs/>
+          <w:lang w:val="en-US"/>
+        </w:rPr>
+      </w:pPr>
+      <w:r>
+        <w:rPr>
+          <w:i/>
+          <w:iCs/>
+          <w:lang w:val="en-US"/>
+        </w:rPr>
+        <w:t>    OBS0 = "Observation0"</w:t>
+      </w:r>
+    </w:p>
+    <w:p>
+      <w:pPr>
+        <w:pStyle w:val="af"/>
+        <w:rPr>
+          <w:i/>
+          <w:iCs/>
+          <w:lang w:val="en-US"/>
+        </w:rPr>
+      </w:pPr>
+      <w:r>
+        <w:rPr>
+          <w:i/>
+          <w:iCs/>
+          <w:lang w:val="en-US"/>
+        </w:rPr>
+        <w:t>    OBS1 = "Observation1"</w:t>
+      </w:r>
+    </w:p>
+    <w:p>
+      <w:pPr>
+        <w:pStyle w:val="af"/>
+        <w:rPr>
+          <w:i/>
+          <w:iCs/>
+          <w:lang w:val="en-US"/>
+        </w:rPr>
+      </w:pPr>
+    </w:p>
+    <w:p>
+      <w:pPr>
+        <w:pStyle w:val="af"/>
+        <w:rPr>
+          <w:i/>
+          <w:iCs/>
+          <w:lang w:val="en-US"/>
+        </w:rPr>
+      </w:pPr>
+      <w:r>
+        <w:rPr>
+          <w:i/>
+          <w:iCs/>
+          <w:lang w:val="en-US"/>
+        </w:rPr>
+        <w:t xml:space="preserve">    # </w:t>
+      </w:r>
+      <w:r>
+        <w:rPr>
+          <w:i/>
+          <w:iCs/>
+        </w:rPr>
+        <w:t>размеры</w:t>
+      </w:r>
+      <w:r>
+        <w:rPr>
+          <w:i/>
+          <w:iCs/>
+          <w:lang w:val="en-US"/>
+        </w:rPr>
+        <w:t xml:space="preserve"> </w:t>
+      </w:r>
+      <w:r>
+        <w:rPr>
+          <w:i/>
+          <w:iCs/>
+        </w:rPr>
+        <w:t>игрового</w:t>
+      </w:r>
+      <w:r>
+        <w:rPr>
+          <w:i/>
+          <w:iCs/>
+          <w:lang w:val="en-US"/>
+        </w:rPr>
+        <w:t xml:space="preserve"> </w:t>
+      </w:r>
+      <w:r>
+        <w:rPr>
+          <w:i/>
+          <w:iCs/>
+        </w:rPr>
+        <w:t>поля</w:t>
+      </w:r>
+    </w:p>
+    <w:p>
+      <w:pPr>
+        <w:pStyle w:val="af"/>
+        <w:rPr>
+          <w:i/>
+          <w:iCs/>
+          <w:lang w:val="en-US"/>
+        </w:rPr>
+      </w:pPr>
+      <w:r>
+        <w:rPr>
+          <w:i/>
+          <w:iCs/>
+          <w:lang w:val="en-US"/>
+        </w:rPr>
+        <w:t xml:space="preserve">    X_RANGE = </w:t>
+      </w:r>
+      <w:proofErr w:type="spellStart"/>
+      <w:r>
+        <w:rPr>
+          <w:i/>
+          <w:iCs/>
+          <w:lang w:val="en-US"/>
+        </w:rPr>
+        <w:t>gameState.getWalls</w:t>
+      </w:r>
+      <w:proofErr w:type="spellEnd"/>
+      <w:r>
+        <w:rPr>
+          <w:i/>
+          <w:iCs/>
+          <w:lang w:val="en-US"/>
+        </w:rPr>
+        <w:t xml:space="preserve">().width    # </w:t>
+      </w:r>
+      <w:r>
+        <w:rPr>
+          <w:i/>
+          <w:iCs/>
+        </w:rPr>
+        <w:t>ширина</w:t>
+      </w:r>
+    </w:p>
+    <w:p>
+      <w:pPr>
+        <w:pStyle w:val="af"/>
+        <w:rPr>
+          <w:i/>
+          <w:iCs/>
+          <w:lang w:val="en-US"/>
+        </w:rPr>
+      </w:pPr>
+      <w:r>
+        <w:rPr>
+          <w:i/>
+          <w:iCs/>
+          <w:lang w:val="en-US"/>
+        </w:rPr>
+        <w:t xml:space="preserve">    Y_RANGE = </w:t>
+      </w:r>
+      <w:proofErr w:type="spellStart"/>
+      <w:r>
+        <w:rPr>
+          <w:i/>
+          <w:iCs/>
+          <w:lang w:val="en-US"/>
+        </w:rPr>
+        <w:t>gameState.getWalls</w:t>
+      </w:r>
+      <w:proofErr w:type="spellEnd"/>
+      <w:r>
+        <w:rPr>
+          <w:i/>
+          <w:iCs/>
+          <w:lang w:val="en-US"/>
+        </w:rPr>
+        <w:t xml:space="preserve">().height   # </w:t>
+      </w:r>
+      <w:r>
+        <w:rPr>
+          <w:i/>
+          <w:iCs/>
+        </w:rPr>
+        <w:t>высота</w:t>
+      </w:r>
+    </w:p>
+    <w:p>
+      <w:pPr>
+        <w:pStyle w:val="af"/>
+        <w:rPr>
+          <w:i/>
+          <w:iCs/>
+          <w:lang w:val="en-US"/>
+        </w:rPr>
+      </w:pPr>
+    </w:p>
+    <w:p>
+      <w:pPr>
+        <w:pStyle w:val="af"/>
+        <w:rPr>
+          <w:i/>
+          <w:iCs/>
+        </w:rPr>
+      </w:pPr>
+      <w:r>
+        <w:rPr>
+          <w:i/>
+          <w:iCs/>
+          <w:lang w:val="en-US"/>
+        </w:rPr>
+        <w:t xml:space="preserve">    </w:t>
+      </w:r>
+      <w:r>
+        <w:rPr>
+          <w:i/>
+          <w:iCs/>
+        </w:rPr>
+        <w:t># максимальная погрешность датчика (шум)</w:t>
+      </w:r>
+    </w:p>
+    <w:p>
+      <w:pPr>
+        <w:pStyle w:val="af"/>
+        <w:rPr>
+          <w:i/>
+          <w:iCs/>
+        </w:rPr>
+      </w:pPr>
+      <w:r>
+        <w:rPr>
+          <w:i/>
+          <w:iCs/>
+        </w:rPr>
+        <w:t>    MAX_NOISE = 7</w:t>
+      </w:r>
+    </w:p>
+    <w:p>
+      <w:pPr>
+        <w:pStyle w:val="af"/>
+      </w:pPr>
+    </w:p>
+    <w:p>
+      <w:pPr>
+        <w:pStyle w:val="af"/>
         <w:rPr>
           <w:b/>
           <w:bCs/>
         </w:rPr>
-        <w:t>"*** ВСТАВЬТЕ ВАШ КОД СЮДА ***"</w:t>
-      </w:r>
-    </w:p>
-    <w:p>
-      <w:pPr>
-        <w:pStyle w:val="af"/>
       </w:pPr>
       <w:r>
         <w:t xml:space="preserve">    </w:t>
       </w:r>
-    </w:p>
-    <w:p>
-      <w:pPr>
-        <w:pStyle w:val="af"/>
-      </w:pPr>
-      <w:r>
-        <w:t>    # узлы сети</w:t>
-      </w:r>
-    </w:p>
-    <w:p>
-      <w:pPr>
-        <w:pStyle w:val="af"/>
-        <w:rPr>
-          <w:lang w:val="en-US"/>
-        </w:rPr>
-      </w:pPr>
-      <w:r>
-        <w:t xml:space="preserve">    </w:t>
-      </w:r>
-      <w:r>
-        <w:rPr>
-          <w:lang w:val="en-US"/>
-        </w:rPr>
-        <w:t>variables = [PAC, GHOST0, GHOST1, OBS0, OBS1]</w:t>
-      </w:r>
-    </w:p>
-    <w:p>
-      <w:pPr>
-        <w:pStyle w:val="af"/>
-        <w:rPr>
-          <w:lang w:val="en-US"/>
-        </w:rPr>
-      </w:pPr>
-      <w:r>
-        <w:rPr>
-          <w:lang w:val="en-US"/>
-        </w:rPr>
-        <w:t xml:space="preserve">    </w:t>
-      </w:r>
-    </w:p>
-    <w:p>
-      <w:pPr>
-        <w:pStyle w:val="af"/>
-      </w:pPr>
-      <w:r>
-        <w:rPr>
-          <w:lang w:val="en-US"/>
-        </w:rPr>
-        <w:t xml:space="preserve">    </w:t>
-      </w:r>
-      <w:r>
-        <w:t># рёбра сети</w:t>
-      </w:r>
-    </w:p>
-    <w:p>
-      <w:pPr>
-        <w:pStyle w:val="af"/>
-        <w:rPr>
-          <w:lang w:val="en-US"/>
-        </w:rPr>
-      </w:pPr>
-      <w:r>
-        <w:t xml:space="preserve">    </w:t>
-      </w:r>
-      <w:r>
-        <w:rPr>
-          <w:lang w:val="en-US"/>
-        </w:rPr>
-        <w:t>edges = [(PAC, OBS0), (GHOST0, OBS0), (PAC, OBS1), (GHOST1, OBS1)]</w:t>
-      </w:r>
-    </w:p>
-    <w:p>
-      <w:pPr>
-        <w:pStyle w:val="af"/>
-        <w:rPr>
-          <w:lang w:val="en-US"/>
-        </w:rPr>
-      </w:pPr>
-    </w:p>
-    <w:p>
-      <w:pPr>
-        <w:pStyle w:val="af"/>
-      </w:pPr>
-      <w:r>
-        <w:rPr>
-          <w:lang w:val="en-US"/>
-        </w:rPr>
-        <w:t xml:space="preserve">    </w:t>
-      </w:r>
-      <w:r>
-        <w:t># возможные значения узлов</w:t>
-      </w:r>
-    </w:p>
-    <w:p>
-      <w:pPr>
-        <w:pStyle w:val="af"/>
-      </w:pPr>
-      <w:r>
-        <w:t xml:space="preserve">    </w:t>
-      </w:r>
-      <w:proofErr w:type="spellStart"/>
-      <w:r>
-        <w:t>variableDomainsDict</w:t>
-      </w:r>
-      <w:proofErr w:type="spellEnd"/>
-      <w:r>
-        <w:t xml:space="preserve"> = {}</w:t>
-      </w:r>
-    </w:p>
-    <w:p>
-      <w:pPr>
-        <w:pStyle w:val="af"/>
-      </w:pPr>
-    </w:p>
-    <w:p>
-      <w:pPr>
-        <w:pStyle w:val="af"/>
-      </w:pPr>
-      <w:r>
-        <w:t>    # все возможные позиции агентов</w:t>
-      </w:r>
-    </w:p>
-    <w:p>
-      <w:pPr>
-        <w:pStyle w:val="af"/>
-        <w:rPr>
-          <w:lang w:val="en-US"/>
-        </w:rPr>
-      </w:pPr>
-      <w:r>
-        <w:t xml:space="preserve">    </w:t>
-      </w:r>
-      <w:proofErr w:type="spellStart"/>
-      <w:r>
-        <w:rPr>
-          <w:lang w:val="en-US"/>
-        </w:rPr>
-        <w:t>pos_domain</w:t>
-      </w:r>
-      <w:proofErr w:type="spellEnd"/>
-      <w:r>
-        <w:rPr>
-          <w:lang w:val="en-US"/>
-        </w:rPr>
-        <w:t xml:space="preserve"> = [(x, y) for x in range(X_RANGE) for y in range(Y_RANGE)]</w:t>
-      </w:r>
-    </w:p>
-    <w:p>
-      <w:pPr>
-        <w:pStyle w:val="af"/>
-        <w:rPr>
-          <w:lang w:val="en-US"/>
-        </w:rPr>
-      </w:pPr>
-    </w:p>
-    <w:p>
-      <w:pPr>
-        <w:pStyle w:val="af"/>
-        <w:rPr>
-          <w:lang w:val="en-US"/>
-        </w:rPr>
-      </w:pPr>
-      <w:r>
-        <w:rPr>
-          <w:lang w:val="en-US"/>
-        </w:rPr>
-        <w:t xml:space="preserve">    </w:t>
-      </w:r>
-      <w:proofErr w:type="spellStart"/>
-      <w:proofErr w:type="gramStart"/>
-      <w:r>
-        <w:rPr>
-          <w:lang w:val="en-US"/>
-        </w:rPr>
-        <w:t>variableDomainsDict</w:t>
-      </w:r>
-      <w:proofErr w:type="spellEnd"/>
-      <w:r>
-        <w:rPr>
-          <w:lang w:val="en-US"/>
-        </w:rPr>
-        <w:t>[</w:t>
-      </w:r>
-      <w:proofErr w:type="gramEnd"/>
-      <w:r>
-        <w:rPr>
-          <w:lang w:val="en-US"/>
-        </w:rPr>
-        <w:t xml:space="preserve">PAC] = </w:t>
-      </w:r>
-      <w:proofErr w:type="spellStart"/>
-      <w:r>
-        <w:rPr>
-          <w:lang w:val="en-US"/>
-        </w:rPr>
-        <w:t>pos_domain</w:t>
-      </w:r>
-      <w:proofErr w:type="spellEnd"/>
-    </w:p>
-    <w:p>
-      <w:pPr>
-        <w:pStyle w:val="af"/>
-        <w:rPr>
-          <w:lang w:val="en-US"/>
-        </w:rPr>
-      </w:pPr>
-      <w:r>
-        <w:rPr>
-          <w:lang w:val="en-US"/>
-        </w:rPr>
-        <w:t xml:space="preserve">    </w:t>
-      </w:r>
-      <w:proofErr w:type="spellStart"/>
-      <w:proofErr w:type="gramStart"/>
-      <w:r>
-        <w:rPr>
-          <w:lang w:val="en-US"/>
-        </w:rPr>
-        <w:t>variableDomainsDict</w:t>
-      </w:r>
-      <w:proofErr w:type="spellEnd"/>
-      <w:r>
-        <w:rPr>
-          <w:lang w:val="en-US"/>
-        </w:rPr>
-        <w:t>[</w:t>
-      </w:r>
-      <w:proofErr w:type="gramEnd"/>
-      <w:r>
-        <w:rPr>
-          <w:lang w:val="en-US"/>
-        </w:rPr>
-        <w:t xml:space="preserve">GHOST0] = </w:t>
-      </w:r>
-      <w:proofErr w:type="spellStart"/>
-      <w:r>
-        <w:rPr>
-          <w:lang w:val="en-US"/>
-        </w:rPr>
-        <w:t>pos_domain</w:t>
-      </w:r>
-      <w:proofErr w:type="spellEnd"/>
-    </w:p>
-    <w:p>
-      <w:pPr>
-        <w:pStyle w:val="af"/>
-        <w:rPr>
-          <w:lang w:val="en-US"/>
-        </w:rPr>
-      </w:pPr>
-      <w:r>
-        <w:rPr>
-          <w:lang w:val="en-US"/>
-        </w:rPr>
-        <w:t xml:space="preserve">    </w:t>
-      </w:r>
-      <w:proofErr w:type="spellStart"/>
-      <w:proofErr w:type="gramStart"/>
-      <w:r>
-        <w:rPr>
-          <w:lang w:val="en-US"/>
-        </w:rPr>
-        <w:t>variableDomainsDict</w:t>
-      </w:r>
-      <w:proofErr w:type="spellEnd"/>
-      <w:r>
-        <w:rPr>
-          <w:lang w:val="en-US"/>
-        </w:rPr>
-        <w:t>[</w:t>
-      </w:r>
-      <w:proofErr w:type="gramEnd"/>
-      <w:r>
-        <w:rPr>
-          <w:lang w:val="en-US"/>
-        </w:rPr>
-        <w:t xml:space="preserve">GHOST1] = </w:t>
-      </w:r>
-      <w:proofErr w:type="spellStart"/>
-      <w:r>
-        <w:rPr>
-          <w:lang w:val="en-US"/>
-        </w:rPr>
-        <w:t>pos_domain</w:t>
-      </w:r>
-      <w:proofErr w:type="spellEnd"/>
-    </w:p>
-    <w:p>
-      <w:pPr>
-        <w:pStyle w:val="af"/>
-        <w:rPr>
-          <w:lang w:val="en-US"/>
-        </w:rPr>
-      </w:pPr>
-    </w:p>
-    <w:p>
-      <w:pPr>
-        <w:pStyle w:val="af"/>
-        <w:rPr>
-          <w:lang w:val="en-US"/>
-        </w:rPr>
-      </w:pPr>
-      <w:r>
-        <w:rPr>
-          <w:lang w:val="en-US"/>
-        </w:rPr>
-        <w:t xml:space="preserve">    # </w:t>
-      </w:r>
-      <w:r>
-        <w:t>возможные</w:t>
-      </w:r>
-      <w:r>
-        <w:rPr>
-          <w:lang w:val="en-US"/>
-        </w:rPr>
-        <w:t xml:space="preserve"> </w:t>
-      </w:r>
-      <w:r>
-        <w:t>наблюдения</w:t>
-      </w:r>
-      <w:r>
-        <w:rPr>
-          <w:lang w:val="en-US"/>
-        </w:rPr>
-        <w:t xml:space="preserve"> </w:t>
-      </w:r>
-      <w:r>
-        <w:t>сенсора</w:t>
-      </w:r>
-    </w:p>
-    <w:p>
-      <w:pPr>
-        <w:pStyle w:val="af"/>
-        <w:rPr>
-          <w:lang w:val="en-US"/>
-        </w:rPr>
-      </w:pPr>
-      <w:r>
-        <w:rPr>
-          <w:lang w:val="en-US"/>
-        </w:rPr>
-        <w:t xml:space="preserve">    </w:t>
-      </w:r>
-      <w:proofErr w:type="spellStart"/>
-      <w:r>
-        <w:rPr>
-          <w:lang w:val="en-US"/>
-        </w:rPr>
-        <w:t>max_dist</w:t>
-      </w:r>
-      <w:proofErr w:type="spellEnd"/>
-      <w:r>
-        <w:rPr>
-          <w:lang w:val="en-US"/>
-        </w:rPr>
-        <w:t xml:space="preserve"> = (X_RANGE - 1) + (Y_RANGE - 1)</w:t>
-      </w:r>
-    </w:p>
-    <w:p>
-      <w:pPr>
-        <w:pStyle w:val="af"/>
-        <w:rPr>
-          <w:lang w:val="en-US"/>
-        </w:rPr>
-      </w:pPr>
-      <w:r>
-        <w:rPr>
-          <w:lang w:val="en-US"/>
-        </w:rPr>
-        <w:t xml:space="preserve">    </w:t>
-      </w:r>
-      <w:proofErr w:type="spellStart"/>
-      <w:r>
-        <w:rPr>
-          <w:lang w:val="en-US"/>
-        </w:rPr>
-        <w:t>obs_domain</w:t>
-      </w:r>
-      <w:proofErr w:type="spellEnd"/>
-      <w:r>
-        <w:rPr>
-          <w:lang w:val="en-US"/>
-        </w:rPr>
-        <w:t xml:space="preserve"> = </w:t>
-      </w:r>
-      <w:proofErr w:type="gramStart"/>
-      <w:r>
-        <w:rPr>
-          <w:lang w:val="en-US"/>
-        </w:rPr>
-        <w:t>list(range(</w:t>
-      </w:r>
-      <w:proofErr w:type="gramEnd"/>
-      <w:r>
-        <w:rPr>
-          <w:lang w:val="en-US"/>
-        </w:rPr>
-        <w:t xml:space="preserve">0, </w:t>
-      </w:r>
-      <w:proofErr w:type="spellStart"/>
-      <w:r>
-        <w:rPr>
-          <w:lang w:val="en-US"/>
-        </w:rPr>
-        <w:t>max_dist</w:t>
-      </w:r>
-      <w:proofErr w:type="spellEnd"/>
-      <w:r>
-        <w:rPr>
-          <w:lang w:val="en-US"/>
-        </w:rPr>
-        <w:t xml:space="preserve"> + MAX_NOISE + 1))</w:t>
-      </w:r>
-    </w:p>
-    <w:p>
-      <w:pPr>
-        <w:pStyle w:val="af"/>
-        <w:rPr>
-          <w:lang w:val="en-US"/>
-        </w:rPr>
-      </w:pPr>
-      <w:r>
-        <w:rPr>
-          <w:lang w:val="en-US"/>
-        </w:rPr>
-        <w:t xml:space="preserve">    </w:t>
-      </w:r>
-    </w:p>
-    <w:p>
-      <w:pPr>
-        <w:pStyle w:val="af"/>
-        <w:rPr>
-          <w:lang w:val="en-US"/>
-        </w:rPr>
-      </w:pPr>
-      <w:r>
-        <w:rPr>
-          <w:lang w:val="en-US"/>
-        </w:rPr>
-        <w:t xml:space="preserve">    </w:t>
-      </w:r>
-      <w:proofErr w:type="spellStart"/>
-      <w:proofErr w:type="gramStart"/>
-      <w:r>
-        <w:rPr>
-          <w:lang w:val="en-US"/>
-        </w:rPr>
-        <w:t>variableDomainsDict</w:t>
-      </w:r>
-      <w:proofErr w:type="spellEnd"/>
-      <w:r>
-        <w:rPr>
-          <w:lang w:val="en-US"/>
-        </w:rPr>
-        <w:t>[</w:t>
-      </w:r>
-      <w:proofErr w:type="gramEnd"/>
-      <w:r>
-        <w:rPr>
-          <w:lang w:val="en-US"/>
-        </w:rPr>
-        <w:t xml:space="preserve">OBS0] = </w:t>
-      </w:r>
-      <w:proofErr w:type="spellStart"/>
-      <w:r>
-        <w:rPr>
-          <w:lang w:val="en-US"/>
-        </w:rPr>
-        <w:t>obs_domain</w:t>
-      </w:r>
-      <w:proofErr w:type="spellEnd"/>
-    </w:p>
-    <w:p>
-      <w:pPr>
-        <w:pStyle w:val="af"/>
-        <w:rPr>
-          <w:lang w:val="en-US"/>
-        </w:rPr>
-      </w:pPr>
-      <w:r>
-        <w:rPr>
-          <w:lang w:val="en-US"/>
-        </w:rPr>
-        <w:t xml:space="preserve">    </w:t>
-      </w:r>
-      <w:proofErr w:type="spellStart"/>
-      <w:proofErr w:type="gramStart"/>
-      <w:r>
-        <w:rPr>
-          <w:lang w:val="en-US"/>
-        </w:rPr>
-        <w:t>variableDomainsDict</w:t>
-      </w:r>
-      <w:proofErr w:type="spellEnd"/>
-      <w:r>
-        <w:rPr>
-          <w:lang w:val="en-US"/>
-        </w:rPr>
-        <w:t>[</w:t>
-      </w:r>
-      <w:proofErr w:type="gramEnd"/>
-      <w:r>
-        <w:rPr>
-          <w:lang w:val="en-US"/>
-        </w:rPr>
-        <w:t xml:space="preserve">OBS1] = </w:t>
-      </w:r>
-      <w:proofErr w:type="spellStart"/>
-      <w:r>
-        <w:rPr>
-          <w:lang w:val="en-US"/>
-        </w:rPr>
-        <w:t>obs_domain</w:t>
-      </w:r>
-      <w:proofErr w:type="spellEnd"/>
-    </w:p>
-    <w:p>
-      <w:pPr>
-        <w:pStyle w:val="af"/>
-        <w:rPr>
-          <w:lang w:val="en-US"/>
-        </w:rPr>
-      </w:pPr>
-      <w:r>
-        <w:rPr>
-          <w:lang w:val="en-US"/>
-        </w:rPr>
-        <w:t>   </w:t>
-      </w:r>
-    </w:p>
-    <w:p>
-      <w:pPr>
-        <w:pStyle w:val="af"/>
+      <w:r>
         <w:rPr>
           <w:b/>
           <w:bCs/>
-          <w:lang w:val="en-US"/>
-        </w:rPr>
-      </w:pPr>
-      <w:r>
+        </w:rPr>
+        <w:t>"*** ВСТАВЬТЕ ВАШ КОД СЮДА ***"</w:t>
+      </w:r>
+    </w:p>
+    <w:p>
+      <w:pPr>
+        <w:pStyle w:val="af"/>
+      </w:pPr>
+      <w:r>
+        <w:t xml:space="preserve">    </w:t>
+      </w:r>
+    </w:p>
+    <w:p>
+      <w:pPr>
+        <w:pStyle w:val="af"/>
+      </w:pPr>
+      <w:r>
+        <w:t>    # узлы сети</w:t>
+      </w:r>
+    </w:p>
+    <w:p>
+      <w:pPr>
+        <w:pStyle w:val="af"/>
+        <w:rPr>
+          <w:lang w:val="en-US"/>
+        </w:rPr>
+      </w:pPr>
+      <w:r>
+        <w:t xml:space="preserve">    </w:t>
+      </w:r>
+      <w:r>
+        <w:rPr>
+          <w:lang w:val="en-US"/>
+        </w:rPr>
+        <w:t>variables = [PAC, GHOST0, GHOST1, OBS0, OBS1]</w:t>
+      </w:r>
+    </w:p>
+    <w:p>
+      <w:pPr>
+        <w:pStyle w:val="af"/>
+        <w:rPr>
+          <w:lang w:val="en-US"/>
+        </w:rPr>
+      </w:pPr>
+      <w:r>
+        <w:rPr>
+          <w:lang w:val="en-US"/>
+        </w:rPr>
+        <w:t xml:space="preserve">    </w:t>
+      </w:r>
+    </w:p>
+    <w:p>
+      <w:pPr>
+        <w:pStyle w:val="af"/>
+      </w:pPr>
+      <w:r>
+        <w:rPr>
+          <w:lang w:val="en-US"/>
+        </w:rPr>
+        <w:t xml:space="preserve">    </w:t>
+      </w:r>
+      <w:r>
+        <w:t># рёбра сети</w:t>
+      </w:r>
+    </w:p>
+    <w:p>
+      <w:pPr>
+        <w:pStyle w:val="af"/>
+        <w:rPr>
+          <w:lang w:val="en-US"/>
+        </w:rPr>
+      </w:pPr>
+      <w:r>
+        <w:t xml:space="preserve">    </w:t>
+      </w:r>
+      <w:r>
+        <w:rPr>
+          <w:lang w:val="en-US"/>
+        </w:rPr>
+        <w:t>edges = [(PAC, OBS0), (GHOST0, OBS0), (PAC, OBS1), (GHOST1, OBS1)]</w:t>
+      </w:r>
+    </w:p>
+    <w:p>
+      <w:pPr>
+        <w:pStyle w:val="af"/>
+        <w:rPr>
+          <w:lang w:val="en-US"/>
+        </w:rPr>
+      </w:pPr>
+    </w:p>
+    <w:p>
+      <w:pPr>
+        <w:pStyle w:val="af"/>
+      </w:pPr>
+      <w:r>
+        <w:rPr>
+          <w:lang w:val="en-US"/>
+        </w:rPr>
+        <w:t xml:space="preserve">    </w:t>
+      </w:r>
+      <w:r>
+        <w:t># возможные значения узлов</w:t>
+      </w:r>
+    </w:p>
+    <w:p>
+      <w:pPr>
+        <w:pStyle w:val="af"/>
+      </w:pPr>
+      <w:r>
+        <w:t xml:space="preserve">    </w:t>
+      </w:r>
+      <w:proofErr w:type="spellStart"/>
+      <w:r>
+        <w:t>variableDomainsDict</w:t>
+      </w:r>
+      <w:proofErr w:type="spellEnd"/>
+      <w:r>
+        <w:t xml:space="preserve"> = {}</w:t>
+      </w:r>
+    </w:p>
+    <w:p>
+      <w:pPr>
+        <w:pStyle w:val="af"/>
+      </w:pPr>
+    </w:p>
+    <w:p>
+      <w:pPr>
+        <w:pStyle w:val="af"/>
+      </w:pPr>
+      <w:r>
+        <w:t>    # все возможные позиции агентов</w:t>
+      </w:r>
+    </w:p>
+    <w:p>
+      <w:pPr>
+        <w:pStyle w:val="af"/>
+        <w:rPr>
+          <w:lang w:val="en-US"/>
+        </w:rPr>
+      </w:pPr>
+      <w:r>
+        <w:t xml:space="preserve">    </w:t>
+      </w:r>
+      <w:proofErr w:type="spellStart"/>
+      <w:r>
+        <w:rPr>
+          <w:lang w:val="en-US"/>
+        </w:rPr>
+        <w:t>pos_domain</w:t>
+      </w:r>
+      <w:proofErr w:type="spellEnd"/>
+      <w:r>
+        <w:rPr>
+          <w:lang w:val="en-US"/>
+        </w:rPr>
+        <w:t xml:space="preserve"> = [(x, y) for x in range(X_RANGE) for y in range(Y_RANGE)]</w:t>
+      </w:r>
+    </w:p>
+    <w:p>
+      <w:pPr>
+        <w:pStyle w:val="af"/>
+        <w:rPr>
+          <w:lang w:val="en-US"/>
+        </w:rPr>
+      </w:pPr>
+    </w:p>
+    <w:p>
+      <w:pPr>
+        <w:pStyle w:val="af"/>
+        <w:rPr>
+          <w:lang w:val="en-US"/>
+        </w:rPr>
+      </w:pPr>
+      <w:r>
+        <w:rPr>
+          <w:lang w:val="en-US"/>
+        </w:rPr>
+        <w:t xml:space="preserve">    </w:t>
+      </w:r>
+      <w:proofErr w:type="spellStart"/>
+      <w:r>
+        <w:rPr>
+          <w:lang w:val="en-US"/>
+        </w:rPr>
+        <w:t>variableDomainsDict</w:t>
+      </w:r>
+      <w:proofErr w:type="spellEnd"/>
+      <w:r>
+        <w:rPr>
+          <w:lang w:val="en-US"/>
+        </w:rPr>
+        <w:t xml:space="preserve">[PAC] = </w:t>
+      </w:r>
+      <w:proofErr w:type="spellStart"/>
+      <w:r>
+        <w:rPr>
+          <w:lang w:val="en-US"/>
+        </w:rPr>
+        <w:t>pos_domain</w:t>
+      </w:r>
+      <w:proofErr w:type="spellEnd"/>
+    </w:p>
+    <w:p>
+      <w:pPr>
+        <w:pStyle w:val="af"/>
+        <w:rPr>
+          <w:lang w:val="en-US"/>
+        </w:rPr>
+      </w:pPr>
+      <w:r>
+        <w:rPr>
+          <w:lang w:val="en-US"/>
+        </w:rPr>
+        <w:t xml:space="preserve">    </w:t>
+      </w:r>
+      <w:proofErr w:type="spellStart"/>
+      <w:r>
+        <w:rPr>
+          <w:lang w:val="en-US"/>
+        </w:rPr>
+        <w:t>variableDomainsDict</w:t>
+      </w:r>
+      <w:proofErr w:type="spellEnd"/>
+      <w:r>
+        <w:rPr>
+          <w:lang w:val="en-US"/>
+        </w:rPr>
+        <w:t xml:space="preserve">[GHOST0] = </w:t>
+      </w:r>
+      <w:proofErr w:type="spellStart"/>
+      <w:r>
+        <w:rPr>
+          <w:lang w:val="en-US"/>
+        </w:rPr>
+        <w:t>pos_domain</w:t>
+      </w:r>
+      <w:proofErr w:type="spellEnd"/>
+    </w:p>
+    <w:p>
+      <w:pPr>
+        <w:pStyle w:val="af"/>
+        <w:rPr>
+          <w:lang w:val="en-US"/>
+        </w:rPr>
+      </w:pPr>
+      <w:r>
+        <w:rPr>
+          <w:lang w:val="en-US"/>
+        </w:rPr>
+        <w:t xml:space="preserve">    </w:t>
+      </w:r>
+      <w:proofErr w:type="spellStart"/>
+      <w:r>
+        <w:rPr>
+          <w:lang w:val="en-US"/>
+        </w:rPr>
+        <w:t>variableDomainsDict</w:t>
+      </w:r>
+      <w:proofErr w:type="spellEnd"/>
+      <w:r>
+        <w:rPr>
+          <w:lang w:val="en-US"/>
+        </w:rPr>
+        <w:t xml:space="preserve">[GHOST1] = </w:t>
+      </w:r>
+      <w:proofErr w:type="spellStart"/>
+      <w:r>
+        <w:rPr>
+          <w:lang w:val="en-US"/>
+        </w:rPr>
+        <w:t>pos_domain</w:t>
+      </w:r>
+      <w:proofErr w:type="spellEnd"/>
+    </w:p>
+    <w:p>
+      <w:pPr>
+        <w:pStyle w:val="af"/>
+        <w:rPr>
+          <w:lang w:val="en-US"/>
+        </w:rPr>
+      </w:pPr>
+    </w:p>
+    <w:p>
+      <w:pPr>
+        <w:pStyle w:val="af"/>
+        <w:rPr>
+          <w:lang w:val="en-US"/>
+        </w:rPr>
+      </w:pPr>
+      <w:r>
+        <w:rPr>
+          <w:lang w:val="en-US"/>
+        </w:rPr>
+        <w:t xml:space="preserve">    # </w:t>
+      </w:r>
+      <w:r>
+        <w:t>возможные</w:t>
+      </w:r>
+      <w:r>
+        <w:rPr>
+          <w:lang w:val="en-US"/>
+        </w:rPr>
+        <w:t xml:space="preserve"> </w:t>
+      </w:r>
+      <w:r>
+        <w:t>наблюдения</w:t>
+      </w:r>
+      <w:r>
+        <w:rPr>
+          <w:lang w:val="en-US"/>
+        </w:rPr>
+        <w:t xml:space="preserve"> </w:t>
+      </w:r>
+      <w:r>
+        <w:t>сенсора</w:t>
+      </w:r>
+    </w:p>
+    <w:p>
+      <w:pPr>
+        <w:pStyle w:val="af"/>
+        <w:rPr>
+          <w:lang w:val="en-US"/>
+        </w:rPr>
+      </w:pPr>
+      <w:r>
+        <w:rPr>
+          <w:lang w:val="en-US"/>
+        </w:rPr>
+        <w:t xml:space="preserve">    </w:t>
+      </w:r>
+      <w:proofErr w:type="spellStart"/>
+      <w:r>
+        <w:rPr>
+          <w:lang w:val="en-US"/>
+        </w:rPr>
+        <w:t>max_dist</w:t>
+      </w:r>
+      <w:proofErr w:type="spellEnd"/>
+      <w:r>
+        <w:rPr>
+          <w:lang w:val="en-US"/>
+        </w:rPr>
+        <w:t xml:space="preserve"> = (X_RANGE - 1) + (Y_RANGE - 1)</w:t>
+      </w:r>
+    </w:p>
+    <w:p>
+      <w:pPr>
+        <w:pStyle w:val="af"/>
+        <w:rPr>
+          <w:lang w:val="en-US"/>
+        </w:rPr>
+      </w:pPr>
+      <w:r>
+        <w:rPr>
+          <w:lang w:val="en-US"/>
+        </w:rPr>
+        <w:t xml:space="preserve">    </w:t>
+      </w:r>
+      <w:proofErr w:type="spellStart"/>
+      <w:r>
+        <w:rPr>
+          <w:lang w:val="en-US"/>
+        </w:rPr>
+        <w:t>obs_domain</w:t>
+      </w:r>
+      <w:proofErr w:type="spellEnd"/>
+      <w:r>
+        <w:rPr>
+          <w:lang w:val="en-US"/>
+        </w:rPr>
+        <w:t xml:space="preserve"> = list(range(0, </w:t>
+      </w:r>
+      <w:proofErr w:type="spellStart"/>
+      <w:r>
+        <w:rPr>
+          <w:lang w:val="en-US"/>
+        </w:rPr>
+        <w:t>max_dist</w:t>
+      </w:r>
+      <w:proofErr w:type="spellEnd"/>
+      <w:r>
+        <w:rPr>
+          <w:lang w:val="en-US"/>
+        </w:rPr>
+        <w:t xml:space="preserve"> + MAX_NOISE + 1))</w:t>
+      </w:r>
+    </w:p>
+    <w:p>
+      <w:pPr>
+        <w:pStyle w:val="af"/>
+        <w:rPr>
+          <w:lang w:val="en-US"/>
+        </w:rPr>
+      </w:pPr>
+      <w:r>
+        <w:rPr>
+          <w:lang w:val="en-US"/>
+        </w:rPr>
+        <w:t xml:space="preserve">    </w:t>
+      </w:r>
+    </w:p>
+    <w:p>
+      <w:pPr>
+        <w:pStyle w:val="af"/>
+        <w:rPr>
+          <w:lang w:val="en-US"/>
+        </w:rPr>
+      </w:pPr>
+      <w:r>
+        <w:rPr>
+          <w:lang w:val="en-US"/>
+        </w:rPr>
+        <w:t xml:space="preserve">    </w:t>
+      </w:r>
+      <w:proofErr w:type="spellStart"/>
+      <w:r>
+        <w:rPr>
+          <w:lang w:val="en-US"/>
+        </w:rPr>
+        <w:t>variableDomainsDict</w:t>
+      </w:r>
+      <w:proofErr w:type="spellEnd"/>
+      <w:r>
+        <w:rPr>
+          <w:lang w:val="en-US"/>
+        </w:rPr>
+        <w:t xml:space="preserve">[OBS0] = </w:t>
+      </w:r>
+      <w:proofErr w:type="spellStart"/>
+      <w:r>
+        <w:rPr>
+          <w:lang w:val="en-US"/>
+        </w:rPr>
+        <w:t>obs_domain</w:t>
+      </w:r>
+      <w:proofErr w:type="spellEnd"/>
+    </w:p>
+    <w:p>
+      <w:pPr>
+        <w:pStyle w:val="af"/>
+        <w:rPr>
+          <w:lang w:val="en-US"/>
+        </w:rPr>
+      </w:pPr>
+      <w:r>
+        <w:rPr>
+          <w:lang w:val="en-US"/>
+        </w:rPr>
+        <w:t xml:space="preserve">    </w:t>
+      </w:r>
+      <w:proofErr w:type="spellStart"/>
+      <w:r>
+        <w:rPr>
+          <w:lang w:val="en-US"/>
+        </w:rPr>
+        <w:t>variableDomainsDict</w:t>
+      </w:r>
+      <w:proofErr w:type="spellEnd"/>
+      <w:r>
+        <w:rPr>
+          <w:lang w:val="en-US"/>
+        </w:rPr>
+        <w:t xml:space="preserve">[OBS1] = </w:t>
+      </w:r>
+      <w:proofErr w:type="spellStart"/>
+      <w:r>
+        <w:rPr>
+          <w:lang w:val="en-US"/>
+        </w:rPr>
+        <w:t>obs_domain</w:t>
+      </w:r>
+      <w:proofErr w:type="spellEnd"/>
+    </w:p>
+    <w:p>
+      <w:pPr>
+        <w:pStyle w:val="af"/>
+        <w:rPr>
+          <w:lang w:val="en-US"/>
+        </w:rPr>
+      </w:pPr>
+      <w:r>
+        <w:rPr>
+          <w:lang w:val="en-US"/>
+        </w:rPr>
+        <w:t>   </w:t>
+      </w:r>
+    </w:p>
+    <w:p>
+      <w:pPr>
+        <w:pStyle w:val="af"/>
         <w:rPr>
           <w:b/>
           <w:bCs/>
           <w:lang w:val="en-US"/>
         </w:rPr>
-        <w:t xml:space="preserve">    "*** </w:t>
-      </w:r>
+      </w:pPr>
       <w:r>
         <w:rPr>
           <w:b/>
           <w:bCs/>
-        </w:rPr>
-        <w:t>КОНЕЦ</w:t>
+          <w:lang w:val="en-US"/>
+        </w:rPr>
+        <w:t xml:space="preserve">    "*** </w:t>
       </w:r>
       <w:r>
         <w:rPr>
           <w:b/>
           <w:bCs/>
-          <w:lang w:val="en-US"/>
-        </w:rPr>
-        <w:t xml:space="preserve"> </w:t>
+        </w:rPr>
+        <w:t>КОНЕЦ</w:t>
       </w:r>
       <w:r>
         <w:rPr>
           <w:b/>
           <w:bCs/>
-        </w:rPr>
-        <w:t>ВАШЕГО</w:t>
+          <w:lang w:val="en-US"/>
+        </w:rPr>
+        <w:t xml:space="preserve"> </w:t>
       </w:r>
       <w:r>
         <w:rPr>
           <w:b/>
           <w:bCs/>
-          <w:lang w:val="en-US"/>
-        </w:rPr>
-        <w:t xml:space="preserve"> </w:t>
+        </w:rPr>
+        <w:t>ВАШЕГО</w:t>
       </w:r>
       <w:r>
         <w:rPr>
           <w:b/>
           <w:bCs/>
-        </w:rPr>
-        <w:t>КОДА</w:t>
+          <w:lang w:val="en-US"/>
+        </w:rPr>
+        <w:t xml:space="preserve"> </w:t>
       </w:r>
       <w:r>
         <w:rPr>
           <w:b/>
           <w:bCs/>
+        </w:rPr>
+        <w:t>КОДА</w:t>
+      </w:r>
+      <w:r>
+        <w:rPr>
+          <w:b/>
+          <w:bCs/>
           <w:lang w:val="en-US"/>
         </w:rPr>
         <w:t xml:space="preserve"> ***"</w:t>
@@ -2081,7 +2046,6 @@
         <w:t xml:space="preserve">net = </w:t>
       </w:r>
       <w:proofErr w:type="spellStart"/>
-      <w:proofErr w:type="gramStart"/>
       <w:r>
         <w:rPr>
           <w:i/>
@@ -2091,7 +2055,6 @@
         <w:t>bn.constructEmptyBayesNet</w:t>
       </w:r>
       <w:proofErr w:type="spellEnd"/>
-      <w:proofErr w:type="gramEnd"/>
       <w:r>
         <w:rPr>
           <w:i/>
@@ -2261,13 +2224,12 @@
         </w:numPr>
       </w:pPr>
       <w:r>
-        <w:t>Функция реализации правил произведения факторов</w:t>
+        <w:t>Объединение факторов</w:t>
       </w:r>
     </w:p>
     <w:p/>
     <w:p>
       <w:r>
-        <w:lastRenderedPageBreak/>
         <w:t xml:space="preserve">В </w:t>
       </w:r>
       <w:r>
@@ -2364,488 +2326,27 @@
         <w:t xml:space="preserve">def </w:t>
       </w:r>
       <w:proofErr w:type="spellStart"/>
-      <w:proofErr w:type="gramStart"/>
-      <w:r>
-        <w:rPr>
-          <w:lang w:val="en-US"/>
-        </w:rPr>
-        <w:t>joinFactors</w:t>
-      </w:r>
-      <w:proofErr w:type="spellEnd"/>
-      <w:r>
-        <w:rPr>
-          <w:lang w:val="en-US"/>
-        </w:rPr>
-        <w:t>(</w:t>
-      </w:r>
-      <w:proofErr w:type="gramEnd"/>
-      <w:r>
-        <w:rPr>
-          <w:lang w:val="en-US"/>
-        </w:rPr>
-        <w:t xml:space="preserve">factors: </w:t>
-      </w:r>
-      <w:proofErr w:type="gramStart"/>
-      <w:r>
-        <w:rPr>
-          <w:lang w:val="en-US"/>
-        </w:rPr>
-        <w:t>List[</w:t>
-      </w:r>
-      <w:proofErr w:type="gramEnd"/>
-      <w:r>
-        <w:rPr>
-          <w:lang w:val="en-US"/>
-        </w:rPr>
-        <w:t>Factor]):</w:t>
-      </w:r>
-    </w:p>
-    <w:p>
-      <w:pPr>
-        <w:pStyle w:val="af"/>
-        <w:rPr>
-          <w:lang w:val="en-US"/>
-        </w:rPr>
-      </w:pPr>
-      <w:r>
-        <w:rPr>
-          <w:lang w:val="en-US"/>
-        </w:rPr>
-        <w:t xml:space="preserve">    </w:t>
-      </w:r>
-      <w:r>
-        <w:t xml:space="preserve"> </w:t>
-      </w:r>
-      <w:r>
-        <w:rPr>
-          <w:lang w:val="en-US"/>
-        </w:rPr>
-        <w:t xml:space="preserve"># </w:t>
-      </w:r>
-      <w:r>
-        <w:t>проверка</w:t>
-      </w:r>
-      <w:r>
-        <w:rPr>
-          <w:lang w:val="en-US"/>
-        </w:rPr>
-        <w:t xml:space="preserve"> </w:t>
-      </w:r>
-      <w:r>
-        <w:t>типов</w:t>
-      </w:r>
-    </w:p>
-    <w:p>
-      <w:pPr>
-        <w:pStyle w:val="af"/>
-        <w:rPr>
-          <w:lang w:val="en-US"/>
-        </w:rPr>
-      </w:pPr>
-      <w:r>
-        <w:rPr>
-          <w:lang w:val="en-US"/>
-        </w:rPr>
-        <w:t>   </w:t>
-      </w:r>
-      <w:r>
-        <w:rPr>
-          <w:lang w:val="en-US"/>
-        </w:rPr>
-        <w:t xml:space="preserve"> </w:t>
-      </w:r>
-      <w:proofErr w:type="spellStart"/>
-      <w:r>
-        <w:rPr>
-          <w:lang w:val="en-US"/>
-        </w:rPr>
-        <w:t>setsOfUnconditioned</w:t>
-      </w:r>
-      <w:proofErr w:type="spellEnd"/>
-      <w:r>
-        <w:rPr>
-          <w:lang w:val="en-US"/>
-        </w:rPr>
-        <w:t xml:space="preserve"> = [set(</w:t>
-      </w:r>
-      <w:proofErr w:type="spellStart"/>
-      <w:proofErr w:type="gramStart"/>
-      <w:r>
-        <w:rPr>
-          <w:lang w:val="en-US"/>
-        </w:rPr>
-        <w:t>factor.unconditionedVariables</w:t>
-      </w:r>
-      <w:proofErr w:type="spellEnd"/>
-      <w:proofErr w:type="gramEnd"/>
-      <w:r>
-        <w:rPr>
-          <w:lang w:val="en-US"/>
-        </w:rPr>
-        <w:t>()) for factor in factors]</w:t>
-      </w:r>
-    </w:p>
-    <w:p>
-      <w:pPr>
-        <w:pStyle w:val="af"/>
-        <w:rPr>
-          <w:lang w:val="en-US"/>
-        </w:rPr>
-      </w:pPr>
-      <w:r>
-        <w:rPr>
-          <w:lang w:val="en-US"/>
-        </w:rPr>
-        <w:t xml:space="preserve">    </w:t>
-      </w:r>
-      <w:r>
-        <w:t xml:space="preserve"> </w:t>
-      </w:r>
-      <w:r>
-        <w:rPr>
-          <w:lang w:val="en-US"/>
-        </w:rPr>
-        <w:t xml:space="preserve">if </w:t>
-      </w:r>
-      <w:proofErr w:type="spellStart"/>
-      <w:r>
-        <w:rPr>
-          <w:lang w:val="en-US"/>
-        </w:rPr>
-        <w:t>len</w:t>
-      </w:r>
-      <w:proofErr w:type="spellEnd"/>
-      <w:r>
-        <w:rPr>
-          <w:lang w:val="en-US"/>
-        </w:rPr>
-        <w:t>(factors) &gt; 1:</w:t>
-      </w:r>
-    </w:p>
-    <w:p>
-      <w:pPr>
-        <w:pStyle w:val="af"/>
-        <w:rPr>
-          <w:lang w:val="en-US"/>
-        </w:rPr>
-      </w:pPr>
-      <w:r>
-        <w:rPr>
-          <w:lang w:val="en-US"/>
-        </w:rPr>
-        <w:t xml:space="preserve">       intersect = </w:t>
-      </w:r>
-      <w:proofErr w:type="spellStart"/>
-      <w:proofErr w:type="gramStart"/>
-      <w:r>
-        <w:rPr>
-          <w:lang w:val="en-US"/>
-        </w:rPr>
-        <w:t>functools.reduce</w:t>
-      </w:r>
-      <w:proofErr w:type="spellEnd"/>
-      <w:proofErr w:type="gramEnd"/>
-      <w:r>
-        <w:rPr>
-          <w:lang w:val="en-US"/>
-        </w:rPr>
-        <w:t xml:space="preserve">(lambda x, y: x &amp; y, </w:t>
-      </w:r>
-      <w:proofErr w:type="spellStart"/>
-      <w:r>
-        <w:rPr>
-          <w:lang w:val="en-US"/>
-        </w:rPr>
-        <w:t>setsOfUnconditioned</w:t>
-      </w:r>
-      <w:proofErr w:type="spellEnd"/>
-      <w:r>
-        <w:rPr>
-          <w:lang w:val="en-US"/>
-        </w:rPr>
-        <w:t>)</w:t>
-      </w:r>
-    </w:p>
-    <w:p>
-      <w:pPr>
-        <w:pStyle w:val="af"/>
-        <w:rPr>
-          <w:lang w:val="en-US"/>
-        </w:rPr>
-      </w:pPr>
-      <w:r>
-        <w:rPr>
-          <w:lang w:val="en-US"/>
-        </w:rPr>
-        <w:t xml:space="preserve">       if </w:t>
-      </w:r>
-      <w:proofErr w:type="spellStart"/>
-      <w:r>
-        <w:rPr>
-          <w:lang w:val="en-US"/>
-        </w:rPr>
-        <w:t>len</w:t>
-      </w:r>
-      <w:proofErr w:type="spellEnd"/>
-      <w:r>
-        <w:rPr>
-          <w:lang w:val="en-US"/>
-        </w:rPr>
-        <w:t>(intersect) &gt; 0:</w:t>
-      </w:r>
-    </w:p>
-    <w:p>
-      <w:pPr>
-        <w:pStyle w:val="af"/>
-        <w:rPr>
-          <w:lang w:val="en-US"/>
-        </w:rPr>
-      </w:pPr>
-      <w:r>
-        <w:rPr>
-          <w:lang w:val="en-US"/>
-        </w:rPr>
-        <w:t>       </w:t>
-      </w:r>
-      <w:r>
-        <w:rPr>
-          <w:lang w:val="en-US"/>
-        </w:rPr>
-        <w:tab/>
-      </w:r>
-      <w:proofErr w:type="gramStart"/>
-      <w:r>
-        <w:rPr>
-          <w:lang w:val="en-US"/>
-        </w:rPr>
-        <w:t>print(</w:t>
-      </w:r>
-      <w:proofErr w:type="gramEnd"/>
-      <w:r>
-        <w:rPr>
-          <w:lang w:val="en-US"/>
-        </w:rPr>
-        <w:t xml:space="preserve">"Factor failed </w:t>
-      </w:r>
-      <w:proofErr w:type="spellStart"/>
-      <w:r>
-        <w:rPr>
-          <w:lang w:val="en-US"/>
-        </w:rPr>
-        <w:t>joinFactors</w:t>
-      </w:r>
-      <w:proofErr w:type="spellEnd"/>
-      <w:r>
-        <w:rPr>
-          <w:lang w:val="en-US"/>
-        </w:rPr>
-        <w:t xml:space="preserve"> </w:t>
-      </w:r>
-      <w:proofErr w:type="spellStart"/>
-      <w:r>
-        <w:rPr>
-          <w:lang w:val="en-US"/>
-        </w:rPr>
-        <w:t>typecheck</w:t>
-      </w:r>
-      <w:proofErr w:type="spellEnd"/>
-      <w:r>
-        <w:rPr>
-          <w:lang w:val="en-US"/>
-        </w:rPr>
-        <w:t>: ", factor)</w:t>
-      </w:r>
-    </w:p>
-    <w:p>
-      <w:pPr>
-        <w:pStyle w:val="af"/>
-        <w:rPr>
-          <w:lang w:val="en-US"/>
-        </w:rPr>
-      </w:pPr>
-      <w:r>
-        <w:rPr>
-          <w:lang w:val="en-US"/>
-        </w:rPr>
-        <w:t xml:space="preserve">          raise </w:t>
-      </w:r>
-      <w:proofErr w:type="spellStart"/>
-      <w:proofErr w:type="gramStart"/>
-      <w:r>
-        <w:rPr>
-          <w:lang w:val="en-US"/>
-        </w:rPr>
-        <w:t>ValueError</w:t>
-      </w:r>
-      <w:proofErr w:type="spellEnd"/>
-      <w:r>
-        <w:rPr>
-          <w:lang w:val="en-US"/>
-        </w:rPr>
-        <w:t>(</w:t>
-      </w:r>
-      <w:proofErr w:type="gramEnd"/>
-      <w:r>
-        <w:rPr>
-          <w:lang w:val="en-US"/>
-        </w:rPr>
-        <w:t>"</w:t>
-      </w:r>
-      <w:proofErr w:type="spellStart"/>
-      <w:r>
-        <w:rPr>
-          <w:lang w:val="en-US"/>
-        </w:rPr>
-        <w:t>unconditionedVariables</w:t>
-      </w:r>
-      <w:proofErr w:type="spellEnd"/>
-      <w:r>
-        <w:rPr>
-          <w:lang w:val="en-US"/>
-        </w:rPr>
-        <w:t xml:space="preserve"> can only appear in one factor. \n"</w:t>
-      </w:r>
-      <w:r>
-        <w:rPr>
-          <w:lang w:val="en-US"/>
-        </w:rPr>
-        <w:t xml:space="preserve"> </w:t>
-      </w:r>
-      <w:r>
-        <w:rPr>
-          <w:lang w:val="en-US"/>
-        </w:rPr>
-        <w:t>+ "</w:t>
-      </w:r>
-      <w:proofErr w:type="spellStart"/>
-      <w:r>
-        <w:rPr>
-          <w:lang w:val="en-US"/>
-        </w:rPr>
-        <w:t>unconditionedVariables</w:t>
-      </w:r>
-      <w:proofErr w:type="spellEnd"/>
-      <w:r>
-        <w:rPr>
-          <w:lang w:val="en-US"/>
-        </w:rPr>
-        <w:t>: " + str(intersect) +</w:t>
-      </w:r>
-      <w:r>
-        <w:rPr>
-          <w:lang w:val="en-US"/>
-        </w:rPr>
-        <w:t xml:space="preserve"> </w:t>
-      </w:r>
-      <w:r>
-        <w:rPr>
-          <w:lang w:val="en-US"/>
-        </w:rPr>
-        <w:t>"\</w:t>
-      </w:r>
-      <w:proofErr w:type="spellStart"/>
-      <w:r>
-        <w:rPr>
-          <w:lang w:val="en-US"/>
-        </w:rPr>
-        <w:t>nappear</w:t>
-      </w:r>
-      <w:proofErr w:type="spellEnd"/>
-      <w:r>
-        <w:rPr>
-          <w:lang w:val="en-US"/>
-        </w:rPr>
-        <w:t xml:space="preserve"> in more than one input factor.\n" +</w:t>
-      </w:r>
-      <w:r>
-        <w:rPr>
-          <w:lang w:val="en-US"/>
-        </w:rPr>
-        <w:t xml:space="preserve"> </w:t>
-      </w:r>
-      <w:r>
-        <w:rPr>
-          <w:lang w:val="en-US"/>
-        </w:rPr>
-        <w:t>"Input factors: \n" +</w:t>
-      </w:r>
-      <w:r>
-        <w:rPr>
-          <w:lang w:val="en-US"/>
-        </w:rPr>
-        <w:t xml:space="preserve"> </w:t>
-      </w:r>
-      <w:r>
-        <w:rPr>
-          <w:lang w:val="en-US"/>
-        </w:rPr>
-        <w:t>"\</w:t>
-      </w:r>
-      <w:proofErr w:type="spellStart"/>
-      <w:r>
-        <w:rPr>
-          <w:lang w:val="en-US"/>
-        </w:rPr>
-        <w:t>n</w:t>
-      </w:r>
-      <w:proofErr w:type="gramStart"/>
-      <w:r>
-        <w:rPr>
-          <w:lang w:val="en-US"/>
-        </w:rPr>
-        <w:t>".join</w:t>
-      </w:r>
-      <w:proofErr w:type="spellEnd"/>
-      <w:proofErr w:type="gramEnd"/>
-      <w:r>
-        <w:rPr>
-          <w:lang w:val="en-US"/>
-        </w:rPr>
-        <w:t>(</w:t>
-      </w:r>
-      <w:proofErr w:type="gramStart"/>
-      <w:r>
-        <w:rPr>
-          <w:lang w:val="en-US"/>
-        </w:rPr>
-        <w:t>map(</w:t>
-      </w:r>
-      <w:proofErr w:type="gramEnd"/>
-      <w:r>
-        <w:rPr>
-          <w:lang w:val="en-US"/>
-        </w:rPr>
-        <w:t>str, factors)))</w:t>
-      </w:r>
-    </w:p>
-    <w:p>
-      <w:pPr>
-        <w:pStyle w:val="af"/>
-        <w:rPr>
-          <w:lang w:val="en-US"/>
-        </w:rPr>
-      </w:pPr>
-    </w:p>
-    <w:p>
-      <w:pPr>
-        <w:pStyle w:val="af"/>
-        <w:rPr>
-          <w:lang w:val="en-US"/>
-        </w:rPr>
-      </w:pPr>
-      <w:r>
-        <w:rPr>
-          <w:lang w:val="en-US"/>
-        </w:rPr>
-        <w:t xml:space="preserve">        </w:t>
-      </w:r>
-    </w:p>
-    <w:p>
-      <w:pPr>
-        <w:pStyle w:val="af"/>
+      <w:r>
         <w:rPr>
           <w:b/>
           <w:bCs/>
+          <w:lang w:val="en-US"/>
+        </w:rPr>
+        <w:t>joinFactors</w:t>
+      </w:r>
+      <w:proofErr w:type="spellEnd"/>
+      <w:r>
+        <w:rPr>
+          <w:lang w:val="en-US"/>
+        </w:rPr>
+        <w:t>(factors: List[Factor]):</w:t>
+      </w:r>
+    </w:p>
+    <w:p>
+      <w:pPr>
+        <w:pStyle w:val="af"/>
+        <w:rPr>
+          <w:lang w:val="en-US"/>
         </w:rPr>
       </w:pPr>
       <w:r>
@@ -2855,10 +2356,409 @@
         <w:t xml:space="preserve">    </w:t>
       </w:r>
       <w:r>
+        <w:t xml:space="preserve"> </w:t>
+      </w:r>
+      <w:r>
+        <w:rPr>
+          <w:lang w:val="en-US"/>
+        </w:rPr>
+        <w:t xml:space="preserve"># </w:t>
+      </w:r>
+      <w:r>
+        <w:t>проверка</w:t>
+      </w:r>
+      <w:r>
+        <w:rPr>
+          <w:lang w:val="en-US"/>
+        </w:rPr>
+        <w:t xml:space="preserve"> </w:t>
+      </w:r>
+      <w:r>
+        <w:t>типов</w:t>
+      </w:r>
+    </w:p>
+    <w:p>
+      <w:pPr>
+        <w:pStyle w:val="af"/>
+        <w:rPr>
+          <w:lang w:val="en-US"/>
+        </w:rPr>
+      </w:pPr>
+      <w:r>
+        <w:rPr>
+          <w:lang w:val="en-US"/>
+        </w:rPr>
+        <w:t>   </w:t>
+      </w:r>
+      <w:r>
+        <w:rPr>
+          <w:lang w:val="en-US"/>
+        </w:rPr>
+        <w:t xml:space="preserve"> </w:t>
+      </w:r>
+      <w:proofErr w:type="spellStart"/>
+      <w:r>
+        <w:rPr>
+          <w:lang w:val="en-US"/>
+        </w:rPr>
+        <w:t>setsOfUnconditioned</w:t>
+      </w:r>
+      <w:proofErr w:type="spellEnd"/>
+      <w:r>
+        <w:rPr>
+          <w:lang w:val="en-US"/>
+        </w:rPr>
+        <w:t xml:space="preserve"> = [set(</w:t>
+      </w:r>
+      <w:proofErr w:type="spellStart"/>
+      <w:r>
+        <w:rPr>
+          <w:lang w:val="en-US"/>
+        </w:rPr>
+        <w:t>factor.unconditionedVariables</w:t>
+      </w:r>
+      <w:proofErr w:type="spellEnd"/>
+      <w:r>
+        <w:rPr>
+          <w:lang w:val="en-US"/>
+        </w:rPr>
+        <w:t>()) for factor in factors]</w:t>
+      </w:r>
+    </w:p>
+    <w:p>
+      <w:pPr>
+        <w:pStyle w:val="af"/>
+        <w:rPr>
+          <w:lang w:val="en-US"/>
+        </w:rPr>
+      </w:pPr>
+      <w:r>
+        <w:rPr>
+          <w:lang w:val="en-US"/>
+        </w:rPr>
+        <w:t xml:space="preserve">    </w:t>
+      </w:r>
+      <w:r>
+        <w:t xml:space="preserve"> </w:t>
+      </w:r>
+      <w:r>
+        <w:rPr>
+          <w:lang w:val="en-US"/>
+        </w:rPr>
+        <w:t xml:space="preserve">if </w:t>
+      </w:r>
+      <w:proofErr w:type="spellStart"/>
+      <w:r>
+        <w:rPr>
+          <w:lang w:val="en-US"/>
+        </w:rPr>
+        <w:t>len</w:t>
+      </w:r>
+      <w:proofErr w:type="spellEnd"/>
+      <w:r>
+        <w:rPr>
+          <w:lang w:val="en-US"/>
+        </w:rPr>
+        <w:t>(factors) &gt; 1:</w:t>
+      </w:r>
+    </w:p>
+    <w:p>
+      <w:pPr>
+        <w:pStyle w:val="af"/>
+        <w:rPr>
+          <w:lang w:val="en-US"/>
+        </w:rPr>
+      </w:pPr>
+      <w:r>
+        <w:rPr>
+          <w:lang w:val="en-US"/>
+        </w:rPr>
+        <w:t xml:space="preserve">       intersect = </w:t>
+      </w:r>
+      <w:proofErr w:type="spellStart"/>
+      <w:r>
+        <w:rPr>
+          <w:lang w:val="en-US"/>
+        </w:rPr>
+        <w:t>functools.reduce</w:t>
+      </w:r>
+      <w:proofErr w:type="spellEnd"/>
+      <w:r>
+        <w:rPr>
+          <w:lang w:val="en-US"/>
+        </w:rPr>
+        <w:t xml:space="preserve">(lambda x, y: x &amp; y, </w:t>
+      </w:r>
+      <w:proofErr w:type="spellStart"/>
+      <w:r>
+        <w:rPr>
+          <w:lang w:val="en-US"/>
+        </w:rPr>
+        <w:t>setsOfUnconditioned</w:t>
+      </w:r>
+      <w:proofErr w:type="spellEnd"/>
+      <w:r>
+        <w:rPr>
+          <w:lang w:val="en-US"/>
+        </w:rPr>
+        <w:t>)</w:t>
+      </w:r>
+    </w:p>
+    <w:p>
+      <w:pPr>
+        <w:pStyle w:val="af"/>
+        <w:rPr>
+          <w:lang w:val="en-US"/>
+        </w:rPr>
+      </w:pPr>
+      <w:r>
+        <w:rPr>
+          <w:lang w:val="en-US"/>
+        </w:rPr>
+        <w:t xml:space="preserve">       if </w:t>
+      </w:r>
+      <w:proofErr w:type="spellStart"/>
+      <w:r>
+        <w:rPr>
+          <w:lang w:val="en-US"/>
+        </w:rPr>
+        <w:t>len</w:t>
+      </w:r>
+      <w:proofErr w:type="spellEnd"/>
+      <w:r>
+        <w:rPr>
+          <w:lang w:val="en-US"/>
+        </w:rPr>
+        <w:t>(intersect) &gt; 0:</w:t>
+      </w:r>
+    </w:p>
+    <w:p>
+      <w:pPr>
+        <w:pStyle w:val="af"/>
+        <w:rPr>
+          <w:lang w:val="en-US"/>
+        </w:rPr>
+      </w:pPr>
+      <w:r>
+        <w:rPr>
+          <w:lang w:val="en-US"/>
+        </w:rPr>
+        <w:t>       </w:t>
+      </w:r>
+      <w:r>
+        <w:rPr>
+          <w:lang w:val="en-US"/>
+        </w:rPr>
+        <w:tab/>
+      </w:r>
+      <w:r>
+        <w:rPr>
+          <w:lang w:val="en-US"/>
+        </w:rPr>
+        <w:t xml:space="preserve">print("Factor failed </w:t>
+      </w:r>
+      <w:proofErr w:type="spellStart"/>
+      <w:r>
+        <w:rPr>
+          <w:lang w:val="en-US"/>
+        </w:rPr>
+        <w:t>joinFactors</w:t>
+      </w:r>
+      <w:proofErr w:type="spellEnd"/>
+      <w:r>
+        <w:rPr>
+          <w:lang w:val="en-US"/>
+        </w:rPr>
+        <w:t xml:space="preserve"> </w:t>
+      </w:r>
+      <w:proofErr w:type="spellStart"/>
+      <w:r>
+        <w:rPr>
+          <w:lang w:val="en-US"/>
+        </w:rPr>
+        <w:t>typecheck</w:t>
+      </w:r>
+      <w:proofErr w:type="spellEnd"/>
+      <w:r>
+        <w:rPr>
+          <w:lang w:val="en-US"/>
+        </w:rPr>
+        <w:t>: ", factor)</w:t>
+      </w:r>
+    </w:p>
+    <w:p>
+      <w:pPr>
+        <w:pStyle w:val="af"/>
+        <w:rPr>
+          <w:lang w:val="en-US"/>
+        </w:rPr>
+      </w:pPr>
+      <w:r>
+        <w:rPr>
+          <w:lang w:val="en-US"/>
+        </w:rPr>
+        <w:t xml:space="preserve">          raise </w:t>
+      </w:r>
+      <w:proofErr w:type="spellStart"/>
+      <w:r>
+        <w:rPr>
+          <w:lang w:val="en-US"/>
+        </w:rPr>
+        <w:t>ValueError</w:t>
+      </w:r>
+      <w:proofErr w:type="spellEnd"/>
+      <w:r>
+        <w:rPr>
+          <w:lang w:val="en-US"/>
+        </w:rPr>
+        <w:t>("</w:t>
+      </w:r>
+      <w:proofErr w:type="spellStart"/>
+      <w:r>
+        <w:rPr>
+          <w:lang w:val="en-US"/>
+        </w:rPr>
+        <w:t>unconditionedVariables</w:t>
+      </w:r>
+      <w:proofErr w:type="spellEnd"/>
+      <w:r>
+        <w:rPr>
+          <w:lang w:val="en-US"/>
+        </w:rPr>
+        <w:t xml:space="preserve"> can only appear in one factor. \n"</w:t>
+      </w:r>
+      <w:r>
+        <w:rPr>
+          <w:lang w:val="en-US"/>
+        </w:rPr>
+        <w:t xml:space="preserve"> </w:t>
+      </w:r>
+      <w:r>
+        <w:rPr>
+          <w:lang w:val="en-US"/>
+        </w:rPr>
+        <w:t>+ "</w:t>
+      </w:r>
+      <w:proofErr w:type="spellStart"/>
+      <w:r>
+        <w:rPr>
+          <w:lang w:val="en-US"/>
+        </w:rPr>
+        <w:t>unconditionedVariables</w:t>
+      </w:r>
+      <w:proofErr w:type="spellEnd"/>
+      <w:r>
+        <w:rPr>
+          <w:lang w:val="en-US"/>
+        </w:rPr>
+        <w:t>: " + str(intersect) +</w:t>
+      </w:r>
+      <w:r>
+        <w:rPr>
+          <w:lang w:val="en-US"/>
+        </w:rPr>
+        <w:t xml:space="preserve"> </w:t>
+      </w:r>
+      <w:r>
+        <w:rPr>
+          <w:lang w:val="en-US"/>
+        </w:rPr>
+        <w:t>"\</w:t>
+      </w:r>
+      <w:proofErr w:type="spellStart"/>
+      <w:r>
+        <w:rPr>
+          <w:lang w:val="en-US"/>
+        </w:rPr>
+        <w:t>nappear</w:t>
+      </w:r>
+      <w:proofErr w:type="spellEnd"/>
+      <w:r>
+        <w:rPr>
+          <w:lang w:val="en-US"/>
+        </w:rPr>
+        <w:t xml:space="preserve"> in more than one input factor.\n" +</w:t>
+      </w:r>
+      <w:r>
+        <w:rPr>
+          <w:lang w:val="en-US"/>
+        </w:rPr>
+        <w:t xml:space="preserve"> </w:t>
+      </w:r>
+      <w:r>
+        <w:rPr>
+          <w:lang w:val="en-US"/>
+        </w:rPr>
+        <w:t>"Input factors: \n" +</w:t>
+      </w:r>
+      <w:r>
+        <w:rPr>
+          <w:lang w:val="en-US"/>
+        </w:rPr>
+        <w:t xml:space="preserve"> </w:t>
+      </w:r>
+      <w:r>
+        <w:rPr>
+          <w:lang w:val="en-US"/>
+        </w:rPr>
+        <w:t>"\</w:t>
+      </w:r>
+      <w:proofErr w:type="spellStart"/>
+      <w:r>
+        <w:rPr>
+          <w:lang w:val="en-US"/>
+        </w:rPr>
+        <w:t>n".join</w:t>
+      </w:r>
+      <w:proofErr w:type="spellEnd"/>
+      <w:r>
+        <w:rPr>
+          <w:lang w:val="en-US"/>
+        </w:rPr>
+        <w:t>(map(str, factors)))</w:t>
+      </w:r>
+    </w:p>
+    <w:p>
+      <w:pPr>
+        <w:pStyle w:val="af"/>
+        <w:rPr>
+          <w:lang w:val="en-US"/>
+        </w:rPr>
+      </w:pPr>
+    </w:p>
+    <w:p>
+      <w:pPr>
+        <w:pStyle w:val="af"/>
+        <w:rPr>
+          <w:lang w:val="en-US"/>
+        </w:rPr>
+      </w:pPr>
+      <w:r>
+        <w:rPr>
+          <w:lang w:val="en-US"/>
+        </w:rPr>
+        <w:t xml:space="preserve">        </w:t>
+      </w:r>
+    </w:p>
+    <w:p>
+      <w:pPr>
+        <w:pStyle w:val="af"/>
         <w:rPr>
           <w:b/>
           <w:bCs/>
         </w:rPr>
+      </w:pPr>
+      <w:r>
+        <w:rPr>
+          <w:lang w:val="en-US"/>
+        </w:rPr>
+        <w:t xml:space="preserve">    </w:t>
+      </w:r>
+      <w:r>
+        <w:rPr>
+          <w:b/>
+          <w:bCs/>
+        </w:rPr>
         <w:t>"*** ВСТАВЬТЕ ВАШ КОД СЮДА ***"</w:t>
       </w:r>
     </w:p>
@@ -2927,25 +2827,12 @@
         <w:t xml:space="preserve"> = </w:t>
       </w:r>
       <w:proofErr w:type="spellStart"/>
-      <w:proofErr w:type="gramStart"/>
       <w:r>
         <w:t>set</w:t>
       </w:r>
       <w:proofErr w:type="spellEnd"/>
       <w:r>
-        <w:t>(</w:t>
-      </w:r>
-      <w:proofErr w:type="gramEnd"/>
-      <w:r>
-        <w:t>[</w:t>
-      </w:r>
-      <w:proofErr w:type="gramStart"/>
-      <w:r>
-        <w:t xml:space="preserve">])   </w:t>
-      </w:r>
-      <w:proofErr w:type="gramEnd"/>
-      <w:r>
-        <w:t># условные переменные</w:t>
+        <w:t>([])   # условные переменные</w:t>
       </w:r>
     </w:p>
     <w:p>
@@ -2964,17 +2851,12 @@
         <w:t xml:space="preserve"> = </w:t>
       </w:r>
       <w:proofErr w:type="spellStart"/>
-      <w:proofErr w:type="gramStart"/>
       <w:r>
         <w:t>set</w:t>
       </w:r>
       <w:proofErr w:type="spellEnd"/>
       <w:r>
-        <w:t>(</w:t>
-      </w:r>
-      <w:proofErr w:type="gramEnd"/>
-      <w:r>
-        <w:t>[]) # безусловные переменные</w:t>
+        <w:t>([]) # безусловные переменные</w:t>
       </w:r>
     </w:p>
     <w:p>
@@ -3055,7 +2937,6 @@
         <w:t xml:space="preserve">for f in </w:t>
       </w:r>
       <w:proofErr w:type="spellStart"/>
-      <w:proofErr w:type="gramStart"/>
       <w:r>
         <w:rPr>
           <w:lang w:val="en-US"/>
@@ -3063,7 +2944,6 @@
         <w:t>factor.conditionedVariables</w:t>
       </w:r>
       <w:proofErr w:type="spellEnd"/>
-      <w:proofErr w:type="gramEnd"/>
       <w:r>
         <w:rPr>
           <w:lang w:val="en-US"/>
@@ -3113,7 +2993,6 @@
         <w:t xml:space="preserve">        for f in </w:t>
       </w:r>
       <w:proofErr w:type="spellStart"/>
-      <w:proofErr w:type="gramStart"/>
       <w:r>
         <w:rPr>
           <w:lang w:val="en-US"/>
@@ -3121,7 +3000,6 @@
         <w:t>factor.unconditionedVariables</w:t>
       </w:r>
       <w:proofErr w:type="spellEnd"/>
-      <w:proofErr w:type="gramEnd"/>
       <w:r>
         <w:rPr>
           <w:lang w:val="en-US"/>
@@ -3260,14 +3138,7 @@
         <w:rPr>
           <w:lang w:val="en-US"/>
         </w:rPr>
-        <w:t>[0</w:t>
-      </w:r>
-      <w:proofErr w:type="gramStart"/>
-      <w:r>
-        <w:rPr>
-          <w:lang w:val="en-US"/>
-        </w:rPr>
-        <w:t>].</w:t>
+        <w:t>[0].</w:t>
       </w:r>
       <w:proofErr w:type="spellStart"/>
       <w:r>
@@ -3277,7 +3148,6 @@
         <w:t>variableDomainsDict</w:t>
       </w:r>
       <w:proofErr w:type="spellEnd"/>
-      <w:proofErr w:type="gramEnd"/>
       <w:r>
         <w:rPr>
           <w:lang w:val="en-US"/>
@@ -3353,21 +3223,7 @@
         <w:rPr>
           <w:lang w:val="en-US"/>
         </w:rPr>
-        <w:t xml:space="preserve"> = </w:t>
-      </w:r>
-      <w:proofErr w:type="gramStart"/>
-      <w:r>
-        <w:rPr>
-          <w:lang w:val="en-US"/>
-        </w:rPr>
-        <w:t>Factor(</w:t>
-      </w:r>
-      <w:proofErr w:type="gramEnd"/>
-      <w:r>
-        <w:rPr>
-          <w:lang w:val="en-US"/>
-        </w:rPr>
-        <w:t xml:space="preserve">unconditional, conditional, </w:t>
+        <w:t xml:space="preserve"> = Factor(unconditional, conditional, </w:t>
       </w:r>
       <w:proofErr w:type="spellStart"/>
       <w:r>
@@ -3511,7 +3367,6 @@
         <w:t xml:space="preserve">            probability *= </w:t>
       </w:r>
       <w:proofErr w:type="spellStart"/>
-      <w:proofErr w:type="gramStart"/>
       <w:r>
         <w:rPr>
           <w:lang w:val="en-US"/>
@@ -3519,7 +3374,6 @@
         <w:t>factor.getProbability</w:t>
       </w:r>
       <w:proofErr w:type="spellEnd"/>
-      <w:proofErr w:type="gramEnd"/>
       <w:r>
         <w:rPr>
           <w:lang w:val="en-US"/>
@@ -3538,6 +3392,7 @@
         <w:rPr>
           <w:lang w:val="en-US"/>
         </w:rPr>
+        <w:lastRenderedPageBreak/>
         <w:t xml:space="preserve">        </w:t>
       </w:r>
       <w:proofErr w:type="spellStart"/>
@@ -3587,7 +3442,6 @@
     <w:p/>
     <w:p>
       <w:r>
-        <w:lastRenderedPageBreak/>
         <w:t>Правильность к</w:t>
       </w:r>
       <w:r>
@@ -3712,9 +3566,15 @@
           <w:ilvl w:val="1"/>
           <w:numId w:val="20"/>
         </w:numPr>
-      </w:pPr>
-      <w:r>
-        <w:t>Функция исключения переменных (маргинализация)</w:t>
+        <w:rPr>
+          <w:lang w:val="en-US"/>
+        </w:rPr>
+      </w:pPr>
+      <w:r>
+        <w:rPr>
+          <w:lang w:val="en-US"/>
+        </w:rPr>
+        <w:t>Исключение переменных (маргинализация)</w:t>
       </w:r>
     </w:p>
     <w:p>
@@ -3805,781 +3665,42 @@
         </w:rPr>
         <w:t xml:space="preserve">def </w:t>
       </w:r>
-      <w:proofErr w:type="gramStart"/>
-      <w:r>
-        <w:rPr>
-          <w:lang w:val="en-US"/>
-        </w:rPr>
-        <w:t>eliminate(</w:t>
-      </w:r>
-      <w:proofErr w:type="gramEnd"/>
-      <w:r>
-        <w:rPr>
-          <w:lang w:val="en-US"/>
-        </w:rPr>
-        <w:t xml:space="preserve">factor: Factor, </w:t>
-      </w:r>
-      <w:proofErr w:type="spellStart"/>
-      <w:r>
-        <w:rPr>
-          <w:lang w:val="en-US"/>
-        </w:rPr>
-        <w:t>eliminationVariable</w:t>
-      </w:r>
-      <w:proofErr w:type="spellEnd"/>
-      <w:r>
-        <w:rPr>
-          <w:lang w:val="en-US"/>
-        </w:rPr>
-        <w:t>: str):</w:t>
-      </w:r>
-    </w:p>
-    <w:p>
-      <w:pPr>
-        <w:pStyle w:val="af"/>
-        <w:rPr>
-          <w:i/>
-          <w:iCs/>
-          <w:lang w:val="en-US"/>
-        </w:rPr>
-      </w:pPr>
-      <w:r>
-        <w:rPr>
-          <w:lang w:val="en-US"/>
-        </w:rPr>
-        <w:t xml:space="preserve">        </w:t>
-      </w:r>
-      <w:r>
-        <w:rPr>
-          <w:i/>
-          <w:iCs/>
-          <w:lang w:val="en-US"/>
-        </w:rPr>
-        <w:t xml:space="preserve"># </w:t>
-      </w:r>
-      <w:proofErr w:type="spellStart"/>
-      <w:r>
-        <w:rPr>
-          <w:i/>
-          <w:iCs/>
-          <w:lang w:val="en-US"/>
-        </w:rPr>
-        <w:t>autograder</w:t>
-      </w:r>
-      <w:proofErr w:type="spellEnd"/>
-      <w:r>
-        <w:rPr>
-          <w:i/>
-          <w:iCs/>
-          <w:lang w:val="en-US"/>
-        </w:rPr>
-        <w:t xml:space="preserve"> tracking -- </w:t>
-      </w:r>
-      <w:r>
-        <w:rPr>
-          <w:i/>
-          <w:iCs/>
-        </w:rPr>
-        <w:t>не</w:t>
-      </w:r>
-      <w:r>
-        <w:rPr>
-          <w:i/>
-          <w:iCs/>
-          <w:lang w:val="en-US"/>
-        </w:rPr>
-        <w:t xml:space="preserve"> </w:t>
-      </w:r>
-      <w:r>
-        <w:rPr>
-          <w:i/>
-          <w:iCs/>
-        </w:rPr>
-        <w:t>удалять</w:t>
-      </w:r>
-    </w:p>
-    <w:p>
-      <w:pPr>
-        <w:pStyle w:val="af"/>
-        <w:rPr>
-          <w:i/>
-          <w:iCs/>
-          <w:lang w:val="en-US"/>
-        </w:rPr>
-      </w:pPr>
-      <w:r>
-        <w:rPr>
-          <w:i/>
-          <w:iCs/>
-          <w:lang w:val="en-US"/>
-        </w:rPr>
-        <w:t xml:space="preserve">        if not (</w:t>
-      </w:r>
-      <w:proofErr w:type="spellStart"/>
-      <w:r>
-        <w:rPr>
-          <w:i/>
-          <w:iCs/>
-          <w:lang w:val="en-US"/>
-        </w:rPr>
-        <w:t>callTrackingList</w:t>
-      </w:r>
-      <w:proofErr w:type="spellEnd"/>
-      <w:r>
-        <w:rPr>
-          <w:i/>
-          <w:iCs/>
-          <w:lang w:val="en-US"/>
-        </w:rPr>
-        <w:t xml:space="preserve"> is None):</w:t>
-      </w:r>
-    </w:p>
-    <w:p>
-      <w:pPr>
-        <w:pStyle w:val="af"/>
-        <w:rPr>
-          <w:i/>
-          <w:iCs/>
-          <w:lang w:val="en-US"/>
-        </w:rPr>
-      </w:pPr>
-      <w:r>
-        <w:rPr>
-          <w:i/>
-          <w:iCs/>
-          <w:lang w:val="en-US"/>
-        </w:rPr>
-        <w:t xml:space="preserve">            </w:t>
-      </w:r>
-      <w:proofErr w:type="spellStart"/>
-      <w:r>
-        <w:rPr>
-          <w:i/>
-          <w:iCs/>
-          <w:lang w:val="en-US"/>
-        </w:rPr>
-        <w:t>callTrackingList.append</w:t>
-      </w:r>
-      <w:proofErr w:type="spellEnd"/>
-      <w:r>
-        <w:rPr>
-          <w:i/>
-          <w:iCs/>
-          <w:lang w:val="en-US"/>
-        </w:rPr>
-        <w:t xml:space="preserve">(('eliminate', </w:t>
-      </w:r>
-      <w:proofErr w:type="spellStart"/>
-      <w:r>
-        <w:rPr>
-          <w:i/>
-          <w:iCs/>
-          <w:lang w:val="en-US"/>
-        </w:rPr>
-        <w:t>eliminationVariable</w:t>
-      </w:r>
-      <w:proofErr w:type="spellEnd"/>
-      <w:r>
-        <w:rPr>
-          <w:i/>
-          <w:iCs/>
-          <w:lang w:val="en-US"/>
-        </w:rPr>
-        <w:t>))</w:t>
-      </w:r>
-    </w:p>
-    <w:p>
-      <w:pPr>
-        <w:pStyle w:val="af"/>
-        <w:rPr>
-          <w:i/>
-          <w:iCs/>
-          <w:lang w:val="en-US"/>
-        </w:rPr>
-      </w:pPr>
-    </w:p>
-    <w:p>
-      <w:pPr>
-        <w:pStyle w:val="af"/>
-        <w:rPr>
-          <w:i/>
-          <w:iCs/>
-          <w:lang w:val="en-US"/>
-        </w:rPr>
-      </w:pPr>
-      <w:r>
-        <w:rPr>
-          <w:i/>
-          <w:iCs/>
-          <w:lang w:val="en-US"/>
-        </w:rPr>
-        <w:t xml:space="preserve">        # </w:t>
-      </w:r>
-      <w:r>
-        <w:rPr>
-          <w:i/>
-          <w:iCs/>
-        </w:rPr>
-        <w:t>проверка</w:t>
-      </w:r>
-      <w:r>
-        <w:rPr>
-          <w:i/>
-          <w:iCs/>
-          <w:lang w:val="en-US"/>
-        </w:rPr>
-        <w:t xml:space="preserve"> </w:t>
-      </w:r>
-      <w:r>
-        <w:rPr>
-          <w:i/>
-          <w:iCs/>
-        </w:rPr>
-        <w:t>типов</w:t>
-      </w:r>
-    </w:p>
-    <w:p>
-      <w:pPr>
-        <w:pStyle w:val="af"/>
-        <w:rPr>
-          <w:i/>
-          <w:iCs/>
-          <w:lang w:val="en-US"/>
-        </w:rPr>
-      </w:pPr>
-      <w:r>
-        <w:rPr>
-          <w:i/>
-          <w:iCs/>
-          <w:lang w:val="en-US"/>
-        </w:rPr>
-        <w:t xml:space="preserve">        if </w:t>
-      </w:r>
-      <w:proofErr w:type="spellStart"/>
-      <w:r>
-        <w:rPr>
-          <w:i/>
-          <w:iCs/>
-          <w:lang w:val="en-US"/>
-        </w:rPr>
-        <w:t>eliminationVariable</w:t>
-      </w:r>
-      <w:proofErr w:type="spellEnd"/>
-      <w:r>
-        <w:rPr>
-          <w:i/>
-          <w:iCs/>
-          <w:lang w:val="en-US"/>
-        </w:rPr>
-        <w:t xml:space="preserve"> not in </w:t>
-      </w:r>
-      <w:proofErr w:type="spellStart"/>
-      <w:proofErr w:type="gramStart"/>
-      <w:r>
-        <w:rPr>
-          <w:i/>
-          <w:iCs/>
-          <w:lang w:val="en-US"/>
-        </w:rPr>
-        <w:t>factor.unconditionedVariables</w:t>
-      </w:r>
-      <w:proofErr w:type="spellEnd"/>
-      <w:proofErr w:type="gramEnd"/>
-      <w:r>
-        <w:rPr>
-          <w:i/>
-          <w:iCs/>
-          <w:lang w:val="en-US"/>
-        </w:rPr>
-        <w:t>():</w:t>
-      </w:r>
-    </w:p>
-    <w:p>
-      <w:pPr>
-        <w:pStyle w:val="af"/>
-        <w:rPr>
-          <w:i/>
-          <w:iCs/>
-          <w:lang w:val="en-US"/>
-        </w:rPr>
-      </w:pPr>
-      <w:r>
-        <w:rPr>
-          <w:i/>
-          <w:iCs/>
-          <w:lang w:val="en-US"/>
-        </w:rPr>
-        <w:t xml:space="preserve">            </w:t>
-      </w:r>
-      <w:proofErr w:type="gramStart"/>
-      <w:r>
-        <w:rPr>
-          <w:i/>
-          <w:iCs/>
-          <w:lang w:val="en-US"/>
-        </w:rPr>
-        <w:t>print(</w:t>
-      </w:r>
-      <w:proofErr w:type="gramEnd"/>
-      <w:r>
-        <w:rPr>
-          <w:i/>
-          <w:iCs/>
-          <w:lang w:val="en-US"/>
-        </w:rPr>
-        <w:t xml:space="preserve">"Factor failed eliminate </w:t>
-      </w:r>
-      <w:proofErr w:type="spellStart"/>
-      <w:r>
-        <w:rPr>
-          <w:i/>
-          <w:iCs/>
-          <w:lang w:val="en-US"/>
-        </w:rPr>
-        <w:t>typecheck</w:t>
-      </w:r>
-      <w:proofErr w:type="spellEnd"/>
-      <w:r>
-        <w:rPr>
-          <w:i/>
-          <w:iCs/>
-          <w:lang w:val="en-US"/>
-        </w:rPr>
-        <w:t>: ", factor)</w:t>
-      </w:r>
-    </w:p>
-    <w:p>
-      <w:pPr>
-        <w:pStyle w:val="af"/>
-        <w:rPr>
-          <w:i/>
-          <w:iCs/>
-          <w:lang w:val="en-US"/>
-        </w:rPr>
-      </w:pPr>
-      <w:r>
-        <w:rPr>
-          <w:i/>
-          <w:iCs/>
-          <w:lang w:val="en-US"/>
-        </w:rPr>
-        <w:t xml:space="preserve">            raise </w:t>
-      </w:r>
-      <w:proofErr w:type="spellStart"/>
-      <w:proofErr w:type="gramStart"/>
-      <w:r>
-        <w:rPr>
-          <w:i/>
-          <w:iCs/>
-          <w:lang w:val="en-US"/>
-        </w:rPr>
-        <w:t>ValueError</w:t>
-      </w:r>
-      <w:proofErr w:type="spellEnd"/>
-      <w:r>
-        <w:rPr>
-          <w:i/>
-          <w:iCs/>
-          <w:lang w:val="en-US"/>
-        </w:rPr>
-        <w:t>(</w:t>
-      </w:r>
-      <w:proofErr w:type="gramEnd"/>
-      <w:r>
-        <w:rPr>
-          <w:i/>
-          <w:iCs/>
-          <w:lang w:val="en-US"/>
-        </w:rPr>
-        <w:t>"Elimination variable is not an unconditioned variable in this factor\n" + "</w:t>
-      </w:r>
-      <w:proofErr w:type="spellStart"/>
-      <w:r>
-        <w:rPr>
-          <w:i/>
-          <w:iCs/>
-          <w:lang w:val="en-US"/>
-        </w:rPr>
-        <w:t>eliminationVariable</w:t>
-      </w:r>
-      <w:proofErr w:type="spellEnd"/>
-      <w:r>
-        <w:rPr>
-          <w:i/>
-          <w:iCs/>
-          <w:lang w:val="en-US"/>
-        </w:rPr>
-        <w:t>: " + str(</w:t>
-      </w:r>
-      <w:proofErr w:type="spellStart"/>
-      <w:r>
-        <w:rPr>
-          <w:i/>
-          <w:iCs/>
-          <w:lang w:val="en-US"/>
-        </w:rPr>
-        <w:t>eliminationVariable</w:t>
-      </w:r>
-      <w:proofErr w:type="spellEnd"/>
-      <w:r>
-        <w:rPr>
-          <w:i/>
-          <w:iCs/>
-          <w:lang w:val="en-US"/>
-        </w:rPr>
-        <w:t>) +</w:t>
-      </w:r>
-      <w:r>
-        <w:rPr>
-          <w:i/>
-          <w:iCs/>
-          <w:lang w:val="en-US"/>
-        </w:rPr>
-        <w:t xml:space="preserve"> </w:t>
-      </w:r>
-      <w:r>
-        <w:rPr>
-          <w:i/>
-          <w:iCs/>
-          <w:lang w:val="en-US"/>
-        </w:rPr>
-        <w:t>"\</w:t>
-      </w:r>
-      <w:proofErr w:type="spellStart"/>
-      <w:r>
-        <w:rPr>
-          <w:i/>
-          <w:iCs/>
-          <w:lang w:val="en-US"/>
-        </w:rPr>
-        <w:t>nunconditionedVariables</w:t>
-      </w:r>
-      <w:proofErr w:type="spellEnd"/>
-      <w:r>
-        <w:rPr>
-          <w:i/>
-          <w:iCs/>
-          <w:lang w:val="en-US"/>
-        </w:rPr>
-        <w:t>:" + str(</w:t>
-      </w:r>
-      <w:proofErr w:type="spellStart"/>
-      <w:proofErr w:type="gramStart"/>
-      <w:r>
-        <w:rPr>
-          <w:i/>
-          <w:iCs/>
-          <w:lang w:val="en-US"/>
-        </w:rPr>
-        <w:t>factor.unconditionedVariables</w:t>
-      </w:r>
-      <w:proofErr w:type="spellEnd"/>
-      <w:proofErr w:type="gramEnd"/>
-      <w:r>
-        <w:rPr>
-          <w:i/>
-          <w:iCs/>
-          <w:lang w:val="en-US"/>
-        </w:rPr>
-        <w:t>()))</w:t>
-      </w:r>
-    </w:p>
-    <w:p>
-      <w:pPr>
-        <w:pStyle w:val="af"/>
-        <w:rPr>
-          <w:i/>
-          <w:iCs/>
-          <w:lang w:val="en-US"/>
-        </w:rPr>
-      </w:pPr>
-      <w:r>
-        <w:rPr>
-          <w:i/>
-          <w:iCs/>
-          <w:lang w:val="en-US"/>
-        </w:rPr>
-        <w:t xml:space="preserve">        </w:t>
-      </w:r>
-    </w:p>
-    <w:p>
-      <w:pPr>
-        <w:pStyle w:val="af"/>
-        <w:rPr>
-          <w:i/>
-          <w:iCs/>
-          <w:lang w:val="en-US"/>
-        </w:rPr>
-      </w:pPr>
-      <w:r>
-        <w:rPr>
-          <w:i/>
-          <w:iCs/>
-          <w:lang w:val="en-US"/>
-        </w:rPr>
-        <w:t xml:space="preserve">        if </w:t>
-      </w:r>
-      <w:proofErr w:type="spellStart"/>
-      <w:r>
-        <w:rPr>
-          <w:i/>
-          <w:iCs/>
-          <w:lang w:val="en-US"/>
-        </w:rPr>
-        <w:t>len</w:t>
-      </w:r>
-      <w:proofErr w:type="spellEnd"/>
-      <w:r>
-        <w:rPr>
-          <w:i/>
-          <w:iCs/>
-          <w:lang w:val="en-US"/>
-        </w:rPr>
-        <w:t>(</w:t>
-      </w:r>
-      <w:proofErr w:type="spellStart"/>
-      <w:proofErr w:type="gramStart"/>
-      <w:r>
-        <w:rPr>
-          <w:i/>
-          <w:iCs/>
-          <w:lang w:val="en-US"/>
-        </w:rPr>
-        <w:t>factor.unconditionedVariables</w:t>
-      </w:r>
-      <w:proofErr w:type="spellEnd"/>
-      <w:proofErr w:type="gramEnd"/>
-      <w:r>
-        <w:rPr>
-          <w:i/>
-          <w:iCs/>
-          <w:lang w:val="en-US"/>
-        </w:rPr>
-        <w:t>()) == 1:</w:t>
-      </w:r>
-    </w:p>
-    <w:p>
-      <w:pPr>
-        <w:pStyle w:val="af"/>
-        <w:rPr>
-          <w:i/>
-          <w:iCs/>
-          <w:lang w:val="en-US"/>
-        </w:rPr>
-      </w:pPr>
-      <w:r>
-        <w:rPr>
-          <w:i/>
-          <w:iCs/>
-          <w:lang w:val="en-US"/>
-        </w:rPr>
-        <w:t xml:space="preserve">            </w:t>
-      </w:r>
-      <w:proofErr w:type="gramStart"/>
-      <w:r>
-        <w:rPr>
-          <w:i/>
-          <w:iCs/>
-          <w:lang w:val="en-US"/>
-        </w:rPr>
-        <w:t>print(</w:t>
-      </w:r>
-      <w:proofErr w:type="gramEnd"/>
-      <w:r>
-        <w:rPr>
-          <w:i/>
-          <w:iCs/>
-          <w:lang w:val="en-US"/>
-        </w:rPr>
-        <w:t xml:space="preserve">"Factor failed eliminate </w:t>
-      </w:r>
-      <w:proofErr w:type="spellStart"/>
-      <w:r>
-        <w:rPr>
-          <w:i/>
-          <w:iCs/>
-          <w:lang w:val="en-US"/>
-        </w:rPr>
-        <w:t>typecheck</w:t>
-      </w:r>
-      <w:proofErr w:type="spellEnd"/>
-      <w:r>
-        <w:rPr>
-          <w:i/>
-          <w:iCs/>
-          <w:lang w:val="en-US"/>
-        </w:rPr>
-        <w:t>: ", factor)</w:t>
-      </w:r>
-    </w:p>
-    <w:p>
-      <w:pPr>
-        <w:pStyle w:val="af"/>
-        <w:rPr>
-          <w:i/>
-          <w:iCs/>
-          <w:lang w:val="en-US"/>
-        </w:rPr>
-      </w:pPr>
-      <w:r>
-        <w:rPr>
-          <w:i/>
-          <w:iCs/>
-          <w:lang w:val="en-US"/>
-        </w:rPr>
-        <w:t xml:space="preserve">            raise </w:t>
-      </w:r>
-      <w:proofErr w:type="spellStart"/>
-      <w:proofErr w:type="gramStart"/>
-      <w:r>
-        <w:rPr>
-          <w:i/>
-          <w:iCs/>
-          <w:lang w:val="en-US"/>
-        </w:rPr>
-        <w:t>ValueError</w:t>
-      </w:r>
-      <w:proofErr w:type="spellEnd"/>
-      <w:r>
-        <w:rPr>
-          <w:i/>
-          <w:iCs/>
-          <w:lang w:val="en-US"/>
-        </w:rPr>
-        <w:t>(</w:t>
-      </w:r>
-      <w:proofErr w:type="gramEnd"/>
-      <w:r>
-        <w:rPr>
-          <w:i/>
-          <w:iCs/>
-          <w:lang w:val="en-US"/>
-        </w:rPr>
-        <w:t>"Factor has only one unconditioned variable, so you "</w:t>
-      </w:r>
-      <w:r>
-        <w:rPr>
-          <w:i/>
-          <w:iCs/>
-          <w:lang w:val="en-US"/>
-        </w:rPr>
-        <w:t xml:space="preserve"> </w:t>
-      </w:r>
-      <w:r>
-        <w:rPr>
-          <w:i/>
-          <w:iCs/>
-          <w:lang w:val="en-US"/>
-        </w:rPr>
-        <w:t>+ "can't eliminate \</w:t>
-      </w:r>
-      <w:proofErr w:type="spellStart"/>
-      <w:r>
-        <w:rPr>
-          <w:i/>
-          <w:iCs/>
-          <w:lang w:val="en-US"/>
-        </w:rPr>
-        <w:t>nthat</w:t>
-      </w:r>
-      <w:proofErr w:type="spellEnd"/>
-      <w:r>
-        <w:rPr>
-          <w:i/>
-          <w:iCs/>
-          <w:lang w:val="en-US"/>
-        </w:rPr>
-        <w:t xml:space="preserve"> variable.\n" + "</w:t>
-      </w:r>
-      <w:proofErr w:type="spellStart"/>
-      <w:r>
-        <w:rPr>
-          <w:i/>
-          <w:iCs/>
-          <w:lang w:val="en-US"/>
-        </w:rPr>
-        <w:t>eliminationVariable</w:t>
-      </w:r>
-      <w:proofErr w:type="spellEnd"/>
-      <w:r>
-        <w:rPr>
-          <w:i/>
-          <w:iCs/>
-          <w:lang w:val="en-US"/>
-        </w:rPr>
-        <w:t>:" + str(</w:t>
-      </w:r>
-      <w:proofErr w:type="spellStart"/>
-      <w:r>
-        <w:rPr>
-          <w:i/>
-          <w:iCs/>
-          <w:lang w:val="en-US"/>
-        </w:rPr>
-        <w:t>eliminationVariable</w:t>
-      </w:r>
-      <w:proofErr w:type="spellEnd"/>
-      <w:r>
-        <w:rPr>
-          <w:i/>
-          <w:iCs/>
-          <w:lang w:val="en-US"/>
-        </w:rPr>
-        <w:t>) + "\n" + "</w:t>
-      </w:r>
-      <w:proofErr w:type="spellStart"/>
-      <w:r>
-        <w:rPr>
-          <w:i/>
-          <w:iCs/>
-          <w:lang w:val="en-US"/>
-        </w:rPr>
-        <w:t>unconditionedVariables</w:t>
-      </w:r>
-      <w:proofErr w:type="spellEnd"/>
-      <w:r>
-        <w:rPr>
-          <w:i/>
-          <w:iCs/>
-          <w:lang w:val="en-US"/>
-        </w:rPr>
-        <w:t>: " + str(</w:t>
-      </w:r>
-      <w:proofErr w:type="spellStart"/>
-      <w:proofErr w:type="gramStart"/>
-      <w:r>
-        <w:rPr>
-          <w:i/>
-          <w:iCs/>
-          <w:lang w:val="en-US"/>
-        </w:rPr>
-        <w:t>factor.unconditionedVariables</w:t>
-      </w:r>
-      <w:proofErr w:type="spellEnd"/>
-      <w:proofErr w:type="gramEnd"/>
-      <w:r>
-        <w:rPr>
-          <w:i/>
-          <w:iCs/>
-          <w:lang w:val="en-US"/>
-        </w:rPr>
-        <w:t>()))</w:t>
-      </w:r>
-    </w:p>
-    <w:p>
-      <w:pPr>
-        <w:pStyle w:val="af"/>
-        <w:rPr>
-          <w:lang w:val="en-US"/>
-        </w:rPr>
-      </w:pPr>
-    </w:p>
-    <w:p>
-      <w:pPr>
-        <w:pStyle w:val="af"/>
+      <w:r>
         <w:rPr>
           <w:b/>
           <w:bCs/>
+          <w:lang w:val="en-US"/>
+        </w:rPr>
+        <w:t>eliminate</w:t>
+      </w:r>
+      <w:r>
+        <w:rPr>
+          <w:lang w:val="en-US"/>
+        </w:rPr>
+        <w:t xml:space="preserve">(factor: Factor, </w:t>
+      </w:r>
+      <w:proofErr w:type="spellStart"/>
+      <w:r>
+        <w:rPr>
+          <w:lang w:val="en-US"/>
+        </w:rPr>
+        <w:t>eliminationVariable</w:t>
+      </w:r>
+      <w:proofErr w:type="spellEnd"/>
+      <w:r>
+        <w:rPr>
+          <w:lang w:val="en-US"/>
+        </w:rPr>
+        <w:t>: str):</w:t>
+      </w:r>
+    </w:p>
+    <w:p>
+      <w:pPr>
+        <w:pStyle w:val="af"/>
+        <w:rPr>
+          <w:i/>
+          <w:iCs/>
+          <w:lang w:val="en-US"/>
         </w:rPr>
       </w:pPr>
       <w:r>
@@ -4589,10 +3710,685 @@
         <w:t xml:space="preserve">        </w:t>
       </w:r>
       <w:r>
+        <w:rPr>
+          <w:i/>
+          <w:iCs/>
+          <w:lang w:val="en-US"/>
+        </w:rPr>
+        <w:t xml:space="preserve"># </w:t>
+      </w:r>
+      <w:proofErr w:type="spellStart"/>
+      <w:r>
+        <w:rPr>
+          <w:i/>
+          <w:iCs/>
+          <w:lang w:val="en-US"/>
+        </w:rPr>
+        <w:t>autograder</w:t>
+      </w:r>
+      <w:proofErr w:type="spellEnd"/>
+      <w:r>
+        <w:rPr>
+          <w:i/>
+          <w:iCs/>
+          <w:lang w:val="en-US"/>
+        </w:rPr>
+        <w:t xml:space="preserve"> tracking -- </w:t>
+      </w:r>
+      <w:r>
+        <w:rPr>
+          <w:i/>
+          <w:iCs/>
+        </w:rPr>
+        <w:t>не</w:t>
+      </w:r>
+      <w:r>
+        <w:rPr>
+          <w:i/>
+          <w:iCs/>
+          <w:lang w:val="en-US"/>
+        </w:rPr>
+        <w:t xml:space="preserve"> </w:t>
+      </w:r>
+      <w:r>
+        <w:rPr>
+          <w:i/>
+          <w:iCs/>
+        </w:rPr>
+        <w:t>удалять</w:t>
+      </w:r>
+    </w:p>
+    <w:p>
+      <w:pPr>
+        <w:pStyle w:val="af"/>
+        <w:rPr>
+          <w:i/>
+          <w:iCs/>
+          <w:lang w:val="en-US"/>
+        </w:rPr>
+      </w:pPr>
+      <w:r>
+        <w:rPr>
+          <w:i/>
+          <w:iCs/>
+          <w:lang w:val="en-US"/>
+        </w:rPr>
+        <w:t xml:space="preserve">        if not (</w:t>
+      </w:r>
+      <w:proofErr w:type="spellStart"/>
+      <w:r>
+        <w:rPr>
+          <w:i/>
+          <w:iCs/>
+          <w:lang w:val="en-US"/>
+        </w:rPr>
+        <w:t>callTrackingList</w:t>
+      </w:r>
+      <w:proofErr w:type="spellEnd"/>
+      <w:r>
+        <w:rPr>
+          <w:i/>
+          <w:iCs/>
+          <w:lang w:val="en-US"/>
+        </w:rPr>
+        <w:t xml:space="preserve"> is None):</w:t>
+      </w:r>
+    </w:p>
+    <w:p>
+      <w:pPr>
+        <w:pStyle w:val="af"/>
+        <w:rPr>
+          <w:i/>
+          <w:iCs/>
+          <w:lang w:val="en-US"/>
+        </w:rPr>
+      </w:pPr>
+      <w:r>
+        <w:rPr>
+          <w:i/>
+          <w:iCs/>
+          <w:lang w:val="en-US"/>
+        </w:rPr>
+        <w:t xml:space="preserve">            </w:t>
+      </w:r>
+      <w:proofErr w:type="spellStart"/>
+      <w:r>
+        <w:rPr>
+          <w:i/>
+          <w:iCs/>
+          <w:lang w:val="en-US"/>
+        </w:rPr>
+        <w:t>callTrackingList.append</w:t>
+      </w:r>
+      <w:proofErr w:type="spellEnd"/>
+      <w:r>
+        <w:rPr>
+          <w:i/>
+          <w:iCs/>
+          <w:lang w:val="en-US"/>
+        </w:rPr>
+        <w:t xml:space="preserve">(('eliminate', </w:t>
+      </w:r>
+      <w:proofErr w:type="spellStart"/>
+      <w:r>
+        <w:rPr>
+          <w:i/>
+          <w:iCs/>
+          <w:lang w:val="en-US"/>
+        </w:rPr>
+        <w:t>eliminationVariable</w:t>
+      </w:r>
+      <w:proofErr w:type="spellEnd"/>
+      <w:r>
+        <w:rPr>
+          <w:i/>
+          <w:iCs/>
+          <w:lang w:val="en-US"/>
+        </w:rPr>
+        <w:t>))</w:t>
+      </w:r>
+    </w:p>
+    <w:p>
+      <w:pPr>
+        <w:pStyle w:val="af"/>
+        <w:rPr>
+          <w:i/>
+          <w:iCs/>
+          <w:lang w:val="en-US"/>
+        </w:rPr>
+      </w:pPr>
+    </w:p>
+    <w:p>
+      <w:pPr>
+        <w:pStyle w:val="af"/>
+        <w:rPr>
+          <w:i/>
+          <w:iCs/>
+          <w:lang w:val="en-US"/>
+        </w:rPr>
+      </w:pPr>
+      <w:r>
+        <w:rPr>
+          <w:i/>
+          <w:iCs/>
+          <w:lang w:val="en-US"/>
+        </w:rPr>
+        <w:t xml:space="preserve">        # </w:t>
+      </w:r>
+      <w:r>
+        <w:rPr>
+          <w:i/>
+          <w:iCs/>
+        </w:rPr>
+        <w:t>проверка</w:t>
+      </w:r>
+      <w:r>
+        <w:rPr>
+          <w:i/>
+          <w:iCs/>
+          <w:lang w:val="en-US"/>
+        </w:rPr>
+        <w:t xml:space="preserve"> </w:t>
+      </w:r>
+      <w:r>
+        <w:rPr>
+          <w:i/>
+          <w:iCs/>
+        </w:rPr>
+        <w:t>типов</w:t>
+      </w:r>
+    </w:p>
+    <w:p>
+      <w:pPr>
+        <w:pStyle w:val="af"/>
+        <w:rPr>
+          <w:i/>
+          <w:iCs/>
+          <w:lang w:val="en-US"/>
+        </w:rPr>
+      </w:pPr>
+      <w:r>
+        <w:rPr>
+          <w:i/>
+          <w:iCs/>
+          <w:lang w:val="en-US"/>
+        </w:rPr>
+        <w:t xml:space="preserve">        if </w:t>
+      </w:r>
+      <w:proofErr w:type="spellStart"/>
+      <w:r>
+        <w:rPr>
+          <w:i/>
+          <w:iCs/>
+          <w:lang w:val="en-US"/>
+        </w:rPr>
+        <w:t>eliminationVariable</w:t>
+      </w:r>
+      <w:proofErr w:type="spellEnd"/>
+      <w:r>
+        <w:rPr>
+          <w:i/>
+          <w:iCs/>
+          <w:lang w:val="en-US"/>
+        </w:rPr>
+        <w:t xml:space="preserve"> not in </w:t>
+      </w:r>
+      <w:proofErr w:type="spellStart"/>
+      <w:r>
+        <w:rPr>
+          <w:i/>
+          <w:iCs/>
+          <w:lang w:val="en-US"/>
+        </w:rPr>
+        <w:t>factor.unconditionedVariables</w:t>
+      </w:r>
+      <w:proofErr w:type="spellEnd"/>
+      <w:r>
+        <w:rPr>
+          <w:i/>
+          <w:iCs/>
+          <w:lang w:val="en-US"/>
+        </w:rPr>
+        <w:t>():</w:t>
+      </w:r>
+    </w:p>
+    <w:p>
+      <w:pPr>
+        <w:pStyle w:val="af"/>
+        <w:rPr>
+          <w:i/>
+          <w:iCs/>
+          <w:lang w:val="en-US"/>
+        </w:rPr>
+      </w:pPr>
+      <w:r>
+        <w:rPr>
+          <w:i/>
+          <w:iCs/>
+          <w:lang w:val="en-US"/>
+        </w:rPr>
+        <w:t xml:space="preserve">            print("Factor failed eliminate </w:t>
+      </w:r>
+      <w:proofErr w:type="spellStart"/>
+      <w:r>
+        <w:rPr>
+          <w:i/>
+          <w:iCs/>
+          <w:lang w:val="en-US"/>
+        </w:rPr>
+        <w:t>typecheck</w:t>
+      </w:r>
+      <w:proofErr w:type="spellEnd"/>
+      <w:r>
+        <w:rPr>
+          <w:i/>
+          <w:iCs/>
+          <w:lang w:val="en-US"/>
+        </w:rPr>
+        <w:t>: ", factor)</w:t>
+      </w:r>
+    </w:p>
+    <w:p>
+      <w:pPr>
+        <w:pStyle w:val="af"/>
+        <w:rPr>
+          <w:i/>
+          <w:iCs/>
+          <w:lang w:val="en-US"/>
+        </w:rPr>
+      </w:pPr>
+      <w:r>
+        <w:rPr>
+          <w:i/>
+          <w:iCs/>
+          <w:lang w:val="en-US"/>
+        </w:rPr>
+        <w:t xml:space="preserve">            raise </w:t>
+      </w:r>
+      <w:proofErr w:type="spellStart"/>
+      <w:r>
+        <w:rPr>
+          <w:i/>
+          <w:iCs/>
+          <w:lang w:val="en-US"/>
+        </w:rPr>
+        <w:t>ValueError</w:t>
+      </w:r>
+      <w:proofErr w:type="spellEnd"/>
+      <w:r>
+        <w:rPr>
+          <w:i/>
+          <w:iCs/>
+          <w:lang w:val="en-US"/>
+        </w:rPr>
+        <w:t>("Elimination variable is not an unconditioned variable in this factor\n" + "</w:t>
+      </w:r>
+      <w:proofErr w:type="spellStart"/>
+      <w:r>
+        <w:rPr>
+          <w:i/>
+          <w:iCs/>
+          <w:lang w:val="en-US"/>
+        </w:rPr>
+        <w:t>eliminationVariable</w:t>
+      </w:r>
+      <w:proofErr w:type="spellEnd"/>
+      <w:r>
+        <w:rPr>
+          <w:i/>
+          <w:iCs/>
+          <w:lang w:val="en-US"/>
+        </w:rPr>
+        <w:t>: " + str(</w:t>
+      </w:r>
+      <w:proofErr w:type="spellStart"/>
+      <w:r>
+        <w:rPr>
+          <w:i/>
+          <w:iCs/>
+          <w:lang w:val="en-US"/>
+        </w:rPr>
+        <w:t>eliminationVariable</w:t>
+      </w:r>
+      <w:proofErr w:type="spellEnd"/>
+      <w:r>
+        <w:rPr>
+          <w:i/>
+          <w:iCs/>
+          <w:lang w:val="en-US"/>
+        </w:rPr>
+        <w:t>) +</w:t>
+      </w:r>
+      <w:r>
+        <w:rPr>
+          <w:i/>
+          <w:iCs/>
+          <w:lang w:val="en-US"/>
+        </w:rPr>
+        <w:t xml:space="preserve"> </w:t>
+      </w:r>
+      <w:r>
+        <w:rPr>
+          <w:i/>
+          <w:iCs/>
+          <w:lang w:val="en-US"/>
+        </w:rPr>
+        <w:t>"\</w:t>
+      </w:r>
+      <w:proofErr w:type="spellStart"/>
+      <w:r>
+        <w:rPr>
+          <w:i/>
+          <w:iCs/>
+          <w:lang w:val="en-US"/>
+        </w:rPr>
+        <w:t>nunconditionedVariables</w:t>
+      </w:r>
+      <w:proofErr w:type="spellEnd"/>
+      <w:r>
+        <w:rPr>
+          <w:i/>
+          <w:iCs/>
+          <w:lang w:val="en-US"/>
+        </w:rPr>
+        <w:t>:" + str(</w:t>
+      </w:r>
+      <w:proofErr w:type="spellStart"/>
+      <w:r>
+        <w:rPr>
+          <w:i/>
+          <w:iCs/>
+          <w:lang w:val="en-US"/>
+        </w:rPr>
+        <w:t>factor.unconditionedVariables</w:t>
+      </w:r>
+      <w:proofErr w:type="spellEnd"/>
+      <w:r>
+        <w:rPr>
+          <w:i/>
+          <w:iCs/>
+          <w:lang w:val="en-US"/>
+        </w:rPr>
+        <w:t>()))</w:t>
+      </w:r>
+    </w:p>
+    <w:p>
+      <w:pPr>
+        <w:pStyle w:val="af"/>
+        <w:rPr>
+          <w:i/>
+          <w:iCs/>
+          <w:lang w:val="en-US"/>
+        </w:rPr>
+      </w:pPr>
+      <w:r>
+        <w:rPr>
+          <w:i/>
+          <w:iCs/>
+          <w:lang w:val="en-US"/>
+        </w:rPr>
+        <w:t xml:space="preserve">        </w:t>
+      </w:r>
+    </w:p>
+    <w:p>
+      <w:pPr>
+        <w:pStyle w:val="af"/>
+        <w:rPr>
+          <w:i/>
+          <w:iCs/>
+          <w:lang w:val="en-US"/>
+        </w:rPr>
+      </w:pPr>
+      <w:r>
+        <w:rPr>
+          <w:i/>
+          <w:iCs/>
+          <w:lang w:val="en-US"/>
+        </w:rPr>
+        <w:t xml:space="preserve">        if </w:t>
+      </w:r>
+      <w:proofErr w:type="spellStart"/>
+      <w:r>
+        <w:rPr>
+          <w:i/>
+          <w:iCs/>
+          <w:lang w:val="en-US"/>
+        </w:rPr>
+        <w:t>len</w:t>
+      </w:r>
+      <w:proofErr w:type="spellEnd"/>
+      <w:r>
+        <w:rPr>
+          <w:i/>
+          <w:iCs/>
+          <w:lang w:val="en-US"/>
+        </w:rPr>
+        <w:t>(</w:t>
+      </w:r>
+      <w:proofErr w:type="spellStart"/>
+      <w:r>
+        <w:rPr>
+          <w:i/>
+          <w:iCs/>
+          <w:lang w:val="en-US"/>
+        </w:rPr>
+        <w:t>factor.unconditionedVariables</w:t>
+      </w:r>
+      <w:proofErr w:type="spellEnd"/>
+      <w:r>
+        <w:rPr>
+          <w:i/>
+          <w:iCs/>
+          <w:lang w:val="en-US"/>
+        </w:rPr>
+        <w:t>()) == 1:</w:t>
+      </w:r>
+    </w:p>
+    <w:p>
+      <w:pPr>
+        <w:pStyle w:val="af"/>
+        <w:rPr>
+          <w:i/>
+          <w:iCs/>
+          <w:lang w:val="en-US"/>
+        </w:rPr>
+      </w:pPr>
+      <w:r>
+        <w:rPr>
+          <w:i/>
+          <w:iCs/>
+          <w:lang w:val="en-US"/>
+        </w:rPr>
+        <w:t xml:space="preserve">            print("Factor failed eliminate </w:t>
+      </w:r>
+      <w:proofErr w:type="spellStart"/>
+      <w:r>
+        <w:rPr>
+          <w:i/>
+          <w:iCs/>
+          <w:lang w:val="en-US"/>
+        </w:rPr>
+        <w:t>typecheck</w:t>
+      </w:r>
+      <w:proofErr w:type="spellEnd"/>
+      <w:r>
+        <w:rPr>
+          <w:i/>
+          <w:iCs/>
+          <w:lang w:val="en-US"/>
+        </w:rPr>
+        <w:t>: ", factor)</w:t>
+      </w:r>
+    </w:p>
+    <w:p>
+      <w:pPr>
+        <w:pStyle w:val="af"/>
+        <w:rPr>
+          <w:i/>
+          <w:iCs/>
+          <w:lang w:val="en-US"/>
+        </w:rPr>
+      </w:pPr>
+      <w:r>
+        <w:rPr>
+          <w:i/>
+          <w:iCs/>
+          <w:lang w:val="en-US"/>
+        </w:rPr>
+        <w:t xml:space="preserve">            raise </w:t>
+      </w:r>
+      <w:proofErr w:type="spellStart"/>
+      <w:r>
+        <w:rPr>
+          <w:i/>
+          <w:iCs/>
+          <w:lang w:val="en-US"/>
+        </w:rPr>
+        <w:t>ValueError</w:t>
+      </w:r>
+      <w:proofErr w:type="spellEnd"/>
+      <w:r>
+        <w:rPr>
+          <w:i/>
+          <w:iCs/>
+          <w:lang w:val="en-US"/>
+        </w:rPr>
+        <w:t>("Factor has only one unconditioned variable, so you "</w:t>
+      </w:r>
+      <w:r>
+        <w:rPr>
+          <w:i/>
+          <w:iCs/>
+          <w:lang w:val="en-US"/>
+        </w:rPr>
+        <w:t xml:space="preserve"> </w:t>
+      </w:r>
+      <w:r>
+        <w:rPr>
+          <w:i/>
+          <w:iCs/>
+          <w:lang w:val="en-US"/>
+        </w:rPr>
+        <w:t>+ "can't eliminate \</w:t>
+      </w:r>
+      <w:proofErr w:type="spellStart"/>
+      <w:r>
+        <w:rPr>
+          <w:i/>
+          <w:iCs/>
+          <w:lang w:val="en-US"/>
+        </w:rPr>
+        <w:t>nthat</w:t>
+      </w:r>
+      <w:proofErr w:type="spellEnd"/>
+      <w:r>
+        <w:rPr>
+          <w:i/>
+          <w:iCs/>
+          <w:lang w:val="en-US"/>
+        </w:rPr>
+        <w:t xml:space="preserve"> variable.\n" + "</w:t>
+      </w:r>
+      <w:proofErr w:type="spellStart"/>
+      <w:r>
+        <w:rPr>
+          <w:i/>
+          <w:iCs/>
+          <w:lang w:val="en-US"/>
+        </w:rPr>
+        <w:t>eliminationVariable</w:t>
+      </w:r>
+      <w:proofErr w:type="spellEnd"/>
+      <w:r>
+        <w:rPr>
+          <w:i/>
+          <w:iCs/>
+          <w:lang w:val="en-US"/>
+        </w:rPr>
+        <w:t>:" + str(</w:t>
+      </w:r>
+      <w:proofErr w:type="spellStart"/>
+      <w:r>
+        <w:rPr>
+          <w:i/>
+          <w:iCs/>
+          <w:lang w:val="en-US"/>
+        </w:rPr>
+        <w:t>eliminationVariable</w:t>
+      </w:r>
+      <w:proofErr w:type="spellEnd"/>
+      <w:r>
+        <w:rPr>
+          <w:i/>
+          <w:iCs/>
+          <w:lang w:val="en-US"/>
+        </w:rPr>
+        <w:t>) + "\n" + "</w:t>
+      </w:r>
+      <w:proofErr w:type="spellStart"/>
+      <w:r>
+        <w:rPr>
+          <w:i/>
+          <w:iCs/>
+          <w:lang w:val="en-US"/>
+        </w:rPr>
+        <w:t>unconditionedVariables</w:t>
+      </w:r>
+      <w:proofErr w:type="spellEnd"/>
+      <w:r>
+        <w:rPr>
+          <w:i/>
+          <w:iCs/>
+          <w:lang w:val="en-US"/>
+        </w:rPr>
+        <w:t>: " + str(</w:t>
+      </w:r>
+      <w:proofErr w:type="spellStart"/>
+      <w:r>
+        <w:rPr>
+          <w:i/>
+          <w:iCs/>
+          <w:lang w:val="en-US"/>
+        </w:rPr>
+        <w:t>factor.unconditionedVariables</w:t>
+      </w:r>
+      <w:proofErr w:type="spellEnd"/>
+      <w:r>
+        <w:rPr>
+          <w:i/>
+          <w:iCs/>
+          <w:lang w:val="en-US"/>
+        </w:rPr>
+        <w:t>()))</w:t>
+      </w:r>
+    </w:p>
+    <w:p>
+      <w:pPr>
+        <w:pStyle w:val="af"/>
+        <w:rPr>
+          <w:lang w:val="en-US"/>
+        </w:rPr>
+      </w:pPr>
+    </w:p>
+    <w:p>
+      <w:pPr>
+        <w:pStyle w:val="af"/>
         <w:rPr>
           <w:b/>
           <w:bCs/>
         </w:rPr>
+      </w:pPr>
+      <w:r>
+        <w:rPr>
+          <w:lang w:val="en-US"/>
+        </w:rPr>
+        <w:t xml:space="preserve">        </w:t>
+      </w:r>
+      <w:r>
+        <w:rPr>
+          <w:b/>
+          <w:bCs/>
+        </w:rPr>
         <w:t>"*** ВСТАВЬТЕ ВАШ КОД СЮДА ***"</w:t>
       </w:r>
     </w:p>
@@ -4626,7 +4422,6 @@
         <w:t>unconditioned = list(</w:t>
       </w:r>
       <w:proofErr w:type="spellStart"/>
-      <w:proofErr w:type="gramStart"/>
       <w:r>
         <w:rPr>
           <w:lang w:val="en-US"/>
@@ -4634,7 +4429,6 @@
         <w:t>factor.unconditionedVariables</w:t>
       </w:r>
       <w:proofErr w:type="spellEnd"/>
-      <w:proofErr w:type="gramEnd"/>
       <w:r>
         <w:rPr>
           <w:lang w:val="en-US"/>
@@ -4653,119 +4447,115 @@
         <w:rPr>
           <w:lang w:val="en-US"/>
         </w:rPr>
-        <w:t xml:space="preserve">        </w:t>
-      </w:r>
-      <w:proofErr w:type="spellStart"/>
-      <w:proofErr w:type="gramStart"/>
-      <w:r>
-        <w:rPr>
-          <w:lang w:val="en-US"/>
-        </w:rPr>
-        <w:t>unconditioned.remove</w:t>
-      </w:r>
-      <w:proofErr w:type="spellEnd"/>
-      <w:proofErr w:type="gramEnd"/>
-      <w:r>
-        <w:rPr>
-          <w:lang w:val="en-US"/>
-        </w:rPr>
-        <w:t>(</w:t>
-      </w:r>
-      <w:proofErr w:type="spellStart"/>
-      <w:r>
-        <w:rPr>
-          <w:lang w:val="en-US"/>
-        </w:rPr>
-        <w:t>eliminationVariable</w:t>
-      </w:r>
-      <w:proofErr w:type="spellEnd"/>
-      <w:r>
-        <w:rPr>
-          <w:lang w:val="en-US"/>
-        </w:rPr>
-        <w:t>)</w:t>
-      </w:r>
-    </w:p>
-    <w:p>
-      <w:pPr>
-        <w:pStyle w:val="af"/>
-        <w:rPr>
-          <w:lang w:val="en-US"/>
-        </w:rPr>
-      </w:pPr>
-    </w:p>
-    <w:p>
-      <w:pPr>
-        <w:pStyle w:val="af"/>
-      </w:pPr>
-      <w:r>
-        <w:rPr>
-          <w:lang w:val="en-US"/>
-        </w:rPr>
-        <w:t xml:space="preserve">        </w:t>
-      </w:r>
-      <w:r>
-        <w:t># копирование списка условных переменных</w:t>
-      </w:r>
-    </w:p>
-    <w:p>
-      <w:pPr>
-        <w:pStyle w:val="af"/>
-      </w:pPr>
-      <w:r>
-        <w:t xml:space="preserve">        </w:t>
-      </w:r>
-      <w:proofErr w:type="spellStart"/>
-      <w:r>
-        <w:t>conditioned</w:t>
-      </w:r>
-      <w:proofErr w:type="spellEnd"/>
-      <w:r>
-        <w:t xml:space="preserve"> = </w:t>
-      </w:r>
-      <w:proofErr w:type="spellStart"/>
-      <w:r>
-        <w:t>list</w:t>
-      </w:r>
-      <w:proofErr w:type="spellEnd"/>
-      <w:r>
-        <w:t>(</w:t>
-      </w:r>
-      <w:proofErr w:type="spellStart"/>
-      <w:proofErr w:type="gramStart"/>
-      <w:r>
-        <w:t>factor.conditionedVariables</w:t>
-      </w:r>
-      <w:proofErr w:type="spellEnd"/>
-      <w:proofErr w:type="gramEnd"/>
-      <w:r>
-        <w:t>())</w:t>
-      </w:r>
-    </w:p>
-    <w:p>
-      <w:pPr>
-        <w:pStyle w:val="af"/>
-      </w:pPr>
-    </w:p>
-    <w:p>
-      <w:pPr>
-        <w:pStyle w:val="af"/>
-      </w:pPr>
-      <w:r>
-        <w:t xml:space="preserve">        # область значений исключаемой переменной</w:t>
-      </w:r>
-    </w:p>
-    <w:p>
-      <w:pPr>
-        <w:pStyle w:val="af"/>
-        <w:rPr>
-          <w:lang w:val="en-US"/>
-        </w:rPr>
-      </w:pPr>
-      <w:r>
         <w:lastRenderedPageBreak/>
         <w:t xml:space="preserve">        </w:t>
       </w:r>
+      <w:proofErr w:type="spellStart"/>
+      <w:r>
+        <w:rPr>
+          <w:lang w:val="en-US"/>
+        </w:rPr>
+        <w:t>unconditioned.remove</w:t>
+      </w:r>
+      <w:proofErr w:type="spellEnd"/>
+      <w:r>
+        <w:rPr>
+          <w:lang w:val="en-US"/>
+        </w:rPr>
+        <w:t>(</w:t>
+      </w:r>
+      <w:proofErr w:type="spellStart"/>
+      <w:r>
+        <w:rPr>
+          <w:lang w:val="en-US"/>
+        </w:rPr>
+        <w:t>eliminationVariable</w:t>
+      </w:r>
+      <w:proofErr w:type="spellEnd"/>
+      <w:r>
+        <w:rPr>
+          <w:lang w:val="en-US"/>
+        </w:rPr>
+        <w:t>)</w:t>
+      </w:r>
+    </w:p>
+    <w:p>
+      <w:pPr>
+        <w:pStyle w:val="af"/>
+        <w:rPr>
+          <w:lang w:val="en-US"/>
+        </w:rPr>
+      </w:pPr>
+    </w:p>
+    <w:p>
+      <w:pPr>
+        <w:pStyle w:val="af"/>
+      </w:pPr>
+      <w:r>
+        <w:rPr>
+          <w:lang w:val="en-US"/>
+        </w:rPr>
+        <w:t xml:space="preserve">        </w:t>
+      </w:r>
+      <w:r>
+        <w:t># копирование списка условных переменных</w:t>
+      </w:r>
+    </w:p>
+    <w:p>
+      <w:pPr>
+        <w:pStyle w:val="af"/>
+      </w:pPr>
+      <w:r>
+        <w:t xml:space="preserve">        </w:t>
+      </w:r>
+      <w:proofErr w:type="spellStart"/>
+      <w:r>
+        <w:t>conditioned</w:t>
+      </w:r>
+      <w:proofErr w:type="spellEnd"/>
+      <w:r>
+        <w:t xml:space="preserve"> = </w:t>
+      </w:r>
+      <w:proofErr w:type="spellStart"/>
+      <w:r>
+        <w:t>list</w:t>
+      </w:r>
+      <w:proofErr w:type="spellEnd"/>
+      <w:r>
+        <w:t>(</w:t>
+      </w:r>
+      <w:proofErr w:type="spellStart"/>
+      <w:r>
+        <w:t>factor.conditionedVariables</w:t>
+      </w:r>
+      <w:proofErr w:type="spellEnd"/>
+      <w:r>
+        <w:t>())</w:t>
+      </w:r>
+    </w:p>
+    <w:p>
+      <w:pPr>
+        <w:pStyle w:val="af"/>
+      </w:pPr>
+    </w:p>
+    <w:p>
+      <w:pPr>
+        <w:pStyle w:val="af"/>
+      </w:pPr>
+      <w:r>
+        <w:t xml:space="preserve">        # область значений исключаемой переменной</w:t>
+      </w:r>
+    </w:p>
+    <w:p>
+      <w:pPr>
+        <w:pStyle w:val="af"/>
+        <w:rPr>
+          <w:lang w:val="en-US"/>
+        </w:rPr>
+      </w:pPr>
+      <w:r>
+        <w:t xml:space="preserve">        </w:t>
+      </w:r>
       <w:r>
         <w:rPr>
           <w:lang w:val="en-US"/>
@@ -4773,7 +4563,6 @@
         <w:t xml:space="preserve">domain = </w:t>
       </w:r>
       <w:proofErr w:type="spellStart"/>
-      <w:proofErr w:type="gramStart"/>
       <w:r>
         <w:rPr>
           <w:lang w:val="en-US"/>
@@ -4788,7 +4577,6 @@
         <w:t>()[</w:t>
       </w:r>
       <w:proofErr w:type="spellStart"/>
-      <w:proofErr w:type="gramEnd"/>
       <w:r>
         <w:rPr>
           <w:lang w:val="en-US"/>
@@ -4871,99 +4659,286 @@
         <w:rPr>
           <w:lang w:val="en-US"/>
         </w:rPr>
+        <w:t xml:space="preserve"> = Factor(unconditioned, conditioned, </w:t>
+      </w:r>
+      <w:proofErr w:type="spellStart"/>
+      <w:r>
+        <w:rPr>
+          <w:lang w:val="en-US"/>
+        </w:rPr>
+        <w:t>factor.variableDomainsDict</w:t>
+      </w:r>
+      <w:proofErr w:type="spellEnd"/>
+      <w:r>
+        <w:rPr>
+          <w:lang w:val="en-US"/>
+        </w:rPr>
+        <w:t>())</w:t>
+      </w:r>
+    </w:p>
+    <w:p>
+      <w:pPr>
+        <w:pStyle w:val="af"/>
+        <w:rPr>
+          <w:lang w:val="en-US"/>
+        </w:rPr>
+      </w:pPr>
+    </w:p>
+    <w:p>
+      <w:pPr>
+        <w:pStyle w:val="af"/>
+      </w:pPr>
+      <w:r>
+        <w:rPr>
+          <w:lang w:val="en-US"/>
+        </w:rPr>
+        <w:t xml:space="preserve">        </w:t>
+      </w:r>
+      <w:r>
+        <w:t># для каждого возможного присваивания нового фактора:</w:t>
+      </w:r>
+    </w:p>
+    <w:p>
+      <w:pPr>
+        <w:pStyle w:val="af"/>
+        <w:rPr>
+          <w:lang w:val="en-US"/>
+        </w:rPr>
+      </w:pPr>
+      <w:r>
+        <w:t xml:space="preserve">        </w:t>
+      </w:r>
+      <w:r>
+        <w:rPr>
+          <w:lang w:val="en-US"/>
+        </w:rPr>
+        <w:t xml:space="preserve">for assignment in </w:t>
+      </w:r>
+      <w:proofErr w:type="spellStart"/>
+      <w:r>
+        <w:rPr>
+          <w:lang w:val="en-US"/>
+        </w:rPr>
+        <w:t>new_factor.getAllPossibleAssignmentDicts</w:t>
+      </w:r>
+      <w:proofErr w:type="spellEnd"/>
+      <w:r>
+        <w:rPr>
+          <w:lang w:val="en-US"/>
+        </w:rPr>
+        <w:t>():</w:t>
+      </w:r>
+    </w:p>
+    <w:p>
+      <w:pPr>
+        <w:pStyle w:val="af"/>
+      </w:pPr>
+      <w:r>
+        <w:rPr>
+          <w:lang w:val="en-US"/>
+        </w:rPr>
+        <w:t xml:space="preserve">            </w:t>
+      </w:r>
+      <w:proofErr w:type="spellStart"/>
+      <w:r>
+        <w:t>prob</w:t>
+      </w:r>
+      <w:proofErr w:type="spellEnd"/>
+      <w:r>
+        <w:t xml:space="preserve"> = 0.0</w:t>
+      </w:r>
+    </w:p>
+    <w:p>
+      <w:pPr>
+        <w:pStyle w:val="af"/>
+      </w:pPr>
+    </w:p>
+    <w:p>
+      <w:pPr>
+        <w:pStyle w:val="af"/>
+      </w:pPr>
+      <w:r>
+        <w:t xml:space="preserve">            # для каждого значения исключаемой переменной:</w:t>
+      </w:r>
+    </w:p>
+    <w:p>
+      <w:pPr>
+        <w:pStyle w:val="af"/>
+        <w:rPr>
+          <w:lang w:val="en-US"/>
+        </w:rPr>
+      </w:pPr>
+      <w:r>
+        <w:t xml:space="preserve">            </w:t>
+      </w:r>
+      <w:r>
+        <w:rPr>
+          <w:lang w:val="en-US"/>
+        </w:rPr>
+        <w:t xml:space="preserve">for </w:t>
+      </w:r>
+      <w:proofErr w:type="spellStart"/>
+      <w:r>
+        <w:rPr>
+          <w:lang w:val="en-US"/>
+        </w:rPr>
+        <w:t>elim_val</w:t>
+      </w:r>
+      <w:proofErr w:type="spellEnd"/>
+      <w:r>
+        <w:rPr>
+          <w:lang w:val="en-US"/>
+        </w:rPr>
+        <w:t xml:space="preserve"> in domain:</w:t>
+      </w:r>
+    </w:p>
+    <w:p>
+      <w:pPr>
+        <w:pStyle w:val="af"/>
+        <w:rPr>
+          <w:lang w:val="en-US"/>
+        </w:rPr>
+      </w:pPr>
+      <w:r>
+        <w:rPr>
+          <w:lang w:val="en-US"/>
+        </w:rPr>
+        <w:t xml:space="preserve">                </w:t>
+      </w:r>
+      <w:proofErr w:type="spellStart"/>
+      <w:r>
+        <w:rPr>
+          <w:lang w:val="en-US"/>
+        </w:rPr>
+        <w:t>old_assignment</w:t>
+      </w:r>
+      <w:proofErr w:type="spellEnd"/>
+      <w:r>
+        <w:rPr>
+          <w:lang w:val="en-US"/>
+        </w:rPr>
         <w:t xml:space="preserve"> = </w:t>
       </w:r>
-      <w:proofErr w:type="gramStart"/>
-      <w:r>
-        <w:rPr>
-          <w:lang w:val="en-US"/>
-        </w:rPr>
-        <w:t>Factor(</w:t>
-      </w:r>
-      <w:proofErr w:type="gramEnd"/>
-      <w:r>
-        <w:rPr>
-          <w:lang w:val="en-US"/>
-        </w:rPr>
-        <w:t xml:space="preserve">unconditioned, conditioned, </w:t>
-      </w:r>
-      <w:proofErr w:type="spellStart"/>
-      <w:proofErr w:type="gramStart"/>
-      <w:r>
-        <w:rPr>
-          <w:lang w:val="en-US"/>
-        </w:rPr>
-        <w:t>factor.variableDomainsDict</w:t>
-      </w:r>
-      <w:proofErr w:type="spellEnd"/>
-      <w:proofErr w:type="gramEnd"/>
-      <w:r>
-        <w:rPr>
-          <w:lang w:val="en-US"/>
-        </w:rPr>
-        <w:t>())</w:t>
-      </w:r>
-    </w:p>
-    <w:p>
-      <w:pPr>
-        <w:pStyle w:val="af"/>
-        <w:rPr>
-          <w:lang w:val="en-US"/>
-        </w:rPr>
-      </w:pPr>
-    </w:p>
-    <w:p>
-      <w:pPr>
-        <w:pStyle w:val="af"/>
-      </w:pPr>
-      <w:r>
-        <w:rPr>
-          <w:lang w:val="en-US"/>
-        </w:rPr>
-        <w:t xml:space="preserve">        </w:t>
-      </w:r>
-      <w:r>
-        <w:t># для каждого возможного присваивания нового фактора:</w:t>
-      </w:r>
-    </w:p>
-    <w:p>
-      <w:pPr>
-        <w:pStyle w:val="af"/>
-        <w:rPr>
-          <w:lang w:val="en-US"/>
-        </w:rPr>
-      </w:pPr>
-      <w:r>
-        <w:t xml:space="preserve">        </w:t>
-      </w:r>
-      <w:r>
-        <w:rPr>
-          <w:lang w:val="en-US"/>
-        </w:rPr>
-        <w:t xml:space="preserve">for assignment in </w:t>
-      </w:r>
-      <w:proofErr w:type="spellStart"/>
-      <w:r>
-        <w:rPr>
-          <w:lang w:val="en-US"/>
-        </w:rPr>
-        <w:t>new_</w:t>
-      </w:r>
-      <w:proofErr w:type="gramStart"/>
-      <w:r>
-        <w:rPr>
-          <w:lang w:val="en-US"/>
-        </w:rPr>
-        <w:t>factor.getAllPossibleAssignmentDicts</w:t>
-      </w:r>
-      <w:proofErr w:type="spellEnd"/>
-      <w:proofErr w:type="gramEnd"/>
-      <w:r>
-        <w:rPr>
-          <w:lang w:val="en-US"/>
-        </w:rPr>
-        <w:t>():</w:t>
-      </w:r>
+      <w:proofErr w:type="spellStart"/>
+      <w:r>
+        <w:rPr>
+          <w:lang w:val="en-US"/>
+        </w:rPr>
+        <w:t>assignment.copy</w:t>
+      </w:r>
+      <w:proofErr w:type="spellEnd"/>
+      <w:r>
+        <w:rPr>
+          <w:lang w:val="en-US"/>
+        </w:rPr>
+        <w:t>()</w:t>
+      </w:r>
+    </w:p>
+    <w:p>
+      <w:pPr>
+        <w:pStyle w:val="af"/>
+        <w:rPr>
+          <w:lang w:val="en-US"/>
+        </w:rPr>
+      </w:pPr>
+      <w:r>
+        <w:rPr>
+          <w:lang w:val="en-US"/>
+        </w:rPr>
+        <w:t xml:space="preserve">                </w:t>
+      </w:r>
+      <w:proofErr w:type="spellStart"/>
+      <w:r>
+        <w:rPr>
+          <w:lang w:val="en-US"/>
+        </w:rPr>
+        <w:t>old_assignment</w:t>
+      </w:r>
+      <w:proofErr w:type="spellEnd"/>
+      <w:r>
+        <w:rPr>
+          <w:lang w:val="en-US"/>
+        </w:rPr>
+        <w:t>[</w:t>
+      </w:r>
+      <w:proofErr w:type="spellStart"/>
+      <w:r>
+        <w:rPr>
+          <w:lang w:val="en-US"/>
+        </w:rPr>
+        <w:t>eliminationVariable</w:t>
+      </w:r>
+      <w:proofErr w:type="spellEnd"/>
+      <w:r>
+        <w:rPr>
+          <w:lang w:val="en-US"/>
+        </w:rPr>
+        <w:t xml:space="preserve">] = </w:t>
+      </w:r>
+      <w:proofErr w:type="spellStart"/>
+      <w:r>
+        <w:rPr>
+          <w:lang w:val="en-US"/>
+        </w:rPr>
+        <w:t>elim_val</w:t>
+      </w:r>
+      <w:proofErr w:type="spellEnd"/>
+      <w:r>
+        <w:rPr>
+          <w:lang w:val="en-US"/>
+        </w:rPr>
+        <w:t>;</w:t>
+      </w:r>
+    </w:p>
+    <w:p>
+      <w:pPr>
+        <w:pStyle w:val="af"/>
+        <w:rPr>
+          <w:lang w:val="en-US"/>
+        </w:rPr>
+      </w:pPr>
+      <w:r>
+        <w:rPr>
+          <w:lang w:val="en-US"/>
+        </w:rPr>
+        <w:t xml:space="preserve">                prob += </w:t>
+      </w:r>
+      <w:proofErr w:type="spellStart"/>
+      <w:r>
+        <w:rPr>
+          <w:lang w:val="en-US"/>
+        </w:rPr>
+        <w:t>factor.getProbability</w:t>
+      </w:r>
+      <w:proofErr w:type="spellEnd"/>
+      <w:r>
+        <w:rPr>
+          <w:lang w:val="en-US"/>
+        </w:rPr>
+        <w:t>(</w:t>
+      </w:r>
+      <w:proofErr w:type="spellStart"/>
+      <w:r>
+        <w:rPr>
+          <w:lang w:val="en-US"/>
+        </w:rPr>
+        <w:t>old_assignment</w:t>
+      </w:r>
+      <w:proofErr w:type="spellEnd"/>
+      <w:r>
+        <w:rPr>
+          <w:lang w:val="en-US"/>
+        </w:rPr>
+        <w:t>);</w:t>
+      </w:r>
+    </w:p>
+    <w:p>
+      <w:pPr>
+        <w:pStyle w:val="af"/>
+        <w:rPr>
+          <w:lang w:val="en-US"/>
+        </w:rPr>
+      </w:pPr>
     </w:p>
     <w:p>
       <w:pPr>
@@ -4975,26 +4950,8 @@
         </w:rPr>
         <w:t xml:space="preserve">            </w:t>
       </w:r>
-      <w:proofErr w:type="spellStart"/>
-      <w:r>
-        <w:t>prob</w:t>
-      </w:r>
-      <w:proofErr w:type="spellEnd"/>
-      <w:r>
-        <w:t xml:space="preserve"> = 0.0</w:t>
-      </w:r>
-    </w:p>
-    <w:p>
-      <w:pPr>
-        <w:pStyle w:val="af"/>
-      </w:pPr>
-    </w:p>
-    <w:p>
-      <w:pPr>
-        <w:pStyle w:val="af"/>
-      </w:pPr>
-      <w:r>
-        <w:t xml:space="preserve">            # для каждого значения исключаемой переменной:</w:t>
+      <w:r>
+        <w:t># запись в новую СРТ-таблицу значение вероятности</w:t>
       </w:r>
     </w:p>
     <w:p>
@@ -5007,219 +4964,14 @@
       <w:r>
         <w:t xml:space="preserve">            </w:t>
       </w:r>
-      <w:r>
-        <w:rPr>
-          <w:lang w:val="en-US"/>
-        </w:rPr>
-        <w:t xml:space="preserve">for </w:t>
-      </w:r>
-      <w:proofErr w:type="spellStart"/>
-      <w:r>
-        <w:rPr>
-          <w:lang w:val="en-US"/>
-        </w:rPr>
-        <w:t>elim_val</w:t>
-      </w:r>
-      <w:proofErr w:type="spellEnd"/>
-      <w:r>
-        <w:rPr>
-          <w:lang w:val="en-US"/>
-        </w:rPr>
-        <w:t xml:space="preserve"> in domain:</w:t>
-      </w:r>
-    </w:p>
-    <w:p>
-      <w:pPr>
-        <w:pStyle w:val="af"/>
-        <w:rPr>
-          <w:lang w:val="en-US"/>
-        </w:rPr>
-      </w:pPr>
-      <w:r>
-        <w:rPr>
-          <w:lang w:val="en-US"/>
-        </w:rPr>
-        <w:t xml:space="preserve">                </w:t>
-      </w:r>
-      <w:proofErr w:type="spellStart"/>
-      <w:r>
-        <w:rPr>
-          <w:lang w:val="en-US"/>
-        </w:rPr>
-        <w:t>old_assignment</w:t>
-      </w:r>
-      <w:proofErr w:type="spellEnd"/>
-      <w:r>
-        <w:rPr>
-          <w:lang w:val="en-US"/>
-        </w:rPr>
-        <w:t xml:space="preserve"> = </w:t>
-      </w:r>
-      <w:proofErr w:type="spellStart"/>
-      <w:proofErr w:type="gramStart"/>
-      <w:r>
-        <w:rPr>
-          <w:lang w:val="en-US"/>
-        </w:rPr>
-        <w:t>assignment.copy</w:t>
-      </w:r>
-      <w:proofErr w:type="spellEnd"/>
-      <w:proofErr w:type="gramEnd"/>
-      <w:r>
-        <w:rPr>
-          <w:lang w:val="en-US"/>
-        </w:rPr>
-        <w:t>()</w:t>
-      </w:r>
-    </w:p>
-    <w:p>
-      <w:pPr>
-        <w:pStyle w:val="af"/>
-        <w:rPr>
-          <w:lang w:val="en-US"/>
-        </w:rPr>
-      </w:pPr>
-      <w:r>
-        <w:rPr>
-          <w:lang w:val="en-US"/>
-        </w:rPr>
-        <w:t xml:space="preserve">                </w:t>
-      </w:r>
-      <w:proofErr w:type="spellStart"/>
-      <w:r>
-        <w:rPr>
-          <w:lang w:val="en-US"/>
-        </w:rPr>
-        <w:t>old_assignment</w:t>
-      </w:r>
-      <w:proofErr w:type="spellEnd"/>
-      <w:r>
-        <w:rPr>
-          <w:lang w:val="en-US"/>
-        </w:rPr>
-        <w:t>[</w:t>
-      </w:r>
-      <w:proofErr w:type="spellStart"/>
-      <w:r>
-        <w:rPr>
-          <w:lang w:val="en-US"/>
-        </w:rPr>
-        <w:t>eliminationVariable</w:t>
-      </w:r>
-      <w:proofErr w:type="spellEnd"/>
-      <w:r>
-        <w:rPr>
-          <w:lang w:val="en-US"/>
-        </w:rPr>
-        <w:t xml:space="preserve">] = </w:t>
-      </w:r>
-      <w:proofErr w:type="spellStart"/>
-      <w:r>
-        <w:rPr>
-          <w:lang w:val="en-US"/>
-        </w:rPr>
-        <w:t>elim_val</w:t>
-      </w:r>
-      <w:proofErr w:type="spellEnd"/>
-      <w:r>
-        <w:rPr>
-          <w:lang w:val="en-US"/>
-        </w:rPr>
-        <w:t>;</w:t>
-      </w:r>
-    </w:p>
-    <w:p>
-      <w:pPr>
-        <w:pStyle w:val="af"/>
-        <w:rPr>
-          <w:lang w:val="en-US"/>
-        </w:rPr>
-      </w:pPr>
-      <w:r>
-        <w:rPr>
-          <w:lang w:val="en-US"/>
-        </w:rPr>
-        <w:t xml:space="preserve">                prob += </w:t>
-      </w:r>
-      <w:proofErr w:type="spellStart"/>
-      <w:proofErr w:type="gramStart"/>
-      <w:r>
-        <w:rPr>
-          <w:lang w:val="en-US"/>
-        </w:rPr>
-        <w:t>factor.getProbability</w:t>
-      </w:r>
-      <w:proofErr w:type="spellEnd"/>
-      <w:proofErr w:type="gramEnd"/>
-      <w:r>
-        <w:rPr>
-          <w:lang w:val="en-US"/>
-        </w:rPr>
-        <w:t>(</w:t>
-      </w:r>
-      <w:proofErr w:type="spellStart"/>
-      <w:r>
-        <w:rPr>
-          <w:lang w:val="en-US"/>
-        </w:rPr>
-        <w:t>old_assignment</w:t>
-      </w:r>
-      <w:proofErr w:type="spellEnd"/>
-      <w:r>
-        <w:rPr>
-          <w:lang w:val="en-US"/>
-        </w:rPr>
-        <w:t>);</w:t>
-      </w:r>
-    </w:p>
-    <w:p>
-      <w:pPr>
-        <w:pStyle w:val="af"/>
-        <w:rPr>
-          <w:lang w:val="en-US"/>
-        </w:rPr>
-      </w:pPr>
-    </w:p>
-    <w:p>
-      <w:pPr>
-        <w:pStyle w:val="af"/>
-      </w:pPr>
-      <w:r>
-        <w:rPr>
-          <w:lang w:val="en-US"/>
-        </w:rPr>
-        <w:t xml:space="preserve">            </w:t>
-      </w:r>
-      <w:r>
-        <w:t># запись в новую СРТ-таблицу значение вероятности</w:t>
-      </w:r>
-    </w:p>
-    <w:p>
-      <w:pPr>
-        <w:pStyle w:val="af"/>
-        <w:rPr>
-          <w:lang w:val="en-US"/>
-        </w:rPr>
-      </w:pPr>
-      <w:r>
-        <w:t xml:space="preserve">            </w:t>
-      </w:r>
-      <w:proofErr w:type="spellStart"/>
-      <w:r>
-        <w:rPr>
-          <w:lang w:val="en-US"/>
-        </w:rPr>
-        <w:t>new_</w:t>
-      </w:r>
-      <w:proofErr w:type="gramStart"/>
-      <w:r>
-        <w:rPr>
-          <w:lang w:val="en-US"/>
-        </w:rPr>
-        <w:t>factor.setProbability</w:t>
-      </w:r>
-      <w:proofErr w:type="spellEnd"/>
-      <w:proofErr w:type="gramEnd"/>
+      <w:proofErr w:type="spellStart"/>
+      <w:r>
+        <w:rPr>
+          <w:lang w:val="en-US"/>
+        </w:rPr>
+        <w:t>new_factor.setProbability</w:t>
+      </w:r>
+      <w:proofErr w:type="spellEnd"/>
       <w:r>
         <w:rPr>
           <w:lang w:val="en-US"/>
@@ -5350,14 +5102,1151 @@
         </w:numPr>
       </w:pPr>
       <w:r>
+        <w:t>Вывод на основе исключения переменных</w:t>
+      </w:r>
+    </w:p>
+    <w:p/>
+    <w:p>
+      <w:r>
+        <w:t xml:space="preserve">В файле </w:t>
+      </w:r>
+      <w:r>
+        <w:t>inference.py</w:t>
+      </w:r>
+      <w:r>
+        <w:t xml:space="preserve"> была р</w:t>
+      </w:r>
+      <w:r>
+        <w:t>еализ</w:t>
+      </w:r>
+      <w:r>
+        <w:t>ована</w:t>
+      </w:r>
+      <w:r>
+        <w:t xml:space="preserve"> функци</w:t>
+      </w:r>
+      <w:r>
+        <w:t>я</w:t>
+      </w:r>
+      <w:r>
+        <w:t xml:space="preserve"> </w:t>
+      </w:r>
+      <w:proofErr w:type="spellStart"/>
+      <w:r>
+        <w:rPr>
+          <w:rFonts w:ascii="Courier New" w:hAnsi="Courier New" w:cs="Courier New"/>
+          <w:sz w:val="24"/>
+          <w:szCs w:val="20"/>
+        </w:rPr>
+        <w:t>inferenceByVariableElimination</w:t>
+      </w:r>
+      <w:proofErr w:type="spellEnd"/>
+      <w:r>
+        <w:rPr>
+          <w:rFonts w:ascii="Courier New" w:hAnsi="Courier New" w:cs="Courier New"/>
+          <w:sz w:val="24"/>
+          <w:szCs w:val="20"/>
+        </w:rPr>
+        <w:t xml:space="preserve"> </w:t>
+      </w:r>
+      <w:r>
+        <w:t>(листинг 3.4)</w:t>
+      </w:r>
+      <w:r>
+        <w:t xml:space="preserve">, которая отвечает за </w:t>
+      </w:r>
+      <w:r>
+        <w:t xml:space="preserve">точный </w:t>
+      </w:r>
+      <w:r>
+        <w:t>вывод для сети Байеса на основе исключения переменных</w:t>
+      </w:r>
+      <w:r>
         <w:t>.</w:t>
       </w:r>
+      <w:r>
+        <w:t xml:space="preserve"> Она формирует ответ на вероятностный запрос, который представляется с помощью списка переменных запроса и свидетельств.</w:t>
+      </w:r>
+    </w:p>
+    <w:p>
+      <w:r>
+        <w:lastRenderedPageBreak/>
+        <w:t>Алгоритм находит все факторы сети с учётом свидетельств, перемножает факторы с исключаемой переменной, удаляет её путём маргинализации и сохраняет в список факторов, из которого путём нормализации выдаёт ответ.</w:t>
+      </w:r>
     </w:p>
     <w:p/>
     <w:p>
       <w:r>
-        <w:t>.</w:t>
-      </w:r>
+        <w:t>Листинг 3.4 – Функция вывода методом исключения переменных</w:t>
+      </w:r>
+    </w:p>
+    <w:p>
+      <w:pPr>
+        <w:pStyle w:val="af"/>
+      </w:pPr>
+      <w:r>
+        <w:rPr>
+          <w:lang w:val="en-US"/>
+        </w:rPr>
+        <w:t xml:space="preserve">def </w:t>
+      </w:r>
+      <w:proofErr w:type="spellStart"/>
+      <w:r>
+        <w:rPr>
+          <w:b/>
+          <w:bCs/>
+          <w:lang w:val="en-US"/>
+        </w:rPr>
+        <w:t>inferenceByVariableElimination</w:t>
+      </w:r>
+      <w:proofErr w:type="spellEnd"/>
+      <w:r>
+        <w:rPr>
+          <w:lang w:val="en-US"/>
+        </w:rPr>
+        <w:t>(</w:t>
+      </w:r>
+      <w:proofErr w:type="spellStart"/>
+      <w:r>
+        <w:rPr>
+          <w:lang w:val="en-US"/>
+        </w:rPr>
+        <w:t>bayesNet</w:t>
+      </w:r>
+      <w:proofErr w:type="spellEnd"/>
+      <w:r>
+        <w:rPr>
+          <w:lang w:val="en-US"/>
+        </w:rPr>
+        <w:t xml:space="preserve">: bn, </w:t>
+      </w:r>
+      <w:proofErr w:type="spellStart"/>
+      <w:r>
+        <w:rPr>
+          <w:lang w:val="en-US"/>
+        </w:rPr>
+        <w:t>queryVariables</w:t>
+      </w:r>
+      <w:proofErr w:type="spellEnd"/>
+      <w:r>
+        <w:rPr>
+          <w:lang w:val="en-US"/>
+        </w:rPr>
+        <w:t xml:space="preserve">: List[str], </w:t>
+      </w:r>
+      <w:proofErr w:type="spellStart"/>
+      <w:r>
+        <w:rPr>
+          <w:lang w:val="en-US"/>
+        </w:rPr>
+        <w:t>evidenceDict</w:t>
+      </w:r>
+      <w:proofErr w:type="spellEnd"/>
+      <w:r>
+        <w:rPr>
+          <w:lang w:val="en-US"/>
+        </w:rPr>
+        <w:t xml:space="preserve">: </w:t>
+      </w:r>
+      <w:proofErr w:type="spellStart"/>
+      <w:r>
+        <w:rPr>
+          <w:lang w:val="en-US"/>
+        </w:rPr>
+        <w:t>Dict</w:t>
+      </w:r>
+      <w:proofErr w:type="spellEnd"/>
+      <w:r>
+        <w:rPr>
+          <w:lang w:val="en-US"/>
+        </w:rPr>
+        <w:t xml:space="preserve">, </w:t>
+      </w:r>
+      <w:proofErr w:type="spellStart"/>
+      <w:r>
+        <w:rPr>
+          <w:lang w:val="en-US"/>
+        </w:rPr>
+        <w:t>eliminationOrder</w:t>
+      </w:r>
+      <w:proofErr w:type="spellEnd"/>
+      <w:r>
+        <w:rPr>
+          <w:lang w:val="en-US"/>
+        </w:rPr>
+        <w:t>: List[str]):</w:t>
+      </w:r>
+    </w:p>
+    <w:p>
+      <w:pPr>
+        <w:pStyle w:val="af"/>
+        <w:rPr>
+          <w:i/>
+          <w:iCs/>
+          <w:lang w:val="en-US"/>
+        </w:rPr>
+      </w:pPr>
+      <w:r>
+        <w:rPr>
+          <w:i/>
+          <w:iCs/>
+        </w:rPr>
+        <w:t xml:space="preserve">        </w:t>
+      </w:r>
+      <w:proofErr w:type="spellStart"/>
+      <w:r>
+        <w:rPr>
+          <w:i/>
+          <w:iCs/>
+          <w:lang w:val="en-US"/>
+        </w:rPr>
+        <w:t>joinFactorsByVariable</w:t>
+      </w:r>
+      <w:proofErr w:type="spellEnd"/>
+      <w:r>
+        <w:rPr>
+          <w:i/>
+          <w:iCs/>
+          <w:lang w:val="en-US"/>
+        </w:rPr>
+        <w:t xml:space="preserve"> = </w:t>
+      </w:r>
+      <w:proofErr w:type="spellStart"/>
+      <w:r>
+        <w:rPr>
+          <w:i/>
+          <w:iCs/>
+          <w:lang w:val="en-US"/>
+        </w:rPr>
+        <w:t>joinFactorsByVariableWithCallTracking</w:t>
+      </w:r>
+      <w:proofErr w:type="spellEnd"/>
+      <w:r>
+        <w:rPr>
+          <w:i/>
+          <w:iCs/>
+          <w:lang w:val="en-US"/>
+        </w:rPr>
+        <w:t>(</w:t>
+      </w:r>
+      <w:proofErr w:type="spellStart"/>
+      <w:r>
+        <w:rPr>
+          <w:i/>
+          <w:iCs/>
+          <w:lang w:val="en-US"/>
+        </w:rPr>
+        <w:t>callTrackingList</w:t>
+      </w:r>
+      <w:proofErr w:type="spellEnd"/>
+      <w:r>
+        <w:rPr>
+          <w:i/>
+          <w:iCs/>
+          <w:lang w:val="en-US"/>
+        </w:rPr>
+        <w:t>)</w:t>
+      </w:r>
+    </w:p>
+    <w:p>
+      <w:pPr>
+        <w:pStyle w:val="af"/>
+        <w:rPr>
+          <w:i/>
+          <w:iCs/>
+          <w:lang w:val="en-US"/>
+        </w:rPr>
+      </w:pPr>
+      <w:r>
+        <w:rPr>
+          <w:i/>
+          <w:iCs/>
+          <w:lang w:val="en-US"/>
+        </w:rPr>
+        <w:t xml:space="preserve">        eliminate             = </w:t>
+      </w:r>
+      <w:proofErr w:type="spellStart"/>
+      <w:r>
+        <w:rPr>
+          <w:i/>
+          <w:iCs/>
+          <w:lang w:val="en-US"/>
+        </w:rPr>
+        <w:t>eliminateWithCallTracking</w:t>
+      </w:r>
+      <w:proofErr w:type="spellEnd"/>
+      <w:r>
+        <w:rPr>
+          <w:i/>
+          <w:iCs/>
+          <w:lang w:val="en-US"/>
+        </w:rPr>
+        <w:t>(</w:t>
+      </w:r>
+      <w:proofErr w:type="spellStart"/>
+      <w:r>
+        <w:rPr>
+          <w:i/>
+          <w:iCs/>
+          <w:lang w:val="en-US"/>
+        </w:rPr>
+        <w:t>callTrackingList</w:t>
+      </w:r>
+      <w:proofErr w:type="spellEnd"/>
+      <w:r>
+        <w:rPr>
+          <w:i/>
+          <w:iCs/>
+          <w:lang w:val="en-US"/>
+        </w:rPr>
+        <w:t>)</w:t>
+      </w:r>
+    </w:p>
+    <w:p>
+      <w:pPr>
+        <w:pStyle w:val="af"/>
+        <w:rPr>
+          <w:i/>
+          <w:iCs/>
+          <w:lang w:val="en-US"/>
+        </w:rPr>
+      </w:pPr>
+    </w:p>
+    <w:p>
+      <w:pPr>
+        <w:pStyle w:val="af"/>
+        <w:rPr>
+          <w:i/>
+          <w:iCs/>
+        </w:rPr>
+      </w:pPr>
+      <w:r>
+        <w:rPr>
+          <w:i/>
+          <w:iCs/>
+          <w:lang w:val="en-US"/>
+        </w:rPr>
+        <w:t xml:space="preserve">        </w:t>
+      </w:r>
+      <w:proofErr w:type="spellStart"/>
+      <w:r>
+        <w:rPr>
+          <w:i/>
+          <w:iCs/>
+        </w:rPr>
+        <w:t>if</w:t>
+      </w:r>
+      <w:proofErr w:type="spellEnd"/>
+      <w:r>
+        <w:rPr>
+          <w:i/>
+          <w:iCs/>
+        </w:rPr>
+        <w:t xml:space="preserve"> </w:t>
+      </w:r>
+      <w:proofErr w:type="spellStart"/>
+      <w:r>
+        <w:rPr>
+          <w:i/>
+          <w:iCs/>
+        </w:rPr>
+        <w:t>eliminationOrder</w:t>
+      </w:r>
+      <w:proofErr w:type="spellEnd"/>
+      <w:r>
+        <w:rPr>
+          <w:i/>
+          <w:iCs/>
+        </w:rPr>
+        <w:t xml:space="preserve"> </w:t>
+      </w:r>
+      <w:proofErr w:type="spellStart"/>
+      <w:r>
+        <w:rPr>
+          <w:i/>
+          <w:iCs/>
+        </w:rPr>
+        <w:t>is</w:t>
+      </w:r>
+      <w:proofErr w:type="spellEnd"/>
+      <w:r>
+        <w:rPr>
+          <w:i/>
+          <w:iCs/>
+        </w:rPr>
+        <w:t xml:space="preserve"> </w:t>
+      </w:r>
+      <w:proofErr w:type="spellStart"/>
+      <w:r>
+        <w:rPr>
+          <w:i/>
+          <w:iCs/>
+        </w:rPr>
+        <w:t>None</w:t>
+      </w:r>
+      <w:proofErr w:type="spellEnd"/>
+      <w:r>
+        <w:rPr>
+          <w:i/>
+          <w:iCs/>
+        </w:rPr>
+        <w:t xml:space="preserve">: # установить произвольный порядок удаления, если задано </w:t>
+      </w:r>
+      <w:proofErr w:type="spellStart"/>
+      <w:r>
+        <w:rPr>
+          <w:i/>
+          <w:iCs/>
+        </w:rPr>
+        <w:t>None</w:t>
+      </w:r>
+      <w:proofErr w:type="spellEnd"/>
+    </w:p>
+    <w:p>
+      <w:pPr>
+        <w:pStyle w:val="af"/>
+        <w:rPr>
+          <w:i/>
+          <w:iCs/>
+          <w:lang w:val="en-US"/>
+        </w:rPr>
+      </w:pPr>
+      <w:r>
+        <w:rPr>
+          <w:i/>
+          <w:iCs/>
+        </w:rPr>
+        <w:t xml:space="preserve">            </w:t>
+      </w:r>
+      <w:proofErr w:type="spellStart"/>
+      <w:r>
+        <w:rPr>
+          <w:i/>
+          <w:iCs/>
+          <w:lang w:val="en-US"/>
+        </w:rPr>
+        <w:t>eliminationVariables</w:t>
+      </w:r>
+      <w:proofErr w:type="spellEnd"/>
+      <w:r>
+        <w:rPr>
+          <w:i/>
+          <w:iCs/>
+          <w:lang w:val="en-US"/>
+        </w:rPr>
+        <w:t xml:space="preserve"> = </w:t>
+      </w:r>
+      <w:proofErr w:type="spellStart"/>
+      <w:r>
+        <w:rPr>
+          <w:i/>
+          <w:iCs/>
+          <w:lang w:val="en-US"/>
+        </w:rPr>
+        <w:t>bayesNet.variablesSet</w:t>
+      </w:r>
+      <w:proofErr w:type="spellEnd"/>
+      <w:r>
+        <w:rPr>
+          <w:i/>
+          <w:iCs/>
+          <w:lang w:val="en-US"/>
+        </w:rPr>
+        <w:t>() - set(</w:t>
+      </w:r>
+      <w:proofErr w:type="spellStart"/>
+      <w:r>
+        <w:rPr>
+          <w:i/>
+          <w:iCs/>
+          <w:lang w:val="en-US"/>
+        </w:rPr>
+        <w:t>queryVariables</w:t>
+      </w:r>
+      <w:proofErr w:type="spellEnd"/>
+      <w:r>
+        <w:rPr>
+          <w:i/>
+          <w:iCs/>
+          <w:lang w:val="en-US"/>
+        </w:rPr>
+        <w:t>) -\</w:t>
+      </w:r>
+    </w:p>
+    <w:p>
+      <w:pPr>
+        <w:pStyle w:val="af"/>
+        <w:rPr>
+          <w:i/>
+          <w:iCs/>
+          <w:lang w:val="en-US"/>
+        </w:rPr>
+      </w:pPr>
+      <w:r>
+        <w:rPr>
+          <w:i/>
+          <w:iCs/>
+          <w:lang w:val="en-US"/>
+        </w:rPr>
+        <w:t xml:space="preserve">                                   set(</w:t>
+      </w:r>
+      <w:proofErr w:type="spellStart"/>
+      <w:r>
+        <w:rPr>
+          <w:i/>
+          <w:iCs/>
+          <w:lang w:val="en-US"/>
+        </w:rPr>
+        <w:t>evidenceDict.keys</w:t>
+      </w:r>
+      <w:proofErr w:type="spellEnd"/>
+      <w:r>
+        <w:rPr>
+          <w:i/>
+          <w:iCs/>
+          <w:lang w:val="en-US"/>
+        </w:rPr>
+        <w:t>())</w:t>
+      </w:r>
+    </w:p>
+    <w:p>
+      <w:pPr>
+        <w:pStyle w:val="af"/>
+        <w:rPr>
+          <w:i/>
+          <w:iCs/>
+          <w:lang w:val="en-US"/>
+        </w:rPr>
+      </w:pPr>
+      <w:r>
+        <w:rPr>
+          <w:i/>
+          <w:iCs/>
+          <w:lang w:val="en-US"/>
+        </w:rPr>
+        <w:t xml:space="preserve">            </w:t>
+      </w:r>
+      <w:proofErr w:type="spellStart"/>
+      <w:r>
+        <w:rPr>
+          <w:i/>
+          <w:iCs/>
+          <w:lang w:val="en-US"/>
+        </w:rPr>
+        <w:t>eliminationOrder</w:t>
+      </w:r>
+      <w:proofErr w:type="spellEnd"/>
+      <w:r>
+        <w:rPr>
+          <w:i/>
+          <w:iCs/>
+          <w:lang w:val="en-US"/>
+        </w:rPr>
+        <w:t xml:space="preserve"> = sorted(list(</w:t>
+      </w:r>
+      <w:proofErr w:type="spellStart"/>
+      <w:r>
+        <w:rPr>
+          <w:i/>
+          <w:iCs/>
+          <w:lang w:val="en-US"/>
+        </w:rPr>
+        <w:t>eliminationVariables</w:t>
+      </w:r>
+      <w:proofErr w:type="spellEnd"/>
+      <w:r>
+        <w:rPr>
+          <w:i/>
+          <w:iCs/>
+          <w:lang w:val="en-US"/>
+        </w:rPr>
+        <w:t>))</w:t>
+      </w:r>
+    </w:p>
+    <w:p>
+      <w:pPr>
+        <w:pStyle w:val="af"/>
+        <w:rPr>
+          <w:lang w:val="en-US"/>
+        </w:rPr>
+      </w:pPr>
+    </w:p>
+    <w:p>
+      <w:pPr>
+        <w:pStyle w:val="af"/>
+        <w:rPr>
+          <w:b/>
+          <w:bCs/>
+        </w:rPr>
+      </w:pPr>
+      <w:r>
+        <w:rPr>
+          <w:lang w:val="en-US"/>
+        </w:rPr>
+        <w:t xml:space="preserve">       </w:t>
+      </w:r>
+      <w:r>
+        <w:rPr>
+          <w:b/>
+          <w:bCs/>
+          <w:lang w:val="en-US"/>
+        </w:rPr>
+        <w:t xml:space="preserve"> </w:t>
+      </w:r>
+      <w:r>
+        <w:rPr>
+          <w:b/>
+          <w:bCs/>
+        </w:rPr>
+        <w:t>"*** ВСТАВЬТЕ ВАШ КОД СЮДА ***"</w:t>
+      </w:r>
+    </w:p>
+    <w:p>
+      <w:pPr>
+        <w:pStyle w:val="af"/>
+      </w:pPr>
+    </w:p>
+    <w:p>
+      <w:pPr>
+        <w:pStyle w:val="af"/>
+      </w:pPr>
+      <w:r>
+        <w:t xml:space="preserve">        # список факторов для всех переменных (с учётом свидетельств)</w:t>
+      </w:r>
+    </w:p>
+    <w:p>
+      <w:pPr>
+        <w:pStyle w:val="af"/>
+      </w:pPr>
+      <w:r>
+        <w:t xml:space="preserve">        </w:t>
+      </w:r>
+      <w:proofErr w:type="spellStart"/>
+      <w:r>
+        <w:t>factors</w:t>
+      </w:r>
+      <w:proofErr w:type="spellEnd"/>
+      <w:r>
+        <w:t xml:space="preserve"> = </w:t>
+      </w:r>
+      <w:proofErr w:type="spellStart"/>
+      <w:r>
+        <w:t>bayesNet.getAllCPTsWithEvidence</w:t>
+      </w:r>
+      <w:proofErr w:type="spellEnd"/>
+      <w:r>
+        <w:t>(</w:t>
+      </w:r>
+      <w:proofErr w:type="spellStart"/>
+      <w:r>
+        <w:t>evidenceDict</w:t>
+      </w:r>
+      <w:proofErr w:type="spellEnd"/>
+      <w:r>
+        <w:t>)</w:t>
+      </w:r>
+    </w:p>
+    <w:p>
+      <w:pPr>
+        <w:pStyle w:val="af"/>
+      </w:pPr>
+    </w:p>
+    <w:p>
+      <w:pPr>
+        <w:pStyle w:val="af"/>
+      </w:pPr>
+      <w:r>
+        <w:t xml:space="preserve">        # </w:t>
+      </w:r>
+      <w:r>
+        <w:t>перебор</w:t>
+      </w:r>
+      <w:r>
+        <w:t xml:space="preserve"> </w:t>
+      </w:r>
+      <w:r>
+        <w:t>всех</w:t>
+      </w:r>
+      <w:r>
+        <w:t xml:space="preserve"> </w:t>
+      </w:r>
+      <w:proofErr w:type="spellStart"/>
+      <w:r>
+        <w:t>исклюаемых</w:t>
+      </w:r>
+      <w:proofErr w:type="spellEnd"/>
+      <w:r>
+        <w:t xml:space="preserve"> </w:t>
+      </w:r>
+      <w:r>
+        <w:t>переменных</w:t>
+      </w:r>
+      <w:r>
+        <w:t xml:space="preserve"> (</w:t>
+      </w:r>
+      <w:r>
+        <w:rPr>
+          <w:lang w:val="en-US"/>
+        </w:rPr>
+        <w:t>var</w:t>
+      </w:r>
+      <w:r>
+        <w:t>)</w:t>
+      </w:r>
+    </w:p>
+    <w:p>
+      <w:pPr>
+        <w:pStyle w:val="af"/>
+      </w:pPr>
+      <w:r>
+        <w:t xml:space="preserve">        </w:t>
+      </w:r>
+      <w:proofErr w:type="spellStart"/>
+      <w:r>
+        <w:t>for</w:t>
+      </w:r>
+      <w:proofErr w:type="spellEnd"/>
+      <w:r>
+        <w:t xml:space="preserve"> </w:t>
+      </w:r>
+      <w:proofErr w:type="spellStart"/>
+      <w:r>
+        <w:t>var</w:t>
+      </w:r>
+      <w:proofErr w:type="spellEnd"/>
+      <w:r>
+        <w:t xml:space="preserve"> </w:t>
+      </w:r>
+      <w:proofErr w:type="spellStart"/>
+      <w:r>
+        <w:t>in</w:t>
+      </w:r>
+      <w:proofErr w:type="spellEnd"/>
+      <w:r>
+        <w:t xml:space="preserve"> </w:t>
+      </w:r>
+      <w:proofErr w:type="spellStart"/>
+      <w:r>
+        <w:t>eliminationOrder</w:t>
+      </w:r>
+      <w:proofErr w:type="spellEnd"/>
+      <w:r>
+        <w:t>:</w:t>
+      </w:r>
+    </w:p>
+    <w:p>
+      <w:pPr>
+        <w:pStyle w:val="af"/>
+      </w:pPr>
+      <w:r>
+        <w:t xml:space="preserve">            # объединение факторов по исключаемой переменной</w:t>
+      </w:r>
+    </w:p>
+    <w:p>
+      <w:pPr>
+        <w:pStyle w:val="af"/>
+        <w:rPr>
+          <w:lang w:val="en-US"/>
+        </w:rPr>
+      </w:pPr>
+      <w:r>
+        <w:t xml:space="preserve">            </w:t>
+      </w:r>
+      <w:r>
+        <w:rPr>
+          <w:lang w:val="en-US"/>
+        </w:rPr>
+        <w:t xml:space="preserve">factors, </w:t>
+      </w:r>
+      <w:proofErr w:type="spellStart"/>
+      <w:r>
+        <w:rPr>
+          <w:lang w:val="en-US"/>
+        </w:rPr>
+        <w:t>joinedFactor</w:t>
+      </w:r>
+      <w:proofErr w:type="spellEnd"/>
+      <w:r>
+        <w:rPr>
+          <w:lang w:val="en-US"/>
+        </w:rPr>
+        <w:t xml:space="preserve"> = </w:t>
+      </w:r>
+      <w:proofErr w:type="spellStart"/>
+      <w:r>
+        <w:rPr>
+          <w:lang w:val="en-US"/>
+        </w:rPr>
+        <w:t>joinFactorsByVariable</w:t>
+      </w:r>
+      <w:proofErr w:type="spellEnd"/>
+      <w:r>
+        <w:rPr>
+          <w:lang w:val="en-US"/>
+        </w:rPr>
+        <w:t>(factors, var)</w:t>
+      </w:r>
+    </w:p>
+    <w:p>
+      <w:pPr>
+        <w:pStyle w:val="af"/>
+        <w:rPr>
+          <w:lang w:val="en-US"/>
+        </w:rPr>
+      </w:pPr>
+    </w:p>
+    <w:p>
+      <w:pPr>
+        <w:pStyle w:val="af"/>
+      </w:pPr>
+      <w:r>
+        <w:rPr>
+          <w:lang w:val="en-US"/>
+        </w:rPr>
+        <w:t xml:space="preserve">            </w:t>
+      </w:r>
+      <w:r>
+        <w:t># удалить из нового фактора исключаемую переменную и добавить его в список</w:t>
+      </w:r>
+    </w:p>
+    <w:p>
+      <w:pPr>
+        <w:pStyle w:val="af"/>
+        <w:rPr>
+          <w:lang w:val="en-US"/>
+        </w:rPr>
+      </w:pPr>
+      <w:r>
+        <w:t xml:space="preserve">            </w:t>
+      </w:r>
+      <w:r>
+        <w:rPr>
+          <w:lang w:val="en-US"/>
+        </w:rPr>
+        <w:t xml:space="preserve">if </w:t>
+      </w:r>
+      <w:proofErr w:type="spellStart"/>
+      <w:r>
+        <w:rPr>
+          <w:lang w:val="en-US"/>
+        </w:rPr>
+        <w:t>len</w:t>
+      </w:r>
+      <w:proofErr w:type="spellEnd"/>
+      <w:r>
+        <w:rPr>
+          <w:lang w:val="en-US"/>
+        </w:rPr>
+        <w:t>(</w:t>
+      </w:r>
+      <w:proofErr w:type="spellStart"/>
+      <w:r>
+        <w:rPr>
+          <w:lang w:val="en-US"/>
+        </w:rPr>
+        <w:t>joinedFactor.unconditionedVariables</w:t>
+      </w:r>
+      <w:proofErr w:type="spellEnd"/>
+      <w:r>
+        <w:rPr>
+          <w:lang w:val="en-US"/>
+        </w:rPr>
+        <w:t>()) &gt; 1:</w:t>
+      </w:r>
+    </w:p>
+    <w:p>
+      <w:pPr>
+        <w:pStyle w:val="af"/>
+        <w:rPr>
+          <w:lang w:val="en-US"/>
+        </w:rPr>
+      </w:pPr>
+      <w:r>
+        <w:rPr>
+          <w:lang w:val="en-US"/>
+        </w:rPr>
+        <w:t xml:space="preserve">                </w:t>
+      </w:r>
+      <w:proofErr w:type="spellStart"/>
+      <w:r>
+        <w:rPr>
+          <w:lang w:val="en-US"/>
+        </w:rPr>
+        <w:t>factors.append</w:t>
+      </w:r>
+      <w:proofErr w:type="spellEnd"/>
+      <w:r>
+        <w:rPr>
+          <w:lang w:val="en-US"/>
+        </w:rPr>
+        <w:t>(eliminate(</w:t>
+      </w:r>
+      <w:proofErr w:type="spellStart"/>
+      <w:r>
+        <w:rPr>
+          <w:lang w:val="en-US"/>
+        </w:rPr>
+        <w:t>joinedFactor</w:t>
+      </w:r>
+      <w:proofErr w:type="spellEnd"/>
+      <w:r>
+        <w:rPr>
+          <w:lang w:val="en-US"/>
+        </w:rPr>
+        <w:t>, var))</w:t>
+      </w:r>
+    </w:p>
+    <w:p>
+      <w:pPr>
+        <w:pStyle w:val="af"/>
+        <w:rPr>
+          <w:lang w:val="en-US"/>
+        </w:rPr>
+      </w:pPr>
+    </w:p>
+    <w:p>
+      <w:pPr>
+        <w:pStyle w:val="af"/>
+        <w:rPr>
+          <w:lang w:val="en-US"/>
+        </w:rPr>
+      </w:pPr>
+      <w:r>
+        <w:rPr>
+          <w:lang w:val="en-US"/>
+        </w:rPr>
+        <w:t xml:space="preserve">        # </w:t>
+      </w:r>
+      <w:r>
+        <w:t>объединить</w:t>
+      </w:r>
+      <w:r>
+        <w:rPr>
+          <w:lang w:val="en-US"/>
+        </w:rPr>
+        <w:t xml:space="preserve"> </w:t>
+      </w:r>
+      <w:r>
+        <w:t>список</w:t>
+      </w:r>
+      <w:r>
+        <w:rPr>
+          <w:lang w:val="en-US"/>
+        </w:rPr>
+        <w:t xml:space="preserve"> </w:t>
+      </w:r>
+      <w:r>
+        <w:t>факторов</w:t>
+      </w:r>
+    </w:p>
+    <w:p>
+      <w:pPr>
+        <w:pStyle w:val="af"/>
+        <w:rPr>
+          <w:lang w:val="en-US"/>
+        </w:rPr>
+      </w:pPr>
+      <w:r>
+        <w:rPr>
+          <w:lang w:val="en-US"/>
+        </w:rPr>
+        <w:t xml:space="preserve">        </w:t>
+      </w:r>
+      <w:proofErr w:type="spellStart"/>
+      <w:r>
+        <w:rPr>
+          <w:lang w:val="en-US"/>
+        </w:rPr>
+        <w:t>finalFactor</w:t>
+      </w:r>
+      <w:proofErr w:type="spellEnd"/>
+      <w:r>
+        <w:rPr>
+          <w:lang w:val="en-US"/>
+        </w:rPr>
+        <w:t xml:space="preserve"> = </w:t>
+      </w:r>
+      <w:proofErr w:type="spellStart"/>
+      <w:r>
+        <w:rPr>
+          <w:lang w:val="en-US"/>
+        </w:rPr>
+        <w:t>joinFactors</w:t>
+      </w:r>
+      <w:proofErr w:type="spellEnd"/>
+      <w:r>
+        <w:rPr>
+          <w:lang w:val="en-US"/>
+        </w:rPr>
+        <w:t>(factors)</w:t>
+      </w:r>
+    </w:p>
+    <w:p>
+      <w:pPr>
+        <w:pStyle w:val="af"/>
+        <w:rPr>
+          <w:lang w:val="en-US"/>
+        </w:rPr>
+      </w:pPr>
+    </w:p>
+    <w:p>
+      <w:pPr>
+        <w:pStyle w:val="af"/>
+        <w:rPr>
+          <w:b/>
+          <w:bCs/>
+        </w:rPr>
+      </w:pPr>
+      <w:r>
+        <w:rPr>
+          <w:b/>
+          <w:bCs/>
+          <w:lang w:val="en-US"/>
+        </w:rPr>
+        <w:t xml:space="preserve">        </w:t>
+      </w:r>
+      <w:r>
+        <w:rPr>
+          <w:b/>
+          <w:bCs/>
+        </w:rPr>
+        <w:t>"*** КОНЕЦ ВАШЕГО КОДА ***"</w:t>
+      </w:r>
+    </w:p>
+    <w:p>
+      <w:pPr>
+        <w:pStyle w:val="af"/>
+      </w:pPr>
+    </w:p>
+    <w:p>
+      <w:pPr>
+        <w:pStyle w:val="af"/>
+      </w:pPr>
+      <w:r>
+        <w:t xml:space="preserve">        # возвращаем нормализованный фактор</w:t>
+      </w:r>
+    </w:p>
+    <w:p>
+      <w:pPr>
+        <w:pStyle w:val="af"/>
+      </w:pPr>
+      <w:r>
+        <w:t xml:space="preserve">        </w:t>
+      </w:r>
+      <w:proofErr w:type="spellStart"/>
+      <w:r>
+        <w:t>return</w:t>
+      </w:r>
+      <w:proofErr w:type="spellEnd"/>
+      <w:r>
+        <w:t xml:space="preserve"> </w:t>
+      </w:r>
+      <w:proofErr w:type="spellStart"/>
+      <w:r>
+        <w:t>normalize</w:t>
+      </w:r>
+      <w:proofErr w:type="spellEnd"/>
+      <w:r>
+        <w:t>(</w:t>
+      </w:r>
+      <w:proofErr w:type="spellStart"/>
+      <w:r>
+        <w:t>finalFactor</w:t>
+      </w:r>
+      <w:proofErr w:type="spellEnd"/>
+      <w:r>
+        <w:t>)</w:t>
+      </w:r>
+    </w:p>
+    <w:p/>
+    <w:p>
+      <w:r>
+        <w:t>Правильность кода функции была подтверждена с помощью автооценивателя (рисунок 3.</w:t>
+      </w:r>
+      <w:r>
+        <w:t>4</w:t>
+      </w:r>
+      <w:r>
+        <w:t>).</w:t>
+      </w:r>
+    </w:p>
+    <w:p/>
+    <w:p>
+      <w:pPr>
+        <w:ind w:firstLine="0"/>
+        <w:jc w:val="center"/>
+        <w:rPr>
+          <w:lang w:val="en-US"/>
+        </w:rPr>
+      </w:pPr>
+      <w:r>
+        <w:rPr>
+          <w:noProof/>
+        </w:rPr>
+        <w:drawing>
+          <wp:inline distT="0" distB="0" distL="0" distR="0" wp14:anchorId="3DB5C433" wp14:editId="2BCBCE6F">
+            <wp:extent cx="5275848" cy="880106"/>
+            <wp:effectExtent l="0" t="0" r="0" b="0"/>
+            <wp:docPr id="1984173774" name="Рисунок 1"/>
+            <wp:cNvGraphicFramePr>
+              <a:graphicFrameLocks xmlns:a="http://schemas.openxmlformats.org/drawingml/2006/main" noChangeAspect="1"/>
+            </wp:cNvGraphicFramePr>
+            <a:graphic xmlns:a="http://schemas.openxmlformats.org/drawingml/2006/main">
+              <a:graphicData uri="http://schemas.openxmlformats.org/drawingml/2006/picture">
+                <pic:pic xmlns:pic="http://schemas.openxmlformats.org/drawingml/2006/picture">
+                  <pic:nvPicPr>
+                    <pic:cNvPr id="1984173774" name=""/>
+                    <pic:cNvPicPr/>
+                  </pic:nvPicPr>
+                  <pic:blipFill>
+                    <a:blip r:embed="rId12"/>
+                    <a:stretch>
+                      <a:fillRect/>
+                    </a:stretch>
+                  </pic:blipFill>
+                  <pic:spPr>
+                    <a:xfrm>
+                      <a:off x="0" y="0"/>
+                      <a:ext cx="5290869" cy="882612"/>
+                    </a:xfrm>
+                    <a:prstGeom prst="rect">
+                      <a:avLst/>
+                    </a:prstGeom>
+                  </pic:spPr>
+                </pic:pic>
+              </a:graphicData>
+            </a:graphic>
+          </wp:inline>
+        </w:drawing>
+      </w:r>
+    </w:p>
+    <w:p>
+      <w:pPr>
+        <w:ind w:firstLine="0"/>
+        <w:jc w:val="center"/>
+      </w:pPr>
+      <w:r>
+        <w:t xml:space="preserve">Рисунок 3.4 </w:t>
+      </w:r>
+      <w:r>
+        <w:sym w:font="Symbol" w:char="F02D"/>
+      </w:r>
+      <w:r>
+        <w:t xml:space="preserve"> </w:t>
+      </w:r>
+      <w:r>
+        <w:t xml:space="preserve">Автооценивание функции </w:t>
+      </w:r>
+      <w:proofErr w:type="spellStart"/>
+      <w:r>
+        <w:rPr>
+          <w:rFonts w:ascii="Courier New" w:hAnsi="Courier New" w:cs="Courier New"/>
+          <w:sz w:val="24"/>
+          <w:szCs w:val="20"/>
+        </w:rPr>
+        <w:t>inferenceByVariableElimination</w:t>
+      </w:r>
+      <w:proofErr w:type="spellEnd"/>
     </w:p>
     <w:p/>
     <w:p/>
@@ -5369,9 +6258,6 @@
           <w:numId w:val="20"/>
         </w:numPr>
       </w:pPr>
-      <w:r>
-        <w:t>.</w:t>
-      </w:r>
     </w:p>
     <w:p/>
     <w:p>
@@ -5390,7 +6276,6 @@
         </w:numPr>
       </w:pPr>
       <w:r>
-        <w:lastRenderedPageBreak/>
         <w:t>.</w:t>
       </w:r>
     </w:p>
@@ -5525,7 +6410,6 @@
         <w:rPr>
           <w:szCs w:val="28"/>
         </w:rPr>
-        <w:lastRenderedPageBreak/>
         <w:t>.</w:t>
       </w:r>
     </w:p>
@@ -5537,8 +6421,8 @@
       </w:pPr>
     </w:p>
     <w:sectPr>
-      <w:headerReference w:type="default" r:id="rId12"/>
-      <w:headerReference w:type="first" r:id="rId13"/>
+      <w:headerReference w:type="default" r:id="rId13"/>
+      <w:headerReference w:type="first" r:id="rId14"/>
       <w:pgSz w:w="11906" w:h="16838"/>
       <w:pgMar w:top="851" w:right="567" w:bottom="851" w:left="1418" w:header="680" w:footer="680" w:gutter="0"/>
       <w:cols w:space="708"/>

--- a/8 семестр/МиСИИ/ЛР 5/МиСИИ ЛР 5.docx
+++ b/8 семестр/МиСИИ/ЛР 5/МиСИИ ЛР 5.docx
@@ -574,7 +574,6 @@
       <w:r>
         <w:t xml:space="preserve"> функцию </w:t>
       </w:r>
-      <w:proofErr w:type="spellStart"/>
       <w:r>
         <w:rPr>
           <w:rFonts w:ascii="Courier New" w:hAnsi="Courier New" w:cs="Courier New"/>
@@ -583,7 +582,6 @@
         </w:rPr>
         <w:t>constructBayesNet</w:t>
       </w:r>
-      <w:proofErr w:type="spellEnd"/>
       <w:r>
         <w:rPr>
           <w:sz w:val="24"/>
@@ -713,7 +711,6 @@
       <w:r>
         <w:t xml:space="preserve"> функцию </w:t>
       </w:r>
-      <w:proofErr w:type="spellStart"/>
       <w:r>
         <w:rPr>
           <w:rFonts w:ascii="Courier New" w:hAnsi="Courier New" w:cs="Courier New"/>
@@ -722,7 +719,6 @@
         </w:rPr>
         <w:t>joinFactors</w:t>
       </w:r>
-      <w:proofErr w:type="spellEnd"/>
       <w:r>
         <w:rPr>
           <w:sz w:val="24"/>
@@ -760,7 +756,6 @@
       <w:r>
         <w:t xml:space="preserve">еализовать функцию исключения переменных </w:t>
       </w:r>
-      <w:proofErr w:type="spellStart"/>
       <w:r>
         <w:rPr>
           <w:rFonts w:ascii="Courier New" w:hAnsi="Courier New" w:cs="Courier New"/>
@@ -769,7 +764,6 @@
         </w:rPr>
         <w:t>eliminate</w:t>
       </w:r>
-      <w:proofErr w:type="spellEnd"/>
       <w:r>
         <w:rPr>
           <w:b/>
@@ -818,7 +812,6 @@
       <w:r>
         <w:t xml:space="preserve">файле inference.py функцию </w:t>
       </w:r>
-      <w:proofErr w:type="spellStart"/>
       <w:r>
         <w:rPr>
           <w:rFonts w:ascii="Courier New" w:hAnsi="Courier New" w:cs="Courier New"/>
@@ -827,7 +820,6 @@
         </w:rPr>
         <w:t>inferenceByVariableElimination</w:t>
       </w:r>
-      <w:proofErr w:type="spellEnd"/>
       <w:r>
         <w:t xml:space="preserve">, </w:t>
       </w:r>
@@ -844,6 +836,144 @@
         </w:numPr>
         <w:ind w:left="1134" w:hanging="567"/>
       </w:pPr>
+      <w:r>
+        <w:rPr>
+          <w:b/>
+          <w:bCs/>
+        </w:rPr>
+        <w:t>Задание 5</w:t>
+      </w:r>
+      <w:r>
+        <w:t xml:space="preserve">: </w:t>
+      </w:r>
+    </w:p>
+    <w:p>
+      <w:pPr>
+        <w:pStyle w:val="aa"/>
+        <w:numPr>
+          <w:ilvl w:val="1"/>
+          <w:numId w:val="38"/>
+        </w:numPr>
+      </w:pPr>
+      <w:r>
+        <w:t>В</w:t>
+      </w:r>
+      <w:r>
+        <w:t xml:space="preserve"> класс</w:t>
+      </w:r>
+      <w:r>
+        <w:t>е</w:t>
+      </w:r>
+      <w:r>
+        <w:t xml:space="preserve"> для моделирования распределени</w:t>
+      </w:r>
+      <w:r>
+        <w:t xml:space="preserve">й </w:t>
+      </w:r>
+      <w:r>
+        <w:rPr>
+          <w:rFonts w:ascii="Courier New" w:hAnsi="Courier New" w:cs="Courier New"/>
+          <w:sz w:val="24"/>
+          <w:szCs w:val="20"/>
+        </w:rPr>
+        <w:t>DiscreteDistribution</w:t>
+      </w:r>
+      <w:r>
+        <w:t>, определ</w:t>
+      </w:r>
+      <w:r>
+        <w:t>ённом</w:t>
+      </w:r>
+      <w:r>
+        <w:t xml:space="preserve"> в inference.py, дописать недостающие методы этого класса: </w:t>
+      </w:r>
+      <w:r>
+        <w:rPr>
+          <w:rFonts w:ascii="Courier New" w:hAnsi="Courier New" w:cs="Courier New"/>
+          <w:sz w:val="24"/>
+          <w:szCs w:val="20"/>
+        </w:rPr>
+        <w:t>normalize</w:t>
+      </w:r>
+      <w:r>
+        <w:rPr>
+          <w:sz w:val="24"/>
+          <w:szCs w:val="20"/>
+        </w:rPr>
+        <w:t xml:space="preserve"> </w:t>
+      </w:r>
+      <w:r>
+        <w:t xml:space="preserve">и </w:t>
+      </w:r>
+      <w:r>
+        <w:rPr>
+          <w:rFonts w:ascii="Courier New" w:hAnsi="Courier New" w:cs="Courier New"/>
+          <w:sz w:val="24"/>
+          <w:szCs w:val="20"/>
+        </w:rPr>
+        <w:t>sample</w:t>
+      </w:r>
+      <w:r>
+        <w:t>;</w:t>
+      </w:r>
+    </w:p>
+    <w:p>
+      <w:pPr>
+        <w:pStyle w:val="aa"/>
+        <w:numPr>
+          <w:ilvl w:val="1"/>
+          <w:numId w:val="38"/>
+        </w:numPr>
+        <w:ind w:left="1560" w:hanging="426"/>
+      </w:pPr>
+      <w:r>
+        <w:t>Р</w:t>
+      </w:r>
+      <w:r>
+        <w:t xml:space="preserve">еализовать метод </w:t>
+      </w:r>
+      <w:r>
+        <w:rPr>
+          <w:rFonts w:ascii="Courier New" w:hAnsi="Courier New" w:cs="Courier New"/>
+          <w:sz w:val="24"/>
+          <w:szCs w:val="20"/>
+        </w:rPr>
+        <w:t>getObservationProb</w:t>
+      </w:r>
+      <w:r>
+        <w:rPr>
+          <w:sz w:val="24"/>
+          <w:szCs w:val="20"/>
+        </w:rPr>
+        <w:t xml:space="preserve"> </w:t>
+      </w:r>
+      <w:r>
+        <w:t xml:space="preserve">базового класса </w:t>
+      </w:r>
+      <w:r>
+        <w:rPr>
+          <w:rFonts w:ascii="Courier New" w:hAnsi="Courier New" w:cs="Courier New"/>
+          <w:sz w:val="24"/>
+          <w:szCs w:val="20"/>
+        </w:rPr>
+        <w:t>InferenceModule</w:t>
+      </w:r>
+      <w:r>
+        <w:t>, определяемого в файле inference.py</w:t>
+      </w:r>
+      <w:r>
+        <w:t>;</w:t>
+      </w:r>
+    </w:p>
+    <w:p>
+      <w:pPr>
+        <w:pStyle w:val="aa"/>
+        <w:numPr>
+          <w:ilvl w:val="0"/>
+          <w:numId w:val="38"/>
+        </w:numPr>
+        <w:ind w:left="1134" w:hanging="567"/>
+      </w:pPr>
     </w:p>
     <w:p/>
     <w:p/>
@@ -876,19 +1006,11 @@
       <w:r>
         <w:t xml:space="preserve">. По команде </w:t>
       </w:r>
-      <w:proofErr w:type="spellStart"/>
       <w:r>
         <w:rPr>
           <w:rFonts w:cs="Times New Roman"/>
         </w:rPr>
-        <w:t>python</w:t>
-      </w:r>
-      <w:proofErr w:type="spellEnd"/>
-      <w:r>
-        <w:rPr>
-          <w:rFonts w:cs="Times New Roman"/>
-        </w:rPr>
-        <w:t xml:space="preserve"> busters.py</w:t>
+        <w:t>python busters.py</w:t>
       </w:r>
       <w:r>
         <w:t xml:space="preserve"> </w:t>
@@ -907,32 +1029,27 @@
       <w:r>
         <w:t xml:space="preserve">Дополнительно в файле </w:t>
       </w:r>
-      <w:proofErr w:type="spellStart"/>
       <w:r>
         <w:rPr>
           <w:lang w:val="en-US"/>
         </w:rPr>
         <w:t>bayesNet</w:t>
       </w:r>
-      <w:proofErr w:type="spellEnd"/>
       <w:r>
         <w:t>.</w:t>
       </w:r>
-      <w:proofErr w:type="spellStart"/>
       <w:r>
         <w:rPr>
           <w:lang w:val="en-US"/>
         </w:rPr>
         <w:t>py</w:t>
       </w:r>
-      <w:proofErr w:type="spellEnd"/>
       <w:r>
         <w:t xml:space="preserve"> </w:t>
       </w:r>
       <w:r>
         <w:t xml:space="preserve">было проведено ознакомление с классами </w:t>
       </w:r>
-      <w:proofErr w:type="spellStart"/>
       <w:r>
         <w:rPr>
           <w:rFonts w:ascii="Courier New" w:hAnsi="Courier New" w:cs="Courier New"/>
@@ -942,7 +1059,6 @@
         </w:rPr>
         <w:t>BayesNet</w:t>
       </w:r>
-      <w:proofErr w:type="spellEnd"/>
       <w:r>
         <w:t xml:space="preserve">, </w:t>
       </w:r>
@@ -965,7 +1081,6 @@
       <w:r>
         <w:t xml:space="preserve">и функцией </w:t>
       </w:r>
-      <w:proofErr w:type="spellStart"/>
       <w:r>
         <w:rPr>
           <w:rFonts w:ascii="Courier New" w:hAnsi="Courier New" w:cs="Courier New"/>
@@ -974,7 +1089,6 @@
         </w:rPr>
         <w:t>printStarterBayesNet</w:t>
       </w:r>
-      <w:proofErr w:type="spellEnd"/>
       <w:r>
         <w:t>.</w:t>
       </w:r>
@@ -996,6 +1110,7 @@
     <w:p/>
     <w:p>
       <w:r>
+        <w:lastRenderedPageBreak/>
         <w:t>В</w:t>
       </w:r>
       <w:r>
@@ -1016,7 +1131,6 @@
       <w:r>
         <w:t>.</w:t>
       </w:r>
-      <w:proofErr w:type="spellStart"/>
       <w:r>
         <w:rPr>
           <w:lang w:val="en-US"/>
@@ -1029,14 +1143,12 @@
         </w:rPr>
         <w:t>y</w:t>
       </w:r>
-      <w:proofErr w:type="spellEnd"/>
       <w:r>
         <w:t xml:space="preserve"> </w:t>
       </w:r>
       <w:r>
         <w:t xml:space="preserve">была реализована функция </w:t>
       </w:r>
-      <w:proofErr w:type="spellStart"/>
       <w:r>
         <w:rPr>
           <w:rFonts w:ascii="Courier New" w:hAnsi="Courier New" w:cs="Courier New"/>
@@ -1045,7 +1157,6 @@
         </w:rPr>
         <w:t>constructBayesNet</w:t>
       </w:r>
-      <w:proofErr w:type="spellEnd"/>
       <w:r>
         <w:rPr>
           <w:sz w:val="24"/>
@@ -1075,15 +1186,9 @@
       <w:pPr>
         <w:pStyle w:val="af"/>
       </w:pPr>
-      <w:proofErr w:type="spellStart"/>
-      <w:r>
-        <w:t>def</w:t>
-      </w:r>
-      <w:proofErr w:type="spellEnd"/>
-      <w:r>
-        <w:t xml:space="preserve"> </w:t>
-      </w:r>
-      <w:proofErr w:type="spellStart"/>
+      <w:r>
+        <w:t xml:space="preserve">def </w:t>
+      </w:r>
       <w:r>
         <w:rPr>
           <w:b/>
@@ -1091,25 +1196,8 @@
         </w:rPr>
         <w:t>constructBayesNet</w:t>
       </w:r>
-      <w:proofErr w:type="spellEnd"/>
-      <w:r>
-        <w:t>(</w:t>
-      </w:r>
-      <w:proofErr w:type="spellStart"/>
-      <w:r>
-        <w:t>gameState</w:t>
-      </w:r>
-      <w:proofErr w:type="spellEnd"/>
-      <w:r>
-        <w:t xml:space="preserve">: </w:t>
-      </w:r>
-      <w:proofErr w:type="spellStart"/>
-      <w:r>
-        <w:t>hunters.GameState</w:t>
-      </w:r>
-      <w:proofErr w:type="spellEnd"/>
-      <w:r>
-        <w:t>):</w:t>
+      <w:r>
+        <w:t>(gameState: hunters.GameState):</w:t>
       </w:r>
     </w:p>
     <w:p>
@@ -1121,7 +1209,6 @@
         </w:rPr>
       </w:pPr>
       <w:r>
-        <w:lastRenderedPageBreak/>
         <w:t xml:space="preserve">    </w:t>
       </w:r>
       <w:r>
@@ -1145,48 +1232,50 @@
           <w:i/>
           <w:iCs/>
         </w:rPr>
-        <w:t>    PAC = "</w:t>
-      </w:r>
-      <w:proofErr w:type="spellStart"/>
-      <w:r>
+        <w:t>    PAC = "Pacman"</w:t>
+      </w:r>
+    </w:p>
+    <w:p>
+      <w:pPr>
+        <w:pStyle w:val="af"/>
         <w:rPr>
           <w:i/>
           <w:iCs/>
-        </w:rPr>
-        <w:t>Pacman</w:t>
-      </w:r>
-      <w:proofErr w:type="spellEnd"/>
+          <w:lang w:val="en-US"/>
+        </w:rPr>
+      </w:pPr>
       <w:r>
         <w:rPr>
           <w:i/>
           <w:iCs/>
         </w:rPr>
-        <w:t>"</w:t>
-      </w:r>
-    </w:p>
-    <w:p>
-      <w:pPr>
-        <w:pStyle w:val="af"/>
+        <w:t xml:space="preserve">    </w:t>
+      </w:r>
+      <w:r>
         <w:rPr>
           <w:i/>
           <w:iCs/>
           <w:lang w:val="en-US"/>
         </w:rPr>
-      </w:pPr>
-      <w:r>
+        <w:t>GHOST0 = "Ghost0"</w:t>
+      </w:r>
+    </w:p>
+    <w:p>
+      <w:pPr>
+        <w:pStyle w:val="af"/>
         <w:rPr>
           <w:i/>
           <w:iCs/>
-        </w:rPr>
-        <w:t xml:space="preserve">    </w:t>
-      </w:r>
+          <w:lang w:val="en-US"/>
+        </w:rPr>
+      </w:pPr>
       <w:r>
         <w:rPr>
           <w:i/>
           <w:iCs/>
           <w:lang w:val="en-US"/>
         </w:rPr>
-        <w:t>GHOST0 = "Ghost0"</w:t>
+        <w:t>    GHOST1 = "Ghost1"</w:t>
       </w:r>
     </w:p>
     <w:p>
@@ -1204,7 +1293,7 @@
           <w:iCs/>
           <w:lang w:val="en-US"/>
         </w:rPr>
-        <w:t>    GHOST1 = "Ghost1"</w:t>
+        <w:t>    OBS0 = "Observation0"</w:t>
       </w:r>
     </w:p>
     <w:p>
@@ -1222,7 +1311,7 @@
           <w:iCs/>
           <w:lang w:val="en-US"/>
         </w:rPr>
-        <w:t>    OBS0 = "Observation0"</w:t>
+        <w:t>    OBS1 = "Observation1"</w:t>
       </w:r>
     </w:p>
     <w:p>
@@ -1234,48 +1323,45 @@
           <w:lang w:val="en-US"/>
         </w:rPr>
       </w:pPr>
-      <w:r>
+    </w:p>
+    <w:p>
+      <w:pPr>
+        <w:pStyle w:val="af"/>
         <w:rPr>
           <w:i/>
           <w:iCs/>
           <w:lang w:val="en-US"/>
         </w:rPr>
-        <w:t>    OBS1 = "Observation1"</w:t>
-      </w:r>
-    </w:p>
-    <w:p>
-      <w:pPr>
-        <w:pStyle w:val="af"/>
+      </w:pPr>
+      <w:r>
         <w:rPr>
           <w:i/>
           <w:iCs/>
           <w:lang w:val="en-US"/>
         </w:rPr>
-      </w:pPr>
-    </w:p>
-    <w:p>
-      <w:pPr>
-        <w:pStyle w:val="af"/>
+        <w:t xml:space="preserve">    # </w:t>
+      </w:r>
+      <w:r>
         <w:rPr>
           <w:i/>
           <w:iCs/>
-          <w:lang w:val="en-US"/>
-        </w:rPr>
-      </w:pPr>
+        </w:rPr>
+        <w:t>размеры</w:t>
+      </w:r>
       <w:r>
         <w:rPr>
           <w:i/>
           <w:iCs/>
           <w:lang w:val="en-US"/>
         </w:rPr>
-        <w:t xml:space="preserve">    # </w:t>
+        <w:t xml:space="preserve"> </w:t>
       </w:r>
       <w:r>
         <w:rPr>
           <w:i/>
           <w:iCs/>
         </w:rPr>
-        <w:t>размеры</w:t>
+        <w:t>игрового</w:t>
       </w:r>
       <w:r>
         <w:rPr>
@@ -1290,66 +1376,68 @@
           <w:i/>
           <w:iCs/>
         </w:rPr>
-        <w:t>игрового</w:t>
-      </w:r>
-      <w:r>
+        <w:t>поля</w:t>
+      </w:r>
+    </w:p>
+    <w:p>
+      <w:pPr>
+        <w:pStyle w:val="af"/>
         <w:rPr>
           <w:i/>
           <w:iCs/>
           <w:lang w:val="en-US"/>
         </w:rPr>
-        <w:t xml:space="preserve"> </w:t>
-      </w:r>
+      </w:pPr>
       <w:r>
         <w:rPr>
           <w:i/>
           <w:iCs/>
-        </w:rPr>
-        <w:t>поля</w:t>
-      </w:r>
-    </w:p>
-    <w:p>
-      <w:pPr>
-        <w:pStyle w:val="af"/>
+          <w:lang w:val="en-US"/>
+        </w:rPr>
+        <w:t xml:space="preserve">    X_RANGE = gameState.getWalls().width    # </w:t>
+      </w:r>
+      <w:r>
         <w:rPr>
           <w:i/>
           <w:iCs/>
-          <w:lang w:val="en-US"/>
-        </w:rPr>
-      </w:pPr>
-      <w:r>
+        </w:rPr>
+        <w:t>ширина</w:t>
+      </w:r>
+    </w:p>
+    <w:p>
+      <w:pPr>
+        <w:pStyle w:val="af"/>
         <w:rPr>
           <w:i/>
           <w:iCs/>
           <w:lang w:val="en-US"/>
         </w:rPr>
-        <w:t xml:space="preserve">    X_RANGE = </w:t>
-      </w:r>
-      <w:proofErr w:type="spellStart"/>
+      </w:pPr>
       <w:r>
         <w:rPr>
           <w:i/>
           <w:iCs/>
           <w:lang w:val="en-US"/>
         </w:rPr>
-        <w:t>gameState.getWalls</w:t>
-      </w:r>
-      <w:proofErr w:type="spellEnd"/>
+        <w:t xml:space="preserve">    Y_RANGE = gameState.getWalls().height   # </w:t>
+      </w:r>
       <w:r>
         <w:rPr>
           <w:i/>
           <w:iCs/>
-          <w:lang w:val="en-US"/>
-        </w:rPr>
-        <w:t xml:space="preserve">().width    # </w:t>
-      </w:r>
-      <w:r>
+        </w:rPr>
+        <w:t>высота</w:t>
+      </w:r>
+    </w:p>
+    <w:p>
+      <w:pPr>
+        <w:pStyle w:val="af"/>
         <w:rPr>
           <w:i/>
           <w:iCs/>
-        </w:rPr>
-        <w:t>ширина</w:t>
-      </w:r>
+          <w:lang w:val="en-US"/>
+        </w:rPr>
+      </w:pPr>
     </w:p>
     <w:p>
       <w:pPr>
@@ -1357,7 +1445,6 @@
         <w:rPr>
           <w:i/>
           <w:iCs/>
-          <w:lang w:val="en-US"/>
         </w:rPr>
       </w:pPr>
       <w:r>
@@ -1366,33 +1453,441 @@
           <w:iCs/>
           <w:lang w:val="en-US"/>
         </w:rPr>
-        <w:t xml:space="preserve">    Y_RANGE = </w:t>
-      </w:r>
-      <w:proofErr w:type="spellStart"/>
+        <w:t xml:space="preserve">    </w:t>
+      </w:r>
       <w:r>
         <w:rPr>
           <w:i/>
           <w:iCs/>
-          <w:lang w:val="en-US"/>
-        </w:rPr>
-        <w:t>gameState.getWalls</w:t>
-      </w:r>
-      <w:proofErr w:type="spellEnd"/>
-      <w:r>
+        </w:rPr>
+        <w:t># максимальная погрешность датчика (шум)</w:t>
+      </w:r>
+    </w:p>
+    <w:p>
+      <w:pPr>
+        <w:pStyle w:val="af"/>
         <w:rPr>
           <w:i/>
           <w:iCs/>
-          <w:lang w:val="en-US"/>
-        </w:rPr>
-        <w:t xml:space="preserve">().height   # </w:t>
-      </w:r>
+        </w:rPr>
+      </w:pPr>
       <w:r>
         <w:rPr>
           <w:i/>
           <w:iCs/>
         </w:rPr>
-        <w:t>высота</w:t>
-      </w:r>
+        <w:t>    MAX_NOISE = 7</w:t>
+      </w:r>
+    </w:p>
+    <w:p>
+      <w:pPr>
+        <w:pStyle w:val="af"/>
+      </w:pPr>
+    </w:p>
+    <w:p>
+      <w:pPr>
+        <w:pStyle w:val="af"/>
+        <w:rPr>
+          <w:b/>
+          <w:bCs/>
+        </w:rPr>
+      </w:pPr>
+      <w:r>
+        <w:t xml:space="preserve">    </w:t>
+      </w:r>
+      <w:r>
+        <w:rPr>
+          <w:b/>
+          <w:bCs/>
+        </w:rPr>
+        <w:t>"*** ВСТАВЬТЕ ВАШ КОД СЮДА ***"</w:t>
+      </w:r>
+    </w:p>
+    <w:p>
+      <w:pPr>
+        <w:pStyle w:val="af"/>
+      </w:pPr>
+      <w:r>
+        <w:t xml:space="preserve">    </w:t>
+      </w:r>
+    </w:p>
+    <w:p>
+      <w:pPr>
+        <w:pStyle w:val="af"/>
+      </w:pPr>
+      <w:r>
+        <w:t>    # узлы сети</w:t>
+      </w:r>
+    </w:p>
+    <w:p>
+      <w:pPr>
+        <w:pStyle w:val="af"/>
+        <w:rPr>
+          <w:lang w:val="en-US"/>
+        </w:rPr>
+      </w:pPr>
+      <w:r>
+        <w:t xml:space="preserve">    </w:t>
+      </w:r>
+      <w:r>
+        <w:rPr>
+          <w:lang w:val="en-US"/>
+        </w:rPr>
+        <w:t>variables = [PAC, GHOST0, GHOST1, OBS0, OBS1]</w:t>
+      </w:r>
+    </w:p>
+    <w:p>
+      <w:pPr>
+        <w:pStyle w:val="af"/>
+        <w:rPr>
+          <w:lang w:val="en-US"/>
+        </w:rPr>
+      </w:pPr>
+      <w:r>
+        <w:rPr>
+          <w:lang w:val="en-US"/>
+        </w:rPr>
+        <w:t xml:space="preserve">    </w:t>
+      </w:r>
+    </w:p>
+    <w:p>
+      <w:pPr>
+        <w:pStyle w:val="af"/>
+      </w:pPr>
+      <w:r>
+        <w:rPr>
+          <w:lang w:val="en-US"/>
+        </w:rPr>
+        <w:t xml:space="preserve">    </w:t>
+      </w:r>
+      <w:r>
+        <w:t># рёбра сети</w:t>
+      </w:r>
+    </w:p>
+    <w:p>
+      <w:pPr>
+        <w:pStyle w:val="af"/>
+        <w:rPr>
+          <w:lang w:val="en-US"/>
+        </w:rPr>
+      </w:pPr>
+      <w:r>
+        <w:t xml:space="preserve">    </w:t>
+      </w:r>
+      <w:r>
+        <w:rPr>
+          <w:lang w:val="en-US"/>
+        </w:rPr>
+        <w:t>edges = [(PAC, OBS0), (GHOST0, OBS0), (PAC, OBS1), (GHOST1, OBS1)]</w:t>
+      </w:r>
+    </w:p>
+    <w:p>
+      <w:pPr>
+        <w:pStyle w:val="af"/>
+        <w:rPr>
+          <w:lang w:val="en-US"/>
+        </w:rPr>
+      </w:pPr>
+    </w:p>
+    <w:p>
+      <w:pPr>
+        <w:pStyle w:val="af"/>
+      </w:pPr>
+      <w:r>
+        <w:rPr>
+          <w:lang w:val="en-US"/>
+        </w:rPr>
+        <w:t xml:space="preserve">    </w:t>
+      </w:r>
+      <w:r>
+        <w:t># возможные значения узлов</w:t>
+      </w:r>
+    </w:p>
+    <w:p>
+      <w:pPr>
+        <w:pStyle w:val="af"/>
+      </w:pPr>
+      <w:r>
+        <w:t>    variableDomainsDict = {}</w:t>
+      </w:r>
+    </w:p>
+    <w:p>
+      <w:pPr>
+        <w:pStyle w:val="af"/>
+      </w:pPr>
+    </w:p>
+    <w:p>
+      <w:pPr>
+        <w:pStyle w:val="af"/>
+      </w:pPr>
+      <w:r>
+        <w:t>    # все возможные позиции агентов</w:t>
+      </w:r>
+    </w:p>
+    <w:p>
+      <w:pPr>
+        <w:pStyle w:val="af"/>
+        <w:rPr>
+          <w:lang w:val="en-US"/>
+        </w:rPr>
+      </w:pPr>
+      <w:r>
+        <w:t xml:space="preserve">    </w:t>
+      </w:r>
+      <w:r>
+        <w:rPr>
+          <w:lang w:val="en-US"/>
+        </w:rPr>
+        <w:t>pos_domain = [(x, y) for x in range(X_RANGE) for y in range(Y_RANGE)]</w:t>
+      </w:r>
+    </w:p>
+    <w:p>
+      <w:pPr>
+        <w:pStyle w:val="af"/>
+        <w:rPr>
+          <w:lang w:val="en-US"/>
+        </w:rPr>
+      </w:pPr>
+    </w:p>
+    <w:p>
+      <w:pPr>
+        <w:pStyle w:val="af"/>
+        <w:rPr>
+          <w:lang w:val="en-US"/>
+        </w:rPr>
+      </w:pPr>
+      <w:r>
+        <w:rPr>
+          <w:lang w:val="en-US"/>
+        </w:rPr>
+        <w:t>    variableDomainsDict[PAC] = pos_domain</w:t>
+      </w:r>
+    </w:p>
+    <w:p>
+      <w:pPr>
+        <w:pStyle w:val="af"/>
+        <w:rPr>
+          <w:lang w:val="en-US"/>
+        </w:rPr>
+      </w:pPr>
+      <w:r>
+        <w:rPr>
+          <w:lang w:val="en-US"/>
+        </w:rPr>
+        <w:t>    variableDomainsDict[GHOST0] = pos_domain</w:t>
+      </w:r>
+    </w:p>
+    <w:p>
+      <w:pPr>
+        <w:pStyle w:val="af"/>
+        <w:rPr>
+          <w:lang w:val="en-US"/>
+        </w:rPr>
+      </w:pPr>
+      <w:r>
+        <w:rPr>
+          <w:lang w:val="en-US"/>
+        </w:rPr>
+        <w:t>    variableDomainsDict[GHOST1] = pos_domain</w:t>
+      </w:r>
+    </w:p>
+    <w:p>
+      <w:pPr>
+        <w:pStyle w:val="af"/>
+        <w:rPr>
+          <w:lang w:val="en-US"/>
+        </w:rPr>
+      </w:pPr>
+    </w:p>
+    <w:p>
+      <w:pPr>
+        <w:pStyle w:val="af"/>
+        <w:rPr>
+          <w:lang w:val="en-US"/>
+        </w:rPr>
+      </w:pPr>
+      <w:r>
+        <w:rPr>
+          <w:lang w:val="en-US"/>
+        </w:rPr>
+        <w:t xml:space="preserve">    # </w:t>
+      </w:r>
+      <w:r>
+        <w:t>возможные</w:t>
+      </w:r>
+      <w:r>
+        <w:rPr>
+          <w:lang w:val="en-US"/>
+        </w:rPr>
+        <w:t xml:space="preserve"> </w:t>
+      </w:r>
+      <w:r>
+        <w:t>наблюдения</w:t>
+      </w:r>
+      <w:r>
+        <w:rPr>
+          <w:lang w:val="en-US"/>
+        </w:rPr>
+        <w:t xml:space="preserve"> </w:t>
+      </w:r>
+      <w:r>
+        <w:t>сенсора</w:t>
+      </w:r>
+    </w:p>
+    <w:p>
+      <w:pPr>
+        <w:pStyle w:val="af"/>
+        <w:rPr>
+          <w:lang w:val="en-US"/>
+        </w:rPr>
+      </w:pPr>
+      <w:r>
+        <w:rPr>
+          <w:lang w:val="en-US"/>
+        </w:rPr>
+        <w:t>    max_dist = (X_RANGE - 1) + (Y_RANGE - 1)</w:t>
+      </w:r>
+    </w:p>
+    <w:p>
+      <w:pPr>
+        <w:pStyle w:val="af"/>
+        <w:rPr>
+          <w:lang w:val="en-US"/>
+        </w:rPr>
+      </w:pPr>
+      <w:r>
+        <w:rPr>
+          <w:lang w:val="en-US"/>
+        </w:rPr>
+        <w:t>    obs_domain = list(range(0, max_dist + MAX_NOISE + 1))</w:t>
+      </w:r>
+    </w:p>
+    <w:p>
+      <w:pPr>
+        <w:pStyle w:val="af"/>
+        <w:rPr>
+          <w:lang w:val="en-US"/>
+        </w:rPr>
+      </w:pPr>
+      <w:r>
+        <w:rPr>
+          <w:lang w:val="en-US"/>
+        </w:rPr>
+        <w:t xml:space="preserve">    </w:t>
+      </w:r>
+    </w:p>
+    <w:p>
+      <w:pPr>
+        <w:pStyle w:val="af"/>
+        <w:rPr>
+          <w:lang w:val="en-US"/>
+        </w:rPr>
+      </w:pPr>
+      <w:r>
+        <w:rPr>
+          <w:lang w:val="en-US"/>
+        </w:rPr>
+        <w:t>    variableDomainsDict[OBS0] = obs_domain</w:t>
+      </w:r>
+    </w:p>
+    <w:p>
+      <w:pPr>
+        <w:pStyle w:val="af"/>
+        <w:rPr>
+          <w:lang w:val="en-US"/>
+        </w:rPr>
+      </w:pPr>
+      <w:r>
+        <w:rPr>
+          <w:lang w:val="en-US"/>
+        </w:rPr>
+        <w:t>    variableDomainsDict[OBS1] = obs_domain</w:t>
+      </w:r>
+    </w:p>
+    <w:p>
+      <w:pPr>
+        <w:pStyle w:val="af"/>
+        <w:rPr>
+          <w:lang w:val="en-US"/>
+        </w:rPr>
+      </w:pPr>
+      <w:r>
+        <w:rPr>
+          <w:lang w:val="en-US"/>
+        </w:rPr>
+        <w:t>   </w:t>
+      </w:r>
+    </w:p>
+    <w:p>
+      <w:pPr>
+        <w:pStyle w:val="af"/>
+        <w:rPr>
+          <w:b/>
+          <w:bCs/>
+          <w:lang w:val="en-US"/>
+        </w:rPr>
+      </w:pPr>
+      <w:r>
+        <w:rPr>
+          <w:b/>
+          <w:bCs/>
+          <w:lang w:val="en-US"/>
+        </w:rPr>
+        <w:t xml:space="preserve">    "*** </w:t>
+      </w:r>
+      <w:r>
+        <w:rPr>
+          <w:b/>
+          <w:bCs/>
+        </w:rPr>
+        <w:t>КОНЕЦ</w:t>
+      </w:r>
+      <w:r>
+        <w:rPr>
+          <w:b/>
+          <w:bCs/>
+          <w:lang w:val="en-US"/>
+        </w:rPr>
+        <w:t xml:space="preserve"> </w:t>
+      </w:r>
+      <w:r>
+        <w:rPr>
+          <w:b/>
+          <w:bCs/>
+        </w:rPr>
+        <w:t>ВАШЕГО</w:t>
+      </w:r>
+      <w:r>
+        <w:rPr>
+          <w:b/>
+          <w:bCs/>
+          <w:lang w:val="en-US"/>
+        </w:rPr>
+        <w:t xml:space="preserve"> </w:t>
+      </w:r>
+      <w:r>
+        <w:rPr>
+          <w:b/>
+          <w:bCs/>
+        </w:rPr>
+        <w:t>КОДА</w:t>
+      </w:r>
+      <w:r>
+        <w:rPr>
+          <w:b/>
+          <w:bCs/>
+          <w:lang w:val="en-US"/>
+        </w:rPr>
+        <w:t xml:space="preserve"> ***"</w:t>
+      </w:r>
+    </w:p>
+    <w:p>
+      <w:pPr>
+        <w:pStyle w:val="af"/>
+        <w:rPr>
+          <w:lang w:val="en-US"/>
+        </w:rPr>
+      </w:pPr>
     </w:p>
     <w:p>
       <w:pPr>
@@ -1403,730 +1898,49 @@
           <w:lang w:val="en-US"/>
         </w:rPr>
       </w:pPr>
-    </w:p>
-    <w:p>
-      <w:pPr>
-        <w:pStyle w:val="af"/>
+      <w:r>
+        <w:rPr>
+          <w:lang w:val="en-US"/>
+        </w:rPr>
+        <w:t xml:space="preserve">    </w:t>
+      </w:r>
+      <w:r>
         <w:rPr>
           <w:i/>
           <w:iCs/>
-        </w:rPr>
-      </w:pPr>
-      <w:r>
+          <w:lang w:val="en-US"/>
+        </w:rPr>
+        <w:t>net = bn.constructEmptyBayesNet(variables, edges, variableDomainsDict)</w:t>
+      </w:r>
+    </w:p>
+    <w:p>
+      <w:pPr>
+        <w:pStyle w:val="af"/>
         <w:rPr>
           <w:i/>
           <w:iCs/>
-          <w:lang w:val="en-US"/>
-        </w:rPr>
-        <w:t xml:space="preserve">    </w:t>
-      </w:r>
+        </w:rPr>
+      </w:pPr>
       <w:r>
         <w:rPr>
           <w:i/>
           <w:iCs/>
-        </w:rPr>
-        <w:t># максимальная погрешность датчика (шум)</w:t>
-      </w:r>
-    </w:p>
-    <w:p>
-      <w:pPr>
-        <w:pStyle w:val="af"/>
+          <w:lang w:val="en-US"/>
+        </w:rPr>
+        <w:t xml:space="preserve">    </w:t>
+      </w:r>
+      <w:r>
         <w:rPr>
           <w:i/>
           <w:iCs/>
         </w:rPr>
-      </w:pPr>
-      <w:r>
-        <w:rPr>
-          <w:i/>
-          <w:iCs/>
-        </w:rPr>
-        <w:t>    MAX_NOISE = 7</w:t>
-      </w:r>
-    </w:p>
-    <w:p>
-      <w:pPr>
-        <w:pStyle w:val="af"/>
-      </w:pPr>
-    </w:p>
-    <w:p>
-      <w:pPr>
-        <w:pStyle w:val="af"/>
-        <w:rPr>
-          <w:b/>
-          <w:bCs/>
-        </w:rPr>
-      </w:pPr>
-      <w:r>
-        <w:t xml:space="preserve">    </w:t>
-      </w:r>
-      <w:r>
-        <w:rPr>
-          <w:b/>
-          <w:bCs/>
-        </w:rPr>
-        <w:t>"*** ВСТАВЬТЕ ВАШ КОД СЮДА ***"</w:t>
-      </w:r>
-    </w:p>
-    <w:p>
-      <w:pPr>
-        <w:pStyle w:val="af"/>
-      </w:pPr>
-      <w:r>
-        <w:t xml:space="preserve">    </w:t>
-      </w:r>
-    </w:p>
-    <w:p>
-      <w:pPr>
-        <w:pStyle w:val="af"/>
-      </w:pPr>
-      <w:r>
-        <w:t>    # узлы сети</w:t>
-      </w:r>
-    </w:p>
-    <w:p>
-      <w:pPr>
-        <w:pStyle w:val="af"/>
-        <w:rPr>
-          <w:lang w:val="en-US"/>
-        </w:rPr>
-      </w:pPr>
-      <w:r>
-        <w:t xml:space="preserve">    </w:t>
-      </w:r>
-      <w:r>
-        <w:rPr>
-          <w:lang w:val="en-US"/>
-        </w:rPr>
-        <w:t>variables = [PAC, GHOST0, GHOST1, OBS0, OBS1]</w:t>
-      </w:r>
-    </w:p>
-    <w:p>
-      <w:pPr>
-        <w:pStyle w:val="af"/>
-        <w:rPr>
-          <w:lang w:val="en-US"/>
-        </w:rPr>
-      </w:pPr>
-      <w:r>
-        <w:rPr>
-          <w:lang w:val="en-US"/>
-        </w:rPr>
-        <w:t xml:space="preserve">    </w:t>
-      </w:r>
-    </w:p>
-    <w:p>
-      <w:pPr>
-        <w:pStyle w:val="af"/>
-      </w:pPr>
-      <w:r>
-        <w:rPr>
-          <w:lang w:val="en-US"/>
-        </w:rPr>
-        <w:t xml:space="preserve">    </w:t>
-      </w:r>
-      <w:r>
-        <w:t># рёбра сети</w:t>
-      </w:r>
-    </w:p>
-    <w:p>
-      <w:pPr>
-        <w:pStyle w:val="af"/>
-        <w:rPr>
-          <w:lang w:val="en-US"/>
-        </w:rPr>
-      </w:pPr>
-      <w:r>
-        <w:t xml:space="preserve">    </w:t>
-      </w:r>
-      <w:r>
-        <w:rPr>
-          <w:lang w:val="en-US"/>
-        </w:rPr>
-        <w:t>edges = [(PAC, OBS0), (GHOST0, OBS0), (PAC, OBS1), (GHOST1, OBS1)]</w:t>
-      </w:r>
-    </w:p>
-    <w:p>
-      <w:pPr>
-        <w:pStyle w:val="af"/>
-        <w:rPr>
-          <w:lang w:val="en-US"/>
-        </w:rPr>
-      </w:pPr>
-    </w:p>
-    <w:p>
-      <w:pPr>
-        <w:pStyle w:val="af"/>
-      </w:pPr>
-      <w:r>
-        <w:rPr>
-          <w:lang w:val="en-US"/>
-        </w:rPr>
-        <w:t xml:space="preserve">    </w:t>
-      </w:r>
-      <w:r>
-        <w:t># возможные значения узлов</w:t>
-      </w:r>
-    </w:p>
-    <w:p>
-      <w:pPr>
-        <w:pStyle w:val="af"/>
-      </w:pPr>
-      <w:r>
-        <w:t xml:space="preserve">    </w:t>
-      </w:r>
-      <w:proofErr w:type="spellStart"/>
-      <w:r>
-        <w:t>variableDomainsDict</w:t>
-      </w:r>
-      <w:proofErr w:type="spellEnd"/>
-      <w:r>
-        <w:t xml:space="preserve"> = {}</w:t>
-      </w:r>
-    </w:p>
-    <w:p>
-      <w:pPr>
-        <w:pStyle w:val="af"/>
-      </w:pPr>
-    </w:p>
-    <w:p>
-      <w:pPr>
-        <w:pStyle w:val="af"/>
-      </w:pPr>
-      <w:r>
-        <w:t>    # все возможные позиции агентов</w:t>
-      </w:r>
-    </w:p>
-    <w:p>
-      <w:pPr>
-        <w:pStyle w:val="af"/>
-        <w:rPr>
-          <w:lang w:val="en-US"/>
-        </w:rPr>
-      </w:pPr>
-      <w:r>
-        <w:t xml:space="preserve">    </w:t>
-      </w:r>
-      <w:proofErr w:type="spellStart"/>
-      <w:r>
-        <w:rPr>
-          <w:lang w:val="en-US"/>
-        </w:rPr>
-        <w:t>pos_domain</w:t>
-      </w:r>
-      <w:proofErr w:type="spellEnd"/>
-      <w:r>
-        <w:rPr>
-          <w:lang w:val="en-US"/>
-        </w:rPr>
-        <w:t xml:space="preserve"> = [(x, y) for x in range(X_RANGE) for y in range(Y_RANGE)]</w:t>
-      </w:r>
-    </w:p>
-    <w:p>
-      <w:pPr>
-        <w:pStyle w:val="af"/>
-        <w:rPr>
-          <w:lang w:val="en-US"/>
-        </w:rPr>
-      </w:pPr>
-    </w:p>
-    <w:p>
-      <w:pPr>
-        <w:pStyle w:val="af"/>
-        <w:rPr>
-          <w:lang w:val="en-US"/>
-        </w:rPr>
-      </w:pPr>
-      <w:r>
-        <w:rPr>
-          <w:lang w:val="en-US"/>
-        </w:rPr>
-        <w:t xml:space="preserve">    </w:t>
-      </w:r>
-      <w:proofErr w:type="spellStart"/>
-      <w:r>
-        <w:rPr>
-          <w:lang w:val="en-US"/>
-        </w:rPr>
-        <w:t>variableDomainsDict</w:t>
-      </w:r>
-      <w:proofErr w:type="spellEnd"/>
-      <w:r>
-        <w:rPr>
-          <w:lang w:val="en-US"/>
-        </w:rPr>
-        <w:t xml:space="preserve">[PAC] = </w:t>
-      </w:r>
-      <w:proofErr w:type="spellStart"/>
-      <w:r>
-        <w:rPr>
-          <w:lang w:val="en-US"/>
-        </w:rPr>
-        <w:t>pos_domain</w:t>
-      </w:r>
-      <w:proofErr w:type="spellEnd"/>
-    </w:p>
-    <w:p>
-      <w:pPr>
-        <w:pStyle w:val="af"/>
-        <w:rPr>
-          <w:lang w:val="en-US"/>
-        </w:rPr>
-      </w:pPr>
-      <w:r>
-        <w:rPr>
-          <w:lang w:val="en-US"/>
-        </w:rPr>
-        <w:t xml:space="preserve">    </w:t>
-      </w:r>
-      <w:proofErr w:type="spellStart"/>
-      <w:r>
-        <w:rPr>
-          <w:lang w:val="en-US"/>
-        </w:rPr>
-        <w:t>variableDomainsDict</w:t>
-      </w:r>
-      <w:proofErr w:type="spellEnd"/>
-      <w:r>
-        <w:rPr>
-          <w:lang w:val="en-US"/>
-        </w:rPr>
-        <w:t xml:space="preserve">[GHOST0] = </w:t>
-      </w:r>
-      <w:proofErr w:type="spellStart"/>
-      <w:r>
-        <w:rPr>
-          <w:lang w:val="en-US"/>
-        </w:rPr>
-        <w:t>pos_domain</w:t>
-      </w:r>
-      <w:proofErr w:type="spellEnd"/>
-    </w:p>
-    <w:p>
-      <w:pPr>
-        <w:pStyle w:val="af"/>
-        <w:rPr>
-          <w:lang w:val="en-US"/>
-        </w:rPr>
-      </w:pPr>
-      <w:r>
-        <w:rPr>
-          <w:lang w:val="en-US"/>
-        </w:rPr>
-        <w:t xml:space="preserve">    </w:t>
-      </w:r>
-      <w:proofErr w:type="spellStart"/>
-      <w:r>
-        <w:rPr>
-          <w:lang w:val="en-US"/>
-        </w:rPr>
-        <w:t>variableDomainsDict</w:t>
-      </w:r>
-      <w:proofErr w:type="spellEnd"/>
-      <w:r>
-        <w:rPr>
-          <w:lang w:val="en-US"/>
-        </w:rPr>
-        <w:t xml:space="preserve">[GHOST1] = </w:t>
-      </w:r>
-      <w:proofErr w:type="spellStart"/>
-      <w:r>
-        <w:rPr>
-          <w:lang w:val="en-US"/>
-        </w:rPr>
-        <w:t>pos_domain</w:t>
-      </w:r>
-      <w:proofErr w:type="spellEnd"/>
-    </w:p>
-    <w:p>
-      <w:pPr>
-        <w:pStyle w:val="af"/>
-        <w:rPr>
-          <w:lang w:val="en-US"/>
-        </w:rPr>
-      </w:pPr>
-    </w:p>
-    <w:p>
-      <w:pPr>
-        <w:pStyle w:val="af"/>
-        <w:rPr>
-          <w:lang w:val="en-US"/>
-        </w:rPr>
-      </w:pPr>
-      <w:r>
-        <w:rPr>
-          <w:lang w:val="en-US"/>
-        </w:rPr>
-        <w:t xml:space="preserve">    # </w:t>
-      </w:r>
-      <w:r>
-        <w:t>возможные</w:t>
-      </w:r>
-      <w:r>
-        <w:rPr>
-          <w:lang w:val="en-US"/>
-        </w:rPr>
-        <w:t xml:space="preserve"> </w:t>
-      </w:r>
-      <w:r>
-        <w:t>наблюдения</w:t>
-      </w:r>
-      <w:r>
-        <w:rPr>
-          <w:lang w:val="en-US"/>
-        </w:rPr>
-        <w:t xml:space="preserve"> </w:t>
-      </w:r>
-      <w:r>
-        <w:t>сенсора</w:t>
-      </w:r>
-    </w:p>
-    <w:p>
-      <w:pPr>
-        <w:pStyle w:val="af"/>
-        <w:rPr>
-          <w:lang w:val="en-US"/>
-        </w:rPr>
-      </w:pPr>
-      <w:r>
-        <w:rPr>
-          <w:lang w:val="en-US"/>
-        </w:rPr>
-        <w:t xml:space="preserve">    </w:t>
-      </w:r>
-      <w:proofErr w:type="spellStart"/>
-      <w:r>
-        <w:rPr>
-          <w:lang w:val="en-US"/>
-        </w:rPr>
-        <w:t>max_dist</w:t>
-      </w:r>
-      <w:proofErr w:type="spellEnd"/>
-      <w:r>
-        <w:rPr>
-          <w:lang w:val="en-US"/>
-        </w:rPr>
-        <w:t xml:space="preserve"> = (X_RANGE - 1) + (Y_RANGE - 1)</w:t>
-      </w:r>
-    </w:p>
-    <w:p>
-      <w:pPr>
-        <w:pStyle w:val="af"/>
-        <w:rPr>
-          <w:lang w:val="en-US"/>
-        </w:rPr>
-      </w:pPr>
-      <w:r>
-        <w:rPr>
-          <w:lang w:val="en-US"/>
-        </w:rPr>
-        <w:t xml:space="preserve">    </w:t>
-      </w:r>
-      <w:proofErr w:type="spellStart"/>
-      <w:r>
-        <w:rPr>
-          <w:lang w:val="en-US"/>
-        </w:rPr>
-        <w:t>obs_domain</w:t>
-      </w:r>
-      <w:proofErr w:type="spellEnd"/>
-      <w:r>
-        <w:rPr>
-          <w:lang w:val="en-US"/>
-        </w:rPr>
-        <w:t xml:space="preserve"> = list(range(0, </w:t>
-      </w:r>
-      <w:proofErr w:type="spellStart"/>
-      <w:r>
-        <w:rPr>
-          <w:lang w:val="en-US"/>
-        </w:rPr>
-        <w:t>max_dist</w:t>
-      </w:r>
-      <w:proofErr w:type="spellEnd"/>
-      <w:r>
-        <w:rPr>
-          <w:lang w:val="en-US"/>
-        </w:rPr>
-        <w:t xml:space="preserve"> + MAX_NOISE + 1))</w:t>
-      </w:r>
-    </w:p>
-    <w:p>
-      <w:pPr>
-        <w:pStyle w:val="af"/>
-        <w:rPr>
-          <w:lang w:val="en-US"/>
-        </w:rPr>
-      </w:pPr>
-      <w:r>
-        <w:rPr>
-          <w:lang w:val="en-US"/>
-        </w:rPr>
-        <w:t xml:space="preserve">    </w:t>
-      </w:r>
-    </w:p>
-    <w:p>
-      <w:pPr>
-        <w:pStyle w:val="af"/>
-        <w:rPr>
-          <w:lang w:val="en-US"/>
-        </w:rPr>
-      </w:pPr>
-      <w:r>
-        <w:rPr>
-          <w:lang w:val="en-US"/>
-        </w:rPr>
-        <w:t xml:space="preserve">    </w:t>
-      </w:r>
-      <w:proofErr w:type="spellStart"/>
-      <w:r>
-        <w:rPr>
-          <w:lang w:val="en-US"/>
-        </w:rPr>
-        <w:t>variableDomainsDict</w:t>
-      </w:r>
-      <w:proofErr w:type="spellEnd"/>
-      <w:r>
-        <w:rPr>
-          <w:lang w:val="en-US"/>
-        </w:rPr>
-        <w:t xml:space="preserve">[OBS0] = </w:t>
-      </w:r>
-      <w:proofErr w:type="spellStart"/>
-      <w:r>
-        <w:rPr>
-          <w:lang w:val="en-US"/>
-        </w:rPr>
-        <w:t>obs_domain</w:t>
-      </w:r>
-      <w:proofErr w:type="spellEnd"/>
-    </w:p>
-    <w:p>
-      <w:pPr>
-        <w:pStyle w:val="af"/>
-        <w:rPr>
-          <w:lang w:val="en-US"/>
-        </w:rPr>
-      </w:pPr>
-      <w:r>
-        <w:rPr>
-          <w:lang w:val="en-US"/>
-        </w:rPr>
-        <w:t xml:space="preserve">    </w:t>
-      </w:r>
-      <w:proofErr w:type="spellStart"/>
-      <w:r>
-        <w:rPr>
-          <w:lang w:val="en-US"/>
-        </w:rPr>
-        <w:t>variableDomainsDict</w:t>
-      </w:r>
-      <w:proofErr w:type="spellEnd"/>
-      <w:r>
-        <w:rPr>
-          <w:lang w:val="en-US"/>
-        </w:rPr>
-        <w:t xml:space="preserve">[OBS1] = </w:t>
-      </w:r>
-      <w:proofErr w:type="spellStart"/>
-      <w:r>
-        <w:rPr>
-          <w:lang w:val="en-US"/>
-        </w:rPr>
-        <w:t>obs_domain</w:t>
-      </w:r>
-      <w:proofErr w:type="spellEnd"/>
-    </w:p>
-    <w:p>
-      <w:pPr>
-        <w:pStyle w:val="af"/>
-        <w:rPr>
-          <w:lang w:val="en-US"/>
-        </w:rPr>
-      </w:pPr>
-      <w:r>
-        <w:rPr>
-          <w:lang w:val="en-US"/>
-        </w:rPr>
-        <w:t>   </w:t>
-      </w:r>
-    </w:p>
-    <w:p>
-      <w:pPr>
-        <w:pStyle w:val="af"/>
-        <w:rPr>
-          <w:b/>
-          <w:bCs/>
-          <w:lang w:val="en-US"/>
-        </w:rPr>
-      </w:pPr>
-      <w:r>
-        <w:rPr>
-          <w:b/>
-          <w:bCs/>
-          <w:lang w:val="en-US"/>
-        </w:rPr>
-        <w:t xml:space="preserve">    "*** </w:t>
-      </w:r>
-      <w:r>
-        <w:rPr>
-          <w:b/>
-          <w:bCs/>
-        </w:rPr>
-        <w:t>КОНЕЦ</w:t>
-      </w:r>
-      <w:r>
-        <w:rPr>
-          <w:b/>
-          <w:bCs/>
-          <w:lang w:val="en-US"/>
-        </w:rPr>
-        <w:t xml:space="preserve"> </w:t>
-      </w:r>
-      <w:r>
-        <w:rPr>
-          <w:b/>
-          <w:bCs/>
-        </w:rPr>
-        <w:t>ВАШЕГО</w:t>
-      </w:r>
-      <w:r>
-        <w:rPr>
-          <w:b/>
-          <w:bCs/>
-          <w:lang w:val="en-US"/>
-        </w:rPr>
-        <w:t xml:space="preserve"> </w:t>
-      </w:r>
-      <w:r>
-        <w:rPr>
-          <w:b/>
-          <w:bCs/>
-        </w:rPr>
-        <w:t>КОДА</w:t>
-      </w:r>
-      <w:r>
-        <w:rPr>
-          <w:b/>
-          <w:bCs/>
-          <w:lang w:val="en-US"/>
-        </w:rPr>
-        <w:t xml:space="preserve"> ***"</w:t>
-      </w:r>
-    </w:p>
-    <w:p>
-      <w:pPr>
-        <w:pStyle w:val="af"/>
-        <w:rPr>
-          <w:lang w:val="en-US"/>
-        </w:rPr>
-      </w:pPr>
-    </w:p>
-    <w:p>
-      <w:pPr>
-        <w:pStyle w:val="af"/>
-        <w:rPr>
-          <w:i/>
-          <w:iCs/>
-          <w:lang w:val="en-US"/>
-        </w:rPr>
-      </w:pPr>
-      <w:r>
-        <w:rPr>
-          <w:lang w:val="en-US"/>
-        </w:rPr>
-        <w:t xml:space="preserve">    </w:t>
-      </w:r>
-      <w:r>
-        <w:rPr>
-          <w:i/>
-          <w:iCs/>
-          <w:lang w:val="en-US"/>
-        </w:rPr>
-        <w:t xml:space="preserve">net = </w:t>
-      </w:r>
-      <w:proofErr w:type="spellStart"/>
-      <w:r>
-        <w:rPr>
-          <w:i/>
-          <w:iCs/>
-          <w:lang w:val="en-US"/>
-        </w:rPr>
-        <w:t>bn.constructEmptyBayesNet</w:t>
-      </w:r>
-      <w:proofErr w:type="spellEnd"/>
-      <w:r>
-        <w:rPr>
-          <w:i/>
-          <w:iCs/>
-          <w:lang w:val="en-US"/>
-        </w:rPr>
-        <w:t xml:space="preserve">(variables, edges, </w:t>
-      </w:r>
-      <w:proofErr w:type="spellStart"/>
-      <w:r>
-        <w:rPr>
-          <w:i/>
-          <w:iCs/>
-          <w:lang w:val="en-US"/>
-        </w:rPr>
-        <w:t>variableDomainsDict</w:t>
-      </w:r>
-      <w:proofErr w:type="spellEnd"/>
-      <w:r>
-        <w:rPr>
-          <w:i/>
-          <w:iCs/>
-          <w:lang w:val="en-US"/>
-        </w:rPr>
-        <w:t>)</w:t>
-      </w:r>
-    </w:p>
-    <w:p>
-      <w:pPr>
-        <w:pStyle w:val="af"/>
-        <w:rPr>
-          <w:i/>
-          <w:iCs/>
-        </w:rPr>
-      </w:pPr>
-      <w:r>
-        <w:rPr>
-          <w:i/>
-          <w:iCs/>
-          <w:lang w:val="en-US"/>
-        </w:rPr>
-        <w:t xml:space="preserve">    </w:t>
-      </w:r>
-      <w:proofErr w:type="spellStart"/>
-      <w:r>
-        <w:rPr>
-          <w:i/>
-          <w:iCs/>
-        </w:rPr>
-        <w:t>return</w:t>
-      </w:r>
-      <w:proofErr w:type="spellEnd"/>
-      <w:r>
-        <w:rPr>
-          <w:i/>
-          <w:iCs/>
-        </w:rPr>
-        <w:t xml:space="preserve"> </w:t>
-      </w:r>
-      <w:proofErr w:type="spellStart"/>
-      <w:r>
-        <w:rPr>
-          <w:i/>
-          <w:iCs/>
-        </w:rPr>
-        <w:t>net</w:t>
-      </w:r>
-      <w:proofErr w:type="spellEnd"/>
+        <w:t>return net</w:t>
+      </w:r>
     </w:p>
     <w:p/>
     <w:p>
       <w:r>
+        <w:lastRenderedPageBreak/>
         <w:t xml:space="preserve">Код функции был успешно протестирован с помощью </w:t>
       </w:r>
       <w:r>
@@ -2196,7 +2010,6 @@
         </w:rPr>
         <w:t xml:space="preserve"> </w:t>
       </w:r>
-      <w:proofErr w:type="spellStart"/>
       <w:r>
         <w:rPr>
           <w:rFonts w:ascii="Courier New" w:hAnsi="Courier New" w:cs="Courier New"/>
@@ -2205,7 +2018,6 @@
         </w:rPr>
         <w:t>constructBayesNet</w:t>
       </w:r>
-      <w:proofErr w:type="spellEnd"/>
     </w:p>
     <w:p/>
     <w:p>
@@ -2256,7 +2068,6 @@
       <w:r>
         <w:t xml:space="preserve"> </w:t>
       </w:r>
-      <w:proofErr w:type="spellStart"/>
       <w:r>
         <w:rPr>
           <w:rFonts w:ascii="Courier New" w:hAnsi="Courier New" w:cs="Courier New"/>
@@ -2265,7 +2076,6 @@
         </w:rPr>
         <w:t>joinFactors</w:t>
       </w:r>
-      <w:proofErr w:type="spellEnd"/>
       <w:r>
         <w:rPr>
           <w:sz w:val="24"/>
@@ -2325,7 +2135,6 @@
         </w:rPr>
         <w:t xml:space="preserve">def </w:t>
       </w:r>
-      <w:proofErr w:type="spellStart"/>
       <w:r>
         <w:rPr>
           <w:b/>
@@ -2334,7 +2143,6 @@
         </w:rPr>
         <w:t>joinFactors</w:t>
       </w:r>
-      <w:proofErr w:type="spellEnd"/>
       <w:r>
         <w:rPr>
           <w:lang w:val="en-US"/>
@@ -2396,33 +2204,11 @@
         </w:rPr>
         <w:t xml:space="preserve"> </w:t>
       </w:r>
-      <w:proofErr w:type="spellStart"/>
-      <w:r>
-        <w:rPr>
-          <w:lang w:val="en-US"/>
-        </w:rPr>
-        <w:t>setsOfUnconditioned</w:t>
-      </w:r>
-      <w:proofErr w:type="spellEnd"/>
-      <w:r>
-        <w:rPr>
-          <w:lang w:val="en-US"/>
-        </w:rPr>
-        <w:t xml:space="preserve"> = [set(</w:t>
-      </w:r>
-      <w:proofErr w:type="spellStart"/>
-      <w:r>
-        <w:rPr>
-          <w:lang w:val="en-US"/>
-        </w:rPr>
-        <w:t>factor.unconditionedVariables</w:t>
-      </w:r>
-      <w:proofErr w:type="spellEnd"/>
-      <w:r>
-        <w:rPr>
-          <w:lang w:val="en-US"/>
-        </w:rPr>
-        <w:t>()) for factor in factors]</w:t>
+      <w:r>
+        <w:rPr>
+          <w:lang w:val="en-US"/>
+        </w:rPr>
+        <w:t>setsOfUnconditioned = [set(factor.unconditionedVariables()) for factor in factors]</w:t>
       </w:r>
     </w:p>
     <w:p>
@@ -2445,91 +2231,35 @@
         <w:rPr>
           <w:lang w:val="en-US"/>
         </w:rPr>
-        <w:t xml:space="preserve">if </w:t>
-      </w:r>
-      <w:proofErr w:type="spellStart"/>
-      <w:r>
-        <w:rPr>
-          <w:lang w:val="en-US"/>
-        </w:rPr>
-        <w:t>len</w:t>
-      </w:r>
-      <w:proofErr w:type="spellEnd"/>
-      <w:r>
-        <w:rPr>
-          <w:lang w:val="en-US"/>
-        </w:rPr>
-        <w:t>(factors) &gt; 1:</w:t>
-      </w:r>
-    </w:p>
-    <w:p>
-      <w:pPr>
-        <w:pStyle w:val="af"/>
-        <w:rPr>
-          <w:lang w:val="en-US"/>
-        </w:rPr>
-      </w:pPr>
-      <w:r>
-        <w:rPr>
-          <w:lang w:val="en-US"/>
-        </w:rPr>
-        <w:t xml:space="preserve">       intersect = </w:t>
-      </w:r>
-      <w:proofErr w:type="spellStart"/>
-      <w:r>
-        <w:rPr>
-          <w:lang w:val="en-US"/>
-        </w:rPr>
-        <w:t>functools.reduce</w:t>
-      </w:r>
-      <w:proofErr w:type="spellEnd"/>
-      <w:r>
-        <w:rPr>
-          <w:lang w:val="en-US"/>
-        </w:rPr>
-        <w:t xml:space="preserve">(lambda x, y: x &amp; y, </w:t>
-      </w:r>
-      <w:proofErr w:type="spellStart"/>
-      <w:r>
-        <w:rPr>
-          <w:lang w:val="en-US"/>
-        </w:rPr>
-        <w:t>setsOfUnconditioned</w:t>
-      </w:r>
-      <w:proofErr w:type="spellEnd"/>
-      <w:r>
-        <w:rPr>
-          <w:lang w:val="en-US"/>
-        </w:rPr>
-        <w:t>)</w:t>
-      </w:r>
-    </w:p>
-    <w:p>
-      <w:pPr>
-        <w:pStyle w:val="af"/>
-        <w:rPr>
-          <w:lang w:val="en-US"/>
-        </w:rPr>
-      </w:pPr>
-      <w:r>
-        <w:rPr>
-          <w:lang w:val="en-US"/>
-        </w:rPr>
-        <w:t xml:space="preserve">       if </w:t>
-      </w:r>
-      <w:proofErr w:type="spellStart"/>
-      <w:r>
-        <w:rPr>
-          <w:lang w:val="en-US"/>
-        </w:rPr>
-        <w:t>len</w:t>
-      </w:r>
-      <w:proofErr w:type="spellEnd"/>
-      <w:r>
-        <w:rPr>
-          <w:lang w:val="en-US"/>
-        </w:rPr>
-        <w:t>(intersect) &gt; 0:</w:t>
+        <w:t>if len(factors) &gt; 1:</w:t>
+      </w:r>
+    </w:p>
+    <w:p>
+      <w:pPr>
+        <w:pStyle w:val="af"/>
+        <w:rPr>
+          <w:lang w:val="en-US"/>
+        </w:rPr>
+      </w:pPr>
+      <w:r>
+        <w:rPr>
+          <w:lang w:val="en-US"/>
+        </w:rPr>
+        <w:t>       intersect = functools.reduce(lambda x, y: x &amp; y, setsOfUnconditioned)</w:t>
+      </w:r>
+    </w:p>
+    <w:p>
+      <w:pPr>
+        <w:pStyle w:val="af"/>
+        <w:rPr>
+          <w:lang w:val="en-US"/>
+        </w:rPr>
+      </w:pPr>
+      <w:r>
+        <w:rPr>
+          <w:lang w:val="en-US"/>
+        </w:rPr>
+        <w:t>       if len(intersect) &gt; 0:</w:t>
       </w:r>
     </w:p>
     <w:p>
@@ -2555,77 +2285,33 @@
         <w:rPr>
           <w:lang w:val="en-US"/>
         </w:rPr>
-        <w:t xml:space="preserve">print("Factor failed </w:t>
-      </w:r>
-      <w:proofErr w:type="spellStart"/>
-      <w:r>
-        <w:rPr>
-          <w:lang w:val="en-US"/>
-        </w:rPr>
-        <w:t>joinFactors</w:t>
-      </w:r>
-      <w:proofErr w:type="spellEnd"/>
+        <w:t>print("Factor failed joinFactors typecheck: ", factor)</w:t>
+      </w:r>
+    </w:p>
+    <w:p>
+      <w:pPr>
+        <w:pStyle w:val="af"/>
+        <w:rPr>
+          <w:lang w:val="en-US"/>
+        </w:rPr>
+      </w:pPr>
+      <w:r>
+        <w:rPr>
+          <w:lang w:val="en-US"/>
+        </w:rPr>
+        <w:t>          raise ValueError("unconditionedVariables can only appear in one factor. \n"</w:t>
+      </w:r>
       <w:r>
         <w:rPr>
           <w:lang w:val="en-US"/>
         </w:rPr>
         <w:t xml:space="preserve"> </w:t>
       </w:r>
-      <w:proofErr w:type="spellStart"/>
-      <w:r>
-        <w:rPr>
-          <w:lang w:val="en-US"/>
-        </w:rPr>
-        <w:t>typecheck</w:t>
-      </w:r>
-      <w:proofErr w:type="spellEnd"/>
-      <w:r>
-        <w:rPr>
-          <w:lang w:val="en-US"/>
-        </w:rPr>
-        <w:t>: ", factor)</w:t>
-      </w:r>
-    </w:p>
-    <w:p>
-      <w:pPr>
-        <w:pStyle w:val="af"/>
-        <w:rPr>
-          <w:lang w:val="en-US"/>
-        </w:rPr>
-      </w:pPr>
-      <w:r>
-        <w:rPr>
-          <w:lang w:val="en-US"/>
-        </w:rPr>
-        <w:t xml:space="preserve">          raise </w:t>
-      </w:r>
-      <w:proofErr w:type="spellStart"/>
-      <w:r>
-        <w:rPr>
-          <w:lang w:val="en-US"/>
-        </w:rPr>
-        <w:t>ValueError</w:t>
-      </w:r>
-      <w:proofErr w:type="spellEnd"/>
-      <w:r>
-        <w:rPr>
-          <w:lang w:val="en-US"/>
-        </w:rPr>
-        <w:t>("</w:t>
-      </w:r>
-      <w:proofErr w:type="spellStart"/>
-      <w:r>
-        <w:rPr>
-          <w:lang w:val="en-US"/>
-        </w:rPr>
-        <w:t>unconditionedVariables</w:t>
-      </w:r>
-      <w:proofErr w:type="spellEnd"/>
-      <w:r>
-        <w:rPr>
-          <w:lang w:val="en-US"/>
-        </w:rPr>
-        <w:t xml:space="preserve"> can only appear in one factor. \n"</w:t>
+      <w:r>
+        <w:rPr>
+          <w:lang w:val="en-US"/>
+        </w:rPr>
+        <w:t>+ "unconditionedVariables: " + str(intersect) +</w:t>
       </w:r>
       <w:r>
         <w:rPr>
@@ -2637,21 +2323,7 @@
         <w:rPr>
           <w:lang w:val="en-US"/>
         </w:rPr>
-        <w:t>+ "</w:t>
-      </w:r>
-      <w:proofErr w:type="spellStart"/>
-      <w:r>
-        <w:rPr>
-          <w:lang w:val="en-US"/>
-        </w:rPr>
-        <w:t>unconditionedVariables</w:t>
-      </w:r>
-      <w:proofErr w:type="spellEnd"/>
-      <w:r>
-        <w:rPr>
-          <w:lang w:val="en-US"/>
-        </w:rPr>
-        <w:t>: " + str(intersect) +</w:t>
+        <w:t>"\nappear in more than one input factor.\n" +</w:t>
       </w:r>
       <w:r>
         <w:rPr>
@@ -2663,21 +2335,7 @@
         <w:rPr>
           <w:lang w:val="en-US"/>
         </w:rPr>
-        <w:t>"\</w:t>
-      </w:r>
-      <w:proofErr w:type="spellStart"/>
-      <w:r>
-        <w:rPr>
-          <w:lang w:val="en-US"/>
-        </w:rPr>
-        <w:t>nappear</w:t>
-      </w:r>
-      <w:proofErr w:type="spellEnd"/>
-      <w:r>
-        <w:rPr>
-          <w:lang w:val="en-US"/>
-        </w:rPr>
-        <w:t xml:space="preserve"> in more than one input factor.\n" +</w:t>
+        <w:t>"Input factors: \n" +</w:t>
       </w:r>
       <w:r>
         <w:rPr>
@@ -2689,33 +2347,7 @@
         <w:rPr>
           <w:lang w:val="en-US"/>
         </w:rPr>
-        <w:t>"Input factors: \n" +</w:t>
-      </w:r>
-      <w:r>
-        <w:rPr>
-          <w:lang w:val="en-US"/>
-        </w:rPr>
-        <w:t xml:space="preserve"> </w:t>
-      </w:r>
-      <w:r>
-        <w:rPr>
-          <w:lang w:val="en-US"/>
-        </w:rPr>
-        <w:t>"\</w:t>
-      </w:r>
-      <w:proofErr w:type="spellStart"/>
-      <w:r>
-        <w:rPr>
-          <w:lang w:val="en-US"/>
-        </w:rPr>
-        <w:t>n".join</w:t>
-      </w:r>
-      <w:proofErr w:type="spellEnd"/>
-      <w:r>
-        <w:rPr>
-          <w:lang w:val="en-US"/>
-        </w:rPr>
-        <w:t>(map(str, factors)))</w:t>
+        <w:t>"\n".join(map(str, factors)))</w:t>
       </w:r>
     </w:p>
     <w:p>
@@ -2785,19 +2417,11 @@
       <w:r>
         <w:t xml:space="preserve">    </w:t>
       </w:r>
-      <w:proofErr w:type="spellStart"/>
-      <w:r>
-        <w:rPr>
-          <w:lang w:val="en-US"/>
-        </w:rPr>
-        <w:t>allFactors</w:t>
-      </w:r>
-      <w:proofErr w:type="spellEnd"/>
-      <w:r>
-        <w:rPr>
-          <w:lang w:val="en-US"/>
-        </w:rPr>
-        <w:t xml:space="preserve"> = [factor for factor in factors]</w:t>
+      <w:r>
+        <w:rPr>
+          <w:lang w:val="en-US"/>
+        </w:rPr>
+        <w:t>allFactors = [factor for factor in factors]</w:t>
       </w:r>
     </w:p>
     <w:p>
@@ -2818,242 +2442,241 @@
         </w:rPr>
         <w:t xml:space="preserve">    </w:t>
       </w:r>
-      <w:proofErr w:type="spellStart"/>
-      <w:r>
-        <w:t>conditional</w:t>
-      </w:r>
-      <w:proofErr w:type="spellEnd"/>
-      <w:r>
-        <w:t xml:space="preserve"> = </w:t>
-      </w:r>
-      <w:proofErr w:type="spellStart"/>
-      <w:r>
-        <w:t>set</w:t>
-      </w:r>
-      <w:proofErr w:type="spellEnd"/>
-      <w:r>
-        <w:t>([])   # условные переменные</w:t>
-      </w:r>
-    </w:p>
-    <w:p>
-      <w:pPr>
-        <w:pStyle w:val="af"/>
+      <w:r>
+        <w:t>conditional = set([])   # условные переменные</w:t>
+      </w:r>
+    </w:p>
+    <w:p>
+      <w:pPr>
+        <w:pStyle w:val="af"/>
+      </w:pPr>
+      <w:r>
+        <w:t>    unconditional = set([]) # безусловные переменные</w:t>
+      </w:r>
+    </w:p>
+    <w:p>
+      <w:pPr>
+        <w:pStyle w:val="af"/>
+      </w:pPr>
+    </w:p>
+    <w:p>
+      <w:pPr>
+        <w:pStyle w:val="af"/>
+      </w:pPr>
+      <w:r>
+        <w:lastRenderedPageBreak/>
+        <w:t>    # формирование множеств условных/безусловн. переменных</w:t>
+      </w:r>
+    </w:p>
+    <w:p>
+      <w:pPr>
+        <w:pStyle w:val="af"/>
+      </w:pPr>
+      <w:r>
+        <w:t>    for factor in allFactors:</w:t>
+      </w:r>
+    </w:p>
+    <w:p>
+      <w:pPr>
+        <w:pStyle w:val="af"/>
+        <w:rPr>
+          <w:lang w:val="en-US"/>
+        </w:rPr>
+      </w:pPr>
+      <w:r>
+        <w:t xml:space="preserve">        </w:t>
+      </w:r>
+      <w:r>
+        <w:rPr>
+          <w:lang w:val="en-US"/>
+        </w:rPr>
+        <w:t>for f in factor.conditionedVariables():</w:t>
+      </w:r>
+    </w:p>
+    <w:p>
+      <w:pPr>
+        <w:pStyle w:val="af"/>
+        <w:rPr>
+          <w:lang w:val="en-US"/>
+        </w:rPr>
+      </w:pPr>
+      <w:r>
+        <w:rPr>
+          <w:lang w:val="en-US"/>
+        </w:rPr>
+        <w:t>            conditional.add(f)</w:t>
+      </w:r>
+    </w:p>
+    <w:p>
+      <w:pPr>
+        <w:pStyle w:val="af"/>
+        <w:rPr>
+          <w:lang w:val="en-US"/>
+        </w:rPr>
+      </w:pPr>
+      <w:r>
+        <w:rPr>
+          <w:lang w:val="en-US"/>
+        </w:rPr>
+        <w:t>        for f in factor.unconditionedVariables():</w:t>
+      </w:r>
+    </w:p>
+    <w:p>
+      <w:pPr>
+        <w:pStyle w:val="af"/>
+      </w:pPr>
+      <w:r>
+        <w:rPr>
+          <w:lang w:val="en-US"/>
+        </w:rPr>
+        <w:t xml:space="preserve">            </w:t>
+      </w:r>
+      <w:r>
+        <w:t>unconditional.add(f)</w:t>
+      </w:r>
+    </w:p>
+    <w:p>
+      <w:pPr>
+        <w:pStyle w:val="af"/>
+      </w:pPr>
+    </w:p>
+    <w:p>
+      <w:pPr>
+        <w:pStyle w:val="af"/>
+      </w:pPr>
+      <w:r>
+        <w:t>    # условные переменные нового фактора</w:t>
+      </w:r>
+    </w:p>
+    <w:p>
+      <w:pPr>
+        <w:pStyle w:val="af"/>
+        <w:rPr>
+          <w:lang w:val="en-US"/>
+        </w:rPr>
       </w:pPr>
       <w:r>
         <w:t xml:space="preserve">    </w:t>
       </w:r>
-      <w:proofErr w:type="spellStart"/>
-      <w:r>
-        <w:t>unconditional</w:t>
-      </w:r>
-      <w:proofErr w:type="spellEnd"/>
-      <w:r>
-        <w:t xml:space="preserve"> = </w:t>
-      </w:r>
-      <w:proofErr w:type="spellStart"/>
-      <w:r>
-        <w:t>set</w:t>
-      </w:r>
-      <w:proofErr w:type="spellEnd"/>
-      <w:r>
-        <w:t>([]) # безусловные переменные</w:t>
-      </w:r>
-    </w:p>
-    <w:p>
-      <w:pPr>
-        <w:pStyle w:val="af"/>
-      </w:pPr>
-    </w:p>
-    <w:p>
-      <w:pPr>
-        <w:pStyle w:val="af"/>
-      </w:pPr>
-      <w:r>
-        <w:t>    # формирование множеств условных/</w:t>
-      </w:r>
-      <w:proofErr w:type="spellStart"/>
-      <w:r>
-        <w:t>безусловн</w:t>
-      </w:r>
-      <w:proofErr w:type="spellEnd"/>
-      <w:r>
-        <w:t>. переменных</w:t>
-      </w:r>
-    </w:p>
-    <w:p>
-      <w:pPr>
-        <w:pStyle w:val="af"/>
-      </w:pPr>
-      <w:r>
-        <w:t xml:space="preserve">    </w:t>
-      </w:r>
-      <w:proofErr w:type="spellStart"/>
-      <w:r>
-        <w:t>for</w:t>
-      </w:r>
-      <w:proofErr w:type="spellEnd"/>
-      <w:r>
+      <w:r>
+        <w:rPr>
+          <w:lang w:val="en-US"/>
+        </w:rPr>
+        <w:t>conditional -= unconditional</w:t>
+      </w:r>
+    </w:p>
+    <w:p>
+      <w:pPr>
+        <w:pStyle w:val="af"/>
+        <w:rPr>
+          <w:lang w:val="en-US"/>
+        </w:rPr>
+      </w:pPr>
+    </w:p>
+    <w:p>
+      <w:pPr>
+        <w:pStyle w:val="af"/>
+        <w:rPr>
+          <w:lang w:val="en-US"/>
+        </w:rPr>
+      </w:pPr>
+      <w:r>
+        <w:rPr>
+          <w:lang w:val="en-US"/>
+        </w:rPr>
+        <w:t xml:space="preserve">    # </w:t>
+      </w:r>
+      <w:r>
+        <w:t>список</w:t>
+      </w:r>
+      <w:r>
+        <w:rPr>
+          <w:lang w:val="en-US"/>
+        </w:rPr>
         <w:t xml:space="preserve"> </w:t>
       </w:r>
-      <w:proofErr w:type="spellStart"/>
-      <w:r>
-        <w:t>factor</w:t>
-      </w:r>
-      <w:proofErr w:type="spellEnd"/>
-      <w:r>
+      <w:r>
+        <w:t>значений</w:t>
+      </w:r>
+      <w:r>
+        <w:rPr>
+          <w:lang w:val="en-US"/>
+        </w:rPr>
         <w:t xml:space="preserve"> </w:t>
       </w:r>
-      <w:proofErr w:type="spellStart"/>
-      <w:r>
-        <w:t>in</w:t>
-      </w:r>
-      <w:proofErr w:type="spellEnd"/>
-      <w:r>
+      <w:r>
+        <w:t>переменных</w:t>
+      </w:r>
+    </w:p>
+    <w:p>
+      <w:pPr>
+        <w:pStyle w:val="af"/>
+        <w:rPr>
+          <w:lang w:val="en-US"/>
+        </w:rPr>
+      </w:pPr>
+      <w:r>
+        <w:rPr>
+          <w:lang w:val="en-US"/>
+        </w:rPr>
+        <w:t>    variableDomainsDict = allFactors[0].variableDomainsDict()</w:t>
+      </w:r>
+    </w:p>
+    <w:p>
+      <w:pPr>
+        <w:pStyle w:val="af"/>
+        <w:rPr>
+          <w:lang w:val="en-US"/>
+        </w:rPr>
+      </w:pPr>
+    </w:p>
+    <w:p>
+      <w:pPr>
+        <w:pStyle w:val="af"/>
+        <w:rPr>
+          <w:lang w:val="en-US"/>
+        </w:rPr>
+      </w:pPr>
+      <w:r>
+        <w:rPr>
+          <w:lang w:val="en-US"/>
+        </w:rPr>
+        <w:t xml:space="preserve">    # </w:t>
+      </w:r>
+      <w:r>
+        <w:t>новый</w:t>
+      </w:r>
+      <w:r>
+        <w:rPr>
+          <w:lang w:val="en-US"/>
+        </w:rPr>
         <w:t xml:space="preserve"> </w:t>
       </w:r>
-      <w:proofErr w:type="spellStart"/>
-      <w:r>
-        <w:t>allFactors</w:t>
-      </w:r>
-      <w:proofErr w:type="spellEnd"/>
-      <w:r>
-        <w:t>:</w:t>
-      </w:r>
-    </w:p>
-    <w:p>
-      <w:pPr>
-        <w:pStyle w:val="af"/>
-        <w:rPr>
-          <w:lang w:val="en-US"/>
-        </w:rPr>
-      </w:pPr>
-      <w:r>
-        <w:t xml:space="preserve">        </w:t>
-      </w:r>
-      <w:r>
-        <w:rPr>
-          <w:lang w:val="en-US"/>
-        </w:rPr>
-        <w:t xml:space="preserve">for f in </w:t>
-      </w:r>
-      <w:proofErr w:type="spellStart"/>
-      <w:r>
-        <w:rPr>
-          <w:lang w:val="en-US"/>
-        </w:rPr>
-        <w:t>factor.conditionedVariables</w:t>
-      </w:r>
-      <w:proofErr w:type="spellEnd"/>
-      <w:r>
-        <w:rPr>
-          <w:lang w:val="en-US"/>
-        </w:rPr>
-        <w:t>():</w:t>
-      </w:r>
-    </w:p>
-    <w:p>
-      <w:pPr>
-        <w:pStyle w:val="af"/>
-        <w:rPr>
-          <w:lang w:val="en-US"/>
-        </w:rPr>
-      </w:pPr>
-      <w:r>
-        <w:rPr>
-          <w:lang w:val="en-US"/>
-        </w:rPr>
-        <w:t xml:space="preserve">            </w:t>
-      </w:r>
-      <w:proofErr w:type="spellStart"/>
-      <w:r>
-        <w:rPr>
-          <w:lang w:val="en-US"/>
-        </w:rPr>
-        <w:t>conditional.add</w:t>
-      </w:r>
-      <w:proofErr w:type="spellEnd"/>
-      <w:r>
-        <w:rPr>
-          <w:lang w:val="en-US"/>
-        </w:rPr>
-        <w:t>(f)</w:t>
-      </w:r>
-    </w:p>
-    <w:p>
-      <w:pPr>
-        <w:pStyle w:val="af"/>
-        <w:rPr>
-          <w:lang w:val="en-US"/>
-        </w:rPr>
-      </w:pPr>
-      <w:r>
-        <w:rPr>
-          <w:lang w:val="en-US"/>
-        </w:rPr>
-        <w:t xml:space="preserve">        for f in </w:t>
-      </w:r>
-      <w:proofErr w:type="spellStart"/>
-      <w:r>
-        <w:rPr>
-          <w:lang w:val="en-US"/>
-        </w:rPr>
-        <w:t>factor.unconditionedVariables</w:t>
-      </w:r>
-      <w:proofErr w:type="spellEnd"/>
-      <w:r>
-        <w:rPr>
-          <w:lang w:val="en-US"/>
-        </w:rPr>
-        <w:t>():</w:t>
-      </w:r>
-    </w:p>
-    <w:p>
-      <w:pPr>
-        <w:pStyle w:val="af"/>
-      </w:pPr>
-      <w:r>
-        <w:rPr>
-          <w:lang w:val="en-US"/>
-        </w:rPr>
-        <w:t xml:space="preserve">            </w:t>
-      </w:r>
-      <w:proofErr w:type="spellStart"/>
-      <w:r>
-        <w:t>unconditional.add</w:t>
-      </w:r>
-      <w:proofErr w:type="spellEnd"/>
-      <w:r>
-        <w:t>(f)</w:t>
-      </w:r>
-    </w:p>
-    <w:p>
-      <w:pPr>
-        <w:pStyle w:val="af"/>
-      </w:pPr>
-    </w:p>
-    <w:p>
-      <w:pPr>
-        <w:pStyle w:val="af"/>
-      </w:pPr>
-      <w:r>
-        <w:t>    # условные переменные нового фактора</w:t>
-      </w:r>
-    </w:p>
-    <w:p>
-      <w:pPr>
-        <w:pStyle w:val="af"/>
-        <w:rPr>
-          <w:lang w:val="en-US"/>
-        </w:rPr>
-      </w:pPr>
-      <w:r>
-        <w:t xml:space="preserve">    </w:t>
-      </w:r>
-      <w:r>
-        <w:rPr>
-          <w:lang w:val="en-US"/>
-        </w:rPr>
-        <w:t>conditional -= unconditional</w:t>
+      <w:r>
+        <w:t>объединённый</w:t>
+      </w:r>
+      <w:r>
+        <w:rPr>
+          <w:lang w:val="en-US"/>
+        </w:rPr>
+        <w:t xml:space="preserve"> </w:t>
+      </w:r>
+      <w:r>
+        <w:t>фактор</w:t>
+      </w:r>
+    </w:p>
+    <w:p>
+      <w:pPr>
+        <w:pStyle w:val="af"/>
+        <w:rPr>
+          <w:lang w:val="en-US"/>
+        </w:rPr>
+      </w:pPr>
+      <w:r>
+        <w:rPr>
+          <w:lang w:val="en-US"/>
+        </w:rPr>
+        <w:t>    newCPT = Factor(unconditional, conditional, variableDomainsDict)</w:t>
       </w:r>
     </w:p>
     <w:p>
@@ -3078,7 +2701,7 @@
         <w:t xml:space="preserve">    # </w:t>
       </w:r>
       <w:r>
-        <w:t>список</w:t>
+        <w:t>заполнение</w:t>
       </w:r>
       <w:r>
         <w:rPr>
@@ -3087,190 +2710,6 @@
         <w:t xml:space="preserve"> </w:t>
       </w:r>
       <w:r>
-        <w:t>значений</w:t>
-      </w:r>
-      <w:r>
-        <w:rPr>
-          <w:lang w:val="en-US"/>
-        </w:rPr>
-        <w:t xml:space="preserve"> </w:t>
-      </w:r>
-      <w:r>
-        <w:t>переменных</w:t>
-      </w:r>
-    </w:p>
-    <w:p>
-      <w:pPr>
-        <w:pStyle w:val="af"/>
-        <w:rPr>
-          <w:lang w:val="en-US"/>
-        </w:rPr>
-      </w:pPr>
-      <w:r>
-        <w:rPr>
-          <w:lang w:val="en-US"/>
-        </w:rPr>
-        <w:t xml:space="preserve">    </w:t>
-      </w:r>
-      <w:proofErr w:type="spellStart"/>
-      <w:r>
-        <w:rPr>
-          <w:lang w:val="en-US"/>
-        </w:rPr>
-        <w:t>variableDomainsDict</w:t>
-      </w:r>
-      <w:proofErr w:type="spellEnd"/>
-      <w:r>
-        <w:rPr>
-          <w:lang w:val="en-US"/>
-        </w:rPr>
-        <w:t xml:space="preserve"> = </w:t>
-      </w:r>
-      <w:proofErr w:type="spellStart"/>
-      <w:r>
-        <w:rPr>
-          <w:lang w:val="en-US"/>
-        </w:rPr>
-        <w:t>allFactors</w:t>
-      </w:r>
-      <w:proofErr w:type="spellEnd"/>
-      <w:r>
-        <w:rPr>
-          <w:lang w:val="en-US"/>
-        </w:rPr>
-        <w:t>[0].</w:t>
-      </w:r>
-      <w:proofErr w:type="spellStart"/>
-      <w:r>
-        <w:rPr>
-          <w:lang w:val="en-US"/>
-        </w:rPr>
-        <w:t>variableDomainsDict</w:t>
-      </w:r>
-      <w:proofErr w:type="spellEnd"/>
-      <w:r>
-        <w:rPr>
-          <w:lang w:val="en-US"/>
-        </w:rPr>
-        <w:t>()</w:t>
-      </w:r>
-    </w:p>
-    <w:p>
-      <w:pPr>
-        <w:pStyle w:val="af"/>
-        <w:rPr>
-          <w:lang w:val="en-US"/>
-        </w:rPr>
-      </w:pPr>
-    </w:p>
-    <w:p>
-      <w:pPr>
-        <w:pStyle w:val="af"/>
-        <w:rPr>
-          <w:lang w:val="en-US"/>
-        </w:rPr>
-      </w:pPr>
-      <w:r>
-        <w:rPr>
-          <w:lang w:val="en-US"/>
-        </w:rPr>
-        <w:t xml:space="preserve">    # </w:t>
-      </w:r>
-      <w:r>
-        <w:t>новый</w:t>
-      </w:r>
-      <w:r>
-        <w:rPr>
-          <w:lang w:val="en-US"/>
-        </w:rPr>
-        <w:t xml:space="preserve"> </w:t>
-      </w:r>
-      <w:r>
-        <w:t>объединённый</w:t>
-      </w:r>
-      <w:r>
-        <w:rPr>
-          <w:lang w:val="en-US"/>
-        </w:rPr>
-        <w:t xml:space="preserve"> </w:t>
-      </w:r>
-      <w:r>
-        <w:t>фактор</w:t>
-      </w:r>
-    </w:p>
-    <w:p>
-      <w:pPr>
-        <w:pStyle w:val="af"/>
-        <w:rPr>
-          <w:lang w:val="en-US"/>
-        </w:rPr>
-      </w:pPr>
-      <w:r>
-        <w:rPr>
-          <w:lang w:val="en-US"/>
-        </w:rPr>
-        <w:t xml:space="preserve">    </w:t>
-      </w:r>
-      <w:proofErr w:type="spellStart"/>
-      <w:r>
-        <w:rPr>
-          <w:lang w:val="en-US"/>
-        </w:rPr>
-        <w:t>newCPT</w:t>
-      </w:r>
-      <w:proofErr w:type="spellEnd"/>
-      <w:r>
-        <w:rPr>
-          <w:lang w:val="en-US"/>
-        </w:rPr>
-        <w:t xml:space="preserve"> = Factor(unconditional, conditional, </w:t>
-      </w:r>
-      <w:proofErr w:type="spellStart"/>
-      <w:r>
-        <w:rPr>
-          <w:lang w:val="en-US"/>
-        </w:rPr>
-        <w:t>variableDomainsDict</w:t>
-      </w:r>
-      <w:proofErr w:type="spellEnd"/>
-      <w:r>
-        <w:rPr>
-          <w:lang w:val="en-US"/>
-        </w:rPr>
-        <w:t>)</w:t>
-      </w:r>
-    </w:p>
-    <w:p>
-      <w:pPr>
-        <w:pStyle w:val="af"/>
-        <w:rPr>
-          <w:lang w:val="en-US"/>
-        </w:rPr>
-      </w:pPr>
-    </w:p>
-    <w:p>
-      <w:pPr>
-        <w:pStyle w:val="af"/>
-        <w:rPr>
-          <w:lang w:val="en-US"/>
-        </w:rPr>
-      </w:pPr>
-      <w:r>
-        <w:rPr>
-          <w:lang w:val="en-US"/>
-        </w:rPr>
-        <w:t xml:space="preserve">    # </w:t>
-      </w:r>
-      <w:r>
-        <w:t>заполнение</w:t>
-      </w:r>
-      <w:r>
-        <w:rPr>
-          <w:lang w:val="en-US"/>
-        </w:rPr>
-        <w:t xml:space="preserve"> </w:t>
-      </w:r>
-      <w:r>
         <w:t>СРТ</w:t>
       </w:r>
       <w:r>
@@ -3294,21 +2733,7 @@
         <w:rPr>
           <w:lang w:val="en-US"/>
         </w:rPr>
-        <w:t xml:space="preserve">    for assignment in </w:t>
-      </w:r>
-      <w:proofErr w:type="spellStart"/>
-      <w:r>
-        <w:rPr>
-          <w:lang w:val="en-US"/>
-        </w:rPr>
-        <w:t>newCPT.getAllPossibleAssignmentDicts</w:t>
-      </w:r>
-      <w:proofErr w:type="spellEnd"/>
-      <w:r>
-        <w:rPr>
-          <w:lang w:val="en-US"/>
-        </w:rPr>
-        <w:t>():</w:t>
+        <w:t>    for assignment in newCPT.getAllPossibleAssignmentDicts():</w:t>
       </w:r>
     </w:p>
     <w:p>
@@ -3336,108 +2761,52 @@
         <w:rPr>
           <w:lang w:val="en-US"/>
         </w:rPr>
-        <w:t xml:space="preserve">        for factor in </w:t>
-      </w:r>
-      <w:proofErr w:type="spellStart"/>
-      <w:r>
-        <w:rPr>
-          <w:lang w:val="en-US"/>
-        </w:rPr>
-        <w:t>allFactors</w:t>
-      </w:r>
-      <w:proofErr w:type="spellEnd"/>
-      <w:r>
-        <w:rPr>
-          <w:lang w:val="en-US"/>
-        </w:rPr>
-        <w:t>:</w:t>
-      </w:r>
-    </w:p>
-    <w:p>
-      <w:pPr>
-        <w:pStyle w:val="af"/>
-        <w:rPr>
-          <w:lang w:val="en-US"/>
-        </w:rPr>
-      </w:pPr>
-      <w:r>
-        <w:rPr>
-          <w:lang w:val="en-US"/>
-        </w:rPr>
-        <w:t xml:space="preserve">            probability *= </w:t>
-      </w:r>
-      <w:proofErr w:type="spellStart"/>
-      <w:r>
-        <w:rPr>
-          <w:lang w:val="en-US"/>
-        </w:rPr>
-        <w:t>factor.getProbability</w:t>
-      </w:r>
-      <w:proofErr w:type="spellEnd"/>
-      <w:r>
-        <w:rPr>
-          <w:lang w:val="en-US"/>
-        </w:rPr>
-        <w:t>(assignment)</w:t>
-      </w:r>
-    </w:p>
-    <w:p>
-      <w:pPr>
-        <w:pStyle w:val="af"/>
-        <w:rPr>
-          <w:lang w:val="en-US"/>
-        </w:rPr>
-      </w:pPr>
-      <w:r>
-        <w:rPr>
-          <w:lang w:val="en-US"/>
-        </w:rPr>
-        <w:lastRenderedPageBreak/>
-        <w:t xml:space="preserve">        </w:t>
-      </w:r>
-      <w:proofErr w:type="spellStart"/>
-      <w:r>
-        <w:rPr>
-          <w:lang w:val="en-US"/>
-        </w:rPr>
-        <w:t>newCPT.setProbability</w:t>
-      </w:r>
-      <w:proofErr w:type="spellEnd"/>
-      <w:r>
-        <w:rPr>
-          <w:lang w:val="en-US"/>
-        </w:rPr>
-        <w:t>(assignment, probability)</w:t>
-      </w:r>
-    </w:p>
-    <w:p>
-      <w:pPr>
-        <w:pStyle w:val="af"/>
-        <w:rPr>
-          <w:lang w:val="en-US"/>
-        </w:rPr>
-      </w:pPr>
-    </w:p>
-    <w:p>
-      <w:pPr>
-        <w:pStyle w:val="af"/>
-      </w:pPr>
-      <w:r>
-        <w:t xml:space="preserve">    </w:t>
-      </w:r>
-      <w:proofErr w:type="spellStart"/>
-      <w:r>
-        <w:t>return</w:t>
-      </w:r>
-      <w:proofErr w:type="spellEnd"/>
-      <w:r>
-        <w:t xml:space="preserve"> </w:t>
-      </w:r>
-      <w:proofErr w:type="spellStart"/>
-      <w:r>
-        <w:t>newCPT</w:t>
-      </w:r>
-      <w:proofErr w:type="spellEnd"/>
+        <w:t>        for factor in allFactors:</w:t>
+      </w:r>
+    </w:p>
+    <w:p>
+      <w:pPr>
+        <w:pStyle w:val="af"/>
+        <w:rPr>
+          <w:lang w:val="en-US"/>
+        </w:rPr>
+      </w:pPr>
+      <w:r>
+        <w:rPr>
+          <w:lang w:val="en-US"/>
+        </w:rPr>
+        <w:t>            probability *= factor.getProbability(assignment)</w:t>
+      </w:r>
+    </w:p>
+    <w:p>
+      <w:pPr>
+        <w:pStyle w:val="af"/>
+        <w:rPr>
+          <w:lang w:val="en-US"/>
+        </w:rPr>
+      </w:pPr>
+      <w:r>
+        <w:rPr>
+          <w:lang w:val="en-US"/>
+        </w:rPr>
+        <w:t>        newCPT.setProbability(assignment, probability)</w:t>
+      </w:r>
+    </w:p>
+    <w:p>
+      <w:pPr>
+        <w:pStyle w:val="af"/>
+        <w:rPr>
+          <w:lang w:val="en-US"/>
+        </w:rPr>
+      </w:pPr>
+    </w:p>
+    <w:p>
+      <w:pPr>
+        <w:pStyle w:val="af"/>
+      </w:pPr>
+      <w:r>
+        <w:t>    return newCPT</w:t>
+      </w:r>
     </w:p>
     <w:p/>
     <w:p>
@@ -3546,7 +2915,6 @@
         </w:rPr>
         <w:t xml:space="preserve"> </w:t>
       </w:r>
-      <w:proofErr w:type="spellStart"/>
       <w:r>
         <w:rPr>
           <w:rFonts w:ascii="Courier New" w:hAnsi="Courier New" w:cs="Courier New"/>
@@ -3555,7 +2923,6 @@
         </w:rPr>
         <w:t>joinFactors</w:t>
       </w:r>
-      <w:proofErr w:type="spellEnd"/>
     </w:p>
     <w:p/>
     <w:p/>
@@ -3612,7 +2979,6 @@
       <w:r>
         <w:t xml:space="preserve"> исключения переменных </w:t>
       </w:r>
-      <w:proofErr w:type="spellStart"/>
       <w:r>
         <w:rPr>
           <w:rFonts w:ascii="Courier New" w:hAnsi="Courier New" w:cs="Courier New"/>
@@ -3621,7 +2987,6 @@
         </w:rPr>
         <w:t>eliminate</w:t>
       </w:r>
-      <w:proofErr w:type="spellEnd"/>
       <w:r>
         <w:rPr>
           <w:rFonts w:ascii="Courier New" w:hAnsi="Courier New" w:cs="Courier New"/>
@@ -3677,21 +3042,7 @@
         <w:rPr>
           <w:lang w:val="en-US"/>
         </w:rPr>
-        <w:t xml:space="preserve">(factor: Factor, </w:t>
-      </w:r>
-      <w:proofErr w:type="spellStart"/>
-      <w:r>
-        <w:rPr>
-          <w:lang w:val="en-US"/>
-        </w:rPr>
-        <w:t>eliminationVariable</w:t>
-      </w:r>
-      <w:proofErr w:type="spellEnd"/>
-      <w:r>
-        <w:rPr>
-          <w:lang w:val="en-US"/>
-        </w:rPr>
-        <w:t>: str):</w:t>
+        <w:t>(factor: Factor, eliminationVariable: str):</w:t>
       </w:r>
     </w:p>
     <w:p>
@@ -3715,47 +3066,48 @@
           <w:iCs/>
           <w:lang w:val="en-US"/>
         </w:rPr>
-        <w:t xml:space="preserve"># </w:t>
-      </w:r>
-      <w:proofErr w:type="spellStart"/>
+        <w:t xml:space="preserve"># autograder tracking -- </w:t>
+      </w:r>
       <w:r>
         <w:rPr>
           <w:i/>
           <w:iCs/>
-          <w:lang w:val="en-US"/>
-        </w:rPr>
-        <w:t>autograder</w:t>
-      </w:r>
-      <w:proofErr w:type="spellEnd"/>
+        </w:rPr>
+        <w:t>не</w:t>
+      </w:r>
       <w:r>
         <w:rPr>
           <w:i/>
           <w:iCs/>
           <w:lang w:val="en-US"/>
         </w:rPr>
-        <w:t xml:space="preserve"> tracking -- </w:t>
+        <w:t xml:space="preserve"> </w:t>
       </w:r>
       <w:r>
         <w:rPr>
           <w:i/>
           <w:iCs/>
         </w:rPr>
-        <w:t>не</w:t>
-      </w:r>
-      <w:r>
+        <w:t>удалять</w:t>
+      </w:r>
+    </w:p>
+    <w:p>
+      <w:pPr>
+        <w:pStyle w:val="af"/>
         <w:rPr>
           <w:i/>
           <w:iCs/>
           <w:lang w:val="en-US"/>
         </w:rPr>
-        <w:t xml:space="preserve"> </w:t>
-      </w:r>
+      </w:pPr>
       <w:r>
         <w:rPr>
           <w:i/>
           <w:iCs/>
-        </w:rPr>
-        <w:t>удалять</w:t>
+          <w:lang w:val="en-US"/>
+        </w:rPr>
+        <w:lastRenderedPageBreak/>
+        <w:t xml:space="preserve">        if not (callTrackingList is None):</w:t>
       </w:r>
     </w:p>
     <w:p>
@@ -3773,79 +3125,75 @@
           <w:iCs/>
           <w:lang w:val="en-US"/>
         </w:rPr>
-        <w:t xml:space="preserve">        if not (</w:t>
-      </w:r>
-      <w:proofErr w:type="spellStart"/>
-      <w:r>
+        <w:t xml:space="preserve">            callTrackingList.append(('eliminate', eliminationVariable))</w:t>
+      </w:r>
+    </w:p>
+    <w:p>
+      <w:pPr>
+        <w:pStyle w:val="af"/>
         <w:rPr>
           <w:i/>
           <w:iCs/>
           <w:lang w:val="en-US"/>
         </w:rPr>
-        <w:t>callTrackingList</w:t>
-      </w:r>
-      <w:proofErr w:type="spellEnd"/>
-      <w:r>
+      </w:pPr>
+    </w:p>
+    <w:p>
+      <w:pPr>
+        <w:pStyle w:val="af"/>
         <w:rPr>
           <w:i/>
           <w:iCs/>
           <w:lang w:val="en-US"/>
         </w:rPr>
-        <w:t xml:space="preserve"> is None):</w:t>
-      </w:r>
-    </w:p>
-    <w:p>
-      <w:pPr>
-        <w:pStyle w:val="af"/>
+      </w:pPr>
+      <w:r>
         <w:rPr>
           <w:i/>
           <w:iCs/>
           <w:lang w:val="en-US"/>
         </w:rPr>
-      </w:pPr>
+        <w:t xml:space="preserve">        # </w:t>
+      </w:r>
       <w:r>
         <w:rPr>
           <w:i/>
           <w:iCs/>
-          <w:lang w:val="en-US"/>
-        </w:rPr>
-        <w:t xml:space="preserve">            </w:t>
-      </w:r>
-      <w:proofErr w:type="spellStart"/>
+        </w:rPr>
+        <w:t>проверка</w:t>
+      </w:r>
       <w:r>
         <w:rPr>
           <w:i/>
           <w:iCs/>
           <w:lang w:val="en-US"/>
         </w:rPr>
-        <w:t>callTrackingList.append</w:t>
-      </w:r>
-      <w:proofErr w:type="spellEnd"/>
+        <w:t xml:space="preserve"> </w:t>
+      </w:r>
       <w:r>
         <w:rPr>
           <w:i/>
           <w:iCs/>
-          <w:lang w:val="en-US"/>
-        </w:rPr>
-        <w:t xml:space="preserve">(('eliminate', </w:t>
-      </w:r>
-      <w:proofErr w:type="spellStart"/>
-      <w:r>
+        </w:rPr>
+        <w:t>типов</w:t>
+      </w:r>
+    </w:p>
+    <w:p>
+      <w:pPr>
+        <w:pStyle w:val="af"/>
         <w:rPr>
           <w:i/>
           <w:iCs/>
           <w:lang w:val="en-US"/>
         </w:rPr>
-        <w:t>eliminationVariable</w:t>
-      </w:r>
-      <w:proofErr w:type="spellEnd"/>
+      </w:pPr>
       <w:r>
         <w:rPr>
           <w:i/>
           <w:iCs/>
           <w:lang w:val="en-US"/>
         </w:rPr>
-        <w:t>))</w:t>
+        <w:t xml:space="preserve">        if eliminationVariable not in factor.unconditionedVariables():</w:t>
       </w:r>
     </w:p>
     <w:p>
@@ -3857,30 +3205,31 @@
           <w:lang w:val="en-US"/>
         </w:rPr>
       </w:pPr>
-    </w:p>
-    <w:p>
-      <w:pPr>
-        <w:pStyle w:val="af"/>
+      <w:r>
         <w:rPr>
           <w:i/>
           <w:iCs/>
           <w:lang w:val="en-US"/>
         </w:rPr>
-      </w:pPr>
-      <w:r>
+        <w:t xml:space="preserve">            print("Factor failed eliminate typecheck: ", factor)</w:t>
+      </w:r>
+    </w:p>
+    <w:p>
+      <w:pPr>
+        <w:pStyle w:val="af"/>
         <w:rPr>
           <w:i/>
           <w:iCs/>
           <w:lang w:val="en-US"/>
         </w:rPr>
-        <w:t xml:space="preserve">        # </w:t>
-      </w:r>
+      </w:pPr>
       <w:r>
         <w:rPr>
           <w:i/>
           <w:iCs/>
-        </w:rPr>
-        <w:t>проверка</w:t>
+          <w:lang w:val="en-US"/>
+        </w:rPr>
+        <w:t xml:space="preserve">            raise ValueError("Elimination variable is not an unconditioned variable in this factor\n" + "eliminationVariable: " + str(eliminationVariable) +</w:t>
       </w:r>
       <w:r>
         <w:rPr>
@@ -3894,8 +3243,9 @@
         <w:rPr>
           <w:i/>
           <w:iCs/>
-        </w:rPr>
-        <w:t>типов</w:t>
+          <w:lang w:val="en-US"/>
+        </w:rPr>
+        <w:t>"\nunconditionedVariables:" + str(factor.unconditionedVariables()))</w:t>
       </w:r>
     </w:p>
     <w:p>
@@ -3913,43 +3263,43 @@
           <w:iCs/>
           <w:lang w:val="en-US"/>
         </w:rPr>
-        <w:t xml:space="preserve">        if </w:t>
-      </w:r>
-      <w:proofErr w:type="spellStart"/>
-      <w:r>
+        <w:t xml:space="preserve">        </w:t>
+      </w:r>
+    </w:p>
+    <w:p>
+      <w:pPr>
+        <w:pStyle w:val="af"/>
         <w:rPr>
           <w:i/>
           <w:iCs/>
           <w:lang w:val="en-US"/>
         </w:rPr>
-        <w:t>eliminationVariable</w:t>
-      </w:r>
-      <w:proofErr w:type="spellEnd"/>
+      </w:pPr>
       <w:r>
         <w:rPr>
           <w:i/>
           <w:iCs/>
           <w:lang w:val="en-US"/>
         </w:rPr>
-        <w:t xml:space="preserve"> not in </w:t>
-      </w:r>
-      <w:proofErr w:type="spellStart"/>
-      <w:r>
+        <w:t xml:space="preserve">        if len(factor.unconditionedVariables()) == 1:</w:t>
+      </w:r>
+    </w:p>
+    <w:p>
+      <w:pPr>
+        <w:pStyle w:val="af"/>
         <w:rPr>
           <w:i/>
           <w:iCs/>
           <w:lang w:val="en-US"/>
         </w:rPr>
-        <w:t>factor.unconditionedVariables</w:t>
-      </w:r>
-      <w:proofErr w:type="spellEnd"/>
+      </w:pPr>
       <w:r>
         <w:rPr>
           <w:i/>
           <w:iCs/>
           <w:lang w:val="en-US"/>
         </w:rPr>
-        <w:t>():</w:t>
+        <w:t xml:space="preserve">            print("Factor failed eliminate typecheck: ", factor)</w:t>
       </w:r>
     </w:p>
     <w:p>
@@ -3967,399 +3317,23 @@
           <w:iCs/>
           <w:lang w:val="en-US"/>
         </w:rPr>
-        <w:t xml:space="preserve">            print("Factor failed eliminate </w:t>
-      </w:r>
-      <w:proofErr w:type="spellStart"/>
+        <w:t xml:space="preserve">            raise ValueError("Factor has only one unconditioned variable, so you "</w:t>
+      </w:r>
       <w:r>
         <w:rPr>
           <w:i/>
           <w:iCs/>
           <w:lang w:val="en-US"/>
         </w:rPr>
-        <w:t>typecheck</w:t>
-      </w:r>
-      <w:proofErr w:type="spellEnd"/>
+        <w:t xml:space="preserve"> </w:t>
+      </w:r>
       <w:r>
         <w:rPr>
           <w:i/>
           <w:iCs/>
           <w:lang w:val="en-US"/>
         </w:rPr>
-        <w:t>: ", factor)</w:t>
-      </w:r>
-    </w:p>
-    <w:p>
-      <w:pPr>
-        <w:pStyle w:val="af"/>
-        <w:rPr>
-          <w:i/>
-          <w:iCs/>
-          <w:lang w:val="en-US"/>
-        </w:rPr>
-      </w:pPr>
-      <w:r>
-        <w:rPr>
-          <w:i/>
-          <w:iCs/>
-          <w:lang w:val="en-US"/>
-        </w:rPr>
-        <w:t xml:space="preserve">            raise </w:t>
-      </w:r>
-      <w:proofErr w:type="spellStart"/>
-      <w:r>
-        <w:rPr>
-          <w:i/>
-          <w:iCs/>
-          <w:lang w:val="en-US"/>
-        </w:rPr>
-        <w:t>ValueError</w:t>
-      </w:r>
-      <w:proofErr w:type="spellEnd"/>
-      <w:r>
-        <w:rPr>
-          <w:i/>
-          <w:iCs/>
-          <w:lang w:val="en-US"/>
-        </w:rPr>
-        <w:t>("Elimination variable is not an unconditioned variable in this factor\n" + "</w:t>
-      </w:r>
-      <w:proofErr w:type="spellStart"/>
-      <w:r>
-        <w:rPr>
-          <w:i/>
-          <w:iCs/>
-          <w:lang w:val="en-US"/>
-        </w:rPr>
-        <w:t>eliminationVariable</w:t>
-      </w:r>
-      <w:proofErr w:type="spellEnd"/>
-      <w:r>
-        <w:rPr>
-          <w:i/>
-          <w:iCs/>
-          <w:lang w:val="en-US"/>
-        </w:rPr>
-        <w:t>: " + str(</w:t>
-      </w:r>
-      <w:proofErr w:type="spellStart"/>
-      <w:r>
-        <w:rPr>
-          <w:i/>
-          <w:iCs/>
-          <w:lang w:val="en-US"/>
-        </w:rPr>
-        <w:t>eliminationVariable</w:t>
-      </w:r>
-      <w:proofErr w:type="spellEnd"/>
-      <w:r>
-        <w:rPr>
-          <w:i/>
-          <w:iCs/>
-          <w:lang w:val="en-US"/>
-        </w:rPr>
-        <w:t>) +</w:t>
-      </w:r>
-      <w:r>
-        <w:rPr>
-          <w:i/>
-          <w:iCs/>
-          <w:lang w:val="en-US"/>
-        </w:rPr>
-        <w:t xml:space="preserve"> </w:t>
-      </w:r>
-      <w:r>
-        <w:rPr>
-          <w:i/>
-          <w:iCs/>
-          <w:lang w:val="en-US"/>
-        </w:rPr>
-        <w:t>"\</w:t>
-      </w:r>
-      <w:proofErr w:type="spellStart"/>
-      <w:r>
-        <w:rPr>
-          <w:i/>
-          <w:iCs/>
-          <w:lang w:val="en-US"/>
-        </w:rPr>
-        <w:t>nunconditionedVariables</w:t>
-      </w:r>
-      <w:proofErr w:type="spellEnd"/>
-      <w:r>
-        <w:rPr>
-          <w:i/>
-          <w:iCs/>
-          <w:lang w:val="en-US"/>
-        </w:rPr>
-        <w:t>:" + str(</w:t>
-      </w:r>
-      <w:proofErr w:type="spellStart"/>
-      <w:r>
-        <w:rPr>
-          <w:i/>
-          <w:iCs/>
-          <w:lang w:val="en-US"/>
-        </w:rPr>
-        <w:t>factor.unconditionedVariables</w:t>
-      </w:r>
-      <w:proofErr w:type="spellEnd"/>
-      <w:r>
-        <w:rPr>
-          <w:i/>
-          <w:iCs/>
-          <w:lang w:val="en-US"/>
-        </w:rPr>
-        <w:t>()))</w:t>
-      </w:r>
-    </w:p>
-    <w:p>
-      <w:pPr>
-        <w:pStyle w:val="af"/>
-        <w:rPr>
-          <w:i/>
-          <w:iCs/>
-          <w:lang w:val="en-US"/>
-        </w:rPr>
-      </w:pPr>
-      <w:r>
-        <w:rPr>
-          <w:i/>
-          <w:iCs/>
-          <w:lang w:val="en-US"/>
-        </w:rPr>
-        <w:t xml:space="preserve">        </w:t>
-      </w:r>
-    </w:p>
-    <w:p>
-      <w:pPr>
-        <w:pStyle w:val="af"/>
-        <w:rPr>
-          <w:i/>
-          <w:iCs/>
-          <w:lang w:val="en-US"/>
-        </w:rPr>
-      </w:pPr>
-      <w:r>
-        <w:rPr>
-          <w:i/>
-          <w:iCs/>
-          <w:lang w:val="en-US"/>
-        </w:rPr>
-        <w:t xml:space="preserve">        if </w:t>
-      </w:r>
-      <w:proofErr w:type="spellStart"/>
-      <w:r>
-        <w:rPr>
-          <w:i/>
-          <w:iCs/>
-          <w:lang w:val="en-US"/>
-        </w:rPr>
-        <w:t>len</w:t>
-      </w:r>
-      <w:proofErr w:type="spellEnd"/>
-      <w:r>
-        <w:rPr>
-          <w:i/>
-          <w:iCs/>
-          <w:lang w:val="en-US"/>
-        </w:rPr>
-        <w:t>(</w:t>
-      </w:r>
-      <w:proofErr w:type="spellStart"/>
-      <w:r>
-        <w:rPr>
-          <w:i/>
-          <w:iCs/>
-          <w:lang w:val="en-US"/>
-        </w:rPr>
-        <w:t>factor.unconditionedVariables</w:t>
-      </w:r>
-      <w:proofErr w:type="spellEnd"/>
-      <w:r>
-        <w:rPr>
-          <w:i/>
-          <w:iCs/>
-          <w:lang w:val="en-US"/>
-        </w:rPr>
-        <w:t>()) == 1:</w:t>
-      </w:r>
-    </w:p>
-    <w:p>
-      <w:pPr>
-        <w:pStyle w:val="af"/>
-        <w:rPr>
-          <w:i/>
-          <w:iCs/>
-          <w:lang w:val="en-US"/>
-        </w:rPr>
-      </w:pPr>
-      <w:r>
-        <w:rPr>
-          <w:i/>
-          <w:iCs/>
-          <w:lang w:val="en-US"/>
-        </w:rPr>
-        <w:t xml:space="preserve">            print("Factor failed eliminate </w:t>
-      </w:r>
-      <w:proofErr w:type="spellStart"/>
-      <w:r>
-        <w:rPr>
-          <w:i/>
-          <w:iCs/>
-          <w:lang w:val="en-US"/>
-        </w:rPr>
-        <w:t>typecheck</w:t>
-      </w:r>
-      <w:proofErr w:type="spellEnd"/>
-      <w:r>
-        <w:rPr>
-          <w:i/>
-          <w:iCs/>
-          <w:lang w:val="en-US"/>
-        </w:rPr>
-        <w:t>: ", factor)</w:t>
-      </w:r>
-    </w:p>
-    <w:p>
-      <w:pPr>
-        <w:pStyle w:val="af"/>
-        <w:rPr>
-          <w:i/>
-          <w:iCs/>
-          <w:lang w:val="en-US"/>
-        </w:rPr>
-      </w:pPr>
-      <w:r>
-        <w:rPr>
-          <w:i/>
-          <w:iCs/>
-          <w:lang w:val="en-US"/>
-        </w:rPr>
-        <w:t xml:space="preserve">            raise </w:t>
-      </w:r>
-      <w:proofErr w:type="spellStart"/>
-      <w:r>
-        <w:rPr>
-          <w:i/>
-          <w:iCs/>
-          <w:lang w:val="en-US"/>
-        </w:rPr>
-        <w:t>ValueError</w:t>
-      </w:r>
-      <w:proofErr w:type="spellEnd"/>
-      <w:r>
-        <w:rPr>
-          <w:i/>
-          <w:iCs/>
-          <w:lang w:val="en-US"/>
-        </w:rPr>
-        <w:t>("Factor has only one unconditioned variable, so you "</w:t>
-      </w:r>
-      <w:r>
-        <w:rPr>
-          <w:i/>
-          <w:iCs/>
-          <w:lang w:val="en-US"/>
-        </w:rPr>
-        <w:t xml:space="preserve"> </w:t>
-      </w:r>
-      <w:r>
-        <w:rPr>
-          <w:i/>
-          <w:iCs/>
-          <w:lang w:val="en-US"/>
-        </w:rPr>
-        <w:t>+ "can't eliminate \</w:t>
-      </w:r>
-      <w:proofErr w:type="spellStart"/>
-      <w:r>
-        <w:rPr>
-          <w:i/>
-          <w:iCs/>
-          <w:lang w:val="en-US"/>
-        </w:rPr>
-        <w:t>nthat</w:t>
-      </w:r>
-      <w:proofErr w:type="spellEnd"/>
-      <w:r>
-        <w:rPr>
-          <w:i/>
-          <w:iCs/>
-          <w:lang w:val="en-US"/>
-        </w:rPr>
-        <w:t xml:space="preserve"> variable.\n" + "</w:t>
-      </w:r>
-      <w:proofErr w:type="spellStart"/>
-      <w:r>
-        <w:rPr>
-          <w:i/>
-          <w:iCs/>
-          <w:lang w:val="en-US"/>
-        </w:rPr>
-        <w:t>eliminationVariable</w:t>
-      </w:r>
-      <w:proofErr w:type="spellEnd"/>
-      <w:r>
-        <w:rPr>
-          <w:i/>
-          <w:iCs/>
-          <w:lang w:val="en-US"/>
-        </w:rPr>
-        <w:t>:" + str(</w:t>
-      </w:r>
-      <w:proofErr w:type="spellStart"/>
-      <w:r>
-        <w:rPr>
-          <w:i/>
-          <w:iCs/>
-          <w:lang w:val="en-US"/>
-        </w:rPr>
-        <w:t>eliminationVariable</w:t>
-      </w:r>
-      <w:proofErr w:type="spellEnd"/>
-      <w:r>
-        <w:rPr>
-          <w:i/>
-          <w:iCs/>
-          <w:lang w:val="en-US"/>
-        </w:rPr>
-        <w:t>) + "\n" + "</w:t>
-      </w:r>
-      <w:proofErr w:type="spellStart"/>
-      <w:r>
-        <w:rPr>
-          <w:i/>
-          <w:iCs/>
-          <w:lang w:val="en-US"/>
-        </w:rPr>
-        <w:t>unconditionedVariables</w:t>
-      </w:r>
-      <w:proofErr w:type="spellEnd"/>
-      <w:r>
-        <w:rPr>
-          <w:i/>
-          <w:iCs/>
-          <w:lang w:val="en-US"/>
-        </w:rPr>
-        <w:t>: " + str(</w:t>
-      </w:r>
-      <w:proofErr w:type="spellStart"/>
-      <w:r>
-        <w:rPr>
-          <w:i/>
-          <w:iCs/>
-          <w:lang w:val="en-US"/>
-        </w:rPr>
-        <w:t>factor.unconditionedVariables</w:t>
-      </w:r>
-      <w:proofErr w:type="spellEnd"/>
-      <w:r>
-        <w:rPr>
-          <w:i/>
-          <w:iCs/>
-          <w:lang w:val="en-US"/>
-        </w:rPr>
-        <w:t>()))</w:t>
+        <w:t>+ "can't eliminate \nthat variable.\n" + "eliminationVariable:" + str(eliminationVariable) + "\n" + "unconditionedVariables: " + str(factor.unconditionedVariables()))</w:t>
       </w:r>
     </w:p>
     <w:p>
@@ -4419,131 +3393,160 @@
         <w:rPr>
           <w:lang w:val="en-US"/>
         </w:rPr>
-        <w:t>unconditioned = list(</w:t>
-      </w:r>
-      <w:proofErr w:type="spellStart"/>
-      <w:r>
-        <w:rPr>
-          <w:lang w:val="en-US"/>
-        </w:rPr>
-        <w:t>factor.unconditionedVariables</w:t>
-      </w:r>
-      <w:proofErr w:type="spellEnd"/>
-      <w:r>
-        <w:rPr>
-          <w:lang w:val="en-US"/>
-        </w:rPr>
-        <w:t>())</w:t>
-      </w:r>
-    </w:p>
-    <w:p>
-      <w:pPr>
-        <w:pStyle w:val="af"/>
-        <w:rPr>
-          <w:lang w:val="en-US"/>
-        </w:rPr>
-      </w:pPr>
-      <w:r>
-        <w:rPr>
-          <w:lang w:val="en-US"/>
-        </w:rPr>
-        <w:lastRenderedPageBreak/>
+        <w:t>unconditioned = list(factor.unconditionedVariables())</w:t>
+      </w:r>
+    </w:p>
+    <w:p>
+      <w:pPr>
+        <w:pStyle w:val="af"/>
+        <w:rPr>
+          <w:lang w:val="en-US"/>
+        </w:rPr>
+      </w:pPr>
+      <w:r>
+        <w:rPr>
+          <w:lang w:val="en-US"/>
+        </w:rPr>
+        <w:t xml:space="preserve">        unconditioned.remove(eliminationVariable)</w:t>
+      </w:r>
+    </w:p>
+    <w:p>
+      <w:pPr>
+        <w:pStyle w:val="af"/>
+        <w:rPr>
+          <w:lang w:val="en-US"/>
+        </w:rPr>
+      </w:pPr>
+    </w:p>
+    <w:p>
+      <w:pPr>
+        <w:pStyle w:val="af"/>
+      </w:pPr>
+      <w:r>
+        <w:rPr>
+          <w:lang w:val="en-US"/>
+        </w:rPr>
         <w:t xml:space="preserve">        </w:t>
       </w:r>
-      <w:proofErr w:type="spellStart"/>
-      <w:r>
-        <w:rPr>
-          <w:lang w:val="en-US"/>
-        </w:rPr>
-        <w:t>unconditioned.remove</w:t>
-      </w:r>
-      <w:proofErr w:type="spellEnd"/>
-      <w:r>
-        <w:rPr>
-          <w:lang w:val="en-US"/>
-        </w:rPr>
-        <w:t>(</w:t>
-      </w:r>
-      <w:proofErr w:type="spellStart"/>
-      <w:r>
-        <w:rPr>
-          <w:lang w:val="en-US"/>
-        </w:rPr>
-        <w:t>eliminationVariable</w:t>
-      </w:r>
-      <w:proofErr w:type="spellEnd"/>
-      <w:r>
-        <w:rPr>
-          <w:lang w:val="en-US"/>
-        </w:rPr>
-        <w:t>)</w:t>
-      </w:r>
-    </w:p>
-    <w:p>
-      <w:pPr>
-        <w:pStyle w:val="af"/>
-        <w:rPr>
-          <w:lang w:val="en-US"/>
-        </w:rPr>
-      </w:pPr>
-    </w:p>
-    <w:p>
-      <w:pPr>
-        <w:pStyle w:val="af"/>
-      </w:pPr>
-      <w:r>
-        <w:rPr>
-          <w:lang w:val="en-US"/>
-        </w:rPr>
+      <w:r>
+        <w:t># копирование списка условных переменных</w:t>
+      </w:r>
+    </w:p>
+    <w:p>
+      <w:pPr>
+        <w:pStyle w:val="af"/>
+      </w:pPr>
+      <w:r>
+        <w:t xml:space="preserve">        conditioned = list(factor.conditionedVariables())</w:t>
+      </w:r>
+    </w:p>
+    <w:p>
+      <w:pPr>
+        <w:pStyle w:val="af"/>
+      </w:pPr>
+    </w:p>
+    <w:p>
+      <w:pPr>
+        <w:pStyle w:val="af"/>
+      </w:pPr>
+      <w:r>
+        <w:t xml:space="preserve">        # область значений исключаемой переменной</w:t>
+      </w:r>
+    </w:p>
+    <w:p>
+      <w:pPr>
+        <w:pStyle w:val="af"/>
+        <w:rPr>
+          <w:lang w:val="en-US"/>
+        </w:rPr>
+      </w:pPr>
+      <w:r>
         <w:t xml:space="preserve">        </w:t>
       </w:r>
       <w:r>
-        <w:t># копирование списка условных переменных</w:t>
-      </w:r>
-    </w:p>
-    <w:p>
-      <w:pPr>
-        <w:pStyle w:val="af"/>
-      </w:pPr>
-      <w:r>
+        <w:rPr>
+          <w:lang w:val="en-US"/>
+        </w:rPr>
+        <w:t>domain = factor.variableDomainsDict()[eliminationVariable];</w:t>
+      </w:r>
+    </w:p>
+    <w:p>
+      <w:pPr>
+        <w:pStyle w:val="af"/>
+        <w:rPr>
+          <w:lang w:val="en-US"/>
+        </w:rPr>
+      </w:pPr>
+    </w:p>
+    <w:p>
+      <w:pPr>
+        <w:pStyle w:val="af"/>
+        <w:rPr>
+          <w:lang w:val="en-US"/>
+        </w:rPr>
+      </w:pPr>
+      <w:r>
+        <w:rPr>
+          <w:lang w:val="en-US"/>
+        </w:rPr>
+        <w:t xml:space="preserve">        # </w:t>
+      </w:r>
+      <w:r>
+        <w:t>создание</w:t>
+      </w:r>
+      <w:r>
+        <w:rPr>
+          <w:lang w:val="en-US"/>
+        </w:rPr>
+        <w:t xml:space="preserve"> </w:t>
+      </w:r>
+      <w:r>
+        <w:t>нового</w:t>
+      </w:r>
+      <w:r>
+        <w:rPr>
+          <w:lang w:val="en-US"/>
+        </w:rPr>
+        <w:t xml:space="preserve"> </w:t>
+      </w:r>
+      <w:r>
+        <w:t>фактора</w:t>
+      </w:r>
+    </w:p>
+    <w:p>
+      <w:pPr>
+        <w:pStyle w:val="af"/>
+        <w:rPr>
+          <w:lang w:val="en-US"/>
+        </w:rPr>
+      </w:pPr>
+      <w:r>
+        <w:rPr>
+          <w:lang w:val="en-US"/>
+        </w:rPr>
+        <w:t xml:space="preserve">        new_factor = Factor(unconditioned, conditioned, factor.variableDomainsDict())</w:t>
+      </w:r>
+    </w:p>
+    <w:p>
+      <w:pPr>
+        <w:pStyle w:val="af"/>
+        <w:rPr>
+          <w:lang w:val="en-US"/>
+        </w:rPr>
+      </w:pPr>
+    </w:p>
+    <w:p>
+      <w:pPr>
+        <w:pStyle w:val="af"/>
+      </w:pPr>
+      <w:r>
+        <w:rPr>
+          <w:lang w:val="en-US"/>
+        </w:rPr>
         <w:t xml:space="preserve">        </w:t>
       </w:r>
-      <w:proofErr w:type="spellStart"/>
-      <w:r>
-        <w:t>conditioned</w:t>
-      </w:r>
-      <w:proofErr w:type="spellEnd"/>
-      <w:r>
-        <w:t xml:space="preserve"> = </w:t>
-      </w:r>
-      <w:proofErr w:type="spellStart"/>
-      <w:r>
-        <w:t>list</w:t>
-      </w:r>
-      <w:proofErr w:type="spellEnd"/>
-      <w:r>
-        <w:t>(</w:t>
-      </w:r>
-      <w:proofErr w:type="spellStart"/>
-      <w:r>
-        <w:t>factor.conditionedVariables</w:t>
-      </w:r>
-      <w:proofErr w:type="spellEnd"/>
-      <w:r>
-        <w:t>())</w:t>
-      </w:r>
-    </w:p>
-    <w:p>
-      <w:pPr>
-        <w:pStyle w:val="af"/>
-      </w:pPr>
-    </w:p>
-    <w:p>
-      <w:pPr>
-        <w:pStyle w:val="af"/>
-      </w:pPr>
-      <w:r>
-        <w:t xml:space="preserve">        # область значений исключаемой переменной</w:t>
+      <w:r>
+        <w:t># для каждого возможного присваивания нового фактора:</w:t>
       </w:r>
     </w:p>
     <w:p>
@@ -4560,173 +3563,7 @@
         <w:rPr>
           <w:lang w:val="en-US"/>
         </w:rPr>
-        <w:t xml:space="preserve">domain = </w:t>
-      </w:r>
-      <w:proofErr w:type="spellStart"/>
-      <w:r>
-        <w:rPr>
-          <w:lang w:val="en-US"/>
-        </w:rPr>
-        <w:t>factor.variableDomainsDict</w:t>
-      </w:r>
-      <w:proofErr w:type="spellEnd"/>
-      <w:r>
-        <w:rPr>
-          <w:lang w:val="en-US"/>
-        </w:rPr>
-        <w:t>()[</w:t>
-      </w:r>
-      <w:proofErr w:type="spellStart"/>
-      <w:r>
-        <w:rPr>
-          <w:lang w:val="en-US"/>
-        </w:rPr>
-        <w:t>eliminationVariable</w:t>
-      </w:r>
-      <w:proofErr w:type="spellEnd"/>
-      <w:r>
-        <w:rPr>
-          <w:lang w:val="en-US"/>
-        </w:rPr>
-        <w:t>];</w:t>
-      </w:r>
-    </w:p>
-    <w:p>
-      <w:pPr>
-        <w:pStyle w:val="af"/>
-        <w:rPr>
-          <w:lang w:val="en-US"/>
-        </w:rPr>
-      </w:pPr>
-    </w:p>
-    <w:p>
-      <w:pPr>
-        <w:pStyle w:val="af"/>
-        <w:rPr>
-          <w:lang w:val="en-US"/>
-        </w:rPr>
-      </w:pPr>
-      <w:r>
-        <w:rPr>
-          <w:lang w:val="en-US"/>
-        </w:rPr>
-        <w:t xml:space="preserve">        # </w:t>
-      </w:r>
-      <w:r>
-        <w:t>создание</w:t>
-      </w:r>
-      <w:r>
-        <w:rPr>
-          <w:lang w:val="en-US"/>
-        </w:rPr>
-        <w:t xml:space="preserve"> </w:t>
-      </w:r>
-      <w:r>
-        <w:t>нового</w:t>
-      </w:r>
-      <w:r>
-        <w:rPr>
-          <w:lang w:val="en-US"/>
-        </w:rPr>
-        <w:t xml:space="preserve"> </w:t>
-      </w:r>
-      <w:r>
-        <w:t>фактора</w:t>
-      </w:r>
-    </w:p>
-    <w:p>
-      <w:pPr>
-        <w:pStyle w:val="af"/>
-        <w:rPr>
-          <w:lang w:val="en-US"/>
-        </w:rPr>
-      </w:pPr>
-      <w:r>
-        <w:rPr>
-          <w:lang w:val="en-US"/>
-        </w:rPr>
-        <w:t xml:space="preserve">        </w:t>
-      </w:r>
-      <w:proofErr w:type="spellStart"/>
-      <w:r>
-        <w:rPr>
-          <w:lang w:val="en-US"/>
-        </w:rPr>
-        <w:t>new_factor</w:t>
-      </w:r>
-      <w:proofErr w:type="spellEnd"/>
-      <w:r>
-        <w:rPr>
-          <w:lang w:val="en-US"/>
-        </w:rPr>
-        <w:t xml:space="preserve"> = Factor(unconditioned, conditioned, </w:t>
-      </w:r>
-      <w:proofErr w:type="spellStart"/>
-      <w:r>
-        <w:rPr>
-          <w:lang w:val="en-US"/>
-        </w:rPr>
-        <w:t>factor.variableDomainsDict</w:t>
-      </w:r>
-      <w:proofErr w:type="spellEnd"/>
-      <w:r>
-        <w:rPr>
-          <w:lang w:val="en-US"/>
-        </w:rPr>
-        <w:t>())</w:t>
-      </w:r>
-    </w:p>
-    <w:p>
-      <w:pPr>
-        <w:pStyle w:val="af"/>
-        <w:rPr>
-          <w:lang w:val="en-US"/>
-        </w:rPr>
-      </w:pPr>
-    </w:p>
-    <w:p>
-      <w:pPr>
-        <w:pStyle w:val="af"/>
-      </w:pPr>
-      <w:r>
-        <w:rPr>
-          <w:lang w:val="en-US"/>
-        </w:rPr>
-        <w:t xml:space="preserve">        </w:t>
-      </w:r>
-      <w:r>
-        <w:t># для каждого возможного присваивания нового фактора:</w:t>
-      </w:r>
-    </w:p>
-    <w:p>
-      <w:pPr>
-        <w:pStyle w:val="af"/>
-        <w:rPr>
-          <w:lang w:val="en-US"/>
-        </w:rPr>
-      </w:pPr>
-      <w:r>
-        <w:t xml:space="preserve">        </w:t>
-      </w:r>
-      <w:r>
-        <w:rPr>
-          <w:lang w:val="en-US"/>
-        </w:rPr>
-        <w:t xml:space="preserve">for assignment in </w:t>
-      </w:r>
-      <w:proofErr w:type="spellStart"/>
-      <w:r>
-        <w:rPr>
-          <w:lang w:val="en-US"/>
-        </w:rPr>
-        <w:t>new_factor.getAllPossibleAssignmentDicts</w:t>
-      </w:r>
-      <w:proofErr w:type="spellEnd"/>
-      <w:r>
-        <w:rPr>
-          <w:lang w:val="en-US"/>
-        </w:rPr>
-        <w:t>():</w:t>
+        <w:t>for assignment in new_factor.getAllPossibleAssignmentDicts():</w:t>
       </w:r>
     </w:p>
     <w:p>
@@ -4739,13 +3576,8 @@
         </w:rPr>
         <w:t xml:space="preserve">            </w:t>
       </w:r>
-      <w:proofErr w:type="spellStart"/>
-      <w:r>
-        <w:t>prob</w:t>
-      </w:r>
-      <w:proofErr w:type="spellEnd"/>
-      <w:r>
-        <w:t xml:space="preserve"> = 0.0</w:t>
+      <w:r>
+        <w:t>prob = 0.0</w:t>
       </w:r>
     </w:p>
     <w:p>
@@ -4775,161 +3607,49 @@
         <w:rPr>
           <w:lang w:val="en-US"/>
         </w:rPr>
-        <w:t xml:space="preserve">for </w:t>
-      </w:r>
-      <w:proofErr w:type="spellStart"/>
-      <w:r>
-        <w:rPr>
-          <w:lang w:val="en-US"/>
-        </w:rPr>
-        <w:t>elim_val</w:t>
-      </w:r>
-      <w:proofErr w:type="spellEnd"/>
-      <w:r>
-        <w:rPr>
-          <w:lang w:val="en-US"/>
-        </w:rPr>
-        <w:t xml:space="preserve"> in domain:</w:t>
-      </w:r>
-    </w:p>
-    <w:p>
-      <w:pPr>
-        <w:pStyle w:val="af"/>
-        <w:rPr>
-          <w:lang w:val="en-US"/>
-        </w:rPr>
-      </w:pPr>
-      <w:r>
-        <w:rPr>
-          <w:lang w:val="en-US"/>
-        </w:rPr>
-        <w:t xml:space="preserve">                </w:t>
-      </w:r>
-      <w:proofErr w:type="spellStart"/>
-      <w:r>
-        <w:rPr>
-          <w:lang w:val="en-US"/>
-        </w:rPr>
-        <w:t>old_assignment</w:t>
-      </w:r>
-      <w:proofErr w:type="spellEnd"/>
-      <w:r>
-        <w:rPr>
-          <w:lang w:val="en-US"/>
-        </w:rPr>
-        <w:t xml:space="preserve"> = </w:t>
-      </w:r>
-      <w:proofErr w:type="spellStart"/>
-      <w:r>
-        <w:rPr>
-          <w:lang w:val="en-US"/>
-        </w:rPr>
-        <w:t>assignment.copy</w:t>
-      </w:r>
-      <w:proofErr w:type="spellEnd"/>
-      <w:r>
-        <w:rPr>
-          <w:lang w:val="en-US"/>
-        </w:rPr>
-        <w:t>()</w:t>
-      </w:r>
-    </w:p>
-    <w:p>
-      <w:pPr>
-        <w:pStyle w:val="af"/>
-        <w:rPr>
-          <w:lang w:val="en-US"/>
-        </w:rPr>
-      </w:pPr>
-      <w:r>
-        <w:rPr>
-          <w:lang w:val="en-US"/>
-        </w:rPr>
-        <w:t xml:space="preserve">                </w:t>
-      </w:r>
-      <w:proofErr w:type="spellStart"/>
-      <w:r>
-        <w:rPr>
-          <w:lang w:val="en-US"/>
-        </w:rPr>
-        <w:t>old_assignment</w:t>
-      </w:r>
-      <w:proofErr w:type="spellEnd"/>
-      <w:r>
-        <w:rPr>
-          <w:lang w:val="en-US"/>
-        </w:rPr>
-        <w:t>[</w:t>
-      </w:r>
-      <w:proofErr w:type="spellStart"/>
-      <w:r>
-        <w:rPr>
-          <w:lang w:val="en-US"/>
-        </w:rPr>
-        <w:t>eliminationVariable</w:t>
-      </w:r>
-      <w:proofErr w:type="spellEnd"/>
-      <w:r>
-        <w:rPr>
-          <w:lang w:val="en-US"/>
-        </w:rPr>
-        <w:t xml:space="preserve">] = </w:t>
-      </w:r>
-      <w:proofErr w:type="spellStart"/>
-      <w:r>
-        <w:rPr>
-          <w:lang w:val="en-US"/>
-        </w:rPr>
-        <w:t>elim_val</w:t>
-      </w:r>
-      <w:proofErr w:type="spellEnd"/>
-      <w:r>
-        <w:rPr>
-          <w:lang w:val="en-US"/>
-        </w:rPr>
-        <w:t>;</w:t>
-      </w:r>
-    </w:p>
-    <w:p>
-      <w:pPr>
-        <w:pStyle w:val="af"/>
-        <w:rPr>
-          <w:lang w:val="en-US"/>
-        </w:rPr>
-      </w:pPr>
-      <w:r>
-        <w:rPr>
-          <w:lang w:val="en-US"/>
-        </w:rPr>
-        <w:t xml:space="preserve">                prob += </w:t>
-      </w:r>
-      <w:proofErr w:type="spellStart"/>
-      <w:r>
-        <w:rPr>
-          <w:lang w:val="en-US"/>
-        </w:rPr>
-        <w:t>factor.getProbability</w:t>
-      </w:r>
-      <w:proofErr w:type="spellEnd"/>
-      <w:r>
-        <w:rPr>
-          <w:lang w:val="en-US"/>
-        </w:rPr>
-        <w:t>(</w:t>
-      </w:r>
-      <w:proofErr w:type="spellStart"/>
-      <w:r>
-        <w:rPr>
-          <w:lang w:val="en-US"/>
-        </w:rPr>
-        <w:t>old_assignment</w:t>
-      </w:r>
-      <w:proofErr w:type="spellEnd"/>
-      <w:r>
-        <w:rPr>
-          <w:lang w:val="en-US"/>
-        </w:rPr>
-        <w:t>);</w:t>
+        <w:t>for elim_val in domain:</w:t>
+      </w:r>
+    </w:p>
+    <w:p>
+      <w:pPr>
+        <w:pStyle w:val="af"/>
+        <w:rPr>
+          <w:lang w:val="en-US"/>
+        </w:rPr>
+      </w:pPr>
+      <w:r>
+        <w:rPr>
+          <w:lang w:val="en-US"/>
+        </w:rPr>
+        <w:t xml:space="preserve">                old_assignment = assignment.copy()</w:t>
+      </w:r>
+    </w:p>
+    <w:p>
+      <w:pPr>
+        <w:pStyle w:val="af"/>
+        <w:rPr>
+          <w:lang w:val="en-US"/>
+        </w:rPr>
+      </w:pPr>
+      <w:r>
+        <w:rPr>
+          <w:lang w:val="en-US"/>
+        </w:rPr>
+        <w:t xml:space="preserve">                old_assignment[eliminationVariable] = elim_val;</w:t>
+      </w:r>
+    </w:p>
+    <w:p>
+      <w:pPr>
+        <w:pStyle w:val="af"/>
+        <w:rPr>
+          <w:lang w:val="en-US"/>
+        </w:rPr>
+      </w:pPr>
+      <w:r>
+        <w:rPr>
+          <w:lang w:val="en-US"/>
+        </w:rPr>
+        <w:t xml:space="preserve">                prob += factor.getProbability(old_assignment);</w:t>
       </w:r>
     </w:p>
     <w:p>
@@ -4964,19 +3684,11 @@
       <w:r>
         <w:t xml:space="preserve">            </w:t>
       </w:r>
-      <w:proofErr w:type="spellStart"/>
-      <w:r>
-        <w:rPr>
-          <w:lang w:val="en-US"/>
-        </w:rPr>
-        <w:t>new_factor.setProbability</w:t>
-      </w:r>
-      <w:proofErr w:type="spellEnd"/>
-      <w:r>
-        <w:rPr>
-          <w:lang w:val="en-US"/>
-        </w:rPr>
-        <w:t>(assignment, prob)</w:t>
+      <w:r>
+        <w:rPr>
+          <w:lang w:val="en-US"/>
+        </w:rPr>
+        <w:t>new_factor.setProbability(assignment, prob)</w:t>
       </w:r>
     </w:p>
     <w:p>
@@ -4996,16 +3708,8 @@
         <w:rPr>
           <w:lang w:val="en-US"/>
         </w:rPr>
-        <w:t xml:space="preserve">        return </w:t>
-      </w:r>
-      <w:proofErr w:type="spellStart"/>
-      <w:r>
-        <w:rPr>
-          <w:lang w:val="en-US"/>
-        </w:rPr>
-        <w:t>new_factor</w:t>
-      </w:r>
-      <w:proofErr w:type="spellEnd"/>
+        <w:t xml:space="preserve">        return new_factor</w:t>
+      </w:r>
     </w:p>
     <w:p/>
     <w:p>
@@ -5078,9 +3782,9 @@
         <w:jc w:val="center"/>
       </w:pPr>
       <w:r>
+        <w:lastRenderedPageBreak/>
         <w:t xml:space="preserve">Рисунок 3.3 – Автооценивание функции </w:t>
       </w:r>
-      <w:proofErr w:type="spellStart"/>
       <w:r>
         <w:rPr>
           <w:rFonts w:ascii="Courier New" w:hAnsi="Courier New" w:cs="Courier New"/>
@@ -5089,7 +3793,6 @@
         </w:rPr>
         <w:t>eliminate</w:t>
       </w:r>
-      <w:proofErr w:type="spellEnd"/>
     </w:p>
     <w:p/>
     <w:p/>
@@ -5131,7 +3834,6 @@
       <w:r>
         <w:t xml:space="preserve"> </w:t>
       </w:r>
-      <w:proofErr w:type="spellStart"/>
       <w:r>
         <w:rPr>
           <w:rFonts w:ascii="Courier New" w:hAnsi="Courier New" w:cs="Courier New"/>
@@ -5140,7 +3842,6 @@
         </w:rPr>
         <w:t>inferenceByVariableElimination</w:t>
       </w:r>
-      <w:proofErr w:type="spellEnd"/>
       <w:r>
         <w:rPr>
           <w:rFonts w:ascii="Courier New" w:hAnsi="Courier New" w:cs="Courier New"/>
@@ -5170,7 +3871,6 @@
     </w:p>
     <w:p>
       <w:r>
-        <w:lastRenderedPageBreak/>
         <w:t>Алгоритм находит все факторы сети с учётом свидетельств, перемножает факторы с исключаемой переменной, удаляет её путём маргинализации и сохраняет в список факторов, из которого путём нормализации выдаёт ответ.</w:t>
       </w:r>
     </w:p>
@@ -5190,7 +3890,6 @@
         </w:rPr>
         <w:t xml:space="preserve">def </w:t>
       </w:r>
-      <w:proofErr w:type="spellStart"/>
       <w:r>
         <w:rPr>
           <w:b/>
@@ -5199,82 +3898,11 @@
         </w:rPr>
         <w:t>inferenceByVariableElimination</w:t>
       </w:r>
-      <w:proofErr w:type="spellEnd"/>
-      <w:r>
-        <w:rPr>
-          <w:lang w:val="en-US"/>
-        </w:rPr>
-        <w:t>(</w:t>
-      </w:r>
-      <w:proofErr w:type="spellStart"/>
-      <w:r>
-        <w:rPr>
-          <w:lang w:val="en-US"/>
-        </w:rPr>
-        <w:t>bayesNet</w:t>
-      </w:r>
-      <w:proofErr w:type="spellEnd"/>
-      <w:r>
-        <w:rPr>
-          <w:lang w:val="en-US"/>
-        </w:rPr>
-        <w:t xml:space="preserve">: bn, </w:t>
-      </w:r>
-      <w:proofErr w:type="spellStart"/>
-      <w:r>
-        <w:rPr>
-          <w:lang w:val="en-US"/>
-        </w:rPr>
-        <w:t>queryVariables</w:t>
-      </w:r>
-      <w:proofErr w:type="spellEnd"/>
-      <w:r>
-        <w:rPr>
-          <w:lang w:val="en-US"/>
-        </w:rPr>
-        <w:t xml:space="preserve">: List[str], </w:t>
-      </w:r>
-      <w:proofErr w:type="spellStart"/>
-      <w:r>
-        <w:rPr>
-          <w:lang w:val="en-US"/>
-        </w:rPr>
-        <w:t>evidenceDict</w:t>
-      </w:r>
-      <w:proofErr w:type="spellEnd"/>
-      <w:r>
-        <w:rPr>
-          <w:lang w:val="en-US"/>
-        </w:rPr>
-        <w:t xml:space="preserve">: </w:t>
-      </w:r>
-      <w:proofErr w:type="spellStart"/>
-      <w:r>
-        <w:rPr>
-          <w:lang w:val="en-US"/>
-        </w:rPr>
-        <w:t>Dict</w:t>
-      </w:r>
-      <w:proofErr w:type="spellEnd"/>
-      <w:r>
-        <w:rPr>
-          <w:lang w:val="en-US"/>
-        </w:rPr>
-        <w:t xml:space="preserve">, </w:t>
-      </w:r>
-      <w:proofErr w:type="spellStart"/>
-      <w:r>
-        <w:rPr>
-          <w:lang w:val="en-US"/>
-        </w:rPr>
-        <w:t>eliminationOrder</w:t>
-      </w:r>
-      <w:proofErr w:type="spellEnd"/>
-      <w:r>
-        <w:rPr>
-          <w:lang w:val="en-US"/>
-        </w:rPr>
-        <w:t>: List[str]):</w:t>
+      <w:r>
+        <w:rPr>
+          <w:lang w:val="en-US"/>
+        </w:rPr>
+        <w:t>(bayesNet: bn, queryVariables: List[str], evidenceDict: Dict, eliminationOrder: List[str]):</w:t>
       </w:r>
     </w:p>
     <w:p>
@@ -5293,113 +3921,108 @@
         </w:rPr>
         <w:t xml:space="preserve">        </w:t>
       </w:r>
-      <w:proofErr w:type="spellStart"/>
       <w:r>
         <w:rPr>
           <w:i/>
           <w:iCs/>
           <w:lang w:val="en-US"/>
         </w:rPr>
-        <w:t>joinFactorsByVariable</w:t>
-      </w:r>
-      <w:proofErr w:type="spellEnd"/>
-      <w:r>
+        <w:t>joinFactorsByVariable = joinFactorsByVariableWithCallTracking(callTrackingList)</w:t>
+      </w:r>
+    </w:p>
+    <w:p>
+      <w:pPr>
+        <w:pStyle w:val="af"/>
         <w:rPr>
           <w:i/>
           <w:iCs/>
           <w:lang w:val="en-US"/>
         </w:rPr>
-        <w:t xml:space="preserve"> = </w:t>
-      </w:r>
-      <w:proofErr w:type="spellStart"/>
+      </w:pPr>
       <w:r>
         <w:rPr>
           <w:i/>
           <w:iCs/>
           <w:lang w:val="en-US"/>
         </w:rPr>
-        <w:t>joinFactorsByVariableWithCallTracking</w:t>
-      </w:r>
-      <w:proofErr w:type="spellEnd"/>
-      <w:r>
+        <w:t xml:space="preserve">        eliminate             = eliminateWithCallTracking(callTrackingList)</w:t>
+      </w:r>
+    </w:p>
+    <w:p>
+      <w:pPr>
+        <w:pStyle w:val="af"/>
         <w:rPr>
           <w:i/>
           <w:iCs/>
           <w:lang w:val="en-US"/>
         </w:rPr>
-        <w:t>(</w:t>
-      </w:r>
-      <w:proofErr w:type="spellStart"/>
-      <w:r>
+      </w:pPr>
+    </w:p>
+    <w:p>
+      <w:pPr>
+        <w:pStyle w:val="af"/>
         <w:rPr>
           <w:i/>
           <w:iCs/>
-          <w:lang w:val="en-US"/>
-        </w:rPr>
-        <w:t>callTrackingList</w:t>
-      </w:r>
-      <w:proofErr w:type="spellEnd"/>
+        </w:rPr>
+      </w:pPr>
       <w:r>
         <w:rPr>
           <w:i/>
           <w:iCs/>
           <w:lang w:val="en-US"/>
         </w:rPr>
-        <w:t>)</w:t>
-      </w:r>
-    </w:p>
-    <w:p>
-      <w:pPr>
-        <w:pStyle w:val="af"/>
+        <w:t xml:space="preserve">        </w:t>
+      </w:r>
+      <w:r>
         <w:rPr>
           <w:i/>
           <w:iCs/>
-          <w:lang w:val="en-US"/>
-        </w:rPr>
-      </w:pPr>
-      <w:r>
+        </w:rPr>
+        <w:t>if eliminationOrder is None: # установить произвольный порядок удаления, если задано None</w:t>
+      </w:r>
+    </w:p>
+    <w:p>
+      <w:pPr>
+        <w:pStyle w:val="af"/>
         <w:rPr>
           <w:i/>
           <w:iCs/>
           <w:lang w:val="en-US"/>
         </w:rPr>
-        <w:t xml:space="preserve">        eliminate             = </w:t>
-      </w:r>
-      <w:proofErr w:type="spellStart"/>
+      </w:pPr>
       <w:r>
         <w:rPr>
           <w:i/>
           <w:iCs/>
-          <w:lang w:val="en-US"/>
-        </w:rPr>
-        <w:t>eliminateWithCallTracking</w:t>
-      </w:r>
-      <w:proofErr w:type="spellEnd"/>
+        </w:rPr>
+        <w:t xml:space="preserve">            </w:t>
+      </w:r>
       <w:r>
         <w:rPr>
           <w:i/>
           <w:iCs/>
           <w:lang w:val="en-US"/>
         </w:rPr>
-        <w:t>(</w:t>
-      </w:r>
-      <w:proofErr w:type="spellStart"/>
-      <w:r>
+        <w:t>eliminationVariables = bayesNet.variablesSet() - set(queryVariables) -\</w:t>
+      </w:r>
+    </w:p>
+    <w:p>
+      <w:pPr>
+        <w:pStyle w:val="af"/>
         <w:rPr>
           <w:i/>
           <w:iCs/>
           <w:lang w:val="en-US"/>
         </w:rPr>
-        <w:t>callTrackingList</w:t>
-      </w:r>
-      <w:proofErr w:type="spellEnd"/>
+      </w:pPr>
       <w:r>
         <w:rPr>
           <w:i/>
           <w:iCs/>
           <w:lang w:val="en-US"/>
         </w:rPr>
-        <w:t>)</w:t>
+        <w:t xml:space="preserve">                                   set(evidenceDict.keys())</w:t>
       </w:r>
     </w:p>
     <w:p>
@@ -5411,256 +4034,13 @@
           <w:lang w:val="en-US"/>
         </w:rPr>
       </w:pPr>
-    </w:p>
-    <w:p>
-      <w:pPr>
-        <w:pStyle w:val="af"/>
+      <w:r>
         <w:rPr>
           <w:i/>
           <w:iCs/>
-        </w:rPr>
-      </w:pPr>
-      <w:r>
-        <w:rPr>
-          <w:i/>
-          <w:iCs/>
-          <w:lang w:val="en-US"/>
-        </w:rPr>
-        <w:t xml:space="preserve">        </w:t>
-      </w:r>
-      <w:proofErr w:type="spellStart"/>
-      <w:r>
-        <w:rPr>
-          <w:i/>
-          <w:iCs/>
-        </w:rPr>
-        <w:t>if</w:t>
-      </w:r>
-      <w:proofErr w:type="spellEnd"/>
-      <w:r>
-        <w:rPr>
-          <w:i/>
-          <w:iCs/>
-        </w:rPr>
-        <w:t xml:space="preserve"> </w:t>
-      </w:r>
-      <w:proofErr w:type="spellStart"/>
-      <w:r>
-        <w:rPr>
-          <w:i/>
-          <w:iCs/>
-        </w:rPr>
-        <w:t>eliminationOrder</w:t>
-      </w:r>
-      <w:proofErr w:type="spellEnd"/>
-      <w:r>
-        <w:rPr>
-          <w:i/>
-          <w:iCs/>
-        </w:rPr>
-        <w:t xml:space="preserve"> </w:t>
-      </w:r>
-      <w:proofErr w:type="spellStart"/>
-      <w:r>
-        <w:rPr>
-          <w:i/>
-          <w:iCs/>
-        </w:rPr>
-        <w:t>is</w:t>
-      </w:r>
-      <w:proofErr w:type="spellEnd"/>
-      <w:r>
-        <w:rPr>
-          <w:i/>
-          <w:iCs/>
-        </w:rPr>
-        <w:t xml:space="preserve"> </w:t>
-      </w:r>
-      <w:proofErr w:type="spellStart"/>
-      <w:r>
-        <w:rPr>
-          <w:i/>
-          <w:iCs/>
-        </w:rPr>
-        <w:t>None</w:t>
-      </w:r>
-      <w:proofErr w:type="spellEnd"/>
-      <w:r>
-        <w:rPr>
-          <w:i/>
-          <w:iCs/>
-        </w:rPr>
-        <w:t xml:space="preserve">: # установить произвольный порядок удаления, если задано </w:t>
-      </w:r>
-      <w:proofErr w:type="spellStart"/>
-      <w:r>
-        <w:rPr>
-          <w:i/>
-          <w:iCs/>
-        </w:rPr>
-        <w:t>None</w:t>
-      </w:r>
-      <w:proofErr w:type="spellEnd"/>
-    </w:p>
-    <w:p>
-      <w:pPr>
-        <w:pStyle w:val="af"/>
-        <w:rPr>
-          <w:i/>
-          <w:iCs/>
-          <w:lang w:val="en-US"/>
-        </w:rPr>
-      </w:pPr>
-      <w:r>
-        <w:rPr>
-          <w:i/>
-          <w:iCs/>
-        </w:rPr>
-        <w:t xml:space="preserve">            </w:t>
-      </w:r>
-      <w:proofErr w:type="spellStart"/>
-      <w:r>
-        <w:rPr>
-          <w:i/>
-          <w:iCs/>
-          <w:lang w:val="en-US"/>
-        </w:rPr>
-        <w:t>eliminationVariables</w:t>
-      </w:r>
-      <w:proofErr w:type="spellEnd"/>
-      <w:r>
-        <w:rPr>
-          <w:i/>
-          <w:iCs/>
-          <w:lang w:val="en-US"/>
-        </w:rPr>
-        <w:t xml:space="preserve"> = </w:t>
-      </w:r>
-      <w:proofErr w:type="spellStart"/>
-      <w:r>
-        <w:rPr>
-          <w:i/>
-          <w:iCs/>
-          <w:lang w:val="en-US"/>
-        </w:rPr>
-        <w:t>bayesNet.variablesSet</w:t>
-      </w:r>
-      <w:proofErr w:type="spellEnd"/>
-      <w:r>
-        <w:rPr>
-          <w:i/>
-          <w:iCs/>
-          <w:lang w:val="en-US"/>
-        </w:rPr>
-        <w:t>() - set(</w:t>
-      </w:r>
-      <w:proofErr w:type="spellStart"/>
-      <w:r>
-        <w:rPr>
-          <w:i/>
-          <w:iCs/>
-          <w:lang w:val="en-US"/>
-        </w:rPr>
-        <w:t>queryVariables</w:t>
-      </w:r>
-      <w:proofErr w:type="spellEnd"/>
-      <w:r>
-        <w:rPr>
-          <w:i/>
-          <w:iCs/>
-          <w:lang w:val="en-US"/>
-        </w:rPr>
-        <w:t>) -\</w:t>
-      </w:r>
-    </w:p>
-    <w:p>
-      <w:pPr>
-        <w:pStyle w:val="af"/>
-        <w:rPr>
-          <w:i/>
-          <w:iCs/>
-          <w:lang w:val="en-US"/>
-        </w:rPr>
-      </w:pPr>
-      <w:r>
-        <w:rPr>
-          <w:i/>
-          <w:iCs/>
-          <w:lang w:val="en-US"/>
-        </w:rPr>
-        <w:t xml:space="preserve">                                   set(</w:t>
-      </w:r>
-      <w:proofErr w:type="spellStart"/>
-      <w:r>
-        <w:rPr>
-          <w:i/>
-          <w:iCs/>
-          <w:lang w:val="en-US"/>
-        </w:rPr>
-        <w:t>evidenceDict.keys</w:t>
-      </w:r>
-      <w:proofErr w:type="spellEnd"/>
-      <w:r>
-        <w:rPr>
-          <w:i/>
-          <w:iCs/>
-          <w:lang w:val="en-US"/>
-        </w:rPr>
-        <w:t>())</w:t>
-      </w:r>
-    </w:p>
-    <w:p>
-      <w:pPr>
-        <w:pStyle w:val="af"/>
-        <w:rPr>
-          <w:i/>
-          <w:iCs/>
-          <w:lang w:val="en-US"/>
-        </w:rPr>
-      </w:pPr>
-      <w:r>
-        <w:rPr>
-          <w:i/>
-          <w:iCs/>
-          <w:lang w:val="en-US"/>
-        </w:rPr>
-        <w:t xml:space="preserve">            </w:t>
-      </w:r>
-      <w:proofErr w:type="spellStart"/>
-      <w:r>
-        <w:rPr>
-          <w:i/>
-          <w:iCs/>
-          <w:lang w:val="en-US"/>
-        </w:rPr>
-        <w:t>eliminationOrder</w:t>
-      </w:r>
-      <w:proofErr w:type="spellEnd"/>
-      <w:r>
-        <w:rPr>
-          <w:i/>
-          <w:iCs/>
-          <w:lang w:val="en-US"/>
-        </w:rPr>
-        <w:t xml:space="preserve"> = sorted(list(</w:t>
-      </w:r>
-      <w:proofErr w:type="spellStart"/>
-      <w:r>
-        <w:rPr>
-          <w:i/>
-          <w:iCs/>
-          <w:lang w:val="en-US"/>
-        </w:rPr>
-        <w:t>eliminationVariables</w:t>
-      </w:r>
-      <w:proofErr w:type="spellEnd"/>
-      <w:r>
-        <w:rPr>
-          <w:i/>
-          <w:iCs/>
-          <w:lang w:val="en-US"/>
-        </w:rPr>
-        <w:t>))</w:t>
+          <w:lang w:val="en-US"/>
+        </w:rPr>
+        <w:t xml:space="preserve">            eliminationOrder = sorted(list(eliminationVariables))</w:t>
       </w:r>
     </w:p>
     <w:p>
@@ -5719,322 +4099,183 @@
         <w:pStyle w:val="af"/>
       </w:pPr>
       <w:r>
+        <w:t xml:space="preserve">        factors = bayesNet.getAllCPTsWithEvidence(evidenceDict)</w:t>
+      </w:r>
+    </w:p>
+    <w:p>
+      <w:pPr>
+        <w:pStyle w:val="af"/>
+      </w:pPr>
+    </w:p>
+    <w:p>
+      <w:pPr>
+        <w:pStyle w:val="af"/>
+      </w:pPr>
+      <w:r>
+        <w:t xml:space="preserve">        # </w:t>
+      </w:r>
+      <w:r>
+        <w:t>перебор</w:t>
+      </w:r>
+      <w:r>
+        <w:t xml:space="preserve"> </w:t>
+      </w:r>
+      <w:r>
+        <w:t>всех</w:t>
+      </w:r>
+      <w:r>
+        <w:t xml:space="preserve"> </w:t>
+      </w:r>
+      <w:r>
+        <w:t>исклюаемых</w:t>
+      </w:r>
+      <w:r>
+        <w:t xml:space="preserve"> </w:t>
+      </w:r>
+      <w:r>
+        <w:t>переменных</w:t>
+      </w:r>
+      <w:r>
+        <w:t xml:space="preserve"> (</w:t>
+      </w:r>
+      <w:r>
+        <w:rPr>
+          <w:lang w:val="en-US"/>
+        </w:rPr>
+        <w:t>var</w:t>
+      </w:r>
+      <w:r>
+        <w:t>)</w:t>
+      </w:r>
+    </w:p>
+    <w:p>
+      <w:pPr>
+        <w:pStyle w:val="af"/>
+      </w:pPr>
+      <w:r>
         <w:t xml:space="preserve">        </w:t>
       </w:r>
-      <w:proofErr w:type="spellStart"/>
-      <w:r>
-        <w:t>factors</w:t>
-      </w:r>
-      <w:proofErr w:type="spellEnd"/>
-      <w:r>
-        <w:t xml:space="preserve"> = </w:t>
-      </w:r>
-      <w:proofErr w:type="spellStart"/>
-      <w:r>
-        <w:t>bayesNet.getAllCPTsWithEvidence</w:t>
-      </w:r>
-      <w:proofErr w:type="spellEnd"/>
-      <w:r>
-        <w:t>(</w:t>
-      </w:r>
-      <w:proofErr w:type="spellStart"/>
-      <w:r>
-        <w:t>evidenceDict</w:t>
-      </w:r>
-      <w:proofErr w:type="spellEnd"/>
-      <w:r>
-        <w:t>)</w:t>
-      </w:r>
-    </w:p>
-    <w:p>
-      <w:pPr>
-        <w:pStyle w:val="af"/>
-      </w:pPr>
-    </w:p>
-    <w:p>
-      <w:pPr>
-        <w:pStyle w:val="af"/>
-      </w:pPr>
-      <w:r>
+      <w:r>
+        <w:t>for var in eliminationOrder:</w:t>
+      </w:r>
+    </w:p>
+    <w:p>
+      <w:pPr>
+        <w:pStyle w:val="af"/>
+      </w:pPr>
+      <w:r>
+        <w:t xml:space="preserve">            # объединение факторов по исключаемой переменной</w:t>
+      </w:r>
+    </w:p>
+    <w:p>
+      <w:pPr>
+        <w:pStyle w:val="af"/>
+        <w:rPr>
+          <w:lang w:val="en-US"/>
+        </w:rPr>
+      </w:pPr>
+      <w:r>
+        <w:t xml:space="preserve">            </w:t>
+      </w:r>
+      <w:r>
+        <w:rPr>
+          <w:lang w:val="en-US"/>
+        </w:rPr>
+        <w:t>factors, joinedFactor = joinFactorsByVariable(factors, var)</w:t>
+      </w:r>
+    </w:p>
+    <w:p>
+      <w:pPr>
+        <w:pStyle w:val="af"/>
+        <w:rPr>
+          <w:lang w:val="en-US"/>
+        </w:rPr>
+      </w:pPr>
+    </w:p>
+    <w:p>
+      <w:pPr>
+        <w:pStyle w:val="af"/>
+      </w:pPr>
+      <w:r>
+        <w:rPr>
+          <w:lang w:val="en-US"/>
+        </w:rPr>
+        <w:t xml:space="preserve">            </w:t>
+      </w:r>
+      <w:r>
+        <w:t># удалить из нового фактора исключаемую переменную и добавить его в список</w:t>
+      </w:r>
+    </w:p>
+    <w:p>
+      <w:pPr>
+        <w:pStyle w:val="af"/>
+        <w:rPr>
+          <w:lang w:val="en-US"/>
+        </w:rPr>
+      </w:pPr>
+      <w:r>
+        <w:t xml:space="preserve">            </w:t>
+      </w:r>
+      <w:r>
+        <w:rPr>
+          <w:lang w:val="en-US"/>
+        </w:rPr>
+        <w:t>if len(joinedFactor.unconditionedVariables()) &gt; 1:</w:t>
+      </w:r>
+    </w:p>
+    <w:p>
+      <w:pPr>
+        <w:pStyle w:val="af"/>
+        <w:rPr>
+          <w:lang w:val="en-US"/>
+        </w:rPr>
+      </w:pPr>
+      <w:r>
+        <w:rPr>
+          <w:lang w:val="en-US"/>
+        </w:rPr>
+        <w:t xml:space="preserve">                factors.append(eliminate(joinedFactor, var))</w:t>
+      </w:r>
+    </w:p>
+    <w:p>
+      <w:pPr>
+        <w:pStyle w:val="af"/>
+        <w:rPr>
+          <w:lang w:val="en-US"/>
+        </w:rPr>
+      </w:pPr>
+    </w:p>
+    <w:p>
+      <w:pPr>
+        <w:pStyle w:val="af"/>
+        <w:rPr>
+          <w:lang w:val="en-US"/>
+        </w:rPr>
+      </w:pPr>
+      <w:r>
+        <w:rPr>
+          <w:lang w:val="en-US"/>
+        </w:rPr>
         <w:t xml:space="preserve">        # </w:t>
       </w:r>
       <w:r>
-        <w:t>перебор</w:t>
-      </w:r>
-      <w:r>
+        <w:t>объединить</w:t>
+      </w:r>
+      <w:r>
+        <w:rPr>
+          <w:lang w:val="en-US"/>
+        </w:rPr>
         <w:t xml:space="preserve"> </w:t>
       </w:r>
       <w:r>
-        <w:t>всех</w:t>
-      </w:r>
-      <w:r>
+        <w:t>список</w:t>
+      </w:r>
+      <w:r>
+        <w:rPr>
+          <w:lang w:val="en-US"/>
+        </w:rPr>
         <w:t xml:space="preserve"> </w:t>
       </w:r>
-      <w:proofErr w:type="spellStart"/>
-      <w:r>
-        <w:t>исклюаемых</w:t>
-      </w:r>
-      <w:proofErr w:type="spellEnd"/>
-      <w:r>
-        <w:t xml:space="preserve"> </w:t>
-      </w:r>
-      <w:r>
-        <w:t>переменных</w:t>
-      </w:r>
-      <w:r>
-        <w:t xml:space="preserve"> (</w:t>
-      </w:r>
-      <w:r>
-        <w:rPr>
-          <w:lang w:val="en-US"/>
-        </w:rPr>
-        <w:t>var</w:t>
-      </w:r>
-      <w:r>
-        <w:t>)</w:t>
-      </w:r>
-    </w:p>
-    <w:p>
-      <w:pPr>
-        <w:pStyle w:val="af"/>
-      </w:pPr>
-      <w:r>
-        <w:t xml:space="preserve">        </w:t>
-      </w:r>
-      <w:proofErr w:type="spellStart"/>
-      <w:r>
-        <w:t>for</w:t>
-      </w:r>
-      <w:proofErr w:type="spellEnd"/>
-      <w:r>
-        <w:t xml:space="preserve"> </w:t>
-      </w:r>
-      <w:proofErr w:type="spellStart"/>
-      <w:r>
-        <w:t>var</w:t>
-      </w:r>
-      <w:proofErr w:type="spellEnd"/>
-      <w:r>
-        <w:t xml:space="preserve"> </w:t>
-      </w:r>
-      <w:proofErr w:type="spellStart"/>
-      <w:r>
-        <w:t>in</w:t>
-      </w:r>
-      <w:proofErr w:type="spellEnd"/>
-      <w:r>
-        <w:t xml:space="preserve"> </w:t>
-      </w:r>
-      <w:proofErr w:type="spellStart"/>
-      <w:r>
-        <w:t>eliminationOrder</w:t>
-      </w:r>
-      <w:proofErr w:type="spellEnd"/>
-      <w:r>
-        <w:t>:</w:t>
-      </w:r>
-    </w:p>
-    <w:p>
-      <w:pPr>
-        <w:pStyle w:val="af"/>
-      </w:pPr>
-      <w:r>
-        <w:t xml:space="preserve">            # объединение факторов по исключаемой переменной</w:t>
-      </w:r>
-    </w:p>
-    <w:p>
-      <w:pPr>
-        <w:pStyle w:val="af"/>
-        <w:rPr>
-          <w:lang w:val="en-US"/>
-        </w:rPr>
-      </w:pPr>
-      <w:r>
-        <w:t xml:space="preserve">            </w:t>
-      </w:r>
-      <w:r>
-        <w:rPr>
-          <w:lang w:val="en-US"/>
-        </w:rPr>
-        <w:t xml:space="preserve">factors, </w:t>
-      </w:r>
-      <w:proofErr w:type="spellStart"/>
-      <w:r>
-        <w:rPr>
-          <w:lang w:val="en-US"/>
-        </w:rPr>
-        <w:t>joinedFactor</w:t>
-      </w:r>
-      <w:proofErr w:type="spellEnd"/>
-      <w:r>
-        <w:rPr>
-          <w:lang w:val="en-US"/>
-        </w:rPr>
-        <w:t xml:space="preserve"> = </w:t>
-      </w:r>
-      <w:proofErr w:type="spellStart"/>
-      <w:r>
-        <w:rPr>
-          <w:lang w:val="en-US"/>
-        </w:rPr>
-        <w:t>joinFactorsByVariable</w:t>
-      </w:r>
-      <w:proofErr w:type="spellEnd"/>
-      <w:r>
-        <w:rPr>
-          <w:lang w:val="en-US"/>
-        </w:rPr>
-        <w:t>(factors, var)</w:t>
-      </w:r>
-    </w:p>
-    <w:p>
-      <w:pPr>
-        <w:pStyle w:val="af"/>
-        <w:rPr>
-          <w:lang w:val="en-US"/>
-        </w:rPr>
-      </w:pPr>
-    </w:p>
-    <w:p>
-      <w:pPr>
-        <w:pStyle w:val="af"/>
-      </w:pPr>
-      <w:r>
-        <w:rPr>
-          <w:lang w:val="en-US"/>
-        </w:rPr>
-        <w:t xml:space="preserve">            </w:t>
-      </w:r>
-      <w:r>
-        <w:t># удалить из нового фактора исключаемую переменную и добавить его в список</w:t>
-      </w:r>
-    </w:p>
-    <w:p>
-      <w:pPr>
-        <w:pStyle w:val="af"/>
-        <w:rPr>
-          <w:lang w:val="en-US"/>
-        </w:rPr>
-      </w:pPr>
-      <w:r>
-        <w:t xml:space="preserve">            </w:t>
-      </w:r>
-      <w:r>
-        <w:rPr>
-          <w:lang w:val="en-US"/>
-        </w:rPr>
-        <w:t xml:space="preserve">if </w:t>
-      </w:r>
-      <w:proofErr w:type="spellStart"/>
-      <w:r>
-        <w:rPr>
-          <w:lang w:val="en-US"/>
-        </w:rPr>
-        <w:t>len</w:t>
-      </w:r>
-      <w:proofErr w:type="spellEnd"/>
-      <w:r>
-        <w:rPr>
-          <w:lang w:val="en-US"/>
-        </w:rPr>
-        <w:t>(</w:t>
-      </w:r>
-      <w:proofErr w:type="spellStart"/>
-      <w:r>
-        <w:rPr>
-          <w:lang w:val="en-US"/>
-        </w:rPr>
-        <w:t>joinedFactor.unconditionedVariables</w:t>
-      </w:r>
-      <w:proofErr w:type="spellEnd"/>
-      <w:r>
-        <w:rPr>
-          <w:lang w:val="en-US"/>
-        </w:rPr>
-        <w:t>()) &gt; 1:</w:t>
-      </w:r>
-    </w:p>
-    <w:p>
-      <w:pPr>
-        <w:pStyle w:val="af"/>
-        <w:rPr>
-          <w:lang w:val="en-US"/>
-        </w:rPr>
-      </w:pPr>
-      <w:r>
-        <w:rPr>
-          <w:lang w:val="en-US"/>
-        </w:rPr>
-        <w:t xml:space="preserve">                </w:t>
-      </w:r>
-      <w:proofErr w:type="spellStart"/>
-      <w:r>
-        <w:rPr>
-          <w:lang w:val="en-US"/>
-        </w:rPr>
-        <w:t>factors.append</w:t>
-      </w:r>
-      <w:proofErr w:type="spellEnd"/>
-      <w:r>
-        <w:rPr>
-          <w:lang w:val="en-US"/>
-        </w:rPr>
-        <w:t>(eliminate(</w:t>
-      </w:r>
-      <w:proofErr w:type="spellStart"/>
-      <w:r>
-        <w:rPr>
-          <w:lang w:val="en-US"/>
-        </w:rPr>
-        <w:t>joinedFactor</w:t>
-      </w:r>
-      <w:proofErr w:type="spellEnd"/>
-      <w:r>
-        <w:rPr>
-          <w:lang w:val="en-US"/>
-        </w:rPr>
-        <w:t>, var))</w:t>
-      </w:r>
-    </w:p>
-    <w:p>
-      <w:pPr>
-        <w:pStyle w:val="af"/>
-        <w:rPr>
-          <w:lang w:val="en-US"/>
-        </w:rPr>
-      </w:pPr>
-    </w:p>
-    <w:p>
-      <w:pPr>
-        <w:pStyle w:val="af"/>
-        <w:rPr>
-          <w:lang w:val="en-US"/>
-        </w:rPr>
-      </w:pPr>
-      <w:r>
-        <w:rPr>
-          <w:lang w:val="en-US"/>
-        </w:rPr>
-        <w:t xml:space="preserve">        # </w:t>
-      </w:r>
-      <w:r>
-        <w:t>объединить</w:t>
-      </w:r>
-      <w:r>
-        <w:rPr>
-          <w:lang w:val="en-US"/>
-        </w:rPr>
-        <w:t xml:space="preserve"> </w:t>
-      </w:r>
-      <w:r>
-        <w:t>список</w:t>
-      </w:r>
-      <w:r>
-        <w:rPr>
-          <w:lang w:val="en-US"/>
-        </w:rPr>
-        <w:t xml:space="preserve"> </w:t>
-      </w:r>
       <w:r>
         <w:t>факторов</w:t>
       </w:r>
@@ -6050,35 +4291,7 @@
         <w:rPr>
           <w:lang w:val="en-US"/>
         </w:rPr>
-        <w:t xml:space="preserve">        </w:t>
-      </w:r>
-      <w:proofErr w:type="spellStart"/>
-      <w:r>
-        <w:rPr>
-          <w:lang w:val="en-US"/>
-        </w:rPr>
-        <w:t>finalFactor</w:t>
-      </w:r>
-      <w:proofErr w:type="spellEnd"/>
-      <w:r>
-        <w:rPr>
-          <w:lang w:val="en-US"/>
-        </w:rPr>
-        <w:t xml:space="preserve"> = </w:t>
-      </w:r>
-      <w:proofErr w:type="spellStart"/>
-      <w:r>
-        <w:rPr>
-          <w:lang w:val="en-US"/>
-        </w:rPr>
-        <w:t>joinFactors</w:t>
-      </w:r>
-      <w:proofErr w:type="spellEnd"/>
-      <w:r>
-        <w:rPr>
-          <w:lang w:val="en-US"/>
-        </w:rPr>
-        <w:t>(factors)</w:t>
+        <w:t xml:space="preserve">        finalFactor = joinFactors(factors)</w:t>
       </w:r>
     </w:p>
     <w:p>
@@ -6123,6 +4336,7 @@
         <w:pStyle w:val="af"/>
       </w:pPr>
       <w:r>
+        <w:lastRenderedPageBreak/>
         <w:t xml:space="preserve">        # возвращаем нормализованный фактор</w:t>
       </w:r>
     </w:p>
@@ -6131,31 +4345,7 @@
         <w:pStyle w:val="af"/>
       </w:pPr>
       <w:r>
-        <w:t xml:space="preserve">        </w:t>
-      </w:r>
-      <w:proofErr w:type="spellStart"/>
-      <w:r>
-        <w:t>return</w:t>
-      </w:r>
-      <w:proofErr w:type="spellEnd"/>
-      <w:r>
-        <w:t xml:space="preserve"> </w:t>
-      </w:r>
-      <w:proofErr w:type="spellStart"/>
-      <w:r>
-        <w:t>normalize</w:t>
-      </w:r>
-      <w:proofErr w:type="spellEnd"/>
-      <w:r>
-        <w:t>(</w:t>
-      </w:r>
-      <w:proofErr w:type="spellStart"/>
-      <w:r>
-        <w:t>finalFactor</w:t>
-      </w:r>
-      <w:proofErr w:type="spellEnd"/>
-      <w:r>
-        <w:t>)</w:t>
+        <w:t xml:space="preserve">        return normalize(finalFactor)</w:t>
       </w:r>
     </w:p>
     <w:p/>
@@ -6237,7 +4427,6 @@
       <w:r>
         <w:t xml:space="preserve">Автооценивание функции </w:t>
       </w:r>
-      <w:proofErr w:type="spellStart"/>
       <w:r>
         <w:rPr>
           <w:rFonts w:ascii="Courier New" w:hAnsi="Courier New" w:cs="Courier New"/>
@@ -6246,7 +4435,6 @@
         </w:rPr>
         <w:t>inferenceByVariableElimination</w:t>
       </w:r>
-      <w:proofErr w:type="spellEnd"/>
     </w:p>
     <w:p/>
     <w:p/>
@@ -6258,11 +4446,938 @@
           <w:numId w:val="20"/>
         </w:numPr>
       </w:pPr>
+      <w:r>
+        <w:t xml:space="preserve">Дискретные распределения и </w:t>
+      </w:r>
+      <w:r>
+        <w:t>вероятность наблюдения</w:t>
+      </w:r>
     </w:p>
     <w:p/>
     <w:p>
       <w:r>
+        <w:t xml:space="preserve">Был открыт класс </w:t>
+      </w:r>
+      <w:r>
+        <w:rPr>
+          <w:rFonts w:ascii="Courier New" w:hAnsi="Courier New" w:cs="Courier New"/>
+          <w:sz w:val="24"/>
+          <w:szCs w:val="20"/>
+          <w:lang w:val="en-US"/>
+        </w:rPr>
+        <w:t>DiscreteDistribution</w:t>
+      </w:r>
+      <w:r>
+        <w:t xml:space="preserve">, определенный в </w:t>
+      </w:r>
+      <w:r>
+        <w:rPr>
+          <w:lang w:val="en-US"/>
+        </w:rPr>
+        <w:t>inference</w:t>
+      </w:r>
+      <w:r>
         <w:t>.</w:t>
+      </w:r>
+      <w:r>
+        <w:rPr>
+          <w:lang w:val="en-US"/>
+        </w:rPr>
+        <w:t>py</w:t>
+      </w:r>
+      <w:r>
+        <w:t xml:space="preserve"> и использующийся для работы с дискретными распределениями. В нём были определены метод</w:t>
+      </w:r>
+      <w:r>
+        <w:t>ы</w:t>
+      </w:r>
+      <w:r>
+        <w:t xml:space="preserve"> </w:t>
+      </w:r>
+      <w:r>
+        <w:rPr>
+          <w:rFonts w:ascii="Courier New" w:hAnsi="Courier New" w:cs="Courier New"/>
+          <w:sz w:val="24"/>
+          <w:szCs w:val="20"/>
+          <w:lang w:val="en-US"/>
+        </w:rPr>
+        <w:t>normalize</w:t>
+      </w:r>
+      <w:r>
+        <w:rPr>
+          <w:sz w:val="24"/>
+          <w:szCs w:val="20"/>
+        </w:rPr>
+        <w:t xml:space="preserve"> </w:t>
+      </w:r>
+      <w:r>
+        <w:t xml:space="preserve">и </w:t>
+      </w:r>
+      <w:r>
+        <w:rPr>
+          <w:rFonts w:ascii="Courier New" w:hAnsi="Courier New" w:cs="Courier New"/>
+          <w:sz w:val="24"/>
+          <w:szCs w:val="20"/>
+          <w:lang w:val="en-US"/>
+        </w:rPr>
+        <w:t>sample</w:t>
+      </w:r>
+      <w:r>
+        <w:rPr>
+          <w:sz w:val="24"/>
+          <w:szCs w:val="20"/>
+        </w:rPr>
+        <w:t xml:space="preserve"> </w:t>
+      </w:r>
+      <w:r>
+        <w:t>(листинг 3.5.1)</w:t>
+      </w:r>
+      <w:r>
+        <w:t xml:space="preserve">. </w:t>
+      </w:r>
+      <w:r>
+        <w:t>Первый нужен</w:t>
+      </w:r>
+      <w:r>
+        <w:t xml:space="preserve"> для нормализации </w:t>
+      </w:r>
+      <w:r>
+        <w:t>значений распределения, а второй – для формирования из него случайных выборок.</w:t>
+      </w:r>
+    </w:p>
+    <w:p/>
+    <w:p>
+      <w:r>
+        <w:t>Листинг 3.5.1 – Функции нормализации и формирования выборок</w:t>
+      </w:r>
+    </w:p>
+    <w:p>
+      <w:pPr>
+        <w:pStyle w:val="af"/>
+      </w:pPr>
+      <w:r>
+        <w:t xml:space="preserve">def </w:t>
+      </w:r>
+      <w:r>
+        <w:rPr>
+          <w:b/>
+          <w:bCs/>
+        </w:rPr>
+        <w:t>normalize</w:t>
+      </w:r>
+      <w:r>
+        <w:t>(self):</w:t>
+      </w:r>
+    </w:p>
+    <w:p>
+      <w:pPr>
+        <w:pStyle w:val="af"/>
+      </w:pPr>
+      <w:r>
+        <w:t xml:space="preserve">        # сумма значений распределения</w:t>
+      </w:r>
+    </w:p>
+    <w:p>
+      <w:pPr>
+        <w:pStyle w:val="af"/>
+      </w:pPr>
+      <w:r>
+        <w:t xml:space="preserve">        summa = self.total()</w:t>
+      </w:r>
+    </w:p>
+    <w:p>
+      <w:pPr>
+        <w:pStyle w:val="af"/>
+      </w:pPr>
+    </w:p>
+    <w:p>
+      <w:pPr>
+        <w:pStyle w:val="af"/>
+      </w:pPr>
+      <w:r>
+        <w:t xml:space="preserve">        # если все значения равны нулю - ничего не делать</w:t>
+      </w:r>
+    </w:p>
+    <w:p>
+      <w:pPr>
+        <w:pStyle w:val="af"/>
+        <w:rPr>
+          <w:lang w:val="en-US"/>
+        </w:rPr>
+      </w:pPr>
+      <w:r>
+        <w:t xml:space="preserve">        </w:t>
+      </w:r>
+      <w:r>
+        <w:rPr>
+          <w:lang w:val="en-US"/>
+        </w:rPr>
+        <w:t>if summa == 0:</w:t>
+      </w:r>
+    </w:p>
+    <w:p>
+      <w:pPr>
+        <w:pStyle w:val="af"/>
+        <w:rPr>
+          <w:lang w:val="en-US"/>
+        </w:rPr>
+      </w:pPr>
+      <w:r>
+        <w:rPr>
+          <w:lang w:val="en-US"/>
+        </w:rPr>
+        <w:t xml:space="preserve">            return</w:t>
+      </w:r>
+    </w:p>
+    <w:p>
+      <w:pPr>
+        <w:pStyle w:val="af"/>
+        <w:rPr>
+          <w:lang w:val="en-US"/>
+        </w:rPr>
+      </w:pPr>
+    </w:p>
+    <w:p>
+      <w:pPr>
+        <w:pStyle w:val="af"/>
+        <w:rPr>
+          <w:lang w:val="en-US"/>
+        </w:rPr>
+      </w:pPr>
+      <w:r>
+        <w:rPr>
+          <w:lang w:val="en-US"/>
+        </w:rPr>
+        <w:t xml:space="preserve">        # </w:t>
+      </w:r>
+      <w:r>
+        <w:t>нормализация</w:t>
+      </w:r>
+    </w:p>
+    <w:p>
+      <w:pPr>
+        <w:pStyle w:val="af"/>
+        <w:rPr>
+          <w:lang w:val="en-US"/>
+        </w:rPr>
+      </w:pPr>
+      <w:r>
+        <w:rPr>
+          <w:lang w:val="en-US"/>
+        </w:rPr>
+        <w:t xml:space="preserve">        for key in self:</w:t>
+      </w:r>
+    </w:p>
+    <w:p>
+      <w:pPr>
+        <w:pStyle w:val="af"/>
+      </w:pPr>
+      <w:r>
+        <w:rPr>
+          <w:lang w:val="en-US"/>
+        </w:rPr>
+        <w:t xml:space="preserve">            </w:t>
+      </w:r>
+      <w:r>
+        <w:t>self[key] /= summa</w:t>
+      </w:r>
+    </w:p>
+    <w:p>
+      <w:pPr>
+        <w:pStyle w:val="af"/>
+        <w:ind w:firstLine="0"/>
+      </w:pPr>
+    </w:p>
+    <w:p>
+      <w:pPr>
+        <w:pStyle w:val="af"/>
+        <w:ind w:firstLine="0"/>
+      </w:pPr>
+    </w:p>
+    <w:p>
+      <w:pPr>
+        <w:pStyle w:val="af"/>
+      </w:pPr>
+      <w:r>
+        <w:t xml:space="preserve">def </w:t>
+      </w:r>
+      <w:r>
+        <w:rPr>
+          <w:b/>
+          <w:bCs/>
+        </w:rPr>
+        <w:t>sample</w:t>
+      </w:r>
+      <w:r>
+        <w:t>(self):</w:t>
+      </w:r>
+    </w:p>
+    <w:p>
+      <w:pPr>
+        <w:pStyle w:val="af"/>
+      </w:pPr>
+      <w:r>
+        <w:t xml:space="preserve">        # сумма всех значений распределения</w:t>
+      </w:r>
+    </w:p>
+    <w:p>
+      <w:pPr>
+        <w:pStyle w:val="af"/>
+      </w:pPr>
+      <w:r>
+        <w:t xml:space="preserve">        summa = self.total()</w:t>
+      </w:r>
+    </w:p>
+    <w:p>
+      <w:pPr>
+        <w:pStyle w:val="af"/>
+      </w:pPr>
+      <w:r>
+        <w:t xml:space="preserve">        # if total_prob == 0:</w:t>
+      </w:r>
+    </w:p>
+    <w:p>
+      <w:pPr>
+        <w:pStyle w:val="af"/>
+      </w:pPr>
+      <w:r>
+        <w:t xml:space="preserve">        #     return None</w:t>
+      </w:r>
+    </w:p>
+    <w:p>
+      <w:pPr>
+        <w:pStyle w:val="af"/>
+      </w:pPr>
+    </w:p>
+    <w:p>
+      <w:pPr>
+        <w:pStyle w:val="af"/>
+      </w:pPr>
+      <w:r>
+        <w:t xml:space="preserve">        # генерация случайного числа на отрезке [0, summa]</w:t>
+      </w:r>
+    </w:p>
+    <w:p>
+      <w:pPr>
+        <w:pStyle w:val="af"/>
+      </w:pPr>
+      <w:r>
+        <w:t xml:space="preserve">        rand_value = random.uniform(0, summa)</w:t>
+      </w:r>
+    </w:p>
+    <w:p>
+      <w:pPr>
+        <w:pStyle w:val="af"/>
+      </w:pPr>
+    </w:p>
+    <w:p>
+      <w:pPr>
+        <w:pStyle w:val="af"/>
+      </w:pPr>
+      <w:r>
+        <w:lastRenderedPageBreak/>
+        <w:t xml:space="preserve">        # накопление вероятности</w:t>
+      </w:r>
+    </w:p>
+    <w:p>
+      <w:pPr>
+        <w:pStyle w:val="af"/>
+      </w:pPr>
+      <w:r>
+        <w:t xml:space="preserve">        prob_summa = 0.0</w:t>
+      </w:r>
+    </w:p>
+    <w:p>
+      <w:pPr>
+        <w:pStyle w:val="af"/>
+      </w:pPr>
+    </w:p>
+    <w:p>
+      <w:pPr>
+        <w:pStyle w:val="af"/>
+      </w:pPr>
+      <w:r>
+        <w:t xml:space="preserve">        # перебор всех элементов распределения</w:t>
+      </w:r>
+    </w:p>
+    <w:p>
+      <w:pPr>
+        <w:pStyle w:val="af"/>
+      </w:pPr>
+      <w:r>
+        <w:t xml:space="preserve">        for key, prob in self.items():</w:t>
+      </w:r>
+    </w:p>
+    <w:p>
+      <w:pPr>
+        <w:pStyle w:val="af"/>
+      </w:pPr>
+      <w:r>
+        <w:t xml:space="preserve">            prob_summa += prob</w:t>
+      </w:r>
+    </w:p>
+    <w:p>
+      <w:pPr>
+        <w:pStyle w:val="af"/>
+      </w:pPr>
+    </w:p>
+    <w:p>
+      <w:pPr>
+        <w:pStyle w:val="af"/>
+      </w:pPr>
+      <w:r>
+        <w:t xml:space="preserve">            # случайное число попало в интервал, соответствующий key</w:t>
+      </w:r>
+    </w:p>
+    <w:p>
+      <w:pPr>
+        <w:pStyle w:val="af"/>
+      </w:pPr>
+      <w:r>
+        <w:t xml:space="preserve">            if rand_value &lt;= prob_summa:</w:t>
+      </w:r>
+    </w:p>
+    <w:p>
+      <w:pPr>
+        <w:pStyle w:val="af"/>
+      </w:pPr>
+      <w:r>
+        <w:t xml:space="preserve">                return key</w:t>
+      </w:r>
+    </w:p>
+    <w:p/>
+    <w:p>
+      <w:r>
+        <w:t xml:space="preserve">Правильность реализации методов была проверена путём запуска </w:t>
+      </w:r>
+      <w:r>
+        <w:t>Python doctests,</w:t>
+      </w:r>
+      <w:r>
+        <w:t xml:space="preserve"> вшитых в комментарии написанных методов (рисунок 4.5.1).</w:t>
+      </w:r>
+    </w:p>
+    <w:p/>
+    <w:p>
+      <w:pPr>
+        <w:ind w:firstLine="0"/>
+        <w:jc w:val="center"/>
+      </w:pPr>
+      <w:r>
+        <w:rPr>
+          <w:noProof/>
+        </w:rPr>
+        <w:drawing>
+          <wp:inline distT="0" distB="0" distL="0" distR="0" wp14:anchorId="200CC26A" wp14:editId="596C4C7C">
+            <wp:extent cx="5546558" cy="1012480"/>
+            <wp:effectExtent l="0" t="0" r="0" b="0"/>
+            <wp:docPr id="614033586" name="Рисунок 1"/>
+            <wp:cNvGraphicFramePr>
+              <a:graphicFrameLocks xmlns:a="http://schemas.openxmlformats.org/drawingml/2006/main" noChangeAspect="1"/>
+            </wp:cNvGraphicFramePr>
+            <a:graphic xmlns:a="http://schemas.openxmlformats.org/drawingml/2006/main">
+              <a:graphicData uri="http://schemas.openxmlformats.org/drawingml/2006/picture">
+                <pic:pic xmlns:pic="http://schemas.openxmlformats.org/drawingml/2006/picture">
+                  <pic:nvPicPr>
+                    <pic:cNvPr id="614033586" name=""/>
+                    <pic:cNvPicPr/>
+                  </pic:nvPicPr>
+                  <pic:blipFill>
+                    <a:blip r:embed="rId13"/>
+                    <a:stretch>
+                      <a:fillRect/>
+                    </a:stretch>
+                  </pic:blipFill>
+                  <pic:spPr>
+                    <a:xfrm>
+                      <a:off x="0" y="0"/>
+                      <a:ext cx="5579245" cy="1018447"/>
+                    </a:xfrm>
+                    <a:prstGeom prst="rect">
+                      <a:avLst/>
+                    </a:prstGeom>
+                  </pic:spPr>
+                </pic:pic>
+              </a:graphicData>
+            </a:graphic>
+          </wp:inline>
+        </w:drawing>
+      </w:r>
+    </w:p>
+    <w:p>
+      <w:pPr>
+        <w:ind w:firstLine="0"/>
+        <w:jc w:val="center"/>
+      </w:pPr>
+      <w:r>
+        <w:t xml:space="preserve">Рисунок 4.5.1 – Тестирование методов </w:t>
+      </w:r>
+      <w:r>
+        <w:rPr>
+          <w:rFonts w:ascii="Courier New" w:hAnsi="Courier New" w:cs="Courier New"/>
+          <w:sz w:val="24"/>
+          <w:szCs w:val="20"/>
+          <w:lang w:val="en-US"/>
+        </w:rPr>
+        <w:t>normalize</w:t>
+      </w:r>
+      <w:r>
+        <w:rPr>
+          <w:sz w:val="24"/>
+          <w:szCs w:val="20"/>
+        </w:rPr>
+        <w:t xml:space="preserve"> </w:t>
+      </w:r>
+      <w:r>
+        <w:t xml:space="preserve">и </w:t>
+      </w:r>
+      <w:r>
+        <w:rPr>
+          <w:rFonts w:ascii="Courier New" w:hAnsi="Courier New" w:cs="Courier New"/>
+          <w:sz w:val="24"/>
+          <w:szCs w:val="20"/>
+          <w:lang w:val="en-US"/>
+        </w:rPr>
+        <w:t>sample</w:t>
+      </w:r>
+    </w:p>
+    <w:p/>
+    <w:p>
+      <w:r>
+        <w:t xml:space="preserve">Затем в том же файле был открыт класс </w:t>
+      </w:r>
+      <w:r>
+        <w:rPr>
+          <w:rFonts w:ascii="Courier New" w:hAnsi="Courier New" w:cs="Courier New"/>
+          <w:sz w:val="24"/>
+          <w:szCs w:val="20"/>
+        </w:rPr>
+        <w:t>InferenceModule</w:t>
+      </w:r>
+      <w:r>
+        <w:rPr>
+          <w:sz w:val="24"/>
+          <w:szCs w:val="20"/>
+        </w:rPr>
+        <w:t xml:space="preserve"> </w:t>
+      </w:r>
+      <w:r>
+        <w:t xml:space="preserve">и реализован его метод </w:t>
+      </w:r>
+      <w:r>
+        <w:rPr>
+          <w:rFonts w:ascii="Courier New" w:hAnsi="Courier New" w:cs="Courier New"/>
+          <w:sz w:val="24"/>
+          <w:szCs w:val="20"/>
+        </w:rPr>
+        <w:t>getObservationProb</w:t>
+      </w:r>
+      <w:r>
+        <w:rPr>
+          <w:sz w:val="24"/>
+          <w:szCs w:val="20"/>
+        </w:rPr>
+        <w:t xml:space="preserve"> </w:t>
+      </w:r>
+      <w:r>
+        <w:t>(листинг 3.5.2). Метод принимает на вход наблюдени</w:t>
+      </w:r>
+      <w:r>
+        <w:t>е (предположительное расстояние до призрака)</w:t>
+      </w:r>
+      <w:r>
+        <w:t>, позицию Пакмана и призрак</w:t>
+      </w:r>
+      <w:r>
+        <w:t>а. Затем он высчитывает реальное расстояние и вычисляет, насколько правдоподобны показания радара</w:t>
+      </w:r>
+      <w:r>
+        <w:t xml:space="preserve"> для указанной позиции</w:t>
+      </w:r>
+      <w:r>
+        <w:t>.</w:t>
+      </w:r>
+    </w:p>
+    <w:p/>
+    <w:p>
+      <w:r>
+        <w:t>Листинг</w:t>
+      </w:r>
+      <w:r>
+        <w:t xml:space="preserve"> 3.5.2 </w:t>
+      </w:r>
+      <w:r>
+        <w:sym w:font="Symbol" w:char="F02D"/>
+      </w:r>
+      <w:r>
+        <w:t xml:space="preserve"> </w:t>
+      </w:r>
+      <w:r>
+        <w:t>Оценка вероятности наблюдения при известных позициях</w:t>
+      </w:r>
+    </w:p>
+    <w:p>
+      <w:pPr>
+        <w:pStyle w:val="af"/>
+        <w:rPr>
+          <w:lang w:val="en-US"/>
+        </w:rPr>
+      </w:pPr>
+      <w:r>
+        <w:rPr>
+          <w:lang w:val="en-US"/>
+        </w:rPr>
+        <w:t xml:space="preserve">def </w:t>
+      </w:r>
+      <w:r>
+        <w:rPr>
+          <w:b/>
+          <w:bCs/>
+          <w:lang w:val="en-US"/>
+        </w:rPr>
+        <w:t>getObservationProb</w:t>
+      </w:r>
+      <w:r>
+        <w:rPr>
+          <w:lang w:val="en-US"/>
+        </w:rPr>
+        <w:t>(self, noisyDistance: int, pacmanPosition: Tuple, ghostPosition: Tuple, jailPosition: Tuple):</w:t>
+      </w:r>
+    </w:p>
+    <w:p>
+      <w:pPr>
+        <w:pStyle w:val="af"/>
+        <w:rPr>
+          <w:lang w:val="en-US"/>
+        </w:rPr>
+      </w:pPr>
+      <w:r>
+        <w:rPr>
+          <w:lang w:val="en-US"/>
+        </w:rPr>
+        <w:t xml:space="preserve">        """</w:t>
+      </w:r>
+    </w:p>
+    <w:p>
+      <w:pPr>
+        <w:pStyle w:val="af"/>
+        <w:rPr>
+          <w:lang w:val="en-US"/>
+        </w:rPr>
+      </w:pPr>
+      <w:r>
+        <w:rPr>
+          <w:lang w:val="en-US"/>
+        </w:rPr>
+        <w:t xml:space="preserve">        </w:t>
+      </w:r>
+      <w:r>
+        <w:t>Возвращает</w:t>
+      </w:r>
+      <w:r>
+        <w:rPr>
+          <w:lang w:val="en-US"/>
+        </w:rPr>
+        <w:t xml:space="preserve"> </w:t>
+      </w:r>
+      <w:r>
+        <w:t>вероятность</w:t>
+      </w:r>
+      <w:r>
+        <w:rPr>
+          <w:lang w:val="en-US"/>
+        </w:rPr>
+        <w:t xml:space="preserve"> P(noisyDistance | pacmanPosition, ghostPosition).</w:t>
+      </w:r>
+    </w:p>
+    <w:p>
+      <w:pPr>
+        <w:pStyle w:val="af"/>
+      </w:pPr>
+      <w:r>
+        <w:rPr>
+          <w:lang w:val="en-US"/>
+        </w:rPr>
+        <w:t xml:space="preserve">        </w:t>
+      </w:r>
+      <w:r>
+        <w:t>"""</w:t>
+      </w:r>
+    </w:p>
+    <w:p>
+      <w:pPr>
+        <w:pStyle w:val="af"/>
+      </w:pPr>
+    </w:p>
+    <w:p>
+      <w:pPr>
+        <w:pStyle w:val="af"/>
+        <w:rPr>
+          <w:b/>
+          <w:bCs/>
+        </w:rPr>
+      </w:pPr>
+      <w:r>
+        <w:t xml:space="preserve">        </w:t>
+      </w:r>
+      <w:r>
+        <w:rPr>
+          <w:b/>
+          <w:bCs/>
+        </w:rPr>
+        <w:t>"*** ВСТАВЬТЕ ВАШ КОД СЮДА ***"</w:t>
+      </w:r>
+    </w:p>
+    <w:p>
+      <w:pPr>
+        <w:pStyle w:val="af"/>
+      </w:pPr>
+      <w:r>
+        <w:t xml:space="preserve">        </w:t>
+      </w:r>
+    </w:p>
+    <w:p>
+      <w:pPr>
+        <w:pStyle w:val="af"/>
+      </w:pPr>
+      <w:r>
+        <w:t xml:space="preserve">        # ОСОБЫЙ СЛУЧАЙ: призрак уже в темнице сырой</w:t>
+      </w:r>
+    </w:p>
+    <w:p>
+      <w:pPr>
+        <w:pStyle w:val="af"/>
+        <w:rPr>
+          <w:lang w:val="en-US"/>
+        </w:rPr>
+      </w:pPr>
+      <w:r>
+        <w:t xml:space="preserve">        </w:t>
+      </w:r>
+      <w:r>
+        <w:rPr>
+          <w:lang w:val="en-US"/>
+        </w:rPr>
+        <w:t>if ghostPosition == jailPosition:</w:t>
+      </w:r>
+    </w:p>
+    <w:p>
+      <w:pPr>
+        <w:pStyle w:val="af"/>
+        <w:rPr>
+          <w:lang w:val="en-US"/>
+        </w:rPr>
+      </w:pPr>
+      <w:r>
+        <w:rPr>
+          <w:lang w:val="en-US"/>
+        </w:rPr>
+        <w:t xml:space="preserve">            return 1.0 if noisyDistance is None else 0.0</w:t>
+      </w:r>
+    </w:p>
+    <w:p>
+      <w:pPr>
+        <w:pStyle w:val="af"/>
+        <w:rPr>
+          <w:lang w:val="en-US"/>
+        </w:rPr>
+      </w:pPr>
+    </w:p>
+    <w:p>
+      <w:pPr>
+        <w:pStyle w:val="af"/>
+      </w:pPr>
+      <w:r>
+        <w:rPr>
+          <w:lang w:val="en-US"/>
+        </w:rPr>
+        <w:t xml:space="preserve">        </w:t>
+      </w:r>
+      <w:r>
+        <w:t># если призрак не в тюрьме, то расстояние до него должно быть</w:t>
+      </w:r>
+    </w:p>
+    <w:p>
+      <w:pPr>
+        <w:pStyle w:val="af"/>
+        <w:rPr>
+          <w:lang w:val="en-US"/>
+        </w:rPr>
+      </w:pPr>
+      <w:r>
+        <w:t xml:space="preserve">        </w:t>
+      </w:r>
+      <w:r>
+        <w:rPr>
+          <w:lang w:val="en-US"/>
+        </w:rPr>
+        <w:t>if noisyDistance is None:</w:t>
+      </w:r>
+    </w:p>
+    <w:p>
+      <w:pPr>
+        <w:pStyle w:val="af"/>
+        <w:rPr>
+          <w:lang w:val="en-US"/>
+        </w:rPr>
+      </w:pPr>
+      <w:r>
+        <w:rPr>
+          <w:lang w:val="en-US"/>
+        </w:rPr>
+        <w:t xml:space="preserve">            return 0.0</w:t>
+      </w:r>
+    </w:p>
+    <w:p>
+      <w:pPr>
+        <w:pStyle w:val="af"/>
+        <w:rPr>
+          <w:lang w:val="en-US"/>
+        </w:rPr>
+      </w:pPr>
+    </w:p>
+    <w:p>
+      <w:pPr>
+        <w:pStyle w:val="af"/>
+      </w:pPr>
+      <w:r>
+        <w:t xml:space="preserve">        </w:t>
+      </w:r>
+      <w:r>
+        <w:t xml:space="preserve"># истинное расстояние между </w:t>
+      </w:r>
+      <w:r>
+        <w:t>П</w:t>
+      </w:r>
+      <w:r>
+        <w:t>акманом и призраком</w:t>
+      </w:r>
+    </w:p>
+    <w:p>
+      <w:pPr>
+        <w:pStyle w:val="af"/>
+        <w:rPr>
+          <w:lang w:val="en-US"/>
+        </w:rPr>
+      </w:pPr>
+      <w:r>
+        <w:t xml:space="preserve">        </w:t>
+      </w:r>
+      <w:r>
+        <w:rPr>
+          <w:lang w:val="en-US"/>
+        </w:rPr>
+        <w:t>trueDistance = manhattanDistance(pacmanPosition, ghostPosition)</w:t>
+      </w:r>
+    </w:p>
+    <w:p>
+      <w:pPr>
+        <w:pStyle w:val="af"/>
+        <w:rPr>
+          <w:lang w:val="en-US"/>
+        </w:rPr>
+      </w:pPr>
+    </w:p>
+    <w:p>
+      <w:pPr>
+        <w:pStyle w:val="af"/>
+        <w:rPr>
+          <w:lang w:val="en-US"/>
+        </w:rPr>
+      </w:pPr>
+      <w:r>
+        <w:rPr>
+          <w:lang w:val="en-US"/>
+        </w:rPr>
+        <w:t xml:space="preserve">        return busters.getObservationProbability(noisyDistance, trueDistance)</w:t>
+      </w:r>
+    </w:p>
+    <w:p/>
+    <w:p>
+      <w:r>
+        <w:t>Правильность реализации метод</w:t>
+      </w:r>
+      <w:r>
+        <w:t>а</w:t>
+      </w:r>
+      <w:r>
+        <w:t xml:space="preserve"> была проверена путём запуска </w:t>
+      </w:r>
+      <w:r>
+        <w:t>автооценивателя</w:t>
+      </w:r>
+      <w:r>
+        <w:t xml:space="preserve"> (рисунок 4.5.</w:t>
+      </w:r>
+      <w:r>
+        <w:t>2</w:t>
+      </w:r>
+      <w:r>
+        <w:t>).</w:t>
+      </w:r>
+    </w:p>
+    <w:p/>
+    <w:p>
+      <w:pPr>
+        <w:ind w:firstLine="0"/>
+        <w:jc w:val="center"/>
+      </w:pPr>
+      <w:r>
+        <w:rPr>
+          <w:noProof/>
+        </w:rPr>
+        <w:drawing>
+          <wp:inline distT="0" distB="0" distL="0" distR="0" wp14:anchorId="390286C4" wp14:editId="7862E7B0">
+            <wp:extent cx="5143500" cy="901577"/>
+            <wp:effectExtent l="0" t="0" r="0" b="0"/>
+            <wp:docPr id="869782042" name="Рисунок 1"/>
+            <wp:cNvGraphicFramePr>
+              <a:graphicFrameLocks xmlns:a="http://schemas.openxmlformats.org/drawingml/2006/main" noChangeAspect="1"/>
+            </wp:cNvGraphicFramePr>
+            <a:graphic xmlns:a="http://schemas.openxmlformats.org/drawingml/2006/main">
+              <a:graphicData uri="http://schemas.openxmlformats.org/drawingml/2006/picture">
+                <pic:pic xmlns:pic="http://schemas.openxmlformats.org/drawingml/2006/picture">
+                  <pic:nvPicPr>
+                    <pic:cNvPr id="869782042" name=""/>
+                    <pic:cNvPicPr/>
+                  </pic:nvPicPr>
+                  <pic:blipFill>
+                    <a:blip r:embed="rId14"/>
+                    <a:stretch>
+                      <a:fillRect/>
+                    </a:stretch>
+                  </pic:blipFill>
+                  <pic:spPr>
+                    <a:xfrm>
+                      <a:off x="0" y="0"/>
+                      <a:ext cx="5150795" cy="902856"/>
+                    </a:xfrm>
+                    <a:prstGeom prst="rect">
+                      <a:avLst/>
+                    </a:prstGeom>
+                  </pic:spPr>
+                </pic:pic>
+              </a:graphicData>
+            </a:graphic>
+          </wp:inline>
+        </w:drawing>
+      </w:r>
+    </w:p>
+    <w:p>
+      <w:pPr>
+        <w:ind w:firstLine="0"/>
+        <w:jc w:val="center"/>
+      </w:pPr>
+      <w:r>
+        <w:t xml:space="preserve">Рисунок 4.5.2 – Автооценивание метода </w:t>
+      </w:r>
+      <w:r>
+        <w:rPr>
+          <w:rFonts w:ascii="Courier New" w:hAnsi="Courier New" w:cs="Courier New"/>
+          <w:sz w:val="24"/>
+          <w:szCs w:val="20"/>
+        </w:rPr>
+        <w:t>getObservationProb</w:t>
       </w:r>
     </w:p>
     <w:p/>
@@ -6421,8 +5536,8 @@
       </w:pPr>
     </w:p>
     <w:sectPr>
-      <w:headerReference w:type="default" r:id="rId13"/>
-      <w:headerReference w:type="first" r:id="rId14"/>
+      <w:headerReference w:type="default" r:id="rId15"/>
+      <w:headerReference w:type="first" r:id="rId16"/>
       <w:pgSz w:w="11906" w:h="16838"/>
       <w:pgMar w:top="851" w:right="567" w:bottom="851" w:left="1418" w:header="680" w:footer="680" w:gutter="0"/>
       <w:cols w:space="708"/>
@@ -7949,7 +7064,7 @@
   <w:abstractNum w:abstractNumId="14" w15:restartNumberingAfterBreak="0">
     <w:nsid w:val="2B9822C0"/>
     <w:multiLevelType w:val="hybridMultilevel"/>
-    <w:tmpl w:val="A8D8DC2E"/>
+    <w:tmpl w:val="53FAFE28"/>
     <w:lvl w:ilvl="0" w:tplc="471E975A">
       <w:start w:val="1"/>
       <w:numFmt w:val="decimal"/>
@@ -7962,7 +7077,7 @@
         <w:rFonts w:hint="default"/>
       </w:rPr>
     </w:lvl>
-    <w:lvl w:ilvl="1" w:tplc="04190019">
+    <w:lvl w:ilvl="1" w:tplc="8070E522">
       <w:start w:val="1"/>
       <w:numFmt w:val="lowerLetter"/>
       <w:lvlText w:val="%2."/>
@@ -7970,6 +7085,9 @@
       <w:pPr>
         <w:ind w:left="1440" w:hanging="360"/>
       </w:pPr>
+      <w:rPr>
+        <w:rFonts w:hint="default"/>
+      </w:rPr>
     </w:lvl>
     <w:lvl w:ilvl="2" w:tplc="0419001B" w:tentative="1">
       <w:start w:val="1"/>

--- a/8 семестр/МиСИИ/ЛР 5/МиСИИ ЛР 5.docx
+++ b/8 семестр/МиСИИ/ЛР 5/МиСИИ ЛР 5.docx
@@ -574,6 +574,7 @@
       <w:r>
         <w:t xml:space="preserve"> функцию </w:t>
       </w:r>
+      <w:proofErr w:type="spellStart"/>
       <w:r>
         <w:rPr>
           <w:rFonts w:ascii="Courier New" w:hAnsi="Courier New" w:cs="Courier New"/>
@@ -582,6 +583,7 @@
         </w:rPr>
         <w:t>constructBayesNet</w:t>
       </w:r>
+      <w:proofErr w:type="spellEnd"/>
       <w:r>
         <w:rPr>
           <w:sz w:val="24"/>
@@ -711,6 +713,7 @@
       <w:r>
         <w:t xml:space="preserve"> функцию </w:t>
       </w:r>
+      <w:proofErr w:type="spellStart"/>
       <w:r>
         <w:rPr>
           <w:rFonts w:ascii="Courier New" w:hAnsi="Courier New" w:cs="Courier New"/>
@@ -719,6 +722,7 @@
         </w:rPr>
         <w:t>joinFactors</w:t>
       </w:r>
+      <w:proofErr w:type="spellEnd"/>
       <w:r>
         <w:rPr>
           <w:sz w:val="24"/>
@@ -756,6 +760,7 @@
       <w:r>
         <w:t xml:space="preserve">еализовать функцию исключения переменных </w:t>
       </w:r>
+      <w:proofErr w:type="spellStart"/>
       <w:r>
         <w:rPr>
           <w:rFonts w:ascii="Courier New" w:hAnsi="Courier New" w:cs="Courier New"/>
@@ -764,6 +769,7 @@
         </w:rPr>
         <w:t>eliminate</w:t>
       </w:r>
+      <w:proofErr w:type="spellEnd"/>
       <w:r>
         <w:rPr>
           <w:b/>
@@ -812,6 +818,7 @@
       <w:r>
         <w:t xml:space="preserve">файле inference.py функцию </w:t>
       </w:r>
+      <w:proofErr w:type="spellStart"/>
       <w:r>
         <w:rPr>
           <w:rFonts w:ascii="Courier New" w:hAnsi="Courier New" w:cs="Courier New"/>
@@ -820,6 +827,7 @@
         </w:rPr>
         <w:t>inferenceByVariableElimination</w:t>
       </w:r>
+      <w:proofErr w:type="spellEnd"/>
       <w:r>
         <w:t xml:space="preserve">, </w:t>
       </w:r>
@@ -870,6 +878,7 @@
       <w:r>
         <w:t xml:space="preserve">й </w:t>
       </w:r>
+      <w:proofErr w:type="spellStart"/>
       <w:r>
         <w:rPr>
           <w:rFonts w:ascii="Courier New" w:hAnsi="Courier New" w:cs="Courier New"/>
@@ -878,6 +887,7 @@
         </w:rPr>
         <w:t>DiscreteDistribution</w:t>
       </w:r>
+      <w:proofErr w:type="spellEnd"/>
       <w:r>
         <w:t>, определ</w:t>
       </w:r>
@@ -887,6 +897,7 @@
       <w:r>
         <w:t xml:space="preserve"> в inference.py, дописать недостающие методы этого класса: </w:t>
       </w:r>
+      <w:proofErr w:type="spellStart"/>
       <w:r>
         <w:rPr>
           <w:rFonts w:ascii="Courier New" w:hAnsi="Courier New" w:cs="Courier New"/>
@@ -895,6 +906,7 @@
         </w:rPr>
         <w:t>normalize</w:t>
       </w:r>
+      <w:proofErr w:type="spellEnd"/>
       <w:r>
         <w:rPr>
           <w:sz w:val="24"/>
@@ -905,6 +917,7 @@
       <w:r>
         <w:t xml:space="preserve">и </w:t>
       </w:r>
+      <w:proofErr w:type="spellStart"/>
       <w:r>
         <w:rPr>
           <w:rFonts w:ascii="Courier New" w:hAnsi="Courier New" w:cs="Courier New"/>
@@ -913,6 +926,7 @@
         </w:rPr>
         <w:t>sample</w:t>
       </w:r>
+      <w:proofErr w:type="spellEnd"/>
       <w:r>
         <w:t>;</w:t>
       </w:r>
@@ -932,6 +946,7 @@
       <w:r>
         <w:t xml:space="preserve">еализовать метод </w:t>
       </w:r>
+      <w:proofErr w:type="spellStart"/>
       <w:r>
         <w:rPr>
           <w:rFonts w:ascii="Courier New" w:hAnsi="Courier New" w:cs="Courier New"/>
@@ -940,6 +955,7 @@
         </w:rPr>
         <w:t>getObservationProb</w:t>
       </w:r>
+      <w:proofErr w:type="spellEnd"/>
       <w:r>
         <w:rPr>
           <w:sz w:val="24"/>
@@ -950,6 +966,7 @@
       <w:r>
         <w:t xml:space="preserve">базового класса </w:t>
       </w:r>
+      <w:proofErr w:type="spellStart"/>
       <w:r>
         <w:rPr>
           <w:rFonts w:ascii="Courier New" w:hAnsi="Courier New" w:cs="Courier New"/>
@@ -958,6 +975,7 @@
         </w:rPr>
         <w:t>InferenceModule</w:t>
       </w:r>
+      <w:proofErr w:type="spellEnd"/>
       <w:r>
         <w:t>, определяемого в файле inference.py</w:t>
       </w:r>
@@ -974,6 +992,71 @@
         </w:numPr>
         <w:ind w:left="1134" w:hanging="567"/>
       </w:pPr>
+      <w:r>
+        <w:rPr>
+          <w:b/>
+          <w:bCs/>
+        </w:rPr>
+        <w:t>Задание 6</w:t>
+      </w:r>
+      <w:r>
+        <w:t>: написать</w:t>
+      </w:r>
+      <w:r>
+        <w:t xml:space="preserve"> метод </w:t>
+      </w:r>
+      <w:proofErr w:type="spellStart"/>
+      <w:r>
+        <w:rPr>
+          <w:rFonts w:ascii="Courier New" w:hAnsi="Courier New" w:cs="Courier New"/>
+          <w:sz w:val="24"/>
+          <w:szCs w:val="20"/>
+        </w:rPr>
+        <w:t>observeUpdate</w:t>
+      </w:r>
+      <w:proofErr w:type="spellEnd"/>
+      <w:r>
+        <w:rPr>
+          <w:sz w:val="24"/>
+          <w:szCs w:val="20"/>
+        </w:rPr>
+        <w:t xml:space="preserve"> </w:t>
+      </w:r>
+      <w:r>
+        <w:t xml:space="preserve">класса </w:t>
+      </w:r>
+      <w:proofErr w:type="spellStart"/>
+      <w:r>
+        <w:rPr>
+          <w:rFonts w:ascii="Courier New" w:hAnsi="Courier New" w:cs="Courier New"/>
+          <w:sz w:val="24"/>
+          <w:szCs w:val="20"/>
+        </w:rPr>
+        <w:t>ExactInference</w:t>
+      </w:r>
+      <w:proofErr w:type="spellEnd"/>
+      <w:r>
+        <w:t xml:space="preserve">, определяемого в файле inference.py. </w:t>
+      </w:r>
+      <w:r>
+        <w:t>Р</w:t>
+      </w:r>
+      <w:r>
+        <w:t>еализовать онлайн-обновление степеней при получении нового наблюдения</w:t>
+      </w:r>
+      <w:r>
+        <w:t>;</w:t>
+      </w:r>
+    </w:p>
+    <w:p>
+      <w:pPr>
+        <w:pStyle w:val="aa"/>
+        <w:numPr>
+          <w:ilvl w:val="0"/>
+          <w:numId w:val="38"/>
+        </w:numPr>
+        <w:ind w:left="1134" w:hanging="567"/>
+      </w:pPr>
     </w:p>
     <w:p/>
     <w:p/>
@@ -1006,11 +1089,19 @@
       <w:r>
         <w:t xml:space="preserve">. По команде </w:t>
       </w:r>
+      <w:proofErr w:type="spellStart"/>
       <w:r>
         <w:rPr>
           <w:rFonts w:cs="Times New Roman"/>
         </w:rPr>
-        <w:t>python busters.py</w:t>
+        <w:t>python</w:t>
+      </w:r>
+      <w:proofErr w:type="spellEnd"/>
+      <w:r>
+        <w:rPr>
+          <w:rFonts w:cs="Times New Roman"/>
+        </w:rPr>
+        <w:t xml:space="preserve"> busters.py</w:t>
       </w:r>
       <w:r>
         <w:t xml:space="preserve"> </w:t>
@@ -1029,27 +1120,32 @@
       <w:r>
         <w:t xml:space="preserve">Дополнительно в файле </w:t>
       </w:r>
+      <w:proofErr w:type="spellStart"/>
       <w:r>
         <w:rPr>
           <w:lang w:val="en-US"/>
         </w:rPr>
         <w:t>bayesNet</w:t>
       </w:r>
+      <w:proofErr w:type="spellEnd"/>
       <w:r>
         <w:t>.</w:t>
       </w:r>
+      <w:proofErr w:type="spellStart"/>
       <w:r>
         <w:rPr>
           <w:lang w:val="en-US"/>
         </w:rPr>
         <w:t>py</w:t>
       </w:r>
+      <w:proofErr w:type="spellEnd"/>
       <w:r>
         <w:t xml:space="preserve"> </w:t>
       </w:r>
       <w:r>
         <w:t xml:space="preserve">было проведено ознакомление с классами </w:t>
       </w:r>
+      <w:proofErr w:type="spellStart"/>
       <w:r>
         <w:rPr>
           <w:rFonts w:ascii="Courier New" w:hAnsi="Courier New" w:cs="Courier New"/>
@@ -1059,6 +1155,7 @@
         </w:rPr>
         <w:t>BayesNet</w:t>
       </w:r>
+      <w:proofErr w:type="spellEnd"/>
       <w:r>
         <w:t xml:space="preserve">, </w:t>
       </w:r>
@@ -1081,6 +1178,7 @@
       <w:r>
         <w:t xml:space="preserve">и функцией </w:t>
       </w:r>
+      <w:proofErr w:type="spellStart"/>
       <w:r>
         <w:rPr>
           <w:rFonts w:ascii="Courier New" w:hAnsi="Courier New" w:cs="Courier New"/>
@@ -1089,6 +1187,7 @@
         </w:rPr>
         <w:t>printStarterBayesNet</w:t>
       </w:r>
+      <w:proofErr w:type="spellEnd"/>
       <w:r>
         <w:t>.</w:t>
       </w:r>
@@ -1104,13 +1203,13 @@
         </w:numPr>
       </w:pPr>
       <w:r>
+        <w:lastRenderedPageBreak/>
         <w:t>Структура сети Байеса</w:t>
       </w:r>
     </w:p>
     <w:p/>
     <w:p>
       <w:r>
-        <w:lastRenderedPageBreak/>
         <w:t>В</w:t>
       </w:r>
       <w:r>
@@ -1131,6 +1230,7 @@
       <w:r>
         <w:t>.</w:t>
       </w:r>
+      <w:proofErr w:type="spellStart"/>
       <w:r>
         <w:rPr>
           <w:lang w:val="en-US"/>
@@ -1143,12 +1243,14 @@
         </w:rPr>
         <w:t>y</w:t>
       </w:r>
+      <w:proofErr w:type="spellEnd"/>
       <w:r>
         <w:t xml:space="preserve"> </w:t>
       </w:r>
       <w:r>
         <w:t xml:space="preserve">была реализована функция </w:t>
       </w:r>
+      <w:proofErr w:type="spellStart"/>
       <w:r>
         <w:rPr>
           <w:rFonts w:ascii="Courier New" w:hAnsi="Courier New" w:cs="Courier New"/>
@@ -1157,6 +1259,7 @@
         </w:rPr>
         <w:t>constructBayesNet</w:t>
       </w:r>
+      <w:proofErr w:type="spellEnd"/>
       <w:r>
         <w:rPr>
           <w:sz w:val="24"/>
@@ -1186,9 +1289,16 @@
       <w:pPr>
         <w:pStyle w:val="af"/>
       </w:pPr>
-      <w:r>
-        <w:t xml:space="preserve">def </w:t>
-      </w:r>
+      <w:proofErr w:type="spellStart"/>
+      <w:r>
+        <w:t>def</w:t>
+      </w:r>
+      <w:proofErr w:type="spellEnd"/>
+      <w:r>
+        <w:t xml:space="preserve"> </w:t>
+      </w:r>
+      <w:proofErr w:type="spellStart"/>
+      <w:proofErr w:type="gramStart"/>
       <w:r>
         <w:rPr>
           <w:b/>
@@ -1196,8 +1306,28 @@
         </w:rPr>
         <w:t>constructBayesNet</w:t>
       </w:r>
-      <w:r>
-        <w:t>(gameState: hunters.GameState):</w:t>
+      <w:proofErr w:type="spellEnd"/>
+      <w:r>
+        <w:t>(</w:t>
+      </w:r>
+      <w:proofErr w:type="spellStart"/>
+      <w:proofErr w:type="gramEnd"/>
+      <w:r>
+        <w:t>gameState</w:t>
+      </w:r>
+      <w:proofErr w:type="spellEnd"/>
+      <w:r>
+        <w:t xml:space="preserve">: </w:t>
+      </w:r>
+      <w:proofErr w:type="spellStart"/>
+      <w:proofErr w:type="gramStart"/>
+      <w:r>
+        <w:t>hunters.GameState</w:t>
+      </w:r>
+      <w:proofErr w:type="spellEnd"/>
+      <w:proofErr w:type="gramEnd"/>
+      <w:r>
+        <w:t>):</w:t>
       </w:r>
     </w:p>
     <w:p>
@@ -1232,7 +1362,23 @@
           <w:i/>
           <w:iCs/>
         </w:rPr>
-        <w:t>    PAC = "Pacman"</w:t>
+        <w:t>    PAC = "</w:t>
+      </w:r>
+      <w:proofErr w:type="spellStart"/>
+      <w:r>
+        <w:rPr>
+          <w:i/>
+          <w:iCs/>
+        </w:rPr>
+        <w:t>Pacman</w:t>
+      </w:r>
+      <w:proofErr w:type="spellEnd"/>
+      <w:r>
+        <w:rPr>
+          <w:i/>
+          <w:iCs/>
+        </w:rPr>
+        <w:t>"</w:t>
       </w:r>
     </w:p>
     <w:p>
@@ -1394,7 +1540,43 @@
           <w:iCs/>
           <w:lang w:val="en-US"/>
         </w:rPr>
-        <w:t xml:space="preserve">    X_RANGE = gameState.getWalls().width    # </w:t>
+        <w:t xml:space="preserve">    X_RANGE = </w:t>
+      </w:r>
+      <w:proofErr w:type="spellStart"/>
+      <w:r>
+        <w:rPr>
+          <w:i/>
+          <w:iCs/>
+          <w:lang w:val="en-US"/>
+        </w:rPr>
+        <w:t>gameState.getWalls</w:t>
+      </w:r>
+      <w:proofErr w:type="spellEnd"/>
+      <w:r>
+        <w:rPr>
+          <w:i/>
+          <w:iCs/>
+          <w:lang w:val="en-US"/>
+        </w:rPr>
+        <w:t>(</w:t>
+      </w:r>
+      <w:proofErr w:type="gramStart"/>
+      <w:r>
+        <w:rPr>
+          <w:i/>
+          <w:iCs/>
+          <w:lang w:val="en-US"/>
+        </w:rPr>
+        <w:t>).width</w:t>
+      </w:r>
+      <w:proofErr w:type="gramEnd"/>
+      <w:r>
+        <w:rPr>
+          <w:i/>
+          <w:iCs/>
+          <w:lang w:val="en-US"/>
+        </w:rPr>
+        <w:t xml:space="preserve">    # </w:t>
       </w:r>
       <w:r>
         <w:rPr>
@@ -1419,7 +1601,43 @@
           <w:iCs/>
           <w:lang w:val="en-US"/>
         </w:rPr>
-        <w:t xml:space="preserve">    Y_RANGE = gameState.getWalls().height   # </w:t>
+        <w:t xml:space="preserve">    Y_RANGE = </w:t>
+      </w:r>
+      <w:proofErr w:type="spellStart"/>
+      <w:r>
+        <w:rPr>
+          <w:i/>
+          <w:iCs/>
+          <w:lang w:val="en-US"/>
+        </w:rPr>
+        <w:t>gameState.getWalls</w:t>
+      </w:r>
+      <w:proofErr w:type="spellEnd"/>
+      <w:r>
+        <w:rPr>
+          <w:i/>
+          <w:iCs/>
+          <w:lang w:val="en-US"/>
+        </w:rPr>
+        <w:t>(</w:t>
+      </w:r>
+      <w:proofErr w:type="gramStart"/>
+      <w:r>
+        <w:rPr>
+          <w:i/>
+          <w:iCs/>
+          <w:lang w:val="en-US"/>
+        </w:rPr>
+        <w:t>).height</w:t>
+      </w:r>
+      <w:proofErr w:type="gramEnd"/>
+      <w:r>
+        <w:rPr>
+          <w:i/>
+          <w:iCs/>
+          <w:lang w:val="en-US"/>
+        </w:rPr>
+        <w:t xml:space="preserve">   # </w:t>
       </w:r>
       <w:r>
         <w:rPr>
@@ -1608,7 +1826,15 @@
         <w:pStyle w:val="af"/>
       </w:pPr>
       <w:r>
-        <w:t>    variableDomainsDict = {}</w:t>
+        <w:t xml:space="preserve">    </w:t>
+      </w:r>
+      <w:proofErr w:type="spellStart"/>
+      <w:r>
+        <w:t>variableDomainsDict</w:t>
+      </w:r>
+      <w:proofErr w:type="spellEnd"/>
+      <w:r>
+        <w:t xml:space="preserve"> = {}</w:t>
       </w:r>
     </w:p>
     <w:p>
@@ -1634,62 +1860,160 @@
       <w:r>
         <w:t xml:space="preserve">    </w:t>
       </w:r>
-      <w:r>
-        <w:rPr>
-          <w:lang w:val="en-US"/>
-        </w:rPr>
-        <w:t>pos_domain = [(x, y) for x in range(X_RANGE) for y in range(Y_RANGE)]</w:t>
-      </w:r>
-    </w:p>
-    <w:p>
-      <w:pPr>
-        <w:pStyle w:val="af"/>
-        <w:rPr>
-          <w:lang w:val="en-US"/>
-        </w:rPr>
-      </w:pPr>
-    </w:p>
-    <w:p>
-      <w:pPr>
-        <w:pStyle w:val="af"/>
-        <w:rPr>
-          <w:lang w:val="en-US"/>
-        </w:rPr>
-      </w:pPr>
-      <w:r>
-        <w:rPr>
-          <w:lang w:val="en-US"/>
-        </w:rPr>
-        <w:t>    variableDomainsDict[PAC] = pos_domain</w:t>
-      </w:r>
-    </w:p>
-    <w:p>
-      <w:pPr>
-        <w:pStyle w:val="af"/>
-        <w:rPr>
-          <w:lang w:val="en-US"/>
-        </w:rPr>
-      </w:pPr>
-      <w:r>
-        <w:rPr>
-          <w:lang w:val="en-US"/>
-        </w:rPr>
-        <w:t>    variableDomainsDict[GHOST0] = pos_domain</w:t>
-      </w:r>
-    </w:p>
-    <w:p>
-      <w:pPr>
-        <w:pStyle w:val="af"/>
-        <w:rPr>
-          <w:lang w:val="en-US"/>
-        </w:rPr>
-      </w:pPr>
-      <w:r>
-        <w:rPr>
-          <w:lang w:val="en-US"/>
-        </w:rPr>
-        <w:t>    variableDomainsDict[GHOST1] = pos_domain</w:t>
-      </w:r>
+      <w:proofErr w:type="spellStart"/>
+      <w:r>
+        <w:rPr>
+          <w:lang w:val="en-US"/>
+        </w:rPr>
+        <w:t>pos_domain</w:t>
+      </w:r>
+      <w:proofErr w:type="spellEnd"/>
+      <w:r>
+        <w:rPr>
+          <w:lang w:val="en-US"/>
+        </w:rPr>
+        <w:t xml:space="preserve"> = [(x, y) for x in range(X_RANGE) for y in range(Y_RANGE)]</w:t>
+      </w:r>
+    </w:p>
+    <w:p>
+      <w:pPr>
+        <w:pStyle w:val="af"/>
+        <w:rPr>
+          <w:lang w:val="en-US"/>
+        </w:rPr>
+      </w:pPr>
+    </w:p>
+    <w:p>
+      <w:pPr>
+        <w:pStyle w:val="af"/>
+        <w:rPr>
+          <w:lang w:val="en-US"/>
+        </w:rPr>
+      </w:pPr>
+      <w:r>
+        <w:rPr>
+          <w:lang w:val="en-US"/>
+        </w:rPr>
+        <w:t xml:space="preserve">    </w:t>
+      </w:r>
+      <w:proofErr w:type="spellStart"/>
+      <w:proofErr w:type="gramStart"/>
+      <w:r>
+        <w:rPr>
+          <w:lang w:val="en-US"/>
+        </w:rPr>
+        <w:t>variableDomainsDict</w:t>
+      </w:r>
+      <w:proofErr w:type="spellEnd"/>
+      <w:r>
+        <w:rPr>
+          <w:lang w:val="en-US"/>
+        </w:rPr>
+        <w:t>[</w:t>
+      </w:r>
+      <w:proofErr w:type="gramEnd"/>
+      <w:r>
+        <w:rPr>
+          <w:lang w:val="en-US"/>
+        </w:rPr>
+        <w:t xml:space="preserve">PAC] = </w:t>
+      </w:r>
+      <w:proofErr w:type="spellStart"/>
+      <w:r>
+        <w:rPr>
+          <w:lang w:val="en-US"/>
+        </w:rPr>
+        <w:t>pos_domain</w:t>
+      </w:r>
+      <w:proofErr w:type="spellEnd"/>
+    </w:p>
+    <w:p>
+      <w:pPr>
+        <w:pStyle w:val="af"/>
+        <w:rPr>
+          <w:lang w:val="en-US"/>
+        </w:rPr>
+      </w:pPr>
+      <w:r>
+        <w:rPr>
+          <w:lang w:val="en-US"/>
+        </w:rPr>
+        <w:t xml:space="preserve">    </w:t>
+      </w:r>
+      <w:proofErr w:type="spellStart"/>
+      <w:proofErr w:type="gramStart"/>
+      <w:r>
+        <w:rPr>
+          <w:lang w:val="en-US"/>
+        </w:rPr>
+        <w:t>variableDomainsDict</w:t>
+      </w:r>
+      <w:proofErr w:type="spellEnd"/>
+      <w:r>
+        <w:rPr>
+          <w:lang w:val="en-US"/>
+        </w:rPr>
+        <w:t>[</w:t>
+      </w:r>
+      <w:proofErr w:type="gramEnd"/>
+      <w:r>
+        <w:rPr>
+          <w:lang w:val="en-US"/>
+        </w:rPr>
+        <w:t xml:space="preserve">GHOST0] = </w:t>
+      </w:r>
+      <w:proofErr w:type="spellStart"/>
+      <w:r>
+        <w:rPr>
+          <w:lang w:val="en-US"/>
+        </w:rPr>
+        <w:t>pos_domain</w:t>
+      </w:r>
+      <w:proofErr w:type="spellEnd"/>
+    </w:p>
+    <w:p>
+      <w:pPr>
+        <w:pStyle w:val="af"/>
+        <w:rPr>
+          <w:lang w:val="en-US"/>
+        </w:rPr>
+      </w:pPr>
+      <w:r>
+        <w:rPr>
+          <w:lang w:val="en-US"/>
+        </w:rPr>
+        <w:t xml:space="preserve">    </w:t>
+      </w:r>
+      <w:proofErr w:type="spellStart"/>
+      <w:proofErr w:type="gramStart"/>
+      <w:r>
+        <w:rPr>
+          <w:lang w:val="en-US"/>
+        </w:rPr>
+        <w:t>variableDomainsDict</w:t>
+      </w:r>
+      <w:proofErr w:type="spellEnd"/>
+      <w:r>
+        <w:rPr>
+          <w:lang w:val="en-US"/>
+        </w:rPr>
+        <w:t>[</w:t>
+      </w:r>
+      <w:proofErr w:type="gramEnd"/>
+      <w:r>
+        <w:rPr>
+          <w:lang w:val="en-US"/>
+        </w:rPr>
+        <w:t xml:space="preserve">GHOST1] = </w:t>
+      </w:r>
+      <w:proofErr w:type="spellStart"/>
+      <w:r>
+        <w:rPr>
+          <w:lang w:val="en-US"/>
+        </w:rPr>
+        <w:t>pos_domain</w:t>
+      </w:r>
+      <w:proofErr w:type="spellEnd"/>
     </w:p>
     <w:p>
       <w:pPr>
@@ -1745,64 +2069,180 @@
         <w:rPr>
           <w:lang w:val="en-US"/>
         </w:rPr>
-        <w:t>    max_dist = (X_RANGE - 1) + (Y_RANGE - 1)</w:t>
-      </w:r>
-    </w:p>
-    <w:p>
-      <w:pPr>
-        <w:pStyle w:val="af"/>
-        <w:rPr>
-          <w:lang w:val="en-US"/>
-        </w:rPr>
-      </w:pPr>
-      <w:r>
-        <w:rPr>
-          <w:lang w:val="en-US"/>
-        </w:rPr>
-        <w:t>    obs_domain = list(range(0, max_dist + MAX_NOISE + 1))</w:t>
-      </w:r>
-    </w:p>
-    <w:p>
-      <w:pPr>
-        <w:pStyle w:val="af"/>
-        <w:rPr>
-          <w:lang w:val="en-US"/>
-        </w:rPr>
-      </w:pPr>
-      <w:r>
-        <w:rPr>
-          <w:lang w:val="en-US"/>
-        </w:rPr>
         <w:t xml:space="preserve">    </w:t>
       </w:r>
-    </w:p>
-    <w:p>
-      <w:pPr>
-        <w:pStyle w:val="af"/>
-        <w:rPr>
-          <w:lang w:val="en-US"/>
-        </w:rPr>
-      </w:pPr>
-      <w:r>
-        <w:rPr>
-          <w:lang w:val="en-US"/>
-        </w:rPr>
-        <w:t>    variableDomainsDict[OBS0] = obs_domain</w:t>
-      </w:r>
-    </w:p>
-    <w:p>
-      <w:pPr>
-        <w:pStyle w:val="af"/>
-        <w:rPr>
-          <w:lang w:val="en-US"/>
-        </w:rPr>
-      </w:pPr>
-      <w:r>
-        <w:rPr>
-          <w:lang w:val="en-US"/>
-        </w:rPr>
-        <w:t>    variableDomainsDict[OBS1] = obs_domain</w:t>
-      </w:r>
+      <w:proofErr w:type="spellStart"/>
+      <w:r>
+        <w:rPr>
+          <w:lang w:val="en-US"/>
+        </w:rPr>
+        <w:t>max_dist</w:t>
+      </w:r>
+      <w:proofErr w:type="spellEnd"/>
+      <w:r>
+        <w:rPr>
+          <w:lang w:val="en-US"/>
+        </w:rPr>
+        <w:t xml:space="preserve"> = (X_RANGE - 1) + (Y_RANGE - 1)</w:t>
+      </w:r>
+    </w:p>
+    <w:p>
+      <w:pPr>
+        <w:pStyle w:val="af"/>
+        <w:rPr>
+          <w:lang w:val="en-US"/>
+        </w:rPr>
+      </w:pPr>
+      <w:r>
+        <w:rPr>
+          <w:lang w:val="en-US"/>
+        </w:rPr>
+        <w:t xml:space="preserve">    </w:t>
+      </w:r>
+      <w:proofErr w:type="spellStart"/>
+      <w:r>
+        <w:rPr>
+          <w:lang w:val="en-US"/>
+        </w:rPr>
+        <w:t>obs_domain</w:t>
+      </w:r>
+      <w:proofErr w:type="spellEnd"/>
+      <w:r>
+        <w:rPr>
+          <w:lang w:val="en-US"/>
+        </w:rPr>
+        <w:t xml:space="preserve"> = </w:t>
+      </w:r>
+      <w:proofErr w:type="gramStart"/>
+      <w:r>
+        <w:rPr>
+          <w:lang w:val="en-US"/>
+        </w:rPr>
+        <w:t>list(range(</w:t>
+      </w:r>
+      <w:proofErr w:type="gramEnd"/>
+      <w:r>
+        <w:rPr>
+          <w:lang w:val="en-US"/>
+        </w:rPr>
+        <w:t xml:space="preserve">0, </w:t>
+      </w:r>
+      <w:proofErr w:type="spellStart"/>
+      <w:r>
+        <w:rPr>
+          <w:lang w:val="en-US"/>
+        </w:rPr>
+        <w:t>max_dist</w:t>
+      </w:r>
+      <w:proofErr w:type="spellEnd"/>
+      <w:r>
+        <w:rPr>
+          <w:lang w:val="en-US"/>
+        </w:rPr>
+        <w:t xml:space="preserve"> + MAX_NOISE + 1))</w:t>
+      </w:r>
+    </w:p>
+    <w:p>
+      <w:pPr>
+        <w:pStyle w:val="af"/>
+        <w:rPr>
+          <w:lang w:val="en-US"/>
+        </w:rPr>
+      </w:pPr>
+      <w:r>
+        <w:rPr>
+          <w:lang w:val="en-US"/>
+        </w:rPr>
+        <w:t xml:space="preserve">    </w:t>
+      </w:r>
+    </w:p>
+    <w:p>
+      <w:pPr>
+        <w:pStyle w:val="af"/>
+        <w:rPr>
+          <w:lang w:val="en-US"/>
+        </w:rPr>
+      </w:pPr>
+      <w:r>
+        <w:rPr>
+          <w:lang w:val="en-US"/>
+        </w:rPr>
+        <w:t xml:space="preserve">    </w:t>
+      </w:r>
+      <w:proofErr w:type="spellStart"/>
+      <w:proofErr w:type="gramStart"/>
+      <w:r>
+        <w:rPr>
+          <w:lang w:val="en-US"/>
+        </w:rPr>
+        <w:t>variableDomainsDict</w:t>
+      </w:r>
+      <w:proofErr w:type="spellEnd"/>
+      <w:r>
+        <w:rPr>
+          <w:lang w:val="en-US"/>
+        </w:rPr>
+        <w:t>[</w:t>
+      </w:r>
+      <w:proofErr w:type="gramEnd"/>
+      <w:r>
+        <w:rPr>
+          <w:lang w:val="en-US"/>
+        </w:rPr>
+        <w:t xml:space="preserve">OBS0] = </w:t>
+      </w:r>
+      <w:proofErr w:type="spellStart"/>
+      <w:r>
+        <w:rPr>
+          <w:lang w:val="en-US"/>
+        </w:rPr>
+        <w:t>obs_domain</w:t>
+      </w:r>
+      <w:proofErr w:type="spellEnd"/>
+    </w:p>
+    <w:p>
+      <w:pPr>
+        <w:pStyle w:val="af"/>
+        <w:rPr>
+          <w:lang w:val="en-US"/>
+        </w:rPr>
+      </w:pPr>
+      <w:r>
+        <w:rPr>
+          <w:lang w:val="en-US"/>
+        </w:rPr>
+        <w:t xml:space="preserve">    </w:t>
+      </w:r>
+      <w:proofErr w:type="spellStart"/>
+      <w:proofErr w:type="gramStart"/>
+      <w:r>
+        <w:rPr>
+          <w:lang w:val="en-US"/>
+        </w:rPr>
+        <w:t>variableDomainsDict</w:t>
+      </w:r>
+      <w:proofErr w:type="spellEnd"/>
+      <w:r>
+        <w:rPr>
+          <w:lang w:val="en-US"/>
+        </w:rPr>
+        <w:t>[</w:t>
+      </w:r>
+      <w:proofErr w:type="gramEnd"/>
+      <w:r>
+        <w:rPr>
+          <w:lang w:val="en-US"/>
+        </w:rPr>
+        <w:t xml:space="preserve">OBS1] = </w:t>
+      </w:r>
+      <w:proofErr w:type="spellStart"/>
+      <w:r>
+        <w:rPr>
+          <w:lang w:val="en-US"/>
+        </w:rPr>
+        <w:t>obs_domain</w:t>
+      </w:r>
+      <w:proofErr w:type="spellEnd"/>
     </w:p>
     <w:p>
       <w:pPr>
@@ -1910,7 +2350,45 @@
           <w:iCs/>
           <w:lang w:val="en-US"/>
         </w:rPr>
-        <w:t>net = bn.constructEmptyBayesNet(variables, edges, variableDomainsDict)</w:t>
+        <w:t xml:space="preserve">net = </w:t>
+      </w:r>
+      <w:proofErr w:type="spellStart"/>
+      <w:proofErr w:type="gramStart"/>
+      <w:r>
+        <w:rPr>
+          <w:i/>
+          <w:iCs/>
+          <w:lang w:val="en-US"/>
+        </w:rPr>
+        <w:t>bn.constructEmptyBayesNet</w:t>
+      </w:r>
+      <w:proofErr w:type="spellEnd"/>
+      <w:proofErr w:type="gramEnd"/>
+      <w:r>
+        <w:rPr>
+          <w:i/>
+          <w:iCs/>
+          <w:lang w:val="en-US"/>
+        </w:rPr>
+        <w:t xml:space="preserve">(variables, edges, </w:t>
+      </w:r>
+      <w:proofErr w:type="spellStart"/>
+      <w:r>
+        <w:rPr>
+          <w:i/>
+          <w:iCs/>
+          <w:lang w:val="en-US"/>
+        </w:rPr>
+        <w:t>variableDomainsDict</w:t>
+      </w:r>
+      <w:proofErr w:type="spellEnd"/>
+      <w:r>
+        <w:rPr>
+          <w:i/>
+          <w:iCs/>
+          <w:lang w:val="en-US"/>
+        </w:rPr>
+        <w:t>)</w:t>
       </w:r>
     </w:p>
     <w:p>
@@ -1929,18 +2407,35 @@
         </w:rPr>
         <w:t xml:space="preserve">    </w:t>
       </w:r>
-      <w:r>
-        <w:rPr>
-          <w:i/>
-          <w:iCs/>
-        </w:rPr>
-        <w:t>return net</w:t>
-      </w:r>
+      <w:proofErr w:type="spellStart"/>
+      <w:r>
+        <w:rPr>
+          <w:i/>
+          <w:iCs/>
+        </w:rPr>
+        <w:t>return</w:t>
+      </w:r>
+      <w:proofErr w:type="spellEnd"/>
+      <w:r>
+        <w:rPr>
+          <w:i/>
+          <w:iCs/>
+        </w:rPr>
+        <w:t xml:space="preserve"> </w:t>
+      </w:r>
+      <w:proofErr w:type="spellStart"/>
+      <w:r>
+        <w:rPr>
+          <w:i/>
+          <w:iCs/>
+        </w:rPr>
+        <w:t>net</w:t>
+      </w:r>
+      <w:proofErr w:type="spellEnd"/>
     </w:p>
     <w:p/>
     <w:p>
       <w:r>
-        <w:lastRenderedPageBreak/>
         <w:t xml:space="preserve">Код функции был успешно протестирован с помощью </w:t>
       </w:r>
       <w:r>
@@ -2010,6 +2505,7 @@
         </w:rPr>
         <w:t xml:space="preserve"> </w:t>
       </w:r>
+      <w:proofErr w:type="spellStart"/>
       <w:r>
         <w:rPr>
           <w:rFonts w:ascii="Courier New" w:hAnsi="Courier New" w:cs="Courier New"/>
@@ -2018,6 +2514,7 @@
         </w:rPr>
         <w:t>constructBayesNet</w:t>
       </w:r>
+      <w:proofErr w:type="spellEnd"/>
     </w:p>
     <w:p/>
     <w:p>
@@ -2068,6 +2565,7 @@
       <w:r>
         <w:t xml:space="preserve"> </w:t>
       </w:r>
+      <w:proofErr w:type="spellStart"/>
       <w:r>
         <w:rPr>
           <w:rFonts w:ascii="Courier New" w:hAnsi="Courier New" w:cs="Courier New"/>
@@ -2076,6 +2574,7 @@
         </w:rPr>
         <w:t>joinFactors</w:t>
       </w:r>
+      <w:proofErr w:type="spellEnd"/>
       <w:r>
         <w:rPr>
           <w:sz w:val="24"/>
@@ -2135,6 +2634,8 @@
         </w:rPr>
         <w:t xml:space="preserve">def </w:t>
       </w:r>
+      <w:proofErr w:type="spellStart"/>
+      <w:proofErr w:type="gramStart"/>
       <w:r>
         <w:rPr>
           <w:b/>
@@ -2143,11 +2644,33 @@
         </w:rPr>
         <w:t>joinFactors</w:t>
       </w:r>
-      <w:r>
-        <w:rPr>
-          <w:lang w:val="en-US"/>
-        </w:rPr>
-        <w:t>(factors: List[Factor]):</w:t>
+      <w:proofErr w:type="spellEnd"/>
+      <w:r>
+        <w:rPr>
+          <w:lang w:val="en-US"/>
+        </w:rPr>
+        <w:t>(</w:t>
+      </w:r>
+      <w:proofErr w:type="gramEnd"/>
+      <w:r>
+        <w:rPr>
+          <w:lang w:val="en-US"/>
+        </w:rPr>
+        <w:t xml:space="preserve">factors: </w:t>
+      </w:r>
+      <w:proofErr w:type="gramStart"/>
+      <w:r>
+        <w:rPr>
+          <w:lang w:val="en-US"/>
+        </w:rPr>
+        <w:t>List[</w:t>
+      </w:r>
+      <w:proofErr w:type="gramEnd"/>
+      <w:r>
+        <w:rPr>
+          <w:lang w:val="en-US"/>
+        </w:rPr>
+        <w:t>Factor]):</w:t>
       </w:r>
     </w:p>
     <w:p>
@@ -2204,11 +2727,35 @@
         </w:rPr>
         <w:t xml:space="preserve"> </w:t>
       </w:r>
-      <w:r>
-        <w:rPr>
-          <w:lang w:val="en-US"/>
-        </w:rPr>
-        <w:t>setsOfUnconditioned = [set(factor.unconditionedVariables()) for factor in factors]</w:t>
+      <w:proofErr w:type="spellStart"/>
+      <w:r>
+        <w:rPr>
+          <w:lang w:val="en-US"/>
+        </w:rPr>
+        <w:t>setsOfUnconditioned</w:t>
+      </w:r>
+      <w:proofErr w:type="spellEnd"/>
+      <w:r>
+        <w:rPr>
+          <w:lang w:val="en-US"/>
+        </w:rPr>
+        <w:t xml:space="preserve"> = [set(</w:t>
+      </w:r>
+      <w:proofErr w:type="spellStart"/>
+      <w:proofErr w:type="gramStart"/>
+      <w:r>
+        <w:rPr>
+          <w:lang w:val="en-US"/>
+        </w:rPr>
+        <w:t>factor.unconditionedVariables</w:t>
+      </w:r>
+      <w:proofErr w:type="spellEnd"/>
+      <w:proofErr w:type="gramEnd"/>
+      <w:r>
+        <w:rPr>
+          <w:lang w:val="en-US"/>
+        </w:rPr>
+        <w:t>()) for factor in factors]</w:t>
       </w:r>
     </w:p>
     <w:p>
@@ -2231,35 +2778,93 @@
         <w:rPr>
           <w:lang w:val="en-US"/>
         </w:rPr>
-        <w:t>if len(factors) &gt; 1:</w:t>
-      </w:r>
-    </w:p>
-    <w:p>
-      <w:pPr>
-        <w:pStyle w:val="af"/>
-        <w:rPr>
-          <w:lang w:val="en-US"/>
-        </w:rPr>
-      </w:pPr>
-      <w:r>
-        <w:rPr>
-          <w:lang w:val="en-US"/>
-        </w:rPr>
-        <w:t>       intersect = functools.reduce(lambda x, y: x &amp; y, setsOfUnconditioned)</w:t>
-      </w:r>
-    </w:p>
-    <w:p>
-      <w:pPr>
-        <w:pStyle w:val="af"/>
-        <w:rPr>
-          <w:lang w:val="en-US"/>
-        </w:rPr>
-      </w:pPr>
-      <w:r>
-        <w:rPr>
-          <w:lang w:val="en-US"/>
-        </w:rPr>
-        <w:t>       if len(intersect) &gt; 0:</w:t>
+        <w:t xml:space="preserve">if </w:t>
+      </w:r>
+      <w:proofErr w:type="spellStart"/>
+      <w:r>
+        <w:rPr>
+          <w:lang w:val="en-US"/>
+        </w:rPr>
+        <w:t>len</w:t>
+      </w:r>
+      <w:proofErr w:type="spellEnd"/>
+      <w:r>
+        <w:rPr>
+          <w:lang w:val="en-US"/>
+        </w:rPr>
+        <w:t>(factors) &gt; 1:</w:t>
+      </w:r>
+    </w:p>
+    <w:p>
+      <w:pPr>
+        <w:pStyle w:val="af"/>
+        <w:rPr>
+          <w:lang w:val="en-US"/>
+        </w:rPr>
+      </w:pPr>
+      <w:r>
+        <w:rPr>
+          <w:lang w:val="en-US"/>
+        </w:rPr>
+        <w:t xml:space="preserve">       intersect = </w:t>
+      </w:r>
+      <w:proofErr w:type="spellStart"/>
+      <w:proofErr w:type="gramStart"/>
+      <w:r>
+        <w:rPr>
+          <w:lang w:val="en-US"/>
+        </w:rPr>
+        <w:t>functools.reduce</w:t>
+      </w:r>
+      <w:proofErr w:type="spellEnd"/>
+      <w:proofErr w:type="gramEnd"/>
+      <w:r>
+        <w:rPr>
+          <w:lang w:val="en-US"/>
+        </w:rPr>
+        <w:t xml:space="preserve">(lambda x, y: x &amp; y, </w:t>
+      </w:r>
+      <w:proofErr w:type="spellStart"/>
+      <w:r>
+        <w:rPr>
+          <w:lang w:val="en-US"/>
+        </w:rPr>
+        <w:t>setsOfUnconditioned</w:t>
+      </w:r>
+      <w:proofErr w:type="spellEnd"/>
+      <w:r>
+        <w:rPr>
+          <w:lang w:val="en-US"/>
+        </w:rPr>
+        <w:t>)</w:t>
+      </w:r>
+    </w:p>
+    <w:p>
+      <w:pPr>
+        <w:pStyle w:val="af"/>
+        <w:rPr>
+          <w:lang w:val="en-US"/>
+        </w:rPr>
+      </w:pPr>
+      <w:r>
+        <w:rPr>
+          <w:lang w:val="en-US"/>
+        </w:rPr>
+        <w:t xml:space="preserve">       if </w:t>
+      </w:r>
+      <w:proofErr w:type="spellStart"/>
+      <w:r>
+        <w:rPr>
+          <w:lang w:val="en-US"/>
+        </w:rPr>
+        <w:t>len</w:t>
+      </w:r>
+      <w:proofErr w:type="spellEnd"/>
+      <w:r>
+        <w:rPr>
+          <w:lang w:val="en-US"/>
+        </w:rPr>
+        <w:t>(intersect) &gt; 0:</w:t>
       </w:r>
     </w:p>
     <w:p>
@@ -2281,37 +2886,97 @@
         </w:rPr>
         <w:tab/>
       </w:r>
-      <w:r>
-        <w:rPr>
-          <w:lang w:val="en-US"/>
-        </w:rPr>
-        <w:t>print("Factor failed joinFactors typecheck: ", factor)</w:t>
-      </w:r>
-    </w:p>
-    <w:p>
-      <w:pPr>
-        <w:pStyle w:val="af"/>
-        <w:rPr>
-          <w:lang w:val="en-US"/>
-        </w:rPr>
-      </w:pPr>
-      <w:r>
-        <w:rPr>
-          <w:lang w:val="en-US"/>
-        </w:rPr>
-        <w:t>          raise ValueError("unconditionedVariables can only appear in one factor. \n"</w:t>
-      </w:r>
+      <w:proofErr w:type="gramStart"/>
+      <w:r>
+        <w:rPr>
+          <w:lang w:val="en-US"/>
+        </w:rPr>
+        <w:t>print(</w:t>
+      </w:r>
+      <w:proofErr w:type="gramEnd"/>
+      <w:r>
+        <w:rPr>
+          <w:lang w:val="en-US"/>
+        </w:rPr>
+        <w:t xml:space="preserve">"Factor failed </w:t>
+      </w:r>
+      <w:proofErr w:type="spellStart"/>
+      <w:r>
+        <w:rPr>
+          <w:lang w:val="en-US"/>
+        </w:rPr>
+        <w:t>joinFactors</w:t>
+      </w:r>
+      <w:proofErr w:type="spellEnd"/>
       <w:r>
         <w:rPr>
           <w:lang w:val="en-US"/>
         </w:rPr>
         <w:t xml:space="preserve"> </w:t>
       </w:r>
-      <w:r>
-        <w:rPr>
-          <w:lang w:val="en-US"/>
-        </w:rPr>
-        <w:t>+ "unconditionedVariables: " + str(intersect) +</w:t>
+      <w:proofErr w:type="spellStart"/>
+      <w:r>
+        <w:rPr>
+          <w:lang w:val="en-US"/>
+        </w:rPr>
+        <w:t>typecheck</w:t>
+      </w:r>
+      <w:proofErr w:type="spellEnd"/>
+      <w:r>
+        <w:rPr>
+          <w:lang w:val="en-US"/>
+        </w:rPr>
+        <w:t>: ", factor)</w:t>
+      </w:r>
+    </w:p>
+    <w:p>
+      <w:pPr>
+        <w:pStyle w:val="af"/>
+        <w:rPr>
+          <w:lang w:val="en-US"/>
+        </w:rPr>
+      </w:pPr>
+      <w:r>
+        <w:rPr>
+          <w:lang w:val="en-US"/>
+        </w:rPr>
+        <w:t xml:space="preserve">          raise </w:t>
+      </w:r>
+      <w:proofErr w:type="spellStart"/>
+      <w:proofErr w:type="gramStart"/>
+      <w:r>
+        <w:rPr>
+          <w:lang w:val="en-US"/>
+        </w:rPr>
+        <w:t>ValueError</w:t>
+      </w:r>
+      <w:proofErr w:type="spellEnd"/>
+      <w:r>
+        <w:rPr>
+          <w:lang w:val="en-US"/>
+        </w:rPr>
+        <w:t>(</w:t>
+      </w:r>
+      <w:proofErr w:type="gramEnd"/>
+      <w:r>
+        <w:rPr>
+          <w:lang w:val="en-US"/>
+        </w:rPr>
+        <w:t>"</w:t>
+      </w:r>
+      <w:proofErr w:type="spellStart"/>
+      <w:r>
+        <w:rPr>
+          <w:lang w:val="en-US"/>
+        </w:rPr>
+        <w:t>unconditionedVariables</w:t>
+      </w:r>
+      <w:proofErr w:type="spellEnd"/>
+      <w:r>
+        <w:rPr>
+          <w:lang w:val="en-US"/>
+        </w:rPr>
+        <w:t xml:space="preserve"> can only appear in one factor. \n"</w:t>
       </w:r>
       <w:r>
         <w:rPr>
@@ -2323,7 +2988,21 @@
         <w:rPr>
           <w:lang w:val="en-US"/>
         </w:rPr>
-        <w:t>"\nappear in more than one input factor.\n" +</w:t>
+        <w:t>+ "</w:t>
+      </w:r>
+      <w:proofErr w:type="spellStart"/>
+      <w:r>
+        <w:rPr>
+          <w:lang w:val="en-US"/>
+        </w:rPr>
+        <w:t>unconditionedVariables</w:t>
+      </w:r>
+      <w:proofErr w:type="spellEnd"/>
+      <w:r>
+        <w:rPr>
+          <w:lang w:val="en-US"/>
+        </w:rPr>
+        <w:t>: " + str(intersect) +</w:t>
       </w:r>
       <w:r>
         <w:rPr>
@@ -2335,6 +3014,32 @@
         <w:rPr>
           <w:lang w:val="en-US"/>
         </w:rPr>
+        <w:t>"\</w:t>
+      </w:r>
+      <w:proofErr w:type="spellStart"/>
+      <w:r>
+        <w:rPr>
+          <w:lang w:val="en-US"/>
+        </w:rPr>
+        <w:t>nappear</w:t>
+      </w:r>
+      <w:proofErr w:type="spellEnd"/>
+      <w:r>
+        <w:rPr>
+          <w:lang w:val="en-US"/>
+        </w:rPr>
+        <w:t xml:space="preserve"> in more than one input factor.\n" +</w:t>
+      </w:r>
+      <w:r>
+        <w:rPr>
+          <w:lang w:val="en-US"/>
+        </w:rPr>
+        <w:t xml:space="preserve"> </w:t>
+      </w:r>
+      <w:r>
+        <w:rPr>
+          <w:lang w:val="en-US"/>
+        </w:rPr>
         <w:t>"Input factors: \n" +</w:t>
       </w:r>
       <w:r>
@@ -2347,7 +3052,43 @@
         <w:rPr>
           <w:lang w:val="en-US"/>
         </w:rPr>
-        <w:t>"\n".join(map(str, factors)))</w:t>
+        <w:t>"\</w:t>
+      </w:r>
+      <w:proofErr w:type="spellStart"/>
+      <w:r>
+        <w:rPr>
+          <w:lang w:val="en-US"/>
+        </w:rPr>
+        <w:t>n</w:t>
+      </w:r>
+      <w:proofErr w:type="gramStart"/>
+      <w:r>
+        <w:rPr>
+          <w:lang w:val="en-US"/>
+        </w:rPr>
+        <w:t>".join</w:t>
+      </w:r>
+      <w:proofErr w:type="spellEnd"/>
+      <w:proofErr w:type="gramEnd"/>
+      <w:r>
+        <w:rPr>
+          <w:lang w:val="en-US"/>
+        </w:rPr>
+        <w:t>(</w:t>
+      </w:r>
+      <w:proofErr w:type="gramStart"/>
+      <w:r>
+        <w:rPr>
+          <w:lang w:val="en-US"/>
+        </w:rPr>
+        <w:t>map(</w:t>
+      </w:r>
+      <w:proofErr w:type="gramEnd"/>
+      <w:r>
+        <w:rPr>
+          <w:lang w:val="en-US"/>
+        </w:rPr>
+        <w:t>str, factors)))</w:t>
       </w:r>
     </w:p>
     <w:p>
@@ -2417,11 +3158,19 @@
       <w:r>
         <w:t xml:space="preserve">    </w:t>
       </w:r>
-      <w:r>
-        <w:rPr>
-          <w:lang w:val="en-US"/>
-        </w:rPr>
-        <w:t>allFactors = [factor for factor in factors]</w:t>
+      <w:proofErr w:type="spellStart"/>
+      <w:r>
+        <w:rPr>
+          <w:lang w:val="en-US"/>
+        </w:rPr>
+        <w:t>allFactors</w:t>
+      </w:r>
+      <w:proofErr w:type="spellEnd"/>
+      <w:r>
+        <w:rPr>
+          <w:lang w:val="en-US"/>
+        </w:rPr>
+        <w:t xml:space="preserve"> = [factor for factor in factors]</w:t>
       </w:r>
     </w:p>
     <w:p>
@@ -2442,22 +3191,35 @@
         </w:rPr>
         <w:t xml:space="preserve">    </w:t>
       </w:r>
-      <w:r>
-        <w:t>conditional = set([])   # условные переменные</w:t>
-      </w:r>
-    </w:p>
-    <w:p>
-      <w:pPr>
-        <w:pStyle w:val="af"/>
-      </w:pPr>
-      <w:r>
-        <w:t>    unconditional = set([]) # безусловные переменные</w:t>
-      </w:r>
-    </w:p>
-    <w:p>
-      <w:pPr>
-        <w:pStyle w:val="af"/>
-      </w:pPr>
+      <w:proofErr w:type="spellStart"/>
+      <w:r>
+        <w:t>conditional</w:t>
+      </w:r>
+      <w:proofErr w:type="spellEnd"/>
+      <w:r>
+        <w:t xml:space="preserve"> = </w:t>
+      </w:r>
+      <w:proofErr w:type="spellStart"/>
+      <w:proofErr w:type="gramStart"/>
+      <w:r>
+        <w:t>set</w:t>
+      </w:r>
+      <w:proofErr w:type="spellEnd"/>
+      <w:r>
+        <w:t>(</w:t>
+      </w:r>
+      <w:proofErr w:type="gramEnd"/>
+      <w:r>
+        <w:t>[</w:t>
+      </w:r>
+      <w:proofErr w:type="gramStart"/>
+      <w:r>
+        <w:t xml:space="preserve">])   </w:t>
+      </w:r>
+      <w:proofErr w:type="gramEnd"/>
+      <w:r>
+        <w:t># условные переменные</w:t>
+      </w:r>
     </w:p>
     <w:p>
       <w:pPr>
@@ -2465,15 +3227,89 @@
       </w:pPr>
       <w:r>
         <w:lastRenderedPageBreak/>
-        <w:t>    # формирование множеств условных/безусловн. переменных</w:t>
-      </w:r>
-    </w:p>
-    <w:p>
-      <w:pPr>
-        <w:pStyle w:val="af"/>
-      </w:pPr>
-      <w:r>
-        <w:t>    for factor in allFactors:</w:t>
+        <w:t xml:space="preserve">    </w:t>
+      </w:r>
+      <w:proofErr w:type="spellStart"/>
+      <w:r>
+        <w:t>unconditional</w:t>
+      </w:r>
+      <w:proofErr w:type="spellEnd"/>
+      <w:r>
+        <w:t xml:space="preserve"> = </w:t>
+      </w:r>
+      <w:proofErr w:type="spellStart"/>
+      <w:proofErr w:type="gramStart"/>
+      <w:r>
+        <w:t>set</w:t>
+      </w:r>
+      <w:proofErr w:type="spellEnd"/>
+      <w:r>
+        <w:t>(</w:t>
+      </w:r>
+      <w:proofErr w:type="gramEnd"/>
+      <w:r>
+        <w:t>[]) # безусловные переменные</w:t>
+      </w:r>
+    </w:p>
+    <w:p>
+      <w:pPr>
+        <w:pStyle w:val="af"/>
+      </w:pPr>
+    </w:p>
+    <w:p>
+      <w:pPr>
+        <w:pStyle w:val="af"/>
+      </w:pPr>
+      <w:r>
+        <w:t>    # формирование множеств условных/</w:t>
+      </w:r>
+      <w:proofErr w:type="spellStart"/>
+      <w:r>
+        <w:t>безусловн</w:t>
+      </w:r>
+      <w:proofErr w:type="spellEnd"/>
+      <w:r>
+        <w:t>. переменных</w:t>
+      </w:r>
+    </w:p>
+    <w:p>
+      <w:pPr>
+        <w:pStyle w:val="af"/>
+      </w:pPr>
+      <w:r>
+        <w:t xml:space="preserve">    </w:t>
+      </w:r>
+      <w:proofErr w:type="spellStart"/>
+      <w:r>
+        <w:t>for</w:t>
+      </w:r>
+      <w:proofErr w:type="spellEnd"/>
+      <w:r>
+        <w:t xml:space="preserve"> </w:t>
+      </w:r>
+      <w:proofErr w:type="spellStart"/>
+      <w:r>
+        <w:t>factor</w:t>
+      </w:r>
+      <w:proofErr w:type="spellEnd"/>
+      <w:r>
+        <w:t xml:space="preserve"> </w:t>
+      </w:r>
+      <w:proofErr w:type="spellStart"/>
+      <w:r>
+        <w:t>in</w:t>
+      </w:r>
+      <w:proofErr w:type="spellEnd"/>
+      <w:r>
+        <w:t xml:space="preserve"> </w:t>
+      </w:r>
+      <w:proofErr w:type="spellStart"/>
+      <w:r>
+        <w:t>allFactors</w:t>
+      </w:r>
+      <w:proofErr w:type="spellEnd"/>
+      <w:r>
+        <w:t>:</w:t>
       </w:r>
     </w:p>
     <w:p>
@@ -2490,40 +3326,31 @@
         <w:rPr>
           <w:lang w:val="en-US"/>
         </w:rPr>
-        <w:t>for f in factor.conditionedVariables():</w:t>
-      </w:r>
-    </w:p>
-    <w:p>
-      <w:pPr>
-        <w:pStyle w:val="af"/>
-        <w:rPr>
-          <w:lang w:val="en-US"/>
-        </w:rPr>
-      </w:pPr>
-      <w:r>
-        <w:rPr>
-          <w:lang w:val="en-US"/>
-        </w:rPr>
-        <w:t>            conditional.add(f)</w:t>
-      </w:r>
-    </w:p>
-    <w:p>
-      <w:pPr>
-        <w:pStyle w:val="af"/>
-        <w:rPr>
-          <w:lang w:val="en-US"/>
-        </w:rPr>
-      </w:pPr>
-      <w:r>
-        <w:rPr>
-          <w:lang w:val="en-US"/>
-        </w:rPr>
-        <w:t>        for f in factor.unconditionedVariables():</w:t>
-      </w:r>
-    </w:p>
-    <w:p>
-      <w:pPr>
-        <w:pStyle w:val="af"/>
+        <w:t xml:space="preserve">for f in </w:t>
+      </w:r>
+      <w:proofErr w:type="spellStart"/>
+      <w:proofErr w:type="gramStart"/>
+      <w:r>
+        <w:rPr>
+          <w:lang w:val="en-US"/>
+        </w:rPr>
+        <w:t>factor.conditionedVariables</w:t>
+      </w:r>
+      <w:proofErr w:type="spellEnd"/>
+      <w:proofErr w:type="gramEnd"/>
+      <w:r>
+        <w:rPr>
+          <w:lang w:val="en-US"/>
+        </w:rPr>
+        <w:t>():</w:t>
+      </w:r>
+    </w:p>
+    <w:p>
+      <w:pPr>
+        <w:pStyle w:val="af"/>
+        <w:rPr>
+          <w:lang w:val="en-US"/>
+        </w:rPr>
       </w:pPr>
       <w:r>
         <w:rPr>
@@ -2531,8 +3358,68 @@
         </w:rPr>
         <w:t xml:space="preserve">            </w:t>
       </w:r>
-      <w:r>
-        <w:t>unconditional.add(f)</w:t>
+      <w:proofErr w:type="spellStart"/>
+      <w:r>
+        <w:rPr>
+          <w:lang w:val="en-US"/>
+        </w:rPr>
+        <w:t>conditional.add</w:t>
+      </w:r>
+      <w:proofErr w:type="spellEnd"/>
+      <w:r>
+        <w:rPr>
+          <w:lang w:val="en-US"/>
+        </w:rPr>
+        <w:t>(f)</w:t>
+      </w:r>
+    </w:p>
+    <w:p>
+      <w:pPr>
+        <w:pStyle w:val="af"/>
+        <w:rPr>
+          <w:lang w:val="en-US"/>
+        </w:rPr>
+      </w:pPr>
+      <w:r>
+        <w:rPr>
+          <w:lang w:val="en-US"/>
+        </w:rPr>
+        <w:t xml:space="preserve">        for f in </w:t>
+      </w:r>
+      <w:proofErr w:type="spellStart"/>
+      <w:proofErr w:type="gramStart"/>
+      <w:r>
+        <w:rPr>
+          <w:lang w:val="en-US"/>
+        </w:rPr>
+        <w:t>factor.unconditionedVariables</w:t>
+      </w:r>
+      <w:proofErr w:type="spellEnd"/>
+      <w:proofErr w:type="gramEnd"/>
+      <w:r>
+        <w:rPr>
+          <w:lang w:val="en-US"/>
+        </w:rPr>
+        <w:t>():</w:t>
+      </w:r>
+    </w:p>
+    <w:p>
+      <w:pPr>
+        <w:pStyle w:val="af"/>
+      </w:pPr>
+      <w:r>
+        <w:rPr>
+          <w:lang w:val="en-US"/>
+        </w:rPr>
+        <w:t xml:space="preserve">            </w:t>
+      </w:r>
+      <w:proofErr w:type="spellStart"/>
+      <w:r>
+        <w:t>unconditional.add</w:t>
+      </w:r>
+      <w:proofErr w:type="spellEnd"/>
+      <w:r>
+        <w:t>(f)</w:t>
       </w:r>
     </w:p>
     <w:p>
@@ -2619,7 +3506,57 @@
         <w:rPr>
           <w:lang w:val="en-US"/>
         </w:rPr>
-        <w:t>    variableDomainsDict = allFactors[0].variableDomainsDict()</w:t>
+        <w:t xml:space="preserve">    </w:t>
+      </w:r>
+      <w:proofErr w:type="spellStart"/>
+      <w:r>
+        <w:rPr>
+          <w:lang w:val="en-US"/>
+        </w:rPr>
+        <w:t>variableDomainsDict</w:t>
+      </w:r>
+      <w:proofErr w:type="spellEnd"/>
+      <w:r>
+        <w:rPr>
+          <w:lang w:val="en-US"/>
+        </w:rPr>
+        <w:t xml:space="preserve"> = </w:t>
+      </w:r>
+      <w:proofErr w:type="spellStart"/>
+      <w:r>
+        <w:rPr>
+          <w:lang w:val="en-US"/>
+        </w:rPr>
+        <w:t>allFactors</w:t>
+      </w:r>
+      <w:proofErr w:type="spellEnd"/>
+      <w:r>
+        <w:rPr>
+          <w:lang w:val="en-US"/>
+        </w:rPr>
+        <w:t>[0</w:t>
+      </w:r>
+      <w:proofErr w:type="gramStart"/>
+      <w:r>
+        <w:rPr>
+          <w:lang w:val="en-US"/>
+        </w:rPr>
+        <w:t>].</w:t>
+      </w:r>
+      <w:proofErr w:type="spellStart"/>
+      <w:r>
+        <w:rPr>
+          <w:lang w:val="en-US"/>
+        </w:rPr>
+        <w:t>variableDomainsDict</w:t>
+      </w:r>
+      <w:proofErr w:type="spellEnd"/>
+      <w:proofErr w:type="gramEnd"/>
+      <w:r>
+        <w:rPr>
+          <w:lang w:val="en-US"/>
+        </w:rPr>
+        <w:t>()</w:t>
       </w:r>
     </w:p>
     <w:p>
@@ -2676,7 +3613,49 @@
         <w:rPr>
           <w:lang w:val="en-US"/>
         </w:rPr>
-        <w:t>    newCPT = Factor(unconditional, conditional, variableDomainsDict)</w:t>
+        <w:t xml:space="preserve">    </w:t>
+      </w:r>
+      <w:proofErr w:type="spellStart"/>
+      <w:r>
+        <w:rPr>
+          <w:lang w:val="en-US"/>
+        </w:rPr>
+        <w:t>newCPT</w:t>
+      </w:r>
+      <w:proofErr w:type="spellEnd"/>
+      <w:r>
+        <w:rPr>
+          <w:lang w:val="en-US"/>
+        </w:rPr>
+        <w:t xml:space="preserve"> = </w:t>
+      </w:r>
+      <w:proofErr w:type="gramStart"/>
+      <w:r>
+        <w:rPr>
+          <w:lang w:val="en-US"/>
+        </w:rPr>
+        <w:t>Factor(</w:t>
+      </w:r>
+      <w:proofErr w:type="gramEnd"/>
+      <w:r>
+        <w:rPr>
+          <w:lang w:val="en-US"/>
+        </w:rPr>
+        <w:t xml:space="preserve">unconditional, conditional, </w:t>
+      </w:r>
+      <w:proofErr w:type="spellStart"/>
+      <w:r>
+        <w:rPr>
+          <w:lang w:val="en-US"/>
+        </w:rPr>
+        <w:t>variableDomainsDict</w:t>
+      </w:r>
+      <w:proofErr w:type="spellEnd"/>
+      <w:r>
+        <w:rPr>
+          <w:lang w:val="en-US"/>
+        </w:rPr>
+        <w:t>)</w:t>
       </w:r>
     </w:p>
     <w:p>
@@ -2733,7 +3712,21 @@
         <w:rPr>
           <w:lang w:val="en-US"/>
         </w:rPr>
-        <w:t>    for assignment in newCPT.getAllPossibleAssignmentDicts():</w:t>
+        <w:t xml:space="preserve">    for assignment in </w:t>
+      </w:r>
+      <w:proofErr w:type="spellStart"/>
+      <w:r>
+        <w:rPr>
+          <w:lang w:val="en-US"/>
+        </w:rPr>
+        <w:t>newCPT.getAllPossibleAssignmentDicts</w:t>
+      </w:r>
+      <w:proofErr w:type="spellEnd"/>
+      <w:r>
+        <w:rPr>
+          <w:lang w:val="en-US"/>
+        </w:rPr>
+        <w:t>():</w:t>
       </w:r>
     </w:p>
     <w:p>
@@ -2761,52 +3754,109 @@
         <w:rPr>
           <w:lang w:val="en-US"/>
         </w:rPr>
-        <w:t>        for factor in allFactors:</w:t>
-      </w:r>
-    </w:p>
-    <w:p>
-      <w:pPr>
-        <w:pStyle w:val="af"/>
-        <w:rPr>
-          <w:lang w:val="en-US"/>
-        </w:rPr>
-      </w:pPr>
-      <w:r>
-        <w:rPr>
-          <w:lang w:val="en-US"/>
-        </w:rPr>
-        <w:t>            probability *= factor.getProbability(assignment)</w:t>
-      </w:r>
-    </w:p>
-    <w:p>
-      <w:pPr>
-        <w:pStyle w:val="af"/>
-        <w:rPr>
-          <w:lang w:val="en-US"/>
-        </w:rPr>
-      </w:pPr>
-      <w:r>
-        <w:rPr>
-          <w:lang w:val="en-US"/>
-        </w:rPr>
-        <w:t>        newCPT.setProbability(assignment, probability)</w:t>
-      </w:r>
-    </w:p>
-    <w:p>
-      <w:pPr>
-        <w:pStyle w:val="af"/>
-        <w:rPr>
-          <w:lang w:val="en-US"/>
-        </w:rPr>
-      </w:pPr>
-    </w:p>
-    <w:p>
-      <w:pPr>
-        <w:pStyle w:val="af"/>
-      </w:pPr>
-      <w:r>
-        <w:t>    return newCPT</w:t>
-      </w:r>
+        <w:t xml:space="preserve">        for factor in </w:t>
+      </w:r>
+      <w:proofErr w:type="spellStart"/>
+      <w:r>
+        <w:rPr>
+          <w:lang w:val="en-US"/>
+        </w:rPr>
+        <w:t>allFactors</w:t>
+      </w:r>
+      <w:proofErr w:type="spellEnd"/>
+      <w:r>
+        <w:rPr>
+          <w:lang w:val="en-US"/>
+        </w:rPr>
+        <w:t>:</w:t>
+      </w:r>
+    </w:p>
+    <w:p>
+      <w:pPr>
+        <w:pStyle w:val="af"/>
+        <w:rPr>
+          <w:lang w:val="en-US"/>
+        </w:rPr>
+      </w:pPr>
+      <w:r>
+        <w:rPr>
+          <w:lang w:val="en-US"/>
+        </w:rPr>
+        <w:t xml:space="preserve">            probability *= </w:t>
+      </w:r>
+      <w:proofErr w:type="spellStart"/>
+      <w:proofErr w:type="gramStart"/>
+      <w:r>
+        <w:rPr>
+          <w:lang w:val="en-US"/>
+        </w:rPr>
+        <w:t>factor.getProbability</w:t>
+      </w:r>
+      <w:proofErr w:type="spellEnd"/>
+      <w:proofErr w:type="gramEnd"/>
+      <w:r>
+        <w:rPr>
+          <w:lang w:val="en-US"/>
+        </w:rPr>
+        <w:t>(assignment)</w:t>
+      </w:r>
+    </w:p>
+    <w:p>
+      <w:pPr>
+        <w:pStyle w:val="af"/>
+        <w:rPr>
+          <w:lang w:val="en-US"/>
+        </w:rPr>
+      </w:pPr>
+      <w:r>
+        <w:rPr>
+          <w:lang w:val="en-US"/>
+        </w:rPr>
+        <w:t xml:space="preserve">        </w:t>
+      </w:r>
+      <w:proofErr w:type="spellStart"/>
+      <w:r>
+        <w:rPr>
+          <w:lang w:val="en-US"/>
+        </w:rPr>
+        <w:t>newCPT.setProbability</w:t>
+      </w:r>
+      <w:proofErr w:type="spellEnd"/>
+      <w:r>
+        <w:rPr>
+          <w:lang w:val="en-US"/>
+        </w:rPr>
+        <w:t>(assignment, probability)</w:t>
+      </w:r>
+    </w:p>
+    <w:p>
+      <w:pPr>
+        <w:pStyle w:val="af"/>
+        <w:rPr>
+          <w:lang w:val="en-US"/>
+        </w:rPr>
+      </w:pPr>
+    </w:p>
+    <w:p>
+      <w:pPr>
+        <w:pStyle w:val="af"/>
+      </w:pPr>
+      <w:r>
+        <w:t xml:space="preserve">    </w:t>
+      </w:r>
+      <w:proofErr w:type="spellStart"/>
+      <w:r>
+        <w:t>return</w:t>
+      </w:r>
+      <w:proofErr w:type="spellEnd"/>
+      <w:r>
+        <w:t xml:space="preserve"> </w:t>
+      </w:r>
+      <w:proofErr w:type="spellStart"/>
+      <w:r>
+        <w:t>newCPT</w:t>
+      </w:r>
+      <w:proofErr w:type="spellEnd"/>
     </w:p>
     <w:p/>
     <w:p>
@@ -2915,6 +3965,7 @@
         </w:rPr>
         <w:t xml:space="preserve"> </w:t>
       </w:r>
+      <w:proofErr w:type="spellStart"/>
       <w:r>
         <w:rPr>
           <w:rFonts w:ascii="Courier New" w:hAnsi="Courier New" w:cs="Courier New"/>
@@ -2923,6 +3974,7 @@
         </w:rPr>
         <w:t>joinFactors</w:t>
       </w:r>
+      <w:proofErr w:type="spellEnd"/>
     </w:p>
     <w:p/>
     <w:p/>
@@ -2979,6 +4031,7 @@
       <w:r>
         <w:t xml:space="preserve"> исключения переменных </w:t>
       </w:r>
+      <w:proofErr w:type="spellStart"/>
       <w:r>
         <w:rPr>
           <w:rFonts w:ascii="Courier New" w:hAnsi="Courier New" w:cs="Courier New"/>
@@ -2987,6 +4040,7 @@
         </w:rPr>
         <w:t>eliminate</w:t>
       </w:r>
+      <w:proofErr w:type="spellEnd"/>
       <w:r>
         <w:rPr>
           <w:rFonts w:ascii="Courier New" w:hAnsi="Courier New" w:cs="Courier New"/>
@@ -3028,8 +4082,10 @@
         <w:rPr>
           <w:lang w:val="en-US"/>
         </w:rPr>
+        <w:lastRenderedPageBreak/>
         <w:t xml:space="preserve">def </w:t>
       </w:r>
+      <w:proofErr w:type="gramStart"/>
       <w:r>
         <w:rPr>
           <w:b/>
@@ -3042,7 +4098,28 @@
         <w:rPr>
           <w:lang w:val="en-US"/>
         </w:rPr>
-        <w:t>(factor: Factor, eliminationVariable: str):</w:t>
+        <w:t>(</w:t>
+      </w:r>
+      <w:proofErr w:type="gramEnd"/>
+      <w:r>
+        <w:rPr>
+          <w:lang w:val="en-US"/>
+        </w:rPr>
+        <w:t xml:space="preserve">factor: Factor, </w:t>
+      </w:r>
+      <w:proofErr w:type="spellStart"/>
+      <w:r>
+        <w:rPr>
+          <w:lang w:val="en-US"/>
+        </w:rPr>
+        <w:t>eliminationVariable</w:t>
+      </w:r>
+      <w:proofErr w:type="spellEnd"/>
+      <w:r>
+        <w:rPr>
+          <w:lang w:val="en-US"/>
+        </w:rPr>
+        <w:t>: str):</w:t>
       </w:r>
     </w:p>
     <w:p>
@@ -3066,7 +4143,25 @@
           <w:iCs/>
           <w:lang w:val="en-US"/>
         </w:rPr>
-        <w:t xml:space="preserve"># autograder tracking -- </w:t>
+        <w:t xml:space="preserve"># </w:t>
+      </w:r>
+      <w:proofErr w:type="spellStart"/>
+      <w:r>
+        <w:rPr>
+          <w:i/>
+          <w:iCs/>
+          <w:lang w:val="en-US"/>
+        </w:rPr>
+        <w:t>autograder</w:t>
+      </w:r>
+      <w:proofErr w:type="spellEnd"/>
+      <w:r>
+        <w:rPr>
+          <w:i/>
+          <w:iCs/>
+          <w:lang w:val="en-US"/>
+        </w:rPr>
+        <w:t xml:space="preserve"> tracking -- </w:t>
       </w:r>
       <w:r>
         <w:rPr>
@@ -3106,26 +4201,79 @@
           <w:iCs/>
           <w:lang w:val="en-US"/>
         </w:rPr>
-        <w:lastRenderedPageBreak/>
-        <w:t xml:space="preserve">        if not (callTrackingList is None):</w:t>
-      </w:r>
-    </w:p>
-    <w:p>
-      <w:pPr>
-        <w:pStyle w:val="af"/>
-        <w:rPr>
-          <w:i/>
-          <w:iCs/>
-          <w:lang w:val="en-US"/>
-        </w:rPr>
-      </w:pPr>
-      <w:r>
-        <w:rPr>
-          <w:i/>
-          <w:iCs/>
-          <w:lang w:val="en-US"/>
-        </w:rPr>
-        <w:t xml:space="preserve">            callTrackingList.append(('eliminate', eliminationVariable))</w:t>
+        <w:t xml:space="preserve">        if not (</w:t>
+      </w:r>
+      <w:proofErr w:type="spellStart"/>
+      <w:r>
+        <w:rPr>
+          <w:i/>
+          <w:iCs/>
+          <w:lang w:val="en-US"/>
+        </w:rPr>
+        <w:t>callTrackingList</w:t>
+      </w:r>
+      <w:proofErr w:type="spellEnd"/>
+      <w:r>
+        <w:rPr>
+          <w:i/>
+          <w:iCs/>
+          <w:lang w:val="en-US"/>
+        </w:rPr>
+        <w:t xml:space="preserve"> is None):</w:t>
+      </w:r>
+    </w:p>
+    <w:p>
+      <w:pPr>
+        <w:pStyle w:val="af"/>
+        <w:rPr>
+          <w:i/>
+          <w:iCs/>
+          <w:lang w:val="en-US"/>
+        </w:rPr>
+      </w:pPr>
+      <w:r>
+        <w:rPr>
+          <w:i/>
+          <w:iCs/>
+          <w:lang w:val="en-US"/>
+        </w:rPr>
+        <w:t xml:space="preserve">            </w:t>
+      </w:r>
+      <w:proofErr w:type="spellStart"/>
+      <w:r>
+        <w:rPr>
+          <w:i/>
+          <w:iCs/>
+          <w:lang w:val="en-US"/>
+        </w:rPr>
+        <w:t>callTrackingList.append</w:t>
+      </w:r>
+      <w:proofErr w:type="spellEnd"/>
+      <w:r>
+        <w:rPr>
+          <w:i/>
+          <w:iCs/>
+          <w:lang w:val="en-US"/>
+        </w:rPr>
+        <w:t xml:space="preserve">(('eliminate', </w:t>
+      </w:r>
+      <w:proofErr w:type="spellStart"/>
+      <w:r>
+        <w:rPr>
+          <w:i/>
+          <w:iCs/>
+          <w:lang w:val="en-US"/>
+        </w:rPr>
+        <w:t>eliminationVariable</w:t>
+      </w:r>
+      <w:proofErr w:type="spellEnd"/>
+      <w:r>
+        <w:rPr>
+          <w:i/>
+          <w:iCs/>
+          <w:lang w:val="en-US"/>
+        </w:rPr>
+        <w:t>))</w:t>
       </w:r>
     </w:p>
     <w:p>
@@ -3193,43 +4341,181 @@
           <w:iCs/>
           <w:lang w:val="en-US"/>
         </w:rPr>
-        <w:t xml:space="preserve">        if eliminationVariable not in factor.unconditionedVariables():</w:t>
-      </w:r>
-    </w:p>
-    <w:p>
-      <w:pPr>
-        <w:pStyle w:val="af"/>
-        <w:rPr>
-          <w:i/>
-          <w:iCs/>
-          <w:lang w:val="en-US"/>
-        </w:rPr>
-      </w:pPr>
-      <w:r>
-        <w:rPr>
-          <w:i/>
-          <w:iCs/>
-          <w:lang w:val="en-US"/>
-        </w:rPr>
-        <w:t xml:space="preserve">            print("Factor failed eliminate typecheck: ", factor)</w:t>
-      </w:r>
-    </w:p>
-    <w:p>
-      <w:pPr>
-        <w:pStyle w:val="af"/>
-        <w:rPr>
-          <w:i/>
-          <w:iCs/>
-          <w:lang w:val="en-US"/>
-        </w:rPr>
-      </w:pPr>
-      <w:r>
-        <w:rPr>
-          <w:i/>
-          <w:iCs/>
-          <w:lang w:val="en-US"/>
-        </w:rPr>
-        <w:t xml:space="preserve">            raise ValueError("Elimination variable is not an unconditioned variable in this factor\n" + "eliminationVariable: " + str(eliminationVariable) +</w:t>
+        <w:t xml:space="preserve">        if </w:t>
+      </w:r>
+      <w:proofErr w:type="spellStart"/>
+      <w:r>
+        <w:rPr>
+          <w:i/>
+          <w:iCs/>
+          <w:lang w:val="en-US"/>
+        </w:rPr>
+        <w:t>eliminationVariable</w:t>
+      </w:r>
+      <w:proofErr w:type="spellEnd"/>
+      <w:r>
+        <w:rPr>
+          <w:i/>
+          <w:iCs/>
+          <w:lang w:val="en-US"/>
+        </w:rPr>
+        <w:t xml:space="preserve"> not in </w:t>
+      </w:r>
+      <w:proofErr w:type="spellStart"/>
+      <w:proofErr w:type="gramStart"/>
+      <w:r>
+        <w:rPr>
+          <w:i/>
+          <w:iCs/>
+          <w:lang w:val="en-US"/>
+        </w:rPr>
+        <w:t>factor.unconditionedVariables</w:t>
+      </w:r>
+      <w:proofErr w:type="spellEnd"/>
+      <w:proofErr w:type="gramEnd"/>
+      <w:r>
+        <w:rPr>
+          <w:i/>
+          <w:iCs/>
+          <w:lang w:val="en-US"/>
+        </w:rPr>
+        <w:t>():</w:t>
+      </w:r>
+    </w:p>
+    <w:p>
+      <w:pPr>
+        <w:pStyle w:val="af"/>
+        <w:rPr>
+          <w:i/>
+          <w:iCs/>
+          <w:lang w:val="en-US"/>
+        </w:rPr>
+      </w:pPr>
+      <w:r>
+        <w:rPr>
+          <w:i/>
+          <w:iCs/>
+          <w:lang w:val="en-US"/>
+        </w:rPr>
+        <w:t xml:space="preserve">            </w:t>
+      </w:r>
+      <w:proofErr w:type="gramStart"/>
+      <w:r>
+        <w:rPr>
+          <w:i/>
+          <w:iCs/>
+          <w:lang w:val="en-US"/>
+        </w:rPr>
+        <w:t>print(</w:t>
+      </w:r>
+      <w:proofErr w:type="gramEnd"/>
+      <w:r>
+        <w:rPr>
+          <w:i/>
+          <w:iCs/>
+          <w:lang w:val="en-US"/>
+        </w:rPr>
+        <w:t xml:space="preserve">"Factor failed eliminate </w:t>
+      </w:r>
+      <w:proofErr w:type="spellStart"/>
+      <w:r>
+        <w:rPr>
+          <w:i/>
+          <w:iCs/>
+          <w:lang w:val="en-US"/>
+        </w:rPr>
+        <w:t>typecheck</w:t>
+      </w:r>
+      <w:proofErr w:type="spellEnd"/>
+      <w:r>
+        <w:rPr>
+          <w:i/>
+          <w:iCs/>
+          <w:lang w:val="en-US"/>
+        </w:rPr>
+        <w:t>: ", factor)</w:t>
+      </w:r>
+    </w:p>
+    <w:p>
+      <w:pPr>
+        <w:pStyle w:val="af"/>
+        <w:rPr>
+          <w:i/>
+          <w:iCs/>
+          <w:lang w:val="en-US"/>
+        </w:rPr>
+      </w:pPr>
+      <w:r>
+        <w:rPr>
+          <w:i/>
+          <w:iCs/>
+          <w:lang w:val="en-US"/>
+        </w:rPr>
+        <w:t xml:space="preserve">            raise </w:t>
+      </w:r>
+      <w:proofErr w:type="spellStart"/>
+      <w:proofErr w:type="gramStart"/>
+      <w:r>
+        <w:rPr>
+          <w:i/>
+          <w:iCs/>
+          <w:lang w:val="en-US"/>
+        </w:rPr>
+        <w:t>ValueError</w:t>
+      </w:r>
+      <w:proofErr w:type="spellEnd"/>
+      <w:r>
+        <w:rPr>
+          <w:i/>
+          <w:iCs/>
+          <w:lang w:val="en-US"/>
+        </w:rPr>
+        <w:t>(</w:t>
+      </w:r>
+      <w:proofErr w:type="gramEnd"/>
+      <w:r>
+        <w:rPr>
+          <w:i/>
+          <w:iCs/>
+          <w:lang w:val="en-US"/>
+        </w:rPr>
+        <w:t>"Elimination variable is not an unconditioned variable in this factor\n" + "</w:t>
+      </w:r>
+      <w:proofErr w:type="spellStart"/>
+      <w:r>
+        <w:rPr>
+          <w:i/>
+          <w:iCs/>
+          <w:lang w:val="en-US"/>
+        </w:rPr>
+        <w:t>eliminationVariable</w:t>
+      </w:r>
+      <w:proofErr w:type="spellEnd"/>
+      <w:r>
+        <w:rPr>
+          <w:i/>
+          <w:iCs/>
+          <w:lang w:val="en-US"/>
+        </w:rPr>
+        <w:t>: " + str(</w:t>
+      </w:r>
+      <w:proofErr w:type="spellStart"/>
+      <w:r>
+        <w:rPr>
+          <w:i/>
+          <w:iCs/>
+          <w:lang w:val="en-US"/>
+        </w:rPr>
+        <w:t>eliminationVariable</w:t>
+      </w:r>
+      <w:proofErr w:type="spellEnd"/>
+      <w:r>
+        <w:rPr>
+          <w:i/>
+          <w:iCs/>
+          <w:lang w:val="en-US"/>
+        </w:rPr>
+        <w:t>) +</w:t>
       </w:r>
       <w:r>
         <w:rPr>
@@ -3245,7 +4531,45 @@
           <w:iCs/>
           <w:lang w:val="en-US"/>
         </w:rPr>
-        <w:t>"\nunconditionedVariables:" + str(factor.unconditionedVariables()))</w:t>
+        <w:t>"\</w:t>
+      </w:r>
+      <w:proofErr w:type="spellStart"/>
+      <w:r>
+        <w:rPr>
+          <w:i/>
+          <w:iCs/>
+          <w:lang w:val="en-US"/>
+        </w:rPr>
+        <w:t>nunconditionedVariables</w:t>
+      </w:r>
+      <w:proofErr w:type="spellEnd"/>
+      <w:r>
+        <w:rPr>
+          <w:i/>
+          <w:iCs/>
+          <w:lang w:val="en-US"/>
+        </w:rPr>
+        <w:t>:" + str(</w:t>
+      </w:r>
+      <w:proofErr w:type="spellStart"/>
+      <w:proofErr w:type="gramStart"/>
+      <w:r>
+        <w:rPr>
+          <w:i/>
+          <w:iCs/>
+          <w:lang w:val="en-US"/>
+        </w:rPr>
+        <w:t>factor.unconditionedVariables</w:t>
+      </w:r>
+      <w:proofErr w:type="spellEnd"/>
+      <w:proofErr w:type="gramEnd"/>
+      <w:r>
+        <w:rPr>
+          <w:i/>
+          <w:iCs/>
+          <w:lang w:val="en-US"/>
+        </w:rPr>
+        <w:t>()))</w:t>
       </w:r>
     </w:p>
     <w:p>
@@ -3281,43 +4605,145 @@
           <w:iCs/>
           <w:lang w:val="en-US"/>
         </w:rPr>
-        <w:t xml:space="preserve">        if len(factor.unconditionedVariables()) == 1:</w:t>
-      </w:r>
-    </w:p>
-    <w:p>
-      <w:pPr>
-        <w:pStyle w:val="af"/>
-        <w:rPr>
-          <w:i/>
-          <w:iCs/>
-          <w:lang w:val="en-US"/>
-        </w:rPr>
-      </w:pPr>
-      <w:r>
-        <w:rPr>
-          <w:i/>
-          <w:iCs/>
-          <w:lang w:val="en-US"/>
-        </w:rPr>
-        <w:t xml:space="preserve">            print("Factor failed eliminate typecheck: ", factor)</w:t>
-      </w:r>
-    </w:p>
-    <w:p>
-      <w:pPr>
-        <w:pStyle w:val="af"/>
-        <w:rPr>
-          <w:i/>
-          <w:iCs/>
-          <w:lang w:val="en-US"/>
-        </w:rPr>
-      </w:pPr>
-      <w:r>
-        <w:rPr>
-          <w:i/>
-          <w:iCs/>
-          <w:lang w:val="en-US"/>
-        </w:rPr>
-        <w:t xml:space="preserve">            raise ValueError("Factor has only one unconditioned variable, so you "</w:t>
+        <w:t xml:space="preserve">        if </w:t>
+      </w:r>
+      <w:proofErr w:type="spellStart"/>
+      <w:r>
+        <w:rPr>
+          <w:i/>
+          <w:iCs/>
+          <w:lang w:val="en-US"/>
+        </w:rPr>
+        <w:t>len</w:t>
+      </w:r>
+      <w:proofErr w:type="spellEnd"/>
+      <w:r>
+        <w:rPr>
+          <w:i/>
+          <w:iCs/>
+          <w:lang w:val="en-US"/>
+        </w:rPr>
+        <w:t>(</w:t>
+      </w:r>
+      <w:proofErr w:type="spellStart"/>
+      <w:proofErr w:type="gramStart"/>
+      <w:r>
+        <w:rPr>
+          <w:i/>
+          <w:iCs/>
+          <w:lang w:val="en-US"/>
+        </w:rPr>
+        <w:t>factor.unconditionedVariables</w:t>
+      </w:r>
+      <w:proofErr w:type="spellEnd"/>
+      <w:proofErr w:type="gramEnd"/>
+      <w:r>
+        <w:rPr>
+          <w:i/>
+          <w:iCs/>
+          <w:lang w:val="en-US"/>
+        </w:rPr>
+        <w:t>()) == 1:</w:t>
+      </w:r>
+    </w:p>
+    <w:p>
+      <w:pPr>
+        <w:pStyle w:val="af"/>
+        <w:rPr>
+          <w:i/>
+          <w:iCs/>
+          <w:lang w:val="en-US"/>
+        </w:rPr>
+      </w:pPr>
+      <w:r>
+        <w:rPr>
+          <w:i/>
+          <w:iCs/>
+          <w:lang w:val="en-US"/>
+        </w:rPr>
+        <w:t xml:space="preserve">            </w:t>
+      </w:r>
+      <w:proofErr w:type="gramStart"/>
+      <w:r>
+        <w:rPr>
+          <w:i/>
+          <w:iCs/>
+          <w:lang w:val="en-US"/>
+        </w:rPr>
+        <w:t>print(</w:t>
+      </w:r>
+      <w:proofErr w:type="gramEnd"/>
+      <w:r>
+        <w:rPr>
+          <w:i/>
+          <w:iCs/>
+          <w:lang w:val="en-US"/>
+        </w:rPr>
+        <w:t xml:space="preserve">"Factor failed eliminate </w:t>
+      </w:r>
+      <w:proofErr w:type="spellStart"/>
+      <w:r>
+        <w:rPr>
+          <w:i/>
+          <w:iCs/>
+          <w:lang w:val="en-US"/>
+        </w:rPr>
+        <w:t>typecheck</w:t>
+      </w:r>
+      <w:proofErr w:type="spellEnd"/>
+      <w:r>
+        <w:rPr>
+          <w:i/>
+          <w:iCs/>
+          <w:lang w:val="en-US"/>
+        </w:rPr>
+        <w:t>: ", factor)</w:t>
+      </w:r>
+    </w:p>
+    <w:p>
+      <w:pPr>
+        <w:pStyle w:val="af"/>
+        <w:rPr>
+          <w:i/>
+          <w:iCs/>
+          <w:lang w:val="en-US"/>
+        </w:rPr>
+      </w:pPr>
+      <w:r>
+        <w:rPr>
+          <w:i/>
+          <w:iCs/>
+          <w:lang w:val="en-US"/>
+        </w:rPr>
+        <w:t xml:space="preserve">            raise </w:t>
+      </w:r>
+      <w:proofErr w:type="spellStart"/>
+      <w:proofErr w:type="gramStart"/>
+      <w:r>
+        <w:rPr>
+          <w:i/>
+          <w:iCs/>
+          <w:lang w:val="en-US"/>
+        </w:rPr>
+        <w:t>ValueError</w:t>
+      </w:r>
+      <w:proofErr w:type="spellEnd"/>
+      <w:r>
+        <w:rPr>
+          <w:i/>
+          <w:iCs/>
+          <w:lang w:val="en-US"/>
+        </w:rPr>
+        <w:t>(</w:t>
+      </w:r>
+      <w:proofErr w:type="gramEnd"/>
+      <w:r>
+        <w:rPr>
+          <w:i/>
+          <w:iCs/>
+          <w:lang w:val="en-US"/>
+        </w:rPr>
+        <w:t>"Factor has only one unconditioned variable, so you "</w:t>
       </w:r>
       <w:r>
         <w:rPr>
@@ -3333,7 +4759,99 @@
           <w:iCs/>
           <w:lang w:val="en-US"/>
         </w:rPr>
-        <w:t>+ "can't eliminate \nthat variable.\n" + "eliminationVariable:" + str(eliminationVariable) + "\n" + "unconditionedVariables: " + str(factor.unconditionedVariables()))</w:t>
+        <w:t>+ "can't eliminate \</w:t>
+      </w:r>
+      <w:proofErr w:type="spellStart"/>
+      <w:r>
+        <w:rPr>
+          <w:i/>
+          <w:iCs/>
+          <w:lang w:val="en-US"/>
+        </w:rPr>
+        <w:t>nthat</w:t>
+      </w:r>
+      <w:proofErr w:type="spellEnd"/>
+      <w:r>
+        <w:rPr>
+          <w:i/>
+          <w:iCs/>
+          <w:lang w:val="en-US"/>
+        </w:rPr>
+        <w:t xml:space="preserve"> variable.\n" + "</w:t>
+      </w:r>
+      <w:proofErr w:type="spellStart"/>
+      <w:r>
+        <w:rPr>
+          <w:i/>
+          <w:iCs/>
+          <w:lang w:val="en-US"/>
+        </w:rPr>
+        <w:t>eliminationVariable</w:t>
+      </w:r>
+      <w:proofErr w:type="spellEnd"/>
+      <w:r>
+        <w:rPr>
+          <w:i/>
+          <w:iCs/>
+          <w:lang w:val="en-US"/>
+        </w:rPr>
+        <w:t>:" + str(</w:t>
+      </w:r>
+      <w:proofErr w:type="spellStart"/>
+      <w:r>
+        <w:rPr>
+          <w:i/>
+          <w:iCs/>
+          <w:lang w:val="en-US"/>
+        </w:rPr>
+        <w:t>eliminationVariable</w:t>
+      </w:r>
+      <w:proofErr w:type="spellEnd"/>
+      <w:r>
+        <w:rPr>
+          <w:i/>
+          <w:iCs/>
+          <w:lang w:val="en-US"/>
+        </w:rPr>
+        <w:t>) + "\n" + "</w:t>
+      </w:r>
+      <w:proofErr w:type="spellStart"/>
+      <w:r>
+        <w:rPr>
+          <w:i/>
+          <w:iCs/>
+          <w:lang w:val="en-US"/>
+        </w:rPr>
+        <w:t>unconditionedVariables</w:t>
+      </w:r>
+      <w:proofErr w:type="spellEnd"/>
+      <w:r>
+        <w:rPr>
+          <w:i/>
+          <w:iCs/>
+          <w:lang w:val="en-US"/>
+        </w:rPr>
+        <w:t>: " + str(</w:t>
+      </w:r>
+      <w:proofErr w:type="spellStart"/>
+      <w:proofErr w:type="gramStart"/>
+      <w:r>
+        <w:rPr>
+          <w:i/>
+          <w:iCs/>
+          <w:lang w:val="en-US"/>
+        </w:rPr>
+        <w:t>factor.unconditionedVariables</w:t>
+      </w:r>
+      <w:proofErr w:type="spellEnd"/>
+      <w:proofErr w:type="gramEnd"/>
+      <w:r>
+        <w:rPr>
+          <w:i/>
+          <w:iCs/>
+          <w:lang w:val="en-US"/>
+        </w:rPr>
+        <w:t>()))</w:t>
       </w:r>
     </w:p>
     <w:p>
@@ -3393,34 +4911,31 @@
         <w:rPr>
           <w:lang w:val="en-US"/>
         </w:rPr>
-        <w:t>unconditioned = list(factor.unconditionedVariables())</w:t>
-      </w:r>
-    </w:p>
-    <w:p>
-      <w:pPr>
-        <w:pStyle w:val="af"/>
-        <w:rPr>
-          <w:lang w:val="en-US"/>
-        </w:rPr>
-      </w:pPr>
-      <w:r>
-        <w:rPr>
-          <w:lang w:val="en-US"/>
-        </w:rPr>
-        <w:t xml:space="preserve">        unconditioned.remove(eliminationVariable)</w:t>
-      </w:r>
-    </w:p>
-    <w:p>
-      <w:pPr>
-        <w:pStyle w:val="af"/>
-        <w:rPr>
-          <w:lang w:val="en-US"/>
-        </w:rPr>
-      </w:pPr>
-    </w:p>
-    <w:p>
-      <w:pPr>
-        <w:pStyle w:val="af"/>
+        <w:t>unconditioned = list(</w:t>
+      </w:r>
+      <w:proofErr w:type="spellStart"/>
+      <w:proofErr w:type="gramStart"/>
+      <w:r>
+        <w:rPr>
+          <w:lang w:val="en-US"/>
+        </w:rPr>
+        <w:t>factor.unconditionedVariables</w:t>
+      </w:r>
+      <w:proofErr w:type="spellEnd"/>
+      <w:proofErr w:type="gramEnd"/>
+      <w:r>
+        <w:rPr>
+          <w:lang w:val="en-US"/>
+        </w:rPr>
+        <w:t>())</w:t>
+      </w:r>
+    </w:p>
+    <w:p>
+      <w:pPr>
+        <w:pStyle w:val="af"/>
+        <w:rPr>
+          <w:lang w:val="en-US"/>
+        </w:rPr>
       </w:pPr>
       <w:r>
         <w:rPr>
@@ -3428,6 +4943,55 @@
         </w:rPr>
         <w:t xml:space="preserve">        </w:t>
       </w:r>
+      <w:proofErr w:type="spellStart"/>
+      <w:proofErr w:type="gramStart"/>
+      <w:r>
+        <w:rPr>
+          <w:lang w:val="en-US"/>
+        </w:rPr>
+        <w:t>unconditioned.remove</w:t>
+      </w:r>
+      <w:proofErr w:type="spellEnd"/>
+      <w:proofErr w:type="gramEnd"/>
+      <w:r>
+        <w:rPr>
+          <w:lang w:val="en-US"/>
+        </w:rPr>
+        <w:t>(</w:t>
+      </w:r>
+      <w:proofErr w:type="spellStart"/>
+      <w:r>
+        <w:rPr>
+          <w:lang w:val="en-US"/>
+        </w:rPr>
+        <w:t>eliminationVariable</w:t>
+      </w:r>
+      <w:proofErr w:type="spellEnd"/>
+      <w:r>
+        <w:rPr>
+          <w:lang w:val="en-US"/>
+        </w:rPr>
+        <w:t>)</w:t>
+      </w:r>
+    </w:p>
+    <w:p>
+      <w:pPr>
+        <w:pStyle w:val="af"/>
+        <w:rPr>
+          <w:lang w:val="en-US"/>
+        </w:rPr>
+      </w:pPr>
+    </w:p>
+    <w:p>
+      <w:pPr>
+        <w:pStyle w:val="af"/>
+      </w:pPr>
+      <w:r>
+        <w:rPr>
+          <w:lang w:val="en-US"/>
+        </w:rPr>
+        <w:t xml:space="preserve">        </w:t>
+      </w:r>
       <w:r>
         <w:t># копирование списка условных переменных</w:t>
       </w:r>
@@ -3437,7 +5001,33 @@
         <w:pStyle w:val="af"/>
       </w:pPr>
       <w:r>
-        <w:t xml:space="preserve">        conditioned = list(factor.conditionedVariables())</w:t>
+        <w:t xml:space="preserve">        </w:t>
+      </w:r>
+      <w:proofErr w:type="spellStart"/>
+      <w:r>
+        <w:t>conditioned</w:t>
+      </w:r>
+      <w:proofErr w:type="spellEnd"/>
+      <w:r>
+        <w:t xml:space="preserve"> = </w:t>
+      </w:r>
+      <w:proofErr w:type="spellStart"/>
+      <w:r>
+        <w:t>list</w:t>
+      </w:r>
+      <w:proofErr w:type="spellEnd"/>
+      <w:r>
+        <w:t>(</w:t>
+      </w:r>
+      <w:proofErr w:type="spellStart"/>
+      <w:proofErr w:type="gramStart"/>
+      <w:r>
+        <w:t>factor.conditionedVariables</w:t>
+      </w:r>
+      <w:proofErr w:type="spellEnd"/>
+      <w:proofErr w:type="gramEnd"/>
+      <w:r>
+        <w:t>())</w:t>
       </w:r>
     </w:p>
     <w:p>
@@ -3467,7 +5057,37 @@
         <w:rPr>
           <w:lang w:val="en-US"/>
         </w:rPr>
-        <w:t>domain = factor.variableDomainsDict()[eliminationVariable];</w:t>
+        <w:t xml:space="preserve">domain = </w:t>
+      </w:r>
+      <w:proofErr w:type="spellStart"/>
+      <w:proofErr w:type="gramStart"/>
+      <w:r>
+        <w:rPr>
+          <w:lang w:val="en-US"/>
+        </w:rPr>
+        <w:t>factor.variableDomainsDict</w:t>
+      </w:r>
+      <w:proofErr w:type="spellEnd"/>
+      <w:r>
+        <w:rPr>
+          <w:lang w:val="en-US"/>
+        </w:rPr>
+        <w:t>()[</w:t>
+      </w:r>
+      <w:proofErr w:type="spellStart"/>
+      <w:proofErr w:type="gramEnd"/>
+      <w:r>
+        <w:rPr>
+          <w:lang w:val="en-US"/>
+        </w:rPr>
+        <w:t>eliminationVariable</w:t>
+      </w:r>
+      <w:proofErr w:type="spellEnd"/>
+      <w:r>
+        <w:rPr>
+          <w:lang w:val="en-US"/>
+        </w:rPr>
+        <w:t>];</w:t>
       </w:r>
     </w:p>
     <w:p>
@@ -3524,27 +5144,71 @@
         <w:rPr>
           <w:lang w:val="en-US"/>
         </w:rPr>
-        <w:t xml:space="preserve">        new_factor = Factor(unconditioned, conditioned, factor.variableDomainsDict())</w:t>
-      </w:r>
-    </w:p>
-    <w:p>
-      <w:pPr>
-        <w:pStyle w:val="af"/>
-        <w:rPr>
-          <w:lang w:val="en-US"/>
-        </w:rPr>
-      </w:pPr>
-    </w:p>
-    <w:p>
-      <w:pPr>
-        <w:pStyle w:val="af"/>
-      </w:pPr>
-      <w:r>
-        <w:rPr>
-          <w:lang w:val="en-US"/>
-        </w:rPr>
         <w:t xml:space="preserve">        </w:t>
       </w:r>
+      <w:proofErr w:type="spellStart"/>
+      <w:r>
+        <w:rPr>
+          <w:lang w:val="en-US"/>
+        </w:rPr>
+        <w:t>new_factor</w:t>
+      </w:r>
+      <w:proofErr w:type="spellEnd"/>
+      <w:r>
+        <w:rPr>
+          <w:lang w:val="en-US"/>
+        </w:rPr>
+        <w:t xml:space="preserve"> = </w:t>
+      </w:r>
+      <w:proofErr w:type="gramStart"/>
+      <w:r>
+        <w:rPr>
+          <w:lang w:val="en-US"/>
+        </w:rPr>
+        <w:t>Factor(</w:t>
+      </w:r>
+      <w:proofErr w:type="gramEnd"/>
+      <w:r>
+        <w:rPr>
+          <w:lang w:val="en-US"/>
+        </w:rPr>
+        <w:t xml:space="preserve">unconditioned, conditioned, </w:t>
+      </w:r>
+      <w:proofErr w:type="spellStart"/>
+      <w:proofErr w:type="gramStart"/>
+      <w:r>
+        <w:rPr>
+          <w:lang w:val="en-US"/>
+        </w:rPr>
+        <w:t>factor.variableDomainsDict</w:t>
+      </w:r>
+      <w:proofErr w:type="spellEnd"/>
+      <w:proofErr w:type="gramEnd"/>
+      <w:r>
+        <w:rPr>
+          <w:lang w:val="en-US"/>
+        </w:rPr>
+        <w:t>())</w:t>
+      </w:r>
+    </w:p>
+    <w:p>
+      <w:pPr>
+        <w:pStyle w:val="af"/>
+        <w:rPr>
+          <w:lang w:val="en-US"/>
+        </w:rPr>
+      </w:pPr>
+    </w:p>
+    <w:p>
+      <w:pPr>
+        <w:pStyle w:val="af"/>
+      </w:pPr>
+      <w:r>
+        <w:rPr>
+          <w:lang w:val="en-US"/>
+        </w:rPr>
+        <w:t xml:space="preserve">        </w:t>
+      </w:r>
       <w:r>
         <w:t># для каждого возможного присваивания нового фактора:</w:t>
       </w:r>
@@ -3563,7 +5227,29 @@
         <w:rPr>
           <w:lang w:val="en-US"/>
         </w:rPr>
-        <w:t>for assignment in new_factor.getAllPossibleAssignmentDicts():</w:t>
+        <w:t xml:space="preserve">for assignment in </w:t>
+      </w:r>
+      <w:proofErr w:type="spellStart"/>
+      <w:r>
+        <w:rPr>
+          <w:lang w:val="en-US"/>
+        </w:rPr>
+        <w:t>new_</w:t>
+      </w:r>
+      <w:proofErr w:type="gramStart"/>
+      <w:r>
+        <w:rPr>
+          <w:lang w:val="en-US"/>
+        </w:rPr>
+        <w:t>factor.getAllPossibleAssignmentDicts</w:t>
+      </w:r>
+      <w:proofErr w:type="spellEnd"/>
+      <w:proofErr w:type="gramEnd"/>
+      <w:r>
+        <w:rPr>
+          <w:lang w:val="en-US"/>
+        </w:rPr>
+        <w:t>():</w:t>
       </w:r>
     </w:p>
     <w:p>
@@ -3576,8 +5262,13 @@
         </w:rPr>
         <w:t xml:space="preserve">            </w:t>
       </w:r>
-      <w:r>
-        <w:t>prob = 0.0</w:t>
+      <w:proofErr w:type="spellStart"/>
+      <w:r>
+        <w:t>prob</w:t>
+      </w:r>
+      <w:proofErr w:type="spellEnd"/>
+      <w:r>
+        <w:t xml:space="preserve"> = 0.0</w:t>
       </w:r>
     </w:p>
     <w:p>
@@ -3607,49 +5298,165 @@
         <w:rPr>
           <w:lang w:val="en-US"/>
         </w:rPr>
-        <w:t>for elim_val in domain:</w:t>
-      </w:r>
-    </w:p>
-    <w:p>
-      <w:pPr>
-        <w:pStyle w:val="af"/>
-        <w:rPr>
-          <w:lang w:val="en-US"/>
-        </w:rPr>
-      </w:pPr>
-      <w:r>
-        <w:rPr>
-          <w:lang w:val="en-US"/>
-        </w:rPr>
-        <w:t xml:space="preserve">                old_assignment = assignment.copy()</w:t>
-      </w:r>
-    </w:p>
-    <w:p>
-      <w:pPr>
-        <w:pStyle w:val="af"/>
-        <w:rPr>
-          <w:lang w:val="en-US"/>
-        </w:rPr>
-      </w:pPr>
-      <w:r>
-        <w:rPr>
-          <w:lang w:val="en-US"/>
-        </w:rPr>
-        <w:t xml:space="preserve">                old_assignment[eliminationVariable] = elim_val;</w:t>
-      </w:r>
-    </w:p>
-    <w:p>
-      <w:pPr>
-        <w:pStyle w:val="af"/>
-        <w:rPr>
-          <w:lang w:val="en-US"/>
-        </w:rPr>
-      </w:pPr>
-      <w:r>
-        <w:rPr>
-          <w:lang w:val="en-US"/>
-        </w:rPr>
-        <w:t xml:space="preserve">                prob += factor.getProbability(old_assignment);</w:t>
+        <w:t xml:space="preserve">for </w:t>
+      </w:r>
+      <w:proofErr w:type="spellStart"/>
+      <w:r>
+        <w:rPr>
+          <w:lang w:val="en-US"/>
+        </w:rPr>
+        <w:t>elim_val</w:t>
+      </w:r>
+      <w:proofErr w:type="spellEnd"/>
+      <w:r>
+        <w:rPr>
+          <w:lang w:val="en-US"/>
+        </w:rPr>
+        <w:t xml:space="preserve"> in domain:</w:t>
+      </w:r>
+    </w:p>
+    <w:p>
+      <w:pPr>
+        <w:pStyle w:val="af"/>
+        <w:rPr>
+          <w:lang w:val="en-US"/>
+        </w:rPr>
+      </w:pPr>
+      <w:r>
+        <w:rPr>
+          <w:lang w:val="en-US"/>
+        </w:rPr>
+        <w:t xml:space="preserve">                </w:t>
+      </w:r>
+      <w:proofErr w:type="spellStart"/>
+      <w:r>
+        <w:rPr>
+          <w:lang w:val="en-US"/>
+        </w:rPr>
+        <w:t>old_assignment</w:t>
+      </w:r>
+      <w:proofErr w:type="spellEnd"/>
+      <w:r>
+        <w:rPr>
+          <w:lang w:val="en-US"/>
+        </w:rPr>
+        <w:t xml:space="preserve"> = </w:t>
+      </w:r>
+      <w:proofErr w:type="spellStart"/>
+      <w:proofErr w:type="gramStart"/>
+      <w:r>
+        <w:rPr>
+          <w:lang w:val="en-US"/>
+        </w:rPr>
+        <w:t>assignment.copy</w:t>
+      </w:r>
+      <w:proofErr w:type="spellEnd"/>
+      <w:proofErr w:type="gramEnd"/>
+      <w:r>
+        <w:rPr>
+          <w:lang w:val="en-US"/>
+        </w:rPr>
+        <w:t>()</w:t>
+      </w:r>
+    </w:p>
+    <w:p>
+      <w:pPr>
+        <w:pStyle w:val="af"/>
+        <w:rPr>
+          <w:lang w:val="en-US"/>
+        </w:rPr>
+      </w:pPr>
+      <w:r>
+        <w:rPr>
+          <w:lang w:val="en-US"/>
+        </w:rPr>
+        <w:t xml:space="preserve">                </w:t>
+      </w:r>
+      <w:proofErr w:type="spellStart"/>
+      <w:r>
+        <w:rPr>
+          <w:lang w:val="en-US"/>
+        </w:rPr>
+        <w:t>old_assignment</w:t>
+      </w:r>
+      <w:proofErr w:type="spellEnd"/>
+      <w:r>
+        <w:rPr>
+          <w:lang w:val="en-US"/>
+        </w:rPr>
+        <w:t>[</w:t>
+      </w:r>
+      <w:proofErr w:type="spellStart"/>
+      <w:r>
+        <w:rPr>
+          <w:lang w:val="en-US"/>
+        </w:rPr>
+        <w:t>eliminationVariable</w:t>
+      </w:r>
+      <w:proofErr w:type="spellEnd"/>
+      <w:r>
+        <w:rPr>
+          <w:lang w:val="en-US"/>
+        </w:rPr>
+        <w:t xml:space="preserve">] = </w:t>
+      </w:r>
+      <w:proofErr w:type="spellStart"/>
+      <w:r>
+        <w:rPr>
+          <w:lang w:val="en-US"/>
+        </w:rPr>
+        <w:t>elim_val</w:t>
+      </w:r>
+      <w:proofErr w:type="spellEnd"/>
+      <w:r>
+        <w:rPr>
+          <w:lang w:val="en-US"/>
+        </w:rPr>
+        <w:t>;</w:t>
+      </w:r>
+    </w:p>
+    <w:p>
+      <w:pPr>
+        <w:pStyle w:val="af"/>
+        <w:rPr>
+          <w:lang w:val="en-US"/>
+        </w:rPr>
+      </w:pPr>
+      <w:r>
+        <w:rPr>
+          <w:lang w:val="en-US"/>
+        </w:rPr>
+        <w:t xml:space="preserve">                prob += </w:t>
+      </w:r>
+      <w:proofErr w:type="spellStart"/>
+      <w:proofErr w:type="gramStart"/>
+      <w:r>
+        <w:rPr>
+          <w:lang w:val="en-US"/>
+        </w:rPr>
+        <w:t>factor.getProbability</w:t>
+      </w:r>
+      <w:proofErr w:type="spellEnd"/>
+      <w:proofErr w:type="gramEnd"/>
+      <w:r>
+        <w:rPr>
+          <w:lang w:val="en-US"/>
+        </w:rPr>
+        <w:t>(</w:t>
+      </w:r>
+      <w:proofErr w:type="spellStart"/>
+      <w:r>
+        <w:rPr>
+          <w:lang w:val="en-US"/>
+        </w:rPr>
+        <w:t>old_assignment</w:t>
+      </w:r>
+      <w:proofErr w:type="spellEnd"/>
+      <w:r>
+        <w:rPr>
+          <w:lang w:val="en-US"/>
+        </w:rPr>
+        <w:t>);</w:t>
       </w:r>
     </w:p>
     <w:p>
@@ -3684,11 +5491,27 @@
       <w:r>
         <w:t xml:space="preserve">            </w:t>
       </w:r>
-      <w:r>
-        <w:rPr>
-          <w:lang w:val="en-US"/>
-        </w:rPr>
-        <w:t>new_factor.setProbability(assignment, prob)</w:t>
+      <w:proofErr w:type="spellStart"/>
+      <w:r>
+        <w:rPr>
+          <w:lang w:val="en-US"/>
+        </w:rPr>
+        <w:t>new_</w:t>
+      </w:r>
+      <w:proofErr w:type="gramStart"/>
+      <w:r>
+        <w:rPr>
+          <w:lang w:val="en-US"/>
+        </w:rPr>
+        <w:t>factor.setProbability</w:t>
+      </w:r>
+      <w:proofErr w:type="spellEnd"/>
+      <w:proofErr w:type="gramEnd"/>
+      <w:r>
+        <w:rPr>
+          <w:lang w:val="en-US"/>
+        </w:rPr>
+        <w:t>(assignment, prob)</w:t>
       </w:r>
     </w:p>
     <w:p>
@@ -3708,8 +5531,16 @@
         <w:rPr>
           <w:lang w:val="en-US"/>
         </w:rPr>
-        <w:t xml:space="preserve">        return new_factor</w:t>
-      </w:r>
+        <w:t xml:space="preserve">        return </w:t>
+      </w:r>
+      <w:proofErr w:type="spellStart"/>
+      <w:r>
+        <w:rPr>
+          <w:lang w:val="en-US"/>
+        </w:rPr>
+        <w:t>new_factor</w:t>
+      </w:r>
+      <w:proofErr w:type="spellEnd"/>
     </w:p>
     <w:p/>
     <w:p>
@@ -3739,6 +5570,7 @@
         <w:rPr>
           <w:noProof/>
         </w:rPr>
+        <w:lastRenderedPageBreak/>
         <w:drawing>
           <wp:inline distT="0" distB="0" distL="0" distR="0" wp14:anchorId="0CE1EED9" wp14:editId="49D43B74">
             <wp:extent cx="5480385" cy="1215838"/>
@@ -3782,9 +5614,9 @@
         <w:jc w:val="center"/>
       </w:pPr>
       <w:r>
-        <w:lastRenderedPageBreak/>
         <w:t xml:space="preserve">Рисунок 3.3 – Автооценивание функции </w:t>
       </w:r>
+      <w:proofErr w:type="spellStart"/>
       <w:r>
         <w:rPr>
           <w:rFonts w:ascii="Courier New" w:hAnsi="Courier New" w:cs="Courier New"/>
@@ -3793,6 +5625,7 @@
         </w:rPr>
         <w:t>eliminate</w:t>
       </w:r>
+      <w:proofErr w:type="spellEnd"/>
     </w:p>
     <w:p/>
     <w:p/>
@@ -3834,6 +5667,7 @@
       <w:r>
         <w:t xml:space="preserve"> </w:t>
       </w:r>
+      <w:proofErr w:type="spellStart"/>
       <w:r>
         <w:rPr>
           <w:rFonts w:ascii="Courier New" w:hAnsi="Courier New" w:cs="Courier New"/>
@@ -3842,6 +5676,7 @@
         </w:rPr>
         <w:t>inferenceByVariableElimination</w:t>
       </w:r>
+      <w:proofErr w:type="spellEnd"/>
       <w:r>
         <w:rPr>
           <w:rFonts w:ascii="Courier New" w:hAnsi="Courier New" w:cs="Courier New"/>
@@ -3890,6 +5725,8 @@
         </w:rPr>
         <w:t xml:space="preserve">def </w:t>
       </w:r>
+      <w:proofErr w:type="spellStart"/>
+      <w:proofErr w:type="gramStart"/>
       <w:r>
         <w:rPr>
           <w:b/>
@@ -3898,11 +5735,83 @@
         </w:rPr>
         <w:t>inferenceByVariableElimination</w:t>
       </w:r>
-      <w:r>
-        <w:rPr>
-          <w:lang w:val="en-US"/>
-        </w:rPr>
-        <w:t>(bayesNet: bn, queryVariables: List[str], evidenceDict: Dict, eliminationOrder: List[str]):</w:t>
+      <w:proofErr w:type="spellEnd"/>
+      <w:r>
+        <w:rPr>
+          <w:lang w:val="en-US"/>
+        </w:rPr>
+        <w:t>(</w:t>
+      </w:r>
+      <w:proofErr w:type="spellStart"/>
+      <w:proofErr w:type="gramEnd"/>
+      <w:r>
+        <w:rPr>
+          <w:lang w:val="en-US"/>
+        </w:rPr>
+        <w:t>bayesNet</w:t>
+      </w:r>
+      <w:proofErr w:type="spellEnd"/>
+      <w:r>
+        <w:rPr>
+          <w:lang w:val="en-US"/>
+        </w:rPr>
+        <w:t xml:space="preserve">: bn, </w:t>
+      </w:r>
+      <w:proofErr w:type="spellStart"/>
+      <w:r>
+        <w:rPr>
+          <w:lang w:val="en-US"/>
+        </w:rPr>
+        <w:t>queryVariables</w:t>
+      </w:r>
+      <w:proofErr w:type="spellEnd"/>
+      <w:r>
+        <w:rPr>
+          <w:lang w:val="en-US"/>
+        </w:rPr>
+        <w:t xml:space="preserve">: List[str], </w:t>
+      </w:r>
+      <w:proofErr w:type="spellStart"/>
+      <w:r>
+        <w:rPr>
+          <w:lang w:val="en-US"/>
+        </w:rPr>
+        <w:t>evidenceDict</w:t>
+      </w:r>
+      <w:proofErr w:type="spellEnd"/>
+      <w:r>
+        <w:rPr>
+          <w:lang w:val="en-US"/>
+        </w:rPr>
+        <w:t xml:space="preserve">: </w:t>
+      </w:r>
+      <w:proofErr w:type="spellStart"/>
+      <w:r>
+        <w:rPr>
+          <w:lang w:val="en-US"/>
+        </w:rPr>
+        <w:t>Dict</w:t>
+      </w:r>
+      <w:proofErr w:type="spellEnd"/>
+      <w:r>
+        <w:rPr>
+          <w:lang w:val="en-US"/>
+        </w:rPr>
+        <w:t xml:space="preserve">, </w:t>
+      </w:r>
+      <w:proofErr w:type="spellStart"/>
+      <w:r>
+        <w:rPr>
+          <w:lang w:val="en-US"/>
+        </w:rPr>
+        <w:t>eliminationOrder</w:t>
+      </w:r>
+      <w:proofErr w:type="spellEnd"/>
+      <w:r>
+        <w:rPr>
+          <w:lang w:val="en-US"/>
+        </w:rPr>
+        <w:t>: List[str]):</w:t>
       </w:r>
     </w:p>
     <w:p>
@@ -3921,31 +5830,113 @@
         </w:rPr>
         <w:t xml:space="preserve">        </w:t>
       </w:r>
-      <w:r>
-        <w:rPr>
-          <w:i/>
-          <w:iCs/>
-          <w:lang w:val="en-US"/>
-        </w:rPr>
-        <w:t>joinFactorsByVariable = joinFactorsByVariableWithCallTracking(callTrackingList)</w:t>
-      </w:r>
-    </w:p>
-    <w:p>
-      <w:pPr>
-        <w:pStyle w:val="af"/>
-        <w:rPr>
-          <w:i/>
-          <w:iCs/>
-          <w:lang w:val="en-US"/>
-        </w:rPr>
-      </w:pPr>
-      <w:r>
-        <w:rPr>
-          <w:i/>
-          <w:iCs/>
-          <w:lang w:val="en-US"/>
-        </w:rPr>
-        <w:t xml:space="preserve">        eliminate             = eliminateWithCallTracking(callTrackingList)</w:t>
+      <w:proofErr w:type="spellStart"/>
+      <w:r>
+        <w:rPr>
+          <w:i/>
+          <w:iCs/>
+          <w:lang w:val="en-US"/>
+        </w:rPr>
+        <w:t>joinFactorsByVariable</w:t>
+      </w:r>
+      <w:proofErr w:type="spellEnd"/>
+      <w:r>
+        <w:rPr>
+          <w:i/>
+          <w:iCs/>
+          <w:lang w:val="en-US"/>
+        </w:rPr>
+        <w:t xml:space="preserve"> = </w:t>
+      </w:r>
+      <w:proofErr w:type="spellStart"/>
+      <w:r>
+        <w:rPr>
+          <w:i/>
+          <w:iCs/>
+          <w:lang w:val="en-US"/>
+        </w:rPr>
+        <w:t>joinFactorsByVariableWithCallTracking</w:t>
+      </w:r>
+      <w:proofErr w:type="spellEnd"/>
+      <w:r>
+        <w:rPr>
+          <w:i/>
+          <w:iCs/>
+          <w:lang w:val="en-US"/>
+        </w:rPr>
+        <w:t>(</w:t>
+      </w:r>
+      <w:proofErr w:type="spellStart"/>
+      <w:r>
+        <w:rPr>
+          <w:i/>
+          <w:iCs/>
+          <w:lang w:val="en-US"/>
+        </w:rPr>
+        <w:t>callTrackingList</w:t>
+      </w:r>
+      <w:proofErr w:type="spellEnd"/>
+      <w:r>
+        <w:rPr>
+          <w:i/>
+          <w:iCs/>
+          <w:lang w:val="en-US"/>
+        </w:rPr>
+        <w:t>)</w:t>
+      </w:r>
+    </w:p>
+    <w:p>
+      <w:pPr>
+        <w:pStyle w:val="af"/>
+        <w:rPr>
+          <w:i/>
+          <w:iCs/>
+          <w:lang w:val="en-US"/>
+        </w:rPr>
+      </w:pPr>
+      <w:r>
+        <w:rPr>
+          <w:i/>
+          <w:iCs/>
+          <w:lang w:val="en-US"/>
+        </w:rPr>
+        <w:t xml:space="preserve">        eliminate             = </w:t>
+      </w:r>
+      <w:proofErr w:type="spellStart"/>
+      <w:r>
+        <w:rPr>
+          <w:i/>
+          <w:iCs/>
+          <w:lang w:val="en-US"/>
+        </w:rPr>
+        <w:t>eliminateWithCallTracking</w:t>
+      </w:r>
+      <w:proofErr w:type="spellEnd"/>
+      <w:r>
+        <w:rPr>
+          <w:i/>
+          <w:iCs/>
+          <w:lang w:val="en-US"/>
+        </w:rPr>
+        <w:t>(</w:t>
+      </w:r>
+      <w:proofErr w:type="spellStart"/>
+      <w:r>
+        <w:rPr>
+          <w:i/>
+          <w:iCs/>
+          <w:lang w:val="en-US"/>
+        </w:rPr>
+        <w:t>callTrackingList</w:t>
+      </w:r>
+      <w:proofErr w:type="spellEnd"/>
+      <w:r>
+        <w:rPr>
+          <w:i/>
+          <w:iCs/>
+          <w:lang w:val="en-US"/>
+        </w:rPr>
+        <w:t>)</w:t>
       </w:r>
     </w:p>
     <w:p>
@@ -3974,13 +5965,79 @@
         </w:rPr>
         <w:t xml:space="preserve">        </w:t>
       </w:r>
-      <w:r>
-        <w:rPr>
-          <w:i/>
-          <w:iCs/>
-        </w:rPr>
-        <w:t>if eliminationOrder is None: # установить произвольный порядок удаления, если задано None</w:t>
-      </w:r>
+      <w:proofErr w:type="spellStart"/>
+      <w:r>
+        <w:rPr>
+          <w:i/>
+          <w:iCs/>
+        </w:rPr>
+        <w:t>if</w:t>
+      </w:r>
+      <w:proofErr w:type="spellEnd"/>
+      <w:r>
+        <w:rPr>
+          <w:i/>
+          <w:iCs/>
+        </w:rPr>
+        <w:t xml:space="preserve"> </w:t>
+      </w:r>
+      <w:proofErr w:type="spellStart"/>
+      <w:r>
+        <w:rPr>
+          <w:i/>
+          <w:iCs/>
+        </w:rPr>
+        <w:t>eliminationOrder</w:t>
+      </w:r>
+      <w:proofErr w:type="spellEnd"/>
+      <w:r>
+        <w:rPr>
+          <w:i/>
+          <w:iCs/>
+        </w:rPr>
+        <w:t xml:space="preserve"> </w:t>
+      </w:r>
+      <w:proofErr w:type="spellStart"/>
+      <w:r>
+        <w:rPr>
+          <w:i/>
+          <w:iCs/>
+        </w:rPr>
+        <w:t>is</w:t>
+      </w:r>
+      <w:proofErr w:type="spellEnd"/>
+      <w:r>
+        <w:rPr>
+          <w:i/>
+          <w:iCs/>
+        </w:rPr>
+        <w:t xml:space="preserve"> </w:t>
+      </w:r>
+      <w:proofErr w:type="spellStart"/>
+      <w:r>
+        <w:rPr>
+          <w:i/>
+          <w:iCs/>
+        </w:rPr>
+        <w:t>None</w:t>
+      </w:r>
+      <w:proofErr w:type="spellEnd"/>
+      <w:r>
+        <w:rPr>
+          <w:i/>
+          <w:iCs/>
+        </w:rPr>
+        <w:t xml:space="preserve">: # установить произвольный порядок удаления, если задано </w:t>
+      </w:r>
+      <w:proofErr w:type="spellStart"/>
+      <w:r>
+        <w:rPr>
+          <w:i/>
+          <w:iCs/>
+        </w:rPr>
+        <w:t>None</w:t>
+      </w:r>
+      <w:proofErr w:type="spellEnd"/>
     </w:p>
     <w:p>
       <w:pPr>
@@ -3998,49 +6055,159 @@
         </w:rPr>
         <w:t xml:space="preserve">            </w:t>
       </w:r>
-      <w:r>
-        <w:rPr>
-          <w:i/>
-          <w:iCs/>
-          <w:lang w:val="en-US"/>
-        </w:rPr>
-        <w:t>eliminationVariables = bayesNet.variablesSet() - set(queryVariables) -\</w:t>
-      </w:r>
-    </w:p>
-    <w:p>
-      <w:pPr>
-        <w:pStyle w:val="af"/>
-        <w:rPr>
-          <w:i/>
-          <w:iCs/>
-          <w:lang w:val="en-US"/>
-        </w:rPr>
-      </w:pPr>
-      <w:r>
-        <w:rPr>
-          <w:i/>
-          <w:iCs/>
-          <w:lang w:val="en-US"/>
-        </w:rPr>
-        <w:t xml:space="preserve">                                   set(evidenceDict.keys())</w:t>
-      </w:r>
-    </w:p>
-    <w:p>
-      <w:pPr>
-        <w:pStyle w:val="af"/>
-        <w:rPr>
-          <w:i/>
-          <w:iCs/>
-          <w:lang w:val="en-US"/>
-        </w:rPr>
-      </w:pPr>
-      <w:r>
-        <w:rPr>
-          <w:i/>
-          <w:iCs/>
-          <w:lang w:val="en-US"/>
-        </w:rPr>
-        <w:t xml:space="preserve">            eliminationOrder = sorted(list(eliminationVariables))</w:t>
+      <w:proofErr w:type="spellStart"/>
+      <w:r>
+        <w:rPr>
+          <w:i/>
+          <w:iCs/>
+          <w:lang w:val="en-US"/>
+        </w:rPr>
+        <w:t>eliminationVariables</w:t>
+      </w:r>
+      <w:proofErr w:type="spellEnd"/>
+      <w:r>
+        <w:rPr>
+          <w:i/>
+          <w:iCs/>
+          <w:lang w:val="en-US"/>
+        </w:rPr>
+        <w:t xml:space="preserve"> = </w:t>
+      </w:r>
+      <w:proofErr w:type="spellStart"/>
+      <w:r>
+        <w:rPr>
+          <w:i/>
+          <w:iCs/>
+          <w:lang w:val="en-US"/>
+        </w:rPr>
+        <w:t>bayesNet.variablesSet</w:t>
+      </w:r>
+      <w:proofErr w:type="spellEnd"/>
+      <w:r>
+        <w:rPr>
+          <w:i/>
+          <w:iCs/>
+          <w:lang w:val="en-US"/>
+        </w:rPr>
+        <w:t>() - set(</w:t>
+      </w:r>
+      <w:proofErr w:type="spellStart"/>
+      <w:r>
+        <w:rPr>
+          <w:i/>
+          <w:iCs/>
+          <w:lang w:val="en-US"/>
+        </w:rPr>
+        <w:t>queryVariables</w:t>
+      </w:r>
+      <w:proofErr w:type="spellEnd"/>
+      <w:r>
+        <w:rPr>
+          <w:i/>
+          <w:iCs/>
+          <w:lang w:val="en-US"/>
+        </w:rPr>
+        <w:t>) -\</w:t>
+      </w:r>
+    </w:p>
+    <w:p>
+      <w:pPr>
+        <w:pStyle w:val="af"/>
+        <w:rPr>
+          <w:i/>
+          <w:iCs/>
+          <w:lang w:val="en-US"/>
+        </w:rPr>
+      </w:pPr>
+      <w:r>
+        <w:rPr>
+          <w:i/>
+          <w:iCs/>
+          <w:lang w:val="en-US"/>
+        </w:rPr>
+        <w:t xml:space="preserve">                                   </w:t>
+      </w:r>
+      <w:proofErr w:type="gramStart"/>
+      <w:r>
+        <w:rPr>
+          <w:i/>
+          <w:iCs/>
+          <w:lang w:val="en-US"/>
+        </w:rPr>
+        <w:t>set(</w:t>
+      </w:r>
+      <w:proofErr w:type="spellStart"/>
+      <w:proofErr w:type="gramEnd"/>
+      <w:r>
+        <w:rPr>
+          <w:i/>
+          <w:iCs/>
+          <w:lang w:val="en-US"/>
+        </w:rPr>
+        <w:t>evidenceDict.keys</w:t>
+      </w:r>
+      <w:proofErr w:type="spellEnd"/>
+      <w:r>
+        <w:rPr>
+          <w:i/>
+          <w:iCs/>
+          <w:lang w:val="en-US"/>
+        </w:rPr>
+        <w:t>())</w:t>
+      </w:r>
+    </w:p>
+    <w:p>
+      <w:pPr>
+        <w:pStyle w:val="af"/>
+        <w:rPr>
+          <w:i/>
+          <w:iCs/>
+          <w:lang w:val="en-US"/>
+        </w:rPr>
+      </w:pPr>
+      <w:r>
+        <w:rPr>
+          <w:i/>
+          <w:iCs/>
+          <w:lang w:val="en-US"/>
+        </w:rPr>
+        <w:t xml:space="preserve">            </w:t>
+      </w:r>
+      <w:proofErr w:type="spellStart"/>
+      <w:r>
+        <w:rPr>
+          <w:i/>
+          <w:iCs/>
+          <w:lang w:val="en-US"/>
+        </w:rPr>
+        <w:t>eliminationOrder</w:t>
+      </w:r>
+      <w:proofErr w:type="spellEnd"/>
+      <w:r>
+        <w:rPr>
+          <w:i/>
+          <w:iCs/>
+          <w:lang w:val="en-US"/>
+        </w:rPr>
+        <w:t xml:space="preserve"> = sorted(list(</w:t>
+      </w:r>
+      <w:proofErr w:type="spellStart"/>
+      <w:r>
+        <w:rPr>
+          <w:i/>
+          <w:iCs/>
+          <w:lang w:val="en-US"/>
+        </w:rPr>
+        <w:t>eliminationVariables</w:t>
+      </w:r>
+      <w:proofErr w:type="spellEnd"/>
+      <w:r>
+        <w:rPr>
+          <w:i/>
+          <w:iCs/>
+          <w:lang w:val="en-US"/>
+        </w:rPr>
+        <w:t>))</w:t>
       </w:r>
     </w:p>
     <w:p>
@@ -4099,7 +6266,31 @@
         <w:pStyle w:val="af"/>
       </w:pPr>
       <w:r>
-        <w:t xml:space="preserve">        factors = bayesNet.getAllCPTsWithEvidence(evidenceDict)</w:t>
+        <w:t xml:space="preserve">        </w:t>
+      </w:r>
+      <w:proofErr w:type="spellStart"/>
+      <w:r>
+        <w:t>factors</w:t>
+      </w:r>
+      <w:proofErr w:type="spellEnd"/>
+      <w:r>
+        <w:t xml:space="preserve"> = </w:t>
+      </w:r>
+      <w:proofErr w:type="spellStart"/>
+      <w:r>
+        <w:t>bayesNet.getAllCPTsWithEvidence</w:t>
+      </w:r>
+      <w:proofErr w:type="spellEnd"/>
+      <w:r>
+        <w:t>(</w:t>
+      </w:r>
+      <w:proofErr w:type="spellStart"/>
+      <w:r>
+        <w:t>evidenceDict</w:t>
+      </w:r>
+      <w:proofErr w:type="spellEnd"/>
+      <w:r>
+        <w:t>)</w:t>
       </w:r>
     </w:p>
     <w:p>
@@ -4126,9 +6317,11 @@
       <w:r>
         <w:t xml:space="preserve"> </w:t>
       </w:r>
+      <w:proofErr w:type="spellStart"/>
       <w:r>
         <w:t>исклюаемых</w:t>
       </w:r>
+      <w:proofErr w:type="spellEnd"/>
       <w:r>
         <w:t xml:space="preserve"> </w:t>
       </w:r>
@@ -4155,8 +6348,37 @@
       <w:r>
         <w:t xml:space="preserve">        </w:t>
       </w:r>
-      <w:r>
-        <w:t>for var in eliminationOrder:</w:t>
+      <w:proofErr w:type="spellStart"/>
+      <w:r>
+        <w:t>for</w:t>
+      </w:r>
+      <w:proofErr w:type="spellEnd"/>
+      <w:r>
+        <w:t xml:space="preserve"> </w:t>
+      </w:r>
+      <w:proofErr w:type="spellStart"/>
+      <w:r>
+        <w:t>var</w:t>
+      </w:r>
+      <w:proofErr w:type="spellEnd"/>
+      <w:r>
+        <w:t xml:space="preserve"> </w:t>
+      </w:r>
+      <w:proofErr w:type="spellStart"/>
+      <w:r>
+        <w:t>in</w:t>
+      </w:r>
+      <w:proofErr w:type="spellEnd"/>
+      <w:r>
+        <w:t xml:space="preserve"> </w:t>
+      </w:r>
+      <w:proofErr w:type="spellStart"/>
+      <w:r>
+        <w:t>eliminationOrder</w:t>
+      </w:r>
+      <w:proofErr w:type="spellEnd"/>
+      <w:r>
+        <w:t>:</w:t>
       </w:r>
     </w:p>
     <w:p>
@@ -4181,25 +6403,62 @@
         <w:rPr>
           <w:lang w:val="en-US"/>
         </w:rPr>
-        <w:t>factors, joinedFactor = joinFactorsByVariable(factors, var)</w:t>
-      </w:r>
-    </w:p>
-    <w:p>
-      <w:pPr>
-        <w:pStyle w:val="af"/>
-        <w:rPr>
-          <w:lang w:val="en-US"/>
-        </w:rPr>
-      </w:pPr>
-    </w:p>
-    <w:p>
-      <w:pPr>
-        <w:pStyle w:val="af"/>
-      </w:pPr>
-      <w:r>
-        <w:rPr>
-          <w:lang w:val="en-US"/>
-        </w:rPr>
+        <w:t xml:space="preserve">factors, </w:t>
+      </w:r>
+      <w:proofErr w:type="spellStart"/>
+      <w:r>
+        <w:rPr>
+          <w:lang w:val="en-US"/>
+        </w:rPr>
+        <w:t>joinedFactor</w:t>
+      </w:r>
+      <w:proofErr w:type="spellEnd"/>
+      <w:r>
+        <w:rPr>
+          <w:lang w:val="en-US"/>
+        </w:rPr>
+        <w:t xml:space="preserve"> = </w:t>
+      </w:r>
+      <w:proofErr w:type="spellStart"/>
+      <w:proofErr w:type="gramStart"/>
+      <w:r>
+        <w:rPr>
+          <w:lang w:val="en-US"/>
+        </w:rPr>
+        <w:t>joinFactorsByVariable</w:t>
+      </w:r>
+      <w:proofErr w:type="spellEnd"/>
+      <w:r>
+        <w:rPr>
+          <w:lang w:val="en-US"/>
+        </w:rPr>
+        <w:t>(</w:t>
+      </w:r>
+      <w:proofErr w:type="gramEnd"/>
+      <w:r>
+        <w:rPr>
+          <w:lang w:val="en-US"/>
+        </w:rPr>
+        <w:t>factors, var)</w:t>
+      </w:r>
+    </w:p>
+    <w:p>
+      <w:pPr>
+        <w:pStyle w:val="af"/>
+        <w:rPr>
+          <w:lang w:val="en-US"/>
+        </w:rPr>
+      </w:pPr>
+    </w:p>
+    <w:p>
+      <w:pPr>
+        <w:pStyle w:val="af"/>
+      </w:pPr>
+      <w:r>
+        <w:rPr>
+          <w:lang w:val="en-US"/>
+        </w:rPr>
+        <w:lastRenderedPageBreak/>
         <w:t xml:space="preserve">            </w:t>
       </w:r>
       <w:r>
@@ -4220,21 +6479,89 @@
         <w:rPr>
           <w:lang w:val="en-US"/>
         </w:rPr>
-        <w:t>if len(joinedFactor.unconditionedVariables()) &gt; 1:</w:t>
-      </w:r>
-    </w:p>
-    <w:p>
-      <w:pPr>
-        <w:pStyle w:val="af"/>
-        <w:rPr>
-          <w:lang w:val="en-US"/>
-        </w:rPr>
-      </w:pPr>
-      <w:r>
-        <w:rPr>
-          <w:lang w:val="en-US"/>
-        </w:rPr>
-        <w:t xml:space="preserve">                factors.append(eliminate(joinedFactor, var))</w:t>
+        <w:t xml:space="preserve">if </w:t>
+      </w:r>
+      <w:proofErr w:type="spellStart"/>
+      <w:proofErr w:type="gramStart"/>
+      <w:r>
+        <w:rPr>
+          <w:lang w:val="en-US"/>
+        </w:rPr>
+        <w:t>len</w:t>
+      </w:r>
+      <w:proofErr w:type="spellEnd"/>
+      <w:r>
+        <w:rPr>
+          <w:lang w:val="en-US"/>
+        </w:rPr>
+        <w:t>(</w:t>
+      </w:r>
+      <w:proofErr w:type="spellStart"/>
+      <w:proofErr w:type="gramEnd"/>
+      <w:r>
+        <w:rPr>
+          <w:lang w:val="en-US"/>
+        </w:rPr>
+        <w:t>joinedFactor.unconditionedVariables</w:t>
+      </w:r>
+      <w:proofErr w:type="spellEnd"/>
+      <w:r>
+        <w:rPr>
+          <w:lang w:val="en-US"/>
+        </w:rPr>
+        <w:t>()) &gt; 1:</w:t>
+      </w:r>
+    </w:p>
+    <w:p>
+      <w:pPr>
+        <w:pStyle w:val="af"/>
+        <w:rPr>
+          <w:lang w:val="en-US"/>
+        </w:rPr>
+      </w:pPr>
+      <w:r>
+        <w:rPr>
+          <w:lang w:val="en-US"/>
+        </w:rPr>
+        <w:t xml:space="preserve">                </w:t>
+      </w:r>
+      <w:proofErr w:type="spellStart"/>
+      <w:proofErr w:type="gramStart"/>
+      <w:r>
+        <w:rPr>
+          <w:lang w:val="en-US"/>
+        </w:rPr>
+        <w:t>factors.append</w:t>
+      </w:r>
+      <w:proofErr w:type="spellEnd"/>
+      <w:proofErr w:type="gramEnd"/>
+      <w:r>
+        <w:rPr>
+          <w:lang w:val="en-US"/>
+        </w:rPr>
+        <w:t>(</w:t>
+      </w:r>
+      <w:proofErr w:type="gramStart"/>
+      <w:r>
+        <w:rPr>
+          <w:lang w:val="en-US"/>
+        </w:rPr>
+        <w:t>eliminate(</w:t>
+      </w:r>
+      <w:proofErr w:type="spellStart"/>
+      <w:proofErr w:type="gramEnd"/>
+      <w:r>
+        <w:rPr>
+          <w:lang w:val="en-US"/>
+        </w:rPr>
+        <w:t>joinedFactor</w:t>
+      </w:r>
+      <w:proofErr w:type="spellEnd"/>
+      <w:r>
+        <w:rPr>
+          <w:lang w:val="en-US"/>
+        </w:rPr>
+        <w:t>, var))</w:t>
       </w:r>
     </w:p>
     <w:p>
@@ -4291,7 +6618,35 @@
         <w:rPr>
           <w:lang w:val="en-US"/>
         </w:rPr>
-        <w:t xml:space="preserve">        finalFactor = joinFactors(factors)</w:t>
+        <w:t xml:space="preserve">        </w:t>
+      </w:r>
+      <w:proofErr w:type="spellStart"/>
+      <w:r>
+        <w:rPr>
+          <w:lang w:val="en-US"/>
+        </w:rPr>
+        <w:t>finalFactor</w:t>
+      </w:r>
+      <w:proofErr w:type="spellEnd"/>
+      <w:r>
+        <w:rPr>
+          <w:lang w:val="en-US"/>
+        </w:rPr>
+        <w:t xml:space="preserve"> = </w:t>
+      </w:r>
+      <w:proofErr w:type="spellStart"/>
+      <w:r>
+        <w:rPr>
+          <w:lang w:val="en-US"/>
+        </w:rPr>
+        <w:t>joinFactors</w:t>
+      </w:r>
+      <w:proofErr w:type="spellEnd"/>
+      <w:r>
+        <w:rPr>
+          <w:lang w:val="en-US"/>
+        </w:rPr>
+        <w:t>(factors)</w:t>
       </w:r>
     </w:p>
     <w:p>
@@ -4336,7 +6691,6 @@
         <w:pStyle w:val="af"/>
       </w:pPr>
       <w:r>
-        <w:lastRenderedPageBreak/>
         <w:t xml:space="preserve">        # возвращаем нормализованный фактор</w:t>
       </w:r>
     </w:p>
@@ -4345,7 +6699,31 @@
         <w:pStyle w:val="af"/>
       </w:pPr>
       <w:r>
-        <w:t xml:space="preserve">        return normalize(finalFactor)</w:t>
+        <w:t xml:space="preserve">        </w:t>
+      </w:r>
+      <w:proofErr w:type="spellStart"/>
+      <w:r>
+        <w:t>return</w:t>
+      </w:r>
+      <w:proofErr w:type="spellEnd"/>
+      <w:r>
+        <w:t xml:space="preserve"> </w:t>
+      </w:r>
+      <w:proofErr w:type="spellStart"/>
+      <w:r>
+        <w:t>normalize</w:t>
+      </w:r>
+      <w:proofErr w:type="spellEnd"/>
+      <w:r>
+        <w:t>(</w:t>
+      </w:r>
+      <w:proofErr w:type="spellStart"/>
+      <w:r>
+        <w:t>finalFactor</w:t>
+      </w:r>
+      <w:proofErr w:type="spellEnd"/>
+      <w:r>
+        <w:t>)</w:t>
       </w:r>
     </w:p>
     <w:p/>
@@ -4427,6 +6805,7 @@
       <w:r>
         <w:t xml:space="preserve">Автооценивание функции </w:t>
       </w:r>
+      <w:proofErr w:type="spellStart"/>
       <w:r>
         <w:rPr>
           <w:rFonts w:ascii="Courier New" w:hAnsi="Courier New" w:cs="Courier New"/>
@@ -4435,6 +6814,7 @@
         </w:rPr>
         <w:t>inferenceByVariableElimination</w:t>
       </w:r>
+      <w:proofErr w:type="spellEnd"/>
     </w:p>
     <w:p/>
     <w:p/>
@@ -4450,7 +6830,7 @@
         <w:t xml:space="preserve">Дискретные распределения и </w:t>
       </w:r>
       <w:r>
-        <w:t>вероятность наблюдения</w:t>
+        <w:t xml:space="preserve">модель </w:t>
       </w:r>
     </w:p>
     <w:p/>
@@ -4458,6 +6838,7 @@
       <w:r>
         <w:t xml:space="preserve">Был открыт класс </w:t>
       </w:r>
+      <w:proofErr w:type="spellStart"/>
       <w:r>
         <w:rPr>
           <w:rFonts w:ascii="Courier New" w:hAnsi="Courier New" w:cs="Courier New"/>
@@ -4467,6 +6848,7 @@
         </w:rPr>
         <w:t>DiscreteDistribution</w:t>
       </w:r>
+      <w:proofErr w:type="spellEnd"/>
       <w:r>
         <w:t xml:space="preserve">, определенный в </w:t>
       </w:r>
@@ -4479,12 +6861,14 @@
       <w:r>
         <w:t>.</w:t>
       </w:r>
+      <w:proofErr w:type="spellStart"/>
       <w:r>
         <w:rPr>
           <w:lang w:val="en-US"/>
         </w:rPr>
         <w:t>py</w:t>
       </w:r>
+      <w:proofErr w:type="spellEnd"/>
       <w:r>
         <w:t xml:space="preserve"> и использующийся для работы с дискретными распределениями. В нём были определены метод</w:t>
       </w:r>
@@ -4555,9 +6939,15 @@
       <w:pPr>
         <w:pStyle w:val="af"/>
       </w:pPr>
-      <w:r>
-        <w:t xml:space="preserve">def </w:t>
-      </w:r>
+      <w:proofErr w:type="spellStart"/>
+      <w:r>
+        <w:t>def</w:t>
+      </w:r>
+      <w:proofErr w:type="spellEnd"/>
+      <w:r>
+        <w:t xml:space="preserve"> </w:t>
+      </w:r>
+      <w:proofErr w:type="spellStart"/>
       <w:r>
         <w:rPr>
           <w:b/>
@@ -4565,8 +6955,17 @@
         </w:rPr>
         <w:t>normalize</w:t>
       </w:r>
-      <w:r>
-        <w:t>(self):</w:t>
+      <w:proofErr w:type="spellEnd"/>
+      <w:r>
+        <w:t>(</w:t>
+      </w:r>
+      <w:proofErr w:type="spellStart"/>
+      <w:r>
+        <w:t>self</w:t>
+      </w:r>
+      <w:proofErr w:type="spellEnd"/>
+      <w:r>
+        <w:t>):</w:t>
       </w:r>
     </w:p>
     <w:p>
@@ -4582,7 +6981,25 @@
         <w:pStyle w:val="af"/>
       </w:pPr>
       <w:r>
-        <w:t xml:space="preserve">        summa = self.total()</w:t>
+        <w:t xml:space="preserve">        </w:t>
+      </w:r>
+      <w:proofErr w:type="spellStart"/>
+      <w:r>
+        <w:t>summa</w:t>
+      </w:r>
+      <w:proofErr w:type="spellEnd"/>
+      <w:r>
+        <w:t xml:space="preserve"> = </w:t>
+      </w:r>
+      <w:proofErr w:type="spellStart"/>
+      <w:proofErr w:type="gramStart"/>
+      <w:r>
+        <w:t>self.total</w:t>
+      </w:r>
+      <w:proofErr w:type="spellEnd"/>
+      <w:proofErr w:type="gramEnd"/>
+      <w:r>
+        <w:t>()</w:t>
       </w:r>
     </w:p>
     <w:p>
@@ -4678,9 +7095,27 @@
         </w:rPr>
         <w:t xml:space="preserve">            </w:t>
       </w:r>
-      <w:r>
-        <w:t>self[key] /= summa</w:t>
-      </w:r>
+      <w:proofErr w:type="spellStart"/>
+      <w:r>
+        <w:t>self</w:t>
+      </w:r>
+      <w:proofErr w:type="spellEnd"/>
+      <w:r>
+        <w:t>[</w:t>
+      </w:r>
+      <w:proofErr w:type="spellStart"/>
+      <w:r>
+        <w:t>key</w:t>
+      </w:r>
+      <w:proofErr w:type="spellEnd"/>
+      <w:r>
+        <w:t xml:space="preserve">] /= </w:t>
+      </w:r>
+      <w:proofErr w:type="spellStart"/>
+      <w:r>
+        <w:t>summa</w:t>
+      </w:r>
+      <w:proofErr w:type="spellEnd"/>
     </w:p>
     <w:p>
       <w:pPr>
@@ -4698,9 +7133,15 @@
       <w:pPr>
         <w:pStyle w:val="af"/>
       </w:pPr>
-      <w:r>
-        <w:t xml:space="preserve">def </w:t>
-      </w:r>
+      <w:proofErr w:type="spellStart"/>
+      <w:r>
+        <w:t>def</w:t>
+      </w:r>
+      <w:proofErr w:type="spellEnd"/>
+      <w:r>
+        <w:t xml:space="preserve"> </w:t>
+      </w:r>
+      <w:proofErr w:type="spellStart"/>
       <w:r>
         <w:rPr>
           <w:b/>
@@ -4708,8 +7149,17 @@
         </w:rPr>
         <w:t>sample</w:t>
       </w:r>
-      <w:r>
-        <w:t>(self):</w:t>
+      <w:proofErr w:type="spellEnd"/>
+      <w:r>
+        <w:t>(</w:t>
+      </w:r>
+      <w:proofErr w:type="spellStart"/>
+      <w:r>
+        <w:t>self</w:t>
+      </w:r>
+      <w:proofErr w:type="spellEnd"/>
+      <w:r>
+        <w:t>):</w:t>
       </w:r>
     </w:p>
     <w:p>
@@ -4725,57 +7175,137 @@
         <w:pStyle w:val="af"/>
       </w:pPr>
       <w:r>
-        <w:t xml:space="preserve">        summa = self.total()</w:t>
-      </w:r>
-    </w:p>
-    <w:p>
-      <w:pPr>
-        <w:pStyle w:val="af"/>
-      </w:pPr>
-      <w:r>
-        <w:t xml:space="preserve">        # if total_prob == 0:</w:t>
-      </w:r>
-    </w:p>
-    <w:p>
-      <w:pPr>
-        <w:pStyle w:val="af"/>
-      </w:pPr>
-      <w:r>
-        <w:t xml:space="preserve">        #     return None</w:t>
-      </w:r>
-    </w:p>
-    <w:p>
-      <w:pPr>
-        <w:pStyle w:val="af"/>
-      </w:pPr>
-    </w:p>
-    <w:p>
-      <w:pPr>
-        <w:pStyle w:val="af"/>
-      </w:pPr>
-      <w:r>
-        <w:t xml:space="preserve">        # генерация случайного числа на отрезке [0, summa]</w:t>
-      </w:r>
-    </w:p>
-    <w:p>
-      <w:pPr>
-        <w:pStyle w:val="af"/>
-      </w:pPr>
-      <w:r>
-        <w:t xml:space="preserve">        rand_value = random.uniform(0, summa)</w:t>
-      </w:r>
-    </w:p>
-    <w:p>
-      <w:pPr>
-        <w:pStyle w:val="af"/>
-      </w:pPr>
-    </w:p>
-    <w:p>
-      <w:pPr>
-        <w:pStyle w:val="af"/>
-      </w:pPr>
-      <w:r>
-        <w:lastRenderedPageBreak/>
+        <w:t xml:space="preserve">        </w:t>
+      </w:r>
+      <w:proofErr w:type="spellStart"/>
+      <w:r>
+        <w:t>summa</w:t>
+      </w:r>
+      <w:proofErr w:type="spellEnd"/>
+      <w:r>
+        <w:t xml:space="preserve"> = </w:t>
+      </w:r>
+      <w:proofErr w:type="spellStart"/>
+      <w:proofErr w:type="gramStart"/>
+      <w:r>
+        <w:t>self.total</w:t>
+      </w:r>
+      <w:proofErr w:type="spellEnd"/>
+      <w:proofErr w:type="gramEnd"/>
+      <w:r>
+        <w:t>()</w:t>
+      </w:r>
+    </w:p>
+    <w:p>
+      <w:pPr>
+        <w:pStyle w:val="af"/>
+      </w:pPr>
+      <w:r>
+        <w:t xml:space="preserve">        # </w:t>
+      </w:r>
+      <w:proofErr w:type="spellStart"/>
+      <w:r>
+        <w:t>if</w:t>
+      </w:r>
+      <w:proofErr w:type="spellEnd"/>
+      <w:r>
+        <w:t xml:space="preserve"> </w:t>
+      </w:r>
+      <w:proofErr w:type="spellStart"/>
+      <w:r>
+        <w:t>total_prob</w:t>
+      </w:r>
+      <w:proofErr w:type="spellEnd"/>
+      <w:r>
+        <w:t xml:space="preserve"> == 0:</w:t>
+      </w:r>
+    </w:p>
+    <w:p>
+      <w:pPr>
+        <w:pStyle w:val="af"/>
+      </w:pPr>
+      <w:r>
+        <w:t xml:space="preserve">        #     </w:t>
+      </w:r>
+      <w:proofErr w:type="spellStart"/>
+      <w:r>
+        <w:t>return</w:t>
+      </w:r>
+      <w:proofErr w:type="spellEnd"/>
+      <w:r>
+        <w:t xml:space="preserve"> </w:t>
+      </w:r>
+      <w:proofErr w:type="spellStart"/>
+      <w:r>
+        <w:t>None</w:t>
+      </w:r>
+      <w:proofErr w:type="spellEnd"/>
+    </w:p>
+    <w:p>
+      <w:pPr>
+        <w:pStyle w:val="af"/>
+      </w:pPr>
+    </w:p>
+    <w:p>
+      <w:pPr>
+        <w:pStyle w:val="af"/>
+      </w:pPr>
+      <w:r>
+        <w:t xml:space="preserve">        # генерация случайного числа на отрезке [0, </w:t>
+      </w:r>
+      <w:proofErr w:type="spellStart"/>
+      <w:r>
+        <w:t>summa</w:t>
+      </w:r>
+      <w:proofErr w:type="spellEnd"/>
+      <w:r>
+        <w:t>]</w:t>
+      </w:r>
+    </w:p>
+    <w:p>
+      <w:pPr>
+        <w:pStyle w:val="af"/>
+      </w:pPr>
+      <w:r>
+        <w:t xml:space="preserve">        </w:t>
+      </w:r>
+      <w:proofErr w:type="spellStart"/>
+      <w:r>
+        <w:t>rand_value</w:t>
+      </w:r>
+      <w:proofErr w:type="spellEnd"/>
+      <w:r>
+        <w:t xml:space="preserve"> = </w:t>
+      </w:r>
+      <w:proofErr w:type="spellStart"/>
+      <w:proofErr w:type="gramStart"/>
+      <w:r>
+        <w:t>random.uniform</w:t>
+      </w:r>
+      <w:proofErr w:type="spellEnd"/>
+      <w:proofErr w:type="gramEnd"/>
+      <w:r>
+        <w:t xml:space="preserve">(0, </w:t>
+      </w:r>
+      <w:proofErr w:type="spellStart"/>
+      <w:r>
+        <w:t>summa</w:t>
+      </w:r>
+      <w:proofErr w:type="spellEnd"/>
+      <w:r>
+        <w:t>)</w:t>
+      </w:r>
+    </w:p>
+    <w:p>
+      <w:pPr>
+        <w:pStyle w:val="af"/>
+      </w:pPr>
+    </w:p>
+    <w:p>
+      <w:pPr>
+        <w:pStyle w:val="af"/>
+      </w:pPr>
+      <w:r>
         <w:t xml:space="preserve">        # накопление вероятности</w:t>
       </w:r>
     </w:p>
@@ -4784,7 +7314,15 @@
         <w:pStyle w:val="af"/>
       </w:pPr>
       <w:r>
-        <w:t xml:space="preserve">        prob_summa = 0.0</w:t>
+        <w:t xml:space="preserve">        </w:t>
+      </w:r>
+      <w:proofErr w:type="spellStart"/>
+      <w:r>
+        <w:t>prob_summa</w:t>
+      </w:r>
+      <w:proofErr w:type="spellEnd"/>
+      <w:r>
+        <w:t xml:space="preserve"> = 0.0</w:t>
       </w:r>
     </w:p>
     <w:p>
@@ -4805,45 +7343,142 @@
         <w:pStyle w:val="af"/>
       </w:pPr>
       <w:r>
-        <w:t xml:space="preserve">        for key, prob in self.items():</w:t>
-      </w:r>
-    </w:p>
-    <w:p>
-      <w:pPr>
-        <w:pStyle w:val="af"/>
-      </w:pPr>
-      <w:r>
-        <w:t xml:space="preserve">            prob_summa += prob</w:t>
-      </w:r>
-    </w:p>
-    <w:p>
-      <w:pPr>
-        <w:pStyle w:val="af"/>
-      </w:pPr>
-    </w:p>
-    <w:p>
-      <w:pPr>
-        <w:pStyle w:val="af"/>
-      </w:pPr>
-      <w:r>
-        <w:t xml:space="preserve">            # случайное число попало в интервал, соответствующий key</w:t>
-      </w:r>
-    </w:p>
-    <w:p>
-      <w:pPr>
-        <w:pStyle w:val="af"/>
-      </w:pPr>
-      <w:r>
-        <w:t xml:space="preserve">            if rand_value &lt;= prob_summa:</w:t>
-      </w:r>
-    </w:p>
-    <w:p>
-      <w:pPr>
-        <w:pStyle w:val="af"/>
-      </w:pPr>
-      <w:r>
-        <w:t xml:space="preserve">                return key</w:t>
-      </w:r>
+        <w:t xml:space="preserve">        </w:t>
+      </w:r>
+      <w:proofErr w:type="spellStart"/>
+      <w:r>
+        <w:t>for</w:t>
+      </w:r>
+      <w:proofErr w:type="spellEnd"/>
+      <w:r>
+        <w:t xml:space="preserve"> </w:t>
+      </w:r>
+      <w:proofErr w:type="spellStart"/>
+      <w:r>
+        <w:t>key</w:t>
+      </w:r>
+      <w:proofErr w:type="spellEnd"/>
+      <w:r>
+        <w:t xml:space="preserve">, </w:t>
+      </w:r>
+      <w:proofErr w:type="spellStart"/>
+      <w:r>
+        <w:t>prob</w:t>
+      </w:r>
+      <w:proofErr w:type="spellEnd"/>
+      <w:r>
+        <w:t xml:space="preserve"> </w:t>
+      </w:r>
+      <w:proofErr w:type="spellStart"/>
+      <w:r>
+        <w:t>in</w:t>
+      </w:r>
+      <w:proofErr w:type="spellEnd"/>
+      <w:r>
+        <w:t xml:space="preserve"> </w:t>
+      </w:r>
+      <w:proofErr w:type="spellStart"/>
+      <w:proofErr w:type="gramStart"/>
+      <w:r>
+        <w:t>self.items</w:t>
+      </w:r>
+      <w:proofErr w:type="spellEnd"/>
+      <w:proofErr w:type="gramEnd"/>
+      <w:r>
+        <w:t>():</w:t>
+      </w:r>
+    </w:p>
+    <w:p>
+      <w:pPr>
+        <w:pStyle w:val="af"/>
+      </w:pPr>
+      <w:r>
+        <w:t xml:space="preserve">            </w:t>
+      </w:r>
+      <w:proofErr w:type="spellStart"/>
+      <w:r>
+        <w:t>prob_summa</w:t>
+      </w:r>
+      <w:proofErr w:type="spellEnd"/>
+      <w:r>
+        <w:t xml:space="preserve"> += </w:t>
+      </w:r>
+      <w:proofErr w:type="spellStart"/>
+      <w:r>
+        <w:t>prob</w:t>
+      </w:r>
+      <w:proofErr w:type="spellEnd"/>
+    </w:p>
+    <w:p>
+      <w:pPr>
+        <w:pStyle w:val="af"/>
+      </w:pPr>
+    </w:p>
+    <w:p>
+      <w:pPr>
+        <w:pStyle w:val="af"/>
+      </w:pPr>
+      <w:r>
+        <w:t xml:space="preserve">            # случайное число попало в интервал, соответствующий </w:t>
+      </w:r>
+      <w:proofErr w:type="spellStart"/>
+      <w:r>
+        <w:t>key</w:t>
+      </w:r>
+      <w:proofErr w:type="spellEnd"/>
+    </w:p>
+    <w:p>
+      <w:pPr>
+        <w:pStyle w:val="af"/>
+      </w:pPr>
+      <w:r>
+        <w:t xml:space="preserve">            </w:t>
+      </w:r>
+      <w:proofErr w:type="spellStart"/>
+      <w:r>
+        <w:t>if</w:t>
+      </w:r>
+      <w:proofErr w:type="spellEnd"/>
+      <w:r>
+        <w:t xml:space="preserve"> </w:t>
+      </w:r>
+      <w:proofErr w:type="spellStart"/>
+      <w:r>
+        <w:t>rand_value</w:t>
+      </w:r>
+      <w:proofErr w:type="spellEnd"/>
+      <w:r>
+        <w:t xml:space="preserve"> &lt;= </w:t>
+      </w:r>
+      <w:proofErr w:type="spellStart"/>
+      <w:r>
+        <w:t>prob_summa</w:t>
+      </w:r>
+      <w:proofErr w:type="spellEnd"/>
+      <w:r>
+        <w:t>:</w:t>
+      </w:r>
+    </w:p>
+    <w:p>
+      <w:pPr>
+        <w:pStyle w:val="af"/>
+      </w:pPr>
+      <w:r>
+        <w:t xml:space="preserve">                </w:t>
+      </w:r>
+      <w:proofErr w:type="spellStart"/>
+      <w:r>
+        <w:t>return</w:t>
+      </w:r>
+      <w:proofErr w:type="spellEnd"/>
+      <w:r>
+        <w:t xml:space="preserve"> </w:t>
+      </w:r>
+      <w:proofErr w:type="spellStart"/>
+      <w:r>
+        <w:t>key</w:t>
+      </w:r>
+      <w:proofErr w:type="spellEnd"/>
     </w:p>
     <w:p/>
     <w:p>
@@ -4851,7 +7486,15 @@
         <w:t xml:space="preserve">Правильность реализации методов была проверена путём запуска </w:t>
       </w:r>
       <w:r>
-        <w:t>Python doctests,</w:t>
+        <w:t xml:space="preserve">Python </w:t>
+      </w:r>
+      <w:proofErr w:type="spellStart"/>
+      <w:r>
+        <w:t>doctests</w:t>
+      </w:r>
+      <w:proofErr w:type="spellEnd"/>
+      <w:r>
+        <w:t>,</w:t>
       </w:r>
       <w:r>
         <w:t xml:space="preserve"> вшитых в комментарии написанных методов (рисунок 4.5.1).</w:t>
@@ -4946,6 +7589,7 @@
       <w:r>
         <w:t xml:space="preserve">Затем в том же файле был открыт класс </w:t>
       </w:r>
+      <w:proofErr w:type="spellStart"/>
       <w:r>
         <w:rPr>
           <w:rFonts w:ascii="Courier New" w:hAnsi="Courier New" w:cs="Courier New"/>
@@ -4954,6 +7598,7 @@
         </w:rPr>
         <w:t>InferenceModule</w:t>
       </w:r>
+      <w:proofErr w:type="spellEnd"/>
       <w:r>
         <w:rPr>
           <w:sz w:val="24"/>
@@ -4964,6 +7609,7 @@
       <w:r>
         <w:t xml:space="preserve">и реализован его метод </w:t>
       </w:r>
+      <w:proofErr w:type="spellStart"/>
       <w:r>
         <w:rPr>
           <w:rFonts w:ascii="Courier New" w:hAnsi="Courier New" w:cs="Courier New"/>
@@ -4972,6 +7618,7 @@
         </w:rPr>
         <w:t>getObservationProb</w:t>
       </w:r>
+      <w:proofErr w:type="spellEnd"/>
       <w:r>
         <w:rPr>
           <w:sz w:val="24"/>
@@ -5029,6 +7676,8 @@
         </w:rPr>
         <w:t xml:space="preserve">def </w:t>
       </w:r>
+      <w:proofErr w:type="spellStart"/>
+      <w:proofErr w:type="gramStart"/>
       <w:r>
         <w:rPr>
           <w:b/>
@@ -5037,11 +7686,75 @@
         </w:rPr>
         <w:t>getObservationProb</w:t>
       </w:r>
-      <w:r>
-        <w:rPr>
-          <w:lang w:val="en-US"/>
-        </w:rPr>
-        <w:t>(self, noisyDistance: int, pacmanPosition: Tuple, ghostPosition: Tuple, jailPosition: Tuple):</w:t>
+      <w:proofErr w:type="spellEnd"/>
+      <w:r>
+        <w:rPr>
+          <w:lang w:val="en-US"/>
+        </w:rPr>
+        <w:t>(</w:t>
+      </w:r>
+      <w:proofErr w:type="gramEnd"/>
+      <w:r>
+        <w:rPr>
+          <w:lang w:val="en-US"/>
+        </w:rPr>
+        <w:t xml:space="preserve">self, </w:t>
+      </w:r>
+      <w:proofErr w:type="spellStart"/>
+      <w:r>
+        <w:rPr>
+          <w:lang w:val="en-US"/>
+        </w:rPr>
+        <w:t>noisyDistance</w:t>
+      </w:r>
+      <w:proofErr w:type="spellEnd"/>
+      <w:r>
+        <w:rPr>
+          <w:lang w:val="en-US"/>
+        </w:rPr>
+        <w:t xml:space="preserve">: int, </w:t>
+      </w:r>
+      <w:proofErr w:type="spellStart"/>
+      <w:r>
+        <w:rPr>
+          <w:lang w:val="en-US"/>
+        </w:rPr>
+        <w:t>pacmanPosition</w:t>
+      </w:r>
+      <w:proofErr w:type="spellEnd"/>
+      <w:r>
+        <w:rPr>
+          <w:lang w:val="en-US"/>
+        </w:rPr>
+        <w:t xml:space="preserve">: Tuple, </w:t>
+      </w:r>
+      <w:proofErr w:type="spellStart"/>
+      <w:r>
+        <w:rPr>
+          <w:lang w:val="en-US"/>
+        </w:rPr>
+        <w:t>ghostPosition</w:t>
+      </w:r>
+      <w:proofErr w:type="spellEnd"/>
+      <w:r>
+        <w:rPr>
+          <w:lang w:val="en-US"/>
+        </w:rPr>
+        <w:t xml:space="preserve">: Tuple, </w:t>
+      </w:r>
+      <w:proofErr w:type="spellStart"/>
+      <w:r>
+        <w:rPr>
+          <w:lang w:val="en-US"/>
+        </w:rPr>
+        <w:t>jailPosition</w:t>
+      </w:r>
+      <w:proofErr w:type="spellEnd"/>
+      <w:r>
+        <w:rPr>
+          <w:lang w:val="en-US"/>
+        </w:rPr>
+        <w:t>: Tuple):</w:t>
       </w:r>
     </w:p>
     <w:p>
@@ -5087,7 +7800,57 @@
         <w:rPr>
           <w:lang w:val="en-US"/>
         </w:rPr>
-        <w:t xml:space="preserve"> P(noisyDistance | pacmanPosition, ghostPosition).</w:t>
+        <w:t xml:space="preserve"> </w:t>
+      </w:r>
+      <w:proofErr w:type="gramStart"/>
+      <w:r>
+        <w:rPr>
+          <w:lang w:val="en-US"/>
+        </w:rPr>
+        <w:t>P(</w:t>
+      </w:r>
+      <w:proofErr w:type="spellStart"/>
+      <w:proofErr w:type="gramEnd"/>
+      <w:r>
+        <w:rPr>
+          <w:lang w:val="en-US"/>
+        </w:rPr>
+        <w:t>noisyDistance</w:t>
+      </w:r>
+      <w:proofErr w:type="spellEnd"/>
+      <w:r>
+        <w:rPr>
+          <w:lang w:val="en-US"/>
+        </w:rPr>
+        <w:t xml:space="preserve"> | </w:t>
+      </w:r>
+      <w:proofErr w:type="spellStart"/>
+      <w:r>
+        <w:rPr>
+          <w:lang w:val="en-US"/>
+        </w:rPr>
+        <w:t>pacmanPosition</w:t>
+      </w:r>
+      <w:proofErr w:type="spellEnd"/>
+      <w:r>
+        <w:rPr>
+          <w:lang w:val="en-US"/>
+        </w:rPr>
+        <w:t xml:space="preserve">, </w:t>
+      </w:r>
+      <w:proofErr w:type="spellStart"/>
+      <w:r>
+        <w:rPr>
+          <w:lang w:val="en-US"/>
+        </w:rPr>
+        <w:t>ghostPosition</w:t>
+      </w:r>
+      <w:proofErr w:type="spellEnd"/>
+      <w:r>
+        <w:rPr>
+          <w:lang w:val="en-US"/>
+        </w:rPr>
+        <w:t>).</w:t>
       </w:r>
     </w:p>
     <w:p>
@@ -5141,6 +7904,7 @@
         <w:pStyle w:val="af"/>
       </w:pPr>
       <w:r>
+        <w:lastRenderedPageBreak/>
         <w:t xml:space="preserve">        # ОСОБЫЙ СЛУЧАЙ: призрак уже в темнице сырой</w:t>
       </w:r>
     </w:p>
@@ -5158,21 +7922,63 @@
         <w:rPr>
           <w:lang w:val="en-US"/>
         </w:rPr>
-        <w:t>if ghostPosition == jailPosition:</w:t>
-      </w:r>
-    </w:p>
-    <w:p>
-      <w:pPr>
-        <w:pStyle w:val="af"/>
-        <w:rPr>
-          <w:lang w:val="en-US"/>
-        </w:rPr>
-      </w:pPr>
-      <w:r>
-        <w:rPr>
-          <w:lang w:val="en-US"/>
-        </w:rPr>
-        <w:t xml:space="preserve">            return 1.0 if noisyDistance is None else 0.0</w:t>
+        <w:t xml:space="preserve">if </w:t>
+      </w:r>
+      <w:proofErr w:type="spellStart"/>
+      <w:r>
+        <w:rPr>
+          <w:lang w:val="en-US"/>
+        </w:rPr>
+        <w:t>ghostPosition</w:t>
+      </w:r>
+      <w:proofErr w:type="spellEnd"/>
+      <w:r>
+        <w:rPr>
+          <w:lang w:val="en-US"/>
+        </w:rPr>
+        <w:t xml:space="preserve"> == </w:t>
+      </w:r>
+      <w:proofErr w:type="spellStart"/>
+      <w:r>
+        <w:rPr>
+          <w:lang w:val="en-US"/>
+        </w:rPr>
+        <w:t>jailPosition</w:t>
+      </w:r>
+      <w:proofErr w:type="spellEnd"/>
+      <w:r>
+        <w:rPr>
+          <w:lang w:val="en-US"/>
+        </w:rPr>
+        <w:t>:</w:t>
+      </w:r>
+    </w:p>
+    <w:p>
+      <w:pPr>
+        <w:pStyle w:val="af"/>
+        <w:rPr>
+          <w:lang w:val="en-US"/>
+        </w:rPr>
+      </w:pPr>
+      <w:r>
+        <w:rPr>
+          <w:lang w:val="en-US"/>
+        </w:rPr>
+        <w:t xml:space="preserve">            return 1.0 if </w:t>
+      </w:r>
+      <w:proofErr w:type="spellStart"/>
+      <w:r>
+        <w:rPr>
+          <w:lang w:val="en-US"/>
+        </w:rPr>
+        <w:t>noisyDistance</w:t>
+      </w:r>
+      <w:proofErr w:type="spellEnd"/>
+      <w:r>
+        <w:rPr>
+          <w:lang w:val="en-US"/>
+        </w:rPr>
+        <w:t xml:space="preserve"> is None else 0.0</w:t>
       </w:r>
     </w:p>
     <w:p>
@@ -5211,7 +8017,21 @@
         <w:rPr>
           <w:lang w:val="en-US"/>
         </w:rPr>
-        <w:t>if noisyDistance is None:</w:t>
+        <w:t xml:space="preserve">if </w:t>
+      </w:r>
+      <w:proofErr w:type="spellStart"/>
+      <w:r>
+        <w:rPr>
+          <w:lang w:val="en-US"/>
+        </w:rPr>
+        <w:t>noisyDistance</w:t>
+      </w:r>
+      <w:proofErr w:type="spellEnd"/>
+      <w:r>
+        <w:rPr>
+          <w:lang w:val="en-US"/>
+        </w:rPr>
+        <w:t xml:space="preserve"> is None:</w:t>
       </w:r>
     </w:p>
     <w:p>
@@ -5246,11 +8066,16 @@
       <w:r>
         <w:t xml:space="preserve"># истинное расстояние между </w:t>
       </w:r>
+      <w:proofErr w:type="spellStart"/>
       <w:r>
         <w:t>П</w:t>
       </w:r>
       <w:r>
-        <w:t>акманом и призраком</w:t>
+        <w:t>акманом</w:t>
+      </w:r>
+      <w:proofErr w:type="spellEnd"/>
+      <w:r>
+        <w:t xml:space="preserve"> и призраком</w:t>
       </w:r>
     </w:p>
     <w:p>
@@ -5263,33 +8088,129 @@
       <w:r>
         <w:t xml:space="preserve">        </w:t>
       </w:r>
-      <w:r>
-        <w:rPr>
-          <w:lang w:val="en-US"/>
-        </w:rPr>
-        <w:t>trueDistance = manhattanDistance(pacmanPosition, ghostPosition)</w:t>
-      </w:r>
-    </w:p>
-    <w:p>
-      <w:pPr>
-        <w:pStyle w:val="af"/>
-        <w:rPr>
-          <w:lang w:val="en-US"/>
-        </w:rPr>
-      </w:pPr>
-    </w:p>
-    <w:p>
-      <w:pPr>
-        <w:pStyle w:val="af"/>
-        <w:rPr>
-          <w:lang w:val="en-US"/>
-        </w:rPr>
-      </w:pPr>
-      <w:r>
-        <w:rPr>
-          <w:lang w:val="en-US"/>
-        </w:rPr>
-        <w:t xml:space="preserve">        return busters.getObservationProbability(noisyDistance, trueDistance)</w:t>
+      <w:proofErr w:type="spellStart"/>
+      <w:r>
+        <w:rPr>
+          <w:lang w:val="en-US"/>
+        </w:rPr>
+        <w:t>trueDistance</w:t>
+      </w:r>
+      <w:proofErr w:type="spellEnd"/>
+      <w:r>
+        <w:rPr>
+          <w:lang w:val="en-US"/>
+        </w:rPr>
+        <w:t xml:space="preserve"> = </w:t>
+      </w:r>
+      <w:proofErr w:type="spellStart"/>
+      <w:proofErr w:type="gramStart"/>
+      <w:r>
+        <w:rPr>
+          <w:lang w:val="en-US"/>
+        </w:rPr>
+        <w:t>manhattanDistance</w:t>
+      </w:r>
+      <w:proofErr w:type="spellEnd"/>
+      <w:r>
+        <w:rPr>
+          <w:lang w:val="en-US"/>
+        </w:rPr>
+        <w:t>(</w:t>
+      </w:r>
+      <w:proofErr w:type="spellStart"/>
+      <w:proofErr w:type="gramEnd"/>
+      <w:r>
+        <w:rPr>
+          <w:lang w:val="en-US"/>
+        </w:rPr>
+        <w:t>pacmanPosition</w:t>
+      </w:r>
+      <w:proofErr w:type="spellEnd"/>
+      <w:r>
+        <w:rPr>
+          <w:lang w:val="en-US"/>
+        </w:rPr>
+        <w:t xml:space="preserve">, </w:t>
+      </w:r>
+      <w:proofErr w:type="spellStart"/>
+      <w:r>
+        <w:rPr>
+          <w:lang w:val="en-US"/>
+        </w:rPr>
+        <w:t>ghostPosition</w:t>
+      </w:r>
+      <w:proofErr w:type="spellEnd"/>
+      <w:r>
+        <w:rPr>
+          <w:lang w:val="en-US"/>
+        </w:rPr>
+        <w:t>)</w:t>
+      </w:r>
+    </w:p>
+    <w:p>
+      <w:pPr>
+        <w:pStyle w:val="af"/>
+        <w:rPr>
+          <w:lang w:val="en-US"/>
+        </w:rPr>
+      </w:pPr>
+    </w:p>
+    <w:p>
+      <w:pPr>
+        <w:pStyle w:val="af"/>
+        <w:rPr>
+          <w:lang w:val="en-US"/>
+        </w:rPr>
+      </w:pPr>
+      <w:r>
+        <w:rPr>
+          <w:lang w:val="en-US"/>
+        </w:rPr>
+        <w:t xml:space="preserve">        return </w:t>
+      </w:r>
+      <w:proofErr w:type="spellStart"/>
+      <w:proofErr w:type="gramStart"/>
+      <w:r>
+        <w:rPr>
+          <w:lang w:val="en-US"/>
+        </w:rPr>
+        <w:t>busters.getObservationProbability</w:t>
+      </w:r>
+      <w:proofErr w:type="spellEnd"/>
+      <w:proofErr w:type="gramEnd"/>
+      <w:r>
+        <w:rPr>
+          <w:lang w:val="en-US"/>
+        </w:rPr>
+        <w:t>(</w:t>
+      </w:r>
+      <w:proofErr w:type="spellStart"/>
+      <w:r>
+        <w:rPr>
+          <w:lang w:val="en-US"/>
+        </w:rPr>
+        <w:t>noisyDistance</w:t>
+      </w:r>
+      <w:proofErr w:type="spellEnd"/>
+      <w:r>
+        <w:rPr>
+          <w:lang w:val="en-US"/>
+        </w:rPr>
+        <w:t xml:space="preserve">, </w:t>
+      </w:r>
+      <w:proofErr w:type="spellStart"/>
+      <w:r>
+        <w:rPr>
+          <w:lang w:val="en-US"/>
+        </w:rPr>
+        <w:t>trueDistance</w:t>
+      </w:r>
+      <w:proofErr w:type="spellEnd"/>
+      <w:r>
+        <w:rPr>
+          <w:lang w:val="en-US"/>
+        </w:rPr>
+        <w:t>)</w:t>
       </w:r>
     </w:p>
     <w:p/>
@@ -5371,6 +8292,7 @@
       <w:r>
         <w:t xml:space="preserve">Рисунок 4.5.2 – Автооценивание метода </w:t>
       </w:r>
+      <w:proofErr w:type="spellStart"/>
       <w:r>
         <w:rPr>
           <w:rFonts w:ascii="Courier New" w:hAnsi="Courier New" w:cs="Courier New"/>
@@ -5379,6 +8301,7 @@
         </w:rPr>
         <w:t>getObservationProb</w:t>
       </w:r>
+      <w:proofErr w:type="spellEnd"/>
     </w:p>
     <w:p/>
     <w:p/>
@@ -5391,14 +8314,702 @@
         </w:numPr>
       </w:pPr>
       <w:r>
+        <w:t>Точный вывод на основе наблюдений</w:t>
+      </w:r>
+    </w:p>
+    <w:p/>
+    <w:p>
+      <w:r>
+        <w:t xml:space="preserve">В классе </w:t>
+      </w:r>
+      <w:proofErr w:type="spellStart"/>
+      <w:r>
+        <w:rPr>
+          <w:rFonts w:ascii="Courier New" w:hAnsi="Courier New" w:cs="Courier New"/>
+          <w:sz w:val="24"/>
+          <w:szCs w:val="20"/>
+        </w:rPr>
+        <w:t>ExactInference</w:t>
+      </w:r>
+      <w:proofErr w:type="spellEnd"/>
+      <w:r>
+        <w:t>, определённом в файле</w:t>
+      </w:r>
+      <w:r>
+        <w:t xml:space="preserve"> </w:t>
+      </w:r>
+      <w:r>
+        <w:t>inference.py</w:t>
+      </w:r>
+      <w:r>
+        <w:t xml:space="preserve">, был </w:t>
+      </w:r>
+      <w:r>
+        <w:t>реализова</w:t>
+      </w:r>
+      <w:r>
+        <w:t>н</w:t>
+      </w:r>
+      <w:r>
+        <w:t xml:space="preserve"> метод </w:t>
+      </w:r>
+      <w:proofErr w:type="spellStart"/>
+      <w:r>
+        <w:rPr>
+          <w:rFonts w:ascii="Courier New" w:hAnsi="Courier New" w:cs="Courier New"/>
+          <w:sz w:val="24"/>
+          <w:szCs w:val="20"/>
+        </w:rPr>
+        <w:t>observeUpdate</w:t>
+      </w:r>
+      <w:proofErr w:type="spellEnd"/>
+      <w:r>
+        <w:t>, который</w:t>
+      </w:r>
+      <w:r>
+        <w:t xml:space="preserve"> обновляет распределение степеней уверенности </w:t>
+      </w:r>
+      <w:r>
+        <w:t>Пакмана</w:t>
+      </w:r>
+      <w:r>
+        <w:t xml:space="preserve"> в отношении позиций призрака</w:t>
+      </w:r>
+      <w:r>
+        <w:t xml:space="preserve"> (</w:t>
+      </w:r>
+      <w:r>
+        <w:t>листинг</w:t>
+      </w:r>
+      <w:r>
+        <w:t xml:space="preserve"> 4.6). Уверенность </w:t>
+      </w:r>
+      <w:r>
+        <w:t xml:space="preserve">пересчитывается с </w:t>
+      </w:r>
+      <w:r>
+        <w:t>зависи</w:t>
+      </w:r>
+      <w:r>
+        <w:t>мость</w:t>
+      </w:r>
+      <w:r>
+        <w:t xml:space="preserve"> </w:t>
+      </w:r>
+      <w:r>
+        <w:t xml:space="preserve">от </w:t>
+      </w:r>
+      <w:r>
+        <w:t xml:space="preserve">данных, поступающих от сенсоров </w:t>
+      </w:r>
+      <w:r>
+        <w:t>агента</w:t>
+      </w:r>
+      <w:r>
+        <w:t xml:space="preserve">. </w:t>
+      </w:r>
+    </w:p>
+    <w:p/>
+    <w:p>
+      <w:r>
+        <w:t>Листинг</w:t>
+      </w:r>
+      <w:r>
+        <w:t xml:space="preserve"> 4.6 </w:t>
+      </w:r>
+      <w:r>
+        <w:t>–</w:t>
+      </w:r>
+      <w:r>
+        <w:t xml:space="preserve"> </w:t>
+      </w:r>
+      <w:r>
+        <w:t>Обновление вероятностей позиций призрака</w:t>
+      </w:r>
+    </w:p>
+    <w:p>
+      <w:pPr>
+        <w:pStyle w:val="af"/>
+        <w:rPr>
+          <w:lang w:val="en-US"/>
+        </w:rPr>
+      </w:pPr>
+      <w:r>
+        <w:rPr>
+          <w:lang w:val="en-US"/>
+        </w:rPr>
+        <w:t xml:space="preserve">def </w:t>
+      </w:r>
+      <w:proofErr w:type="spellStart"/>
+      <w:proofErr w:type="gramStart"/>
+      <w:r>
+        <w:rPr>
+          <w:b/>
+          <w:bCs/>
+          <w:lang w:val="en-US"/>
+        </w:rPr>
+        <w:t>observeUpdate</w:t>
+      </w:r>
+      <w:proofErr w:type="spellEnd"/>
+      <w:r>
+        <w:rPr>
+          <w:lang w:val="en-US"/>
+        </w:rPr>
+        <w:t>(</w:t>
+      </w:r>
+      <w:proofErr w:type="gramEnd"/>
+      <w:r>
+        <w:rPr>
+          <w:lang w:val="en-US"/>
+        </w:rPr>
+        <w:t xml:space="preserve">self, observation: int, </w:t>
+      </w:r>
+      <w:proofErr w:type="spellStart"/>
+      <w:r>
+        <w:rPr>
+          <w:lang w:val="en-US"/>
+        </w:rPr>
+        <w:t>gameState</w:t>
+      </w:r>
+      <w:proofErr w:type="spellEnd"/>
+      <w:r>
+        <w:rPr>
+          <w:lang w:val="en-US"/>
+        </w:rPr>
+        <w:t xml:space="preserve">: </w:t>
+      </w:r>
+      <w:proofErr w:type="spellStart"/>
+      <w:proofErr w:type="gramStart"/>
+      <w:r>
+        <w:rPr>
+          <w:lang w:val="en-US"/>
+        </w:rPr>
+        <w:t>busters.GameState</w:t>
+      </w:r>
+      <w:proofErr w:type="spellEnd"/>
+      <w:proofErr w:type="gramEnd"/>
+      <w:r>
+        <w:rPr>
+          <w:lang w:val="en-US"/>
+        </w:rPr>
+        <w:t>):</w:t>
+      </w:r>
+    </w:p>
+    <w:p>
+      <w:pPr>
+        <w:pStyle w:val="af"/>
+        <w:rPr>
+          <w:b/>
+          <w:bCs/>
+        </w:rPr>
+      </w:pPr>
+      <w:r>
+        <w:rPr>
+          <w:b/>
+          <w:bCs/>
+          <w:lang w:val="en-US"/>
+        </w:rPr>
+        <w:t xml:space="preserve">        </w:t>
+      </w:r>
+    </w:p>
+    <w:p>
+      <w:pPr>
+        <w:pStyle w:val="af"/>
+        <w:rPr>
+          <w:b/>
+          <w:bCs/>
+        </w:rPr>
+      </w:pPr>
+      <w:r>
+        <w:rPr>
+          <w:b/>
+          <w:bCs/>
+        </w:rPr>
+        <w:t xml:space="preserve">        "*** ВСТАВЬТЕ ВАШ КОД СЮДА ***"</w:t>
+      </w:r>
+    </w:p>
+    <w:p>
+      <w:pPr>
+        <w:pStyle w:val="af"/>
+      </w:pPr>
+    </w:p>
+    <w:p>
+      <w:pPr>
+        <w:pStyle w:val="af"/>
+      </w:pPr>
+      <w:r>
+        <w:t xml:space="preserve">        # текущие координаты Пакмана</w:t>
+      </w:r>
+    </w:p>
+    <w:p>
+      <w:pPr>
+        <w:pStyle w:val="af"/>
+        <w:rPr>
+          <w:lang w:val="en-US"/>
+        </w:rPr>
+      </w:pPr>
+      <w:r>
+        <w:t xml:space="preserve">        </w:t>
+      </w:r>
+      <w:proofErr w:type="spellStart"/>
+      <w:r>
+        <w:rPr>
+          <w:lang w:val="en-US"/>
+        </w:rPr>
+        <w:t>pacmanPosition</w:t>
+      </w:r>
+      <w:proofErr w:type="spellEnd"/>
+      <w:r>
+        <w:rPr>
+          <w:lang w:val="en-US"/>
+        </w:rPr>
+        <w:t xml:space="preserve"> = </w:t>
+      </w:r>
+      <w:proofErr w:type="spellStart"/>
+      <w:r>
+        <w:rPr>
+          <w:lang w:val="en-US"/>
+        </w:rPr>
+        <w:t>gameState.getPacmanPosition</w:t>
+      </w:r>
+      <w:proofErr w:type="spellEnd"/>
+      <w:r>
+        <w:rPr>
+          <w:lang w:val="en-US"/>
+        </w:rPr>
+        <w:t>()</w:t>
+      </w:r>
+    </w:p>
+    <w:p>
+      <w:pPr>
+        <w:pStyle w:val="af"/>
+        <w:rPr>
+          <w:lang w:val="en-US"/>
+        </w:rPr>
+      </w:pPr>
+    </w:p>
+    <w:p>
+      <w:pPr>
+        <w:pStyle w:val="af"/>
+        <w:rPr>
+          <w:lang w:val="en-US"/>
+        </w:rPr>
+      </w:pPr>
+      <w:r>
+        <w:rPr>
+          <w:lang w:val="en-US"/>
+        </w:rPr>
+        <w:t xml:space="preserve">        # </w:t>
+      </w:r>
+      <w:r>
+        <w:t>позиция</w:t>
+      </w:r>
+      <w:r>
+        <w:rPr>
+          <w:lang w:val="en-US"/>
+        </w:rPr>
+        <w:t xml:space="preserve"> </w:t>
+      </w:r>
+      <w:r>
+        <w:t>тюрьмы</w:t>
+      </w:r>
+    </w:p>
+    <w:p>
+      <w:pPr>
+        <w:pStyle w:val="af"/>
+        <w:rPr>
+          <w:lang w:val="en-US"/>
+        </w:rPr>
+      </w:pPr>
+      <w:r>
+        <w:rPr>
+          <w:lang w:val="en-US"/>
+        </w:rPr>
+        <w:t xml:space="preserve">        </w:t>
+      </w:r>
+      <w:proofErr w:type="spellStart"/>
+      <w:r>
+        <w:rPr>
+          <w:lang w:val="en-US"/>
+        </w:rPr>
+        <w:t>jailPosition</w:t>
+      </w:r>
+      <w:proofErr w:type="spellEnd"/>
+      <w:r>
+        <w:rPr>
+          <w:lang w:val="en-US"/>
+        </w:rPr>
+        <w:t xml:space="preserve"> = </w:t>
+      </w:r>
+      <w:proofErr w:type="spellStart"/>
+      <w:proofErr w:type="gramStart"/>
+      <w:r>
+        <w:rPr>
+          <w:lang w:val="en-US"/>
+        </w:rPr>
+        <w:t>self.getJailPosition</w:t>
+      </w:r>
+      <w:proofErr w:type="spellEnd"/>
+      <w:proofErr w:type="gramEnd"/>
+      <w:r>
+        <w:rPr>
+          <w:lang w:val="en-US"/>
+        </w:rPr>
+        <w:t>()</w:t>
+      </w:r>
+    </w:p>
+    <w:p>
+      <w:pPr>
+        <w:pStyle w:val="af"/>
+        <w:rPr>
+          <w:lang w:val="en-US"/>
+        </w:rPr>
+      </w:pPr>
+    </w:p>
+    <w:p>
+      <w:pPr>
+        <w:pStyle w:val="af"/>
+      </w:pPr>
+      <w:r>
+        <w:rPr>
+          <w:lang w:val="en-US"/>
+        </w:rPr>
+        <w:t xml:space="preserve">        </w:t>
+      </w:r>
+      <w:r>
+        <w:t># перебор клеток где может быть призрак</w:t>
+      </w:r>
+    </w:p>
+    <w:p>
+      <w:pPr>
+        <w:pStyle w:val="af"/>
+        <w:rPr>
+          <w:lang w:val="en-US"/>
+        </w:rPr>
+      </w:pPr>
+      <w:r>
+        <w:rPr>
+          <w:lang w:val="en-US"/>
+        </w:rPr>
+        <w:t xml:space="preserve">        </w:t>
+      </w:r>
+      <w:r>
+        <w:rPr>
+          <w:lang w:val="en-US"/>
+        </w:rPr>
+        <w:t xml:space="preserve">for </w:t>
+      </w:r>
+      <w:r>
+        <w:rPr>
+          <w:lang w:val="en-US"/>
+        </w:rPr>
+        <w:t>possibleGhostPos</w:t>
+      </w:r>
+      <w:r>
+        <w:rPr>
+          <w:lang w:val="en-US"/>
+        </w:rPr>
+        <w:t xml:space="preserve"> </w:t>
+      </w:r>
+      <w:r>
+        <w:rPr>
+          <w:lang w:val="en-US"/>
+        </w:rPr>
+        <w:t xml:space="preserve">in </w:t>
+      </w:r>
+      <w:proofErr w:type="spellStart"/>
+      <w:proofErr w:type="gramStart"/>
+      <w:r>
+        <w:rPr>
+          <w:lang w:val="en-US"/>
+        </w:rPr>
+        <w:t>self.allPositions</w:t>
+      </w:r>
+      <w:proofErr w:type="spellEnd"/>
+      <w:proofErr w:type="gramEnd"/>
+      <w:r>
+        <w:rPr>
+          <w:lang w:val="en-US"/>
+        </w:rPr>
+        <w:t>:</w:t>
+      </w:r>
+    </w:p>
+    <w:p>
+      <w:pPr>
+        <w:pStyle w:val="af"/>
+        <w:rPr>
+          <w:lang w:val="en-US"/>
+        </w:rPr>
+      </w:pPr>
+      <w:r>
+        <w:rPr>
+          <w:lang w:val="en-US"/>
+        </w:rPr>
+        <w:t xml:space="preserve">            # </w:t>
+      </w:r>
+      <w:r>
+        <w:t>вероятность</w:t>
+      </w:r>
+      <w:r>
+        <w:rPr>
+          <w:lang w:val="en-US"/>
+        </w:rPr>
+        <w:t xml:space="preserve"> </w:t>
+      </w:r>
+      <w:r>
+        <w:t>наблюдения</w:t>
+      </w:r>
+    </w:p>
+    <w:p>
+      <w:pPr>
+        <w:pStyle w:val="af"/>
+        <w:rPr>
+          <w:lang w:val="en-US"/>
+        </w:rPr>
+      </w:pPr>
+      <w:r>
+        <w:rPr>
+          <w:lang w:val="en-US"/>
+        </w:rPr>
+        <w:lastRenderedPageBreak/>
+        <w:t xml:space="preserve">            prob = </w:t>
+      </w:r>
+      <w:proofErr w:type="spellStart"/>
+      <w:proofErr w:type="gramStart"/>
+      <w:r>
+        <w:rPr>
+          <w:lang w:val="en-US"/>
+        </w:rPr>
+        <w:t>self.getObservationProb</w:t>
+      </w:r>
+      <w:proofErr w:type="spellEnd"/>
+      <w:proofErr w:type="gramEnd"/>
+      <w:r>
+        <w:rPr>
+          <w:lang w:val="en-US"/>
+        </w:rPr>
+        <w:t xml:space="preserve">(observation, </w:t>
+      </w:r>
+      <w:proofErr w:type="spellStart"/>
+      <w:r>
+        <w:rPr>
+          <w:lang w:val="en-US"/>
+        </w:rPr>
+        <w:t>pacmanPosition</w:t>
+      </w:r>
+      <w:proofErr w:type="spellEnd"/>
+      <w:r>
+        <w:rPr>
+          <w:lang w:val="en-US"/>
+        </w:rPr>
+        <w:t xml:space="preserve">, </w:t>
+      </w:r>
+      <w:proofErr w:type="spellStart"/>
+      <w:r>
+        <w:rPr>
+          <w:lang w:val="en-US"/>
+        </w:rPr>
+        <w:t>possibleGhostPos</w:t>
+      </w:r>
+      <w:proofErr w:type="spellEnd"/>
+      <w:r>
+        <w:rPr>
+          <w:lang w:val="en-US"/>
+        </w:rPr>
+        <w:t xml:space="preserve">, </w:t>
+      </w:r>
+      <w:proofErr w:type="spellStart"/>
+      <w:r>
+        <w:rPr>
+          <w:lang w:val="en-US"/>
+        </w:rPr>
+        <w:t>jailPosition</w:t>
+      </w:r>
+      <w:proofErr w:type="spellEnd"/>
+      <w:r>
+        <w:rPr>
+          <w:lang w:val="en-US"/>
+        </w:rPr>
+        <w:t>)</w:t>
+      </w:r>
+    </w:p>
+    <w:p>
+      <w:pPr>
+        <w:pStyle w:val="af"/>
+        <w:rPr>
+          <w:lang w:val="en-US"/>
+        </w:rPr>
+      </w:pPr>
+    </w:p>
+    <w:p>
+      <w:pPr>
+        <w:pStyle w:val="af"/>
+      </w:pPr>
+      <w:r>
+        <w:rPr>
+          <w:lang w:val="en-US"/>
+        </w:rPr>
+        <w:t xml:space="preserve">            </w:t>
+      </w:r>
+      <w:r>
+        <w:t># обновление вероятности позиции призрака</w:t>
+      </w:r>
+    </w:p>
+    <w:p>
+      <w:pPr>
+        <w:pStyle w:val="af"/>
+      </w:pPr>
+      <w:r>
+        <w:t xml:space="preserve">            </w:t>
+      </w:r>
+      <w:proofErr w:type="spellStart"/>
+      <w:proofErr w:type="gramStart"/>
+      <w:r>
+        <w:t>self.beliefs</w:t>
+      </w:r>
+      <w:proofErr w:type="spellEnd"/>
+      <w:proofErr w:type="gramEnd"/>
+      <w:r>
+        <w:t>[</w:t>
+      </w:r>
+      <w:proofErr w:type="spellStart"/>
+      <w:r>
+        <w:t>possibleGhostPos</w:t>
+      </w:r>
+      <w:proofErr w:type="spellEnd"/>
+      <w:r>
+        <w:t>] *= prob</w:t>
+      </w:r>
+    </w:p>
+    <w:p>
+      <w:pPr>
+        <w:pStyle w:val="af"/>
+      </w:pPr>
+    </w:p>
+    <w:p>
+      <w:pPr>
+        <w:pStyle w:val="af"/>
+      </w:pPr>
+      <w:r>
+        <w:t xml:space="preserve">        # нормализация распределения вероятностей</w:t>
+      </w:r>
+    </w:p>
+    <w:p>
+      <w:pPr>
+        <w:pStyle w:val="af"/>
+      </w:pPr>
+      <w:r>
+        <w:t xml:space="preserve">        </w:t>
+      </w:r>
+      <w:proofErr w:type="spellStart"/>
+      <w:proofErr w:type="gramStart"/>
+      <w:r>
+        <w:t>self.beliefs</w:t>
+      </w:r>
+      <w:proofErr w:type="gramEnd"/>
+      <w:r>
         <w:t>.</w:t>
       </w:r>
+      <w:proofErr w:type="gramStart"/>
+      <w:r>
+        <w:t>normalize</w:t>
+      </w:r>
+      <w:proofErr w:type="spellEnd"/>
+      <w:r>
+        <w:t>(</w:t>
+      </w:r>
+      <w:proofErr w:type="gramEnd"/>
+      <w:r>
+        <w:t>)</w:t>
+      </w:r>
+    </w:p>
+    <w:p>
+      <w:pPr>
+        <w:ind w:firstLine="0"/>
+      </w:pPr>
+    </w:p>
+    <w:p>
+      <w:r>
+        <w:t>Правильность реализации метода была проверена путём запуска автооценивателя (рисунок 4.</w:t>
+      </w:r>
+      <w:r>
+        <w:t>6</w:t>
+      </w:r>
+      <w:r>
+        <w:t>).</w:t>
+      </w:r>
     </w:p>
     <w:p/>
     <w:p>
-      <w:r>
-        <w:t>.</w:t>
-      </w:r>
+      <w:pPr>
+        <w:ind w:firstLine="0"/>
+        <w:jc w:val="center"/>
+      </w:pPr>
+      <w:r>
+        <w:rPr>
+          <w:noProof/>
+        </w:rPr>
+        <w:drawing>
+          <wp:inline distT="0" distB="0" distL="0" distR="0" wp14:anchorId="25C82789" wp14:editId="5D92F4A9">
+            <wp:extent cx="5552574" cy="826646"/>
+            <wp:effectExtent l="0" t="0" r="0" b="0"/>
+            <wp:docPr id="1112443654" name="Рисунок 1"/>
+            <wp:cNvGraphicFramePr>
+              <a:graphicFrameLocks xmlns:a="http://schemas.openxmlformats.org/drawingml/2006/main" noChangeAspect="1"/>
+            </wp:cNvGraphicFramePr>
+            <a:graphic xmlns:a="http://schemas.openxmlformats.org/drawingml/2006/main">
+              <a:graphicData uri="http://schemas.openxmlformats.org/drawingml/2006/picture">
+                <pic:pic xmlns:pic="http://schemas.openxmlformats.org/drawingml/2006/picture">
+                  <pic:nvPicPr>
+                    <pic:cNvPr id="1112443654" name=""/>
+                    <pic:cNvPicPr/>
+                  </pic:nvPicPr>
+                  <pic:blipFill>
+                    <a:blip r:embed="rId15"/>
+                    <a:stretch>
+                      <a:fillRect/>
+                    </a:stretch>
+                  </pic:blipFill>
+                  <pic:spPr>
+                    <a:xfrm>
+                      <a:off x="0" y="0"/>
+                      <a:ext cx="5565794" cy="828614"/>
+                    </a:xfrm>
+                    <a:prstGeom prst="rect">
+                      <a:avLst/>
+                    </a:prstGeom>
+                  </pic:spPr>
+                </pic:pic>
+              </a:graphicData>
+            </a:graphic>
+          </wp:inline>
+        </w:drawing>
+      </w:r>
+    </w:p>
+    <w:p>
+      <w:pPr>
+        <w:ind w:firstLine="0"/>
+        <w:jc w:val="center"/>
+      </w:pPr>
+      <w:r>
+        <w:t>Рисунок 4.</w:t>
+      </w:r>
+      <w:r>
+        <w:t>6</w:t>
+      </w:r>
+      <w:r>
+        <w:t xml:space="preserve"> – Автооценивание метода </w:t>
+      </w:r>
+      <w:proofErr w:type="spellStart"/>
+      <w:r>
+        <w:rPr>
+          <w:rFonts w:ascii="Courier New" w:hAnsi="Courier New" w:cs="Courier New"/>
+          <w:sz w:val="24"/>
+          <w:szCs w:val="20"/>
+        </w:rPr>
+        <w:t>observeUpdate</w:t>
+      </w:r>
+      <w:proofErr w:type="spellEnd"/>
     </w:p>
     <w:p/>
     <w:p/>
@@ -5477,6 +9088,7 @@
     <w:p/>
     <w:p>
       <w:r>
+        <w:lastRenderedPageBreak/>
         <w:t>.</w:t>
       </w:r>
     </w:p>
@@ -5536,8 +9148,8 @@
       </w:pPr>
     </w:p>
     <w:sectPr>
-      <w:headerReference w:type="default" r:id="rId15"/>
-      <w:headerReference w:type="first" r:id="rId16"/>
+      <w:headerReference w:type="default" r:id="rId16"/>
+      <w:headerReference w:type="first" r:id="rId17"/>
       <w:pgSz w:w="11906" w:h="16838"/>
       <w:pgMar w:top="851" w:right="567" w:bottom="851" w:left="1418" w:header="680" w:footer="680" w:gutter="0"/>
       <w:cols w:space="708"/>

--- a/8 семестр/МиСИИ/ЛР 5/МиСИИ ЛР 5.docx
+++ b/8 семестр/МиСИИ/ЛР 5/МиСИИ ЛР 5.docx
@@ -1057,9 +1057,150 @@
         </w:numPr>
         <w:ind w:left="1134" w:hanging="567"/>
       </w:pPr>
-    </w:p>
-    <w:p/>
-    <w:p/>
+      <w:r>
+        <w:rPr>
+          <w:b/>
+          <w:bCs/>
+        </w:rPr>
+        <w:t>Задание 7</w:t>
+      </w:r>
+      <w:r>
+        <w:t xml:space="preserve">: </w:t>
+      </w:r>
+      <w:r>
+        <w:t xml:space="preserve">реализовать метод </w:t>
+      </w:r>
+      <w:proofErr w:type="spellStart"/>
+      <w:r>
+        <w:rPr>
+          <w:rFonts w:ascii="Courier New" w:hAnsi="Courier New" w:cs="Courier New"/>
+          <w:sz w:val="24"/>
+          <w:szCs w:val="20"/>
+        </w:rPr>
+        <w:t>elapseTime</w:t>
+      </w:r>
+      <w:proofErr w:type="spellEnd"/>
+      <w:r>
+        <w:rPr>
+          <w:sz w:val="24"/>
+          <w:szCs w:val="20"/>
+        </w:rPr>
+        <w:t xml:space="preserve"> </w:t>
+      </w:r>
+      <w:r>
+        <w:t xml:space="preserve">класса </w:t>
+      </w:r>
+      <w:proofErr w:type="spellStart"/>
+      <w:r>
+        <w:rPr>
+          <w:rFonts w:ascii="Courier New" w:hAnsi="Courier New" w:cs="Courier New"/>
+          <w:sz w:val="24"/>
+          <w:szCs w:val="20"/>
+        </w:rPr>
+        <w:t>ExactInference</w:t>
+      </w:r>
+      <w:proofErr w:type="spellEnd"/>
+      <w:r>
+        <w:t xml:space="preserve">. Метод </w:t>
+      </w:r>
+      <w:r>
+        <w:t>должен обновлять степени доверия для каждой возможной новой позиции призрака по истечении одного временного шага</w:t>
+      </w:r>
+      <w:r>
+        <w:t>;</w:t>
+      </w:r>
+    </w:p>
+    <w:p>
+      <w:pPr>
+        <w:pStyle w:val="aa"/>
+        <w:numPr>
+          <w:ilvl w:val="0"/>
+          <w:numId w:val="38"/>
+        </w:numPr>
+        <w:ind w:left="1134" w:hanging="708"/>
+      </w:pPr>
+      <w:r>
+        <w:t>.</w:t>
+      </w:r>
+    </w:p>
+    <w:p>
+      <w:pPr>
+        <w:pStyle w:val="aa"/>
+        <w:numPr>
+          <w:ilvl w:val="0"/>
+          <w:numId w:val="38"/>
+        </w:numPr>
+        <w:ind w:left="1134" w:hanging="708"/>
+      </w:pPr>
+      <w:r>
+        <w:rPr>
+          <w:lang w:val="en-US"/>
+        </w:rPr>
+        <w:t>.</w:t>
+      </w:r>
+    </w:p>
+    <w:p>
+      <w:pPr>
+        <w:pStyle w:val="aa"/>
+        <w:numPr>
+          <w:ilvl w:val="0"/>
+          <w:numId w:val="38"/>
+        </w:numPr>
+        <w:ind w:left="1134" w:hanging="708"/>
+      </w:pPr>
+      <w:r>
+        <w:rPr>
+          <w:lang w:val="en-US"/>
+        </w:rPr>
+        <w:t>.</w:t>
+      </w:r>
+    </w:p>
+    <w:p>
+      <w:pPr>
+        <w:pStyle w:val="aa"/>
+        <w:numPr>
+          <w:ilvl w:val="0"/>
+          <w:numId w:val="38"/>
+        </w:numPr>
+        <w:ind w:left="1134" w:hanging="708"/>
+      </w:pPr>
+      <w:r>
+        <w:rPr>
+          <w:lang w:val="en-US"/>
+        </w:rPr>
+        <w:t>.</w:t>
+      </w:r>
+    </w:p>
+    <w:p>
+      <w:pPr>
+        <w:pStyle w:val="aa"/>
+        <w:numPr>
+          <w:ilvl w:val="0"/>
+          <w:numId w:val="38"/>
+        </w:numPr>
+        <w:ind w:left="1134" w:hanging="708"/>
+      </w:pPr>
+      <w:r>
+        <w:rPr>
+          <w:lang w:val="en-US"/>
+        </w:rPr>
+        <w:t>.</w:t>
+      </w:r>
+    </w:p>
+    <w:p>
+      <w:pPr>
+        <w:rPr>
+          <w:lang w:val="en-US"/>
+        </w:rPr>
+      </w:pPr>
+    </w:p>
+    <w:p>
+      <w:pPr>
+        <w:rPr>
+          <w:lang w:val="en-US"/>
+        </w:rPr>
+      </w:pPr>
+    </w:p>
     <w:p>
       <w:pPr>
         <w:pStyle w:val="1"/>
@@ -1084,6 +1225,7 @@
     </w:p>
     <w:p>
       <w:r>
+        <w:lastRenderedPageBreak/>
         <w:t>Затем был развёрнут архив, содержащий код лабораторной установки</w:t>
       </w:r>
       <w:r>
@@ -1203,7 +1345,6 @@
         </w:numPr>
       </w:pPr>
       <w:r>
-        <w:lastRenderedPageBreak/>
         <w:t>Структура сети Байеса</w:t>
       </w:r>
     </w:p>
@@ -1298,7 +1439,6 @@
         <w:t xml:space="preserve"> </w:t>
       </w:r>
       <w:proofErr w:type="spellStart"/>
-      <w:proofErr w:type="gramStart"/>
       <w:r>
         <w:rPr>
           <w:b/>
@@ -1311,7 +1451,6 @@
         <w:t>(</w:t>
       </w:r>
       <w:proofErr w:type="spellStart"/>
-      <w:proofErr w:type="gramEnd"/>
       <w:r>
         <w:t>gameState</w:t>
       </w:r>
@@ -1320,12 +1459,10 @@
         <w:t xml:space="preserve">: </w:t>
       </w:r>
       <w:proofErr w:type="spellStart"/>
-      <w:proofErr w:type="gramStart"/>
       <w:r>
         <w:t>hunters.GameState</w:t>
       </w:r>
       <w:proofErr w:type="spellEnd"/>
-      <w:proofErr w:type="gramEnd"/>
       <w:r>
         <w:t>):</w:t>
       </w:r>
@@ -1558,25 +1695,7 @@
           <w:iCs/>
           <w:lang w:val="en-US"/>
         </w:rPr>
-        <w:t>(</w:t>
-      </w:r>
-      <w:proofErr w:type="gramStart"/>
-      <w:r>
-        <w:rPr>
-          <w:i/>
-          <w:iCs/>
-          <w:lang w:val="en-US"/>
-        </w:rPr>
-        <w:t>).width</w:t>
-      </w:r>
-      <w:proofErr w:type="gramEnd"/>
-      <w:r>
-        <w:rPr>
-          <w:i/>
-          <w:iCs/>
-          <w:lang w:val="en-US"/>
-        </w:rPr>
-        <w:t xml:space="preserve">    # </w:t>
+        <w:t xml:space="preserve">().width    # </w:t>
       </w:r>
       <w:r>
         <w:rPr>
@@ -1619,25 +1738,7 @@
           <w:iCs/>
           <w:lang w:val="en-US"/>
         </w:rPr>
-        <w:t>(</w:t>
-      </w:r>
-      <w:proofErr w:type="gramStart"/>
-      <w:r>
-        <w:rPr>
-          <w:i/>
-          <w:iCs/>
-          <w:lang w:val="en-US"/>
-        </w:rPr>
-        <w:t>).height</w:t>
-      </w:r>
-      <w:proofErr w:type="gramEnd"/>
-      <w:r>
-        <w:rPr>
-          <w:i/>
-          <w:iCs/>
-          <w:lang w:val="en-US"/>
-        </w:rPr>
-        <w:t xml:space="preserve">   # </w:t>
+        <w:t xml:space="preserve">().height   # </w:t>
       </w:r>
       <w:r>
         <w:rPr>
@@ -1894,10 +1995,10 @@
         <w:rPr>
           <w:lang w:val="en-US"/>
         </w:rPr>
+        <w:lastRenderedPageBreak/>
         <w:t xml:space="preserve">    </w:t>
       </w:r>
       <w:proofErr w:type="spellStart"/>
-      <w:proofErr w:type="gramStart"/>
       <w:r>
         <w:rPr>
           <w:lang w:val="en-US"/>
@@ -1909,14 +2010,7 @@
         <w:rPr>
           <w:lang w:val="en-US"/>
         </w:rPr>
-        <w:t>[</w:t>
-      </w:r>
-      <w:proofErr w:type="gramEnd"/>
-      <w:r>
-        <w:rPr>
-          <w:lang w:val="en-US"/>
-        </w:rPr>
-        <w:t xml:space="preserve">PAC] = </w:t>
+        <w:t xml:space="preserve">[PAC] = </w:t>
       </w:r>
       <w:proofErr w:type="spellStart"/>
       <w:r>
@@ -1941,7 +2035,6 @@
         <w:t xml:space="preserve">    </w:t>
       </w:r>
       <w:proofErr w:type="spellStart"/>
-      <w:proofErr w:type="gramStart"/>
       <w:r>
         <w:rPr>
           <w:lang w:val="en-US"/>
@@ -1953,14 +2046,7 @@
         <w:rPr>
           <w:lang w:val="en-US"/>
         </w:rPr>
-        <w:t>[</w:t>
-      </w:r>
-      <w:proofErr w:type="gramEnd"/>
-      <w:r>
-        <w:rPr>
-          <w:lang w:val="en-US"/>
-        </w:rPr>
-        <w:t xml:space="preserve">GHOST0] = </w:t>
+        <w:t xml:space="preserve">[GHOST0] = </w:t>
       </w:r>
       <w:proofErr w:type="spellStart"/>
       <w:r>
@@ -1985,7 +2071,6 @@
         <w:t xml:space="preserve">    </w:t>
       </w:r>
       <w:proofErr w:type="spellStart"/>
-      <w:proofErr w:type="gramStart"/>
       <w:r>
         <w:rPr>
           <w:lang w:val="en-US"/>
@@ -1997,14 +2082,7 @@
         <w:rPr>
           <w:lang w:val="en-US"/>
         </w:rPr>
-        <w:t>[</w:t>
-      </w:r>
-      <w:proofErr w:type="gramEnd"/>
-      <w:r>
-        <w:rPr>
-          <w:lang w:val="en-US"/>
-        </w:rPr>
-        <w:t xml:space="preserve">GHOST1] = </w:t>
+        <w:t xml:space="preserve">[GHOST1] = </w:t>
       </w:r>
       <w:proofErr w:type="spellStart"/>
       <w:r>
@@ -2111,21 +2189,7 @@
         <w:rPr>
           <w:lang w:val="en-US"/>
         </w:rPr>
-        <w:t xml:space="preserve"> = </w:t>
-      </w:r>
-      <w:proofErr w:type="gramStart"/>
-      <w:r>
-        <w:rPr>
-          <w:lang w:val="en-US"/>
-        </w:rPr>
-        <w:t>list(range(</w:t>
-      </w:r>
-      <w:proofErr w:type="gramEnd"/>
-      <w:r>
-        <w:rPr>
-          <w:lang w:val="en-US"/>
-        </w:rPr>
-        <w:t xml:space="preserve">0, </w:t>
+        <w:t xml:space="preserve"> = list(range(0, </w:t>
       </w:r>
       <w:proofErr w:type="spellStart"/>
       <w:r>
@@ -2170,7 +2234,6 @@
         <w:t xml:space="preserve">    </w:t>
       </w:r>
       <w:proofErr w:type="spellStart"/>
-      <w:proofErr w:type="gramStart"/>
       <w:r>
         <w:rPr>
           <w:lang w:val="en-US"/>
@@ -2182,14 +2245,7 @@
         <w:rPr>
           <w:lang w:val="en-US"/>
         </w:rPr>
-        <w:t>[</w:t>
-      </w:r>
-      <w:proofErr w:type="gramEnd"/>
-      <w:r>
-        <w:rPr>
-          <w:lang w:val="en-US"/>
-        </w:rPr>
-        <w:t xml:space="preserve">OBS0] = </w:t>
+        <w:t xml:space="preserve">[OBS0] = </w:t>
       </w:r>
       <w:proofErr w:type="spellStart"/>
       <w:r>
@@ -2214,7 +2270,6 @@
         <w:t xml:space="preserve">    </w:t>
       </w:r>
       <w:proofErr w:type="spellStart"/>
-      <w:proofErr w:type="gramStart"/>
       <w:r>
         <w:rPr>
           <w:lang w:val="en-US"/>
@@ -2226,14 +2281,7 @@
         <w:rPr>
           <w:lang w:val="en-US"/>
         </w:rPr>
-        <w:t>[</w:t>
-      </w:r>
-      <w:proofErr w:type="gramEnd"/>
-      <w:r>
-        <w:rPr>
-          <w:lang w:val="en-US"/>
-        </w:rPr>
-        <w:t xml:space="preserve">OBS1] = </w:t>
+        <w:t xml:space="preserve">[OBS1] = </w:t>
       </w:r>
       <w:proofErr w:type="spellStart"/>
       <w:r>
@@ -2353,7 +2401,6 @@
         <w:t xml:space="preserve">net = </w:t>
       </w:r>
       <w:proofErr w:type="spellStart"/>
-      <w:proofErr w:type="gramStart"/>
       <w:r>
         <w:rPr>
           <w:i/>
@@ -2363,7 +2410,6 @@
         <w:t>bn.constructEmptyBayesNet</w:t>
       </w:r>
       <w:proofErr w:type="spellEnd"/>
-      <w:proofErr w:type="gramEnd"/>
       <w:r>
         <w:rPr>
           <w:i/>
@@ -2635,7 +2681,6 @@
         <w:t xml:space="preserve">def </w:t>
       </w:r>
       <w:proofErr w:type="spellStart"/>
-      <w:proofErr w:type="gramStart"/>
       <w:r>
         <w:rPr>
           <w:b/>
@@ -2649,28 +2694,7 @@
         <w:rPr>
           <w:lang w:val="en-US"/>
         </w:rPr>
-        <w:t>(</w:t>
-      </w:r>
-      <w:proofErr w:type="gramEnd"/>
-      <w:r>
-        <w:rPr>
-          <w:lang w:val="en-US"/>
-        </w:rPr>
-        <w:t xml:space="preserve">factors: </w:t>
-      </w:r>
-      <w:proofErr w:type="gramStart"/>
-      <w:r>
-        <w:rPr>
-          <w:lang w:val="en-US"/>
-        </w:rPr>
-        <w:t>List[</w:t>
-      </w:r>
-      <w:proofErr w:type="gramEnd"/>
-      <w:r>
-        <w:rPr>
-          <w:lang w:val="en-US"/>
-        </w:rPr>
-        <w:t>Factor]):</w:t>
+        <w:t>(factors: List[Factor]):</w:t>
       </w:r>
     </w:p>
     <w:p>
@@ -2742,7 +2766,6 @@
         <w:t xml:space="preserve"> = [set(</w:t>
       </w:r>
       <w:proofErr w:type="spellStart"/>
-      <w:proofErr w:type="gramStart"/>
       <w:r>
         <w:rPr>
           <w:lang w:val="en-US"/>
@@ -2750,7 +2773,6 @@
         <w:t>factor.unconditionedVariables</w:t>
       </w:r>
       <w:proofErr w:type="spellEnd"/>
-      <w:proofErr w:type="gramEnd"/>
       <w:r>
         <w:rPr>
           <w:lang w:val="en-US"/>
@@ -2769,6 +2791,7 @@
         <w:rPr>
           <w:lang w:val="en-US"/>
         </w:rPr>
+        <w:lastRenderedPageBreak/>
         <w:t xml:space="preserve">    </w:t>
       </w:r>
       <w:r>
@@ -2809,7 +2832,6 @@
         <w:t xml:space="preserve">       intersect = </w:t>
       </w:r>
       <w:proofErr w:type="spellStart"/>
-      <w:proofErr w:type="gramStart"/>
       <w:r>
         <w:rPr>
           <w:lang w:val="en-US"/>
@@ -2817,7 +2839,6 @@
         <w:t>functools.reduce</w:t>
       </w:r>
       <w:proofErr w:type="spellEnd"/>
-      <w:proofErr w:type="gramEnd"/>
       <w:r>
         <w:rPr>
           <w:lang w:val="en-US"/>
@@ -2886,19 +2907,11 @@
         </w:rPr>
         <w:tab/>
       </w:r>
-      <w:proofErr w:type="gramStart"/>
-      <w:r>
-        <w:rPr>
-          <w:lang w:val="en-US"/>
-        </w:rPr>
-        <w:t>print(</w:t>
-      </w:r>
-      <w:proofErr w:type="gramEnd"/>
-      <w:r>
-        <w:rPr>
-          <w:lang w:val="en-US"/>
-        </w:rPr>
-        <w:t xml:space="preserve">"Factor failed </w:t>
+      <w:r>
+        <w:rPr>
+          <w:lang w:val="en-US"/>
+        </w:rPr>
+        <w:t xml:space="preserve">print("Factor failed </w:t>
       </w:r>
       <w:proofErr w:type="spellStart"/>
       <w:r>
@@ -2943,7 +2956,6 @@
         <w:t xml:space="preserve">          raise </w:t>
       </w:r>
       <w:proofErr w:type="spellStart"/>
-      <w:proofErr w:type="gramStart"/>
       <w:r>
         <w:rPr>
           <w:lang w:val="en-US"/>
@@ -2955,14 +2967,7 @@
         <w:rPr>
           <w:lang w:val="en-US"/>
         </w:rPr>
-        <w:t>(</w:t>
-      </w:r>
-      <w:proofErr w:type="gramEnd"/>
-      <w:r>
-        <w:rPr>
-          <w:lang w:val="en-US"/>
-        </w:rPr>
-        <w:t>"</w:t>
+        <w:t>("</w:t>
       </w:r>
       <w:proofErr w:type="spellStart"/>
       <w:r>
@@ -3059,36 +3064,14 @@
         <w:rPr>
           <w:lang w:val="en-US"/>
         </w:rPr>
-        <w:t>n</w:t>
-      </w:r>
-      <w:proofErr w:type="gramStart"/>
-      <w:r>
-        <w:rPr>
-          <w:lang w:val="en-US"/>
-        </w:rPr>
-        <w:t>".join</w:t>
-      </w:r>
-      <w:proofErr w:type="spellEnd"/>
-      <w:proofErr w:type="gramEnd"/>
-      <w:r>
-        <w:rPr>
-          <w:lang w:val="en-US"/>
-        </w:rPr>
-        <w:t>(</w:t>
-      </w:r>
-      <w:proofErr w:type="gramStart"/>
-      <w:r>
-        <w:rPr>
-          <w:lang w:val="en-US"/>
-        </w:rPr>
-        <w:t>map(</w:t>
-      </w:r>
-      <w:proofErr w:type="gramEnd"/>
-      <w:r>
-        <w:rPr>
-          <w:lang w:val="en-US"/>
-        </w:rPr>
-        <w:t>str, factors)))</w:t>
+        <w:t>n".join</w:t>
+      </w:r>
+      <w:proofErr w:type="spellEnd"/>
+      <w:r>
+        <w:rPr>
+          <w:lang w:val="en-US"/>
+        </w:rPr>
+        <w:t>(map(str, factors)))</w:t>
       </w:r>
     </w:p>
     <w:p>
@@ -3200,33 +3183,19 @@
         <w:t xml:space="preserve"> = </w:t>
       </w:r>
       <w:proofErr w:type="spellStart"/>
-      <w:proofErr w:type="gramStart"/>
       <w:r>
         <w:t>set</w:t>
       </w:r>
       <w:proofErr w:type="spellEnd"/>
       <w:r>
-        <w:t>(</w:t>
-      </w:r>
-      <w:proofErr w:type="gramEnd"/>
-      <w:r>
-        <w:t>[</w:t>
-      </w:r>
-      <w:proofErr w:type="gramStart"/>
-      <w:r>
-        <w:t xml:space="preserve">])   </w:t>
-      </w:r>
-      <w:proofErr w:type="gramEnd"/>
-      <w:r>
-        <w:t># условные переменные</w:t>
-      </w:r>
-    </w:p>
-    <w:p>
-      <w:pPr>
-        <w:pStyle w:val="af"/>
-      </w:pPr>
-      <w:r>
-        <w:lastRenderedPageBreak/>
+        <w:t>([])   # условные переменные</w:t>
+      </w:r>
+    </w:p>
+    <w:p>
+      <w:pPr>
+        <w:pStyle w:val="af"/>
+      </w:pPr>
+      <w:r>
         <w:t xml:space="preserve">    </w:t>
       </w:r>
       <w:proofErr w:type="spellStart"/>
@@ -3238,17 +3207,12 @@
         <w:t xml:space="preserve"> = </w:t>
       </w:r>
       <w:proofErr w:type="spellStart"/>
-      <w:proofErr w:type="gramStart"/>
       <w:r>
         <w:t>set</w:t>
       </w:r>
       <w:proofErr w:type="spellEnd"/>
       <w:r>
-        <w:t>(</w:t>
-      </w:r>
-      <w:proofErr w:type="gramEnd"/>
-      <w:r>
-        <w:t>[]) # безусловные переменные</w:t>
+        <w:t>([]) # безусловные переменные</w:t>
       </w:r>
     </w:p>
     <w:p>
@@ -3329,7 +3293,6 @@
         <w:t xml:space="preserve">for f in </w:t>
       </w:r>
       <w:proofErr w:type="spellStart"/>
-      <w:proofErr w:type="gramStart"/>
       <w:r>
         <w:rPr>
           <w:lang w:val="en-US"/>
@@ -3337,7 +3300,6 @@
         <w:t>factor.conditionedVariables</w:t>
       </w:r>
       <w:proofErr w:type="spellEnd"/>
-      <w:proofErr w:type="gramEnd"/>
       <w:r>
         <w:rPr>
           <w:lang w:val="en-US"/>
@@ -3387,7 +3349,6 @@
         <w:t xml:space="preserve">        for f in </w:t>
       </w:r>
       <w:proofErr w:type="spellStart"/>
-      <w:proofErr w:type="gramStart"/>
       <w:r>
         <w:rPr>
           <w:lang w:val="en-US"/>
@@ -3395,7 +3356,6 @@
         <w:t>factor.unconditionedVariables</w:t>
       </w:r>
       <w:proofErr w:type="spellEnd"/>
-      <w:proofErr w:type="gramEnd"/>
       <w:r>
         <w:rPr>
           <w:lang w:val="en-US"/>
@@ -3534,14 +3494,7 @@
         <w:rPr>
           <w:lang w:val="en-US"/>
         </w:rPr>
-        <w:t>[0</w:t>
-      </w:r>
-      <w:proofErr w:type="gramStart"/>
-      <w:r>
-        <w:rPr>
-          <w:lang w:val="en-US"/>
-        </w:rPr>
-        <w:t>].</w:t>
+        <w:t>[0].</w:t>
       </w:r>
       <w:proofErr w:type="spellStart"/>
       <w:r>
@@ -3551,7 +3504,6 @@
         <w:t>variableDomainsDict</w:t>
       </w:r>
       <w:proofErr w:type="spellEnd"/>
-      <w:proofErr w:type="gramEnd"/>
       <w:r>
         <w:rPr>
           <w:lang w:val="en-US"/>
@@ -3627,21 +3579,7 @@
         <w:rPr>
           <w:lang w:val="en-US"/>
         </w:rPr>
-        <w:t xml:space="preserve"> = </w:t>
-      </w:r>
-      <w:proofErr w:type="gramStart"/>
-      <w:r>
-        <w:rPr>
-          <w:lang w:val="en-US"/>
-        </w:rPr>
-        <w:t>Factor(</w:t>
-      </w:r>
-      <w:proofErr w:type="gramEnd"/>
-      <w:r>
-        <w:rPr>
-          <w:lang w:val="en-US"/>
-        </w:rPr>
-        <w:t xml:space="preserve">unconditional, conditional, </w:t>
+        <w:t xml:space="preserve"> = Factor(unconditional, conditional, </w:t>
       </w:r>
       <w:proofErr w:type="spellStart"/>
       <w:r>
@@ -3785,7 +3723,6 @@
         <w:t xml:space="preserve">            probability *= </w:t>
       </w:r>
       <w:proofErr w:type="spellStart"/>
-      <w:proofErr w:type="gramStart"/>
       <w:r>
         <w:rPr>
           <w:lang w:val="en-US"/>
@@ -3793,7 +3730,6 @@
         <w:t>factor.getProbability</w:t>
       </w:r>
       <w:proofErr w:type="spellEnd"/>
-      <w:proofErr w:type="gramEnd"/>
       <w:r>
         <w:rPr>
           <w:lang w:val="en-US"/>
@@ -3993,6 +3929,7 @@
         <w:rPr>
           <w:lang w:val="en-US"/>
         </w:rPr>
+        <w:lastRenderedPageBreak/>
         <w:t>Исключение переменных (маргинализация)</w:t>
       </w:r>
     </w:p>
@@ -4082,10 +4019,8 @@
         <w:rPr>
           <w:lang w:val="en-US"/>
         </w:rPr>
-        <w:lastRenderedPageBreak/>
         <w:t xml:space="preserve">def </w:t>
       </w:r>
-      <w:proofErr w:type="gramStart"/>
       <w:r>
         <w:rPr>
           <w:b/>
@@ -4098,18 +4033,623 @@
         <w:rPr>
           <w:lang w:val="en-US"/>
         </w:rPr>
+        <w:t xml:space="preserve">(factor: Factor, </w:t>
+      </w:r>
+      <w:proofErr w:type="spellStart"/>
+      <w:r>
+        <w:rPr>
+          <w:lang w:val="en-US"/>
+        </w:rPr>
+        <w:t>eliminationVariable</w:t>
+      </w:r>
+      <w:proofErr w:type="spellEnd"/>
+      <w:r>
+        <w:rPr>
+          <w:lang w:val="en-US"/>
+        </w:rPr>
+        <w:t>: str):</w:t>
+      </w:r>
+    </w:p>
+    <w:p>
+      <w:pPr>
+        <w:pStyle w:val="af"/>
+        <w:rPr>
+          <w:i/>
+          <w:iCs/>
+          <w:lang w:val="en-US"/>
+        </w:rPr>
+      </w:pPr>
+      <w:r>
+        <w:rPr>
+          <w:lang w:val="en-US"/>
+        </w:rPr>
+        <w:t xml:space="preserve">        </w:t>
+      </w:r>
+      <w:r>
+        <w:rPr>
+          <w:i/>
+          <w:iCs/>
+          <w:lang w:val="en-US"/>
+        </w:rPr>
+        <w:t xml:space="preserve"># </w:t>
+      </w:r>
+      <w:proofErr w:type="spellStart"/>
+      <w:r>
+        <w:rPr>
+          <w:i/>
+          <w:iCs/>
+          <w:lang w:val="en-US"/>
+        </w:rPr>
+        <w:t>autograder</w:t>
+      </w:r>
+      <w:proofErr w:type="spellEnd"/>
+      <w:r>
+        <w:rPr>
+          <w:i/>
+          <w:iCs/>
+          <w:lang w:val="en-US"/>
+        </w:rPr>
+        <w:t xml:space="preserve"> tracking -- </w:t>
+      </w:r>
+      <w:r>
+        <w:rPr>
+          <w:i/>
+          <w:iCs/>
+        </w:rPr>
+        <w:t>не</w:t>
+      </w:r>
+      <w:r>
+        <w:rPr>
+          <w:i/>
+          <w:iCs/>
+          <w:lang w:val="en-US"/>
+        </w:rPr>
+        <w:t xml:space="preserve"> </w:t>
+      </w:r>
+      <w:r>
+        <w:rPr>
+          <w:i/>
+          <w:iCs/>
+        </w:rPr>
+        <w:t>удалять</w:t>
+      </w:r>
+    </w:p>
+    <w:p>
+      <w:pPr>
+        <w:pStyle w:val="af"/>
+        <w:rPr>
+          <w:i/>
+          <w:iCs/>
+          <w:lang w:val="en-US"/>
+        </w:rPr>
+      </w:pPr>
+      <w:r>
+        <w:rPr>
+          <w:i/>
+          <w:iCs/>
+          <w:lang w:val="en-US"/>
+        </w:rPr>
+        <w:t xml:space="preserve">        if not (</w:t>
+      </w:r>
+      <w:proofErr w:type="spellStart"/>
+      <w:r>
+        <w:rPr>
+          <w:i/>
+          <w:iCs/>
+          <w:lang w:val="en-US"/>
+        </w:rPr>
+        <w:t>callTrackingList</w:t>
+      </w:r>
+      <w:proofErr w:type="spellEnd"/>
+      <w:r>
+        <w:rPr>
+          <w:i/>
+          <w:iCs/>
+          <w:lang w:val="en-US"/>
+        </w:rPr>
+        <w:t xml:space="preserve"> is None):</w:t>
+      </w:r>
+    </w:p>
+    <w:p>
+      <w:pPr>
+        <w:pStyle w:val="af"/>
+        <w:rPr>
+          <w:i/>
+          <w:iCs/>
+          <w:lang w:val="en-US"/>
+        </w:rPr>
+      </w:pPr>
+      <w:r>
+        <w:rPr>
+          <w:i/>
+          <w:iCs/>
+          <w:lang w:val="en-US"/>
+        </w:rPr>
+        <w:t xml:space="preserve">            </w:t>
+      </w:r>
+      <w:proofErr w:type="spellStart"/>
+      <w:r>
+        <w:rPr>
+          <w:i/>
+          <w:iCs/>
+          <w:lang w:val="en-US"/>
+        </w:rPr>
+        <w:t>callTrackingList.append</w:t>
+      </w:r>
+      <w:proofErr w:type="spellEnd"/>
+      <w:r>
+        <w:rPr>
+          <w:i/>
+          <w:iCs/>
+          <w:lang w:val="en-US"/>
+        </w:rPr>
+        <w:t xml:space="preserve">(('eliminate', </w:t>
+      </w:r>
+      <w:proofErr w:type="spellStart"/>
+      <w:r>
+        <w:rPr>
+          <w:i/>
+          <w:iCs/>
+          <w:lang w:val="en-US"/>
+        </w:rPr>
+        <w:t>eliminationVariable</w:t>
+      </w:r>
+      <w:proofErr w:type="spellEnd"/>
+      <w:r>
+        <w:rPr>
+          <w:i/>
+          <w:iCs/>
+          <w:lang w:val="en-US"/>
+        </w:rPr>
+        <w:t>))</w:t>
+      </w:r>
+    </w:p>
+    <w:p>
+      <w:pPr>
+        <w:pStyle w:val="af"/>
+        <w:rPr>
+          <w:i/>
+          <w:iCs/>
+          <w:lang w:val="en-US"/>
+        </w:rPr>
+      </w:pPr>
+    </w:p>
+    <w:p>
+      <w:pPr>
+        <w:pStyle w:val="af"/>
+        <w:rPr>
+          <w:i/>
+          <w:iCs/>
+          <w:lang w:val="en-US"/>
+        </w:rPr>
+      </w:pPr>
+      <w:r>
+        <w:rPr>
+          <w:i/>
+          <w:iCs/>
+          <w:lang w:val="en-US"/>
+        </w:rPr>
+        <w:t xml:space="preserve">        # </w:t>
+      </w:r>
+      <w:r>
+        <w:rPr>
+          <w:i/>
+          <w:iCs/>
+        </w:rPr>
+        <w:t>проверка</w:t>
+      </w:r>
+      <w:r>
+        <w:rPr>
+          <w:i/>
+          <w:iCs/>
+          <w:lang w:val="en-US"/>
+        </w:rPr>
+        <w:t xml:space="preserve"> </w:t>
+      </w:r>
+      <w:r>
+        <w:rPr>
+          <w:i/>
+          <w:iCs/>
+        </w:rPr>
+        <w:t>типов</w:t>
+      </w:r>
+    </w:p>
+    <w:p>
+      <w:pPr>
+        <w:pStyle w:val="af"/>
+        <w:rPr>
+          <w:i/>
+          <w:iCs/>
+          <w:lang w:val="en-US"/>
+        </w:rPr>
+      </w:pPr>
+      <w:r>
+        <w:rPr>
+          <w:i/>
+          <w:iCs/>
+          <w:lang w:val="en-US"/>
+        </w:rPr>
+        <w:t xml:space="preserve">        if </w:t>
+      </w:r>
+      <w:proofErr w:type="spellStart"/>
+      <w:r>
+        <w:rPr>
+          <w:i/>
+          <w:iCs/>
+          <w:lang w:val="en-US"/>
+        </w:rPr>
+        <w:t>eliminationVariable</w:t>
+      </w:r>
+      <w:proofErr w:type="spellEnd"/>
+      <w:r>
+        <w:rPr>
+          <w:i/>
+          <w:iCs/>
+          <w:lang w:val="en-US"/>
+        </w:rPr>
+        <w:t xml:space="preserve"> not in </w:t>
+      </w:r>
+      <w:proofErr w:type="spellStart"/>
+      <w:r>
+        <w:rPr>
+          <w:i/>
+          <w:iCs/>
+          <w:lang w:val="en-US"/>
+        </w:rPr>
+        <w:t>factor.unconditionedVariables</w:t>
+      </w:r>
+      <w:proofErr w:type="spellEnd"/>
+      <w:r>
+        <w:rPr>
+          <w:i/>
+          <w:iCs/>
+          <w:lang w:val="en-US"/>
+        </w:rPr>
+        <w:t>():</w:t>
+      </w:r>
+    </w:p>
+    <w:p>
+      <w:pPr>
+        <w:pStyle w:val="af"/>
+        <w:rPr>
+          <w:i/>
+          <w:iCs/>
+          <w:lang w:val="en-US"/>
+        </w:rPr>
+      </w:pPr>
+      <w:r>
+        <w:rPr>
+          <w:i/>
+          <w:iCs/>
+          <w:lang w:val="en-US"/>
+        </w:rPr>
+        <w:t xml:space="preserve">            print("Factor failed eliminate </w:t>
+      </w:r>
+      <w:proofErr w:type="spellStart"/>
+      <w:r>
+        <w:rPr>
+          <w:i/>
+          <w:iCs/>
+          <w:lang w:val="en-US"/>
+        </w:rPr>
+        <w:t>typecheck</w:t>
+      </w:r>
+      <w:proofErr w:type="spellEnd"/>
+      <w:r>
+        <w:rPr>
+          <w:i/>
+          <w:iCs/>
+          <w:lang w:val="en-US"/>
+        </w:rPr>
+        <w:t>: ", factor)</w:t>
+      </w:r>
+    </w:p>
+    <w:p>
+      <w:pPr>
+        <w:pStyle w:val="af"/>
+        <w:rPr>
+          <w:i/>
+          <w:iCs/>
+          <w:lang w:val="en-US"/>
+        </w:rPr>
+      </w:pPr>
+      <w:r>
+        <w:rPr>
+          <w:i/>
+          <w:iCs/>
+          <w:lang w:val="en-US"/>
+        </w:rPr>
+        <w:t xml:space="preserve">            raise </w:t>
+      </w:r>
+      <w:proofErr w:type="spellStart"/>
+      <w:r>
+        <w:rPr>
+          <w:i/>
+          <w:iCs/>
+          <w:lang w:val="en-US"/>
+        </w:rPr>
+        <w:t>ValueError</w:t>
+      </w:r>
+      <w:proofErr w:type="spellEnd"/>
+      <w:r>
+        <w:rPr>
+          <w:i/>
+          <w:iCs/>
+          <w:lang w:val="en-US"/>
+        </w:rPr>
+        <w:t>("Elimination variable is not an unconditioned variable in this factor\n" + "</w:t>
+      </w:r>
+      <w:proofErr w:type="spellStart"/>
+      <w:r>
+        <w:rPr>
+          <w:i/>
+          <w:iCs/>
+          <w:lang w:val="en-US"/>
+        </w:rPr>
+        <w:t>eliminationVariable</w:t>
+      </w:r>
+      <w:proofErr w:type="spellEnd"/>
+      <w:r>
+        <w:rPr>
+          <w:i/>
+          <w:iCs/>
+          <w:lang w:val="en-US"/>
+        </w:rPr>
+        <w:t>: " + str(</w:t>
+      </w:r>
+      <w:proofErr w:type="spellStart"/>
+      <w:r>
+        <w:rPr>
+          <w:i/>
+          <w:iCs/>
+          <w:lang w:val="en-US"/>
+        </w:rPr>
+        <w:t>eliminationVariable</w:t>
+      </w:r>
+      <w:proofErr w:type="spellEnd"/>
+      <w:r>
+        <w:rPr>
+          <w:i/>
+          <w:iCs/>
+          <w:lang w:val="en-US"/>
+        </w:rPr>
+        <w:t>) +</w:t>
+      </w:r>
+      <w:r>
+        <w:rPr>
+          <w:i/>
+          <w:iCs/>
+          <w:lang w:val="en-US"/>
+        </w:rPr>
+        <w:t xml:space="preserve"> </w:t>
+      </w:r>
+      <w:r>
+        <w:rPr>
+          <w:i/>
+          <w:iCs/>
+          <w:lang w:val="en-US"/>
+        </w:rPr>
+        <w:t>"\</w:t>
+      </w:r>
+      <w:proofErr w:type="spellStart"/>
+      <w:r>
+        <w:rPr>
+          <w:i/>
+          <w:iCs/>
+          <w:lang w:val="en-US"/>
+        </w:rPr>
+        <w:t>nunconditionedVariables</w:t>
+      </w:r>
+      <w:proofErr w:type="spellEnd"/>
+      <w:r>
+        <w:rPr>
+          <w:i/>
+          <w:iCs/>
+          <w:lang w:val="en-US"/>
+        </w:rPr>
+        <w:t>:" + str(</w:t>
+      </w:r>
+      <w:proofErr w:type="spellStart"/>
+      <w:r>
+        <w:rPr>
+          <w:i/>
+          <w:iCs/>
+          <w:lang w:val="en-US"/>
+        </w:rPr>
+        <w:t>factor.unconditionedVariables</w:t>
+      </w:r>
+      <w:proofErr w:type="spellEnd"/>
+      <w:r>
+        <w:rPr>
+          <w:i/>
+          <w:iCs/>
+          <w:lang w:val="en-US"/>
+        </w:rPr>
+        <w:t>()))</w:t>
+      </w:r>
+    </w:p>
+    <w:p>
+      <w:pPr>
+        <w:pStyle w:val="af"/>
+        <w:rPr>
+          <w:i/>
+          <w:iCs/>
+          <w:lang w:val="en-US"/>
+        </w:rPr>
+      </w:pPr>
+      <w:r>
+        <w:rPr>
+          <w:i/>
+          <w:iCs/>
+          <w:lang w:val="en-US"/>
+        </w:rPr>
+        <w:t xml:space="preserve">        </w:t>
+      </w:r>
+    </w:p>
+    <w:p>
+      <w:pPr>
+        <w:pStyle w:val="af"/>
+        <w:rPr>
+          <w:i/>
+          <w:iCs/>
+          <w:lang w:val="en-US"/>
+        </w:rPr>
+      </w:pPr>
+      <w:r>
+        <w:rPr>
+          <w:i/>
+          <w:iCs/>
+          <w:lang w:val="en-US"/>
+        </w:rPr>
+        <w:t xml:space="preserve">        if </w:t>
+      </w:r>
+      <w:proofErr w:type="spellStart"/>
+      <w:r>
+        <w:rPr>
+          <w:i/>
+          <w:iCs/>
+          <w:lang w:val="en-US"/>
+        </w:rPr>
+        <w:t>len</w:t>
+      </w:r>
+      <w:proofErr w:type="spellEnd"/>
+      <w:r>
+        <w:rPr>
+          <w:i/>
+          <w:iCs/>
+          <w:lang w:val="en-US"/>
+        </w:rPr>
         <w:t>(</w:t>
       </w:r>
-      <w:proofErr w:type="gramEnd"/>
-      <w:r>
-        <w:rPr>
-          <w:lang w:val="en-US"/>
-        </w:rPr>
-        <w:t xml:space="preserve">factor: Factor, </w:t>
-      </w:r>
-      <w:proofErr w:type="spellStart"/>
-      <w:r>
-        <w:rPr>
+      <w:proofErr w:type="spellStart"/>
+      <w:r>
+        <w:rPr>
+          <w:i/>
+          <w:iCs/>
+          <w:lang w:val="en-US"/>
+        </w:rPr>
+        <w:t>factor.unconditionedVariables</w:t>
+      </w:r>
+      <w:proofErr w:type="spellEnd"/>
+      <w:r>
+        <w:rPr>
+          <w:i/>
+          <w:iCs/>
+          <w:lang w:val="en-US"/>
+        </w:rPr>
+        <w:t>()) == 1:</w:t>
+      </w:r>
+    </w:p>
+    <w:p>
+      <w:pPr>
+        <w:pStyle w:val="af"/>
+        <w:rPr>
+          <w:i/>
+          <w:iCs/>
+          <w:lang w:val="en-US"/>
+        </w:rPr>
+      </w:pPr>
+      <w:r>
+        <w:rPr>
+          <w:i/>
+          <w:iCs/>
+          <w:lang w:val="en-US"/>
+        </w:rPr>
+        <w:t xml:space="preserve">            print("Factor failed eliminate </w:t>
+      </w:r>
+      <w:proofErr w:type="spellStart"/>
+      <w:r>
+        <w:rPr>
+          <w:i/>
+          <w:iCs/>
+          <w:lang w:val="en-US"/>
+        </w:rPr>
+        <w:t>typecheck</w:t>
+      </w:r>
+      <w:proofErr w:type="spellEnd"/>
+      <w:r>
+        <w:rPr>
+          <w:i/>
+          <w:iCs/>
+          <w:lang w:val="en-US"/>
+        </w:rPr>
+        <w:t>: ", factor)</w:t>
+      </w:r>
+    </w:p>
+    <w:p>
+      <w:pPr>
+        <w:pStyle w:val="af"/>
+        <w:rPr>
+          <w:i/>
+          <w:iCs/>
+          <w:lang w:val="en-US"/>
+        </w:rPr>
+      </w:pPr>
+      <w:r>
+        <w:rPr>
+          <w:i/>
+          <w:iCs/>
+          <w:lang w:val="en-US"/>
+        </w:rPr>
+        <w:t xml:space="preserve">            raise </w:t>
+      </w:r>
+      <w:proofErr w:type="spellStart"/>
+      <w:r>
+        <w:rPr>
+          <w:i/>
+          <w:iCs/>
+          <w:lang w:val="en-US"/>
+        </w:rPr>
+        <w:t>ValueError</w:t>
+      </w:r>
+      <w:proofErr w:type="spellEnd"/>
+      <w:r>
+        <w:rPr>
+          <w:i/>
+          <w:iCs/>
+          <w:lang w:val="en-US"/>
+        </w:rPr>
+        <w:t>("Factor has only one unconditioned variable, so you "</w:t>
+      </w:r>
+      <w:r>
+        <w:rPr>
+          <w:i/>
+          <w:iCs/>
+          <w:lang w:val="en-US"/>
+        </w:rPr>
+        <w:t xml:space="preserve"> </w:t>
+      </w:r>
+      <w:r>
+        <w:rPr>
+          <w:i/>
+          <w:iCs/>
+          <w:lang w:val="en-US"/>
+        </w:rPr>
+        <w:t>+ "can't eliminate \</w:t>
+      </w:r>
+      <w:proofErr w:type="spellStart"/>
+      <w:r>
+        <w:rPr>
+          <w:i/>
+          <w:iCs/>
+          <w:lang w:val="en-US"/>
+        </w:rPr>
+        <w:t>nthat</w:t>
+      </w:r>
+      <w:proofErr w:type="spellEnd"/>
+      <w:r>
+        <w:rPr>
+          <w:i/>
+          <w:iCs/>
+          <w:lang w:val="en-US"/>
+        </w:rPr>
+        <w:t xml:space="preserve"> variable.\n" + "</w:t>
+      </w:r>
+      <w:proofErr w:type="spellStart"/>
+      <w:r>
+        <w:rPr>
+          <w:i/>
+          <w:iCs/>
           <w:lang w:val="en-US"/>
         </w:rPr>
         <w:t>eliminationVariable</w:t>
@@ -4117,145 +4657,11 @@
       <w:proofErr w:type="spellEnd"/>
       <w:r>
         <w:rPr>
-          <w:lang w:val="en-US"/>
-        </w:rPr>
-        <w:t>: str):</w:t>
-      </w:r>
-    </w:p>
-    <w:p>
-      <w:pPr>
-        <w:pStyle w:val="af"/>
-        <w:rPr>
-          <w:i/>
-          <w:iCs/>
-          <w:lang w:val="en-US"/>
-        </w:rPr>
-      </w:pPr>
-      <w:r>
-        <w:rPr>
-          <w:lang w:val="en-US"/>
-        </w:rPr>
-        <w:t xml:space="preserve">        </w:t>
-      </w:r>
-      <w:r>
-        <w:rPr>
-          <w:i/>
-          <w:iCs/>
-          <w:lang w:val="en-US"/>
-        </w:rPr>
-        <w:t xml:space="preserve"># </w:t>
-      </w:r>
-      <w:proofErr w:type="spellStart"/>
-      <w:r>
-        <w:rPr>
-          <w:i/>
-          <w:iCs/>
-          <w:lang w:val="en-US"/>
-        </w:rPr>
-        <w:t>autograder</w:t>
-      </w:r>
-      <w:proofErr w:type="spellEnd"/>
-      <w:r>
-        <w:rPr>
-          <w:i/>
-          <w:iCs/>
-          <w:lang w:val="en-US"/>
-        </w:rPr>
-        <w:t xml:space="preserve"> tracking -- </w:t>
-      </w:r>
-      <w:r>
-        <w:rPr>
-          <w:i/>
-          <w:iCs/>
-        </w:rPr>
-        <w:t>не</w:t>
-      </w:r>
-      <w:r>
-        <w:rPr>
-          <w:i/>
-          <w:iCs/>
-          <w:lang w:val="en-US"/>
-        </w:rPr>
-        <w:t xml:space="preserve"> </w:t>
-      </w:r>
-      <w:r>
-        <w:rPr>
-          <w:i/>
-          <w:iCs/>
-        </w:rPr>
-        <w:t>удалять</w:t>
-      </w:r>
-    </w:p>
-    <w:p>
-      <w:pPr>
-        <w:pStyle w:val="af"/>
-        <w:rPr>
-          <w:i/>
-          <w:iCs/>
-          <w:lang w:val="en-US"/>
-        </w:rPr>
-      </w:pPr>
-      <w:r>
-        <w:rPr>
-          <w:i/>
-          <w:iCs/>
-          <w:lang w:val="en-US"/>
-        </w:rPr>
-        <w:t xml:space="preserve">        if not (</w:t>
-      </w:r>
-      <w:proofErr w:type="spellStart"/>
-      <w:r>
-        <w:rPr>
-          <w:i/>
-          <w:iCs/>
-          <w:lang w:val="en-US"/>
-        </w:rPr>
-        <w:t>callTrackingList</w:t>
-      </w:r>
-      <w:proofErr w:type="spellEnd"/>
-      <w:r>
-        <w:rPr>
-          <w:i/>
-          <w:iCs/>
-          <w:lang w:val="en-US"/>
-        </w:rPr>
-        <w:t xml:space="preserve"> is None):</w:t>
-      </w:r>
-    </w:p>
-    <w:p>
-      <w:pPr>
-        <w:pStyle w:val="af"/>
-        <w:rPr>
-          <w:i/>
-          <w:iCs/>
-          <w:lang w:val="en-US"/>
-        </w:rPr>
-      </w:pPr>
-      <w:r>
-        <w:rPr>
-          <w:i/>
-          <w:iCs/>
-          <w:lang w:val="en-US"/>
-        </w:rPr>
-        <w:t xml:space="preserve">            </w:t>
-      </w:r>
-      <w:proofErr w:type="spellStart"/>
-      <w:r>
-        <w:rPr>
-          <w:i/>
-          <w:iCs/>
-          <w:lang w:val="en-US"/>
-        </w:rPr>
-        <w:t>callTrackingList.append</w:t>
-      </w:r>
-      <w:proofErr w:type="spellEnd"/>
-      <w:r>
-        <w:rPr>
-          <w:i/>
-          <w:iCs/>
-          <w:lang w:val="en-US"/>
-        </w:rPr>
-        <w:t xml:space="preserve">(('eliminate', </w:t>
+          <w:i/>
+          <w:iCs/>
+          <w:lang w:val="en-US"/>
+        </w:rPr>
+        <w:t>:" + str(</w:t>
       </w:r>
       <w:proofErr w:type="spellStart"/>
       <w:r>
@@ -4273,96 +4679,27 @@
           <w:iCs/>
           <w:lang w:val="en-US"/>
         </w:rPr>
-        <w:t>))</w:t>
-      </w:r>
-    </w:p>
-    <w:p>
-      <w:pPr>
-        <w:pStyle w:val="af"/>
-        <w:rPr>
-          <w:i/>
-          <w:iCs/>
-          <w:lang w:val="en-US"/>
-        </w:rPr>
-      </w:pPr>
-    </w:p>
-    <w:p>
-      <w:pPr>
-        <w:pStyle w:val="af"/>
-        <w:rPr>
-          <w:i/>
-          <w:iCs/>
-          <w:lang w:val="en-US"/>
-        </w:rPr>
-      </w:pPr>
-      <w:r>
-        <w:rPr>
-          <w:i/>
-          <w:iCs/>
-          <w:lang w:val="en-US"/>
-        </w:rPr>
-        <w:t xml:space="preserve">        # </w:t>
-      </w:r>
-      <w:r>
-        <w:rPr>
-          <w:i/>
-          <w:iCs/>
-        </w:rPr>
-        <w:t>проверка</w:t>
-      </w:r>
-      <w:r>
-        <w:rPr>
-          <w:i/>
-          <w:iCs/>
-          <w:lang w:val="en-US"/>
-        </w:rPr>
-        <w:t xml:space="preserve"> </w:t>
-      </w:r>
-      <w:r>
-        <w:rPr>
-          <w:i/>
-          <w:iCs/>
-        </w:rPr>
-        <w:t>типов</w:t>
-      </w:r>
-    </w:p>
-    <w:p>
-      <w:pPr>
-        <w:pStyle w:val="af"/>
-        <w:rPr>
-          <w:i/>
-          <w:iCs/>
-          <w:lang w:val="en-US"/>
-        </w:rPr>
-      </w:pPr>
-      <w:r>
-        <w:rPr>
-          <w:i/>
-          <w:iCs/>
-          <w:lang w:val="en-US"/>
-        </w:rPr>
-        <w:t xml:space="preserve">        if </w:t>
-      </w:r>
-      <w:proofErr w:type="spellStart"/>
-      <w:r>
-        <w:rPr>
-          <w:i/>
-          <w:iCs/>
-          <w:lang w:val="en-US"/>
-        </w:rPr>
-        <w:t>eliminationVariable</w:t>
-      </w:r>
-      <w:proofErr w:type="spellEnd"/>
-      <w:r>
-        <w:rPr>
-          <w:i/>
-          <w:iCs/>
-          <w:lang w:val="en-US"/>
-        </w:rPr>
-        <w:t xml:space="preserve"> not in </w:t>
-      </w:r>
-      <w:proofErr w:type="spellStart"/>
-      <w:proofErr w:type="gramStart"/>
+        <w:t>) + "\n" + "</w:t>
+      </w:r>
+      <w:proofErr w:type="spellStart"/>
+      <w:r>
+        <w:rPr>
+          <w:i/>
+          <w:iCs/>
+          <w:lang w:val="en-US"/>
+        </w:rPr>
+        <w:t>unconditionedVariables</w:t>
+      </w:r>
+      <w:proofErr w:type="spellEnd"/>
+      <w:r>
+        <w:rPr>
+          <w:i/>
+          <w:iCs/>
+          <w:lang w:val="en-US"/>
+        </w:rPr>
+        <w:t>: " + str(</w:t>
+      </w:r>
+      <w:proofErr w:type="spellStart"/>
       <w:r>
         <w:rPr>
           <w:i/>
@@ -4372,479 +4709,6 @@
         <w:t>factor.unconditionedVariables</w:t>
       </w:r>
       <w:proofErr w:type="spellEnd"/>
-      <w:proofErr w:type="gramEnd"/>
-      <w:r>
-        <w:rPr>
-          <w:i/>
-          <w:iCs/>
-          <w:lang w:val="en-US"/>
-        </w:rPr>
-        <w:t>():</w:t>
-      </w:r>
-    </w:p>
-    <w:p>
-      <w:pPr>
-        <w:pStyle w:val="af"/>
-        <w:rPr>
-          <w:i/>
-          <w:iCs/>
-          <w:lang w:val="en-US"/>
-        </w:rPr>
-      </w:pPr>
-      <w:r>
-        <w:rPr>
-          <w:i/>
-          <w:iCs/>
-          <w:lang w:val="en-US"/>
-        </w:rPr>
-        <w:t xml:space="preserve">            </w:t>
-      </w:r>
-      <w:proofErr w:type="gramStart"/>
-      <w:r>
-        <w:rPr>
-          <w:i/>
-          <w:iCs/>
-          <w:lang w:val="en-US"/>
-        </w:rPr>
-        <w:t>print(</w:t>
-      </w:r>
-      <w:proofErr w:type="gramEnd"/>
-      <w:r>
-        <w:rPr>
-          <w:i/>
-          <w:iCs/>
-          <w:lang w:val="en-US"/>
-        </w:rPr>
-        <w:t xml:space="preserve">"Factor failed eliminate </w:t>
-      </w:r>
-      <w:proofErr w:type="spellStart"/>
-      <w:r>
-        <w:rPr>
-          <w:i/>
-          <w:iCs/>
-          <w:lang w:val="en-US"/>
-        </w:rPr>
-        <w:t>typecheck</w:t>
-      </w:r>
-      <w:proofErr w:type="spellEnd"/>
-      <w:r>
-        <w:rPr>
-          <w:i/>
-          <w:iCs/>
-          <w:lang w:val="en-US"/>
-        </w:rPr>
-        <w:t>: ", factor)</w:t>
-      </w:r>
-    </w:p>
-    <w:p>
-      <w:pPr>
-        <w:pStyle w:val="af"/>
-        <w:rPr>
-          <w:i/>
-          <w:iCs/>
-          <w:lang w:val="en-US"/>
-        </w:rPr>
-      </w:pPr>
-      <w:r>
-        <w:rPr>
-          <w:i/>
-          <w:iCs/>
-          <w:lang w:val="en-US"/>
-        </w:rPr>
-        <w:t xml:space="preserve">            raise </w:t>
-      </w:r>
-      <w:proofErr w:type="spellStart"/>
-      <w:proofErr w:type="gramStart"/>
-      <w:r>
-        <w:rPr>
-          <w:i/>
-          <w:iCs/>
-          <w:lang w:val="en-US"/>
-        </w:rPr>
-        <w:t>ValueError</w:t>
-      </w:r>
-      <w:proofErr w:type="spellEnd"/>
-      <w:r>
-        <w:rPr>
-          <w:i/>
-          <w:iCs/>
-          <w:lang w:val="en-US"/>
-        </w:rPr>
-        <w:t>(</w:t>
-      </w:r>
-      <w:proofErr w:type="gramEnd"/>
-      <w:r>
-        <w:rPr>
-          <w:i/>
-          <w:iCs/>
-          <w:lang w:val="en-US"/>
-        </w:rPr>
-        <w:t>"Elimination variable is not an unconditioned variable in this factor\n" + "</w:t>
-      </w:r>
-      <w:proofErr w:type="spellStart"/>
-      <w:r>
-        <w:rPr>
-          <w:i/>
-          <w:iCs/>
-          <w:lang w:val="en-US"/>
-        </w:rPr>
-        <w:t>eliminationVariable</w:t>
-      </w:r>
-      <w:proofErr w:type="spellEnd"/>
-      <w:r>
-        <w:rPr>
-          <w:i/>
-          <w:iCs/>
-          <w:lang w:val="en-US"/>
-        </w:rPr>
-        <w:t>: " + str(</w:t>
-      </w:r>
-      <w:proofErr w:type="spellStart"/>
-      <w:r>
-        <w:rPr>
-          <w:i/>
-          <w:iCs/>
-          <w:lang w:val="en-US"/>
-        </w:rPr>
-        <w:t>eliminationVariable</w:t>
-      </w:r>
-      <w:proofErr w:type="spellEnd"/>
-      <w:r>
-        <w:rPr>
-          <w:i/>
-          <w:iCs/>
-          <w:lang w:val="en-US"/>
-        </w:rPr>
-        <w:t>) +</w:t>
-      </w:r>
-      <w:r>
-        <w:rPr>
-          <w:i/>
-          <w:iCs/>
-          <w:lang w:val="en-US"/>
-        </w:rPr>
-        <w:t xml:space="preserve"> </w:t>
-      </w:r>
-      <w:r>
-        <w:rPr>
-          <w:i/>
-          <w:iCs/>
-          <w:lang w:val="en-US"/>
-        </w:rPr>
-        <w:t>"\</w:t>
-      </w:r>
-      <w:proofErr w:type="spellStart"/>
-      <w:r>
-        <w:rPr>
-          <w:i/>
-          <w:iCs/>
-          <w:lang w:val="en-US"/>
-        </w:rPr>
-        <w:t>nunconditionedVariables</w:t>
-      </w:r>
-      <w:proofErr w:type="spellEnd"/>
-      <w:r>
-        <w:rPr>
-          <w:i/>
-          <w:iCs/>
-          <w:lang w:val="en-US"/>
-        </w:rPr>
-        <w:t>:" + str(</w:t>
-      </w:r>
-      <w:proofErr w:type="spellStart"/>
-      <w:proofErr w:type="gramStart"/>
-      <w:r>
-        <w:rPr>
-          <w:i/>
-          <w:iCs/>
-          <w:lang w:val="en-US"/>
-        </w:rPr>
-        <w:t>factor.unconditionedVariables</w:t>
-      </w:r>
-      <w:proofErr w:type="spellEnd"/>
-      <w:proofErr w:type="gramEnd"/>
-      <w:r>
-        <w:rPr>
-          <w:i/>
-          <w:iCs/>
-          <w:lang w:val="en-US"/>
-        </w:rPr>
-        <w:t>()))</w:t>
-      </w:r>
-    </w:p>
-    <w:p>
-      <w:pPr>
-        <w:pStyle w:val="af"/>
-        <w:rPr>
-          <w:i/>
-          <w:iCs/>
-          <w:lang w:val="en-US"/>
-        </w:rPr>
-      </w:pPr>
-      <w:r>
-        <w:rPr>
-          <w:i/>
-          <w:iCs/>
-          <w:lang w:val="en-US"/>
-        </w:rPr>
-        <w:t xml:space="preserve">        </w:t>
-      </w:r>
-    </w:p>
-    <w:p>
-      <w:pPr>
-        <w:pStyle w:val="af"/>
-        <w:rPr>
-          <w:i/>
-          <w:iCs/>
-          <w:lang w:val="en-US"/>
-        </w:rPr>
-      </w:pPr>
-      <w:r>
-        <w:rPr>
-          <w:i/>
-          <w:iCs/>
-          <w:lang w:val="en-US"/>
-        </w:rPr>
-        <w:t xml:space="preserve">        if </w:t>
-      </w:r>
-      <w:proofErr w:type="spellStart"/>
-      <w:r>
-        <w:rPr>
-          <w:i/>
-          <w:iCs/>
-          <w:lang w:val="en-US"/>
-        </w:rPr>
-        <w:t>len</w:t>
-      </w:r>
-      <w:proofErr w:type="spellEnd"/>
-      <w:r>
-        <w:rPr>
-          <w:i/>
-          <w:iCs/>
-          <w:lang w:val="en-US"/>
-        </w:rPr>
-        <w:t>(</w:t>
-      </w:r>
-      <w:proofErr w:type="spellStart"/>
-      <w:proofErr w:type="gramStart"/>
-      <w:r>
-        <w:rPr>
-          <w:i/>
-          <w:iCs/>
-          <w:lang w:val="en-US"/>
-        </w:rPr>
-        <w:t>factor.unconditionedVariables</w:t>
-      </w:r>
-      <w:proofErr w:type="spellEnd"/>
-      <w:proofErr w:type="gramEnd"/>
-      <w:r>
-        <w:rPr>
-          <w:i/>
-          <w:iCs/>
-          <w:lang w:val="en-US"/>
-        </w:rPr>
-        <w:t>()) == 1:</w:t>
-      </w:r>
-    </w:p>
-    <w:p>
-      <w:pPr>
-        <w:pStyle w:val="af"/>
-        <w:rPr>
-          <w:i/>
-          <w:iCs/>
-          <w:lang w:val="en-US"/>
-        </w:rPr>
-      </w:pPr>
-      <w:r>
-        <w:rPr>
-          <w:i/>
-          <w:iCs/>
-          <w:lang w:val="en-US"/>
-        </w:rPr>
-        <w:t xml:space="preserve">            </w:t>
-      </w:r>
-      <w:proofErr w:type="gramStart"/>
-      <w:r>
-        <w:rPr>
-          <w:i/>
-          <w:iCs/>
-          <w:lang w:val="en-US"/>
-        </w:rPr>
-        <w:t>print(</w:t>
-      </w:r>
-      <w:proofErr w:type="gramEnd"/>
-      <w:r>
-        <w:rPr>
-          <w:i/>
-          <w:iCs/>
-          <w:lang w:val="en-US"/>
-        </w:rPr>
-        <w:t xml:space="preserve">"Factor failed eliminate </w:t>
-      </w:r>
-      <w:proofErr w:type="spellStart"/>
-      <w:r>
-        <w:rPr>
-          <w:i/>
-          <w:iCs/>
-          <w:lang w:val="en-US"/>
-        </w:rPr>
-        <w:t>typecheck</w:t>
-      </w:r>
-      <w:proofErr w:type="spellEnd"/>
-      <w:r>
-        <w:rPr>
-          <w:i/>
-          <w:iCs/>
-          <w:lang w:val="en-US"/>
-        </w:rPr>
-        <w:t>: ", factor)</w:t>
-      </w:r>
-    </w:p>
-    <w:p>
-      <w:pPr>
-        <w:pStyle w:val="af"/>
-        <w:rPr>
-          <w:i/>
-          <w:iCs/>
-          <w:lang w:val="en-US"/>
-        </w:rPr>
-      </w:pPr>
-      <w:r>
-        <w:rPr>
-          <w:i/>
-          <w:iCs/>
-          <w:lang w:val="en-US"/>
-        </w:rPr>
-        <w:t xml:space="preserve">            raise </w:t>
-      </w:r>
-      <w:proofErr w:type="spellStart"/>
-      <w:proofErr w:type="gramStart"/>
-      <w:r>
-        <w:rPr>
-          <w:i/>
-          <w:iCs/>
-          <w:lang w:val="en-US"/>
-        </w:rPr>
-        <w:t>ValueError</w:t>
-      </w:r>
-      <w:proofErr w:type="spellEnd"/>
-      <w:r>
-        <w:rPr>
-          <w:i/>
-          <w:iCs/>
-          <w:lang w:val="en-US"/>
-        </w:rPr>
-        <w:t>(</w:t>
-      </w:r>
-      <w:proofErr w:type="gramEnd"/>
-      <w:r>
-        <w:rPr>
-          <w:i/>
-          <w:iCs/>
-          <w:lang w:val="en-US"/>
-        </w:rPr>
-        <w:t>"Factor has only one unconditioned variable, so you "</w:t>
-      </w:r>
-      <w:r>
-        <w:rPr>
-          <w:i/>
-          <w:iCs/>
-          <w:lang w:val="en-US"/>
-        </w:rPr>
-        <w:t xml:space="preserve"> </w:t>
-      </w:r>
-      <w:r>
-        <w:rPr>
-          <w:i/>
-          <w:iCs/>
-          <w:lang w:val="en-US"/>
-        </w:rPr>
-        <w:t>+ "can't eliminate \</w:t>
-      </w:r>
-      <w:proofErr w:type="spellStart"/>
-      <w:r>
-        <w:rPr>
-          <w:i/>
-          <w:iCs/>
-          <w:lang w:val="en-US"/>
-        </w:rPr>
-        <w:t>nthat</w:t>
-      </w:r>
-      <w:proofErr w:type="spellEnd"/>
-      <w:r>
-        <w:rPr>
-          <w:i/>
-          <w:iCs/>
-          <w:lang w:val="en-US"/>
-        </w:rPr>
-        <w:t xml:space="preserve"> variable.\n" + "</w:t>
-      </w:r>
-      <w:proofErr w:type="spellStart"/>
-      <w:r>
-        <w:rPr>
-          <w:i/>
-          <w:iCs/>
-          <w:lang w:val="en-US"/>
-        </w:rPr>
-        <w:t>eliminationVariable</w:t>
-      </w:r>
-      <w:proofErr w:type="spellEnd"/>
-      <w:r>
-        <w:rPr>
-          <w:i/>
-          <w:iCs/>
-          <w:lang w:val="en-US"/>
-        </w:rPr>
-        <w:t>:" + str(</w:t>
-      </w:r>
-      <w:proofErr w:type="spellStart"/>
-      <w:r>
-        <w:rPr>
-          <w:i/>
-          <w:iCs/>
-          <w:lang w:val="en-US"/>
-        </w:rPr>
-        <w:t>eliminationVariable</w:t>
-      </w:r>
-      <w:proofErr w:type="spellEnd"/>
-      <w:r>
-        <w:rPr>
-          <w:i/>
-          <w:iCs/>
-          <w:lang w:val="en-US"/>
-        </w:rPr>
-        <w:t>) + "\n" + "</w:t>
-      </w:r>
-      <w:proofErr w:type="spellStart"/>
-      <w:r>
-        <w:rPr>
-          <w:i/>
-          <w:iCs/>
-          <w:lang w:val="en-US"/>
-        </w:rPr>
-        <w:t>unconditionedVariables</w:t>
-      </w:r>
-      <w:proofErr w:type="spellEnd"/>
-      <w:r>
-        <w:rPr>
-          <w:i/>
-          <w:iCs/>
-          <w:lang w:val="en-US"/>
-        </w:rPr>
-        <w:t>: " + str(</w:t>
-      </w:r>
-      <w:proofErr w:type="spellStart"/>
-      <w:proofErr w:type="gramStart"/>
-      <w:r>
-        <w:rPr>
-          <w:i/>
-          <w:iCs/>
-          <w:lang w:val="en-US"/>
-        </w:rPr>
-        <w:t>factor.unconditionedVariables</w:t>
-      </w:r>
-      <w:proofErr w:type="spellEnd"/>
-      <w:proofErr w:type="gramEnd"/>
       <w:r>
         <w:rPr>
           <w:i/>
@@ -4914,7 +4778,6 @@
         <w:t>unconditioned = list(</w:t>
       </w:r>
       <w:proofErr w:type="spellStart"/>
-      <w:proofErr w:type="gramStart"/>
       <w:r>
         <w:rPr>
           <w:lang w:val="en-US"/>
@@ -4922,7 +4785,6 @@
         <w:t>factor.unconditionedVariables</w:t>
       </w:r>
       <w:proofErr w:type="spellEnd"/>
-      <w:proofErr w:type="gramEnd"/>
       <w:r>
         <w:rPr>
           <w:lang w:val="en-US"/>
@@ -4944,7 +4806,6 @@
         <w:t xml:space="preserve">        </w:t>
       </w:r>
       <w:proofErr w:type="spellStart"/>
-      <w:proofErr w:type="gramStart"/>
       <w:r>
         <w:rPr>
           <w:lang w:val="en-US"/>
@@ -4952,7 +4813,6 @@
         <w:t>unconditioned.remove</w:t>
       </w:r>
       <w:proofErr w:type="spellEnd"/>
-      <w:proofErr w:type="gramEnd"/>
       <w:r>
         <w:rPr>
           <w:lang w:val="en-US"/>
@@ -5020,12 +4880,10 @@
         <w:t>(</w:t>
       </w:r>
       <w:proofErr w:type="spellStart"/>
-      <w:proofErr w:type="gramStart"/>
       <w:r>
         <w:t>factor.conditionedVariables</w:t>
       </w:r>
       <w:proofErr w:type="spellEnd"/>
-      <w:proofErr w:type="gramEnd"/>
       <w:r>
         <w:t>())</w:t>
       </w:r>
@@ -5060,7 +4918,6 @@
         <w:t xml:space="preserve">domain = </w:t>
       </w:r>
       <w:proofErr w:type="spellStart"/>
-      <w:proofErr w:type="gramStart"/>
       <w:r>
         <w:rPr>
           <w:lang w:val="en-US"/>
@@ -5075,7 +4932,6 @@
         <w:t>()[</w:t>
       </w:r>
       <w:proofErr w:type="spellStart"/>
-      <w:proofErr w:type="gramEnd"/>
       <w:r>
         <w:rPr>
           <w:lang w:val="en-US"/>
@@ -5158,99 +5014,286 @@
         <w:rPr>
           <w:lang w:val="en-US"/>
         </w:rPr>
+        <w:t xml:space="preserve"> = Factor(unconditioned, conditioned, </w:t>
+      </w:r>
+      <w:proofErr w:type="spellStart"/>
+      <w:r>
+        <w:rPr>
+          <w:lang w:val="en-US"/>
+        </w:rPr>
+        <w:t>factor.variableDomainsDict</w:t>
+      </w:r>
+      <w:proofErr w:type="spellEnd"/>
+      <w:r>
+        <w:rPr>
+          <w:lang w:val="en-US"/>
+        </w:rPr>
+        <w:t>())</w:t>
+      </w:r>
+    </w:p>
+    <w:p>
+      <w:pPr>
+        <w:pStyle w:val="af"/>
+        <w:rPr>
+          <w:lang w:val="en-US"/>
+        </w:rPr>
+      </w:pPr>
+    </w:p>
+    <w:p>
+      <w:pPr>
+        <w:pStyle w:val="af"/>
+      </w:pPr>
+      <w:r>
+        <w:rPr>
+          <w:lang w:val="en-US"/>
+        </w:rPr>
+        <w:t xml:space="preserve">        </w:t>
+      </w:r>
+      <w:r>
+        <w:t># для каждого возможного присваивания нового фактора:</w:t>
+      </w:r>
+    </w:p>
+    <w:p>
+      <w:pPr>
+        <w:pStyle w:val="af"/>
+        <w:rPr>
+          <w:lang w:val="en-US"/>
+        </w:rPr>
+      </w:pPr>
+      <w:r>
+        <w:t xml:space="preserve">        </w:t>
+      </w:r>
+      <w:r>
+        <w:rPr>
+          <w:lang w:val="en-US"/>
+        </w:rPr>
+        <w:t xml:space="preserve">for assignment in </w:t>
+      </w:r>
+      <w:proofErr w:type="spellStart"/>
+      <w:r>
+        <w:rPr>
+          <w:lang w:val="en-US"/>
+        </w:rPr>
+        <w:t>new_factor.getAllPossibleAssignmentDicts</w:t>
+      </w:r>
+      <w:proofErr w:type="spellEnd"/>
+      <w:r>
+        <w:rPr>
+          <w:lang w:val="en-US"/>
+        </w:rPr>
+        <w:t>():</w:t>
+      </w:r>
+    </w:p>
+    <w:p>
+      <w:pPr>
+        <w:pStyle w:val="af"/>
+      </w:pPr>
+      <w:r>
+        <w:rPr>
+          <w:lang w:val="en-US"/>
+        </w:rPr>
+        <w:t xml:space="preserve">            </w:t>
+      </w:r>
+      <w:proofErr w:type="spellStart"/>
+      <w:r>
+        <w:t>prob</w:t>
+      </w:r>
+      <w:proofErr w:type="spellEnd"/>
+      <w:r>
+        <w:t xml:space="preserve"> = 0.0</w:t>
+      </w:r>
+    </w:p>
+    <w:p>
+      <w:pPr>
+        <w:pStyle w:val="af"/>
+      </w:pPr>
+    </w:p>
+    <w:p>
+      <w:pPr>
+        <w:pStyle w:val="af"/>
+      </w:pPr>
+      <w:r>
+        <w:t xml:space="preserve">            # для каждого значения исключаемой переменной:</w:t>
+      </w:r>
+    </w:p>
+    <w:p>
+      <w:pPr>
+        <w:pStyle w:val="af"/>
+        <w:rPr>
+          <w:lang w:val="en-US"/>
+        </w:rPr>
+      </w:pPr>
+      <w:r>
+        <w:t xml:space="preserve">            </w:t>
+      </w:r>
+      <w:r>
+        <w:rPr>
+          <w:lang w:val="en-US"/>
+        </w:rPr>
+        <w:t xml:space="preserve">for </w:t>
+      </w:r>
+      <w:proofErr w:type="spellStart"/>
+      <w:r>
+        <w:rPr>
+          <w:lang w:val="en-US"/>
+        </w:rPr>
+        <w:t>elim_val</w:t>
+      </w:r>
+      <w:proofErr w:type="spellEnd"/>
+      <w:r>
+        <w:rPr>
+          <w:lang w:val="en-US"/>
+        </w:rPr>
+        <w:t xml:space="preserve"> in domain:</w:t>
+      </w:r>
+    </w:p>
+    <w:p>
+      <w:pPr>
+        <w:pStyle w:val="af"/>
+        <w:rPr>
+          <w:lang w:val="en-US"/>
+        </w:rPr>
+      </w:pPr>
+      <w:r>
+        <w:rPr>
+          <w:lang w:val="en-US"/>
+        </w:rPr>
+        <w:t xml:space="preserve">                </w:t>
+      </w:r>
+      <w:proofErr w:type="spellStart"/>
+      <w:r>
+        <w:rPr>
+          <w:lang w:val="en-US"/>
+        </w:rPr>
+        <w:t>old_assignment</w:t>
+      </w:r>
+      <w:proofErr w:type="spellEnd"/>
+      <w:r>
+        <w:rPr>
+          <w:lang w:val="en-US"/>
+        </w:rPr>
         <w:t xml:space="preserve"> = </w:t>
       </w:r>
-      <w:proofErr w:type="gramStart"/>
-      <w:r>
-        <w:rPr>
-          <w:lang w:val="en-US"/>
-        </w:rPr>
-        <w:t>Factor(</w:t>
-      </w:r>
-      <w:proofErr w:type="gramEnd"/>
-      <w:r>
-        <w:rPr>
-          <w:lang w:val="en-US"/>
-        </w:rPr>
-        <w:t xml:space="preserve">unconditioned, conditioned, </w:t>
-      </w:r>
-      <w:proofErr w:type="spellStart"/>
-      <w:proofErr w:type="gramStart"/>
-      <w:r>
-        <w:rPr>
-          <w:lang w:val="en-US"/>
-        </w:rPr>
-        <w:t>factor.variableDomainsDict</w:t>
-      </w:r>
-      <w:proofErr w:type="spellEnd"/>
-      <w:proofErr w:type="gramEnd"/>
-      <w:r>
-        <w:rPr>
-          <w:lang w:val="en-US"/>
-        </w:rPr>
-        <w:t>())</w:t>
-      </w:r>
-    </w:p>
-    <w:p>
-      <w:pPr>
-        <w:pStyle w:val="af"/>
-        <w:rPr>
-          <w:lang w:val="en-US"/>
-        </w:rPr>
-      </w:pPr>
-    </w:p>
-    <w:p>
-      <w:pPr>
-        <w:pStyle w:val="af"/>
-      </w:pPr>
-      <w:r>
-        <w:rPr>
-          <w:lang w:val="en-US"/>
-        </w:rPr>
-        <w:t xml:space="preserve">        </w:t>
-      </w:r>
-      <w:r>
-        <w:t># для каждого возможного присваивания нового фактора:</w:t>
-      </w:r>
-    </w:p>
-    <w:p>
-      <w:pPr>
-        <w:pStyle w:val="af"/>
-        <w:rPr>
-          <w:lang w:val="en-US"/>
-        </w:rPr>
-      </w:pPr>
-      <w:r>
-        <w:t xml:space="preserve">        </w:t>
-      </w:r>
-      <w:r>
-        <w:rPr>
-          <w:lang w:val="en-US"/>
-        </w:rPr>
-        <w:t xml:space="preserve">for assignment in </w:t>
-      </w:r>
-      <w:proofErr w:type="spellStart"/>
-      <w:r>
-        <w:rPr>
-          <w:lang w:val="en-US"/>
-        </w:rPr>
-        <w:t>new_</w:t>
-      </w:r>
-      <w:proofErr w:type="gramStart"/>
-      <w:r>
-        <w:rPr>
-          <w:lang w:val="en-US"/>
-        </w:rPr>
-        <w:t>factor.getAllPossibleAssignmentDicts</w:t>
-      </w:r>
-      <w:proofErr w:type="spellEnd"/>
-      <w:proofErr w:type="gramEnd"/>
-      <w:r>
-        <w:rPr>
-          <w:lang w:val="en-US"/>
-        </w:rPr>
-        <w:t>():</w:t>
-      </w:r>
+      <w:proofErr w:type="spellStart"/>
+      <w:r>
+        <w:rPr>
+          <w:lang w:val="en-US"/>
+        </w:rPr>
+        <w:t>assignment.copy</w:t>
+      </w:r>
+      <w:proofErr w:type="spellEnd"/>
+      <w:r>
+        <w:rPr>
+          <w:lang w:val="en-US"/>
+        </w:rPr>
+        <w:t>()</w:t>
+      </w:r>
+    </w:p>
+    <w:p>
+      <w:pPr>
+        <w:pStyle w:val="af"/>
+        <w:rPr>
+          <w:lang w:val="en-US"/>
+        </w:rPr>
+      </w:pPr>
+      <w:r>
+        <w:rPr>
+          <w:lang w:val="en-US"/>
+        </w:rPr>
+        <w:t xml:space="preserve">                </w:t>
+      </w:r>
+      <w:proofErr w:type="spellStart"/>
+      <w:r>
+        <w:rPr>
+          <w:lang w:val="en-US"/>
+        </w:rPr>
+        <w:t>old_assignment</w:t>
+      </w:r>
+      <w:proofErr w:type="spellEnd"/>
+      <w:r>
+        <w:rPr>
+          <w:lang w:val="en-US"/>
+        </w:rPr>
+        <w:t>[</w:t>
+      </w:r>
+      <w:proofErr w:type="spellStart"/>
+      <w:r>
+        <w:rPr>
+          <w:lang w:val="en-US"/>
+        </w:rPr>
+        <w:t>eliminationVariable</w:t>
+      </w:r>
+      <w:proofErr w:type="spellEnd"/>
+      <w:r>
+        <w:rPr>
+          <w:lang w:val="en-US"/>
+        </w:rPr>
+        <w:t xml:space="preserve">] = </w:t>
+      </w:r>
+      <w:proofErr w:type="spellStart"/>
+      <w:r>
+        <w:rPr>
+          <w:lang w:val="en-US"/>
+        </w:rPr>
+        <w:t>elim_val</w:t>
+      </w:r>
+      <w:proofErr w:type="spellEnd"/>
+      <w:r>
+        <w:rPr>
+          <w:lang w:val="en-US"/>
+        </w:rPr>
+        <w:t>;</w:t>
+      </w:r>
+    </w:p>
+    <w:p>
+      <w:pPr>
+        <w:pStyle w:val="af"/>
+        <w:rPr>
+          <w:lang w:val="en-US"/>
+        </w:rPr>
+      </w:pPr>
+      <w:r>
+        <w:rPr>
+          <w:lang w:val="en-US"/>
+        </w:rPr>
+        <w:t xml:space="preserve">                prob += </w:t>
+      </w:r>
+      <w:proofErr w:type="spellStart"/>
+      <w:r>
+        <w:rPr>
+          <w:lang w:val="en-US"/>
+        </w:rPr>
+        <w:t>factor.getProbability</w:t>
+      </w:r>
+      <w:proofErr w:type="spellEnd"/>
+      <w:r>
+        <w:rPr>
+          <w:lang w:val="en-US"/>
+        </w:rPr>
+        <w:t>(</w:t>
+      </w:r>
+      <w:proofErr w:type="spellStart"/>
+      <w:r>
+        <w:rPr>
+          <w:lang w:val="en-US"/>
+        </w:rPr>
+        <w:t>old_assignment</w:t>
+      </w:r>
+      <w:proofErr w:type="spellEnd"/>
+      <w:r>
+        <w:rPr>
+          <w:lang w:val="en-US"/>
+        </w:rPr>
+        <w:t>);</w:t>
+      </w:r>
+    </w:p>
+    <w:p>
+      <w:pPr>
+        <w:pStyle w:val="af"/>
+        <w:rPr>
+          <w:lang w:val="en-US"/>
+        </w:rPr>
+      </w:pPr>
     </w:p>
     <w:p>
       <w:pPr>
@@ -5262,26 +5305,8 @@
         </w:rPr>
         <w:t xml:space="preserve">            </w:t>
       </w:r>
-      <w:proofErr w:type="spellStart"/>
-      <w:r>
-        <w:t>prob</w:t>
-      </w:r>
-      <w:proofErr w:type="spellEnd"/>
-      <w:r>
-        <w:t xml:space="preserve"> = 0.0</w:t>
-      </w:r>
-    </w:p>
-    <w:p>
-      <w:pPr>
-        <w:pStyle w:val="af"/>
-      </w:pPr>
-    </w:p>
-    <w:p>
-      <w:pPr>
-        <w:pStyle w:val="af"/>
-      </w:pPr>
-      <w:r>
-        <w:t xml:space="preserve">            # для каждого значения исключаемой переменной:</w:t>
+      <w:r>
+        <w:t># запись в новую СРТ-таблицу значение вероятности</w:t>
       </w:r>
     </w:p>
     <w:p>
@@ -5294,219 +5319,14 @@
       <w:r>
         <w:t xml:space="preserve">            </w:t>
       </w:r>
-      <w:r>
-        <w:rPr>
-          <w:lang w:val="en-US"/>
-        </w:rPr>
-        <w:t xml:space="preserve">for </w:t>
-      </w:r>
-      <w:proofErr w:type="spellStart"/>
-      <w:r>
-        <w:rPr>
-          <w:lang w:val="en-US"/>
-        </w:rPr>
-        <w:t>elim_val</w:t>
-      </w:r>
-      <w:proofErr w:type="spellEnd"/>
-      <w:r>
-        <w:rPr>
-          <w:lang w:val="en-US"/>
-        </w:rPr>
-        <w:t xml:space="preserve"> in domain:</w:t>
-      </w:r>
-    </w:p>
-    <w:p>
-      <w:pPr>
-        <w:pStyle w:val="af"/>
-        <w:rPr>
-          <w:lang w:val="en-US"/>
-        </w:rPr>
-      </w:pPr>
-      <w:r>
-        <w:rPr>
-          <w:lang w:val="en-US"/>
-        </w:rPr>
-        <w:t xml:space="preserve">                </w:t>
-      </w:r>
-      <w:proofErr w:type="spellStart"/>
-      <w:r>
-        <w:rPr>
-          <w:lang w:val="en-US"/>
-        </w:rPr>
-        <w:t>old_assignment</w:t>
-      </w:r>
-      <w:proofErr w:type="spellEnd"/>
-      <w:r>
-        <w:rPr>
-          <w:lang w:val="en-US"/>
-        </w:rPr>
-        <w:t xml:space="preserve"> = </w:t>
-      </w:r>
-      <w:proofErr w:type="spellStart"/>
-      <w:proofErr w:type="gramStart"/>
-      <w:r>
-        <w:rPr>
-          <w:lang w:val="en-US"/>
-        </w:rPr>
-        <w:t>assignment.copy</w:t>
-      </w:r>
-      <w:proofErr w:type="spellEnd"/>
-      <w:proofErr w:type="gramEnd"/>
-      <w:r>
-        <w:rPr>
-          <w:lang w:val="en-US"/>
-        </w:rPr>
-        <w:t>()</w:t>
-      </w:r>
-    </w:p>
-    <w:p>
-      <w:pPr>
-        <w:pStyle w:val="af"/>
-        <w:rPr>
-          <w:lang w:val="en-US"/>
-        </w:rPr>
-      </w:pPr>
-      <w:r>
-        <w:rPr>
-          <w:lang w:val="en-US"/>
-        </w:rPr>
-        <w:t xml:space="preserve">                </w:t>
-      </w:r>
-      <w:proofErr w:type="spellStart"/>
-      <w:r>
-        <w:rPr>
-          <w:lang w:val="en-US"/>
-        </w:rPr>
-        <w:t>old_assignment</w:t>
-      </w:r>
-      <w:proofErr w:type="spellEnd"/>
-      <w:r>
-        <w:rPr>
-          <w:lang w:val="en-US"/>
-        </w:rPr>
-        <w:t>[</w:t>
-      </w:r>
-      <w:proofErr w:type="spellStart"/>
-      <w:r>
-        <w:rPr>
-          <w:lang w:val="en-US"/>
-        </w:rPr>
-        <w:t>eliminationVariable</w:t>
-      </w:r>
-      <w:proofErr w:type="spellEnd"/>
-      <w:r>
-        <w:rPr>
-          <w:lang w:val="en-US"/>
-        </w:rPr>
-        <w:t xml:space="preserve">] = </w:t>
-      </w:r>
-      <w:proofErr w:type="spellStart"/>
-      <w:r>
-        <w:rPr>
-          <w:lang w:val="en-US"/>
-        </w:rPr>
-        <w:t>elim_val</w:t>
-      </w:r>
-      <w:proofErr w:type="spellEnd"/>
-      <w:r>
-        <w:rPr>
-          <w:lang w:val="en-US"/>
-        </w:rPr>
-        <w:t>;</w:t>
-      </w:r>
-    </w:p>
-    <w:p>
-      <w:pPr>
-        <w:pStyle w:val="af"/>
-        <w:rPr>
-          <w:lang w:val="en-US"/>
-        </w:rPr>
-      </w:pPr>
-      <w:r>
-        <w:rPr>
-          <w:lang w:val="en-US"/>
-        </w:rPr>
-        <w:t xml:space="preserve">                prob += </w:t>
-      </w:r>
-      <w:proofErr w:type="spellStart"/>
-      <w:proofErr w:type="gramStart"/>
-      <w:r>
-        <w:rPr>
-          <w:lang w:val="en-US"/>
-        </w:rPr>
-        <w:t>factor.getProbability</w:t>
-      </w:r>
-      <w:proofErr w:type="spellEnd"/>
-      <w:proofErr w:type="gramEnd"/>
-      <w:r>
-        <w:rPr>
-          <w:lang w:val="en-US"/>
-        </w:rPr>
-        <w:t>(</w:t>
-      </w:r>
-      <w:proofErr w:type="spellStart"/>
-      <w:r>
-        <w:rPr>
-          <w:lang w:val="en-US"/>
-        </w:rPr>
-        <w:t>old_assignment</w:t>
-      </w:r>
-      <w:proofErr w:type="spellEnd"/>
-      <w:r>
-        <w:rPr>
-          <w:lang w:val="en-US"/>
-        </w:rPr>
-        <w:t>);</w:t>
-      </w:r>
-    </w:p>
-    <w:p>
-      <w:pPr>
-        <w:pStyle w:val="af"/>
-        <w:rPr>
-          <w:lang w:val="en-US"/>
-        </w:rPr>
-      </w:pPr>
-    </w:p>
-    <w:p>
-      <w:pPr>
-        <w:pStyle w:val="af"/>
-      </w:pPr>
-      <w:r>
-        <w:rPr>
-          <w:lang w:val="en-US"/>
-        </w:rPr>
-        <w:t xml:space="preserve">            </w:t>
-      </w:r>
-      <w:r>
-        <w:t># запись в новую СРТ-таблицу значение вероятности</w:t>
-      </w:r>
-    </w:p>
-    <w:p>
-      <w:pPr>
-        <w:pStyle w:val="af"/>
-        <w:rPr>
-          <w:lang w:val="en-US"/>
-        </w:rPr>
-      </w:pPr>
-      <w:r>
-        <w:t xml:space="preserve">            </w:t>
-      </w:r>
-      <w:proofErr w:type="spellStart"/>
-      <w:r>
-        <w:rPr>
-          <w:lang w:val="en-US"/>
-        </w:rPr>
-        <w:t>new_</w:t>
-      </w:r>
-      <w:proofErr w:type="gramStart"/>
-      <w:r>
-        <w:rPr>
-          <w:lang w:val="en-US"/>
-        </w:rPr>
-        <w:t>factor.setProbability</w:t>
-      </w:r>
-      <w:proofErr w:type="spellEnd"/>
-      <w:proofErr w:type="gramEnd"/>
+      <w:proofErr w:type="spellStart"/>
+      <w:r>
+        <w:rPr>
+          <w:lang w:val="en-US"/>
+        </w:rPr>
+        <w:t>new_factor.setProbability</w:t>
+      </w:r>
+      <w:proofErr w:type="spellEnd"/>
       <w:r>
         <w:rPr>
           <w:lang w:val="en-US"/>
@@ -5531,6 +5351,7 @@
         <w:rPr>
           <w:lang w:val="en-US"/>
         </w:rPr>
+        <w:lastRenderedPageBreak/>
         <w:t xml:space="preserve">        return </w:t>
       </w:r>
       <w:proofErr w:type="spellStart"/>
@@ -5570,7 +5391,6 @@
         <w:rPr>
           <w:noProof/>
         </w:rPr>
-        <w:lastRenderedPageBreak/>
         <w:drawing>
           <wp:inline distT="0" distB="0" distL="0" distR="0" wp14:anchorId="0CE1EED9" wp14:editId="49D43B74">
             <wp:extent cx="5480385" cy="1215838"/>
@@ -5726,7 +5546,6 @@
         <w:t xml:space="preserve">def </w:t>
       </w:r>
       <w:proofErr w:type="spellStart"/>
-      <w:proofErr w:type="gramStart"/>
       <w:r>
         <w:rPr>
           <w:b/>
@@ -5743,7 +5562,6 @@
         <w:t>(</w:t>
       </w:r>
       <w:proofErr w:type="spellStart"/>
-      <w:proofErr w:type="gramEnd"/>
       <w:r>
         <w:rPr>
           <w:lang w:val="en-US"/>
@@ -6125,19 +5943,9 @@
           <w:iCs/>
           <w:lang w:val="en-US"/>
         </w:rPr>
-        <w:t xml:space="preserve">                                   </w:t>
-      </w:r>
-      <w:proofErr w:type="gramStart"/>
-      <w:r>
-        <w:rPr>
-          <w:i/>
-          <w:iCs/>
-          <w:lang w:val="en-US"/>
-        </w:rPr>
-        <w:t>set(</w:t>
-      </w:r>
-      <w:proofErr w:type="spellStart"/>
-      <w:proofErr w:type="gramEnd"/>
+        <w:t xml:space="preserve">                                   set(</w:t>
+      </w:r>
+      <w:proofErr w:type="spellStart"/>
       <w:r>
         <w:rPr>
           <w:i/>
@@ -6420,7 +6228,6 @@
         <w:t xml:space="preserve"> = </w:t>
       </w:r>
       <w:proofErr w:type="spellStart"/>
-      <w:proofErr w:type="gramStart"/>
       <w:r>
         <w:rPr>
           <w:lang w:val="en-US"/>
@@ -6432,72 +6239,62 @@
         <w:rPr>
           <w:lang w:val="en-US"/>
         </w:rPr>
+        <w:t>(factors, var)</w:t>
+      </w:r>
+    </w:p>
+    <w:p>
+      <w:pPr>
+        <w:pStyle w:val="af"/>
+        <w:rPr>
+          <w:lang w:val="en-US"/>
+        </w:rPr>
+      </w:pPr>
+    </w:p>
+    <w:p>
+      <w:pPr>
+        <w:pStyle w:val="af"/>
+      </w:pPr>
+      <w:r>
+        <w:rPr>
+          <w:lang w:val="en-US"/>
+        </w:rPr>
+        <w:t xml:space="preserve">            </w:t>
+      </w:r>
+      <w:r>
+        <w:t># удалить из нового фактора исключаемую переменную и добавить его в список</w:t>
+      </w:r>
+    </w:p>
+    <w:p>
+      <w:pPr>
+        <w:pStyle w:val="af"/>
+        <w:rPr>
+          <w:lang w:val="en-US"/>
+        </w:rPr>
+      </w:pPr>
+      <w:r>
+        <w:t xml:space="preserve">            </w:t>
+      </w:r>
+      <w:r>
+        <w:rPr>
+          <w:lang w:val="en-US"/>
+        </w:rPr>
+        <w:t xml:space="preserve">if </w:t>
+      </w:r>
+      <w:proofErr w:type="spellStart"/>
+      <w:r>
+        <w:rPr>
+          <w:lang w:val="en-US"/>
+        </w:rPr>
+        <w:t>len</w:t>
+      </w:r>
+      <w:proofErr w:type="spellEnd"/>
+      <w:r>
+        <w:rPr>
+          <w:lang w:val="en-US"/>
+        </w:rPr>
         <w:t>(</w:t>
       </w:r>
-      <w:proofErr w:type="gramEnd"/>
-      <w:r>
-        <w:rPr>
-          <w:lang w:val="en-US"/>
-        </w:rPr>
-        <w:t>factors, var)</w:t>
-      </w:r>
-    </w:p>
-    <w:p>
-      <w:pPr>
-        <w:pStyle w:val="af"/>
-        <w:rPr>
-          <w:lang w:val="en-US"/>
-        </w:rPr>
-      </w:pPr>
-    </w:p>
-    <w:p>
-      <w:pPr>
-        <w:pStyle w:val="af"/>
-      </w:pPr>
-      <w:r>
-        <w:rPr>
-          <w:lang w:val="en-US"/>
-        </w:rPr>
-        <w:lastRenderedPageBreak/>
-        <w:t xml:space="preserve">            </w:t>
-      </w:r>
-      <w:r>
-        <w:t># удалить из нового фактора исключаемую переменную и добавить его в список</w:t>
-      </w:r>
-    </w:p>
-    <w:p>
-      <w:pPr>
-        <w:pStyle w:val="af"/>
-        <w:rPr>
-          <w:lang w:val="en-US"/>
-        </w:rPr>
-      </w:pPr>
-      <w:r>
-        <w:t xml:space="preserve">            </w:t>
-      </w:r>
-      <w:r>
-        <w:rPr>
-          <w:lang w:val="en-US"/>
-        </w:rPr>
-        <w:t xml:space="preserve">if </w:t>
-      </w:r>
-      <w:proofErr w:type="spellStart"/>
-      <w:proofErr w:type="gramStart"/>
-      <w:r>
-        <w:rPr>
-          <w:lang w:val="en-US"/>
-        </w:rPr>
-        <w:t>len</w:t>
-      </w:r>
-      <w:proofErr w:type="spellEnd"/>
-      <w:r>
-        <w:rPr>
-          <w:lang w:val="en-US"/>
-        </w:rPr>
-        <w:t>(</w:t>
-      </w:r>
-      <w:proofErr w:type="spellStart"/>
-      <w:proofErr w:type="gramEnd"/>
+      <w:proofErr w:type="spellStart"/>
       <w:r>
         <w:rPr>
           <w:lang w:val="en-US"/>
@@ -6526,7 +6323,6 @@
         <w:t xml:space="preserve">                </w:t>
       </w:r>
       <w:proofErr w:type="spellStart"/>
-      <w:proofErr w:type="gramStart"/>
       <w:r>
         <w:rPr>
           <w:lang w:val="en-US"/>
@@ -6534,22 +6330,13 @@
         <w:t>factors.append</w:t>
       </w:r>
       <w:proofErr w:type="spellEnd"/>
-      <w:proofErr w:type="gramEnd"/>
-      <w:r>
-        <w:rPr>
-          <w:lang w:val="en-US"/>
-        </w:rPr>
-        <w:t>(</w:t>
-      </w:r>
-      <w:proofErr w:type="gramStart"/>
-      <w:r>
-        <w:rPr>
-          <w:lang w:val="en-US"/>
-        </w:rPr>
-        <w:t>eliminate(</w:t>
-      </w:r>
-      <w:proofErr w:type="spellStart"/>
-      <w:proofErr w:type="gramEnd"/>
+      <w:r>
+        <w:rPr>
+          <w:lang w:val="en-US"/>
+        </w:rPr>
+        <w:t>(eliminate(</w:t>
+      </w:r>
+      <w:proofErr w:type="spellStart"/>
       <w:r>
         <w:rPr>
           <w:lang w:val="en-US"/>
@@ -6992,12 +6779,10 @@
         <w:t xml:space="preserve"> = </w:t>
       </w:r>
       <w:proofErr w:type="spellStart"/>
-      <w:proofErr w:type="gramStart"/>
       <w:r>
         <w:t>self.total</w:t>
       </w:r>
       <w:proofErr w:type="spellEnd"/>
-      <w:proofErr w:type="gramEnd"/>
       <w:r>
         <w:t>()</w:t>
       </w:r>
@@ -7186,12 +6971,10 @@
         <w:t xml:space="preserve"> = </w:t>
       </w:r>
       <w:proofErr w:type="spellStart"/>
-      <w:proofErr w:type="gramStart"/>
       <w:r>
         <w:t>self.total</w:t>
       </w:r>
       <w:proofErr w:type="spellEnd"/>
-      <w:proofErr w:type="gramEnd"/>
       <w:r>
         <w:t>()</w:t>
       </w:r>
@@ -7278,12 +7061,10 @@
         <w:t xml:space="preserve"> = </w:t>
       </w:r>
       <w:proofErr w:type="spellStart"/>
-      <w:proofErr w:type="gramStart"/>
       <w:r>
         <w:t>random.uniform</w:t>
       </w:r>
       <w:proofErr w:type="spellEnd"/>
-      <w:proofErr w:type="gramEnd"/>
       <w:r>
         <w:t xml:space="preserve">(0, </w:t>
       </w:r>
@@ -7378,12 +7159,10 @@
         <w:t xml:space="preserve"> </w:t>
       </w:r>
       <w:proofErr w:type="spellStart"/>
-      <w:proofErr w:type="gramStart"/>
       <w:r>
         <w:t>self.items</w:t>
       </w:r>
       <w:proofErr w:type="spellEnd"/>
-      <w:proofErr w:type="gramEnd"/>
       <w:r>
         <w:t>():</w:t>
       </w:r>
@@ -7674,10 +7453,10 @@
         <w:rPr>
           <w:lang w:val="en-US"/>
         </w:rPr>
+        <w:lastRenderedPageBreak/>
         <w:t xml:space="preserve">def </w:t>
       </w:r>
       <w:proofErr w:type="spellStart"/>
-      <w:proofErr w:type="gramStart"/>
       <w:r>
         <w:rPr>
           <w:b/>
@@ -7691,14 +7470,7 @@
         <w:rPr>
           <w:lang w:val="en-US"/>
         </w:rPr>
-        <w:t>(</w:t>
-      </w:r>
-      <w:proofErr w:type="gramEnd"/>
-      <w:r>
-        <w:rPr>
-          <w:lang w:val="en-US"/>
-        </w:rPr>
-        <w:t xml:space="preserve">self, </w:t>
+        <w:t xml:space="preserve">(self, </w:t>
       </w:r>
       <w:proofErr w:type="spellStart"/>
       <w:r>
@@ -7800,17 +7572,9 @@
         <w:rPr>
           <w:lang w:val="en-US"/>
         </w:rPr>
-        <w:t xml:space="preserve"> </w:t>
-      </w:r>
-      <w:proofErr w:type="gramStart"/>
-      <w:r>
-        <w:rPr>
-          <w:lang w:val="en-US"/>
-        </w:rPr>
-        <w:t>P(</w:t>
-      </w:r>
-      <w:proofErr w:type="spellStart"/>
-      <w:proofErr w:type="gramEnd"/>
+        <w:t xml:space="preserve"> P(</w:t>
+      </w:r>
+      <w:proofErr w:type="spellStart"/>
       <w:r>
         <w:rPr>
           <w:lang w:val="en-US"/>
@@ -7904,7 +7668,6 @@
         <w:pStyle w:val="af"/>
       </w:pPr>
       <w:r>
-        <w:lastRenderedPageBreak/>
         <w:t xml:space="preserve">        # ОСОБЫЙ СЛУЧАЙ: призрак уже в темнице сырой</w:t>
       </w:r>
     </w:p>
@@ -8103,7 +7866,6 @@
         <w:t xml:space="preserve"> = </w:t>
       </w:r>
       <w:proofErr w:type="spellStart"/>
-      <w:proofErr w:type="gramStart"/>
       <w:r>
         <w:rPr>
           <w:lang w:val="en-US"/>
@@ -8118,7 +7880,6 @@
         <w:t>(</w:t>
       </w:r>
       <w:proofErr w:type="spellStart"/>
-      <w:proofErr w:type="gramEnd"/>
       <w:r>
         <w:rPr>
           <w:lang w:val="en-US"/>
@@ -8169,7 +7930,6 @@
         <w:t xml:space="preserve">        return </w:t>
       </w:r>
       <w:proofErr w:type="spellStart"/>
-      <w:proofErr w:type="gramStart"/>
       <w:r>
         <w:rPr>
           <w:lang w:val="en-US"/>
@@ -8177,7 +7937,6 @@
         <w:t>busters.getObservationProbability</w:t>
       </w:r>
       <w:proofErr w:type="spellEnd"/>
-      <w:proofErr w:type="gramEnd"/>
       <w:r>
         <w:rPr>
           <w:lang w:val="en-US"/>
@@ -8441,7 +8200,6 @@
         <w:t xml:space="preserve">def </w:t>
       </w:r>
       <w:proofErr w:type="spellStart"/>
-      <w:proofErr w:type="gramStart"/>
       <w:r>
         <w:rPr>
           <w:b/>
@@ -8455,14 +8213,7 @@
         <w:rPr>
           <w:lang w:val="en-US"/>
         </w:rPr>
-        <w:t>(</w:t>
-      </w:r>
-      <w:proofErr w:type="gramEnd"/>
-      <w:r>
-        <w:rPr>
-          <w:lang w:val="en-US"/>
-        </w:rPr>
-        <w:t xml:space="preserve">self, observation: int, </w:t>
+        <w:t xml:space="preserve">(self, observation: int, </w:t>
       </w:r>
       <w:proofErr w:type="spellStart"/>
       <w:r>
@@ -8479,7 +8230,6 @@
         <w:t xml:space="preserve">: </w:t>
       </w:r>
       <w:proofErr w:type="spellStart"/>
-      <w:proofErr w:type="gramStart"/>
       <w:r>
         <w:rPr>
           <w:lang w:val="en-US"/>
@@ -8487,7 +8237,6 @@
         <w:t>busters.GameState</w:t>
       </w:r>
       <w:proofErr w:type="spellEnd"/>
-      <w:proofErr w:type="gramEnd"/>
       <w:r>
         <w:rPr>
           <w:lang w:val="en-US"/>
@@ -8538,6 +8287,7 @@
         <w:pStyle w:val="af"/>
       </w:pPr>
       <w:r>
+        <w:lastRenderedPageBreak/>
         <w:t xml:space="preserve">        # текущие координаты Пакмана</w:t>
       </w:r>
     </w:p>
@@ -8642,7 +8392,6 @@
         <w:t xml:space="preserve"> = </w:t>
       </w:r>
       <w:proofErr w:type="spellStart"/>
-      <w:proofErr w:type="gramStart"/>
       <w:r>
         <w:rPr>
           <w:lang w:val="en-US"/>
@@ -8650,7 +8399,6 @@
         <w:t>self.getJailPosition</w:t>
       </w:r>
       <w:proofErr w:type="spellEnd"/>
-      <w:proofErr w:type="gramEnd"/>
       <w:r>
         <w:rPr>
           <w:lang w:val="en-US"/>
@@ -8699,12 +8447,14 @@
         </w:rPr>
         <w:t xml:space="preserve">for </w:t>
       </w:r>
+      <w:proofErr w:type="spellStart"/>
       <w:r>
         <w:rPr>
           <w:lang w:val="en-US"/>
         </w:rPr>
         <w:t>possibleGhostPos</w:t>
       </w:r>
+      <w:proofErr w:type="spellEnd"/>
       <w:r>
         <w:rPr>
           <w:lang w:val="en-US"/>
@@ -8718,7 +8468,6 @@
         <w:t xml:space="preserve">in </w:t>
       </w:r>
       <w:proofErr w:type="spellStart"/>
-      <w:proofErr w:type="gramStart"/>
       <w:r>
         <w:rPr>
           <w:lang w:val="en-US"/>
@@ -8726,7 +8475,6 @@
         <w:t>self.allPositions</w:t>
       </w:r>
       <w:proofErr w:type="spellEnd"/>
-      <w:proofErr w:type="gramEnd"/>
       <w:r>
         <w:rPr>
           <w:lang w:val="en-US"/>
@@ -8771,11 +8519,9 @@
         <w:rPr>
           <w:lang w:val="en-US"/>
         </w:rPr>
-        <w:lastRenderedPageBreak/>
         <w:t xml:space="preserve">            prob = </w:t>
       </w:r>
       <w:proofErr w:type="spellStart"/>
-      <w:proofErr w:type="gramStart"/>
       <w:r>
         <w:rPr>
           <w:lang w:val="en-US"/>
@@ -8783,7 +8529,6 @@
         <w:t>self.getObservationProb</w:t>
       </w:r>
       <w:proofErr w:type="spellEnd"/>
-      <w:proofErr w:type="gramEnd"/>
       <w:r>
         <w:rPr>
           <w:lang w:val="en-US"/>
@@ -8863,12 +8608,10 @@
         <w:t xml:space="preserve">            </w:t>
       </w:r>
       <w:proofErr w:type="spellStart"/>
-      <w:proofErr w:type="gramStart"/>
       <w:r>
         <w:t>self.beliefs</w:t>
       </w:r>
       <w:proofErr w:type="spellEnd"/>
-      <w:proofErr w:type="gramEnd"/>
       <w:r>
         <w:t>[</w:t>
       </w:r>
@@ -8902,25 +8645,12 @@
         <w:t xml:space="preserve">        </w:t>
       </w:r>
       <w:proofErr w:type="spellStart"/>
-      <w:proofErr w:type="gramStart"/>
-      <w:r>
-        <w:t>self.beliefs</w:t>
-      </w:r>
-      <w:proofErr w:type="gramEnd"/>
-      <w:r>
-        <w:t>.</w:t>
-      </w:r>
-      <w:proofErr w:type="gramStart"/>
-      <w:r>
-        <w:t>normalize</w:t>
-      </w:r>
-      <w:proofErr w:type="spellEnd"/>
-      <w:r>
-        <w:t>(</w:t>
-      </w:r>
-      <w:proofErr w:type="gramEnd"/>
-      <w:r>
-        <w:t>)</w:t>
+      <w:r>
+        <w:t>self.beliefs.normalize</w:t>
+      </w:r>
+      <w:proofErr w:type="spellEnd"/>
+      <w:r>
+        <w:t>()</w:t>
       </w:r>
     </w:p>
     <w:p>
@@ -9011,7 +8741,13 @@
       </w:r>
       <w:proofErr w:type="spellEnd"/>
     </w:p>
-    <w:p/>
+    <w:p>
+      <w:pPr>
+        <w:rPr>
+          <w:lang w:val="en-US"/>
+        </w:rPr>
+      </w:pPr>
+    </w:p>
     <w:p/>
     <w:p>
       <w:pPr>
@@ -9022,14 +8758,711 @@
         </w:numPr>
       </w:pPr>
       <w:r>
+        <w:t>Точный вывод во времени</w:t>
+      </w:r>
+    </w:p>
+    <w:p/>
+    <w:p>
+      <w:r>
+        <w:t xml:space="preserve">Помимо оценки сонара в </w:t>
+      </w:r>
+      <w:r>
+        <w:t xml:space="preserve">конкретный </w:t>
+      </w:r>
+      <w:r>
+        <w:t xml:space="preserve">момент времени у Пакмана есть также </w:t>
+      </w:r>
+      <w:r>
+        <w:t>показатели сонара</w:t>
+      </w:r>
+      <w:r>
+        <w:t xml:space="preserve"> </w:t>
+      </w:r>
+      <w:r>
+        <w:t xml:space="preserve">о возможном расположении </w:t>
+      </w:r>
+      <w:r>
+        <w:t>призрака в предыдущий момент времени</w:t>
+      </w:r>
+      <w:r>
+        <w:t>. С учётом этого можно оценивать, насколько новая оценка вероятна с учётом предыдущей для каждой позиции с учётом стен и числа смежных ячеек.</w:t>
+      </w:r>
+    </w:p>
+    <w:p>
+      <w:r>
+        <w:t xml:space="preserve">Чтобы это учесть </w:t>
+      </w:r>
+      <w:r>
+        <w:t>класс</w:t>
+      </w:r>
+      <w:r>
+        <w:t>е</w:t>
+      </w:r>
+      <w:r>
+        <w:t xml:space="preserve"> </w:t>
+      </w:r>
+      <w:proofErr w:type="spellStart"/>
+      <w:r>
+        <w:rPr>
+          <w:rFonts w:ascii="Courier New" w:hAnsi="Courier New" w:cs="Courier New"/>
+          <w:sz w:val="24"/>
+          <w:szCs w:val="20"/>
+        </w:rPr>
+        <w:t>ExactInference</w:t>
+      </w:r>
+      <w:proofErr w:type="spellEnd"/>
+      <w:r>
+        <w:rPr>
+          <w:sz w:val="24"/>
+          <w:szCs w:val="20"/>
+        </w:rPr>
+        <w:t xml:space="preserve"> </w:t>
+      </w:r>
+      <w:r>
+        <w:t>был р</w:t>
+      </w:r>
+      <w:r>
+        <w:t>еализова</w:t>
+      </w:r>
+      <w:r>
+        <w:t>н</w:t>
+      </w:r>
+      <w:r>
+        <w:t xml:space="preserve"> метод </w:t>
+      </w:r>
+      <w:proofErr w:type="spellStart"/>
+      <w:r>
+        <w:rPr>
+          <w:rFonts w:ascii="Courier New" w:hAnsi="Courier New" w:cs="Courier New"/>
+          <w:sz w:val="24"/>
+          <w:szCs w:val="20"/>
+        </w:rPr>
+        <w:t>elapseTime</w:t>
+      </w:r>
+      <w:proofErr w:type="spellEnd"/>
+      <w:r>
+        <w:rPr>
+          <w:sz w:val="24"/>
+          <w:szCs w:val="20"/>
+        </w:rPr>
+        <w:t xml:space="preserve"> </w:t>
+      </w:r>
+      <w:r>
+        <w:t>(листинг 3.7)</w:t>
+      </w:r>
+      <w:r>
+        <w:t>, который</w:t>
+      </w:r>
+      <w:r>
+        <w:t xml:space="preserve"> обновля</w:t>
+      </w:r>
+      <w:r>
+        <w:t>ет</w:t>
+      </w:r>
+      <w:r>
+        <w:t xml:space="preserve"> степени доверия для каждой возможной новой позиции призрака по истечении одного временного шага</w:t>
+      </w:r>
+      <w:r>
         <w:t>.</w:t>
       </w:r>
     </w:p>
     <w:p/>
     <w:p>
       <w:r>
-        <w:t>.</w:t>
-      </w:r>
+        <w:t xml:space="preserve">Листинг 3.7 </w:t>
+      </w:r>
+      <w:r>
+        <w:t>–</w:t>
+      </w:r>
+      <w:r>
+        <w:t xml:space="preserve"> </w:t>
+      </w:r>
+      <w:r>
+        <w:t>Вероятности новых позиций призрака с учётом старой</w:t>
+      </w:r>
+    </w:p>
+    <w:p>
+      <w:pPr>
+        <w:pStyle w:val="af"/>
+        <w:rPr>
+          <w:lang w:val="en-US"/>
+        </w:rPr>
+      </w:pPr>
+      <w:r>
+        <w:rPr>
+          <w:lang w:val="en-US"/>
+        </w:rPr>
+        <w:t xml:space="preserve">def </w:t>
+      </w:r>
+      <w:proofErr w:type="spellStart"/>
+      <w:r>
+        <w:rPr>
+          <w:b/>
+          <w:bCs/>
+          <w:lang w:val="en-US"/>
+        </w:rPr>
+        <w:t>elapseTime</w:t>
+      </w:r>
+      <w:proofErr w:type="spellEnd"/>
+      <w:r>
+        <w:rPr>
+          <w:lang w:val="en-US"/>
+        </w:rPr>
+        <w:t xml:space="preserve">(self, </w:t>
+      </w:r>
+      <w:proofErr w:type="spellStart"/>
+      <w:r>
+        <w:rPr>
+          <w:lang w:val="en-US"/>
+        </w:rPr>
+        <w:t>gameState</w:t>
+      </w:r>
+      <w:proofErr w:type="spellEnd"/>
+      <w:r>
+        <w:rPr>
+          <w:lang w:val="en-US"/>
+        </w:rPr>
+        <w:t xml:space="preserve">: </w:t>
+      </w:r>
+      <w:proofErr w:type="spellStart"/>
+      <w:r>
+        <w:rPr>
+          <w:lang w:val="en-US"/>
+        </w:rPr>
+        <w:t>busters.GameState</w:t>
+      </w:r>
+      <w:proofErr w:type="spellEnd"/>
+      <w:r>
+        <w:rPr>
+          <w:lang w:val="en-US"/>
+        </w:rPr>
+        <w:t>):</w:t>
+      </w:r>
+    </w:p>
+    <w:p>
+      <w:pPr>
+        <w:pStyle w:val="af"/>
+      </w:pPr>
+      <w:r>
+        <w:t>        # новое распределение</w:t>
+      </w:r>
+    </w:p>
+    <w:p>
+      <w:pPr>
+        <w:pStyle w:val="af"/>
+      </w:pPr>
+      <w:r>
+        <w:t xml:space="preserve">        </w:t>
+      </w:r>
+      <w:proofErr w:type="spellStart"/>
+      <w:r>
+        <w:t>newBeliefs</w:t>
+      </w:r>
+      <w:proofErr w:type="spellEnd"/>
+      <w:r>
+        <w:t xml:space="preserve"> = </w:t>
+      </w:r>
+      <w:proofErr w:type="spellStart"/>
+      <w:r>
+        <w:t>DiscreteDistribution</w:t>
+      </w:r>
+      <w:proofErr w:type="spellEnd"/>
+      <w:r>
+        <w:t>()</w:t>
+      </w:r>
+    </w:p>
+    <w:p>
+      <w:pPr>
+        <w:pStyle w:val="af"/>
+      </w:pPr>
+    </w:p>
+    <w:p>
+      <w:pPr>
+        <w:pStyle w:val="af"/>
+      </w:pPr>
+      <w:r>
+        <w:t>        # перебор каждой возможной позиции призрака</w:t>
+      </w:r>
+    </w:p>
+    <w:p>
+      <w:pPr>
+        <w:pStyle w:val="af"/>
+        <w:rPr>
+          <w:lang w:val="en-US"/>
+        </w:rPr>
+      </w:pPr>
+      <w:r>
+        <w:t xml:space="preserve">        </w:t>
+      </w:r>
+      <w:r>
+        <w:rPr>
+          <w:lang w:val="en-US"/>
+        </w:rPr>
+        <w:t xml:space="preserve">for </w:t>
+      </w:r>
+      <w:proofErr w:type="spellStart"/>
+      <w:r>
+        <w:rPr>
+          <w:lang w:val="en-US"/>
+        </w:rPr>
+        <w:t>oldPos</w:t>
+      </w:r>
+      <w:proofErr w:type="spellEnd"/>
+      <w:r>
+        <w:rPr>
+          <w:lang w:val="en-US"/>
+        </w:rPr>
+        <w:t xml:space="preserve"> in </w:t>
+      </w:r>
+      <w:proofErr w:type="spellStart"/>
+      <w:r>
+        <w:rPr>
+          <w:lang w:val="en-US"/>
+        </w:rPr>
+        <w:t>self.allPositions</w:t>
+      </w:r>
+      <w:proofErr w:type="spellEnd"/>
+      <w:r>
+        <w:rPr>
+          <w:lang w:val="en-US"/>
+        </w:rPr>
+        <w:t>:</w:t>
+      </w:r>
+    </w:p>
+    <w:p>
+      <w:pPr>
+        <w:pStyle w:val="af"/>
+      </w:pPr>
+      <w:r>
+        <w:rPr>
+          <w:lang w:val="en-US"/>
+        </w:rPr>
+        <w:t xml:space="preserve">            </w:t>
+      </w:r>
+      <w:r>
+        <w:t># вероятность что призрак был именно тут</w:t>
+      </w:r>
+    </w:p>
+    <w:p>
+      <w:pPr>
+        <w:pStyle w:val="af"/>
+      </w:pPr>
+      <w:r>
+        <w:t xml:space="preserve">            </w:t>
+      </w:r>
+      <w:proofErr w:type="spellStart"/>
+      <w:r>
+        <w:t>oldProb</w:t>
+      </w:r>
+      <w:proofErr w:type="spellEnd"/>
+      <w:r>
+        <w:t xml:space="preserve"> = </w:t>
+      </w:r>
+      <w:proofErr w:type="spellStart"/>
+      <w:r>
+        <w:t>self.beliefs</w:t>
+      </w:r>
+      <w:proofErr w:type="spellEnd"/>
+      <w:r>
+        <w:t>[</w:t>
+      </w:r>
+      <w:proofErr w:type="spellStart"/>
+      <w:r>
+        <w:t>oldPos</w:t>
+      </w:r>
+      <w:proofErr w:type="spellEnd"/>
+      <w:r>
+        <w:t>]</w:t>
+      </w:r>
+    </w:p>
+    <w:p>
+      <w:pPr>
+        <w:pStyle w:val="af"/>
+      </w:pPr>
+    </w:p>
+    <w:p>
+      <w:pPr>
+        <w:pStyle w:val="af"/>
+      </w:pPr>
+      <w:r>
+        <w:t>            # список новых позиций и шансы перехода в них</w:t>
+      </w:r>
+    </w:p>
+    <w:p>
+      <w:pPr>
+        <w:pStyle w:val="af"/>
+        <w:rPr>
+          <w:lang w:val="en-US"/>
+        </w:rPr>
+      </w:pPr>
+      <w:r>
+        <w:t xml:space="preserve">            </w:t>
+      </w:r>
+      <w:proofErr w:type="spellStart"/>
+      <w:r>
+        <w:rPr>
+          <w:lang w:val="en-US"/>
+        </w:rPr>
+        <w:t>newPosDist</w:t>
+      </w:r>
+      <w:proofErr w:type="spellEnd"/>
+      <w:r>
+        <w:rPr>
+          <w:lang w:val="en-US"/>
+        </w:rPr>
+        <w:t xml:space="preserve"> = </w:t>
+      </w:r>
+      <w:proofErr w:type="spellStart"/>
+      <w:r>
+        <w:rPr>
+          <w:lang w:val="en-US"/>
+        </w:rPr>
+        <w:t>self.getPositionDistribution</w:t>
+      </w:r>
+      <w:proofErr w:type="spellEnd"/>
+      <w:r>
+        <w:rPr>
+          <w:lang w:val="en-US"/>
+        </w:rPr>
+        <w:t>(</w:t>
+      </w:r>
+      <w:proofErr w:type="spellStart"/>
+      <w:r>
+        <w:rPr>
+          <w:lang w:val="en-US"/>
+        </w:rPr>
+        <w:t>gameState</w:t>
+      </w:r>
+      <w:proofErr w:type="spellEnd"/>
+      <w:r>
+        <w:rPr>
+          <w:lang w:val="en-US"/>
+        </w:rPr>
+        <w:t xml:space="preserve">, </w:t>
+      </w:r>
+      <w:proofErr w:type="spellStart"/>
+      <w:r>
+        <w:rPr>
+          <w:lang w:val="en-US"/>
+        </w:rPr>
+        <w:t>oldPos</w:t>
+      </w:r>
+      <w:proofErr w:type="spellEnd"/>
+      <w:r>
+        <w:rPr>
+          <w:lang w:val="en-US"/>
+        </w:rPr>
+        <w:t>)</w:t>
+      </w:r>
+    </w:p>
+    <w:p>
+      <w:pPr>
+        <w:pStyle w:val="af"/>
+        <w:rPr>
+          <w:lang w:val="en-US"/>
+        </w:rPr>
+      </w:pPr>
+    </w:p>
+    <w:p>
+      <w:pPr>
+        <w:pStyle w:val="af"/>
+      </w:pPr>
+      <w:r>
+        <w:rPr>
+          <w:lang w:val="en-US"/>
+        </w:rPr>
+        <w:t xml:space="preserve">            </w:t>
+      </w:r>
+      <w:r>
+        <w:t># перебор вариантов куда призрак мог шагнуть дальше и расчёт вероятностей</w:t>
+      </w:r>
+    </w:p>
+    <w:p>
+      <w:pPr>
+        <w:pStyle w:val="af"/>
+        <w:rPr>
+          <w:lang w:val="en-US"/>
+        </w:rPr>
+      </w:pPr>
+      <w:r>
+        <w:t xml:space="preserve">            </w:t>
+      </w:r>
+      <w:r>
+        <w:rPr>
+          <w:lang w:val="en-US"/>
+        </w:rPr>
+        <w:t xml:space="preserve">for </w:t>
+      </w:r>
+      <w:proofErr w:type="spellStart"/>
+      <w:r>
+        <w:rPr>
+          <w:lang w:val="en-US"/>
+        </w:rPr>
+        <w:t>newPos</w:t>
+      </w:r>
+      <w:proofErr w:type="spellEnd"/>
+      <w:r>
+        <w:rPr>
+          <w:lang w:val="en-US"/>
+        </w:rPr>
+        <w:t xml:space="preserve"> in </w:t>
+      </w:r>
+      <w:proofErr w:type="spellStart"/>
+      <w:r>
+        <w:rPr>
+          <w:lang w:val="en-US"/>
+        </w:rPr>
+        <w:t>newPosDist.keys</w:t>
+      </w:r>
+      <w:proofErr w:type="spellEnd"/>
+      <w:r>
+        <w:rPr>
+          <w:lang w:val="en-US"/>
+        </w:rPr>
+        <w:t>():</w:t>
+      </w:r>
+    </w:p>
+    <w:p>
+      <w:pPr>
+        <w:pStyle w:val="af"/>
+        <w:rPr>
+          <w:lang w:val="en-US"/>
+        </w:rPr>
+      </w:pPr>
+      <w:r>
+        <w:rPr>
+          <w:lang w:val="en-US"/>
+        </w:rPr>
+        <w:t xml:space="preserve">                </w:t>
+      </w:r>
+      <w:proofErr w:type="spellStart"/>
+      <w:r>
+        <w:rPr>
+          <w:lang w:val="en-US"/>
+        </w:rPr>
+        <w:t>newBeliefs</w:t>
+      </w:r>
+      <w:proofErr w:type="spellEnd"/>
+      <w:r>
+        <w:rPr>
+          <w:lang w:val="en-US"/>
+        </w:rPr>
+        <w:t>[</w:t>
+      </w:r>
+      <w:proofErr w:type="spellStart"/>
+      <w:r>
+        <w:rPr>
+          <w:lang w:val="en-US"/>
+        </w:rPr>
+        <w:t>newPos</w:t>
+      </w:r>
+      <w:proofErr w:type="spellEnd"/>
+      <w:r>
+        <w:rPr>
+          <w:lang w:val="en-US"/>
+        </w:rPr>
+        <w:t xml:space="preserve">] += </w:t>
+      </w:r>
+      <w:proofErr w:type="spellStart"/>
+      <w:r>
+        <w:rPr>
+          <w:lang w:val="en-US"/>
+        </w:rPr>
+        <w:t>oldProb</w:t>
+      </w:r>
+      <w:proofErr w:type="spellEnd"/>
+      <w:r>
+        <w:rPr>
+          <w:lang w:val="en-US"/>
+        </w:rPr>
+        <w:t xml:space="preserve"> * </w:t>
+      </w:r>
+      <w:proofErr w:type="spellStart"/>
+      <w:r>
+        <w:rPr>
+          <w:lang w:val="en-US"/>
+        </w:rPr>
+        <w:t>newPosDist</w:t>
+      </w:r>
+      <w:proofErr w:type="spellEnd"/>
+      <w:r>
+        <w:rPr>
+          <w:lang w:val="en-US"/>
+        </w:rPr>
+        <w:t>[</w:t>
+      </w:r>
+      <w:proofErr w:type="spellStart"/>
+      <w:r>
+        <w:rPr>
+          <w:lang w:val="en-US"/>
+        </w:rPr>
+        <w:t>newPos</w:t>
+      </w:r>
+      <w:proofErr w:type="spellEnd"/>
+      <w:r>
+        <w:rPr>
+          <w:lang w:val="en-US"/>
+        </w:rPr>
+        <w:t>]</w:t>
+      </w:r>
+    </w:p>
+    <w:p>
+      <w:pPr>
+        <w:pStyle w:val="af"/>
+        <w:rPr>
+          <w:lang w:val="en-US"/>
+        </w:rPr>
+      </w:pPr>
+    </w:p>
+    <w:p>
+      <w:pPr>
+        <w:pStyle w:val="af"/>
+      </w:pPr>
+      <w:r>
+        <w:rPr>
+          <w:lang w:val="en-US"/>
+        </w:rPr>
+        <w:t xml:space="preserve">        </w:t>
+      </w:r>
+      <w:r>
+        <w:t># нормализация распределения и сохранение</w:t>
+      </w:r>
+    </w:p>
+    <w:p>
+      <w:pPr>
+        <w:pStyle w:val="af"/>
+      </w:pPr>
+      <w:r>
+        <w:t xml:space="preserve">        </w:t>
+      </w:r>
+      <w:proofErr w:type="spellStart"/>
+      <w:r>
+        <w:t>newBeliefs.normalize</w:t>
+      </w:r>
+      <w:proofErr w:type="spellEnd"/>
+      <w:r>
+        <w:t>()</w:t>
+      </w:r>
+    </w:p>
+    <w:p>
+      <w:pPr>
+        <w:pStyle w:val="af"/>
+        <w:rPr>
+          <w:lang w:val="en-US"/>
+        </w:rPr>
+      </w:pPr>
+      <w:r>
+        <w:t xml:space="preserve">        </w:t>
+      </w:r>
+      <w:proofErr w:type="spellStart"/>
+      <w:r>
+        <w:rPr>
+          <w:lang w:val="en-US"/>
+        </w:rPr>
+        <w:t>self.beliefs</w:t>
+      </w:r>
+      <w:proofErr w:type="spellEnd"/>
+      <w:r>
+        <w:rPr>
+          <w:lang w:val="en-US"/>
+        </w:rPr>
+        <w:t xml:space="preserve"> = </w:t>
+      </w:r>
+      <w:proofErr w:type="spellStart"/>
+      <w:r>
+        <w:rPr>
+          <w:lang w:val="en-US"/>
+        </w:rPr>
+        <w:t>newBeliefs</w:t>
+      </w:r>
+      <w:proofErr w:type="spellEnd"/>
+    </w:p>
+    <w:p/>
+    <w:p>
+      <w:r>
+        <w:t>Правильность реализации метода была проверена путём запуска автооценивателя (рисунок 4.</w:t>
+      </w:r>
+      <w:r>
+        <w:t>7</w:t>
+      </w:r>
+      <w:r>
+        <w:t>).</w:t>
+      </w:r>
+    </w:p>
+    <w:p/>
+    <w:p>
+      <w:pPr>
+        <w:ind w:firstLine="0"/>
+        <w:jc w:val="center"/>
+      </w:pPr>
+      <w:r>
+        <w:rPr>
+          <w:noProof/>
+        </w:rPr>
+        <w:drawing>
+          <wp:inline distT="0" distB="0" distL="0" distR="0" wp14:anchorId="1910615A" wp14:editId="47352747">
+            <wp:extent cx="5137485" cy="966288"/>
+            <wp:effectExtent l="0" t="0" r="0" b="0"/>
+            <wp:docPr id="1815490835" name="Рисунок 1"/>
+            <wp:cNvGraphicFramePr>
+              <a:graphicFrameLocks xmlns:a="http://schemas.openxmlformats.org/drawingml/2006/main" noChangeAspect="1"/>
+            </wp:cNvGraphicFramePr>
+            <a:graphic xmlns:a="http://schemas.openxmlformats.org/drawingml/2006/main">
+              <a:graphicData uri="http://schemas.openxmlformats.org/drawingml/2006/picture">
+                <pic:pic xmlns:pic="http://schemas.openxmlformats.org/drawingml/2006/picture">
+                  <pic:nvPicPr>
+                    <pic:cNvPr id="1815490835" name=""/>
+                    <pic:cNvPicPr/>
+                  </pic:nvPicPr>
+                  <pic:blipFill>
+                    <a:blip r:embed="rId16"/>
+                    <a:stretch>
+                      <a:fillRect/>
+                    </a:stretch>
+                  </pic:blipFill>
+                  <pic:spPr>
+                    <a:xfrm>
+                      <a:off x="0" y="0"/>
+                      <a:ext cx="5164406" cy="971351"/>
+                    </a:xfrm>
+                    <a:prstGeom prst="rect">
+                      <a:avLst/>
+                    </a:prstGeom>
+                  </pic:spPr>
+                </pic:pic>
+              </a:graphicData>
+            </a:graphic>
+          </wp:inline>
+        </w:drawing>
+      </w:r>
+    </w:p>
+    <w:p>
+      <w:pPr>
+        <w:ind w:firstLine="0"/>
+        <w:jc w:val="center"/>
+      </w:pPr>
+      <w:r>
+        <w:t xml:space="preserve">Рисунок 3.7 </w:t>
+      </w:r>
+      <w:r>
+        <w:sym w:font="Symbol" w:char="F02D"/>
+      </w:r>
+      <w:r>
+        <w:t xml:space="preserve"> </w:t>
+      </w:r>
+      <w:r>
+        <w:t xml:space="preserve">Автооценивание метода </w:t>
+      </w:r>
+      <w:proofErr w:type="spellStart"/>
+      <w:r>
+        <w:rPr>
+          <w:rFonts w:ascii="Courier New" w:hAnsi="Courier New" w:cs="Courier New"/>
+          <w:sz w:val="24"/>
+          <w:szCs w:val="20"/>
+        </w:rPr>
+        <w:t>elapseTime</w:t>
+      </w:r>
+      <w:proofErr w:type="spellEnd"/>
     </w:p>
     <w:p/>
     <w:p/>
@@ -9148,8 +9581,8 @@
       </w:pPr>
     </w:p>
     <w:sectPr>
-      <w:headerReference w:type="default" r:id="rId16"/>
-      <w:headerReference w:type="first" r:id="rId17"/>
+      <w:headerReference w:type="default" r:id="rId17"/>
+      <w:headerReference w:type="first" r:id="rId18"/>
       <w:pgSz w:w="11906" w:h="16838"/>
       <w:pgMar w:top="851" w:right="567" w:bottom="851" w:left="1418" w:header="680" w:footer="680" w:gutter="0"/>
       <w:cols w:space="708"/>

--- a/8 семестр/МиСИИ/ЛР 5/МиСИИ ЛР 5.docx
+++ b/8 семестр/МиСИИ/ЛР 5/МиСИИ ЛР 5.docx
@@ -1120,7 +1120,70 @@
         <w:ind w:left="1134" w:hanging="708"/>
       </w:pPr>
       <w:r>
-        <w:t>.</w:t>
+        <w:rPr>
+          <w:b/>
+          <w:bCs/>
+        </w:rPr>
+        <w:t>Задание 8</w:t>
+      </w:r>
+      <w:r>
+        <w:t>: реализовать простую стратегию жадной охоты. Для этого р</w:t>
+      </w:r>
+      <w:r>
+        <w:t>еализ</w:t>
+      </w:r>
+      <w:r>
+        <w:t>овать</w:t>
+      </w:r>
+      <w:r>
+        <w:t xml:space="preserve"> метод </w:t>
+      </w:r>
+      <w:proofErr w:type="spellStart"/>
+      <w:r>
+        <w:rPr>
+          <w:rFonts w:ascii="Courier New" w:hAnsi="Courier New" w:cs="Courier New"/>
+          <w:sz w:val="24"/>
+          <w:szCs w:val="20"/>
+        </w:rPr>
+        <w:t>ChooseAction</w:t>
+      </w:r>
+      <w:proofErr w:type="spellEnd"/>
+      <w:r>
+        <w:rPr>
+          <w:b/>
+          <w:bCs/>
+          <w:sz w:val="24"/>
+          <w:szCs w:val="20"/>
+        </w:rPr>
+        <w:t xml:space="preserve"> </w:t>
+      </w:r>
+      <w:r>
+        <w:t xml:space="preserve">класса </w:t>
+      </w:r>
+      <w:proofErr w:type="spellStart"/>
+      <w:r>
+        <w:rPr>
+          <w:rFonts w:ascii="Courier New" w:hAnsi="Courier New" w:cs="Courier New"/>
+          <w:sz w:val="24"/>
+          <w:szCs w:val="20"/>
+        </w:rPr>
+        <w:t>GreedyBustersAgent</w:t>
+      </w:r>
+      <w:proofErr w:type="spellEnd"/>
+      <w:r>
+        <w:rPr>
+          <w:b/>
+          <w:bCs/>
+          <w:sz w:val="24"/>
+          <w:szCs w:val="20"/>
+        </w:rPr>
+        <w:t xml:space="preserve"> </w:t>
+      </w:r>
+      <w:r>
+        <w:t>в файле bustersAgents.py</w:t>
+      </w:r>
+      <w:r>
+        <w:t>;</w:t>
       </w:r>
     </w:p>
     <w:p>
@@ -1220,12 +1283,12 @@
     </w:p>
     <w:p>
       <w:r>
+        <w:lastRenderedPageBreak/>
         <w:t>Первым делом было проведено ознакомление с понятиями совместной и условной вероятности, сетями Байеса, вероятностного вывода, его точными и приближёнными алгоритмами в марковских моделях.</w:t>
       </w:r>
     </w:p>
     <w:p>
       <w:r>
-        <w:lastRenderedPageBreak/>
         <w:t>Затем был развёрнут архив, содержащий код лабораторной установки</w:t>
       </w:r>
       <w:r>
@@ -1470,51 +1533,27 @@
     <w:p>
       <w:pPr>
         <w:pStyle w:val="af"/>
-        <w:rPr>
-          <w:i/>
-          <w:iCs/>
-        </w:rPr>
       </w:pPr>
       <w:r>
         <w:t xml:space="preserve">    </w:t>
       </w:r>
       <w:r>
-        <w:rPr>
-          <w:i/>
-          <w:iCs/>
-        </w:rPr>
         <w:t># имена узлов сети</w:t>
       </w:r>
     </w:p>
     <w:p>
       <w:pPr>
         <w:pStyle w:val="af"/>
-        <w:rPr>
-          <w:i/>
-          <w:iCs/>
-        </w:rPr>
-      </w:pPr>
-      <w:r>
-        <w:rPr>
-          <w:i/>
-          <w:iCs/>
-        </w:rPr>
+      </w:pPr>
+      <w:r>
         <w:t>    PAC = "</w:t>
       </w:r>
       <w:proofErr w:type="spellStart"/>
       <w:r>
-        <w:rPr>
-          <w:i/>
-          <w:iCs/>
-        </w:rPr>
         <w:t>Pacman</w:t>
       </w:r>
       <w:proofErr w:type="spellEnd"/>
       <w:r>
-        <w:rPr>
-          <w:i/>
-          <w:iCs/>
-        </w:rPr>
         <w:t>"</w:t>
       </w:r>
     </w:p>
@@ -1522,22 +1561,14 @@
       <w:pPr>
         <w:pStyle w:val="af"/>
         <w:rPr>
-          <w:i/>
-          <w:iCs/>
-          <w:lang w:val="en-US"/>
-        </w:rPr>
-      </w:pPr>
-      <w:r>
-        <w:rPr>
-          <w:i/>
-          <w:iCs/>
-        </w:rPr>
+          <w:lang w:val="en-US"/>
+        </w:rPr>
+      </w:pPr>
+      <w:r>
         <w:t xml:space="preserve">    </w:t>
       </w:r>
       <w:r>
         <w:rPr>
-          <w:i/>
-          <w:iCs/>
           <w:lang w:val="en-US"/>
         </w:rPr>
         <w:t>GHOST0 = "Ghost0"</w:t>
@@ -1547,15 +1578,11 @@
       <w:pPr>
         <w:pStyle w:val="af"/>
         <w:rPr>
-          <w:i/>
-          <w:iCs/>
-          <w:lang w:val="en-US"/>
-        </w:rPr>
-      </w:pPr>
-      <w:r>
-        <w:rPr>
-          <w:i/>
-          <w:iCs/>
+          <w:lang w:val="en-US"/>
+        </w:rPr>
+      </w:pPr>
+      <w:r>
+        <w:rPr>
           <w:lang w:val="en-US"/>
         </w:rPr>
         <w:t>    GHOST1 = "Ghost1"</w:t>
@@ -1565,15 +1592,11 @@
       <w:pPr>
         <w:pStyle w:val="af"/>
         <w:rPr>
-          <w:i/>
-          <w:iCs/>
-          <w:lang w:val="en-US"/>
-        </w:rPr>
-      </w:pPr>
-      <w:r>
-        <w:rPr>
-          <w:i/>
-          <w:iCs/>
+          <w:lang w:val="en-US"/>
+        </w:rPr>
+      </w:pPr>
+      <w:r>
+        <w:rPr>
           <w:lang w:val="en-US"/>
         </w:rPr>
         <w:t>    OBS0 = "Observation0"</w:t>
@@ -1583,15 +1606,11 @@
       <w:pPr>
         <w:pStyle w:val="af"/>
         <w:rPr>
-          <w:i/>
-          <w:iCs/>
-          <w:lang w:val="en-US"/>
-        </w:rPr>
-      </w:pPr>
-      <w:r>
-        <w:rPr>
-          <w:i/>
-          <w:iCs/>
+          <w:lang w:val="en-US"/>
+        </w:rPr>
+      </w:pPr>
+      <w:r>
+        <w:rPr>
           <w:lang w:val="en-US"/>
         </w:rPr>
         <w:t>    OBS1 = "Observation1"</w:t>
@@ -1601,64 +1620,42 @@
       <w:pPr>
         <w:pStyle w:val="af"/>
         <w:rPr>
-          <w:i/>
-          <w:iCs/>
-          <w:lang w:val="en-US"/>
-        </w:rPr>
-      </w:pPr>
-    </w:p>
-    <w:p>
-      <w:pPr>
-        <w:pStyle w:val="af"/>
-        <w:rPr>
-          <w:i/>
-          <w:iCs/>
-          <w:lang w:val="en-US"/>
-        </w:rPr>
-      </w:pPr>
-      <w:r>
-        <w:rPr>
-          <w:i/>
-          <w:iCs/>
+          <w:lang w:val="en-US"/>
+        </w:rPr>
+      </w:pPr>
+    </w:p>
+    <w:p>
+      <w:pPr>
+        <w:pStyle w:val="af"/>
+        <w:rPr>
+          <w:lang w:val="en-US"/>
+        </w:rPr>
+      </w:pPr>
+      <w:r>
+        <w:rPr>
           <w:lang w:val="en-US"/>
         </w:rPr>
         <w:t xml:space="preserve">    # </w:t>
       </w:r>
       <w:r>
-        <w:rPr>
-          <w:i/>
-          <w:iCs/>
-        </w:rPr>
         <w:t>размеры</w:t>
       </w:r>
       <w:r>
         <w:rPr>
-          <w:i/>
-          <w:iCs/>
           <w:lang w:val="en-US"/>
         </w:rPr>
         <w:t xml:space="preserve"> </w:t>
       </w:r>
       <w:r>
-        <w:rPr>
-          <w:i/>
-          <w:iCs/>
-        </w:rPr>
         <w:t>игрового</w:t>
       </w:r>
       <w:r>
         <w:rPr>
-          <w:i/>
-          <w:iCs/>
           <w:lang w:val="en-US"/>
         </w:rPr>
         <w:t xml:space="preserve"> </w:t>
       </w:r>
       <w:r>
-        <w:rPr>
-          <w:i/>
-          <w:iCs/>
-        </w:rPr>
         <w:t>поля</w:t>
       </w:r>
     </w:p>
@@ -1666,15 +1663,11 @@
       <w:pPr>
         <w:pStyle w:val="af"/>
         <w:rPr>
-          <w:i/>
-          <w:iCs/>
-          <w:lang w:val="en-US"/>
-        </w:rPr>
-      </w:pPr>
-      <w:r>
-        <w:rPr>
-          <w:i/>
-          <w:iCs/>
+          <w:lang w:val="en-US"/>
+        </w:rPr>
+      </w:pPr>
+      <w:r>
+        <w:rPr>
           <w:lang w:val="en-US"/>
         </w:rPr>
         <w:t xml:space="preserve">    X_RANGE = </w:t>
@@ -1682,8 +1675,6 @@
       <w:proofErr w:type="spellStart"/>
       <w:r>
         <w:rPr>
-          <w:i/>
-          <w:iCs/>
           <w:lang w:val="en-US"/>
         </w:rPr>
         <w:t>gameState.getWalls</w:t>
@@ -1691,17 +1682,11 @@
       <w:proofErr w:type="spellEnd"/>
       <w:r>
         <w:rPr>
-          <w:i/>
-          <w:iCs/>
           <w:lang w:val="en-US"/>
         </w:rPr>
         <w:t xml:space="preserve">().width    # </w:t>
       </w:r>
       <w:r>
-        <w:rPr>
-          <w:i/>
-          <w:iCs/>
-        </w:rPr>
         <w:t>ширина</w:t>
       </w:r>
     </w:p>
@@ -1709,15 +1694,11 @@
       <w:pPr>
         <w:pStyle w:val="af"/>
         <w:rPr>
-          <w:i/>
-          <w:iCs/>
-          <w:lang w:val="en-US"/>
-        </w:rPr>
-      </w:pPr>
-      <w:r>
-        <w:rPr>
-          <w:i/>
-          <w:iCs/>
+          <w:lang w:val="en-US"/>
+        </w:rPr>
+      </w:pPr>
+      <w:r>
+        <w:rPr>
           <w:lang w:val="en-US"/>
         </w:rPr>
         <w:t xml:space="preserve">    Y_RANGE = </w:t>
@@ -1725,8 +1706,6 @@
       <w:proofErr w:type="spellStart"/>
       <w:r>
         <w:rPr>
-          <w:i/>
-          <w:iCs/>
           <w:lang w:val="en-US"/>
         </w:rPr>
         <w:t>gameState.getWalls</w:t>
@@ -1734,17 +1713,11 @@
       <w:proofErr w:type="spellEnd"/>
       <w:r>
         <w:rPr>
-          <w:i/>
-          <w:iCs/>
           <w:lang w:val="en-US"/>
         </w:rPr>
         <w:t xml:space="preserve">().height   # </w:t>
       </w:r>
       <w:r>
-        <w:rPr>
-          <w:i/>
-          <w:iCs/>
-        </w:rPr>
         <w:t>высота</w:t>
       </w:r>
     </w:p>
@@ -1752,49 +1725,29 @@
       <w:pPr>
         <w:pStyle w:val="af"/>
         <w:rPr>
-          <w:i/>
-          <w:iCs/>
-          <w:lang w:val="en-US"/>
-        </w:rPr>
-      </w:pPr>
-    </w:p>
-    <w:p>
-      <w:pPr>
-        <w:pStyle w:val="af"/>
-        <w:rPr>
-          <w:i/>
-          <w:iCs/>
-        </w:rPr>
-      </w:pPr>
-      <w:r>
-        <w:rPr>
-          <w:i/>
-          <w:iCs/>
+          <w:lang w:val="en-US"/>
+        </w:rPr>
+      </w:pPr>
+    </w:p>
+    <w:p>
+      <w:pPr>
+        <w:pStyle w:val="af"/>
+      </w:pPr>
+      <w:r>
+        <w:rPr>
           <w:lang w:val="en-US"/>
         </w:rPr>
         <w:t xml:space="preserve">    </w:t>
       </w:r>
       <w:r>
-        <w:rPr>
-          <w:i/>
-          <w:iCs/>
-        </w:rPr>
         <w:t># максимальная погрешность датчика (шум)</w:t>
       </w:r>
     </w:p>
     <w:p>
       <w:pPr>
         <w:pStyle w:val="af"/>
-        <w:rPr>
-          <w:i/>
-          <w:iCs/>
-        </w:rPr>
-      </w:pPr>
-      <w:r>
-        <w:rPr>
-          <w:i/>
-          <w:iCs/>
-        </w:rPr>
+      </w:pPr>
+      <w:r>
         <w:t>    MAX_NOISE = 7</w:t>
       </w:r>
     </w:p>
@@ -1995,7 +1948,6 @@
         <w:rPr>
           <w:lang w:val="en-US"/>
         </w:rPr>
-        <w:lastRenderedPageBreak/>
         <w:t xml:space="preserve">    </w:t>
       </w:r>
       <w:proofErr w:type="spellStart"/>
@@ -2649,6 +2601,7 @@
     <w:p/>
     <w:p>
       <w:r>
+        <w:lastRenderedPageBreak/>
         <w:t>Листинг</w:t>
       </w:r>
       <w:r>
@@ -2791,7 +2744,6 @@
         <w:rPr>
           <w:lang w:val="en-US"/>
         </w:rPr>
-        <w:lastRenderedPageBreak/>
         <w:t xml:space="preserve">    </w:t>
       </w:r>
       <w:r>
@@ -3929,7 +3881,6 @@
         <w:rPr>
           <w:lang w:val="en-US"/>
         </w:rPr>
-        <w:lastRenderedPageBreak/>
         <w:t>Исключение переменных (маргинализация)</w:t>
       </w:r>
     </w:p>
@@ -4054,8 +4005,6 @@
       <w:pPr>
         <w:pStyle w:val="af"/>
         <w:rPr>
-          <w:i/>
-          <w:iCs/>
           <w:lang w:val="en-US"/>
         </w:rPr>
       </w:pPr>
@@ -4067,8 +4016,6 @@
       </w:r>
       <w:r>
         <w:rPr>
-          <w:i/>
-          <w:iCs/>
           <w:lang w:val="en-US"/>
         </w:rPr>
         <w:t xml:space="preserve"># </w:t>
@@ -4076,8 +4023,6 @@
       <w:proofErr w:type="spellStart"/>
       <w:r>
         <w:rPr>
-          <w:i/>
-          <w:iCs/>
           <w:lang w:val="en-US"/>
         </w:rPr>
         <w:t>autograder</w:t>
@@ -4085,32 +4030,20 @@
       <w:proofErr w:type="spellEnd"/>
       <w:r>
         <w:rPr>
-          <w:i/>
-          <w:iCs/>
           <w:lang w:val="en-US"/>
         </w:rPr>
         <w:t xml:space="preserve"> tracking -- </w:t>
       </w:r>
       <w:r>
-        <w:rPr>
-          <w:i/>
-          <w:iCs/>
-        </w:rPr>
         <w:t>не</w:t>
       </w:r>
       <w:r>
         <w:rPr>
-          <w:i/>
-          <w:iCs/>
           <w:lang w:val="en-US"/>
         </w:rPr>
         <w:t xml:space="preserve"> </w:t>
       </w:r>
       <w:r>
-        <w:rPr>
-          <w:i/>
-          <w:iCs/>
-        </w:rPr>
         <w:t>удалять</w:t>
       </w:r>
     </w:p>
@@ -4118,15 +4051,11 @@
       <w:pPr>
         <w:pStyle w:val="af"/>
         <w:rPr>
-          <w:i/>
-          <w:iCs/>
-          <w:lang w:val="en-US"/>
-        </w:rPr>
-      </w:pPr>
-      <w:r>
-        <w:rPr>
-          <w:i/>
-          <w:iCs/>
+          <w:lang w:val="en-US"/>
+        </w:rPr>
+      </w:pPr>
+      <w:r>
+        <w:rPr>
           <w:lang w:val="en-US"/>
         </w:rPr>
         <w:t xml:space="preserve">        if not (</w:t>
@@ -4134,8 +4063,6 @@
       <w:proofErr w:type="spellStart"/>
       <w:r>
         <w:rPr>
-          <w:i/>
-          <w:iCs/>
           <w:lang w:val="en-US"/>
         </w:rPr>
         <w:t>callTrackingList</w:t>
@@ -4143,8 +4070,6 @@
       <w:proofErr w:type="spellEnd"/>
       <w:r>
         <w:rPr>
-          <w:i/>
-          <w:iCs/>
           <w:lang w:val="en-US"/>
         </w:rPr>
         <w:t xml:space="preserve"> is None):</w:t>
@@ -4154,15 +4079,11 @@
       <w:pPr>
         <w:pStyle w:val="af"/>
         <w:rPr>
-          <w:i/>
-          <w:iCs/>
-          <w:lang w:val="en-US"/>
-        </w:rPr>
-      </w:pPr>
-      <w:r>
-        <w:rPr>
-          <w:i/>
-          <w:iCs/>
+          <w:lang w:val="en-US"/>
+        </w:rPr>
+      </w:pPr>
+      <w:r>
+        <w:rPr>
           <w:lang w:val="en-US"/>
         </w:rPr>
         <w:t xml:space="preserve">            </w:t>
@@ -4170,8 +4091,6 @@
       <w:proofErr w:type="spellStart"/>
       <w:r>
         <w:rPr>
-          <w:i/>
-          <w:iCs/>
           <w:lang w:val="en-US"/>
         </w:rPr>
         <w:t>callTrackingList.append</w:t>
@@ -4179,8 +4098,6 @@
       <w:proofErr w:type="spellEnd"/>
       <w:r>
         <w:rPr>
-          <w:i/>
-          <w:iCs/>
           <w:lang w:val="en-US"/>
         </w:rPr>
         <w:t xml:space="preserve">(('eliminate', </w:t>
@@ -4188,8 +4105,6 @@
       <w:proofErr w:type="spellStart"/>
       <w:r>
         <w:rPr>
-          <w:i/>
-          <w:iCs/>
           <w:lang w:val="en-US"/>
         </w:rPr>
         <w:t>eliminationVariable</w:t>
@@ -4197,8 +4112,6 @@
       <w:proofErr w:type="spellEnd"/>
       <w:r>
         <w:rPr>
-          <w:i/>
-          <w:iCs/>
           <w:lang w:val="en-US"/>
         </w:rPr>
         <w:t>))</w:t>
@@ -4208,49 +4121,33 @@
       <w:pPr>
         <w:pStyle w:val="af"/>
         <w:rPr>
-          <w:i/>
-          <w:iCs/>
-          <w:lang w:val="en-US"/>
-        </w:rPr>
-      </w:pPr>
-    </w:p>
-    <w:p>
-      <w:pPr>
-        <w:pStyle w:val="af"/>
-        <w:rPr>
-          <w:i/>
-          <w:iCs/>
-          <w:lang w:val="en-US"/>
-        </w:rPr>
-      </w:pPr>
-      <w:r>
-        <w:rPr>
-          <w:i/>
-          <w:iCs/>
+          <w:lang w:val="en-US"/>
+        </w:rPr>
+      </w:pPr>
+    </w:p>
+    <w:p>
+      <w:pPr>
+        <w:pStyle w:val="af"/>
+        <w:rPr>
+          <w:lang w:val="en-US"/>
+        </w:rPr>
+      </w:pPr>
+      <w:r>
+        <w:rPr>
           <w:lang w:val="en-US"/>
         </w:rPr>
         <w:t xml:space="preserve">        # </w:t>
       </w:r>
       <w:r>
-        <w:rPr>
-          <w:i/>
-          <w:iCs/>
-        </w:rPr>
         <w:t>проверка</w:t>
       </w:r>
       <w:r>
         <w:rPr>
-          <w:i/>
-          <w:iCs/>
           <w:lang w:val="en-US"/>
         </w:rPr>
         <w:t xml:space="preserve"> </w:t>
       </w:r>
       <w:r>
-        <w:rPr>
-          <w:i/>
-          <w:iCs/>
-        </w:rPr>
         <w:t>типов</w:t>
       </w:r>
     </w:p>
@@ -4258,15 +4155,11 @@
       <w:pPr>
         <w:pStyle w:val="af"/>
         <w:rPr>
-          <w:i/>
-          <w:iCs/>
-          <w:lang w:val="en-US"/>
-        </w:rPr>
-      </w:pPr>
-      <w:r>
-        <w:rPr>
-          <w:i/>
-          <w:iCs/>
+          <w:lang w:val="en-US"/>
+        </w:rPr>
+      </w:pPr>
+      <w:r>
+        <w:rPr>
           <w:lang w:val="en-US"/>
         </w:rPr>
         <w:t xml:space="preserve">        if </w:t>
@@ -4274,8 +4167,6 @@
       <w:proofErr w:type="spellStart"/>
       <w:r>
         <w:rPr>
-          <w:i/>
-          <w:iCs/>
           <w:lang w:val="en-US"/>
         </w:rPr>
         <w:t>eliminationVariable</w:t>
@@ -4283,8 +4174,6 @@
       <w:proofErr w:type="spellEnd"/>
       <w:r>
         <w:rPr>
-          <w:i/>
-          <w:iCs/>
           <w:lang w:val="en-US"/>
         </w:rPr>
         <w:t xml:space="preserve"> not in </w:t>
@@ -4292,8 +4181,6 @@
       <w:proofErr w:type="spellStart"/>
       <w:r>
         <w:rPr>
-          <w:i/>
-          <w:iCs/>
           <w:lang w:val="en-US"/>
         </w:rPr>
         <w:t>factor.unconditionedVariables</w:t>
@@ -4301,8 +4188,6 @@
       <w:proofErr w:type="spellEnd"/>
       <w:r>
         <w:rPr>
-          <w:i/>
-          <w:iCs/>
           <w:lang w:val="en-US"/>
         </w:rPr>
         <w:t>():</w:t>
@@ -4312,15 +4197,11 @@
       <w:pPr>
         <w:pStyle w:val="af"/>
         <w:rPr>
-          <w:i/>
-          <w:iCs/>
-          <w:lang w:val="en-US"/>
-        </w:rPr>
-      </w:pPr>
-      <w:r>
-        <w:rPr>
-          <w:i/>
-          <w:iCs/>
+          <w:lang w:val="en-US"/>
+        </w:rPr>
+      </w:pPr>
+      <w:r>
+        <w:rPr>
           <w:lang w:val="en-US"/>
         </w:rPr>
         <w:t xml:space="preserve">            print("Factor failed eliminate </w:t>
@@ -4328,8 +4209,6 @@
       <w:proofErr w:type="spellStart"/>
       <w:r>
         <w:rPr>
-          <w:i/>
-          <w:iCs/>
           <w:lang w:val="en-US"/>
         </w:rPr>
         <w:t>typecheck</w:t>
@@ -4337,8 +4216,6 @@
       <w:proofErr w:type="spellEnd"/>
       <w:r>
         <w:rPr>
-          <w:i/>
-          <w:iCs/>
           <w:lang w:val="en-US"/>
         </w:rPr>
         <w:t>: ", factor)</w:t>
@@ -4348,15 +4225,11 @@
       <w:pPr>
         <w:pStyle w:val="af"/>
         <w:rPr>
-          <w:i/>
-          <w:iCs/>
-          <w:lang w:val="en-US"/>
-        </w:rPr>
-      </w:pPr>
-      <w:r>
-        <w:rPr>
-          <w:i/>
-          <w:iCs/>
+          <w:lang w:val="en-US"/>
+        </w:rPr>
+      </w:pPr>
+      <w:r>
+        <w:rPr>
           <w:lang w:val="en-US"/>
         </w:rPr>
         <w:t xml:space="preserve">            raise </w:t>
@@ -4364,8 +4237,6 @@
       <w:proofErr w:type="spellStart"/>
       <w:r>
         <w:rPr>
-          <w:i/>
-          <w:iCs/>
           <w:lang w:val="en-US"/>
         </w:rPr>
         <w:t>ValueError</w:t>
@@ -4373,8 +4244,6 @@
       <w:proofErr w:type="spellEnd"/>
       <w:r>
         <w:rPr>
-          <w:i/>
-          <w:iCs/>
           <w:lang w:val="en-US"/>
         </w:rPr>
         <w:t>("Elimination variable is not an unconditioned variable in this factor\n" + "</w:t>
@@ -4382,8 +4251,6 @@
       <w:proofErr w:type="spellStart"/>
       <w:r>
         <w:rPr>
-          <w:i/>
-          <w:iCs/>
           <w:lang w:val="en-US"/>
         </w:rPr>
         <w:t>eliminationVariable</w:t>
@@ -4391,8 +4258,6 @@
       <w:proofErr w:type="spellEnd"/>
       <w:r>
         <w:rPr>
-          <w:i/>
-          <w:iCs/>
           <w:lang w:val="en-US"/>
         </w:rPr>
         <w:t>: " + str(</w:t>
@@ -4400,8 +4265,6 @@
       <w:proofErr w:type="spellStart"/>
       <w:r>
         <w:rPr>
-          <w:i/>
-          <w:iCs/>
           <w:lang w:val="en-US"/>
         </w:rPr>
         <w:t>eliminationVariable</w:t>
@@ -4409,24 +4272,18 @@
       <w:proofErr w:type="spellEnd"/>
       <w:r>
         <w:rPr>
-          <w:i/>
-          <w:iCs/>
           <w:lang w:val="en-US"/>
         </w:rPr>
         <w:t>) +</w:t>
       </w:r>
       <w:r>
         <w:rPr>
-          <w:i/>
-          <w:iCs/>
           <w:lang w:val="en-US"/>
         </w:rPr>
         <w:t xml:space="preserve"> </w:t>
       </w:r>
       <w:r>
         <w:rPr>
-          <w:i/>
-          <w:iCs/>
           <w:lang w:val="en-US"/>
         </w:rPr>
         <w:t>"\</w:t>
@@ -4434,8 +4291,6 @@
       <w:proofErr w:type="spellStart"/>
       <w:r>
         <w:rPr>
-          <w:i/>
-          <w:iCs/>
           <w:lang w:val="en-US"/>
         </w:rPr>
         <w:t>nunconditionedVariables</w:t>
@@ -4443,8 +4298,6 @@
       <w:proofErr w:type="spellEnd"/>
       <w:r>
         <w:rPr>
-          <w:i/>
-          <w:iCs/>
           <w:lang w:val="en-US"/>
         </w:rPr>
         <w:t>:" + str(</w:t>
@@ -4452,8 +4305,6 @@
       <w:proofErr w:type="spellStart"/>
       <w:r>
         <w:rPr>
-          <w:i/>
-          <w:iCs/>
           <w:lang w:val="en-US"/>
         </w:rPr>
         <w:t>factor.unconditionedVariables</w:t>
@@ -4461,8 +4312,6 @@
       <w:proofErr w:type="spellEnd"/>
       <w:r>
         <w:rPr>
-          <w:i/>
-          <w:iCs/>
           <w:lang w:val="en-US"/>
         </w:rPr>
         <w:t>()))</w:t>
@@ -4472,15 +4321,11 @@
       <w:pPr>
         <w:pStyle w:val="af"/>
         <w:rPr>
-          <w:i/>
-          <w:iCs/>
-          <w:lang w:val="en-US"/>
-        </w:rPr>
-      </w:pPr>
-      <w:r>
-        <w:rPr>
-          <w:i/>
-          <w:iCs/>
+          <w:lang w:val="en-US"/>
+        </w:rPr>
+      </w:pPr>
+      <w:r>
+        <w:rPr>
           <w:lang w:val="en-US"/>
         </w:rPr>
         <w:t xml:space="preserve">        </w:t>
@@ -4490,15 +4335,11 @@
       <w:pPr>
         <w:pStyle w:val="af"/>
         <w:rPr>
-          <w:i/>
-          <w:iCs/>
-          <w:lang w:val="en-US"/>
-        </w:rPr>
-      </w:pPr>
-      <w:r>
-        <w:rPr>
-          <w:i/>
-          <w:iCs/>
+          <w:lang w:val="en-US"/>
+        </w:rPr>
+      </w:pPr>
+      <w:r>
+        <w:rPr>
           <w:lang w:val="en-US"/>
         </w:rPr>
         <w:t xml:space="preserve">        if </w:t>
@@ -4506,8 +4347,6 @@
       <w:proofErr w:type="spellStart"/>
       <w:r>
         <w:rPr>
-          <w:i/>
-          <w:iCs/>
           <w:lang w:val="en-US"/>
         </w:rPr>
         <w:t>len</w:t>
@@ -4515,8 +4354,6 @@
       <w:proofErr w:type="spellEnd"/>
       <w:r>
         <w:rPr>
-          <w:i/>
-          <w:iCs/>
           <w:lang w:val="en-US"/>
         </w:rPr>
         <w:t>(</w:t>
@@ -4524,8 +4361,6 @@
       <w:proofErr w:type="spellStart"/>
       <w:r>
         <w:rPr>
-          <w:i/>
-          <w:iCs/>
           <w:lang w:val="en-US"/>
         </w:rPr>
         <w:t>factor.unconditionedVariables</w:t>
@@ -4533,8 +4368,6 @@
       <w:proofErr w:type="spellEnd"/>
       <w:r>
         <w:rPr>
-          <w:i/>
-          <w:iCs/>
           <w:lang w:val="en-US"/>
         </w:rPr>
         <w:t>()) == 1:</w:t>
@@ -4544,15 +4377,11 @@
       <w:pPr>
         <w:pStyle w:val="af"/>
         <w:rPr>
-          <w:i/>
-          <w:iCs/>
-          <w:lang w:val="en-US"/>
-        </w:rPr>
-      </w:pPr>
-      <w:r>
-        <w:rPr>
-          <w:i/>
-          <w:iCs/>
+          <w:lang w:val="en-US"/>
+        </w:rPr>
+      </w:pPr>
+      <w:r>
+        <w:rPr>
           <w:lang w:val="en-US"/>
         </w:rPr>
         <w:t xml:space="preserve">            print("Factor failed eliminate </w:t>
@@ -4560,8 +4389,6 @@
       <w:proofErr w:type="spellStart"/>
       <w:r>
         <w:rPr>
-          <w:i/>
-          <w:iCs/>
           <w:lang w:val="en-US"/>
         </w:rPr>
         <w:t>typecheck</w:t>
@@ -4569,8 +4396,6 @@
       <w:proofErr w:type="spellEnd"/>
       <w:r>
         <w:rPr>
-          <w:i/>
-          <w:iCs/>
           <w:lang w:val="en-US"/>
         </w:rPr>
         <w:t>: ", factor)</w:t>
@@ -4580,15 +4405,11 @@
       <w:pPr>
         <w:pStyle w:val="af"/>
         <w:rPr>
-          <w:i/>
-          <w:iCs/>
-          <w:lang w:val="en-US"/>
-        </w:rPr>
-      </w:pPr>
-      <w:r>
-        <w:rPr>
-          <w:i/>
-          <w:iCs/>
+          <w:lang w:val="en-US"/>
+        </w:rPr>
+      </w:pPr>
+      <w:r>
+        <w:rPr>
           <w:lang w:val="en-US"/>
         </w:rPr>
         <w:t xml:space="preserve">            raise </w:t>
@@ -4596,8 +4417,6 @@
       <w:proofErr w:type="spellStart"/>
       <w:r>
         <w:rPr>
-          <w:i/>
-          <w:iCs/>
           <w:lang w:val="en-US"/>
         </w:rPr>
         <w:t>ValueError</w:t>
@@ -4605,24 +4424,18 @@
       <w:proofErr w:type="spellEnd"/>
       <w:r>
         <w:rPr>
-          <w:i/>
-          <w:iCs/>
           <w:lang w:val="en-US"/>
         </w:rPr>
         <w:t>("Factor has only one unconditioned variable, so you "</w:t>
       </w:r>
       <w:r>
         <w:rPr>
-          <w:i/>
-          <w:iCs/>
           <w:lang w:val="en-US"/>
         </w:rPr>
         <w:t xml:space="preserve"> </w:t>
       </w:r>
       <w:r>
         <w:rPr>
-          <w:i/>
-          <w:iCs/>
           <w:lang w:val="en-US"/>
         </w:rPr>
         <w:t>+ "can't eliminate \</w:t>
@@ -4630,8 +4443,6 @@
       <w:proofErr w:type="spellStart"/>
       <w:r>
         <w:rPr>
-          <w:i/>
-          <w:iCs/>
           <w:lang w:val="en-US"/>
         </w:rPr>
         <w:t>nthat</w:t>
@@ -4639,8 +4450,6 @@
       <w:proofErr w:type="spellEnd"/>
       <w:r>
         <w:rPr>
-          <w:i/>
-          <w:iCs/>
           <w:lang w:val="en-US"/>
         </w:rPr>
         <w:t xml:space="preserve"> variable.\n" + "</w:t>
@@ -4648,8 +4457,6 @@
       <w:proofErr w:type="spellStart"/>
       <w:r>
         <w:rPr>
-          <w:i/>
-          <w:iCs/>
           <w:lang w:val="en-US"/>
         </w:rPr>
         <w:t>eliminationVariable</w:t>
@@ -4657,8 +4464,6 @@
       <w:proofErr w:type="spellEnd"/>
       <w:r>
         <w:rPr>
-          <w:i/>
-          <w:iCs/>
           <w:lang w:val="en-US"/>
         </w:rPr>
         <w:t>:" + str(</w:t>
@@ -4666,8 +4471,6 @@
       <w:proofErr w:type="spellStart"/>
       <w:r>
         <w:rPr>
-          <w:i/>
-          <w:iCs/>
           <w:lang w:val="en-US"/>
         </w:rPr>
         <w:t>eliminationVariable</w:t>
@@ -4675,8 +4478,6 @@
       <w:proofErr w:type="spellEnd"/>
       <w:r>
         <w:rPr>
-          <w:i/>
-          <w:iCs/>
           <w:lang w:val="en-US"/>
         </w:rPr>
         <w:t>) + "\n" + "</w:t>
@@ -4684,8 +4485,6 @@
       <w:proofErr w:type="spellStart"/>
       <w:r>
         <w:rPr>
-          <w:i/>
-          <w:iCs/>
           <w:lang w:val="en-US"/>
         </w:rPr>
         <w:t>unconditionedVariables</w:t>
@@ -4693,8 +4492,6 @@
       <w:proofErr w:type="spellEnd"/>
       <w:r>
         <w:rPr>
-          <w:i/>
-          <w:iCs/>
           <w:lang w:val="en-US"/>
         </w:rPr>
         <w:t>: " + str(</w:t>
@@ -4702,8 +4499,6 @@
       <w:proofErr w:type="spellStart"/>
       <w:r>
         <w:rPr>
-          <w:i/>
-          <w:iCs/>
           <w:lang w:val="en-US"/>
         </w:rPr>
         <w:t>factor.unconditionedVariables</w:t>
@@ -4711,8 +4506,6 @@
       <w:proofErr w:type="spellEnd"/>
       <w:r>
         <w:rPr>
-          <w:i/>
-          <w:iCs/>
           <w:lang w:val="en-US"/>
         </w:rPr>
         <w:t>()))</w:t>
@@ -5351,7 +5144,6 @@
         <w:rPr>
           <w:lang w:val="en-US"/>
         </w:rPr>
-        <w:lastRenderedPageBreak/>
         <w:t xml:space="preserve">        return </w:t>
       </w:r>
       <w:proofErr w:type="spellStart"/>
@@ -5636,23 +5428,20 @@
       <w:pPr>
         <w:pStyle w:val="af"/>
         <w:rPr>
+          <w:lang w:val="en-US"/>
+        </w:rPr>
+      </w:pPr>
+      <w:r>
+        <w:rPr>
           <w:i/>
           <w:iCs/>
           <w:lang w:val="en-US"/>
         </w:rPr>
-      </w:pPr>
-      <w:r>
-        <w:rPr>
-          <w:i/>
-          <w:iCs/>
-        </w:rPr>
         <w:t xml:space="preserve">        </w:t>
       </w:r>
       <w:proofErr w:type="spellStart"/>
       <w:r>
         <w:rPr>
-          <w:i/>
-          <w:iCs/>
           <w:lang w:val="en-US"/>
         </w:rPr>
         <w:t>joinFactorsByVariable</w:t>
@@ -5660,8 +5449,175 @@
       <w:proofErr w:type="spellEnd"/>
       <w:r>
         <w:rPr>
-          <w:i/>
-          <w:iCs/>
+          <w:lang w:val="en-US"/>
+        </w:rPr>
+        <w:t xml:space="preserve"> </w:t>
+      </w:r>
+      <w:r>
+        <w:rPr>
+          <w:lang w:val="en-US"/>
+        </w:rPr>
+        <w:t xml:space="preserve">= </w:t>
+      </w:r>
+      <w:proofErr w:type="spellStart"/>
+      <w:r>
+        <w:rPr>
+          <w:lang w:val="en-US"/>
+        </w:rPr>
+        <w:t>joinFactorsByVariableWithCallTracking</w:t>
+      </w:r>
+      <w:proofErr w:type="spellEnd"/>
+      <w:r>
+        <w:rPr>
+          <w:lang w:val="en-US"/>
+        </w:rPr>
+        <w:t>(</w:t>
+      </w:r>
+      <w:proofErr w:type="spellStart"/>
+      <w:r>
+        <w:rPr>
+          <w:lang w:val="en-US"/>
+        </w:rPr>
+        <w:t>callTrackingList</w:t>
+      </w:r>
+      <w:proofErr w:type="spellEnd"/>
+      <w:r>
+        <w:rPr>
+          <w:lang w:val="en-US"/>
+        </w:rPr>
+        <w:t>)</w:t>
+      </w:r>
+    </w:p>
+    <w:p>
+      <w:pPr>
+        <w:pStyle w:val="af"/>
+        <w:rPr>
+          <w:lang w:val="en-US"/>
+        </w:rPr>
+      </w:pPr>
+      <w:r>
+        <w:rPr>
+          <w:lang w:val="en-US"/>
+        </w:rPr>
+        <w:t xml:space="preserve">        eliminate</w:t>
+      </w:r>
+      <w:r>
+        <w:rPr>
+          <w:lang w:val="en-US"/>
+        </w:rPr>
+        <w:t xml:space="preserve"> </w:t>
+      </w:r>
+      <w:r>
+        <w:rPr>
+          <w:lang w:val="en-US"/>
+        </w:rPr>
+        <w:t xml:space="preserve">= </w:t>
+      </w:r>
+      <w:proofErr w:type="spellStart"/>
+      <w:r>
+        <w:rPr>
+          <w:lang w:val="en-US"/>
+        </w:rPr>
+        <w:t>eliminateWithCallTracking</w:t>
+      </w:r>
+      <w:proofErr w:type="spellEnd"/>
+      <w:r>
+        <w:rPr>
+          <w:lang w:val="en-US"/>
+        </w:rPr>
+        <w:t>(</w:t>
+      </w:r>
+      <w:proofErr w:type="spellStart"/>
+      <w:r>
+        <w:rPr>
+          <w:lang w:val="en-US"/>
+        </w:rPr>
+        <w:t>callTrackingList</w:t>
+      </w:r>
+      <w:proofErr w:type="spellEnd"/>
+      <w:r>
+        <w:rPr>
+          <w:lang w:val="en-US"/>
+        </w:rPr>
+        <w:t>)</w:t>
+      </w:r>
+    </w:p>
+    <w:p>
+      <w:pPr>
+        <w:pStyle w:val="af"/>
+        <w:rPr>
+          <w:lang w:val="en-US"/>
+        </w:rPr>
+      </w:pPr>
+    </w:p>
+    <w:p>
+      <w:pPr>
+        <w:pStyle w:val="af"/>
+      </w:pPr>
+      <w:r>
+        <w:rPr>
+          <w:lang w:val="en-US"/>
+        </w:rPr>
+        <w:t xml:space="preserve">        </w:t>
+      </w:r>
+      <w:proofErr w:type="spellStart"/>
+      <w:r>
+        <w:t>if</w:t>
+      </w:r>
+      <w:proofErr w:type="spellEnd"/>
+      <w:r>
+        <w:t xml:space="preserve"> </w:t>
+      </w:r>
+      <w:proofErr w:type="spellStart"/>
+      <w:r>
+        <w:t>eliminationOrder</w:t>
+      </w:r>
+      <w:proofErr w:type="spellEnd"/>
+      <w:r>
+        <w:t xml:space="preserve"> </w:t>
+      </w:r>
+      <w:proofErr w:type="spellStart"/>
+      <w:r>
+        <w:t>is</w:t>
+      </w:r>
+      <w:proofErr w:type="spellEnd"/>
+      <w:r>
+        <w:t xml:space="preserve"> </w:t>
+      </w:r>
+      <w:proofErr w:type="spellStart"/>
+      <w:r>
+        <w:t>None</w:t>
+      </w:r>
+      <w:proofErr w:type="spellEnd"/>
+      <w:r>
+        <w:t xml:space="preserve">: # установить произвольный порядок удаления, если задано </w:t>
+      </w:r>
+      <w:proofErr w:type="spellStart"/>
+      <w:r>
+        <w:t>None</w:t>
+      </w:r>
+      <w:proofErr w:type="spellEnd"/>
+    </w:p>
+    <w:p>
+      <w:pPr>
+        <w:pStyle w:val="af"/>
+        <w:rPr>
+          <w:lang w:val="en-US"/>
+        </w:rPr>
+      </w:pPr>
+      <w:r>
+        <w:t xml:space="preserve">            </w:t>
+      </w:r>
+      <w:proofErr w:type="spellStart"/>
+      <w:r>
+        <w:rPr>
+          <w:lang w:val="en-US"/>
+        </w:rPr>
+        <w:t>eliminationVariables</w:t>
+      </w:r>
+      <w:proofErr w:type="spellEnd"/>
+      <w:r>
+        <w:rPr>
           <w:lang w:val="en-US"/>
         </w:rPr>
         <w:t xml:space="preserve"> = </w:t>
@@ -5669,215 +5625,91 @@
       <w:proofErr w:type="spellStart"/>
       <w:r>
         <w:rPr>
-          <w:i/>
-          <w:iCs/>
-          <w:lang w:val="en-US"/>
-        </w:rPr>
-        <w:t>joinFactorsByVariableWithCallTracking</w:t>
-      </w:r>
-      <w:proofErr w:type="spellEnd"/>
-      <w:r>
-        <w:rPr>
-          <w:i/>
-          <w:iCs/>
-          <w:lang w:val="en-US"/>
-        </w:rPr>
-        <w:t>(</w:t>
-      </w:r>
-      <w:proofErr w:type="spellStart"/>
-      <w:r>
-        <w:rPr>
-          <w:i/>
-          <w:iCs/>
-          <w:lang w:val="en-US"/>
-        </w:rPr>
-        <w:t>callTrackingList</w:t>
-      </w:r>
-      <w:proofErr w:type="spellEnd"/>
-      <w:r>
-        <w:rPr>
-          <w:i/>
-          <w:iCs/>
-          <w:lang w:val="en-US"/>
-        </w:rPr>
-        <w:t>)</w:t>
-      </w:r>
-    </w:p>
-    <w:p>
-      <w:pPr>
-        <w:pStyle w:val="af"/>
-        <w:rPr>
-          <w:i/>
-          <w:iCs/>
-          <w:lang w:val="en-US"/>
-        </w:rPr>
-      </w:pPr>
-      <w:r>
-        <w:rPr>
-          <w:i/>
-          <w:iCs/>
-          <w:lang w:val="en-US"/>
-        </w:rPr>
-        <w:t xml:space="preserve">        eliminate             = </w:t>
-      </w:r>
-      <w:proofErr w:type="spellStart"/>
-      <w:r>
-        <w:rPr>
-          <w:i/>
-          <w:iCs/>
-          <w:lang w:val="en-US"/>
-        </w:rPr>
-        <w:t>eliminateWithCallTracking</w:t>
-      </w:r>
-      <w:proofErr w:type="spellEnd"/>
-      <w:r>
-        <w:rPr>
-          <w:i/>
-          <w:iCs/>
-          <w:lang w:val="en-US"/>
-        </w:rPr>
-        <w:t>(</w:t>
-      </w:r>
-      <w:proofErr w:type="spellStart"/>
-      <w:r>
-        <w:rPr>
-          <w:i/>
-          <w:iCs/>
-          <w:lang w:val="en-US"/>
-        </w:rPr>
-        <w:t>callTrackingList</w:t>
-      </w:r>
-      <w:proofErr w:type="spellEnd"/>
-      <w:r>
-        <w:rPr>
-          <w:i/>
-          <w:iCs/>
-          <w:lang w:val="en-US"/>
-        </w:rPr>
-        <w:t>)</w:t>
-      </w:r>
-    </w:p>
-    <w:p>
-      <w:pPr>
-        <w:pStyle w:val="af"/>
-        <w:rPr>
-          <w:i/>
-          <w:iCs/>
-          <w:lang w:val="en-US"/>
-        </w:rPr>
-      </w:pPr>
-    </w:p>
-    <w:p>
-      <w:pPr>
-        <w:pStyle w:val="af"/>
-        <w:rPr>
-          <w:i/>
-          <w:iCs/>
-        </w:rPr>
-      </w:pPr>
-      <w:r>
-        <w:rPr>
-          <w:i/>
-          <w:iCs/>
-          <w:lang w:val="en-US"/>
-        </w:rPr>
-        <w:t xml:space="preserve">        </w:t>
-      </w:r>
-      <w:proofErr w:type="spellStart"/>
-      <w:r>
-        <w:rPr>
-          <w:i/>
-          <w:iCs/>
-        </w:rPr>
-        <w:t>if</w:t>
-      </w:r>
-      <w:proofErr w:type="spellEnd"/>
-      <w:r>
-        <w:rPr>
-          <w:i/>
-          <w:iCs/>
-        </w:rPr>
-        <w:t xml:space="preserve"> </w:t>
-      </w:r>
-      <w:proofErr w:type="spellStart"/>
-      <w:r>
-        <w:rPr>
-          <w:i/>
-          <w:iCs/>
+          <w:lang w:val="en-US"/>
+        </w:rPr>
+        <w:t>bayesNet.variablesSet</w:t>
+      </w:r>
+      <w:proofErr w:type="spellEnd"/>
+      <w:r>
+        <w:rPr>
+          <w:lang w:val="en-US"/>
+        </w:rPr>
+        <w:t>() - set(</w:t>
+      </w:r>
+      <w:proofErr w:type="spellStart"/>
+      <w:r>
+        <w:rPr>
+          <w:lang w:val="en-US"/>
+        </w:rPr>
+        <w:t>queryVariables</w:t>
+      </w:r>
+      <w:proofErr w:type="spellEnd"/>
+      <w:r>
+        <w:rPr>
+          <w:lang w:val="en-US"/>
+        </w:rPr>
+        <w:t>) -\</w:t>
+      </w:r>
+    </w:p>
+    <w:p>
+      <w:pPr>
+        <w:pStyle w:val="af"/>
+        <w:rPr>
+          <w:lang w:val="en-US"/>
+        </w:rPr>
+      </w:pPr>
+      <w:r>
+        <w:rPr>
+          <w:lang w:val="en-US"/>
+        </w:rPr>
+        <w:lastRenderedPageBreak/>
+        <w:t xml:space="preserve">                                   set(</w:t>
+      </w:r>
+      <w:proofErr w:type="spellStart"/>
+      <w:r>
+        <w:rPr>
+          <w:lang w:val="en-US"/>
+        </w:rPr>
+        <w:t>evidenceDict.keys</w:t>
+      </w:r>
+      <w:proofErr w:type="spellEnd"/>
+      <w:r>
+        <w:rPr>
+          <w:lang w:val="en-US"/>
+        </w:rPr>
+        <w:t>())</w:t>
+      </w:r>
+    </w:p>
+    <w:p>
+      <w:pPr>
+        <w:pStyle w:val="af"/>
+        <w:rPr>
+          <w:lang w:val="en-US"/>
+        </w:rPr>
+      </w:pPr>
+      <w:r>
+        <w:rPr>
+          <w:lang w:val="en-US"/>
+        </w:rPr>
+        <w:t xml:space="preserve">            </w:t>
+      </w:r>
+      <w:proofErr w:type="spellStart"/>
+      <w:r>
+        <w:rPr>
+          <w:lang w:val="en-US"/>
         </w:rPr>
         <w:t>eliminationOrder</w:t>
       </w:r>
       <w:proofErr w:type="spellEnd"/>
       <w:r>
         <w:rPr>
-          <w:i/>
-          <w:iCs/>
-        </w:rPr>
-        <w:t xml:space="preserve"> </w:t>
-      </w:r>
-      <w:proofErr w:type="spellStart"/>
-      <w:r>
-        <w:rPr>
-          <w:i/>
-          <w:iCs/>
-        </w:rPr>
-        <w:t>is</w:t>
-      </w:r>
-      <w:proofErr w:type="spellEnd"/>
-      <w:r>
-        <w:rPr>
-          <w:i/>
-          <w:iCs/>
-        </w:rPr>
-        <w:t xml:space="preserve"> </w:t>
-      </w:r>
-      <w:proofErr w:type="spellStart"/>
-      <w:r>
-        <w:rPr>
-          <w:i/>
-          <w:iCs/>
-        </w:rPr>
-        <w:t>None</w:t>
-      </w:r>
-      <w:proofErr w:type="spellEnd"/>
-      <w:r>
-        <w:rPr>
-          <w:i/>
-          <w:iCs/>
-        </w:rPr>
-        <w:t xml:space="preserve">: # установить произвольный порядок удаления, если задано </w:t>
-      </w:r>
-      <w:proofErr w:type="spellStart"/>
-      <w:r>
-        <w:rPr>
-          <w:i/>
-          <w:iCs/>
-        </w:rPr>
-        <w:t>None</w:t>
-      </w:r>
-      <w:proofErr w:type="spellEnd"/>
-    </w:p>
-    <w:p>
-      <w:pPr>
-        <w:pStyle w:val="af"/>
-        <w:rPr>
-          <w:i/>
-          <w:iCs/>
-          <w:lang w:val="en-US"/>
-        </w:rPr>
-      </w:pPr>
-      <w:r>
-        <w:rPr>
-          <w:i/>
-          <w:iCs/>
-        </w:rPr>
-        <w:t xml:space="preserve">            </w:t>
-      </w:r>
-      <w:proofErr w:type="spellStart"/>
-      <w:r>
-        <w:rPr>
-          <w:i/>
-          <w:iCs/>
+          <w:lang w:val="en-US"/>
+        </w:rPr>
+        <w:t xml:space="preserve"> = sorted(list(</w:t>
+      </w:r>
+      <w:proofErr w:type="spellStart"/>
+      <w:r>
+        <w:rPr>
           <w:lang w:val="en-US"/>
         </w:rPr>
         <w:t>eliminationVariables</w:t>
@@ -5885,134 +5717,6 @@
       <w:proofErr w:type="spellEnd"/>
       <w:r>
         <w:rPr>
-          <w:i/>
-          <w:iCs/>
-          <w:lang w:val="en-US"/>
-        </w:rPr>
-        <w:t xml:space="preserve"> = </w:t>
-      </w:r>
-      <w:proofErr w:type="spellStart"/>
-      <w:r>
-        <w:rPr>
-          <w:i/>
-          <w:iCs/>
-          <w:lang w:val="en-US"/>
-        </w:rPr>
-        <w:t>bayesNet.variablesSet</w:t>
-      </w:r>
-      <w:proofErr w:type="spellEnd"/>
-      <w:r>
-        <w:rPr>
-          <w:i/>
-          <w:iCs/>
-          <w:lang w:val="en-US"/>
-        </w:rPr>
-        <w:t>() - set(</w:t>
-      </w:r>
-      <w:proofErr w:type="spellStart"/>
-      <w:r>
-        <w:rPr>
-          <w:i/>
-          <w:iCs/>
-          <w:lang w:val="en-US"/>
-        </w:rPr>
-        <w:t>queryVariables</w:t>
-      </w:r>
-      <w:proofErr w:type="spellEnd"/>
-      <w:r>
-        <w:rPr>
-          <w:i/>
-          <w:iCs/>
-          <w:lang w:val="en-US"/>
-        </w:rPr>
-        <w:t>) -\</w:t>
-      </w:r>
-    </w:p>
-    <w:p>
-      <w:pPr>
-        <w:pStyle w:val="af"/>
-        <w:rPr>
-          <w:i/>
-          <w:iCs/>
-          <w:lang w:val="en-US"/>
-        </w:rPr>
-      </w:pPr>
-      <w:r>
-        <w:rPr>
-          <w:i/>
-          <w:iCs/>
-          <w:lang w:val="en-US"/>
-        </w:rPr>
-        <w:t xml:space="preserve">                                   set(</w:t>
-      </w:r>
-      <w:proofErr w:type="spellStart"/>
-      <w:r>
-        <w:rPr>
-          <w:i/>
-          <w:iCs/>
-          <w:lang w:val="en-US"/>
-        </w:rPr>
-        <w:t>evidenceDict.keys</w:t>
-      </w:r>
-      <w:proofErr w:type="spellEnd"/>
-      <w:r>
-        <w:rPr>
-          <w:i/>
-          <w:iCs/>
-          <w:lang w:val="en-US"/>
-        </w:rPr>
-        <w:t>())</w:t>
-      </w:r>
-    </w:p>
-    <w:p>
-      <w:pPr>
-        <w:pStyle w:val="af"/>
-        <w:rPr>
-          <w:i/>
-          <w:iCs/>
-          <w:lang w:val="en-US"/>
-        </w:rPr>
-      </w:pPr>
-      <w:r>
-        <w:rPr>
-          <w:i/>
-          <w:iCs/>
-          <w:lang w:val="en-US"/>
-        </w:rPr>
-        <w:t xml:space="preserve">            </w:t>
-      </w:r>
-      <w:proofErr w:type="spellStart"/>
-      <w:r>
-        <w:rPr>
-          <w:i/>
-          <w:iCs/>
-          <w:lang w:val="en-US"/>
-        </w:rPr>
-        <w:t>eliminationOrder</w:t>
-      </w:r>
-      <w:proofErr w:type="spellEnd"/>
-      <w:r>
-        <w:rPr>
-          <w:i/>
-          <w:iCs/>
-          <w:lang w:val="en-US"/>
-        </w:rPr>
-        <w:t xml:space="preserve"> = sorted(list(</w:t>
-      </w:r>
-      <w:proofErr w:type="spellStart"/>
-      <w:r>
-        <w:rPr>
-          <w:i/>
-          <w:iCs/>
-          <w:lang w:val="en-US"/>
-        </w:rPr>
-        <w:t>eliminationVariables</w:t>
-      </w:r>
-      <w:proofErr w:type="spellEnd"/>
-      <w:r>
-        <w:rPr>
-          <w:i/>
-          <w:iCs/>
           <w:lang w:val="en-US"/>
         </w:rPr>
         <w:t>))</w:t>
@@ -6728,6 +6432,7 @@
       </w:pPr>
       <w:proofErr w:type="spellStart"/>
       <w:r>
+        <w:lastRenderedPageBreak/>
         <w:t>def</w:t>
       </w:r>
       <w:proofErr w:type="spellEnd"/>
@@ -7276,7 +6981,13 @@
         <w:t>,</w:t>
       </w:r>
       <w:r>
-        <w:t xml:space="preserve"> вшитых в комментарии написанных методов (рисунок 4.5.1).</w:t>
+        <w:t xml:space="preserve"> вшитых в комментарии написанных методов (рисунок </w:t>
+      </w:r>
+      <w:r>
+        <w:t>3</w:t>
+      </w:r>
+      <w:r>
+        <w:t>.5.1).</w:t>
       </w:r>
     </w:p>
     <w:p/>
@@ -7332,7 +7043,13 @@
         <w:jc w:val="center"/>
       </w:pPr>
       <w:r>
-        <w:t xml:space="preserve">Рисунок 4.5.1 – Тестирование методов </w:t>
+        <w:t xml:space="preserve">Рисунок </w:t>
+      </w:r>
+      <w:r>
+        <w:t>3</w:t>
+      </w:r>
+      <w:r>
+        <w:t xml:space="preserve">.5.1 – Тестирование методов </w:t>
       </w:r>
       <w:r>
         <w:rPr>
@@ -7427,6 +7144,7 @@
     <w:p/>
     <w:p>
       <w:r>
+        <w:lastRenderedPageBreak/>
         <w:t>Листинг</w:t>
       </w:r>
       <w:r>
@@ -7453,7 +7171,6 @@
         <w:rPr>
           <w:lang w:val="en-US"/>
         </w:rPr>
-        <w:lastRenderedPageBreak/>
         <w:t xml:space="preserve">def </w:t>
       </w:r>
       <w:proofErr w:type="spellStart"/>
@@ -7987,7 +7704,13 @@
         <w:t>автооценивателя</w:t>
       </w:r>
       <w:r>
-        <w:t xml:space="preserve"> (рисунок 4.5.</w:t>
+        <w:t xml:space="preserve"> (рисунок </w:t>
+      </w:r>
+      <w:r>
+        <w:t>3</w:t>
+      </w:r>
+      <w:r>
+        <w:t>.5.</w:t>
       </w:r>
       <w:r>
         <w:t>2</w:t>
@@ -8049,7 +7772,13 @@
         <w:jc w:val="center"/>
       </w:pPr>
       <w:r>
-        <w:t xml:space="preserve">Рисунок 4.5.2 – Автооценивание метода </w:t>
+        <w:t xml:space="preserve">Рисунок </w:t>
+      </w:r>
+      <w:r>
+        <w:t>3</w:t>
+      </w:r>
+      <w:r>
+        <w:t xml:space="preserve">.5.2 – Автооценивание метода </w:t>
       </w:r>
       <w:proofErr w:type="spellStart"/>
       <w:r>
@@ -8141,7 +7870,13 @@
         <w:t>листинг</w:t>
       </w:r>
       <w:r>
-        <w:t xml:space="preserve"> 4.6). Уверенность </w:t>
+        <w:t xml:space="preserve"> </w:t>
+      </w:r>
+      <w:r>
+        <w:t>3</w:t>
+      </w:r>
+      <w:r>
+        <w:t xml:space="preserve">.6). Уверенность </w:t>
       </w:r>
       <w:r>
         <w:t xml:space="preserve">пересчитывается с </w:t>
@@ -8174,7 +7909,13 @@
         <w:t>Листинг</w:t>
       </w:r>
       <w:r>
-        <w:t xml:space="preserve"> 4.6 </w:t>
+        <w:t xml:space="preserve"> </w:t>
+      </w:r>
+      <w:r>
+        <w:t>3</w:t>
+      </w:r>
+      <w:r>
+        <w:t xml:space="preserve">.6 </w:t>
       </w:r>
       <w:r>
         <w:t>–</w:t>
@@ -8274,6 +8015,7 @@
           <w:b/>
           <w:bCs/>
         </w:rPr>
+        <w:lastRenderedPageBreak/>
         <w:t xml:space="preserve">        "*** ВСТАВЬТЕ ВАШ КОД СЮДА ***"</w:t>
       </w:r>
     </w:p>
@@ -8287,7 +8029,6 @@
         <w:pStyle w:val="af"/>
       </w:pPr>
       <w:r>
-        <w:lastRenderedPageBreak/>
         <w:t xml:space="preserve">        # текущие координаты Пакмана</w:t>
       </w:r>
     </w:p>
@@ -8660,7 +8401,13 @@
     </w:p>
     <w:p>
       <w:r>
-        <w:t>Правильность реализации метода была проверена путём запуска автооценивателя (рисунок 4.</w:t>
+        <w:t xml:space="preserve">Правильность реализации метода была проверена путём запуска автооценивателя (рисунок </w:t>
+      </w:r>
+      <w:r>
+        <w:t>3</w:t>
+      </w:r>
+      <w:r>
+        <w:t>.</w:t>
       </w:r>
       <w:r>
         <w:t>6</w:t>
@@ -8722,7 +8469,13 @@
         <w:jc w:val="center"/>
       </w:pPr>
       <w:r>
-        <w:t>Рисунок 4.</w:t>
+        <w:t xml:space="preserve">Рисунок </w:t>
+      </w:r>
+      <w:r>
+        <w:t>3</w:t>
+      </w:r>
+      <w:r>
+        <w:t>.</w:t>
       </w:r>
       <w:r>
         <w:t>6</w:t>
@@ -8944,6 +8697,7 @@
         <w:pStyle w:val="af"/>
       </w:pPr>
       <w:r>
+        <w:lastRenderedPageBreak/>
         <w:t>        # новое распределение</w:t>
       </w:r>
     </w:p>
@@ -9380,7 +9134,13 @@
     <w:p/>
     <w:p>
       <w:r>
-        <w:t>Правильность реализации метода была проверена путём запуска автооценивателя (рисунок 4.</w:t>
+        <w:t xml:space="preserve">Правильность реализации метода была проверена путём запуска автооценивателя (рисунок </w:t>
+      </w:r>
+      <w:r>
+        <w:t>3</w:t>
+      </w:r>
+      <w:r>
+        <w:t>.</w:t>
       </w:r>
       <w:r>
         <w:t>7</w:t>
@@ -9473,16 +9233,1439 @@
           <w:ilvl w:val="1"/>
           <w:numId w:val="20"/>
         </w:numPr>
-      </w:pPr>
+        <w:rPr>
+          <w:lang w:val="en-US"/>
+        </w:rPr>
+      </w:pPr>
+      <w:r>
+        <w:t>Полное тестирование точного вывода</w:t>
+      </w:r>
+    </w:p>
+    <w:p>
+      <w:pPr>
+        <w:rPr>
+          <w:lang w:val="en-US"/>
+        </w:rPr>
+      </w:pPr>
+    </w:p>
+    <w:p>
+      <w:r>
+        <w:t>В</w:t>
+      </w:r>
+      <w:r>
+        <w:rPr>
+          <w:lang w:val="en-US"/>
+        </w:rPr>
+        <w:t xml:space="preserve"> </w:t>
+      </w:r>
+      <w:r>
+        <w:t>классе</w:t>
+      </w:r>
+      <w:r>
+        <w:rPr>
+          <w:lang w:val="en-US"/>
+        </w:rPr>
+        <w:t xml:space="preserve"> </w:t>
+      </w:r>
+      <w:proofErr w:type="spellStart"/>
+      <w:r>
+        <w:rPr>
+          <w:rFonts w:ascii="Courier New" w:hAnsi="Courier New" w:cs="Courier New"/>
+          <w:sz w:val="24"/>
+          <w:szCs w:val="20"/>
+          <w:lang w:val="en-US"/>
+        </w:rPr>
+        <w:t>GreedyBustersAgent</w:t>
+      </w:r>
+      <w:proofErr w:type="spellEnd"/>
+      <w:r>
+        <w:rPr>
+          <w:lang w:val="en-US"/>
+        </w:rPr>
+        <w:t xml:space="preserve">, </w:t>
+      </w:r>
+      <w:r>
+        <w:t>что</w:t>
+      </w:r>
+      <w:r>
+        <w:rPr>
+          <w:lang w:val="en-US"/>
+        </w:rPr>
+        <w:t xml:space="preserve"> </w:t>
+      </w:r>
+      <w:r>
+        <w:t>лежит</w:t>
+      </w:r>
+      <w:r>
+        <w:rPr>
+          <w:lang w:val="en-US"/>
+        </w:rPr>
+        <w:t xml:space="preserve"> </w:t>
+      </w:r>
+      <w:r>
+        <w:t>в</w:t>
+      </w:r>
+      <w:r>
+        <w:rPr>
+          <w:lang w:val="en-US"/>
+        </w:rPr>
+        <w:t xml:space="preserve"> </w:t>
+      </w:r>
+      <w:r>
+        <w:t>файле</w:t>
+      </w:r>
+      <w:r>
+        <w:rPr>
+          <w:lang w:val="en-US"/>
+        </w:rPr>
+        <w:t xml:space="preserve"> </w:t>
+      </w:r>
+      <w:r>
+        <w:rPr>
+          <w:lang w:val="en-US"/>
+        </w:rPr>
+        <w:t>bustersAgents.py</w:t>
+      </w:r>
+      <w:r>
+        <w:rPr>
+          <w:lang w:val="en-US"/>
+        </w:rPr>
+        <w:t>,</w:t>
+      </w:r>
+      <w:r>
+        <w:rPr>
+          <w:lang w:val="en-US"/>
+        </w:rPr>
+        <w:t xml:space="preserve"> </w:t>
+      </w:r>
+      <w:r>
+        <w:t>был</w:t>
+      </w:r>
+      <w:r>
+        <w:rPr>
+          <w:lang w:val="en-US"/>
+        </w:rPr>
+        <w:t xml:space="preserve"> </w:t>
+      </w:r>
+      <w:r>
+        <w:t>реализован</w:t>
+      </w:r>
+      <w:r>
+        <w:rPr>
+          <w:lang w:val="en-US"/>
+        </w:rPr>
+        <w:t xml:space="preserve"> </w:t>
+      </w:r>
+      <w:r>
+        <w:t>метод</w:t>
+      </w:r>
+      <w:r>
+        <w:rPr>
+          <w:lang w:val="en-US"/>
+        </w:rPr>
+        <w:t xml:space="preserve"> </w:t>
+      </w:r>
+      <w:proofErr w:type="spellStart"/>
+      <w:r>
+        <w:rPr>
+          <w:rFonts w:ascii="Courier New" w:hAnsi="Courier New" w:cs="Courier New"/>
+          <w:sz w:val="24"/>
+          <w:szCs w:val="20"/>
+          <w:lang w:val="en-US"/>
+        </w:rPr>
+        <w:t>chooseAction</w:t>
+      </w:r>
+      <w:proofErr w:type="spellEnd"/>
+      <w:r>
+        <w:rPr>
+          <w:lang w:val="en-US"/>
+        </w:rPr>
+        <w:t xml:space="preserve"> </w:t>
+      </w:r>
+      <w:r>
+        <w:rPr>
+          <w:lang w:val="en-US"/>
+        </w:rPr>
+        <w:t>(</w:t>
+      </w:r>
+      <w:r>
+        <w:t>листинг</w:t>
+      </w:r>
+      <w:r>
+        <w:rPr>
+          <w:lang w:val="en-US"/>
+        </w:rPr>
+        <w:t xml:space="preserve"> 3.8)</w:t>
+      </w:r>
+      <w:r>
+        <w:rPr>
+          <w:lang w:val="en-US"/>
+        </w:rPr>
+        <w:t xml:space="preserve">. </w:t>
+      </w:r>
+      <w:r>
+        <w:t xml:space="preserve">С помощью реализованных ранее методов, которые находят </w:t>
+      </w:r>
+      <w:r>
+        <w:t>распределени</w:t>
+      </w:r>
+      <w:r>
+        <w:t>е</w:t>
+      </w:r>
+      <w:r>
+        <w:t xml:space="preserve"> степеней уверенности </w:t>
+      </w:r>
+      <w:r>
+        <w:t xml:space="preserve">Пакмана </w:t>
+      </w:r>
+      <w:r>
+        <w:t>о позиции</w:t>
+      </w:r>
+      <w:r>
+        <w:t xml:space="preserve"> </w:t>
+      </w:r>
+      <w:r>
+        <w:t xml:space="preserve">призраков, Пакман может определять своё следующее действие так, чтобы скорее оказаться рядом с призраком.  </w:t>
+      </w:r>
+    </w:p>
+    <w:p/>
+    <w:p>
+      <w:r>
+        <w:t>Листинг 3.8 – Простая стратегия жадной охоты</w:t>
+      </w:r>
+    </w:p>
+    <w:p>
+      <w:pPr>
+        <w:pStyle w:val="af"/>
+        <w:rPr>
+          <w:lang w:val="en-US"/>
+        </w:rPr>
+      </w:pPr>
+      <w:r>
+        <w:rPr>
+          <w:lang w:val="en-US"/>
+        </w:rPr>
+        <w:t xml:space="preserve">def </w:t>
+      </w:r>
+      <w:proofErr w:type="spellStart"/>
+      <w:r>
+        <w:rPr>
+          <w:b/>
+          <w:bCs/>
+          <w:lang w:val="en-US"/>
+        </w:rPr>
+        <w:t>chooseAction</w:t>
+      </w:r>
+      <w:proofErr w:type="spellEnd"/>
+      <w:r>
+        <w:rPr>
+          <w:lang w:val="en-US"/>
+        </w:rPr>
+        <w:t xml:space="preserve">(self, </w:t>
+      </w:r>
+      <w:proofErr w:type="spellStart"/>
+      <w:r>
+        <w:rPr>
+          <w:lang w:val="en-US"/>
+        </w:rPr>
+        <w:t>gameState</w:t>
+      </w:r>
+      <w:proofErr w:type="spellEnd"/>
+      <w:r>
+        <w:rPr>
+          <w:lang w:val="en-US"/>
+        </w:rPr>
+        <w:t xml:space="preserve">: </w:t>
+      </w:r>
+      <w:proofErr w:type="spellStart"/>
+      <w:r>
+        <w:rPr>
+          <w:lang w:val="en-US"/>
+        </w:rPr>
+        <w:t>busters.GameState</w:t>
+      </w:r>
+      <w:proofErr w:type="spellEnd"/>
+      <w:r>
+        <w:rPr>
+          <w:lang w:val="en-US"/>
+        </w:rPr>
+        <w:t>):</w:t>
+      </w:r>
+    </w:p>
+    <w:p>
+      <w:pPr>
+        <w:pStyle w:val="af"/>
+        <w:rPr>
+          <w:i/>
+          <w:iCs/>
+        </w:rPr>
+      </w:pPr>
+      <w:r>
+        <w:rPr>
+          <w:lang w:val="en-US"/>
+        </w:rPr>
+        <w:t xml:space="preserve">        </w:t>
+      </w:r>
+      <w:r>
+        <w:rPr>
+          <w:i/>
+          <w:iCs/>
+        </w:rPr>
+        <w:t>"""</w:t>
+      </w:r>
+    </w:p>
+    <w:p>
+      <w:pPr>
+        <w:pStyle w:val="af"/>
+        <w:rPr>
+          <w:i/>
+          <w:iCs/>
+        </w:rPr>
+      </w:pPr>
+      <w:r>
+        <w:rPr>
+          <w:i/>
+          <w:iCs/>
+        </w:rPr>
+        <w:t xml:space="preserve">        Сначала вычисляет наиболее вероятную позицию каждого призрака,</w:t>
+      </w:r>
+    </w:p>
+    <w:p>
+      <w:pPr>
+        <w:pStyle w:val="af"/>
+        <w:rPr>
+          <w:i/>
+          <w:iCs/>
+        </w:rPr>
+      </w:pPr>
+      <w:r>
+        <w:rPr>
+          <w:i/>
+          <w:iCs/>
+        </w:rPr>
+        <w:t xml:space="preserve">        который еще не был пойман. Затем выбирает действие, перемещающее</w:t>
+      </w:r>
+    </w:p>
+    <w:p>
+      <w:pPr>
+        <w:pStyle w:val="af"/>
+        <w:rPr>
+          <w:i/>
+          <w:iCs/>
+        </w:rPr>
+      </w:pPr>
+      <w:r>
+        <w:rPr>
+          <w:i/>
+          <w:iCs/>
+        </w:rPr>
+        <w:lastRenderedPageBreak/>
+        <w:t xml:space="preserve">        Пакмана к ближайшему призраку (в соответствии с </w:t>
+      </w:r>
+      <w:proofErr w:type="spellStart"/>
+      <w:r>
+        <w:rPr>
+          <w:i/>
+          <w:iCs/>
+          <w:lang w:val="en-US"/>
+        </w:rPr>
+        <w:t>mazeDistance</w:t>
+      </w:r>
+      <w:proofErr w:type="spellEnd"/>
+      <w:r>
+        <w:rPr>
+          <w:i/>
+          <w:iCs/>
+        </w:rPr>
+        <w:t>).</w:t>
+      </w:r>
+    </w:p>
+    <w:p>
+      <w:pPr>
+        <w:pStyle w:val="af"/>
+        <w:rPr>
+          <w:i/>
+          <w:iCs/>
+          <w:lang w:val="en-US"/>
+        </w:rPr>
+      </w:pPr>
+      <w:r>
+        <w:rPr>
+          <w:i/>
+          <w:iCs/>
+        </w:rPr>
+        <w:t xml:space="preserve">        </w:t>
+      </w:r>
+      <w:r>
+        <w:rPr>
+          <w:i/>
+          <w:iCs/>
+          <w:lang w:val="en-US"/>
+        </w:rPr>
+        <w:t>"""</w:t>
+      </w:r>
+    </w:p>
+    <w:p>
+      <w:pPr>
+        <w:pStyle w:val="af"/>
+        <w:rPr>
+          <w:lang w:val="en-US"/>
+        </w:rPr>
+      </w:pPr>
+    </w:p>
+    <w:p>
+      <w:pPr>
+        <w:pStyle w:val="af"/>
+        <w:rPr>
+          <w:lang w:val="en-US"/>
+        </w:rPr>
+      </w:pPr>
+      <w:r>
+        <w:rPr>
+          <w:lang w:val="en-US"/>
+        </w:rPr>
+        <w:t xml:space="preserve">        # </w:t>
+      </w:r>
+      <w:proofErr w:type="spellStart"/>
+      <w:r>
+        <w:rPr>
+          <w:lang w:val="en-US"/>
+        </w:rPr>
+        <w:t>позиция</w:t>
+      </w:r>
+      <w:proofErr w:type="spellEnd"/>
+      <w:r>
+        <w:rPr>
+          <w:lang w:val="en-US"/>
+        </w:rPr>
+        <w:t xml:space="preserve"> Пакмана</w:t>
+      </w:r>
+    </w:p>
+    <w:p>
+      <w:pPr>
+        <w:pStyle w:val="af"/>
+        <w:rPr>
+          <w:lang w:val="en-US"/>
+        </w:rPr>
+      </w:pPr>
+      <w:r>
+        <w:rPr>
+          <w:lang w:val="en-US"/>
+        </w:rPr>
+        <w:t xml:space="preserve">        </w:t>
+      </w:r>
+      <w:proofErr w:type="spellStart"/>
+      <w:r>
+        <w:rPr>
+          <w:lang w:val="en-US"/>
+        </w:rPr>
+        <w:t>pacmanPosition</w:t>
+      </w:r>
+      <w:proofErr w:type="spellEnd"/>
+      <w:r>
+        <w:rPr>
+          <w:lang w:val="en-US"/>
+        </w:rPr>
+        <w:t xml:space="preserve"> = </w:t>
+      </w:r>
+      <w:proofErr w:type="spellStart"/>
+      <w:r>
+        <w:rPr>
+          <w:lang w:val="en-US"/>
+        </w:rPr>
+        <w:t>gameState.getPacmanPosition</w:t>
+      </w:r>
+      <w:proofErr w:type="spellEnd"/>
+      <w:r>
+        <w:rPr>
+          <w:lang w:val="en-US"/>
+        </w:rPr>
+        <w:t>()</w:t>
+      </w:r>
+    </w:p>
+    <w:p>
+      <w:pPr>
+        <w:pStyle w:val="af"/>
+        <w:rPr>
+          <w:lang w:val="en-US"/>
+        </w:rPr>
+      </w:pPr>
+    </w:p>
+    <w:p>
+      <w:pPr>
+        <w:pStyle w:val="af"/>
+        <w:rPr>
+          <w:lang w:val="en-US"/>
+        </w:rPr>
+      </w:pPr>
+      <w:r>
+        <w:rPr>
+          <w:lang w:val="en-US"/>
+        </w:rPr>
+        <w:t xml:space="preserve">        # </w:t>
+      </w:r>
+      <w:proofErr w:type="spellStart"/>
+      <w:r>
+        <w:rPr>
+          <w:lang w:val="en-US"/>
+        </w:rPr>
+        <w:t>список</w:t>
+      </w:r>
+      <w:proofErr w:type="spellEnd"/>
+      <w:r>
+        <w:rPr>
+          <w:lang w:val="en-US"/>
+        </w:rPr>
+        <w:t xml:space="preserve"> </w:t>
+      </w:r>
+      <w:proofErr w:type="spellStart"/>
+      <w:r>
+        <w:rPr>
+          <w:lang w:val="en-US"/>
+        </w:rPr>
+        <w:t>допустимых</w:t>
+      </w:r>
+      <w:proofErr w:type="spellEnd"/>
+      <w:r>
+        <w:rPr>
+          <w:lang w:val="en-US"/>
+        </w:rPr>
+        <w:t xml:space="preserve"> </w:t>
+      </w:r>
+      <w:proofErr w:type="spellStart"/>
+      <w:r>
+        <w:rPr>
+          <w:lang w:val="en-US"/>
+        </w:rPr>
+        <w:t>действий</w:t>
+      </w:r>
+      <w:proofErr w:type="spellEnd"/>
+      <w:r>
+        <w:rPr>
+          <w:lang w:val="en-US"/>
+        </w:rPr>
+        <w:t xml:space="preserve"> Пакмана</w:t>
+      </w:r>
+    </w:p>
+    <w:p>
+      <w:pPr>
+        <w:pStyle w:val="af"/>
+        <w:rPr>
+          <w:lang w:val="en-US"/>
+        </w:rPr>
+      </w:pPr>
+      <w:r>
+        <w:rPr>
+          <w:lang w:val="en-US"/>
+        </w:rPr>
+        <w:t xml:space="preserve">        legal = [a for a in </w:t>
+      </w:r>
+      <w:proofErr w:type="spellStart"/>
+      <w:r>
+        <w:rPr>
+          <w:lang w:val="en-US"/>
+        </w:rPr>
+        <w:t>gameState.getLegalPacmanActions</w:t>
+      </w:r>
+      <w:proofErr w:type="spellEnd"/>
+      <w:r>
+        <w:rPr>
+          <w:lang w:val="en-US"/>
+        </w:rPr>
+        <w:t>()]</w:t>
+      </w:r>
+    </w:p>
+    <w:p>
+      <w:pPr>
+        <w:pStyle w:val="af"/>
+        <w:rPr>
+          <w:lang w:val="en-US"/>
+        </w:rPr>
+      </w:pPr>
+    </w:p>
+    <w:p>
+      <w:pPr>
+        <w:pStyle w:val="af"/>
+      </w:pPr>
+      <w:r>
+        <w:rPr>
+          <w:lang w:val="en-US"/>
+        </w:rPr>
+        <w:t xml:space="preserve">        </w:t>
+      </w:r>
+      <w:r>
+        <w:t xml:space="preserve"># список распределений степеней уверенностей </w:t>
+      </w:r>
+    </w:p>
+    <w:p>
+      <w:pPr>
+        <w:pStyle w:val="af"/>
+      </w:pPr>
+      <w:r>
+        <w:t xml:space="preserve">        # о положении каждого из ещё непойманных призраков</w:t>
+      </w:r>
+    </w:p>
+    <w:p>
+      <w:pPr>
+        <w:pStyle w:val="af"/>
+        <w:rPr>
+          <w:lang w:val="en-US"/>
+        </w:rPr>
+      </w:pPr>
+      <w:r>
+        <w:t xml:space="preserve">        </w:t>
+      </w:r>
+      <w:proofErr w:type="spellStart"/>
+      <w:r>
+        <w:rPr>
+          <w:lang w:val="en-US"/>
+        </w:rPr>
+        <w:t>livingGhosts</w:t>
+      </w:r>
+      <w:proofErr w:type="spellEnd"/>
+      <w:r>
+        <w:rPr>
+          <w:lang w:val="en-US"/>
+        </w:rPr>
+        <w:t xml:space="preserve"> = </w:t>
+      </w:r>
+      <w:proofErr w:type="spellStart"/>
+      <w:r>
+        <w:rPr>
+          <w:lang w:val="en-US"/>
+        </w:rPr>
+        <w:t>gameState.getLivingGhosts</w:t>
+      </w:r>
+      <w:proofErr w:type="spellEnd"/>
+      <w:r>
+        <w:rPr>
+          <w:lang w:val="en-US"/>
+        </w:rPr>
+        <w:t>()</w:t>
+      </w:r>
+    </w:p>
+    <w:p>
+      <w:pPr>
+        <w:pStyle w:val="af"/>
+        <w:rPr>
+          <w:lang w:val="en-US"/>
+        </w:rPr>
+      </w:pPr>
+      <w:r>
+        <w:rPr>
+          <w:lang w:val="en-US"/>
+        </w:rPr>
+        <w:t xml:space="preserve">        </w:t>
+      </w:r>
+      <w:proofErr w:type="spellStart"/>
+      <w:r>
+        <w:rPr>
+          <w:lang w:val="en-US"/>
+        </w:rPr>
+        <w:t>livingGhostPositionDistributions</w:t>
+      </w:r>
+      <w:proofErr w:type="spellEnd"/>
+      <w:r>
+        <w:rPr>
+          <w:lang w:val="en-US"/>
+        </w:rPr>
+        <w:t xml:space="preserve"> = [beliefs for </w:t>
+      </w:r>
+      <w:proofErr w:type="spellStart"/>
+      <w:r>
+        <w:rPr>
+          <w:lang w:val="en-US"/>
+        </w:rPr>
+        <w:t>i</w:t>
+      </w:r>
+      <w:proofErr w:type="spellEnd"/>
+      <w:r>
+        <w:rPr>
+          <w:lang w:val="en-US"/>
+        </w:rPr>
+        <w:t>, beliefs in enumerate(</w:t>
+      </w:r>
+      <w:proofErr w:type="spellStart"/>
+      <w:r>
+        <w:rPr>
+          <w:lang w:val="en-US"/>
+        </w:rPr>
+        <w:t>self.ghostBeliefs</w:t>
+      </w:r>
+      <w:proofErr w:type="spellEnd"/>
+      <w:r>
+        <w:rPr>
+          <w:lang w:val="en-US"/>
+        </w:rPr>
+        <w:t xml:space="preserve">) if </w:t>
+      </w:r>
+      <w:proofErr w:type="spellStart"/>
+      <w:r>
+        <w:rPr>
+          <w:lang w:val="en-US"/>
+        </w:rPr>
+        <w:t>livingGhosts</w:t>
+      </w:r>
+      <w:proofErr w:type="spellEnd"/>
+      <w:r>
+        <w:rPr>
+          <w:lang w:val="en-US"/>
+        </w:rPr>
+        <w:t>[i+1]]</w:t>
+      </w:r>
+    </w:p>
+    <w:p>
+      <w:pPr>
+        <w:pStyle w:val="af"/>
+        <w:rPr>
+          <w:lang w:val="en-US"/>
+        </w:rPr>
+      </w:pPr>
+      <w:r>
+        <w:rPr>
+          <w:lang w:val="en-US"/>
+        </w:rPr>
+        <w:t xml:space="preserve">       </w:t>
+      </w:r>
+    </w:p>
+    <w:p>
+      <w:pPr>
+        <w:pStyle w:val="af"/>
+        <w:rPr>
+          <w:b/>
+          <w:bCs/>
+        </w:rPr>
+      </w:pPr>
+      <w:r>
+        <w:rPr>
+          <w:lang w:val="en-US"/>
+        </w:rPr>
+        <w:t xml:space="preserve">        </w:t>
+      </w:r>
+      <w:r>
+        <w:rPr>
+          <w:b/>
+          <w:bCs/>
+        </w:rPr>
+        <w:t>"*** ВСТАВЬТЕ ВАШ КОД СЮДА***"</w:t>
+      </w:r>
+    </w:p>
+    <w:p>
+      <w:pPr>
+        <w:pStyle w:val="af"/>
+      </w:pPr>
+      <w:r>
+        <w:t xml:space="preserve">        </w:t>
+      </w:r>
+    </w:p>
+    <w:p>
+      <w:pPr>
+        <w:pStyle w:val="af"/>
+      </w:pPr>
+      <w:r>
+        <w:t xml:space="preserve">        # наиболее вероятные позиции каждого непойманного призрака</w:t>
+      </w:r>
+    </w:p>
+    <w:p>
+      <w:pPr>
+        <w:pStyle w:val="af"/>
+        <w:rPr>
+          <w:lang w:val="en-US"/>
+        </w:rPr>
+      </w:pPr>
+      <w:r>
+        <w:t xml:space="preserve">        </w:t>
+      </w:r>
+      <w:proofErr w:type="spellStart"/>
+      <w:r>
+        <w:rPr>
+          <w:lang w:val="en-US"/>
+        </w:rPr>
+        <w:t>ghostMaxProb</w:t>
+      </w:r>
+      <w:proofErr w:type="spellEnd"/>
+      <w:r>
+        <w:rPr>
+          <w:lang w:val="en-US"/>
+        </w:rPr>
+        <w:t xml:space="preserve"> = []</w:t>
+      </w:r>
+    </w:p>
+    <w:p>
+      <w:pPr>
+        <w:pStyle w:val="af"/>
+        <w:rPr>
+          <w:lang w:val="en-US"/>
+        </w:rPr>
+      </w:pPr>
+      <w:r>
+        <w:rPr>
+          <w:lang w:val="en-US"/>
+        </w:rPr>
+        <w:t xml:space="preserve">        for beliefs in </w:t>
+      </w:r>
+      <w:proofErr w:type="spellStart"/>
+      <w:r>
+        <w:rPr>
+          <w:lang w:val="en-US"/>
+        </w:rPr>
+        <w:t>livingGhostPositionDistributions</w:t>
+      </w:r>
+      <w:proofErr w:type="spellEnd"/>
+      <w:r>
+        <w:rPr>
+          <w:lang w:val="en-US"/>
+        </w:rPr>
+        <w:t>:</w:t>
+      </w:r>
+    </w:p>
+    <w:p>
+      <w:pPr>
+        <w:pStyle w:val="af"/>
+        <w:rPr>
+          <w:lang w:val="en-US"/>
+        </w:rPr>
+      </w:pPr>
+      <w:r>
+        <w:rPr>
+          <w:lang w:val="en-US"/>
+        </w:rPr>
+        <w:t xml:space="preserve">            </w:t>
+      </w:r>
+      <w:proofErr w:type="spellStart"/>
+      <w:r>
+        <w:rPr>
+          <w:lang w:val="en-US"/>
+        </w:rPr>
+        <w:t>ghostMaxProb.append</w:t>
+      </w:r>
+      <w:proofErr w:type="spellEnd"/>
+      <w:r>
+        <w:rPr>
+          <w:lang w:val="en-US"/>
+        </w:rPr>
+        <w:t>(</w:t>
+      </w:r>
+      <w:proofErr w:type="spellStart"/>
+      <w:r>
+        <w:rPr>
+          <w:lang w:val="en-US"/>
+        </w:rPr>
+        <w:t>beliefs.argMax</w:t>
+      </w:r>
+      <w:proofErr w:type="spellEnd"/>
+      <w:r>
+        <w:rPr>
+          <w:lang w:val="en-US"/>
+        </w:rPr>
+        <w:t>())</w:t>
+      </w:r>
+    </w:p>
+    <w:p>
+      <w:pPr>
+        <w:pStyle w:val="af"/>
+        <w:rPr>
+          <w:lang w:val="en-US"/>
+        </w:rPr>
+      </w:pPr>
+    </w:p>
+    <w:p>
+      <w:pPr>
+        <w:pStyle w:val="af"/>
+        <w:rPr>
+          <w:lang w:val="en-US"/>
+        </w:rPr>
+      </w:pPr>
+      <w:r>
+        <w:rPr>
+          <w:lang w:val="en-US"/>
+        </w:rPr>
+        <w:t xml:space="preserve">        </w:t>
+      </w:r>
+      <w:proofErr w:type="spellStart"/>
+      <w:r>
+        <w:rPr>
+          <w:lang w:val="en-US"/>
+        </w:rPr>
+        <w:t>minDist</w:t>
+      </w:r>
+      <w:proofErr w:type="spellEnd"/>
+      <w:r>
+        <w:rPr>
+          <w:lang w:val="en-US"/>
+        </w:rPr>
+        <w:t xml:space="preserve"> = []</w:t>
+      </w:r>
+    </w:p>
+    <w:p>
+      <w:pPr>
+        <w:pStyle w:val="af"/>
+        <w:rPr>
+          <w:lang w:val="en-US"/>
+        </w:rPr>
+      </w:pPr>
+    </w:p>
+    <w:p>
+      <w:pPr>
+        <w:pStyle w:val="af"/>
+      </w:pPr>
+      <w:r>
+        <w:rPr>
+          <w:lang w:val="en-US"/>
+        </w:rPr>
+        <w:t xml:space="preserve">        </w:t>
+      </w:r>
+      <w:r>
+        <w:t xml:space="preserve"># </w:t>
+      </w:r>
+      <w:proofErr w:type="spellStart"/>
+      <w:r>
+        <w:t>переьор</w:t>
+      </w:r>
+      <w:proofErr w:type="spellEnd"/>
+      <w:r>
+        <w:t xml:space="preserve"> доступных действий</w:t>
+      </w:r>
+    </w:p>
+    <w:p>
+      <w:pPr>
+        <w:pStyle w:val="af"/>
+      </w:pPr>
+      <w:r>
+        <w:t xml:space="preserve">        </w:t>
+      </w:r>
+      <w:r>
+        <w:rPr>
+          <w:lang w:val="en-US"/>
+        </w:rPr>
+        <w:t>for</w:t>
+      </w:r>
+      <w:r>
+        <w:t xml:space="preserve"> </w:t>
+      </w:r>
+      <w:r>
+        <w:rPr>
+          <w:lang w:val="en-US"/>
+        </w:rPr>
+        <w:t>action</w:t>
+      </w:r>
+      <w:r>
+        <w:t xml:space="preserve"> </w:t>
+      </w:r>
+      <w:r>
+        <w:rPr>
+          <w:lang w:val="en-US"/>
+        </w:rPr>
+        <w:t>in</w:t>
+      </w:r>
+      <w:r>
+        <w:t xml:space="preserve"> </w:t>
+      </w:r>
+      <w:r>
+        <w:rPr>
+          <w:lang w:val="en-US"/>
+        </w:rPr>
+        <w:t>legal</w:t>
+      </w:r>
+      <w:r>
+        <w:t>:</w:t>
+      </w:r>
+    </w:p>
+    <w:p>
+      <w:pPr>
+        <w:pStyle w:val="af"/>
+      </w:pPr>
+      <w:r>
+        <w:t xml:space="preserve">            # позиция после действия</w:t>
+      </w:r>
+    </w:p>
+    <w:p>
+      <w:pPr>
+        <w:pStyle w:val="af"/>
+        <w:rPr>
+          <w:lang w:val="en-US"/>
+        </w:rPr>
+      </w:pPr>
+      <w:r>
+        <w:t xml:space="preserve">            </w:t>
+      </w:r>
+      <w:proofErr w:type="spellStart"/>
+      <w:r>
+        <w:rPr>
+          <w:lang w:val="en-US"/>
+        </w:rPr>
+        <w:t>successorPosition</w:t>
+      </w:r>
+      <w:proofErr w:type="spellEnd"/>
+      <w:r>
+        <w:rPr>
+          <w:lang w:val="en-US"/>
+        </w:rPr>
+        <w:t xml:space="preserve"> = </w:t>
+      </w:r>
+      <w:proofErr w:type="spellStart"/>
+      <w:r>
+        <w:rPr>
+          <w:lang w:val="en-US"/>
+        </w:rPr>
+        <w:t>Actions.getSuccessor</w:t>
+      </w:r>
+      <w:proofErr w:type="spellEnd"/>
+      <w:r>
+        <w:rPr>
+          <w:lang w:val="en-US"/>
+        </w:rPr>
+        <w:t>(</w:t>
+      </w:r>
+      <w:proofErr w:type="spellStart"/>
+      <w:r>
+        <w:rPr>
+          <w:lang w:val="en-US"/>
+        </w:rPr>
+        <w:t>pacmanPosition</w:t>
+      </w:r>
+      <w:proofErr w:type="spellEnd"/>
+      <w:r>
+        <w:rPr>
+          <w:lang w:val="en-US"/>
+        </w:rPr>
+        <w:t>, action)</w:t>
+      </w:r>
+    </w:p>
+    <w:p>
+      <w:pPr>
+        <w:pStyle w:val="af"/>
+        <w:rPr>
+          <w:lang w:val="en-US"/>
+        </w:rPr>
+      </w:pPr>
+    </w:p>
+    <w:p>
+      <w:pPr>
+        <w:pStyle w:val="af"/>
+      </w:pPr>
+      <w:r>
+        <w:rPr>
+          <w:lang w:val="en-US"/>
+        </w:rPr>
+        <w:t xml:space="preserve">            </w:t>
+      </w:r>
+      <w:r>
+        <w:t># наиболее вероятные позиции призраков</w:t>
+      </w:r>
+    </w:p>
+    <w:p>
+      <w:pPr>
+        <w:pStyle w:val="af"/>
+      </w:pPr>
+      <w:r>
+        <w:t xml:space="preserve">            </w:t>
+      </w:r>
+      <w:r>
+        <w:rPr>
+          <w:lang w:val="en-US"/>
+        </w:rPr>
+        <w:t>for</w:t>
+      </w:r>
+      <w:r>
+        <w:t xml:space="preserve"> </w:t>
+      </w:r>
+      <w:proofErr w:type="spellStart"/>
+      <w:r>
+        <w:rPr>
+          <w:lang w:val="en-US"/>
+        </w:rPr>
+        <w:t>ghostPos</w:t>
+      </w:r>
+      <w:proofErr w:type="spellEnd"/>
+      <w:r>
+        <w:t xml:space="preserve"> </w:t>
+      </w:r>
+      <w:r>
+        <w:rPr>
+          <w:lang w:val="en-US"/>
+        </w:rPr>
+        <w:t>in</w:t>
+      </w:r>
+      <w:r>
+        <w:t xml:space="preserve"> </w:t>
+      </w:r>
+      <w:proofErr w:type="spellStart"/>
+      <w:r>
+        <w:rPr>
+          <w:lang w:val="en-US"/>
+        </w:rPr>
+        <w:t>ghostMaxProb</w:t>
+      </w:r>
+      <w:proofErr w:type="spellEnd"/>
+      <w:r>
+        <w:t>:</w:t>
+      </w:r>
+    </w:p>
+    <w:p>
+      <w:pPr>
+        <w:pStyle w:val="af"/>
+        <w:rPr>
+          <w:lang w:val="en-US"/>
+        </w:rPr>
+      </w:pPr>
+      <w:r>
+        <w:t xml:space="preserve">                </w:t>
+      </w:r>
+      <w:proofErr w:type="spellStart"/>
+      <w:r>
+        <w:rPr>
+          <w:lang w:val="en-US"/>
+        </w:rPr>
+        <w:t>minDist.append</w:t>
+      </w:r>
+      <w:proofErr w:type="spellEnd"/>
+      <w:r>
+        <w:rPr>
+          <w:lang w:val="en-US"/>
+        </w:rPr>
+        <w:t xml:space="preserve">((action, </w:t>
+      </w:r>
+      <w:proofErr w:type="spellStart"/>
+      <w:r>
+        <w:rPr>
+          <w:lang w:val="en-US"/>
+        </w:rPr>
+        <w:t>self.distancer.getDistance</w:t>
+      </w:r>
+      <w:proofErr w:type="spellEnd"/>
+      <w:r>
+        <w:rPr>
+          <w:lang w:val="en-US"/>
+        </w:rPr>
+        <w:t>(</w:t>
+      </w:r>
+      <w:proofErr w:type="spellStart"/>
+      <w:r>
+        <w:rPr>
+          <w:lang w:val="en-US"/>
+        </w:rPr>
+        <w:t>successorPosition</w:t>
+      </w:r>
+      <w:proofErr w:type="spellEnd"/>
+      <w:r>
+        <w:rPr>
+          <w:lang w:val="en-US"/>
+        </w:rPr>
+        <w:t xml:space="preserve">, </w:t>
+      </w:r>
+      <w:proofErr w:type="spellStart"/>
+      <w:r>
+        <w:rPr>
+          <w:lang w:val="en-US"/>
+        </w:rPr>
+        <w:t>ghostPos</w:t>
+      </w:r>
+      <w:proofErr w:type="spellEnd"/>
+      <w:r>
+        <w:rPr>
+          <w:lang w:val="en-US"/>
+        </w:rPr>
+        <w:t>)))</w:t>
+      </w:r>
+    </w:p>
+    <w:p>
+      <w:pPr>
+        <w:pStyle w:val="af"/>
+        <w:rPr>
+          <w:lang w:val="en-US"/>
+        </w:rPr>
+      </w:pPr>
+    </w:p>
+    <w:p>
+      <w:pPr>
+        <w:pStyle w:val="af"/>
+      </w:pPr>
+      <w:r>
+        <w:rPr>
+          <w:lang w:val="en-US"/>
+        </w:rPr>
+        <w:t xml:space="preserve">        </w:t>
+      </w:r>
+      <w:r>
+        <w:t># минимальное расстояние до призрака</w:t>
+      </w:r>
+    </w:p>
+    <w:p>
+      <w:pPr>
+        <w:pStyle w:val="af"/>
+      </w:pPr>
+      <w:r>
+        <w:t xml:space="preserve">        </w:t>
+      </w:r>
+      <w:proofErr w:type="spellStart"/>
+      <w:r>
+        <w:rPr>
+          <w:lang w:val="en-US"/>
+        </w:rPr>
+        <w:t>minGhostDist</w:t>
+      </w:r>
+      <w:proofErr w:type="spellEnd"/>
+      <w:r>
+        <w:t xml:space="preserve"> = </w:t>
+      </w:r>
+      <w:r>
+        <w:rPr>
+          <w:lang w:val="en-US"/>
+        </w:rPr>
+        <w:t>min</w:t>
+      </w:r>
+      <w:r>
+        <w:t>([</w:t>
+      </w:r>
+      <w:r>
+        <w:rPr>
+          <w:lang w:val="en-US"/>
+        </w:rPr>
+        <w:t>d</w:t>
+      </w:r>
+      <w:r>
+        <w:t xml:space="preserve"> </w:t>
+      </w:r>
+      <w:r>
+        <w:rPr>
+          <w:lang w:val="en-US"/>
+        </w:rPr>
+        <w:t>for</w:t>
+      </w:r>
+      <w:r>
+        <w:t xml:space="preserve"> </w:t>
+      </w:r>
+      <w:r>
+        <w:rPr>
+          <w:lang w:val="en-US"/>
+        </w:rPr>
+        <w:t>act</w:t>
+      </w:r>
+      <w:r>
+        <w:t xml:space="preserve">, </w:t>
+      </w:r>
+      <w:r>
+        <w:rPr>
+          <w:lang w:val="en-US"/>
+        </w:rPr>
+        <w:t>d</w:t>
+      </w:r>
+      <w:r>
+        <w:t xml:space="preserve"> </w:t>
+      </w:r>
+      <w:r>
+        <w:rPr>
+          <w:lang w:val="en-US"/>
+        </w:rPr>
+        <w:t>in</w:t>
+      </w:r>
+      <w:r>
+        <w:t xml:space="preserve"> </w:t>
+      </w:r>
+      <w:proofErr w:type="spellStart"/>
+      <w:r>
+        <w:rPr>
+          <w:lang w:val="en-US"/>
+        </w:rPr>
+        <w:t>minDist</w:t>
+      </w:r>
+      <w:proofErr w:type="spellEnd"/>
+      <w:r>
+        <w:t>])</w:t>
+      </w:r>
+    </w:p>
+    <w:p>
+      <w:pPr>
+        <w:pStyle w:val="af"/>
+      </w:pPr>
+    </w:p>
+    <w:p>
+      <w:pPr>
+        <w:pStyle w:val="af"/>
+      </w:pPr>
+      <w:r>
+        <w:t xml:space="preserve">        # действие, ведущее к ближайшему призраку</w:t>
+      </w:r>
+    </w:p>
+    <w:p>
+      <w:pPr>
+        <w:pStyle w:val="af"/>
+        <w:rPr>
+          <w:lang w:val="en-US"/>
+        </w:rPr>
+      </w:pPr>
+      <w:r>
+        <w:t xml:space="preserve">        </w:t>
+      </w:r>
+      <w:r>
+        <w:rPr>
+          <w:lang w:val="en-US"/>
+        </w:rPr>
+        <w:t xml:space="preserve">for act, d in </w:t>
+      </w:r>
+      <w:proofErr w:type="spellStart"/>
+      <w:r>
+        <w:rPr>
+          <w:lang w:val="en-US"/>
+        </w:rPr>
+        <w:t>minDist</w:t>
+      </w:r>
+      <w:proofErr w:type="spellEnd"/>
+      <w:r>
+        <w:rPr>
+          <w:lang w:val="en-US"/>
+        </w:rPr>
+        <w:t>:</w:t>
+      </w:r>
+    </w:p>
+    <w:p>
+      <w:pPr>
+        <w:pStyle w:val="af"/>
+        <w:rPr>
+          <w:lang w:val="en-US"/>
+        </w:rPr>
+      </w:pPr>
+      <w:r>
+        <w:rPr>
+          <w:lang w:val="en-US"/>
+        </w:rPr>
+        <w:t xml:space="preserve">            if d == </w:t>
+      </w:r>
+      <w:proofErr w:type="spellStart"/>
+      <w:r>
+        <w:rPr>
+          <w:lang w:val="en-US"/>
+        </w:rPr>
+        <w:t>minGhostDist</w:t>
+      </w:r>
+      <w:proofErr w:type="spellEnd"/>
+      <w:r>
+        <w:rPr>
+          <w:lang w:val="en-US"/>
+        </w:rPr>
+        <w:t>:</w:t>
+      </w:r>
+    </w:p>
+    <w:p>
+      <w:pPr>
+        <w:pStyle w:val="af"/>
+        <w:rPr>
+          <w:lang w:val="en-US"/>
+        </w:rPr>
+      </w:pPr>
+      <w:r>
+        <w:rPr>
+          <w:lang w:val="en-US"/>
+        </w:rPr>
+        <w:t xml:space="preserve">                return act</w:t>
+      </w:r>
+    </w:p>
+    <w:p>
+      <w:pPr>
+        <w:rPr>
+          <w:lang w:val="en-US"/>
+        </w:rPr>
+      </w:pPr>
+    </w:p>
+    <w:p>
+      <w:r>
+        <w:t xml:space="preserve">Правильность реализации метода была проверена путём запуска автооценивателя (рисунок </w:t>
+      </w:r>
+      <w:r>
+        <w:t>3</w:t>
+      </w:r>
       <w:r>
         <w:t>.</w:t>
       </w:r>
+      <w:r>
+        <w:t>8</w:t>
+      </w:r>
+      <w:r>
+        <w:t>).</w:t>
+      </w:r>
     </w:p>
     <w:p/>
     <w:p>
-      <w:r>
-        <w:t>.</w:t>
-      </w:r>
+      <w:pPr>
+        <w:ind w:firstLine="0"/>
+        <w:jc w:val="center"/>
+        <w:rPr>
+          <w:lang w:val="en-US"/>
+        </w:rPr>
+      </w:pPr>
+      <w:r>
+        <w:rPr>
+          <w:noProof/>
+        </w:rPr>
+        <w:drawing>
+          <wp:inline distT="0" distB="0" distL="0" distR="0" wp14:anchorId="47D9E307" wp14:editId="170DECAF">
+            <wp:extent cx="5624764" cy="830590"/>
+            <wp:effectExtent l="0" t="0" r="0" b="0"/>
+            <wp:docPr id="936334655" name="Рисунок 1"/>
+            <wp:cNvGraphicFramePr>
+              <a:graphicFrameLocks xmlns:a="http://schemas.openxmlformats.org/drawingml/2006/main" noChangeAspect="1"/>
+            </wp:cNvGraphicFramePr>
+            <a:graphic xmlns:a="http://schemas.openxmlformats.org/drawingml/2006/main">
+              <a:graphicData uri="http://schemas.openxmlformats.org/drawingml/2006/picture">
+                <pic:pic xmlns:pic="http://schemas.openxmlformats.org/drawingml/2006/picture">
+                  <pic:nvPicPr>
+                    <pic:cNvPr id="936334655" name=""/>
+                    <pic:cNvPicPr/>
+                  </pic:nvPicPr>
+                  <pic:blipFill>
+                    <a:blip r:embed="rId17"/>
+                    <a:stretch>
+                      <a:fillRect/>
+                    </a:stretch>
+                  </pic:blipFill>
+                  <pic:spPr>
+                    <a:xfrm>
+                      <a:off x="0" y="0"/>
+                      <a:ext cx="5662361" cy="836142"/>
+                    </a:xfrm>
+                    <a:prstGeom prst="rect">
+                      <a:avLst/>
+                    </a:prstGeom>
+                  </pic:spPr>
+                </pic:pic>
+              </a:graphicData>
+            </a:graphic>
+          </wp:inline>
+        </w:drawing>
+      </w:r>
+    </w:p>
+    <w:p>
+      <w:pPr>
+        <w:ind w:firstLine="0"/>
+        <w:jc w:val="center"/>
+      </w:pPr>
+      <w:r>
+        <w:t>Рисунок 3.</w:t>
+      </w:r>
+      <w:r>
+        <w:t>8</w:t>
+      </w:r>
+      <w:r>
+        <w:t xml:space="preserve"> </w:t>
+      </w:r>
+      <w:r>
+        <w:sym w:font="Symbol" w:char="F02D"/>
+      </w:r>
+      <w:r>
+        <w:t xml:space="preserve"> Автооценивание метода </w:t>
+      </w:r>
+      <w:proofErr w:type="spellStart"/>
+      <w:r>
+        <w:rPr>
+          <w:rFonts w:ascii="Courier New" w:hAnsi="Courier New" w:cs="Courier New"/>
+          <w:sz w:val="24"/>
+          <w:szCs w:val="20"/>
+          <w:lang w:val="en-US"/>
+        </w:rPr>
+        <w:t>chooseAction</w:t>
+      </w:r>
+      <w:proofErr w:type="spellEnd"/>
     </w:p>
     <w:p/>
     <w:p/>
@@ -9495,7 +10678,8 @@
         </w:numPr>
       </w:pPr>
       <w:r>
-        <w:t>.</w:t>
+        <w:lastRenderedPageBreak/>
+        <w:t>Инициализация приближенного вывода</w:t>
       </w:r>
     </w:p>
     <w:p/>
@@ -9521,7 +10705,6 @@
     <w:p/>
     <w:p>
       <w:r>
-        <w:lastRenderedPageBreak/>
         <w:t>.</w:t>
       </w:r>
     </w:p>
@@ -9581,8 +10764,8 @@
       </w:pPr>
     </w:p>
     <w:sectPr>
-      <w:headerReference w:type="default" r:id="rId17"/>
-      <w:headerReference w:type="first" r:id="rId18"/>
+      <w:headerReference w:type="default" r:id="rId18"/>
+      <w:headerReference w:type="first" r:id="rId19"/>
       <w:pgSz w:w="11906" w:h="16838"/>
       <w:pgMar w:top="851" w:right="567" w:bottom="851" w:left="1418" w:header="680" w:footer="680" w:gutter="0"/>
       <w:cols w:space="708"/>

--- a/8 семестр/МиСИИ/ЛР 5/МиСИИ ЛР 5.docx
+++ b/8 семестр/МиСИИ/ЛР 5/МиСИИ ЛР 5.docx
@@ -574,7 +574,6 @@
       <w:r>
         <w:t xml:space="preserve"> функцию </w:t>
       </w:r>
-      <w:proofErr w:type="spellStart"/>
       <w:r>
         <w:rPr>
           <w:rFonts w:ascii="Courier New" w:hAnsi="Courier New" w:cs="Courier New"/>
@@ -583,7 +582,6 @@
         </w:rPr>
         <w:t>constructBayesNet</w:t>
       </w:r>
-      <w:proofErr w:type="spellEnd"/>
       <w:r>
         <w:rPr>
           <w:sz w:val="24"/>
@@ -713,7 +711,6 @@
       <w:r>
         <w:t xml:space="preserve"> функцию </w:t>
       </w:r>
-      <w:proofErr w:type="spellStart"/>
       <w:r>
         <w:rPr>
           <w:rFonts w:ascii="Courier New" w:hAnsi="Courier New" w:cs="Courier New"/>
@@ -722,7 +719,6 @@
         </w:rPr>
         <w:t>joinFactors</w:t>
       </w:r>
-      <w:proofErr w:type="spellEnd"/>
       <w:r>
         <w:rPr>
           <w:sz w:val="24"/>
@@ -760,7 +756,6 @@
       <w:r>
         <w:t xml:space="preserve">еализовать функцию исключения переменных </w:t>
       </w:r>
-      <w:proofErr w:type="spellStart"/>
       <w:r>
         <w:rPr>
           <w:rFonts w:ascii="Courier New" w:hAnsi="Courier New" w:cs="Courier New"/>
@@ -769,7 +764,6 @@
         </w:rPr>
         <w:t>eliminate</w:t>
       </w:r>
-      <w:proofErr w:type="spellEnd"/>
       <w:r>
         <w:rPr>
           <w:b/>
@@ -818,7 +812,6 @@
       <w:r>
         <w:t xml:space="preserve">файле inference.py функцию </w:t>
       </w:r>
-      <w:proofErr w:type="spellStart"/>
       <w:r>
         <w:rPr>
           <w:rFonts w:ascii="Courier New" w:hAnsi="Courier New" w:cs="Courier New"/>
@@ -827,7 +820,6 @@
         </w:rPr>
         <w:t>inferenceByVariableElimination</w:t>
       </w:r>
-      <w:proofErr w:type="spellEnd"/>
       <w:r>
         <w:t xml:space="preserve">, </w:t>
       </w:r>
@@ -878,7 +870,6 @@
       <w:r>
         <w:t xml:space="preserve">й </w:t>
       </w:r>
-      <w:proofErr w:type="spellStart"/>
       <w:r>
         <w:rPr>
           <w:rFonts w:ascii="Courier New" w:hAnsi="Courier New" w:cs="Courier New"/>
@@ -887,7 +878,6 @@
         </w:rPr>
         <w:t>DiscreteDistribution</w:t>
       </w:r>
-      <w:proofErr w:type="spellEnd"/>
       <w:r>
         <w:t>, определ</w:t>
       </w:r>
@@ -897,7 +887,6 @@
       <w:r>
         <w:t xml:space="preserve"> в inference.py, дописать недостающие методы этого класса: </w:t>
       </w:r>
-      <w:proofErr w:type="spellStart"/>
       <w:r>
         <w:rPr>
           <w:rFonts w:ascii="Courier New" w:hAnsi="Courier New" w:cs="Courier New"/>
@@ -906,7 +895,6 @@
         </w:rPr>
         <w:t>normalize</w:t>
       </w:r>
-      <w:proofErr w:type="spellEnd"/>
       <w:r>
         <w:rPr>
           <w:sz w:val="24"/>
@@ -917,7 +905,6 @@
       <w:r>
         <w:t xml:space="preserve">и </w:t>
       </w:r>
-      <w:proofErr w:type="spellStart"/>
       <w:r>
         <w:rPr>
           <w:rFonts w:ascii="Courier New" w:hAnsi="Courier New" w:cs="Courier New"/>
@@ -926,7 +913,6 @@
         </w:rPr>
         <w:t>sample</w:t>
       </w:r>
-      <w:proofErr w:type="spellEnd"/>
       <w:r>
         <w:t>;</w:t>
       </w:r>
@@ -946,7 +932,6 @@
       <w:r>
         <w:t xml:space="preserve">еализовать метод </w:t>
       </w:r>
-      <w:proofErr w:type="spellStart"/>
       <w:r>
         <w:rPr>
           <w:rFonts w:ascii="Courier New" w:hAnsi="Courier New" w:cs="Courier New"/>
@@ -955,7 +940,6 @@
         </w:rPr>
         <w:t>getObservationProb</w:t>
       </w:r>
-      <w:proofErr w:type="spellEnd"/>
       <w:r>
         <w:rPr>
           <w:sz w:val="24"/>
@@ -966,7 +950,6 @@
       <w:r>
         <w:t xml:space="preserve">базового класса </w:t>
       </w:r>
-      <w:proofErr w:type="spellStart"/>
       <w:r>
         <w:rPr>
           <w:rFonts w:ascii="Courier New" w:hAnsi="Courier New" w:cs="Courier New"/>
@@ -975,7 +958,6 @@
         </w:rPr>
         <w:t>InferenceModule</w:t>
       </w:r>
-      <w:proofErr w:type="spellEnd"/>
       <w:r>
         <w:t>, определяемого в файле inference.py</w:t>
       </w:r>
@@ -1005,7 +987,6 @@
       <w:r>
         <w:t xml:space="preserve"> метод </w:t>
       </w:r>
-      <w:proofErr w:type="spellStart"/>
       <w:r>
         <w:rPr>
           <w:rFonts w:ascii="Courier New" w:hAnsi="Courier New" w:cs="Courier New"/>
@@ -1014,7 +995,6 @@
         </w:rPr>
         <w:t>observeUpdate</w:t>
       </w:r>
-      <w:proofErr w:type="spellEnd"/>
       <w:r>
         <w:rPr>
           <w:sz w:val="24"/>
@@ -1025,7 +1005,6 @@
       <w:r>
         <w:t xml:space="preserve">класса </w:t>
       </w:r>
-      <w:proofErr w:type="spellStart"/>
       <w:r>
         <w:rPr>
           <w:rFonts w:ascii="Courier New" w:hAnsi="Courier New" w:cs="Courier New"/>
@@ -1034,7 +1013,6 @@
         </w:rPr>
         <w:t>ExactInference</w:t>
       </w:r>
-      <w:proofErr w:type="spellEnd"/>
       <w:r>
         <w:t xml:space="preserve">, определяемого в файле inference.py. </w:t>
       </w:r>
@@ -1070,7 +1048,6 @@
       <w:r>
         <w:t xml:space="preserve">реализовать метод </w:t>
       </w:r>
-      <w:proofErr w:type="spellStart"/>
       <w:r>
         <w:rPr>
           <w:rFonts w:ascii="Courier New" w:hAnsi="Courier New" w:cs="Courier New"/>
@@ -1079,7 +1056,6 @@
         </w:rPr>
         <w:t>elapseTime</w:t>
       </w:r>
-      <w:proofErr w:type="spellEnd"/>
       <w:r>
         <w:rPr>
           <w:sz w:val="24"/>
@@ -1090,7 +1066,6 @@
       <w:r>
         <w:t xml:space="preserve">класса </w:t>
       </w:r>
-      <w:proofErr w:type="spellStart"/>
       <w:r>
         <w:rPr>
           <w:rFonts w:ascii="Courier New" w:hAnsi="Courier New" w:cs="Courier New"/>
@@ -1099,7 +1074,6 @@
         </w:rPr>
         <w:t>ExactInference</w:t>
       </w:r>
-      <w:proofErr w:type="spellEnd"/>
       <w:r>
         <w:t xml:space="preserve">. Метод </w:t>
       </w:r>
@@ -1138,7 +1112,6 @@
       <w:r>
         <w:t xml:space="preserve"> метод </w:t>
       </w:r>
-      <w:proofErr w:type="spellStart"/>
       <w:r>
         <w:rPr>
           <w:rFonts w:ascii="Courier New" w:hAnsi="Courier New" w:cs="Courier New"/>
@@ -1147,7 +1120,6 @@
         </w:rPr>
         <w:t>ChooseAction</w:t>
       </w:r>
-      <w:proofErr w:type="spellEnd"/>
       <w:r>
         <w:rPr>
           <w:b/>
@@ -1160,7 +1132,6 @@
       <w:r>
         <w:t xml:space="preserve">класса </w:t>
       </w:r>
-      <w:proofErr w:type="spellStart"/>
       <w:r>
         <w:rPr>
           <w:rFonts w:ascii="Courier New" w:hAnsi="Courier New" w:cs="Courier New"/>
@@ -1169,7 +1140,6 @@
         </w:rPr>
         <w:t>GreedyBustersAgent</w:t>
       </w:r>
-      <w:proofErr w:type="spellEnd"/>
       <w:r>
         <w:rPr>
           <w:b/>
@@ -1197,9 +1167,85 @@
       </w:pPr>
       <w:r>
         <w:rPr>
-          <w:lang w:val="en-US"/>
-        </w:rPr>
-        <w:t>.</w:t>
+          <w:b/>
+          <w:bCs/>
+        </w:rPr>
+        <w:t>Задание 9</w:t>
+      </w:r>
+      <w:r>
+        <w:t>: реализовать</w:t>
+      </w:r>
+      <w:r>
+        <w:t xml:space="preserve"> методы </w:t>
+      </w:r>
+      <w:r>
+        <w:rPr>
+          <w:rFonts w:ascii="Courier New" w:hAnsi="Courier New" w:cs="Courier New"/>
+          <w:sz w:val="24"/>
+          <w:szCs w:val="20"/>
+        </w:rPr>
+        <w:t>initializeUniformly</w:t>
+      </w:r>
+      <w:r>
+        <w:rPr>
+          <w:sz w:val="24"/>
+          <w:szCs w:val="20"/>
+        </w:rPr>
+        <w:t xml:space="preserve"> </w:t>
+      </w:r>
+      <w:r>
+        <w:t xml:space="preserve">и </w:t>
+      </w:r>
+      <w:r>
+        <w:rPr>
+          <w:rFonts w:ascii="Courier New" w:hAnsi="Courier New" w:cs="Courier New"/>
+          <w:sz w:val="24"/>
+          <w:szCs w:val="20"/>
+        </w:rPr>
+        <w:t>getBeliefDistribution</w:t>
+      </w:r>
+      <w:r>
+        <w:rPr>
+          <w:sz w:val="24"/>
+          <w:szCs w:val="20"/>
+        </w:rPr>
+        <w:t xml:space="preserve"> </w:t>
+      </w:r>
+      <w:r>
+        <w:t xml:space="preserve">класса </w:t>
+      </w:r>
+      <w:r>
+        <w:rPr>
+          <w:rFonts w:ascii="Courier New" w:hAnsi="Courier New" w:cs="Courier New"/>
+          <w:sz w:val="24"/>
+          <w:szCs w:val="20"/>
+        </w:rPr>
+        <w:t>ParticleFilter</w:t>
+      </w:r>
+      <w:r>
+        <w:rPr>
+          <w:sz w:val="24"/>
+          <w:szCs w:val="20"/>
+        </w:rPr>
+        <w:t xml:space="preserve"> </w:t>
+      </w:r>
+      <w:r>
+        <w:t xml:space="preserve">в файле inference.py. </w:t>
+      </w:r>
+      <w:r>
+        <w:t>Необходимо</w:t>
+      </w:r>
+      <w:r>
+        <w:t xml:space="preserve"> равномерно </w:t>
+      </w:r>
+      <w:r>
+        <w:t xml:space="preserve">распределить частицы (положения призрака) </w:t>
+      </w:r>
+      <w:r>
+        <w:t>по допустимым позициям</w:t>
+      </w:r>
+      <w:r>
+        <w:t>;</w:t>
       </w:r>
     </w:p>
     <w:p>
@@ -1273,6 +1319,7 @@
         </w:numPr>
       </w:pPr>
       <w:r>
+        <w:lastRenderedPageBreak/>
         <w:t>ХОД РАБОТЫ</w:t>
       </w:r>
     </w:p>
@@ -1283,7 +1330,6 @@
     </w:p>
     <w:p>
       <w:r>
-        <w:lastRenderedPageBreak/>
         <w:t>Первым делом было проведено ознакомление с понятиями совместной и условной вероятности, сетями Байеса, вероятностного вывода, его точными и приближёнными алгоритмами в марковских моделях.</w:t>
       </w:r>
     </w:p>
@@ -1294,19 +1340,11 @@
       <w:r>
         <w:t xml:space="preserve">. По команде </w:t>
       </w:r>
-      <w:proofErr w:type="spellStart"/>
       <w:r>
         <w:rPr>
           <w:rFonts w:cs="Times New Roman"/>
         </w:rPr>
-        <w:t>python</w:t>
-      </w:r>
-      <w:proofErr w:type="spellEnd"/>
-      <w:r>
-        <w:rPr>
-          <w:rFonts w:cs="Times New Roman"/>
-        </w:rPr>
-        <w:t xml:space="preserve"> busters.py</w:t>
+        <w:t>python busters.py</w:t>
       </w:r>
       <w:r>
         <w:t xml:space="preserve"> </w:t>
@@ -1325,32 +1363,27 @@
       <w:r>
         <w:t xml:space="preserve">Дополнительно в файле </w:t>
       </w:r>
-      <w:proofErr w:type="spellStart"/>
       <w:r>
         <w:rPr>
           <w:lang w:val="en-US"/>
         </w:rPr>
         <w:t>bayesNet</w:t>
       </w:r>
-      <w:proofErr w:type="spellEnd"/>
       <w:r>
         <w:t>.</w:t>
       </w:r>
-      <w:proofErr w:type="spellStart"/>
       <w:r>
         <w:rPr>
           <w:lang w:val="en-US"/>
         </w:rPr>
         <w:t>py</w:t>
       </w:r>
-      <w:proofErr w:type="spellEnd"/>
       <w:r>
         <w:t xml:space="preserve"> </w:t>
       </w:r>
       <w:r>
         <w:t xml:space="preserve">было проведено ознакомление с классами </w:t>
       </w:r>
-      <w:proofErr w:type="spellStart"/>
       <w:r>
         <w:rPr>
           <w:rFonts w:ascii="Courier New" w:hAnsi="Courier New" w:cs="Courier New"/>
@@ -1360,7 +1393,6 @@
         </w:rPr>
         <w:t>BayesNet</w:t>
       </w:r>
-      <w:proofErr w:type="spellEnd"/>
       <w:r>
         <w:t xml:space="preserve">, </w:t>
       </w:r>
@@ -1383,7 +1415,6 @@
       <w:r>
         <w:t xml:space="preserve">и функцией </w:t>
       </w:r>
-      <w:proofErr w:type="spellStart"/>
       <w:r>
         <w:rPr>
           <w:rFonts w:ascii="Courier New" w:hAnsi="Courier New" w:cs="Courier New"/>
@@ -1392,7 +1423,6 @@
         </w:rPr>
         <w:t>printStarterBayesNet</w:t>
       </w:r>
-      <w:proofErr w:type="spellEnd"/>
       <w:r>
         <w:t>.</w:t>
       </w:r>
@@ -1434,7 +1464,6 @@
       <w:r>
         <w:t>.</w:t>
       </w:r>
-      <w:proofErr w:type="spellStart"/>
       <w:r>
         <w:rPr>
           <w:lang w:val="en-US"/>
@@ -1447,14 +1476,12 @@
         </w:rPr>
         <w:t>y</w:t>
       </w:r>
-      <w:proofErr w:type="spellEnd"/>
       <w:r>
         <w:t xml:space="preserve"> </w:t>
       </w:r>
       <w:r>
         <w:t xml:space="preserve">была реализована функция </w:t>
       </w:r>
-      <w:proofErr w:type="spellStart"/>
       <w:r>
         <w:rPr>
           <w:rFonts w:ascii="Courier New" w:hAnsi="Courier New" w:cs="Courier New"/>
@@ -1463,7 +1490,6 @@
         </w:rPr>
         <w:t>constructBayesNet</w:t>
       </w:r>
-      <w:proofErr w:type="spellEnd"/>
       <w:r>
         <w:rPr>
           <w:sz w:val="24"/>
@@ -1493,15 +1519,9 @@
       <w:pPr>
         <w:pStyle w:val="af"/>
       </w:pPr>
-      <w:proofErr w:type="spellStart"/>
-      <w:r>
-        <w:t>def</w:t>
-      </w:r>
-      <w:proofErr w:type="spellEnd"/>
-      <w:r>
-        <w:t xml:space="preserve"> </w:t>
-      </w:r>
-      <w:proofErr w:type="spellStart"/>
+      <w:r>
+        <w:t xml:space="preserve">def </w:t>
+      </w:r>
       <w:r>
         <w:rPr>
           <w:b/>
@@ -1509,25 +1529,8 @@
         </w:rPr>
         <w:t>constructBayesNet</w:t>
       </w:r>
-      <w:proofErr w:type="spellEnd"/>
-      <w:r>
-        <w:t>(</w:t>
-      </w:r>
-      <w:proofErr w:type="spellStart"/>
-      <w:r>
-        <w:t>gameState</w:t>
-      </w:r>
-      <w:proofErr w:type="spellEnd"/>
-      <w:r>
-        <w:t xml:space="preserve">: </w:t>
-      </w:r>
-      <w:proofErr w:type="spellStart"/>
-      <w:r>
-        <w:t>hunters.GameState</w:t>
-      </w:r>
-      <w:proofErr w:type="spellEnd"/>
-      <w:r>
-        <w:t>):</w:t>
+      <w:r>
+        <w:t>(gameState: hunters.GameState):</w:t>
       </w:r>
     </w:p>
     <w:p>
@@ -1546,15 +1549,7 @@
         <w:pStyle w:val="af"/>
       </w:pPr>
       <w:r>
-        <w:t>    PAC = "</w:t>
-      </w:r>
-      <w:proofErr w:type="spellStart"/>
-      <w:r>
-        <w:t>Pacman</w:t>
-      </w:r>
-      <w:proofErr w:type="spellEnd"/>
-      <w:r>
-        <w:t>"</w:t>
+        <w:t>    PAC = "Pacman"</w:t>
       </w:r>
     </w:p>
     <w:p>
@@ -1670,21 +1665,7 @@
         <w:rPr>
           <w:lang w:val="en-US"/>
         </w:rPr>
-        <w:t xml:space="preserve">    X_RANGE = </w:t>
-      </w:r>
-      <w:proofErr w:type="spellStart"/>
-      <w:r>
-        <w:rPr>
-          <w:lang w:val="en-US"/>
-        </w:rPr>
-        <w:t>gameState.getWalls</w:t>
-      </w:r>
-      <w:proofErr w:type="spellEnd"/>
-      <w:r>
-        <w:rPr>
-          <w:lang w:val="en-US"/>
-        </w:rPr>
-        <w:t xml:space="preserve">().width    # </w:t>
+        <w:t xml:space="preserve">    X_RANGE = gameState.getWalls().width    # </w:t>
       </w:r>
       <w:r>
         <w:t>ширина</w:t>
@@ -1701,21 +1682,7 @@
         <w:rPr>
           <w:lang w:val="en-US"/>
         </w:rPr>
-        <w:t xml:space="preserve">    Y_RANGE = </w:t>
-      </w:r>
-      <w:proofErr w:type="spellStart"/>
-      <w:r>
-        <w:rPr>
-          <w:lang w:val="en-US"/>
-        </w:rPr>
-        <w:t>gameState.getWalls</w:t>
-      </w:r>
-      <w:proofErr w:type="spellEnd"/>
-      <w:r>
-        <w:rPr>
-          <w:lang w:val="en-US"/>
-        </w:rPr>
-        <w:t xml:space="preserve">().height   # </w:t>
+        <w:t xml:space="preserve">    Y_RANGE = gameState.getWalls().height   # </w:t>
       </w:r>
       <w:r>
         <w:t>высота</w:t>
@@ -1799,6 +1766,7 @@
         </w:rPr>
       </w:pPr>
       <w:r>
+        <w:lastRenderedPageBreak/>
         <w:t xml:space="preserve">    </w:t>
       </w:r>
       <w:r>
@@ -1880,369 +1848,201 @@
         <w:pStyle w:val="af"/>
       </w:pPr>
       <w:r>
+        <w:t>    variableDomainsDict = {}</w:t>
+      </w:r>
+    </w:p>
+    <w:p>
+      <w:pPr>
+        <w:pStyle w:val="af"/>
+      </w:pPr>
+    </w:p>
+    <w:p>
+      <w:pPr>
+        <w:pStyle w:val="af"/>
+      </w:pPr>
+      <w:r>
+        <w:t>    # все возможные позиции агентов</w:t>
+      </w:r>
+    </w:p>
+    <w:p>
+      <w:pPr>
+        <w:pStyle w:val="af"/>
+        <w:rPr>
+          <w:lang w:val="en-US"/>
+        </w:rPr>
+      </w:pPr>
+      <w:r>
         <w:t xml:space="preserve">    </w:t>
       </w:r>
-      <w:proofErr w:type="spellStart"/>
-      <w:r>
-        <w:t>variableDomainsDict</w:t>
-      </w:r>
-      <w:proofErr w:type="spellEnd"/>
-      <w:r>
-        <w:t xml:space="preserve"> = {}</w:t>
-      </w:r>
-    </w:p>
-    <w:p>
-      <w:pPr>
-        <w:pStyle w:val="af"/>
-      </w:pPr>
-    </w:p>
-    <w:p>
-      <w:pPr>
-        <w:pStyle w:val="af"/>
-      </w:pPr>
-      <w:r>
-        <w:t>    # все возможные позиции агентов</w:t>
-      </w:r>
-    </w:p>
-    <w:p>
-      <w:pPr>
-        <w:pStyle w:val="af"/>
-        <w:rPr>
-          <w:lang w:val="en-US"/>
-        </w:rPr>
-      </w:pPr>
-      <w:r>
+      <w:r>
+        <w:rPr>
+          <w:lang w:val="en-US"/>
+        </w:rPr>
+        <w:t>pos_domain = [(x, y) for x in range(X_RANGE) for y in range(Y_RANGE)]</w:t>
+      </w:r>
+    </w:p>
+    <w:p>
+      <w:pPr>
+        <w:pStyle w:val="af"/>
+        <w:rPr>
+          <w:lang w:val="en-US"/>
+        </w:rPr>
+      </w:pPr>
+    </w:p>
+    <w:p>
+      <w:pPr>
+        <w:pStyle w:val="af"/>
+        <w:rPr>
+          <w:lang w:val="en-US"/>
+        </w:rPr>
+      </w:pPr>
+      <w:r>
+        <w:rPr>
+          <w:lang w:val="en-US"/>
+        </w:rPr>
+        <w:t>    variableDomainsDict[PAC] = pos_domain</w:t>
+      </w:r>
+    </w:p>
+    <w:p>
+      <w:pPr>
+        <w:pStyle w:val="af"/>
+        <w:rPr>
+          <w:lang w:val="en-US"/>
+        </w:rPr>
+      </w:pPr>
+      <w:r>
+        <w:rPr>
+          <w:lang w:val="en-US"/>
+        </w:rPr>
+        <w:t>    variableDomainsDict[GHOST0] = pos_domain</w:t>
+      </w:r>
+    </w:p>
+    <w:p>
+      <w:pPr>
+        <w:pStyle w:val="af"/>
+        <w:rPr>
+          <w:lang w:val="en-US"/>
+        </w:rPr>
+      </w:pPr>
+      <w:r>
+        <w:rPr>
+          <w:lang w:val="en-US"/>
+        </w:rPr>
+        <w:t>    variableDomainsDict[GHOST1] = pos_domain</w:t>
+      </w:r>
+    </w:p>
+    <w:p>
+      <w:pPr>
+        <w:pStyle w:val="af"/>
+        <w:rPr>
+          <w:lang w:val="en-US"/>
+        </w:rPr>
+      </w:pPr>
+    </w:p>
+    <w:p>
+      <w:pPr>
+        <w:pStyle w:val="af"/>
+        <w:rPr>
+          <w:lang w:val="en-US"/>
+        </w:rPr>
+      </w:pPr>
+      <w:r>
+        <w:rPr>
+          <w:lang w:val="en-US"/>
+        </w:rPr>
+        <w:t xml:space="preserve">    # </w:t>
+      </w:r>
+      <w:r>
+        <w:t>возможные</w:t>
+      </w:r>
+      <w:r>
+        <w:rPr>
+          <w:lang w:val="en-US"/>
+        </w:rPr>
+        <w:t xml:space="preserve"> </w:t>
+      </w:r>
+      <w:r>
+        <w:t>наблюдения</w:t>
+      </w:r>
+      <w:r>
+        <w:rPr>
+          <w:lang w:val="en-US"/>
+        </w:rPr>
+        <w:t xml:space="preserve"> </w:t>
+      </w:r>
+      <w:r>
+        <w:t>сенсора</w:t>
+      </w:r>
+    </w:p>
+    <w:p>
+      <w:pPr>
+        <w:pStyle w:val="af"/>
+        <w:rPr>
+          <w:lang w:val="en-US"/>
+        </w:rPr>
+      </w:pPr>
+      <w:r>
+        <w:rPr>
+          <w:lang w:val="en-US"/>
+        </w:rPr>
+        <w:t>    max_dist = (X_RANGE - 1) + (Y_RANGE - 1)</w:t>
+      </w:r>
+    </w:p>
+    <w:p>
+      <w:pPr>
+        <w:pStyle w:val="af"/>
+        <w:rPr>
+          <w:lang w:val="en-US"/>
+        </w:rPr>
+      </w:pPr>
+      <w:r>
+        <w:rPr>
+          <w:lang w:val="en-US"/>
+        </w:rPr>
+        <w:t>    obs_domain = list(range(0, max_dist + MAX_NOISE + 1))</w:t>
+      </w:r>
+    </w:p>
+    <w:p>
+      <w:pPr>
+        <w:pStyle w:val="af"/>
+        <w:rPr>
+          <w:lang w:val="en-US"/>
+        </w:rPr>
+      </w:pPr>
+      <w:r>
+        <w:rPr>
+          <w:lang w:val="en-US"/>
+        </w:rPr>
         <w:t xml:space="preserve">    </w:t>
       </w:r>
-      <w:proofErr w:type="spellStart"/>
-      <w:r>
-        <w:rPr>
-          <w:lang w:val="en-US"/>
-        </w:rPr>
-        <w:t>pos_domain</w:t>
-      </w:r>
-      <w:proofErr w:type="spellEnd"/>
-      <w:r>
-        <w:rPr>
-          <w:lang w:val="en-US"/>
-        </w:rPr>
-        <w:t xml:space="preserve"> = [(x, y) for x in range(X_RANGE) for y in range(Y_RANGE)]</w:t>
-      </w:r>
-    </w:p>
-    <w:p>
-      <w:pPr>
-        <w:pStyle w:val="af"/>
-        <w:rPr>
-          <w:lang w:val="en-US"/>
-        </w:rPr>
-      </w:pPr>
-    </w:p>
-    <w:p>
-      <w:pPr>
-        <w:pStyle w:val="af"/>
-        <w:rPr>
-          <w:lang w:val="en-US"/>
-        </w:rPr>
-      </w:pPr>
-      <w:r>
-        <w:rPr>
-          <w:lang w:val="en-US"/>
-        </w:rPr>
-        <w:t xml:space="preserve">    </w:t>
-      </w:r>
-      <w:proofErr w:type="spellStart"/>
-      <w:r>
-        <w:rPr>
-          <w:lang w:val="en-US"/>
-        </w:rPr>
-        <w:t>variableDomainsDict</w:t>
-      </w:r>
-      <w:proofErr w:type="spellEnd"/>
-      <w:r>
-        <w:rPr>
-          <w:lang w:val="en-US"/>
-        </w:rPr>
-        <w:t xml:space="preserve">[PAC] = </w:t>
-      </w:r>
-      <w:proofErr w:type="spellStart"/>
-      <w:r>
-        <w:rPr>
-          <w:lang w:val="en-US"/>
-        </w:rPr>
-        <w:t>pos_domain</w:t>
-      </w:r>
-      <w:proofErr w:type="spellEnd"/>
-    </w:p>
-    <w:p>
-      <w:pPr>
-        <w:pStyle w:val="af"/>
-        <w:rPr>
-          <w:lang w:val="en-US"/>
-        </w:rPr>
-      </w:pPr>
-      <w:r>
-        <w:rPr>
-          <w:lang w:val="en-US"/>
-        </w:rPr>
-        <w:t xml:space="preserve">    </w:t>
-      </w:r>
-      <w:proofErr w:type="spellStart"/>
-      <w:r>
-        <w:rPr>
-          <w:lang w:val="en-US"/>
-        </w:rPr>
-        <w:t>variableDomainsDict</w:t>
-      </w:r>
-      <w:proofErr w:type="spellEnd"/>
-      <w:r>
-        <w:rPr>
-          <w:lang w:val="en-US"/>
-        </w:rPr>
-        <w:t xml:space="preserve">[GHOST0] = </w:t>
-      </w:r>
-      <w:proofErr w:type="spellStart"/>
-      <w:r>
-        <w:rPr>
-          <w:lang w:val="en-US"/>
-        </w:rPr>
-        <w:t>pos_domain</w:t>
-      </w:r>
-      <w:proofErr w:type="spellEnd"/>
-    </w:p>
-    <w:p>
-      <w:pPr>
-        <w:pStyle w:val="af"/>
-        <w:rPr>
-          <w:lang w:val="en-US"/>
-        </w:rPr>
-      </w:pPr>
-      <w:r>
-        <w:rPr>
-          <w:lang w:val="en-US"/>
-        </w:rPr>
-        <w:t xml:space="preserve">    </w:t>
-      </w:r>
-      <w:proofErr w:type="spellStart"/>
-      <w:r>
-        <w:rPr>
-          <w:lang w:val="en-US"/>
-        </w:rPr>
-        <w:t>variableDomainsDict</w:t>
-      </w:r>
-      <w:proofErr w:type="spellEnd"/>
-      <w:r>
-        <w:rPr>
-          <w:lang w:val="en-US"/>
-        </w:rPr>
-        <w:t xml:space="preserve">[GHOST1] = </w:t>
-      </w:r>
-      <w:proofErr w:type="spellStart"/>
-      <w:r>
-        <w:rPr>
-          <w:lang w:val="en-US"/>
-        </w:rPr>
-        <w:t>pos_domain</w:t>
-      </w:r>
-      <w:proofErr w:type="spellEnd"/>
-    </w:p>
-    <w:p>
-      <w:pPr>
-        <w:pStyle w:val="af"/>
-        <w:rPr>
-          <w:lang w:val="en-US"/>
-        </w:rPr>
-      </w:pPr>
-    </w:p>
-    <w:p>
-      <w:pPr>
-        <w:pStyle w:val="af"/>
-        <w:rPr>
-          <w:lang w:val="en-US"/>
-        </w:rPr>
-      </w:pPr>
-      <w:r>
-        <w:rPr>
-          <w:lang w:val="en-US"/>
-        </w:rPr>
-        <w:t xml:space="preserve">    # </w:t>
-      </w:r>
-      <w:r>
-        <w:t>возможные</w:t>
-      </w:r>
-      <w:r>
-        <w:rPr>
-          <w:lang w:val="en-US"/>
-        </w:rPr>
-        <w:t xml:space="preserve"> </w:t>
-      </w:r>
-      <w:r>
-        <w:t>наблюдения</w:t>
-      </w:r>
-      <w:r>
-        <w:rPr>
-          <w:lang w:val="en-US"/>
-        </w:rPr>
-        <w:t xml:space="preserve"> </w:t>
-      </w:r>
-      <w:r>
-        <w:t>сенсора</w:t>
-      </w:r>
-    </w:p>
-    <w:p>
-      <w:pPr>
-        <w:pStyle w:val="af"/>
-        <w:rPr>
-          <w:lang w:val="en-US"/>
-        </w:rPr>
-      </w:pPr>
-      <w:r>
-        <w:rPr>
-          <w:lang w:val="en-US"/>
-        </w:rPr>
-        <w:t xml:space="preserve">    </w:t>
-      </w:r>
-      <w:proofErr w:type="spellStart"/>
-      <w:r>
-        <w:rPr>
-          <w:lang w:val="en-US"/>
-        </w:rPr>
-        <w:t>max_dist</w:t>
-      </w:r>
-      <w:proofErr w:type="spellEnd"/>
-      <w:r>
-        <w:rPr>
-          <w:lang w:val="en-US"/>
-        </w:rPr>
-        <w:t xml:space="preserve"> = (X_RANGE - 1) + (Y_RANGE - 1)</w:t>
-      </w:r>
-    </w:p>
-    <w:p>
-      <w:pPr>
-        <w:pStyle w:val="af"/>
-        <w:rPr>
-          <w:lang w:val="en-US"/>
-        </w:rPr>
-      </w:pPr>
-      <w:r>
-        <w:rPr>
-          <w:lang w:val="en-US"/>
-        </w:rPr>
-        <w:t xml:space="preserve">    </w:t>
-      </w:r>
-      <w:proofErr w:type="spellStart"/>
-      <w:r>
-        <w:rPr>
-          <w:lang w:val="en-US"/>
-        </w:rPr>
-        <w:t>obs_domain</w:t>
-      </w:r>
-      <w:proofErr w:type="spellEnd"/>
-      <w:r>
-        <w:rPr>
-          <w:lang w:val="en-US"/>
-        </w:rPr>
-        <w:t xml:space="preserve"> = list(range(0, </w:t>
-      </w:r>
-      <w:proofErr w:type="spellStart"/>
-      <w:r>
-        <w:rPr>
-          <w:lang w:val="en-US"/>
-        </w:rPr>
-        <w:t>max_dist</w:t>
-      </w:r>
-      <w:proofErr w:type="spellEnd"/>
-      <w:r>
-        <w:rPr>
-          <w:lang w:val="en-US"/>
-        </w:rPr>
-        <w:t xml:space="preserve"> + MAX_NOISE + 1))</w:t>
-      </w:r>
-    </w:p>
-    <w:p>
-      <w:pPr>
-        <w:pStyle w:val="af"/>
-        <w:rPr>
-          <w:lang w:val="en-US"/>
-        </w:rPr>
-      </w:pPr>
-      <w:r>
-        <w:rPr>
-          <w:lang w:val="en-US"/>
-        </w:rPr>
-        <w:t xml:space="preserve">    </w:t>
-      </w:r>
-    </w:p>
-    <w:p>
-      <w:pPr>
-        <w:pStyle w:val="af"/>
-        <w:rPr>
-          <w:lang w:val="en-US"/>
-        </w:rPr>
-      </w:pPr>
-      <w:r>
-        <w:rPr>
-          <w:lang w:val="en-US"/>
-        </w:rPr>
-        <w:t xml:space="preserve">    </w:t>
-      </w:r>
-      <w:proofErr w:type="spellStart"/>
-      <w:r>
-        <w:rPr>
-          <w:lang w:val="en-US"/>
-        </w:rPr>
-        <w:t>variableDomainsDict</w:t>
-      </w:r>
-      <w:proofErr w:type="spellEnd"/>
-      <w:r>
-        <w:rPr>
-          <w:lang w:val="en-US"/>
-        </w:rPr>
-        <w:t xml:space="preserve">[OBS0] = </w:t>
-      </w:r>
-      <w:proofErr w:type="spellStart"/>
-      <w:r>
-        <w:rPr>
-          <w:lang w:val="en-US"/>
-        </w:rPr>
-        <w:t>obs_domain</w:t>
-      </w:r>
-      <w:proofErr w:type="spellEnd"/>
-    </w:p>
-    <w:p>
-      <w:pPr>
-        <w:pStyle w:val="af"/>
-        <w:rPr>
-          <w:lang w:val="en-US"/>
-        </w:rPr>
-      </w:pPr>
-      <w:r>
-        <w:rPr>
-          <w:lang w:val="en-US"/>
-        </w:rPr>
-        <w:t xml:space="preserve">    </w:t>
-      </w:r>
-      <w:proofErr w:type="spellStart"/>
-      <w:r>
-        <w:rPr>
-          <w:lang w:val="en-US"/>
-        </w:rPr>
-        <w:t>variableDomainsDict</w:t>
-      </w:r>
-      <w:proofErr w:type="spellEnd"/>
-      <w:r>
-        <w:rPr>
-          <w:lang w:val="en-US"/>
-        </w:rPr>
-        <w:t xml:space="preserve">[OBS1] = </w:t>
-      </w:r>
-      <w:proofErr w:type="spellStart"/>
-      <w:r>
-        <w:rPr>
-          <w:lang w:val="en-US"/>
-        </w:rPr>
-        <w:t>obs_domain</w:t>
-      </w:r>
-      <w:proofErr w:type="spellEnd"/>
+    </w:p>
+    <w:p>
+      <w:pPr>
+        <w:pStyle w:val="af"/>
+        <w:rPr>
+          <w:lang w:val="en-US"/>
+        </w:rPr>
+      </w:pPr>
+      <w:r>
+        <w:rPr>
+          <w:lang w:val="en-US"/>
+        </w:rPr>
+        <w:t>    variableDomainsDict[OBS0] = obs_domain</w:t>
+      </w:r>
+    </w:p>
+    <w:p>
+      <w:pPr>
+        <w:pStyle w:val="af"/>
+        <w:rPr>
+          <w:lang w:val="en-US"/>
+        </w:rPr>
+      </w:pPr>
+      <w:r>
+        <w:rPr>
+          <w:lang w:val="en-US"/>
+        </w:rPr>
+        <w:t>    variableDomainsDict[OBS1] = obs_domain</w:t>
+      </w:r>
     </w:p>
     <w:p>
       <w:pPr>
@@ -2350,86 +2150,32 @@
           <w:iCs/>
           <w:lang w:val="en-US"/>
         </w:rPr>
-        <w:t xml:space="preserve">net = </w:t>
-      </w:r>
-      <w:proofErr w:type="spellStart"/>
-      <w:r>
+        <w:t>net = bn.constructEmptyBayesNet(variables, edges, variableDomainsDict)</w:t>
+      </w:r>
+    </w:p>
+    <w:p>
+      <w:pPr>
+        <w:pStyle w:val="af"/>
         <w:rPr>
           <w:i/>
           <w:iCs/>
-          <w:lang w:val="en-US"/>
-        </w:rPr>
-        <w:t>bn.constructEmptyBayesNet</w:t>
-      </w:r>
-      <w:proofErr w:type="spellEnd"/>
+        </w:rPr>
+      </w:pPr>
       <w:r>
         <w:rPr>
           <w:i/>
           <w:iCs/>
           <w:lang w:val="en-US"/>
         </w:rPr>
-        <w:t xml:space="preserve">(variables, edges, </w:t>
-      </w:r>
-      <w:proofErr w:type="spellStart"/>
+        <w:t xml:space="preserve">    </w:t>
+      </w:r>
       <w:r>
         <w:rPr>
           <w:i/>
           <w:iCs/>
-          <w:lang w:val="en-US"/>
-        </w:rPr>
-        <w:t>variableDomainsDict</w:t>
-      </w:r>
-      <w:proofErr w:type="spellEnd"/>
-      <w:r>
-        <w:rPr>
-          <w:i/>
-          <w:iCs/>
-          <w:lang w:val="en-US"/>
-        </w:rPr>
-        <w:t>)</w:t>
-      </w:r>
-    </w:p>
-    <w:p>
-      <w:pPr>
-        <w:pStyle w:val="af"/>
-        <w:rPr>
-          <w:i/>
-          <w:iCs/>
-        </w:rPr>
-      </w:pPr>
-      <w:r>
-        <w:rPr>
-          <w:i/>
-          <w:iCs/>
-          <w:lang w:val="en-US"/>
-        </w:rPr>
-        <w:t xml:space="preserve">    </w:t>
-      </w:r>
-      <w:proofErr w:type="spellStart"/>
-      <w:r>
-        <w:rPr>
-          <w:i/>
-          <w:iCs/>
-        </w:rPr>
-        <w:t>return</w:t>
-      </w:r>
-      <w:proofErr w:type="spellEnd"/>
-      <w:r>
-        <w:rPr>
-          <w:i/>
-          <w:iCs/>
-        </w:rPr>
-        <w:t xml:space="preserve"> </w:t>
-      </w:r>
-      <w:proofErr w:type="spellStart"/>
-      <w:r>
-        <w:rPr>
-          <w:i/>
-          <w:iCs/>
-        </w:rPr>
-        <w:t>net</w:t>
-      </w:r>
-      <w:proofErr w:type="spellEnd"/>
+        </w:rPr>
+        <w:t>return net</w:t>
+      </w:r>
     </w:p>
     <w:p/>
     <w:p>
@@ -2503,7 +2249,6 @@
         </w:rPr>
         <w:t xml:space="preserve"> </w:t>
       </w:r>
-      <w:proofErr w:type="spellStart"/>
       <w:r>
         <w:rPr>
           <w:rFonts w:ascii="Courier New" w:hAnsi="Courier New" w:cs="Courier New"/>
@@ -2512,7 +2257,6 @@
         </w:rPr>
         <w:t>constructBayesNet</w:t>
       </w:r>
-      <w:proofErr w:type="spellEnd"/>
     </w:p>
     <w:p/>
     <w:p>
@@ -2563,7 +2307,6 @@
       <w:r>
         <w:t xml:space="preserve"> </w:t>
       </w:r>
-      <w:proofErr w:type="spellStart"/>
       <w:r>
         <w:rPr>
           <w:rFonts w:ascii="Courier New" w:hAnsi="Courier New" w:cs="Courier New"/>
@@ -2572,7 +2315,6 @@
         </w:rPr>
         <w:t>joinFactors</w:t>
       </w:r>
-      <w:proofErr w:type="spellEnd"/>
       <w:r>
         <w:rPr>
           <w:sz w:val="24"/>
@@ -2595,13 +2337,16 @@
     </w:p>
     <w:p>
       <w:r>
-        <w:t>Функция создаёт отдельные множества для условных и безусловных переменных входных факторов, убирает отпавшие в ходе произведения условные переменные и создаёт новый фактор, заполняя для него таблицу условных вероятностей (СРТ).</w:t>
+        <w:t xml:space="preserve">Функция создаёт отдельные множества для условных и безусловных переменных входных факторов, убирает отпавшие в ходе произведения условные </w:t>
+      </w:r>
+      <w:r>
+        <w:lastRenderedPageBreak/>
+        <w:t>переменные и создаёт новый фактор, заполняя для него таблицу условных вероятностей (СРТ).</w:t>
       </w:r>
     </w:p>
     <w:p/>
     <w:p>
       <w:r>
-        <w:lastRenderedPageBreak/>
         <w:t>Листинг</w:t>
       </w:r>
       <w:r>
@@ -2633,7 +2378,6 @@
         </w:rPr>
         <w:t xml:space="preserve">def </w:t>
       </w:r>
-      <w:proofErr w:type="spellStart"/>
       <w:r>
         <w:rPr>
           <w:b/>
@@ -2642,7 +2386,6 @@
         </w:rPr>
         <w:t>joinFactors</w:t>
       </w:r>
-      <w:proofErr w:type="spellEnd"/>
       <w:r>
         <w:rPr>
           <w:lang w:val="en-US"/>
@@ -2704,33 +2447,11 @@
         </w:rPr>
         <w:t xml:space="preserve"> </w:t>
       </w:r>
-      <w:proofErr w:type="spellStart"/>
-      <w:r>
-        <w:rPr>
-          <w:lang w:val="en-US"/>
-        </w:rPr>
-        <w:t>setsOfUnconditioned</w:t>
-      </w:r>
-      <w:proofErr w:type="spellEnd"/>
-      <w:r>
-        <w:rPr>
-          <w:lang w:val="en-US"/>
-        </w:rPr>
-        <w:t xml:space="preserve"> = [set(</w:t>
-      </w:r>
-      <w:proofErr w:type="spellStart"/>
-      <w:r>
-        <w:rPr>
-          <w:lang w:val="en-US"/>
-        </w:rPr>
-        <w:t>factor.unconditionedVariables</w:t>
-      </w:r>
-      <w:proofErr w:type="spellEnd"/>
-      <w:r>
-        <w:rPr>
-          <w:lang w:val="en-US"/>
-        </w:rPr>
-        <w:t>()) for factor in factors]</w:t>
+      <w:r>
+        <w:rPr>
+          <w:lang w:val="en-US"/>
+        </w:rPr>
+        <w:t>setsOfUnconditioned = [set(factor.unconditionedVariables()) for factor in factors]</w:t>
       </w:r>
     </w:p>
     <w:p>
@@ -2753,91 +2474,35 @@
         <w:rPr>
           <w:lang w:val="en-US"/>
         </w:rPr>
-        <w:t xml:space="preserve">if </w:t>
-      </w:r>
-      <w:proofErr w:type="spellStart"/>
-      <w:r>
-        <w:rPr>
-          <w:lang w:val="en-US"/>
-        </w:rPr>
-        <w:t>len</w:t>
-      </w:r>
-      <w:proofErr w:type="spellEnd"/>
-      <w:r>
-        <w:rPr>
-          <w:lang w:val="en-US"/>
-        </w:rPr>
-        <w:t>(factors) &gt; 1:</w:t>
-      </w:r>
-    </w:p>
-    <w:p>
-      <w:pPr>
-        <w:pStyle w:val="af"/>
-        <w:rPr>
-          <w:lang w:val="en-US"/>
-        </w:rPr>
-      </w:pPr>
-      <w:r>
-        <w:rPr>
-          <w:lang w:val="en-US"/>
-        </w:rPr>
-        <w:t xml:space="preserve">       intersect = </w:t>
-      </w:r>
-      <w:proofErr w:type="spellStart"/>
-      <w:r>
-        <w:rPr>
-          <w:lang w:val="en-US"/>
-        </w:rPr>
-        <w:t>functools.reduce</w:t>
-      </w:r>
-      <w:proofErr w:type="spellEnd"/>
-      <w:r>
-        <w:rPr>
-          <w:lang w:val="en-US"/>
-        </w:rPr>
-        <w:t xml:space="preserve">(lambda x, y: x &amp; y, </w:t>
-      </w:r>
-      <w:proofErr w:type="spellStart"/>
-      <w:r>
-        <w:rPr>
-          <w:lang w:val="en-US"/>
-        </w:rPr>
-        <w:t>setsOfUnconditioned</w:t>
-      </w:r>
-      <w:proofErr w:type="spellEnd"/>
-      <w:r>
-        <w:rPr>
-          <w:lang w:val="en-US"/>
-        </w:rPr>
-        <w:t>)</w:t>
-      </w:r>
-    </w:p>
-    <w:p>
-      <w:pPr>
-        <w:pStyle w:val="af"/>
-        <w:rPr>
-          <w:lang w:val="en-US"/>
-        </w:rPr>
-      </w:pPr>
-      <w:r>
-        <w:rPr>
-          <w:lang w:val="en-US"/>
-        </w:rPr>
-        <w:t xml:space="preserve">       if </w:t>
-      </w:r>
-      <w:proofErr w:type="spellStart"/>
-      <w:r>
-        <w:rPr>
-          <w:lang w:val="en-US"/>
-        </w:rPr>
-        <w:t>len</w:t>
-      </w:r>
-      <w:proofErr w:type="spellEnd"/>
-      <w:r>
-        <w:rPr>
-          <w:lang w:val="en-US"/>
-        </w:rPr>
-        <w:t>(intersect) &gt; 0:</w:t>
+        <w:t>if len(factors) &gt; 1:</w:t>
+      </w:r>
+    </w:p>
+    <w:p>
+      <w:pPr>
+        <w:pStyle w:val="af"/>
+        <w:rPr>
+          <w:lang w:val="en-US"/>
+        </w:rPr>
+      </w:pPr>
+      <w:r>
+        <w:rPr>
+          <w:lang w:val="en-US"/>
+        </w:rPr>
+        <w:t>       intersect = functools.reduce(lambda x, y: x &amp; y, setsOfUnconditioned)</w:t>
+      </w:r>
+    </w:p>
+    <w:p>
+      <w:pPr>
+        <w:pStyle w:val="af"/>
+        <w:rPr>
+          <w:lang w:val="en-US"/>
+        </w:rPr>
+      </w:pPr>
+      <w:r>
+        <w:rPr>
+          <w:lang w:val="en-US"/>
+        </w:rPr>
+        <w:t>       if len(intersect) &gt; 0:</w:t>
       </w:r>
     </w:p>
     <w:p>
@@ -2863,77 +2528,33 @@
         <w:rPr>
           <w:lang w:val="en-US"/>
         </w:rPr>
-        <w:t xml:space="preserve">print("Factor failed </w:t>
-      </w:r>
-      <w:proofErr w:type="spellStart"/>
-      <w:r>
-        <w:rPr>
-          <w:lang w:val="en-US"/>
-        </w:rPr>
-        <w:t>joinFactors</w:t>
-      </w:r>
-      <w:proofErr w:type="spellEnd"/>
+        <w:t>print("Factor failed joinFactors typecheck: ", factor)</w:t>
+      </w:r>
+    </w:p>
+    <w:p>
+      <w:pPr>
+        <w:pStyle w:val="af"/>
+        <w:rPr>
+          <w:lang w:val="en-US"/>
+        </w:rPr>
+      </w:pPr>
+      <w:r>
+        <w:rPr>
+          <w:lang w:val="en-US"/>
+        </w:rPr>
+        <w:t>          raise ValueError("unconditionedVariables can only appear in one factor. \n"</w:t>
+      </w:r>
       <w:r>
         <w:rPr>
           <w:lang w:val="en-US"/>
         </w:rPr>
         <w:t xml:space="preserve"> </w:t>
       </w:r>
-      <w:proofErr w:type="spellStart"/>
-      <w:r>
-        <w:rPr>
-          <w:lang w:val="en-US"/>
-        </w:rPr>
-        <w:t>typecheck</w:t>
-      </w:r>
-      <w:proofErr w:type="spellEnd"/>
-      <w:r>
-        <w:rPr>
-          <w:lang w:val="en-US"/>
-        </w:rPr>
-        <w:t>: ", factor)</w:t>
-      </w:r>
-    </w:p>
-    <w:p>
-      <w:pPr>
-        <w:pStyle w:val="af"/>
-        <w:rPr>
-          <w:lang w:val="en-US"/>
-        </w:rPr>
-      </w:pPr>
-      <w:r>
-        <w:rPr>
-          <w:lang w:val="en-US"/>
-        </w:rPr>
-        <w:t xml:space="preserve">          raise </w:t>
-      </w:r>
-      <w:proofErr w:type="spellStart"/>
-      <w:r>
-        <w:rPr>
-          <w:lang w:val="en-US"/>
-        </w:rPr>
-        <w:t>ValueError</w:t>
-      </w:r>
-      <w:proofErr w:type="spellEnd"/>
-      <w:r>
-        <w:rPr>
-          <w:lang w:val="en-US"/>
-        </w:rPr>
-        <w:t>("</w:t>
-      </w:r>
-      <w:proofErr w:type="spellStart"/>
-      <w:r>
-        <w:rPr>
-          <w:lang w:val="en-US"/>
-        </w:rPr>
-        <w:t>unconditionedVariables</w:t>
-      </w:r>
-      <w:proofErr w:type="spellEnd"/>
-      <w:r>
-        <w:rPr>
-          <w:lang w:val="en-US"/>
-        </w:rPr>
-        <w:t xml:space="preserve"> can only appear in one factor. \n"</w:t>
+      <w:r>
+        <w:rPr>
+          <w:lang w:val="en-US"/>
+        </w:rPr>
+        <w:t>+ "unconditionedVariables: " + str(intersect) +</w:t>
       </w:r>
       <w:r>
         <w:rPr>
@@ -2945,21 +2566,7 @@
         <w:rPr>
           <w:lang w:val="en-US"/>
         </w:rPr>
-        <w:t>+ "</w:t>
-      </w:r>
-      <w:proofErr w:type="spellStart"/>
-      <w:r>
-        <w:rPr>
-          <w:lang w:val="en-US"/>
-        </w:rPr>
-        <w:t>unconditionedVariables</w:t>
-      </w:r>
-      <w:proofErr w:type="spellEnd"/>
-      <w:r>
-        <w:rPr>
-          <w:lang w:val="en-US"/>
-        </w:rPr>
-        <w:t>: " + str(intersect) +</w:t>
+        <w:t>"\nappear in more than one input factor.\n" +</w:t>
       </w:r>
       <w:r>
         <w:rPr>
@@ -2971,21 +2578,7 @@
         <w:rPr>
           <w:lang w:val="en-US"/>
         </w:rPr>
-        <w:t>"\</w:t>
-      </w:r>
-      <w:proofErr w:type="spellStart"/>
-      <w:r>
-        <w:rPr>
-          <w:lang w:val="en-US"/>
-        </w:rPr>
-        <w:t>nappear</w:t>
-      </w:r>
-      <w:proofErr w:type="spellEnd"/>
-      <w:r>
-        <w:rPr>
-          <w:lang w:val="en-US"/>
-        </w:rPr>
-        <w:t xml:space="preserve"> in more than one input factor.\n" +</w:t>
+        <w:t>"Input factors: \n" +</w:t>
       </w:r>
       <w:r>
         <w:rPr>
@@ -2997,33 +2590,7 @@
         <w:rPr>
           <w:lang w:val="en-US"/>
         </w:rPr>
-        <w:t>"Input factors: \n" +</w:t>
-      </w:r>
-      <w:r>
-        <w:rPr>
-          <w:lang w:val="en-US"/>
-        </w:rPr>
-        <w:t xml:space="preserve"> </w:t>
-      </w:r>
-      <w:r>
-        <w:rPr>
-          <w:lang w:val="en-US"/>
-        </w:rPr>
-        <w:t>"\</w:t>
-      </w:r>
-      <w:proofErr w:type="spellStart"/>
-      <w:r>
-        <w:rPr>
-          <w:lang w:val="en-US"/>
-        </w:rPr>
-        <w:t>n".join</w:t>
-      </w:r>
-      <w:proofErr w:type="spellEnd"/>
-      <w:r>
-        <w:rPr>
-          <w:lang w:val="en-US"/>
-        </w:rPr>
-        <w:t>(map(str, factors)))</w:t>
+        <w:t>"\n".join(map(str, factors)))</w:t>
       </w:r>
     </w:p>
     <w:p>
@@ -3093,19 +2660,11 @@
       <w:r>
         <w:t xml:space="preserve">    </w:t>
       </w:r>
-      <w:proofErr w:type="spellStart"/>
-      <w:r>
-        <w:rPr>
-          <w:lang w:val="en-US"/>
-        </w:rPr>
-        <w:t>allFactors</w:t>
-      </w:r>
-      <w:proofErr w:type="spellEnd"/>
-      <w:r>
-        <w:rPr>
-          <w:lang w:val="en-US"/>
-        </w:rPr>
-        <w:t xml:space="preserve"> = [factor for factor in factors]</w:t>
+      <w:r>
+        <w:rPr>
+          <w:lang w:val="en-US"/>
+        </w:rPr>
+        <w:t>allFactors = [factor for factor in factors]</w:t>
       </w:r>
     </w:p>
     <w:p>
@@ -3126,242 +2685,240 @@
         </w:rPr>
         <w:t xml:space="preserve">    </w:t>
       </w:r>
-      <w:proofErr w:type="spellStart"/>
-      <w:r>
-        <w:t>conditional</w:t>
-      </w:r>
-      <w:proofErr w:type="spellEnd"/>
-      <w:r>
-        <w:t xml:space="preserve"> = </w:t>
-      </w:r>
-      <w:proofErr w:type="spellStart"/>
-      <w:r>
-        <w:t>set</w:t>
-      </w:r>
-      <w:proofErr w:type="spellEnd"/>
-      <w:r>
-        <w:t>([])   # условные переменные</w:t>
-      </w:r>
-    </w:p>
-    <w:p>
-      <w:pPr>
-        <w:pStyle w:val="af"/>
+      <w:r>
+        <w:t>conditional = set([])   # условные переменные</w:t>
+      </w:r>
+    </w:p>
+    <w:p>
+      <w:pPr>
+        <w:pStyle w:val="af"/>
+      </w:pPr>
+      <w:r>
+        <w:t>    unconditional = set([]) # безусловные переменные</w:t>
+      </w:r>
+    </w:p>
+    <w:p>
+      <w:pPr>
+        <w:pStyle w:val="af"/>
+      </w:pPr>
+    </w:p>
+    <w:p>
+      <w:pPr>
+        <w:pStyle w:val="af"/>
+      </w:pPr>
+      <w:r>
+        <w:t>    # формирование множеств условных/безусловн. переменных</w:t>
+      </w:r>
+    </w:p>
+    <w:p>
+      <w:pPr>
+        <w:pStyle w:val="af"/>
+      </w:pPr>
+      <w:r>
+        <w:t>    for factor in allFactors:</w:t>
+      </w:r>
+    </w:p>
+    <w:p>
+      <w:pPr>
+        <w:pStyle w:val="af"/>
+        <w:rPr>
+          <w:lang w:val="en-US"/>
+        </w:rPr>
+      </w:pPr>
+      <w:r>
+        <w:t xml:space="preserve">        </w:t>
+      </w:r>
+      <w:r>
+        <w:rPr>
+          <w:lang w:val="en-US"/>
+        </w:rPr>
+        <w:t>for f in factor.conditionedVariables():</w:t>
+      </w:r>
+    </w:p>
+    <w:p>
+      <w:pPr>
+        <w:pStyle w:val="af"/>
+        <w:rPr>
+          <w:lang w:val="en-US"/>
+        </w:rPr>
+      </w:pPr>
+      <w:r>
+        <w:rPr>
+          <w:lang w:val="en-US"/>
+        </w:rPr>
+        <w:t>            conditional.add(f)</w:t>
+      </w:r>
+    </w:p>
+    <w:p>
+      <w:pPr>
+        <w:pStyle w:val="af"/>
+        <w:rPr>
+          <w:lang w:val="en-US"/>
+        </w:rPr>
+      </w:pPr>
+      <w:r>
+        <w:rPr>
+          <w:lang w:val="en-US"/>
+        </w:rPr>
+        <w:t>        for f in factor.unconditionedVariables():</w:t>
+      </w:r>
+    </w:p>
+    <w:p>
+      <w:pPr>
+        <w:pStyle w:val="af"/>
+      </w:pPr>
+      <w:r>
+        <w:rPr>
+          <w:lang w:val="en-US"/>
+        </w:rPr>
+        <w:t xml:space="preserve">            </w:t>
+      </w:r>
+      <w:r>
+        <w:t>unconditional.add(f)</w:t>
+      </w:r>
+    </w:p>
+    <w:p>
+      <w:pPr>
+        <w:pStyle w:val="af"/>
+      </w:pPr>
+    </w:p>
+    <w:p>
+      <w:pPr>
+        <w:pStyle w:val="af"/>
+      </w:pPr>
+      <w:r>
+        <w:t>    # условные переменные нового фактора</w:t>
+      </w:r>
+    </w:p>
+    <w:p>
+      <w:pPr>
+        <w:pStyle w:val="af"/>
+        <w:rPr>
+          <w:lang w:val="en-US"/>
+        </w:rPr>
       </w:pPr>
       <w:r>
         <w:t xml:space="preserve">    </w:t>
       </w:r>
-      <w:proofErr w:type="spellStart"/>
-      <w:r>
-        <w:t>unconditional</w:t>
-      </w:r>
-      <w:proofErr w:type="spellEnd"/>
-      <w:r>
-        <w:t xml:space="preserve"> = </w:t>
-      </w:r>
-      <w:proofErr w:type="spellStart"/>
-      <w:r>
-        <w:t>set</w:t>
-      </w:r>
-      <w:proofErr w:type="spellEnd"/>
-      <w:r>
-        <w:t>([]) # безусловные переменные</w:t>
-      </w:r>
-    </w:p>
-    <w:p>
-      <w:pPr>
-        <w:pStyle w:val="af"/>
-      </w:pPr>
-    </w:p>
-    <w:p>
-      <w:pPr>
-        <w:pStyle w:val="af"/>
-      </w:pPr>
-      <w:r>
-        <w:t>    # формирование множеств условных/</w:t>
-      </w:r>
-      <w:proofErr w:type="spellStart"/>
-      <w:r>
-        <w:t>безусловн</w:t>
-      </w:r>
-      <w:proofErr w:type="spellEnd"/>
-      <w:r>
-        <w:t>. переменных</w:t>
-      </w:r>
-    </w:p>
-    <w:p>
-      <w:pPr>
-        <w:pStyle w:val="af"/>
-      </w:pPr>
-      <w:r>
-        <w:t xml:space="preserve">    </w:t>
-      </w:r>
-      <w:proofErr w:type="spellStart"/>
-      <w:r>
-        <w:t>for</w:t>
-      </w:r>
-      <w:proofErr w:type="spellEnd"/>
-      <w:r>
+      <w:r>
+        <w:rPr>
+          <w:lang w:val="en-US"/>
+        </w:rPr>
+        <w:t>conditional -= unconditional</w:t>
+      </w:r>
+    </w:p>
+    <w:p>
+      <w:pPr>
+        <w:pStyle w:val="af"/>
+        <w:rPr>
+          <w:lang w:val="en-US"/>
+        </w:rPr>
+      </w:pPr>
+    </w:p>
+    <w:p>
+      <w:pPr>
+        <w:pStyle w:val="af"/>
+        <w:rPr>
+          <w:lang w:val="en-US"/>
+        </w:rPr>
+      </w:pPr>
+      <w:r>
+        <w:rPr>
+          <w:lang w:val="en-US"/>
+        </w:rPr>
+        <w:t xml:space="preserve">    # </w:t>
+      </w:r>
+      <w:r>
+        <w:t>список</w:t>
+      </w:r>
+      <w:r>
+        <w:rPr>
+          <w:lang w:val="en-US"/>
+        </w:rPr>
         <w:t xml:space="preserve"> </w:t>
       </w:r>
-      <w:proofErr w:type="spellStart"/>
-      <w:r>
-        <w:t>factor</w:t>
-      </w:r>
-      <w:proofErr w:type="spellEnd"/>
-      <w:r>
+      <w:r>
+        <w:t>значений</w:t>
+      </w:r>
+      <w:r>
+        <w:rPr>
+          <w:lang w:val="en-US"/>
+        </w:rPr>
         <w:t xml:space="preserve"> </w:t>
       </w:r>
-      <w:proofErr w:type="spellStart"/>
-      <w:r>
-        <w:t>in</w:t>
-      </w:r>
-      <w:proofErr w:type="spellEnd"/>
-      <w:r>
+      <w:r>
+        <w:t>переменных</w:t>
+      </w:r>
+    </w:p>
+    <w:p>
+      <w:pPr>
+        <w:pStyle w:val="af"/>
+        <w:rPr>
+          <w:lang w:val="en-US"/>
+        </w:rPr>
+      </w:pPr>
+      <w:r>
+        <w:rPr>
+          <w:lang w:val="en-US"/>
+        </w:rPr>
+        <w:t>    variableDomainsDict = allFactors[0].variableDomainsDict()</w:t>
+      </w:r>
+    </w:p>
+    <w:p>
+      <w:pPr>
+        <w:pStyle w:val="af"/>
+        <w:rPr>
+          <w:lang w:val="en-US"/>
+        </w:rPr>
+      </w:pPr>
+    </w:p>
+    <w:p>
+      <w:pPr>
+        <w:pStyle w:val="af"/>
+        <w:rPr>
+          <w:lang w:val="en-US"/>
+        </w:rPr>
+      </w:pPr>
+      <w:r>
+        <w:rPr>
+          <w:lang w:val="en-US"/>
+        </w:rPr>
+        <w:t xml:space="preserve">    # </w:t>
+      </w:r>
+      <w:r>
+        <w:t>новый</w:t>
+      </w:r>
+      <w:r>
+        <w:rPr>
+          <w:lang w:val="en-US"/>
+        </w:rPr>
         <w:t xml:space="preserve"> </w:t>
       </w:r>
-      <w:proofErr w:type="spellStart"/>
-      <w:r>
-        <w:t>allFactors</w:t>
-      </w:r>
-      <w:proofErr w:type="spellEnd"/>
-      <w:r>
-        <w:t>:</w:t>
-      </w:r>
-    </w:p>
-    <w:p>
-      <w:pPr>
-        <w:pStyle w:val="af"/>
-        <w:rPr>
-          <w:lang w:val="en-US"/>
-        </w:rPr>
-      </w:pPr>
-      <w:r>
-        <w:t xml:space="preserve">        </w:t>
-      </w:r>
-      <w:r>
-        <w:rPr>
-          <w:lang w:val="en-US"/>
-        </w:rPr>
-        <w:t xml:space="preserve">for f in </w:t>
-      </w:r>
-      <w:proofErr w:type="spellStart"/>
-      <w:r>
-        <w:rPr>
-          <w:lang w:val="en-US"/>
-        </w:rPr>
-        <w:t>factor.conditionedVariables</w:t>
-      </w:r>
-      <w:proofErr w:type="spellEnd"/>
-      <w:r>
-        <w:rPr>
-          <w:lang w:val="en-US"/>
-        </w:rPr>
-        <w:t>():</w:t>
-      </w:r>
-    </w:p>
-    <w:p>
-      <w:pPr>
-        <w:pStyle w:val="af"/>
-        <w:rPr>
-          <w:lang w:val="en-US"/>
-        </w:rPr>
-      </w:pPr>
-      <w:r>
-        <w:rPr>
-          <w:lang w:val="en-US"/>
-        </w:rPr>
-        <w:t xml:space="preserve">            </w:t>
-      </w:r>
-      <w:proofErr w:type="spellStart"/>
-      <w:r>
-        <w:rPr>
-          <w:lang w:val="en-US"/>
-        </w:rPr>
-        <w:t>conditional.add</w:t>
-      </w:r>
-      <w:proofErr w:type="spellEnd"/>
-      <w:r>
-        <w:rPr>
-          <w:lang w:val="en-US"/>
-        </w:rPr>
-        <w:t>(f)</w:t>
-      </w:r>
-    </w:p>
-    <w:p>
-      <w:pPr>
-        <w:pStyle w:val="af"/>
-        <w:rPr>
-          <w:lang w:val="en-US"/>
-        </w:rPr>
-      </w:pPr>
-      <w:r>
-        <w:rPr>
-          <w:lang w:val="en-US"/>
-        </w:rPr>
-        <w:t xml:space="preserve">        for f in </w:t>
-      </w:r>
-      <w:proofErr w:type="spellStart"/>
-      <w:r>
-        <w:rPr>
-          <w:lang w:val="en-US"/>
-        </w:rPr>
-        <w:t>factor.unconditionedVariables</w:t>
-      </w:r>
-      <w:proofErr w:type="spellEnd"/>
-      <w:r>
-        <w:rPr>
-          <w:lang w:val="en-US"/>
-        </w:rPr>
-        <w:t>():</w:t>
-      </w:r>
-    </w:p>
-    <w:p>
-      <w:pPr>
-        <w:pStyle w:val="af"/>
-      </w:pPr>
-      <w:r>
-        <w:rPr>
-          <w:lang w:val="en-US"/>
-        </w:rPr>
-        <w:t xml:space="preserve">            </w:t>
-      </w:r>
-      <w:proofErr w:type="spellStart"/>
-      <w:r>
-        <w:t>unconditional.add</w:t>
-      </w:r>
-      <w:proofErr w:type="spellEnd"/>
-      <w:r>
-        <w:t>(f)</w:t>
-      </w:r>
-    </w:p>
-    <w:p>
-      <w:pPr>
-        <w:pStyle w:val="af"/>
-      </w:pPr>
-    </w:p>
-    <w:p>
-      <w:pPr>
-        <w:pStyle w:val="af"/>
-      </w:pPr>
-      <w:r>
-        <w:t>    # условные переменные нового фактора</w:t>
-      </w:r>
-    </w:p>
-    <w:p>
-      <w:pPr>
-        <w:pStyle w:val="af"/>
-        <w:rPr>
-          <w:lang w:val="en-US"/>
-        </w:rPr>
-      </w:pPr>
-      <w:r>
-        <w:t xml:space="preserve">    </w:t>
-      </w:r>
-      <w:r>
-        <w:rPr>
-          <w:lang w:val="en-US"/>
-        </w:rPr>
-        <w:t>conditional -= unconditional</w:t>
+      <w:r>
+        <w:t>объединённый</w:t>
+      </w:r>
+      <w:r>
+        <w:rPr>
+          <w:lang w:val="en-US"/>
+        </w:rPr>
+        <w:t xml:space="preserve"> </w:t>
+      </w:r>
+      <w:r>
+        <w:t>фактор</w:t>
+      </w:r>
+    </w:p>
+    <w:p>
+      <w:pPr>
+        <w:pStyle w:val="af"/>
+        <w:rPr>
+          <w:lang w:val="en-US"/>
+        </w:rPr>
+      </w:pPr>
+      <w:r>
+        <w:rPr>
+          <w:lang w:val="en-US"/>
+        </w:rPr>
+        <w:t>    newCPT = Factor(unconditional, conditional, variableDomainsDict)</w:t>
       </w:r>
     </w:p>
     <w:p>
@@ -3386,7 +2943,7 @@
         <w:t xml:space="preserve">    # </w:t>
       </w:r>
       <w:r>
-        <w:t>список</w:t>
+        <w:t>заполнение</w:t>
       </w:r>
       <w:r>
         <w:rPr>
@@ -3395,190 +2952,6 @@
         <w:t xml:space="preserve"> </w:t>
       </w:r>
       <w:r>
-        <w:t>значений</w:t>
-      </w:r>
-      <w:r>
-        <w:rPr>
-          <w:lang w:val="en-US"/>
-        </w:rPr>
-        <w:t xml:space="preserve"> </w:t>
-      </w:r>
-      <w:r>
-        <w:t>переменных</w:t>
-      </w:r>
-    </w:p>
-    <w:p>
-      <w:pPr>
-        <w:pStyle w:val="af"/>
-        <w:rPr>
-          <w:lang w:val="en-US"/>
-        </w:rPr>
-      </w:pPr>
-      <w:r>
-        <w:rPr>
-          <w:lang w:val="en-US"/>
-        </w:rPr>
-        <w:t xml:space="preserve">    </w:t>
-      </w:r>
-      <w:proofErr w:type="spellStart"/>
-      <w:r>
-        <w:rPr>
-          <w:lang w:val="en-US"/>
-        </w:rPr>
-        <w:t>variableDomainsDict</w:t>
-      </w:r>
-      <w:proofErr w:type="spellEnd"/>
-      <w:r>
-        <w:rPr>
-          <w:lang w:val="en-US"/>
-        </w:rPr>
-        <w:t xml:space="preserve"> = </w:t>
-      </w:r>
-      <w:proofErr w:type="spellStart"/>
-      <w:r>
-        <w:rPr>
-          <w:lang w:val="en-US"/>
-        </w:rPr>
-        <w:t>allFactors</w:t>
-      </w:r>
-      <w:proofErr w:type="spellEnd"/>
-      <w:r>
-        <w:rPr>
-          <w:lang w:val="en-US"/>
-        </w:rPr>
-        <w:t>[0].</w:t>
-      </w:r>
-      <w:proofErr w:type="spellStart"/>
-      <w:r>
-        <w:rPr>
-          <w:lang w:val="en-US"/>
-        </w:rPr>
-        <w:t>variableDomainsDict</w:t>
-      </w:r>
-      <w:proofErr w:type="spellEnd"/>
-      <w:r>
-        <w:rPr>
-          <w:lang w:val="en-US"/>
-        </w:rPr>
-        <w:t>()</w:t>
-      </w:r>
-    </w:p>
-    <w:p>
-      <w:pPr>
-        <w:pStyle w:val="af"/>
-        <w:rPr>
-          <w:lang w:val="en-US"/>
-        </w:rPr>
-      </w:pPr>
-    </w:p>
-    <w:p>
-      <w:pPr>
-        <w:pStyle w:val="af"/>
-        <w:rPr>
-          <w:lang w:val="en-US"/>
-        </w:rPr>
-      </w:pPr>
-      <w:r>
-        <w:rPr>
-          <w:lang w:val="en-US"/>
-        </w:rPr>
-        <w:t xml:space="preserve">    # </w:t>
-      </w:r>
-      <w:r>
-        <w:t>новый</w:t>
-      </w:r>
-      <w:r>
-        <w:rPr>
-          <w:lang w:val="en-US"/>
-        </w:rPr>
-        <w:t xml:space="preserve"> </w:t>
-      </w:r>
-      <w:r>
-        <w:t>объединённый</w:t>
-      </w:r>
-      <w:r>
-        <w:rPr>
-          <w:lang w:val="en-US"/>
-        </w:rPr>
-        <w:t xml:space="preserve"> </w:t>
-      </w:r>
-      <w:r>
-        <w:t>фактор</w:t>
-      </w:r>
-    </w:p>
-    <w:p>
-      <w:pPr>
-        <w:pStyle w:val="af"/>
-        <w:rPr>
-          <w:lang w:val="en-US"/>
-        </w:rPr>
-      </w:pPr>
-      <w:r>
-        <w:rPr>
-          <w:lang w:val="en-US"/>
-        </w:rPr>
-        <w:t xml:space="preserve">    </w:t>
-      </w:r>
-      <w:proofErr w:type="spellStart"/>
-      <w:r>
-        <w:rPr>
-          <w:lang w:val="en-US"/>
-        </w:rPr>
-        <w:t>newCPT</w:t>
-      </w:r>
-      <w:proofErr w:type="spellEnd"/>
-      <w:r>
-        <w:rPr>
-          <w:lang w:val="en-US"/>
-        </w:rPr>
-        <w:t xml:space="preserve"> = Factor(unconditional, conditional, </w:t>
-      </w:r>
-      <w:proofErr w:type="spellStart"/>
-      <w:r>
-        <w:rPr>
-          <w:lang w:val="en-US"/>
-        </w:rPr>
-        <w:t>variableDomainsDict</w:t>
-      </w:r>
-      <w:proofErr w:type="spellEnd"/>
-      <w:r>
-        <w:rPr>
-          <w:lang w:val="en-US"/>
-        </w:rPr>
-        <w:t>)</w:t>
-      </w:r>
-    </w:p>
-    <w:p>
-      <w:pPr>
-        <w:pStyle w:val="af"/>
-        <w:rPr>
-          <w:lang w:val="en-US"/>
-        </w:rPr>
-      </w:pPr>
-    </w:p>
-    <w:p>
-      <w:pPr>
-        <w:pStyle w:val="af"/>
-        <w:rPr>
-          <w:lang w:val="en-US"/>
-        </w:rPr>
-      </w:pPr>
-      <w:r>
-        <w:rPr>
-          <w:lang w:val="en-US"/>
-        </w:rPr>
-        <w:t xml:space="preserve">    # </w:t>
-      </w:r>
-      <w:r>
-        <w:t>заполнение</w:t>
-      </w:r>
-      <w:r>
-        <w:rPr>
-          <w:lang w:val="en-US"/>
-        </w:rPr>
-        <w:t xml:space="preserve"> </w:t>
-      </w:r>
-      <w:r>
         <w:t>СРТ</w:t>
       </w:r>
       <w:r>
@@ -3602,21 +2975,7 @@
         <w:rPr>
           <w:lang w:val="en-US"/>
         </w:rPr>
-        <w:t xml:space="preserve">    for assignment in </w:t>
-      </w:r>
-      <w:proofErr w:type="spellStart"/>
-      <w:r>
-        <w:rPr>
-          <w:lang w:val="en-US"/>
-        </w:rPr>
-        <w:t>newCPT.getAllPossibleAssignmentDicts</w:t>
-      </w:r>
-      <w:proofErr w:type="spellEnd"/>
-      <w:r>
-        <w:rPr>
-          <w:lang w:val="en-US"/>
-        </w:rPr>
-        <w:t>():</w:t>
+        <w:t>    for assignment in newCPT.getAllPossibleAssignmentDicts():</w:t>
       </w:r>
     </w:p>
     <w:p>
@@ -3644,107 +3003,52 @@
         <w:rPr>
           <w:lang w:val="en-US"/>
         </w:rPr>
-        <w:t xml:space="preserve">        for factor in </w:t>
-      </w:r>
-      <w:proofErr w:type="spellStart"/>
-      <w:r>
-        <w:rPr>
-          <w:lang w:val="en-US"/>
-        </w:rPr>
-        <w:t>allFactors</w:t>
-      </w:r>
-      <w:proofErr w:type="spellEnd"/>
-      <w:r>
-        <w:rPr>
-          <w:lang w:val="en-US"/>
-        </w:rPr>
-        <w:t>:</w:t>
-      </w:r>
-    </w:p>
-    <w:p>
-      <w:pPr>
-        <w:pStyle w:val="af"/>
-        <w:rPr>
-          <w:lang w:val="en-US"/>
-        </w:rPr>
-      </w:pPr>
-      <w:r>
-        <w:rPr>
-          <w:lang w:val="en-US"/>
-        </w:rPr>
-        <w:t xml:space="preserve">            probability *= </w:t>
-      </w:r>
-      <w:proofErr w:type="spellStart"/>
-      <w:r>
-        <w:rPr>
-          <w:lang w:val="en-US"/>
-        </w:rPr>
-        <w:t>factor.getProbability</w:t>
-      </w:r>
-      <w:proofErr w:type="spellEnd"/>
-      <w:r>
-        <w:rPr>
-          <w:lang w:val="en-US"/>
-        </w:rPr>
-        <w:t>(assignment)</w:t>
-      </w:r>
-    </w:p>
-    <w:p>
-      <w:pPr>
-        <w:pStyle w:val="af"/>
-        <w:rPr>
-          <w:lang w:val="en-US"/>
-        </w:rPr>
-      </w:pPr>
-      <w:r>
-        <w:rPr>
-          <w:lang w:val="en-US"/>
-        </w:rPr>
-        <w:t xml:space="preserve">        </w:t>
-      </w:r>
-      <w:proofErr w:type="spellStart"/>
-      <w:r>
-        <w:rPr>
-          <w:lang w:val="en-US"/>
-        </w:rPr>
-        <w:t>newCPT.setProbability</w:t>
-      </w:r>
-      <w:proofErr w:type="spellEnd"/>
-      <w:r>
-        <w:rPr>
-          <w:lang w:val="en-US"/>
-        </w:rPr>
-        <w:t>(assignment, probability)</w:t>
-      </w:r>
-    </w:p>
-    <w:p>
-      <w:pPr>
-        <w:pStyle w:val="af"/>
-        <w:rPr>
-          <w:lang w:val="en-US"/>
-        </w:rPr>
-      </w:pPr>
-    </w:p>
-    <w:p>
-      <w:pPr>
-        <w:pStyle w:val="af"/>
-      </w:pPr>
-      <w:r>
-        <w:t xml:space="preserve">    </w:t>
-      </w:r>
-      <w:proofErr w:type="spellStart"/>
-      <w:r>
-        <w:t>return</w:t>
-      </w:r>
-      <w:proofErr w:type="spellEnd"/>
-      <w:r>
-        <w:t xml:space="preserve"> </w:t>
-      </w:r>
-      <w:proofErr w:type="spellStart"/>
-      <w:r>
-        <w:t>newCPT</w:t>
-      </w:r>
-      <w:proofErr w:type="spellEnd"/>
+        <w:t>        for factor in allFactors:</w:t>
+      </w:r>
+    </w:p>
+    <w:p>
+      <w:pPr>
+        <w:pStyle w:val="af"/>
+        <w:rPr>
+          <w:lang w:val="en-US"/>
+        </w:rPr>
+      </w:pPr>
+      <w:r>
+        <w:rPr>
+          <w:lang w:val="en-US"/>
+        </w:rPr>
+        <w:t>            probability *= factor.getProbability(assignment)</w:t>
+      </w:r>
+    </w:p>
+    <w:p>
+      <w:pPr>
+        <w:pStyle w:val="af"/>
+        <w:rPr>
+          <w:lang w:val="en-US"/>
+        </w:rPr>
+      </w:pPr>
+      <w:r>
+        <w:rPr>
+          <w:lang w:val="en-US"/>
+        </w:rPr>
+        <w:t>        newCPT.setProbability(assignment, probability)</w:t>
+      </w:r>
+    </w:p>
+    <w:p>
+      <w:pPr>
+        <w:pStyle w:val="af"/>
+        <w:rPr>
+          <w:lang w:val="en-US"/>
+        </w:rPr>
+      </w:pPr>
+    </w:p>
+    <w:p>
+      <w:pPr>
+        <w:pStyle w:val="af"/>
+      </w:pPr>
+      <w:r>
+        <w:t>    return newCPT</w:t>
+      </w:r>
     </w:p>
     <w:p/>
     <w:p>
@@ -3789,6 +3093,7 @@
         <w:rPr>
           <w:noProof/>
         </w:rPr>
+        <w:lastRenderedPageBreak/>
         <w:drawing>
           <wp:inline distT="0" distB="0" distL="0" distR="0" wp14:anchorId="15BF9A16" wp14:editId="6909C9A4">
             <wp:extent cx="5135322" cy="854075"/>
@@ -3853,7 +3158,6 @@
         </w:rPr>
         <w:t xml:space="preserve"> </w:t>
       </w:r>
-      <w:proofErr w:type="spellStart"/>
       <w:r>
         <w:rPr>
           <w:rFonts w:ascii="Courier New" w:hAnsi="Courier New" w:cs="Courier New"/>
@@ -3862,7 +3166,6 @@
         </w:rPr>
         <w:t>joinFactors</w:t>
       </w:r>
-      <w:proofErr w:type="spellEnd"/>
     </w:p>
     <w:p/>
     <w:p/>
@@ -3919,7 +3222,6 @@
       <w:r>
         <w:t xml:space="preserve"> исключения переменных </w:t>
       </w:r>
-      <w:proofErr w:type="spellStart"/>
       <w:r>
         <w:rPr>
           <w:rFonts w:ascii="Courier New" w:hAnsi="Courier New" w:cs="Courier New"/>
@@ -3928,7 +3230,6 @@
         </w:rPr>
         <w:t>eliminate</w:t>
       </w:r>
-      <w:proofErr w:type="spellEnd"/>
       <w:r>
         <w:rPr>
           <w:rFonts w:ascii="Courier New" w:hAnsi="Courier New" w:cs="Courier New"/>
@@ -3984,21 +3285,7 @@
         <w:rPr>
           <w:lang w:val="en-US"/>
         </w:rPr>
-        <w:t xml:space="preserve">(factor: Factor, </w:t>
-      </w:r>
-      <w:proofErr w:type="spellStart"/>
-      <w:r>
-        <w:rPr>
-          <w:lang w:val="en-US"/>
-        </w:rPr>
-        <w:t>eliminationVariable</w:t>
-      </w:r>
-      <w:proofErr w:type="spellEnd"/>
-      <w:r>
-        <w:rPr>
-          <w:lang w:val="en-US"/>
-        </w:rPr>
-        <w:t>: str):</w:t>
+        <w:t>(factor: Factor, eliminationVariable: str):</w:t>
       </w:r>
     </w:p>
     <w:p>
@@ -4018,21 +3305,7 @@
         <w:rPr>
           <w:lang w:val="en-US"/>
         </w:rPr>
-        <w:t xml:space="preserve"># </w:t>
-      </w:r>
-      <w:proofErr w:type="spellStart"/>
-      <w:r>
-        <w:rPr>
-          <w:lang w:val="en-US"/>
-        </w:rPr>
-        <w:t>autograder</w:t>
-      </w:r>
-      <w:proofErr w:type="spellEnd"/>
-      <w:r>
-        <w:rPr>
-          <w:lang w:val="en-US"/>
-        </w:rPr>
-        <w:t xml:space="preserve"> tracking -- </w:t>
+        <w:t xml:space="preserve"># autograder tracking -- </w:t>
       </w:r>
       <w:r>
         <w:t>не</w:t>
@@ -4058,63 +3331,21 @@
         <w:rPr>
           <w:lang w:val="en-US"/>
         </w:rPr>
-        <w:t xml:space="preserve">        if not (</w:t>
-      </w:r>
-      <w:proofErr w:type="spellStart"/>
-      <w:r>
-        <w:rPr>
-          <w:lang w:val="en-US"/>
-        </w:rPr>
-        <w:t>callTrackingList</w:t>
-      </w:r>
-      <w:proofErr w:type="spellEnd"/>
-      <w:r>
-        <w:rPr>
-          <w:lang w:val="en-US"/>
-        </w:rPr>
-        <w:t xml:space="preserve"> is None):</w:t>
-      </w:r>
-    </w:p>
-    <w:p>
-      <w:pPr>
-        <w:pStyle w:val="af"/>
-        <w:rPr>
-          <w:lang w:val="en-US"/>
-        </w:rPr>
-      </w:pPr>
-      <w:r>
-        <w:rPr>
-          <w:lang w:val="en-US"/>
-        </w:rPr>
-        <w:t xml:space="preserve">            </w:t>
-      </w:r>
-      <w:proofErr w:type="spellStart"/>
-      <w:r>
-        <w:rPr>
-          <w:lang w:val="en-US"/>
-        </w:rPr>
-        <w:t>callTrackingList.append</w:t>
-      </w:r>
-      <w:proofErr w:type="spellEnd"/>
-      <w:r>
-        <w:rPr>
-          <w:lang w:val="en-US"/>
-        </w:rPr>
-        <w:t xml:space="preserve">(('eliminate', </w:t>
-      </w:r>
-      <w:proofErr w:type="spellStart"/>
-      <w:r>
-        <w:rPr>
-          <w:lang w:val="en-US"/>
-        </w:rPr>
-        <w:t>eliminationVariable</w:t>
-      </w:r>
-      <w:proofErr w:type="spellEnd"/>
-      <w:r>
-        <w:rPr>
-          <w:lang w:val="en-US"/>
-        </w:rPr>
-        <w:t>))</w:t>
+        <w:t xml:space="preserve">        if not (callTrackingList is None):</w:t>
+      </w:r>
+    </w:p>
+    <w:p>
+      <w:pPr>
+        <w:pStyle w:val="af"/>
+        <w:rPr>
+          <w:lang w:val="en-US"/>
+        </w:rPr>
+      </w:pPr>
+      <w:r>
+        <w:rPr>
+          <w:lang w:val="en-US"/>
+        </w:rPr>
+        <w:t xml:space="preserve">            callTrackingList.append(('eliminate', eliminationVariable))</w:t>
       </w:r>
     </w:p>
     <w:p>
@@ -4162,119 +3393,35 @@
         <w:rPr>
           <w:lang w:val="en-US"/>
         </w:rPr>
-        <w:t xml:space="preserve">        if </w:t>
-      </w:r>
-      <w:proofErr w:type="spellStart"/>
-      <w:r>
-        <w:rPr>
-          <w:lang w:val="en-US"/>
-        </w:rPr>
-        <w:t>eliminationVariable</w:t>
-      </w:r>
-      <w:proofErr w:type="spellEnd"/>
-      <w:r>
-        <w:rPr>
-          <w:lang w:val="en-US"/>
-        </w:rPr>
-        <w:t xml:space="preserve"> not in </w:t>
-      </w:r>
-      <w:proofErr w:type="spellStart"/>
-      <w:r>
-        <w:rPr>
-          <w:lang w:val="en-US"/>
-        </w:rPr>
-        <w:t>factor.unconditionedVariables</w:t>
-      </w:r>
-      <w:proofErr w:type="spellEnd"/>
-      <w:r>
-        <w:rPr>
-          <w:lang w:val="en-US"/>
-        </w:rPr>
-        <w:t>():</w:t>
-      </w:r>
-    </w:p>
-    <w:p>
-      <w:pPr>
-        <w:pStyle w:val="af"/>
-        <w:rPr>
-          <w:lang w:val="en-US"/>
-        </w:rPr>
-      </w:pPr>
-      <w:r>
-        <w:rPr>
-          <w:lang w:val="en-US"/>
-        </w:rPr>
-        <w:t xml:space="preserve">            print("Factor failed eliminate </w:t>
-      </w:r>
-      <w:proofErr w:type="spellStart"/>
-      <w:r>
-        <w:rPr>
-          <w:lang w:val="en-US"/>
-        </w:rPr>
-        <w:t>typecheck</w:t>
-      </w:r>
-      <w:proofErr w:type="spellEnd"/>
-      <w:r>
-        <w:rPr>
-          <w:lang w:val="en-US"/>
-        </w:rPr>
-        <w:t>: ", factor)</w:t>
-      </w:r>
-    </w:p>
-    <w:p>
-      <w:pPr>
-        <w:pStyle w:val="af"/>
-        <w:rPr>
-          <w:lang w:val="en-US"/>
-        </w:rPr>
-      </w:pPr>
-      <w:r>
-        <w:rPr>
-          <w:lang w:val="en-US"/>
-        </w:rPr>
-        <w:t xml:space="preserve">            raise </w:t>
-      </w:r>
-      <w:proofErr w:type="spellStart"/>
-      <w:r>
-        <w:rPr>
-          <w:lang w:val="en-US"/>
-        </w:rPr>
-        <w:t>ValueError</w:t>
-      </w:r>
-      <w:proofErr w:type="spellEnd"/>
-      <w:r>
-        <w:rPr>
-          <w:lang w:val="en-US"/>
-        </w:rPr>
-        <w:t>("Elimination variable is not an unconditioned variable in this factor\n" + "</w:t>
-      </w:r>
-      <w:proofErr w:type="spellStart"/>
-      <w:r>
-        <w:rPr>
-          <w:lang w:val="en-US"/>
-        </w:rPr>
-        <w:t>eliminationVariable</w:t>
-      </w:r>
-      <w:proofErr w:type="spellEnd"/>
-      <w:r>
-        <w:rPr>
-          <w:lang w:val="en-US"/>
-        </w:rPr>
-        <w:t>: " + str(</w:t>
-      </w:r>
-      <w:proofErr w:type="spellStart"/>
-      <w:r>
-        <w:rPr>
-          <w:lang w:val="en-US"/>
-        </w:rPr>
-        <w:t>eliminationVariable</w:t>
-      </w:r>
-      <w:proofErr w:type="spellEnd"/>
-      <w:r>
-        <w:rPr>
-          <w:lang w:val="en-US"/>
-        </w:rPr>
-        <w:t>) +</w:t>
+        <w:t xml:space="preserve">        if eliminationVariable not in factor.unconditionedVariables():</w:t>
+      </w:r>
+    </w:p>
+    <w:p>
+      <w:pPr>
+        <w:pStyle w:val="af"/>
+        <w:rPr>
+          <w:lang w:val="en-US"/>
+        </w:rPr>
+      </w:pPr>
+      <w:r>
+        <w:rPr>
+          <w:lang w:val="en-US"/>
+        </w:rPr>
+        <w:t xml:space="preserve">            print("Factor failed eliminate typecheck: ", factor)</w:t>
+      </w:r>
+    </w:p>
+    <w:p>
+      <w:pPr>
+        <w:pStyle w:val="af"/>
+        <w:rPr>
+          <w:lang w:val="en-US"/>
+        </w:rPr>
+      </w:pPr>
+      <w:r>
+        <w:rPr>
+          <w:lang w:val="en-US"/>
+        </w:rPr>
+        <w:t xml:space="preserve">            raise ValueError("Elimination variable is not an unconditioned variable in this factor\n" + "eliminationVariable: " + str(eliminationVariable) +</w:t>
       </w:r>
       <w:r>
         <w:rPr>
@@ -4286,35 +3433,7 @@
         <w:rPr>
           <w:lang w:val="en-US"/>
         </w:rPr>
-        <w:t>"\</w:t>
-      </w:r>
-      <w:proofErr w:type="spellStart"/>
-      <w:r>
-        <w:rPr>
-          <w:lang w:val="en-US"/>
-        </w:rPr>
-        <w:t>nunconditionedVariables</w:t>
-      </w:r>
-      <w:proofErr w:type="spellEnd"/>
-      <w:r>
-        <w:rPr>
-          <w:lang w:val="en-US"/>
-        </w:rPr>
-        <w:t>:" + str(</w:t>
-      </w:r>
-      <w:proofErr w:type="spellStart"/>
-      <w:r>
-        <w:rPr>
-          <w:lang w:val="en-US"/>
-        </w:rPr>
-        <w:t>factor.unconditionedVariables</w:t>
-      </w:r>
-      <w:proofErr w:type="spellEnd"/>
-      <w:r>
-        <w:rPr>
-          <w:lang w:val="en-US"/>
-        </w:rPr>
-        <w:t>()))</w:t>
+        <w:t>"\nunconditionedVariables:" + str(factor.unconditionedVariables()))</w:t>
       </w:r>
     </w:p>
     <w:p>
@@ -4342,91 +3461,35 @@
         <w:rPr>
           <w:lang w:val="en-US"/>
         </w:rPr>
-        <w:t xml:space="preserve">        if </w:t>
-      </w:r>
-      <w:proofErr w:type="spellStart"/>
-      <w:r>
-        <w:rPr>
-          <w:lang w:val="en-US"/>
-        </w:rPr>
-        <w:t>len</w:t>
-      </w:r>
-      <w:proofErr w:type="spellEnd"/>
-      <w:r>
-        <w:rPr>
-          <w:lang w:val="en-US"/>
-        </w:rPr>
-        <w:t>(</w:t>
-      </w:r>
-      <w:proofErr w:type="spellStart"/>
-      <w:r>
-        <w:rPr>
-          <w:lang w:val="en-US"/>
-        </w:rPr>
-        <w:t>factor.unconditionedVariables</w:t>
-      </w:r>
-      <w:proofErr w:type="spellEnd"/>
-      <w:r>
-        <w:rPr>
-          <w:lang w:val="en-US"/>
-        </w:rPr>
-        <w:t>()) == 1:</w:t>
-      </w:r>
-    </w:p>
-    <w:p>
-      <w:pPr>
-        <w:pStyle w:val="af"/>
-        <w:rPr>
-          <w:lang w:val="en-US"/>
-        </w:rPr>
-      </w:pPr>
-      <w:r>
-        <w:rPr>
-          <w:lang w:val="en-US"/>
-        </w:rPr>
-        <w:t xml:space="preserve">            print("Factor failed eliminate </w:t>
-      </w:r>
-      <w:proofErr w:type="spellStart"/>
-      <w:r>
-        <w:rPr>
-          <w:lang w:val="en-US"/>
-        </w:rPr>
-        <w:t>typecheck</w:t>
-      </w:r>
-      <w:proofErr w:type="spellEnd"/>
-      <w:r>
-        <w:rPr>
-          <w:lang w:val="en-US"/>
-        </w:rPr>
-        <w:t>: ", factor)</w:t>
-      </w:r>
-    </w:p>
-    <w:p>
-      <w:pPr>
-        <w:pStyle w:val="af"/>
-        <w:rPr>
-          <w:lang w:val="en-US"/>
-        </w:rPr>
-      </w:pPr>
-      <w:r>
-        <w:rPr>
-          <w:lang w:val="en-US"/>
-        </w:rPr>
-        <w:t xml:space="preserve">            raise </w:t>
-      </w:r>
-      <w:proofErr w:type="spellStart"/>
-      <w:r>
-        <w:rPr>
-          <w:lang w:val="en-US"/>
-        </w:rPr>
-        <w:t>ValueError</w:t>
-      </w:r>
-      <w:proofErr w:type="spellEnd"/>
-      <w:r>
-        <w:rPr>
-          <w:lang w:val="en-US"/>
-        </w:rPr>
-        <w:t>("Factor has only one unconditioned variable, so you "</w:t>
+        <w:t xml:space="preserve">        if len(factor.unconditionedVariables()) == 1:</w:t>
+      </w:r>
+    </w:p>
+    <w:p>
+      <w:pPr>
+        <w:pStyle w:val="af"/>
+        <w:rPr>
+          <w:lang w:val="en-US"/>
+        </w:rPr>
+      </w:pPr>
+      <w:r>
+        <w:rPr>
+          <w:lang w:val="en-US"/>
+        </w:rPr>
+        <w:t xml:space="preserve">            print("Factor failed eliminate typecheck: ", factor)</w:t>
+      </w:r>
+    </w:p>
+    <w:p>
+      <w:pPr>
+        <w:pStyle w:val="af"/>
+        <w:rPr>
+          <w:lang w:val="en-US"/>
+        </w:rPr>
+      </w:pPr>
+      <w:r>
+        <w:rPr>
+          <w:lang w:val="en-US"/>
+        </w:rPr>
+        <w:t xml:space="preserve">            raise ValueError("Factor has only one unconditioned variable, so you "</w:t>
       </w:r>
       <w:r>
         <w:rPr>
@@ -4438,77 +3501,7 @@
         <w:rPr>
           <w:lang w:val="en-US"/>
         </w:rPr>
-        <w:t>+ "can't eliminate \</w:t>
-      </w:r>
-      <w:proofErr w:type="spellStart"/>
-      <w:r>
-        <w:rPr>
-          <w:lang w:val="en-US"/>
-        </w:rPr>
-        <w:t>nthat</w:t>
-      </w:r>
-      <w:proofErr w:type="spellEnd"/>
-      <w:r>
-        <w:rPr>
-          <w:lang w:val="en-US"/>
-        </w:rPr>
-        <w:t xml:space="preserve"> variable.\n" + "</w:t>
-      </w:r>
-      <w:proofErr w:type="spellStart"/>
-      <w:r>
-        <w:rPr>
-          <w:lang w:val="en-US"/>
-        </w:rPr>
-        <w:t>eliminationVariable</w:t>
-      </w:r>
-      <w:proofErr w:type="spellEnd"/>
-      <w:r>
-        <w:rPr>
-          <w:lang w:val="en-US"/>
-        </w:rPr>
-        <w:t>:" + str(</w:t>
-      </w:r>
-      <w:proofErr w:type="spellStart"/>
-      <w:r>
-        <w:rPr>
-          <w:lang w:val="en-US"/>
-        </w:rPr>
-        <w:t>eliminationVariable</w:t>
-      </w:r>
-      <w:proofErr w:type="spellEnd"/>
-      <w:r>
-        <w:rPr>
-          <w:lang w:val="en-US"/>
-        </w:rPr>
-        <w:t>) + "\n" + "</w:t>
-      </w:r>
-      <w:proofErr w:type="spellStart"/>
-      <w:r>
-        <w:rPr>
-          <w:lang w:val="en-US"/>
-        </w:rPr>
-        <w:t>unconditionedVariables</w:t>
-      </w:r>
-      <w:proofErr w:type="spellEnd"/>
-      <w:r>
-        <w:rPr>
-          <w:lang w:val="en-US"/>
-        </w:rPr>
-        <w:t>: " + str(</w:t>
-      </w:r>
-      <w:proofErr w:type="spellStart"/>
-      <w:r>
-        <w:rPr>
-          <w:lang w:val="en-US"/>
-        </w:rPr>
-        <w:t>factor.unconditionedVariables</w:t>
-      </w:r>
-      <w:proofErr w:type="spellEnd"/>
-      <w:r>
-        <w:rPr>
-          <w:lang w:val="en-US"/>
-        </w:rPr>
-        <w:t>()))</w:t>
+        <w:t>+ "can't eliminate \nthat variable.\n" + "eliminationVariable:" + str(eliminationVariable) + "\n" + "unconditionedVariables: " + str(factor.unconditionedVariables()))</w:t>
       </w:r>
     </w:p>
     <w:p>
@@ -4568,29 +3561,34 @@
         <w:rPr>
           <w:lang w:val="en-US"/>
         </w:rPr>
-        <w:t>unconditioned = list(</w:t>
-      </w:r>
-      <w:proofErr w:type="spellStart"/>
-      <w:r>
-        <w:rPr>
-          <w:lang w:val="en-US"/>
-        </w:rPr>
-        <w:t>factor.unconditionedVariables</w:t>
-      </w:r>
-      <w:proofErr w:type="spellEnd"/>
-      <w:r>
-        <w:rPr>
-          <w:lang w:val="en-US"/>
-        </w:rPr>
-        <w:t>())</w:t>
-      </w:r>
-    </w:p>
-    <w:p>
-      <w:pPr>
-        <w:pStyle w:val="af"/>
-        <w:rPr>
-          <w:lang w:val="en-US"/>
-        </w:rPr>
+        <w:t>unconditioned = list(factor.unconditionedVariables())</w:t>
+      </w:r>
+    </w:p>
+    <w:p>
+      <w:pPr>
+        <w:pStyle w:val="af"/>
+        <w:rPr>
+          <w:lang w:val="en-US"/>
+        </w:rPr>
+      </w:pPr>
+      <w:r>
+        <w:rPr>
+          <w:lang w:val="en-US"/>
+        </w:rPr>
+        <w:t xml:space="preserve">        unconditioned.remove(eliminationVariable)</w:t>
+      </w:r>
+    </w:p>
+    <w:p>
+      <w:pPr>
+        <w:pStyle w:val="af"/>
+        <w:rPr>
+          <w:lang w:val="en-US"/>
+        </w:rPr>
+      </w:pPr>
+    </w:p>
+    <w:p>
+      <w:pPr>
+        <w:pStyle w:val="af"/>
       </w:pPr>
       <w:r>
         <w:rPr>
@@ -4598,100 +3596,126 @@
         </w:rPr>
         <w:t xml:space="preserve">        </w:t>
       </w:r>
-      <w:proofErr w:type="spellStart"/>
-      <w:r>
-        <w:rPr>
-          <w:lang w:val="en-US"/>
-        </w:rPr>
-        <w:t>unconditioned.remove</w:t>
-      </w:r>
-      <w:proofErr w:type="spellEnd"/>
-      <w:r>
-        <w:rPr>
-          <w:lang w:val="en-US"/>
-        </w:rPr>
-        <w:t>(</w:t>
-      </w:r>
-      <w:proofErr w:type="spellStart"/>
-      <w:r>
-        <w:rPr>
-          <w:lang w:val="en-US"/>
-        </w:rPr>
-        <w:t>eliminationVariable</w:t>
-      </w:r>
-      <w:proofErr w:type="spellEnd"/>
-      <w:r>
-        <w:rPr>
-          <w:lang w:val="en-US"/>
-        </w:rPr>
-        <w:t>)</w:t>
-      </w:r>
-    </w:p>
-    <w:p>
-      <w:pPr>
-        <w:pStyle w:val="af"/>
-        <w:rPr>
-          <w:lang w:val="en-US"/>
-        </w:rPr>
-      </w:pPr>
-    </w:p>
-    <w:p>
-      <w:pPr>
-        <w:pStyle w:val="af"/>
-      </w:pPr>
-      <w:r>
-        <w:rPr>
-          <w:lang w:val="en-US"/>
-        </w:rPr>
+      <w:r>
+        <w:t># копирование списка условных переменных</w:t>
+      </w:r>
+    </w:p>
+    <w:p>
+      <w:pPr>
+        <w:pStyle w:val="af"/>
+      </w:pPr>
+      <w:r>
+        <w:t xml:space="preserve">        conditioned = list(factor.conditionedVariables())</w:t>
+      </w:r>
+    </w:p>
+    <w:p>
+      <w:pPr>
+        <w:pStyle w:val="af"/>
+      </w:pPr>
+    </w:p>
+    <w:p>
+      <w:pPr>
+        <w:pStyle w:val="af"/>
+      </w:pPr>
+      <w:r>
+        <w:t xml:space="preserve">        # область значений исключаемой переменной</w:t>
+      </w:r>
+    </w:p>
+    <w:p>
+      <w:pPr>
+        <w:pStyle w:val="af"/>
+        <w:rPr>
+          <w:lang w:val="en-US"/>
+        </w:rPr>
+      </w:pPr>
+      <w:r>
         <w:t xml:space="preserve">        </w:t>
       </w:r>
       <w:r>
-        <w:t># копирование списка условных переменных</w:t>
-      </w:r>
-    </w:p>
-    <w:p>
-      <w:pPr>
-        <w:pStyle w:val="af"/>
-      </w:pPr>
-      <w:r>
+        <w:rPr>
+          <w:lang w:val="en-US"/>
+        </w:rPr>
+        <w:t>domain = factor.variableDomainsDict()[eliminationVariable];</w:t>
+      </w:r>
+    </w:p>
+    <w:p>
+      <w:pPr>
+        <w:pStyle w:val="af"/>
+        <w:rPr>
+          <w:lang w:val="en-US"/>
+        </w:rPr>
+      </w:pPr>
+    </w:p>
+    <w:p>
+      <w:pPr>
+        <w:pStyle w:val="af"/>
+        <w:rPr>
+          <w:lang w:val="en-US"/>
+        </w:rPr>
+      </w:pPr>
+      <w:r>
+        <w:rPr>
+          <w:lang w:val="en-US"/>
+        </w:rPr>
+        <w:t xml:space="preserve">        # </w:t>
+      </w:r>
+      <w:r>
+        <w:t>создание</w:t>
+      </w:r>
+      <w:r>
+        <w:rPr>
+          <w:lang w:val="en-US"/>
+        </w:rPr>
+        <w:t xml:space="preserve"> </w:t>
+      </w:r>
+      <w:r>
+        <w:t>нового</w:t>
+      </w:r>
+      <w:r>
+        <w:rPr>
+          <w:lang w:val="en-US"/>
+        </w:rPr>
+        <w:t xml:space="preserve"> </w:t>
+      </w:r>
+      <w:r>
+        <w:t>фактора</w:t>
+      </w:r>
+    </w:p>
+    <w:p>
+      <w:pPr>
+        <w:pStyle w:val="af"/>
+        <w:rPr>
+          <w:lang w:val="en-US"/>
+        </w:rPr>
+      </w:pPr>
+      <w:r>
+        <w:rPr>
+          <w:lang w:val="en-US"/>
+        </w:rPr>
+        <w:t xml:space="preserve">        new_factor = Factor(unconditioned, conditioned, factor.variableDomainsDict())</w:t>
+      </w:r>
+    </w:p>
+    <w:p>
+      <w:pPr>
+        <w:pStyle w:val="af"/>
+        <w:rPr>
+          <w:lang w:val="en-US"/>
+        </w:rPr>
+      </w:pPr>
+    </w:p>
+    <w:p>
+      <w:pPr>
+        <w:pStyle w:val="af"/>
+      </w:pPr>
+      <w:r>
+        <w:rPr>
+          <w:lang w:val="en-US"/>
+        </w:rPr>
+        <w:lastRenderedPageBreak/>
         <w:t xml:space="preserve">        </w:t>
       </w:r>
-      <w:proofErr w:type="spellStart"/>
-      <w:r>
-        <w:t>conditioned</w:t>
-      </w:r>
-      <w:proofErr w:type="spellEnd"/>
-      <w:r>
-        <w:t xml:space="preserve"> = </w:t>
-      </w:r>
-      <w:proofErr w:type="spellStart"/>
-      <w:r>
-        <w:t>list</w:t>
-      </w:r>
-      <w:proofErr w:type="spellEnd"/>
-      <w:r>
-        <w:t>(</w:t>
-      </w:r>
-      <w:proofErr w:type="spellStart"/>
-      <w:r>
-        <w:t>factor.conditionedVariables</w:t>
-      </w:r>
-      <w:proofErr w:type="spellEnd"/>
-      <w:r>
-        <w:t>())</w:t>
-      </w:r>
-    </w:p>
-    <w:p>
-      <w:pPr>
-        <w:pStyle w:val="af"/>
-      </w:pPr>
-    </w:p>
-    <w:p>
-      <w:pPr>
-        <w:pStyle w:val="af"/>
-      </w:pPr>
-      <w:r>
-        <w:t xml:space="preserve">        # область значений исключаемой переменной</w:t>
+      <w:r>
+        <w:t># для каждого возможного присваивания нового фактора:</w:t>
       </w:r>
     </w:p>
     <w:p>
@@ -4708,173 +3732,7 @@
         <w:rPr>
           <w:lang w:val="en-US"/>
         </w:rPr>
-        <w:t xml:space="preserve">domain = </w:t>
-      </w:r>
-      <w:proofErr w:type="spellStart"/>
-      <w:r>
-        <w:rPr>
-          <w:lang w:val="en-US"/>
-        </w:rPr>
-        <w:t>factor.variableDomainsDict</w:t>
-      </w:r>
-      <w:proofErr w:type="spellEnd"/>
-      <w:r>
-        <w:rPr>
-          <w:lang w:val="en-US"/>
-        </w:rPr>
-        <w:t>()[</w:t>
-      </w:r>
-      <w:proofErr w:type="spellStart"/>
-      <w:r>
-        <w:rPr>
-          <w:lang w:val="en-US"/>
-        </w:rPr>
-        <w:t>eliminationVariable</w:t>
-      </w:r>
-      <w:proofErr w:type="spellEnd"/>
-      <w:r>
-        <w:rPr>
-          <w:lang w:val="en-US"/>
-        </w:rPr>
-        <w:t>];</w:t>
-      </w:r>
-    </w:p>
-    <w:p>
-      <w:pPr>
-        <w:pStyle w:val="af"/>
-        <w:rPr>
-          <w:lang w:val="en-US"/>
-        </w:rPr>
-      </w:pPr>
-    </w:p>
-    <w:p>
-      <w:pPr>
-        <w:pStyle w:val="af"/>
-        <w:rPr>
-          <w:lang w:val="en-US"/>
-        </w:rPr>
-      </w:pPr>
-      <w:r>
-        <w:rPr>
-          <w:lang w:val="en-US"/>
-        </w:rPr>
-        <w:t xml:space="preserve">        # </w:t>
-      </w:r>
-      <w:r>
-        <w:t>создание</w:t>
-      </w:r>
-      <w:r>
-        <w:rPr>
-          <w:lang w:val="en-US"/>
-        </w:rPr>
-        <w:t xml:space="preserve"> </w:t>
-      </w:r>
-      <w:r>
-        <w:t>нового</w:t>
-      </w:r>
-      <w:r>
-        <w:rPr>
-          <w:lang w:val="en-US"/>
-        </w:rPr>
-        <w:t xml:space="preserve"> </w:t>
-      </w:r>
-      <w:r>
-        <w:t>фактора</w:t>
-      </w:r>
-    </w:p>
-    <w:p>
-      <w:pPr>
-        <w:pStyle w:val="af"/>
-        <w:rPr>
-          <w:lang w:val="en-US"/>
-        </w:rPr>
-      </w:pPr>
-      <w:r>
-        <w:rPr>
-          <w:lang w:val="en-US"/>
-        </w:rPr>
-        <w:t xml:space="preserve">        </w:t>
-      </w:r>
-      <w:proofErr w:type="spellStart"/>
-      <w:r>
-        <w:rPr>
-          <w:lang w:val="en-US"/>
-        </w:rPr>
-        <w:t>new_factor</w:t>
-      </w:r>
-      <w:proofErr w:type="spellEnd"/>
-      <w:r>
-        <w:rPr>
-          <w:lang w:val="en-US"/>
-        </w:rPr>
-        <w:t xml:space="preserve"> = Factor(unconditioned, conditioned, </w:t>
-      </w:r>
-      <w:proofErr w:type="spellStart"/>
-      <w:r>
-        <w:rPr>
-          <w:lang w:val="en-US"/>
-        </w:rPr>
-        <w:t>factor.variableDomainsDict</w:t>
-      </w:r>
-      <w:proofErr w:type="spellEnd"/>
-      <w:r>
-        <w:rPr>
-          <w:lang w:val="en-US"/>
-        </w:rPr>
-        <w:t>())</w:t>
-      </w:r>
-    </w:p>
-    <w:p>
-      <w:pPr>
-        <w:pStyle w:val="af"/>
-        <w:rPr>
-          <w:lang w:val="en-US"/>
-        </w:rPr>
-      </w:pPr>
-    </w:p>
-    <w:p>
-      <w:pPr>
-        <w:pStyle w:val="af"/>
-      </w:pPr>
-      <w:r>
-        <w:rPr>
-          <w:lang w:val="en-US"/>
-        </w:rPr>
-        <w:t xml:space="preserve">        </w:t>
-      </w:r>
-      <w:r>
-        <w:t># для каждого возможного присваивания нового фактора:</w:t>
-      </w:r>
-    </w:p>
-    <w:p>
-      <w:pPr>
-        <w:pStyle w:val="af"/>
-        <w:rPr>
-          <w:lang w:val="en-US"/>
-        </w:rPr>
-      </w:pPr>
-      <w:r>
-        <w:t xml:space="preserve">        </w:t>
-      </w:r>
-      <w:r>
-        <w:rPr>
-          <w:lang w:val="en-US"/>
-        </w:rPr>
-        <w:t xml:space="preserve">for assignment in </w:t>
-      </w:r>
-      <w:proofErr w:type="spellStart"/>
-      <w:r>
-        <w:rPr>
-          <w:lang w:val="en-US"/>
-        </w:rPr>
-        <w:t>new_factor.getAllPossibleAssignmentDicts</w:t>
-      </w:r>
-      <w:proofErr w:type="spellEnd"/>
-      <w:r>
-        <w:rPr>
-          <w:lang w:val="en-US"/>
-        </w:rPr>
-        <w:t>():</w:t>
+        <w:t>for assignment in new_factor.getAllPossibleAssignmentDicts():</w:t>
       </w:r>
     </w:p>
     <w:p>
@@ -4887,13 +3745,8 @@
         </w:rPr>
         <w:t xml:space="preserve">            </w:t>
       </w:r>
-      <w:proofErr w:type="spellStart"/>
-      <w:r>
-        <w:t>prob</w:t>
-      </w:r>
-      <w:proofErr w:type="spellEnd"/>
-      <w:r>
-        <w:t xml:space="preserve"> = 0.0</w:t>
+      <w:r>
+        <w:t>prob = 0.0</w:t>
       </w:r>
     </w:p>
     <w:p>
@@ -4923,161 +3776,49 @@
         <w:rPr>
           <w:lang w:val="en-US"/>
         </w:rPr>
-        <w:t xml:space="preserve">for </w:t>
-      </w:r>
-      <w:proofErr w:type="spellStart"/>
-      <w:r>
-        <w:rPr>
-          <w:lang w:val="en-US"/>
-        </w:rPr>
-        <w:t>elim_val</w:t>
-      </w:r>
-      <w:proofErr w:type="spellEnd"/>
-      <w:r>
-        <w:rPr>
-          <w:lang w:val="en-US"/>
-        </w:rPr>
-        <w:t xml:space="preserve"> in domain:</w:t>
-      </w:r>
-    </w:p>
-    <w:p>
-      <w:pPr>
-        <w:pStyle w:val="af"/>
-        <w:rPr>
-          <w:lang w:val="en-US"/>
-        </w:rPr>
-      </w:pPr>
-      <w:r>
-        <w:rPr>
-          <w:lang w:val="en-US"/>
-        </w:rPr>
-        <w:t xml:space="preserve">                </w:t>
-      </w:r>
-      <w:proofErr w:type="spellStart"/>
-      <w:r>
-        <w:rPr>
-          <w:lang w:val="en-US"/>
-        </w:rPr>
-        <w:t>old_assignment</w:t>
-      </w:r>
-      <w:proofErr w:type="spellEnd"/>
-      <w:r>
-        <w:rPr>
-          <w:lang w:val="en-US"/>
-        </w:rPr>
-        <w:t xml:space="preserve"> = </w:t>
-      </w:r>
-      <w:proofErr w:type="spellStart"/>
-      <w:r>
-        <w:rPr>
-          <w:lang w:val="en-US"/>
-        </w:rPr>
-        <w:t>assignment.copy</w:t>
-      </w:r>
-      <w:proofErr w:type="spellEnd"/>
-      <w:r>
-        <w:rPr>
-          <w:lang w:val="en-US"/>
-        </w:rPr>
-        <w:t>()</w:t>
-      </w:r>
-    </w:p>
-    <w:p>
-      <w:pPr>
-        <w:pStyle w:val="af"/>
-        <w:rPr>
-          <w:lang w:val="en-US"/>
-        </w:rPr>
-      </w:pPr>
-      <w:r>
-        <w:rPr>
-          <w:lang w:val="en-US"/>
-        </w:rPr>
-        <w:t xml:space="preserve">                </w:t>
-      </w:r>
-      <w:proofErr w:type="spellStart"/>
-      <w:r>
-        <w:rPr>
-          <w:lang w:val="en-US"/>
-        </w:rPr>
-        <w:t>old_assignment</w:t>
-      </w:r>
-      <w:proofErr w:type="spellEnd"/>
-      <w:r>
-        <w:rPr>
-          <w:lang w:val="en-US"/>
-        </w:rPr>
-        <w:t>[</w:t>
-      </w:r>
-      <w:proofErr w:type="spellStart"/>
-      <w:r>
-        <w:rPr>
-          <w:lang w:val="en-US"/>
-        </w:rPr>
-        <w:t>eliminationVariable</w:t>
-      </w:r>
-      <w:proofErr w:type="spellEnd"/>
-      <w:r>
-        <w:rPr>
-          <w:lang w:val="en-US"/>
-        </w:rPr>
-        <w:t xml:space="preserve">] = </w:t>
-      </w:r>
-      <w:proofErr w:type="spellStart"/>
-      <w:r>
-        <w:rPr>
-          <w:lang w:val="en-US"/>
-        </w:rPr>
-        <w:t>elim_val</w:t>
-      </w:r>
-      <w:proofErr w:type="spellEnd"/>
-      <w:r>
-        <w:rPr>
-          <w:lang w:val="en-US"/>
-        </w:rPr>
-        <w:t>;</w:t>
-      </w:r>
-    </w:p>
-    <w:p>
-      <w:pPr>
-        <w:pStyle w:val="af"/>
-        <w:rPr>
-          <w:lang w:val="en-US"/>
-        </w:rPr>
-      </w:pPr>
-      <w:r>
-        <w:rPr>
-          <w:lang w:val="en-US"/>
-        </w:rPr>
-        <w:t xml:space="preserve">                prob += </w:t>
-      </w:r>
-      <w:proofErr w:type="spellStart"/>
-      <w:r>
-        <w:rPr>
-          <w:lang w:val="en-US"/>
-        </w:rPr>
-        <w:t>factor.getProbability</w:t>
-      </w:r>
-      <w:proofErr w:type="spellEnd"/>
-      <w:r>
-        <w:rPr>
-          <w:lang w:val="en-US"/>
-        </w:rPr>
-        <w:t>(</w:t>
-      </w:r>
-      <w:proofErr w:type="spellStart"/>
-      <w:r>
-        <w:rPr>
-          <w:lang w:val="en-US"/>
-        </w:rPr>
-        <w:t>old_assignment</w:t>
-      </w:r>
-      <w:proofErr w:type="spellEnd"/>
-      <w:r>
-        <w:rPr>
-          <w:lang w:val="en-US"/>
-        </w:rPr>
-        <w:t>);</w:t>
+        <w:t>for elim_val in domain:</w:t>
+      </w:r>
+    </w:p>
+    <w:p>
+      <w:pPr>
+        <w:pStyle w:val="af"/>
+        <w:rPr>
+          <w:lang w:val="en-US"/>
+        </w:rPr>
+      </w:pPr>
+      <w:r>
+        <w:rPr>
+          <w:lang w:val="en-US"/>
+        </w:rPr>
+        <w:t xml:space="preserve">                old_assignment = assignment.copy()</w:t>
+      </w:r>
+    </w:p>
+    <w:p>
+      <w:pPr>
+        <w:pStyle w:val="af"/>
+        <w:rPr>
+          <w:lang w:val="en-US"/>
+        </w:rPr>
+      </w:pPr>
+      <w:r>
+        <w:rPr>
+          <w:lang w:val="en-US"/>
+        </w:rPr>
+        <w:t xml:space="preserve">                old_assignment[eliminationVariable] = elim_val;</w:t>
+      </w:r>
+    </w:p>
+    <w:p>
+      <w:pPr>
+        <w:pStyle w:val="af"/>
+        <w:rPr>
+          <w:lang w:val="en-US"/>
+        </w:rPr>
+      </w:pPr>
+      <w:r>
+        <w:rPr>
+          <w:lang w:val="en-US"/>
+        </w:rPr>
+        <w:t xml:space="preserve">                prob += factor.getProbability(old_assignment);</w:t>
       </w:r>
     </w:p>
     <w:p>
@@ -5112,19 +3853,11 @@
       <w:r>
         <w:t xml:space="preserve">            </w:t>
       </w:r>
-      <w:proofErr w:type="spellStart"/>
-      <w:r>
-        <w:rPr>
-          <w:lang w:val="en-US"/>
-        </w:rPr>
-        <w:t>new_factor.setProbability</w:t>
-      </w:r>
-      <w:proofErr w:type="spellEnd"/>
-      <w:r>
-        <w:rPr>
-          <w:lang w:val="en-US"/>
-        </w:rPr>
-        <w:t>(assignment, prob)</w:t>
+      <w:r>
+        <w:rPr>
+          <w:lang w:val="en-US"/>
+        </w:rPr>
+        <w:t>new_factor.setProbability(assignment, prob)</w:t>
       </w:r>
     </w:p>
     <w:p>
@@ -5144,16 +3877,8 @@
         <w:rPr>
           <w:lang w:val="en-US"/>
         </w:rPr>
-        <w:t xml:space="preserve">        return </w:t>
-      </w:r>
-      <w:proofErr w:type="spellStart"/>
-      <w:r>
-        <w:rPr>
-          <w:lang w:val="en-US"/>
-        </w:rPr>
-        <w:t>new_factor</w:t>
-      </w:r>
-      <w:proofErr w:type="spellEnd"/>
+        <w:t xml:space="preserve">        return new_factor</w:t>
+      </w:r>
     </w:p>
     <w:p/>
     <w:p>
@@ -5228,7 +3953,6 @@
       <w:r>
         <w:t xml:space="preserve">Рисунок 3.3 – Автооценивание функции </w:t>
       </w:r>
-      <w:proofErr w:type="spellStart"/>
       <w:r>
         <w:rPr>
           <w:rFonts w:ascii="Courier New" w:hAnsi="Courier New" w:cs="Courier New"/>
@@ -5237,7 +3961,6 @@
         </w:rPr>
         <w:t>eliminate</w:t>
       </w:r>
-      <w:proofErr w:type="spellEnd"/>
     </w:p>
     <w:p/>
     <w:p/>
@@ -5279,7 +4002,6 @@
       <w:r>
         <w:t xml:space="preserve"> </w:t>
       </w:r>
-      <w:proofErr w:type="spellStart"/>
       <w:r>
         <w:rPr>
           <w:rFonts w:ascii="Courier New" w:hAnsi="Courier New" w:cs="Courier New"/>
@@ -5288,7 +4010,6 @@
         </w:rPr>
         <w:t>inferenceByVariableElimination</w:t>
       </w:r>
-      <w:proofErr w:type="spellEnd"/>
       <w:r>
         <w:rPr>
           <w:rFonts w:ascii="Courier New" w:hAnsi="Courier New" w:cs="Courier New"/>
@@ -5335,9 +4056,9 @@
         <w:rPr>
           <w:lang w:val="en-US"/>
         </w:rPr>
+        <w:lastRenderedPageBreak/>
         <w:t xml:space="preserve">def </w:t>
       </w:r>
-      <w:proofErr w:type="spellStart"/>
       <w:r>
         <w:rPr>
           <w:b/>
@@ -5346,82 +4067,11 @@
         </w:rPr>
         <w:t>inferenceByVariableElimination</w:t>
       </w:r>
-      <w:proofErr w:type="spellEnd"/>
-      <w:r>
-        <w:rPr>
-          <w:lang w:val="en-US"/>
-        </w:rPr>
-        <w:t>(</w:t>
-      </w:r>
-      <w:proofErr w:type="spellStart"/>
-      <w:r>
-        <w:rPr>
-          <w:lang w:val="en-US"/>
-        </w:rPr>
-        <w:t>bayesNet</w:t>
-      </w:r>
-      <w:proofErr w:type="spellEnd"/>
-      <w:r>
-        <w:rPr>
-          <w:lang w:val="en-US"/>
-        </w:rPr>
-        <w:t xml:space="preserve">: bn, </w:t>
-      </w:r>
-      <w:proofErr w:type="spellStart"/>
-      <w:r>
-        <w:rPr>
-          <w:lang w:val="en-US"/>
-        </w:rPr>
-        <w:t>queryVariables</w:t>
-      </w:r>
-      <w:proofErr w:type="spellEnd"/>
-      <w:r>
-        <w:rPr>
-          <w:lang w:val="en-US"/>
-        </w:rPr>
-        <w:t xml:space="preserve">: List[str], </w:t>
-      </w:r>
-      <w:proofErr w:type="spellStart"/>
-      <w:r>
-        <w:rPr>
-          <w:lang w:val="en-US"/>
-        </w:rPr>
-        <w:t>evidenceDict</w:t>
-      </w:r>
-      <w:proofErr w:type="spellEnd"/>
-      <w:r>
-        <w:rPr>
-          <w:lang w:val="en-US"/>
-        </w:rPr>
-        <w:t xml:space="preserve">: </w:t>
-      </w:r>
-      <w:proofErr w:type="spellStart"/>
-      <w:r>
-        <w:rPr>
-          <w:lang w:val="en-US"/>
-        </w:rPr>
-        <w:t>Dict</w:t>
-      </w:r>
-      <w:proofErr w:type="spellEnd"/>
-      <w:r>
-        <w:rPr>
-          <w:lang w:val="en-US"/>
-        </w:rPr>
-        <w:t xml:space="preserve">, </w:t>
-      </w:r>
-      <w:proofErr w:type="spellStart"/>
-      <w:r>
-        <w:rPr>
-          <w:lang w:val="en-US"/>
-        </w:rPr>
-        <w:t>eliminationOrder</w:t>
-      </w:r>
-      <w:proofErr w:type="spellEnd"/>
-      <w:r>
-        <w:rPr>
-          <w:lang w:val="en-US"/>
-        </w:rPr>
-        <w:t>: List[str]):</w:t>
+      <w:r>
+        <w:rPr>
+          <w:lang w:val="en-US"/>
+        </w:rPr>
+        <w:t>(bayesNet: bn, queryVariables: List[str], evidenceDict: Dict, eliminationOrder: List[str]):</w:t>
       </w:r>
     </w:p>
     <w:p>
@@ -5439,14 +4089,12 @@
         </w:rPr>
         <w:t xml:space="preserve">        </w:t>
       </w:r>
-      <w:proofErr w:type="spellStart"/>
       <w:r>
         <w:rPr>
           <w:lang w:val="en-US"/>
         </w:rPr>
         <w:t>joinFactorsByVariable</w:t>
       </w:r>
-      <w:proofErr w:type="spellEnd"/>
       <w:r>
         <w:rPr>
           <w:lang w:val="en-US"/>
@@ -5457,35 +4105,7 @@
         <w:rPr>
           <w:lang w:val="en-US"/>
         </w:rPr>
-        <w:t xml:space="preserve">= </w:t>
-      </w:r>
-      <w:proofErr w:type="spellStart"/>
-      <w:r>
-        <w:rPr>
-          <w:lang w:val="en-US"/>
-        </w:rPr>
-        <w:t>joinFactorsByVariableWithCallTracking</w:t>
-      </w:r>
-      <w:proofErr w:type="spellEnd"/>
-      <w:r>
-        <w:rPr>
-          <w:lang w:val="en-US"/>
-        </w:rPr>
-        <w:t>(</w:t>
-      </w:r>
-      <w:proofErr w:type="spellStart"/>
-      <w:r>
-        <w:rPr>
-          <w:lang w:val="en-US"/>
-        </w:rPr>
-        <w:t>callTrackingList</w:t>
-      </w:r>
-      <w:proofErr w:type="spellEnd"/>
-      <w:r>
-        <w:rPr>
-          <w:lang w:val="en-US"/>
-        </w:rPr>
-        <w:t>)</w:t>
+        <w:t>= joinFactorsByVariableWithCallTracking(callTrackingList)</w:t>
       </w:r>
     </w:p>
     <w:p>
@@ -5511,35 +4131,7 @@
         <w:rPr>
           <w:lang w:val="en-US"/>
         </w:rPr>
-        <w:t xml:space="preserve">= </w:t>
-      </w:r>
-      <w:proofErr w:type="spellStart"/>
-      <w:r>
-        <w:rPr>
-          <w:lang w:val="en-US"/>
-        </w:rPr>
-        <w:t>eliminateWithCallTracking</w:t>
-      </w:r>
-      <w:proofErr w:type="spellEnd"/>
-      <w:r>
-        <w:rPr>
-          <w:lang w:val="en-US"/>
-        </w:rPr>
-        <w:t>(</w:t>
-      </w:r>
-      <w:proofErr w:type="spellStart"/>
-      <w:r>
-        <w:rPr>
-          <w:lang w:val="en-US"/>
-        </w:rPr>
-        <w:t>callTrackingList</w:t>
-      </w:r>
-      <w:proofErr w:type="spellEnd"/>
-      <w:r>
-        <w:rPr>
-          <w:lang w:val="en-US"/>
-        </w:rPr>
-        <w:t>)</w:t>
+        <w:t>= eliminateWithCallTracking(callTrackingList)</w:t>
       </w:r>
     </w:p>
     <w:p>
@@ -5560,43 +4152,9 @@
         </w:rPr>
         <w:t xml:space="preserve">        </w:t>
       </w:r>
-      <w:proofErr w:type="spellStart"/>
-      <w:r>
-        <w:t>if</w:t>
-      </w:r>
-      <w:proofErr w:type="spellEnd"/>
-      <w:r>
-        <w:t xml:space="preserve"> </w:t>
-      </w:r>
-      <w:proofErr w:type="spellStart"/>
-      <w:r>
-        <w:t>eliminationOrder</w:t>
-      </w:r>
-      <w:proofErr w:type="spellEnd"/>
-      <w:r>
-        <w:t xml:space="preserve"> </w:t>
-      </w:r>
-      <w:proofErr w:type="spellStart"/>
-      <w:r>
-        <w:t>is</w:t>
-      </w:r>
-      <w:proofErr w:type="spellEnd"/>
-      <w:r>
-        <w:t xml:space="preserve"> </w:t>
-      </w:r>
-      <w:proofErr w:type="spellStart"/>
-      <w:r>
-        <w:t>None</w:t>
-      </w:r>
-      <w:proofErr w:type="spellEnd"/>
-      <w:r>
-        <w:t xml:space="preserve">: # установить произвольный порядок удаления, если задано </w:t>
-      </w:r>
-      <w:proofErr w:type="spellStart"/>
-      <w:r>
-        <w:t>None</w:t>
-      </w:r>
-      <w:proofErr w:type="spellEnd"/>
+      <w:r>
+        <w:t>if eliminationOrder is None: # установить произвольный порядок удаления, если задано None</w:t>
+      </w:r>
     </w:p>
     <w:p>
       <w:pPr>
@@ -5608,118 +4166,39 @@
       <w:r>
         <w:t xml:space="preserve">            </w:t>
       </w:r>
-      <w:proofErr w:type="spellStart"/>
-      <w:r>
-        <w:rPr>
-          <w:lang w:val="en-US"/>
-        </w:rPr>
-        <w:t>eliminationVariables</w:t>
-      </w:r>
-      <w:proofErr w:type="spellEnd"/>
-      <w:r>
-        <w:rPr>
-          <w:lang w:val="en-US"/>
-        </w:rPr>
-        <w:t xml:space="preserve"> = </w:t>
-      </w:r>
-      <w:proofErr w:type="spellStart"/>
-      <w:r>
-        <w:rPr>
-          <w:lang w:val="en-US"/>
-        </w:rPr>
-        <w:t>bayesNet.variablesSet</w:t>
-      </w:r>
-      <w:proofErr w:type="spellEnd"/>
-      <w:r>
-        <w:rPr>
-          <w:lang w:val="en-US"/>
-        </w:rPr>
-        <w:t>() - set(</w:t>
-      </w:r>
-      <w:proofErr w:type="spellStart"/>
-      <w:r>
-        <w:rPr>
-          <w:lang w:val="en-US"/>
-        </w:rPr>
-        <w:t>queryVariables</w:t>
-      </w:r>
-      <w:proofErr w:type="spellEnd"/>
-      <w:r>
-        <w:rPr>
-          <w:lang w:val="en-US"/>
-        </w:rPr>
-        <w:t>) -\</w:t>
-      </w:r>
-    </w:p>
-    <w:p>
-      <w:pPr>
-        <w:pStyle w:val="af"/>
-        <w:rPr>
-          <w:lang w:val="en-US"/>
-        </w:rPr>
-      </w:pPr>
-      <w:r>
-        <w:rPr>
-          <w:lang w:val="en-US"/>
-        </w:rPr>
-        <w:lastRenderedPageBreak/>
-        <w:t xml:space="preserve">                                   set(</w:t>
-      </w:r>
-      <w:proofErr w:type="spellStart"/>
-      <w:r>
-        <w:rPr>
-          <w:lang w:val="en-US"/>
-        </w:rPr>
-        <w:t>evidenceDict.keys</w:t>
-      </w:r>
-      <w:proofErr w:type="spellEnd"/>
-      <w:r>
-        <w:rPr>
-          <w:lang w:val="en-US"/>
-        </w:rPr>
-        <w:t>())</w:t>
-      </w:r>
-    </w:p>
-    <w:p>
-      <w:pPr>
-        <w:pStyle w:val="af"/>
-        <w:rPr>
-          <w:lang w:val="en-US"/>
-        </w:rPr>
-      </w:pPr>
-      <w:r>
-        <w:rPr>
-          <w:lang w:val="en-US"/>
-        </w:rPr>
-        <w:t xml:space="preserve">            </w:t>
-      </w:r>
-      <w:proofErr w:type="spellStart"/>
-      <w:r>
-        <w:rPr>
-          <w:lang w:val="en-US"/>
-        </w:rPr>
-        <w:t>eliminationOrder</w:t>
-      </w:r>
-      <w:proofErr w:type="spellEnd"/>
-      <w:r>
-        <w:rPr>
-          <w:lang w:val="en-US"/>
-        </w:rPr>
-        <w:t xml:space="preserve"> = sorted(list(</w:t>
-      </w:r>
-      <w:proofErr w:type="spellStart"/>
-      <w:r>
-        <w:rPr>
-          <w:lang w:val="en-US"/>
-        </w:rPr>
-        <w:t>eliminationVariables</w:t>
-      </w:r>
-      <w:proofErr w:type="spellEnd"/>
-      <w:r>
-        <w:rPr>
-          <w:lang w:val="en-US"/>
-        </w:rPr>
-        <w:t>))</w:t>
+      <w:r>
+        <w:rPr>
+          <w:lang w:val="en-US"/>
+        </w:rPr>
+        <w:t>eliminationVariables = bayesNet.variablesSet() - set(queryVariables) -\</w:t>
+      </w:r>
+    </w:p>
+    <w:p>
+      <w:pPr>
+        <w:pStyle w:val="af"/>
+        <w:rPr>
+          <w:lang w:val="en-US"/>
+        </w:rPr>
+      </w:pPr>
+      <w:r>
+        <w:rPr>
+          <w:lang w:val="en-US"/>
+        </w:rPr>
+        <w:t xml:space="preserve">                                   set(evidenceDict.keys())</w:t>
+      </w:r>
+    </w:p>
+    <w:p>
+      <w:pPr>
+        <w:pStyle w:val="af"/>
+        <w:rPr>
+          <w:lang w:val="en-US"/>
+        </w:rPr>
+      </w:pPr>
+      <w:r>
+        <w:rPr>
+          <w:lang w:val="en-US"/>
+        </w:rPr>
+        <w:t xml:space="preserve">            eliminationOrder = sorted(list(eliminationVariables))</w:t>
       </w:r>
     </w:p>
     <w:p>
@@ -5778,322 +4257,183 @@
         <w:pStyle w:val="af"/>
       </w:pPr>
       <w:r>
+        <w:t xml:space="preserve">        factors = bayesNet.getAllCPTsWithEvidence(evidenceDict)</w:t>
+      </w:r>
+    </w:p>
+    <w:p>
+      <w:pPr>
+        <w:pStyle w:val="af"/>
+      </w:pPr>
+    </w:p>
+    <w:p>
+      <w:pPr>
+        <w:pStyle w:val="af"/>
+      </w:pPr>
+      <w:r>
+        <w:t xml:space="preserve">        # </w:t>
+      </w:r>
+      <w:r>
+        <w:t>перебор</w:t>
+      </w:r>
+      <w:r>
+        <w:t xml:space="preserve"> </w:t>
+      </w:r>
+      <w:r>
+        <w:t>всех</w:t>
+      </w:r>
+      <w:r>
+        <w:t xml:space="preserve"> </w:t>
+      </w:r>
+      <w:r>
+        <w:t>исклюаемых</w:t>
+      </w:r>
+      <w:r>
+        <w:t xml:space="preserve"> </w:t>
+      </w:r>
+      <w:r>
+        <w:t>переменных</w:t>
+      </w:r>
+      <w:r>
+        <w:t xml:space="preserve"> (</w:t>
+      </w:r>
+      <w:r>
+        <w:rPr>
+          <w:lang w:val="en-US"/>
+        </w:rPr>
+        <w:t>var</w:t>
+      </w:r>
+      <w:r>
+        <w:t>)</w:t>
+      </w:r>
+    </w:p>
+    <w:p>
+      <w:pPr>
+        <w:pStyle w:val="af"/>
+      </w:pPr>
+      <w:r>
         <w:t xml:space="preserve">        </w:t>
       </w:r>
-      <w:proofErr w:type="spellStart"/>
-      <w:r>
-        <w:t>factors</w:t>
-      </w:r>
-      <w:proofErr w:type="spellEnd"/>
-      <w:r>
-        <w:t xml:space="preserve"> = </w:t>
-      </w:r>
-      <w:proofErr w:type="spellStart"/>
-      <w:r>
-        <w:t>bayesNet.getAllCPTsWithEvidence</w:t>
-      </w:r>
-      <w:proofErr w:type="spellEnd"/>
-      <w:r>
-        <w:t>(</w:t>
-      </w:r>
-      <w:proofErr w:type="spellStart"/>
-      <w:r>
-        <w:t>evidenceDict</w:t>
-      </w:r>
-      <w:proofErr w:type="spellEnd"/>
-      <w:r>
-        <w:t>)</w:t>
-      </w:r>
-    </w:p>
-    <w:p>
-      <w:pPr>
-        <w:pStyle w:val="af"/>
-      </w:pPr>
-    </w:p>
-    <w:p>
-      <w:pPr>
-        <w:pStyle w:val="af"/>
-      </w:pPr>
-      <w:r>
+      <w:r>
+        <w:t>for var in eliminationOrder:</w:t>
+      </w:r>
+    </w:p>
+    <w:p>
+      <w:pPr>
+        <w:pStyle w:val="af"/>
+      </w:pPr>
+      <w:r>
+        <w:t xml:space="preserve">            # объединение факторов по исключаемой переменной</w:t>
+      </w:r>
+    </w:p>
+    <w:p>
+      <w:pPr>
+        <w:pStyle w:val="af"/>
+        <w:rPr>
+          <w:lang w:val="en-US"/>
+        </w:rPr>
+      </w:pPr>
+      <w:r>
+        <w:t xml:space="preserve">            </w:t>
+      </w:r>
+      <w:r>
+        <w:rPr>
+          <w:lang w:val="en-US"/>
+        </w:rPr>
+        <w:t>factors, joinedFactor = joinFactorsByVariable(factors, var)</w:t>
+      </w:r>
+    </w:p>
+    <w:p>
+      <w:pPr>
+        <w:pStyle w:val="af"/>
+        <w:rPr>
+          <w:lang w:val="en-US"/>
+        </w:rPr>
+      </w:pPr>
+    </w:p>
+    <w:p>
+      <w:pPr>
+        <w:pStyle w:val="af"/>
+      </w:pPr>
+      <w:r>
+        <w:rPr>
+          <w:lang w:val="en-US"/>
+        </w:rPr>
+        <w:t xml:space="preserve">            </w:t>
+      </w:r>
+      <w:r>
+        <w:t># удалить из нового фактора исключаемую переменную и добавить его в список</w:t>
+      </w:r>
+    </w:p>
+    <w:p>
+      <w:pPr>
+        <w:pStyle w:val="af"/>
+        <w:rPr>
+          <w:lang w:val="en-US"/>
+        </w:rPr>
+      </w:pPr>
+      <w:r>
+        <w:t xml:space="preserve">            </w:t>
+      </w:r>
+      <w:r>
+        <w:rPr>
+          <w:lang w:val="en-US"/>
+        </w:rPr>
+        <w:t>if len(joinedFactor.unconditionedVariables()) &gt; 1:</w:t>
+      </w:r>
+    </w:p>
+    <w:p>
+      <w:pPr>
+        <w:pStyle w:val="af"/>
+        <w:rPr>
+          <w:lang w:val="en-US"/>
+        </w:rPr>
+      </w:pPr>
+      <w:r>
+        <w:rPr>
+          <w:lang w:val="en-US"/>
+        </w:rPr>
+        <w:t xml:space="preserve">                factors.append(eliminate(joinedFactor, var))</w:t>
+      </w:r>
+    </w:p>
+    <w:p>
+      <w:pPr>
+        <w:pStyle w:val="af"/>
+        <w:rPr>
+          <w:lang w:val="en-US"/>
+        </w:rPr>
+      </w:pPr>
+    </w:p>
+    <w:p>
+      <w:pPr>
+        <w:pStyle w:val="af"/>
+        <w:rPr>
+          <w:lang w:val="en-US"/>
+        </w:rPr>
+      </w:pPr>
+      <w:r>
+        <w:rPr>
+          <w:lang w:val="en-US"/>
+        </w:rPr>
         <w:t xml:space="preserve">        # </w:t>
       </w:r>
       <w:r>
-        <w:t>перебор</w:t>
-      </w:r>
-      <w:r>
+        <w:t>объединить</w:t>
+      </w:r>
+      <w:r>
+        <w:rPr>
+          <w:lang w:val="en-US"/>
+        </w:rPr>
         <w:t xml:space="preserve"> </w:t>
       </w:r>
       <w:r>
-        <w:t>всех</w:t>
-      </w:r>
-      <w:r>
+        <w:t>список</w:t>
+      </w:r>
+      <w:r>
+        <w:rPr>
+          <w:lang w:val="en-US"/>
+        </w:rPr>
         <w:t xml:space="preserve"> </w:t>
       </w:r>
-      <w:proofErr w:type="spellStart"/>
-      <w:r>
-        <w:t>исклюаемых</w:t>
-      </w:r>
-      <w:proofErr w:type="spellEnd"/>
-      <w:r>
-        <w:t xml:space="preserve"> </w:t>
-      </w:r>
-      <w:r>
-        <w:t>переменных</w:t>
-      </w:r>
-      <w:r>
-        <w:t xml:space="preserve"> (</w:t>
-      </w:r>
-      <w:r>
-        <w:rPr>
-          <w:lang w:val="en-US"/>
-        </w:rPr>
-        <w:t>var</w:t>
-      </w:r>
-      <w:r>
-        <w:t>)</w:t>
-      </w:r>
-    </w:p>
-    <w:p>
-      <w:pPr>
-        <w:pStyle w:val="af"/>
-      </w:pPr>
-      <w:r>
-        <w:t xml:space="preserve">        </w:t>
-      </w:r>
-      <w:proofErr w:type="spellStart"/>
-      <w:r>
-        <w:t>for</w:t>
-      </w:r>
-      <w:proofErr w:type="spellEnd"/>
-      <w:r>
-        <w:t xml:space="preserve"> </w:t>
-      </w:r>
-      <w:proofErr w:type="spellStart"/>
-      <w:r>
-        <w:t>var</w:t>
-      </w:r>
-      <w:proofErr w:type="spellEnd"/>
-      <w:r>
-        <w:t xml:space="preserve"> </w:t>
-      </w:r>
-      <w:proofErr w:type="spellStart"/>
-      <w:r>
-        <w:t>in</w:t>
-      </w:r>
-      <w:proofErr w:type="spellEnd"/>
-      <w:r>
-        <w:t xml:space="preserve"> </w:t>
-      </w:r>
-      <w:proofErr w:type="spellStart"/>
-      <w:r>
-        <w:t>eliminationOrder</w:t>
-      </w:r>
-      <w:proofErr w:type="spellEnd"/>
-      <w:r>
-        <w:t>:</w:t>
-      </w:r>
-    </w:p>
-    <w:p>
-      <w:pPr>
-        <w:pStyle w:val="af"/>
-      </w:pPr>
-      <w:r>
-        <w:t xml:space="preserve">            # объединение факторов по исключаемой переменной</w:t>
-      </w:r>
-    </w:p>
-    <w:p>
-      <w:pPr>
-        <w:pStyle w:val="af"/>
-        <w:rPr>
-          <w:lang w:val="en-US"/>
-        </w:rPr>
-      </w:pPr>
-      <w:r>
-        <w:t xml:space="preserve">            </w:t>
-      </w:r>
-      <w:r>
-        <w:rPr>
-          <w:lang w:val="en-US"/>
-        </w:rPr>
-        <w:t xml:space="preserve">factors, </w:t>
-      </w:r>
-      <w:proofErr w:type="spellStart"/>
-      <w:r>
-        <w:rPr>
-          <w:lang w:val="en-US"/>
-        </w:rPr>
-        <w:t>joinedFactor</w:t>
-      </w:r>
-      <w:proofErr w:type="spellEnd"/>
-      <w:r>
-        <w:rPr>
-          <w:lang w:val="en-US"/>
-        </w:rPr>
-        <w:t xml:space="preserve"> = </w:t>
-      </w:r>
-      <w:proofErr w:type="spellStart"/>
-      <w:r>
-        <w:rPr>
-          <w:lang w:val="en-US"/>
-        </w:rPr>
-        <w:t>joinFactorsByVariable</w:t>
-      </w:r>
-      <w:proofErr w:type="spellEnd"/>
-      <w:r>
-        <w:rPr>
-          <w:lang w:val="en-US"/>
-        </w:rPr>
-        <w:t>(factors, var)</w:t>
-      </w:r>
-    </w:p>
-    <w:p>
-      <w:pPr>
-        <w:pStyle w:val="af"/>
-        <w:rPr>
-          <w:lang w:val="en-US"/>
-        </w:rPr>
-      </w:pPr>
-    </w:p>
-    <w:p>
-      <w:pPr>
-        <w:pStyle w:val="af"/>
-      </w:pPr>
-      <w:r>
-        <w:rPr>
-          <w:lang w:val="en-US"/>
-        </w:rPr>
-        <w:t xml:space="preserve">            </w:t>
-      </w:r>
-      <w:r>
-        <w:t># удалить из нового фактора исключаемую переменную и добавить его в список</w:t>
-      </w:r>
-    </w:p>
-    <w:p>
-      <w:pPr>
-        <w:pStyle w:val="af"/>
-        <w:rPr>
-          <w:lang w:val="en-US"/>
-        </w:rPr>
-      </w:pPr>
-      <w:r>
-        <w:t xml:space="preserve">            </w:t>
-      </w:r>
-      <w:r>
-        <w:rPr>
-          <w:lang w:val="en-US"/>
-        </w:rPr>
-        <w:t xml:space="preserve">if </w:t>
-      </w:r>
-      <w:proofErr w:type="spellStart"/>
-      <w:r>
-        <w:rPr>
-          <w:lang w:val="en-US"/>
-        </w:rPr>
-        <w:t>len</w:t>
-      </w:r>
-      <w:proofErr w:type="spellEnd"/>
-      <w:r>
-        <w:rPr>
-          <w:lang w:val="en-US"/>
-        </w:rPr>
-        <w:t>(</w:t>
-      </w:r>
-      <w:proofErr w:type="spellStart"/>
-      <w:r>
-        <w:rPr>
-          <w:lang w:val="en-US"/>
-        </w:rPr>
-        <w:t>joinedFactor.unconditionedVariables</w:t>
-      </w:r>
-      <w:proofErr w:type="spellEnd"/>
-      <w:r>
-        <w:rPr>
-          <w:lang w:val="en-US"/>
-        </w:rPr>
-        <w:t>()) &gt; 1:</w:t>
-      </w:r>
-    </w:p>
-    <w:p>
-      <w:pPr>
-        <w:pStyle w:val="af"/>
-        <w:rPr>
-          <w:lang w:val="en-US"/>
-        </w:rPr>
-      </w:pPr>
-      <w:r>
-        <w:rPr>
-          <w:lang w:val="en-US"/>
-        </w:rPr>
-        <w:t xml:space="preserve">                </w:t>
-      </w:r>
-      <w:proofErr w:type="spellStart"/>
-      <w:r>
-        <w:rPr>
-          <w:lang w:val="en-US"/>
-        </w:rPr>
-        <w:t>factors.append</w:t>
-      </w:r>
-      <w:proofErr w:type="spellEnd"/>
-      <w:r>
-        <w:rPr>
-          <w:lang w:val="en-US"/>
-        </w:rPr>
-        <w:t>(eliminate(</w:t>
-      </w:r>
-      <w:proofErr w:type="spellStart"/>
-      <w:r>
-        <w:rPr>
-          <w:lang w:val="en-US"/>
-        </w:rPr>
-        <w:t>joinedFactor</w:t>
-      </w:r>
-      <w:proofErr w:type="spellEnd"/>
-      <w:r>
-        <w:rPr>
-          <w:lang w:val="en-US"/>
-        </w:rPr>
-        <w:t>, var))</w:t>
-      </w:r>
-    </w:p>
-    <w:p>
-      <w:pPr>
-        <w:pStyle w:val="af"/>
-        <w:rPr>
-          <w:lang w:val="en-US"/>
-        </w:rPr>
-      </w:pPr>
-    </w:p>
-    <w:p>
-      <w:pPr>
-        <w:pStyle w:val="af"/>
-        <w:rPr>
-          <w:lang w:val="en-US"/>
-        </w:rPr>
-      </w:pPr>
-      <w:r>
-        <w:rPr>
-          <w:lang w:val="en-US"/>
-        </w:rPr>
-        <w:t xml:space="preserve">        # </w:t>
-      </w:r>
-      <w:r>
-        <w:t>объединить</w:t>
-      </w:r>
-      <w:r>
-        <w:rPr>
-          <w:lang w:val="en-US"/>
-        </w:rPr>
-        <w:t xml:space="preserve"> </w:t>
-      </w:r>
-      <w:r>
-        <w:t>список</w:t>
-      </w:r>
-      <w:r>
-        <w:rPr>
-          <w:lang w:val="en-US"/>
-        </w:rPr>
-        <w:t xml:space="preserve"> </w:t>
-      </w:r>
       <w:r>
         <w:t>факторов</w:t>
       </w:r>
@@ -6109,35 +4449,7 @@
         <w:rPr>
           <w:lang w:val="en-US"/>
         </w:rPr>
-        <w:t xml:space="preserve">        </w:t>
-      </w:r>
-      <w:proofErr w:type="spellStart"/>
-      <w:r>
-        <w:rPr>
-          <w:lang w:val="en-US"/>
-        </w:rPr>
-        <w:t>finalFactor</w:t>
-      </w:r>
-      <w:proofErr w:type="spellEnd"/>
-      <w:r>
-        <w:rPr>
-          <w:lang w:val="en-US"/>
-        </w:rPr>
-        <w:t xml:space="preserve"> = </w:t>
-      </w:r>
-      <w:proofErr w:type="spellStart"/>
-      <w:r>
-        <w:rPr>
-          <w:lang w:val="en-US"/>
-        </w:rPr>
-        <w:t>joinFactors</w:t>
-      </w:r>
-      <w:proofErr w:type="spellEnd"/>
-      <w:r>
-        <w:rPr>
-          <w:lang w:val="en-US"/>
-        </w:rPr>
-        <w:t>(factors)</w:t>
+        <w:t xml:space="preserve">        finalFactor = joinFactors(factors)</w:t>
       </w:r>
     </w:p>
     <w:p>
@@ -6190,31 +4502,7 @@
         <w:pStyle w:val="af"/>
       </w:pPr>
       <w:r>
-        <w:t xml:space="preserve">        </w:t>
-      </w:r>
-      <w:proofErr w:type="spellStart"/>
-      <w:r>
-        <w:t>return</w:t>
-      </w:r>
-      <w:proofErr w:type="spellEnd"/>
-      <w:r>
-        <w:t xml:space="preserve"> </w:t>
-      </w:r>
-      <w:proofErr w:type="spellStart"/>
-      <w:r>
-        <w:t>normalize</w:t>
-      </w:r>
-      <w:proofErr w:type="spellEnd"/>
-      <w:r>
-        <w:t>(</w:t>
-      </w:r>
-      <w:proofErr w:type="spellStart"/>
-      <w:r>
-        <w:t>finalFactor</w:t>
-      </w:r>
-      <w:proofErr w:type="spellEnd"/>
-      <w:r>
-        <w:t>)</w:t>
+        <w:t xml:space="preserve">        return normalize(finalFactor)</w:t>
       </w:r>
     </w:p>
     <w:p/>
@@ -6296,7 +4584,6 @@
       <w:r>
         <w:t xml:space="preserve">Автооценивание функции </w:t>
       </w:r>
-      <w:proofErr w:type="spellStart"/>
       <w:r>
         <w:rPr>
           <w:rFonts w:ascii="Courier New" w:hAnsi="Courier New" w:cs="Courier New"/>
@@ -6305,7 +4592,6 @@
         </w:rPr>
         <w:t>inferenceByVariableElimination</w:t>
       </w:r>
-      <w:proofErr w:type="spellEnd"/>
     </w:p>
     <w:p/>
     <w:p/>
@@ -6329,7 +4615,6 @@
       <w:r>
         <w:t xml:space="preserve">Был открыт класс </w:t>
       </w:r>
-      <w:proofErr w:type="spellStart"/>
       <w:r>
         <w:rPr>
           <w:rFonts w:ascii="Courier New" w:hAnsi="Courier New" w:cs="Courier New"/>
@@ -6339,7 +4624,6 @@
         </w:rPr>
         <w:t>DiscreteDistribution</w:t>
       </w:r>
-      <w:proofErr w:type="spellEnd"/>
       <w:r>
         <w:t xml:space="preserve">, определенный в </w:t>
       </w:r>
@@ -6352,16 +4636,18 @@
       <w:r>
         <w:t>.</w:t>
       </w:r>
-      <w:proofErr w:type="spellStart"/>
       <w:r>
         <w:rPr>
           <w:lang w:val="en-US"/>
         </w:rPr>
         <w:t>py</w:t>
       </w:r>
-      <w:proofErr w:type="spellEnd"/>
-      <w:r>
-        <w:t xml:space="preserve"> и использующийся для работы с дискретными распределениями. В нём были определены метод</w:t>
+      <w:r>
+        <w:t xml:space="preserve"> и использующийся для работы с дискретными распределениями. В нём были </w:t>
+      </w:r>
+      <w:r>
+        <w:lastRenderedPageBreak/>
+        <w:t>определены метод</w:t>
       </w:r>
       <w:r>
         <w:t>ы</w:t>
@@ -6430,16 +4716,9 @@
       <w:pPr>
         <w:pStyle w:val="af"/>
       </w:pPr>
-      <w:proofErr w:type="spellStart"/>
-      <w:r>
-        <w:lastRenderedPageBreak/>
-        <w:t>def</w:t>
-      </w:r>
-      <w:proofErr w:type="spellEnd"/>
-      <w:r>
-        <w:t xml:space="preserve"> </w:t>
-      </w:r>
-      <w:proofErr w:type="spellStart"/>
+      <w:r>
+        <w:t xml:space="preserve">def </w:t>
+      </w:r>
       <w:r>
         <w:rPr>
           <w:b/>
@@ -6447,17 +4726,8 @@
         </w:rPr>
         <w:t>normalize</w:t>
       </w:r>
-      <w:proofErr w:type="spellEnd"/>
-      <w:r>
-        <w:t>(</w:t>
-      </w:r>
-      <w:proofErr w:type="spellStart"/>
-      <w:r>
-        <w:t>self</w:t>
-      </w:r>
-      <w:proofErr w:type="spellEnd"/>
-      <w:r>
-        <w:t>):</w:t>
+      <w:r>
+        <w:t>(self):</w:t>
       </w:r>
     </w:p>
     <w:p>
@@ -6473,48 +4743,32 @@
         <w:pStyle w:val="af"/>
       </w:pPr>
       <w:r>
+        <w:t xml:space="preserve">        summa = self.total()</w:t>
+      </w:r>
+    </w:p>
+    <w:p>
+      <w:pPr>
+        <w:pStyle w:val="af"/>
+      </w:pPr>
+    </w:p>
+    <w:p>
+      <w:pPr>
+        <w:pStyle w:val="af"/>
+      </w:pPr>
+      <w:r>
+        <w:t xml:space="preserve">        # если все значения равны нулю - ничего не делать</w:t>
+      </w:r>
+    </w:p>
+    <w:p>
+      <w:pPr>
+        <w:pStyle w:val="af"/>
+        <w:rPr>
+          <w:lang w:val="en-US"/>
+        </w:rPr>
+      </w:pPr>
+      <w:r>
         <w:t xml:space="preserve">        </w:t>
       </w:r>
-      <w:proofErr w:type="spellStart"/>
-      <w:r>
-        <w:t>summa</w:t>
-      </w:r>
-      <w:proofErr w:type="spellEnd"/>
-      <w:r>
-        <w:t xml:space="preserve"> = </w:t>
-      </w:r>
-      <w:proofErr w:type="spellStart"/>
-      <w:r>
-        <w:t>self.total</w:t>
-      </w:r>
-      <w:proofErr w:type="spellEnd"/>
-      <w:r>
-        <w:t>()</w:t>
-      </w:r>
-    </w:p>
-    <w:p>
-      <w:pPr>
-        <w:pStyle w:val="af"/>
-      </w:pPr>
-    </w:p>
-    <w:p>
-      <w:pPr>
-        <w:pStyle w:val="af"/>
-      </w:pPr>
-      <w:r>
-        <w:t xml:space="preserve">        # если все значения равны нулю - ничего не делать</w:t>
-      </w:r>
-    </w:p>
-    <w:p>
-      <w:pPr>
-        <w:pStyle w:val="af"/>
-        <w:rPr>
-          <w:lang w:val="en-US"/>
-        </w:rPr>
-      </w:pPr>
-      <w:r>
-        <w:t xml:space="preserve">        </w:t>
-      </w:r>
       <w:r>
         <w:rPr>
           <w:lang w:val="en-US"/>
@@ -6585,27 +4839,9 @@
         </w:rPr>
         <w:t xml:space="preserve">            </w:t>
       </w:r>
-      <w:proofErr w:type="spellStart"/>
-      <w:r>
-        <w:t>self</w:t>
-      </w:r>
-      <w:proofErr w:type="spellEnd"/>
-      <w:r>
-        <w:t>[</w:t>
-      </w:r>
-      <w:proofErr w:type="spellStart"/>
-      <w:r>
-        <w:t>key</w:t>
-      </w:r>
-      <w:proofErr w:type="spellEnd"/>
-      <w:r>
-        <w:t xml:space="preserve">] /= </w:t>
-      </w:r>
-      <w:proofErr w:type="spellStart"/>
-      <w:r>
-        <w:t>summa</w:t>
-      </w:r>
-      <w:proofErr w:type="spellEnd"/>
+      <w:r>
+        <w:t>self[key] /= summa</w:t>
+      </w:r>
     </w:p>
     <w:p>
       <w:pPr>
@@ -6623,15 +4859,9 @@
       <w:pPr>
         <w:pStyle w:val="af"/>
       </w:pPr>
-      <w:proofErr w:type="spellStart"/>
-      <w:r>
-        <w:t>def</w:t>
-      </w:r>
-      <w:proofErr w:type="spellEnd"/>
-      <w:r>
-        <w:t xml:space="preserve"> </w:t>
-      </w:r>
-      <w:proofErr w:type="spellStart"/>
+      <w:r>
+        <w:t xml:space="preserve">def </w:t>
+      </w:r>
       <w:r>
         <w:rPr>
           <w:b/>
@@ -6639,17 +4869,8 @@
         </w:rPr>
         <w:t>sample</w:t>
       </w:r>
-      <w:proofErr w:type="spellEnd"/>
-      <w:r>
-        <w:t>(</w:t>
-      </w:r>
-      <w:proofErr w:type="spellStart"/>
-      <w:r>
-        <w:t>self</w:t>
-      </w:r>
-      <w:proofErr w:type="spellEnd"/>
-      <w:r>
-        <w:t>):</w:t>
+      <w:r>
+        <w:t>(self):</w:t>
       </w:r>
     </w:p>
     <w:p>
@@ -6665,121 +4886,44 @@
         <w:pStyle w:val="af"/>
       </w:pPr>
       <w:r>
-        <w:t xml:space="preserve">        </w:t>
-      </w:r>
-      <w:proofErr w:type="spellStart"/>
-      <w:r>
-        <w:t>summa</w:t>
-      </w:r>
-      <w:proofErr w:type="spellEnd"/>
-      <w:r>
-        <w:t xml:space="preserve"> = </w:t>
-      </w:r>
-      <w:proofErr w:type="spellStart"/>
-      <w:r>
-        <w:t>self.total</w:t>
-      </w:r>
-      <w:proofErr w:type="spellEnd"/>
-      <w:r>
-        <w:t>()</w:t>
-      </w:r>
-    </w:p>
-    <w:p>
-      <w:pPr>
-        <w:pStyle w:val="af"/>
-      </w:pPr>
-      <w:r>
-        <w:t xml:space="preserve">        # </w:t>
-      </w:r>
-      <w:proofErr w:type="spellStart"/>
-      <w:r>
-        <w:t>if</w:t>
-      </w:r>
-      <w:proofErr w:type="spellEnd"/>
-      <w:r>
-        <w:t xml:space="preserve"> </w:t>
-      </w:r>
-      <w:proofErr w:type="spellStart"/>
-      <w:r>
-        <w:t>total_prob</w:t>
-      </w:r>
-      <w:proofErr w:type="spellEnd"/>
-      <w:r>
-        <w:t xml:space="preserve"> == 0:</w:t>
-      </w:r>
-    </w:p>
-    <w:p>
-      <w:pPr>
-        <w:pStyle w:val="af"/>
-      </w:pPr>
-      <w:r>
-        <w:t xml:space="preserve">        #     </w:t>
-      </w:r>
-      <w:proofErr w:type="spellStart"/>
-      <w:r>
-        <w:t>return</w:t>
-      </w:r>
-      <w:proofErr w:type="spellEnd"/>
-      <w:r>
-        <w:t xml:space="preserve"> </w:t>
-      </w:r>
-      <w:proofErr w:type="spellStart"/>
-      <w:r>
-        <w:t>None</w:t>
-      </w:r>
-      <w:proofErr w:type="spellEnd"/>
-    </w:p>
-    <w:p>
-      <w:pPr>
-        <w:pStyle w:val="af"/>
-      </w:pPr>
-    </w:p>
-    <w:p>
-      <w:pPr>
-        <w:pStyle w:val="af"/>
-      </w:pPr>
-      <w:r>
-        <w:t xml:space="preserve">        # генерация случайного числа на отрезке [0, </w:t>
-      </w:r>
-      <w:proofErr w:type="spellStart"/>
-      <w:r>
-        <w:t>summa</w:t>
-      </w:r>
-      <w:proofErr w:type="spellEnd"/>
-      <w:r>
-        <w:t>]</w:t>
-      </w:r>
-    </w:p>
-    <w:p>
-      <w:pPr>
-        <w:pStyle w:val="af"/>
-      </w:pPr>
-      <w:r>
-        <w:t xml:space="preserve">        </w:t>
-      </w:r>
-      <w:proofErr w:type="spellStart"/>
-      <w:r>
-        <w:t>rand_value</w:t>
-      </w:r>
-      <w:proofErr w:type="spellEnd"/>
-      <w:r>
-        <w:t xml:space="preserve"> = </w:t>
-      </w:r>
-      <w:proofErr w:type="spellStart"/>
-      <w:r>
-        <w:t>random.uniform</w:t>
-      </w:r>
-      <w:proofErr w:type="spellEnd"/>
-      <w:r>
-        <w:t xml:space="preserve">(0, </w:t>
-      </w:r>
-      <w:proofErr w:type="spellStart"/>
-      <w:r>
-        <w:t>summa</w:t>
-      </w:r>
-      <w:proofErr w:type="spellEnd"/>
-      <w:r>
-        <w:t>)</w:t>
+        <w:t xml:space="preserve">        summa = self.total()</w:t>
+      </w:r>
+    </w:p>
+    <w:p>
+      <w:pPr>
+        <w:pStyle w:val="af"/>
+      </w:pPr>
+      <w:r>
+        <w:t xml:space="preserve">        # if total_prob == 0:</w:t>
+      </w:r>
+    </w:p>
+    <w:p>
+      <w:pPr>
+        <w:pStyle w:val="af"/>
+      </w:pPr>
+      <w:r>
+        <w:t xml:space="preserve">        #     return None</w:t>
+      </w:r>
+    </w:p>
+    <w:p>
+      <w:pPr>
+        <w:pStyle w:val="af"/>
+      </w:pPr>
+    </w:p>
+    <w:p>
+      <w:pPr>
+        <w:pStyle w:val="af"/>
+      </w:pPr>
+      <w:r>
+        <w:t xml:space="preserve">        # генерация случайного числа на отрезке [0, summa]</w:t>
+      </w:r>
+    </w:p>
+    <w:p>
+      <w:pPr>
+        <w:pStyle w:val="af"/>
+      </w:pPr>
+      <w:r>
+        <w:t xml:space="preserve">        rand_value = random.uniform(0, summa)</w:t>
       </w:r>
     </w:p>
     <w:p>
@@ -6800,15 +4944,7 @@
         <w:pStyle w:val="af"/>
       </w:pPr>
       <w:r>
-        <w:t xml:space="preserve">        </w:t>
-      </w:r>
-      <w:proofErr w:type="spellStart"/>
-      <w:r>
-        <w:t>prob_summa</w:t>
-      </w:r>
-      <w:proofErr w:type="spellEnd"/>
-      <w:r>
-        <w:t xml:space="preserve"> = 0.0</w:t>
+        <w:t xml:space="preserve">        prob_summa = 0.0</w:t>
       </w:r>
     </w:p>
     <w:p>
@@ -6829,140 +4965,45 @@
         <w:pStyle w:val="af"/>
       </w:pPr>
       <w:r>
-        <w:t xml:space="preserve">        </w:t>
-      </w:r>
-      <w:proofErr w:type="spellStart"/>
-      <w:r>
-        <w:t>for</w:t>
-      </w:r>
-      <w:proofErr w:type="spellEnd"/>
-      <w:r>
-        <w:t xml:space="preserve"> </w:t>
-      </w:r>
-      <w:proofErr w:type="spellStart"/>
-      <w:r>
-        <w:t>key</w:t>
-      </w:r>
-      <w:proofErr w:type="spellEnd"/>
-      <w:r>
-        <w:t xml:space="preserve">, </w:t>
-      </w:r>
-      <w:proofErr w:type="spellStart"/>
-      <w:r>
-        <w:t>prob</w:t>
-      </w:r>
-      <w:proofErr w:type="spellEnd"/>
-      <w:r>
-        <w:t xml:space="preserve"> </w:t>
-      </w:r>
-      <w:proofErr w:type="spellStart"/>
-      <w:r>
-        <w:t>in</w:t>
-      </w:r>
-      <w:proofErr w:type="spellEnd"/>
-      <w:r>
-        <w:t xml:space="preserve"> </w:t>
-      </w:r>
-      <w:proofErr w:type="spellStart"/>
-      <w:r>
-        <w:t>self.items</w:t>
-      </w:r>
-      <w:proofErr w:type="spellEnd"/>
-      <w:r>
-        <w:t>():</w:t>
-      </w:r>
-    </w:p>
-    <w:p>
-      <w:pPr>
-        <w:pStyle w:val="af"/>
-      </w:pPr>
-      <w:r>
-        <w:t xml:space="preserve">            </w:t>
-      </w:r>
-      <w:proofErr w:type="spellStart"/>
-      <w:r>
-        <w:t>prob_summa</w:t>
-      </w:r>
-      <w:proofErr w:type="spellEnd"/>
-      <w:r>
-        <w:t xml:space="preserve"> += </w:t>
-      </w:r>
-      <w:proofErr w:type="spellStart"/>
-      <w:r>
-        <w:t>prob</w:t>
-      </w:r>
-      <w:proofErr w:type="spellEnd"/>
-    </w:p>
-    <w:p>
-      <w:pPr>
-        <w:pStyle w:val="af"/>
-      </w:pPr>
-    </w:p>
-    <w:p>
-      <w:pPr>
-        <w:pStyle w:val="af"/>
-      </w:pPr>
-      <w:r>
-        <w:t xml:space="preserve">            # случайное число попало в интервал, соответствующий </w:t>
-      </w:r>
-      <w:proofErr w:type="spellStart"/>
-      <w:r>
-        <w:t>key</w:t>
-      </w:r>
-      <w:proofErr w:type="spellEnd"/>
-    </w:p>
-    <w:p>
-      <w:pPr>
-        <w:pStyle w:val="af"/>
-      </w:pPr>
-      <w:r>
-        <w:t xml:space="preserve">            </w:t>
-      </w:r>
-      <w:proofErr w:type="spellStart"/>
-      <w:r>
-        <w:t>if</w:t>
-      </w:r>
-      <w:proofErr w:type="spellEnd"/>
-      <w:r>
-        <w:t xml:space="preserve"> </w:t>
-      </w:r>
-      <w:proofErr w:type="spellStart"/>
-      <w:r>
-        <w:t>rand_value</w:t>
-      </w:r>
-      <w:proofErr w:type="spellEnd"/>
-      <w:r>
-        <w:t xml:space="preserve"> &lt;= </w:t>
-      </w:r>
-      <w:proofErr w:type="spellStart"/>
-      <w:r>
-        <w:t>prob_summa</w:t>
-      </w:r>
-      <w:proofErr w:type="spellEnd"/>
-      <w:r>
-        <w:t>:</w:t>
-      </w:r>
-    </w:p>
-    <w:p>
-      <w:pPr>
-        <w:pStyle w:val="af"/>
-      </w:pPr>
-      <w:r>
-        <w:t xml:space="preserve">                </w:t>
-      </w:r>
-      <w:proofErr w:type="spellStart"/>
-      <w:r>
-        <w:t>return</w:t>
-      </w:r>
-      <w:proofErr w:type="spellEnd"/>
-      <w:r>
-        <w:t xml:space="preserve"> </w:t>
-      </w:r>
-      <w:proofErr w:type="spellStart"/>
-      <w:r>
-        <w:t>key</w:t>
-      </w:r>
-      <w:proofErr w:type="spellEnd"/>
+        <w:t xml:space="preserve">        for key, prob in self.items():</w:t>
+      </w:r>
+    </w:p>
+    <w:p>
+      <w:pPr>
+        <w:pStyle w:val="af"/>
+      </w:pPr>
+      <w:r>
+        <w:t xml:space="preserve">            prob_summa += prob</w:t>
+      </w:r>
+    </w:p>
+    <w:p>
+      <w:pPr>
+        <w:pStyle w:val="af"/>
+      </w:pPr>
+    </w:p>
+    <w:p>
+      <w:pPr>
+        <w:pStyle w:val="af"/>
+      </w:pPr>
+      <w:r>
+        <w:t xml:space="preserve">            # случайное число попало в интервал, соответствующий key</w:t>
+      </w:r>
+    </w:p>
+    <w:p>
+      <w:pPr>
+        <w:pStyle w:val="af"/>
+      </w:pPr>
+      <w:r>
+        <w:t xml:space="preserve">            if rand_value &lt;= prob_summa:</w:t>
+      </w:r>
+    </w:p>
+    <w:p>
+      <w:pPr>
+        <w:pStyle w:val="af"/>
+      </w:pPr>
+      <w:r>
+        <w:t xml:space="preserve">                return key</w:t>
+      </w:r>
     </w:p>
     <w:p/>
     <w:p>
@@ -6970,15 +5011,7 @@
         <w:t xml:space="preserve">Правильность реализации методов была проверена путём запуска </w:t>
       </w:r>
       <w:r>
-        <w:t xml:space="preserve">Python </w:t>
-      </w:r>
-      <w:proofErr w:type="spellStart"/>
-      <w:r>
-        <w:t>doctests</w:t>
-      </w:r>
-      <w:proofErr w:type="spellEnd"/>
-      <w:r>
-        <w:t>,</w:t>
+        <w:t>Python doctests,</w:t>
       </w:r>
       <w:r>
         <w:t xml:space="preserve"> вшитых в комментарии написанных методов (рисунок </w:t>
@@ -7083,9 +5116,9 @@
     <w:p/>
     <w:p>
       <w:r>
+        <w:lastRenderedPageBreak/>
         <w:t xml:space="preserve">Затем в том же файле был открыт класс </w:t>
       </w:r>
-      <w:proofErr w:type="spellStart"/>
       <w:r>
         <w:rPr>
           <w:rFonts w:ascii="Courier New" w:hAnsi="Courier New" w:cs="Courier New"/>
@@ -7094,7 +5127,6 @@
         </w:rPr>
         <w:t>InferenceModule</w:t>
       </w:r>
-      <w:proofErr w:type="spellEnd"/>
       <w:r>
         <w:rPr>
           <w:sz w:val="24"/>
@@ -7105,7 +5137,6 @@
       <w:r>
         <w:t xml:space="preserve">и реализован его метод </w:t>
       </w:r>
-      <w:proofErr w:type="spellStart"/>
       <w:r>
         <w:rPr>
           <w:rFonts w:ascii="Courier New" w:hAnsi="Courier New" w:cs="Courier New"/>
@@ -7114,7 +5145,6 @@
         </w:rPr>
         <w:t>getObservationProb</w:t>
       </w:r>
-      <w:proofErr w:type="spellEnd"/>
       <w:r>
         <w:rPr>
           <w:sz w:val="24"/>
@@ -7144,7 +5174,6 @@
     <w:p/>
     <w:p>
       <w:r>
-        <w:lastRenderedPageBreak/>
         <w:t>Листинг</w:t>
       </w:r>
       <w:r>
@@ -7173,7 +5202,6 @@
         </w:rPr>
         <w:t xml:space="preserve">def </w:t>
       </w:r>
-      <w:proofErr w:type="spellStart"/>
       <w:r>
         <w:rPr>
           <w:b/>
@@ -7182,68 +5210,11 @@
         </w:rPr>
         <w:t>getObservationProb</w:t>
       </w:r>
-      <w:proofErr w:type="spellEnd"/>
-      <w:r>
-        <w:rPr>
-          <w:lang w:val="en-US"/>
-        </w:rPr>
-        <w:t xml:space="preserve">(self, </w:t>
-      </w:r>
-      <w:proofErr w:type="spellStart"/>
-      <w:r>
-        <w:rPr>
-          <w:lang w:val="en-US"/>
-        </w:rPr>
-        <w:t>noisyDistance</w:t>
-      </w:r>
-      <w:proofErr w:type="spellEnd"/>
-      <w:r>
-        <w:rPr>
-          <w:lang w:val="en-US"/>
-        </w:rPr>
-        <w:t xml:space="preserve">: int, </w:t>
-      </w:r>
-      <w:proofErr w:type="spellStart"/>
-      <w:r>
-        <w:rPr>
-          <w:lang w:val="en-US"/>
-        </w:rPr>
-        <w:t>pacmanPosition</w:t>
-      </w:r>
-      <w:proofErr w:type="spellEnd"/>
-      <w:r>
-        <w:rPr>
-          <w:lang w:val="en-US"/>
-        </w:rPr>
-        <w:t xml:space="preserve">: Tuple, </w:t>
-      </w:r>
-      <w:proofErr w:type="spellStart"/>
-      <w:r>
-        <w:rPr>
-          <w:lang w:val="en-US"/>
-        </w:rPr>
-        <w:t>ghostPosition</w:t>
-      </w:r>
-      <w:proofErr w:type="spellEnd"/>
-      <w:r>
-        <w:rPr>
-          <w:lang w:val="en-US"/>
-        </w:rPr>
-        <w:t xml:space="preserve">: Tuple, </w:t>
-      </w:r>
-      <w:proofErr w:type="spellStart"/>
-      <w:r>
-        <w:rPr>
-          <w:lang w:val="en-US"/>
-        </w:rPr>
-        <w:t>jailPosition</w:t>
-      </w:r>
-      <w:proofErr w:type="spellEnd"/>
-      <w:r>
-        <w:rPr>
-          <w:lang w:val="en-US"/>
-        </w:rPr>
-        <w:t>: Tuple):</w:t>
+      <w:r>
+        <w:rPr>
+          <w:lang w:val="en-US"/>
+        </w:rPr>
+        <w:t>(self, noisyDistance: int, pacmanPosition: Tuple, ghostPosition: Tuple, jailPosition: Tuple):</w:t>
       </w:r>
     </w:p>
     <w:p>
@@ -7289,49 +5260,7 @@
         <w:rPr>
           <w:lang w:val="en-US"/>
         </w:rPr>
-        <w:t xml:space="preserve"> P(</w:t>
-      </w:r>
-      <w:proofErr w:type="spellStart"/>
-      <w:r>
-        <w:rPr>
-          <w:lang w:val="en-US"/>
-        </w:rPr>
-        <w:t>noisyDistance</w:t>
-      </w:r>
-      <w:proofErr w:type="spellEnd"/>
-      <w:r>
-        <w:rPr>
-          <w:lang w:val="en-US"/>
-        </w:rPr>
-        <w:t xml:space="preserve"> | </w:t>
-      </w:r>
-      <w:proofErr w:type="spellStart"/>
-      <w:r>
-        <w:rPr>
-          <w:lang w:val="en-US"/>
-        </w:rPr>
-        <w:t>pacmanPosition</w:t>
-      </w:r>
-      <w:proofErr w:type="spellEnd"/>
-      <w:r>
-        <w:rPr>
-          <w:lang w:val="en-US"/>
-        </w:rPr>
-        <w:t xml:space="preserve">, </w:t>
-      </w:r>
-      <w:proofErr w:type="spellStart"/>
-      <w:r>
-        <w:rPr>
-          <w:lang w:val="en-US"/>
-        </w:rPr>
-        <w:t>ghostPosition</w:t>
-      </w:r>
-      <w:proofErr w:type="spellEnd"/>
-      <w:r>
-        <w:rPr>
-          <w:lang w:val="en-US"/>
-        </w:rPr>
-        <w:t>).</w:t>
+        <w:t xml:space="preserve"> P(noisyDistance | pacmanPosition, ghostPosition).</w:t>
       </w:r>
     </w:p>
     <w:p>
@@ -7402,63 +5331,21 @@
         <w:rPr>
           <w:lang w:val="en-US"/>
         </w:rPr>
-        <w:t xml:space="preserve">if </w:t>
-      </w:r>
-      <w:proofErr w:type="spellStart"/>
-      <w:r>
-        <w:rPr>
-          <w:lang w:val="en-US"/>
-        </w:rPr>
-        <w:t>ghostPosition</w:t>
-      </w:r>
-      <w:proofErr w:type="spellEnd"/>
-      <w:r>
-        <w:rPr>
-          <w:lang w:val="en-US"/>
-        </w:rPr>
-        <w:t xml:space="preserve"> == </w:t>
-      </w:r>
-      <w:proofErr w:type="spellStart"/>
-      <w:r>
-        <w:rPr>
-          <w:lang w:val="en-US"/>
-        </w:rPr>
-        <w:t>jailPosition</w:t>
-      </w:r>
-      <w:proofErr w:type="spellEnd"/>
-      <w:r>
-        <w:rPr>
-          <w:lang w:val="en-US"/>
-        </w:rPr>
-        <w:t>:</w:t>
-      </w:r>
-    </w:p>
-    <w:p>
-      <w:pPr>
-        <w:pStyle w:val="af"/>
-        <w:rPr>
-          <w:lang w:val="en-US"/>
-        </w:rPr>
-      </w:pPr>
-      <w:r>
-        <w:rPr>
-          <w:lang w:val="en-US"/>
-        </w:rPr>
-        <w:t xml:space="preserve">            return 1.0 if </w:t>
-      </w:r>
-      <w:proofErr w:type="spellStart"/>
-      <w:r>
-        <w:rPr>
-          <w:lang w:val="en-US"/>
-        </w:rPr>
-        <w:t>noisyDistance</w:t>
-      </w:r>
-      <w:proofErr w:type="spellEnd"/>
-      <w:r>
-        <w:rPr>
-          <w:lang w:val="en-US"/>
-        </w:rPr>
-        <w:t xml:space="preserve"> is None else 0.0</w:t>
+        <w:t>if ghostPosition == jailPosition:</w:t>
+      </w:r>
+    </w:p>
+    <w:p>
+      <w:pPr>
+        <w:pStyle w:val="af"/>
+        <w:rPr>
+          <w:lang w:val="en-US"/>
+        </w:rPr>
+      </w:pPr>
+      <w:r>
+        <w:rPr>
+          <w:lang w:val="en-US"/>
+        </w:rPr>
+        <w:t xml:space="preserve">            return 1.0 if noisyDistance is None else 0.0</w:t>
       </w:r>
     </w:p>
     <w:p>
@@ -7497,21 +5384,7 @@
         <w:rPr>
           <w:lang w:val="en-US"/>
         </w:rPr>
-        <w:t xml:space="preserve">if </w:t>
-      </w:r>
-      <w:proofErr w:type="spellStart"/>
-      <w:r>
-        <w:rPr>
-          <w:lang w:val="en-US"/>
-        </w:rPr>
-        <w:t>noisyDistance</w:t>
-      </w:r>
-      <w:proofErr w:type="spellEnd"/>
-      <w:r>
-        <w:rPr>
-          <w:lang w:val="en-US"/>
-        </w:rPr>
-        <w:t xml:space="preserve"> is None:</w:t>
+        <w:t>if noisyDistance is None:</w:t>
       </w:r>
     </w:p>
     <w:p>
@@ -7546,16 +5419,11 @@
       <w:r>
         <w:t xml:space="preserve"># истинное расстояние между </w:t>
       </w:r>
-      <w:proofErr w:type="spellStart"/>
       <w:r>
         <w:t>П</w:t>
       </w:r>
       <w:r>
-        <w:t>акманом</w:t>
-      </w:r>
-      <w:proofErr w:type="spellEnd"/>
-      <w:r>
-        <w:t xml:space="preserve"> и призраком</w:t>
+        <w:t>акманом и призраком</w:t>
       </w:r>
     </w:p>
     <w:p>
@@ -7568,125 +5436,33 @@
       <w:r>
         <w:t xml:space="preserve">        </w:t>
       </w:r>
-      <w:proofErr w:type="spellStart"/>
-      <w:r>
-        <w:rPr>
-          <w:lang w:val="en-US"/>
-        </w:rPr>
-        <w:t>trueDistance</w:t>
-      </w:r>
-      <w:proofErr w:type="spellEnd"/>
-      <w:r>
-        <w:rPr>
-          <w:lang w:val="en-US"/>
-        </w:rPr>
-        <w:t xml:space="preserve"> = </w:t>
-      </w:r>
-      <w:proofErr w:type="spellStart"/>
-      <w:r>
-        <w:rPr>
-          <w:lang w:val="en-US"/>
-        </w:rPr>
-        <w:t>manhattanDistance</w:t>
-      </w:r>
-      <w:proofErr w:type="spellEnd"/>
-      <w:r>
-        <w:rPr>
-          <w:lang w:val="en-US"/>
-        </w:rPr>
-        <w:t>(</w:t>
-      </w:r>
-      <w:proofErr w:type="spellStart"/>
-      <w:r>
-        <w:rPr>
-          <w:lang w:val="en-US"/>
-        </w:rPr>
-        <w:t>pacmanPosition</w:t>
-      </w:r>
-      <w:proofErr w:type="spellEnd"/>
-      <w:r>
-        <w:rPr>
-          <w:lang w:val="en-US"/>
-        </w:rPr>
-        <w:t xml:space="preserve">, </w:t>
-      </w:r>
-      <w:proofErr w:type="spellStart"/>
-      <w:r>
-        <w:rPr>
-          <w:lang w:val="en-US"/>
-        </w:rPr>
-        <w:t>ghostPosition</w:t>
-      </w:r>
-      <w:proofErr w:type="spellEnd"/>
-      <w:r>
-        <w:rPr>
-          <w:lang w:val="en-US"/>
-        </w:rPr>
-        <w:t>)</w:t>
-      </w:r>
-    </w:p>
-    <w:p>
-      <w:pPr>
-        <w:pStyle w:val="af"/>
-        <w:rPr>
-          <w:lang w:val="en-US"/>
-        </w:rPr>
-      </w:pPr>
-    </w:p>
-    <w:p>
-      <w:pPr>
-        <w:pStyle w:val="af"/>
-        <w:rPr>
-          <w:lang w:val="en-US"/>
-        </w:rPr>
-      </w:pPr>
-      <w:r>
-        <w:rPr>
-          <w:lang w:val="en-US"/>
-        </w:rPr>
-        <w:t xml:space="preserve">        return </w:t>
-      </w:r>
-      <w:proofErr w:type="spellStart"/>
-      <w:r>
-        <w:rPr>
-          <w:lang w:val="en-US"/>
-        </w:rPr>
-        <w:t>busters.getObservationProbability</w:t>
-      </w:r>
-      <w:proofErr w:type="spellEnd"/>
-      <w:r>
-        <w:rPr>
-          <w:lang w:val="en-US"/>
-        </w:rPr>
-        <w:t>(</w:t>
-      </w:r>
-      <w:proofErr w:type="spellStart"/>
-      <w:r>
-        <w:rPr>
-          <w:lang w:val="en-US"/>
-        </w:rPr>
-        <w:t>noisyDistance</w:t>
-      </w:r>
-      <w:proofErr w:type="spellEnd"/>
-      <w:r>
-        <w:rPr>
-          <w:lang w:val="en-US"/>
-        </w:rPr>
-        <w:t xml:space="preserve">, </w:t>
-      </w:r>
-      <w:proofErr w:type="spellStart"/>
-      <w:r>
-        <w:rPr>
-          <w:lang w:val="en-US"/>
-        </w:rPr>
-        <w:t>trueDistance</w:t>
-      </w:r>
-      <w:proofErr w:type="spellEnd"/>
-      <w:r>
-        <w:rPr>
-          <w:lang w:val="en-US"/>
-        </w:rPr>
-        <w:t>)</w:t>
+      <w:r>
+        <w:rPr>
+          <w:lang w:val="en-US"/>
+        </w:rPr>
+        <w:t>trueDistance = manhattanDistance(pacmanPosition, ghostPosition)</w:t>
+      </w:r>
+    </w:p>
+    <w:p>
+      <w:pPr>
+        <w:pStyle w:val="af"/>
+        <w:rPr>
+          <w:lang w:val="en-US"/>
+        </w:rPr>
+      </w:pPr>
+    </w:p>
+    <w:p>
+      <w:pPr>
+        <w:pStyle w:val="af"/>
+        <w:rPr>
+          <w:lang w:val="en-US"/>
+        </w:rPr>
+      </w:pPr>
+      <w:r>
+        <w:rPr>
+          <w:lang w:val="en-US"/>
+        </w:rPr>
+        <w:t xml:space="preserve">        return busters.getObservationProbability(noisyDistance, trueDistance)</w:t>
       </w:r>
     </w:p>
     <w:p/>
@@ -7780,7 +5556,6 @@
       <w:r>
         <w:t xml:space="preserve">.5.2 – Автооценивание метода </w:t>
       </w:r>
-      <w:proofErr w:type="spellStart"/>
       <w:r>
         <w:rPr>
           <w:rFonts w:ascii="Courier New" w:hAnsi="Courier New" w:cs="Courier New"/>
@@ -7789,7 +5564,6 @@
         </w:rPr>
         <w:t>getObservationProb</w:t>
       </w:r>
-      <w:proofErr w:type="spellEnd"/>
     </w:p>
     <w:p/>
     <w:p/>
@@ -7808,9 +5582,9 @@
     <w:p/>
     <w:p>
       <w:r>
+        <w:lastRenderedPageBreak/>
         <w:t xml:space="preserve">В классе </w:t>
       </w:r>
-      <w:proofErr w:type="spellStart"/>
       <w:r>
         <w:rPr>
           <w:rFonts w:ascii="Courier New" w:hAnsi="Courier New" w:cs="Courier New"/>
@@ -7819,7 +5593,6 @@
         </w:rPr>
         <w:t>ExactInference</w:t>
       </w:r>
-      <w:proofErr w:type="spellEnd"/>
       <w:r>
         <w:t>, определённом в файле</w:t>
       </w:r>
@@ -7841,7 +5614,6 @@
       <w:r>
         <w:t xml:space="preserve"> метод </w:t>
       </w:r>
-      <w:proofErr w:type="spellStart"/>
       <w:r>
         <w:rPr>
           <w:rFonts w:ascii="Courier New" w:hAnsi="Courier New" w:cs="Courier New"/>
@@ -7850,7 +5622,6 @@
         </w:rPr>
         <w:t>observeUpdate</w:t>
       </w:r>
-      <w:proofErr w:type="spellEnd"/>
       <w:r>
         <w:t>, который</w:t>
       </w:r>
@@ -7940,7 +5711,6 @@
         </w:rPr>
         <w:t xml:space="preserve">def </w:t>
       </w:r>
-      <w:proofErr w:type="spellStart"/>
       <w:r>
         <w:rPr>
           <w:b/>
@@ -7949,40 +5719,11 @@
         </w:rPr>
         <w:t>observeUpdate</w:t>
       </w:r>
-      <w:proofErr w:type="spellEnd"/>
-      <w:r>
-        <w:rPr>
-          <w:lang w:val="en-US"/>
-        </w:rPr>
-        <w:t xml:space="preserve">(self, observation: int, </w:t>
-      </w:r>
-      <w:proofErr w:type="spellStart"/>
-      <w:r>
-        <w:rPr>
-          <w:lang w:val="en-US"/>
-        </w:rPr>
-        <w:t>gameState</w:t>
-      </w:r>
-      <w:proofErr w:type="spellEnd"/>
-      <w:r>
-        <w:rPr>
-          <w:lang w:val="en-US"/>
-        </w:rPr>
-        <w:t xml:space="preserve">: </w:t>
-      </w:r>
-      <w:proofErr w:type="spellStart"/>
-      <w:r>
-        <w:rPr>
-          <w:lang w:val="en-US"/>
-        </w:rPr>
-        <w:t>busters.GameState</w:t>
-      </w:r>
-      <w:proofErr w:type="spellEnd"/>
-      <w:r>
-        <w:rPr>
-          <w:lang w:val="en-US"/>
-        </w:rPr>
-        <w:t>):</w:t>
+      <w:r>
+        <w:rPr>
+          <w:lang w:val="en-US"/>
+        </w:rPr>
+        <w:t>(self, observation: int, gameState: busters.GameState):</w:t>
       </w:r>
     </w:p>
     <w:p>
@@ -8015,7 +5756,6 @@
           <w:b/>
           <w:bCs/>
         </w:rPr>
-        <w:lastRenderedPageBreak/>
         <w:t xml:space="preserve">        "*** ВСТАВЬТЕ ВАШ КОД СЮДА ***"</w:t>
       </w:r>
     </w:p>
@@ -8042,33 +5782,11 @@
       <w:r>
         <w:t xml:space="preserve">        </w:t>
       </w:r>
-      <w:proofErr w:type="spellStart"/>
-      <w:r>
-        <w:rPr>
-          <w:lang w:val="en-US"/>
-        </w:rPr>
-        <w:t>pacmanPosition</w:t>
-      </w:r>
-      <w:proofErr w:type="spellEnd"/>
-      <w:r>
-        <w:rPr>
-          <w:lang w:val="en-US"/>
-        </w:rPr>
-        <w:t xml:space="preserve"> = </w:t>
-      </w:r>
-      <w:proofErr w:type="spellStart"/>
-      <w:r>
-        <w:rPr>
-          <w:lang w:val="en-US"/>
-        </w:rPr>
-        <w:t>gameState.getPacmanPosition</w:t>
-      </w:r>
-      <w:proofErr w:type="spellEnd"/>
-      <w:r>
-        <w:rPr>
-          <w:lang w:val="en-US"/>
-        </w:rPr>
-        <w:t>()</w:t>
+      <w:r>
+        <w:rPr>
+          <w:lang w:val="en-US"/>
+        </w:rPr>
+        <w:t>pacmanPosition = gameState.getPacmanPosition()</w:t>
       </w:r>
     </w:p>
     <w:p>
@@ -8116,48 +5834,37 @@
         <w:rPr>
           <w:lang w:val="en-US"/>
         </w:rPr>
+        <w:t xml:space="preserve">        jailPosition = self.getJailPosition()</w:t>
+      </w:r>
+    </w:p>
+    <w:p>
+      <w:pPr>
+        <w:pStyle w:val="af"/>
+        <w:rPr>
+          <w:lang w:val="en-US"/>
+        </w:rPr>
+      </w:pPr>
+    </w:p>
+    <w:p>
+      <w:pPr>
+        <w:pStyle w:val="af"/>
+      </w:pPr>
+      <w:r>
+        <w:rPr>
+          <w:lang w:val="en-US"/>
+        </w:rPr>
         <w:t xml:space="preserve">        </w:t>
       </w:r>
-      <w:proofErr w:type="spellStart"/>
-      <w:r>
-        <w:rPr>
-          <w:lang w:val="en-US"/>
-        </w:rPr>
-        <w:t>jailPosition</w:t>
-      </w:r>
-      <w:proofErr w:type="spellEnd"/>
-      <w:r>
-        <w:rPr>
-          <w:lang w:val="en-US"/>
-        </w:rPr>
-        <w:t xml:space="preserve"> = </w:t>
-      </w:r>
-      <w:proofErr w:type="spellStart"/>
-      <w:r>
-        <w:rPr>
-          <w:lang w:val="en-US"/>
-        </w:rPr>
-        <w:t>self.getJailPosition</w:t>
-      </w:r>
-      <w:proofErr w:type="spellEnd"/>
-      <w:r>
-        <w:rPr>
-          <w:lang w:val="en-US"/>
-        </w:rPr>
-        <w:t>()</w:t>
-      </w:r>
-    </w:p>
-    <w:p>
-      <w:pPr>
-        <w:pStyle w:val="af"/>
-        <w:rPr>
-          <w:lang w:val="en-US"/>
-        </w:rPr>
-      </w:pPr>
-    </w:p>
-    <w:p>
-      <w:pPr>
-        <w:pStyle w:val="af"/>
+      <w:r>
+        <w:t># перебор клеток где может быть призрак</w:t>
+      </w:r>
+    </w:p>
+    <w:p>
+      <w:pPr>
+        <w:pStyle w:val="af"/>
+        <w:rPr>
+          <w:lang w:val="en-US"/>
+        </w:rPr>
       </w:pPr>
       <w:r>
         <w:rPr>
@@ -8166,36 +5873,17 @@
         <w:t xml:space="preserve">        </w:t>
       </w:r>
       <w:r>
-        <w:t># перебор клеток где может быть призрак</w:t>
-      </w:r>
-    </w:p>
-    <w:p>
-      <w:pPr>
-        <w:pStyle w:val="af"/>
-        <w:rPr>
-          <w:lang w:val="en-US"/>
-        </w:rPr>
-      </w:pPr>
-      <w:r>
-        <w:rPr>
-          <w:lang w:val="en-US"/>
-        </w:rPr>
-        <w:t xml:space="preserve">        </w:t>
-      </w:r>
-      <w:r>
         <w:rPr>
           <w:lang w:val="en-US"/>
         </w:rPr>
         <w:t xml:space="preserve">for </w:t>
       </w:r>
-      <w:proofErr w:type="spellStart"/>
       <w:r>
         <w:rPr>
           <w:lang w:val="en-US"/>
         </w:rPr>
         <w:t>possibleGhostPos</w:t>
       </w:r>
-      <w:proofErr w:type="spellEnd"/>
       <w:r>
         <w:rPr>
           <w:lang w:val="en-US"/>
@@ -8206,21 +5894,7 @@
         <w:rPr>
           <w:lang w:val="en-US"/>
         </w:rPr>
-        <w:t xml:space="preserve">in </w:t>
-      </w:r>
-      <w:proofErr w:type="spellStart"/>
-      <w:r>
-        <w:rPr>
-          <w:lang w:val="en-US"/>
-        </w:rPr>
-        <w:t>self.allPositions</w:t>
-      </w:r>
-      <w:proofErr w:type="spellEnd"/>
-      <w:r>
-        <w:rPr>
-          <w:lang w:val="en-US"/>
-        </w:rPr>
-        <w:t>:</w:t>
+        <w:t>in self.allPositions:</w:t>
       </w:r>
     </w:p>
     <w:p>
@@ -8260,63 +5934,19 @@
         <w:rPr>
           <w:lang w:val="en-US"/>
         </w:rPr>
-        <w:t xml:space="preserve">            prob = </w:t>
-      </w:r>
-      <w:proofErr w:type="spellStart"/>
-      <w:r>
-        <w:rPr>
-          <w:lang w:val="en-US"/>
-        </w:rPr>
-        <w:t>self.getObservationProb</w:t>
-      </w:r>
-      <w:proofErr w:type="spellEnd"/>
-      <w:r>
-        <w:rPr>
-          <w:lang w:val="en-US"/>
-        </w:rPr>
-        <w:t xml:space="preserve">(observation, </w:t>
-      </w:r>
-      <w:proofErr w:type="spellStart"/>
-      <w:r>
-        <w:rPr>
-          <w:lang w:val="en-US"/>
-        </w:rPr>
-        <w:t>pacmanPosition</w:t>
-      </w:r>
-      <w:proofErr w:type="spellEnd"/>
-      <w:r>
-        <w:rPr>
-          <w:lang w:val="en-US"/>
-        </w:rPr>
-        <w:t xml:space="preserve">, </w:t>
-      </w:r>
-      <w:proofErr w:type="spellStart"/>
+        <w:t xml:space="preserve">            prob = self.getObservationProb(observation, pacmanPosition, </w:t>
+      </w:r>
       <w:r>
         <w:rPr>
           <w:lang w:val="en-US"/>
         </w:rPr>
         <w:t>possibleGhostPos</w:t>
       </w:r>
-      <w:proofErr w:type="spellEnd"/>
-      <w:r>
-        <w:rPr>
-          <w:lang w:val="en-US"/>
-        </w:rPr>
-        <w:t xml:space="preserve">, </w:t>
-      </w:r>
-      <w:proofErr w:type="spellStart"/>
-      <w:r>
-        <w:rPr>
-          <w:lang w:val="en-US"/>
-        </w:rPr>
-        <w:t>jailPosition</w:t>
-      </w:r>
-      <w:proofErr w:type="spellEnd"/>
-      <w:r>
-        <w:rPr>
-          <w:lang w:val="en-US"/>
-        </w:rPr>
-        <w:t>)</w:t>
+      <w:r>
+        <w:rPr>
+          <w:lang w:val="en-US"/>
+        </w:rPr>
+        <w:t>, jailPosition)</w:t>
       </w:r>
     </w:p>
     <w:p>
@@ -8346,21 +5976,11 @@
         <w:pStyle w:val="af"/>
       </w:pPr>
       <w:r>
-        <w:t xml:space="preserve">            </w:t>
-      </w:r>
-      <w:proofErr w:type="spellStart"/>
-      <w:r>
-        <w:t>self.beliefs</w:t>
-      </w:r>
-      <w:proofErr w:type="spellEnd"/>
-      <w:r>
-        <w:t>[</w:t>
-      </w:r>
-      <w:proofErr w:type="spellStart"/>
+        <w:t xml:space="preserve">            self.beliefs[</w:t>
+      </w:r>
       <w:r>
         <w:t>possibleGhostPos</w:t>
       </w:r>
-      <w:proofErr w:type="spellEnd"/>
       <w:r>
         <w:t>] *= prob</w:t>
       </w:r>
@@ -8383,15 +6003,7 @@
         <w:pStyle w:val="af"/>
       </w:pPr>
       <w:r>
-        <w:t xml:space="preserve">        </w:t>
-      </w:r>
-      <w:proofErr w:type="spellStart"/>
-      <w:r>
-        <w:t>self.beliefs.normalize</w:t>
-      </w:r>
-      <w:proofErr w:type="spellEnd"/>
-      <w:r>
-        <w:t>()</w:t>
+        <w:t xml:space="preserve">        self.beliefs.normalize()</w:t>
       </w:r>
     </w:p>
     <w:p>
@@ -8483,7 +6095,6 @@
       <w:r>
         <w:t xml:space="preserve"> – Автооценивание метода </w:t>
       </w:r>
-      <w:proofErr w:type="spellStart"/>
       <w:r>
         <w:rPr>
           <w:rFonts w:ascii="Courier New" w:hAnsi="Courier New" w:cs="Courier New"/>
@@ -8492,7 +6103,6 @@
         </w:rPr>
         <w:t>observeUpdate</w:t>
       </w:r>
-      <w:proofErr w:type="spellEnd"/>
     </w:p>
     <w:p>
       <w:pPr>
@@ -8535,7 +6145,11 @@
         <w:t xml:space="preserve">о возможном расположении </w:t>
       </w:r>
       <w:r>
-        <w:t>призрака в предыдущий момент времени</w:t>
+        <w:t xml:space="preserve">призрака в предыдущий момент </w:t>
+      </w:r>
+      <w:r>
+        <w:lastRenderedPageBreak/>
+        <w:t>времени</w:t>
       </w:r>
       <w:r>
         <w:t>. С учётом этого можно оценивать, насколько новая оценка вероятна с учётом предыдущей для каждой позиции с учётом стен и числа смежных ячеек.</w:t>
@@ -8554,7 +6168,6 @@
       <w:r>
         <w:t xml:space="preserve"> </w:t>
       </w:r>
-      <w:proofErr w:type="spellStart"/>
       <w:r>
         <w:rPr>
           <w:rFonts w:ascii="Courier New" w:hAnsi="Courier New" w:cs="Courier New"/>
@@ -8563,7 +6176,6 @@
         </w:rPr>
         <w:t>ExactInference</w:t>
       </w:r>
-      <w:proofErr w:type="spellEnd"/>
       <w:r>
         <w:rPr>
           <w:sz w:val="24"/>
@@ -8583,7 +6195,6 @@
       <w:r>
         <w:t xml:space="preserve"> метод </w:t>
       </w:r>
-      <w:proofErr w:type="spellStart"/>
       <w:r>
         <w:rPr>
           <w:rFonts w:ascii="Courier New" w:hAnsi="Courier New" w:cs="Courier New"/>
@@ -8592,7 +6203,6 @@
         </w:rPr>
         <w:t>elapseTime</w:t>
       </w:r>
-      <w:proofErr w:type="spellEnd"/>
       <w:r>
         <w:rPr>
           <w:sz w:val="24"/>
@@ -8647,7 +6257,6 @@
         </w:rPr>
         <w:t xml:space="preserve">def </w:t>
       </w:r>
-      <w:proofErr w:type="spellStart"/>
       <w:r>
         <w:rPr>
           <w:b/>
@@ -8656,48 +6265,18 @@
         </w:rPr>
         <w:t>elapseTime</w:t>
       </w:r>
-      <w:proofErr w:type="spellEnd"/>
-      <w:r>
-        <w:rPr>
-          <w:lang w:val="en-US"/>
-        </w:rPr>
-        <w:t xml:space="preserve">(self, </w:t>
-      </w:r>
-      <w:proofErr w:type="spellStart"/>
-      <w:r>
-        <w:rPr>
-          <w:lang w:val="en-US"/>
-        </w:rPr>
-        <w:t>gameState</w:t>
-      </w:r>
-      <w:proofErr w:type="spellEnd"/>
-      <w:r>
-        <w:rPr>
-          <w:lang w:val="en-US"/>
-        </w:rPr>
-        <w:t xml:space="preserve">: </w:t>
-      </w:r>
-      <w:proofErr w:type="spellStart"/>
-      <w:r>
-        <w:rPr>
-          <w:lang w:val="en-US"/>
-        </w:rPr>
-        <w:t>busters.GameState</w:t>
-      </w:r>
-      <w:proofErr w:type="spellEnd"/>
-      <w:r>
-        <w:rPr>
-          <w:lang w:val="en-US"/>
-        </w:rPr>
-        <w:t>):</w:t>
-      </w:r>
-    </w:p>
-    <w:p>
-      <w:pPr>
-        <w:pStyle w:val="af"/>
-      </w:pPr>
-      <w:r>
-        <w:lastRenderedPageBreak/>
+      <w:r>
+        <w:rPr>
+          <w:lang w:val="en-US"/>
+        </w:rPr>
+        <w:t>(self, gameState: busters.GameState):</w:t>
+      </w:r>
+    </w:p>
+    <w:p>
+      <w:pPr>
+        <w:pStyle w:val="af"/>
+      </w:pPr>
+      <w:r>
         <w:t>        # новое распределение</w:t>
       </w:r>
     </w:p>
@@ -8706,430 +6285,190 @@
         <w:pStyle w:val="af"/>
       </w:pPr>
       <w:r>
+        <w:t>        newBeliefs = DiscreteDistribution()</w:t>
+      </w:r>
+    </w:p>
+    <w:p>
+      <w:pPr>
+        <w:pStyle w:val="af"/>
+      </w:pPr>
+    </w:p>
+    <w:p>
+      <w:pPr>
+        <w:pStyle w:val="af"/>
+      </w:pPr>
+      <w:r>
+        <w:t>        # перебор каждой возможной позиции призрака</w:t>
+      </w:r>
+    </w:p>
+    <w:p>
+      <w:pPr>
+        <w:pStyle w:val="af"/>
+        <w:rPr>
+          <w:lang w:val="en-US"/>
+        </w:rPr>
+      </w:pPr>
+      <w:r>
         <w:t xml:space="preserve">        </w:t>
       </w:r>
-      <w:proofErr w:type="spellStart"/>
-      <w:r>
-        <w:t>newBeliefs</w:t>
-      </w:r>
-      <w:proofErr w:type="spellEnd"/>
-      <w:r>
-        <w:t xml:space="preserve"> = </w:t>
-      </w:r>
-      <w:proofErr w:type="spellStart"/>
-      <w:r>
-        <w:t>DiscreteDistribution</w:t>
-      </w:r>
-      <w:proofErr w:type="spellEnd"/>
-      <w:r>
-        <w:t>()</w:t>
-      </w:r>
-    </w:p>
-    <w:p>
-      <w:pPr>
-        <w:pStyle w:val="af"/>
-      </w:pPr>
-    </w:p>
-    <w:p>
-      <w:pPr>
-        <w:pStyle w:val="af"/>
-      </w:pPr>
-      <w:r>
-        <w:t>        # перебор каждой возможной позиции призрака</w:t>
-      </w:r>
-    </w:p>
-    <w:p>
-      <w:pPr>
-        <w:pStyle w:val="af"/>
-        <w:rPr>
-          <w:lang w:val="en-US"/>
-        </w:rPr>
-      </w:pPr>
-      <w:r>
+      <w:r>
+        <w:rPr>
+          <w:lang w:val="en-US"/>
+        </w:rPr>
+        <w:t>for oldPos in self.allPositions:</w:t>
+      </w:r>
+    </w:p>
+    <w:p>
+      <w:pPr>
+        <w:pStyle w:val="af"/>
+      </w:pPr>
+      <w:r>
+        <w:rPr>
+          <w:lang w:val="en-US"/>
+        </w:rPr>
+        <w:t xml:space="preserve">            </w:t>
+      </w:r>
+      <w:r>
+        <w:t># вероятность что призрак был именно тут</w:t>
+      </w:r>
+    </w:p>
+    <w:p>
+      <w:pPr>
+        <w:pStyle w:val="af"/>
+      </w:pPr>
+      <w:r>
+        <w:t>            oldProb = self.beliefs[oldPos]</w:t>
+      </w:r>
+    </w:p>
+    <w:p>
+      <w:pPr>
+        <w:pStyle w:val="af"/>
+      </w:pPr>
+    </w:p>
+    <w:p>
+      <w:pPr>
+        <w:pStyle w:val="af"/>
+      </w:pPr>
+      <w:r>
+        <w:t>            # список новых позиций и шансы перехода в них</w:t>
+      </w:r>
+    </w:p>
+    <w:p>
+      <w:pPr>
+        <w:pStyle w:val="af"/>
+        <w:rPr>
+          <w:lang w:val="en-US"/>
+        </w:rPr>
+      </w:pPr>
+      <w:r>
+        <w:t xml:space="preserve">            </w:t>
+      </w:r>
+      <w:r>
+        <w:rPr>
+          <w:lang w:val="en-US"/>
+        </w:rPr>
+        <w:t>newPosDist = self.getPositionDistribution(gameState, oldPos)</w:t>
+      </w:r>
+    </w:p>
+    <w:p>
+      <w:pPr>
+        <w:pStyle w:val="af"/>
+        <w:rPr>
+          <w:lang w:val="en-US"/>
+        </w:rPr>
+      </w:pPr>
+    </w:p>
+    <w:p>
+      <w:pPr>
+        <w:pStyle w:val="af"/>
+      </w:pPr>
+      <w:r>
+        <w:rPr>
+          <w:lang w:val="en-US"/>
+        </w:rPr>
+        <w:t xml:space="preserve">            </w:t>
+      </w:r>
+      <w:r>
+        <w:t># перебор вариантов куда призрак мог шагнуть дальше и расчёт вероятностей</w:t>
+      </w:r>
+    </w:p>
+    <w:p>
+      <w:pPr>
+        <w:pStyle w:val="af"/>
+        <w:rPr>
+          <w:lang w:val="en-US"/>
+        </w:rPr>
+      </w:pPr>
+      <w:r>
+        <w:t xml:space="preserve">            </w:t>
+      </w:r>
+      <w:r>
+        <w:rPr>
+          <w:lang w:val="en-US"/>
+        </w:rPr>
+        <w:t>for newPos in newPosDist.keys():</w:t>
+      </w:r>
+    </w:p>
+    <w:p>
+      <w:pPr>
+        <w:pStyle w:val="af"/>
+        <w:rPr>
+          <w:lang w:val="en-US"/>
+        </w:rPr>
+      </w:pPr>
+      <w:r>
+        <w:rPr>
+          <w:lang w:val="en-US"/>
+        </w:rPr>
+        <w:t>                newBeliefs[newPos] += oldProb * newPosDist[newPos]</w:t>
+      </w:r>
+    </w:p>
+    <w:p>
+      <w:pPr>
+        <w:pStyle w:val="af"/>
+        <w:rPr>
+          <w:lang w:val="en-US"/>
+        </w:rPr>
+      </w:pPr>
+    </w:p>
+    <w:p>
+      <w:pPr>
+        <w:pStyle w:val="af"/>
+      </w:pPr>
+      <w:r>
+        <w:rPr>
+          <w:lang w:val="en-US"/>
+        </w:rPr>
         <w:t xml:space="preserve">        </w:t>
       </w:r>
       <w:r>
-        <w:rPr>
-          <w:lang w:val="en-US"/>
-        </w:rPr>
-        <w:t xml:space="preserve">for </w:t>
-      </w:r>
-      <w:proofErr w:type="spellStart"/>
-      <w:r>
-        <w:rPr>
-          <w:lang w:val="en-US"/>
-        </w:rPr>
-        <w:t>oldPos</w:t>
-      </w:r>
-      <w:proofErr w:type="spellEnd"/>
-      <w:r>
-        <w:rPr>
-          <w:lang w:val="en-US"/>
-        </w:rPr>
-        <w:t xml:space="preserve"> in </w:t>
-      </w:r>
-      <w:proofErr w:type="spellStart"/>
-      <w:r>
-        <w:rPr>
-          <w:lang w:val="en-US"/>
-        </w:rPr>
-        <w:t>self.allPositions</w:t>
-      </w:r>
-      <w:proofErr w:type="spellEnd"/>
-      <w:r>
-        <w:rPr>
-          <w:lang w:val="en-US"/>
-        </w:rPr>
-        <w:t>:</w:t>
-      </w:r>
-    </w:p>
-    <w:p>
-      <w:pPr>
-        <w:pStyle w:val="af"/>
-      </w:pPr>
-      <w:r>
-        <w:rPr>
-          <w:lang w:val="en-US"/>
-        </w:rPr>
-        <w:t xml:space="preserve">            </w:t>
-      </w:r>
-      <w:r>
-        <w:t># вероятность что призрак был именно тут</w:t>
-      </w:r>
-    </w:p>
-    <w:p>
-      <w:pPr>
-        <w:pStyle w:val="af"/>
-      </w:pPr>
-      <w:r>
-        <w:t xml:space="preserve">            </w:t>
-      </w:r>
-      <w:proofErr w:type="spellStart"/>
-      <w:r>
-        <w:t>oldProb</w:t>
-      </w:r>
-      <w:proofErr w:type="spellEnd"/>
-      <w:r>
-        <w:t xml:space="preserve"> = </w:t>
-      </w:r>
-      <w:proofErr w:type="spellStart"/>
-      <w:r>
-        <w:t>self.beliefs</w:t>
-      </w:r>
-      <w:proofErr w:type="spellEnd"/>
-      <w:r>
-        <w:t>[</w:t>
-      </w:r>
-      <w:proofErr w:type="spellStart"/>
-      <w:r>
-        <w:t>oldPos</w:t>
-      </w:r>
-      <w:proofErr w:type="spellEnd"/>
-      <w:r>
-        <w:t>]</w:t>
-      </w:r>
-    </w:p>
-    <w:p>
-      <w:pPr>
-        <w:pStyle w:val="af"/>
-      </w:pPr>
-    </w:p>
-    <w:p>
-      <w:pPr>
-        <w:pStyle w:val="af"/>
-      </w:pPr>
-      <w:r>
-        <w:t>            # список новых позиций и шансы перехода в них</w:t>
-      </w:r>
-    </w:p>
-    <w:p>
-      <w:pPr>
-        <w:pStyle w:val="af"/>
-        <w:rPr>
-          <w:lang w:val="en-US"/>
-        </w:rPr>
-      </w:pPr>
-      <w:r>
-        <w:t xml:space="preserve">            </w:t>
-      </w:r>
-      <w:proofErr w:type="spellStart"/>
-      <w:r>
-        <w:rPr>
-          <w:lang w:val="en-US"/>
-        </w:rPr>
-        <w:t>newPosDist</w:t>
-      </w:r>
-      <w:proofErr w:type="spellEnd"/>
-      <w:r>
-        <w:rPr>
-          <w:lang w:val="en-US"/>
-        </w:rPr>
-        <w:t xml:space="preserve"> = </w:t>
-      </w:r>
-      <w:proofErr w:type="spellStart"/>
-      <w:r>
-        <w:rPr>
-          <w:lang w:val="en-US"/>
-        </w:rPr>
-        <w:t>self.getPositionDistribution</w:t>
-      </w:r>
-      <w:proofErr w:type="spellEnd"/>
-      <w:r>
-        <w:rPr>
-          <w:lang w:val="en-US"/>
-        </w:rPr>
-        <w:t>(</w:t>
-      </w:r>
-      <w:proofErr w:type="spellStart"/>
-      <w:r>
-        <w:rPr>
-          <w:lang w:val="en-US"/>
-        </w:rPr>
-        <w:t>gameState</w:t>
-      </w:r>
-      <w:proofErr w:type="spellEnd"/>
-      <w:r>
-        <w:rPr>
-          <w:lang w:val="en-US"/>
-        </w:rPr>
-        <w:t xml:space="preserve">, </w:t>
-      </w:r>
-      <w:proofErr w:type="spellStart"/>
-      <w:r>
-        <w:rPr>
-          <w:lang w:val="en-US"/>
-        </w:rPr>
-        <w:t>oldPos</w:t>
-      </w:r>
-      <w:proofErr w:type="spellEnd"/>
-      <w:r>
-        <w:rPr>
-          <w:lang w:val="en-US"/>
-        </w:rPr>
-        <w:t>)</w:t>
-      </w:r>
-    </w:p>
-    <w:p>
-      <w:pPr>
-        <w:pStyle w:val="af"/>
-        <w:rPr>
-          <w:lang w:val="en-US"/>
-        </w:rPr>
-      </w:pPr>
-    </w:p>
-    <w:p>
-      <w:pPr>
-        <w:pStyle w:val="af"/>
-      </w:pPr>
-      <w:r>
-        <w:rPr>
-          <w:lang w:val="en-US"/>
-        </w:rPr>
-        <w:t xml:space="preserve">            </w:t>
-      </w:r>
-      <w:r>
-        <w:t># перебор вариантов куда призрак мог шагнуть дальше и расчёт вероятностей</w:t>
-      </w:r>
-    </w:p>
-    <w:p>
-      <w:pPr>
-        <w:pStyle w:val="af"/>
-        <w:rPr>
-          <w:lang w:val="en-US"/>
-        </w:rPr>
-      </w:pPr>
-      <w:r>
-        <w:t xml:space="preserve">            </w:t>
-      </w:r>
-      <w:r>
-        <w:rPr>
-          <w:lang w:val="en-US"/>
-        </w:rPr>
-        <w:t xml:space="preserve">for </w:t>
-      </w:r>
-      <w:proofErr w:type="spellStart"/>
-      <w:r>
-        <w:rPr>
-          <w:lang w:val="en-US"/>
-        </w:rPr>
-        <w:t>newPos</w:t>
-      </w:r>
-      <w:proofErr w:type="spellEnd"/>
-      <w:r>
-        <w:rPr>
-          <w:lang w:val="en-US"/>
-        </w:rPr>
-        <w:t xml:space="preserve"> in </w:t>
-      </w:r>
-      <w:proofErr w:type="spellStart"/>
-      <w:r>
-        <w:rPr>
-          <w:lang w:val="en-US"/>
-        </w:rPr>
-        <w:t>newPosDist.keys</w:t>
-      </w:r>
-      <w:proofErr w:type="spellEnd"/>
-      <w:r>
-        <w:rPr>
-          <w:lang w:val="en-US"/>
-        </w:rPr>
-        <w:t>():</w:t>
-      </w:r>
-    </w:p>
-    <w:p>
-      <w:pPr>
-        <w:pStyle w:val="af"/>
-        <w:rPr>
-          <w:lang w:val="en-US"/>
-        </w:rPr>
-      </w:pPr>
-      <w:r>
-        <w:rPr>
-          <w:lang w:val="en-US"/>
-        </w:rPr>
-        <w:t xml:space="preserve">                </w:t>
-      </w:r>
-      <w:proofErr w:type="spellStart"/>
-      <w:r>
-        <w:rPr>
-          <w:lang w:val="en-US"/>
-        </w:rPr>
-        <w:t>newBeliefs</w:t>
-      </w:r>
-      <w:proofErr w:type="spellEnd"/>
-      <w:r>
-        <w:rPr>
-          <w:lang w:val="en-US"/>
-        </w:rPr>
-        <w:t>[</w:t>
-      </w:r>
-      <w:proofErr w:type="spellStart"/>
-      <w:r>
-        <w:rPr>
-          <w:lang w:val="en-US"/>
-        </w:rPr>
-        <w:t>newPos</w:t>
-      </w:r>
-      <w:proofErr w:type="spellEnd"/>
-      <w:r>
-        <w:rPr>
-          <w:lang w:val="en-US"/>
-        </w:rPr>
-        <w:t xml:space="preserve">] += </w:t>
-      </w:r>
-      <w:proofErr w:type="spellStart"/>
-      <w:r>
-        <w:rPr>
-          <w:lang w:val="en-US"/>
-        </w:rPr>
-        <w:t>oldProb</w:t>
-      </w:r>
-      <w:proofErr w:type="spellEnd"/>
-      <w:r>
-        <w:rPr>
-          <w:lang w:val="en-US"/>
-        </w:rPr>
-        <w:t xml:space="preserve"> * </w:t>
-      </w:r>
-      <w:proofErr w:type="spellStart"/>
-      <w:r>
-        <w:rPr>
-          <w:lang w:val="en-US"/>
-        </w:rPr>
-        <w:t>newPosDist</w:t>
-      </w:r>
-      <w:proofErr w:type="spellEnd"/>
-      <w:r>
-        <w:rPr>
-          <w:lang w:val="en-US"/>
-        </w:rPr>
-        <w:t>[</w:t>
-      </w:r>
-      <w:proofErr w:type="spellStart"/>
-      <w:r>
-        <w:rPr>
-          <w:lang w:val="en-US"/>
-        </w:rPr>
-        <w:t>newPos</w:t>
-      </w:r>
-      <w:proofErr w:type="spellEnd"/>
-      <w:r>
-        <w:rPr>
-          <w:lang w:val="en-US"/>
-        </w:rPr>
-        <w:t>]</w:t>
-      </w:r>
-    </w:p>
-    <w:p>
-      <w:pPr>
-        <w:pStyle w:val="af"/>
-        <w:rPr>
-          <w:lang w:val="en-US"/>
-        </w:rPr>
-      </w:pPr>
-    </w:p>
-    <w:p>
-      <w:pPr>
-        <w:pStyle w:val="af"/>
-      </w:pPr>
-      <w:r>
-        <w:rPr>
-          <w:lang w:val="en-US"/>
-        </w:rPr>
+        <w:t># нормализация распределения и сохранение</w:t>
+      </w:r>
+    </w:p>
+    <w:p>
+      <w:pPr>
+        <w:pStyle w:val="af"/>
+      </w:pPr>
+      <w:r>
+        <w:t>        newBeliefs.normalize()</w:t>
+      </w:r>
+    </w:p>
+    <w:p>
+      <w:pPr>
+        <w:pStyle w:val="af"/>
+        <w:rPr>
+          <w:lang w:val="en-US"/>
+        </w:rPr>
+      </w:pPr>
+      <w:r>
         <w:t xml:space="preserve">        </w:t>
       </w:r>
       <w:r>
-        <w:t># нормализация распределения и сохранение</w:t>
-      </w:r>
-    </w:p>
-    <w:p>
-      <w:pPr>
-        <w:pStyle w:val="af"/>
-      </w:pPr>
-      <w:r>
-        <w:t xml:space="preserve">        </w:t>
-      </w:r>
-      <w:proofErr w:type="spellStart"/>
-      <w:r>
-        <w:t>newBeliefs.normalize</w:t>
-      </w:r>
-      <w:proofErr w:type="spellEnd"/>
-      <w:r>
-        <w:t>()</w:t>
-      </w:r>
-    </w:p>
-    <w:p>
-      <w:pPr>
-        <w:pStyle w:val="af"/>
-        <w:rPr>
-          <w:lang w:val="en-US"/>
-        </w:rPr>
-      </w:pPr>
-      <w:r>
-        <w:t xml:space="preserve">        </w:t>
-      </w:r>
-      <w:proofErr w:type="spellStart"/>
-      <w:r>
-        <w:rPr>
-          <w:lang w:val="en-US"/>
-        </w:rPr>
-        <w:t>self.beliefs</w:t>
-      </w:r>
-      <w:proofErr w:type="spellEnd"/>
-      <w:r>
-        <w:rPr>
-          <w:lang w:val="en-US"/>
-        </w:rPr>
-        <w:t xml:space="preserve"> = </w:t>
-      </w:r>
-      <w:proofErr w:type="spellStart"/>
-      <w:r>
-        <w:rPr>
-          <w:lang w:val="en-US"/>
-        </w:rPr>
-        <w:t>newBeliefs</w:t>
-      </w:r>
-      <w:proofErr w:type="spellEnd"/>
+        <w:rPr>
+          <w:lang w:val="en-US"/>
+        </w:rPr>
+        <w:t>self.beliefs = newBeliefs</w:t>
+      </w:r>
     </w:p>
     <w:p/>
     <w:p>
@@ -9213,7 +6552,6 @@
       <w:r>
         <w:t xml:space="preserve">Автооценивание метода </w:t>
       </w:r>
-      <w:proofErr w:type="spellStart"/>
       <w:r>
         <w:rPr>
           <w:rFonts w:ascii="Courier New" w:hAnsi="Courier New" w:cs="Courier New"/>
@@ -9222,7 +6560,6 @@
         </w:rPr>
         <w:t>elapseTime</w:t>
       </w:r>
-      <w:proofErr w:type="spellEnd"/>
     </w:p>
     <w:p/>
     <w:p/>
@@ -9267,7 +6604,6 @@
         </w:rPr>
         <w:t xml:space="preserve"> </w:t>
       </w:r>
-      <w:proofErr w:type="spellStart"/>
       <w:r>
         <w:rPr>
           <w:rFonts w:ascii="Courier New" w:hAnsi="Courier New" w:cs="Courier New"/>
@@ -9277,7 +6613,6 @@
         </w:rPr>
         <w:t>GreedyBustersAgent</w:t>
       </w:r>
-      <w:proofErr w:type="spellEnd"/>
       <w:r>
         <w:rPr>
           <w:lang w:val="en-US"/>
@@ -9365,7 +6700,6 @@
         </w:rPr>
         <w:t xml:space="preserve"> </w:t>
       </w:r>
-      <w:proofErr w:type="spellStart"/>
       <w:r>
         <w:rPr>
           <w:rFonts w:ascii="Courier New" w:hAnsi="Courier New" w:cs="Courier New"/>
@@ -9375,7 +6709,6 @@
         </w:rPr>
         <w:t>chooseAction</w:t>
       </w:r>
-      <w:proofErr w:type="spellEnd"/>
       <w:r>
         <w:rPr>
           <w:lang w:val="en-US"/>
@@ -9404,7 +6737,11 @@
         <w:t xml:space="preserve">. </w:t>
       </w:r>
       <w:r>
-        <w:t xml:space="preserve">С помощью реализованных ранее методов, которые находят </w:t>
+        <w:t xml:space="preserve">С помощью реализованных ранее </w:t>
+      </w:r>
+      <w:r>
+        <w:lastRenderedPageBreak/>
+        <w:t xml:space="preserve">методов, которые находят </w:t>
       </w:r>
       <w:r>
         <w:t>распределени</w:t>
@@ -9447,7 +6784,6 @@
         </w:rPr>
         <w:t xml:space="preserve">def </w:t>
       </w:r>
-      <w:proofErr w:type="spellStart"/>
       <w:r>
         <w:rPr>
           <w:b/>
@@ -9456,40 +6792,11 @@
         </w:rPr>
         <w:t>chooseAction</w:t>
       </w:r>
-      <w:proofErr w:type="spellEnd"/>
-      <w:r>
-        <w:rPr>
-          <w:lang w:val="en-US"/>
-        </w:rPr>
-        <w:t xml:space="preserve">(self, </w:t>
-      </w:r>
-      <w:proofErr w:type="spellStart"/>
-      <w:r>
-        <w:rPr>
-          <w:lang w:val="en-US"/>
-        </w:rPr>
-        <w:t>gameState</w:t>
-      </w:r>
-      <w:proofErr w:type="spellEnd"/>
-      <w:r>
-        <w:rPr>
-          <w:lang w:val="en-US"/>
-        </w:rPr>
-        <w:t xml:space="preserve">: </w:t>
-      </w:r>
-      <w:proofErr w:type="spellStart"/>
-      <w:r>
-        <w:rPr>
-          <w:lang w:val="en-US"/>
-        </w:rPr>
-        <w:t>busters.GameState</w:t>
-      </w:r>
-      <w:proofErr w:type="spellEnd"/>
-      <w:r>
-        <w:rPr>
-          <w:lang w:val="en-US"/>
-        </w:rPr>
-        <w:t>):</w:t>
+      <w:r>
+        <w:rPr>
+          <w:lang w:val="en-US"/>
+        </w:rPr>
+        <w:t>(self, gameState: busters.GameState):</w:t>
       </w:r>
     </w:p>
     <w:p>
@@ -9559,10 +6866,8 @@
           <w:i/>
           <w:iCs/>
         </w:rPr>
-        <w:lastRenderedPageBreak/>
         <w:t xml:space="preserve">        Пакмана к ближайшему призраку (в соответствии с </w:t>
       </w:r>
-      <w:proofErr w:type="spellStart"/>
       <w:r>
         <w:rPr>
           <w:i/>
@@ -9571,7 +6876,6 @@
         </w:rPr>
         <w:t>mazeDistance</w:t>
       </w:r>
-      <w:proofErr w:type="spellEnd"/>
       <w:r>
         <w:rPr>
           <w:i/>
@@ -9624,29 +6928,70 @@
         <w:rPr>
           <w:lang w:val="en-US"/>
         </w:rPr>
-        <w:t xml:space="preserve">        # </w:t>
-      </w:r>
-      <w:proofErr w:type="spellStart"/>
-      <w:r>
-        <w:rPr>
-          <w:lang w:val="en-US"/>
-        </w:rPr>
-        <w:t>позиция</w:t>
-      </w:r>
-      <w:proofErr w:type="spellEnd"/>
-      <w:r>
-        <w:rPr>
-          <w:lang w:val="en-US"/>
-        </w:rPr>
-        <w:t xml:space="preserve"> Пакмана</w:t>
-      </w:r>
-    </w:p>
-    <w:p>
-      <w:pPr>
-        <w:pStyle w:val="af"/>
-        <w:rPr>
-          <w:lang w:val="en-US"/>
-        </w:rPr>
+        <w:t xml:space="preserve">        # позиция Пакмана</w:t>
+      </w:r>
+    </w:p>
+    <w:p>
+      <w:pPr>
+        <w:pStyle w:val="af"/>
+        <w:rPr>
+          <w:lang w:val="en-US"/>
+        </w:rPr>
+      </w:pPr>
+      <w:r>
+        <w:rPr>
+          <w:lang w:val="en-US"/>
+        </w:rPr>
+        <w:t xml:space="preserve">        pacmanPosition = gameState.getPacmanPosition()</w:t>
+      </w:r>
+    </w:p>
+    <w:p>
+      <w:pPr>
+        <w:pStyle w:val="af"/>
+        <w:rPr>
+          <w:lang w:val="en-US"/>
+        </w:rPr>
+      </w:pPr>
+    </w:p>
+    <w:p>
+      <w:pPr>
+        <w:pStyle w:val="af"/>
+        <w:rPr>
+          <w:lang w:val="en-US"/>
+        </w:rPr>
+      </w:pPr>
+      <w:r>
+        <w:rPr>
+          <w:lang w:val="en-US"/>
+        </w:rPr>
+        <w:t xml:space="preserve">        # список допустимых действий Пакмана</w:t>
+      </w:r>
+    </w:p>
+    <w:p>
+      <w:pPr>
+        <w:pStyle w:val="af"/>
+        <w:rPr>
+          <w:lang w:val="en-US"/>
+        </w:rPr>
+      </w:pPr>
+      <w:r>
+        <w:rPr>
+          <w:lang w:val="en-US"/>
+        </w:rPr>
+        <w:t xml:space="preserve">        legal = [a for a in gameState.getLegalPacmanActions()]</w:t>
+      </w:r>
+    </w:p>
+    <w:p>
+      <w:pPr>
+        <w:pStyle w:val="af"/>
+        <w:rPr>
+          <w:lang w:val="en-US"/>
+        </w:rPr>
+      </w:pPr>
+    </w:p>
+    <w:p>
+      <w:pPr>
+        <w:pStyle w:val="af"/>
       </w:pPr>
       <w:r>
         <w:rPr>
@@ -9654,264 +6999,47 @@
         </w:rPr>
         <w:t xml:space="preserve">        </w:t>
       </w:r>
-      <w:proofErr w:type="spellStart"/>
-      <w:r>
-        <w:rPr>
-          <w:lang w:val="en-US"/>
-        </w:rPr>
-        <w:t>pacmanPosition</w:t>
-      </w:r>
-      <w:proofErr w:type="spellEnd"/>
-      <w:r>
-        <w:rPr>
-          <w:lang w:val="en-US"/>
-        </w:rPr>
-        <w:t xml:space="preserve"> = </w:t>
-      </w:r>
-      <w:proofErr w:type="spellStart"/>
-      <w:r>
-        <w:rPr>
-          <w:lang w:val="en-US"/>
-        </w:rPr>
-        <w:t>gameState.getPacmanPosition</w:t>
-      </w:r>
-      <w:proofErr w:type="spellEnd"/>
-      <w:r>
-        <w:rPr>
-          <w:lang w:val="en-US"/>
-        </w:rPr>
-        <w:t>()</w:t>
-      </w:r>
-    </w:p>
-    <w:p>
-      <w:pPr>
-        <w:pStyle w:val="af"/>
-        <w:rPr>
-          <w:lang w:val="en-US"/>
-        </w:rPr>
-      </w:pPr>
-    </w:p>
-    <w:p>
-      <w:pPr>
-        <w:pStyle w:val="af"/>
-        <w:rPr>
-          <w:lang w:val="en-US"/>
-        </w:rPr>
-      </w:pPr>
-      <w:r>
-        <w:rPr>
-          <w:lang w:val="en-US"/>
-        </w:rPr>
-        <w:t xml:space="preserve">        # </w:t>
-      </w:r>
-      <w:proofErr w:type="spellStart"/>
-      <w:r>
-        <w:rPr>
-          <w:lang w:val="en-US"/>
-        </w:rPr>
-        <w:t>список</w:t>
-      </w:r>
-      <w:proofErr w:type="spellEnd"/>
-      <w:r>
-        <w:rPr>
-          <w:lang w:val="en-US"/>
-        </w:rPr>
-        <w:t xml:space="preserve"> </w:t>
-      </w:r>
-      <w:proofErr w:type="spellStart"/>
-      <w:r>
-        <w:rPr>
-          <w:lang w:val="en-US"/>
-        </w:rPr>
-        <w:t>допустимых</w:t>
-      </w:r>
-      <w:proofErr w:type="spellEnd"/>
-      <w:r>
-        <w:rPr>
-          <w:lang w:val="en-US"/>
-        </w:rPr>
-        <w:t xml:space="preserve"> </w:t>
-      </w:r>
-      <w:proofErr w:type="spellStart"/>
-      <w:r>
-        <w:rPr>
-          <w:lang w:val="en-US"/>
-        </w:rPr>
-        <w:t>действий</w:t>
-      </w:r>
-      <w:proofErr w:type="spellEnd"/>
-      <w:r>
-        <w:rPr>
-          <w:lang w:val="en-US"/>
-        </w:rPr>
-        <w:t xml:space="preserve"> Пакмана</w:t>
-      </w:r>
-    </w:p>
-    <w:p>
-      <w:pPr>
-        <w:pStyle w:val="af"/>
-        <w:rPr>
-          <w:lang w:val="en-US"/>
-        </w:rPr>
-      </w:pPr>
-      <w:r>
-        <w:rPr>
-          <w:lang w:val="en-US"/>
-        </w:rPr>
-        <w:t xml:space="preserve">        legal = [a for a in </w:t>
-      </w:r>
-      <w:proofErr w:type="spellStart"/>
-      <w:r>
-        <w:rPr>
-          <w:lang w:val="en-US"/>
-        </w:rPr>
-        <w:t>gameState.getLegalPacmanActions</w:t>
-      </w:r>
-      <w:proofErr w:type="spellEnd"/>
-      <w:r>
-        <w:rPr>
-          <w:lang w:val="en-US"/>
-        </w:rPr>
-        <w:t>()]</w:t>
-      </w:r>
-    </w:p>
-    <w:p>
-      <w:pPr>
-        <w:pStyle w:val="af"/>
-        <w:rPr>
-          <w:lang w:val="en-US"/>
-        </w:rPr>
-      </w:pPr>
-    </w:p>
-    <w:p>
-      <w:pPr>
-        <w:pStyle w:val="af"/>
-      </w:pPr>
-      <w:r>
-        <w:rPr>
-          <w:lang w:val="en-US"/>
-        </w:rPr>
+      <w:r>
+        <w:t xml:space="preserve"># список распределений степеней уверенностей </w:t>
+      </w:r>
+    </w:p>
+    <w:p>
+      <w:pPr>
+        <w:pStyle w:val="af"/>
+      </w:pPr>
+      <w:r>
+        <w:t xml:space="preserve">        # о положении каждого из ещё непойманных призраков</w:t>
+      </w:r>
+    </w:p>
+    <w:p>
+      <w:pPr>
+        <w:pStyle w:val="af"/>
+        <w:rPr>
+          <w:lang w:val="en-US"/>
+        </w:rPr>
+      </w:pPr>
+      <w:r>
         <w:t xml:space="preserve">        </w:t>
       </w:r>
       <w:r>
-        <w:t xml:space="preserve"># список распределений степеней уверенностей </w:t>
-      </w:r>
-    </w:p>
-    <w:p>
-      <w:pPr>
-        <w:pStyle w:val="af"/>
-      </w:pPr>
-      <w:r>
-        <w:t xml:space="preserve">        # о положении каждого из ещё непойманных призраков</w:t>
-      </w:r>
-    </w:p>
-    <w:p>
-      <w:pPr>
-        <w:pStyle w:val="af"/>
-        <w:rPr>
-          <w:lang w:val="en-US"/>
-        </w:rPr>
-      </w:pPr>
-      <w:r>
-        <w:t xml:space="preserve">        </w:t>
-      </w:r>
-      <w:proofErr w:type="spellStart"/>
-      <w:r>
-        <w:rPr>
-          <w:lang w:val="en-US"/>
-        </w:rPr>
-        <w:t>livingGhosts</w:t>
-      </w:r>
-      <w:proofErr w:type="spellEnd"/>
-      <w:r>
-        <w:rPr>
-          <w:lang w:val="en-US"/>
-        </w:rPr>
-        <w:t xml:space="preserve"> = </w:t>
-      </w:r>
-      <w:proofErr w:type="spellStart"/>
-      <w:r>
-        <w:rPr>
-          <w:lang w:val="en-US"/>
-        </w:rPr>
-        <w:t>gameState.getLivingGhosts</w:t>
-      </w:r>
-      <w:proofErr w:type="spellEnd"/>
-      <w:r>
-        <w:rPr>
-          <w:lang w:val="en-US"/>
-        </w:rPr>
-        <w:t>()</w:t>
-      </w:r>
-    </w:p>
-    <w:p>
-      <w:pPr>
-        <w:pStyle w:val="af"/>
-        <w:rPr>
-          <w:lang w:val="en-US"/>
-        </w:rPr>
-      </w:pPr>
-      <w:r>
-        <w:rPr>
-          <w:lang w:val="en-US"/>
-        </w:rPr>
-        <w:t xml:space="preserve">        </w:t>
-      </w:r>
-      <w:proofErr w:type="spellStart"/>
-      <w:r>
-        <w:rPr>
-          <w:lang w:val="en-US"/>
-        </w:rPr>
-        <w:t>livingGhostPositionDistributions</w:t>
-      </w:r>
-      <w:proofErr w:type="spellEnd"/>
-      <w:r>
-        <w:rPr>
-          <w:lang w:val="en-US"/>
-        </w:rPr>
-        <w:t xml:space="preserve"> = [beliefs for </w:t>
-      </w:r>
-      <w:proofErr w:type="spellStart"/>
-      <w:r>
-        <w:rPr>
-          <w:lang w:val="en-US"/>
-        </w:rPr>
-        <w:t>i</w:t>
-      </w:r>
-      <w:proofErr w:type="spellEnd"/>
-      <w:r>
-        <w:rPr>
-          <w:lang w:val="en-US"/>
-        </w:rPr>
-        <w:t>, beliefs in enumerate(</w:t>
-      </w:r>
-      <w:proofErr w:type="spellStart"/>
-      <w:r>
-        <w:rPr>
-          <w:lang w:val="en-US"/>
-        </w:rPr>
-        <w:t>self.ghostBeliefs</w:t>
-      </w:r>
-      <w:proofErr w:type="spellEnd"/>
-      <w:r>
-        <w:rPr>
-          <w:lang w:val="en-US"/>
-        </w:rPr>
-        <w:t xml:space="preserve">) if </w:t>
-      </w:r>
-      <w:proofErr w:type="spellStart"/>
-      <w:r>
-        <w:rPr>
-          <w:lang w:val="en-US"/>
-        </w:rPr>
-        <w:t>livingGhosts</w:t>
-      </w:r>
-      <w:proofErr w:type="spellEnd"/>
-      <w:r>
-        <w:rPr>
-          <w:lang w:val="en-US"/>
-        </w:rPr>
-        <w:t>[i+1]]</w:t>
+        <w:rPr>
+          <w:lang w:val="en-US"/>
+        </w:rPr>
+        <w:t>livingGhosts = gameState.getLivingGhosts()</w:t>
+      </w:r>
+    </w:p>
+    <w:p>
+      <w:pPr>
+        <w:pStyle w:val="af"/>
+        <w:rPr>
+          <w:lang w:val="en-US"/>
+        </w:rPr>
+      </w:pPr>
+      <w:r>
+        <w:rPr>
+          <w:lang w:val="en-US"/>
+        </w:rPr>
+        <w:t xml:space="preserve">        livingGhostPositionDistributions = [beliefs for i, beliefs in enumerate(self.ghostBeliefs) if livingGhosts[i+1]]</w:t>
       </w:r>
     </w:p>
     <w:p>
@@ -9976,46 +7104,217 @@
       <w:r>
         <w:t xml:space="preserve">        </w:t>
       </w:r>
-      <w:proofErr w:type="spellStart"/>
+      <w:r>
+        <w:rPr>
+          <w:lang w:val="en-US"/>
+        </w:rPr>
+        <w:t>ghostMaxProb = []</w:t>
+      </w:r>
+    </w:p>
+    <w:p>
+      <w:pPr>
+        <w:pStyle w:val="af"/>
+        <w:rPr>
+          <w:lang w:val="en-US"/>
+        </w:rPr>
+      </w:pPr>
+      <w:r>
+        <w:rPr>
+          <w:lang w:val="en-US"/>
+        </w:rPr>
+        <w:t xml:space="preserve">        for beliefs in livingGhostPositionDistributions:</w:t>
+      </w:r>
+    </w:p>
+    <w:p>
+      <w:pPr>
+        <w:pStyle w:val="af"/>
+        <w:rPr>
+          <w:lang w:val="en-US"/>
+        </w:rPr>
+      </w:pPr>
+      <w:r>
+        <w:rPr>
+          <w:lang w:val="en-US"/>
+        </w:rPr>
+        <w:t xml:space="preserve">            ghostMaxProb.append(beliefs.argMax())</w:t>
+      </w:r>
+    </w:p>
+    <w:p>
+      <w:pPr>
+        <w:pStyle w:val="af"/>
+        <w:rPr>
+          <w:lang w:val="en-US"/>
+        </w:rPr>
+      </w:pPr>
+    </w:p>
+    <w:p>
+      <w:pPr>
+        <w:pStyle w:val="af"/>
+        <w:rPr>
+          <w:lang w:val="en-US"/>
+        </w:rPr>
+      </w:pPr>
+      <w:r>
+        <w:rPr>
+          <w:lang w:val="en-US"/>
+        </w:rPr>
+        <w:t xml:space="preserve">        minDist = []</w:t>
+      </w:r>
+    </w:p>
+    <w:p>
+      <w:pPr>
+        <w:pStyle w:val="af"/>
+        <w:rPr>
+          <w:lang w:val="en-US"/>
+        </w:rPr>
+      </w:pPr>
+    </w:p>
+    <w:p>
+      <w:pPr>
+        <w:pStyle w:val="af"/>
+      </w:pPr>
+      <w:r>
+        <w:rPr>
+          <w:lang w:val="en-US"/>
+        </w:rPr>
+        <w:t xml:space="preserve">        </w:t>
+      </w:r>
+      <w:r>
+        <w:t># переьор доступных действий</w:t>
+      </w:r>
+    </w:p>
+    <w:p>
+      <w:pPr>
+        <w:pStyle w:val="af"/>
+      </w:pPr>
+      <w:r>
+        <w:t xml:space="preserve">        </w:t>
+      </w:r>
+      <w:r>
+        <w:rPr>
+          <w:lang w:val="en-US"/>
+        </w:rPr>
+        <w:t>for</w:t>
+      </w:r>
+      <w:r>
+        <w:t xml:space="preserve"> </w:t>
+      </w:r>
+      <w:r>
+        <w:rPr>
+          <w:lang w:val="en-US"/>
+        </w:rPr>
+        <w:t>action</w:t>
+      </w:r>
+      <w:r>
+        <w:t xml:space="preserve"> </w:t>
+      </w:r>
+      <w:r>
+        <w:rPr>
+          <w:lang w:val="en-US"/>
+        </w:rPr>
+        <w:t>in</w:t>
+      </w:r>
+      <w:r>
+        <w:t xml:space="preserve"> </w:t>
+      </w:r>
+      <w:r>
+        <w:rPr>
+          <w:lang w:val="en-US"/>
+        </w:rPr>
+        <w:t>legal</w:t>
+      </w:r>
+      <w:r>
+        <w:t>:</w:t>
+      </w:r>
+    </w:p>
+    <w:p>
+      <w:pPr>
+        <w:pStyle w:val="af"/>
+      </w:pPr>
+      <w:r>
+        <w:t xml:space="preserve">            # позиция после действия</w:t>
+      </w:r>
+    </w:p>
+    <w:p>
+      <w:pPr>
+        <w:pStyle w:val="af"/>
+        <w:rPr>
+          <w:lang w:val="en-US"/>
+        </w:rPr>
+      </w:pPr>
+      <w:r>
+        <w:t xml:space="preserve">            </w:t>
+      </w:r>
+      <w:r>
+        <w:rPr>
+          <w:lang w:val="en-US"/>
+        </w:rPr>
+        <w:t>successorPosition = Actions.getSuccessor(pacmanPosition, action)</w:t>
+      </w:r>
+    </w:p>
+    <w:p>
+      <w:pPr>
+        <w:pStyle w:val="af"/>
+        <w:rPr>
+          <w:lang w:val="en-US"/>
+        </w:rPr>
+      </w:pPr>
+    </w:p>
+    <w:p>
+      <w:pPr>
+        <w:pStyle w:val="af"/>
+      </w:pPr>
+      <w:r>
+        <w:rPr>
+          <w:lang w:val="en-US"/>
+        </w:rPr>
+        <w:t xml:space="preserve">            </w:t>
+      </w:r>
+      <w:r>
+        <w:t># наиболее вероятные позиции призраков</w:t>
+      </w:r>
+    </w:p>
+    <w:p>
+      <w:pPr>
+        <w:pStyle w:val="af"/>
+      </w:pPr>
+      <w:r>
+        <w:t xml:space="preserve">            </w:t>
+      </w:r>
+      <w:r>
+        <w:rPr>
+          <w:lang w:val="en-US"/>
+        </w:rPr>
+        <w:t>for</w:t>
+      </w:r>
+      <w:r>
+        <w:t xml:space="preserve"> </w:t>
+      </w:r>
+      <w:r>
+        <w:rPr>
+          <w:lang w:val="en-US"/>
+        </w:rPr>
+        <w:t>ghostPos</w:t>
+      </w:r>
+      <w:r>
+        <w:t xml:space="preserve"> </w:t>
+      </w:r>
+      <w:r>
+        <w:rPr>
+          <w:lang w:val="en-US"/>
+        </w:rPr>
+        <w:t>in</w:t>
+      </w:r>
+      <w:r>
+        <w:t xml:space="preserve"> </w:t>
+      </w:r>
       <w:r>
         <w:rPr>
           <w:lang w:val="en-US"/>
         </w:rPr>
         <w:t>ghostMaxProb</w:t>
       </w:r>
-      <w:proofErr w:type="spellEnd"/>
-      <w:r>
-        <w:rPr>
-          <w:lang w:val="en-US"/>
-        </w:rPr>
-        <w:t xml:space="preserve"> = []</w:t>
-      </w:r>
-    </w:p>
-    <w:p>
-      <w:pPr>
-        <w:pStyle w:val="af"/>
-        <w:rPr>
-          <w:lang w:val="en-US"/>
-        </w:rPr>
-      </w:pPr>
-      <w:r>
-        <w:rPr>
-          <w:lang w:val="en-US"/>
-        </w:rPr>
-        <w:t xml:space="preserve">        for beliefs in </w:t>
-      </w:r>
-      <w:proofErr w:type="spellStart"/>
-      <w:r>
-        <w:rPr>
-          <w:lang w:val="en-US"/>
-        </w:rPr>
-        <w:t>livingGhostPositionDistributions</w:t>
-      </w:r>
-      <w:proofErr w:type="spellEnd"/>
-      <w:r>
-        <w:rPr>
-          <w:lang w:val="en-US"/>
-        </w:rPr>
+      <w:r>
         <w:t>:</w:t>
       </w:r>
     </w:p>
@@ -10027,54 +7326,26 @@
         </w:rPr>
       </w:pPr>
       <w:r>
-        <w:rPr>
-          <w:lang w:val="en-US"/>
-        </w:rPr>
-        <w:t xml:space="preserve">            </w:t>
-      </w:r>
-      <w:proofErr w:type="spellStart"/>
-      <w:r>
-        <w:rPr>
-          <w:lang w:val="en-US"/>
-        </w:rPr>
-        <w:t>ghostMaxProb.append</w:t>
-      </w:r>
-      <w:proofErr w:type="spellEnd"/>
-      <w:r>
-        <w:rPr>
-          <w:lang w:val="en-US"/>
-        </w:rPr>
-        <w:t>(</w:t>
-      </w:r>
-      <w:proofErr w:type="spellStart"/>
-      <w:r>
-        <w:rPr>
-          <w:lang w:val="en-US"/>
-        </w:rPr>
-        <w:t>beliefs.argMax</w:t>
-      </w:r>
-      <w:proofErr w:type="spellEnd"/>
-      <w:r>
-        <w:rPr>
-          <w:lang w:val="en-US"/>
-        </w:rPr>
-        <w:t>())</w:t>
-      </w:r>
-    </w:p>
-    <w:p>
-      <w:pPr>
-        <w:pStyle w:val="af"/>
-        <w:rPr>
-          <w:lang w:val="en-US"/>
-        </w:rPr>
-      </w:pPr>
-    </w:p>
-    <w:p>
-      <w:pPr>
-        <w:pStyle w:val="af"/>
-        <w:rPr>
-          <w:lang w:val="en-US"/>
-        </w:rPr>
+        <w:t xml:space="preserve">                </w:t>
+      </w:r>
+      <w:r>
+        <w:rPr>
+          <w:lang w:val="en-US"/>
+        </w:rPr>
+        <w:t>minDist.append((action, self.distancer.getDistance(successorPosition, ghostPos)))</w:t>
+      </w:r>
+    </w:p>
+    <w:p>
+      <w:pPr>
+        <w:pStyle w:val="af"/>
+        <w:rPr>
+          <w:lang w:val="en-US"/>
+        </w:rPr>
+      </w:pPr>
+    </w:p>
+    <w:p>
+      <w:pPr>
+        <w:pStyle w:val="af"/>
       </w:pPr>
       <w:r>
         <w:rPr>
@@ -10082,469 +7353,132 @@
         </w:rPr>
         <w:t xml:space="preserve">        </w:t>
       </w:r>
-      <w:proofErr w:type="spellStart"/>
+      <w:r>
+        <w:t># минимальное расстояние до призрака</w:t>
+      </w:r>
+    </w:p>
+    <w:p>
+      <w:pPr>
+        <w:pStyle w:val="af"/>
+      </w:pPr>
+      <w:r>
+        <w:t xml:space="preserve">        </w:t>
+      </w:r>
+      <w:r>
+        <w:rPr>
+          <w:lang w:val="en-US"/>
+        </w:rPr>
+        <w:t>minGhostDist</w:t>
+      </w:r>
+      <w:r>
+        <w:t xml:space="preserve"> = </w:t>
+      </w:r>
+      <w:r>
+        <w:rPr>
+          <w:lang w:val="en-US"/>
+        </w:rPr>
+        <w:t>min</w:t>
+      </w:r>
+      <w:r>
+        <w:t>([</w:t>
+      </w:r>
+      <w:r>
+        <w:rPr>
+          <w:lang w:val="en-US"/>
+        </w:rPr>
+        <w:t>d</w:t>
+      </w:r>
+      <w:r>
+        <w:t xml:space="preserve"> </w:t>
+      </w:r>
+      <w:r>
+        <w:rPr>
+          <w:lang w:val="en-US"/>
+        </w:rPr>
+        <w:t>for</w:t>
+      </w:r>
+      <w:r>
+        <w:t xml:space="preserve"> </w:t>
+      </w:r>
+      <w:r>
+        <w:rPr>
+          <w:lang w:val="en-US"/>
+        </w:rPr>
+        <w:t>act</w:t>
+      </w:r>
+      <w:r>
+        <w:t xml:space="preserve">, </w:t>
+      </w:r>
+      <w:r>
+        <w:rPr>
+          <w:lang w:val="en-US"/>
+        </w:rPr>
+        <w:t>d</w:t>
+      </w:r>
+      <w:r>
+        <w:t xml:space="preserve"> </w:t>
+      </w:r>
+      <w:r>
+        <w:rPr>
+          <w:lang w:val="en-US"/>
+        </w:rPr>
+        <w:t>in</w:t>
+      </w:r>
+      <w:r>
+        <w:t xml:space="preserve"> </w:t>
+      </w:r>
       <w:r>
         <w:rPr>
           <w:lang w:val="en-US"/>
         </w:rPr>
         <w:t>minDist</w:t>
       </w:r>
-      <w:proofErr w:type="spellEnd"/>
-      <w:r>
-        <w:rPr>
-          <w:lang w:val="en-US"/>
-        </w:rPr>
-        <w:t xml:space="preserve"> = []</w:t>
-      </w:r>
-    </w:p>
-    <w:p>
-      <w:pPr>
-        <w:pStyle w:val="af"/>
-        <w:rPr>
-          <w:lang w:val="en-US"/>
-        </w:rPr>
-      </w:pPr>
-    </w:p>
-    <w:p>
-      <w:pPr>
-        <w:pStyle w:val="af"/>
-      </w:pPr>
-      <w:r>
-        <w:rPr>
-          <w:lang w:val="en-US"/>
-        </w:rPr>
+      <w:r>
+        <w:t>])</w:t>
+      </w:r>
+    </w:p>
+    <w:p>
+      <w:pPr>
+        <w:pStyle w:val="af"/>
+      </w:pPr>
+    </w:p>
+    <w:p>
+      <w:pPr>
+        <w:pStyle w:val="af"/>
+      </w:pPr>
+      <w:r>
+        <w:t xml:space="preserve">        # действие, ведущее к ближайшему призраку</w:t>
+      </w:r>
+    </w:p>
+    <w:p>
+      <w:pPr>
+        <w:pStyle w:val="af"/>
+        <w:rPr>
+          <w:lang w:val="en-US"/>
+        </w:rPr>
+      </w:pPr>
+      <w:r>
         <w:t xml:space="preserve">        </w:t>
       </w:r>
       <w:r>
-        <w:t xml:space="preserve"># </w:t>
-      </w:r>
-      <w:proofErr w:type="spellStart"/>
-      <w:r>
-        <w:t>переьор</w:t>
-      </w:r>
-      <w:proofErr w:type="spellEnd"/>
-      <w:r>
-        <w:t xml:space="preserve"> доступных действий</w:t>
-      </w:r>
-    </w:p>
-    <w:p>
-      <w:pPr>
-        <w:pStyle w:val="af"/>
-      </w:pPr>
-      <w:r>
-        <w:t xml:space="preserve">        </w:t>
-      </w:r>
-      <w:r>
-        <w:rPr>
-          <w:lang w:val="en-US"/>
-        </w:rPr>
-        <w:t>for</w:t>
-      </w:r>
-      <w:r>
-        <w:t xml:space="preserve"> </w:t>
-      </w:r>
-      <w:r>
-        <w:rPr>
-          <w:lang w:val="en-US"/>
-        </w:rPr>
-        <w:t>action</w:t>
-      </w:r>
-      <w:r>
-        <w:t xml:space="preserve"> </w:t>
-      </w:r>
-      <w:r>
-        <w:rPr>
-          <w:lang w:val="en-US"/>
-        </w:rPr>
-        <w:t>in</w:t>
-      </w:r>
-      <w:r>
-        <w:t xml:space="preserve"> </w:t>
-      </w:r>
-      <w:r>
-        <w:rPr>
-          <w:lang w:val="en-US"/>
-        </w:rPr>
-        <w:t>legal</w:t>
-      </w:r>
-      <w:r>
-        <w:t>:</w:t>
-      </w:r>
-    </w:p>
-    <w:p>
-      <w:pPr>
-        <w:pStyle w:val="af"/>
-      </w:pPr>
-      <w:r>
-        <w:t xml:space="preserve">            # позиция после действия</w:t>
-      </w:r>
-    </w:p>
-    <w:p>
-      <w:pPr>
-        <w:pStyle w:val="af"/>
-        <w:rPr>
-          <w:lang w:val="en-US"/>
-        </w:rPr>
-      </w:pPr>
-      <w:r>
-        <w:t xml:space="preserve">            </w:t>
-      </w:r>
-      <w:proofErr w:type="spellStart"/>
-      <w:r>
-        <w:rPr>
-          <w:lang w:val="en-US"/>
-        </w:rPr>
-        <w:t>successorPosition</w:t>
-      </w:r>
-      <w:proofErr w:type="spellEnd"/>
-      <w:r>
-        <w:rPr>
-          <w:lang w:val="en-US"/>
-        </w:rPr>
-        <w:t xml:space="preserve"> = </w:t>
-      </w:r>
-      <w:proofErr w:type="spellStart"/>
-      <w:r>
-        <w:rPr>
-          <w:lang w:val="en-US"/>
-        </w:rPr>
-        <w:t>Actions.getSuccessor</w:t>
-      </w:r>
-      <w:proofErr w:type="spellEnd"/>
-      <w:r>
-        <w:rPr>
-          <w:lang w:val="en-US"/>
-        </w:rPr>
-        <w:t>(</w:t>
-      </w:r>
-      <w:proofErr w:type="spellStart"/>
-      <w:r>
-        <w:rPr>
-          <w:lang w:val="en-US"/>
-        </w:rPr>
-        <w:t>pacmanPosition</w:t>
-      </w:r>
-      <w:proofErr w:type="spellEnd"/>
-      <w:r>
-        <w:rPr>
-          <w:lang w:val="en-US"/>
-        </w:rPr>
-        <w:t>, action)</w:t>
-      </w:r>
-    </w:p>
-    <w:p>
-      <w:pPr>
-        <w:pStyle w:val="af"/>
-        <w:rPr>
-          <w:lang w:val="en-US"/>
-        </w:rPr>
-      </w:pPr>
-    </w:p>
-    <w:p>
-      <w:pPr>
-        <w:pStyle w:val="af"/>
-      </w:pPr>
-      <w:r>
-        <w:rPr>
-          <w:lang w:val="en-US"/>
-        </w:rPr>
-        <w:t xml:space="preserve">            </w:t>
-      </w:r>
-      <w:r>
-        <w:t># наиболее вероятные позиции призраков</w:t>
-      </w:r>
-    </w:p>
-    <w:p>
-      <w:pPr>
-        <w:pStyle w:val="af"/>
-      </w:pPr>
-      <w:r>
-        <w:t xml:space="preserve">            </w:t>
-      </w:r>
-      <w:r>
-        <w:rPr>
-          <w:lang w:val="en-US"/>
-        </w:rPr>
-        <w:t>for</w:t>
-      </w:r>
-      <w:r>
-        <w:t xml:space="preserve"> </w:t>
-      </w:r>
-      <w:proofErr w:type="spellStart"/>
-      <w:r>
-        <w:rPr>
-          <w:lang w:val="en-US"/>
-        </w:rPr>
-        <w:t>ghostPos</w:t>
-      </w:r>
-      <w:proofErr w:type="spellEnd"/>
-      <w:r>
-        <w:t xml:space="preserve"> </w:t>
-      </w:r>
-      <w:r>
-        <w:rPr>
-          <w:lang w:val="en-US"/>
-        </w:rPr>
-        <w:t>in</w:t>
-      </w:r>
-      <w:r>
-        <w:t xml:space="preserve"> </w:t>
-      </w:r>
-      <w:proofErr w:type="spellStart"/>
-      <w:r>
-        <w:rPr>
-          <w:lang w:val="en-US"/>
-        </w:rPr>
-        <w:t>ghostMaxProb</w:t>
-      </w:r>
-      <w:proofErr w:type="spellEnd"/>
-      <w:r>
-        <w:t>:</w:t>
-      </w:r>
-    </w:p>
-    <w:p>
-      <w:pPr>
-        <w:pStyle w:val="af"/>
-        <w:rPr>
-          <w:lang w:val="en-US"/>
-        </w:rPr>
-      </w:pPr>
-      <w:r>
-        <w:t xml:space="preserve">                </w:t>
-      </w:r>
-      <w:proofErr w:type="spellStart"/>
-      <w:r>
-        <w:rPr>
-          <w:lang w:val="en-US"/>
-        </w:rPr>
-        <w:t>minDist.append</w:t>
-      </w:r>
-      <w:proofErr w:type="spellEnd"/>
-      <w:r>
-        <w:rPr>
-          <w:lang w:val="en-US"/>
-        </w:rPr>
-        <w:t xml:space="preserve">((action, </w:t>
-      </w:r>
-      <w:proofErr w:type="spellStart"/>
-      <w:r>
-        <w:rPr>
-          <w:lang w:val="en-US"/>
-        </w:rPr>
-        <w:t>self.distancer.getDistance</w:t>
-      </w:r>
-      <w:proofErr w:type="spellEnd"/>
-      <w:r>
-        <w:rPr>
-          <w:lang w:val="en-US"/>
-        </w:rPr>
-        <w:t>(</w:t>
-      </w:r>
-      <w:proofErr w:type="spellStart"/>
-      <w:r>
-        <w:rPr>
-          <w:lang w:val="en-US"/>
-        </w:rPr>
-        <w:t>successorPosition</w:t>
-      </w:r>
-      <w:proofErr w:type="spellEnd"/>
-      <w:r>
-        <w:rPr>
-          <w:lang w:val="en-US"/>
-        </w:rPr>
-        <w:t xml:space="preserve">, </w:t>
-      </w:r>
-      <w:proofErr w:type="spellStart"/>
-      <w:r>
-        <w:rPr>
-          <w:lang w:val="en-US"/>
-        </w:rPr>
-        <w:t>ghostPos</w:t>
-      </w:r>
-      <w:proofErr w:type="spellEnd"/>
-      <w:r>
-        <w:rPr>
-          <w:lang w:val="en-US"/>
-        </w:rPr>
-        <w:t>)))</w:t>
-      </w:r>
-    </w:p>
-    <w:p>
-      <w:pPr>
-        <w:pStyle w:val="af"/>
-        <w:rPr>
-          <w:lang w:val="en-US"/>
-        </w:rPr>
-      </w:pPr>
-    </w:p>
-    <w:p>
-      <w:pPr>
-        <w:pStyle w:val="af"/>
-      </w:pPr>
-      <w:r>
-        <w:rPr>
-          <w:lang w:val="en-US"/>
-        </w:rPr>
-        <w:t xml:space="preserve">        </w:t>
-      </w:r>
-      <w:r>
-        <w:t># минимальное расстояние до призрака</w:t>
-      </w:r>
-    </w:p>
-    <w:p>
-      <w:pPr>
-        <w:pStyle w:val="af"/>
-      </w:pPr>
-      <w:r>
-        <w:t xml:space="preserve">        </w:t>
-      </w:r>
-      <w:proofErr w:type="spellStart"/>
-      <w:r>
-        <w:rPr>
-          <w:lang w:val="en-US"/>
-        </w:rPr>
-        <w:t>minGhostDist</w:t>
-      </w:r>
-      <w:proofErr w:type="spellEnd"/>
-      <w:r>
-        <w:t xml:space="preserve"> = </w:t>
-      </w:r>
-      <w:r>
-        <w:rPr>
-          <w:lang w:val="en-US"/>
-        </w:rPr>
-        <w:t>min</w:t>
-      </w:r>
-      <w:r>
-        <w:t>([</w:t>
-      </w:r>
-      <w:r>
-        <w:rPr>
-          <w:lang w:val="en-US"/>
-        </w:rPr>
-        <w:t>d</w:t>
-      </w:r>
-      <w:r>
-        <w:t xml:space="preserve"> </w:t>
-      </w:r>
-      <w:r>
-        <w:rPr>
-          <w:lang w:val="en-US"/>
-        </w:rPr>
-        <w:t>for</w:t>
-      </w:r>
-      <w:r>
-        <w:t xml:space="preserve"> </w:t>
-      </w:r>
-      <w:r>
-        <w:rPr>
-          <w:lang w:val="en-US"/>
-        </w:rPr>
-        <w:t>act</w:t>
-      </w:r>
-      <w:r>
-        <w:t xml:space="preserve">, </w:t>
-      </w:r>
-      <w:r>
-        <w:rPr>
-          <w:lang w:val="en-US"/>
-        </w:rPr>
-        <w:t>d</w:t>
-      </w:r>
-      <w:r>
-        <w:t xml:space="preserve"> </w:t>
-      </w:r>
-      <w:r>
-        <w:rPr>
-          <w:lang w:val="en-US"/>
-        </w:rPr>
-        <w:t>in</w:t>
-      </w:r>
-      <w:r>
-        <w:t xml:space="preserve"> </w:t>
-      </w:r>
-      <w:proofErr w:type="spellStart"/>
-      <w:r>
-        <w:rPr>
-          <w:lang w:val="en-US"/>
-        </w:rPr>
-        <w:t>minDist</w:t>
-      </w:r>
-      <w:proofErr w:type="spellEnd"/>
-      <w:r>
-        <w:t>])</w:t>
-      </w:r>
-    </w:p>
-    <w:p>
-      <w:pPr>
-        <w:pStyle w:val="af"/>
-      </w:pPr>
-    </w:p>
-    <w:p>
-      <w:pPr>
-        <w:pStyle w:val="af"/>
-      </w:pPr>
-      <w:r>
-        <w:t xml:space="preserve">        # действие, ведущее к ближайшему призраку</w:t>
-      </w:r>
-    </w:p>
-    <w:p>
-      <w:pPr>
-        <w:pStyle w:val="af"/>
-        <w:rPr>
-          <w:lang w:val="en-US"/>
-        </w:rPr>
-      </w:pPr>
-      <w:r>
-        <w:t xml:space="preserve">        </w:t>
-      </w:r>
-      <w:r>
-        <w:rPr>
-          <w:lang w:val="en-US"/>
-        </w:rPr>
-        <w:t xml:space="preserve">for act, d in </w:t>
-      </w:r>
-      <w:proofErr w:type="spellStart"/>
-      <w:r>
-        <w:rPr>
-          <w:lang w:val="en-US"/>
-        </w:rPr>
-        <w:t>minDist</w:t>
-      </w:r>
-      <w:proofErr w:type="spellEnd"/>
-      <w:r>
-        <w:rPr>
-          <w:lang w:val="en-US"/>
-        </w:rPr>
-        <w:t>:</w:t>
-      </w:r>
-    </w:p>
-    <w:p>
-      <w:pPr>
-        <w:pStyle w:val="af"/>
-        <w:rPr>
-          <w:lang w:val="en-US"/>
-        </w:rPr>
-      </w:pPr>
-      <w:r>
-        <w:rPr>
-          <w:lang w:val="en-US"/>
-        </w:rPr>
-        <w:t xml:space="preserve">            if d == </w:t>
-      </w:r>
-      <w:proofErr w:type="spellStart"/>
-      <w:r>
-        <w:rPr>
-          <w:lang w:val="en-US"/>
-        </w:rPr>
-        <w:t>minGhostDist</w:t>
-      </w:r>
-      <w:proofErr w:type="spellEnd"/>
-      <w:r>
-        <w:rPr>
-          <w:lang w:val="en-US"/>
-        </w:rPr>
-        <w:t>:</w:t>
+        <w:rPr>
+          <w:lang w:val="en-US"/>
+        </w:rPr>
+        <w:t>for act, d in minDist:</w:t>
+      </w:r>
+    </w:p>
+    <w:p>
+      <w:pPr>
+        <w:pStyle w:val="af"/>
+        <w:rPr>
+          <w:lang w:val="en-US"/>
+        </w:rPr>
+      </w:pPr>
+      <w:r>
+        <w:rPr>
+          <w:lang w:val="en-US"/>
+        </w:rPr>
+        <w:t xml:space="preserve">            if d == minGhostDist:</w:t>
       </w:r>
     </w:p>
     <w:p>
@@ -10598,6 +7532,7 @@
         <w:rPr>
           <w:noProof/>
         </w:rPr>
+        <w:lastRenderedPageBreak/>
         <w:drawing>
           <wp:inline distT="0" distB="0" distL="0" distR="0" wp14:anchorId="47D9E307" wp14:editId="170DECAF">
             <wp:extent cx="5624764" cy="830590"/>
@@ -10655,7 +7590,6 @@
       <w:r>
         <w:t xml:space="preserve"> Автооценивание метода </w:t>
       </w:r>
-      <w:proofErr w:type="spellStart"/>
       <w:r>
         <w:rPr>
           <w:rFonts w:ascii="Courier New" w:hAnsi="Courier New" w:cs="Courier New"/>
@@ -10665,7 +7599,6 @@
         </w:rPr>
         <w:t>chooseAction</w:t>
       </w:r>
-      <w:proofErr w:type="spellEnd"/>
     </w:p>
     <w:p/>
     <w:p/>
@@ -10678,14 +7611,1079 @@
         </w:numPr>
       </w:pPr>
       <w:r>
-        <w:lastRenderedPageBreak/>
-        <w:t>Инициализация приближенного вывода</w:t>
+        <w:t>Инициализация приближ</w:t>
+      </w:r>
+      <w:r>
+        <w:t>ё</w:t>
+      </w:r>
+      <w:r>
+        <w:t>нного вывода</w:t>
       </w:r>
     </w:p>
     <w:p/>
     <w:p>
       <w:r>
+        <w:t xml:space="preserve">В классе </w:t>
+      </w:r>
+      <w:r>
+        <w:rPr>
+          <w:rFonts w:ascii="Courier New" w:hAnsi="Courier New" w:cs="Courier New"/>
+          <w:sz w:val="24"/>
+          <w:szCs w:val="20"/>
+          <w:lang w:val="en-US"/>
+        </w:rPr>
+        <w:t>ParticleFilter</w:t>
+      </w:r>
+      <w:r>
+        <w:rPr>
+          <w:sz w:val="24"/>
+          <w:szCs w:val="20"/>
+        </w:rPr>
+        <w:t xml:space="preserve"> </w:t>
+      </w:r>
+      <w:r>
+        <w:t xml:space="preserve">в файле </w:t>
+      </w:r>
+      <w:r>
+        <w:rPr>
+          <w:lang w:val="en-US"/>
+        </w:rPr>
+        <w:t>inference</w:t>
+      </w:r>
+      <w:r>
         <w:t>.</w:t>
+      </w:r>
+      <w:r>
+        <w:rPr>
+          <w:lang w:val="en-US"/>
+        </w:rPr>
+        <w:t>py</w:t>
+      </w:r>
+      <w:r>
+        <w:t xml:space="preserve"> были реализованы методы </w:t>
+      </w:r>
+      <w:r>
+        <w:rPr>
+          <w:rFonts w:ascii="Courier New" w:hAnsi="Courier New" w:cs="Courier New"/>
+          <w:sz w:val="24"/>
+          <w:szCs w:val="20"/>
+          <w:lang w:val="en-US"/>
+        </w:rPr>
+        <w:t>initializeUniformly</w:t>
+      </w:r>
+      <w:r>
+        <w:rPr>
+          <w:sz w:val="24"/>
+          <w:szCs w:val="20"/>
+        </w:rPr>
+        <w:t xml:space="preserve"> </w:t>
+      </w:r>
+      <w:r>
+        <w:t xml:space="preserve">и </w:t>
+      </w:r>
+      <w:r>
+        <w:rPr>
+          <w:rFonts w:ascii="Courier New" w:hAnsi="Courier New" w:cs="Courier New"/>
+          <w:sz w:val="24"/>
+          <w:szCs w:val="20"/>
+          <w:lang w:val="en-US"/>
+        </w:rPr>
+        <w:t>getBeliefDistribution</w:t>
+      </w:r>
+      <w:r>
+        <w:rPr>
+          <w:sz w:val="24"/>
+          <w:szCs w:val="20"/>
+        </w:rPr>
+        <w:t xml:space="preserve"> </w:t>
+      </w:r>
+      <w:r>
+        <w:t>(листинг 3.9).</w:t>
+      </w:r>
+    </w:p>
+    <w:p>
+      <w:pPr>
+        <w:pStyle w:val="aa"/>
+        <w:ind w:left="0"/>
+        <w:rPr>
+          <w:rFonts w:cs="Times New Roman"/>
+          <w:szCs w:val="28"/>
+        </w:rPr>
+      </w:pPr>
+      <w:r>
+        <w:rPr>
+          <w:rFonts w:cs="Times New Roman"/>
+          <w:szCs w:val="28"/>
+        </w:rPr>
+        <w:t xml:space="preserve">Метод </w:t>
+      </w:r>
+      <w:r>
+        <w:rPr>
+          <w:rFonts w:ascii="Courier New" w:hAnsi="Courier New" w:cs="Courier New"/>
+          <w:sz w:val="24"/>
+          <w:szCs w:val="24"/>
+          <w:lang w:val="en-US"/>
+        </w:rPr>
+        <w:t>initializeUniformly</w:t>
+      </w:r>
+      <w:r>
+        <w:rPr>
+          <w:rFonts w:cs="Times New Roman"/>
+          <w:sz w:val="24"/>
+          <w:szCs w:val="24"/>
+        </w:rPr>
+        <w:t xml:space="preserve"> </w:t>
+      </w:r>
+      <w:r>
+        <w:rPr>
+          <w:rFonts w:cs="Times New Roman"/>
+          <w:szCs w:val="28"/>
+        </w:rPr>
+        <w:t>распределяет частицы равномерно по всем допустимым позициям, обеспечивая, чтобы каждая допустимая позиция получала равный вес. Таким образом, частицы не распределяются случайным образом, а равномерно покрывают все допустимые позиции призрака.</w:t>
+      </w:r>
+    </w:p>
+    <w:p>
+      <w:pPr>
+        <w:pStyle w:val="aa"/>
+        <w:ind w:left="0"/>
+        <w:rPr>
+          <w:rFonts w:cs="Times New Roman"/>
+          <w:szCs w:val="28"/>
+        </w:rPr>
+      </w:pPr>
+      <w:r>
+        <w:rPr>
+          <w:rFonts w:cs="Times New Roman"/>
+          <w:szCs w:val="28"/>
+        </w:rPr>
+        <w:t xml:space="preserve">Метод </w:t>
+      </w:r>
+      <w:r>
+        <w:rPr>
+          <w:rFonts w:ascii="Courier New" w:hAnsi="Courier New" w:cs="Courier New"/>
+          <w:sz w:val="24"/>
+          <w:szCs w:val="24"/>
+          <w:lang w:val="en-US"/>
+        </w:rPr>
+        <w:t>getBeliefDistribution</w:t>
+      </w:r>
+      <w:r>
+        <w:rPr>
+          <w:rFonts w:cs="Times New Roman"/>
+          <w:sz w:val="24"/>
+          <w:szCs w:val="24"/>
+        </w:rPr>
+        <w:t xml:space="preserve"> </w:t>
+      </w:r>
+      <w:r>
+        <w:rPr>
+          <w:rFonts w:cs="Times New Roman"/>
+          <w:szCs w:val="28"/>
+        </w:rPr>
+        <w:t>принимает список частиц и вычисляет распределение частиц по позициям. Для этого учитывается количество частиц в каждой позиции, после чего результат нормализуется, чтобы сумма вероятностей всех позиций была равна 1.</w:t>
+      </w:r>
+    </w:p>
+    <w:p>
+      <w:pPr>
+        <w:pStyle w:val="aa"/>
+        <w:ind w:left="0"/>
+        <w:rPr>
+          <w:rFonts w:cs="Times New Roman"/>
+          <w:szCs w:val="28"/>
+        </w:rPr>
+      </w:pPr>
+    </w:p>
+    <w:p>
+      <w:pPr>
+        <w:pStyle w:val="aa"/>
+        <w:ind w:left="0"/>
+        <w:rPr>
+          <w:rFonts w:cs="Times New Roman"/>
+          <w:szCs w:val="28"/>
+        </w:rPr>
+      </w:pPr>
+      <w:r>
+        <w:rPr>
+          <w:rFonts w:cs="Times New Roman"/>
+          <w:szCs w:val="28"/>
+        </w:rPr>
+        <w:t xml:space="preserve">Листинг 3.9 </w:t>
+      </w:r>
+      <w:r>
+        <w:rPr>
+          <w:rFonts w:cs="Times New Roman"/>
+          <w:szCs w:val="28"/>
+        </w:rPr>
+        <w:t>–</w:t>
+      </w:r>
+      <w:r>
+        <w:rPr>
+          <w:rFonts w:cs="Times New Roman"/>
+          <w:szCs w:val="28"/>
+        </w:rPr>
+        <w:t xml:space="preserve"> </w:t>
+      </w:r>
+      <w:r>
+        <w:rPr>
+          <w:rFonts w:cs="Times New Roman"/>
+          <w:szCs w:val="28"/>
+        </w:rPr>
+        <w:t>Создание списка частиц и их распределения</w:t>
+      </w:r>
+    </w:p>
+    <w:p>
+      <w:pPr>
+        <w:pStyle w:val="af"/>
+        <w:rPr>
+          <w:lang w:val="en-US"/>
+        </w:rPr>
+      </w:pPr>
+      <w:r>
+        <w:rPr>
+          <w:lang w:val="en-US"/>
+        </w:rPr>
+        <w:t xml:space="preserve">def </w:t>
+      </w:r>
+      <w:r>
+        <w:rPr>
+          <w:b/>
+          <w:bCs/>
+          <w:lang w:val="en-US"/>
+        </w:rPr>
+        <w:t>initializeUniformly</w:t>
+      </w:r>
+      <w:r>
+        <w:rPr>
+          <w:lang w:val="en-US"/>
+        </w:rPr>
+        <w:t>(self, gameState: busters.GameState):</w:t>
+      </w:r>
+    </w:p>
+    <w:p>
+      <w:pPr>
+        <w:pStyle w:val="af"/>
+        <w:rPr>
+          <w:i/>
+          <w:iCs/>
+        </w:rPr>
+      </w:pPr>
+      <w:r>
+        <w:rPr>
+          <w:lang w:val="en-US"/>
+        </w:rPr>
+        <w:t xml:space="preserve">        </w:t>
+      </w:r>
+      <w:r>
+        <w:rPr>
+          <w:i/>
+          <w:iCs/>
+        </w:rPr>
+        <w:t>"""</w:t>
+      </w:r>
+    </w:p>
+    <w:p>
+      <w:pPr>
+        <w:pStyle w:val="af"/>
+        <w:rPr>
+          <w:i/>
+          <w:iCs/>
+        </w:rPr>
+      </w:pPr>
+      <w:r>
+        <w:rPr>
+          <w:i/>
+          <w:iCs/>
+        </w:rPr>
+        <w:t xml:space="preserve">        Инициализирует список частиц </w:t>
+      </w:r>
+      <w:r>
+        <w:rPr>
+          <w:i/>
+          <w:iCs/>
+          <w:lang w:val="en-US"/>
+        </w:rPr>
+        <w:t>self</w:t>
+      </w:r>
+      <w:r>
+        <w:rPr>
+          <w:i/>
+          <w:iCs/>
+        </w:rPr>
+        <w:t>.</w:t>
+      </w:r>
+      <w:r>
+        <w:rPr>
+          <w:i/>
+          <w:iCs/>
+          <w:lang w:val="en-US"/>
+        </w:rPr>
+        <w:t>particles</w:t>
+      </w:r>
+      <w:r>
+        <w:rPr>
+          <w:i/>
+          <w:iCs/>
+        </w:rPr>
+        <w:t>. Частицы должны быть</w:t>
+      </w:r>
+    </w:p>
+    <w:p>
+      <w:pPr>
+        <w:pStyle w:val="af"/>
+        <w:rPr>
+          <w:i/>
+          <w:iCs/>
+        </w:rPr>
+      </w:pPr>
+      <w:r>
+        <w:rPr>
+          <w:i/>
+          <w:iCs/>
+        </w:rPr>
+        <w:t xml:space="preserve">            равномерно (не случайно) распределены по допустимым позициям. </w:t>
+      </w:r>
+    </w:p>
+    <w:p>
+      <w:pPr>
+        <w:pStyle w:val="af"/>
+        <w:rPr>
+          <w:i/>
+          <w:iCs/>
+        </w:rPr>
+      </w:pPr>
+      <w:r>
+        <w:rPr>
+          <w:i/>
+          <w:iCs/>
+        </w:rPr>
+        <w:t xml:space="preserve">        Использует </w:t>
+      </w:r>
+      <w:r>
+        <w:rPr>
+          <w:i/>
+          <w:iCs/>
+          <w:lang w:val="en-US"/>
+        </w:rPr>
+        <w:t>self</w:t>
+      </w:r>
+      <w:r>
+        <w:rPr>
+          <w:i/>
+          <w:iCs/>
+        </w:rPr>
+        <w:t>.</w:t>
+      </w:r>
+      <w:r>
+        <w:rPr>
+          <w:i/>
+          <w:iCs/>
+          <w:lang w:val="en-US"/>
+        </w:rPr>
+        <w:t>numParticles</w:t>
+      </w:r>
+      <w:r>
+        <w:rPr>
+          <w:i/>
+          <w:iCs/>
+        </w:rPr>
+        <w:t xml:space="preserve"> для хранения числа частиц, </w:t>
+      </w:r>
+    </w:p>
+    <w:p>
+      <w:pPr>
+        <w:pStyle w:val="af"/>
+        <w:rPr>
+          <w:i/>
+          <w:iCs/>
+        </w:rPr>
+      </w:pPr>
+      <w:r>
+        <w:rPr>
+          <w:i/>
+          <w:iCs/>
+        </w:rPr>
+        <w:t xml:space="preserve">            а </w:t>
+      </w:r>
+      <w:r>
+        <w:rPr>
+          <w:i/>
+          <w:iCs/>
+          <w:lang w:val="en-US"/>
+        </w:rPr>
+        <w:t>self</w:t>
+      </w:r>
+      <w:r>
+        <w:rPr>
+          <w:i/>
+          <w:iCs/>
+        </w:rPr>
+        <w:t>.</w:t>
+      </w:r>
+      <w:r>
+        <w:rPr>
+          <w:i/>
+          <w:iCs/>
+          <w:lang w:val="en-US"/>
+        </w:rPr>
+        <w:t>legalPositions</w:t>
+      </w:r>
+      <w:r>
+        <w:rPr>
+          <w:i/>
+          <w:iCs/>
+        </w:rPr>
+        <w:t xml:space="preserve"> для хранения допустимых позиций частиц. </w:t>
+      </w:r>
+    </w:p>
+    <w:p>
+      <w:pPr>
+        <w:pStyle w:val="af"/>
+        <w:rPr>
+          <w:i/>
+          <w:iCs/>
+        </w:rPr>
+      </w:pPr>
+      <w:r>
+        <w:rPr>
+          <w:i/>
+          <w:iCs/>
+        </w:rPr>
+        <w:t xml:space="preserve">        """</w:t>
+      </w:r>
+    </w:p>
+    <w:p>
+      <w:pPr>
+        <w:pStyle w:val="af"/>
+      </w:pPr>
+    </w:p>
+    <w:p>
+      <w:pPr>
+        <w:pStyle w:val="af"/>
+      </w:pPr>
+      <w:r>
+        <w:t xml:space="preserve">        # список частиц</w:t>
+      </w:r>
+    </w:p>
+    <w:p>
+      <w:pPr>
+        <w:pStyle w:val="af"/>
+      </w:pPr>
+      <w:r>
+        <w:t xml:space="preserve">        </w:t>
+      </w:r>
+      <w:r>
+        <w:rPr>
+          <w:lang w:val="en-US"/>
+        </w:rPr>
+        <w:t>self</w:t>
+      </w:r>
+      <w:r>
+        <w:t>.</w:t>
+      </w:r>
+      <w:r>
+        <w:rPr>
+          <w:lang w:val="en-US"/>
+        </w:rPr>
+        <w:t>particles</w:t>
+      </w:r>
+      <w:r>
+        <w:t xml:space="preserve"> = []</w:t>
+      </w:r>
+    </w:p>
+    <w:p>
+      <w:pPr>
+        <w:pStyle w:val="af"/>
+      </w:pPr>
+    </w:p>
+    <w:p>
+      <w:pPr>
+        <w:pStyle w:val="af"/>
+        <w:rPr>
+          <w:b/>
+          <w:bCs/>
+        </w:rPr>
+      </w:pPr>
+      <w:r>
+        <w:rPr>
+          <w:b/>
+          <w:bCs/>
+        </w:rPr>
+        <w:t xml:space="preserve">        "*** ВСТАВЬТЕ ВАШ КОД СЮДА ***"</w:t>
+      </w:r>
+    </w:p>
+    <w:p>
+      <w:pPr>
+        <w:pStyle w:val="af"/>
+      </w:pPr>
+      <w:r>
+        <w:t xml:space="preserve">        </w:t>
+      </w:r>
+    </w:p>
+    <w:p>
+      <w:pPr>
+        <w:pStyle w:val="af"/>
+      </w:pPr>
+      <w:r>
+        <w:t xml:space="preserve">        # определение числа частиц</w:t>
+      </w:r>
+    </w:p>
+    <w:p>
+      <w:pPr>
+        <w:pStyle w:val="af"/>
+      </w:pPr>
+      <w:r>
+        <w:t xml:space="preserve">        </w:t>
+      </w:r>
+      <w:r>
+        <w:rPr>
+          <w:lang w:val="en-US"/>
+        </w:rPr>
+        <w:t>particle</w:t>
+      </w:r>
+      <w:r>
+        <w:t>_</w:t>
+      </w:r>
+      <w:r>
+        <w:rPr>
+          <w:lang w:val="en-US"/>
+        </w:rPr>
+        <w:t>num</w:t>
+      </w:r>
+      <w:r>
+        <w:t xml:space="preserve"> = </w:t>
+      </w:r>
+      <w:r>
+        <w:rPr>
+          <w:lang w:val="en-US"/>
+        </w:rPr>
+        <w:t>self</w:t>
+      </w:r>
+      <w:r>
+        <w:t>.</w:t>
+      </w:r>
+      <w:r>
+        <w:rPr>
+          <w:lang w:val="en-US"/>
+        </w:rPr>
+        <w:t>numParticles</w:t>
+      </w:r>
+    </w:p>
+    <w:p>
+      <w:pPr>
+        <w:pStyle w:val="af"/>
+      </w:pPr>
+    </w:p>
+    <w:p>
+      <w:pPr>
+        <w:pStyle w:val="af"/>
+      </w:pPr>
+      <w:r>
+        <w:t xml:space="preserve">        # определение допустимых позиций частиц</w:t>
+      </w:r>
+    </w:p>
+    <w:p>
+      <w:pPr>
+        <w:pStyle w:val="af"/>
+      </w:pPr>
+      <w:r>
+        <w:t xml:space="preserve">        </w:t>
+      </w:r>
+      <w:r>
+        <w:rPr>
+          <w:lang w:val="en-US"/>
+        </w:rPr>
+        <w:t>legal</w:t>
+      </w:r>
+      <w:r>
+        <w:t xml:space="preserve"> = </w:t>
+      </w:r>
+      <w:r>
+        <w:rPr>
+          <w:lang w:val="en-US"/>
+        </w:rPr>
+        <w:t>self</w:t>
+      </w:r>
+      <w:r>
+        <w:t>.</w:t>
+      </w:r>
+      <w:r>
+        <w:rPr>
+          <w:lang w:val="en-US"/>
+        </w:rPr>
+        <w:t>legalPositions</w:t>
+      </w:r>
+      <w:r>
+        <w:t>;</w:t>
+      </w:r>
+    </w:p>
+    <w:p>
+      <w:pPr>
+        <w:pStyle w:val="af"/>
+      </w:pPr>
+    </w:p>
+    <w:p>
+      <w:pPr>
+        <w:pStyle w:val="af"/>
+      </w:pPr>
+      <w:r>
+        <w:t xml:space="preserve">        # расширение списка частиц</w:t>
+      </w:r>
+    </w:p>
+    <w:p>
+      <w:pPr>
+        <w:pStyle w:val="af"/>
+        <w:rPr>
+          <w:lang w:val="en-US"/>
+        </w:rPr>
+      </w:pPr>
+      <w:r>
+        <w:t xml:space="preserve">        </w:t>
+      </w:r>
+      <w:r>
+        <w:rPr>
+          <w:lang w:val="en-US"/>
+        </w:rPr>
+        <w:t>for i in range(int(particle_num / len(legal))):</w:t>
+      </w:r>
+    </w:p>
+    <w:p>
+      <w:pPr>
+        <w:pStyle w:val="af"/>
+        <w:rPr>
+          <w:lang w:val="en-US"/>
+        </w:rPr>
+      </w:pPr>
+      <w:r>
+        <w:rPr>
+          <w:lang w:val="en-US"/>
+        </w:rPr>
+        <w:t xml:space="preserve">            self.particles.extend(legal)</w:t>
+      </w:r>
+    </w:p>
+    <w:p>
+      <w:pPr>
+        <w:pStyle w:val="af"/>
+        <w:ind w:firstLine="0"/>
+        <w:rPr>
+          <w:lang w:val="en-US"/>
+        </w:rPr>
+      </w:pPr>
+    </w:p>
+    <w:p>
+      <w:pPr>
+        <w:pStyle w:val="af"/>
+        <w:rPr>
+          <w:lang w:val="en-US"/>
+        </w:rPr>
+      </w:pPr>
+    </w:p>
+    <w:p>
+      <w:pPr>
+        <w:pStyle w:val="af"/>
+      </w:pPr>
+      <w:r>
+        <w:rPr>
+          <w:lang w:val="en-US"/>
+        </w:rPr>
+        <w:t>def</w:t>
+      </w:r>
+      <w:r>
+        <w:t xml:space="preserve"> </w:t>
+      </w:r>
+      <w:r>
+        <w:rPr>
+          <w:b/>
+          <w:bCs/>
+          <w:lang w:val="en-US"/>
+        </w:rPr>
+        <w:t>getBeliefDistribution</w:t>
+      </w:r>
+      <w:r>
+        <w:t>(</w:t>
+      </w:r>
+      <w:r>
+        <w:rPr>
+          <w:lang w:val="en-US"/>
+        </w:rPr>
+        <w:t>self</w:t>
+      </w:r>
+      <w:r>
+        <w:t>):</w:t>
+      </w:r>
+    </w:p>
+    <w:p>
+      <w:pPr>
+        <w:pStyle w:val="af"/>
+        <w:rPr>
+          <w:i/>
+          <w:iCs/>
+        </w:rPr>
+      </w:pPr>
+      <w:r>
+        <w:t xml:space="preserve">        </w:t>
+      </w:r>
+      <w:r>
+        <w:rPr>
+          <w:i/>
+          <w:iCs/>
+        </w:rPr>
+        <w:t>"""</w:t>
+      </w:r>
+    </w:p>
+    <w:p>
+      <w:pPr>
+        <w:pStyle w:val="af"/>
+        <w:rPr>
+          <w:i/>
+          <w:iCs/>
+        </w:rPr>
+      </w:pPr>
+      <w:r>
+        <w:rPr>
+          <w:i/>
+          <w:iCs/>
+        </w:rPr>
+        <w:t xml:space="preserve">        Метод преобразует список частиц в соответствующее </w:t>
+      </w:r>
+    </w:p>
+    <w:p>
+      <w:pPr>
+        <w:pStyle w:val="af"/>
+        <w:rPr>
+          <w:i/>
+          <w:iCs/>
+        </w:rPr>
+      </w:pPr>
+      <w:r>
+        <w:rPr>
+          <w:i/>
+          <w:iCs/>
+        </w:rPr>
+        <w:t xml:space="preserve">            распределение степеней уверенности. Метод должен возвращать </w:t>
+      </w:r>
+    </w:p>
+    <w:p>
+      <w:pPr>
+        <w:pStyle w:val="af"/>
+        <w:rPr>
+          <w:i/>
+          <w:iCs/>
+        </w:rPr>
+      </w:pPr>
+      <w:r>
+        <w:rPr>
+          <w:i/>
+          <w:iCs/>
+        </w:rPr>
+        <w:t xml:space="preserve">            нормализованное распределение типа </w:t>
+      </w:r>
+      <w:r>
+        <w:rPr>
+          <w:i/>
+          <w:iCs/>
+          <w:lang w:val="en-US"/>
+        </w:rPr>
+        <w:t>DiscreteDistribution</w:t>
+      </w:r>
+      <w:r>
+        <w:rPr>
+          <w:i/>
+          <w:iCs/>
+        </w:rPr>
+        <w:t>.</w:t>
+      </w:r>
+    </w:p>
+    <w:p>
+      <w:pPr>
+        <w:pStyle w:val="af"/>
+        <w:rPr>
+          <w:i/>
+          <w:iCs/>
+        </w:rPr>
+      </w:pPr>
+      <w:r>
+        <w:rPr>
+          <w:i/>
+          <w:iCs/>
+        </w:rPr>
+        <w:t xml:space="preserve">        """</w:t>
+      </w:r>
+    </w:p>
+    <w:p>
+      <w:pPr>
+        <w:pStyle w:val="af"/>
+      </w:pPr>
+    </w:p>
+    <w:p>
+      <w:pPr>
+        <w:pStyle w:val="af"/>
+        <w:rPr>
+          <w:b/>
+          <w:bCs/>
+        </w:rPr>
+      </w:pPr>
+      <w:r>
+        <w:t xml:space="preserve">        </w:t>
+      </w:r>
+      <w:r>
+        <w:rPr>
+          <w:b/>
+          <w:bCs/>
+        </w:rPr>
+        <w:t>"*** ВСТАВЬТЕ ВАШ КОД СЮДА ***"</w:t>
+      </w:r>
+    </w:p>
+    <w:p>
+      <w:pPr>
+        <w:pStyle w:val="af"/>
+      </w:pPr>
+      <w:r>
+        <w:t xml:space="preserve">        </w:t>
+      </w:r>
+    </w:p>
+    <w:p>
+      <w:pPr>
+        <w:pStyle w:val="af"/>
+      </w:pPr>
+      <w:r>
+        <w:t xml:space="preserve">        # дискретное распределение</w:t>
+      </w:r>
+    </w:p>
+    <w:p>
+      <w:pPr>
+        <w:pStyle w:val="af"/>
+      </w:pPr>
+      <w:r>
+        <w:t xml:space="preserve">        </w:t>
+      </w:r>
+      <w:r>
+        <w:rPr>
+          <w:lang w:val="en-US"/>
+        </w:rPr>
+        <w:t>beliefDist</w:t>
+      </w:r>
+      <w:r>
+        <w:t xml:space="preserve"> = </w:t>
+      </w:r>
+      <w:r>
+        <w:rPr>
+          <w:lang w:val="en-US"/>
+        </w:rPr>
+        <w:t>DiscreteDistribution</w:t>
+      </w:r>
+      <w:r>
+        <w:t>()</w:t>
+      </w:r>
+    </w:p>
+    <w:p>
+      <w:pPr>
+        <w:pStyle w:val="af"/>
+      </w:pPr>
+    </w:p>
+    <w:p>
+      <w:pPr>
+        <w:pStyle w:val="af"/>
+      </w:pPr>
+      <w:r>
+        <w:t xml:space="preserve">        # подсчёт числа частиц в каждой позиции</w:t>
+      </w:r>
+    </w:p>
+    <w:p>
+      <w:pPr>
+        <w:pStyle w:val="af"/>
+        <w:rPr>
+          <w:lang w:val="en-US"/>
+        </w:rPr>
+      </w:pPr>
+      <w:r>
+        <w:t xml:space="preserve">        </w:t>
+      </w:r>
+      <w:r>
+        <w:rPr>
+          <w:lang w:val="en-US"/>
+        </w:rPr>
+        <w:t>for pos in self.particles:</w:t>
+      </w:r>
+    </w:p>
+    <w:p>
+      <w:pPr>
+        <w:pStyle w:val="af"/>
+        <w:rPr>
+          <w:lang w:val="en-US"/>
+        </w:rPr>
+      </w:pPr>
+      <w:r>
+        <w:rPr>
+          <w:lang w:val="en-US"/>
+        </w:rPr>
+        <w:t xml:space="preserve">            beliefDist[pos] = beliefDist[pos] + 1</w:t>
+      </w:r>
+    </w:p>
+    <w:p>
+      <w:pPr>
+        <w:pStyle w:val="af"/>
+        <w:rPr>
+          <w:lang w:val="en-US"/>
+        </w:rPr>
+      </w:pPr>
+    </w:p>
+    <w:p>
+      <w:pPr>
+        <w:pStyle w:val="af"/>
+        <w:rPr>
+          <w:lang w:val="en-US"/>
+        </w:rPr>
+      </w:pPr>
+      <w:r>
+        <w:rPr>
+          <w:lang w:val="en-US"/>
+        </w:rPr>
+        <w:t xml:space="preserve">        # нормализация</w:t>
+      </w:r>
+    </w:p>
+    <w:p>
+      <w:pPr>
+        <w:pStyle w:val="af"/>
+        <w:rPr>
+          <w:lang w:val="en-US"/>
+        </w:rPr>
+      </w:pPr>
+      <w:r>
+        <w:rPr>
+          <w:lang w:val="en-US"/>
+        </w:rPr>
+        <w:t xml:space="preserve">        beliefDist.normalize()</w:t>
+      </w:r>
+    </w:p>
+    <w:p>
+      <w:pPr>
+        <w:pStyle w:val="af"/>
+        <w:ind w:firstLine="0"/>
+        <w:rPr>
+          <w:lang w:val="en-US"/>
+        </w:rPr>
+      </w:pPr>
+    </w:p>
+    <w:p>
+      <w:pPr>
+        <w:pStyle w:val="af"/>
+        <w:rPr>
+          <w:lang w:val="en-US"/>
+        </w:rPr>
+      </w:pPr>
+      <w:r>
+        <w:rPr>
+          <w:lang w:val="en-US"/>
+        </w:rPr>
+        <w:t xml:space="preserve">        return beliefDist</w:t>
+      </w:r>
+    </w:p>
+    <w:p>
+      <w:pPr>
+        <w:rPr>
+          <w:lang w:val="en-US"/>
+        </w:rPr>
+      </w:pPr>
+    </w:p>
+    <w:p>
+      <w:r>
+        <w:t>Правильность реализации метод</w:t>
+      </w:r>
+      <w:r>
+        <w:t>ов</w:t>
+      </w:r>
+      <w:r>
+        <w:t xml:space="preserve"> была проверена путём запуска автооценивателя (рисунок 3.</w:t>
+      </w:r>
+      <w:r>
+        <w:t>9</w:t>
+      </w:r>
+      <w:r>
+        <w:t>).</w:t>
+      </w:r>
+    </w:p>
+    <w:p>
+      <w:pPr>
+        <w:ind w:firstLine="0"/>
+      </w:pPr>
+    </w:p>
+    <w:p>
+      <w:pPr>
+        <w:ind w:firstLine="0"/>
+        <w:jc w:val="center"/>
+        <w:rPr>
+          <w:lang w:val="en-US"/>
+        </w:rPr>
+      </w:pPr>
+      <w:r>
+        <w:rPr>
+          <w:noProof/>
+        </w:rPr>
+        <w:drawing>
+          <wp:inline distT="0" distB="0" distL="0" distR="0" wp14:anchorId="7C46CFDA" wp14:editId="47021761">
+            <wp:extent cx="5372100" cy="790572"/>
+            <wp:effectExtent l="0" t="0" r="0" b="0"/>
+            <wp:docPr id="630664837" name="Рисунок 1"/>
+            <wp:cNvGraphicFramePr>
+              <a:graphicFrameLocks xmlns:a="http://schemas.openxmlformats.org/drawingml/2006/main" noChangeAspect="1"/>
+            </wp:cNvGraphicFramePr>
+            <a:graphic xmlns:a="http://schemas.openxmlformats.org/drawingml/2006/main">
+              <a:graphicData uri="http://schemas.openxmlformats.org/drawingml/2006/picture">
+                <pic:pic xmlns:pic="http://schemas.openxmlformats.org/drawingml/2006/picture">
+                  <pic:nvPicPr>
+                    <pic:cNvPr id="630664837" name=""/>
+                    <pic:cNvPicPr/>
+                  </pic:nvPicPr>
+                  <pic:blipFill>
+                    <a:blip r:embed="rId18"/>
+                    <a:stretch>
+                      <a:fillRect/>
+                    </a:stretch>
+                  </pic:blipFill>
+                  <pic:spPr>
+                    <a:xfrm>
+                      <a:off x="0" y="0"/>
+                      <a:ext cx="5392005" cy="793501"/>
+                    </a:xfrm>
+                    <a:prstGeom prst="rect">
+                      <a:avLst/>
+                    </a:prstGeom>
+                  </pic:spPr>
+                </pic:pic>
+              </a:graphicData>
+            </a:graphic>
+          </wp:inline>
+        </w:drawing>
+      </w:r>
+    </w:p>
+    <w:p>
+      <w:pPr>
+        <w:ind w:firstLine="0"/>
+        <w:jc w:val="center"/>
+      </w:pPr>
+      <w:r>
+        <w:t>Рисунок 3.</w:t>
+      </w:r>
+      <w:r>
+        <w:t xml:space="preserve">9 </w:t>
+      </w:r>
+      <w:r>
+        <w:sym w:font="Symbol" w:char="F02D"/>
+      </w:r>
+      <w:r>
+        <w:t xml:space="preserve"> Автооценивание метод</w:t>
+      </w:r>
+      <w:r>
+        <w:t xml:space="preserve">ов класса </w:t>
+      </w:r>
+      <w:r>
+        <w:rPr>
+          <w:rFonts w:ascii="Courier New" w:hAnsi="Courier New" w:cs="Courier New"/>
+          <w:sz w:val="24"/>
+          <w:szCs w:val="20"/>
+          <w:lang w:val="en-US"/>
+        </w:rPr>
+        <w:t>ParticleFilter</w:t>
       </w:r>
     </w:p>
     <w:p/>
@@ -10735,6 +8733,7 @@
         </w:numPr>
       </w:pPr>
       <w:r>
+        <w:lastRenderedPageBreak/>
         <w:t>ВЫВОД</w:t>
       </w:r>
     </w:p>
@@ -10764,8 +8763,8 @@
       </w:pPr>
     </w:p>
     <w:sectPr>
-      <w:headerReference w:type="default" r:id="rId18"/>
-      <w:headerReference w:type="first" r:id="rId19"/>
+      <w:headerReference w:type="default" r:id="rId19"/>
+      <w:headerReference w:type="first" r:id="rId20"/>
       <w:pgSz w:w="11906" w:h="16838"/>
       <w:pgMar w:top="851" w:right="567" w:bottom="851" w:left="1418" w:header="680" w:footer="680" w:gutter="0"/>
       <w:cols w:space="708"/>
@@ -13983,6 +11982,119 @@
     </w:lvl>
   </w:abstractNum>
   <w:abstractNum w:abstractNumId="32" w15:restartNumberingAfterBreak="0">
+    <w:nsid w:val="6E9346AF"/>
+    <w:multiLevelType w:val="multilevel"/>
+    <w:tmpl w:val="EB2E0CC4"/>
+    <w:lvl w:ilvl="0">
+      <w:start w:val="2"/>
+      <w:numFmt w:val="decimal"/>
+      <w:lvlText w:val="%1."/>
+      <w:lvlJc w:val="left"/>
+      <w:pPr>
+        <w:ind w:left="648" w:hanging="648"/>
+      </w:pPr>
+      <w:rPr>
+        <w:rFonts w:hint="default"/>
+      </w:rPr>
+    </w:lvl>
+    <w:lvl w:ilvl="1">
+      <w:start w:val="5"/>
+      <w:numFmt w:val="decimal"/>
+      <w:lvlText w:val="%1.%2."/>
+      <w:lvlJc w:val="left"/>
+      <w:pPr>
+        <w:ind w:left="720" w:hanging="720"/>
+      </w:pPr>
+      <w:rPr>
+        <w:rFonts w:hint="default"/>
+      </w:rPr>
+    </w:lvl>
+    <w:lvl w:ilvl="2">
+      <w:start w:val="1"/>
+      <w:numFmt w:val="decimal"/>
+      <w:lvlText w:val="%1.%2.%3."/>
+      <w:lvlJc w:val="left"/>
+      <w:pPr>
+        <w:ind w:left="720" w:hanging="720"/>
+      </w:pPr>
+      <w:rPr>
+        <w:rFonts w:hint="default"/>
+      </w:rPr>
+    </w:lvl>
+    <w:lvl w:ilvl="3">
+      <w:start w:val="1"/>
+      <w:numFmt w:val="decimal"/>
+      <w:lvlText w:val="%1.%2.%3.%4."/>
+      <w:lvlJc w:val="left"/>
+      <w:pPr>
+        <w:ind w:left="1080" w:hanging="1080"/>
+      </w:pPr>
+      <w:rPr>
+        <w:rFonts w:hint="default"/>
+      </w:rPr>
+    </w:lvl>
+    <w:lvl w:ilvl="4">
+      <w:start w:val="1"/>
+      <w:numFmt w:val="decimal"/>
+      <w:lvlText w:val="%1.%2.%3.%4.%5."/>
+      <w:lvlJc w:val="left"/>
+      <w:pPr>
+        <w:ind w:left="1080" w:hanging="1080"/>
+      </w:pPr>
+      <w:rPr>
+        <w:rFonts w:hint="default"/>
+      </w:rPr>
+    </w:lvl>
+    <w:lvl w:ilvl="5">
+      <w:start w:val="1"/>
+      <w:numFmt w:val="decimal"/>
+      <w:lvlText w:val="%1.%2.%3.%4.%5.%6."/>
+      <w:lvlJc w:val="left"/>
+      <w:pPr>
+        <w:ind w:left="1440" w:hanging="1440"/>
+      </w:pPr>
+      <w:rPr>
+        <w:rFonts w:hint="default"/>
+      </w:rPr>
+    </w:lvl>
+    <w:lvl w:ilvl="6">
+      <w:start w:val="1"/>
+      <w:numFmt w:val="decimal"/>
+      <w:lvlText w:val="%1.%2.%3.%4.%5.%6.%7."/>
+      <w:lvlJc w:val="left"/>
+      <w:pPr>
+        <w:ind w:left="1800" w:hanging="1800"/>
+      </w:pPr>
+      <w:rPr>
+        <w:rFonts w:hint="default"/>
+      </w:rPr>
+    </w:lvl>
+    <w:lvl w:ilvl="7">
+      <w:start w:val="1"/>
+      <w:numFmt w:val="decimal"/>
+      <w:lvlText w:val="%1.%2.%3.%4.%5.%6.%7.%8."/>
+      <w:lvlJc w:val="left"/>
+      <w:pPr>
+        <w:ind w:left="1800" w:hanging="1800"/>
+      </w:pPr>
+      <w:rPr>
+        <w:rFonts w:hint="default"/>
+      </w:rPr>
+    </w:lvl>
+    <w:lvl w:ilvl="8">
+      <w:start w:val="1"/>
+      <w:numFmt w:val="decimal"/>
+      <w:lvlText w:val="%1.%2.%3.%4.%5.%6.%7.%8.%9."/>
+      <w:lvlJc w:val="left"/>
+      <w:pPr>
+        <w:ind w:left="2160" w:hanging="2160"/>
+      </w:pPr>
+      <w:rPr>
+        <w:rFonts w:hint="default"/>
+      </w:rPr>
+    </w:lvl>
+  </w:abstractNum>
+  <w:abstractNum w:abstractNumId="33" w15:restartNumberingAfterBreak="0">
     <w:nsid w:val="6F07307D"/>
     <w:multiLevelType w:val="hybridMultilevel"/>
     <w:tmpl w:val="AC6ADF38"/>
@@ -14095,7 +12207,7 @@
       </w:rPr>
     </w:lvl>
   </w:abstractNum>
-  <w:abstractNum w:abstractNumId="33" w15:restartNumberingAfterBreak="0">
+  <w:abstractNum w:abstractNumId="34" w15:restartNumberingAfterBreak="0">
     <w:nsid w:val="6F1A7BCB"/>
     <w:multiLevelType w:val="hybridMultilevel"/>
     <w:tmpl w:val="1DEEAC22"/>
@@ -14184,7 +12296,7 @@
       </w:pPr>
     </w:lvl>
   </w:abstractNum>
-  <w:abstractNum w:abstractNumId="34" w15:restartNumberingAfterBreak="0">
+  <w:abstractNum w:abstractNumId="35" w15:restartNumberingAfterBreak="0">
     <w:nsid w:val="76417436"/>
     <w:multiLevelType w:val="hybridMultilevel"/>
     <w:tmpl w:val="D90C6236"/>
@@ -14273,7 +12385,7 @@
       </w:pPr>
     </w:lvl>
   </w:abstractNum>
-  <w:abstractNum w:abstractNumId="35" w15:restartNumberingAfterBreak="0">
+  <w:abstractNum w:abstractNumId="36" w15:restartNumberingAfterBreak="0">
     <w:nsid w:val="77170CDC"/>
     <w:multiLevelType w:val="hybridMultilevel"/>
     <w:tmpl w:val="0F3CF674"/>
@@ -14359,7 +12471,7 @@
       </w:pPr>
     </w:lvl>
   </w:abstractNum>
-  <w:abstractNum w:abstractNumId="36" w15:restartNumberingAfterBreak="0">
+  <w:abstractNum w:abstractNumId="37" w15:restartNumberingAfterBreak="0">
     <w:nsid w:val="77AA0B70"/>
     <w:multiLevelType w:val="multilevel"/>
     <w:tmpl w:val="0419001F"/>
@@ -14445,7 +12557,7 @@
       </w:pPr>
     </w:lvl>
   </w:abstractNum>
-  <w:abstractNum w:abstractNumId="37" w15:restartNumberingAfterBreak="0">
+  <w:abstractNum w:abstractNumId="38" w15:restartNumberingAfterBreak="0">
     <w:nsid w:val="7EB527D0"/>
     <w:multiLevelType w:val="hybridMultilevel"/>
     <w:tmpl w:val="5ACA58B0"/>
@@ -14553,7 +12665,7 @@
     <w:abstractNumId w:val="24"/>
   </w:num>
   <w:num w:numId="7" w16cid:durableId="501702979">
-    <w:abstractNumId w:val="37"/>
+    <w:abstractNumId w:val="38"/>
   </w:num>
   <w:num w:numId="8" w16cid:durableId="577986243">
     <w:abstractNumId w:val="28"/>
@@ -14565,7 +12677,7 @@
     <w:abstractNumId w:val="10"/>
   </w:num>
   <w:num w:numId="11" w16cid:durableId="1082993848">
-    <w:abstractNumId w:val="34"/>
+    <w:abstractNumId w:val="35"/>
   </w:num>
   <w:num w:numId="12" w16cid:durableId="1877619112">
     <w:abstractNumId w:val="4"/>
@@ -14574,7 +12686,7 @@
     <w:abstractNumId w:val="2"/>
   </w:num>
   <w:num w:numId="14" w16cid:durableId="1062406712">
-    <w:abstractNumId w:val="36"/>
+    <w:abstractNumId w:val="37"/>
   </w:num>
   <w:num w:numId="15" w16cid:durableId="2045709851">
     <w:abstractNumId w:val="26"/>
@@ -14601,7 +12713,7 @@
     <w:abstractNumId w:val="11"/>
   </w:num>
   <w:num w:numId="23" w16cid:durableId="887179501">
-    <w:abstractNumId w:val="35"/>
+    <w:abstractNumId w:val="36"/>
   </w:num>
   <w:num w:numId="24" w16cid:durableId="136185210">
     <w:abstractNumId w:val="29"/>
@@ -14610,10 +12722,10 @@
     <w:abstractNumId w:val="7"/>
   </w:num>
   <w:num w:numId="26" w16cid:durableId="571081611">
-    <w:abstractNumId w:val="33"/>
+    <w:abstractNumId w:val="34"/>
   </w:num>
   <w:num w:numId="27" w16cid:durableId="105469836">
-    <w:abstractNumId w:val="32"/>
+    <w:abstractNumId w:val="33"/>
   </w:num>
   <w:num w:numId="28" w16cid:durableId="1029839219">
     <w:abstractNumId w:val="5"/>
@@ -14647,6 +12759,9 @@
   </w:num>
   <w:num w:numId="38" w16cid:durableId="1845902624">
     <w:abstractNumId w:val="14"/>
+  </w:num>
+  <w:num w:numId="39" w16cid:durableId="1765689831">
+    <w:abstractNumId w:val="32"/>
   </w:num>
 </w:numbering>
 </file>

--- a/8 семестр/МиСИИ/ЛР 5/МиСИИ ЛР 5.docx
+++ b/8 семестр/МиСИИ/ЛР 5/МиСИИ ЛР 5.docx
@@ -620,8 +620,8 @@
           <w:noProof/>
         </w:rPr>
         <w:drawing>
-          <wp:inline distT="0" distB="0" distL="0" distR="0" wp14:anchorId="016FBCDD" wp14:editId="60EE38C3">
-            <wp:extent cx="2611120" cy="1130935"/>
+          <wp:inline distT="0" distB="0" distL="0" distR="0" wp14:anchorId="016FBCDD" wp14:editId="1F4E5D71">
+            <wp:extent cx="2352174" cy="1018780"/>
             <wp:effectExtent l="0" t="0" r="0" b="0"/>
             <wp:docPr id="552759002" name="Рисунок 1"/>
             <wp:cNvGraphicFramePr>
@@ -652,7 +652,7 @@
                   <pic:spPr bwMode="auto">
                     <a:xfrm>
                       <a:off x="0" y="0"/>
-                      <a:ext cx="2611120" cy="1130935"/>
+                      <a:ext cx="2364319" cy="1024040"/>
                     </a:xfrm>
                     <a:prstGeom prst="rect">
                       <a:avLst/>
@@ -1259,9 +1259,55 @@
       </w:pPr>
       <w:r>
         <w:rPr>
-          <w:lang w:val="en-US"/>
-        </w:rPr>
-        <w:t>.</w:t>
+          <w:b/>
+          <w:bCs/>
+        </w:rPr>
+        <w:t>Задание 10</w:t>
+      </w:r>
+      <w:r>
+        <w:t xml:space="preserve">: </w:t>
+      </w:r>
+      <w:r>
+        <w:t xml:space="preserve">реализовать метод </w:t>
+      </w:r>
+      <w:r>
+        <w:rPr>
+          <w:rFonts w:ascii="Courier New" w:hAnsi="Courier New" w:cs="Courier New"/>
+          <w:sz w:val="24"/>
+          <w:szCs w:val="20"/>
+        </w:rPr>
+        <w:t>observUpdate</w:t>
+      </w:r>
+      <w:r>
+        <w:rPr>
+          <w:sz w:val="24"/>
+          <w:szCs w:val="20"/>
+        </w:rPr>
+        <w:t xml:space="preserve"> </w:t>
+      </w:r>
+      <w:r>
+        <w:t xml:space="preserve">класса </w:t>
+      </w:r>
+      <w:r>
+        <w:rPr>
+          <w:rFonts w:ascii="Courier New" w:hAnsi="Courier New" w:cs="Courier New"/>
+          <w:sz w:val="24"/>
+          <w:szCs w:val="20"/>
+        </w:rPr>
+        <w:t>ParticleFilter</w:t>
+      </w:r>
+      <w:r>
+        <w:rPr>
+          <w:sz w:val="24"/>
+          <w:szCs w:val="20"/>
+        </w:rPr>
+        <w:t xml:space="preserve"> </w:t>
+      </w:r>
+      <w:r>
+        <w:t>в файле inference.py. Метод осуществляет обновление на основе наблюдения</w:t>
+      </w:r>
+      <w:r>
+        <w:t>;</w:t>
       </w:r>
     </w:p>
     <w:p>
@@ -1275,25 +1321,13 @@
       </w:pPr>
       <w:r>
         <w:rPr>
-          <w:lang w:val="en-US"/>
-        </w:rPr>
-        <w:t>.</w:t>
-      </w:r>
-    </w:p>
-    <w:p>
-      <w:pPr>
-        <w:pStyle w:val="aa"/>
-        <w:numPr>
-          <w:ilvl w:val="0"/>
-          <w:numId w:val="38"/>
-        </w:numPr>
-        <w:ind w:left="1134" w:hanging="708"/>
-      </w:pPr>
-      <w:r>
-        <w:rPr>
-          <w:lang w:val="en-US"/>
-        </w:rPr>
-        <w:t>.</w:t>
+          <w:b/>
+          <w:bCs/>
+        </w:rPr>
+        <w:t>Задание 11</w:t>
+      </w:r>
+      <w:r>
+        <w:t xml:space="preserve">: </w:t>
       </w:r>
     </w:p>
     <w:p>
@@ -1522,6 +1556,7 @@
       <w:r>
         <w:t xml:space="preserve">def </w:t>
       </w:r>
+      <w:proofErr w:type="gramStart"/>
       <w:r>
         <w:rPr>
           <w:b/>
@@ -1530,7 +1565,19 @@
         <w:t>constructBayesNet</w:t>
       </w:r>
       <w:r>
-        <w:t>(gameState: hunters.GameState):</w:t>
+        <w:t>(</w:t>
+      </w:r>
+      <w:proofErr w:type="gramEnd"/>
+      <w:r>
+        <w:t xml:space="preserve">gameState: </w:t>
+      </w:r>
+      <w:proofErr w:type="gramStart"/>
+      <w:r>
+        <w:t>hunters.GameState</w:t>
+      </w:r>
+      <w:proofErr w:type="gramEnd"/>
+      <w:r>
+        <w:t>):</w:t>
       </w:r>
     </w:p>
     <w:p>
@@ -1665,7 +1712,21 @@
         <w:rPr>
           <w:lang w:val="en-US"/>
         </w:rPr>
-        <w:t xml:space="preserve">    X_RANGE = gameState.getWalls().width    # </w:t>
+        <w:t>    X_RANGE = gameState.getWalls(</w:t>
+      </w:r>
+      <w:proofErr w:type="gramStart"/>
+      <w:r>
+        <w:rPr>
+          <w:lang w:val="en-US"/>
+        </w:rPr>
+        <w:t>).width</w:t>
+      </w:r>
+      <w:proofErr w:type="gramEnd"/>
+      <w:r>
+        <w:rPr>
+          <w:lang w:val="en-US"/>
+        </w:rPr>
+        <w:t xml:space="preserve">    # </w:t>
       </w:r>
       <w:r>
         <w:t>ширина</w:t>
@@ -1682,7 +1743,21 @@
         <w:rPr>
           <w:lang w:val="en-US"/>
         </w:rPr>
-        <w:t xml:space="preserve">    Y_RANGE = gameState.getWalls().height   # </w:t>
+        <w:t>    Y_RANGE = gameState.getWalls(</w:t>
+      </w:r>
+      <w:proofErr w:type="gramStart"/>
+      <w:r>
+        <w:rPr>
+          <w:lang w:val="en-US"/>
+        </w:rPr>
+        <w:t>).height</w:t>
+      </w:r>
+      <w:proofErr w:type="gramEnd"/>
+      <w:r>
+        <w:rPr>
+          <w:lang w:val="en-US"/>
+        </w:rPr>
+        <w:t xml:space="preserve">   # </w:t>
       </w:r>
       <w:r>
         <w:t>высота</w:t>
@@ -1900,35 +1975,77 @@
         <w:rPr>
           <w:lang w:val="en-US"/>
         </w:rPr>
-        <w:t>    variableDomainsDict[PAC] = pos_domain</w:t>
-      </w:r>
-    </w:p>
-    <w:p>
-      <w:pPr>
-        <w:pStyle w:val="af"/>
-        <w:rPr>
-          <w:lang w:val="en-US"/>
-        </w:rPr>
-      </w:pPr>
-      <w:r>
-        <w:rPr>
-          <w:lang w:val="en-US"/>
-        </w:rPr>
-        <w:t>    variableDomainsDict[GHOST0] = pos_domain</w:t>
-      </w:r>
-    </w:p>
-    <w:p>
-      <w:pPr>
-        <w:pStyle w:val="af"/>
-        <w:rPr>
-          <w:lang w:val="en-US"/>
-        </w:rPr>
-      </w:pPr>
-      <w:r>
-        <w:rPr>
-          <w:lang w:val="en-US"/>
-        </w:rPr>
-        <w:t>    variableDomainsDict[GHOST1] = pos_domain</w:t>
+        <w:t xml:space="preserve">    </w:t>
+      </w:r>
+      <w:proofErr w:type="gramStart"/>
+      <w:r>
+        <w:rPr>
+          <w:lang w:val="en-US"/>
+        </w:rPr>
+        <w:t>variableDomainsDict[</w:t>
+      </w:r>
+      <w:proofErr w:type="gramEnd"/>
+      <w:r>
+        <w:rPr>
+          <w:lang w:val="en-US"/>
+        </w:rPr>
+        <w:t>PAC] = pos_domain</w:t>
+      </w:r>
+    </w:p>
+    <w:p>
+      <w:pPr>
+        <w:pStyle w:val="af"/>
+        <w:rPr>
+          <w:lang w:val="en-US"/>
+        </w:rPr>
+      </w:pPr>
+      <w:r>
+        <w:rPr>
+          <w:lang w:val="en-US"/>
+        </w:rPr>
+        <w:t xml:space="preserve">    </w:t>
+      </w:r>
+      <w:proofErr w:type="gramStart"/>
+      <w:r>
+        <w:rPr>
+          <w:lang w:val="en-US"/>
+        </w:rPr>
+        <w:t>variableDomainsDict[</w:t>
+      </w:r>
+      <w:proofErr w:type="gramEnd"/>
+      <w:r>
+        <w:rPr>
+          <w:lang w:val="en-US"/>
+        </w:rPr>
+        <w:t>GHOST0] = pos_domain</w:t>
+      </w:r>
+    </w:p>
+    <w:p>
+      <w:pPr>
+        <w:pStyle w:val="af"/>
+        <w:rPr>
+          <w:lang w:val="en-US"/>
+        </w:rPr>
+      </w:pPr>
+      <w:r>
+        <w:rPr>
+          <w:lang w:val="en-US"/>
+        </w:rPr>
+        <w:t xml:space="preserve">    </w:t>
+      </w:r>
+      <w:proofErr w:type="gramStart"/>
+      <w:r>
+        <w:rPr>
+          <w:lang w:val="en-US"/>
+        </w:rPr>
+        <w:t>variableDomainsDict[</w:t>
+      </w:r>
+      <w:proofErr w:type="gramEnd"/>
+      <w:r>
+        <w:rPr>
+          <w:lang w:val="en-US"/>
+        </w:rPr>
+        <w:t>GHOST1] = pos_domain</w:t>
       </w:r>
     </w:p>
     <w:p>
@@ -1999,7 +2116,21 @@
         <w:rPr>
           <w:lang w:val="en-US"/>
         </w:rPr>
-        <w:t>    obs_domain = list(range(0, max_dist + MAX_NOISE + 1))</w:t>
+        <w:t xml:space="preserve">    obs_domain = </w:t>
+      </w:r>
+      <w:proofErr w:type="gramStart"/>
+      <w:r>
+        <w:rPr>
+          <w:lang w:val="en-US"/>
+        </w:rPr>
+        <w:t>list(range(</w:t>
+      </w:r>
+      <w:proofErr w:type="gramEnd"/>
+      <w:r>
+        <w:rPr>
+          <w:lang w:val="en-US"/>
+        </w:rPr>
+        <w:t>0, max_dist + MAX_NOISE + 1))</w:t>
       </w:r>
     </w:p>
     <w:p>
@@ -2027,21 +2158,49 @@
         <w:rPr>
           <w:lang w:val="en-US"/>
         </w:rPr>
-        <w:t>    variableDomainsDict[OBS0] = obs_domain</w:t>
-      </w:r>
-    </w:p>
-    <w:p>
-      <w:pPr>
-        <w:pStyle w:val="af"/>
-        <w:rPr>
-          <w:lang w:val="en-US"/>
-        </w:rPr>
-      </w:pPr>
-      <w:r>
-        <w:rPr>
-          <w:lang w:val="en-US"/>
-        </w:rPr>
-        <w:t>    variableDomainsDict[OBS1] = obs_domain</w:t>
+        <w:t xml:space="preserve">    </w:t>
+      </w:r>
+      <w:proofErr w:type="gramStart"/>
+      <w:r>
+        <w:rPr>
+          <w:lang w:val="en-US"/>
+        </w:rPr>
+        <w:t>variableDomainsDict[</w:t>
+      </w:r>
+      <w:proofErr w:type="gramEnd"/>
+      <w:r>
+        <w:rPr>
+          <w:lang w:val="en-US"/>
+        </w:rPr>
+        <w:t>OBS0] = obs_domain</w:t>
+      </w:r>
+    </w:p>
+    <w:p>
+      <w:pPr>
+        <w:pStyle w:val="af"/>
+        <w:rPr>
+          <w:lang w:val="en-US"/>
+        </w:rPr>
+      </w:pPr>
+      <w:r>
+        <w:rPr>
+          <w:lang w:val="en-US"/>
+        </w:rPr>
+        <w:t xml:space="preserve">    </w:t>
+      </w:r>
+      <w:proofErr w:type="gramStart"/>
+      <w:r>
+        <w:rPr>
+          <w:lang w:val="en-US"/>
+        </w:rPr>
+        <w:t>variableDomainsDict[</w:t>
+      </w:r>
+      <w:proofErr w:type="gramEnd"/>
+      <w:r>
+        <w:rPr>
+          <w:lang w:val="en-US"/>
+        </w:rPr>
+        <w:t>OBS1] = obs_domain</w:t>
       </w:r>
     </w:p>
     <w:p>
@@ -2150,7 +2309,25 @@
           <w:iCs/>
           <w:lang w:val="en-US"/>
         </w:rPr>
-        <w:t>net = bn.constructEmptyBayesNet(variables, edges, variableDomainsDict)</w:t>
+        <w:t xml:space="preserve">net = </w:t>
+      </w:r>
+      <w:proofErr w:type="gramStart"/>
+      <w:r>
+        <w:rPr>
+          <w:i/>
+          <w:iCs/>
+          <w:lang w:val="en-US"/>
+        </w:rPr>
+        <w:t>bn.constructEmptyBayesNet</w:t>
+      </w:r>
+      <w:proofErr w:type="gramEnd"/>
+      <w:r>
+        <w:rPr>
+          <w:i/>
+          <w:iCs/>
+          <w:lang w:val="en-US"/>
+        </w:rPr>
+        <w:t>(variables, edges, variableDomainsDict)</w:t>
       </w:r>
     </w:p>
     <w:p>
@@ -2378,6 +2555,7 @@
         </w:rPr>
         <w:t xml:space="preserve">def </w:t>
       </w:r>
+      <w:proofErr w:type="gramStart"/>
       <w:r>
         <w:rPr>
           <w:b/>
@@ -2390,7 +2568,28 @@
         <w:rPr>
           <w:lang w:val="en-US"/>
         </w:rPr>
-        <w:t>(factors: List[Factor]):</w:t>
+        <w:t>(</w:t>
+      </w:r>
+      <w:proofErr w:type="gramEnd"/>
+      <w:r>
+        <w:rPr>
+          <w:lang w:val="en-US"/>
+        </w:rPr>
+        <w:t xml:space="preserve">factors: </w:t>
+      </w:r>
+      <w:proofErr w:type="gramStart"/>
+      <w:r>
+        <w:rPr>
+          <w:lang w:val="en-US"/>
+        </w:rPr>
+        <w:t>List[</w:t>
+      </w:r>
+      <w:proofErr w:type="gramEnd"/>
+      <w:r>
+        <w:rPr>
+          <w:lang w:val="en-US"/>
+        </w:rPr>
+        <w:t>Factor]):</w:t>
       </w:r>
     </w:p>
     <w:p>
@@ -2451,7 +2650,21 @@
         <w:rPr>
           <w:lang w:val="en-US"/>
         </w:rPr>
-        <w:t>setsOfUnconditioned = [set(factor.unconditionedVariables()) for factor in factors]</w:t>
+        <w:t>setsOfUnconditioned = [set(</w:t>
+      </w:r>
+      <w:proofErr w:type="gramStart"/>
+      <w:r>
+        <w:rPr>
+          <w:lang w:val="en-US"/>
+        </w:rPr>
+        <w:t>factor.unconditionedVariables</w:t>
+      </w:r>
+      <w:proofErr w:type="gramEnd"/>
+      <w:r>
+        <w:rPr>
+          <w:lang w:val="en-US"/>
+        </w:rPr>
+        <w:t>()) for factor in factors]</w:t>
       </w:r>
     </w:p>
     <w:p>
@@ -2488,7 +2701,21 @@
         <w:rPr>
           <w:lang w:val="en-US"/>
         </w:rPr>
-        <w:t>       intersect = functools.reduce(lambda x, y: x &amp; y, setsOfUnconditioned)</w:t>
+        <w:t xml:space="preserve">       intersect = </w:t>
+      </w:r>
+      <w:proofErr w:type="gramStart"/>
+      <w:r>
+        <w:rPr>
+          <w:lang w:val="en-US"/>
+        </w:rPr>
+        <w:t>functools.reduce</w:t>
+      </w:r>
+      <w:proofErr w:type="gramEnd"/>
+      <w:r>
+        <w:rPr>
+          <w:lang w:val="en-US"/>
+        </w:rPr>
+        <w:t>(lambda x, y: x &amp; y, setsOfUnconditioned)</w:t>
       </w:r>
     </w:p>
     <w:p>
@@ -2524,25 +2751,47 @@
         </w:rPr>
         <w:tab/>
       </w:r>
-      <w:r>
-        <w:rPr>
-          <w:lang w:val="en-US"/>
-        </w:rPr>
-        <w:t>print("Factor failed joinFactors typecheck: ", factor)</w:t>
-      </w:r>
-    </w:p>
-    <w:p>
-      <w:pPr>
-        <w:pStyle w:val="af"/>
-        <w:rPr>
-          <w:lang w:val="en-US"/>
-        </w:rPr>
-      </w:pPr>
-      <w:r>
-        <w:rPr>
-          <w:lang w:val="en-US"/>
-        </w:rPr>
-        <w:t>          raise ValueError("unconditionedVariables can only appear in one factor. \n"</w:t>
+      <w:proofErr w:type="gramStart"/>
+      <w:r>
+        <w:rPr>
+          <w:lang w:val="en-US"/>
+        </w:rPr>
+        <w:t>print(</w:t>
+      </w:r>
+      <w:proofErr w:type="gramEnd"/>
+      <w:r>
+        <w:rPr>
+          <w:lang w:val="en-US"/>
+        </w:rPr>
+        <w:t>"Factor failed joinFactors typecheck: ", factor)</w:t>
+      </w:r>
+    </w:p>
+    <w:p>
+      <w:pPr>
+        <w:pStyle w:val="af"/>
+        <w:rPr>
+          <w:lang w:val="en-US"/>
+        </w:rPr>
+      </w:pPr>
+      <w:r>
+        <w:rPr>
+          <w:lang w:val="en-US"/>
+        </w:rPr>
+        <w:t xml:space="preserve">          raise </w:t>
+      </w:r>
+      <w:proofErr w:type="gramStart"/>
+      <w:r>
+        <w:rPr>
+          <w:lang w:val="en-US"/>
+        </w:rPr>
+        <w:t>ValueError(</w:t>
+      </w:r>
+      <w:proofErr w:type="gramEnd"/>
+      <w:r>
+        <w:rPr>
+          <w:lang w:val="en-US"/>
+        </w:rPr>
+        <w:t>"unconditionedVariables can only appear in one factor. \n"</w:t>
       </w:r>
       <w:r>
         <w:rPr>
@@ -2590,7 +2839,35 @@
         <w:rPr>
           <w:lang w:val="en-US"/>
         </w:rPr>
-        <w:t>"\n".join(map(str, factors)))</w:t>
+        <w:t>"\n</w:t>
+      </w:r>
+      <w:proofErr w:type="gramStart"/>
+      <w:r>
+        <w:rPr>
+          <w:lang w:val="en-US"/>
+        </w:rPr>
+        <w:t>".join</w:t>
+      </w:r>
+      <w:proofErr w:type="gramEnd"/>
+      <w:r>
+        <w:rPr>
+          <w:lang w:val="en-US"/>
+        </w:rPr>
+        <w:t>(</w:t>
+      </w:r>
+      <w:proofErr w:type="gramStart"/>
+      <w:r>
+        <w:rPr>
+          <w:lang w:val="en-US"/>
+        </w:rPr>
+        <w:t>map(</w:t>
+      </w:r>
+      <w:proofErr w:type="gramEnd"/>
+      <w:r>
+        <w:rPr>
+          <w:lang w:val="en-US"/>
+        </w:rPr>
+        <w:t>str, factors)))</w:t>
       </w:r>
     </w:p>
     <w:p>
@@ -2686,15 +2963,39 @@
         <w:t xml:space="preserve">    </w:t>
       </w:r>
       <w:r>
-        <w:t>conditional = set([])   # условные переменные</w:t>
-      </w:r>
-    </w:p>
-    <w:p>
-      <w:pPr>
-        <w:pStyle w:val="af"/>
-      </w:pPr>
-      <w:r>
-        <w:t>    unconditional = set([]) # безусловные переменные</w:t>
+        <w:t xml:space="preserve">conditional = </w:t>
+      </w:r>
+      <w:proofErr w:type="gramStart"/>
+      <w:r>
+        <w:t>set(</w:t>
+      </w:r>
+      <w:proofErr w:type="gramEnd"/>
+      <w:r>
+        <w:t>[</w:t>
+      </w:r>
+      <w:proofErr w:type="gramStart"/>
+      <w:r>
+        <w:t xml:space="preserve">])   </w:t>
+      </w:r>
+      <w:proofErr w:type="gramEnd"/>
+      <w:r>
+        <w:t># условные переменные</w:t>
+      </w:r>
+    </w:p>
+    <w:p>
+      <w:pPr>
+        <w:pStyle w:val="af"/>
+      </w:pPr>
+      <w:r>
+        <w:t xml:space="preserve">    unconditional = </w:t>
+      </w:r>
+      <w:proofErr w:type="gramStart"/>
+      <w:r>
+        <w:t>set(</w:t>
+      </w:r>
+      <w:proofErr w:type="gramEnd"/>
+      <w:r>
+        <w:t>[]) # безусловные переменные</w:t>
       </w:r>
     </w:p>
     <w:p>
@@ -2732,7 +3033,21 @@
         <w:rPr>
           <w:lang w:val="en-US"/>
         </w:rPr>
-        <w:t>for f in factor.conditionedVariables():</w:t>
+        <w:t xml:space="preserve">for f in </w:t>
+      </w:r>
+      <w:proofErr w:type="gramStart"/>
+      <w:r>
+        <w:rPr>
+          <w:lang w:val="en-US"/>
+        </w:rPr>
+        <w:t>factor.conditionedVariables</w:t>
+      </w:r>
+      <w:proofErr w:type="gramEnd"/>
+      <w:r>
+        <w:rPr>
+          <w:lang w:val="en-US"/>
+        </w:rPr>
+        <w:t>():</w:t>
       </w:r>
     </w:p>
     <w:p>
@@ -2760,7 +3075,21 @@
         <w:rPr>
           <w:lang w:val="en-US"/>
         </w:rPr>
-        <w:t>        for f in factor.unconditionedVariables():</w:t>
+        <w:t xml:space="preserve">        for f in </w:t>
+      </w:r>
+      <w:proofErr w:type="gramStart"/>
+      <w:r>
+        <w:rPr>
+          <w:lang w:val="en-US"/>
+        </w:rPr>
+        <w:t>factor.unconditionedVariables</w:t>
+      </w:r>
+      <w:proofErr w:type="gramEnd"/>
+      <w:r>
+        <w:rPr>
+          <w:lang w:val="en-US"/>
+        </w:rPr>
+        <w:t>():</w:t>
       </w:r>
     </w:p>
     <w:p>
@@ -2861,7 +3190,21 @@
         <w:rPr>
           <w:lang w:val="en-US"/>
         </w:rPr>
-        <w:t>    variableDomainsDict = allFactors[0].variableDomainsDict()</w:t>
+        <w:t>    variableDomainsDict = allFactors[0</w:t>
+      </w:r>
+      <w:proofErr w:type="gramStart"/>
+      <w:r>
+        <w:rPr>
+          <w:lang w:val="en-US"/>
+        </w:rPr>
+        <w:t>].variableDomainsDict</w:t>
+      </w:r>
+      <w:proofErr w:type="gramEnd"/>
+      <w:r>
+        <w:rPr>
+          <w:lang w:val="en-US"/>
+        </w:rPr>
+        <w:t>()</w:t>
       </w:r>
     </w:p>
     <w:p>
@@ -2918,7 +3261,21 @@
         <w:rPr>
           <w:lang w:val="en-US"/>
         </w:rPr>
-        <w:t>    newCPT = Factor(unconditional, conditional, variableDomainsDict)</w:t>
+        <w:t xml:space="preserve">    newCPT = </w:t>
+      </w:r>
+      <w:proofErr w:type="gramStart"/>
+      <w:r>
+        <w:rPr>
+          <w:lang w:val="en-US"/>
+        </w:rPr>
+        <w:t>Factor(</w:t>
+      </w:r>
+      <w:proofErr w:type="gramEnd"/>
+      <w:r>
+        <w:rPr>
+          <w:lang w:val="en-US"/>
+        </w:rPr>
+        <w:t>unconditional, conditional, variableDomainsDict)</w:t>
       </w:r>
     </w:p>
     <w:p>
@@ -3017,7 +3374,21 @@
         <w:rPr>
           <w:lang w:val="en-US"/>
         </w:rPr>
-        <w:t>            probability *= factor.getProbability(assignment)</w:t>
+        <w:t xml:space="preserve">            probability *= </w:t>
+      </w:r>
+      <w:proofErr w:type="gramStart"/>
+      <w:r>
+        <w:rPr>
+          <w:lang w:val="en-US"/>
+        </w:rPr>
+        <w:t>factor.getProbability</w:t>
+      </w:r>
+      <w:proofErr w:type="gramEnd"/>
+      <w:r>
+        <w:rPr>
+          <w:lang w:val="en-US"/>
+        </w:rPr>
+        <w:t>(assignment)</w:t>
       </w:r>
     </w:p>
     <w:p>
@@ -3273,6 +3644,7 @@
         </w:rPr>
         <w:t xml:space="preserve">def </w:t>
       </w:r>
+      <w:proofErr w:type="gramStart"/>
       <w:r>
         <w:rPr>
           <w:b/>
@@ -3285,7 +3657,14 @@
         <w:rPr>
           <w:lang w:val="en-US"/>
         </w:rPr>
-        <w:t>(factor: Factor, eliminationVariable: str):</w:t>
+        <w:t>(</w:t>
+      </w:r>
+      <w:proofErr w:type="gramEnd"/>
+      <w:r>
+        <w:rPr>
+          <w:lang w:val="en-US"/>
+        </w:rPr>
+        <w:t>factor: Factor, eliminationVariable: str):</w:t>
       </w:r>
     </w:p>
     <w:p>
@@ -3393,35 +3772,77 @@
         <w:rPr>
           <w:lang w:val="en-US"/>
         </w:rPr>
-        <w:t xml:space="preserve">        if eliminationVariable not in factor.unconditionedVariables():</w:t>
-      </w:r>
-    </w:p>
-    <w:p>
-      <w:pPr>
-        <w:pStyle w:val="af"/>
-        <w:rPr>
-          <w:lang w:val="en-US"/>
-        </w:rPr>
-      </w:pPr>
-      <w:r>
-        <w:rPr>
-          <w:lang w:val="en-US"/>
-        </w:rPr>
-        <w:t xml:space="preserve">            print("Factor failed eliminate typecheck: ", factor)</w:t>
-      </w:r>
-    </w:p>
-    <w:p>
-      <w:pPr>
-        <w:pStyle w:val="af"/>
-        <w:rPr>
-          <w:lang w:val="en-US"/>
-        </w:rPr>
-      </w:pPr>
-      <w:r>
-        <w:rPr>
-          <w:lang w:val="en-US"/>
-        </w:rPr>
-        <w:t xml:space="preserve">            raise ValueError("Elimination variable is not an unconditioned variable in this factor\n" + "eliminationVariable: " + str(eliminationVariable) +</w:t>
+        <w:t xml:space="preserve">        if eliminationVariable not in </w:t>
+      </w:r>
+      <w:proofErr w:type="gramStart"/>
+      <w:r>
+        <w:rPr>
+          <w:lang w:val="en-US"/>
+        </w:rPr>
+        <w:t>factor.unconditionedVariables</w:t>
+      </w:r>
+      <w:proofErr w:type="gramEnd"/>
+      <w:r>
+        <w:rPr>
+          <w:lang w:val="en-US"/>
+        </w:rPr>
+        <w:t>():</w:t>
+      </w:r>
+    </w:p>
+    <w:p>
+      <w:pPr>
+        <w:pStyle w:val="af"/>
+        <w:rPr>
+          <w:lang w:val="en-US"/>
+        </w:rPr>
+      </w:pPr>
+      <w:r>
+        <w:rPr>
+          <w:lang w:val="en-US"/>
+        </w:rPr>
+        <w:t xml:space="preserve">            </w:t>
+      </w:r>
+      <w:proofErr w:type="gramStart"/>
+      <w:r>
+        <w:rPr>
+          <w:lang w:val="en-US"/>
+        </w:rPr>
+        <w:t>print(</w:t>
+      </w:r>
+      <w:proofErr w:type="gramEnd"/>
+      <w:r>
+        <w:rPr>
+          <w:lang w:val="en-US"/>
+        </w:rPr>
+        <w:t>"Factor failed eliminate typecheck: ", factor)</w:t>
+      </w:r>
+    </w:p>
+    <w:p>
+      <w:pPr>
+        <w:pStyle w:val="af"/>
+        <w:rPr>
+          <w:lang w:val="en-US"/>
+        </w:rPr>
+      </w:pPr>
+      <w:r>
+        <w:rPr>
+          <w:lang w:val="en-US"/>
+        </w:rPr>
+        <w:t xml:space="preserve">            raise </w:t>
+      </w:r>
+      <w:proofErr w:type="gramStart"/>
+      <w:r>
+        <w:rPr>
+          <w:lang w:val="en-US"/>
+        </w:rPr>
+        <w:t>ValueError(</w:t>
+      </w:r>
+      <w:proofErr w:type="gramEnd"/>
+      <w:r>
+        <w:rPr>
+          <w:lang w:val="en-US"/>
+        </w:rPr>
+        <w:t>"Elimination variable is not an unconditioned variable in this factor\n" + "eliminationVariable: " + str(eliminationVariable) +</w:t>
       </w:r>
       <w:r>
         <w:rPr>
@@ -3433,7 +3854,21 @@
         <w:rPr>
           <w:lang w:val="en-US"/>
         </w:rPr>
-        <w:t>"\nunconditionedVariables:" + str(factor.unconditionedVariables()))</w:t>
+        <w:t>"\nunconditionedVariables:" + str(</w:t>
+      </w:r>
+      <w:proofErr w:type="gramStart"/>
+      <w:r>
+        <w:rPr>
+          <w:lang w:val="en-US"/>
+        </w:rPr>
+        <w:t>factor.unconditionedVariables</w:t>
+      </w:r>
+      <w:proofErr w:type="gramEnd"/>
+      <w:r>
+        <w:rPr>
+          <w:lang w:val="en-US"/>
+        </w:rPr>
+        <w:t>()))</w:t>
       </w:r>
     </w:p>
     <w:p>
@@ -3461,35 +3896,77 @@
         <w:rPr>
           <w:lang w:val="en-US"/>
         </w:rPr>
-        <w:t xml:space="preserve">        if len(factor.unconditionedVariables()) == 1:</w:t>
-      </w:r>
-    </w:p>
-    <w:p>
-      <w:pPr>
-        <w:pStyle w:val="af"/>
-        <w:rPr>
-          <w:lang w:val="en-US"/>
-        </w:rPr>
-      </w:pPr>
-      <w:r>
-        <w:rPr>
-          <w:lang w:val="en-US"/>
-        </w:rPr>
-        <w:t xml:space="preserve">            print("Factor failed eliminate typecheck: ", factor)</w:t>
-      </w:r>
-    </w:p>
-    <w:p>
-      <w:pPr>
-        <w:pStyle w:val="af"/>
-        <w:rPr>
-          <w:lang w:val="en-US"/>
-        </w:rPr>
-      </w:pPr>
-      <w:r>
-        <w:rPr>
-          <w:lang w:val="en-US"/>
-        </w:rPr>
-        <w:t xml:space="preserve">            raise ValueError("Factor has only one unconditioned variable, so you "</w:t>
+        <w:t xml:space="preserve">        if len(</w:t>
+      </w:r>
+      <w:proofErr w:type="gramStart"/>
+      <w:r>
+        <w:rPr>
+          <w:lang w:val="en-US"/>
+        </w:rPr>
+        <w:t>factor.unconditionedVariables</w:t>
+      </w:r>
+      <w:proofErr w:type="gramEnd"/>
+      <w:r>
+        <w:rPr>
+          <w:lang w:val="en-US"/>
+        </w:rPr>
+        <w:t>()) == 1:</w:t>
+      </w:r>
+    </w:p>
+    <w:p>
+      <w:pPr>
+        <w:pStyle w:val="af"/>
+        <w:rPr>
+          <w:lang w:val="en-US"/>
+        </w:rPr>
+      </w:pPr>
+      <w:r>
+        <w:rPr>
+          <w:lang w:val="en-US"/>
+        </w:rPr>
+        <w:t xml:space="preserve">            </w:t>
+      </w:r>
+      <w:proofErr w:type="gramStart"/>
+      <w:r>
+        <w:rPr>
+          <w:lang w:val="en-US"/>
+        </w:rPr>
+        <w:t>print(</w:t>
+      </w:r>
+      <w:proofErr w:type="gramEnd"/>
+      <w:r>
+        <w:rPr>
+          <w:lang w:val="en-US"/>
+        </w:rPr>
+        <w:t>"Factor failed eliminate typecheck: ", factor)</w:t>
+      </w:r>
+    </w:p>
+    <w:p>
+      <w:pPr>
+        <w:pStyle w:val="af"/>
+        <w:rPr>
+          <w:lang w:val="en-US"/>
+        </w:rPr>
+      </w:pPr>
+      <w:r>
+        <w:rPr>
+          <w:lang w:val="en-US"/>
+        </w:rPr>
+        <w:t xml:space="preserve">            raise </w:t>
+      </w:r>
+      <w:proofErr w:type="gramStart"/>
+      <w:r>
+        <w:rPr>
+          <w:lang w:val="en-US"/>
+        </w:rPr>
+        <w:t>ValueError(</w:t>
+      </w:r>
+      <w:proofErr w:type="gramEnd"/>
+      <w:r>
+        <w:rPr>
+          <w:lang w:val="en-US"/>
+        </w:rPr>
+        <w:t>"Factor has only one unconditioned variable, so you "</w:t>
       </w:r>
       <w:r>
         <w:rPr>
@@ -3501,7 +3978,21 @@
         <w:rPr>
           <w:lang w:val="en-US"/>
         </w:rPr>
-        <w:t>+ "can't eliminate \nthat variable.\n" + "eliminationVariable:" + str(eliminationVariable) + "\n" + "unconditionedVariables: " + str(factor.unconditionedVariables()))</w:t>
+        <w:t>+ "can't eliminate \nthat variable.\n" + "eliminationVariable:" + str(eliminationVariable) + "\n" + "unconditionedVariables: " + str(</w:t>
+      </w:r>
+      <w:proofErr w:type="gramStart"/>
+      <w:r>
+        <w:rPr>
+          <w:lang w:val="en-US"/>
+        </w:rPr>
+        <w:t>factor.unconditionedVariables</w:t>
+      </w:r>
+      <w:proofErr w:type="gramEnd"/>
+      <w:r>
+        <w:rPr>
+          <w:lang w:val="en-US"/>
+        </w:rPr>
+        <w:t>()))</w:t>
       </w:r>
     </w:p>
     <w:p>
@@ -3561,34 +4052,29 @@
         <w:rPr>
           <w:lang w:val="en-US"/>
         </w:rPr>
-        <w:t>unconditioned = list(factor.unconditionedVariables())</w:t>
-      </w:r>
-    </w:p>
-    <w:p>
-      <w:pPr>
-        <w:pStyle w:val="af"/>
-        <w:rPr>
-          <w:lang w:val="en-US"/>
-        </w:rPr>
-      </w:pPr>
-      <w:r>
-        <w:rPr>
-          <w:lang w:val="en-US"/>
-        </w:rPr>
-        <w:t xml:space="preserve">        unconditioned.remove(eliminationVariable)</w:t>
-      </w:r>
-    </w:p>
-    <w:p>
-      <w:pPr>
-        <w:pStyle w:val="af"/>
-        <w:rPr>
-          <w:lang w:val="en-US"/>
-        </w:rPr>
-      </w:pPr>
-    </w:p>
-    <w:p>
-      <w:pPr>
-        <w:pStyle w:val="af"/>
+        <w:t>unconditioned = list(</w:t>
+      </w:r>
+      <w:proofErr w:type="gramStart"/>
+      <w:r>
+        <w:rPr>
+          <w:lang w:val="en-US"/>
+        </w:rPr>
+        <w:t>factor.unconditionedVariables</w:t>
+      </w:r>
+      <w:proofErr w:type="gramEnd"/>
+      <w:r>
+        <w:rPr>
+          <w:lang w:val="en-US"/>
+        </w:rPr>
+        <w:t>())</w:t>
+      </w:r>
+    </w:p>
+    <w:p>
+      <w:pPr>
+        <w:pStyle w:val="af"/>
+        <w:rPr>
+          <w:lang w:val="en-US"/>
+        </w:rPr>
       </w:pPr>
       <w:r>
         <w:rPr>
@@ -3596,6 +4082,39 @@
         </w:rPr>
         <w:t xml:space="preserve">        </w:t>
       </w:r>
+      <w:proofErr w:type="gramStart"/>
+      <w:r>
+        <w:rPr>
+          <w:lang w:val="en-US"/>
+        </w:rPr>
+        <w:t>unconditioned.remove</w:t>
+      </w:r>
+      <w:proofErr w:type="gramEnd"/>
+      <w:r>
+        <w:rPr>
+          <w:lang w:val="en-US"/>
+        </w:rPr>
+        <w:t>(eliminationVariable)</w:t>
+      </w:r>
+    </w:p>
+    <w:p>
+      <w:pPr>
+        <w:pStyle w:val="af"/>
+        <w:rPr>
+          <w:lang w:val="en-US"/>
+        </w:rPr>
+      </w:pPr>
+    </w:p>
+    <w:p>
+      <w:pPr>
+        <w:pStyle w:val="af"/>
+      </w:pPr>
+      <w:r>
+        <w:rPr>
+          <w:lang w:val="en-US"/>
+        </w:rPr>
+        <w:t xml:space="preserve">        </w:t>
+      </w:r>
       <w:r>
         <w:t># копирование списка условных переменных</w:t>
       </w:r>
@@ -3605,7 +4124,15 @@
         <w:pStyle w:val="af"/>
       </w:pPr>
       <w:r>
-        <w:t xml:space="preserve">        conditioned = list(factor.conditionedVariables())</w:t>
+        <w:t xml:space="preserve">        conditioned = list(</w:t>
+      </w:r>
+      <w:proofErr w:type="gramStart"/>
+      <w:r>
+        <w:t>factor.conditionedVariables</w:t>
+      </w:r>
+      <w:proofErr w:type="gramEnd"/>
+      <w:r>
+        <w:t>())</w:t>
       </w:r>
     </w:p>
     <w:p>
@@ -3635,7 +4162,21 @@
         <w:rPr>
           <w:lang w:val="en-US"/>
         </w:rPr>
-        <w:t>domain = factor.variableDomainsDict()[eliminationVariable];</w:t>
+        <w:t xml:space="preserve">domain = </w:t>
+      </w:r>
+      <w:proofErr w:type="gramStart"/>
+      <w:r>
+        <w:rPr>
+          <w:lang w:val="en-US"/>
+        </w:rPr>
+        <w:t>factor.variableDomainsDict()[</w:t>
+      </w:r>
+      <w:proofErr w:type="gramEnd"/>
+      <w:r>
+        <w:rPr>
+          <w:lang w:val="en-US"/>
+        </w:rPr>
+        <w:t>eliminationVariable];</w:t>
       </w:r>
     </w:p>
     <w:p>
@@ -3692,7 +4233,35 @@
         <w:rPr>
           <w:lang w:val="en-US"/>
         </w:rPr>
-        <w:t xml:space="preserve">        new_factor = Factor(unconditioned, conditioned, factor.variableDomainsDict())</w:t>
+        <w:t xml:space="preserve">        new_factor = </w:t>
+      </w:r>
+      <w:proofErr w:type="gramStart"/>
+      <w:r>
+        <w:rPr>
+          <w:lang w:val="en-US"/>
+        </w:rPr>
+        <w:t>Factor(</w:t>
+      </w:r>
+      <w:proofErr w:type="gramEnd"/>
+      <w:r>
+        <w:rPr>
+          <w:lang w:val="en-US"/>
+        </w:rPr>
+        <w:t xml:space="preserve">unconditioned, conditioned, </w:t>
+      </w:r>
+      <w:proofErr w:type="gramStart"/>
+      <w:r>
+        <w:rPr>
+          <w:lang w:val="en-US"/>
+        </w:rPr>
+        <w:t>factor.variableDomainsDict</w:t>
+      </w:r>
+      <w:proofErr w:type="gramEnd"/>
+      <w:r>
+        <w:rPr>
+          <w:lang w:val="en-US"/>
+        </w:rPr>
+        <w:t>())</w:t>
       </w:r>
     </w:p>
     <w:p>
@@ -3732,7 +4301,21 @@
         <w:rPr>
           <w:lang w:val="en-US"/>
         </w:rPr>
-        <w:t>for assignment in new_factor.getAllPossibleAssignmentDicts():</w:t>
+        <w:t>for assignment in new_</w:t>
+      </w:r>
+      <w:proofErr w:type="gramStart"/>
+      <w:r>
+        <w:rPr>
+          <w:lang w:val="en-US"/>
+        </w:rPr>
+        <w:t>factor.getAllPossibleAssignmentDicts</w:t>
+      </w:r>
+      <w:proofErr w:type="gramEnd"/>
+      <w:r>
+        <w:rPr>
+          <w:lang w:val="en-US"/>
+        </w:rPr>
+        <w:t>():</w:t>
       </w:r>
     </w:p>
     <w:p>
@@ -3790,7 +4373,21 @@
         <w:rPr>
           <w:lang w:val="en-US"/>
         </w:rPr>
-        <w:t xml:space="preserve">                old_assignment = assignment.copy()</w:t>
+        <w:t xml:space="preserve">                old_assignment = </w:t>
+      </w:r>
+      <w:proofErr w:type="gramStart"/>
+      <w:r>
+        <w:rPr>
+          <w:lang w:val="en-US"/>
+        </w:rPr>
+        <w:t>assignment.copy</w:t>
+      </w:r>
+      <w:proofErr w:type="gramEnd"/>
+      <w:r>
+        <w:rPr>
+          <w:lang w:val="en-US"/>
+        </w:rPr>
+        <w:t>()</w:t>
       </w:r>
     </w:p>
     <w:p>
@@ -3818,7 +4415,21 @@
         <w:rPr>
           <w:lang w:val="en-US"/>
         </w:rPr>
-        <w:t xml:space="preserve">                prob += factor.getProbability(old_assignment);</w:t>
+        <w:t xml:space="preserve">                prob += </w:t>
+      </w:r>
+      <w:proofErr w:type="gramStart"/>
+      <w:r>
+        <w:rPr>
+          <w:lang w:val="en-US"/>
+        </w:rPr>
+        <w:t>factor.getProbability</w:t>
+      </w:r>
+      <w:proofErr w:type="gramEnd"/>
+      <w:r>
+        <w:rPr>
+          <w:lang w:val="en-US"/>
+        </w:rPr>
+        <w:t>(old_assignment);</w:t>
       </w:r>
     </w:p>
     <w:p>
@@ -3857,7 +4468,21 @@
         <w:rPr>
           <w:lang w:val="en-US"/>
         </w:rPr>
-        <w:t>new_factor.setProbability(assignment, prob)</w:t>
+        <w:t>new_</w:t>
+      </w:r>
+      <w:proofErr w:type="gramStart"/>
+      <w:r>
+        <w:rPr>
+          <w:lang w:val="en-US"/>
+        </w:rPr>
+        <w:t>factor.setProbability</w:t>
+      </w:r>
+      <w:proofErr w:type="gramEnd"/>
+      <w:r>
+        <w:rPr>
+          <w:lang w:val="en-US"/>
+        </w:rPr>
+        <w:t>(assignment, prob)</w:t>
       </w:r>
     </w:p>
     <w:p>
@@ -4059,6 +4684,7 @@
         <w:lastRenderedPageBreak/>
         <w:t xml:space="preserve">def </w:t>
       </w:r>
+      <w:proofErr w:type="gramStart"/>
       <w:r>
         <w:rPr>
           <w:b/>
@@ -4071,7 +4697,14 @@
         <w:rPr>
           <w:lang w:val="en-US"/>
         </w:rPr>
-        <w:t>(bayesNet: bn, queryVariables: List[str], evidenceDict: Dict, eliminationOrder: List[str]):</w:t>
+        <w:t>(</w:t>
+      </w:r>
+      <w:proofErr w:type="gramEnd"/>
+      <w:r>
+        <w:rPr>
+          <w:lang w:val="en-US"/>
+        </w:rPr>
+        <w:t>bayesNet: bn, queryVariables: List[str], evidenceDict: Dict, eliminationOrder: List[str]):</w:t>
       </w:r>
     </w:p>
     <w:p>
@@ -4184,7 +4817,21 @@
         <w:rPr>
           <w:lang w:val="en-US"/>
         </w:rPr>
-        <w:t xml:space="preserve">                                   set(evidenceDict.keys())</w:t>
+        <w:t xml:space="preserve">                                   </w:t>
+      </w:r>
+      <w:proofErr w:type="gramStart"/>
+      <w:r>
+        <w:rPr>
+          <w:lang w:val="en-US"/>
+        </w:rPr>
+        <w:t>set(</w:t>
+      </w:r>
+      <w:proofErr w:type="gramEnd"/>
+      <w:r>
+        <w:rPr>
+          <w:lang w:val="en-US"/>
+        </w:rPr>
+        <w:t>evidenceDict.keys())</w:t>
       </w:r>
     </w:p>
     <w:p>
@@ -4339,7 +4986,21 @@
         <w:rPr>
           <w:lang w:val="en-US"/>
         </w:rPr>
-        <w:t>factors, joinedFactor = joinFactorsByVariable(factors, var)</w:t>
+        <w:t xml:space="preserve">factors, joinedFactor = </w:t>
+      </w:r>
+      <w:proofErr w:type="gramStart"/>
+      <w:r>
+        <w:rPr>
+          <w:lang w:val="en-US"/>
+        </w:rPr>
+        <w:t>joinFactorsByVariable(</w:t>
+      </w:r>
+      <w:proofErr w:type="gramEnd"/>
+      <w:r>
+        <w:rPr>
+          <w:lang w:val="en-US"/>
+        </w:rPr>
+        <w:t>factors, var)</w:t>
       </w:r>
     </w:p>
     <w:p>
@@ -4378,21 +5039,63 @@
         <w:rPr>
           <w:lang w:val="en-US"/>
         </w:rPr>
-        <w:t>if len(joinedFactor.unconditionedVariables()) &gt; 1:</w:t>
-      </w:r>
-    </w:p>
-    <w:p>
-      <w:pPr>
-        <w:pStyle w:val="af"/>
-        <w:rPr>
-          <w:lang w:val="en-US"/>
-        </w:rPr>
-      </w:pPr>
-      <w:r>
-        <w:rPr>
-          <w:lang w:val="en-US"/>
-        </w:rPr>
-        <w:t xml:space="preserve">                factors.append(eliminate(joinedFactor, var))</w:t>
+        <w:t xml:space="preserve">if </w:t>
+      </w:r>
+      <w:proofErr w:type="gramStart"/>
+      <w:r>
+        <w:rPr>
+          <w:lang w:val="en-US"/>
+        </w:rPr>
+        <w:t>len(</w:t>
+      </w:r>
+      <w:proofErr w:type="gramEnd"/>
+      <w:r>
+        <w:rPr>
+          <w:lang w:val="en-US"/>
+        </w:rPr>
+        <w:t>joinedFactor.unconditionedVariables()) &gt; 1:</w:t>
+      </w:r>
+    </w:p>
+    <w:p>
+      <w:pPr>
+        <w:pStyle w:val="af"/>
+        <w:rPr>
+          <w:lang w:val="en-US"/>
+        </w:rPr>
+      </w:pPr>
+      <w:r>
+        <w:rPr>
+          <w:lang w:val="en-US"/>
+        </w:rPr>
+        <w:t xml:space="preserve">                </w:t>
+      </w:r>
+      <w:proofErr w:type="gramStart"/>
+      <w:r>
+        <w:rPr>
+          <w:lang w:val="en-US"/>
+        </w:rPr>
+        <w:t>factors.append</w:t>
+      </w:r>
+      <w:proofErr w:type="gramEnd"/>
+      <w:r>
+        <w:rPr>
+          <w:lang w:val="en-US"/>
+        </w:rPr>
+        <w:t>(</w:t>
+      </w:r>
+      <w:proofErr w:type="gramStart"/>
+      <w:r>
+        <w:rPr>
+          <w:lang w:val="en-US"/>
+        </w:rPr>
+        <w:t>eliminate(</w:t>
+      </w:r>
+      <w:proofErr w:type="gramEnd"/>
+      <w:r>
+        <w:rPr>
+          <w:lang w:val="en-US"/>
+        </w:rPr>
+        <w:t>joinedFactor, var))</w:t>
       </w:r>
     </w:p>
     <w:p>
@@ -4743,7 +5446,15 @@
         <w:pStyle w:val="af"/>
       </w:pPr>
       <w:r>
-        <w:t xml:space="preserve">        summa = self.total()</w:t>
+        <w:t xml:space="preserve">        summa = </w:t>
+      </w:r>
+      <w:proofErr w:type="gramStart"/>
+      <w:r>
+        <w:t>self.total</w:t>
+      </w:r>
+      <w:proofErr w:type="gramEnd"/>
+      <w:r>
+        <w:t>()</w:t>
       </w:r>
     </w:p>
     <w:p>
@@ -4886,7 +5597,15 @@
         <w:pStyle w:val="af"/>
       </w:pPr>
       <w:r>
-        <w:t xml:space="preserve">        summa = self.total()</w:t>
+        <w:t xml:space="preserve">        summa = </w:t>
+      </w:r>
+      <w:proofErr w:type="gramStart"/>
+      <w:r>
+        <w:t>self.total</w:t>
+      </w:r>
+      <w:proofErr w:type="gramEnd"/>
+      <w:r>
+        <w:t>()</w:t>
       </w:r>
     </w:p>
     <w:p>
@@ -4923,7 +5642,15 @@
         <w:pStyle w:val="af"/>
       </w:pPr>
       <w:r>
-        <w:t xml:space="preserve">        rand_value = random.uniform(0, summa)</w:t>
+        <w:t xml:space="preserve">        rand_value = </w:t>
+      </w:r>
+      <w:proofErr w:type="gramStart"/>
+      <w:r>
+        <w:t>random.uniform</w:t>
+      </w:r>
+      <w:proofErr w:type="gramEnd"/>
+      <w:r>
+        <w:t>(0, summa)</w:t>
       </w:r>
     </w:p>
     <w:p>
@@ -4965,7 +5692,15 @@
         <w:pStyle w:val="af"/>
       </w:pPr>
       <w:r>
-        <w:t xml:space="preserve">        for key, prob in self.items():</w:t>
+        <w:t xml:space="preserve">        for key, prob in </w:t>
+      </w:r>
+      <w:proofErr w:type="gramStart"/>
+      <w:r>
+        <w:t>self.items</w:t>
+      </w:r>
+      <w:proofErr w:type="gramEnd"/>
+      <w:r>
+        <w:t>():</w:t>
       </w:r>
     </w:p>
     <w:p>
@@ -5202,6 +5937,7 @@
         </w:rPr>
         <w:t xml:space="preserve">def </w:t>
       </w:r>
+      <w:proofErr w:type="gramStart"/>
       <w:r>
         <w:rPr>
           <w:b/>
@@ -5214,7 +5950,14 @@
         <w:rPr>
           <w:lang w:val="en-US"/>
         </w:rPr>
-        <w:t>(self, noisyDistance: int, pacmanPosition: Tuple, ghostPosition: Tuple, jailPosition: Tuple):</w:t>
+        <w:t>(</w:t>
+      </w:r>
+      <w:proofErr w:type="gramEnd"/>
+      <w:r>
+        <w:rPr>
+          <w:lang w:val="en-US"/>
+        </w:rPr>
+        <w:t>self, noisyDistance: int, pacmanPosition: Tuple, ghostPosition: Tuple, jailPosition: Tuple):</w:t>
       </w:r>
     </w:p>
     <w:p>
@@ -5260,7 +6003,21 @@
         <w:rPr>
           <w:lang w:val="en-US"/>
         </w:rPr>
-        <w:t xml:space="preserve"> P(noisyDistance | pacmanPosition, ghostPosition).</w:t>
+        <w:t xml:space="preserve"> </w:t>
+      </w:r>
+      <w:proofErr w:type="gramStart"/>
+      <w:r>
+        <w:rPr>
+          <w:lang w:val="en-US"/>
+        </w:rPr>
+        <w:t>P(</w:t>
+      </w:r>
+      <w:proofErr w:type="gramEnd"/>
+      <w:r>
+        <w:rPr>
+          <w:lang w:val="en-US"/>
+        </w:rPr>
+        <w:t>noisyDistance | pacmanPosition, ghostPosition).</w:t>
       </w:r>
     </w:p>
     <w:p>
@@ -5440,29 +6197,57 @@
         <w:rPr>
           <w:lang w:val="en-US"/>
         </w:rPr>
-        <w:t>trueDistance = manhattanDistance(pacmanPosition, ghostPosition)</w:t>
-      </w:r>
-    </w:p>
-    <w:p>
-      <w:pPr>
-        <w:pStyle w:val="af"/>
-        <w:rPr>
-          <w:lang w:val="en-US"/>
-        </w:rPr>
-      </w:pPr>
-    </w:p>
-    <w:p>
-      <w:pPr>
-        <w:pStyle w:val="af"/>
-        <w:rPr>
-          <w:lang w:val="en-US"/>
-        </w:rPr>
-      </w:pPr>
-      <w:r>
-        <w:rPr>
-          <w:lang w:val="en-US"/>
-        </w:rPr>
-        <w:t xml:space="preserve">        return busters.getObservationProbability(noisyDistance, trueDistance)</w:t>
+        <w:t xml:space="preserve">trueDistance = </w:t>
+      </w:r>
+      <w:proofErr w:type="gramStart"/>
+      <w:r>
+        <w:rPr>
+          <w:lang w:val="en-US"/>
+        </w:rPr>
+        <w:t>manhattanDistance(</w:t>
+      </w:r>
+      <w:proofErr w:type="gramEnd"/>
+      <w:r>
+        <w:rPr>
+          <w:lang w:val="en-US"/>
+        </w:rPr>
+        <w:t>pacmanPosition, ghostPosition)</w:t>
+      </w:r>
+    </w:p>
+    <w:p>
+      <w:pPr>
+        <w:pStyle w:val="af"/>
+        <w:rPr>
+          <w:lang w:val="en-US"/>
+        </w:rPr>
+      </w:pPr>
+    </w:p>
+    <w:p>
+      <w:pPr>
+        <w:pStyle w:val="af"/>
+        <w:rPr>
+          <w:lang w:val="en-US"/>
+        </w:rPr>
+      </w:pPr>
+      <w:r>
+        <w:rPr>
+          <w:lang w:val="en-US"/>
+        </w:rPr>
+        <w:t xml:space="preserve">        return </w:t>
+      </w:r>
+      <w:proofErr w:type="gramStart"/>
+      <w:r>
+        <w:rPr>
+          <w:lang w:val="en-US"/>
+        </w:rPr>
+        <w:t>busters.getObservationProbability</w:t>
+      </w:r>
+      <w:proofErr w:type="gramEnd"/>
+      <w:r>
+        <w:rPr>
+          <w:lang w:val="en-US"/>
+        </w:rPr>
+        <w:t>(noisyDistance, trueDistance)</w:t>
       </w:r>
     </w:p>
     <w:p/>
@@ -5711,6 +6496,7 @@
         </w:rPr>
         <w:t xml:space="preserve">def </w:t>
       </w:r>
+      <w:proofErr w:type="gramStart"/>
       <w:r>
         <w:rPr>
           <w:b/>
@@ -5723,7 +6509,28 @@
         <w:rPr>
           <w:lang w:val="en-US"/>
         </w:rPr>
-        <w:t>(self, observation: int, gameState: busters.GameState):</w:t>
+        <w:t>(</w:t>
+      </w:r>
+      <w:proofErr w:type="gramEnd"/>
+      <w:r>
+        <w:rPr>
+          <w:lang w:val="en-US"/>
+        </w:rPr>
+        <w:t xml:space="preserve">self, observation: int, gameState: </w:t>
+      </w:r>
+      <w:proofErr w:type="gramStart"/>
+      <w:r>
+        <w:rPr>
+          <w:lang w:val="en-US"/>
+        </w:rPr>
+        <w:t>busters.GameState</w:t>
+      </w:r>
+      <w:proofErr w:type="gramEnd"/>
+      <w:r>
+        <w:rPr>
+          <w:lang w:val="en-US"/>
+        </w:rPr>
+        <w:t>):</w:t>
       </w:r>
     </w:p>
     <w:p>
@@ -5834,7 +6641,21 @@
         <w:rPr>
           <w:lang w:val="en-US"/>
         </w:rPr>
-        <w:t xml:space="preserve">        jailPosition = self.getJailPosition()</w:t>
+        <w:t xml:space="preserve">        jailPosition = </w:t>
+      </w:r>
+      <w:proofErr w:type="gramStart"/>
+      <w:r>
+        <w:rPr>
+          <w:lang w:val="en-US"/>
+        </w:rPr>
+        <w:t>self.getJailPosition</w:t>
+      </w:r>
+      <w:proofErr w:type="gramEnd"/>
+      <w:r>
+        <w:rPr>
+          <w:lang w:val="en-US"/>
+        </w:rPr>
+        <w:t>()</w:t>
       </w:r>
     </w:p>
     <w:p>
@@ -5894,7 +6715,21 @@
         <w:rPr>
           <w:lang w:val="en-US"/>
         </w:rPr>
-        <w:t>in self.allPositions:</w:t>
+        <w:t xml:space="preserve">in </w:t>
+      </w:r>
+      <w:proofErr w:type="gramStart"/>
+      <w:r>
+        <w:rPr>
+          <w:lang w:val="en-US"/>
+        </w:rPr>
+        <w:t>self.allPositions</w:t>
+      </w:r>
+      <w:proofErr w:type="gramEnd"/>
+      <w:r>
+        <w:rPr>
+          <w:lang w:val="en-US"/>
+        </w:rPr>
+        <w:t>:</w:t>
       </w:r>
     </w:p>
     <w:p>
@@ -5934,7 +6769,21 @@
         <w:rPr>
           <w:lang w:val="en-US"/>
         </w:rPr>
-        <w:t xml:space="preserve">            prob = self.getObservationProb(observation, pacmanPosition, </w:t>
+        <w:t xml:space="preserve">            prob = </w:t>
+      </w:r>
+      <w:proofErr w:type="gramStart"/>
+      <w:r>
+        <w:rPr>
+          <w:lang w:val="en-US"/>
+        </w:rPr>
+        <w:t>self.getObservationProb</w:t>
+      </w:r>
+      <w:proofErr w:type="gramEnd"/>
+      <w:r>
+        <w:rPr>
+          <w:lang w:val="en-US"/>
+        </w:rPr>
+        <w:t xml:space="preserve">(observation, pacmanPosition, </w:t>
       </w:r>
       <w:r>
         <w:rPr>
@@ -5976,7 +6825,15 @@
         <w:pStyle w:val="af"/>
       </w:pPr>
       <w:r>
-        <w:t xml:space="preserve">            self.beliefs[</w:t>
+        <w:t xml:space="preserve">            </w:t>
+      </w:r>
+      <w:proofErr w:type="gramStart"/>
+      <w:r>
+        <w:t>self.beliefs</w:t>
+      </w:r>
+      <w:proofErr w:type="gramEnd"/>
+      <w:r>
+        <w:t>[</w:t>
       </w:r>
       <w:r>
         <w:t>possibleGhostPos</w:t>
@@ -6003,7 +6860,23 @@
         <w:pStyle w:val="af"/>
       </w:pPr>
       <w:r>
-        <w:t xml:space="preserve">        self.beliefs.normalize()</w:t>
+        <w:t xml:space="preserve">        </w:t>
+      </w:r>
+      <w:proofErr w:type="gramStart"/>
+      <w:r>
+        <w:t>self.beliefs</w:t>
+      </w:r>
+      <w:proofErr w:type="gramEnd"/>
+      <w:r>
+        <w:t>.</w:t>
+      </w:r>
+      <w:proofErr w:type="gramStart"/>
+      <w:r>
+        <w:t>normalize(</w:t>
+      </w:r>
+      <w:proofErr w:type="gramEnd"/>
+      <w:r>
+        <w:t>)</w:t>
       </w:r>
     </w:p>
     <w:p>
@@ -6257,6 +7130,7 @@
         </w:rPr>
         <w:t xml:space="preserve">def </w:t>
       </w:r>
+      <w:proofErr w:type="gramStart"/>
       <w:r>
         <w:rPr>
           <w:b/>
@@ -6269,7 +7143,28 @@
         <w:rPr>
           <w:lang w:val="en-US"/>
         </w:rPr>
-        <w:t>(self, gameState: busters.GameState):</w:t>
+        <w:t>(</w:t>
+      </w:r>
+      <w:proofErr w:type="gramEnd"/>
+      <w:r>
+        <w:rPr>
+          <w:lang w:val="en-US"/>
+        </w:rPr>
+        <w:t xml:space="preserve">self, gameState: </w:t>
+      </w:r>
+      <w:proofErr w:type="gramStart"/>
+      <w:r>
+        <w:rPr>
+          <w:lang w:val="en-US"/>
+        </w:rPr>
+        <w:t>busters.GameState</w:t>
+      </w:r>
+      <w:proofErr w:type="gramEnd"/>
+      <w:r>
+        <w:rPr>
+          <w:lang w:val="en-US"/>
+        </w:rPr>
+        <w:t>):</w:t>
       </w:r>
     </w:p>
     <w:p>
@@ -6285,7 +7180,15 @@
         <w:pStyle w:val="af"/>
       </w:pPr>
       <w:r>
-        <w:t>        newBeliefs = DiscreteDistribution()</w:t>
+        <w:t xml:space="preserve">        newBeliefs = </w:t>
+      </w:r>
+      <w:proofErr w:type="gramStart"/>
+      <w:r>
+        <w:t>DiscreteDistribution(</w:t>
+      </w:r>
+      <w:proofErr w:type="gramEnd"/>
+      <w:r>
+        <w:t>)</w:t>
       </w:r>
     </w:p>
     <w:p>
@@ -6315,7 +7218,21 @@
         <w:rPr>
           <w:lang w:val="en-US"/>
         </w:rPr>
-        <w:t>for oldPos in self.allPositions:</w:t>
+        <w:t xml:space="preserve">for oldPos in </w:t>
+      </w:r>
+      <w:proofErr w:type="gramStart"/>
+      <w:r>
+        <w:rPr>
+          <w:lang w:val="en-US"/>
+        </w:rPr>
+        <w:t>self.allPositions</w:t>
+      </w:r>
+      <w:proofErr w:type="gramEnd"/>
+      <w:r>
+        <w:rPr>
+          <w:lang w:val="en-US"/>
+        </w:rPr>
+        <w:t>:</w:t>
       </w:r>
     </w:p>
     <w:p>
@@ -6337,7 +7254,15 @@
         <w:pStyle w:val="af"/>
       </w:pPr>
       <w:r>
-        <w:t>            oldProb = self.beliefs[oldPos]</w:t>
+        <w:t xml:space="preserve">            oldProb = </w:t>
+      </w:r>
+      <w:proofErr w:type="gramStart"/>
+      <w:r>
+        <w:t>self.beliefs</w:t>
+      </w:r>
+      <w:proofErr w:type="gramEnd"/>
+      <w:r>
+        <w:t>[oldPos]</w:t>
       </w:r>
     </w:p>
     <w:p>
@@ -6367,7 +7292,21 @@
         <w:rPr>
           <w:lang w:val="en-US"/>
         </w:rPr>
-        <w:t>newPosDist = self.getPositionDistribution(gameState, oldPos)</w:t>
+        <w:t xml:space="preserve">newPosDist = </w:t>
+      </w:r>
+      <w:proofErr w:type="gramStart"/>
+      <w:r>
+        <w:rPr>
+          <w:lang w:val="en-US"/>
+        </w:rPr>
+        <w:t>self.getPositionDistribution</w:t>
+      </w:r>
+      <w:proofErr w:type="gramEnd"/>
+      <w:r>
+        <w:rPr>
+          <w:lang w:val="en-US"/>
+        </w:rPr>
+        <w:t>(gameState, oldPos)</w:t>
       </w:r>
     </w:p>
     <w:p>
@@ -6463,11 +7402,19 @@
       <w:r>
         <w:t xml:space="preserve">        </w:t>
       </w:r>
-      <w:r>
-        <w:rPr>
-          <w:lang w:val="en-US"/>
-        </w:rPr>
-        <w:t>self.beliefs = newBeliefs</w:t>
+      <w:proofErr w:type="gramStart"/>
+      <w:r>
+        <w:rPr>
+          <w:lang w:val="en-US"/>
+        </w:rPr>
+        <w:t>self.beliefs</w:t>
+      </w:r>
+      <w:proofErr w:type="gramEnd"/>
+      <w:r>
+        <w:rPr>
+          <w:lang w:val="en-US"/>
+        </w:rPr>
+        <w:t xml:space="preserve"> = newBeliefs</w:t>
       </w:r>
     </w:p>
     <w:p/>
@@ -6784,6 +7731,7 @@
         </w:rPr>
         <w:t xml:space="preserve">def </w:t>
       </w:r>
+      <w:proofErr w:type="gramStart"/>
       <w:r>
         <w:rPr>
           <w:b/>
@@ -6796,7 +7744,28 @@
         <w:rPr>
           <w:lang w:val="en-US"/>
         </w:rPr>
-        <w:t>(self, gameState: busters.GameState):</w:t>
+        <w:t>(</w:t>
+      </w:r>
+      <w:proofErr w:type="gramEnd"/>
+      <w:r>
+        <w:rPr>
+          <w:lang w:val="en-US"/>
+        </w:rPr>
+        <w:t xml:space="preserve">self, gameState: </w:t>
+      </w:r>
+      <w:proofErr w:type="gramStart"/>
+      <w:r>
+        <w:rPr>
+          <w:lang w:val="en-US"/>
+        </w:rPr>
+        <w:t>busters.GameState</w:t>
+      </w:r>
+      <w:proofErr w:type="gramEnd"/>
+      <w:r>
+        <w:rPr>
+          <w:lang w:val="en-US"/>
+        </w:rPr>
+        <w:t>):</w:t>
       </w:r>
     </w:p>
     <w:p>
@@ -7039,7 +8008,21 @@
         <w:rPr>
           <w:lang w:val="en-US"/>
         </w:rPr>
-        <w:t xml:space="preserve">        livingGhostPositionDistributions = [beliefs for i, beliefs in enumerate(self.ghostBeliefs) if livingGhosts[i+1]]</w:t>
+        <w:t xml:space="preserve">        livingGhostPositionDistributions = [beliefs for i, beliefs in enumerate(</w:t>
+      </w:r>
+      <w:proofErr w:type="gramStart"/>
+      <w:r>
+        <w:rPr>
+          <w:lang w:val="en-US"/>
+        </w:rPr>
+        <w:t>self.ghostBeliefs</w:t>
+      </w:r>
+      <w:proofErr w:type="gramEnd"/>
+      <w:r>
+        <w:rPr>
+          <w:lang w:val="en-US"/>
+        </w:rPr>
+        <w:t>) if livingGhosts[i+1]]</w:t>
       </w:r>
     </w:p>
     <w:p>
@@ -7136,7 +8119,21 @@
         <w:rPr>
           <w:lang w:val="en-US"/>
         </w:rPr>
-        <w:t xml:space="preserve">            ghostMaxProb.append(beliefs.argMax())</w:t>
+        <w:t xml:space="preserve">            ghostMaxProb.append(</w:t>
+      </w:r>
+      <w:proofErr w:type="gramStart"/>
+      <w:r>
+        <w:rPr>
+          <w:lang w:val="en-US"/>
+        </w:rPr>
+        <w:t>beliefs.argMax</w:t>
+      </w:r>
+      <w:proofErr w:type="gramEnd"/>
+      <w:r>
+        <w:rPr>
+          <w:lang w:val="en-US"/>
+        </w:rPr>
+        <w:t>())</w:t>
       </w:r>
     </w:p>
     <w:p>
@@ -7332,7 +8329,35 @@
         <w:rPr>
           <w:lang w:val="en-US"/>
         </w:rPr>
-        <w:t>minDist.append((action, self.distancer.getDistance(successorPosition, ghostPos)))</w:t>
+        <w:t xml:space="preserve">minDist.append((action, </w:t>
+      </w:r>
+      <w:proofErr w:type="gramStart"/>
+      <w:r>
+        <w:rPr>
+          <w:lang w:val="en-US"/>
+        </w:rPr>
+        <w:t>self.distancer</w:t>
+      </w:r>
+      <w:proofErr w:type="gramEnd"/>
+      <w:r>
+        <w:rPr>
+          <w:lang w:val="en-US"/>
+        </w:rPr>
+        <w:t>.</w:t>
+      </w:r>
+      <w:proofErr w:type="gramStart"/>
+      <w:r>
+        <w:rPr>
+          <w:lang w:val="en-US"/>
+        </w:rPr>
+        <w:t>getDistance(</w:t>
+      </w:r>
+      <w:proofErr w:type="gramEnd"/>
+      <w:r>
+        <w:rPr>
+          <w:lang w:val="en-US"/>
+        </w:rPr>
+        <w:t>successorPosition, ghostPos)))</w:t>
       </w:r>
     </w:p>
     <w:p>
@@ -7373,6 +8398,7 @@
       <w:r>
         <w:t xml:space="preserve"> = </w:t>
       </w:r>
+      <w:proofErr w:type="gramStart"/>
       <w:r>
         <w:rPr>
           <w:lang w:val="en-US"/>
@@ -7380,7 +8406,11 @@
         <w:t>min</w:t>
       </w:r>
       <w:r>
-        <w:t>([</w:t>
+        <w:t>(</w:t>
+      </w:r>
+      <w:proofErr w:type="gramEnd"/>
+      <w:r>
+        <w:t>[</w:t>
       </w:r>
       <w:r>
         <w:rPr>
@@ -7844,6 +8874,7 @@
         </w:rPr>
         <w:t xml:space="preserve">def </w:t>
       </w:r>
+      <w:proofErr w:type="gramStart"/>
       <w:r>
         <w:rPr>
           <w:b/>
@@ -7856,7 +8887,28 @@
         <w:rPr>
           <w:lang w:val="en-US"/>
         </w:rPr>
-        <w:t>(self, gameState: busters.GameState):</w:t>
+        <w:t>(</w:t>
+      </w:r>
+      <w:proofErr w:type="gramEnd"/>
+      <w:r>
+        <w:rPr>
+          <w:lang w:val="en-US"/>
+        </w:rPr>
+        <w:t xml:space="preserve">self, gameState: </w:t>
+      </w:r>
+      <w:proofErr w:type="gramStart"/>
+      <w:r>
+        <w:rPr>
+          <w:lang w:val="en-US"/>
+        </w:rPr>
+        <w:t>busters.GameState</w:t>
+      </w:r>
+      <w:proofErr w:type="gramEnd"/>
+      <w:r>
+        <w:rPr>
+          <w:lang w:val="en-US"/>
+        </w:rPr>
+        <w:t>):</w:t>
       </w:r>
     </w:p>
     <w:p>
@@ -7896,6 +8948,7 @@
         </w:rPr>
         <w:t xml:space="preserve">        Инициализирует список частиц </w:t>
       </w:r>
+      <w:proofErr w:type="gramStart"/>
       <w:r>
         <w:rPr>
           <w:i/>
@@ -7919,6 +8972,7 @@
         </w:rPr>
         <w:t>particles</w:t>
       </w:r>
+      <w:proofErr w:type="gramEnd"/>
       <w:r>
         <w:rPr>
           <w:i/>
@@ -7958,6 +9012,7 @@
         </w:rPr>
         <w:t xml:space="preserve">        Использует </w:t>
       </w:r>
+      <w:proofErr w:type="gramStart"/>
       <w:r>
         <w:rPr>
           <w:i/>
@@ -7981,6 +9036,7 @@
         </w:rPr>
         <w:t>numParticles</w:t>
       </w:r>
+      <w:proofErr w:type="gramEnd"/>
       <w:r>
         <w:rPr>
           <w:i/>
@@ -8004,6 +9060,7 @@
         </w:rPr>
         <w:t xml:space="preserve">            а </w:t>
       </w:r>
+      <w:proofErr w:type="gramStart"/>
       <w:r>
         <w:rPr>
           <w:i/>
@@ -8027,6 +9084,7 @@
         </w:rPr>
         <w:t>legalPositions</w:t>
       </w:r>
+      <w:proofErr w:type="gramEnd"/>
       <w:r>
         <w:rPr>
           <w:i/>
@@ -8071,6 +9129,7 @@
       <w:r>
         <w:t xml:space="preserve">        </w:t>
       </w:r>
+      <w:proofErr w:type="gramStart"/>
       <w:r>
         <w:rPr>
           <w:lang w:val="en-US"/>
@@ -8086,6 +9145,7 @@
         </w:rPr>
         <w:t>particles</w:t>
       </w:r>
+      <w:proofErr w:type="gramEnd"/>
       <w:r>
         <w:t xml:space="preserve"> = []</w:t>
       </w:r>
@@ -8152,6 +9212,7 @@
       <w:r>
         <w:t xml:space="preserve"> = </w:t>
       </w:r>
+      <w:proofErr w:type="gramStart"/>
       <w:r>
         <w:rPr>
           <w:lang w:val="en-US"/>
@@ -8167,6 +9228,7 @@
         </w:rPr>
         <w:t>numParticles</w:t>
       </w:r>
+      <w:proofErr w:type="gramEnd"/>
     </w:p>
     <w:p>
       <w:pPr>
@@ -8197,6 +9259,7 @@
       <w:r>
         <w:t xml:space="preserve"> = </w:t>
       </w:r>
+      <w:proofErr w:type="gramStart"/>
       <w:r>
         <w:rPr>
           <w:lang w:val="en-US"/>
@@ -8212,6 +9275,7 @@
         </w:rPr>
         <w:t>legalPositions</w:t>
       </w:r>
+      <w:proofErr w:type="gramEnd"/>
       <w:r>
         <w:t>;</w:t>
       </w:r>
@@ -8243,21 +9307,49 @@
         <w:rPr>
           <w:lang w:val="en-US"/>
         </w:rPr>
-        <w:t>for i in range(int(particle_num / len(legal))):</w:t>
-      </w:r>
-    </w:p>
-    <w:p>
-      <w:pPr>
-        <w:pStyle w:val="af"/>
-        <w:rPr>
-          <w:lang w:val="en-US"/>
-        </w:rPr>
-      </w:pPr>
-      <w:r>
-        <w:rPr>
-          <w:lang w:val="en-US"/>
-        </w:rPr>
-        <w:t xml:space="preserve">            self.particles.extend(legal)</w:t>
+        <w:t xml:space="preserve">for i in </w:t>
+      </w:r>
+      <w:proofErr w:type="gramStart"/>
+      <w:r>
+        <w:rPr>
+          <w:lang w:val="en-US"/>
+        </w:rPr>
+        <w:t>range(int(</w:t>
+      </w:r>
+      <w:proofErr w:type="gramEnd"/>
+      <w:r>
+        <w:rPr>
+          <w:lang w:val="en-US"/>
+        </w:rPr>
+        <w:t>particle_num / len(legal))):</w:t>
+      </w:r>
+    </w:p>
+    <w:p>
+      <w:pPr>
+        <w:pStyle w:val="af"/>
+        <w:rPr>
+          <w:lang w:val="en-US"/>
+        </w:rPr>
+      </w:pPr>
+      <w:r>
+        <w:rPr>
+          <w:lang w:val="en-US"/>
+        </w:rPr>
+        <w:t xml:space="preserve">            </w:t>
+      </w:r>
+      <w:proofErr w:type="gramStart"/>
+      <w:r>
+        <w:rPr>
+          <w:lang w:val="en-US"/>
+        </w:rPr>
+        <w:t>self.particles</w:t>
+      </w:r>
+      <w:proofErr w:type="gramEnd"/>
+      <w:r>
+        <w:rPr>
+          <w:lang w:val="en-US"/>
+        </w:rPr>
+        <w:t>.extend(legal)</w:t>
       </w:r>
     </w:p>
     <w:p>
@@ -8465,6 +9557,7 @@
       <w:r>
         <w:t xml:space="preserve"> = </w:t>
       </w:r>
+      <w:proofErr w:type="gramStart"/>
       <w:r>
         <w:rPr>
           <w:lang w:val="en-US"/>
@@ -8472,7 +9565,11 @@
         <w:t>DiscreteDistribution</w:t>
       </w:r>
       <w:r>
-        <w:t>()</w:t>
+        <w:t>(</w:t>
+      </w:r>
+      <w:proofErr w:type="gramEnd"/>
+      <w:r>
+        <w:t>)</w:t>
       </w:r>
     </w:p>
     <w:p>
@@ -8502,7 +9599,21 @@
         <w:rPr>
           <w:lang w:val="en-US"/>
         </w:rPr>
-        <w:t>for pos in self.particles:</w:t>
+        <w:t xml:space="preserve">for pos in </w:t>
+      </w:r>
+      <w:proofErr w:type="gramStart"/>
+      <w:r>
+        <w:rPr>
+          <w:lang w:val="en-US"/>
+        </w:rPr>
+        <w:t>self.particles</w:t>
+      </w:r>
+      <w:proofErr w:type="gramEnd"/>
+      <w:r>
+        <w:rPr>
+          <w:lang w:val="en-US"/>
+        </w:rPr>
+        <w:t>:</w:t>
       </w:r>
     </w:p>
     <w:p>
@@ -8697,13 +9808,852 @@
         </w:numPr>
       </w:pPr>
       <w:r>
+        <w:t>Приближ</w:t>
+      </w:r>
+      <w:r>
+        <w:t>ё</w:t>
+      </w:r>
+      <w:r>
+        <w:t>нный вывод: обновление на основе наблюдения</w:t>
+      </w:r>
+    </w:p>
+    <w:p/>
+    <w:p>
+      <w:r>
+        <w:t xml:space="preserve">В классе </w:t>
+      </w:r>
+      <w:r>
+        <w:rPr>
+          <w:rFonts w:ascii="Courier New" w:hAnsi="Courier New" w:cs="Courier New"/>
+          <w:sz w:val="24"/>
+          <w:szCs w:val="20"/>
+        </w:rPr>
+        <w:t>ParticleFilter</w:t>
+      </w:r>
+      <w:r>
+        <w:rPr>
+          <w:sz w:val="24"/>
+          <w:szCs w:val="20"/>
+        </w:rPr>
+        <w:t xml:space="preserve"> </w:t>
+      </w:r>
+      <w:r>
+        <w:t xml:space="preserve">в файле inference.py был реализован метод </w:t>
+      </w:r>
+      <w:r>
+        <w:rPr>
+          <w:rFonts w:ascii="Courier New" w:hAnsi="Courier New" w:cs="Courier New"/>
+          <w:sz w:val="24"/>
+          <w:szCs w:val="20"/>
+        </w:rPr>
+        <w:t>observeUpdate</w:t>
+      </w:r>
+      <w:r>
+        <w:rPr>
+          <w:sz w:val="24"/>
+          <w:szCs w:val="20"/>
+        </w:rPr>
+        <w:t xml:space="preserve"> </w:t>
+      </w:r>
+      <w:r>
+        <w:t>(листинг 3.10)</w:t>
+      </w:r>
+      <w:r>
+        <w:t xml:space="preserve">. </w:t>
+      </w:r>
+    </w:p>
+    <w:p>
+      <w:r>
+        <w:t>Метод обновляет список частиц</w:t>
+      </w:r>
+      <w:r>
+        <w:t xml:space="preserve">, основываясь на </w:t>
+      </w:r>
+      <w:r>
+        <w:t>наблюдени</w:t>
+      </w:r>
+      <w:r>
+        <w:t>ях</w:t>
+      </w:r>
+      <w:r>
+        <w:t xml:space="preserve">. Для каждой частицы вычисляется вес, который равен вероятности наблюдения </w:t>
+      </w:r>
+      <w:r>
+        <w:t>сонаром расстояния до неё</w:t>
+      </w:r>
+      <w:r>
+        <w:t xml:space="preserve"> с уч</w:t>
+      </w:r>
+      <w:r>
+        <w:t>ё</w:t>
+      </w:r>
+      <w:r>
+        <w:t xml:space="preserve">том положения Пакмана и </w:t>
+      </w:r>
+      <w:r>
+        <w:t xml:space="preserve">самой </w:t>
+      </w:r>
+      <w:r>
+        <w:t>частицы. Затем выполняется выборка новых частиц из нормализованного распределения весов</w:t>
+      </w:r>
+      <w:r>
         <w:t>.</w:t>
       </w:r>
     </w:p>
     <w:p/>
     <w:p>
       <w:r>
-        <w:t>.</w:t>
+        <w:t>Листинг 3.10 – Обновление списка частиц на основе наблюдения</w:t>
+      </w:r>
+    </w:p>
+    <w:p>
+      <w:pPr>
+        <w:pStyle w:val="af"/>
+        <w:rPr>
+          <w:lang w:val="en-US"/>
+        </w:rPr>
+      </w:pPr>
+      <w:r>
+        <w:rPr>
+          <w:lang w:val="en-US"/>
+        </w:rPr>
+        <w:lastRenderedPageBreak/>
+        <w:t xml:space="preserve">def </w:t>
+      </w:r>
+      <w:proofErr w:type="gramStart"/>
+      <w:r>
+        <w:rPr>
+          <w:b/>
+          <w:bCs/>
+          <w:lang w:val="en-US"/>
+        </w:rPr>
+        <w:t>observeUpdate</w:t>
+      </w:r>
+      <w:r>
+        <w:rPr>
+          <w:lang w:val="en-US"/>
+        </w:rPr>
+        <w:t>(</w:t>
+      </w:r>
+      <w:proofErr w:type="gramEnd"/>
+      <w:r>
+        <w:rPr>
+          <w:lang w:val="en-US"/>
+        </w:rPr>
+        <w:t xml:space="preserve">self, observation: int, gameState: </w:t>
+      </w:r>
+      <w:proofErr w:type="gramStart"/>
+      <w:r>
+        <w:rPr>
+          <w:lang w:val="en-US"/>
+        </w:rPr>
+        <w:t>busters.GameState</w:t>
+      </w:r>
+      <w:proofErr w:type="gramEnd"/>
+      <w:r>
+        <w:rPr>
+          <w:lang w:val="en-US"/>
+        </w:rPr>
+        <w:t>):</w:t>
+      </w:r>
+    </w:p>
+    <w:p>
+      <w:pPr>
+        <w:pStyle w:val="af"/>
+        <w:rPr>
+          <w:i/>
+          <w:iCs/>
+        </w:rPr>
+      </w:pPr>
+      <w:r>
+        <w:rPr>
+          <w:lang w:val="en-US"/>
+        </w:rPr>
+        <w:t xml:space="preserve">        </w:t>
+      </w:r>
+      <w:r>
+        <w:rPr>
+          <w:i/>
+          <w:iCs/>
+        </w:rPr>
+        <w:t>"""</w:t>
+      </w:r>
+    </w:p>
+    <w:p>
+      <w:pPr>
+        <w:pStyle w:val="af"/>
+        <w:rPr>
+          <w:i/>
+          <w:iCs/>
+        </w:rPr>
+      </w:pPr>
+      <w:r>
+        <w:rPr>
+          <w:i/>
+          <w:iCs/>
+        </w:rPr>
+        <w:t xml:space="preserve">        Обновление списка частиц с учетом весов наблюдений. </w:t>
+      </w:r>
+    </w:p>
+    <w:p>
+      <w:pPr>
+        <w:pStyle w:val="af"/>
+        <w:rPr>
+          <w:i/>
+          <w:iCs/>
+        </w:rPr>
+      </w:pPr>
+      <w:r>
+        <w:rPr>
+          <w:i/>
+          <w:iCs/>
+        </w:rPr>
+        <w:t xml:space="preserve">        Наблюдение </w:t>
+      </w:r>
+      <w:proofErr w:type="gramStart"/>
+      <w:r>
+        <w:rPr>
+          <w:i/>
+          <w:iCs/>
+        </w:rPr>
+        <w:t>- это зашумленное манхеттенское</w:t>
+      </w:r>
+      <w:proofErr w:type="gramEnd"/>
+      <w:r>
+        <w:rPr>
+          <w:i/>
+          <w:iCs/>
+        </w:rPr>
+        <w:t xml:space="preserve"> расстояние</w:t>
+      </w:r>
+    </w:p>
+    <w:p>
+      <w:pPr>
+        <w:pStyle w:val="af"/>
+        <w:rPr>
+          <w:i/>
+          <w:iCs/>
+        </w:rPr>
+      </w:pPr>
+      <w:r>
+        <w:rPr>
+          <w:i/>
+          <w:iCs/>
+        </w:rPr>
+        <w:t>            до отслеживаемого призрака.</w:t>
+      </w:r>
+    </w:p>
+    <w:p>
+      <w:pPr>
+        <w:pStyle w:val="af"/>
+        <w:rPr>
+          <w:i/>
+          <w:iCs/>
+        </w:rPr>
+      </w:pPr>
+      <w:r>
+        <w:rPr>
+          <w:i/>
+          <w:iCs/>
+        </w:rPr>
+        <w:t xml:space="preserve">        Имеется специальный случай, который необходимо учесть. Когда все </w:t>
+      </w:r>
+    </w:p>
+    <w:p>
+      <w:pPr>
+        <w:pStyle w:val="af"/>
+        <w:rPr>
+          <w:i/>
+          <w:iCs/>
+        </w:rPr>
+      </w:pPr>
+      <w:r>
+        <w:rPr>
+          <w:i/>
+          <w:iCs/>
+        </w:rPr>
+        <w:t>            частицы получают нулевой вес, список частиц слудует повторно</w:t>
+      </w:r>
+    </w:p>
+    <w:p>
+      <w:pPr>
+        <w:pStyle w:val="af"/>
+        <w:rPr>
+          <w:i/>
+          <w:iCs/>
+        </w:rPr>
+      </w:pPr>
+      <w:r>
+        <w:rPr>
+          <w:i/>
+          <w:iCs/>
+        </w:rPr>
+        <w:t>            инициализировать, вызвав initializeUniformly.</w:t>
+      </w:r>
+    </w:p>
+    <w:p>
+      <w:pPr>
+        <w:pStyle w:val="af"/>
+        <w:rPr>
+          <w:i/>
+          <w:iCs/>
+        </w:rPr>
+      </w:pPr>
+      <w:r>
+        <w:rPr>
+          <w:i/>
+          <w:iCs/>
+        </w:rPr>
+        <w:t>        """</w:t>
+      </w:r>
+    </w:p>
+    <w:p>
+      <w:pPr>
+        <w:pStyle w:val="af"/>
+      </w:pPr>
+    </w:p>
+    <w:p>
+      <w:pPr>
+        <w:pStyle w:val="af"/>
+        <w:rPr>
+          <w:b/>
+          <w:bCs/>
+        </w:rPr>
+      </w:pPr>
+      <w:r>
+        <w:t xml:space="preserve">        </w:t>
+      </w:r>
+      <w:r>
+        <w:rPr>
+          <w:b/>
+          <w:bCs/>
+        </w:rPr>
+        <w:t>"*** ВСТАВЬТЕ ВАШ КОД СЮДА ***"</w:t>
+      </w:r>
+    </w:p>
+    <w:p>
+      <w:pPr>
+        <w:pStyle w:val="af"/>
+      </w:pPr>
+      <w:r>
+        <w:t xml:space="preserve">        </w:t>
+      </w:r>
+    </w:p>
+    <w:p>
+      <w:pPr>
+        <w:pStyle w:val="af"/>
+      </w:pPr>
+      <w:r>
+        <w:t>        # позиции Пакмана и тюрьмы</w:t>
+      </w:r>
+    </w:p>
+    <w:p>
+      <w:pPr>
+        <w:pStyle w:val="af"/>
+      </w:pPr>
+      <w:r>
+        <w:t>        pacmanPosition = gameState.getPacmanPosition()</w:t>
+      </w:r>
+    </w:p>
+    <w:p>
+      <w:pPr>
+        <w:pStyle w:val="af"/>
+        <w:rPr>
+          <w:lang w:val="en-US"/>
+        </w:rPr>
+      </w:pPr>
+      <w:r>
+        <w:t xml:space="preserve">        </w:t>
+      </w:r>
+      <w:r>
+        <w:rPr>
+          <w:lang w:val="en-US"/>
+        </w:rPr>
+        <w:t xml:space="preserve">jailPosition = </w:t>
+      </w:r>
+      <w:proofErr w:type="gramStart"/>
+      <w:r>
+        <w:rPr>
+          <w:lang w:val="en-US"/>
+        </w:rPr>
+        <w:t>self.getJailPosition</w:t>
+      </w:r>
+      <w:proofErr w:type="gramEnd"/>
+      <w:r>
+        <w:rPr>
+          <w:lang w:val="en-US"/>
+        </w:rPr>
+        <w:t>()</w:t>
+      </w:r>
+    </w:p>
+    <w:p>
+      <w:pPr>
+        <w:pStyle w:val="af"/>
+        <w:rPr>
+          <w:lang w:val="en-US"/>
+        </w:rPr>
+      </w:pPr>
+    </w:p>
+    <w:p>
+      <w:pPr>
+        <w:pStyle w:val="af"/>
+        <w:rPr>
+          <w:lang w:val="en-US"/>
+        </w:rPr>
+      </w:pPr>
+      <w:r>
+        <w:rPr>
+          <w:lang w:val="en-US"/>
+        </w:rPr>
+        <w:t xml:space="preserve">        # </w:t>
+      </w:r>
+      <w:r>
+        <w:t>дискретное</w:t>
+      </w:r>
+      <w:r>
+        <w:rPr>
+          <w:lang w:val="en-US"/>
+        </w:rPr>
+        <w:t xml:space="preserve"> </w:t>
+      </w:r>
+      <w:r>
+        <w:t>распределение</w:t>
+      </w:r>
+    </w:p>
+    <w:p>
+      <w:pPr>
+        <w:pStyle w:val="af"/>
+        <w:rPr>
+          <w:lang w:val="en-US"/>
+        </w:rPr>
+      </w:pPr>
+      <w:r>
+        <w:rPr>
+          <w:lang w:val="en-US"/>
+        </w:rPr>
+        <w:t xml:space="preserve">        weightsDist = </w:t>
+      </w:r>
+      <w:proofErr w:type="gramStart"/>
+      <w:r>
+        <w:rPr>
+          <w:lang w:val="en-US"/>
+        </w:rPr>
+        <w:t>DiscreteDistribution(</w:t>
+      </w:r>
+      <w:proofErr w:type="gramEnd"/>
+      <w:r>
+        <w:rPr>
+          <w:lang w:val="en-US"/>
+        </w:rPr>
+        <w:t>)</w:t>
+      </w:r>
+    </w:p>
+    <w:p>
+      <w:pPr>
+        <w:pStyle w:val="af"/>
+        <w:rPr>
+          <w:lang w:val="en-US"/>
+        </w:rPr>
+      </w:pPr>
+    </w:p>
+    <w:p>
+      <w:pPr>
+        <w:pStyle w:val="af"/>
+      </w:pPr>
+      <w:r>
+        <w:rPr>
+          <w:lang w:val="en-US"/>
+        </w:rPr>
+        <w:t xml:space="preserve">        </w:t>
+      </w:r>
+      <w:r>
+        <w:t># поиск суммы весов для каждой позиции</w:t>
+      </w:r>
+    </w:p>
+    <w:p>
+      <w:pPr>
+        <w:pStyle w:val="af"/>
+        <w:rPr>
+          <w:lang w:val="en-US"/>
+        </w:rPr>
+      </w:pPr>
+      <w:r>
+        <w:t xml:space="preserve">        </w:t>
+      </w:r>
+      <w:r>
+        <w:rPr>
+          <w:lang w:val="en-US"/>
+        </w:rPr>
+        <w:t xml:space="preserve">for pos in </w:t>
+      </w:r>
+      <w:proofErr w:type="gramStart"/>
+      <w:r>
+        <w:rPr>
+          <w:lang w:val="en-US"/>
+        </w:rPr>
+        <w:t>self.particles</w:t>
+      </w:r>
+      <w:proofErr w:type="gramEnd"/>
+      <w:r>
+        <w:rPr>
+          <w:lang w:val="en-US"/>
+        </w:rPr>
+        <w:t>:</w:t>
+      </w:r>
+    </w:p>
+    <w:p>
+      <w:pPr>
+        <w:pStyle w:val="af"/>
+        <w:rPr>
+          <w:lang w:val="en-US"/>
+        </w:rPr>
+      </w:pPr>
+      <w:r>
+        <w:rPr>
+          <w:lang w:val="en-US"/>
+        </w:rPr>
+        <w:t xml:space="preserve">            observationProb = </w:t>
+      </w:r>
+      <w:proofErr w:type="gramStart"/>
+      <w:r>
+        <w:rPr>
+          <w:lang w:val="en-US"/>
+        </w:rPr>
+        <w:t>self.getObservationProb</w:t>
+      </w:r>
+      <w:proofErr w:type="gramEnd"/>
+      <w:r>
+        <w:rPr>
+          <w:lang w:val="en-US"/>
+        </w:rPr>
+        <w:t>(observation, pacmanPosition, pos, jailPosition)</w:t>
+      </w:r>
+    </w:p>
+    <w:p>
+      <w:pPr>
+        <w:pStyle w:val="af"/>
+        <w:rPr>
+          <w:lang w:val="en-US"/>
+        </w:rPr>
+      </w:pPr>
+      <w:r>
+        <w:rPr>
+          <w:lang w:val="en-US"/>
+        </w:rPr>
+        <w:t>            weightsDist[pos] += observationProb</w:t>
+      </w:r>
+    </w:p>
+    <w:p>
+      <w:pPr>
+        <w:pStyle w:val="af"/>
+        <w:rPr>
+          <w:lang w:val="en-US"/>
+        </w:rPr>
+      </w:pPr>
+    </w:p>
+    <w:p>
+      <w:pPr>
+        <w:pStyle w:val="af"/>
+        <w:rPr>
+          <w:lang w:val="en-US"/>
+        </w:rPr>
+      </w:pPr>
+      <w:r>
+        <w:rPr>
+          <w:lang w:val="en-US"/>
+        </w:rPr>
+        <w:t xml:space="preserve">        # </w:t>
+      </w:r>
+      <w:r>
+        <w:t>ОСОБЫЙ</w:t>
+      </w:r>
+      <w:r>
+        <w:rPr>
+          <w:lang w:val="en-US"/>
+        </w:rPr>
+        <w:t xml:space="preserve"> </w:t>
+      </w:r>
+      <w:r>
+        <w:t>СЛУЧАЙ</w:t>
+      </w:r>
+      <w:r>
+        <w:rPr>
+          <w:lang w:val="en-US"/>
+        </w:rPr>
+        <w:t xml:space="preserve"> - </w:t>
+      </w:r>
+      <w:r>
+        <w:t>у</w:t>
+      </w:r>
+      <w:r>
+        <w:rPr>
+          <w:lang w:val="en-US"/>
+        </w:rPr>
+        <w:t xml:space="preserve"> </w:t>
+      </w:r>
+      <w:r>
+        <w:t>всех</w:t>
+      </w:r>
+      <w:r>
+        <w:rPr>
+          <w:lang w:val="en-US"/>
+        </w:rPr>
+        <w:t xml:space="preserve"> </w:t>
+      </w:r>
+      <w:r>
+        <w:t>частиц</w:t>
+      </w:r>
+      <w:r>
+        <w:rPr>
+          <w:lang w:val="en-US"/>
+        </w:rPr>
+        <w:t xml:space="preserve"> </w:t>
+      </w:r>
+      <w:r>
+        <w:t>нулевой</w:t>
+      </w:r>
+      <w:r>
+        <w:rPr>
+          <w:lang w:val="en-US"/>
+        </w:rPr>
+        <w:t xml:space="preserve"> </w:t>
+      </w:r>
+      <w:r>
+        <w:t>вес</w:t>
+      </w:r>
+    </w:p>
+    <w:p>
+      <w:pPr>
+        <w:pStyle w:val="af"/>
+        <w:rPr>
+          <w:lang w:val="en-US"/>
+        </w:rPr>
+      </w:pPr>
+      <w:r>
+        <w:rPr>
+          <w:lang w:val="en-US"/>
+        </w:rPr>
+        <w:t>        if weightsDist.total() == 0:</w:t>
+      </w:r>
+    </w:p>
+    <w:p>
+      <w:pPr>
+        <w:pStyle w:val="af"/>
+        <w:rPr>
+          <w:lang w:val="en-US"/>
+        </w:rPr>
+      </w:pPr>
+      <w:r>
+        <w:rPr>
+          <w:lang w:val="en-US"/>
+        </w:rPr>
+        <w:t xml:space="preserve">            # </w:t>
+      </w:r>
+      <w:r>
+        <w:t>повторная</w:t>
+      </w:r>
+      <w:r>
+        <w:rPr>
+          <w:lang w:val="en-US"/>
+        </w:rPr>
+        <w:t xml:space="preserve"> </w:t>
+      </w:r>
+      <w:r>
+        <w:t>инициализация</w:t>
+      </w:r>
+    </w:p>
+    <w:p>
+      <w:pPr>
+        <w:pStyle w:val="af"/>
+        <w:rPr>
+          <w:lang w:val="en-US"/>
+        </w:rPr>
+      </w:pPr>
+      <w:r>
+        <w:rPr>
+          <w:lang w:val="en-US"/>
+        </w:rPr>
+        <w:t xml:space="preserve">            </w:t>
+      </w:r>
+      <w:proofErr w:type="gramStart"/>
+      <w:r>
+        <w:rPr>
+          <w:lang w:val="en-US"/>
+        </w:rPr>
+        <w:t>self.initializeUniformly</w:t>
+      </w:r>
+      <w:proofErr w:type="gramEnd"/>
+      <w:r>
+        <w:rPr>
+          <w:lang w:val="en-US"/>
+        </w:rPr>
+        <w:t>(gameState)</w:t>
+      </w:r>
+    </w:p>
+    <w:p>
+      <w:pPr>
+        <w:pStyle w:val="af"/>
+      </w:pPr>
+      <w:r>
+        <w:rPr>
+          <w:lang w:val="en-US"/>
+        </w:rPr>
+        <w:t xml:space="preserve">            </w:t>
+      </w:r>
+      <w:r>
+        <w:t>return</w:t>
+      </w:r>
+    </w:p>
+    <w:p>
+      <w:pPr>
+        <w:pStyle w:val="af"/>
+      </w:pPr>
+    </w:p>
+    <w:p>
+      <w:pPr>
+        <w:pStyle w:val="af"/>
+      </w:pPr>
+      <w:r>
+        <w:t>        # нормализация и сохранение</w:t>
+      </w:r>
+    </w:p>
+    <w:p>
+      <w:pPr>
+        <w:pStyle w:val="af"/>
+      </w:pPr>
+      <w:r>
+        <w:t>        weightsDist.normalize()</w:t>
+      </w:r>
+    </w:p>
+    <w:p>
+      <w:pPr>
+        <w:pStyle w:val="af"/>
+        <w:rPr>
+          <w:lang w:val="en-US"/>
+        </w:rPr>
+      </w:pPr>
+      <w:r>
+        <w:t xml:space="preserve">        </w:t>
+      </w:r>
+      <w:proofErr w:type="gramStart"/>
+      <w:r>
+        <w:rPr>
+          <w:lang w:val="en-US"/>
+        </w:rPr>
+        <w:t>self.particles</w:t>
+      </w:r>
+      <w:proofErr w:type="gramEnd"/>
+      <w:r>
+        <w:rPr>
+          <w:lang w:val="en-US"/>
+        </w:rPr>
+        <w:t xml:space="preserve"> = [weightsDist.sample() for _ in range(int(</w:t>
+      </w:r>
+      <w:proofErr w:type="gramStart"/>
+      <w:r>
+        <w:rPr>
+          <w:lang w:val="en-US"/>
+        </w:rPr>
+        <w:t>self.numParticles</w:t>
+      </w:r>
+      <w:proofErr w:type="gramEnd"/>
+      <w:r>
+        <w:rPr>
+          <w:lang w:val="en-US"/>
+        </w:rPr>
+        <w:t>))]</w:t>
+      </w:r>
+    </w:p>
+    <w:p>
+      <w:pPr>
+        <w:ind w:firstLine="0"/>
+      </w:pPr>
+    </w:p>
+    <w:p>
+      <w:r>
+        <w:t>Правильность реализации метода была проверена путём запуска автооценивателя (рисунок 3.</w:t>
+      </w:r>
+      <w:r>
+        <w:t>10</w:t>
+      </w:r>
+      <w:r>
+        <w:t>).</w:t>
+      </w:r>
+    </w:p>
+    <w:p/>
+    <w:p>
+      <w:pPr>
+        <w:ind w:firstLine="0"/>
+        <w:jc w:val="center"/>
+      </w:pPr>
+      <w:r>
+        <w:rPr>
+          <w:noProof/>
+        </w:rPr>
+        <w:drawing>
+          <wp:inline distT="0" distB="0" distL="0" distR="0" wp14:anchorId="704E28A9" wp14:editId="5ED42869">
+            <wp:extent cx="5799221" cy="828293"/>
+            <wp:effectExtent l="0" t="0" r="0" b="0"/>
+            <wp:docPr id="1157153393" name="Рисунок 1"/>
+            <wp:cNvGraphicFramePr>
+              <a:graphicFrameLocks xmlns:a="http://schemas.openxmlformats.org/drawingml/2006/main" noChangeAspect="1"/>
+            </wp:cNvGraphicFramePr>
+            <a:graphic xmlns:a="http://schemas.openxmlformats.org/drawingml/2006/main">
+              <a:graphicData uri="http://schemas.openxmlformats.org/drawingml/2006/picture">
+                <pic:pic xmlns:pic="http://schemas.openxmlformats.org/drawingml/2006/picture">
+                  <pic:nvPicPr>
+                    <pic:cNvPr id="1157153393" name=""/>
+                    <pic:cNvPicPr/>
+                  </pic:nvPicPr>
+                  <pic:blipFill>
+                    <a:blip r:embed="rId19"/>
+                    <a:stretch>
+                      <a:fillRect/>
+                    </a:stretch>
+                  </pic:blipFill>
+                  <pic:spPr>
+                    <a:xfrm>
+                      <a:off x="0" y="0"/>
+                      <a:ext cx="5814937" cy="830538"/>
+                    </a:xfrm>
+                    <a:prstGeom prst="rect">
+                      <a:avLst/>
+                    </a:prstGeom>
+                  </pic:spPr>
+                </pic:pic>
+              </a:graphicData>
+            </a:graphic>
+          </wp:inline>
+        </w:drawing>
+      </w:r>
+    </w:p>
+    <w:p>
+      <w:pPr>
+        <w:ind w:firstLine="0"/>
+        <w:jc w:val="center"/>
+      </w:pPr>
+      <w:r>
+        <w:t xml:space="preserve">Рисунок 3.10 </w:t>
+      </w:r>
+      <w:r>
+        <w:sym w:font="Symbol" w:char="F02D"/>
+      </w:r>
+      <w:r>
+        <w:t xml:space="preserve"> </w:t>
+      </w:r>
+      <w:r>
+        <w:t>Автооценивание метод</w:t>
+      </w:r>
+      <w:r>
+        <w:t xml:space="preserve">а </w:t>
+      </w:r>
+      <w:r>
+        <w:rPr>
+          <w:rFonts w:ascii="Courier New" w:hAnsi="Courier New" w:cs="Courier New"/>
+          <w:sz w:val="24"/>
+          <w:szCs w:val="20"/>
+        </w:rPr>
+        <w:t>observeUpdate</w:t>
       </w:r>
     </w:p>
     <w:p/>
@@ -8716,6 +10666,15 @@
           <w:numId w:val="20"/>
         </w:numPr>
       </w:pPr>
+      <w:r>
+        <w:t>Приближ</w:t>
+      </w:r>
+      <w:r>
+        <w:t>ё</w:t>
+      </w:r>
+      <w:r>
+        <w:t>нный вывод: обновление во времени</w:t>
+      </w:r>
     </w:p>
     <w:p/>
     <w:p>
@@ -8763,8 +10722,8 @@
       </w:pPr>
     </w:p>
     <w:sectPr>
-      <w:headerReference w:type="default" r:id="rId19"/>
-      <w:headerReference w:type="first" r:id="rId20"/>
+      <w:headerReference w:type="default" r:id="rId20"/>
+      <w:headerReference w:type="first" r:id="rId21"/>
       <w:pgSz w:w="11906" w:h="16838"/>
       <w:pgMar w:top="851" w:right="567" w:bottom="851" w:left="1418" w:header="680" w:footer="680" w:gutter="0"/>
       <w:cols w:space="708"/>

--- a/8 семестр/МиСИИ/ЛР 5/МиСИИ ЛР 5.docx
+++ b/8 семестр/МиСИИ/ЛР 5/МиСИИ ЛР 5.docx
@@ -309,10 +309,7 @@
         <w:jc w:val="right"/>
       </w:pPr>
       <w:r>
-        <w:t>Сметанина Т. И</w:t>
-      </w:r>
-      <w:r>
-        <w:t>.</w:t>
+        <w:t>Собченко М. В.</w:t>
       </w:r>
     </w:p>
     <w:p>
@@ -491,7 +488,7 @@
         <w:t xml:space="preserve">ь </w:t>
       </w:r>
       <w:r>
-        <w:t>по лекционному материалу и учебным пособиям основные понятия вероятностного вывода, понятие сетей Байеса, марковских моделей, методы и алгоритмы точного и приближ</w:t>
+        <w:t>основные понятия вероятностного вывода, понятие сетей Байеса, марковских моделей, методы и алгоритмы точного и приближ</w:t>
       </w:r>
       <w:r>
         <w:t>ё</w:t>
@@ -519,10 +516,7 @@
         <w:t xml:space="preserve">уть </w:t>
       </w:r>
       <w:r>
-        <w:t>в новой папке</w:t>
-      </w:r>
-      <w:r>
-        <w:t xml:space="preserve"> </w:t>
+        <w:t xml:space="preserve">в новой папке </w:t>
       </w:r>
       <w:r>
         <w:t xml:space="preserve">архив с </w:t>
@@ -727,7 +721,10 @@
         <w:t xml:space="preserve"> </w:t>
       </w:r>
       <w:r>
-        <w:t>в factorOperations.py. Она принимает список входных факторов и возвращает новый фактор, таблица вероятностей которого вычисляется как произведение соответствующих вероятностей входных факторов</w:t>
+        <w:t>в factorOperations.py</w:t>
+      </w:r>
+      <w:r>
+        <w:t>, которая возвращает новый фактор путём произведения вероятностей входных</w:t>
       </w:r>
       <w:r>
         <w:t>;</w:t>
@@ -747,7 +744,6 @@
           <w:b/>
           <w:bCs/>
         </w:rPr>
-        <w:lastRenderedPageBreak/>
         <w:t>Задание 3</w:t>
       </w:r>
       <w:r>
@@ -798,6 +794,7 @@
           <w:b/>
           <w:bCs/>
         </w:rPr>
+        <w:lastRenderedPageBreak/>
         <w:t>Задание 4</w:t>
       </w:r>
       <w:r>
@@ -856,19 +853,7 @@
         </w:numPr>
       </w:pPr>
       <w:r>
-        <w:t>В</w:t>
-      </w:r>
-      <w:r>
-        <w:t xml:space="preserve"> класс</w:t>
-      </w:r>
-      <w:r>
-        <w:t>е</w:t>
-      </w:r>
-      <w:r>
-        <w:t xml:space="preserve"> для моделирования распределени</w:t>
-      </w:r>
-      <w:r>
-        <w:t xml:space="preserve">й </w:t>
+        <w:t xml:space="preserve">В классе для моделирования распределений </w:t>
       </w:r>
       <w:r>
         <w:rPr>
@@ -879,13 +864,7 @@
         <w:t>DiscreteDistribution</w:t>
       </w:r>
       <w:r>
-        <w:t>, определ</w:t>
-      </w:r>
-      <w:r>
-        <w:t>ённом</w:t>
-      </w:r>
-      <w:r>
-        <w:t xml:space="preserve"> в inference.py, дописать недостающие методы этого класса: </w:t>
+        <w:t xml:space="preserve">, определённом в inference.py, дописать недостающие методы этого класса: </w:t>
       </w:r>
       <w:r>
         <w:rPr>
@@ -959,10 +938,7 @@
         <w:t>InferenceModule</w:t>
       </w:r>
       <w:r>
-        <w:t>, определяемого в файле inference.py</w:t>
-      </w:r>
-      <w:r>
-        <w:t>;</w:t>
+        <w:t>, определяемого в файле inference.py;</w:t>
       </w:r>
     </w:p>
     <w:p>
@@ -1020,10 +996,7 @@
         <w:t>Р</w:t>
       </w:r>
       <w:r>
-        <w:t>еализовать онлайн-обновление степеней при получении нового наблюдения</w:t>
-      </w:r>
-      <w:r>
-        <w:t>;</w:t>
+        <w:t>еализовать онлайн-обновление степеней при получении нового наблюдения;</w:t>
       </w:r>
     </w:p>
     <w:p>
@@ -1078,10 +1051,7 @@
         <w:t xml:space="preserve">. Метод </w:t>
       </w:r>
       <w:r>
-        <w:t>должен обновлять степени доверия для каждой возможной новой позиции призрака по истечении одного временного шага</w:t>
-      </w:r>
-      <w:r>
-        <w:t>;</w:t>
+        <w:t>должен обновлять степени доверия для каждой возможной новой позиции призрака по истечении одного временного шага;</w:t>
       </w:r>
     </w:p>
     <w:p>
@@ -1150,10 +1120,7 @@
         <w:t xml:space="preserve"> </w:t>
       </w:r>
       <w:r>
-        <w:t>в файле bustersAgents.py</w:t>
-      </w:r>
-      <w:r>
-        <w:t>;</w:t>
+        <w:t>в файле bustersAgents.py;</w:t>
       </w:r>
     </w:p>
     <w:p>
@@ -1242,10 +1209,7 @@
         <w:t xml:space="preserve">распределить частицы (положения призрака) </w:t>
       </w:r>
       <w:r>
-        <w:t>по допустимым позициям</w:t>
-      </w:r>
-      <w:r>
-        <w:t>;</w:t>
+        <w:t>по допустимым позициям;</w:t>
       </w:r>
     </w:p>
     <w:p>
@@ -1304,10 +1268,7 @@
         <w:t xml:space="preserve"> </w:t>
       </w:r>
       <w:r>
-        <w:t>в файле inference.py. Метод осуществляет обновление на основе наблюдения</w:t>
-      </w:r>
-      <w:r>
-        <w:t>;</w:t>
+        <w:t>в файле inference.py. Метод осуществляет обновление на основе наблюдения;</w:t>
       </w:r>
     </w:p>
     <w:p>
@@ -1329,19 +1290,66 @@
       <w:r>
         <w:t xml:space="preserve">: </w:t>
       </w:r>
-    </w:p>
-    <w:p>
-      <w:pPr>
-        <w:rPr>
-          <w:lang w:val="en-US"/>
-        </w:rPr>
-      </w:pPr>
-    </w:p>
-    <w:p>
-      <w:pPr>
-        <w:rPr>
-          <w:lang w:val="en-US"/>
-        </w:rPr>
+      <w:r>
+        <w:t>р</w:t>
+      </w:r>
+      <w:r>
+        <w:t>еализ</w:t>
+      </w:r>
+      <w:r>
+        <w:t>овать</w:t>
+      </w:r>
+      <w:r>
+        <w:t xml:space="preserve"> метод </w:t>
+      </w:r>
+      <w:r>
+        <w:rPr>
+          <w:rFonts w:ascii="Courier New" w:hAnsi="Courier New" w:cs="Courier New"/>
+          <w:sz w:val="24"/>
+          <w:szCs w:val="20"/>
+        </w:rPr>
+        <w:t>elapseTime</w:t>
+      </w:r>
+      <w:r>
+        <w:rPr>
+          <w:sz w:val="24"/>
+          <w:szCs w:val="20"/>
+        </w:rPr>
+        <w:t xml:space="preserve"> </w:t>
+      </w:r>
+      <w:r>
+        <w:t xml:space="preserve">класса </w:t>
+      </w:r>
+      <w:r>
+        <w:rPr>
+          <w:rFonts w:ascii="Courier New" w:hAnsi="Courier New" w:cs="Courier New"/>
+          <w:sz w:val="24"/>
+          <w:szCs w:val="20"/>
+        </w:rPr>
+        <w:t>ParticleFilter</w:t>
+      </w:r>
+      <w:r>
+        <w:rPr>
+          <w:sz w:val="24"/>
+          <w:szCs w:val="20"/>
+        </w:rPr>
+        <w:t xml:space="preserve"> </w:t>
+      </w:r>
+      <w:r>
+        <w:t>в файле inference.py. Метод должен сформировать новый список частиц с учетом изменения состояний игры во времени</w:t>
+      </w:r>
+      <w:r>
+        <w:t>.</w:t>
+      </w:r>
+    </w:p>
+    <w:p>
+      <w:pPr>
+        <w:ind w:left="426" w:firstLine="0"/>
+      </w:pPr>
+    </w:p>
+    <w:p>
+      <w:pPr>
+        <w:ind w:left="426" w:firstLine="0"/>
       </w:pPr>
     </w:p>
     <w:p>
@@ -1552,39 +1560,39 @@
     <w:p>
       <w:pPr>
         <w:pStyle w:val="af"/>
-      </w:pPr>
-      <w:r>
+        <w:rPr>
+          <w:lang w:val="en-US"/>
+        </w:rPr>
+      </w:pPr>
+      <w:r>
+        <w:rPr>
+          <w:lang w:val="en-US"/>
+        </w:rPr>
         <w:t xml:space="preserve">def </w:t>
       </w:r>
-      <w:proofErr w:type="gramStart"/>
       <w:r>
         <w:rPr>
           <w:b/>
           <w:bCs/>
+          <w:lang w:val="en-US"/>
         </w:rPr>
         <w:t>constructBayesNet</w:t>
       </w:r>
       <w:r>
-        <w:t>(</w:t>
-      </w:r>
-      <w:proofErr w:type="gramEnd"/>
-      <w:r>
-        <w:t xml:space="preserve">gameState: </w:t>
-      </w:r>
-      <w:proofErr w:type="gramStart"/>
-      <w:r>
-        <w:t>hunters.GameState</w:t>
-      </w:r>
-      <w:proofErr w:type="gramEnd"/>
-      <w:r>
-        <w:t>):</w:t>
-      </w:r>
-    </w:p>
-    <w:p>
-      <w:pPr>
-        <w:pStyle w:val="af"/>
-      </w:pPr>
-      <w:r>
+        <w:rPr>
+          <w:lang w:val="en-US"/>
+        </w:rPr>
+        <w:t>(gameState: hunters.GameState):</w:t>
+      </w:r>
+    </w:p>
+    <w:p>
+      <w:pPr>
+        <w:pStyle w:val="af"/>
+      </w:pPr>
+      <w:r>
+        <w:rPr>
+          <w:lang w:val="en-US"/>
+        </w:rPr>
         <w:t xml:space="preserve">    </w:t>
       </w:r>
       <w:r>
@@ -1712,21 +1720,7 @@
         <w:rPr>
           <w:lang w:val="en-US"/>
         </w:rPr>
-        <w:t>    X_RANGE = gameState.getWalls(</w:t>
-      </w:r>
-      <w:proofErr w:type="gramStart"/>
-      <w:r>
-        <w:rPr>
-          <w:lang w:val="en-US"/>
-        </w:rPr>
-        <w:t>).width</w:t>
-      </w:r>
-      <w:proofErr w:type="gramEnd"/>
-      <w:r>
-        <w:rPr>
-          <w:lang w:val="en-US"/>
-        </w:rPr>
-        <w:t xml:space="preserve">    # </w:t>
+        <w:t xml:space="preserve">    X_RANGE = gameState.getWalls().width    # </w:t>
       </w:r>
       <w:r>
         <w:t>ширина</w:t>
@@ -1743,21 +1737,7 @@
         <w:rPr>
           <w:lang w:val="en-US"/>
         </w:rPr>
-        <w:t>    Y_RANGE = gameState.getWalls(</w:t>
-      </w:r>
-      <w:proofErr w:type="gramStart"/>
-      <w:r>
-        <w:rPr>
-          <w:lang w:val="en-US"/>
-        </w:rPr>
-        <w:t>).height</w:t>
-      </w:r>
-      <w:proofErr w:type="gramEnd"/>
-      <w:r>
-        <w:rPr>
-          <w:lang w:val="en-US"/>
-        </w:rPr>
-        <w:t xml:space="preserve">   # </w:t>
+        <w:t xml:space="preserve">    Y_RANGE = gameState.getWalls().height   # </w:t>
       </w:r>
       <w:r>
         <w:t>высота</w:t>
@@ -1868,6 +1848,9 @@
     <w:p>
       <w:pPr>
         <w:pStyle w:val="af"/>
+        <w:rPr>
+          <w:lang w:val="en-US"/>
+        </w:rPr>
       </w:pPr>
       <w:r>
         <w:rPr>
@@ -1876,17 +1859,35 @@
         <w:t xml:space="preserve">    </w:t>
       </w:r>
       <w:r>
-        <w:t># рёбра сети</w:t>
-      </w:r>
-    </w:p>
-    <w:p>
-      <w:pPr>
-        <w:pStyle w:val="af"/>
-        <w:rPr>
-          <w:lang w:val="en-US"/>
-        </w:rPr>
-      </w:pPr>
-      <w:r>
+        <w:rPr>
+          <w:lang w:val="en-US"/>
+        </w:rPr>
+        <w:t xml:space="preserve"># </w:t>
+      </w:r>
+      <w:r>
+        <w:t>рёбра</w:t>
+      </w:r>
+      <w:r>
+        <w:rPr>
+          <w:lang w:val="en-US"/>
+        </w:rPr>
+        <w:t xml:space="preserve"> </w:t>
+      </w:r>
+      <w:r>
+        <w:t>сети</w:t>
+      </w:r>
+    </w:p>
+    <w:p>
+      <w:pPr>
+        <w:pStyle w:val="af"/>
+        <w:rPr>
+          <w:lang w:val="en-US"/>
+        </w:rPr>
+      </w:pPr>
+      <w:r>
+        <w:rPr>
+          <w:lang w:val="en-US"/>
+        </w:rPr>
         <w:t xml:space="preserve">    </w:t>
       </w:r>
       <w:r>
@@ -1975,232 +1976,148 @@
         <w:rPr>
           <w:lang w:val="en-US"/>
         </w:rPr>
+        <w:t>    variableDomainsDict[PAC] = pos_domain</w:t>
+      </w:r>
+    </w:p>
+    <w:p>
+      <w:pPr>
+        <w:pStyle w:val="af"/>
+        <w:rPr>
+          <w:lang w:val="en-US"/>
+        </w:rPr>
+      </w:pPr>
+      <w:r>
+        <w:rPr>
+          <w:lang w:val="en-US"/>
+        </w:rPr>
+        <w:t>    variableDomainsDict[GHOST0] = pos_domain</w:t>
+      </w:r>
+    </w:p>
+    <w:p>
+      <w:pPr>
+        <w:pStyle w:val="af"/>
+        <w:rPr>
+          <w:lang w:val="en-US"/>
+        </w:rPr>
+      </w:pPr>
+      <w:r>
+        <w:rPr>
+          <w:lang w:val="en-US"/>
+        </w:rPr>
+        <w:t>    variableDomainsDict[GHOST1] = pos_domain</w:t>
+      </w:r>
+    </w:p>
+    <w:p>
+      <w:pPr>
+        <w:pStyle w:val="af"/>
+        <w:rPr>
+          <w:lang w:val="en-US"/>
+        </w:rPr>
+      </w:pPr>
+    </w:p>
+    <w:p>
+      <w:pPr>
+        <w:pStyle w:val="af"/>
+        <w:rPr>
+          <w:lang w:val="en-US"/>
+        </w:rPr>
+      </w:pPr>
+      <w:r>
+        <w:rPr>
+          <w:lang w:val="en-US"/>
+        </w:rPr>
+        <w:t xml:space="preserve">    # </w:t>
+      </w:r>
+      <w:r>
+        <w:t>возможные</w:t>
+      </w:r>
+      <w:r>
+        <w:rPr>
+          <w:lang w:val="en-US"/>
+        </w:rPr>
+        <w:t xml:space="preserve"> </w:t>
+      </w:r>
+      <w:r>
+        <w:t>наблюдения</w:t>
+      </w:r>
+      <w:r>
+        <w:rPr>
+          <w:lang w:val="en-US"/>
+        </w:rPr>
+        <w:t xml:space="preserve"> </w:t>
+      </w:r>
+      <w:r>
+        <w:t>сенсора</w:t>
+      </w:r>
+    </w:p>
+    <w:p>
+      <w:pPr>
+        <w:pStyle w:val="af"/>
+        <w:rPr>
+          <w:lang w:val="en-US"/>
+        </w:rPr>
+      </w:pPr>
+      <w:r>
+        <w:rPr>
+          <w:lang w:val="en-US"/>
+        </w:rPr>
+        <w:t>    max_dist = (X_RANGE - 1) + (Y_RANGE - 1)</w:t>
+      </w:r>
+    </w:p>
+    <w:p>
+      <w:pPr>
+        <w:pStyle w:val="af"/>
+        <w:rPr>
+          <w:lang w:val="en-US"/>
+        </w:rPr>
+      </w:pPr>
+      <w:r>
+        <w:rPr>
+          <w:lang w:val="en-US"/>
+        </w:rPr>
+        <w:t>    obs_domain = list(range(0, max_dist + MAX_NOISE + 1))</w:t>
+      </w:r>
+    </w:p>
+    <w:p>
+      <w:pPr>
+        <w:pStyle w:val="af"/>
+        <w:rPr>
+          <w:lang w:val="en-US"/>
+        </w:rPr>
+      </w:pPr>
+      <w:r>
+        <w:rPr>
+          <w:lang w:val="en-US"/>
+        </w:rPr>
         <w:t xml:space="preserve">    </w:t>
       </w:r>
-      <w:proofErr w:type="gramStart"/>
-      <w:r>
-        <w:rPr>
-          <w:lang w:val="en-US"/>
-        </w:rPr>
-        <w:t>variableDomainsDict[</w:t>
-      </w:r>
-      <w:proofErr w:type="gramEnd"/>
-      <w:r>
-        <w:rPr>
-          <w:lang w:val="en-US"/>
-        </w:rPr>
-        <w:t>PAC] = pos_domain</w:t>
-      </w:r>
-    </w:p>
-    <w:p>
-      <w:pPr>
-        <w:pStyle w:val="af"/>
-        <w:rPr>
-          <w:lang w:val="en-US"/>
-        </w:rPr>
-      </w:pPr>
-      <w:r>
-        <w:rPr>
-          <w:lang w:val="en-US"/>
-        </w:rPr>
-        <w:t xml:space="preserve">    </w:t>
-      </w:r>
-      <w:proofErr w:type="gramStart"/>
-      <w:r>
-        <w:rPr>
-          <w:lang w:val="en-US"/>
-        </w:rPr>
-        <w:t>variableDomainsDict[</w:t>
-      </w:r>
-      <w:proofErr w:type="gramEnd"/>
-      <w:r>
-        <w:rPr>
-          <w:lang w:val="en-US"/>
-        </w:rPr>
-        <w:t>GHOST0] = pos_domain</w:t>
-      </w:r>
-    </w:p>
-    <w:p>
-      <w:pPr>
-        <w:pStyle w:val="af"/>
-        <w:rPr>
-          <w:lang w:val="en-US"/>
-        </w:rPr>
-      </w:pPr>
-      <w:r>
-        <w:rPr>
-          <w:lang w:val="en-US"/>
-        </w:rPr>
-        <w:t xml:space="preserve">    </w:t>
-      </w:r>
-      <w:proofErr w:type="gramStart"/>
-      <w:r>
-        <w:rPr>
-          <w:lang w:val="en-US"/>
-        </w:rPr>
-        <w:t>variableDomainsDict[</w:t>
-      </w:r>
-      <w:proofErr w:type="gramEnd"/>
-      <w:r>
-        <w:rPr>
-          <w:lang w:val="en-US"/>
-        </w:rPr>
-        <w:t>GHOST1] = pos_domain</w:t>
-      </w:r>
-    </w:p>
-    <w:p>
-      <w:pPr>
-        <w:pStyle w:val="af"/>
-        <w:rPr>
-          <w:lang w:val="en-US"/>
-        </w:rPr>
-      </w:pPr>
-    </w:p>
-    <w:p>
-      <w:pPr>
-        <w:pStyle w:val="af"/>
-        <w:rPr>
-          <w:lang w:val="en-US"/>
-        </w:rPr>
-      </w:pPr>
-      <w:r>
-        <w:rPr>
-          <w:lang w:val="en-US"/>
-        </w:rPr>
-        <w:t xml:space="preserve">    # </w:t>
-      </w:r>
-      <w:r>
-        <w:t>возможные</w:t>
-      </w:r>
-      <w:r>
-        <w:rPr>
-          <w:lang w:val="en-US"/>
-        </w:rPr>
-        <w:t xml:space="preserve"> </w:t>
-      </w:r>
-      <w:r>
-        <w:t>наблюдения</w:t>
-      </w:r>
-      <w:r>
-        <w:rPr>
-          <w:lang w:val="en-US"/>
-        </w:rPr>
-        <w:t xml:space="preserve"> </w:t>
-      </w:r>
-      <w:r>
-        <w:t>сенсора</w:t>
-      </w:r>
-    </w:p>
-    <w:p>
-      <w:pPr>
-        <w:pStyle w:val="af"/>
-        <w:rPr>
-          <w:lang w:val="en-US"/>
-        </w:rPr>
-      </w:pPr>
-      <w:r>
-        <w:rPr>
-          <w:lang w:val="en-US"/>
-        </w:rPr>
-        <w:t>    max_dist = (X_RANGE - 1) + (Y_RANGE - 1)</w:t>
-      </w:r>
-    </w:p>
-    <w:p>
-      <w:pPr>
-        <w:pStyle w:val="af"/>
-        <w:rPr>
-          <w:lang w:val="en-US"/>
-        </w:rPr>
-      </w:pPr>
-      <w:r>
-        <w:rPr>
-          <w:lang w:val="en-US"/>
-        </w:rPr>
-        <w:t xml:space="preserve">    obs_domain = </w:t>
-      </w:r>
-      <w:proofErr w:type="gramStart"/>
-      <w:r>
-        <w:rPr>
-          <w:lang w:val="en-US"/>
-        </w:rPr>
-        <w:t>list(range(</w:t>
-      </w:r>
-      <w:proofErr w:type="gramEnd"/>
-      <w:r>
-        <w:rPr>
-          <w:lang w:val="en-US"/>
-        </w:rPr>
-        <w:t>0, max_dist + MAX_NOISE + 1))</w:t>
-      </w:r>
-    </w:p>
-    <w:p>
-      <w:pPr>
-        <w:pStyle w:val="af"/>
-        <w:rPr>
-          <w:lang w:val="en-US"/>
-        </w:rPr>
-      </w:pPr>
-      <w:r>
-        <w:rPr>
-          <w:lang w:val="en-US"/>
-        </w:rPr>
-        <w:t xml:space="preserve">    </w:t>
-      </w:r>
-    </w:p>
-    <w:p>
-      <w:pPr>
-        <w:pStyle w:val="af"/>
-        <w:rPr>
-          <w:lang w:val="en-US"/>
-        </w:rPr>
-      </w:pPr>
-      <w:r>
-        <w:rPr>
-          <w:lang w:val="en-US"/>
-        </w:rPr>
-        <w:t xml:space="preserve">    </w:t>
-      </w:r>
-      <w:proofErr w:type="gramStart"/>
-      <w:r>
-        <w:rPr>
-          <w:lang w:val="en-US"/>
-        </w:rPr>
-        <w:t>variableDomainsDict[</w:t>
-      </w:r>
-      <w:proofErr w:type="gramEnd"/>
-      <w:r>
-        <w:rPr>
-          <w:lang w:val="en-US"/>
-        </w:rPr>
-        <w:t>OBS0] = obs_domain</w:t>
-      </w:r>
-    </w:p>
-    <w:p>
-      <w:pPr>
-        <w:pStyle w:val="af"/>
-        <w:rPr>
-          <w:lang w:val="en-US"/>
-        </w:rPr>
-      </w:pPr>
-      <w:r>
-        <w:rPr>
-          <w:lang w:val="en-US"/>
-        </w:rPr>
-        <w:t xml:space="preserve">    </w:t>
-      </w:r>
-      <w:proofErr w:type="gramStart"/>
-      <w:r>
-        <w:rPr>
-          <w:lang w:val="en-US"/>
-        </w:rPr>
-        <w:t>variableDomainsDict[</w:t>
-      </w:r>
-      <w:proofErr w:type="gramEnd"/>
-      <w:r>
-        <w:rPr>
-          <w:lang w:val="en-US"/>
-        </w:rPr>
-        <w:t>OBS1] = obs_domain</w:t>
+    </w:p>
+    <w:p>
+      <w:pPr>
+        <w:pStyle w:val="af"/>
+        <w:rPr>
+          <w:lang w:val="en-US"/>
+        </w:rPr>
+      </w:pPr>
+      <w:r>
+        <w:rPr>
+          <w:lang w:val="en-US"/>
+        </w:rPr>
+        <w:t>    variableDomainsDict[OBS0] = obs_domain</w:t>
+      </w:r>
+    </w:p>
+    <w:p>
+      <w:pPr>
+        <w:pStyle w:val="af"/>
+        <w:rPr>
+          <w:lang w:val="en-US"/>
+        </w:rPr>
+      </w:pPr>
+      <w:r>
+        <w:rPr>
+          <w:lang w:val="en-US"/>
+        </w:rPr>
+        <w:t>    variableDomainsDict[OBS1] = obs_domain</w:t>
       </w:r>
     </w:p>
     <w:p>
@@ -2309,25 +2226,7 @@
           <w:iCs/>
           <w:lang w:val="en-US"/>
         </w:rPr>
-        <w:t xml:space="preserve">net = </w:t>
-      </w:r>
-      <w:proofErr w:type="gramStart"/>
-      <w:r>
-        <w:rPr>
-          <w:i/>
-          <w:iCs/>
-          <w:lang w:val="en-US"/>
-        </w:rPr>
-        <w:t>bn.constructEmptyBayesNet</w:t>
-      </w:r>
-      <w:proofErr w:type="gramEnd"/>
-      <w:r>
-        <w:rPr>
-          <w:i/>
-          <w:iCs/>
-          <w:lang w:val="en-US"/>
-        </w:rPr>
-        <w:t>(variables, edges, variableDomainsDict)</w:t>
+        <w:t>net = bn.constructEmptyBayesNet(variables, edges, variableDomainsDict)</w:t>
       </w:r>
     </w:p>
     <w:p>
@@ -2424,15 +2323,7 @@
           <w:sz w:val="24"/>
           <w:szCs w:val="20"/>
         </w:rPr>
-        <w:t xml:space="preserve"> </w:t>
-      </w:r>
-      <w:r>
-        <w:rPr>
-          <w:rFonts w:ascii="Courier New" w:hAnsi="Courier New" w:cs="Courier New"/>
-          <w:sz w:val="24"/>
-          <w:szCs w:val="20"/>
-        </w:rPr>
-        <w:t>constructBayesNet</w:t>
+        <w:t xml:space="preserve"> constructBayesNet</w:t>
       </w:r>
     </w:p>
     <w:p/>
@@ -2527,9 +2418,6 @@
         <w:t>Листинг</w:t>
       </w:r>
       <w:r>
-        <w:rPr>
-          <w:lang w:val="en-US"/>
-        </w:rPr>
         <w:t xml:space="preserve"> 3.2 – </w:t>
       </w:r>
       <w:r>
@@ -2553,9 +2441,11 @@
         <w:rPr>
           <w:lang w:val="en-US"/>
         </w:rPr>
-        <w:t xml:space="preserve">def </w:t>
-      </w:r>
-      <w:proofErr w:type="gramStart"/>
+        <w:t>def</w:t>
+      </w:r>
+      <w:r>
+        <w:t xml:space="preserve"> </w:t>
+      </w:r>
       <w:r>
         <w:rPr>
           <w:b/>
@@ -2565,31 +2455,104 @@
         <w:t>joinFactors</w:t>
       </w:r>
       <w:r>
-        <w:rPr>
-          <w:lang w:val="en-US"/>
-        </w:rPr>
         <w:t>(</w:t>
       </w:r>
-      <w:proofErr w:type="gramEnd"/>
-      <w:r>
-        <w:rPr>
-          <w:lang w:val="en-US"/>
-        </w:rPr>
-        <w:t xml:space="preserve">factors: </w:t>
-      </w:r>
-      <w:proofErr w:type="gramStart"/>
-      <w:r>
-        <w:rPr>
-          <w:lang w:val="en-US"/>
-        </w:rPr>
-        <w:t>List[</w:t>
-      </w:r>
-      <w:proofErr w:type="gramEnd"/>
-      <w:r>
-        <w:rPr>
-          <w:lang w:val="en-US"/>
-        </w:rPr>
-        <w:t>Factor]):</w:t>
+      <w:r>
+        <w:rPr>
+          <w:lang w:val="en-US"/>
+        </w:rPr>
+        <w:t>factors</w:t>
+      </w:r>
+      <w:r>
+        <w:t xml:space="preserve">: </w:t>
+      </w:r>
+      <w:r>
+        <w:rPr>
+          <w:lang w:val="en-US"/>
+        </w:rPr>
+        <w:t>List</w:t>
+      </w:r>
+      <w:r>
+        <w:t>[</w:t>
+      </w:r>
+      <w:r>
+        <w:rPr>
+          <w:lang w:val="en-US"/>
+        </w:rPr>
+        <w:t>Factor</w:t>
+      </w:r>
+      <w:r>
+        <w:t>]):</w:t>
+      </w:r>
+    </w:p>
+    <w:p>
+      <w:pPr>
+        <w:pStyle w:val="af"/>
+      </w:pPr>
+      <w:r>
+        <w:rPr>
+          <w:lang w:val="en-US"/>
+        </w:rPr>
+        <w:t> </w:t>
+      </w:r>
+      <w:r>
+        <w:t xml:space="preserve"> </w:t>
+      </w:r>
+      <w:r>
+        <w:rPr>
+          <w:lang w:val="en-US"/>
+        </w:rPr>
+        <w:t> </w:t>
+      </w:r>
+      <w:r>
+        <w:t xml:space="preserve"> </w:t>
+      </w:r>
+      <w:r>
+        <w:t xml:space="preserve"> </w:t>
+      </w:r>
+      <w:r>
+        <w:t xml:space="preserve"># </w:t>
+      </w:r>
+      <w:r>
+        <w:t>проверка</w:t>
+      </w:r>
+      <w:r>
+        <w:t xml:space="preserve"> </w:t>
+      </w:r>
+      <w:r>
+        <w:t>типов</w:t>
+      </w:r>
+    </w:p>
+    <w:p>
+      <w:pPr>
+        <w:pStyle w:val="af"/>
+        <w:rPr>
+          <w:lang w:val="en-US"/>
+        </w:rPr>
+      </w:pPr>
+      <w:r>
+        <w:rPr>
+          <w:lang w:val="en-US"/>
+        </w:rPr>
+        <w:t> </w:t>
+      </w:r>
+      <w:r>
+        <w:t xml:space="preserve"> </w:t>
+      </w:r>
+      <w:r>
+        <w:rPr>
+          <w:lang w:val="en-US"/>
+        </w:rPr>
+        <w:t> </w:t>
+      </w:r>
+      <w:r>
+        <w:t xml:space="preserve"> </w:t>
+      </w:r>
+      <w:r>
+        <w:rPr>
+          <w:lang w:val="en-US"/>
+        </w:rPr>
+        <w:t>setsOfUnconditioned = [set(factor.unconditionedVariables()) for factor in factors]</w:t>
       </w:r>
     </w:p>
     <w:p>
@@ -2606,87 +2569,15 @@
         <w:t xml:space="preserve">    </w:t>
       </w:r>
       <w:r>
+        <w:rPr>
+          <w:lang w:val="en-US"/>
+        </w:rPr>
         <w:t xml:space="preserve"> </w:t>
       </w:r>
       <w:r>
         <w:rPr>
           <w:lang w:val="en-US"/>
         </w:rPr>
-        <w:t xml:space="preserve"># </w:t>
-      </w:r>
-      <w:r>
-        <w:t>проверка</w:t>
-      </w:r>
-      <w:r>
-        <w:rPr>
-          <w:lang w:val="en-US"/>
-        </w:rPr>
-        <w:t xml:space="preserve"> </w:t>
-      </w:r>
-      <w:r>
-        <w:t>типов</w:t>
-      </w:r>
-    </w:p>
-    <w:p>
-      <w:pPr>
-        <w:pStyle w:val="af"/>
-        <w:rPr>
-          <w:lang w:val="en-US"/>
-        </w:rPr>
-      </w:pPr>
-      <w:r>
-        <w:rPr>
-          <w:lang w:val="en-US"/>
-        </w:rPr>
-        <w:t>   </w:t>
-      </w:r>
-      <w:r>
-        <w:rPr>
-          <w:lang w:val="en-US"/>
-        </w:rPr>
-        <w:t xml:space="preserve"> </w:t>
-      </w:r>
-      <w:r>
-        <w:rPr>
-          <w:lang w:val="en-US"/>
-        </w:rPr>
-        <w:t>setsOfUnconditioned = [set(</w:t>
-      </w:r>
-      <w:proofErr w:type="gramStart"/>
-      <w:r>
-        <w:rPr>
-          <w:lang w:val="en-US"/>
-        </w:rPr>
-        <w:t>factor.unconditionedVariables</w:t>
-      </w:r>
-      <w:proofErr w:type="gramEnd"/>
-      <w:r>
-        <w:rPr>
-          <w:lang w:val="en-US"/>
-        </w:rPr>
-        <w:t>()) for factor in factors]</w:t>
-      </w:r>
-    </w:p>
-    <w:p>
-      <w:pPr>
-        <w:pStyle w:val="af"/>
-        <w:rPr>
-          <w:lang w:val="en-US"/>
-        </w:rPr>
-      </w:pPr>
-      <w:r>
-        <w:rPr>
-          <w:lang w:val="en-US"/>
-        </w:rPr>
-        <w:t xml:space="preserve">    </w:t>
-      </w:r>
-      <w:r>
-        <w:t xml:space="preserve"> </w:t>
-      </w:r>
-      <w:r>
-        <w:rPr>
-          <w:lang w:val="en-US"/>
-        </w:rPr>
         <w:t>if len(factors) &gt; 1:</w:t>
       </w:r>
     </w:p>
@@ -2701,21 +2592,7 @@
         <w:rPr>
           <w:lang w:val="en-US"/>
         </w:rPr>
-        <w:t xml:space="preserve">       intersect = </w:t>
-      </w:r>
-      <w:proofErr w:type="gramStart"/>
-      <w:r>
-        <w:rPr>
-          <w:lang w:val="en-US"/>
-        </w:rPr>
-        <w:t>functools.reduce</w:t>
-      </w:r>
-      <w:proofErr w:type="gramEnd"/>
-      <w:r>
-        <w:rPr>
-          <w:lang w:val="en-US"/>
-        </w:rPr>
-        <w:t>(lambda x, y: x &amp; y, setsOfUnconditioned)</w:t>
+        <w:t>       intersect = functools.reduce(lambda x, y: x &amp; y, setsOfUnconditioned)</w:t>
       </w:r>
     </w:p>
     <w:p>
@@ -2750,124 +2627,21 @@
           <w:lang w:val="en-US"/>
         </w:rPr>
         <w:tab/>
-      </w:r>
-      <w:proofErr w:type="gramStart"/>
-      <w:r>
-        <w:rPr>
-          <w:lang w:val="en-US"/>
-        </w:rPr>
-        <w:t>print(</w:t>
-      </w:r>
-      <w:proofErr w:type="gramEnd"/>
-      <w:r>
-        <w:rPr>
-          <w:lang w:val="en-US"/>
-        </w:rPr>
-        <w:t>"Factor failed joinFactors typecheck: ", factor)</w:t>
-      </w:r>
-    </w:p>
-    <w:p>
-      <w:pPr>
-        <w:pStyle w:val="af"/>
-        <w:rPr>
-          <w:lang w:val="en-US"/>
-        </w:rPr>
-      </w:pPr>
-      <w:r>
-        <w:rPr>
-          <w:lang w:val="en-US"/>
-        </w:rPr>
-        <w:t xml:space="preserve">          raise </w:t>
-      </w:r>
-      <w:proofErr w:type="gramStart"/>
-      <w:r>
-        <w:rPr>
-          <w:lang w:val="en-US"/>
-        </w:rPr>
-        <w:t>ValueError(</w:t>
-      </w:r>
-      <w:proofErr w:type="gramEnd"/>
-      <w:r>
-        <w:rPr>
-          <w:lang w:val="en-US"/>
-        </w:rPr>
-        <w:t>"unconditionedVariables can only appear in one factor. \n"</w:t>
-      </w:r>
-      <w:r>
-        <w:rPr>
-          <w:lang w:val="en-US"/>
-        </w:rPr>
-        <w:t xml:space="preserve"> </w:t>
-      </w:r>
-      <w:r>
-        <w:rPr>
-          <w:lang w:val="en-US"/>
-        </w:rPr>
-        <w:t>+ "unconditionedVariables: " + str(intersect) +</w:t>
-      </w:r>
-      <w:r>
-        <w:rPr>
-          <w:lang w:val="en-US"/>
-        </w:rPr>
-        <w:t xml:space="preserve"> </w:t>
-      </w:r>
-      <w:r>
-        <w:rPr>
-          <w:lang w:val="en-US"/>
-        </w:rPr>
-        <w:t>"\nappear in more than one input factor.\n" +</w:t>
-      </w:r>
-      <w:r>
-        <w:rPr>
-          <w:lang w:val="en-US"/>
-        </w:rPr>
-        <w:t xml:space="preserve"> </w:t>
-      </w:r>
-      <w:r>
-        <w:rPr>
-          <w:lang w:val="en-US"/>
-        </w:rPr>
-        <w:t>"Input factors: \n" +</w:t>
-      </w:r>
-      <w:r>
-        <w:rPr>
-          <w:lang w:val="en-US"/>
-        </w:rPr>
-        <w:t xml:space="preserve"> </w:t>
-      </w:r>
-      <w:r>
-        <w:rPr>
-          <w:lang w:val="en-US"/>
-        </w:rPr>
-        <w:t>"\n</w:t>
-      </w:r>
-      <w:proofErr w:type="gramStart"/>
-      <w:r>
-        <w:rPr>
-          <w:lang w:val="en-US"/>
-        </w:rPr>
-        <w:t>".join</w:t>
-      </w:r>
-      <w:proofErr w:type="gramEnd"/>
-      <w:r>
-        <w:rPr>
-          <w:lang w:val="en-US"/>
-        </w:rPr>
-        <w:t>(</w:t>
-      </w:r>
-      <w:proofErr w:type="gramStart"/>
-      <w:r>
-        <w:rPr>
-          <w:lang w:val="en-US"/>
-        </w:rPr>
-        <w:t>map(</w:t>
-      </w:r>
-      <w:proofErr w:type="gramEnd"/>
-      <w:r>
-        <w:rPr>
-          <w:lang w:val="en-US"/>
-        </w:rPr>
-        <w:t>str, factors)))</w:t>
+        <w:t>print("Factor failed joinFactors typecheck: ", factor)</w:t>
+      </w:r>
+    </w:p>
+    <w:p>
+      <w:pPr>
+        <w:pStyle w:val="af"/>
+        <w:rPr>
+          <w:lang w:val="en-US"/>
+        </w:rPr>
+      </w:pPr>
+      <w:r>
+        <w:rPr>
+          <w:lang w:val="en-US"/>
+        </w:rPr>
+        <w:t>          raise ValueError("unconditionedVariables can only appear in one factor. \n" + "unconditionedVariables: " + str(intersect) + "\nappear in more than one input factor.\n" + "Input factors: \n" + "\n".join(map(str, factors)))</w:t>
       </w:r>
     </w:p>
     <w:p>
@@ -2963,39 +2737,15 @@
         <w:t xml:space="preserve">    </w:t>
       </w:r>
       <w:r>
-        <w:t xml:space="preserve">conditional = </w:t>
-      </w:r>
-      <w:proofErr w:type="gramStart"/>
-      <w:r>
-        <w:t>set(</w:t>
-      </w:r>
-      <w:proofErr w:type="gramEnd"/>
-      <w:r>
-        <w:t>[</w:t>
-      </w:r>
-      <w:proofErr w:type="gramStart"/>
-      <w:r>
-        <w:t xml:space="preserve">])   </w:t>
-      </w:r>
-      <w:proofErr w:type="gramEnd"/>
-      <w:r>
-        <w:t># условные переменные</w:t>
-      </w:r>
-    </w:p>
-    <w:p>
-      <w:pPr>
-        <w:pStyle w:val="af"/>
-      </w:pPr>
-      <w:r>
-        <w:t xml:space="preserve">    unconditional = </w:t>
-      </w:r>
-      <w:proofErr w:type="gramStart"/>
-      <w:r>
-        <w:t>set(</w:t>
-      </w:r>
-      <w:proofErr w:type="gramEnd"/>
-      <w:r>
-        <w:t>[]) # безусловные переменные</w:t>
+        <w:t>conditional = set([])   # условные переменные</w:t>
+      </w:r>
+    </w:p>
+    <w:p>
+      <w:pPr>
+        <w:pStyle w:val="af"/>
+      </w:pPr>
+      <w:r>
+        <w:t>    unconditional = set([]) # безусловные переменные</w:t>
       </w:r>
     </w:p>
     <w:p>
@@ -3033,21 +2783,7 @@
         <w:rPr>
           <w:lang w:val="en-US"/>
         </w:rPr>
-        <w:t xml:space="preserve">for f in </w:t>
-      </w:r>
-      <w:proofErr w:type="gramStart"/>
-      <w:r>
-        <w:rPr>
-          <w:lang w:val="en-US"/>
-        </w:rPr>
-        <w:t>factor.conditionedVariables</w:t>
-      </w:r>
-      <w:proofErr w:type="gramEnd"/>
-      <w:r>
-        <w:rPr>
-          <w:lang w:val="en-US"/>
-        </w:rPr>
-        <w:t>():</w:t>
+        <w:t>for f in factor.conditionedVariables():</w:t>
       </w:r>
     </w:p>
     <w:p>
@@ -3075,21 +2811,7 @@
         <w:rPr>
           <w:lang w:val="en-US"/>
         </w:rPr>
-        <w:t xml:space="preserve">        for f in </w:t>
-      </w:r>
-      <w:proofErr w:type="gramStart"/>
-      <w:r>
-        <w:rPr>
-          <w:lang w:val="en-US"/>
-        </w:rPr>
-        <w:t>factor.unconditionedVariables</w:t>
-      </w:r>
-      <w:proofErr w:type="gramEnd"/>
-      <w:r>
-        <w:rPr>
-          <w:lang w:val="en-US"/>
-        </w:rPr>
-        <w:t>():</w:t>
+        <w:t>        for f in factor.unconditionedVariables():</w:t>
       </w:r>
     </w:p>
     <w:p>
@@ -3190,21 +2912,7 @@
         <w:rPr>
           <w:lang w:val="en-US"/>
         </w:rPr>
-        <w:t>    variableDomainsDict = allFactors[0</w:t>
-      </w:r>
-      <w:proofErr w:type="gramStart"/>
-      <w:r>
-        <w:rPr>
-          <w:lang w:val="en-US"/>
-        </w:rPr>
-        <w:t>].variableDomainsDict</w:t>
-      </w:r>
-      <w:proofErr w:type="gramEnd"/>
-      <w:r>
-        <w:rPr>
-          <w:lang w:val="en-US"/>
-        </w:rPr>
-        <w:t>()</w:t>
+        <w:t>    variableDomainsDict = allFactors[0].variableDomainsDict()</w:t>
       </w:r>
     </w:p>
     <w:p>
@@ -3261,21 +2969,7 @@
         <w:rPr>
           <w:lang w:val="en-US"/>
         </w:rPr>
-        <w:t xml:space="preserve">    newCPT = </w:t>
-      </w:r>
-      <w:proofErr w:type="gramStart"/>
-      <w:r>
-        <w:rPr>
-          <w:lang w:val="en-US"/>
-        </w:rPr>
-        <w:t>Factor(</w:t>
-      </w:r>
-      <w:proofErr w:type="gramEnd"/>
-      <w:r>
-        <w:rPr>
-          <w:lang w:val="en-US"/>
-        </w:rPr>
-        <w:t>unconditional, conditional, variableDomainsDict)</w:t>
+        <w:t>    newCPT = Factor(unconditional, conditional, variableDomainsDict)</w:t>
       </w:r>
     </w:p>
     <w:p>
@@ -3374,21 +3068,7 @@
         <w:rPr>
           <w:lang w:val="en-US"/>
         </w:rPr>
-        <w:t xml:space="preserve">            probability *= </w:t>
-      </w:r>
-      <w:proofErr w:type="gramStart"/>
-      <w:r>
-        <w:rPr>
-          <w:lang w:val="en-US"/>
-        </w:rPr>
-        <w:t>factor.getProbability</w:t>
-      </w:r>
-      <w:proofErr w:type="gramEnd"/>
-      <w:r>
-        <w:rPr>
-          <w:lang w:val="en-US"/>
-        </w:rPr>
-        <w:t>(assignment)</w:t>
+        <w:t>            probability *= factor.getProbability(assignment)</w:t>
       </w:r>
     </w:p>
     <w:p>
@@ -3418,40 +3098,19 @@
         <w:pStyle w:val="af"/>
       </w:pPr>
       <w:r>
-        <w:t>    return newCPT</w:t>
+        <w:rPr>
+          <w:lang w:val="en-US"/>
+        </w:rPr>
+        <w:t xml:space="preserve">    </w:t>
+      </w:r>
+      <w:r>
+        <w:t>return newCPT</w:t>
       </w:r>
     </w:p>
     <w:p/>
     <w:p>
       <w:r>
-        <w:t>Правильность к</w:t>
-      </w:r>
-      <w:r>
-        <w:t>од</w:t>
-      </w:r>
-      <w:r>
-        <w:t>а</w:t>
-      </w:r>
-      <w:r>
-        <w:t xml:space="preserve"> функции был</w:t>
-      </w:r>
-      <w:r>
-        <w:t>а</w:t>
-      </w:r>
-      <w:r>
-        <w:t xml:space="preserve"> </w:t>
-      </w:r>
-      <w:r>
-        <w:t>подтверждена</w:t>
-      </w:r>
-      <w:r>
-        <w:t xml:space="preserve"> с помощью автооценивателя (рисунок 3.</w:t>
-      </w:r>
-      <w:r>
-        <w:t>2</w:t>
-      </w:r>
-      <w:r>
-        <w:t>).</w:t>
+        <w:t>Правильность кода функции была подтверждена с помощью автооценивателя (рисунок 3.2).</w:t>
       </w:r>
     </w:p>
     <w:p/>
@@ -3513,13 +3172,7 @@
         </w:rPr>
       </w:pPr>
       <w:r>
-        <w:t>Рисунок 3.</w:t>
-      </w:r>
-      <w:r>
-        <w:t>2</w:t>
-      </w:r>
-      <w:r>
-        <w:t xml:space="preserve"> – Автооценивание функции</w:t>
+        <w:t>Рисунок 3.2 – Автооценивание функции</w:t>
       </w:r>
       <w:r>
         <w:rPr>
@@ -3570,10 +3223,7 @@
         <w:t>В файле</w:t>
       </w:r>
       <w:r>
-        <w:t xml:space="preserve"> factorOperations.py</w:t>
-      </w:r>
-      <w:r>
-        <w:t xml:space="preserve"> </w:t>
+        <w:t xml:space="preserve"> factorOperations.py </w:t>
       </w:r>
       <w:r>
         <w:t>была р</w:t>
@@ -3610,10 +3260,7 @@
         <w:t xml:space="preserve"> </w:t>
       </w:r>
       <w:r>
-        <w:t>(листинг 3.3)</w:t>
-      </w:r>
-      <w:r>
-        <w:t>. Она принимает фактор и переменную для исключения и</w:t>
+        <w:t>(листинг 3.3). Она принимает фактор и переменную для исключения и</w:t>
       </w:r>
       <w:r>
         <w:t xml:space="preserve">, путём суммирования соответствующих строк в таблице вероятностей, </w:t>
@@ -3624,11 +3271,28 @@
     </w:p>
     <w:p/>
     <w:p>
-      <w:r>
-        <w:t xml:space="preserve">Листинг 3.3 - </w:t>
-      </w:r>
-      <w:r>
-        <w:t xml:space="preserve">Функция </w:t>
+      <w:pPr>
+        <w:rPr>
+          <w:lang w:val="en-US"/>
+        </w:rPr>
+      </w:pPr>
+      <w:r>
+        <w:t>Листинг</w:t>
+      </w:r>
+      <w:r>
+        <w:rPr>
+          <w:lang w:val="en-US"/>
+        </w:rPr>
+        <w:t xml:space="preserve"> 3.3 - </w:t>
+      </w:r>
+      <w:r>
+        <w:t>Функция</w:t>
+      </w:r>
+      <w:r>
+        <w:rPr>
+          <w:lang w:val="en-US"/>
+        </w:rPr>
+        <w:t xml:space="preserve"> </w:t>
       </w:r>
       <w:r>
         <w:t>маргинализации</w:t>
@@ -3637,6 +3301,9 @@
     <w:p>
       <w:pPr>
         <w:pStyle w:val="af"/>
+        <w:rPr>
+          <w:lang w:val="en-US"/>
+        </w:rPr>
       </w:pPr>
       <w:r>
         <w:rPr>
@@ -3644,7 +3311,6 @@
         </w:rPr>
         <w:t xml:space="preserve">def </w:t>
       </w:r>
-      <w:proofErr w:type="gramStart"/>
       <w:r>
         <w:rPr>
           <w:b/>
@@ -3657,14 +3323,7 @@
         <w:rPr>
           <w:lang w:val="en-US"/>
         </w:rPr>
-        <w:t>(</w:t>
-      </w:r>
-      <w:proofErr w:type="gramEnd"/>
-      <w:r>
-        <w:rPr>
-          <w:lang w:val="en-US"/>
-        </w:rPr>
-        <w:t>factor: Factor, eliminationVariable: str):</w:t>
+        <w:t>(factor: Factor, eliminationVariable: str):</w:t>
       </w:r>
     </w:p>
     <w:p>
@@ -3772,103 +3431,35 @@
         <w:rPr>
           <w:lang w:val="en-US"/>
         </w:rPr>
-        <w:t xml:space="preserve">        if eliminationVariable not in </w:t>
-      </w:r>
-      <w:proofErr w:type="gramStart"/>
-      <w:r>
-        <w:rPr>
-          <w:lang w:val="en-US"/>
-        </w:rPr>
-        <w:t>factor.unconditionedVariables</w:t>
-      </w:r>
-      <w:proofErr w:type="gramEnd"/>
-      <w:r>
-        <w:rPr>
-          <w:lang w:val="en-US"/>
-        </w:rPr>
-        <w:t>():</w:t>
-      </w:r>
-    </w:p>
-    <w:p>
-      <w:pPr>
-        <w:pStyle w:val="af"/>
-        <w:rPr>
-          <w:lang w:val="en-US"/>
-        </w:rPr>
-      </w:pPr>
-      <w:r>
-        <w:rPr>
-          <w:lang w:val="en-US"/>
-        </w:rPr>
-        <w:t xml:space="preserve">            </w:t>
-      </w:r>
-      <w:proofErr w:type="gramStart"/>
-      <w:r>
-        <w:rPr>
-          <w:lang w:val="en-US"/>
-        </w:rPr>
-        <w:t>print(</w:t>
-      </w:r>
-      <w:proofErr w:type="gramEnd"/>
-      <w:r>
-        <w:rPr>
-          <w:lang w:val="en-US"/>
-        </w:rPr>
-        <w:t>"Factor failed eliminate typecheck: ", factor)</w:t>
-      </w:r>
-    </w:p>
-    <w:p>
-      <w:pPr>
-        <w:pStyle w:val="af"/>
-        <w:rPr>
-          <w:lang w:val="en-US"/>
-        </w:rPr>
-      </w:pPr>
-      <w:r>
-        <w:rPr>
-          <w:lang w:val="en-US"/>
-        </w:rPr>
-        <w:t xml:space="preserve">            raise </w:t>
-      </w:r>
-      <w:proofErr w:type="gramStart"/>
-      <w:r>
-        <w:rPr>
-          <w:lang w:val="en-US"/>
-        </w:rPr>
-        <w:t>ValueError(</w:t>
-      </w:r>
-      <w:proofErr w:type="gramEnd"/>
-      <w:r>
-        <w:rPr>
-          <w:lang w:val="en-US"/>
-        </w:rPr>
-        <w:t>"Elimination variable is not an unconditioned variable in this factor\n" + "eliminationVariable: " + str(eliminationVariable) +</w:t>
-      </w:r>
-      <w:r>
-        <w:rPr>
-          <w:lang w:val="en-US"/>
-        </w:rPr>
-        <w:t xml:space="preserve"> </w:t>
-      </w:r>
-      <w:r>
-        <w:rPr>
-          <w:lang w:val="en-US"/>
-        </w:rPr>
-        <w:t>"\nunconditionedVariables:" + str(</w:t>
-      </w:r>
-      <w:proofErr w:type="gramStart"/>
-      <w:r>
-        <w:rPr>
-          <w:lang w:val="en-US"/>
-        </w:rPr>
-        <w:t>factor.unconditionedVariables</w:t>
-      </w:r>
-      <w:proofErr w:type="gramEnd"/>
-      <w:r>
-        <w:rPr>
-          <w:lang w:val="en-US"/>
-        </w:rPr>
-        <w:t>()))</w:t>
+        <w:t xml:space="preserve">        if eliminationVariable not in factor.unconditionedVariables():</w:t>
+      </w:r>
+    </w:p>
+    <w:p>
+      <w:pPr>
+        <w:pStyle w:val="af"/>
+        <w:rPr>
+          <w:lang w:val="en-US"/>
+        </w:rPr>
+      </w:pPr>
+      <w:r>
+        <w:rPr>
+          <w:lang w:val="en-US"/>
+        </w:rPr>
+        <w:t xml:space="preserve">            print("Factor failed eliminate typecheck: ", factor)</w:t>
+      </w:r>
+    </w:p>
+    <w:p>
+      <w:pPr>
+        <w:pStyle w:val="af"/>
+        <w:rPr>
+          <w:lang w:val="en-US"/>
+        </w:rPr>
+      </w:pPr>
+      <w:r>
+        <w:rPr>
+          <w:lang w:val="en-US"/>
+        </w:rPr>
+        <w:t xml:space="preserve">            raise ValueError("Elimination variable is not an unconditioned variable in this factor\n" + "eliminationVariable: " + str(eliminationVariable) + "\nunconditionedVariables:" + str(factor.unconditionedVariables()))</w:t>
       </w:r>
     </w:p>
     <w:p>
@@ -3896,103 +3487,35 @@
         <w:rPr>
           <w:lang w:val="en-US"/>
         </w:rPr>
-        <w:t xml:space="preserve">        if len(</w:t>
-      </w:r>
-      <w:proofErr w:type="gramStart"/>
-      <w:r>
-        <w:rPr>
-          <w:lang w:val="en-US"/>
-        </w:rPr>
-        <w:t>factor.unconditionedVariables</w:t>
-      </w:r>
-      <w:proofErr w:type="gramEnd"/>
-      <w:r>
-        <w:rPr>
-          <w:lang w:val="en-US"/>
-        </w:rPr>
-        <w:t>()) == 1:</w:t>
-      </w:r>
-    </w:p>
-    <w:p>
-      <w:pPr>
-        <w:pStyle w:val="af"/>
-        <w:rPr>
-          <w:lang w:val="en-US"/>
-        </w:rPr>
-      </w:pPr>
-      <w:r>
-        <w:rPr>
-          <w:lang w:val="en-US"/>
-        </w:rPr>
-        <w:t xml:space="preserve">            </w:t>
-      </w:r>
-      <w:proofErr w:type="gramStart"/>
-      <w:r>
-        <w:rPr>
-          <w:lang w:val="en-US"/>
-        </w:rPr>
-        <w:t>print(</w:t>
-      </w:r>
-      <w:proofErr w:type="gramEnd"/>
-      <w:r>
-        <w:rPr>
-          <w:lang w:val="en-US"/>
-        </w:rPr>
-        <w:t>"Factor failed eliminate typecheck: ", factor)</w:t>
-      </w:r>
-    </w:p>
-    <w:p>
-      <w:pPr>
-        <w:pStyle w:val="af"/>
-        <w:rPr>
-          <w:lang w:val="en-US"/>
-        </w:rPr>
-      </w:pPr>
-      <w:r>
-        <w:rPr>
-          <w:lang w:val="en-US"/>
-        </w:rPr>
-        <w:t xml:space="preserve">            raise </w:t>
-      </w:r>
-      <w:proofErr w:type="gramStart"/>
-      <w:r>
-        <w:rPr>
-          <w:lang w:val="en-US"/>
-        </w:rPr>
-        <w:t>ValueError(</w:t>
-      </w:r>
-      <w:proofErr w:type="gramEnd"/>
-      <w:r>
-        <w:rPr>
-          <w:lang w:val="en-US"/>
-        </w:rPr>
-        <w:t>"Factor has only one unconditioned variable, so you "</w:t>
-      </w:r>
-      <w:r>
-        <w:rPr>
-          <w:lang w:val="en-US"/>
-        </w:rPr>
-        <w:t xml:space="preserve"> </w:t>
-      </w:r>
-      <w:r>
-        <w:rPr>
-          <w:lang w:val="en-US"/>
-        </w:rPr>
-        <w:t>+ "can't eliminate \nthat variable.\n" + "eliminationVariable:" + str(eliminationVariable) + "\n" + "unconditionedVariables: " + str(</w:t>
-      </w:r>
-      <w:proofErr w:type="gramStart"/>
-      <w:r>
-        <w:rPr>
-          <w:lang w:val="en-US"/>
-        </w:rPr>
-        <w:t>factor.unconditionedVariables</w:t>
-      </w:r>
-      <w:proofErr w:type="gramEnd"/>
-      <w:r>
-        <w:rPr>
-          <w:lang w:val="en-US"/>
-        </w:rPr>
-        <w:t>()))</w:t>
+        <w:t xml:space="preserve">        if len(factor.unconditionedVariables()) == 1:</w:t>
+      </w:r>
+    </w:p>
+    <w:p>
+      <w:pPr>
+        <w:pStyle w:val="af"/>
+        <w:rPr>
+          <w:lang w:val="en-US"/>
+        </w:rPr>
+      </w:pPr>
+      <w:r>
+        <w:rPr>
+          <w:lang w:val="en-US"/>
+        </w:rPr>
+        <w:t xml:space="preserve">            print("Factor failed eliminate typecheck: ", factor)</w:t>
+      </w:r>
+    </w:p>
+    <w:p>
+      <w:pPr>
+        <w:pStyle w:val="af"/>
+        <w:rPr>
+          <w:lang w:val="en-US"/>
+        </w:rPr>
+      </w:pPr>
+      <w:r>
+        <w:rPr>
+          <w:lang w:val="en-US"/>
+        </w:rPr>
+        <w:t xml:space="preserve">            raise ValueError("Factor has only one unconditioned variable, so you " + "can't eliminate \nthat variable.\n" + "eliminationVariable:" + str(eliminationVariable) + "\n" + "unconditionedVariables: " + str(factor.unconditionedVariables()))</w:t>
       </w:r>
     </w:p>
     <w:p>
@@ -4052,29 +3575,34 @@
         <w:rPr>
           <w:lang w:val="en-US"/>
         </w:rPr>
-        <w:t>unconditioned = list(</w:t>
-      </w:r>
-      <w:proofErr w:type="gramStart"/>
-      <w:r>
-        <w:rPr>
-          <w:lang w:val="en-US"/>
-        </w:rPr>
-        <w:t>factor.unconditionedVariables</w:t>
-      </w:r>
-      <w:proofErr w:type="gramEnd"/>
-      <w:r>
-        <w:rPr>
-          <w:lang w:val="en-US"/>
-        </w:rPr>
-        <w:t>())</w:t>
-      </w:r>
-    </w:p>
-    <w:p>
-      <w:pPr>
-        <w:pStyle w:val="af"/>
-        <w:rPr>
-          <w:lang w:val="en-US"/>
-        </w:rPr>
+        <w:t>unconditioned = list(factor.unconditionedVariables())</w:t>
+      </w:r>
+    </w:p>
+    <w:p>
+      <w:pPr>
+        <w:pStyle w:val="af"/>
+        <w:rPr>
+          <w:lang w:val="en-US"/>
+        </w:rPr>
+      </w:pPr>
+      <w:r>
+        <w:rPr>
+          <w:lang w:val="en-US"/>
+        </w:rPr>
+        <w:t xml:space="preserve">        unconditioned.remove(eliminationVariable)</w:t>
+      </w:r>
+    </w:p>
+    <w:p>
+      <w:pPr>
+        <w:pStyle w:val="af"/>
+        <w:rPr>
+          <w:lang w:val="en-US"/>
+        </w:rPr>
+      </w:pPr>
+    </w:p>
+    <w:p>
+      <w:pPr>
+        <w:pStyle w:val="af"/>
       </w:pPr>
       <w:r>
         <w:rPr>
@@ -4082,101 +3610,46 @@
         </w:rPr>
         <w:t xml:space="preserve">        </w:t>
       </w:r>
-      <w:proofErr w:type="gramStart"/>
-      <w:r>
-        <w:rPr>
-          <w:lang w:val="en-US"/>
-        </w:rPr>
-        <w:t>unconditioned.remove</w:t>
-      </w:r>
-      <w:proofErr w:type="gramEnd"/>
-      <w:r>
-        <w:rPr>
-          <w:lang w:val="en-US"/>
-        </w:rPr>
-        <w:t>(eliminationVariable)</w:t>
-      </w:r>
-    </w:p>
-    <w:p>
-      <w:pPr>
-        <w:pStyle w:val="af"/>
-        <w:rPr>
-          <w:lang w:val="en-US"/>
-        </w:rPr>
-      </w:pPr>
-    </w:p>
-    <w:p>
-      <w:pPr>
-        <w:pStyle w:val="af"/>
-      </w:pPr>
-      <w:r>
-        <w:rPr>
-          <w:lang w:val="en-US"/>
-        </w:rPr>
+      <w:r>
+        <w:t># копирование списка условных переменных</w:t>
+      </w:r>
+    </w:p>
+    <w:p>
+      <w:pPr>
+        <w:pStyle w:val="af"/>
+      </w:pPr>
+      <w:r>
+        <w:t xml:space="preserve">        conditioned = list(factor.conditionedVariables())</w:t>
+      </w:r>
+    </w:p>
+    <w:p>
+      <w:pPr>
+        <w:pStyle w:val="af"/>
+      </w:pPr>
+    </w:p>
+    <w:p>
+      <w:pPr>
+        <w:pStyle w:val="af"/>
+      </w:pPr>
+      <w:r>
+        <w:t xml:space="preserve">        # область значений исключаемой переменной</w:t>
+      </w:r>
+    </w:p>
+    <w:p>
+      <w:pPr>
+        <w:pStyle w:val="af"/>
+        <w:rPr>
+          <w:lang w:val="en-US"/>
+        </w:rPr>
+      </w:pPr>
+      <w:r>
         <w:t xml:space="preserve">        </w:t>
       </w:r>
       <w:r>
-        <w:t># копирование списка условных переменных</w:t>
-      </w:r>
-    </w:p>
-    <w:p>
-      <w:pPr>
-        <w:pStyle w:val="af"/>
-      </w:pPr>
-      <w:r>
-        <w:t xml:space="preserve">        conditioned = list(</w:t>
-      </w:r>
-      <w:proofErr w:type="gramStart"/>
-      <w:r>
-        <w:t>factor.conditionedVariables</w:t>
-      </w:r>
-      <w:proofErr w:type="gramEnd"/>
-      <w:r>
-        <w:t>())</w:t>
-      </w:r>
-    </w:p>
-    <w:p>
-      <w:pPr>
-        <w:pStyle w:val="af"/>
-      </w:pPr>
-    </w:p>
-    <w:p>
-      <w:pPr>
-        <w:pStyle w:val="af"/>
-      </w:pPr>
-      <w:r>
-        <w:t xml:space="preserve">        # область значений исключаемой переменной</w:t>
-      </w:r>
-    </w:p>
-    <w:p>
-      <w:pPr>
-        <w:pStyle w:val="af"/>
-        <w:rPr>
-          <w:lang w:val="en-US"/>
-        </w:rPr>
-      </w:pPr>
-      <w:r>
-        <w:t xml:space="preserve">        </w:t>
-      </w:r>
-      <w:r>
-        <w:rPr>
-          <w:lang w:val="en-US"/>
-        </w:rPr>
-        <w:t xml:space="preserve">domain = </w:t>
-      </w:r>
-      <w:proofErr w:type="gramStart"/>
-      <w:r>
-        <w:rPr>
-          <w:lang w:val="en-US"/>
-        </w:rPr>
-        <w:t>factor.variableDomainsDict()[</w:t>
-      </w:r>
-      <w:proofErr w:type="gramEnd"/>
-      <w:r>
-        <w:rPr>
-          <w:lang w:val="en-US"/>
-        </w:rPr>
-        <w:t>eliminationVariable];</w:t>
+        <w:rPr>
+          <w:lang w:val="en-US"/>
+        </w:rPr>
+        <w:t>domain = factor.variableDomainsDict()[eliminationVariable];</w:t>
       </w:r>
     </w:p>
     <w:p>
@@ -4233,35 +3706,7 @@
         <w:rPr>
           <w:lang w:val="en-US"/>
         </w:rPr>
-        <w:t xml:space="preserve">        new_factor = </w:t>
-      </w:r>
-      <w:proofErr w:type="gramStart"/>
-      <w:r>
-        <w:rPr>
-          <w:lang w:val="en-US"/>
-        </w:rPr>
-        <w:t>Factor(</w:t>
-      </w:r>
-      <w:proofErr w:type="gramEnd"/>
-      <w:r>
-        <w:rPr>
-          <w:lang w:val="en-US"/>
-        </w:rPr>
-        <w:t xml:space="preserve">unconditioned, conditioned, </w:t>
-      </w:r>
-      <w:proofErr w:type="gramStart"/>
-      <w:r>
-        <w:rPr>
-          <w:lang w:val="en-US"/>
-        </w:rPr>
-        <w:t>factor.variableDomainsDict</w:t>
-      </w:r>
-      <w:proofErr w:type="gramEnd"/>
-      <w:r>
-        <w:rPr>
-          <w:lang w:val="en-US"/>
-        </w:rPr>
-        <w:t>())</w:t>
+        <w:t xml:space="preserve">        new_factor = Factor(unconditioned, conditioned, factor.variableDomainsDict())</w:t>
       </w:r>
     </w:p>
     <w:p>
@@ -4301,21 +3746,7 @@
         <w:rPr>
           <w:lang w:val="en-US"/>
         </w:rPr>
-        <w:t>for assignment in new_</w:t>
-      </w:r>
-      <w:proofErr w:type="gramStart"/>
-      <w:r>
-        <w:rPr>
-          <w:lang w:val="en-US"/>
-        </w:rPr>
-        <w:t>factor.getAllPossibleAssignmentDicts</w:t>
-      </w:r>
-      <w:proofErr w:type="gramEnd"/>
-      <w:r>
-        <w:rPr>
-          <w:lang w:val="en-US"/>
-        </w:rPr>
-        <w:t>():</w:t>
+        <w:t>for assignment in new_factor.getAllPossibleAssignmentDicts():</w:t>
       </w:r>
     </w:p>
     <w:p>
@@ -4373,21 +3804,7 @@
         <w:rPr>
           <w:lang w:val="en-US"/>
         </w:rPr>
-        <w:t xml:space="preserve">                old_assignment = </w:t>
-      </w:r>
-      <w:proofErr w:type="gramStart"/>
-      <w:r>
-        <w:rPr>
-          <w:lang w:val="en-US"/>
-        </w:rPr>
-        <w:t>assignment.copy</w:t>
-      </w:r>
-      <w:proofErr w:type="gramEnd"/>
-      <w:r>
-        <w:rPr>
-          <w:lang w:val="en-US"/>
-        </w:rPr>
-        <w:t>()</w:t>
+        <w:t xml:space="preserve">                old_assignment = assignment.copy()</w:t>
       </w:r>
     </w:p>
     <w:p>
@@ -4415,21 +3832,7 @@
         <w:rPr>
           <w:lang w:val="en-US"/>
         </w:rPr>
-        <w:t xml:space="preserve">                prob += </w:t>
-      </w:r>
-      <w:proofErr w:type="gramStart"/>
-      <w:r>
-        <w:rPr>
-          <w:lang w:val="en-US"/>
-        </w:rPr>
-        <w:t>factor.getProbability</w:t>
-      </w:r>
-      <w:proofErr w:type="gramEnd"/>
-      <w:r>
-        <w:rPr>
-          <w:lang w:val="en-US"/>
-        </w:rPr>
-        <w:t>(old_assignment);</w:t>
+        <w:t xml:space="preserve">                prob += factor.getProbability(old_assignment);</w:t>
       </w:r>
     </w:p>
     <w:p>
@@ -4468,56 +3871,51 @@
         <w:rPr>
           <w:lang w:val="en-US"/>
         </w:rPr>
-        <w:t>new_</w:t>
-      </w:r>
-      <w:proofErr w:type="gramStart"/>
-      <w:r>
-        <w:rPr>
-          <w:lang w:val="en-US"/>
-        </w:rPr>
-        <w:t>factor.setProbability</w:t>
-      </w:r>
-      <w:proofErr w:type="gramEnd"/>
-      <w:r>
-        <w:rPr>
-          <w:lang w:val="en-US"/>
-        </w:rPr>
-        <w:t>(assignment, prob)</w:t>
+        <w:t>new_factor.setProbability(assignment, prob)</w:t>
       </w:r>
     </w:p>
     <w:p>
       <w:pPr>
         <w:pStyle w:val="af"/>
         <w:ind w:firstLine="0"/>
-      </w:pPr>
-    </w:p>
-    <w:p>
-      <w:pPr>
-        <w:pStyle w:val="af"/>
-        <w:rPr>
-          <w:lang w:val="en-US"/>
-        </w:rPr>
-      </w:pPr>
-      <w:r>
-        <w:rPr>
-          <w:lang w:val="en-US"/>
-        </w:rPr>
-        <w:t xml:space="preserve">        return new_factor</w:t>
+        <w:rPr>
+          <w:lang w:val="en-US"/>
+        </w:rPr>
+      </w:pPr>
+    </w:p>
+    <w:p>
+      <w:pPr>
+        <w:pStyle w:val="af"/>
+      </w:pPr>
+      <w:r>
+        <w:rPr>
+          <w:lang w:val="en-US"/>
+        </w:rPr>
+        <w:t xml:space="preserve">        return</w:t>
+      </w:r>
+      <w:r>
+        <w:t xml:space="preserve"> </w:t>
+      </w:r>
+      <w:r>
+        <w:rPr>
+          <w:lang w:val="en-US"/>
+        </w:rPr>
+        <w:t>new</w:t>
+      </w:r>
+      <w:r>
+        <w:t>_</w:t>
+      </w:r>
+      <w:r>
+        <w:rPr>
+          <w:lang w:val="en-US"/>
+        </w:rPr>
+        <w:t>factor</w:t>
       </w:r>
     </w:p>
     <w:p/>
     <w:p>
       <w:r>
-        <w:t>Правильность кода функции была подтверждена с помощью автооценивателя (рисунок 3.</w:t>
-      </w:r>
-      <w:r>
-        <w:t>3</w:t>
-      </w:r>
-      <w:r>
-        <w:t>)</w:t>
-      </w:r>
-      <w:r>
-        <w:t>.</w:t>
+        <w:t>Правильность кода функции была подтверждена с помощью автооценивателя (рисунок 3.3).</w:t>
       </w:r>
     </w:p>
     <w:p/>
@@ -4534,8 +3932,8 @@
           <w:noProof/>
         </w:rPr>
         <w:drawing>
-          <wp:inline distT="0" distB="0" distL="0" distR="0" wp14:anchorId="0CE1EED9" wp14:editId="49D43B74">
-            <wp:extent cx="5480385" cy="1215838"/>
+          <wp:inline distT="0" distB="0" distL="0" distR="0" wp14:anchorId="0CE1EED9" wp14:editId="755F3A9A">
+            <wp:extent cx="4987090" cy="1106400"/>
             <wp:effectExtent l="0" t="0" r="0" b="0"/>
             <wp:docPr id="1846062147" name="Рисунок 1"/>
             <wp:cNvGraphicFramePr>
@@ -4557,7 +3955,7 @@
                   <pic:spPr>
                     <a:xfrm>
                       <a:off x="0" y="0"/>
-                      <a:ext cx="5487938" cy="1217514"/>
+                      <a:ext cx="5005764" cy="1110543"/>
                     </a:xfrm>
                     <a:prstGeom prst="rect">
                       <a:avLst/>
@@ -4676,15 +4074,16 @@
     <w:p>
       <w:pPr>
         <w:pStyle w:val="af"/>
-      </w:pPr>
-      <w:r>
-        <w:rPr>
-          <w:lang w:val="en-US"/>
-        </w:rPr>
-        <w:lastRenderedPageBreak/>
+        <w:rPr>
+          <w:lang w:val="en-US"/>
+        </w:rPr>
+      </w:pPr>
+      <w:r>
+        <w:rPr>
+          <w:lang w:val="en-US"/>
+        </w:rPr>
         <w:t xml:space="preserve">def </w:t>
       </w:r>
-      <w:proofErr w:type="gramStart"/>
       <w:r>
         <w:rPr>
           <w:b/>
@@ -4697,14 +4096,7 @@
         <w:rPr>
           <w:lang w:val="en-US"/>
         </w:rPr>
-        <w:t>(</w:t>
-      </w:r>
-      <w:proofErr w:type="gramEnd"/>
-      <w:r>
-        <w:rPr>
-          <w:lang w:val="en-US"/>
-        </w:rPr>
-        <w:t>bayesNet: bn, queryVariables: List[str], evidenceDict: Dict, eliminationOrder: List[str]):</w:t>
+        <w:t>(bayesNet: bn, queryVariables: List[str], evidenceDict: Dict, eliminationOrder: List[str]):</w:t>
       </w:r>
     </w:p>
     <w:p>
@@ -4720,6 +4112,7 @@
           <w:iCs/>
           <w:lang w:val="en-US"/>
         </w:rPr>
+        <w:lastRenderedPageBreak/>
         <w:t xml:space="preserve">        </w:t>
       </w:r>
       <w:r>
@@ -4817,21 +4210,7 @@
         <w:rPr>
           <w:lang w:val="en-US"/>
         </w:rPr>
-        <w:t xml:space="preserve">                                   </w:t>
-      </w:r>
-      <w:proofErr w:type="gramStart"/>
-      <w:r>
-        <w:rPr>
-          <w:lang w:val="en-US"/>
-        </w:rPr>
-        <w:t>set(</w:t>
-      </w:r>
-      <w:proofErr w:type="gramEnd"/>
-      <w:r>
-        <w:rPr>
-          <w:lang w:val="en-US"/>
-        </w:rPr>
-        <w:t>evidenceDict.keys())</w:t>
+        <w:t xml:space="preserve">                                   set(evidenceDict.keys())</w:t>
       </w:r>
     </w:p>
     <w:p>
@@ -4986,21 +4365,7 @@
         <w:rPr>
           <w:lang w:val="en-US"/>
         </w:rPr>
-        <w:t xml:space="preserve">factors, joinedFactor = </w:t>
-      </w:r>
-      <w:proofErr w:type="gramStart"/>
-      <w:r>
-        <w:rPr>
-          <w:lang w:val="en-US"/>
-        </w:rPr>
-        <w:t>joinFactorsByVariable(</w:t>
-      </w:r>
-      <w:proofErr w:type="gramEnd"/>
-      <w:r>
-        <w:rPr>
-          <w:lang w:val="en-US"/>
-        </w:rPr>
-        <w:t>factors, var)</w:t>
+        <w:t>factors, joinedFactor = joinFactorsByVariable(factors, var)</w:t>
       </w:r>
     </w:p>
     <w:p>
@@ -5039,63 +4404,21 @@
         <w:rPr>
           <w:lang w:val="en-US"/>
         </w:rPr>
-        <w:t xml:space="preserve">if </w:t>
-      </w:r>
-      <w:proofErr w:type="gramStart"/>
-      <w:r>
-        <w:rPr>
-          <w:lang w:val="en-US"/>
-        </w:rPr>
-        <w:t>len(</w:t>
-      </w:r>
-      <w:proofErr w:type="gramEnd"/>
-      <w:r>
-        <w:rPr>
-          <w:lang w:val="en-US"/>
-        </w:rPr>
-        <w:t>joinedFactor.unconditionedVariables()) &gt; 1:</w:t>
-      </w:r>
-    </w:p>
-    <w:p>
-      <w:pPr>
-        <w:pStyle w:val="af"/>
-        <w:rPr>
-          <w:lang w:val="en-US"/>
-        </w:rPr>
-      </w:pPr>
-      <w:r>
-        <w:rPr>
-          <w:lang w:val="en-US"/>
-        </w:rPr>
-        <w:t xml:space="preserve">                </w:t>
-      </w:r>
-      <w:proofErr w:type="gramStart"/>
-      <w:r>
-        <w:rPr>
-          <w:lang w:val="en-US"/>
-        </w:rPr>
-        <w:t>factors.append</w:t>
-      </w:r>
-      <w:proofErr w:type="gramEnd"/>
-      <w:r>
-        <w:rPr>
-          <w:lang w:val="en-US"/>
-        </w:rPr>
-        <w:t>(</w:t>
-      </w:r>
-      <w:proofErr w:type="gramStart"/>
-      <w:r>
-        <w:rPr>
-          <w:lang w:val="en-US"/>
-        </w:rPr>
-        <w:t>eliminate(</w:t>
-      </w:r>
-      <w:proofErr w:type="gramEnd"/>
-      <w:r>
-        <w:rPr>
-          <w:lang w:val="en-US"/>
-        </w:rPr>
-        <w:t>joinedFactor, var))</w:t>
+        <w:t>if len(joinedFactor.unconditionedVariables()) &gt; 1:</w:t>
+      </w:r>
+    </w:p>
+    <w:p>
+      <w:pPr>
+        <w:pStyle w:val="af"/>
+        <w:rPr>
+          <w:lang w:val="en-US"/>
+        </w:rPr>
+      </w:pPr>
+      <w:r>
+        <w:rPr>
+          <w:lang w:val="en-US"/>
+        </w:rPr>
+        <w:t xml:space="preserve">                factors.append(eliminate(joinedFactor, var))</w:t>
       </w:r>
     </w:p>
     <w:p>
@@ -5211,13 +4534,7 @@
     <w:p/>
     <w:p>
       <w:r>
-        <w:t>Правильность кода функции была подтверждена с помощью автооценивателя (рисунок 3.</w:t>
-      </w:r>
-      <w:r>
-        <w:t>4</w:t>
-      </w:r>
-      <w:r>
-        <w:t>).</w:t>
+        <w:t>Правильность кода функции была подтверждена с помощью автооценивателя (рисунок 3.4).</w:t>
       </w:r>
     </w:p>
     <w:p/>
@@ -5234,8 +4551,8 @@
           <w:noProof/>
         </w:rPr>
         <w:drawing>
-          <wp:inline distT="0" distB="0" distL="0" distR="0" wp14:anchorId="3DB5C433" wp14:editId="2BCBCE6F">
-            <wp:extent cx="5275848" cy="880106"/>
+          <wp:inline distT="0" distB="0" distL="0" distR="0" wp14:anchorId="3DB5C433" wp14:editId="2BF50D53">
+            <wp:extent cx="5125452" cy="855017"/>
             <wp:effectExtent l="0" t="0" r="0" b="0"/>
             <wp:docPr id="1984173774" name="Рисунок 1"/>
             <wp:cNvGraphicFramePr>
@@ -5257,7 +4574,7 @@
                   <pic:spPr>
                     <a:xfrm>
                       <a:off x="0" y="0"/>
-                      <a:ext cx="5290869" cy="882612"/>
+                      <a:ext cx="5155148" cy="859971"/>
                     </a:xfrm>
                     <a:prstGeom prst="rect">
                       <a:avLst/>
@@ -5282,10 +4599,7 @@
         <w:sym w:font="Symbol" w:char="F02D"/>
       </w:r>
       <w:r>
-        <w:t xml:space="preserve"> </w:t>
-      </w:r>
-      <w:r>
-        <w:t xml:space="preserve">Автооценивание функции </w:t>
+        <w:t xml:space="preserve"> Автооценивание функции </w:t>
       </w:r>
       <w:r>
         <w:rPr>
@@ -5346,11 +4660,7 @@
         <w:t>py</w:t>
       </w:r>
       <w:r>
-        <w:t xml:space="preserve"> и использующийся для работы с дискретными распределениями. В нём были </w:t>
-      </w:r>
-      <w:r>
-        <w:lastRenderedPageBreak/>
-        <w:t>определены метод</w:t>
+        <w:t xml:space="preserve"> и использующийся для работы с дискретными распределениями. В нём были определены метод</w:t>
       </w:r>
       <w:r>
         <w:t>ы</w:t>
@@ -5403,7 +4713,11 @@
         <w:t>Первый нужен</w:t>
       </w:r>
       <w:r>
-        <w:t xml:space="preserve"> для нормализации </w:t>
+        <w:t xml:space="preserve"> для </w:t>
+      </w:r>
+      <w:r>
+        <w:lastRenderedPageBreak/>
+        <w:t xml:space="preserve">нормализации </w:t>
       </w:r>
       <w:r>
         <w:t>значений распределения, а второй – для формирования из него случайных выборок.</w:t>
@@ -5446,15 +4760,7 @@
         <w:pStyle w:val="af"/>
       </w:pPr>
       <w:r>
-        <w:t xml:space="preserve">        summa = </w:t>
-      </w:r>
-      <w:proofErr w:type="gramStart"/>
-      <w:r>
-        <w:t>self.total</w:t>
-      </w:r>
-      <w:proofErr w:type="gramEnd"/>
-      <w:r>
-        <w:t>()</w:t>
+        <w:t xml:space="preserve">        summa = self.total()</w:t>
       </w:r>
     </w:p>
     <w:p>
@@ -5543,6 +4849,9 @@
     <w:p>
       <w:pPr>
         <w:pStyle w:val="af"/>
+        <w:rPr>
+          <w:lang w:val="en-US"/>
+        </w:rPr>
       </w:pPr>
       <w:r>
         <w:rPr>
@@ -5551,6 +4860,9 @@
         <w:t xml:space="preserve">            </w:t>
       </w:r>
       <w:r>
+        <w:rPr>
+          <w:lang w:val="en-US"/>
+        </w:rPr>
         <w:t>self[key] /= summa</w:t>
       </w:r>
     </w:p>
@@ -5558,29 +4870,45 @@
       <w:pPr>
         <w:pStyle w:val="af"/>
         <w:ind w:firstLine="0"/>
+        <w:rPr>
+          <w:lang w:val="en-US"/>
+        </w:rPr>
       </w:pPr>
     </w:p>
     <w:p>
       <w:pPr>
         <w:pStyle w:val="af"/>
         <w:ind w:firstLine="0"/>
-      </w:pPr>
-    </w:p>
-    <w:p>
-      <w:pPr>
-        <w:pStyle w:val="af"/>
-      </w:pPr>
-      <w:r>
+        <w:rPr>
+          <w:lang w:val="en-US"/>
+        </w:rPr>
+      </w:pPr>
+    </w:p>
+    <w:p>
+      <w:pPr>
+        <w:pStyle w:val="af"/>
+        <w:rPr>
+          <w:lang w:val="en-US"/>
+        </w:rPr>
+      </w:pPr>
+      <w:r>
+        <w:rPr>
+          <w:lang w:val="en-US"/>
+        </w:rPr>
         <w:t xml:space="preserve">def </w:t>
       </w:r>
       <w:r>
         <w:rPr>
           <w:b/>
           <w:bCs/>
+          <w:lang w:val="en-US"/>
         </w:rPr>
         <w:t>sample</w:t>
       </w:r>
       <w:r>
+        <w:rPr>
+          <w:lang w:val="en-US"/>
+        </w:rPr>
         <w:t>(self):</w:t>
       </w:r>
     </w:p>
@@ -5589,23 +4917,21 @@
         <w:pStyle w:val="af"/>
       </w:pPr>
       <w:r>
-        <w:t xml:space="preserve">        # сумма всех значений распределения</w:t>
-      </w:r>
-    </w:p>
-    <w:p>
-      <w:pPr>
-        <w:pStyle w:val="af"/>
-      </w:pPr>
-      <w:r>
-        <w:t xml:space="preserve">        summa = </w:t>
-      </w:r>
-      <w:proofErr w:type="gramStart"/>
-      <w:r>
-        <w:t>self.total</w:t>
-      </w:r>
-      <w:proofErr w:type="gramEnd"/>
-      <w:r>
-        <w:t>()</w:t>
+        <w:rPr>
+          <w:lang w:val="en-US"/>
+        </w:rPr>
+        <w:t xml:space="preserve">        </w:t>
+      </w:r>
+      <w:r>
+        <w:t># сумма всех значений распределения</w:t>
+      </w:r>
+    </w:p>
+    <w:p>
+      <w:pPr>
+        <w:pStyle w:val="af"/>
+      </w:pPr>
+      <w:r>
+        <w:t xml:space="preserve">        summa = self.total()</w:t>
       </w:r>
     </w:p>
     <w:p>
@@ -5640,30 +4966,40 @@
     <w:p>
       <w:pPr>
         <w:pStyle w:val="af"/>
-      </w:pPr>
-      <w:r>
-        <w:t xml:space="preserve">        rand_value = </w:t>
-      </w:r>
-      <w:proofErr w:type="gramStart"/>
-      <w:r>
-        <w:t>random.uniform</w:t>
-      </w:r>
-      <w:proofErr w:type="gramEnd"/>
-      <w:r>
-        <w:t>(0, summa)</w:t>
-      </w:r>
-    </w:p>
-    <w:p>
-      <w:pPr>
-        <w:pStyle w:val="af"/>
-      </w:pPr>
-    </w:p>
-    <w:p>
-      <w:pPr>
-        <w:pStyle w:val="af"/>
-      </w:pPr>
-      <w:r>
-        <w:t xml:space="preserve">        # накопление вероятности</w:t>
+        <w:rPr>
+          <w:lang w:val="en-US"/>
+        </w:rPr>
+      </w:pPr>
+      <w:r>
+        <w:t xml:space="preserve">        </w:t>
+      </w:r>
+      <w:r>
+        <w:rPr>
+          <w:lang w:val="en-US"/>
+        </w:rPr>
+        <w:t>rand_value = random.uniform(0, summa)</w:t>
+      </w:r>
+    </w:p>
+    <w:p>
+      <w:pPr>
+        <w:pStyle w:val="af"/>
+        <w:rPr>
+          <w:lang w:val="en-US"/>
+        </w:rPr>
+      </w:pPr>
+    </w:p>
+    <w:p>
+      <w:pPr>
+        <w:pStyle w:val="af"/>
+      </w:pPr>
+      <w:r>
+        <w:rPr>
+          <w:lang w:val="en-US"/>
+        </w:rPr>
+        <w:t xml:space="preserve">        </w:t>
+      </w:r>
+      <w:r>
+        <w:t># накопление вероятности</w:t>
       </w:r>
     </w:p>
     <w:p>
@@ -5690,25 +5026,32 @@
     <w:p>
       <w:pPr>
         <w:pStyle w:val="af"/>
-      </w:pPr>
-      <w:r>
-        <w:t xml:space="preserve">        for key, prob in </w:t>
-      </w:r>
-      <w:proofErr w:type="gramStart"/>
-      <w:r>
-        <w:t>self.items</w:t>
-      </w:r>
-      <w:proofErr w:type="gramEnd"/>
-      <w:r>
-        <w:t>():</w:t>
-      </w:r>
-    </w:p>
-    <w:p>
-      <w:pPr>
-        <w:pStyle w:val="af"/>
-      </w:pPr>
-      <w:r>
-        <w:t xml:space="preserve">            prob_summa += prob</w:t>
+        <w:rPr>
+          <w:lang w:val="en-US"/>
+        </w:rPr>
+      </w:pPr>
+      <w:r>
+        <w:t xml:space="preserve">        </w:t>
+      </w:r>
+      <w:r>
+        <w:rPr>
+          <w:lang w:val="en-US"/>
+        </w:rPr>
+        <w:t>for key, prob in self.items():</w:t>
+      </w:r>
+    </w:p>
+    <w:p>
+      <w:pPr>
+        <w:pStyle w:val="af"/>
+      </w:pPr>
+      <w:r>
+        <w:rPr>
+          <w:lang w:val="en-US"/>
+        </w:rPr>
+        <w:t xml:space="preserve">            </w:t>
+      </w:r>
+      <w:r>
+        <w:t>prob_summa += prob</w:t>
       </w:r>
     </w:p>
     <w:p>
@@ -5727,17 +5070,32 @@
     <w:p>
       <w:pPr>
         <w:pStyle w:val="af"/>
-      </w:pPr>
-      <w:r>
-        <w:t xml:space="preserve">            if rand_value &lt;= prob_summa:</w:t>
-      </w:r>
-    </w:p>
-    <w:p>
-      <w:pPr>
-        <w:pStyle w:val="af"/>
-      </w:pPr>
-      <w:r>
-        <w:t xml:space="preserve">                return key</w:t>
+        <w:rPr>
+          <w:lang w:val="en-US"/>
+        </w:rPr>
+      </w:pPr>
+      <w:r>
+        <w:t xml:space="preserve">            </w:t>
+      </w:r>
+      <w:r>
+        <w:rPr>
+          <w:lang w:val="en-US"/>
+        </w:rPr>
+        <w:t>if rand_value &lt;= prob_summa:</w:t>
+      </w:r>
+    </w:p>
+    <w:p>
+      <w:pPr>
+        <w:pStyle w:val="af"/>
+      </w:pPr>
+      <w:r>
+        <w:rPr>
+          <w:lang w:val="en-US"/>
+        </w:rPr>
+        <w:t xml:space="preserve">                </w:t>
+      </w:r>
+      <w:r>
+        <w:t>return key</w:t>
       </w:r>
     </w:p>
     <w:p/>
@@ -5851,7 +5209,6 @@
     <w:p/>
     <w:p>
       <w:r>
-        <w:lastRenderedPageBreak/>
         <w:t xml:space="preserve">Затем в том же файле был открыт класс </w:t>
       </w:r>
       <w:r>
@@ -5888,7 +5245,11 @@
         <w:t xml:space="preserve"> </w:t>
       </w:r>
       <w:r>
-        <w:t>(листинг 3.5.2). Метод принимает на вход наблюдени</w:t>
+        <w:t xml:space="preserve">(листинг 3.5.2). Метод принимает на вход </w:t>
+      </w:r>
+      <w:r>
+        <w:lastRenderedPageBreak/>
+        <w:t>наблюдени</w:t>
       </w:r>
       <w:r>
         <w:t>е (предположительное расстояние до призрака)</w:t>
@@ -5937,7 +5298,6 @@
         </w:rPr>
         <w:t xml:space="preserve">def </w:t>
       </w:r>
-      <w:proofErr w:type="gramStart"/>
       <w:r>
         <w:rPr>
           <w:b/>
@@ -5950,14 +5310,7 @@
         <w:rPr>
           <w:lang w:val="en-US"/>
         </w:rPr>
-        <w:t>(</w:t>
-      </w:r>
-      <w:proofErr w:type="gramEnd"/>
-      <w:r>
-        <w:rPr>
-          <w:lang w:val="en-US"/>
-        </w:rPr>
-        <w:t>self, noisyDistance: int, pacmanPosition: Tuple, ghostPosition: Tuple, jailPosition: Tuple):</w:t>
+        <w:t>(self, noisyDistance: int, pacmanPosition: Tuple, ghostPosition: Tuple, jailPosition: Tuple):</w:t>
       </w:r>
     </w:p>
     <w:p>
@@ -6003,21 +5356,7 @@
         <w:rPr>
           <w:lang w:val="en-US"/>
         </w:rPr>
-        <w:t xml:space="preserve"> </w:t>
-      </w:r>
-      <w:proofErr w:type="gramStart"/>
-      <w:r>
-        <w:rPr>
-          <w:lang w:val="en-US"/>
-        </w:rPr>
-        <w:t>P(</w:t>
-      </w:r>
-      <w:proofErr w:type="gramEnd"/>
-      <w:r>
-        <w:rPr>
-          <w:lang w:val="en-US"/>
-        </w:rPr>
-        <w:t>noisyDistance | pacmanPosition, ghostPosition).</w:t>
+        <w:t xml:space="preserve"> P(noisyDistance | pacmanPosition, ghostPosition).</w:t>
       </w:r>
     </w:p>
     <w:p>
@@ -6171,16 +5510,13 @@
         <w:pStyle w:val="af"/>
       </w:pPr>
       <w:r>
+        <w:rPr>
+          <w:lang w:val="en-US"/>
+        </w:rPr>
         <w:t xml:space="preserve">        </w:t>
       </w:r>
       <w:r>
-        <w:t xml:space="preserve"># истинное расстояние между </w:t>
-      </w:r>
-      <w:r>
-        <w:t>П</w:t>
-      </w:r>
-      <w:r>
-        <w:t>акманом и призраком</w:t>
+        <w:t># истинное расстояние между Пакманом и призраком</w:t>
       </w:r>
     </w:p>
     <w:p>
@@ -6197,87 +5533,47 @@
         <w:rPr>
           <w:lang w:val="en-US"/>
         </w:rPr>
-        <w:t xml:space="preserve">trueDistance = </w:t>
-      </w:r>
-      <w:proofErr w:type="gramStart"/>
-      <w:r>
-        <w:rPr>
-          <w:lang w:val="en-US"/>
-        </w:rPr>
-        <w:t>manhattanDistance(</w:t>
-      </w:r>
-      <w:proofErr w:type="gramEnd"/>
-      <w:r>
-        <w:rPr>
-          <w:lang w:val="en-US"/>
-        </w:rPr>
-        <w:t>pacmanPosition, ghostPosition)</w:t>
-      </w:r>
-    </w:p>
-    <w:p>
-      <w:pPr>
-        <w:pStyle w:val="af"/>
-        <w:rPr>
-          <w:lang w:val="en-US"/>
-        </w:rPr>
-      </w:pPr>
-    </w:p>
-    <w:p>
-      <w:pPr>
-        <w:pStyle w:val="af"/>
-        <w:rPr>
-          <w:lang w:val="en-US"/>
-        </w:rPr>
-      </w:pPr>
-      <w:r>
-        <w:rPr>
-          <w:lang w:val="en-US"/>
-        </w:rPr>
-        <w:t xml:space="preserve">        return </w:t>
-      </w:r>
-      <w:proofErr w:type="gramStart"/>
-      <w:r>
-        <w:rPr>
-          <w:lang w:val="en-US"/>
-        </w:rPr>
-        <w:t>busters.getObservationProbability</w:t>
-      </w:r>
-      <w:proofErr w:type="gramEnd"/>
-      <w:r>
-        <w:rPr>
-          <w:lang w:val="en-US"/>
-        </w:rPr>
-        <w:t>(noisyDistance, trueDistance)</w:t>
-      </w:r>
-    </w:p>
-    <w:p/>
-    <w:p>
-      <w:r>
-        <w:t>Правильность реализации метод</w:t>
-      </w:r>
-      <w:r>
-        <w:t>а</w:t>
-      </w:r>
-      <w:r>
-        <w:t xml:space="preserve"> была проверена путём запуска </w:t>
-      </w:r>
-      <w:r>
-        <w:t>автооценивателя</w:t>
-      </w:r>
-      <w:r>
-        <w:t xml:space="preserve"> (рисунок </w:t>
+        <w:t>trueDistance = manhattanDistance(pacmanPosition, ghostPosition)</w:t>
+      </w:r>
+    </w:p>
+    <w:p>
+      <w:pPr>
+        <w:pStyle w:val="af"/>
+        <w:rPr>
+          <w:lang w:val="en-US"/>
+        </w:rPr>
+      </w:pPr>
+    </w:p>
+    <w:p>
+      <w:pPr>
+        <w:pStyle w:val="af"/>
+        <w:rPr>
+          <w:lang w:val="en-US"/>
+        </w:rPr>
+      </w:pPr>
+      <w:r>
+        <w:rPr>
+          <w:lang w:val="en-US"/>
+        </w:rPr>
+        <w:t xml:space="preserve">        return busters.getObservationProbability(noisyDistance, trueDistance)</w:t>
+      </w:r>
+    </w:p>
+    <w:p>
+      <w:pPr>
+        <w:rPr>
+          <w:lang w:val="en-US"/>
+        </w:rPr>
+      </w:pPr>
+    </w:p>
+    <w:p>
+      <w:r>
+        <w:t xml:space="preserve">Правильность реализации метода была проверена путём запуска автооценивателя (рисунок </w:t>
       </w:r>
       <w:r>
         <w:t>3</w:t>
       </w:r>
       <w:r>
-        <w:t>.5.</w:t>
-      </w:r>
-      <w:r>
-        <w:t>2</w:t>
-      </w:r>
-      <w:r>
-        <w:t>).</w:t>
+        <w:t>.5.2).</w:t>
       </w:r>
     </w:p>
     <w:p/>
@@ -6367,7 +5663,6 @@
     <w:p/>
     <w:p>
       <w:r>
-        <w:lastRenderedPageBreak/>
         <w:t xml:space="preserve">В классе </w:t>
       </w:r>
       <w:r>
@@ -6382,10 +5677,7 @@
         <w:t>, определённом в файле</w:t>
       </w:r>
       <w:r>
-        <w:t xml:space="preserve"> </w:t>
-      </w:r>
-      <w:r>
-        <w:t>inference.py</w:t>
+        <w:t xml:space="preserve"> inference.py</w:t>
       </w:r>
       <w:r>
         <w:t xml:space="preserve">, был </w:t>
@@ -6411,7 +5703,11 @@
         <w:t>, который</w:t>
       </w:r>
       <w:r>
-        <w:t xml:space="preserve"> обновляет распределение степеней уверенности </w:t>
+        <w:t xml:space="preserve"> обновляет распределение степеней </w:t>
+      </w:r>
+      <w:r>
+        <w:lastRenderedPageBreak/>
+        <w:t xml:space="preserve">уверенности </w:t>
       </w:r>
       <w:r>
         <w:t>Пакмана</w:t>
@@ -6461,26 +5757,73 @@
     </w:p>
     <w:p/>
     <w:p>
+      <w:pPr>
+        <w:rPr>
+          <w:lang w:val="en-US"/>
+        </w:rPr>
+      </w:pPr>
       <w:r>
         <w:t>Листинг</w:t>
       </w:r>
       <w:r>
+        <w:rPr>
+          <w:lang w:val="en-US"/>
+        </w:rPr>
         <w:t xml:space="preserve"> </w:t>
       </w:r>
       <w:r>
+        <w:rPr>
+          <w:lang w:val="en-US"/>
+        </w:rPr>
         <w:t>3</w:t>
       </w:r>
       <w:r>
+        <w:rPr>
+          <w:lang w:val="en-US"/>
+        </w:rPr>
         <w:t xml:space="preserve">.6 </w:t>
       </w:r>
       <w:r>
+        <w:rPr>
+          <w:lang w:val="en-US"/>
+        </w:rPr>
         <w:t>–</w:t>
       </w:r>
       <w:r>
+        <w:rPr>
+          <w:lang w:val="en-US"/>
+        </w:rPr>
         <w:t xml:space="preserve"> </w:t>
       </w:r>
       <w:r>
-        <w:t>Обновление вероятностей позиций призрака</w:t>
+        <w:t>Обновление</w:t>
+      </w:r>
+      <w:r>
+        <w:rPr>
+          <w:lang w:val="en-US"/>
+        </w:rPr>
+        <w:t xml:space="preserve"> </w:t>
+      </w:r>
+      <w:r>
+        <w:t>вероятностей</w:t>
+      </w:r>
+      <w:r>
+        <w:rPr>
+          <w:lang w:val="en-US"/>
+        </w:rPr>
+        <w:t xml:space="preserve"> </w:t>
+      </w:r>
+      <w:r>
+        <w:t>позиций</w:t>
+      </w:r>
+      <w:r>
+        <w:rPr>
+          <w:lang w:val="en-US"/>
+        </w:rPr>
+        <w:t xml:space="preserve"> </w:t>
+      </w:r>
+      <w:r>
+        <w:t>призрака</w:t>
       </w:r>
     </w:p>
     <w:p>
@@ -6496,7 +5839,6 @@
         </w:rPr>
         <w:t xml:space="preserve">def </w:t>
       </w:r>
-      <w:proofErr w:type="gramStart"/>
       <w:r>
         <w:rPr>
           <w:b/>
@@ -6509,28 +5851,7 @@
         <w:rPr>
           <w:lang w:val="en-US"/>
         </w:rPr>
-        <w:t>(</w:t>
-      </w:r>
-      <w:proofErr w:type="gramEnd"/>
-      <w:r>
-        <w:rPr>
-          <w:lang w:val="en-US"/>
-        </w:rPr>
-        <w:t xml:space="preserve">self, observation: int, gameState: </w:t>
-      </w:r>
-      <w:proofErr w:type="gramStart"/>
-      <w:r>
-        <w:rPr>
-          <w:lang w:val="en-US"/>
-        </w:rPr>
-        <w:t>busters.GameState</w:t>
-      </w:r>
-      <w:proofErr w:type="gramEnd"/>
-      <w:r>
-        <w:rPr>
-          <w:lang w:val="en-US"/>
-        </w:rPr>
-        <w:t>):</w:t>
+        <w:t>(self, observation: int, gameState: busters.GameState):</w:t>
       </w:r>
     </w:p>
     <w:p>
@@ -6539,6 +5860,7 @@
         <w:rPr>
           <w:b/>
           <w:bCs/>
+          <w:lang w:val="en-US"/>
         </w:rPr>
       </w:pPr>
       <w:r>
@@ -6562,8 +5884,16 @@
         <w:rPr>
           <w:b/>
           <w:bCs/>
-        </w:rPr>
-        <w:t xml:space="preserve">        "*** ВСТАВЬТЕ ВАШ КОД СЮДА ***"</w:t>
+          <w:lang w:val="en-US"/>
+        </w:rPr>
+        <w:t xml:space="preserve">        </w:t>
+      </w:r>
+      <w:r>
+        <w:rPr>
+          <w:b/>
+          <w:bCs/>
+        </w:rPr>
+        <w:t>"*** ВСТАВЬТЕ ВАШ КОД СЮДА ***"</w:t>
       </w:r>
     </w:p>
     <w:p>
@@ -6641,21 +5971,7 @@
         <w:rPr>
           <w:lang w:val="en-US"/>
         </w:rPr>
-        <w:t xml:space="preserve">        jailPosition = </w:t>
-      </w:r>
-      <w:proofErr w:type="gramStart"/>
-      <w:r>
-        <w:rPr>
-          <w:lang w:val="en-US"/>
-        </w:rPr>
-        <w:t>self.getJailPosition</w:t>
-      </w:r>
-      <w:proofErr w:type="gramEnd"/>
-      <w:r>
-        <w:rPr>
-          <w:lang w:val="en-US"/>
-        </w:rPr>
-        <w:t>()</w:t>
+        <w:t xml:space="preserve">        jailPosition = self.getJailPosition()</w:t>
       </w:r>
     </w:p>
     <w:p>
@@ -6688,9 +6004,6 @@
         </w:rPr>
       </w:pPr>
       <w:r>
-        <w:rPr>
-          <w:lang w:val="en-US"/>
-        </w:rPr>
         <w:t xml:space="preserve">        </w:t>
       </w:r>
       <w:r>
@@ -6703,142 +6016,100 @@
         <w:rPr>
           <w:lang w:val="en-US"/>
         </w:rPr>
+        <w:t xml:space="preserve">possibleGhostPos </w:t>
+      </w:r>
+      <w:r>
+        <w:rPr>
+          <w:lang w:val="en-US"/>
+        </w:rPr>
+        <w:t>in self.allPositions:</w:t>
+      </w:r>
+    </w:p>
+    <w:p>
+      <w:pPr>
+        <w:pStyle w:val="af"/>
+        <w:rPr>
+          <w:lang w:val="en-US"/>
+        </w:rPr>
+      </w:pPr>
+      <w:r>
+        <w:rPr>
+          <w:lang w:val="en-US"/>
+        </w:rPr>
+        <w:t xml:space="preserve">            # </w:t>
+      </w:r>
+      <w:r>
+        <w:t>вероятность</w:t>
+      </w:r>
+      <w:r>
+        <w:rPr>
+          <w:lang w:val="en-US"/>
+        </w:rPr>
+        <w:t xml:space="preserve"> </w:t>
+      </w:r>
+      <w:r>
+        <w:t>наблюдения</w:t>
+      </w:r>
+    </w:p>
+    <w:p>
+      <w:pPr>
+        <w:pStyle w:val="af"/>
+        <w:rPr>
+          <w:lang w:val="en-US"/>
+        </w:rPr>
+      </w:pPr>
+      <w:r>
+        <w:rPr>
+          <w:lang w:val="en-US"/>
+        </w:rPr>
+        <w:t xml:space="preserve">            prob = self.getObservationProb(observation, pacmanPosition, </w:t>
+      </w:r>
+      <w:r>
+        <w:rPr>
+          <w:lang w:val="en-US"/>
+        </w:rPr>
         <w:t>possibleGhostPos</w:t>
       </w:r>
       <w:r>
         <w:rPr>
           <w:lang w:val="en-US"/>
         </w:rPr>
-        <w:t xml:space="preserve"> </w:t>
-      </w:r>
-      <w:r>
-        <w:rPr>
-          <w:lang w:val="en-US"/>
-        </w:rPr>
-        <w:t xml:space="preserve">in </w:t>
-      </w:r>
-      <w:proofErr w:type="gramStart"/>
-      <w:r>
-        <w:rPr>
-          <w:lang w:val="en-US"/>
-        </w:rPr>
-        <w:t>self.allPositions</w:t>
-      </w:r>
-      <w:proofErr w:type="gramEnd"/>
-      <w:r>
-        <w:rPr>
-          <w:lang w:val="en-US"/>
-        </w:rPr>
-        <w:t>:</w:t>
-      </w:r>
-    </w:p>
-    <w:p>
-      <w:pPr>
-        <w:pStyle w:val="af"/>
-        <w:rPr>
-          <w:lang w:val="en-US"/>
-        </w:rPr>
-      </w:pPr>
-      <w:r>
-        <w:rPr>
-          <w:lang w:val="en-US"/>
-        </w:rPr>
-        <w:t xml:space="preserve">            # </w:t>
-      </w:r>
-      <w:r>
-        <w:t>вероятность</w:t>
-      </w:r>
-      <w:r>
-        <w:rPr>
-          <w:lang w:val="en-US"/>
-        </w:rPr>
-        <w:t xml:space="preserve"> </w:t>
-      </w:r>
-      <w:r>
-        <w:t>наблюдения</w:t>
-      </w:r>
-    </w:p>
-    <w:p>
-      <w:pPr>
-        <w:pStyle w:val="af"/>
-        <w:rPr>
-          <w:lang w:val="en-US"/>
-        </w:rPr>
-      </w:pPr>
-      <w:r>
-        <w:rPr>
-          <w:lang w:val="en-US"/>
-        </w:rPr>
-        <w:t xml:space="preserve">            prob = </w:t>
-      </w:r>
-      <w:proofErr w:type="gramStart"/>
-      <w:r>
-        <w:rPr>
-          <w:lang w:val="en-US"/>
-        </w:rPr>
-        <w:t>self.getObservationProb</w:t>
-      </w:r>
-      <w:proofErr w:type="gramEnd"/>
-      <w:r>
-        <w:rPr>
-          <w:lang w:val="en-US"/>
-        </w:rPr>
-        <w:t xml:space="preserve">(observation, pacmanPosition, </w:t>
-      </w:r>
-      <w:r>
-        <w:rPr>
-          <w:lang w:val="en-US"/>
-        </w:rPr>
+        <w:t>, jailPosition)</w:t>
+      </w:r>
+    </w:p>
+    <w:p>
+      <w:pPr>
+        <w:pStyle w:val="af"/>
+        <w:rPr>
+          <w:lang w:val="en-US"/>
+        </w:rPr>
+      </w:pPr>
+    </w:p>
+    <w:p>
+      <w:pPr>
+        <w:pStyle w:val="af"/>
+      </w:pPr>
+      <w:r>
+        <w:rPr>
+          <w:lang w:val="en-US"/>
+        </w:rPr>
+        <w:t xml:space="preserve">            </w:t>
+      </w:r>
+      <w:r>
+        <w:t># обновление вероятности позиции призрака</w:t>
+      </w:r>
+    </w:p>
+    <w:p>
+      <w:pPr>
+        <w:pStyle w:val="af"/>
+      </w:pPr>
+      <w:r>
+        <w:t xml:space="preserve">            self.beliefs[</w:t>
+      </w:r>
+      <w:r>
         <w:t>possibleGhostPos</w:t>
       </w:r>
       <w:r>
-        <w:rPr>
-          <w:lang w:val="en-US"/>
-        </w:rPr>
-        <w:t>, jailPosition)</w:t>
-      </w:r>
-    </w:p>
-    <w:p>
-      <w:pPr>
-        <w:pStyle w:val="af"/>
-        <w:rPr>
-          <w:lang w:val="en-US"/>
-        </w:rPr>
-      </w:pPr>
-    </w:p>
-    <w:p>
-      <w:pPr>
-        <w:pStyle w:val="af"/>
-      </w:pPr>
-      <w:r>
-        <w:rPr>
-          <w:lang w:val="en-US"/>
-        </w:rPr>
-        <w:t xml:space="preserve">            </w:t>
-      </w:r>
-      <w:r>
-        <w:t># обновление вероятности позиции призрака</w:t>
-      </w:r>
-    </w:p>
-    <w:p>
-      <w:pPr>
-        <w:pStyle w:val="af"/>
-      </w:pPr>
-      <w:r>
-        <w:t xml:space="preserve">            </w:t>
-      </w:r>
-      <w:proofErr w:type="gramStart"/>
-      <w:r>
-        <w:t>self.beliefs</w:t>
-      </w:r>
-      <w:proofErr w:type="gramEnd"/>
-      <w:r>
-        <w:t>[</w:t>
-      </w:r>
-      <w:r>
-        <w:t>possibleGhostPos</w:t>
-      </w:r>
-      <w:r>
         <w:t>] *= prob</w:t>
       </w:r>
     </w:p>
@@ -6860,23 +6131,7 @@
         <w:pStyle w:val="af"/>
       </w:pPr>
       <w:r>
-        <w:t xml:space="preserve">        </w:t>
-      </w:r>
-      <w:proofErr w:type="gramStart"/>
-      <w:r>
-        <w:t>self.beliefs</w:t>
-      </w:r>
-      <w:proofErr w:type="gramEnd"/>
-      <w:r>
-        <w:t>.</w:t>
-      </w:r>
-      <w:proofErr w:type="gramStart"/>
-      <w:r>
-        <w:t>normalize(</w:t>
-      </w:r>
-      <w:proofErr w:type="gramEnd"/>
-      <w:r>
-        <w:t>)</w:t>
+        <w:t xml:space="preserve">        self.beliefs.normalize()</w:t>
       </w:r>
     </w:p>
     <w:p>
@@ -6892,13 +6147,7 @@
         <w:t>3</w:t>
       </w:r>
       <w:r>
-        <w:t>.</w:t>
-      </w:r>
-      <w:r>
-        <w:t>6</w:t>
-      </w:r>
-      <w:r>
-        <w:t>).</w:t>
+        <w:t>.6).</w:t>
       </w:r>
     </w:p>
     <w:p/>
@@ -6960,13 +6209,7 @@
         <w:t>3</w:t>
       </w:r>
       <w:r>
-        <w:t>.</w:t>
-      </w:r>
-      <w:r>
-        <w:t>6</w:t>
-      </w:r>
-      <w:r>
-        <w:t xml:space="preserve"> – Автооценивание метода </w:t>
+        <w:t xml:space="preserve">.6 – Автооценивание метода </w:t>
       </w:r>
       <w:r>
         <w:rPr>
@@ -7018,28 +6261,16 @@
         <w:t xml:space="preserve">о возможном расположении </w:t>
       </w:r>
       <w:r>
-        <w:t xml:space="preserve">призрака в предыдущий момент </w:t>
-      </w:r>
+        <w:t>призрака в предыдущий момент времени</w:t>
+      </w:r>
+      <w:r>
+        <w:t>. С учётом этого можно оценивать, насколько новая оценка вероятна с учётом предыдущей для каждой позиции с учётом стен и числа смежных ячеек.</w:t>
+      </w:r>
+    </w:p>
+    <w:p>
       <w:r>
         <w:lastRenderedPageBreak/>
-        <w:t>времени</w:t>
-      </w:r>
-      <w:r>
-        <w:t>. С учётом этого можно оценивать, насколько новая оценка вероятна с учётом предыдущей для каждой позиции с учётом стен и числа смежных ячеек.</w:t>
-      </w:r>
-    </w:p>
-    <w:p>
-      <w:r>
-        <w:t xml:space="preserve">Чтобы это учесть </w:t>
-      </w:r>
-      <w:r>
-        <w:t>класс</w:t>
-      </w:r>
-      <w:r>
-        <w:t>е</w:t>
-      </w:r>
-      <w:r>
-        <w:t xml:space="preserve"> </w:t>
+        <w:t xml:space="preserve">Чтобы это учесть классе </w:t>
       </w:r>
       <w:r>
         <w:rPr>
@@ -7057,16 +6288,7 @@
         <w:t xml:space="preserve"> </w:t>
       </w:r>
       <w:r>
-        <w:t>был р</w:t>
-      </w:r>
-      <w:r>
-        <w:t>еализова</w:t>
-      </w:r>
-      <w:r>
-        <w:t>н</w:t>
-      </w:r>
-      <w:r>
-        <w:t xml:space="preserve"> метод </w:t>
+        <w:t xml:space="preserve">был реализован метод </w:t>
       </w:r>
       <w:r>
         <w:rPr>
@@ -7130,7 +6352,6 @@
         </w:rPr>
         <w:t xml:space="preserve">def </w:t>
       </w:r>
-      <w:proofErr w:type="gramStart"/>
       <w:r>
         <w:rPr>
           <w:b/>
@@ -7143,52 +6364,29 @@
         <w:rPr>
           <w:lang w:val="en-US"/>
         </w:rPr>
-        <w:t>(</w:t>
-      </w:r>
-      <w:proofErr w:type="gramEnd"/>
-      <w:r>
-        <w:rPr>
-          <w:lang w:val="en-US"/>
-        </w:rPr>
-        <w:t xml:space="preserve">self, gameState: </w:t>
-      </w:r>
-      <w:proofErr w:type="gramStart"/>
-      <w:r>
-        <w:rPr>
-          <w:lang w:val="en-US"/>
-        </w:rPr>
-        <w:t>busters.GameState</w:t>
-      </w:r>
-      <w:proofErr w:type="gramEnd"/>
-      <w:r>
-        <w:rPr>
-          <w:lang w:val="en-US"/>
-        </w:rPr>
-        <w:t>):</w:t>
-      </w:r>
-    </w:p>
-    <w:p>
-      <w:pPr>
-        <w:pStyle w:val="af"/>
-      </w:pPr>
-      <w:r>
-        <w:t>        # новое распределение</w:t>
-      </w:r>
-    </w:p>
-    <w:p>
-      <w:pPr>
-        <w:pStyle w:val="af"/>
-      </w:pPr>
-      <w:r>
-        <w:t xml:space="preserve">        newBeliefs = </w:t>
-      </w:r>
-      <w:proofErr w:type="gramStart"/>
-      <w:r>
-        <w:t>DiscreteDistribution(</w:t>
-      </w:r>
-      <w:proofErr w:type="gramEnd"/>
-      <w:r>
-        <w:t>)</w:t>
+        <w:t>(self, gameState: busters.GameState):</w:t>
+      </w:r>
+    </w:p>
+    <w:p>
+      <w:pPr>
+        <w:pStyle w:val="af"/>
+      </w:pPr>
+      <w:r>
+        <w:rPr>
+          <w:lang w:val="en-US"/>
+        </w:rPr>
+        <w:t xml:space="preserve">        </w:t>
+      </w:r>
+      <w:r>
+        <w:t># новое распределение</w:t>
+      </w:r>
+    </w:p>
+    <w:p>
+      <w:pPr>
+        <w:pStyle w:val="af"/>
+      </w:pPr>
+      <w:r>
+        <w:t>        newBeliefs = DiscreteDistribution()</w:t>
       </w:r>
     </w:p>
     <w:p>
@@ -7218,21 +6416,7 @@
         <w:rPr>
           <w:lang w:val="en-US"/>
         </w:rPr>
-        <w:t xml:space="preserve">for oldPos in </w:t>
-      </w:r>
-      <w:proofErr w:type="gramStart"/>
-      <w:r>
-        <w:rPr>
-          <w:lang w:val="en-US"/>
-        </w:rPr>
-        <w:t>self.allPositions</w:t>
-      </w:r>
-      <w:proofErr w:type="gramEnd"/>
-      <w:r>
-        <w:rPr>
-          <w:lang w:val="en-US"/>
-        </w:rPr>
-        <w:t>:</w:t>
+        <w:t>for oldPos in self.allPositions:</w:t>
       </w:r>
     </w:p>
     <w:p>
@@ -7254,15 +6438,7 @@
         <w:pStyle w:val="af"/>
       </w:pPr>
       <w:r>
-        <w:t xml:space="preserve">            oldProb = </w:t>
-      </w:r>
-      <w:proofErr w:type="gramStart"/>
-      <w:r>
-        <w:t>self.beliefs</w:t>
-      </w:r>
-      <w:proofErr w:type="gramEnd"/>
-      <w:r>
-        <w:t>[oldPos]</w:t>
+        <w:t>            oldProb = self.beliefs[oldPos]</w:t>
       </w:r>
     </w:p>
     <w:p>
@@ -7292,21 +6468,7 @@
         <w:rPr>
           <w:lang w:val="en-US"/>
         </w:rPr>
-        <w:t xml:space="preserve">newPosDist = </w:t>
-      </w:r>
-      <w:proofErr w:type="gramStart"/>
-      <w:r>
-        <w:rPr>
-          <w:lang w:val="en-US"/>
-        </w:rPr>
-        <w:t>self.getPositionDistribution</w:t>
-      </w:r>
-      <w:proofErr w:type="gramEnd"/>
-      <w:r>
-        <w:rPr>
-          <w:lang w:val="en-US"/>
-        </w:rPr>
-        <w:t>(gameState, oldPos)</w:t>
+        <w:t>newPosDist = self.getPositionDistribution(gameState, oldPos)</w:t>
       </w:r>
     </w:p>
     <w:p>
@@ -7395,26 +6557,33 @@
     <w:p>
       <w:pPr>
         <w:pStyle w:val="af"/>
-        <w:rPr>
-          <w:lang w:val="en-US"/>
-        </w:rPr>
       </w:pPr>
       <w:r>
         <w:t xml:space="preserve">        </w:t>
       </w:r>
-      <w:proofErr w:type="gramStart"/>
-      <w:r>
-        <w:rPr>
-          <w:lang w:val="en-US"/>
-        </w:rPr>
-        <w:t>self.beliefs</w:t>
-      </w:r>
-      <w:proofErr w:type="gramEnd"/>
-      <w:r>
-        <w:rPr>
-          <w:lang w:val="en-US"/>
-        </w:rPr>
-        <w:t xml:space="preserve"> = newBeliefs</w:t>
+      <w:r>
+        <w:rPr>
+          <w:lang w:val="en-US"/>
+        </w:rPr>
+        <w:t>self</w:t>
+      </w:r>
+      <w:r>
+        <w:t>.</w:t>
+      </w:r>
+      <w:r>
+        <w:rPr>
+          <w:lang w:val="en-US"/>
+        </w:rPr>
+        <w:t>beliefs</w:t>
+      </w:r>
+      <w:r>
+        <w:t xml:space="preserve"> = </w:t>
+      </w:r>
+      <w:r>
+        <w:rPr>
+          <w:lang w:val="en-US"/>
+        </w:rPr>
+        <w:t>newBeliefs</w:t>
       </w:r>
     </w:p>
     <w:p/>
@@ -7426,13 +6595,7 @@
         <w:t>3</w:t>
       </w:r>
       <w:r>
-        <w:t>.</w:t>
-      </w:r>
-      <w:r>
-        <w:t>7</w:t>
-      </w:r>
-      <w:r>
-        <w:t>).</w:t>
+        <w:t>.7).</w:t>
       </w:r>
     </w:p>
     <w:p/>
@@ -7494,10 +6657,7 @@
         <w:sym w:font="Symbol" w:char="F02D"/>
       </w:r>
       <w:r>
-        <w:t xml:space="preserve"> </w:t>
-      </w:r>
-      <w:r>
-        <w:t xml:space="preserve">Автооценивание метода </w:t>
+        <w:t xml:space="preserve"> Автооценивание метода </w:t>
       </w:r>
       <w:r>
         <w:rPr>
@@ -7600,25 +6760,7 @@
         <w:rPr>
           <w:lang w:val="en-US"/>
         </w:rPr>
-        <w:t xml:space="preserve"> </w:t>
-      </w:r>
-      <w:r>
-        <w:rPr>
-          <w:lang w:val="en-US"/>
-        </w:rPr>
-        <w:t>bustersAgents.py</w:t>
-      </w:r>
-      <w:r>
-        <w:rPr>
-          <w:lang w:val="en-US"/>
-        </w:rPr>
-        <w:t>,</w:t>
-      </w:r>
-      <w:r>
-        <w:rPr>
-          <w:lang w:val="en-US"/>
-        </w:rPr>
-        <w:t xml:space="preserve"> </w:t>
+        <w:t xml:space="preserve"> bustersAgents.py, </w:t>
       </w:r>
       <w:r>
         <w:t>был</w:t>
@@ -7675,35 +6817,29 @@
         <w:rPr>
           <w:lang w:val="en-US"/>
         </w:rPr>
-        <w:t xml:space="preserve"> 3.8)</w:t>
-      </w:r>
-      <w:r>
-        <w:rPr>
-          <w:lang w:val="en-US"/>
-        </w:rPr>
-        <w:t xml:space="preserve">. </w:t>
-      </w:r>
-      <w:r>
-        <w:t xml:space="preserve">С помощью реализованных ранее </w:t>
+        <w:t xml:space="preserve"> 3.8). </w:t>
+      </w:r>
+      <w:r>
+        <w:t xml:space="preserve">С помощью реализованных ранее методов, которые находят </w:t>
+      </w:r>
+      <w:r>
+        <w:t>распределени</w:t>
+      </w:r>
+      <w:r>
+        <w:t>е</w:t>
+      </w:r>
+      <w:r>
+        <w:t xml:space="preserve"> степеней уверенности </w:t>
+      </w:r>
+      <w:r>
+        <w:t xml:space="preserve">Пакмана </w:t>
+      </w:r>
+      <w:r>
+        <w:t xml:space="preserve">о </w:t>
       </w:r>
       <w:r>
         <w:lastRenderedPageBreak/>
-        <w:t xml:space="preserve">методов, которые находят </w:t>
-      </w:r>
-      <w:r>
-        <w:t>распределени</w:t>
-      </w:r>
-      <w:r>
-        <w:t>е</w:t>
-      </w:r>
-      <w:r>
-        <w:t xml:space="preserve"> степеней уверенности </w:t>
-      </w:r>
-      <w:r>
-        <w:t xml:space="preserve">Пакмана </w:t>
-      </w:r>
-      <w:r>
-        <w:t>о позиции</w:t>
+        <w:t>позиции</w:t>
       </w:r>
       <w:r>
         <w:t xml:space="preserve"> </w:t>
@@ -7714,8 +6850,49 @@
     </w:p>
     <w:p/>
     <w:p>
-      <w:r>
-        <w:t>Листинг 3.8 – Простая стратегия жадной охоты</w:t>
+      <w:pPr>
+        <w:rPr>
+          <w:lang w:val="en-US"/>
+        </w:rPr>
+      </w:pPr>
+      <w:r>
+        <w:t>Листинг</w:t>
+      </w:r>
+      <w:r>
+        <w:rPr>
+          <w:lang w:val="en-US"/>
+        </w:rPr>
+        <w:t xml:space="preserve"> 3.8 – </w:t>
+      </w:r>
+      <w:r>
+        <w:t>Простая</w:t>
+      </w:r>
+      <w:r>
+        <w:rPr>
+          <w:lang w:val="en-US"/>
+        </w:rPr>
+        <w:t xml:space="preserve"> </w:t>
+      </w:r>
+      <w:r>
+        <w:t>стратегия</w:t>
+      </w:r>
+      <w:r>
+        <w:rPr>
+          <w:lang w:val="en-US"/>
+        </w:rPr>
+        <w:t xml:space="preserve"> </w:t>
+      </w:r>
+      <w:r>
+        <w:t>жадной</w:t>
+      </w:r>
+      <w:r>
+        <w:rPr>
+          <w:lang w:val="en-US"/>
+        </w:rPr>
+        <w:t xml:space="preserve"> </w:t>
+      </w:r>
+      <w:r>
+        <w:t>охоты</w:t>
       </w:r>
     </w:p>
     <w:p>
@@ -7731,7 +6908,6 @@
         </w:rPr>
         <w:t xml:space="preserve">def </w:t>
       </w:r>
-      <w:proofErr w:type="gramStart"/>
       <w:r>
         <w:rPr>
           <w:b/>
@@ -7744,28 +6920,7 @@
         <w:rPr>
           <w:lang w:val="en-US"/>
         </w:rPr>
-        <w:t>(</w:t>
-      </w:r>
-      <w:proofErr w:type="gramEnd"/>
-      <w:r>
-        <w:rPr>
-          <w:lang w:val="en-US"/>
-        </w:rPr>
-        <w:t xml:space="preserve">self, gameState: </w:t>
-      </w:r>
-      <w:proofErr w:type="gramStart"/>
-      <w:r>
-        <w:rPr>
-          <w:lang w:val="en-US"/>
-        </w:rPr>
-        <w:t>busters.GameState</w:t>
-      </w:r>
-      <w:proofErr w:type="gramEnd"/>
-      <w:r>
-        <w:rPr>
-          <w:lang w:val="en-US"/>
-        </w:rPr>
-        <w:t>):</w:t>
+        <w:t>(self, gameState: busters.GameState):</w:t>
       </w:r>
     </w:p>
     <w:p>
@@ -8008,21 +7163,7 @@
         <w:rPr>
           <w:lang w:val="en-US"/>
         </w:rPr>
-        <w:t xml:space="preserve">        livingGhostPositionDistributions = [beliefs for i, beliefs in enumerate(</w:t>
-      </w:r>
-      <w:proofErr w:type="gramStart"/>
-      <w:r>
-        <w:rPr>
-          <w:lang w:val="en-US"/>
-        </w:rPr>
-        <w:t>self.ghostBeliefs</w:t>
-      </w:r>
-      <w:proofErr w:type="gramEnd"/>
-      <w:r>
-        <w:rPr>
-          <w:lang w:val="en-US"/>
-        </w:rPr>
-        <w:t>) if livingGhosts[i+1]]</w:t>
+        <w:t xml:space="preserve">        livingGhostPositionDistributions = [beliefs for i, beliefs in enumerate(self.ghostBeliefs) if livingGhosts[i+1]]</w:t>
       </w:r>
     </w:p>
     <w:p>
@@ -8119,21 +7260,7 @@
         <w:rPr>
           <w:lang w:val="en-US"/>
         </w:rPr>
-        <w:t xml:space="preserve">            ghostMaxProb.append(</w:t>
-      </w:r>
-      <w:proofErr w:type="gramStart"/>
-      <w:r>
-        <w:rPr>
-          <w:lang w:val="en-US"/>
-        </w:rPr>
-        <w:t>beliefs.argMax</w:t>
-      </w:r>
-      <w:proofErr w:type="gramEnd"/>
-      <w:r>
-        <w:rPr>
-          <w:lang w:val="en-US"/>
-        </w:rPr>
-        <w:t>())</w:t>
+        <w:t xml:space="preserve">            ghostMaxProb.append(beliefs.argMax())</w:t>
       </w:r>
     </w:p>
     <w:p>
@@ -8329,35 +7456,7 @@
         <w:rPr>
           <w:lang w:val="en-US"/>
         </w:rPr>
-        <w:t xml:space="preserve">minDist.append((action, </w:t>
-      </w:r>
-      <w:proofErr w:type="gramStart"/>
-      <w:r>
-        <w:rPr>
-          <w:lang w:val="en-US"/>
-        </w:rPr>
-        <w:t>self.distancer</w:t>
-      </w:r>
-      <w:proofErr w:type="gramEnd"/>
-      <w:r>
-        <w:rPr>
-          <w:lang w:val="en-US"/>
-        </w:rPr>
-        <w:t>.</w:t>
-      </w:r>
-      <w:proofErr w:type="gramStart"/>
-      <w:r>
-        <w:rPr>
-          <w:lang w:val="en-US"/>
-        </w:rPr>
-        <w:t>getDistance(</w:t>
-      </w:r>
-      <w:proofErr w:type="gramEnd"/>
-      <w:r>
-        <w:rPr>
-          <w:lang w:val="en-US"/>
-        </w:rPr>
-        <w:t>successorPosition, ghostPos)))</w:t>
+        <w:t>minDist.append((action, self.distancer.getDistance(successorPosition, ghostPos)))</w:t>
       </w:r>
     </w:p>
     <w:p>
@@ -8398,7 +7497,6 @@
       <w:r>
         <w:t xml:space="preserve"> = </w:t>
       </w:r>
-      <w:proofErr w:type="gramStart"/>
       <w:r>
         <w:rPr>
           <w:lang w:val="en-US"/>
@@ -8406,11 +7504,7 @@
         <w:t>min</w:t>
       </w:r>
       <w:r>
-        <w:t>(</w:t>
-      </w:r>
-      <w:proofErr w:type="gramEnd"/>
-      <w:r>
-        <w:t>[</w:t>
+        <w:t>([</w:t>
       </w:r>
       <w:r>
         <w:rPr>
@@ -8500,47 +7594,62 @@
     <w:p>
       <w:pPr>
         <w:pStyle w:val="af"/>
-        <w:rPr>
-          <w:lang w:val="en-US"/>
-        </w:rPr>
-      </w:pPr>
-      <w:r>
-        <w:rPr>
-          <w:lang w:val="en-US"/>
-        </w:rPr>
-        <w:t xml:space="preserve">            if d == minGhostDist:</w:t>
-      </w:r>
-    </w:p>
-    <w:p>
-      <w:pPr>
-        <w:pStyle w:val="af"/>
-        <w:rPr>
-          <w:lang w:val="en-US"/>
-        </w:rPr>
-      </w:pPr>
-      <w:r>
-        <w:rPr>
-          <w:lang w:val="en-US"/>
-        </w:rPr>
-        <w:t xml:space="preserve">                return act</w:t>
-      </w:r>
-    </w:p>
-    <w:p>
-      <w:pPr>
-        <w:rPr>
-          <w:lang w:val="en-US"/>
-        </w:rPr>
-      </w:pPr>
-    </w:p>
-    <w:p>
-      <w:r>
-        <w:t xml:space="preserve">Правильность реализации метода была проверена путём запуска автооценивателя (рисунок </w:t>
-      </w:r>
-      <w:r>
-        <w:t>3</w:t>
-      </w:r>
-      <w:r>
-        <w:t>.</w:t>
+      </w:pPr>
+      <w:r>
+        <w:rPr>
+          <w:lang w:val="en-US"/>
+        </w:rPr>
+        <w:t xml:space="preserve">            if</w:t>
+      </w:r>
+      <w:r>
+        <w:t xml:space="preserve"> </w:t>
+      </w:r>
+      <w:r>
+        <w:rPr>
+          <w:lang w:val="en-US"/>
+        </w:rPr>
+        <w:t>d</w:t>
+      </w:r>
+      <w:r>
+        <w:t xml:space="preserve"> == </w:t>
+      </w:r>
+      <w:r>
+        <w:rPr>
+          <w:lang w:val="en-US"/>
+        </w:rPr>
+        <w:t>minGhostDist</w:t>
+      </w:r>
+      <w:r>
+        <w:t>:</w:t>
+      </w:r>
+    </w:p>
+    <w:p>
+      <w:pPr>
+        <w:pStyle w:val="af"/>
+      </w:pPr>
+      <w:r>
+        <w:t xml:space="preserve">                </w:t>
+      </w:r>
+      <w:r>
+        <w:rPr>
+          <w:lang w:val="en-US"/>
+        </w:rPr>
+        <w:t>return</w:t>
+      </w:r>
+      <w:r>
+        <w:t xml:space="preserve"> </w:t>
+      </w:r>
+      <w:r>
+        <w:rPr>
+          <w:lang w:val="en-US"/>
+        </w:rPr>
+        <w:t>act</w:t>
+      </w:r>
+    </w:p>
+    <w:p/>
+    <w:p>
+      <w:r>
+        <w:t>Правильность реализации метода была проверена путём запуска автооценивателя (рисунок 3.</w:t>
       </w:r>
       <w:r>
         <w:t>8</w:t>
@@ -8606,13 +7715,7 @@
         <w:jc w:val="center"/>
       </w:pPr>
       <w:r>
-        <w:t>Рисунок 3.</w:t>
-      </w:r>
-      <w:r>
-        <w:t>8</w:t>
-      </w:r>
-      <w:r>
-        <w:t xml:space="preserve"> </w:t>
+        <w:t xml:space="preserve">Рисунок 3.8 </w:t>
       </w:r>
       <w:r>
         <w:sym w:font="Symbol" w:char="F02D"/>
@@ -8874,7 +7977,6 @@
         </w:rPr>
         <w:t xml:space="preserve">def </w:t>
       </w:r>
-      <w:proofErr w:type="gramStart"/>
       <w:r>
         <w:rPr>
           <w:b/>
@@ -8887,28 +7989,7 @@
         <w:rPr>
           <w:lang w:val="en-US"/>
         </w:rPr>
-        <w:t>(</w:t>
-      </w:r>
-      <w:proofErr w:type="gramEnd"/>
-      <w:r>
-        <w:rPr>
-          <w:lang w:val="en-US"/>
-        </w:rPr>
-        <w:t xml:space="preserve">self, gameState: </w:t>
-      </w:r>
-      <w:proofErr w:type="gramStart"/>
-      <w:r>
-        <w:rPr>
-          <w:lang w:val="en-US"/>
-        </w:rPr>
-        <w:t>busters.GameState</w:t>
-      </w:r>
-      <w:proofErr w:type="gramEnd"/>
-      <w:r>
-        <w:rPr>
-          <w:lang w:val="en-US"/>
-        </w:rPr>
-        <w:t>):</w:t>
+        <w:t>(self, gameState: busters.GameState):</w:t>
       </w:r>
     </w:p>
     <w:p>
@@ -8948,7 +8029,6 @@
         </w:rPr>
         <w:t xml:space="preserve">        Инициализирует список частиц </w:t>
       </w:r>
-      <w:proofErr w:type="gramStart"/>
       <w:r>
         <w:rPr>
           <w:i/>
@@ -8972,7 +8052,6 @@
         </w:rPr>
         <w:t>particles</w:t>
       </w:r>
-      <w:proofErr w:type="gramEnd"/>
       <w:r>
         <w:rPr>
           <w:i/>
@@ -9012,7 +8091,6 @@
         </w:rPr>
         <w:t xml:space="preserve">        Использует </w:t>
       </w:r>
-      <w:proofErr w:type="gramStart"/>
       <w:r>
         <w:rPr>
           <w:i/>
@@ -9036,7 +8114,6 @@
         </w:rPr>
         <w:t>numParticles</w:t>
       </w:r>
-      <w:proofErr w:type="gramEnd"/>
       <w:r>
         <w:rPr>
           <w:i/>
@@ -9060,7 +8137,6 @@
         </w:rPr>
         <w:t xml:space="preserve">            а </w:t>
       </w:r>
-      <w:proofErr w:type="gramStart"/>
       <w:r>
         <w:rPr>
           <w:i/>
@@ -9084,7 +8160,6 @@
         </w:rPr>
         <w:t>legalPositions</w:t>
       </w:r>
-      <w:proofErr w:type="gramEnd"/>
       <w:r>
         <w:rPr>
           <w:i/>
@@ -9129,7 +8204,6 @@
       <w:r>
         <w:t xml:space="preserve">        </w:t>
       </w:r>
-      <w:proofErr w:type="gramStart"/>
       <w:r>
         <w:rPr>
           <w:lang w:val="en-US"/>
@@ -9145,7 +8219,6 @@
         </w:rPr>
         <w:t>particles</w:t>
       </w:r>
-      <w:proofErr w:type="gramEnd"/>
       <w:r>
         <w:t xml:space="preserve"> = []</w:t>
       </w:r>
@@ -9212,7 +8285,6 @@
       <w:r>
         <w:t xml:space="preserve"> = </w:t>
       </w:r>
-      <w:proofErr w:type="gramStart"/>
       <w:r>
         <w:rPr>
           <w:lang w:val="en-US"/>
@@ -9228,7 +8300,6 @@
         </w:rPr>
         <w:t>numParticles</w:t>
       </w:r>
-      <w:proofErr w:type="gramEnd"/>
     </w:p>
     <w:p>
       <w:pPr>
@@ -9259,7 +8330,6 @@
       <w:r>
         <w:t xml:space="preserve"> = </w:t>
       </w:r>
-      <w:proofErr w:type="gramStart"/>
       <w:r>
         <w:rPr>
           <w:lang w:val="en-US"/>
@@ -9275,7 +8345,6 @@
         </w:rPr>
         <w:t>legalPositions</w:t>
       </w:r>
-      <w:proofErr w:type="gramEnd"/>
       <w:r>
         <w:t>;</w:t>
       </w:r>
@@ -9307,49 +8376,21 @@
         <w:rPr>
           <w:lang w:val="en-US"/>
         </w:rPr>
-        <w:t xml:space="preserve">for i in </w:t>
-      </w:r>
-      <w:proofErr w:type="gramStart"/>
-      <w:r>
-        <w:rPr>
-          <w:lang w:val="en-US"/>
-        </w:rPr>
-        <w:t>range(int(</w:t>
-      </w:r>
-      <w:proofErr w:type="gramEnd"/>
-      <w:r>
-        <w:rPr>
-          <w:lang w:val="en-US"/>
-        </w:rPr>
-        <w:t>particle_num / len(legal))):</w:t>
-      </w:r>
-    </w:p>
-    <w:p>
-      <w:pPr>
-        <w:pStyle w:val="af"/>
-        <w:rPr>
-          <w:lang w:val="en-US"/>
-        </w:rPr>
-      </w:pPr>
-      <w:r>
-        <w:rPr>
-          <w:lang w:val="en-US"/>
-        </w:rPr>
-        <w:t xml:space="preserve">            </w:t>
-      </w:r>
-      <w:proofErr w:type="gramStart"/>
-      <w:r>
-        <w:rPr>
-          <w:lang w:val="en-US"/>
-        </w:rPr>
-        <w:t>self.particles</w:t>
-      </w:r>
-      <w:proofErr w:type="gramEnd"/>
-      <w:r>
-        <w:rPr>
-          <w:lang w:val="en-US"/>
-        </w:rPr>
-        <w:t>.extend(legal)</w:t>
+        <w:t>for i in range(int(particle_num / len(legal))):</w:t>
+      </w:r>
+    </w:p>
+    <w:p>
+      <w:pPr>
+        <w:pStyle w:val="af"/>
+        <w:rPr>
+          <w:lang w:val="en-US"/>
+        </w:rPr>
+      </w:pPr>
+      <w:r>
+        <w:rPr>
+          <w:lang w:val="en-US"/>
+        </w:rPr>
+        <w:t xml:space="preserve">            self.particles.extend(legal)</w:t>
       </w:r>
     </w:p>
     <w:p>
@@ -9372,6 +8413,9 @@
     <w:p>
       <w:pPr>
         <w:pStyle w:val="af"/>
+        <w:rPr>
+          <w:lang w:val="en-US"/>
+        </w:rPr>
       </w:pPr>
       <w:r>
         <w:rPr>
@@ -9380,6 +8424,9 @@
         <w:t>def</w:t>
       </w:r>
       <w:r>
+        <w:rPr>
+          <w:lang w:val="en-US"/>
+        </w:rPr>
         <w:t xml:space="preserve"> </w:t>
       </w:r>
       <w:r>
@@ -9391,6 +8438,9 @@
         <w:t>getBeliefDistribution</w:t>
       </w:r>
       <w:r>
+        <w:rPr>
+          <w:lang w:val="en-US"/>
+        </w:rPr>
         <w:t>(</w:t>
       </w:r>
       <w:r>
@@ -9400,6 +8450,9 @@
         <w:t>self</w:t>
       </w:r>
       <w:r>
+        <w:rPr>
+          <w:lang w:val="en-US"/>
+        </w:rPr>
         <w:t>):</w:t>
       </w:r>
     </w:p>
@@ -9412,6 +8465,9 @@
         </w:rPr>
       </w:pPr>
       <w:r>
+        <w:rPr>
+          <w:lang w:val="en-US"/>
+        </w:rPr>
         <w:t xml:space="preserve">        </w:t>
       </w:r>
       <w:r>
@@ -9557,7 +8613,6 @@
       <w:r>
         <w:t xml:space="preserve"> = </w:t>
       </w:r>
-      <w:proofErr w:type="gramStart"/>
       <w:r>
         <w:rPr>
           <w:lang w:val="en-US"/>
@@ -9565,11 +8620,7 @@
         <w:t>DiscreteDistribution</w:t>
       </w:r>
       <w:r>
-        <w:t>(</w:t>
-      </w:r>
-      <w:proofErr w:type="gramEnd"/>
-      <w:r>
-        <w:t>)</w:t>
+        <w:t>()</w:t>
       </w:r>
     </w:p>
     <w:p>
@@ -9599,21 +8650,7 @@
         <w:rPr>
           <w:lang w:val="en-US"/>
         </w:rPr>
-        <w:t xml:space="preserve">for pos in </w:t>
-      </w:r>
-      <w:proofErr w:type="gramStart"/>
-      <w:r>
-        <w:rPr>
-          <w:lang w:val="en-US"/>
-        </w:rPr>
-        <w:t>self.particles</w:t>
-      </w:r>
-      <w:proofErr w:type="gramEnd"/>
-      <w:r>
-        <w:rPr>
-          <w:lang w:val="en-US"/>
-        </w:rPr>
-        <w:t>:</w:t>
+        <w:t>for pos in self.particles:</w:t>
       </w:r>
     </w:p>
     <w:p>
@@ -9678,39 +8715,27 @@
     <w:p>
       <w:pPr>
         <w:pStyle w:val="af"/>
-        <w:rPr>
-          <w:lang w:val="en-US"/>
-        </w:rPr>
-      </w:pPr>
-      <w:r>
-        <w:rPr>
-          <w:lang w:val="en-US"/>
-        </w:rPr>
-        <w:t xml:space="preserve">        return beliefDist</w:t>
-      </w:r>
-    </w:p>
-    <w:p>
-      <w:pPr>
-        <w:rPr>
-          <w:lang w:val="en-US"/>
-        </w:rPr>
-      </w:pPr>
-    </w:p>
-    <w:p>
-      <w:r>
-        <w:t>Правильность реализации метод</w:t>
-      </w:r>
-      <w:r>
-        <w:t>ов</w:t>
-      </w:r>
-      <w:r>
-        <w:t xml:space="preserve"> была проверена путём запуска автооценивателя (рисунок 3.</w:t>
-      </w:r>
-      <w:r>
-        <w:t>9</w:t>
-      </w:r>
-      <w:r>
-        <w:t>).</w:t>
+      </w:pPr>
+      <w:r>
+        <w:rPr>
+          <w:lang w:val="en-US"/>
+        </w:rPr>
+        <w:t xml:space="preserve">        return</w:t>
+      </w:r>
+      <w:r>
+        <w:t xml:space="preserve"> </w:t>
+      </w:r>
+      <w:r>
+        <w:rPr>
+          <w:lang w:val="en-US"/>
+        </w:rPr>
+        <w:t>beliefDist</w:t>
+      </w:r>
+    </w:p>
+    <w:p/>
+    <w:p>
+      <w:r>
+        <w:t>Правильность реализации методов была проверена путём запуска автооценивателя (рисунок 3.9).</w:t>
       </w:r>
     </w:p>
     <w:p>
@@ -9773,19 +8798,13 @@
         <w:jc w:val="center"/>
       </w:pPr>
       <w:r>
-        <w:t>Рисунок 3.</w:t>
-      </w:r>
-      <w:r>
-        <w:t xml:space="preserve">9 </w:t>
+        <w:t xml:space="preserve">Рисунок 3.9 </w:t>
       </w:r>
       <w:r>
         <w:sym w:font="Symbol" w:char="F02D"/>
       </w:r>
       <w:r>
-        <w:t xml:space="preserve"> Автооценивание метод</w:t>
-      </w:r>
-      <w:r>
-        <w:t xml:space="preserve">ов класса </w:t>
+        <w:t xml:space="preserve"> Автооценивание методов класса </w:t>
       </w:r>
       <w:r>
         <w:rPr>
@@ -9920,7 +8939,6 @@
         <w:lastRenderedPageBreak/>
         <w:t xml:space="preserve">def </w:t>
       </w:r>
-      <w:proofErr w:type="gramStart"/>
       <w:r>
         <w:rPr>
           <w:b/>
@@ -9933,226 +8951,323 @@
         <w:rPr>
           <w:lang w:val="en-US"/>
         </w:rPr>
-        <w:t>(</w:t>
-      </w:r>
-      <w:proofErr w:type="gramEnd"/>
-      <w:r>
-        <w:rPr>
-          <w:lang w:val="en-US"/>
-        </w:rPr>
-        <w:t xml:space="preserve">self, observation: int, gameState: </w:t>
-      </w:r>
-      <w:proofErr w:type="gramStart"/>
-      <w:r>
-        <w:rPr>
-          <w:lang w:val="en-US"/>
-        </w:rPr>
-        <w:t>busters.GameState</w:t>
-      </w:r>
-      <w:proofErr w:type="gramEnd"/>
-      <w:r>
-        <w:rPr>
-          <w:lang w:val="en-US"/>
-        </w:rPr>
-        <w:t>):</w:t>
-      </w:r>
-    </w:p>
-    <w:p>
-      <w:pPr>
-        <w:pStyle w:val="af"/>
-        <w:rPr>
-          <w:i/>
-          <w:iCs/>
-        </w:rPr>
-      </w:pPr>
-      <w:r>
-        <w:rPr>
-          <w:lang w:val="en-US"/>
-        </w:rPr>
+        <w:t>(self, observation: int, gameState: busters.GameState):</w:t>
+      </w:r>
+    </w:p>
+    <w:p>
+      <w:pPr>
+        <w:pStyle w:val="af"/>
+      </w:pPr>
+      <w:r>
+        <w:t>        # позиции Пакмана и тюрьмы</w:t>
+      </w:r>
+    </w:p>
+    <w:p>
+      <w:pPr>
+        <w:pStyle w:val="af"/>
+      </w:pPr>
+      <w:r>
+        <w:t>        pacmanPosition = gameState.getPacmanPosition()</w:t>
+      </w:r>
+    </w:p>
+    <w:p>
+      <w:pPr>
+        <w:pStyle w:val="af"/>
+        <w:rPr>
+          <w:lang w:val="en-US"/>
+        </w:rPr>
+      </w:pPr>
+      <w:r>
         <w:t xml:space="preserve">        </w:t>
       </w:r>
       <w:r>
         <w:rPr>
-          <w:i/>
-          <w:iCs/>
-        </w:rPr>
-        <w:t>"""</w:t>
-      </w:r>
-    </w:p>
-    <w:p>
-      <w:pPr>
-        <w:pStyle w:val="af"/>
-        <w:rPr>
-          <w:i/>
-          <w:iCs/>
-        </w:rPr>
-      </w:pPr>
-      <w:r>
-        <w:rPr>
-          <w:i/>
-          <w:iCs/>
-        </w:rPr>
-        <w:t xml:space="preserve">        Обновление списка частиц с учетом весов наблюдений. </w:t>
-      </w:r>
-    </w:p>
-    <w:p>
-      <w:pPr>
-        <w:pStyle w:val="af"/>
-        <w:rPr>
-          <w:i/>
-          <w:iCs/>
-        </w:rPr>
-      </w:pPr>
-      <w:r>
-        <w:rPr>
-          <w:i/>
-          <w:iCs/>
-        </w:rPr>
-        <w:t xml:space="preserve">        Наблюдение </w:t>
-      </w:r>
-      <w:proofErr w:type="gramStart"/>
-      <w:r>
-        <w:rPr>
-          <w:i/>
-          <w:iCs/>
-        </w:rPr>
-        <w:t>- это зашумленное манхеттенское</w:t>
-      </w:r>
-      <w:proofErr w:type="gramEnd"/>
-      <w:r>
-        <w:rPr>
-          <w:i/>
-          <w:iCs/>
-        </w:rPr>
-        <w:t xml:space="preserve"> расстояние</w:t>
-      </w:r>
-    </w:p>
-    <w:p>
-      <w:pPr>
-        <w:pStyle w:val="af"/>
-        <w:rPr>
-          <w:i/>
-          <w:iCs/>
-        </w:rPr>
-      </w:pPr>
-      <w:r>
-        <w:rPr>
-          <w:i/>
-          <w:iCs/>
-        </w:rPr>
-        <w:t>            до отслеживаемого призрака.</w:t>
-      </w:r>
-    </w:p>
-    <w:p>
-      <w:pPr>
-        <w:pStyle w:val="af"/>
-        <w:rPr>
-          <w:i/>
-          <w:iCs/>
-        </w:rPr>
-      </w:pPr>
-      <w:r>
-        <w:rPr>
-          <w:i/>
-          <w:iCs/>
-        </w:rPr>
-        <w:t xml:space="preserve">        Имеется специальный случай, который необходимо учесть. Когда все </w:t>
-      </w:r>
-    </w:p>
-    <w:p>
-      <w:pPr>
-        <w:pStyle w:val="af"/>
-        <w:rPr>
-          <w:i/>
-          <w:iCs/>
-        </w:rPr>
-      </w:pPr>
-      <w:r>
-        <w:rPr>
-          <w:i/>
-          <w:iCs/>
-        </w:rPr>
-        <w:t>            частицы получают нулевой вес, список частиц слудует повторно</w:t>
-      </w:r>
-    </w:p>
-    <w:p>
-      <w:pPr>
-        <w:pStyle w:val="af"/>
-        <w:rPr>
-          <w:i/>
-          <w:iCs/>
-        </w:rPr>
-      </w:pPr>
-      <w:r>
-        <w:rPr>
-          <w:i/>
-          <w:iCs/>
-        </w:rPr>
-        <w:t>            инициализировать, вызвав initializeUniformly.</w:t>
-      </w:r>
-    </w:p>
-    <w:p>
-      <w:pPr>
-        <w:pStyle w:val="af"/>
-        <w:rPr>
-          <w:i/>
-          <w:iCs/>
-        </w:rPr>
-      </w:pPr>
-      <w:r>
-        <w:rPr>
-          <w:i/>
-          <w:iCs/>
-        </w:rPr>
-        <w:t>        """</w:t>
-      </w:r>
-    </w:p>
-    <w:p>
-      <w:pPr>
-        <w:pStyle w:val="af"/>
-      </w:pPr>
-    </w:p>
-    <w:p>
-      <w:pPr>
-        <w:pStyle w:val="af"/>
-        <w:rPr>
-          <w:b/>
-          <w:bCs/>
-        </w:rPr>
-      </w:pPr>
-      <w:r>
+          <w:lang w:val="en-US"/>
+        </w:rPr>
+        <w:t>jailPosition = self.getJailPosition()</w:t>
+      </w:r>
+    </w:p>
+    <w:p>
+      <w:pPr>
+        <w:pStyle w:val="af"/>
+        <w:rPr>
+          <w:lang w:val="en-US"/>
+        </w:rPr>
+      </w:pPr>
+    </w:p>
+    <w:p>
+      <w:pPr>
+        <w:pStyle w:val="af"/>
+        <w:rPr>
+          <w:lang w:val="en-US"/>
+        </w:rPr>
+      </w:pPr>
+      <w:r>
+        <w:rPr>
+          <w:lang w:val="en-US"/>
+        </w:rPr>
+        <w:t xml:space="preserve">        # </w:t>
+      </w:r>
+      <w:r>
+        <w:t>дискретное</w:t>
+      </w:r>
+      <w:r>
+        <w:rPr>
+          <w:lang w:val="en-US"/>
+        </w:rPr>
+        <w:t xml:space="preserve"> </w:t>
+      </w:r>
+      <w:r>
+        <w:t>распределение</w:t>
+      </w:r>
+    </w:p>
+    <w:p>
+      <w:pPr>
+        <w:pStyle w:val="af"/>
+        <w:rPr>
+          <w:lang w:val="en-US"/>
+        </w:rPr>
+      </w:pPr>
+      <w:r>
+        <w:rPr>
+          <w:lang w:val="en-US"/>
+        </w:rPr>
+        <w:t>        weightsDist = DiscreteDistribution()</w:t>
+      </w:r>
+    </w:p>
+    <w:p>
+      <w:pPr>
+        <w:pStyle w:val="af"/>
+        <w:rPr>
+          <w:lang w:val="en-US"/>
+        </w:rPr>
+      </w:pPr>
+    </w:p>
+    <w:p>
+      <w:pPr>
+        <w:pStyle w:val="af"/>
+      </w:pPr>
+      <w:r>
+        <w:rPr>
+          <w:lang w:val="en-US"/>
+        </w:rPr>
         <w:t xml:space="preserve">        </w:t>
       </w:r>
       <w:r>
-        <w:rPr>
-          <w:b/>
-          <w:bCs/>
-        </w:rPr>
-        <w:t>"*** ВСТАВЬТЕ ВАШ КОД СЮДА ***"</w:t>
-      </w:r>
-    </w:p>
-    <w:p>
-      <w:pPr>
-        <w:pStyle w:val="af"/>
+        <w:t># поиск суммы весов для каждой позиции</w:t>
+      </w:r>
+    </w:p>
+    <w:p>
+      <w:pPr>
+        <w:pStyle w:val="af"/>
+        <w:rPr>
+          <w:lang w:val="en-US"/>
+        </w:rPr>
       </w:pPr>
       <w:r>
         <w:t xml:space="preserve">        </w:t>
       </w:r>
-    </w:p>
-    <w:p>
-      <w:pPr>
-        <w:pStyle w:val="af"/>
-      </w:pPr>
-      <w:r>
-        <w:t>        # позиции Пакмана и тюрьмы</w:t>
-      </w:r>
-    </w:p>
-    <w:p>
-      <w:pPr>
-        <w:pStyle w:val="af"/>
-      </w:pPr>
-      <w:r>
-        <w:t>        pacmanPosition = gameState.getPacmanPosition()</w:t>
+      <w:r>
+        <w:rPr>
+          <w:lang w:val="en-US"/>
+        </w:rPr>
+        <w:t>for pos in self.particles:</w:t>
+      </w:r>
+    </w:p>
+    <w:p>
+      <w:pPr>
+        <w:pStyle w:val="af"/>
+        <w:rPr>
+          <w:lang w:val="en-US"/>
+        </w:rPr>
+      </w:pPr>
+      <w:r>
+        <w:rPr>
+          <w:lang w:val="en-US"/>
+        </w:rPr>
+        <w:t>            observationProb = self.getObservationProb(observation, pacmanPosition, pos, jailPosition)</w:t>
+      </w:r>
+    </w:p>
+    <w:p>
+      <w:pPr>
+        <w:pStyle w:val="af"/>
+        <w:rPr>
+          <w:lang w:val="en-US"/>
+        </w:rPr>
+      </w:pPr>
+      <w:r>
+        <w:rPr>
+          <w:lang w:val="en-US"/>
+        </w:rPr>
+        <w:t>            weightsDist[pos] += observationProb</w:t>
+      </w:r>
+    </w:p>
+    <w:p>
+      <w:pPr>
+        <w:pStyle w:val="af"/>
+        <w:rPr>
+          <w:lang w:val="en-US"/>
+        </w:rPr>
+      </w:pPr>
+    </w:p>
+    <w:p>
+      <w:pPr>
+        <w:pStyle w:val="af"/>
+        <w:rPr>
+          <w:lang w:val="en-US"/>
+        </w:rPr>
+      </w:pPr>
+      <w:r>
+        <w:rPr>
+          <w:lang w:val="en-US"/>
+        </w:rPr>
+        <w:t xml:space="preserve">        # </w:t>
+      </w:r>
+      <w:r>
+        <w:t>ОСОБЫЙ</w:t>
+      </w:r>
+      <w:r>
+        <w:rPr>
+          <w:lang w:val="en-US"/>
+        </w:rPr>
+        <w:t xml:space="preserve"> </w:t>
+      </w:r>
+      <w:r>
+        <w:t>СЛУЧАЙ</w:t>
+      </w:r>
+      <w:r>
+        <w:rPr>
+          <w:lang w:val="en-US"/>
+        </w:rPr>
+        <w:t xml:space="preserve"> - </w:t>
+      </w:r>
+      <w:r>
+        <w:t>у</w:t>
+      </w:r>
+      <w:r>
+        <w:rPr>
+          <w:lang w:val="en-US"/>
+        </w:rPr>
+        <w:t xml:space="preserve"> </w:t>
+      </w:r>
+      <w:r>
+        <w:t>всех</w:t>
+      </w:r>
+      <w:r>
+        <w:rPr>
+          <w:lang w:val="en-US"/>
+        </w:rPr>
+        <w:t xml:space="preserve"> </w:t>
+      </w:r>
+      <w:r>
+        <w:t>частиц</w:t>
+      </w:r>
+      <w:r>
+        <w:rPr>
+          <w:lang w:val="en-US"/>
+        </w:rPr>
+        <w:t xml:space="preserve"> </w:t>
+      </w:r>
+      <w:r>
+        <w:t>нулевой</w:t>
+      </w:r>
+      <w:r>
+        <w:rPr>
+          <w:lang w:val="en-US"/>
+        </w:rPr>
+        <w:t xml:space="preserve"> </w:t>
+      </w:r>
+      <w:r>
+        <w:t>вес</w:t>
+      </w:r>
+    </w:p>
+    <w:p>
+      <w:pPr>
+        <w:pStyle w:val="af"/>
+        <w:rPr>
+          <w:lang w:val="en-US"/>
+        </w:rPr>
+      </w:pPr>
+      <w:r>
+        <w:rPr>
+          <w:lang w:val="en-US"/>
+        </w:rPr>
+        <w:t>        if weightsDist.total() == 0:</w:t>
+      </w:r>
+    </w:p>
+    <w:p>
+      <w:pPr>
+        <w:pStyle w:val="af"/>
+        <w:rPr>
+          <w:lang w:val="en-US"/>
+        </w:rPr>
+      </w:pPr>
+      <w:r>
+        <w:rPr>
+          <w:lang w:val="en-US"/>
+        </w:rPr>
+        <w:t xml:space="preserve">            # </w:t>
+      </w:r>
+      <w:r>
+        <w:t>повторная</w:t>
+      </w:r>
+      <w:r>
+        <w:rPr>
+          <w:lang w:val="en-US"/>
+        </w:rPr>
+        <w:t xml:space="preserve"> </w:t>
+      </w:r>
+      <w:r>
+        <w:t>инициализация</w:t>
+      </w:r>
+    </w:p>
+    <w:p>
+      <w:pPr>
+        <w:pStyle w:val="af"/>
+        <w:rPr>
+          <w:lang w:val="en-US"/>
+        </w:rPr>
+      </w:pPr>
+      <w:r>
+        <w:rPr>
+          <w:lang w:val="en-US"/>
+        </w:rPr>
+        <w:t>            self.initializeUniformly(gameState)</w:t>
+      </w:r>
+    </w:p>
+    <w:p>
+      <w:pPr>
+        <w:pStyle w:val="af"/>
+      </w:pPr>
+      <w:r>
+        <w:rPr>
+          <w:lang w:val="en-US"/>
+        </w:rPr>
+        <w:t xml:space="preserve">            </w:t>
+      </w:r>
+      <w:r>
+        <w:t>return</w:t>
+      </w:r>
+    </w:p>
+    <w:p>
+      <w:pPr>
+        <w:pStyle w:val="af"/>
+      </w:pPr>
+    </w:p>
+    <w:p>
+      <w:pPr>
+        <w:pStyle w:val="af"/>
+      </w:pPr>
+      <w:r>
+        <w:t>        # нормализация и сохранение</w:t>
+      </w:r>
+    </w:p>
+    <w:p>
+      <w:pPr>
+        <w:pStyle w:val="af"/>
+      </w:pPr>
+      <w:r>
+        <w:t>        weightsDist.normalize()</w:t>
       </w:r>
     </w:p>
     <w:p>
@@ -10169,415 +9284,20 @@
         <w:rPr>
           <w:lang w:val="en-US"/>
         </w:rPr>
-        <w:t xml:space="preserve">jailPosition = </w:t>
-      </w:r>
-      <w:proofErr w:type="gramStart"/>
-      <w:r>
-        <w:rPr>
-          <w:lang w:val="en-US"/>
-        </w:rPr>
-        <w:t>self.getJailPosition</w:t>
-      </w:r>
-      <w:proofErr w:type="gramEnd"/>
-      <w:r>
-        <w:rPr>
-          <w:lang w:val="en-US"/>
-        </w:rPr>
-        <w:t>()</w:t>
-      </w:r>
-    </w:p>
-    <w:p>
-      <w:pPr>
-        <w:pStyle w:val="af"/>
-        <w:rPr>
-          <w:lang w:val="en-US"/>
-        </w:rPr>
-      </w:pPr>
-    </w:p>
-    <w:p>
-      <w:pPr>
-        <w:pStyle w:val="af"/>
-        <w:rPr>
-          <w:lang w:val="en-US"/>
-        </w:rPr>
-      </w:pPr>
-      <w:r>
-        <w:rPr>
-          <w:lang w:val="en-US"/>
-        </w:rPr>
-        <w:t xml:space="preserve">        # </w:t>
-      </w:r>
-      <w:r>
-        <w:t>дискретное</w:t>
-      </w:r>
-      <w:r>
-        <w:rPr>
-          <w:lang w:val="en-US"/>
-        </w:rPr>
-        <w:t xml:space="preserve"> </w:t>
-      </w:r>
-      <w:r>
-        <w:t>распределение</w:t>
-      </w:r>
-    </w:p>
-    <w:p>
-      <w:pPr>
-        <w:pStyle w:val="af"/>
-        <w:rPr>
-          <w:lang w:val="en-US"/>
-        </w:rPr>
-      </w:pPr>
-      <w:r>
-        <w:rPr>
-          <w:lang w:val="en-US"/>
-        </w:rPr>
-        <w:t xml:space="preserve">        weightsDist = </w:t>
-      </w:r>
-      <w:proofErr w:type="gramStart"/>
-      <w:r>
-        <w:rPr>
-          <w:lang w:val="en-US"/>
-        </w:rPr>
-        <w:t>DiscreteDistribution(</w:t>
-      </w:r>
-      <w:proofErr w:type="gramEnd"/>
-      <w:r>
-        <w:rPr>
-          <w:lang w:val="en-US"/>
-        </w:rPr>
-        <w:t>)</w:t>
-      </w:r>
-    </w:p>
-    <w:p>
-      <w:pPr>
-        <w:pStyle w:val="af"/>
-        <w:rPr>
-          <w:lang w:val="en-US"/>
-        </w:rPr>
-      </w:pPr>
-    </w:p>
-    <w:p>
-      <w:pPr>
-        <w:pStyle w:val="af"/>
-      </w:pPr>
-      <w:r>
-        <w:rPr>
-          <w:lang w:val="en-US"/>
-        </w:rPr>
-        <w:t xml:space="preserve">        </w:t>
-      </w:r>
-      <w:r>
-        <w:t># поиск суммы весов для каждой позиции</w:t>
-      </w:r>
-    </w:p>
-    <w:p>
-      <w:pPr>
-        <w:pStyle w:val="af"/>
-        <w:rPr>
-          <w:lang w:val="en-US"/>
-        </w:rPr>
-      </w:pPr>
-      <w:r>
-        <w:t xml:space="preserve">        </w:t>
-      </w:r>
-      <w:r>
-        <w:rPr>
-          <w:lang w:val="en-US"/>
-        </w:rPr>
-        <w:t xml:space="preserve">for pos in </w:t>
-      </w:r>
-      <w:proofErr w:type="gramStart"/>
-      <w:r>
-        <w:rPr>
-          <w:lang w:val="en-US"/>
-        </w:rPr>
-        <w:t>self.particles</w:t>
-      </w:r>
-      <w:proofErr w:type="gramEnd"/>
-      <w:r>
-        <w:rPr>
-          <w:lang w:val="en-US"/>
-        </w:rPr>
-        <w:t>:</w:t>
-      </w:r>
-    </w:p>
-    <w:p>
-      <w:pPr>
-        <w:pStyle w:val="af"/>
-        <w:rPr>
-          <w:lang w:val="en-US"/>
-        </w:rPr>
-      </w:pPr>
-      <w:r>
-        <w:rPr>
-          <w:lang w:val="en-US"/>
-        </w:rPr>
-        <w:t xml:space="preserve">            observationProb = </w:t>
-      </w:r>
-      <w:proofErr w:type="gramStart"/>
-      <w:r>
-        <w:rPr>
-          <w:lang w:val="en-US"/>
-        </w:rPr>
-        <w:t>self.getObservationProb</w:t>
-      </w:r>
-      <w:proofErr w:type="gramEnd"/>
-      <w:r>
-        <w:rPr>
-          <w:lang w:val="en-US"/>
-        </w:rPr>
-        <w:t>(observation, pacmanPosition, pos, jailPosition)</w:t>
-      </w:r>
-    </w:p>
-    <w:p>
-      <w:pPr>
-        <w:pStyle w:val="af"/>
-        <w:rPr>
-          <w:lang w:val="en-US"/>
-        </w:rPr>
-      </w:pPr>
-      <w:r>
-        <w:rPr>
-          <w:lang w:val="en-US"/>
-        </w:rPr>
-        <w:t>            weightsDist[pos] += observationProb</w:t>
-      </w:r>
-    </w:p>
-    <w:p>
-      <w:pPr>
-        <w:pStyle w:val="af"/>
-        <w:rPr>
-          <w:lang w:val="en-US"/>
-        </w:rPr>
-      </w:pPr>
-    </w:p>
-    <w:p>
-      <w:pPr>
-        <w:pStyle w:val="af"/>
-        <w:rPr>
-          <w:lang w:val="en-US"/>
-        </w:rPr>
-      </w:pPr>
-      <w:r>
-        <w:rPr>
-          <w:lang w:val="en-US"/>
-        </w:rPr>
-        <w:t xml:space="preserve">        # </w:t>
-      </w:r>
-      <w:r>
-        <w:t>ОСОБЫЙ</w:t>
-      </w:r>
-      <w:r>
-        <w:rPr>
-          <w:lang w:val="en-US"/>
-        </w:rPr>
-        <w:t xml:space="preserve"> </w:t>
-      </w:r>
-      <w:r>
-        <w:t>СЛУЧАЙ</w:t>
-      </w:r>
-      <w:r>
-        <w:rPr>
-          <w:lang w:val="en-US"/>
-        </w:rPr>
-        <w:t xml:space="preserve"> - </w:t>
-      </w:r>
-      <w:r>
-        <w:t>у</w:t>
-      </w:r>
-      <w:r>
-        <w:rPr>
-          <w:lang w:val="en-US"/>
-        </w:rPr>
-        <w:t xml:space="preserve"> </w:t>
-      </w:r>
-      <w:r>
-        <w:t>всех</w:t>
-      </w:r>
-      <w:r>
-        <w:rPr>
-          <w:lang w:val="en-US"/>
-        </w:rPr>
-        <w:t xml:space="preserve"> </w:t>
-      </w:r>
-      <w:r>
-        <w:t>частиц</w:t>
-      </w:r>
-      <w:r>
-        <w:rPr>
-          <w:lang w:val="en-US"/>
-        </w:rPr>
-        <w:t xml:space="preserve"> </w:t>
-      </w:r>
-      <w:r>
-        <w:t>нулевой</w:t>
-      </w:r>
-      <w:r>
-        <w:rPr>
-          <w:lang w:val="en-US"/>
-        </w:rPr>
-        <w:t xml:space="preserve"> </w:t>
-      </w:r>
-      <w:r>
-        <w:t>вес</w:t>
-      </w:r>
-    </w:p>
-    <w:p>
-      <w:pPr>
-        <w:pStyle w:val="af"/>
-        <w:rPr>
-          <w:lang w:val="en-US"/>
-        </w:rPr>
-      </w:pPr>
-      <w:r>
-        <w:rPr>
-          <w:lang w:val="en-US"/>
-        </w:rPr>
-        <w:t>        if weightsDist.total() == 0:</w:t>
-      </w:r>
-    </w:p>
-    <w:p>
-      <w:pPr>
-        <w:pStyle w:val="af"/>
-        <w:rPr>
-          <w:lang w:val="en-US"/>
-        </w:rPr>
-      </w:pPr>
-      <w:r>
-        <w:rPr>
-          <w:lang w:val="en-US"/>
-        </w:rPr>
-        <w:t xml:space="preserve">            # </w:t>
-      </w:r>
-      <w:r>
-        <w:t>повторная</w:t>
-      </w:r>
-      <w:r>
-        <w:rPr>
-          <w:lang w:val="en-US"/>
-        </w:rPr>
-        <w:t xml:space="preserve"> </w:t>
-      </w:r>
-      <w:r>
-        <w:t>инициализация</w:t>
-      </w:r>
-    </w:p>
-    <w:p>
-      <w:pPr>
-        <w:pStyle w:val="af"/>
-        <w:rPr>
-          <w:lang w:val="en-US"/>
-        </w:rPr>
-      </w:pPr>
-      <w:r>
-        <w:rPr>
-          <w:lang w:val="en-US"/>
-        </w:rPr>
-        <w:t xml:space="preserve">            </w:t>
-      </w:r>
-      <w:proofErr w:type="gramStart"/>
-      <w:r>
-        <w:rPr>
-          <w:lang w:val="en-US"/>
-        </w:rPr>
-        <w:t>self.initializeUniformly</w:t>
-      </w:r>
-      <w:proofErr w:type="gramEnd"/>
-      <w:r>
-        <w:rPr>
-          <w:lang w:val="en-US"/>
-        </w:rPr>
-        <w:t>(gameState)</w:t>
-      </w:r>
-    </w:p>
-    <w:p>
-      <w:pPr>
-        <w:pStyle w:val="af"/>
-      </w:pPr>
-      <w:r>
-        <w:rPr>
-          <w:lang w:val="en-US"/>
-        </w:rPr>
-        <w:t xml:space="preserve">            </w:t>
-      </w:r>
-      <w:r>
-        <w:t>return</w:t>
-      </w:r>
-    </w:p>
-    <w:p>
-      <w:pPr>
-        <w:pStyle w:val="af"/>
-      </w:pPr>
-    </w:p>
-    <w:p>
-      <w:pPr>
-        <w:pStyle w:val="af"/>
-      </w:pPr>
-      <w:r>
-        <w:t>        # нормализация и сохранение</w:t>
-      </w:r>
-    </w:p>
-    <w:p>
-      <w:pPr>
-        <w:pStyle w:val="af"/>
-      </w:pPr>
-      <w:r>
-        <w:t>        weightsDist.normalize()</w:t>
-      </w:r>
-    </w:p>
-    <w:p>
-      <w:pPr>
-        <w:pStyle w:val="af"/>
-        <w:rPr>
-          <w:lang w:val="en-US"/>
-        </w:rPr>
-      </w:pPr>
-      <w:r>
-        <w:t xml:space="preserve">        </w:t>
-      </w:r>
-      <w:proofErr w:type="gramStart"/>
-      <w:r>
-        <w:rPr>
-          <w:lang w:val="en-US"/>
-        </w:rPr>
-        <w:t>self.particles</w:t>
-      </w:r>
-      <w:proofErr w:type="gramEnd"/>
-      <w:r>
-        <w:rPr>
-          <w:lang w:val="en-US"/>
-        </w:rPr>
-        <w:t xml:space="preserve"> = [weightsDist.sample() for _ in range(int(</w:t>
-      </w:r>
-      <w:proofErr w:type="gramStart"/>
-      <w:r>
-        <w:rPr>
-          <w:lang w:val="en-US"/>
-        </w:rPr>
-        <w:t>self.numParticles</w:t>
-      </w:r>
-      <w:proofErr w:type="gramEnd"/>
-      <w:r>
-        <w:rPr>
-          <w:lang w:val="en-US"/>
-        </w:rPr>
-        <w:t>))]</w:t>
+        <w:t>self.particles = [weightsDist.sample() for _ in range(int(self.numParticles))]</w:t>
       </w:r>
     </w:p>
     <w:p>
       <w:pPr>
         <w:ind w:firstLine="0"/>
-      </w:pPr>
-    </w:p>
-    <w:p>
-      <w:r>
-        <w:t>Правильность реализации метода была проверена путём запуска автооценивателя (рисунок 3.</w:t>
-      </w:r>
-      <w:r>
-        <w:t>10</w:t>
-      </w:r>
-      <w:r>
-        <w:t>).</w:t>
+        <w:rPr>
+          <w:lang w:val="en-US"/>
+        </w:rPr>
+      </w:pPr>
+    </w:p>
+    <w:p>
+      <w:r>
+        <w:t>Правильность реализации метода была проверена путём запуска автооценивателя (рисунок 3.10).</w:t>
       </w:r>
     </w:p>
     <w:p/>
@@ -10591,8 +9311,8 @@
           <w:noProof/>
         </w:rPr>
         <w:drawing>
-          <wp:inline distT="0" distB="0" distL="0" distR="0" wp14:anchorId="704E28A9" wp14:editId="5ED42869">
-            <wp:extent cx="5799221" cy="828293"/>
+          <wp:inline distT="0" distB="0" distL="0" distR="0" wp14:anchorId="704E28A9" wp14:editId="4BE0AE88">
+            <wp:extent cx="5504447" cy="786191"/>
             <wp:effectExtent l="0" t="0" r="0" b="0"/>
             <wp:docPr id="1157153393" name="Рисунок 1"/>
             <wp:cNvGraphicFramePr>
@@ -10614,7 +9334,7 @@
                   <pic:spPr>
                     <a:xfrm>
                       <a:off x="0" y="0"/>
-                      <a:ext cx="5814937" cy="830538"/>
+                      <a:ext cx="5576245" cy="796446"/>
                     </a:xfrm>
                     <a:prstGeom prst="rect">
                       <a:avLst/>
@@ -10639,10 +9359,7 @@
         <w:sym w:font="Symbol" w:char="F02D"/>
       </w:r>
       <w:r>
-        <w:t xml:space="preserve"> </w:t>
-      </w:r>
-      <w:r>
-        <w:t>Автооценивание метод</w:t>
+        <w:t xml:space="preserve"> Автооценивание метод</w:t>
       </w:r>
       <w:r>
         <w:t xml:space="preserve">а </w:t>
@@ -10679,9 +9396,354 @@
     <w:p/>
     <w:p>
       <w:r>
+        <w:t>В</w:t>
+      </w:r>
+      <w:r>
+        <w:t xml:space="preserve"> файле inference.py</w:t>
+      </w:r>
+      <w:r>
+        <w:t xml:space="preserve"> был р</w:t>
+      </w:r>
+      <w:r>
+        <w:t>еализ</w:t>
+      </w:r>
+      <w:r>
+        <w:t>ован</w:t>
+      </w:r>
+      <w:r>
+        <w:t xml:space="preserve"> метод </w:t>
+      </w:r>
+      <w:r>
+        <w:rPr>
+          <w:rFonts w:ascii="Courier New" w:hAnsi="Courier New" w:cs="Courier New"/>
+          <w:sz w:val="24"/>
+          <w:szCs w:val="20"/>
+        </w:rPr>
+        <w:t>elapseTime</w:t>
+      </w:r>
+      <w:r>
+        <w:rPr>
+          <w:sz w:val="24"/>
+          <w:szCs w:val="20"/>
+        </w:rPr>
+        <w:t xml:space="preserve"> </w:t>
+      </w:r>
+      <w:r>
+        <w:t xml:space="preserve">класса </w:t>
+      </w:r>
+      <w:r>
+        <w:rPr>
+          <w:rFonts w:ascii="Courier New" w:hAnsi="Courier New" w:cs="Courier New"/>
+          <w:sz w:val="24"/>
+          <w:szCs w:val="20"/>
+        </w:rPr>
+        <w:t>ParticleFilter</w:t>
+      </w:r>
+      <w:r>
+        <w:rPr>
+          <w:rFonts w:ascii="Courier New" w:hAnsi="Courier New" w:cs="Courier New"/>
+          <w:sz w:val="24"/>
+          <w:szCs w:val="20"/>
+        </w:rPr>
+        <w:t xml:space="preserve"> </w:t>
+      </w:r>
+      <w:r>
+        <w:t xml:space="preserve">(листинг 3.11). </w:t>
+      </w:r>
+      <w:r>
+        <w:t>Он формирует</w:t>
+      </w:r>
+      <w:r>
+        <w:t xml:space="preserve"> новый список частиц </w:t>
+      </w:r>
+      <w:r>
+        <w:t>на основе исходного, учитывая</w:t>
+      </w:r>
+      <w:r>
+        <w:t xml:space="preserve"> изменения состояний игры во времени. </w:t>
+      </w:r>
+      <w:r>
+        <w:t xml:space="preserve">Для этого используется </w:t>
+      </w:r>
+      <w:r>
+        <w:t>алгоритм обновления во времени</w:t>
+      </w:r>
+      <w:r>
         <w:t>.</w:t>
       </w:r>
     </w:p>
+    <w:p/>
+    <w:p>
+      <w:r>
+        <w:t>Листинг 3.11 – Обновление списка частиц во времени</w:t>
+      </w:r>
+    </w:p>
+    <w:p>
+      <w:pPr>
+        <w:pStyle w:val="af"/>
+      </w:pPr>
+      <w:r>
+        <w:t xml:space="preserve">def </w:t>
+      </w:r>
+      <w:r>
+        <w:rPr>
+          <w:b/>
+          <w:bCs/>
+        </w:rPr>
+        <w:t>elapseTime</w:t>
+      </w:r>
+      <w:r>
+        <w:t>(self, gameState):</w:t>
+      </w:r>
+    </w:p>
+    <w:p>
+      <w:pPr>
+        <w:pStyle w:val="af"/>
+        <w:rPr>
+          <w:lang w:val="en-US"/>
+        </w:rPr>
+      </w:pPr>
+      <w:r>
+        <w:rPr>
+          <w:lang w:val="en-US"/>
+        </w:rPr>
+        <w:t>        elapseDist = DiscreteDistribution()</w:t>
+      </w:r>
+    </w:p>
+    <w:p>
+      <w:pPr>
+        <w:pStyle w:val="af"/>
+        <w:rPr>
+          <w:lang w:val="en-US"/>
+        </w:rPr>
+      </w:pPr>
+    </w:p>
+    <w:p>
+      <w:pPr>
+        <w:pStyle w:val="af"/>
+      </w:pPr>
+      <w:r>
+        <w:rPr>
+          <w:lang w:val="en-US"/>
+        </w:rPr>
+        <w:lastRenderedPageBreak/>
+        <w:t xml:space="preserve">        </w:t>
+      </w:r>
+      <w:r>
+        <w:t># распределение новых позиций частиц</w:t>
+      </w:r>
+    </w:p>
+    <w:p>
+      <w:pPr>
+        <w:pStyle w:val="af"/>
+      </w:pPr>
+      <w:r>
+        <w:t>        for pos in self.particles:</w:t>
+      </w:r>
+    </w:p>
+    <w:p>
+      <w:pPr>
+        <w:pStyle w:val="af"/>
+        <w:rPr>
+          <w:lang w:val="en-US"/>
+        </w:rPr>
+      </w:pPr>
+      <w:r>
+        <w:t xml:space="preserve">            </w:t>
+      </w:r>
+      <w:r>
+        <w:rPr>
+          <w:lang w:val="en-US"/>
+        </w:rPr>
+        <w:t>newPosDist = self.getPositionDistribution(gameState, pos)</w:t>
+      </w:r>
+    </w:p>
+    <w:p>
+      <w:pPr>
+        <w:pStyle w:val="af"/>
+        <w:rPr>
+          <w:lang w:val="en-US"/>
+        </w:rPr>
+      </w:pPr>
+      <w:r>
+        <w:rPr>
+          <w:lang w:val="en-US"/>
+        </w:rPr>
+        <w:t xml:space="preserve">        </w:t>
+      </w:r>
+    </w:p>
+    <w:p>
+      <w:pPr>
+        <w:pStyle w:val="af"/>
+      </w:pPr>
+      <w:r>
+        <w:rPr>
+          <w:lang w:val="en-US"/>
+        </w:rPr>
+        <w:t xml:space="preserve">            </w:t>
+      </w:r>
+      <w:r>
+        <w:t># сумма вероятностей нахождения частицы в каждой новой позиции</w:t>
+      </w:r>
+    </w:p>
+    <w:p>
+      <w:pPr>
+        <w:pStyle w:val="af"/>
+        <w:rPr>
+          <w:lang w:val="en-US"/>
+        </w:rPr>
+      </w:pPr>
+      <w:r>
+        <w:t xml:space="preserve">            </w:t>
+      </w:r>
+      <w:r>
+        <w:rPr>
+          <w:lang w:val="en-US"/>
+        </w:rPr>
+        <w:t>for newPos, prob in newPosDist.items():</w:t>
+      </w:r>
+    </w:p>
+    <w:p>
+      <w:pPr>
+        <w:pStyle w:val="af"/>
+      </w:pPr>
+      <w:r>
+        <w:rPr>
+          <w:lang w:val="en-US"/>
+        </w:rPr>
+        <w:t xml:space="preserve">                </w:t>
+      </w:r>
+      <w:r>
+        <w:t>elapseDist[newPos] += prob</w:t>
+      </w:r>
+    </w:p>
+    <w:p>
+      <w:pPr>
+        <w:pStyle w:val="af"/>
+      </w:pPr>
+    </w:p>
+    <w:p>
+      <w:pPr>
+        <w:pStyle w:val="af"/>
+      </w:pPr>
+      <w:r>
+        <w:t>        # нормализация и формирование нового списка частиц</w:t>
+      </w:r>
+    </w:p>
+    <w:p>
+      <w:pPr>
+        <w:pStyle w:val="af"/>
+        <w:rPr>
+          <w:lang w:val="en-US"/>
+        </w:rPr>
+      </w:pPr>
+      <w:r>
+        <w:t xml:space="preserve">        </w:t>
+      </w:r>
+      <w:r>
+        <w:rPr>
+          <w:lang w:val="en-US"/>
+        </w:rPr>
+        <w:t>elapseDist.normalize()</w:t>
+      </w:r>
+    </w:p>
+    <w:p>
+      <w:pPr>
+        <w:pStyle w:val="af"/>
+        <w:rPr>
+          <w:lang w:val="en-US"/>
+        </w:rPr>
+      </w:pPr>
+      <w:r>
+        <w:rPr>
+          <w:lang w:val="en-US"/>
+        </w:rPr>
+        <w:t>        self.particles = [elapseDist.sample() for _ in range(int(self.numParticles))]</w:t>
+      </w:r>
+    </w:p>
+    <w:p>
+      <w:pPr>
+        <w:rPr>
+          <w:lang w:val="en-US"/>
+        </w:rPr>
+      </w:pPr>
+    </w:p>
+    <w:p>
+      <w:r>
+        <w:t>Правильность реализации метода была проверена путём запуска автооценивателя (рисунок 3.11).</w:t>
+      </w:r>
+    </w:p>
+    <w:p/>
+    <w:p>
+      <w:pPr>
+        <w:ind w:firstLine="0"/>
+        <w:jc w:val="center"/>
+      </w:pPr>
+      <w:r>
+        <w:rPr>
+          <w:noProof/>
+        </w:rPr>
+        <w:drawing>
+          <wp:inline distT="0" distB="0" distL="0" distR="0" wp14:anchorId="009D32A6" wp14:editId="32C86349">
+            <wp:extent cx="5612732" cy="1092449"/>
+            <wp:effectExtent l="0" t="0" r="0" b="0"/>
+            <wp:docPr id="637167637" name="Рисунок 1"/>
+            <wp:cNvGraphicFramePr>
+              <a:graphicFrameLocks xmlns:a="http://schemas.openxmlformats.org/drawingml/2006/main" noChangeAspect="1"/>
+            </wp:cNvGraphicFramePr>
+            <a:graphic xmlns:a="http://schemas.openxmlformats.org/drawingml/2006/main">
+              <a:graphicData uri="http://schemas.openxmlformats.org/drawingml/2006/picture">
+                <pic:pic xmlns:pic="http://schemas.openxmlformats.org/drawingml/2006/picture">
+                  <pic:nvPicPr>
+                    <pic:cNvPr id="637167637" name=""/>
+                    <pic:cNvPicPr/>
+                  </pic:nvPicPr>
+                  <pic:blipFill>
+                    <a:blip r:embed="rId20"/>
+                    <a:stretch>
+                      <a:fillRect/>
+                    </a:stretch>
+                  </pic:blipFill>
+                  <pic:spPr>
+                    <a:xfrm>
+                      <a:off x="0" y="0"/>
+                      <a:ext cx="5617593" cy="1093395"/>
+                    </a:xfrm>
+                    <a:prstGeom prst="rect">
+                      <a:avLst/>
+                    </a:prstGeom>
+                  </pic:spPr>
+                </pic:pic>
+              </a:graphicData>
+            </a:graphic>
+          </wp:inline>
+        </w:drawing>
+      </w:r>
+    </w:p>
+    <w:p>
+      <w:pPr>
+        <w:ind w:firstLine="0"/>
+        <w:jc w:val="center"/>
+      </w:pPr>
+      <w:r>
+        <w:t xml:space="preserve">Рисунок 3.11 </w:t>
+      </w:r>
+      <w:r>
+        <w:sym w:font="Symbol" w:char="F02D"/>
+      </w:r>
+      <w:r>
+        <w:t xml:space="preserve"> Автооценивание метода </w:t>
+      </w:r>
+      <w:r>
+        <w:rPr>
+          <w:rFonts w:ascii="Courier New" w:hAnsi="Courier New" w:cs="Courier New"/>
+          <w:sz w:val="24"/>
+          <w:szCs w:val="20"/>
+        </w:rPr>
+        <w:t>elapseTime</w:t>
+      </w:r>
+    </w:p>
+    <w:p/>
     <w:p/>
     <w:p>
       <w:pPr>
@@ -10692,7 +9754,6 @@
         </w:numPr>
       </w:pPr>
       <w:r>
-        <w:lastRenderedPageBreak/>
         <w:t>ВЫВОД</w:t>
       </w:r>
     </w:p>
@@ -10702,28 +9763,22 @@
       </w:pPr>
     </w:p>
     <w:p>
-      <w:pPr>
-        <w:rPr>
-          <w:szCs w:val="28"/>
-        </w:rPr>
-      </w:pPr>
-      <w:r>
-        <w:rPr>
-          <w:szCs w:val="28"/>
-        </w:rPr>
-        <w:t>.</w:t>
-      </w:r>
-    </w:p>
-    <w:p>
-      <w:pPr>
-        <w:spacing w:after="200" w:line="276" w:lineRule="auto"/>
-        <w:ind w:firstLine="0"/>
-        <w:jc w:val="left"/>
-      </w:pPr>
+      <w:r>
+        <w:t>В ходе работы были и</w:t>
+      </w:r>
+      <w:r>
+        <w:t>сследованы методы точного и приближ</w:t>
+      </w:r>
+      <w:r>
+        <w:t>ё</w:t>
+      </w:r>
+      <w:r>
+        <w:t>нного вероятностного вывода с использованием сетей Байеса и скрытых марковских моделей, приобретены навыки программирования интеллектуальных агентов, знания которых представляются условными высказываниями с определенной степенью уверенности.</w:t>
+      </w:r>
     </w:p>
     <w:sectPr>
-      <w:headerReference w:type="default" r:id="rId20"/>
-      <w:headerReference w:type="first" r:id="rId21"/>
+      <w:headerReference w:type="default" r:id="rId21"/>
+      <w:headerReference w:type="first" r:id="rId22"/>
       <w:pgSz w:w="11906" w:h="16838"/>
       <w:pgMar w:top="851" w:right="567" w:bottom="851" w:left="1418" w:header="680" w:footer="680" w:gutter="0"/>
       <w:cols w:space="708"/>

--- a/8 семестр/МиСИИ/ЛР 5/МиСИИ ЛР 5.docx
+++ b/8 семестр/МиСИИ/ЛР 5/МиСИИ ЛР 5.docx
@@ -568,6 +568,7 @@
       <w:r>
         <w:t xml:space="preserve"> функцию </w:t>
       </w:r>
+      <w:proofErr w:type="spellStart"/>
       <w:r>
         <w:rPr>
           <w:rFonts w:ascii="Courier New" w:hAnsi="Courier New" w:cs="Courier New"/>
@@ -576,6 +577,7 @@
         </w:rPr>
         <w:t>constructBayesNet</w:t>
       </w:r>
+      <w:proofErr w:type="spellEnd"/>
       <w:r>
         <w:rPr>
           <w:sz w:val="24"/>
@@ -705,6 +707,7 @@
       <w:r>
         <w:t xml:space="preserve"> функцию </w:t>
       </w:r>
+      <w:proofErr w:type="spellStart"/>
       <w:r>
         <w:rPr>
           <w:rFonts w:ascii="Courier New" w:hAnsi="Courier New" w:cs="Courier New"/>
@@ -713,6 +716,7 @@
         </w:rPr>
         <w:t>joinFactors</w:t>
       </w:r>
+      <w:proofErr w:type="spellEnd"/>
       <w:r>
         <w:rPr>
           <w:sz w:val="24"/>
@@ -752,6 +756,7 @@
       <w:r>
         <w:t xml:space="preserve">еализовать функцию исключения переменных </w:t>
       </w:r>
+      <w:proofErr w:type="spellStart"/>
       <w:r>
         <w:rPr>
           <w:rFonts w:ascii="Courier New" w:hAnsi="Courier New" w:cs="Courier New"/>
@@ -760,6 +765,7 @@
         </w:rPr>
         <w:t>eliminate</w:t>
       </w:r>
+      <w:proofErr w:type="spellEnd"/>
       <w:r>
         <w:rPr>
           <w:b/>
@@ -809,6 +815,7 @@
       <w:r>
         <w:t xml:space="preserve">файле inference.py функцию </w:t>
       </w:r>
+      <w:proofErr w:type="spellStart"/>
       <w:r>
         <w:rPr>
           <w:rFonts w:ascii="Courier New" w:hAnsi="Courier New" w:cs="Courier New"/>
@@ -817,6 +824,7 @@
         </w:rPr>
         <w:t>inferenceByVariableElimination</w:t>
       </w:r>
+      <w:proofErr w:type="spellEnd"/>
       <w:r>
         <w:t xml:space="preserve">, </w:t>
       </w:r>
@@ -855,6 +863,7 @@
       <w:r>
         <w:t xml:space="preserve">В классе для моделирования распределений </w:t>
       </w:r>
+      <w:proofErr w:type="spellStart"/>
       <w:r>
         <w:rPr>
           <w:rFonts w:ascii="Courier New" w:hAnsi="Courier New" w:cs="Courier New"/>
@@ -863,9 +872,11 @@
         </w:rPr>
         <w:t>DiscreteDistribution</w:t>
       </w:r>
+      <w:proofErr w:type="spellEnd"/>
       <w:r>
         <w:t xml:space="preserve">, определённом в inference.py, дописать недостающие методы этого класса: </w:t>
       </w:r>
+      <w:proofErr w:type="spellStart"/>
       <w:r>
         <w:rPr>
           <w:rFonts w:ascii="Courier New" w:hAnsi="Courier New" w:cs="Courier New"/>
@@ -874,6 +885,7 @@
         </w:rPr>
         <w:t>normalize</w:t>
       </w:r>
+      <w:proofErr w:type="spellEnd"/>
       <w:r>
         <w:rPr>
           <w:sz w:val="24"/>
@@ -884,6 +896,7 @@
       <w:r>
         <w:t xml:space="preserve">и </w:t>
       </w:r>
+      <w:proofErr w:type="spellStart"/>
       <w:r>
         <w:rPr>
           <w:rFonts w:ascii="Courier New" w:hAnsi="Courier New" w:cs="Courier New"/>
@@ -892,6 +905,7 @@
         </w:rPr>
         <w:t>sample</w:t>
       </w:r>
+      <w:proofErr w:type="spellEnd"/>
       <w:r>
         <w:t>;</w:t>
       </w:r>
@@ -911,6 +925,7 @@
       <w:r>
         <w:t xml:space="preserve">еализовать метод </w:t>
       </w:r>
+      <w:proofErr w:type="spellStart"/>
       <w:r>
         <w:rPr>
           <w:rFonts w:ascii="Courier New" w:hAnsi="Courier New" w:cs="Courier New"/>
@@ -919,6 +934,7 @@
         </w:rPr>
         <w:t>getObservationProb</w:t>
       </w:r>
+      <w:proofErr w:type="spellEnd"/>
       <w:r>
         <w:rPr>
           <w:sz w:val="24"/>
@@ -929,6 +945,7 @@
       <w:r>
         <w:t xml:space="preserve">базового класса </w:t>
       </w:r>
+      <w:proofErr w:type="spellStart"/>
       <w:r>
         <w:rPr>
           <w:rFonts w:ascii="Courier New" w:hAnsi="Courier New" w:cs="Courier New"/>
@@ -937,6 +954,7 @@
         </w:rPr>
         <w:t>InferenceModule</w:t>
       </w:r>
+      <w:proofErr w:type="spellEnd"/>
       <w:r>
         <w:t>, определяемого в файле inference.py;</w:t>
       </w:r>
@@ -963,6 +981,7 @@
       <w:r>
         <w:t xml:space="preserve"> метод </w:t>
       </w:r>
+      <w:proofErr w:type="spellStart"/>
       <w:r>
         <w:rPr>
           <w:rFonts w:ascii="Courier New" w:hAnsi="Courier New" w:cs="Courier New"/>
@@ -971,6 +990,7 @@
         </w:rPr>
         <w:t>observeUpdate</w:t>
       </w:r>
+      <w:proofErr w:type="spellEnd"/>
       <w:r>
         <w:rPr>
           <w:sz w:val="24"/>
@@ -981,6 +1001,7 @@
       <w:r>
         <w:t xml:space="preserve">класса </w:t>
       </w:r>
+      <w:proofErr w:type="spellStart"/>
       <w:r>
         <w:rPr>
           <w:rFonts w:ascii="Courier New" w:hAnsi="Courier New" w:cs="Courier New"/>
@@ -989,6 +1010,7 @@
         </w:rPr>
         <w:t>ExactInference</w:t>
       </w:r>
+      <w:proofErr w:type="spellEnd"/>
       <w:r>
         <w:t xml:space="preserve">, определяемого в файле inference.py. </w:t>
       </w:r>
@@ -1021,6 +1043,7 @@
       <w:r>
         <w:t xml:space="preserve">реализовать метод </w:t>
       </w:r>
+      <w:proofErr w:type="spellStart"/>
       <w:r>
         <w:rPr>
           <w:rFonts w:ascii="Courier New" w:hAnsi="Courier New" w:cs="Courier New"/>
@@ -1029,6 +1052,7 @@
         </w:rPr>
         <w:t>elapseTime</w:t>
       </w:r>
+      <w:proofErr w:type="spellEnd"/>
       <w:r>
         <w:rPr>
           <w:sz w:val="24"/>
@@ -1039,6 +1063,7 @@
       <w:r>
         <w:t xml:space="preserve">класса </w:t>
       </w:r>
+      <w:proofErr w:type="spellStart"/>
       <w:r>
         <w:rPr>
           <w:rFonts w:ascii="Courier New" w:hAnsi="Courier New" w:cs="Courier New"/>
@@ -1047,6 +1072,7 @@
         </w:rPr>
         <w:t>ExactInference</w:t>
       </w:r>
+      <w:proofErr w:type="spellEnd"/>
       <w:r>
         <w:t xml:space="preserve">. Метод </w:t>
       </w:r>
@@ -1082,6 +1108,7 @@
       <w:r>
         <w:t xml:space="preserve"> метод </w:t>
       </w:r>
+      <w:proofErr w:type="spellStart"/>
       <w:r>
         <w:rPr>
           <w:rFonts w:ascii="Courier New" w:hAnsi="Courier New" w:cs="Courier New"/>
@@ -1090,6 +1117,7 @@
         </w:rPr>
         <w:t>ChooseAction</w:t>
       </w:r>
+      <w:proofErr w:type="spellEnd"/>
       <w:r>
         <w:rPr>
           <w:b/>
@@ -1102,6 +1130,7 @@
       <w:r>
         <w:t xml:space="preserve">класса </w:t>
       </w:r>
+      <w:proofErr w:type="spellStart"/>
       <w:r>
         <w:rPr>
           <w:rFonts w:ascii="Courier New" w:hAnsi="Courier New" w:cs="Courier New"/>
@@ -1110,6 +1139,7 @@
         </w:rPr>
         <w:t>GreedyBustersAgent</w:t>
       </w:r>
+      <w:proofErr w:type="spellEnd"/>
       <w:r>
         <w:rPr>
           <w:b/>
@@ -1145,6 +1175,7 @@
       <w:r>
         <w:t xml:space="preserve"> методы </w:t>
       </w:r>
+      <w:proofErr w:type="spellStart"/>
       <w:r>
         <w:rPr>
           <w:rFonts w:ascii="Courier New" w:hAnsi="Courier New" w:cs="Courier New"/>
@@ -1153,6 +1184,7 @@
         </w:rPr>
         <w:t>initializeUniformly</w:t>
       </w:r>
+      <w:proofErr w:type="spellEnd"/>
       <w:r>
         <w:rPr>
           <w:sz w:val="24"/>
@@ -1163,6 +1195,7 @@
       <w:r>
         <w:t xml:space="preserve">и </w:t>
       </w:r>
+      <w:proofErr w:type="spellStart"/>
       <w:r>
         <w:rPr>
           <w:rFonts w:ascii="Courier New" w:hAnsi="Courier New" w:cs="Courier New"/>
@@ -1171,6 +1204,7 @@
         </w:rPr>
         <w:t>getBeliefDistribution</w:t>
       </w:r>
+      <w:proofErr w:type="spellEnd"/>
       <w:r>
         <w:rPr>
           <w:sz w:val="24"/>
@@ -1181,6 +1215,7 @@
       <w:r>
         <w:t xml:space="preserve">класса </w:t>
       </w:r>
+      <w:proofErr w:type="spellStart"/>
       <w:r>
         <w:rPr>
           <w:rFonts w:ascii="Courier New" w:hAnsi="Courier New" w:cs="Courier New"/>
@@ -1189,6 +1224,7 @@
         </w:rPr>
         <w:t>ParticleFilter</w:t>
       </w:r>
+      <w:proofErr w:type="spellEnd"/>
       <w:r>
         <w:rPr>
           <w:sz w:val="24"/>
@@ -1234,6 +1270,7 @@
       <w:r>
         <w:t xml:space="preserve">реализовать метод </w:t>
       </w:r>
+      <w:proofErr w:type="spellStart"/>
       <w:r>
         <w:rPr>
           <w:rFonts w:ascii="Courier New" w:hAnsi="Courier New" w:cs="Courier New"/>
@@ -1242,6 +1279,7 @@
         </w:rPr>
         <w:t>observUpdate</w:t>
       </w:r>
+      <w:proofErr w:type="spellEnd"/>
       <w:r>
         <w:rPr>
           <w:sz w:val="24"/>
@@ -1252,6 +1290,7 @@
       <w:r>
         <w:t xml:space="preserve">класса </w:t>
       </w:r>
+      <w:proofErr w:type="spellStart"/>
       <w:r>
         <w:rPr>
           <w:rFonts w:ascii="Courier New" w:hAnsi="Courier New" w:cs="Courier New"/>
@@ -1260,6 +1299,7 @@
         </w:rPr>
         <w:t>ParticleFilter</w:t>
       </w:r>
+      <w:proofErr w:type="spellEnd"/>
       <w:r>
         <w:rPr>
           <w:sz w:val="24"/>
@@ -1302,6 +1342,7 @@
       <w:r>
         <w:t xml:space="preserve"> метод </w:t>
       </w:r>
+      <w:proofErr w:type="spellStart"/>
       <w:r>
         <w:rPr>
           <w:rFonts w:ascii="Courier New" w:hAnsi="Courier New" w:cs="Courier New"/>
@@ -1310,6 +1351,7 @@
         </w:rPr>
         <w:t>elapseTime</w:t>
       </w:r>
+      <w:proofErr w:type="spellEnd"/>
       <w:r>
         <w:rPr>
           <w:sz w:val="24"/>
@@ -1320,6 +1362,7 @@
       <w:r>
         <w:t xml:space="preserve">класса </w:t>
       </w:r>
+      <w:proofErr w:type="spellStart"/>
       <w:r>
         <w:rPr>
           <w:rFonts w:ascii="Courier New" w:hAnsi="Courier New" w:cs="Courier New"/>
@@ -1328,6 +1371,7 @@
         </w:rPr>
         <w:t>ParticleFilter</w:t>
       </w:r>
+      <w:proofErr w:type="spellEnd"/>
       <w:r>
         <w:rPr>
           <w:sz w:val="24"/>
@@ -1382,11 +1426,19 @@
       <w:r>
         <w:t xml:space="preserve">. По команде </w:t>
       </w:r>
+      <w:proofErr w:type="spellStart"/>
       <w:r>
         <w:rPr>
           <w:rFonts w:cs="Times New Roman"/>
         </w:rPr>
-        <w:t>python busters.py</w:t>
+        <w:t>python</w:t>
+      </w:r>
+      <w:proofErr w:type="spellEnd"/>
+      <w:r>
+        <w:rPr>
+          <w:rFonts w:cs="Times New Roman"/>
+        </w:rPr>
+        <w:t xml:space="preserve"> busters.py</w:t>
       </w:r>
       <w:r>
         <w:t xml:space="preserve"> </w:t>
@@ -1405,27 +1457,32 @@
       <w:r>
         <w:t xml:space="preserve">Дополнительно в файле </w:t>
       </w:r>
+      <w:proofErr w:type="spellStart"/>
       <w:r>
         <w:rPr>
           <w:lang w:val="en-US"/>
         </w:rPr>
         <w:t>bayesNet</w:t>
       </w:r>
+      <w:proofErr w:type="spellEnd"/>
       <w:r>
         <w:t>.</w:t>
       </w:r>
+      <w:proofErr w:type="spellStart"/>
       <w:r>
         <w:rPr>
           <w:lang w:val="en-US"/>
         </w:rPr>
         <w:t>py</w:t>
       </w:r>
+      <w:proofErr w:type="spellEnd"/>
       <w:r>
         <w:t xml:space="preserve"> </w:t>
       </w:r>
       <w:r>
         <w:t xml:space="preserve">было проведено ознакомление с классами </w:t>
       </w:r>
+      <w:proofErr w:type="spellStart"/>
       <w:r>
         <w:rPr>
           <w:rFonts w:ascii="Courier New" w:hAnsi="Courier New" w:cs="Courier New"/>
@@ -1435,6 +1492,7 @@
         </w:rPr>
         <w:t>BayesNet</w:t>
       </w:r>
+      <w:proofErr w:type="spellEnd"/>
       <w:r>
         <w:t xml:space="preserve">, </w:t>
       </w:r>
@@ -1457,6 +1515,7 @@
       <w:r>
         <w:t xml:space="preserve">и функцией </w:t>
       </w:r>
+      <w:proofErr w:type="spellStart"/>
       <w:r>
         <w:rPr>
           <w:rFonts w:ascii="Courier New" w:hAnsi="Courier New" w:cs="Courier New"/>
@@ -1465,6 +1524,7 @@
         </w:rPr>
         <w:t>printStarterBayesNet</w:t>
       </w:r>
+      <w:proofErr w:type="spellEnd"/>
       <w:r>
         <w:t>.</w:t>
       </w:r>
@@ -1506,6 +1566,7 @@
       <w:r>
         <w:t>.</w:t>
       </w:r>
+      <w:proofErr w:type="spellStart"/>
       <w:r>
         <w:rPr>
           <w:lang w:val="en-US"/>
@@ -1518,12 +1579,14 @@
         </w:rPr>
         <w:t>y</w:t>
       </w:r>
+      <w:proofErr w:type="spellEnd"/>
       <w:r>
         <w:t xml:space="preserve"> </w:t>
       </w:r>
       <w:r>
         <w:t xml:space="preserve">была реализована функция </w:t>
       </w:r>
+      <w:proofErr w:type="spellStart"/>
       <w:r>
         <w:rPr>
           <w:rFonts w:ascii="Courier New" w:hAnsi="Courier New" w:cs="Courier New"/>
@@ -1532,6 +1595,7 @@
         </w:rPr>
         <w:t>constructBayesNet</w:t>
       </w:r>
+      <w:proofErr w:type="spellEnd"/>
       <w:r>
         <w:rPr>
           <w:sz w:val="24"/>
@@ -1570,6 +1634,8 @@
         </w:rPr>
         <w:t xml:space="preserve">def </w:t>
       </w:r>
+      <w:proofErr w:type="spellStart"/>
+      <w:proofErr w:type="gramStart"/>
       <w:r>
         <w:rPr>
           <w:b/>
@@ -1578,11 +1644,43 @@
         </w:rPr>
         <w:t>constructBayesNet</w:t>
       </w:r>
-      <w:r>
-        <w:rPr>
-          <w:lang w:val="en-US"/>
-        </w:rPr>
-        <w:t>(gameState: hunters.GameState):</w:t>
+      <w:proofErr w:type="spellEnd"/>
+      <w:r>
+        <w:rPr>
+          <w:lang w:val="en-US"/>
+        </w:rPr>
+        <w:t>(</w:t>
+      </w:r>
+      <w:proofErr w:type="spellStart"/>
+      <w:proofErr w:type="gramEnd"/>
+      <w:r>
+        <w:rPr>
+          <w:lang w:val="en-US"/>
+        </w:rPr>
+        <w:t>gameState</w:t>
+      </w:r>
+      <w:proofErr w:type="spellEnd"/>
+      <w:r>
+        <w:rPr>
+          <w:lang w:val="en-US"/>
+        </w:rPr>
+        <w:t xml:space="preserve">: </w:t>
+      </w:r>
+      <w:proofErr w:type="spellStart"/>
+      <w:proofErr w:type="gramStart"/>
+      <w:r>
+        <w:rPr>
+          <w:lang w:val="en-US"/>
+        </w:rPr>
+        <w:t>hunters.GameState</w:t>
+      </w:r>
+      <w:proofErr w:type="spellEnd"/>
+      <w:proofErr w:type="gramEnd"/>
+      <w:r>
+        <w:rPr>
+          <w:lang w:val="en-US"/>
+        </w:rPr>
+        <w:t>):</w:t>
       </w:r>
     </w:p>
     <w:p>
@@ -1604,7 +1702,15 @@
         <w:pStyle w:val="af"/>
       </w:pPr>
       <w:r>
-        <w:t>    PAC = "Pacman"</w:t>
+        <w:t>    PAC = "</w:t>
+      </w:r>
+      <w:proofErr w:type="spellStart"/>
+      <w:r>
+        <w:t>Pacman</w:t>
+      </w:r>
+      <w:proofErr w:type="spellEnd"/>
+      <w:r>
+        <w:t>"</w:t>
       </w:r>
     </w:p>
     <w:p>
@@ -1720,7 +1826,35 @@
         <w:rPr>
           <w:lang w:val="en-US"/>
         </w:rPr>
-        <w:t xml:space="preserve">    X_RANGE = gameState.getWalls().width    # </w:t>
+        <w:t xml:space="preserve">    X_RANGE = </w:t>
+      </w:r>
+      <w:proofErr w:type="spellStart"/>
+      <w:r>
+        <w:rPr>
+          <w:lang w:val="en-US"/>
+        </w:rPr>
+        <w:t>gameState.getWalls</w:t>
+      </w:r>
+      <w:proofErr w:type="spellEnd"/>
+      <w:r>
+        <w:rPr>
+          <w:lang w:val="en-US"/>
+        </w:rPr>
+        <w:t>(</w:t>
+      </w:r>
+      <w:proofErr w:type="gramStart"/>
+      <w:r>
+        <w:rPr>
+          <w:lang w:val="en-US"/>
+        </w:rPr>
+        <w:t>).width</w:t>
+      </w:r>
+      <w:proofErr w:type="gramEnd"/>
+      <w:r>
+        <w:rPr>
+          <w:lang w:val="en-US"/>
+        </w:rPr>
+        <w:t xml:space="preserve">    # </w:t>
       </w:r>
       <w:r>
         <w:t>ширина</w:t>
@@ -1737,7 +1871,35 @@
         <w:rPr>
           <w:lang w:val="en-US"/>
         </w:rPr>
-        <w:t xml:space="preserve">    Y_RANGE = gameState.getWalls().height   # </w:t>
+        <w:t xml:space="preserve">    Y_RANGE = </w:t>
+      </w:r>
+      <w:proofErr w:type="spellStart"/>
+      <w:r>
+        <w:rPr>
+          <w:lang w:val="en-US"/>
+        </w:rPr>
+        <w:t>gameState.getWalls</w:t>
+      </w:r>
+      <w:proofErr w:type="spellEnd"/>
+      <w:r>
+        <w:rPr>
+          <w:lang w:val="en-US"/>
+        </w:rPr>
+        <w:t>(</w:t>
+      </w:r>
+      <w:proofErr w:type="gramStart"/>
+      <w:r>
+        <w:rPr>
+          <w:lang w:val="en-US"/>
+        </w:rPr>
+        <w:t>).height</w:t>
+      </w:r>
+      <w:proofErr w:type="gramEnd"/>
+      <w:r>
+        <w:rPr>
+          <w:lang w:val="en-US"/>
+        </w:rPr>
+        <w:t xml:space="preserve">   # </w:t>
       </w:r>
       <w:r>
         <w:t>высота</w:t>
@@ -1924,7 +2086,15 @@
         <w:pStyle w:val="af"/>
       </w:pPr>
       <w:r>
-        <w:t>    variableDomainsDict = {}</w:t>
+        <w:t xml:space="preserve">    </w:t>
+      </w:r>
+      <w:proofErr w:type="spellStart"/>
+      <w:r>
+        <w:t>variableDomainsDict</w:t>
+      </w:r>
+      <w:proofErr w:type="spellEnd"/>
+      <w:r>
+        <w:t xml:space="preserve"> = {}</w:t>
       </w:r>
     </w:p>
     <w:p>
@@ -1950,62 +2120,160 @@
       <w:r>
         <w:t xml:space="preserve">    </w:t>
       </w:r>
-      <w:r>
-        <w:rPr>
-          <w:lang w:val="en-US"/>
-        </w:rPr>
-        <w:t>pos_domain = [(x, y) for x in range(X_RANGE) for y in range(Y_RANGE)]</w:t>
-      </w:r>
-    </w:p>
-    <w:p>
-      <w:pPr>
-        <w:pStyle w:val="af"/>
-        <w:rPr>
-          <w:lang w:val="en-US"/>
-        </w:rPr>
-      </w:pPr>
-    </w:p>
-    <w:p>
-      <w:pPr>
-        <w:pStyle w:val="af"/>
-        <w:rPr>
-          <w:lang w:val="en-US"/>
-        </w:rPr>
-      </w:pPr>
-      <w:r>
-        <w:rPr>
-          <w:lang w:val="en-US"/>
-        </w:rPr>
-        <w:t>    variableDomainsDict[PAC] = pos_domain</w:t>
-      </w:r>
-    </w:p>
-    <w:p>
-      <w:pPr>
-        <w:pStyle w:val="af"/>
-        <w:rPr>
-          <w:lang w:val="en-US"/>
-        </w:rPr>
-      </w:pPr>
-      <w:r>
-        <w:rPr>
-          <w:lang w:val="en-US"/>
-        </w:rPr>
-        <w:t>    variableDomainsDict[GHOST0] = pos_domain</w:t>
-      </w:r>
-    </w:p>
-    <w:p>
-      <w:pPr>
-        <w:pStyle w:val="af"/>
-        <w:rPr>
-          <w:lang w:val="en-US"/>
-        </w:rPr>
-      </w:pPr>
-      <w:r>
-        <w:rPr>
-          <w:lang w:val="en-US"/>
-        </w:rPr>
-        <w:t>    variableDomainsDict[GHOST1] = pos_domain</w:t>
-      </w:r>
+      <w:proofErr w:type="spellStart"/>
+      <w:r>
+        <w:rPr>
+          <w:lang w:val="en-US"/>
+        </w:rPr>
+        <w:t>pos_domain</w:t>
+      </w:r>
+      <w:proofErr w:type="spellEnd"/>
+      <w:r>
+        <w:rPr>
+          <w:lang w:val="en-US"/>
+        </w:rPr>
+        <w:t xml:space="preserve"> = [(x, y) for x in range(X_RANGE) for y in range(Y_RANGE)]</w:t>
+      </w:r>
+    </w:p>
+    <w:p>
+      <w:pPr>
+        <w:pStyle w:val="af"/>
+        <w:rPr>
+          <w:lang w:val="en-US"/>
+        </w:rPr>
+      </w:pPr>
+    </w:p>
+    <w:p>
+      <w:pPr>
+        <w:pStyle w:val="af"/>
+        <w:rPr>
+          <w:lang w:val="en-US"/>
+        </w:rPr>
+      </w:pPr>
+      <w:r>
+        <w:rPr>
+          <w:lang w:val="en-US"/>
+        </w:rPr>
+        <w:t xml:space="preserve">    </w:t>
+      </w:r>
+      <w:proofErr w:type="spellStart"/>
+      <w:proofErr w:type="gramStart"/>
+      <w:r>
+        <w:rPr>
+          <w:lang w:val="en-US"/>
+        </w:rPr>
+        <w:t>variableDomainsDict</w:t>
+      </w:r>
+      <w:proofErr w:type="spellEnd"/>
+      <w:r>
+        <w:rPr>
+          <w:lang w:val="en-US"/>
+        </w:rPr>
+        <w:t>[</w:t>
+      </w:r>
+      <w:proofErr w:type="gramEnd"/>
+      <w:r>
+        <w:rPr>
+          <w:lang w:val="en-US"/>
+        </w:rPr>
+        <w:t xml:space="preserve">PAC] = </w:t>
+      </w:r>
+      <w:proofErr w:type="spellStart"/>
+      <w:r>
+        <w:rPr>
+          <w:lang w:val="en-US"/>
+        </w:rPr>
+        <w:t>pos_domain</w:t>
+      </w:r>
+      <w:proofErr w:type="spellEnd"/>
+    </w:p>
+    <w:p>
+      <w:pPr>
+        <w:pStyle w:val="af"/>
+        <w:rPr>
+          <w:lang w:val="en-US"/>
+        </w:rPr>
+      </w:pPr>
+      <w:r>
+        <w:rPr>
+          <w:lang w:val="en-US"/>
+        </w:rPr>
+        <w:t xml:space="preserve">    </w:t>
+      </w:r>
+      <w:proofErr w:type="spellStart"/>
+      <w:proofErr w:type="gramStart"/>
+      <w:r>
+        <w:rPr>
+          <w:lang w:val="en-US"/>
+        </w:rPr>
+        <w:t>variableDomainsDict</w:t>
+      </w:r>
+      <w:proofErr w:type="spellEnd"/>
+      <w:r>
+        <w:rPr>
+          <w:lang w:val="en-US"/>
+        </w:rPr>
+        <w:t>[</w:t>
+      </w:r>
+      <w:proofErr w:type="gramEnd"/>
+      <w:r>
+        <w:rPr>
+          <w:lang w:val="en-US"/>
+        </w:rPr>
+        <w:t xml:space="preserve">GHOST0] = </w:t>
+      </w:r>
+      <w:proofErr w:type="spellStart"/>
+      <w:r>
+        <w:rPr>
+          <w:lang w:val="en-US"/>
+        </w:rPr>
+        <w:t>pos_domain</w:t>
+      </w:r>
+      <w:proofErr w:type="spellEnd"/>
+    </w:p>
+    <w:p>
+      <w:pPr>
+        <w:pStyle w:val="af"/>
+        <w:rPr>
+          <w:lang w:val="en-US"/>
+        </w:rPr>
+      </w:pPr>
+      <w:r>
+        <w:rPr>
+          <w:lang w:val="en-US"/>
+        </w:rPr>
+        <w:t xml:space="preserve">    </w:t>
+      </w:r>
+      <w:proofErr w:type="spellStart"/>
+      <w:proofErr w:type="gramStart"/>
+      <w:r>
+        <w:rPr>
+          <w:lang w:val="en-US"/>
+        </w:rPr>
+        <w:t>variableDomainsDict</w:t>
+      </w:r>
+      <w:proofErr w:type="spellEnd"/>
+      <w:r>
+        <w:rPr>
+          <w:lang w:val="en-US"/>
+        </w:rPr>
+        <w:t>[</w:t>
+      </w:r>
+      <w:proofErr w:type="gramEnd"/>
+      <w:r>
+        <w:rPr>
+          <w:lang w:val="en-US"/>
+        </w:rPr>
+        <w:t xml:space="preserve">GHOST1] = </w:t>
+      </w:r>
+      <w:proofErr w:type="spellStart"/>
+      <w:r>
+        <w:rPr>
+          <w:lang w:val="en-US"/>
+        </w:rPr>
+        <w:t>pos_domain</w:t>
+      </w:r>
+      <w:proofErr w:type="spellEnd"/>
     </w:p>
     <w:p>
       <w:pPr>
@@ -2061,64 +2329,180 @@
         <w:rPr>
           <w:lang w:val="en-US"/>
         </w:rPr>
-        <w:t>    max_dist = (X_RANGE - 1) + (Y_RANGE - 1)</w:t>
-      </w:r>
-    </w:p>
-    <w:p>
-      <w:pPr>
-        <w:pStyle w:val="af"/>
-        <w:rPr>
-          <w:lang w:val="en-US"/>
-        </w:rPr>
-      </w:pPr>
-      <w:r>
-        <w:rPr>
-          <w:lang w:val="en-US"/>
-        </w:rPr>
-        <w:t>    obs_domain = list(range(0, max_dist + MAX_NOISE + 1))</w:t>
-      </w:r>
-    </w:p>
-    <w:p>
-      <w:pPr>
-        <w:pStyle w:val="af"/>
-        <w:rPr>
-          <w:lang w:val="en-US"/>
-        </w:rPr>
-      </w:pPr>
-      <w:r>
-        <w:rPr>
-          <w:lang w:val="en-US"/>
-        </w:rPr>
         <w:t xml:space="preserve">    </w:t>
       </w:r>
-    </w:p>
-    <w:p>
-      <w:pPr>
-        <w:pStyle w:val="af"/>
-        <w:rPr>
-          <w:lang w:val="en-US"/>
-        </w:rPr>
-      </w:pPr>
-      <w:r>
-        <w:rPr>
-          <w:lang w:val="en-US"/>
-        </w:rPr>
-        <w:t>    variableDomainsDict[OBS0] = obs_domain</w:t>
-      </w:r>
-    </w:p>
-    <w:p>
-      <w:pPr>
-        <w:pStyle w:val="af"/>
-        <w:rPr>
-          <w:lang w:val="en-US"/>
-        </w:rPr>
-      </w:pPr>
-      <w:r>
-        <w:rPr>
-          <w:lang w:val="en-US"/>
-        </w:rPr>
-        <w:t>    variableDomainsDict[OBS1] = obs_domain</w:t>
-      </w:r>
+      <w:proofErr w:type="spellStart"/>
+      <w:r>
+        <w:rPr>
+          <w:lang w:val="en-US"/>
+        </w:rPr>
+        <w:t>max_dist</w:t>
+      </w:r>
+      <w:proofErr w:type="spellEnd"/>
+      <w:r>
+        <w:rPr>
+          <w:lang w:val="en-US"/>
+        </w:rPr>
+        <w:t xml:space="preserve"> = (X_RANGE - 1) + (Y_RANGE - 1)</w:t>
+      </w:r>
+    </w:p>
+    <w:p>
+      <w:pPr>
+        <w:pStyle w:val="af"/>
+        <w:rPr>
+          <w:lang w:val="en-US"/>
+        </w:rPr>
+      </w:pPr>
+      <w:r>
+        <w:rPr>
+          <w:lang w:val="en-US"/>
+        </w:rPr>
+        <w:t xml:space="preserve">    </w:t>
+      </w:r>
+      <w:proofErr w:type="spellStart"/>
+      <w:r>
+        <w:rPr>
+          <w:lang w:val="en-US"/>
+        </w:rPr>
+        <w:t>obs_domain</w:t>
+      </w:r>
+      <w:proofErr w:type="spellEnd"/>
+      <w:r>
+        <w:rPr>
+          <w:lang w:val="en-US"/>
+        </w:rPr>
+        <w:t xml:space="preserve"> = </w:t>
+      </w:r>
+      <w:proofErr w:type="gramStart"/>
+      <w:r>
+        <w:rPr>
+          <w:lang w:val="en-US"/>
+        </w:rPr>
+        <w:t>list(range(</w:t>
+      </w:r>
+      <w:proofErr w:type="gramEnd"/>
+      <w:r>
+        <w:rPr>
+          <w:lang w:val="en-US"/>
+        </w:rPr>
+        <w:t xml:space="preserve">0, </w:t>
+      </w:r>
+      <w:proofErr w:type="spellStart"/>
+      <w:r>
+        <w:rPr>
+          <w:lang w:val="en-US"/>
+        </w:rPr>
+        <w:t>max_dist</w:t>
+      </w:r>
+      <w:proofErr w:type="spellEnd"/>
+      <w:r>
+        <w:rPr>
+          <w:lang w:val="en-US"/>
+        </w:rPr>
+        <w:t xml:space="preserve"> + MAX_NOISE + 1))</w:t>
+      </w:r>
+    </w:p>
+    <w:p>
+      <w:pPr>
+        <w:pStyle w:val="af"/>
+        <w:rPr>
+          <w:lang w:val="en-US"/>
+        </w:rPr>
+      </w:pPr>
+      <w:r>
+        <w:rPr>
+          <w:lang w:val="en-US"/>
+        </w:rPr>
+        <w:t xml:space="preserve">    </w:t>
+      </w:r>
+    </w:p>
+    <w:p>
+      <w:pPr>
+        <w:pStyle w:val="af"/>
+        <w:rPr>
+          <w:lang w:val="en-US"/>
+        </w:rPr>
+      </w:pPr>
+      <w:r>
+        <w:rPr>
+          <w:lang w:val="en-US"/>
+        </w:rPr>
+        <w:t xml:space="preserve">    </w:t>
+      </w:r>
+      <w:proofErr w:type="spellStart"/>
+      <w:proofErr w:type="gramStart"/>
+      <w:r>
+        <w:rPr>
+          <w:lang w:val="en-US"/>
+        </w:rPr>
+        <w:t>variableDomainsDict</w:t>
+      </w:r>
+      <w:proofErr w:type="spellEnd"/>
+      <w:r>
+        <w:rPr>
+          <w:lang w:val="en-US"/>
+        </w:rPr>
+        <w:t>[</w:t>
+      </w:r>
+      <w:proofErr w:type="gramEnd"/>
+      <w:r>
+        <w:rPr>
+          <w:lang w:val="en-US"/>
+        </w:rPr>
+        <w:t xml:space="preserve">OBS0] = </w:t>
+      </w:r>
+      <w:proofErr w:type="spellStart"/>
+      <w:r>
+        <w:rPr>
+          <w:lang w:val="en-US"/>
+        </w:rPr>
+        <w:t>obs_domain</w:t>
+      </w:r>
+      <w:proofErr w:type="spellEnd"/>
+    </w:p>
+    <w:p>
+      <w:pPr>
+        <w:pStyle w:val="af"/>
+        <w:rPr>
+          <w:lang w:val="en-US"/>
+        </w:rPr>
+      </w:pPr>
+      <w:r>
+        <w:rPr>
+          <w:lang w:val="en-US"/>
+        </w:rPr>
+        <w:t xml:space="preserve">    </w:t>
+      </w:r>
+      <w:proofErr w:type="spellStart"/>
+      <w:proofErr w:type="gramStart"/>
+      <w:r>
+        <w:rPr>
+          <w:lang w:val="en-US"/>
+        </w:rPr>
+        <w:t>variableDomainsDict</w:t>
+      </w:r>
+      <w:proofErr w:type="spellEnd"/>
+      <w:r>
+        <w:rPr>
+          <w:lang w:val="en-US"/>
+        </w:rPr>
+        <w:t>[</w:t>
+      </w:r>
+      <w:proofErr w:type="gramEnd"/>
+      <w:r>
+        <w:rPr>
+          <w:lang w:val="en-US"/>
+        </w:rPr>
+        <w:t xml:space="preserve">OBS1] = </w:t>
+      </w:r>
+      <w:proofErr w:type="spellStart"/>
+      <w:r>
+        <w:rPr>
+          <w:lang w:val="en-US"/>
+        </w:rPr>
+        <w:t>obs_domain</w:t>
+      </w:r>
+      <w:proofErr w:type="spellEnd"/>
     </w:p>
     <w:p>
       <w:pPr>
@@ -2209,10 +2593,49 @@
       <w:pPr>
         <w:pStyle w:val="af"/>
         <w:rPr>
-          <w:i/>
-          <w:iCs/>
-          <w:lang w:val="en-US"/>
-        </w:rPr>
+          <w:lang w:val="en-US"/>
+        </w:rPr>
+      </w:pPr>
+      <w:r>
+        <w:rPr>
+          <w:lang w:val="en-US"/>
+        </w:rPr>
+        <w:t xml:space="preserve">    net = </w:t>
+      </w:r>
+      <w:proofErr w:type="spellStart"/>
+      <w:proofErr w:type="gramStart"/>
+      <w:r>
+        <w:rPr>
+          <w:lang w:val="en-US"/>
+        </w:rPr>
+        <w:t>bn.constructEmptyBayesNet</w:t>
+      </w:r>
+      <w:proofErr w:type="spellEnd"/>
+      <w:proofErr w:type="gramEnd"/>
+      <w:r>
+        <w:rPr>
+          <w:lang w:val="en-US"/>
+        </w:rPr>
+        <w:t xml:space="preserve">(variables, edges, </w:t>
+      </w:r>
+      <w:proofErr w:type="spellStart"/>
+      <w:r>
+        <w:rPr>
+          <w:lang w:val="en-US"/>
+        </w:rPr>
+        <w:t>variableDomainsDict</w:t>
+      </w:r>
+      <w:proofErr w:type="spellEnd"/>
+      <w:r>
+        <w:rPr>
+          <w:lang w:val="en-US"/>
+        </w:rPr>
+        <w:t>)</w:t>
+      </w:r>
+    </w:p>
+    <w:p>
+      <w:pPr>
+        <w:pStyle w:val="af"/>
       </w:pPr>
       <w:r>
         <w:rPr>
@@ -2220,38 +2643,19 @@
         </w:rPr>
         <w:t xml:space="preserve">    </w:t>
       </w:r>
-      <w:r>
-        <w:rPr>
-          <w:i/>
-          <w:iCs/>
-          <w:lang w:val="en-US"/>
-        </w:rPr>
-        <w:t>net = bn.constructEmptyBayesNet(variables, edges, variableDomainsDict)</w:t>
-      </w:r>
-    </w:p>
-    <w:p>
-      <w:pPr>
-        <w:pStyle w:val="af"/>
-        <w:rPr>
-          <w:i/>
-          <w:iCs/>
-        </w:rPr>
-      </w:pPr>
-      <w:r>
-        <w:rPr>
-          <w:i/>
-          <w:iCs/>
-          <w:lang w:val="en-US"/>
-        </w:rPr>
-        <w:t xml:space="preserve">    </w:t>
-      </w:r>
-      <w:r>
-        <w:rPr>
-          <w:i/>
-          <w:iCs/>
-        </w:rPr>
-        <w:t>return net</w:t>
-      </w:r>
+      <w:proofErr w:type="spellStart"/>
+      <w:r>
+        <w:t>return</w:t>
+      </w:r>
+      <w:proofErr w:type="spellEnd"/>
+      <w:r>
+        <w:t xml:space="preserve"> </w:t>
+      </w:r>
+      <w:proofErr w:type="spellStart"/>
+      <w:r>
+        <w:t>net</w:t>
+      </w:r>
+      <w:proofErr w:type="spellEnd"/>
     </w:p>
     <w:p/>
     <w:p>
@@ -2323,8 +2727,18 @@
           <w:sz w:val="24"/>
           <w:szCs w:val="20"/>
         </w:rPr>
-        <w:t xml:space="preserve"> constructBayesNet</w:t>
-      </w:r>
+        <w:t xml:space="preserve"> </w:t>
+      </w:r>
+      <w:proofErr w:type="spellStart"/>
+      <w:r>
+        <w:rPr>
+          <w:rFonts w:ascii="Courier New" w:hAnsi="Courier New" w:cs="Courier New"/>
+          <w:sz w:val="24"/>
+          <w:szCs w:val="20"/>
+        </w:rPr>
+        <w:t>constructBayesNet</w:t>
+      </w:r>
+      <w:proofErr w:type="spellEnd"/>
     </w:p>
     <w:p/>
     <w:p>
@@ -2375,6 +2789,7 @@
       <w:r>
         <w:t xml:space="preserve"> </w:t>
       </w:r>
+      <w:proofErr w:type="spellStart"/>
       <w:r>
         <w:rPr>
           <w:rFonts w:ascii="Courier New" w:hAnsi="Courier New" w:cs="Courier New"/>
@@ -2383,6 +2798,7 @@
         </w:rPr>
         <w:t>joinFactors</w:t>
       </w:r>
+      <w:proofErr w:type="spellEnd"/>
       <w:r>
         <w:rPr>
           <w:sz w:val="24"/>
@@ -2446,6 +2862,8 @@
       <w:r>
         <w:t xml:space="preserve"> </w:t>
       </w:r>
+      <w:proofErr w:type="spellStart"/>
+      <w:proofErr w:type="gramStart"/>
       <w:r>
         <w:rPr>
           <w:b/>
@@ -2454,9 +2872,11 @@
         </w:rPr>
         <w:t>joinFactors</w:t>
       </w:r>
+      <w:proofErr w:type="spellEnd"/>
       <w:r>
         <w:t>(</w:t>
       </w:r>
+      <w:proofErr w:type="gramEnd"/>
       <w:r>
         <w:rPr>
           <w:lang w:val="en-US"/>
@@ -2466,6 +2886,7 @@
       <w:r>
         <w:t xml:space="preserve">: </w:t>
       </w:r>
+      <w:proofErr w:type="gramStart"/>
       <w:r>
         <w:rPr>
           <w:lang w:val="en-US"/>
@@ -2475,6 +2896,7 @@
       <w:r>
         <w:t>[</w:t>
       </w:r>
+      <w:proofErr w:type="gramEnd"/>
       <w:r>
         <w:rPr>
           <w:lang w:val="en-US"/>
@@ -2548,11 +2970,35 @@
       <w:r>
         <w:t xml:space="preserve"> </w:t>
       </w:r>
-      <w:r>
-        <w:rPr>
-          <w:lang w:val="en-US"/>
-        </w:rPr>
-        <w:t>setsOfUnconditioned = [set(factor.unconditionedVariables()) for factor in factors]</w:t>
+      <w:proofErr w:type="spellStart"/>
+      <w:r>
+        <w:rPr>
+          <w:lang w:val="en-US"/>
+        </w:rPr>
+        <w:t>setsOfUnconditioned</w:t>
+      </w:r>
+      <w:proofErr w:type="spellEnd"/>
+      <w:r>
+        <w:rPr>
+          <w:lang w:val="en-US"/>
+        </w:rPr>
+        <w:t xml:space="preserve"> = [set(</w:t>
+      </w:r>
+      <w:proofErr w:type="spellStart"/>
+      <w:proofErr w:type="gramStart"/>
+      <w:r>
+        <w:rPr>
+          <w:lang w:val="en-US"/>
+        </w:rPr>
+        <w:t>factor.unconditionedVariables</w:t>
+      </w:r>
+      <w:proofErr w:type="spellEnd"/>
+      <w:proofErr w:type="gramEnd"/>
+      <w:r>
+        <w:rPr>
+          <w:lang w:val="en-US"/>
+        </w:rPr>
+        <w:t>()) for factor in factors]</w:t>
       </w:r>
     </w:p>
     <w:p>
@@ -2578,35 +3024,93 @@
         <w:rPr>
           <w:lang w:val="en-US"/>
         </w:rPr>
-        <w:t>if len(factors) &gt; 1:</w:t>
-      </w:r>
-    </w:p>
-    <w:p>
-      <w:pPr>
-        <w:pStyle w:val="af"/>
-        <w:rPr>
-          <w:lang w:val="en-US"/>
-        </w:rPr>
-      </w:pPr>
-      <w:r>
-        <w:rPr>
-          <w:lang w:val="en-US"/>
-        </w:rPr>
-        <w:t>       intersect = functools.reduce(lambda x, y: x &amp; y, setsOfUnconditioned)</w:t>
-      </w:r>
-    </w:p>
-    <w:p>
-      <w:pPr>
-        <w:pStyle w:val="af"/>
-        <w:rPr>
-          <w:lang w:val="en-US"/>
-        </w:rPr>
-      </w:pPr>
-      <w:r>
-        <w:rPr>
-          <w:lang w:val="en-US"/>
-        </w:rPr>
-        <w:t>       if len(intersect) &gt; 0:</w:t>
+        <w:t xml:space="preserve">if </w:t>
+      </w:r>
+      <w:proofErr w:type="spellStart"/>
+      <w:r>
+        <w:rPr>
+          <w:lang w:val="en-US"/>
+        </w:rPr>
+        <w:t>len</w:t>
+      </w:r>
+      <w:proofErr w:type="spellEnd"/>
+      <w:r>
+        <w:rPr>
+          <w:lang w:val="en-US"/>
+        </w:rPr>
+        <w:t>(factors) &gt; 1:</w:t>
+      </w:r>
+    </w:p>
+    <w:p>
+      <w:pPr>
+        <w:pStyle w:val="af"/>
+        <w:rPr>
+          <w:lang w:val="en-US"/>
+        </w:rPr>
+      </w:pPr>
+      <w:r>
+        <w:rPr>
+          <w:lang w:val="en-US"/>
+        </w:rPr>
+        <w:t xml:space="preserve">       intersect = </w:t>
+      </w:r>
+      <w:proofErr w:type="spellStart"/>
+      <w:proofErr w:type="gramStart"/>
+      <w:r>
+        <w:rPr>
+          <w:lang w:val="en-US"/>
+        </w:rPr>
+        <w:t>functools.reduce</w:t>
+      </w:r>
+      <w:proofErr w:type="spellEnd"/>
+      <w:proofErr w:type="gramEnd"/>
+      <w:r>
+        <w:rPr>
+          <w:lang w:val="en-US"/>
+        </w:rPr>
+        <w:t xml:space="preserve">(lambda x, y: x &amp; y, </w:t>
+      </w:r>
+      <w:proofErr w:type="spellStart"/>
+      <w:r>
+        <w:rPr>
+          <w:lang w:val="en-US"/>
+        </w:rPr>
+        <w:t>setsOfUnconditioned</w:t>
+      </w:r>
+      <w:proofErr w:type="spellEnd"/>
+      <w:r>
+        <w:rPr>
+          <w:lang w:val="en-US"/>
+        </w:rPr>
+        <w:t>)</w:t>
+      </w:r>
+    </w:p>
+    <w:p>
+      <w:pPr>
+        <w:pStyle w:val="af"/>
+        <w:rPr>
+          <w:lang w:val="en-US"/>
+        </w:rPr>
+      </w:pPr>
+      <w:r>
+        <w:rPr>
+          <w:lang w:val="en-US"/>
+        </w:rPr>
+        <w:t xml:space="preserve">       if </w:t>
+      </w:r>
+      <w:proofErr w:type="spellStart"/>
+      <w:r>
+        <w:rPr>
+          <w:lang w:val="en-US"/>
+        </w:rPr>
+        <w:t>len</w:t>
+      </w:r>
+      <w:proofErr w:type="spellEnd"/>
+      <w:r>
+        <w:rPr>
+          <w:lang w:val="en-US"/>
+        </w:rPr>
+        <w:t>(intersect) &gt; 0:</w:t>
       </w:r>
     </w:p>
     <w:p>
@@ -2627,21 +3131,162 @@
           <w:lang w:val="en-US"/>
         </w:rPr>
         <w:tab/>
-        <w:t>print("Factor failed joinFactors typecheck: ", factor)</w:t>
-      </w:r>
-    </w:p>
-    <w:p>
-      <w:pPr>
-        <w:pStyle w:val="af"/>
-        <w:rPr>
-          <w:lang w:val="en-US"/>
-        </w:rPr>
-      </w:pPr>
-      <w:r>
-        <w:rPr>
-          <w:lang w:val="en-US"/>
-        </w:rPr>
-        <w:t>          raise ValueError("unconditionedVariables can only appear in one factor. \n" + "unconditionedVariables: " + str(intersect) + "\nappear in more than one input factor.\n" + "Input factors: \n" + "\n".join(map(str, factors)))</w:t>
+      </w:r>
+      <w:proofErr w:type="gramStart"/>
+      <w:r>
+        <w:rPr>
+          <w:lang w:val="en-US"/>
+        </w:rPr>
+        <w:t>print(</w:t>
+      </w:r>
+      <w:proofErr w:type="gramEnd"/>
+      <w:r>
+        <w:rPr>
+          <w:lang w:val="en-US"/>
+        </w:rPr>
+        <w:t xml:space="preserve">"Factor failed </w:t>
+      </w:r>
+      <w:proofErr w:type="spellStart"/>
+      <w:r>
+        <w:rPr>
+          <w:lang w:val="en-US"/>
+        </w:rPr>
+        <w:t>joinFactors</w:t>
+      </w:r>
+      <w:proofErr w:type="spellEnd"/>
+      <w:r>
+        <w:rPr>
+          <w:lang w:val="en-US"/>
+        </w:rPr>
+        <w:t xml:space="preserve"> </w:t>
+      </w:r>
+      <w:proofErr w:type="spellStart"/>
+      <w:r>
+        <w:rPr>
+          <w:lang w:val="en-US"/>
+        </w:rPr>
+        <w:t>typecheck</w:t>
+      </w:r>
+      <w:proofErr w:type="spellEnd"/>
+      <w:r>
+        <w:rPr>
+          <w:lang w:val="en-US"/>
+        </w:rPr>
+        <w:t>: ", factor)</w:t>
+      </w:r>
+    </w:p>
+    <w:p>
+      <w:pPr>
+        <w:pStyle w:val="af"/>
+        <w:rPr>
+          <w:lang w:val="en-US"/>
+        </w:rPr>
+      </w:pPr>
+      <w:r>
+        <w:rPr>
+          <w:lang w:val="en-US"/>
+        </w:rPr>
+        <w:t xml:space="preserve">          raise </w:t>
+      </w:r>
+      <w:proofErr w:type="spellStart"/>
+      <w:proofErr w:type="gramStart"/>
+      <w:r>
+        <w:rPr>
+          <w:lang w:val="en-US"/>
+        </w:rPr>
+        <w:t>ValueError</w:t>
+      </w:r>
+      <w:proofErr w:type="spellEnd"/>
+      <w:r>
+        <w:rPr>
+          <w:lang w:val="en-US"/>
+        </w:rPr>
+        <w:t>(</w:t>
+      </w:r>
+      <w:proofErr w:type="gramEnd"/>
+      <w:r>
+        <w:rPr>
+          <w:lang w:val="en-US"/>
+        </w:rPr>
+        <w:t>"</w:t>
+      </w:r>
+      <w:proofErr w:type="spellStart"/>
+      <w:r>
+        <w:rPr>
+          <w:lang w:val="en-US"/>
+        </w:rPr>
+        <w:t>unconditionedVariables</w:t>
+      </w:r>
+      <w:proofErr w:type="spellEnd"/>
+      <w:r>
+        <w:rPr>
+          <w:lang w:val="en-US"/>
+        </w:rPr>
+        <w:t xml:space="preserve"> can only appear in one factor. \n" + "</w:t>
+      </w:r>
+      <w:proofErr w:type="spellStart"/>
+      <w:r>
+        <w:rPr>
+          <w:lang w:val="en-US"/>
+        </w:rPr>
+        <w:t>unconditionedVariables</w:t>
+      </w:r>
+      <w:proofErr w:type="spellEnd"/>
+      <w:r>
+        <w:rPr>
+          <w:lang w:val="en-US"/>
+        </w:rPr>
+        <w:t>: " + str(intersect) + "\</w:t>
+      </w:r>
+      <w:proofErr w:type="spellStart"/>
+      <w:r>
+        <w:rPr>
+          <w:lang w:val="en-US"/>
+        </w:rPr>
+        <w:t>nappear</w:t>
+      </w:r>
+      <w:proofErr w:type="spellEnd"/>
+      <w:r>
+        <w:rPr>
+          <w:lang w:val="en-US"/>
+        </w:rPr>
+        <w:t xml:space="preserve"> in more than one input factor.\n" + "Input factors: \n" + "\</w:t>
+      </w:r>
+      <w:proofErr w:type="spellStart"/>
+      <w:r>
+        <w:rPr>
+          <w:lang w:val="en-US"/>
+        </w:rPr>
+        <w:t>n</w:t>
+      </w:r>
+      <w:proofErr w:type="gramStart"/>
+      <w:r>
+        <w:rPr>
+          <w:lang w:val="en-US"/>
+        </w:rPr>
+        <w:t>".join</w:t>
+      </w:r>
+      <w:proofErr w:type="spellEnd"/>
+      <w:proofErr w:type="gramEnd"/>
+      <w:r>
+        <w:rPr>
+          <w:lang w:val="en-US"/>
+        </w:rPr>
+        <w:t>(</w:t>
+      </w:r>
+      <w:proofErr w:type="gramStart"/>
+      <w:r>
+        <w:rPr>
+          <w:lang w:val="en-US"/>
+        </w:rPr>
+        <w:t>map(</w:t>
+      </w:r>
+      <w:proofErr w:type="gramEnd"/>
+      <w:r>
+        <w:rPr>
+          <w:lang w:val="en-US"/>
+        </w:rPr>
+        <w:t>str, factors)))</w:t>
       </w:r>
     </w:p>
     <w:p>
@@ -2711,11 +3356,19 @@
       <w:r>
         <w:t xml:space="preserve">    </w:t>
       </w:r>
-      <w:r>
-        <w:rPr>
-          <w:lang w:val="en-US"/>
-        </w:rPr>
-        <w:t>allFactors = [factor for factor in factors]</w:t>
+      <w:proofErr w:type="spellStart"/>
+      <w:r>
+        <w:rPr>
+          <w:lang w:val="en-US"/>
+        </w:rPr>
+        <w:t>allFactors</w:t>
+      </w:r>
+      <w:proofErr w:type="spellEnd"/>
+      <w:r>
+        <w:rPr>
+          <w:lang w:val="en-US"/>
+        </w:rPr>
+        <w:t xml:space="preserve"> = [factor for factor in factors]</w:t>
       </w:r>
     </w:p>
     <w:p>
@@ -2736,37 +3389,124 @@
         </w:rPr>
         <w:t xml:space="preserve">    </w:t>
       </w:r>
-      <w:r>
-        <w:t>conditional = set([])   # условные переменные</w:t>
-      </w:r>
-    </w:p>
-    <w:p>
-      <w:pPr>
-        <w:pStyle w:val="af"/>
-      </w:pPr>
-      <w:r>
-        <w:t>    unconditional = set([]) # безусловные переменные</w:t>
-      </w:r>
-    </w:p>
-    <w:p>
-      <w:pPr>
-        <w:pStyle w:val="af"/>
-      </w:pPr>
-    </w:p>
-    <w:p>
-      <w:pPr>
-        <w:pStyle w:val="af"/>
-      </w:pPr>
-      <w:r>
-        <w:t>    # формирование множеств условных/безусловн. переменных</w:t>
-      </w:r>
-    </w:p>
-    <w:p>
-      <w:pPr>
-        <w:pStyle w:val="af"/>
-      </w:pPr>
-      <w:r>
-        <w:t>    for factor in allFactors:</w:t>
+      <w:proofErr w:type="spellStart"/>
+      <w:r>
+        <w:t>conditional</w:t>
+      </w:r>
+      <w:proofErr w:type="spellEnd"/>
+      <w:r>
+        <w:t xml:space="preserve"> = </w:t>
+      </w:r>
+      <w:proofErr w:type="spellStart"/>
+      <w:proofErr w:type="gramStart"/>
+      <w:r>
+        <w:t>set</w:t>
+      </w:r>
+      <w:proofErr w:type="spellEnd"/>
+      <w:r>
+        <w:t>(</w:t>
+      </w:r>
+      <w:proofErr w:type="gramEnd"/>
+      <w:r>
+        <w:t>[</w:t>
+      </w:r>
+      <w:proofErr w:type="gramStart"/>
+      <w:r>
+        <w:t xml:space="preserve">])   </w:t>
+      </w:r>
+      <w:proofErr w:type="gramEnd"/>
+      <w:r>
+        <w:t># условные переменные</w:t>
+      </w:r>
+    </w:p>
+    <w:p>
+      <w:pPr>
+        <w:pStyle w:val="af"/>
+      </w:pPr>
+      <w:r>
+        <w:t xml:space="preserve">    </w:t>
+      </w:r>
+      <w:proofErr w:type="spellStart"/>
+      <w:r>
+        <w:t>unconditional</w:t>
+      </w:r>
+      <w:proofErr w:type="spellEnd"/>
+      <w:r>
+        <w:t xml:space="preserve"> = </w:t>
+      </w:r>
+      <w:proofErr w:type="spellStart"/>
+      <w:proofErr w:type="gramStart"/>
+      <w:r>
+        <w:t>set</w:t>
+      </w:r>
+      <w:proofErr w:type="spellEnd"/>
+      <w:r>
+        <w:t>(</w:t>
+      </w:r>
+      <w:proofErr w:type="gramEnd"/>
+      <w:r>
+        <w:t>[]) # безусловные переменные</w:t>
+      </w:r>
+    </w:p>
+    <w:p>
+      <w:pPr>
+        <w:pStyle w:val="af"/>
+      </w:pPr>
+    </w:p>
+    <w:p>
+      <w:pPr>
+        <w:pStyle w:val="af"/>
+      </w:pPr>
+      <w:r>
+        <w:t>    # формирование множеств условных/</w:t>
+      </w:r>
+      <w:proofErr w:type="spellStart"/>
+      <w:r>
+        <w:t>безусловн</w:t>
+      </w:r>
+      <w:proofErr w:type="spellEnd"/>
+      <w:r>
+        <w:t>. переменных</w:t>
+      </w:r>
+    </w:p>
+    <w:p>
+      <w:pPr>
+        <w:pStyle w:val="af"/>
+      </w:pPr>
+      <w:r>
+        <w:t xml:space="preserve">    </w:t>
+      </w:r>
+      <w:proofErr w:type="spellStart"/>
+      <w:r>
+        <w:t>for</w:t>
+      </w:r>
+      <w:proofErr w:type="spellEnd"/>
+      <w:r>
+        <w:t xml:space="preserve"> </w:t>
+      </w:r>
+      <w:proofErr w:type="spellStart"/>
+      <w:r>
+        <w:t>factor</w:t>
+      </w:r>
+      <w:proofErr w:type="spellEnd"/>
+      <w:r>
+        <w:t xml:space="preserve"> </w:t>
+      </w:r>
+      <w:proofErr w:type="spellStart"/>
+      <w:r>
+        <w:t>in</w:t>
+      </w:r>
+      <w:proofErr w:type="spellEnd"/>
+      <w:r>
+        <w:t xml:space="preserve"> </w:t>
+      </w:r>
+      <w:proofErr w:type="spellStart"/>
+      <w:r>
+        <w:t>allFactors</w:t>
+      </w:r>
+      <w:proofErr w:type="spellEnd"/>
+      <w:r>
+        <w:t>:</w:t>
       </w:r>
     </w:p>
     <w:p>
@@ -2783,40 +3523,31 @@
         <w:rPr>
           <w:lang w:val="en-US"/>
         </w:rPr>
-        <w:t>for f in factor.conditionedVariables():</w:t>
-      </w:r>
-    </w:p>
-    <w:p>
-      <w:pPr>
-        <w:pStyle w:val="af"/>
-        <w:rPr>
-          <w:lang w:val="en-US"/>
-        </w:rPr>
-      </w:pPr>
-      <w:r>
-        <w:rPr>
-          <w:lang w:val="en-US"/>
-        </w:rPr>
-        <w:t>            conditional.add(f)</w:t>
-      </w:r>
-    </w:p>
-    <w:p>
-      <w:pPr>
-        <w:pStyle w:val="af"/>
-        <w:rPr>
-          <w:lang w:val="en-US"/>
-        </w:rPr>
-      </w:pPr>
-      <w:r>
-        <w:rPr>
-          <w:lang w:val="en-US"/>
-        </w:rPr>
-        <w:t>        for f in factor.unconditionedVariables():</w:t>
-      </w:r>
-    </w:p>
-    <w:p>
-      <w:pPr>
-        <w:pStyle w:val="af"/>
+        <w:t xml:space="preserve">for f in </w:t>
+      </w:r>
+      <w:proofErr w:type="spellStart"/>
+      <w:proofErr w:type="gramStart"/>
+      <w:r>
+        <w:rPr>
+          <w:lang w:val="en-US"/>
+        </w:rPr>
+        <w:t>factor.conditionedVariables</w:t>
+      </w:r>
+      <w:proofErr w:type="spellEnd"/>
+      <w:proofErr w:type="gramEnd"/>
+      <w:r>
+        <w:rPr>
+          <w:lang w:val="en-US"/>
+        </w:rPr>
+        <w:t>():</w:t>
+      </w:r>
+    </w:p>
+    <w:p>
+      <w:pPr>
+        <w:pStyle w:val="af"/>
+        <w:rPr>
+          <w:lang w:val="en-US"/>
+        </w:rPr>
       </w:pPr>
       <w:r>
         <w:rPr>
@@ -2824,8 +3555,68 @@
         </w:rPr>
         <w:t xml:space="preserve">            </w:t>
       </w:r>
-      <w:r>
-        <w:t>unconditional.add(f)</w:t>
+      <w:proofErr w:type="spellStart"/>
+      <w:r>
+        <w:rPr>
+          <w:lang w:val="en-US"/>
+        </w:rPr>
+        <w:t>conditional.add</w:t>
+      </w:r>
+      <w:proofErr w:type="spellEnd"/>
+      <w:r>
+        <w:rPr>
+          <w:lang w:val="en-US"/>
+        </w:rPr>
+        <w:t>(f)</w:t>
+      </w:r>
+    </w:p>
+    <w:p>
+      <w:pPr>
+        <w:pStyle w:val="af"/>
+        <w:rPr>
+          <w:lang w:val="en-US"/>
+        </w:rPr>
+      </w:pPr>
+      <w:r>
+        <w:rPr>
+          <w:lang w:val="en-US"/>
+        </w:rPr>
+        <w:t xml:space="preserve">        for f in </w:t>
+      </w:r>
+      <w:proofErr w:type="spellStart"/>
+      <w:proofErr w:type="gramStart"/>
+      <w:r>
+        <w:rPr>
+          <w:lang w:val="en-US"/>
+        </w:rPr>
+        <w:t>factor.unconditionedVariables</w:t>
+      </w:r>
+      <w:proofErr w:type="spellEnd"/>
+      <w:proofErr w:type="gramEnd"/>
+      <w:r>
+        <w:rPr>
+          <w:lang w:val="en-US"/>
+        </w:rPr>
+        <w:t>():</w:t>
+      </w:r>
+    </w:p>
+    <w:p>
+      <w:pPr>
+        <w:pStyle w:val="af"/>
+      </w:pPr>
+      <w:r>
+        <w:rPr>
+          <w:lang w:val="en-US"/>
+        </w:rPr>
+        <w:t xml:space="preserve">            </w:t>
+      </w:r>
+      <w:proofErr w:type="spellStart"/>
+      <w:r>
+        <w:t>unconditional.add</w:t>
+      </w:r>
+      <w:proofErr w:type="spellEnd"/>
+      <w:r>
+        <w:t>(f)</w:t>
       </w:r>
     </w:p>
     <w:p>
@@ -2912,7 +3703,57 @@
         <w:rPr>
           <w:lang w:val="en-US"/>
         </w:rPr>
-        <w:t>    variableDomainsDict = allFactors[0].variableDomainsDict()</w:t>
+        <w:t xml:space="preserve">    </w:t>
+      </w:r>
+      <w:proofErr w:type="spellStart"/>
+      <w:r>
+        <w:rPr>
+          <w:lang w:val="en-US"/>
+        </w:rPr>
+        <w:t>variableDomainsDict</w:t>
+      </w:r>
+      <w:proofErr w:type="spellEnd"/>
+      <w:r>
+        <w:rPr>
+          <w:lang w:val="en-US"/>
+        </w:rPr>
+        <w:t xml:space="preserve"> = </w:t>
+      </w:r>
+      <w:proofErr w:type="spellStart"/>
+      <w:r>
+        <w:rPr>
+          <w:lang w:val="en-US"/>
+        </w:rPr>
+        <w:t>allFactors</w:t>
+      </w:r>
+      <w:proofErr w:type="spellEnd"/>
+      <w:r>
+        <w:rPr>
+          <w:lang w:val="en-US"/>
+        </w:rPr>
+        <w:t>[0</w:t>
+      </w:r>
+      <w:proofErr w:type="gramStart"/>
+      <w:r>
+        <w:rPr>
+          <w:lang w:val="en-US"/>
+        </w:rPr>
+        <w:t>].</w:t>
+      </w:r>
+      <w:proofErr w:type="spellStart"/>
+      <w:r>
+        <w:rPr>
+          <w:lang w:val="en-US"/>
+        </w:rPr>
+        <w:t>variableDomainsDict</w:t>
+      </w:r>
+      <w:proofErr w:type="spellEnd"/>
+      <w:proofErr w:type="gramEnd"/>
+      <w:r>
+        <w:rPr>
+          <w:lang w:val="en-US"/>
+        </w:rPr>
+        <w:t>()</w:t>
       </w:r>
     </w:p>
     <w:p>
@@ -2969,7 +3810,49 @@
         <w:rPr>
           <w:lang w:val="en-US"/>
         </w:rPr>
-        <w:t>    newCPT = Factor(unconditional, conditional, variableDomainsDict)</w:t>
+        <w:t xml:space="preserve">    </w:t>
+      </w:r>
+      <w:proofErr w:type="spellStart"/>
+      <w:r>
+        <w:rPr>
+          <w:lang w:val="en-US"/>
+        </w:rPr>
+        <w:t>newCPT</w:t>
+      </w:r>
+      <w:proofErr w:type="spellEnd"/>
+      <w:r>
+        <w:rPr>
+          <w:lang w:val="en-US"/>
+        </w:rPr>
+        <w:t xml:space="preserve"> = </w:t>
+      </w:r>
+      <w:proofErr w:type="gramStart"/>
+      <w:r>
+        <w:rPr>
+          <w:lang w:val="en-US"/>
+        </w:rPr>
+        <w:t>Factor(</w:t>
+      </w:r>
+      <w:proofErr w:type="gramEnd"/>
+      <w:r>
+        <w:rPr>
+          <w:lang w:val="en-US"/>
+        </w:rPr>
+        <w:t xml:space="preserve">unconditional, conditional, </w:t>
+      </w:r>
+      <w:proofErr w:type="spellStart"/>
+      <w:r>
+        <w:rPr>
+          <w:lang w:val="en-US"/>
+        </w:rPr>
+        <w:t>variableDomainsDict</w:t>
+      </w:r>
+      <w:proofErr w:type="spellEnd"/>
+      <w:r>
+        <w:rPr>
+          <w:lang w:val="en-US"/>
+        </w:rPr>
+        <w:t>)</w:t>
       </w:r>
     </w:p>
     <w:p>
@@ -3026,7 +3909,21 @@
         <w:rPr>
           <w:lang w:val="en-US"/>
         </w:rPr>
-        <w:t>    for assignment in newCPT.getAllPossibleAssignmentDicts():</w:t>
+        <w:t xml:space="preserve">    for assignment in </w:t>
+      </w:r>
+      <w:proofErr w:type="spellStart"/>
+      <w:r>
+        <w:rPr>
+          <w:lang w:val="en-US"/>
+        </w:rPr>
+        <w:t>newCPT.getAllPossibleAssignmentDicts</w:t>
+      </w:r>
+      <w:proofErr w:type="spellEnd"/>
+      <w:r>
+        <w:rPr>
+          <w:lang w:val="en-US"/>
+        </w:rPr>
+        <w:t>():</w:t>
       </w:r>
     </w:p>
     <w:p>
@@ -3054,35 +3951,79 @@
         <w:rPr>
           <w:lang w:val="en-US"/>
         </w:rPr>
-        <w:t>        for factor in allFactors:</w:t>
-      </w:r>
-    </w:p>
-    <w:p>
-      <w:pPr>
-        <w:pStyle w:val="af"/>
-        <w:rPr>
-          <w:lang w:val="en-US"/>
-        </w:rPr>
-      </w:pPr>
-      <w:r>
-        <w:rPr>
-          <w:lang w:val="en-US"/>
-        </w:rPr>
-        <w:t>            probability *= factor.getProbability(assignment)</w:t>
-      </w:r>
-    </w:p>
-    <w:p>
-      <w:pPr>
-        <w:pStyle w:val="af"/>
-        <w:rPr>
-          <w:lang w:val="en-US"/>
-        </w:rPr>
-      </w:pPr>
-      <w:r>
-        <w:rPr>
-          <w:lang w:val="en-US"/>
-        </w:rPr>
-        <w:t>        newCPT.setProbability(assignment, probability)</w:t>
+        <w:t xml:space="preserve">        for factor in </w:t>
+      </w:r>
+      <w:proofErr w:type="spellStart"/>
+      <w:r>
+        <w:rPr>
+          <w:lang w:val="en-US"/>
+        </w:rPr>
+        <w:t>allFactors</w:t>
+      </w:r>
+      <w:proofErr w:type="spellEnd"/>
+      <w:r>
+        <w:rPr>
+          <w:lang w:val="en-US"/>
+        </w:rPr>
+        <w:t>:</w:t>
+      </w:r>
+    </w:p>
+    <w:p>
+      <w:pPr>
+        <w:pStyle w:val="af"/>
+        <w:rPr>
+          <w:lang w:val="en-US"/>
+        </w:rPr>
+      </w:pPr>
+      <w:r>
+        <w:rPr>
+          <w:lang w:val="en-US"/>
+        </w:rPr>
+        <w:t xml:space="preserve">            probability *= </w:t>
+      </w:r>
+      <w:proofErr w:type="spellStart"/>
+      <w:proofErr w:type="gramStart"/>
+      <w:r>
+        <w:rPr>
+          <w:lang w:val="en-US"/>
+        </w:rPr>
+        <w:t>factor.getProbability</w:t>
+      </w:r>
+      <w:proofErr w:type="spellEnd"/>
+      <w:proofErr w:type="gramEnd"/>
+      <w:r>
+        <w:rPr>
+          <w:lang w:val="en-US"/>
+        </w:rPr>
+        <w:t>(assignment)</w:t>
+      </w:r>
+    </w:p>
+    <w:p>
+      <w:pPr>
+        <w:pStyle w:val="af"/>
+        <w:rPr>
+          <w:lang w:val="en-US"/>
+        </w:rPr>
+      </w:pPr>
+      <w:r>
+        <w:rPr>
+          <w:lang w:val="en-US"/>
+        </w:rPr>
+        <w:t xml:space="preserve">        </w:t>
+      </w:r>
+      <w:proofErr w:type="spellStart"/>
+      <w:r>
+        <w:rPr>
+          <w:lang w:val="en-US"/>
+        </w:rPr>
+        <w:t>newCPT.setProbability</w:t>
+      </w:r>
+      <w:proofErr w:type="spellEnd"/>
+      <w:r>
+        <w:rPr>
+          <w:lang w:val="en-US"/>
+        </w:rPr>
+        <w:t>(assignment, probability)</w:t>
       </w:r>
     </w:p>
     <w:p>
@@ -3103,9 +4044,19 @@
         </w:rPr>
         <w:t xml:space="preserve">    </w:t>
       </w:r>
-      <w:r>
-        <w:t>return newCPT</w:t>
-      </w:r>
+      <w:proofErr w:type="spellStart"/>
+      <w:r>
+        <w:t>return</w:t>
+      </w:r>
+      <w:proofErr w:type="spellEnd"/>
+      <w:r>
+        <w:t xml:space="preserve"> </w:t>
+      </w:r>
+      <w:proofErr w:type="spellStart"/>
+      <w:r>
+        <w:t>newCPT</w:t>
+      </w:r>
+      <w:proofErr w:type="spellEnd"/>
     </w:p>
     <w:p/>
     <w:p>
@@ -3182,6 +4133,7 @@
         </w:rPr>
         <w:t xml:space="preserve"> </w:t>
       </w:r>
+      <w:proofErr w:type="spellStart"/>
       <w:r>
         <w:rPr>
           <w:rFonts w:ascii="Courier New" w:hAnsi="Courier New" w:cs="Courier New"/>
@@ -3190,6 +4142,7 @@
         </w:rPr>
         <w:t>joinFactors</w:t>
       </w:r>
+      <w:proofErr w:type="spellEnd"/>
     </w:p>
     <w:p/>
     <w:p/>
@@ -3205,10 +4158,13 @@
         </w:rPr>
       </w:pPr>
       <w:r>
-        <w:rPr>
-          <w:lang w:val="en-US"/>
-        </w:rPr>
-        <w:t>Исключение переменных (маргинализация)</w:t>
+        <w:t>Исключение</w:t>
+      </w:r>
+      <w:r>
+        <w:rPr>
+          <w:lang w:val="en-US"/>
+        </w:rPr>
+        <w:t xml:space="preserve"> переменных (маргинализация)</w:t>
       </w:r>
     </w:p>
     <w:p>
@@ -3243,6 +4199,7 @@
       <w:r>
         <w:t xml:space="preserve"> исключения переменных </w:t>
       </w:r>
+      <w:proofErr w:type="spellStart"/>
       <w:r>
         <w:rPr>
           <w:rFonts w:ascii="Courier New" w:hAnsi="Courier New" w:cs="Courier New"/>
@@ -3251,6 +4208,7 @@
         </w:rPr>
         <w:t>eliminate</w:t>
       </w:r>
+      <w:proofErr w:type="spellEnd"/>
       <w:r>
         <w:rPr>
           <w:rFonts w:ascii="Courier New" w:hAnsi="Courier New" w:cs="Courier New"/>
@@ -3311,6 +4269,7 @@
         </w:rPr>
         <w:t xml:space="preserve">def </w:t>
       </w:r>
+      <w:proofErr w:type="gramStart"/>
       <w:r>
         <w:rPr>
           <w:b/>
@@ -3323,7 +4282,28 @@
         <w:rPr>
           <w:lang w:val="en-US"/>
         </w:rPr>
-        <w:t>(factor: Factor, eliminationVariable: str):</w:t>
+        <w:t>(</w:t>
+      </w:r>
+      <w:proofErr w:type="gramEnd"/>
+      <w:r>
+        <w:rPr>
+          <w:lang w:val="en-US"/>
+        </w:rPr>
+        <w:t xml:space="preserve">factor: Factor, </w:t>
+      </w:r>
+      <w:proofErr w:type="spellStart"/>
+      <w:r>
+        <w:rPr>
+          <w:lang w:val="en-US"/>
+        </w:rPr>
+        <w:t>eliminationVariable</w:t>
+      </w:r>
+      <w:proofErr w:type="spellEnd"/>
+      <w:r>
+        <w:rPr>
+          <w:lang w:val="en-US"/>
+        </w:rPr>
+        <w:t>: str):</w:t>
       </w:r>
     </w:p>
     <w:p>
@@ -3343,7 +4323,21 @@
         <w:rPr>
           <w:lang w:val="en-US"/>
         </w:rPr>
-        <w:t xml:space="preserve"># autograder tracking -- </w:t>
+        <w:t xml:space="preserve"># </w:t>
+      </w:r>
+      <w:proofErr w:type="spellStart"/>
+      <w:r>
+        <w:rPr>
+          <w:lang w:val="en-US"/>
+        </w:rPr>
+        <w:t>autograder</w:t>
+      </w:r>
+      <w:proofErr w:type="spellEnd"/>
+      <w:r>
+        <w:rPr>
+          <w:lang w:val="en-US"/>
+        </w:rPr>
+        <w:t xml:space="preserve"> tracking -- </w:t>
       </w:r>
       <w:r>
         <w:t>не</w:t>
@@ -3369,21 +4363,63 @@
         <w:rPr>
           <w:lang w:val="en-US"/>
         </w:rPr>
-        <w:t xml:space="preserve">        if not (callTrackingList is None):</w:t>
-      </w:r>
-    </w:p>
-    <w:p>
-      <w:pPr>
-        <w:pStyle w:val="af"/>
-        <w:rPr>
-          <w:lang w:val="en-US"/>
-        </w:rPr>
-      </w:pPr>
-      <w:r>
-        <w:rPr>
-          <w:lang w:val="en-US"/>
-        </w:rPr>
-        <w:t xml:space="preserve">            callTrackingList.append(('eliminate', eliminationVariable))</w:t>
+        <w:t xml:space="preserve">        if not (</w:t>
+      </w:r>
+      <w:proofErr w:type="spellStart"/>
+      <w:r>
+        <w:rPr>
+          <w:lang w:val="en-US"/>
+        </w:rPr>
+        <w:t>callTrackingList</w:t>
+      </w:r>
+      <w:proofErr w:type="spellEnd"/>
+      <w:r>
+        <w:rPr>
+          <w:lang w:val="en-US"/>
+        </w:rPr>
+        <w:t xml:space="preserve"> is None):</w:t>
+      </w:r>
+    </w:p>
+    <w:p>
+      <w:pPr>
+        <w:pStyle w:val="af"/>
+        <w:rPr>
+          <w:lang w:val="en-US"/>
+        </w:rPr>
+      </w:pPr>
+      <w:r>
+        <w:rPr>
+          <w:lang w:val="en-US"/>
+        </w:rPr>
+        <w:t xml:space="preserve">            </w:t>
+      </w:r>
+      <w:proofErr w:type="spellStart"/>
+      <w:r>
+        <w:rPr>
+          <w:lang w:val="en-US"/>
+        </w:rPr>
+        <w:t>callTrackingList.append</w:t>
+      </w:r>
+      <w:proofErr w:type="spellEnd"/>
+      <w:r>
+        <w:rPr>
+          <w:lang w:val="en-US"/>
+        </w:rPr>
+        <w:t xml:space="preserve">(('eliminate', </w:t>
+      </w:r>
+      <w:proofErr w:type="spellStart"/>
+      <w:r>
+        <w:rPr>
+          <w:lang w:val="en-US"/>
+        </w:rPr>
+        <w:t>eliminationVariable</w:t>
+      </w:r>
+      <w:proofErr w:type="spellEnd"/>
+      <w:r>
+        <w:rPr>
+          <w:lang w:val="en-US"/>
+        </w:rPr>
+        <w:t>))</w:t>
       </w:r>
     </w:p>
     <w:p>
@@ -3431,35 +4467,173 @@
         <w:rPr>
           <w:lang w:val="en-US"/>
         </w:rPr>
-        <w:t xml:space="preserve">        if eliminationVariable not in factor.unconditionedVariables():</w:t>
-      </w:r>
-    </w:p>
-    <w:p>
-      <w:pPr>
-        <w:pStyle w:val="af"/>
-        <w:rPr>
-          <w:lang w:val="en-US"/>
-        </w:rPr>
-      </w:pPr>
-      <w:r>
-        <w:rPr>
-          <w:lang w:val="en-US"/>
-        </w:rPr>
-        <w:t xml:space="preserve">            print("Factor failed eliminate typecheck: ", factor)</w:t>
-      </w:r>
-    </w:p>
-    <w:p>
-      <w:pPr>
-        <w:pStyle w:val="af"/>
-        <w:rPr>
-          <w:lang w:val="en-US"/>
-        </w:rPr>
-      </w:pPr>
-      <w:r>
-        <w:rPr>
-          <w:lang w:val="en-US"/>
-        </w:rPr>
-        <w:t xml:space="preserve">            raise ValueError("Elimination variable is not an unconditioned variable in this factor\n" + "eliminationVariable: " + str(eliminationVariable) + "\nunconditionedVariables:" + str(factor.unconditionedVariables()))</w:t>
+        <w:t xml:space="preserve">        if </w:t>
+      </w:r>
+      <w:proofErr w:type="spellStart"/>
+      <w:r>
+        <w:rPr>
+          <w:lang w:val="en-US"/>
+        </w:rPr>
+        <w:t>eliminationVariable</w:t>
+      </w:r>
+      <w:proofErr w:type="spellEnd"/>
+      <w:r>
+        <w:rPr>
+          <w:lang w:val="en-US"/>
+        </w:rPr>
+        <w:t xml:space="preserve"> not in </w:t>
+      </w:r>
+      <w:proofErr w:type="spellStart"/>
+      <w:proofErr w:type="gramStart"/>
+      <w:r>
+        <w:rPr>
+          <w:lang w:val="en-US"/>
+        </w:rPr>
+        <w:t>factor.unconditionedVariables</w:t>
+      </w:r>
+      <w:proofErr w:type="spellEnd"/>
+      <w:proofErr w:type="gramEnd"/>
+      <w:r>
+        <w:rPr>
+          <w:lang w:val="en-US"/>
+        </w:rPr>
+        <w:t>():</w:t>
+      </w:r>
+    </w:p>
+    <w:p>
+      <w:pPr>
+        <w:pStyle w:val="af"/>
+        <w:rPr>
+          <w:lang w:val="en-US"/>
+        </w:rPr>
+      </w:pPr>
+      <w:r>
+        <w:rPr>
+          <w:lang w:val="en-US"/>
+        </w:rPr>
+        <w:t xml:space="preserve">            </w:t>
+      </w:r>
+      <w:proofErr w:type="gramStart"/>
+      <w:r>
+        <w:rPr>
+          <w:lang w:val="en-US"/>
+        </w:rPr>
+        <w:t>print(</w:t>
+      </w:r>
+      <w:proofErr w:type="gramEnd"/>
+      <w:r>
+        <w:rPr>
+          <w:lang w:val="en-US"/>
+        </w:rPr>
+        <w:t xml:space="preserve">"Factor failed eliminate </w:t>
+      </w:r>
+      <w:proofErr w:type="spellStart"/>
+      <w:r>
+        <w:rPr>
+          <w:lang w:val="en-US"/>
+        </w:rPr>
+        <w:t>typecheck</w:t>
+      </w:r>
+      <w:proofErr w:type="spellEnd"/>
+      <w:r>
+        <w:rPr>
+          <w:lang w:val="en-US"/>
+        </w:rPr>
+        <w:t>: ", factor)</w:t>
+      </w:r>
+    </w:p>
+    <w:p>
+      <w:pPr>
+        <w:pStyle w:val="af"/>
+        <w:rPr>
+          <w:lang w:val="en-US"/>
+        </w:rPr>
+      </w:pPr>
+      <w:r>
+        <w:rPr>
+          <w:lang w:val="en-US"/>
+        </w:rPr>
+        <w:t xml:space="preserve">            raise </w:t>
+      </w:r>
+      <w:proofErr w:type="spellStart"/>
+      <w:proofErr w:type="gramStart"/>
+      <w:r>
+        <w:rPr>
+          <w:lang w:val="en-US"/>
+        </w:rPr>
+        <w:t>ValueError</w:t>
+      </w:r>
+      <w:proofErr w:type="spellEnd"/>
+      <w:r>
+        <w:rPr>
+          <w:lang w:val="en-US"/>
+        </w:rPr>
+        <w:t>(</w:t>
+      </w:r>
+      <w:proofErr w:type="gramEnd"/>
+      <w:r>
+        <w:rPr>
+          <w:lang w:val="en-US"/>
+        </w:rPr>
+        <w:t>"Elimination variable is not an unconditioned variable in this factor\n" + "</w:t>
+      </w:r>
+      <w:proofErr w:type="spellStart"/>
+      <w:r>
+        <w:rPr>
+          <w:lang w:val="en-US"/>
+        </w:rPr>
+        <w:t>eliminationVariable</w:t>
+      </w:r>
+      <w:proofErr w:type="spellEnd"/>
+      <w:r>
+        <w:rPr>
+          <w:lang w:val="en-US"/>
+        </w:rPr>
+        <w:t>: " + str(</w:t>
+      </w:r>
+      <w:proofErr w:type="spellStart"/>
+      <w:r>
+        <w:rPr>
+          <w:lang w:val="en-US"/>
+        </w:rPr>
+        <w:t>eliminationVariable</w:t>
+      </w:r>
+      <w:proofErr w:type="spellEnd"/>
+      <w:r>
+        <w:rPr>
+          <w:lang w:val="en-US"/>
+        </w:rPr>
+        <w:t>) + "\</w:t>
+      </w:r>
+      <w:proofErr w:type="spellStart"/>
+      <w:r>
+        <w:rPr>
+          <w:lang w:val="en-US"/>
+        </w:rPr>
+        <w:t>nunconditionedVariables</w:t>
+      </w:r>
+      <w:proofErr w:type="spellEnd"/>
+      <w:r>
+        <w:rPr>
+          <w:lang w:val="en-US"/>
+        </w:rPr>
+        <w:t>:" + str(</w:t>
+      </w:r>
+      <w:proofErr w:type="spellStart"/>
+      <w:proofErr w:type="gramStart"/>
+      <w:r>
+        <w:rPr>
+          <w:lang w:val="en-US"/>
+        </w:rPr>
+        <w:t>factor.unconditionedVariables</w:t>
+      </w:r>
+      <w:proofErr w:type="spellEnd"/>
+      <w:proofErr w:type="gramEnd"/>
+      <w:r>
+        <w:rPr>
+          <w:lang w:val="en-US"/>
+        </w:rPr>
+        <w:t>()))</w:t>
       </w:r>
     </w:p>
     <w:p>
@@ -3487,35 +4661,187 @@
         <w:rPr>
           <w:lang w:val="en-US"/>
         </w:rPr>
-        <w:t xml:space="preserve">        if len(factor.unconditionedVariables()) == 1:</w:t>
-      </w:r>
-    </w:p>
-    <w:p>
-      <w:pPr>
-        <w:pStyle w:val="af"/>
-        <w:rPr>
-          <w:lang w:val="en-US"/>
-        </w:rPr>
-      </w:pPr>
-      <w:r>
-        <w:rPr>
-          <w:lang w:val="en-US"/>
-        </w:rPr>
-        <w:t xml:space="preserve">            print("Factor failed eliminate typecheck: ", factor)</w:t>
-      </w:r>
-    </w:p>
-    <w:p>
-      <w:pPr>
-        <w:pStyle w:val="af"/>
-        <w:rPr>
-          <w:lang w:val="en-US"/>
-        </w:rPr>
-      </w:pPr>
-      <w:r>
-        <w:rPr>
-          <w:lang w:val="en-US"/>
-        </w:rPr>
-        <w:t xml:space="preserve">            raise ValueError("Factor has only one unconditioned variable, so you " + "can't eliminate \nthat variable.\n" + "eliminationVariable:" + str(eliminationVariable) + "\n" + "unconditionedVariables: " + str(factor.unconditionedVariables()))</w:t>
+        <w:t xml:space="preserve">        if </w:t>
+      </w:r>
+      <w:proofErr w:type="spellStart"/>
+      <w:r>
+        <w:rPr>
+          <w:lang w:val="en-US"/>
+        </w:rPr>
+        <w:t>len</w:t>
+      </w:r>
+      <w:proofErr w:type="spellEnd"/>
+      <w:r>
+        <w:rPr>
+          <w:lang w:val="en-US"/>
+        </w:rPr>
+        <w:t>(</w:t>
+      </w:r>
+      <w:proofErr w:type="spellStart"/>
+      <w:proofErr w:type="gramStart"/>
+      <w:r>
+        <w:rPr>
+          <w:lang w:val="en-US"/>
+        </w:rPr>
+        <w:t>factor.unconditionedVariables</w:t>
+      </w:r>
+      <w:proofErr w:type="spellEnd"/>
+      <w:proofErr w:type="gramEnd"/>
+      <w:r>
+        <w:rPr>
+          <w:lang w:val="en-US"/>
+        </w:rPr>
+        <w:t>()) == 1:</w:t>
+      </w:r>
+    </w:p>
+    <w:p>
+      <w:pPr>
+        <w:pStyle w:val="af"/>
+        <w:rPr>
+          <w:lang w:val="en-US"/>
+        </w:rPr>
+      </w:pPr>
+      <w:r>
+        <w:rPr>
+          <w:lang w:val="en-US"/>
+        </w:rPr>
+        <w:t xml:space="preserve">            </w:t>
+      </w:r>
+      <w:proofErr w:type="gramStart"/>
+      <w:r>
+        <w:rPr>
+          <w:lang w:val="en-US"/>
+        </w:rPr>
+        <w:t>print(</w:t>
+      </w:r>
+      <w:proofErr w:type="gramEnd"/>
+      <w:r>
+        <w:rPr>
+          <w:lang w:val="en-US"/>
+        </w:rPr>
+        <w:t xml:space="preserve">"Factor failed eliminate </w:t>
+      </w:r>
+      <w:proofErr w:type="spellStart"/>
+      <w:r>
+        <w:rPr>
+          <w:lang w:val="en-US"/>
+        </w:rPr>
+        <w:t>typecheck</w:t>
+      </w:r>
+      <w:proofErr w:type="spellEnd"/>
+      <w:r>
+        <w:rPr>
+          <w:lang w:val="en-US"/>
+        </w:rPr>
+        <w:t>: ", factor)</w:t>
+      </w:r>
+    </w:p>
+    <w:p>
+      <w:pPr>
+        <w:pStyle w:val="af"/>
+        <w:rPr>
+          <w:lang w:val="en-US"/>
+        </w:rPr>
+      </w:pPr>
+      <w:r>
+        <w:rPr>
+          <w:lang w:val="en-US"/>
+        </w:rPr>
+        <w:t xml:space="preserve">            raise </w:t>
+      </w:r>
+      <w:proofErr w:type="spellStart"/>
+      <w:proofErr w:type="gramStart"/>
+      <w:r>
+        <w:rPr>
+          <w:lang w:val="en-US"/>
+        </w:rPr>
+        <w:t>ValueError</w:t>
+      </w:r>
+      <w:proofErr w:type="spellEnd"/>
+      <w:r>
+        <w:rPr>
+          <w:lang w:val="en-US"/>
+        </w:rPr>
+        <w:t>(</w:t>
+      </w:r>
+      <w:proofErr w:type="gramEnd"/>
+      <w:r>
+        <w:rPr>
+          <w:lang w:val="en-US"/>
+        </w:rPr>
+        <w:t>"Factor has only one unconditioned variable, so you " + "can't eliminate \</w:t>
+      </w:r>
+      <w:proofErr w:type="spellStart"/>
+      <w:r>
+        <w:rPr>
+          <w:lang w:val="en-US"/>
+        </w:rPr>
+        <w:t>nthat</w:t>
+      </w:r>
+      <w:proofErr w:type="spellEnd"/>
+      <w:r>
+        <w:rPr>
+          <w:lang w:val="en-US"/>
+        </w:rPr>
+        <w:t xml:space="preserve"> variable.\n" + "</w:t>
+      </w:r>
+      <w:proofErr w:type="spellStart"/>
+      <w:r>
+        <w:rPr>
+          <w:lang w:val="en-US"/>
+        </w:rPr>
+        <w:t>eliminationVariable</w:t>
+      </w:r>
+      <w:proofErr w:type="spellEnd"/>
+      <w:r>
+        <w:rPr>
+          <w:lang w:val="en-US"/>
+        </w:rPr>
+        <w:t>:" + str(</w:t>
+      </w:r>
+      <w:proofErr w:type="spellStart"/>
+      <w:r>
+        <w:rPr>
+          <w:lang w:val="en-US"/>
+        </w:rPr>
+        <w:t>eliminationVariable</w:t>
+      </w:r>
+      <w:proofErr w:type="spellEnd"/>
+      <w:r>
+        <w:rPr>
+          <w:lang w:val="en-US"/>
+        </w:rPr>
+        <w:t>) + "\n" + "</w:t>
+      </w:r>
+      <w:proofErr w:type="spellStart"/>
+      <w:r>
+        <w:rPr>
+          <w:lang w:val="en-US"/>
+        </w:rPr>
+        <w:t>unconditionedVariables</w:t>
+      </w:r>
+      <w:proofErr w:type="spellEnd"/>
+      <w:r>
+        <w:rPr>
+          <w:lang w:val="en-US"/>
+        </w:rPr>
+        <w:t>: " + str(</w:t>
+      </w:r>
+      <w:proofErr w:type="spellStart"/>
+      <w:proofErr w:type="gramStart"/>
+      <w:r>
+        <w:rPr>
+          <w:lang w:val="en-US"/>
+        </w:rPr>
+        <w:t>factor.unconditionedVariables</w:t>
+      </w:r>
+      <w:proofErr w:type="spellEnd"/>
+      <w:proofErr w:type="gramEnd"/>
+      <w:r>
+        <w:rPr>
+          <w:lang w:val="en-US"/>
+        </w:rPr>
+        <w:t>()))</w:t>
       </w:r>
     </w:p>
     <w:p>
@@ -3575,34 +4901,31 @@
         <w:rPr>
           <w:lang w:val="en-US"/>
         </w:rPr>
-        <w:t>unconditioned = list(factor.unconditionedVariables())</w:t>
-      </w:r>
-    </w:p>
-    <w:p>
-      <w:pPr>
-        <w:pStyle w:val="af"/>
-        <w:rPr>
-          <w:lang w:val="en-US"/>
-        </w:rPr>
-      </w:pPr>
-      <w:r>
-        <w:rPr>
-          <w:lang w:val="en-US"/>
-        </w:rPr>
-        <w:t xml:space="preserve">        unconditioned.remove(eliminationVariable)</w:t>
-      </w:r>
-    </w:p>
-    <w:p>
-      <w:pPr>
-        <w:pStyle w:val="af"/>
-        <w:rPr>
-          <w:lang w:val="en-US"/>
-        </w:rPr>
-      </w:pPr>
-    </w:p>
-    <w:p>
-      <w:pPr>
-        <w:pStyle w:val="af"/>
+        <w:t>unconditioned = list(</w:t>
+      </w:r>
+      <w:proofErr w:type="spellStart"/>
+      <w:proofErr w:type="gramStart"/>
+      <w:r>
+        <w:rPr>
+          <w:lang w:val="en-US"/>
+        </w:rPr>
+        <w:t>factor.unconditionedVariables</w:t>
+      </w:r>
+      <w:proofErr w:type="spellEnd"/>
+      <w:proofErr w:type="gramEnd"/>
+      <w:r>
+        <w:rPr>
+          <w:lang w:val="en-US"/>
+        </w:rPr>
+        <w:t>())</w:t>
+      </w:r>
+    </w:p>
+    <w:p>
+      <w:pPr>
+        <w:pStyle w:val="af"/>
+        <w:rPr>
+          <w:lang w:val="en-US"/>
+        </w:rPr>
       </w:pPr>
       <w:r>
         <w:rPr>
@@ -3610,6 +4933,55 @@
         </w:rPr>
         <w:t xml:space="preserve">        </w:t>
       </w:r>
+      <w:proofErr w:type="spellStart"/>
+      <w:proofErr w:type="gramStart"/>
+      <w:r>
+        <w:rPr>
+          <w:lang w:val="en-US"/>
+        </w:rPr>
+        <w:t>unconditioned.remove</w:t>
+      </w:r>
+      <w:proofErr w:type="spellEnd"/>
+      <w:proofErr w:type="gramEnd"/>
+      <w:r>
+        <w:rPr>
+          <w:lang w:val="en-US"/>
+        </w:rPr>
+        <w:t>(</w:t>
+      </w:r>
+      <w:proofErr w:type="spellStart"/>
+      <w:r>
+        <w:rPr>
+          <w:lang w:val="en-US"/>
+        </w:rPr>
+        <w:t>eliminationVariable</w:t>
+      </w:r>
+      <w:proofErr w:type="spellEnd"/>
+      <w:r>
+        <w:rPr>
+          <w:lang w:val="en-US"/>
+        </w:rPr>
+        <w:t>)</w:t>
+      </w:r>
+    </w:p>
+    <w:p>
+      <w:pPr>
+        <w:pStyle w:val="af"/>
+        <w:rPr>
+          <w:lang w:val="en-US"/>
+        </w:rPr>
+      </w:pPr>
+    </w:p>
+    <w:p>
+      <w:pPr>
+        <w:pStyle w:val="af"/>
+      </w:pPr>
+      <w:r>
+        <w:rPr>
+          <w:lang w:val="en-US"/>
+        </w:rPr>
+        <w:t xml:space="preserve">        </w:t>
+      </w:r>
       <w:r>
         <w:t># копирование списка условных переменных</w:t>
       </w:r>
@@ -3619,7 +4991,33 @@
         <w:pStyle w:val="af"/>
       </w:pPr>
       <w:r>
-        <w:t xml:space="preserve">        conditioned = list(factor.conditionedVariables())</w:t>
+        <w:t xml:space="preserve">        </w:t>
+      </w:r>
+      <w:proofErr w:type="spellStart"/>
+      <w:r>
+        <w:t>conditioned</w:t>
+      </w:r>
+      <w:proofErr w:type="spellEnd"/>
+      <w:r>
+        <w:t xml:space="preserve"> = </w:t>
+      </w:r>
+      <w:proofErr w:type="spellStart"/>
+      <w:r>
+        <w:t>list</w:t>
+      </w:r>
+      <w:proofErr w:type="spellEnd"/>
+      <w:r>
+        <w:t>(</w:t>
+      </w:r>
+      <w:proofErr w:type="spellStart"/>
+      <w:proofErr w:type="gramStart"/>
+      <w:r>
+        <w:t>factor.conditionedVariables</w:t>
+      </w:r>
+      <w:proofErr w:type="spellEnd"/>
+      <w:proofErr w:type="gramEnd"/>
+      <w:r>
+        <w:t>())</w:t>
       </w:r>
     </w:p>
     <w:p>
@@ -3649,7 +5047,37 @@
         <w:rPr>
           <w:lang w:val="en-US"/>
         </w:rPr>
-        <w:t>domain = factor.variableDomainsDict()[eliminationVariable];</w:t>
+        <w:t xml:space="preserve">domain = </w:t>
+      </w:r>
+      <w:proofErr w:type="spellStart"/>
+      <w:proofErr w:type="gramStart"/>
+      <w:r>
+        <w:rPr>
+          <w:lang w:val="en-US"/>
+        </w:rPr>
+        <w:t>factor.variableDomainsDict</w:t>
+      </w:r>
+      <w:proofErr w:type="spellEnd"/>
+      <w:r>
+        <w:rPr>
+          <w:lang w:val="en-US"/>
+        </w:rPr>
+        <w:t>()[</w:t>
+      </w:r>
+      <w:proofErr w:type="spellStart"/>
+      <w:proofErr w:type="gramEnd"/>
+      <w:r>
+        <w:rPr>
+          <w:lang w:val="en-US"/>
+        </w:rPr>
+        <w:t>eliminationVariable</w:t>
+      </w:r>
+      <w:proofErr w:type="spellEnd"/>
+      <w:r>
+        <w:rPr>
+          <w:lang w:val="en-US"/>
+        </w:rPr>
+        <w:t>];</w:t>
       </w:r>
     </w:p>
     <w:p>
@@ -3706,7 +5134,51 @@
         <w:rPr>
           <w:lang w:val="en-US"/>
         </w:rPr>
-        <w:t xml:space="preserve">        new_factor = Factor(unconditioned, conditioned, factor.variableDomainsDict())</w:t>
+        <w:t xml:space="preserve">        </w:t>
+      </w:r>
+      <w:proofErr w:type="spellStart"/>
+      <w:r>
+        <w:rPr>
+          <w:lang w:val="en-US"/>
+        </w:rPr>
+        <w:t>new_factor</w:t>
+      </w:r>
+      <w:proofErr w:type="spellEnd"/>
+      <w:r>
+        <w:rPr>
+          <w:lang w:val="en-US"/>
+        </w:rPr>
+        <w:t xml:space="preserve"> = </w:t>
+      </w:r>
+      <w:proofErr w:type="gramStart"/>
+      <w:r>
+        <w:rPr>
+          <w:lang w:val="en-US"/>
+        </w:rPr>
+        <w:t>Factor(</w:t>
+      </w:r>
+      <w:proofErr w:type="gramEnd"/>
+      <w:r>
+        <w:rPr>
+          <w:lang w:val="en-US"/>
+        </w:rPr>
+        <w:t xml:space="preserve">unconditioned, conditioned, </w:t>
+      </w:r>
+      <w:proofErr w:type="spellStart"/>
+      <w:proofErr w:type="gramStart"/>
+      <w:r>
+        <w:rPr>
+          <w:lang w:val="en-US"/>
+        </w:rPr>
+        <w:t>factor.variableDomainsDict</w:t>
+      </w:r>
+      <w:proofErr w:type="spellEnd"/>
+      <w:proofErr w:type="gramEnd"/>
+      <w:r>
+        <w:rPr>
+          <w:lang w:val="en-US"/>
+        </w:rPr>
+        <w:t>())</w:t>
       </w:r>
     </w:p>
     <w:p>
@@ -3746,7 +5218,29 @@
         <w:rPr>
           <w:lang w:val="en-US"/>
         </w:rPr>
-        <w:t>for assignment in new_factor.getAllPossibleAssignmentDicts():</w:t>
+        <w:t xml:space="preserve">for assignment in </w:t>
+      </w:r>
+      <w:proofErr w:type="spellStart"/>
+      <w:r>
+        <w:rPr>
+          <w:lang w:val="en-US"/>
+        </w:rPr>
+        <w:t>new_</w:t>
+      </w:r>
+      <w:proofErr w:type="gramStart"/>
+      <w:r>
+        <w:rPr>
+          <w:lang w:val="en-US"/>
+        </w:rPr>
+        <w:t>factor.getAllPossibleAssignmentDicts</w:t>
+      </w:r>
+      <w:proofErr w:type="spellEnd"/>
+      <w:proofErr w:type="gramEnd"/>
+      <w:r>
+        <w:rPr>
+          <w:lang w:val="en-US"/>
+        </w:rPr>
+        <w:t>():</w:t>
       </w:r>
     </w:p>
     <w:p>
@@ -3759,8 +5253,13 @@
         </w:rPr>
         <w:t xml:space="preserve">            </w:t>
       </w:r>
-      <w:r>
-        <w:t>prob = 0.0</w:t>
+      <w:proofErr w:type="spellStart"/>
+      <w:r>
+        <w:t>prob</w:t>
+      </w:r>
+      <w:proofErr w:type="spellEnd"/>
+      <w:r>
+        <w:t xml:space="preserve"> = 0.0</w:t>
       </w:r>
     </w:p>
     <w:p>
@@ -3790,49 +5289,165 @@
         <w:rPr>
           <w:lang w:val="en-US"/>
         </w:rPr>
-        <w:t>for elim_val in domain:</w:t>
-      </w:r>
-    </w:p>
-    <w:p>
-      <w:pPr>
-        <w:pStyle w:val="af"/>
-        <w:rPr>
-          <w:lang w:val="en-US"/>
-        </w:rPr>
-      </w:pPr>
-      <w:r>
-        <w:rPr>
-          <w:lang w:val="en-US"/>
-        </w:rPr>
-        <w:t xml:space="preserve">                old_assignment = assignment.copy()</w:t>
-      </w:r>
-    </w:p>
-    <w:p>
-      <w:pPr>
-        <w:pStyle w:val="af"/>
-        <w:rPr>
-          <w:lang w:val="en-US"/>
-        </w:rPr>
-      </w:pPr>
-      <w:r>
-        <w:rPr>
-          <w:lang w:val="en-US"/>
-        </w:rPr>
-        <w:t xml:space="preserve">                old_assignment[eliminationVariable] = elim_val;</w:t>
-      </w:r>
-    </w:p>
-    <w:p>
-      <w:pPr>
-        <w:pStyle w:val="af"/>
-        <w:rPr>
-          <w:lang w:val="en-US"/>
-        </w:rPr>
-      </w:pPr>
-      <w:r>
-        <w:rPr>
-          <w:lang w:val="en-US"/>
-        </w:rPr>
-        <w:t xml:space="preserve">                prob += factor.getProbability(old_assignment);</w:t>
+        <w:t xml:space="preserve">for </w:t>
+      </w:r>
+      <w:proofErr w:type="spellStart"/>
+      <w:r>
+        <w:rPr>
+          <w:lang w:val="en-US"/>
+        </w:rPr>
+        <w:t>elim_val</w:t>
+      </w:r>
+      <w:proofErr w:type="spellEnd"/>
+      <w:r>
+        <w:rPr>
+          <w:lang w:val="en-US"/>
+        </w:rPr>
+        <w:t xml:space="preserve"> in domain:</w:t>
+      </w:r>
+    </w:p>
+    <w:p>
+      <w:pPr>
+        <w:pStyle w:val="af"/>
+        <w:rPr>
+          <w:lang w:val="en-US"/>
+        </w:rPr>
+      </w:pPr>
+      <w:r>
+        <w:rPr>
+          <w:lang w:val="en-US"/>
+        </w:rPr>
+        <w:t xml:space="preserve">                </w:t>
+      </w:r>
+      <w:proofErr w:type="spellStart"/>
+      <w:r>
+        <w:rPr>
+          <w:lang w:val="en-US"/>
+        </w:rPr>
+        <w:t>old_assignment</w:t>
+      </w:r>
+      <w:proofErr w:type="spellEnd"/>
+      <w:r>
+        <w:rPr>
+          <w:lang w:val="en-US"/>
+        </w:rPr>
+        <w:t xml:space="preserve"> = </w:t>
+      </w:r>
+      <w:proofErr w:type="spellStart"/>
+      <w:proofErr w:type="gramStart"/>
+      <w:r>
+        <w:rPr>
+          <w:lang w:val="en-US"/>
+        </w:rPr>
+        <w:t>assignment.copy</w:t>
+      </w:r>
+      <w:proofErr w:type="spellEnd"/>
+      <w:proofErr w:type="gramEnd"/>
+      <w:r>
+        <w:rPr>
+          <w:lang w:val="en-US"/>
+        </w:rPr>
+        <w:t>()</w:t>
+      </w:r>
+    </w:p>
+    <w:p>
+      <w:pPr>
+        <w:pStyle w:val="af"/>
+        <w:rPr>
+          <w:lang w:val="en-US"/>
+        </w:rPr>
+      </w:pPr>
+      <w:r>
+        <w:rPr>
+          <w:lang w:val="en-US"/>
+        </w:rPr>
+        <w:t xml:space="preserve">                </w:t>
+      </w:r>
+      <w:proofErr w:type="spellStart"/>
+      <w:r>
+        <w:rPr>
+          <w:lang w:val="en-US"/>
+        </w:rPr>
+        <w:t>old_assignment</w:t>
+      </w:r>
+      <w:proofErr w:type="spellEnd"/>
+      <w:r>
+        <w:rPr>
+          <w:lang w:val="en-US"/>
+        </w:rPr>
+        <w:t>[</w:t>
+      </w:r>
+      <w:proofErr w:type="spellStart"/>
+      <w:r>
+        <w:rPr>
+          <w:lang w:val="en-US"/>
+        </w:rPr>
+        <w:t>eliminationVariable</w:t>
+      </w:r>
+      <w:proofErr w:type="spellEnd"/>
+      <w:r>
+        <w:rPr>
+          <w:lang w:val="en-US"/>
+        </w:rPr>
+        <w:t xml:space="preserve">] = </w:t>
+      </w:r>
+      <w:proofErr w:type="spellStart"/>
+      <w:r>
+        <w:rPr>
+          <w:lang w:val="en-US"/>
+        </w:rPr>
+        <w:t>elim_val</w:t>
+      </w:r>
+      <w:proofErr w:type="spellEnd"/>
+      <w:r>
+        <w:rPr>
+          <w:lang w:val="en-US"/>
+        </w:rPr>
+        <w:t>;</w:t>
+      </w:r>
+    </w:p>
+    <w:p>
+      <w:pPr>
+        <w:pStyle w:val="af"/>
+        <w:rPr>
+          <w:lang w:val="en-US"/>
+        </w:rPr>
+      </w:pPr>
+      <w:r>
+        <w:rPr>
+          <w:lang w:val="en-US"/>
+        </w:rPr>
+        <w:t xml:space="preserve">                prob += </w:t>
+      </w:r>
+      <w:proofErr w:type="spellStart"/>
+      <w:proofErr w:type="gramStart"/>
+      <w:r>
+        <w:rPr>
+          <w:lang w:val="en-US"/>
+        </w:rPr>
+        <w:t>factor.getProbability</w:t>
+      </w:r>
+      <w:proofErr w:type="spellEnd"/>
+      <w:proofErr w:type="gramEnd"/>
+      <w:r>
+        <w:rPr>
+          <w:lang w:val="en-US"/>
+        </w:rPr>
+        <w:t>(</w:t>
+      </w:r>
+      <w:proofErr w:type="spellStart"/>
+      <w:r>
+        <w:rPr>
+          <w:lang w:val="en-US"/>
+        </w:rPr>
+        <w:t>old_assignment</w:t>
+      </w:r>
+      <w:proofErr w:type="spellEnd"/>
+      <w:r>
+        <w:rPr>
+          <w:lang w:val="en-US"/>
+        </w:rPr>
+        <w:t>);</w:t>
       </w:r>
     </w:p>
     <w:p>
@@ -3867,11 +5482,27 @@
       <w:r>
         <w:t xml:space="preserve">            </w:t>
       </w:r>
-      <w:r>
-        <w:rPr>
-          <w:lang w:val="en-US"/>
-        </w:rPr>
-        <w:t>new_factor.setProbability(assignment, prob)</w:t>
+      <w:proofErr w:type="spellStart"/>
+      <w:r>
+        <w:rPr>
+          <w:lang w:val="en-US"/>
+        </w:rPr>
+        <w:t>new_</w:t>
+      </w:r>
+      <w:proofErr w:type="gramStart"/>
+      <w:r>
+        <w:rPr>
+          <w:lang w:val="en-US"/>
+        </w:rPr>
+        <w:t>factor.setProbability</w:t>
+      </w:r>
+      <w:proofErr w:type="spellEnd"/>
+      <w:proofErr w:type="gramEnd"/>
+      <w:r>
+        <w:rPr>
+          <w:lang w:val="en-US"/>
+        </w:rPr>
+        <w:t>(assignment, prob)</w:t>
       </w:r>
     </w:p>
     <w:p>
@@ -3976,6 +5607,7 @@
       <w:r>
         <w:t xml:space="preserve">Рисунок 3.3 – Автооценивание функции </w:t>
       </w:r>
+      <w:proofErr w:type="spellStart"/>
       <w:r>
         <w:rPr>
           <w:rFonts w:ascii="Courier New" w:hAnsi="Courier New" w:cs="Courier New"/>
@@ -3984,6 +5616,7 @@
         </w:rPr>
         <w:t>eliminate</w:t>
       </w:r>
+      <w:proofErr w:type="spellEnd"/>
     </w:p>
     <w:p/>
     <w:p/>
@@ -4025,6 +5658,7 @@
       <w:r>
         <w:t xml:space="preserve"> </w:t>
       </w:r>
+      <w:proofErr w:type="spellStart"/>
       <w:r>
         <w:rPr>
           <w:rFonts w:ascii="Courier New" w:hAnsi="Courier New" w:cs="Courier New"/>
@@ -4033,6 +5667,7 @@
         </w:rPr>
         <w:t>inferenceByVariableElimination</w:t>
       </w:r>
+      <w:proofErr w:type="spellEnd"/>
       <w:r>
         <w:rPr>
           <w:rFonts w:ascii="Courier New" w:hAnsi="Courier New" w:cs="Courier New"/>
@@ -4084,6 +5719,8 @@
         </w:rPr>
         <w:t xml:space="preserve">def </w:t>
       </w:r>
+      <w:proofErr w:type="spellStart"/>
+      <w:proofErr w:type="gramStart"/>
       <w:r>
         <w:rPr>
           <w:b/>
@@ -4092,11 +5729,83 @@
         </w:rPr>
         <w:t>inferenceByVariableElimination</w:t>
       </w:r>
-      <w:r>
-        <w:rPr>
-          <w:lang w:val="en-US"/>
-        </w:rPr>
-        <w:t>(bayesNet: bn, queryVariables: List[str], evidenceDict: Dict, eliminationOrder: List[str]):</w:t>
+      <w:proofErr w:type="spellEnd"/>
+      <w:r>
+        <w:rPr>
+          <w:lang w:val="en-US"/>
+        </w:rPr>
+        <w:t>(</w:t>
+      </w:r>
+      <w:proofErr w:type="spellStart"/>
+      <w:proofErr w:type="gramEnd"/>
+      <w:r>
+        <w:rPr>
+          <w:lang w:val="en-US"/>
+        </w:rPr>
+        <w:t>bayesNet</w:t>
+      </w:r>
+      <w:proofErr w:type="spellEnd"/>
+      <w:r>
+        <w:rPr>
+          <w:lang w:val="en-US"/>
+        </w:rPr>
+        <w:t xml:space="preserve">: bn, </w:t>
+      </w:r>
+      <w:proofErr w:type="spellStart"/>
+      <w:r>
+        <w:rPr>
+          <w:lang w:val="en-US"/>
+        </w:rPr>
+        <w:t>queryVariables</w:t>
+      </w:r>
+      <w:proofErr w:type="spellEnd"/>
+      <w:r>
+        <w:rPr>
+          <w:lang w:val="en-US"/>
+        </w:rPr>
+        <w:t xml:space="preserve">: List[str], </w:t>
+      </w:r>
+      <w:proofErr w:type="spellStart"/>
+      <w:r>
+        <w:rPr>
+          <w:lang w:val="en-US"/>
+        </w:rPr>
+        <w:t>evidenceDict</w:t>
+      </w:r>
+      <w:proofErr w:type="spellEnd"/>
+      <w:r>
+        <w:rPr>
+          <w:lang w:val="en-US"/>
+        </w:rPr>
+        <w:t xml:space="preserve">: </w:t>
+      </w:r>
+      <w:proofErr w:type="spellStart"/>
+      <w:r>
+        <w:rPr>
+          <w:lang w:val="en-US"/>
+        </w:rPr>
+        <w:t>Dict</w:t>
+      </w:r>
+      <w:proofErr w:type="spellEnd"/>
+      <w:r>
+        <w:rPr>
+          <w:lang w:val="en-US"/>
+        </w:rPr>
+        <w:t xml:space="preserve">, </w:t>
+      </w:r>
+      <w:proofErr w:type="spellStart"/>
+      <w:r>
+        <w:rPr>
+          <w:lang w:val="en-US"/>
+        </w:rPr>
+        <w:t>eliminationOrder</w:t>
+      </w:r>
+      <w:proofErr w:type="spellEnd"/>
+      <w:r>
+        <w:rPr>
+          <w:lang w:val="en-US"/>
+        </w:rPr>
+        <w:t>: List[str]):</w:t>
       </w:r>
     </w:p>
     <w:p>
@@ -4115,12 +5824,14 @@
         <w:lastRenderedPageBreak/>
         <w:t xml:space="preserve">        </w:t>
       </w:r>
+      <w:proofErr w:type="spellStart"/>
       <w:r>
         <w:rPr>
           <w:lang w:val="en-US"/>
         </w:rPr>
         <w:t>joinFactorsByVariable</w:t>
       </w:r>
+      <w:proofErr w:type="spellEnd"/>
       <w:r>
         <w:rPr>
           <w:lang w:val="en-US"/>
@@ -4131,7 +5842,35 @@
         <w:rPr>
           <w:lang w:val="en-US"/>
         </w:rPr>
-        <w:t>= joinFactorsByVariableWithCallTracking(callTrackingList)</w:t>
+        <w:t xml:space="preserve">= </w:t>
+      </w:r>
+      <w:proofErr w:type="spellStart"/>
+      <w:r>
+        <w:rPr>
+          <w:lang w:val="en-US"/>
+        </w:rPr>
+        <w:t>joinFactorsByVariableWithCallTracking</w:t>
+      </w:r>
+      <w:proofErr w:type="spellEnd"/>
+      <w:r>
+        <w:rPr>
+          <w:lang w:val="en-US"/>
+        </w:rPr>
+        <w:t>(</w:t>
+      </w:r>
+      <w:proofErr w:type="spellStart"/>
+      <w:r>
+        <w:rPr>
+          <w:lang w:val="en-US"/>
+        </w:rPr>
+        <w:t>callTrackingList</w:t>
+      </w:r>
+      <w:proofErr w:type="spellEnd"/>
+      <w:r>
+        <w:rPr>
+          <w:lang w:val="en-US"/>
+        </w:rPr>
+        <w:t>)</w:t>
       </w:r>
     </w:p>
     <w:p>
@@ -4157,7 +5896,35 @@
         <w:rPr>
           <w:lang w:val="en-US"/>
         </w:rPr>
-        <w:t>= eliminateWithCallTracking(callTrackingList)</w:t>
+        <w:t xml:space="preserve">= </w:t>
+      </w:r>
+      <w:proofErr w:type="spellStart"/>
+      <w:r>
+        <w:rPr>
+          <w:lang w:val="en-US"/>
+        </w:rPr>
+        <w:t>eliminateWithCallTracking</w:t>
+      </w:r>
+      <w:proofErr w:type="spellEnd"/>
+      <w:r>
+        <w:rPr>
+          <w:lang w:val="en-US"/>
+        </w:rPr>
+        <w:t>(</w:t>
+      </w:r>
+      <w:proofErr w:type="spellStart"/>
+      <w:r>
+        <w:rPr>
+          <w:lang w:val="en-US"/>
+        </w:rPr>
+        <w:t>callTrackingList</w:t>
+      </w:r>
+      <w:proofErr w:type="spellEnd"/>
+      <w:r>
+        <w:rPr>
+          <w:lang w:val="en-US"/>
+        </w:rPr>
+        <w:t>)</w:t>
       </w:r>
     </w:p>
     <w:p>
@@ -4178,9 +5945,43 @@
         </w:rPr>
         <w:t xml:space="preserve">        </w:t>
       </w:r>
-      <w:r>
-        <w:t>if eliminationOrder is None: # установить произвольный порядок удаления, если задано None</w:t>
-      </w:r>
+      <w:proofErr w:type="spellStart"/>
+      <w:r>
+        <w:t>if</w:t>
+      </w:r>
+      <w:proofErr w:type="spellEnd"/>
+      <w:r>
+        <w:t xml:space="preserve"> </w:t>
+      </w:r>
+      <w:proofErr w:type="spellStart"/>
+      <w:r>
+        <w:t>eliminationOrder</w:t>
+      </w:r>
+      <w:proofErr w:type="spellEnd"/>
+      <w:r>
+        <w:t xml:space="preserve"> </w:t>
+      </w:r>
+      <w:proofErr w:type="spellStart"/>
+      <w:r>
+        <w:t>is</w:t>
+      </w:r>
+      <w:proofErr w:type="spellEnd"/>
+      <w:r>
+        <w:t xml:space="preserve"> </w:t>
+      </w:r>
+      <w:proofErr w:type="spellStart"/>
+      <w:r>
+        <w:t>None</w:t>
+      </w:r>
+      <w:proofErr w:type="spellEnd"/>
+      <w:r>
+        <w:t xml:space="preserve">: # установить произвольный порядок удаления, если задано </w:t>
+      </w:r>
+      <w:proofErr w:type="spellStart"/>
+      <w:r>
+        <w:t>None</w:t>
+      </w:r>
+      <w:proofErr w:type="spellEnd"/>
     </w:p>
     <w:p>
       <w:pPr>
@@ -4192,39 +5993,125 @@
       <w:r>
         <w:t xml:space="preserve">            </w:t>
       </w:r>
-      <w:r>
-        <w:rPr>
-          <w:lang w:val="en-US"/>
-        </w:rPr>
-        <w:t>eliminationVariables = bayesNet.variablesSet() - set(queryVariables) -\</w:t>
-      </w:r>
-    </w:p>
-    <w:p>
-      <w:pPr>
-        <w:pStyle w:val="af"/>
-        <w:rPr>
-          <w:lang w:val="en-US"/>
-        </w:rPr>
-      </w:pPr>
-      <w:r>
-        <w:rPr>
-          <w:lang w:val="en-US"/>
-        </w:rPr>
-        <w:t xml:space="preserve">                                   set(evidenceDict.keys())</w:t>
-      </w:r>
-    </w:p>
-    <w:p>
-      <w:pPr>
-        <w:pStyle w:val="af"/>
-        <w:rPr>
-          <w:lang w:val="en-US"/>
-        </w:rPr>
-      </w:pPr>
-      <w:r>
-        <w:rPr>
-          <w:lang w:val="en-US"/>
-        </w:rPr>
-        <w:t xml:space="preserve">            eliminationOrder = sorted(list(eliminationVariables))</w:t>
+      <w:proofErr w:type="spellStart"/>
+      <w:r>
+        <w:rPr>
+          <w:lang w:val="en-US"/>
+        </w:rPr>
+        <w:t>eliminationVariables</w:t>
+      </w:r>
+      <w:proofErr w:type="spellEnd"/>
+      <w:r>
+        <w:rPr>
+          <w:lang w:val="en-US"/>
+        </w:rPr>
+        <w:t xml:space="preserve"> = </w:t>
+      </w:r>
+      <w:proofErr w:type="spellStart"/>
+      <w:r>
+        <w:rPr>
+          <w:lang w:val="en-US"/>
+        </w:rPr>
+        <w:t>bayesNet.variablesSet</w:t>
+      </w:r>
+      <w:proofErr w:type="spellEnd"/>
+      <w:r>
+        <w:rPr>
+          <w:lang w:val="en-US"/>
+        </w:rPr>
+        <w:t>() - set(</w:t>
+      </w:r>
+      <w:proofErr w:type="spellStart"/>
+      <w:r>
+        <w:rPr>
+          <w:lang w:val="en-US"/>
+        </w:rPr>
+        <w:t>queryVariables</w:t>
+      </w:r>
+      <w:proofErr w:type="spellEnd"/>
+      <w:r>
+        <w:rPr>
+          <w:lang w:val="en-US"/>
+        </w:rPr>
+        <w:t>) -\</w:t>
+      </w:r>
+    </w:p>
+    <w:p>
+      <w:pPr>
+        <w:pStyle w:val="af"/>
+        <w:rPr>
+          <w:lang w:val="en-US"/>
+        </w:rPr>
+      </w:pPr>
+      <w:r>
+        <w:rPr>
+          <w:lang w:val="en-US"/>
+        </w:rPr>
+        <w:t xml:space="preserve">                                   </w:t>
+      </w:r>
+      <w:proofErr w:type="gramStart"/>
+      <w:r>
+        <w:rPr>
+          <w:lang w:val="en-US"/>
+        </w:rPr>
+        <w:t>set(</w:t>
+      </w:r>
+      <w:proofErr w:type="spellStart"/>
+      <w:proofErr w:type="gramEnd"/>
+      <w:r>
+        <w:rPr>
+          <w:lang w:val="en-US"/>
+        </w:rPr>
+        <w:t>evidenceDict.keys</w:t>
+      </w:r>
+      <w:proofErr w:type="spellEnd"/>
+      <w:r>
+        <w:rPr>
+          <w:lang w:val="en-US"/>
+        </w:rPr>
+        <w:t>())</w:t>
+      </w:r>
+    </w:p>
+    <w:p>
+      <w:pPr>
+        <w:pStyle w:val="af"/>
+        <w:rPr>
+          <w:lang w:val="en-US"/>
+        </w:rPr>
+      </w:pPr>
+      <w:r>
+        <w:rPr>
+          <w:lang w:val="en-US"/>
+        </w:rPr>
+        <w:t xml:space="preserve">            </w:t>
+      </w:r>
+      <w:proofErr w:type="spellStart"/>
+      <w:r>
+        <w:rPr>
+          <w:lang w:val="en-US"/>
+        </w:rPr>
+        <w:t>eliminationOrder</w:t>
+      </w:r>
+      <w:proofErr w:type="spellEnd"/>
+      <w:r>
+        <w:rPr>
+          <w:lang w:val="en-US"/>
+        </w:rPr>
+        <w:t xml:space="preserve"> = sorted(list(</w:t>
+      </w:r>
+      <w:proofErr w:type="spellStart"/>
+      <w:r>
+        <w:rPr>
+          <w:lang w:val="en-US"/>
+        </w:rPr>
+        <w:t>eliminationVariables</w:t>
+      </w:r>
+      <w:proofErr w:type="spellEnd"/>
+      <w:r>
+        <w:rPr>
+          <w:lang w:val="en-US"/>
+        </w:rPr>
+        <w:t>))</w:t>
       </w:r>
     </w:p>
     <w:p>
@@ -4283,7 +6170,31 @@
         <w:pStyle w:val="af"/>
       </w:pPr>
       <w:r>
-        <w:t xml:space="preserve">        factors = bayesNet.getAllCPTsWithEvidence(evidenceDict)</w:t>
+        <w:t xml:space="preserve">        </w:t>
+      </w:r>
+      <w:proofErr w:type="spellStart"/>
+      <w:r>
+        <w:t>factors</w:t>
+      </w:r>
+      <w:proofErr w:type="spellEnd"/>
+      <w:r>
+        <w:t xml:space="preserve"> = </w:t>
+      </w:r>
+      <w:proofErr w:type="spellStart"/>
+      <w:r>
+        <w:t>bayesNet.getAllCPTsWithEvidence</w:t>
+      </w:r>
+      <w:proofErr w:type="spellEnd"/>
+      <w:r>
+        <w:t>(</w:t>
+      </w:r>
+      <w:proofErr w:type="spellStart"/>
+      <w:r>
+        <w:t>evidenceDict</w:t>
+      </w:r>
+      <w:proofErr w:type="spellEnd"/>
+      <w:r>
+        <w:t>)</w:t>
       </w:r>
     </w:p>
     <w:p>
@@ -4310,9 +6221,11 @@
       <w:r>
         <w:t xml:space="preserve"> </w:t>
       </w:r>
+      <w:proofErr w:type="spellStart"/>
       <w:r>
         <w:t>исклюаемых</w:t>
       </w:r>
+      <w:proofErr w:type="spellEnd"/>
       <w:r>
         <w:t xml:space="preserve"> </w:t>
       </w:r>
@@ -4339,8 +6252,37 @@
       <w:r>
         <w:t xml:space="preserve">        </w:t>
       </w:r>
-      <w:r>
-        <w:t>for var in eliminationOrder:</w:t>
+      <w:proofErr w:type="spellStart"/>
+      <w:r>
+        <w:t>for</w:t>
+      </w:r>
+      <w:proofErr w:type="spellEnd"/>
+      <w:r>
+        <w:t xml:space="preserve"> </w:t>
+      </w:r>
+      <w:proofErr w:type="spellStart"/>
+      <w:r>
+        <w:t>var</w:t>
+      </w:r>
+      <w:proofErr w:type="spellEnd"/>
+      <w:r>
+        <w:t xml:space="preserve"> </w:t>
+      </w:r>
+      <w:proofErr w:type="spellStart"/>
+      <w:r>
+        <w:t>in</w:t>
+      </w:r>
+      <w:proofErr w:type="spellEnd"/>
+      <w:r>
+        <w:t xml:space="preserve"> </w:t>
+      </w:r>
+      <w:proofErr w:type="spellStart"/>
+      <w:r>
+        <w:t>eliminationOrder</w:t>
+      </w:r>
+      <w:proofErr w:type="spellEnd"/>
+      <w:r>
+        <w:t>:</w:t>
       </w:r>
     </w:p>
     <w:p>
@@ -4365,7 +6307,43 @@
         <w:rPr>
           <w:lang w:val="en-US"/>
         </w:rPr>
-        <w:t>factors, joinedFactor = joinFactorsByVariable(factors, var)</w:t>
+        <w:t xml:space="preserve">factors, </w:t>
+      </w:r>
+      <w:proofErr w:type="spellStart"/>
+      <w:r>
+        <w:rPr>
+          <w:lang w:val="en-US"/>
+        </w:rPr>
+        <w:t>joinedFactor</w:t>
+      </w:r>
+      <w:proofErr w:type="spellEnd"/>
+      <w:r>
+        <w:rPr>
+          <w:lang w:val="en-US"/>
+        </w:rPr>
+        <w:t xml:space="preserve"> = </w:t>
+      </w:r>
+      <w:proofErr w:type="spellStart"/>
+      <w:proofErr w:type="gramStart"/>
+      <w:r>
+        <w:rPr>
+          <w:lang w:val="en-US"/>
+        </w:rPr>
+        <w:t>joinFactorsByVariable</w:t>
+      </w:r>
+      <w:proofErr w:type="spellEnd"/>
+      <w:r>
+        <w:rPr>
+          <w:lang w:val="en-US"/>
+        </w:rPr>
+        <w:t>(</w:t>
+      </w:r>
+      <w:proofErr w:type="gramEnd"/>
+      <w:r>
+        <w:rPr>
+          <w:lang w:val="en-US"/>
+        </w:rPr>
+        <w:t>factors, var)</w:t>
       </w:r>
     </w:p>
     <w:p>
@@ -4404,21 +6382,89 @@
         <w:rPr>
           <w:lang w:val="en-US"/>
         </w:rPr>
-        <w:t>if len(joinedFactor.unconditionedVariables()) &gt; 1:</w:t>
-      </w:r>
-    </w:p>
-    <w:p>
-      <w:pPr>
-        <w:pStyle w:val="af"/>
-        <w:rPr>
-          <w:lang w:val="en-US"/>
-        </w:rPr>
-      </w:pPr>
-      <w:r>
-        <w:rPr>
-          <w:lang w:val="en-US"/>
-        </w:rPr>
-        <w:t xml:space="preserve">                factors.append(eliminate(joinedFactor, var))</w:t>
+        <w:t xml:space="preserve">if </w:t>
+      </w:r>
+      <w:proofErr w:type="spellStart"/>
+      <w:proofErr w:type="gramStart"/>
+      <w:r>
+        <w:rPr>
+          <w:lang w:val="en-US"/>
+        </w:rPr>
+        <w:t>len</w:t>
+      </w:r>
+      <w:proofErr w:type="spellEnd"/>
+      <w:r>
+        <w:rPr>
+          <w:lang w:val="en-US"/>
+        </w:rPr>
+        <w:t>(</w:t>
+      </w:r>
+      <w:proofErr w:type="spellStart"/>
+      <w:proofErr w:type="gramEnd"/>
+      <w:r>
+        <w:rPr>
+          <w:lang w:val="en-US"/>
+        </w:rPr>
+        <w:t>joinedFactor.unconditionedVariables</w:t>
+      </w:r>
+      <w:proofErr w:type="spellEnd"/>
+      <w:r>
+        <w:rPr>
+          <w:lang w:val="en-US"/>
+        </w:rPr>
+        <w:t>()) &gt; 1:</w:t>
+      </w:r>
+    </w:p>
+    <w:p>
+      <w:pPr>
+        <w:pStyle w:val="af"/>
+        <w:rPr>
+          <w:lang w:val="en-US"/>
+        </w:rPr>
+      </w:pPr>
+      <w:r>
+        <w:rPr>
+          <w:lang w:val="en-US"/>
+        </w:rPr>
+        <w:t xml:space="preserve">                </w:t>
+      </w:r>
+      <w:proofErr w:type="spellStart"/>
+      <w:proofErr w:type="gramStart"/>
+      <w:r>
+        <w:rPr>
+          <w:lang w:val="en-US"/>
+        </w:rPr>
+        <w:t>factors.append</w:t>
+      </w:r>
+      <w:proofErr w:type="spellEnd"/>
+      <w:proofErr w:type="gramEnd"/>
+      <w:r>
+        <w:rPr>
+          <w:lang w:val="en-US"/>
+        </w:rPr>
+        <w:t>(</w:t>
+      </w:r>
+      <w:proofErr w:type="gramStart"/>
+      <w:r>
+        <w:rPr>
+          <w:lang w:val="en-US"/>
+        </w:rPr>
+        <w:t>eliminate(</w:t>
+      </w:r>
+      <w:proofErr w:type="spellStart"/>
+      <w:proofErr w:type="gramEnd"/>
+      <w:r>
+        <w:rPr>
+          <w:lang w:val="en-US"/>
+        </w:rPr>
+        <w:t>joinedFactor</w:t>
+      </w:r>
+      <w:proofErr w:type="spellEnd"/>
+      <w:r>
+        <w:rPr>
+          <w:lang w:val="en-US"/>
+        </w:rPr>
+        <w:t>, var))</w:t>
       </w:r>
     </w:p>
     <w:p>
@@ -4475,7 +6521,35 @@
         <w:rPr>
           <w:lang w:val="en-US"/>
         </w:rPr>
-        <w:t xml:space="preserve">        finalFactor = joinFactors(factors)</w:t>
+        <w:t xml:space="preserve">        </w:t>
+      </w:r>
+      <w:proofErr w:type="spellStart"/>
+      <w:r>
+        <w:rPr>
+          <w:lang w:val="en-US"/>
+        </w:rPr>
+        <w:t>finalFactor</w:t>
+      </w:r>
+      <w:proofErr w:type="spellEnd"/>
+      <w:r>
+        <w:rPr>
+          <w:lang w:val="en-US"/>
+        </w:rPr>
+        <w:t xml:space="preserve"> = </w:t>
+      </w:r>
+      <w:proofErr w:type="spellStart"/>
+      <w:r>
+        <w:rPr>
+          <w:lang w:val="en-US"/>
+        </w:rPr>
+        <w:t>joinFactors</w:t>
+      </w:r>
+      <w:proofErr w:type="spellEnd"/>
+      <w:r>
+        <w:rPr>
+          <w:lang w:val="en-US"/>
+        </w:rPr>
+        <w:t>(factors)</w:t>
       </w:r>
     </w:p>
     <w:p>
@@ -4528,7 +6602,31 @@
         <w:pStyle w:val="af"/>
       </w:pPr>
       <w:r>
-        <w:t xml:space="preserve">        return normalize(finalFactor)</w:t>
+        <w:t xml:space="preserve">        </w:t>
+      </w:r>
+      <w:proofErr w:type="spellStart"/>
+      <w:r>
+        <w:t>return</w:t>
+      </w:r>
+      <w:proofErr w:type="spellEnd"/>
+      <w:r>
+        <w:t xml:space="preserve"> </w:t>
+      </w:r>
+      <w:proofErr w:type="spellStart"/>
+      <w:r>
+        <w:t>normalize</w:t>
+      </w:r>
+      <w:proofErr w:type="spellEnd"/>
+      <w:r>
+        <w:t>(</w:t>
+      </w:r>
+      <w:proofErr w:type="spellStart"/>
+      <w:r>
+        <w:t>finalFactor</w:t>
+      </w:r>
+      <w:proofErr w:type="spellEnd"/>
+      <w:r>
+        <w:t>)</w:t>
       </w:r>
     </w:p>
     <w:p/>
@@ -4601,6 +6699,7 @@
       <w:r>
         <w:t xml:space="preserve"> Автооценивание функции </w:t>
       </w:r>
+      <w:proofErr w:type="spellStart"/>
       <w:r>
         <w:rPr>
           <w:rFonts w:ascii="Courier New" w:hAnsi="Courier New" w:cs="Courier New"/>
@@ -4609,6 +6708,7 @@
         </w:rPr>
         <w:t>inferenceByVariableElimination</w:t>
       </w:r>
+      <w:proofErr w:type="spellEnd"/>
     </w:p>
     <w:p/>
     <w:p/>
@@ -4632,6 +6732,7 @@
       <w:r>
         <w:t xml:space="preserve">Был открыт класс </w:t>
       </w:r>
+      <w:proofErr w:type="spellStart"/>
       <w:r>
         <w:rPr>
           <w:rFonts w:ascii="Courier New" w:hAnsi="Courier New" w:cs="Courier New"/>
@@ -4641,6 +6742,7 @@
         </w:rPr>
         <w:t>DiscreteDistribution</w:t>
       </w:r>
+      <w:proofErr w:type="spellEnd"/>
       <w:r>
         <w:t xml:space="preserve">, определенный в </w:t>
       </w:r>
@@ -4653,12 +6755,14 @@
       <w:r>
         <w:t>.</w:t>
       </w:r>
+      <w:proofErr w:type="spellStart"/>
       <w:r>
         <w:rPr>
           <w:lang w:val="en-US"/>
         </w:rPr>
         <w:t>py</w:t>
       </w:r>
+      <w:proofErr w:type="spellEnd"/>
       <w:r>
         <w:t xml:space="preserve"> и использующийся для работы с дискретными распределениями. В нём были определены метод</w:t>
       </w:r>
@@ -4733,9 +6837,15 @@
       <w:pPr>
         <w:pStyle w:val="af"/>
       </w:pPr>
-      <w:r>
-        <w:t xml:space="preserve">def </w:t>
-      </w:r>
+      <w:proofErr w:type="spellStart"/>
+      <w:r>
+        <w:t>def</w:t>
+      </w:r>
+      <w:proofErr w:type="spellEnd"/>
+      <w:r>
+        <w:t xml:space="preserve"> </w:t>
+      </w:r>
+      <w:proofErr w:type="spellStart"/>
       <w:r>
         <w:rPr>
           <w:b/>
@@ -4743,8 +6853,17 @@
         </w:rPr>
         <w:t>normalize</w:t>
       </w:r>
-      <w:r>
-        <w:t>(self):</w:t>
+      <w:proofErr w:type="spellEnd"/>
+      <w:r>
+        <w:t>(</w:t>
+      </w:r>
+      <w:proofErr w:type="spellStart"/>
+      <w:r>
+        <w:t>self</w:t>
+      </w:r>
+      <w:proofErr w:type="spellEnd"/>
+      <w:r>
+        <w:t>):</w:t>
       </w:r>
     </w:p>
     <w:p>
@@ -4760,7 +6879,25 @@
         <w:pStyle w:val="af"/>
       </w:pPr>
       <w:r>
-        <w:t xml:space="preserve">        summa = self.total()</w:t>
+        <w:t xml:space="preserve">        </w:t>
+      </w:r>
+      <w:proofErr w:type="spellStart"/>
+      <w:r>
+        <w:t>summa</w:t>
+      </w:r>
+      <w:proofErr w:type="spellEnd"/>
+      <w:r>
+        <w:t xml:space="preserve"> = </w:t>
+      </w:r>
+      <w:proofErr w:type="spellStart"/>
+      <w:proofErr w:type="gramStart"/>
+      <w:r>
+        <w:t>self.total</w:t>
+      </w:r>
+      <w:proofErr w:type="spellEnd"/>
+      <w:proofErr w:type="gramEnd"/>
+      <w:r>
+        <w:t>()</w:t>
       </w:r>
     </w:p>
     <w:p>
@@ -4859,11 +6996,19 @@
         </w:rPr>
         <w:t xml:space="preserve">            </w:t>
       </w:r>
-      <w:r>
-        <w:rPr>
-          <w:lang w:val="en-US"/>
-        </w:rPr>
-        <w:t>self[key] /= summa</w:t>
+      <w:proofErr w:type="spellStart"/>
+      <w:r>
+        <w:rPr>
+          <w:lang w:val="en-US"/>
+        </w:rPr>
+        <w:t>self</w:t>
+      </w:r>
+      <w:proofErr w:type="spellEnd"/>
+      <w:r>
+        <w:rPr>
+          <w:lang w:val="en-US"/>
+        </w:rPr>
+        <w:t>[key] /= summa</w:t>
       </w:r>
     </w:p>
     <w:p>
@@ -4931,73 +7076,107 @@
         <w:pStyle w:val="af"/>
       </w:pPr>
       <w:r>
-        <w:t xml:space="preserve">        summa = self.total()</w:t>
-      </w:r>
-    </w:p>
-    <w:p>
-      <w:pPr>
-        <w:pStyle w:val="af"/>
-      </w:pPr>
-      <w:r>
-        <w:t xml:space="preserve">        # if total_prob == 0:</w:t>
-      </w:r>
-    </w:p>
-    <w:p>
-      <w:pPr>
-        <w:pStyle w:val="af"/>
-      </w:pPr>
-      <w:r>
-        <w:t xml:space="preserve">        #     return None</w:t>
-      </w:r>
-    </w:p>
-    <w:p>
-      <w:pPr>
-        <w:pStyle w:val="af"/>
-      </w:pPr>
-    </w:p>
-    <w:p>
-      <w:pPr>
-        <w:pStyle w:val="af"/>
-      </w:pPr>
-      <w:r>
-        <w:t xml:space="preserve">        # генерация случайного числа на отрезке [0, summa]</w:t>
-      </w:r>
-    </w:p>
-    <w:p>
-      <w:pPr>
-        <w:pStyle w:val="af"/>
-        <w:rPr>
-          <w:lang w:val="en-US"/>
-        </w:rPr>
-      </w:pPr>
-      <w:r>
         <w:t xml:space="preserve">        </w:t>
       </w:r>
-      <w:r>
-        <w:rPr>
-          <w:lang w:val="en-US"/>
-        </w:rPr>
-        <w:t>rand_value = random.uniform(0, summa)</w:t>
-      </w:r>
-    </w:p>
-    <w:p>
-      <w:pPr>
-        <w:pStyle w:val="af"/>
-        <w:rPr>
-          <w:lang w:val="en-US"/>
-        </w:rPr>
-      </w:pPr>
-    </w:p>
-    <w:p>
-      <w:pPr>
-        <w:pStyle w:val="af"/>
-      </w:pPr>
-      <w:r>
-        <w:rPr>
-          <w:lang w:val="en-US"/>
-        </w:rPr>
+      <w:proofErr w:type="spellStart"/>
+      <w:r>
+        <w:t>summa</w:t>
+      </w:r>
+      <w:proofErr w:type="spellEnd"/>
+      <w:r>
+        <w:t xml:space="preserve"> = </w:t>
+      </w:r>
+      <w:proofErr w:type="spellStart"/>
+      <w:proofErr w:type="gramStart"/>
+      <w:r>
+        <w:t>self.total</w:t>
+      </w:r>
+      <w:proofErr w:type="spellEnd"/>
+      <w:proofErr w:type="gramEnd"/>
+      <w:r>
+        <w:t>()</w:t>
+      </w:r>
+    </w:p>
+    <w:p>
+      <w:pPr>
+        <w:pStyle w:val="af"/>
+      </w:pPr>
+    </w:p>
+    <w:p>
+      <w:pPr>
+        <w:pStyle w:val="af"/>
+      </w:pPr>
+      <w:r>
+        <w:t xml:space="preserve">        # генерация случайного числа на отрезке [0, </w:t>
+      </w:r>
+      <w:proofErr w:type="spellStart"/>
+      <w:r>
+        <w:t>summa</w:t>
+      </w:r>
+      <w:proofErr w:type="spellEnd"/>
+      <w:r>
+        <w:t>]</w:t>
+      </w:r>
+    </w:p>
+    <w:p>
+      <w:pPr>
+        <w:pStyle w:val="af"/>
+        <w:rPr>
+          <w:lang w:val="en-US"/>
+        </w:rPr>
+      </w:pPr>
+      <w:r>
         <w:t xml:space="preserve">        </w:t>
       </w:r>
+      <w:proofErr w:type="spellStart"/>
+      <w:r>
+        <w:rPr>
+          <w:lang w:val="en-US"/>
+        </w:rPr>
+        <w:t>rand_value</w:t>
+      </w:r>
+      <w:proofErr w:type="spellEnd"/>
+      <w:r>
+        <w:rPr>
+          <w:lang w:val="en-US"/>
+        </w:rPr>
+        <w:t xml:space="preserve"> = </w:t>
+      </w:r>
+      <w:proofErr w:type="spellStart"/>
+      <w:proofErr w:type="gramStart"/>
+      <w:r>
+        <w:rPr>
+          <w:lang w:val="en-US"/>
+        </w:rPr>
+        <w:t>random.uniform</w:t>
+      </w:r>
+      <w:proofErr w:type="spellEnd"/>
+      <w:proofErr w:type="gramEnd"/>
+      <w:r>
+        <w:rPr>
+          <w:lang w:val="en-US"/>
+        </w:rPr>
+        <w:t>(0, summa)</w:t>
+      </w:r>
+    </w:p>
+    <w:p>
+      <w:pPr>
+        <w:pStyle w:val="af"/>
+        <w:rPr>
+          <w:lang w:val="en-US"/>
+        </w:rPr>
+      </w:pPr>
+    </w:p>
+    <w:p>
+      <w:pPr>
+        <w:pStyle w:val="af"/>
+      </w:pPr>
+      <w:r>
+        <w:rPr>
+          <w:lang w:val="en-US"/>
+        </w:rPr>
+        <w:t xml:space="preserve">        </w:t>
+      </w:r>
       <w:r>
         <w:t># накопление вероятности</w:t>
       </w:r>
@@ -5007,7 +7186,15 @@
         <w:pStyle w:val="af"/>
       </w:pPr>
       <w:r>
-        <w:t xml:space="preserve">        prob_summa = 0.0</w:t>
+        <w:t xml:space="preserve">        </w:t>
+      </w:r>
+      <w:proofErr w:type="spellStart"/>
+      <w:r>
+        <w:t>prob_summa</w:t>
+      </w:r>
+      <w:proofErr w:type="spellEnd"/>
+      <w:r>
+        <w:t xml:space="preserve"> = 0.0</w:t>
       </w:r>
     </w:p>
     <w:p>
@@ -5037,7 +7224,23 @@
         <w:rPr>
           <w:lang w:val="en-US"/>
         </w:rPr>
-        <w:t>for key, prob in self.items():</w:t>
+        <w:t xml:space="preserve">for key, prob in </w:t>
+      </w:r>
+      <w:proofErr w:type="spellStart"/>
+      <w:proofErr w:type="gramStart"/>
+      <w:r>
+        <w:rPr>
+          <w:lang w:val="en-US"/>
+        </w:rPr>
+        <w:t>self.items</w:t>
+      </w:r>
+      <w:proofErr w:type="spellEnd"/>
+      <w:proofErr w:type="gramEnd"/>
+      <w:r>
+        <w:rPr>
+          <w:lang w:val="en-US"/>
+        </w:rPr>
+        <w:t>():</w:t>
       </w:r>
     </w:p>
     <w:p>
@@ -5050,22 +7253,37 @@
         </w:rPr>
         <w:t xml:space="preserve">            </w:t>
       </w:r>
-      <w:r>
-        <w:t>prob_summa += prob</w:t>
-      </w:r>
-    </w:p>
-    <w:p>
-      <w:pPr>
-        <w:pStyle w:val="af"/>
-      </w:pPr>
-    </w:p>
-    <w:p>
-      <w:pPr>
-        <w:pStyle w:val="af"/>
-      </w:pPr>
-      <w:r>
-        <w:t xml:space="preserve">            # случайное число попало в интервал, соответствующий key</w:t>
-      </w:r>
+      <w:proofErr w:type="spellStart"/>
+      <w:r>
+        <w:t>prob_summa</w:t>
+      </w:r>
+      <w:proofErr w:type="spellEnd"/>
+      <w:r>
+        <w:t xml:space="preserve"> += </w:t>
+      </w:r>
+      <w:proofErr w:type="spellStart"/>
+      <w:r>
+        <w:t>prob</w:t>
+      </w:r>
+      <w:proofErr w:type="spellEnd"/>
+    </w:p>
+    <w:p>
+      <w:pPr>
+        <w:pStyle w:val="af"/>
+      </w:pPr>
+    </w:p>
+    <w:p>
+      <w:pPr>
+        <w:pStyle w:val="af"/>
+      </w:pPr>
+      <w:r>
+        <w:t xml:space="preserve">            # случайное число попало в интервал, соответствующий </w:t>
+      </w:r>
+      <w:proofErr w:type="spellStart"/>
+      <w:r>
+        <w:t>key</w:t>
+      </w:r>
+      <w:proofErr w:type="spellEnd"/>
     </w:p>
     <w:p>
       <w:pPr>
@@ -5081,7 +7299,35 @@
         <w:rPr>
           <w:lang w:val="en-US"/>
         </w:rPr>
-        <w:t>if rand_value &lt;= prob_summa:</w:t>
+        <w:t xml:space="preserve">if </w:t>
+      </w:r>
+      <w:proofErr w:type="spellStart"/>
+      <w:r>
+        <w:rPr>
+          <w:lang w:val="en-US"/>
+        </w:rPr>
+        <w:t>rand_value</w:t>
+      </w:r>
+      <w:proofErr w:type="spellEnd"/>
+      <w:r>
+        <w:rPr>
+          <w:lang w:val="en-US"/>
+        </w:rPr>
+        <w:t xml:space="preserve"> &lt;= </w:t>
+      </w:r>
+      <w:proofErr w:type="spellStart"/>
+      <w:r>
+        <w:rPr>
+          <w:lang w:val="en-US"/>
+        </w:rPr>
+        <w:t>prob_summa</w:t>
+      </w:r>
+      <w:proofErr w:type="spellEnd"/>
+      <w:r>
+        <w:rPr>
+          <w:lang w:val="en-US"/>
+        </w:rPr>
+        <w:t>:</w:t>
       </w:r>
     </w:p>
     <w:p>
@@ -5094,9 +7340,19 @@
         </w:rPr>
         <w:t xml:space="preserve">                </w:t>
       </w:r>
-      <w:r>
-        <w:t>return key</w:t>
-      </w:r>
+      <w:proofErr w:type="spellStart"/>
+      <w:r>
+        <w:t>return</w:t>
+      </w:r>
+      <w:proofErr w:type="spellEnd"/>
+      <w:r>
+        <w:t xml:space="preserve"> </w:t>
+      </w:r>
+      <w:proofErr w:type="spellStart"/>
+      <w:r>
+        <w:t>key</w:t>
+      </w:r>
+      <w:proofErr w:type="spellEnd"/>
     </w:p>
     <w:p/>
     <w:p>
@@ -5104,7 +7360,15 @@
         <w:t xml:space="preserve">Правильность реализации методов была проверена путём запуска </w:t>
       </w:r>
       <w:r>
-        <w:t>Python doctests,</w:t>
+        <w:t xml:space="preserve">Python </w:t>
+      </w:r>
+      <w:proofErr w:type="spellStart"/>
+      <w:r>
+        <w:t>doctests</w:t>
+      </w:r>
+      <w:proofErr w:type="spellEnd"/>
+      <w:r>
+        <w:t>,</w:t>
       </w:r>
       <w:r>
         <w:t xml:space="preserve"> вшитых в комментарии написанных методов (рисунок </w:t>
@@ -5211,6 +7475,7 @@
       <w:r>
         <w:t xml:space="preserve">Затем в том же файле был открыт класс </w:t>
       </w:r>
+      <w:proofErr w:type="spellStart"/>
       <w:r>
         <w:rPr>
           <w:rFonts w:ascii="Courier New" w:hAnsi="Courier New" w:cs="Courier New"/>
@@ -5219,6 +7484,7 @@
         </w:rPr>
         <w:t>InferenceModule</w:t>
       </w:r>
+      <w:proofErr w:type="spellEnd"/>
       <w:r>
         <w:rPr>
           <w:sz w:val="24"/>
@@ -5229,6 +7495,7 @@
       <w:r>
         <w:t xml:space="preserve">и реализован его метод </w:t>
       </w:r>
+      <w:proofErr w:type="spellStart"/>
       <w:r>
         <w:rPr>
           <w:rFonts w:ascii="Courier New" w:hAnsi="Courier New" w:cs="Courier New"/>
@@ -5237,6 +7504,7 @@
         </w:rPr>
         <w:t>getObservationProb</w:t>
       </w:r>
+      <w:proofErr w:type="spellEnd"/>
       <w:r>
         <w:rPr>
           <w:sz w:val="24"/>
@@ -5245,17 +7513,17 @@
         <w:t xml:space="preserve"> </w:t>
       </w:r>
       <w:r>
-        <w:t xml:space="preserve">(листинг 3.5.2). Метод принимает на вход </w:t>
+        <w:t>(листинг 3.5.2). Метод принимает на вход наблюдени</w:t>
+      </w:r>
+      <w:r>
+        <w:t>е (предположительное расстояние до призрака)</w:t>
+      </w:r>
+      <w:r>
+        <w:t xml:space="preserve">, позицию Пакмана и </w:t>
       </w:r>
       <w:r>
         <w:lastRenderedPageBreak/>
-        <w:t>наблюдени</w:t>
-      </w:r>
-      <w:r>
-        <w:t>е (предположительное расстояние до призрака)</w:t>
-      </w:r>
-      <w:r>
-        <w:t>, позицию Пакмана и призрак</w:t>
+        <w:t>призрак</w:t>
       </w:r>
       <w:r>
         <w:t>а. Затем он высчитывает реальное расстояние и вычисляет, насколько правдоподобны показания радара</w:t>
@@ -5298,6 +7566,8 @@
         </w:rPr>
         <w:t xml:space="preserve">def </w:t>
       </w:r>
+      <w:proofErr w:type="spellStart"/>
+      <w:proofErr w:type="gramStart"/>
       <w:r>
         <w:rPr>
           <w:b/>
@@ -5306,11 +7576,75 @@
         </w:rPr>
         <w:t>getObservationProb</w:t>
       </w:r>
-      <w:r>
-        <w:rPr>
-          <w:lang w:val="en-US"/>
-        </w:rPr>
-        <w:t>(self, noisyDistance: int, pacmanPosition: Tuple, ghostPosition: Tuple, jailPosition: Tuple):</w:t>
+      <w:proofErr w:type="spellEnd"/>
+      <w:r>
+        <w:rPr>
+          <w:lang w:val="en-US"/>
+        </w:rPr>
+        <w:t>(</w:t>
+      </w:r>
+      <w:proofErr w:type="gramEnd"/>
+      <w:r>
+        <w:rPr>
+          <w:lang w:val="en-US"/>
+        </w:rPr>
+        <w:t xml:space="preserve">self, </w:t>
+      </w:r>
+      <w:proofErr w:type="spellStart"/>
+      <w:r>
+        <w:rPr>
+          <w:lang w:val="en-US"/>
+        </w:rPr>
+        <w:t>noisyDistance</w:t>
+      </w:r>
+      <w:proofErr w:type="spellEnd"/>
+      <w:r>
+        <w:rPr>
+          <w:lang w:val="en-US"/>
+        </w:rPr>
+        <w:t xml:space="preserve">: int, </w:t>
+      </w:r>
+      <w:proofErr w:type="spellStart"/>
+      <w:r>
+        <w:rPr>
+          <w:lang w:val="en-US"/>
+        </w:rPr>
+        <w:t>pacmanPosition</w:t>
+      </w:r>
+      <w:proofErr w:type="spellEnd"/>
+      <w:r>
+        <w:rPr>
+          <w:lang w:val="en-US"/>
+        </w:rPr>
+        <w:t xml:space="preserve">: Tuple, </w:t>
+      </w:r>
+      <w:proofErr w:type="spellStart"/>
+      <w:r>
+        <w:rPr>
+          <w:lang w:val="en-US"/>
+        </w:rPr>
+        <w:t>ghostPosition</w:t>
+      </w:r>
+      <w:proofErr w:type="spellEnd"/>
+      <w:r>
+        <w:rPr>
+          <w:lang w:val="en-US"/>
+        </w:rPr>
+        <w:t xml:space="preserve">: Tuple, </w:t>
+      </w:r>
+      <w:proofErr w:type="spellStart"/>
+      <w:r>
+        <w:rPr>
+          <w:lang w:val="en-US"/>
+        </w:rPr>
+        <w:t>jailPosition</w:t>
+      </w:r>
+      <w:proofErr w:type="spellEnd"/>
+      <w:r>
+        <w:rPr>
+          <w:lang w:val="en-US"/>
+        </w:rPr>
+        <w:t>: Tuple):</w:t>
       </w:r>
     </w:p>
     <w:p>
@@ -5356,7 +7690,57 @@
         <w:rPr>
           <w:lang w:val="en-US"/>
         </w:rPr>
-        <w:t xml:space="preserve"> P(noisyDistance | pacmanPosition, ghostPosition).</w:t>
+        <w:t xml:space="preserve"> </w:t>
+      </w:r>
+      <w:proofErr w:type="gramStart"/>
+      <w:r>
+        <w:rPr>
+          <w:lang w:val="en-US"/>
+        </w:rPr>
+        <w:t>P(</w:t>
+      </w:r>
+      <w:proofErr w:type="spellStart"/>
+      <w:proofErr w:type="gramEnd"/>
+      <w:r>
+        <w:rPr>
+          <w:lang w:val="en-US"/>
+        </w:rPr>
+        <w:t>noisyDistance</w:t>
+      </w:r>
+      <w:proofErr w:type="spellEnd"/>
+      <w:r>
+        <w:rPr>
+          <w:lang w:val="en-US"/>
+        </w:rPr>
+        <w:t xml:space="preserve"> | </w:t>
+      </w:r>
+      <w:proofErr w:type="spellStart"/>
+      <w:r>
+        <w:rPr>
+          <w:lang w:val="en-US"/>
+        </w:rPr>
+        <w:t>pacmanPosition</w:t>
+      </w:r>
+      <w:proofErr w:type="spellEnd"/>
+      <w:r>
+        <w:rPr>
+          <w:lang w:val="en-US"/>
+        </w:rPr>
+        <w:t xml:space="preserve">, </w:t>
+      </w:r>
+      <w:proofErr w:type="spellStart"/>
+      <w:r>
+        <w:rPr>
+          <w:lang w:val="en-US"/>
+        </w:rPr>
+        <w:t>ghostPosition</w:t>
+      </w:r>
+      <w:proofErr w:type="spellEnd"/>
+      <w:r>
+        <w:rPr>
+          <w:lang w:val="en-US"/>
+        </w:rPr>
+        <w:t>).</w:t>
       </w:r>
     </w:p>
     <w:p>
@@ -5427,21 +7811,63 @@
         <w:rPr>
           <w:lang w:val="en-US"/>
         </w:rPr>
-        <w:t>if ghostPosition == jailPosition:</w:t>
-      </w:r>
-    </w:p>
-    <w:p>
-      <w:pPr>
-        <w:pStyle w:val="af"/>
-        <w:rPr>
-          <w:lang w:val="en-US"/>
-        </w:rPr>
-      </w:pPr>
-      <w:r>
-        <w:rPr>
-          <w:lang w:val="en-US"/>
-        </w:rPr>
-        <w:t xml:space="preserve">            return 1.0 if noisyDistance is None else 0.0</w:t>
+        <w:t xml:space="preserve">if </w:t>
+      </w:r>
+      <w:proofErr w:type="spellStart"/>
+      <w:r>
+        <w:rPr>
+          <w:lang w:val="en-US"/>
+        </w:rPr>
+        <w:t>ghostPosition</w:t>
+      </w:r>
+      <w:proofErr w:type="spellEnd"/>
+      <w:r>
+        <w:rPr>
+          <w:lang w:val="en-US"/>
+        </w:rPr>
+        <w:t xml:space="preserve"> == </w:t>
+      </w:r>
+      <w:proofErr w:type="spellStart"/>
+      <w:r>
+        <w:rPr>
+          <w:lang w:val="en-US"/>
+        </w:rPr>
+        <w:t>jailPosition</w:t>
+      </w:r>
+      <w:proofErr w:type="spellEnd"/>
+      <w:r>
+        <w:rPr>
+          <w:lang w:val="en-US"/>
+        </w:rPr>
+        <w:t>:</w:t>
+      </w:r>
+    </w:p>
+    <w:p>
+      <w:pPr>
+        <w:pStyle w:val="af"/>
+        <w:rPr>
+          <w:lang w:val="en-US"/>
+        </w:rPr>
+      </w:pPr>
+      <w:r>
+        <w:rPr>
+          <w:lang w:val="en-US"/>
+        </w:rPr>
+        <w:t xml:space="preserve">            return 1.0 if </w:t>
+      </w:r>
+      <w:proofErr w:type="spellStart"/>
+      <w:r>
+        <w:rPr>
+          <w:lang w:val="en-US"/>
+        </w:rPr>
+        <w:t>noisyDistance</w:t>
+      </w:r>
+      <w:proofErr w:type="spellEnd"/>
+      <w:r>
+        <w:rPr>
+          <w:lang w:val="en-US"/>
+        </w:rPr>
+        <w:t xml:space="preserve"> is None else 0.0</w:t>
       </w:r>
     </w:p>
     <w:p>
@@ -5480,7 +7906,21 @@
         <w:rPr>
           <w:lang w:val="en-US"/>
         </w:rPr>
-        <w:t>if noisyDistance is None:</w:t>
+        <w:t xml:space="preserve">if </w:t>
+      </w:r>
+      <w:proofErr w:type="spellStart"/>
+      <w:r>
+        <w:rPr>
+          <w:lang w:val="en-US"/>
+        </w:rPr>
+        <w:t>noisyDistance</w:t>
+      </w:r>
+      <w:proofErr w:type="spellEnd"/>
+      <w:r>
+        <w:rPr>
+          <w:lang w:val="en-US"/>
+        </w:rPr>
+        <w:t xml:space="preserve"> is None:</w:t>
       </w:r>
     </w:p>
     <w:p>
@@ -5516,7 +7956,15 @@
         <w:t xml:space="preserve">        </w:t>
       </w:r>
       <w:r>
-        <w:t># истинное расстояние между Пакманом и призраком</w:t>
+        <w:t xml:space="preserve"># истинное расстояние между </w:t>
+      </w:r>
+      <w:proofErr w:type="spellStart"/>
+      <w:r>
+        <w:t>Пакманом</w:t>
+      </w:r>
+      <w:proofErr w:type="spellEnd"/>
+      <w:r>
+        <w:t xml:space="preserve"> и призраком</w:t>
       </w:r>
     </w:p>
     <w:p>
@@ -5529,33 +7977,129 @@
       <w:r>
         <w:t xml:space="preserve">        </w:t>
       </w:r>
-      <w:r>
-        <w:rPr>
-          <w:lang w:val="en-US"/>
-        </w:rPr>
-        <w:t>trueDistance = manhattanDistance(pacmanPosition, ghostPosition)</w:t>
-      </w:r>
-    </w:p>
-    <w:p>
-      <w:pPr>
-        <w:pStyle w:val="af"/>
-        <w:rPr>
-          <w:lang w:val="en-US"/>
-        </w:rPr>
-      </w:pPr>
-    </w:p>
-    <w:p>
-      <w:pPr>
-        <w:pStyle w:val="af"/>
-        <w:rPr>
-          <w:lang w:val="en-US"/>
-        </w:rPr>
-      </w:pPr>
-      <w:r>
-        <w:rPr>
-          <w:lang w:val="en-US"/>
-        </w:rPr>
-        <w:t xml:space="preserve">        return busters.getObservationProbability(noisyDistance, trueDistance)</w:t>
+      <w:proofErr w:type="spellStart"/>
+      <w:r>
+        <w:rPr>
+          <w:lang w:val="en-US"/>
+        </w:rPr>
+        <w:t>trueDistance</w:t>
+      </w:r>
+      <w:proofErr w:type="spellEnd"/>
+      <w:r>
+        <w:rPr>
+          <w:lang w:val="en-US"/>
+        </w:rPr>
+        <w:t xml:space="preserve"> = </w:t>
+      </w:r>
+      <w:proofErr w:type="spellStart"/>
+      <w:proofErr w:type="gramStart"/>
+      <w:r>
+        <w:rPr>
+          <w:lang w:val="en-US"/>
+        </w:rPr>
+        <w:t>manhattanDistance</w:t>
+      </w:r>
+      <w:proofErr w:type="spellEnd"/>
+      <w:r>
+        <w:rPr>
+          <w:lang w:val="en-US"/>
+        </w:rPr>
+        <w:t>(</w:t>
+      </w:r>
+      <w:proofErr w:type="spellStart"/>
+      <w:proofErr w:type="gramEnd"/>
+      <w:r>
+        <w:rPr>
+          <w:lang w:val="en-US"/>
+        </w:rPr>
+        <w:t>pacmanPosition</w:t>
+      </w:r>
+      <w:proofErr w:type="spellEnd"/>
+      <w:r>
+        <w:rPr>
+          <w:lang w:val="en-US"/>
+        </w:rPr>
+        <w:t xml:space="preserve">, </w:t>
+      </w:r>
+      <w:proofErr w:type="spellStart"/>
+      <w:r>
+        <w:rPr>
+          <w:lang w:val="en-US"/>
+        </w:rPr>
+        <w:t>ghostPosition</w:t>
+      </w:r>
+      <w:proofErr w:type="spellEnd"/>
+      <w:r>
+        <w:rPr>
+          <w:lang w:val="en-US"/>
+        </w:rPr>
+        <w:t>)</w:t>
+      </w:r>
+    </w:p>
+    <w:p>
+      <w:pPr>
+        <w:pStyle w:val="af"/>
+        <w:rPr>
+          <w:lang w:val="en-US"/>
+        </w:rPr>
+      </w:pPr>
+    </w:p>
+    <w:p>
+      <w:pPr>
+        <w:pStyle w:val="af"/>
+        <w:rPr>
+          <w:lang w:val="en-US"/>
+        </w:rPr>
+      </w:pPr>
+      <w:r>
+        <w:rPr>
+          <w:lang w:val="en-US"/>
+        </w:rPr>
+        <w:t xml:space="preserve">        return </w:t>
+      </w:r>
+      <w:proofErr w:type="spellStart"/>
+      <w:proofErr w:type="gramStart"/>
+      <w:r>
+        <w:rPr>
+          <w:lang w:val="en-US"/>
+        </w:rPr>
+        <w:t>busters.getObservationProbability</w:t>
+      </w:r>
+      <w:proofErr w:type="spellEnd"/>
+      <w:proofErr w:type="gramEnd"/>
+      <w:r>
+        <w:rPr>
+          <w:lang w:val="en-US"/>
+        </w:rPr>
+        <w:t>(</w:t>
+      </w:r>
+      <w:proofErr w:type="spellStart"/>
+      <w:r>
+        <w:rPr>
+          <w:lang w:val="en-US"/>
+        </w:rPr>
+        <w:t>noisyDistance</w:t>
+      </w:r>
+      <w:proofErr w:type="spellEnd"/>
+      <w:r>
+        <w:rPr>
+          <w:lang w:val="en-US"/>
+        </w:rPr>
+        <w:t xml:space="preserve">, </w:t>
+      </w:r>
+      <w:proofErr w:type="spellStart"/>
+      <w:r>
+        <w:rPr>
+          <w:lang w:val="en-US"/>
+        </w:rPr>
+        <w:t>trueDistance</w:t>
+      </w:r>
+      <w:proofErr w:type="spellEnd"/>
+      <w:r>
+        <w:rPr>
+          <w:lang w:val="en-US"/>
+        </w:rPr>
+        <w:t>)</w:t>
       </w:r>
     </w:p>
     <w:p>
@@ -5637,6 +8181,7 @@
       <w:r>
         <w:t xml:space="preserve">.5.2 – Автооценивание метода </w:t>
       </w:r>
+      <w:proofErr w:type="spellStart"/>
       <w:r>
         <w:rPr>
           <w:rFonts w:ascii="Courier New" w:hAnsi="Courier New" w:cs="Courier New"/>
@@ -5645,6 +8190,7 @@
         </w:rPr>
         <w:t>getObservationProb</w:t>
       </w:r>
+      <w:proofErr w:type="spellEnd"/>
     </w:p>
     <w:p/>
     <w:p/>
@@ -5665,6 +8211,7 @@
       <w:r>
         <w:t xml:space="preserve">В классе </w:t>
       </w:r>
+      <w:proofErr w:type="spellStart"/>
       <w:r>
         <w:rPr>
           <w:rFonts w:ascii="Courier New" w:hAnsi="Courier New" w:cs="Courier New"/>
@@ -5673,6 +8220,7 @@
         </w:rPr>
         <w:t>ExactInference</w:t>
       </w:r>
+      <w:proofErr w:type="spellEnd"/>
       <w:r>
         <w:t>, определённом в файле</w:t>
       </w:r>
@@ -5691,6 +8239,7 @@
       <w:r>
         <w:t xml:space="preserve"> метод </w:t>
       </w:r>
+      <w:proofErr w:type="spellStart"/>
       <w:r>
         <w:rPr>
           <w:rFonts w:ascii="Courier New" w:hAnsi="Courier New" w:cs="Courier New"/>
@@ -5699,15 +8248,12 @@
         </w:rPr>
         <w:t>observeUpdate</w:t>
       </w:r>
+      <w:proofErr w:type="spellEnd"/>
       <w:r>
         <w:t>, который</w:t>
       </w:r>
       <w:r>
-        <w:t xml:space="preserve"> обновляет распределение степеней </w:t>
-      </w:r>
-      <w:r>
-        <w:lastRenderedPageBreak/>
-        <w:t xml:space="preserve">уверенности </w:t>
+        <w:t xml:space="preserve"> обновляет распределение степеней уверенности </w:t>
       </w:r>
       <w:r>
         <w:t>Пакмана</w:t>
@@ -5740,6 +8286,9 @@
         <w:t>мость</w:t>
       </w:r>
       <w:r>
+        <w:t>ю</w:t>
+      </w:r>
+      <w:r>
         <w:t xml:space="preserve"> </w:t>
       </w:r>
       <w:r>
@@ -5839,6 +8388,8 @@
         </w:rPr>
         <w:t xml:space="preserve">def </w:t>
       </w:r>
+      <w:proofErr w:type="spellStart"/>
+      <w:proofErr w:type="gramStart"/>
       <w:r>
         <w:rPr>
           <w:b/>
@@ -5847,11 +8398,49 @@
         </w:rPr>
         <w:t>observeUpdate</w:t>
       </w:r>
-      <w:r>
-        <w:rPr>
-          <w:lang w:val="en-US"/>
-        </w:rPr>
-        <w:t>(self, observation: int, gameState: busters.GameState):</w:t>
+      <w:proofErr w:type="spellEnd"/>
+      <w:r>
+        <w:rPr>
+          <w:lang w:val="en-US"/>
+        </w:rPr>
+        <w:t>(</w:t>
+      </w:r>
+      <w:proofErr w:type="gramEnd"/>
+      <w:r>
+        <w:rPr>
+          <w:lang w:val="en-US"/>
+        </w:rPr>
+        <w:t xml:space="preserve">self, observation: int, </w:t>
+      </w:r>
+      <w:proofErr w:type="spellStart"/>
+      <w:r>
+        <w:rPr>
+          <w:lang w:val="en-US"/>
+        </w:rPr>
+        <w:t>gameState</w:t>
+      </w:r>
+      <w:proofErr w:type="spellEnd"/>
+      <w:r>
+        <w:rPr>
+          <w:lang w:val="en-US"/>
+        </w:rPr>
+        <w:t xml:space="preserve">: </w:t>
+      </w:r>
+      <w:proofErr w:type="spellStart"/>
+      <w:proofErr w:type="gramStart"/>
+      <w:r>
+        <w:rPr>
+          <w:lang w:val="en-US"/>
+        </w:rPr>
+        <w:t>busters.GameState</w:t>
+      </w:r>
+      <w:proofErr w:type="spellEnd"/>
+      <w:proofErr w:type="gramEnd"/>
+      <w:r>
+        <w:rPr>
+          <w:lang w:val="en-US"/>
+        </w:rPr>
+        <w:t>):</w:t>
       </w:r>
     </w:p>
     <w:p>
@@ -5919,11 +8508,33 @@
       <w:r>
         <w:t xml:space="preserve">        </w:t>
       </w:r>
-      <w:r>
-        <w:rPr>
-          <w:lang w:val="en-US"/>
-        </w:rPr>
-        <w:t>pacmanPosition = gameState.getPacmanPosition()</w:t>
+      <w:proofErr w:type="spellStart"/>
+      <w:r>
+        <w:rPr>
+          <w:lang w:val="en-US"/>
+        </w:rPr>
+        <w:t>pacmanPosition</w:t>
+      </w:r>
+      <w:proofErr w:type="spellEnd"/>
+      <w:r>
+        <w:rPr>
+          <w:lang w:val="en-US"/>
+        </w:rPr>
+        <w:t xml:space="preserve"> = </w:t>
+      </w:r>
+      <w:proofErr w:type="spellStart"/>
+      <w:r>
+        <w:rPr>
+          <w:lang w:val="en-US"/>
+        </w:rPr>
+        <w:t>gameState.getPacmanPosition</w:t>
+      </w:r>
+      <w:proofErr w:type="spellEnd"/>
+      <w:r>
+        <w:rPr>
+          <w:lang w:val="en-US"/>
+        </w:rPr>
+        <w:t>()</w:t>
       </w:r>
     </w:p>
     <w:p>
@@ -5971,27 +8582,57 @@
         <w:rPr>
           <w:lang w:val="en-US"/>
         </w:rPr>
-        <w:t xml:space="preserve">        jailPosition = self.getJailPosition()</w:t>
-      </w:r>
-    </w:p>
-    <w:p>
-      <w:pPr>
-        <w:pStyle w:val="af"/>
-        <w:rPr>
-          <w:lang w:val="en-US"/>
-        </w:rPr>
-      </w:pPr>
-    </w:p>
-    <w:p>
-      <w:pPr>
-        <w:pStyle w:val="af"/>
-      </w:pPr>
-      <w:r>
-        <w:rPr>
-          <w:lang w:val="en-US"/>
-        </w:rPr>
         <w:t xml:space="preserve">        </w:t>
       </w:r>
+      <w:proofErr w:type="spellStart"/>
+      <w:r>
+        <w:rPr>
+          <w:lang w:val="en-US"/>
+        </w:rPr>
+        <w:t>jailPosition</w:t>
+      </w:r>
+      <w:proofErr w:type="spellEnd"/>
+      <w:r>
+        <w:rPr>
+          <w:lang w:val="en-US"/>
+        </w:rPr>
+        <w:t xml:space="preserve"> = </w:t>
+      </w:r>
+      <w:proofErr w:type="spellStart"/>
+      <w:proofErr w:type="gramStart"/>
+      <w:r>
+        <w:rPr>
+          <w:lang w:val="en-US"/>
+        </w:rPr>
+        <w:t>self.getJailPosition</w:t>
+      </w:r>
+      <w:proofErr w:type="spellEnd"/>
+      <w:proofErr w:type="gramEnd"/>
+      <w:r>
+        <w:rPr>
+          <w:lang w:val="en-US"/>
+        </w:rPr>
+        <w:t>()</w:t>
+      </w:r>
+    </w:p>
+    <w:p>
+      <w:pPr>
+        <w:pStyle w:val="af"/>
+        <w:rPr>
+          <w:lang w:val="en-US"/>
+        </w:rPr>
+      </w:pPr>
+    </w:p>
+    <w:p>
+      <w:pPr>
+        <w:pStyle w:val="af"/>
+      </w:pPr>
+      <w:r>
+        <w:rPr>
+          <w:lang w:val="en-US"/>
+        </w:rPr>
+        <w:t xml:space="preserve">        </w:t>
+      </w:r>
       <w:r>
         <w:t># перебор клеток где может быть призрак</w:t>
       </w:r>
@@ -6012,17 +8653,41 @@
         </w:rPr>
         <w:t xml:space="preserve">for </w:t>
       </w:r>
-      <w:r>
-        <w:rPr>
-          <w:lang w:val="en-US"/>
-        </w:rPr>
-        <w:t xml:space="preserve">possibleGhostPos </w:t>
-      </w:r>
-      <w:r>
-        <w:rPr>
-          <w:lang w:val="en-US"/>
-        </w:rPr>
-        <w:t>in self.allPositions:</w:t>
+      <w:proofErr w:type="spellStart"/>
+      <w:r>
+        <w:rPr>
+          <w:lang w:val="en-US"/>
+        </w:rPr>
+        <w:t>possibleGhostPos</w:t>
+      </w:r>
+      <w:proofErr w:type="spellEnd"/>
+      <w:r>
+        <w:rPr>
+          <w:lang w:val="en-US"/>
+        </w:rPr>
+        <w:t xml:space="preserve"> </w:t>
+      </w:r>
+      <w:r>
+        <w:rPr>
+          <w:lang w:val="en-US"/>
+        </w:rPr>
+        <w:t xml:space="preserve">in </w:t>
+      </w:r>
+      <w:proofErr w:type="spellStart"/>
+      <w:proofErr w:type="gramStart"/>
+      <w:r>
+        <w:rPr>
+          <w:lang w:val="en-US"/>
+        </w:rPr>
+        <w:t>self.allPositions</w:t>
+      </w:r>
+      <w:proofErr w:type="spellEnd"/>
+      <w:proofErr w:type="gramEnd"/>
+      <w:r>
+        <w:rPr>
+          <w:lang w:val="en-US"/>
+        </w:rPr>
+        <w:t>:</w:t>
       </w:r>
     </w:p>
     <w:p>
@@ -6062,19 +8727,65 @@
         <w:rPr>
           <w:lang w:val="en-US"/>
         </w:rPr>
-        <w:t xml:space="preserve">            prob = self.getObservationProb(observation, pacmanPosition, </w:t>
-      </w:r>
+        <w:t xml:space="preserve">            prob = </w:t>
+      </w:r>
+      <w:proofErr w:type="spellStart"/>
+      <w:proofErr w:type="gramStart"/>
+      <w:r>
+        <w:rPr>
+          <w:lang w:val="en-US"/>
+        </w:rPr>
+        <w:t>self.getObservationProb</w:t>
+      </w:r>
+      <w:proofErr w:type="spellEnd"/>
+      <w:proofErr w:type="gramEnd"/>
+      <w:r>
+        <w:rPr>
+          <w:lang w:val="en-US"/>
+        </w:rPr>
+        <w:t xml:space="preserve">(observation, </w:t>
+      </w:r>
+      <w:proofErr w:type="spellStart"/>
+      <w:r>
+        <w:rPr>
+          <w:lang w:val="en-US"/>
+        </w:rPr>
+        <w:t>pacmanPosition</w:t>
+      </w:r>
+      <w:proofErr w:type="spellEnd"/>
+      <w:r>
+        <w:rPr>
+          <w:lang w:val="en-US"/>
+        </w:rPr>
+        <w:t xml:space="preserve">, </w:t>
+      </w:r>
+      <w:proofErr w:type="spellStart"/>
       <w:r>
         <w:rPr>
           <w:lang w:val="en-US"/>
         </w:rPr>
         <w:t>possibleGhostPos</w:t>
       </w:r>
-      <w:r>
-        <w:rPr>
-          <w:lang w:val="en-US"/>
-        </w:rPr>
-        <w:t>, jailPosition)</w:t>
+      <w:proofErr w:type="spellEnd"/>
+      <w:r>
+        <w:rPr>
+          <w:lang w:val="en-US"/>
+        </w:rPr>
+        <w:t xml:space="preserve">, </w:t>
+      </w:r>
+      <w:proofErr w:type="spellStart"/>
+      <w:r>
+        <w:rPr>
+          <w:lang w:val="en-US"/>
+        </w:rPr>
+        <w:t>jailPosition</w:t>
+      </w:r>
+      <w:proofErr w:type="spellEnd"/>
+      <w:r>
+        <w:rPr>
+          <w:lang w:val="en-US"/>
+        </w:rPr>
+        <w:t>)</w:t>
       </w:r>
     </w:p>
     <w:p>
@@ -6104,14 +8815,31 @@
         <w:pStyle w:val="af"/>
       </w:pPr>
       <w:r>
-        <w:t xml:space="preserve">            self.beliefs[</w:t>
-      </w:r>
+        <w:t xml:space="preserve">            </w:t>
+      </w:r>
+      <w:proofErr w:type="spellStart"/>
+      <w:proofErr w:type="gramStart"/>
+      <w:r>
+        <w:t>self.beliefs</w:t>
+      </w:r>
+      <w:proofErr w:type="spellEnd"/>
+      <w:proofErr w:type="gramEnd"/>
+      <w:r>
+        <w:t>[</w:t>
+      </w:r>
+      <w:proofErr w:type="spellStart"/>
       <w:r>
         <w:t>possibleGhostPos</w:t>
       </w:r>
-      <w:r>
-        <w:t>] *= prob</w:t>
-      </w:r>
+      <w:proofErr w:type="spellEnd"/>
+      <w:r>
+        <w:t xml:space="preserve">] *= </w:t>
+      </w:r>
+      <w:proofErr w:type="spellStart"/>
+      <w:r>
+        <w:t>prob</w:t>
+      </w:r>
+      <w:proofErr w:type="spellEnd"/>
     </w:p>
     <w:p>
       <w:pPr>
@@ -6131,7 +8859,28 @@
         <w:pStyle w:val="af"/>
       </w:pPr>
       <w:r>
-        <w:t xml:space="preserve">        self.beliefs.normalize()</w:t>
+        <w:t xml:space="preserve">        </w:t>
+      </w:r>
+      <w:proofErr w:type="spellStart"/>
+      <w:proofErr w:type="gramStart"/>
+      <w:r>
+        <w:t>self.beliefs</w:t>
+      </w:r>
+      <w:proofErr w:type="gramEnd"/>
+      <w:r>
+        <w:t>.</w:t>
+      </w:r>
+      <w:proofErr w:type="gramStart"/>
+      <w:r>
+        <w:t>normalize</w:t>
+      </w:r>
+      <w:proofErr w:type="spellEnd"/>
+      <w:r>
+        <w:t>(</w:t>
+      </w:r>
+      <w:proofErr w:type="gramEnd"/>
+      <w:r>
+        <w:t>)</w:t>
       </w:r>
     </w:p>
     <w:p>
@@ -6161,8 +8910,8 @@
           <w:noProof/>
         </w:rPr>
         <w:drawing>
-          <wp:inline distT="0" distB="0" distL="0" distR="0" wp14:anchorId="25C82789" wp14:editId="5D92F4A9">
-            <wp:extent cx="5552574" cy="826646"/>
+          <wp:inline distT="0" distB="0" distL="0" distR="0" wp14:anchorId="25C82789" wp14:editId="7399E31D">
+            <wp:extent cx="5980387" cy="890337"/>
             <wp:effectExtent l="0" t="0" r="0" b="0"/>
             <wp:docPr id="1112443654" name="Рисунок 1"/>
             <wp:cNvGraphicFramePr>
@@ -6184,7 +8933,7 @@
                   <pic:spPr>
                     <a:xfrm>
                       <a:off x="0" y="0"/>
-                      <a:ext cx="5565794" cy="828614"/>
+                      <a:ext cx="6040231" cy="899246"/>
                     </a:xfrm>
                     <a:prstGeom prst="rect">
                       <a:avLst/>
@@ -6211,6 +8960,7 @@
       <w:r>
         <w:t xml:space="preserve">.6 – Автооценивание метода </w:t>
       </w:r>
+      <w:proofErr w:type="spellStart"/>
       <w:r>
         <w:rPr>
           <w:rFonts w:ascii="Courier New" w:hAnsi="Courier New" w:cs="Courier New"/>
@@ -6219,6 +8969,7 @@
         </w:rPr>
         <w:t>observeUpdate</w:t>
       </w:r>
+      <w:proofErr w:type="spellEnd"/>
     </w:p>
     <w:p>
       <w:pPr>
@@ -6272,6 +9023,7 @@
         <w:lastRenderedPageBreak/>
         <w:t xml:space="preserve">Чтобы это учесть классе </w:t>
       </w:r>
+      <w:proofErr w:type="spellStart"/>
       <w:r>
         <w:rPr>
           <w:rFonts w:ascii="Courier New" w:hAnsi="Courier New" w:cs="Courier New"/>
@@ -6280,6 +9032,7 @@
         </w:rPr>
         <w:t>ExactInference</w:t>
       </w:r>
+      <w:proofErr w:type="spellEnd"/>
       <w:r>
         <w:rPr>
           <w:sz w:val="24"/>
@@ -6290,6 +9043,7 @@
       <w:r>
         <w:t xml:space="preserve">был реализован метод </w:t>
       </w:r>
+      <w:proofErr w:type="spellStart"/>
       <w:r>
         <w:rPr>
           <w:rFonts w:ascii="Courier New" w:hAnsi="Courier New" w:cs="Courier New"/>
@@ -6298,6 +9052,7 @@
         </w:rPr>
         <w:t>elapseTime</w:t>
       </w:r>
+      <w:proofErr w:type="spellEnd"/>
       <w:r>
         <w:rPr>
           <w:sz w:val="24"/>
@@ -6352,6 +9107,8 @@
         </w:rPr>
         <w:t xml:space="preserve">def </w:t>
       </w:r>
+      <w:proofErr w:type="spellStart"/>
+      <w:proofErr w:type="gramStart"/>
       <w:r>
         <w:rPr>
           <w:b/>
@@ -6360,11 +9117,49 @@
         </w:rPr>
         <w:t>elapseTime</w:t>
       </w:r>
-      <w:r>
-        <w:rPr>
-          <w:lang w:val="en-US"/>
-        </w:rPr>
-        <w:t>(self, gameState: busters.GameState):</w:t>
+      <w:proofErr w:type="spellEnd"/>
+      <w:r>
+        <w:rPr>
+          <w:lang w:val="en-US"/>
+        </w:rPr>
+        <w:t>(</w:t>
+      </w:r>
+      <w:proofErr w:type="gramEnd"/>
+      <w:r>
+        <w:rPr>
+          <w:lang w:val="en-US"/>
+        </w:rPr>
+        <w:t xml:space="preserve">self, </w:t>
+      </w:r>
+      <w:proofErr w:type="spellStart"/>
+      <w:r>
+        <w:rPr>
+          <w:lang w:val="en-US"/>
+        </w:rPr>
+        <w:t>gameState</w:t>
+      </w:r>
+      <w:proofErr w:type="spellEnd"/>
+      <w:r>
+        <w:rPr>
+          <w:lang w:val="en-US"/>
+        </w:rPr>
+        <w:t xml:space="preserve">: </w:t>
+      </w:r>
+      <w:proofErr w:type="spellStart"/>
+      <w:proofErr w:type="gramStart"/>
+      <w:r>
+        <w:rPr>
+          <w:lang w:val="en-US"/>
+        </w:rPr>
+        <w:t>busters.GameState</w:t>
+      </w:r>
+      <w:proofErr w:type="spellEnd"/>
+      <w:proofErr w:type="gramEnd"/>
+      <w:r>
+        <w:rPr>
+          <w:lang w:val="en-US"/>
+        </w:rPr>
+        <w:t>):</w:t>
       </w:r>
     </w:p>
     <w:p>
@@ -6386,7 +9181,28 @@
         <w:pStyle w:val="af"/>
       </w:pPr>
       <w:r>
-        <w:t>        newBeliefs = DiscreteDistribution()</w:t>
+        <w:t xml:space="preserve">        </w:t>
+      </w:r>
+      <w:proofErr w:type="spellStart"/>
+      <w:r>
+        <w:t>newBeliefs</w:t>
+      </w:r>
+      <w:proofErr w:type="spellEnd"/>
+      <w:r>
+        <w:t xml:space="preserve"> = </w:t>
+      </w:r>
+      <w:proofErr w:type="spellStart"/>
+      <w:proofErr w:type="gramStart"/>
+      <w:r>
+        <w:t>DiscreteDistribution</w:t>
+      </w:r>
+      <w:proofErr w:type="spellEnd"/>
+      <w:r>
+        <w:t>(</w:t>
+      </w:r>
+      <w:proofErr w:type="gramEnd"/>
+      <w:r>
+        <w:t>)</w:t>
       </w:r>
     </w:p>
     <w:p>
@@ -6416,7 +9232,37 @@
         <w:rPr>
           <w:lang w:val="en-US"/>
         </w:rPr>
-        <w:t>for oldPos in self.allPositions:</w:t>
+        <w:t xml:space="preserve">for </w:t>
+      </w:r>
+      <w:proofErr w:type="spellStart"/>
+      <w:r>
+        <w:rPr>
+          <w:lang w:val="en-US"/>
+        </w:rPr>
+        <w:t>oldPos</w:t>
+      </w:r>
+      <w:proofErr w:type="spellEnd"/>
+      <w:r>
+        <w:rPr>
+          <w:lang w:val="en-US"/>
+        </w:rPr>
+        <w:t xml:space="preserve"> in </w:t>
+      </w:r>
+      <w:proofErr w:type="spellStart"/>
+      <w:proofErr w:type="gramStart"/>
+      <w:r>
+        <w:rPr>
+          <w:lang w:val="en-US"/>
+        </w:rPr>
+        <w:t>self.allPositions</w:t>
+      </w:r>
+      <w:proofErr w:type="spellEnd"/>
+      <w:proofErr w:type="gramEnd"/>
+      <w:r>
+        <w:rPr>
+          <w:lang w:val="en-US"/>
+        </w:rPr>
+        <w:t>:</w:t>
       </w:r>
     </w:p>
     <w:p>
@@ -6438,7 +9284,33 @@
         <w:pStyle w:val="af"/>
       </w:pPr>
       <w:r>
-        <w:t>            oldProb = self.beliefs[oldPos]</w:t>
+        <w:t xml:space="preserve">            </w:t>
+      </w:r>
+      <w:proofErr w:type="spellStart"/>
+      <w:r>
+        <w:t>oldProb</w:t>
+      </w:r>
+      <w:proofErr w:type="spellEnd"/>
+      <w:r>
+        <w:t xml:space="preserve"> = </w:t>
+      </w:r>
+      <w:proofErr w:type="spellStart"/>
+      <w:proofErr w:type="gramStart"/>
+      <w:r>
+        <w:t>self.beliefs</w:t>
+      </w:r>
+      <w:proofErr w:type="spellEnd"/>
+      <w:proofErr w:type="gramEnd"/>
+      <w:r>
+        <w:t>[</w:t>
+      </w:r>
+      <w:proofErr w:type="spellStart"/>
+      <w:r>
+        <w:t>oldPos</w:t>
+      </w:r>
+      <w:proofErr w:type="spellEnd"/>
+      <w:r>
+        <w:t>]</w:t>
       </w:r>
     </w:p>
     <w:p>
@@ -6464,11 +9336,63 @@
       <w:r>
         <w:t xml:space="preserve">            </w:t>
       </w:r>
-      <w:r>
-        <w:rPr>
-          <w:lang w:val="en-US"/>
-        </w:rPr>
-        <w:t>newPosDist = self.getPositionDistribution(gameState, oldPos)</w:t>
+      <w:proofErr w:type="spellStart"/>
+      <w:r>
+        <w:rPr>
+          <w:lang w:val="en-US"/>
+        </w:rPr>
+        <w:t>newPosDist</w:t>
+      </w:r>
+      <w:proofErr w:type="spellEnd"/>
+      <w:r>
+        <w:rPr>
+          <w:lang w:val="en-US"/>
+        </w:rPr>
+        <w:t xml:space="preserve"> = </w:t>
+      </w:r>
+      <w:proofErr w:type="spellStart"/>
+      <w:proofErr w:type="gramStart"/>
+      <w:r>
+        <w:rPr>
+          <w:lang w:val="en-US"/>
+        </w:rPr>
+        <w:t>self.getPositionDistribution</w:t>
+      </w:r>
+      <w:proofErr w:type="spellEnd"/>
+      <w:proofErr w:type="gramEnd"/>
+      <w:r>
+        <w:rPr>
+          <w:lang w:val="en-US"/>
+        </w:rPr>
+        <w:t>(</w:t>
+      </w:r>
+      <w:proofErr w:type="spellStart"/>
+      <w:r>
+        <w:rPr>
+          <w:lang w:val="en-US"/>
+        </w:rPr>
+        <w:t>gameState</w:t>
+      </w:r>
+      <w:proofErr w:type="spellEnd"/>
+      <w:r>
+        <w:rPr>
+          <w:lang w:val="en-US"/>
+        </w:rPr>
+        <w:t xml:space="preserve">, </w:t>
+      </w:r>
+      <w:proofErr w:type="spellStart"/>
+      <w:r>
+        <w:rPr>
+          <w:lang w:val="en-US"/>
+        </w:rPr>
+        <w:t>oldPos</w:t>
+      </w:r>
+      <w:proofErr w:type="spellEnd"/>
+      <w:r>
+        <w:rPr>
+          <w:lang w:val="en-US"/>
+        </w:rPr>
+        <w:t>)</w:t>
       </w:r>
     </w:p>
     <w:p>
@@ -6507,21 +9431,119 @@
         <w:rPr>
           <w:lang w:val="en-US"/>
         </w:rPr>
-        <w:t>for newPos in newPosDist.keys():</w:t>
-      </w:r>
-    </w:p>
-    <w:p>
-      <w:pPr>
-        <w:pStyle w:val="af"/>
-        <w:rPr>
-          <w:lang w:val="en-US"/>
-        </w:rPr>
-      </w:pPr>
-      <w:r>
-        <w:rPr>
-          <w:lang w:val="en-US"/>
-        </w:rPr>
-        <w:t>                newBeliefs[newPos] += oldProb * newPosDist[newPos]</w:t>
+        <w:t xml:space="preserve">for </w:t>
+      </w:r>
+      <w:proofErr w:type="spellStart"/>
+      <w:r>
+        <w:rPr>
+          <w:lang w:val="en-US"/>
+        </w:rPr>
+        <w:t>newPos</w:t>
+      </w:r>
+      <w:proofErr w:type="spellEnd"/>
+      <w:r>
+        <w:rPr>
+          <w:lang w:val="en-US"/>
+        </w:rPr>
+        <w:t xml:space="preserve"> in </w:t>
+      </w:r>
+      <w:proofErr w:type="spellStart"/>
+      <w:r>
+        <w:rPr>
+          <w:lang w:val="en-US"/>
+        </w:rPr>
+        <w:t>newPosDist.keys</w:t>
+      </w:r>
+      <w:proofErr w:type="spellEnd"/>
+      <w:r>
+        <w:rPr>
+          <w:lang w:val="en-US"/>
+        </w:rPr>
+        <w:t>():</w:t>
+      </w:r>
+    </w:p>
+    <w:p>
+      <w:pPr>
+        <w:pStyle w:val="af"/>
+        <w:rPr>
+          <w:lang w:val="en-US"/>
+        </w:rPr>
+      </w:pPr>
+      <w:r>
+        <w:rPr>
+          <w:lang w:val="en-US"/>
+        </w:rPr>
+        <w:t xml:space="preserve">                </w:t>
+      </w:r>
+      <w:proofErr w:type="spellStart"/>
+      <w:r>
+        <w:rPr>
+          <w:lang w:val="en-US"/>
+        </w:rPr>
+        <w:t>newBeliefs</w:t>
+      </w:r>
+      <w:proofErr w:type="spellEnd"/>
+      <w:r>
+        <w:rPr>
+          <w:lang w:val="en-US"/>
+        </w:rPr>
+        <w:t>[</w:t>
+      </w:r>
+      <w:proofErr w:type="spellStart"/>
+      <w:r>
+        <w:rPr>
+          <w:lang w:val="en-US"/>
+        </w:rPr>
+        <w:t>newPos</w:t>
+      </w:r>
+      <w:proofErr w:type="spellEnd"/>
+      <w:r>
+        <w:rPr>
+          <w:lang w:val="en-US"/>
+        </w:rPr>
+        <w:t xml:space="preserve">] += </w:t>
+      </w:r>
+      <w:proofErr w:type="spellStart"/>
+      <w:r>
+        <w:rPr>
+          <w:lang w:val="en-US"/>
+        </w:rPr>
+        <w:t>oldProb</w:t>
+      </w:r>
+      <w:proofErr w:type="spellEnd"/>
+      <w:r>
+        <w:rPr>
+          <w:lang w:val="en-US"/>
+        </w:rPr>
+        <w:t xml:space="preserve"> * </w:t>
+      </w:r>
+      <w:proofErr w:type="spellStart"/>
+      <w:r>
+        <w:rPr>
+          <w:lang w:val="en-US"/>
+        </w:rPr>
+        <w:t>newPosDist</w:t>
+      </w:r>
+      <w:proofErr w:type="spellEnd"/>
+      <w:r>
+        <w:rPr>
+          <w:lang w:val="en-US"/>
+        </w:rPr>
+        <w:t>[</w:t>
+      </w:r>
+      <w:proofErr w:type="spellStart"/>
+      <w:r>
+        <w:rPr>
+          <w:lang w:val="en-US"/>
+        </w:rPr>
+        <w:t>newPos</w:t>
+      </w:r>
+      <w:proofErr w:type="spellEnd"/>
+      <w:r>
+        <w:rPr>
+          <w:lang w:val="en-US"/>
+        </w:rPr>
+        <w:t>]</w:t>
       </w:r>
     </w:p>
     <w:p>
@@ -6551,16 +9573,25 @@
         <w:pStyle w:val="af"/>
       </w:pPr>
       <w:r>
-        <w:t>        newBeliefs.normalize()</w:t>
-      </w:r>
-    </w:p>
-    <w:p>
-      <w:pPr>
-        <w:pStyle w:val="af"/>
-      </w:pPr>
-      <w:r>
         <w:t xml:space="preserve">        </w:t>
       </w:r>
+      <w:proofErr w:type="spellStart"/>
+      <w:r>
+        <w:t>newBeliefs.normalize</w:t>
+      </w:r>
+      <w:proofErr w:type="spellEnd"/>
+      <w:r>
+        <w:t>()</w:t>
+      </w:r>
+    </w:p>
+    <w:p>
+      <w:pPr>
+        <w:pStyle w:val="af"/>
+      </w:pPr>
+      <w:r>
+        <w:t xml:space="preserve">        </w:t>
+      </w:r>
+      <w:proofErr w:type="gramStart"/>
       <w:r>
         <w:rPr>
           <w:lang w:val="en-US"/>
@@ -6576,15 +9607,18 @@
         </w:rPr>
         <w:t>beliefs</w:t>
       </w:r>
+      <w:proofErr w:type="gramEnd"/>
       <w:r>
         <w:t xml:space="preserve"> = </w:t>
       </w:r>
+      <w:proofErr w:type="spellStart"/>
       <w:r>
         <w:rPr>
           <w:lang w:val="en-US"/>
         </w:rPr>
         <w:t>newBeliefs</w:t>
       </w:r>
+      <w:proofErr w:type="spellEnd"/>
     </w:p>
     <w:p/>
     <w:p>
@@ -6609,8 +9643,8 @@
           <w:noProof/>
         </w:rPr>
         <w:drawing>
-          <wp:inline distT="0" distB="0" distL="0" distR="0" wp14:anchorId="1910615A" wp14:editId="47352747">
-            <wp:extent cx="5137485" cy="966288"/>
+          <wp:inline distT="0" distB="0" distL="0" distR="0" wp14:anchorId="1910615A" wp14:editId="2DE4717E">
+            <wp:extent cx="5885115" cy="1106906"/>
             <wp:effectExtent l="0" t="0" r="0" b="0"/>
             <wp:docPr id="1815490835" name="Рисунок 1"/>
             <wp:cNvGraphicFramePr>
@@ -6632,7 +9666,7 @@
                   <pic:spPr>
                     <a:xfrm>
                       <a:off x="0" y="0"/>
-                      <a:ext cx="5164406" cy="971351"/>
+                      <a:ext cx="5926981" cy="1114780"/>
                     </a:xfrm>
                     <a:prstGeom prst="rect">
                       <a:avLst/>
@@ -6659,6 +9693,7 @@
       <w:r>
         <w:t xml:space="preserve"> Автооценивание метода </w:t>
       </w:r>
+      <w:proofErr w:type="spellStart"/>
       <w:r>
         <w:rPr>
           <w:rFonts w:ascii="Courier New" w:hAnsi="Courier New" w:cs="Courier New"/>
@@ -6667,6 +9702,7 @@
         </w:rPr>
         <w:t>elapseTime</w:t>
       </w:r>
+      <w:proofErr w:type="spellEnd"/>
     </w:p>
     <w:p/>
     <w:p/>
@@ -6711,6 +9747,7 @@
         </w:rPr>
         <w:t xml:space="preserve"> </w:t>
       </w:r>
+      <w:proofErr w:type="spellStart"/>
       <w:r>
         <w:rPr>
           <w:rFonts w:ascii="Courier New" w:hAnsi="Courier New" w:cs="Courier New"/>
@@ -6720,6 +9757,7 @@
         </w:rPr>
         <w:t>GreedyBustersAgent</w:t>
       </w:r>
+      <w:proofErr w:type="spellEnd"/>
       <w:r>
         <w:rPr>
           <w:lang w:val="en-US"/>
@@ -6789,6 +9827,7 @@
         </w:rPr>
         <w:t xml:space="preserve"> </w:t>
       </w:r>
+      <w:proofErr w:type="spellStart"/>
       <w:r>
         <w:rPr>
           <w:rFonts w:ascii="Courier New" w:hAnsi="Courier New" w:cs="Courier New"/>
@@ -6798,6 +9837,7 @@
         </w:rPr>
         <w:t>chooseAction</w:t>
       </w:r>
+      <w:proofErr w:type="spellEnd"/>
       <w:r>
         <w:rPr>
           <w:lang w:val="en-US"/>
@@ -6908,6 +9948,8 @@
         </w:rPr>
         <w:t xml:space="preserve">def </w:t>
       </w:r>
+      <w:proofErr w:type="spellStart"/>
+      <w:proofErr w:type="gramStart"/>
       <w:r>
         <w:rPr>
           <w:b/>
@@ -6916,11 +9958,49 @@
         </w:rPr>
         <w:t>chooseAction</w:t>
       </w:r>
-      <w:r>
-        <w:rPr>
-          <w:lang w:val="en-US"/>
-        </w:rPr>
-        <w:t>(self, gameState: busters.GameState):</w:t>
+      <w:proofErr w:type="spellEnd"/>
+      <w:r>
+        <w:rPr>
+          <w:lang w:val="en-US"/>
+        </w:rPr>
+        <w:t>(</w:t>
+      </w:r>
+      <w:proofErr w:type="gramEnd"/>
+      <w:r>
+        <w:rPr>
+          <w:lang w:val="en-US"/>
+        </w:rPr>
+        <w:t xml:space="preserve">self, </w:t>
+      </w:r>
+      <w:proofErr w:type="spellStart"/>
+      <w:r>
+        <w:rPr>
+          <w:lang w:val="en-US"/>
+        </w:rPr>
+        <w:t>gameState</w:t>
+      </w:r>
+      <w:proofErr w:type="spellEnd"/>
+      <w:r>
+        <w:rPr>
+          <w:lang w:val="en-US"/>
+        </w:rPr>
+        <w:t xml:space="preserve">: </w:t>
+      </w:r>
+      <w:proofErr w:type="spellStart"/>
+      <w:proofErr w:type="gramStart"/>
+      <w:r>
+        <w:rPr>
+          <w:lang w:val="en-US"/>
+        </w:rPr>
+        <w:t>busters.GameState</w:t>
+      </w:r>
+      <w:proofErr w:type="spellEnd"/>
+      <w:proofErr w:type="gramEnd"/>
+      <w:r>
+        <w:rPr>
+          <w:lang w:val="en-US"/>
+        </w:rPr>
+        <w:t>):</w:t>
       </w:r>
     </w:p>
     <w:p>
@@ -6992,6 +10072,7 @@
         </w:rPr>
         <w:t xml:space="preserve">        Пакмана к ближайшему призраку (в соответствии с </w:t>
       </w:r>
+      <w:proofErr w:type="spellStart"/>
       <w:r>
         <w:rPr>
           <w:i/>
@@ -7000,6 +10081,7 @@
         </w:rPr>
         <w:t>mazeDistance</w:t>
       </w:r>
+      <w:proofErr w:type="spellEnd"/>
       <w:r>
         <w:rPr>
           <w:i/>
@@ -7052,70 +10134,29 @@
         <w:rPr>
           <w:lang w:val="en-US"/>
         </w:rPr>
-        <w:t xml:space="preserve">        # позиция Пакмана</w:t>
-      </w:r>
-    </w:p>
-    <w:p>
-      <w:pPr>
-        <w:pStyle w:val="af"/>
-        <w:rPr>
-          <w:lang w:val="en-US"/>
-        </w:rPr>
-      </w:pPr>
-      <w:r>
-        <w:rPr>
-          <w:lang w:val="en-US"/>
-        </w:rPr>
-        <w:t xml:space="preserve">        pacmanPosition = gameState.getPacmanPosition()</w:t>
-      </w:r>
-    </w:p>
-    <w:p>
-      <w:pPr>
-        <w:pStyle w:val="af"/>
-        <w:rPr>
-          <w:lang w:val="en-US"/>
-        </w:rPr>
-      </w:pPr>
-    </w:p>
-    <w:p>
-      <w:pPr>
-        <w:pStyle w:val="af"/>
-        <w:rPr>
-          <w:lang w:val="en-US"/>
-        </w:rPr>
-      </w:pPr>
-      <w:r>
-        <w:rPr>
-          <w:lang w:val="en-US"/>
-        </w:rPr>
-        <w:t xml:space="preserve">        # список допустимых действий Пакмана</w:t>
-      </w:r>
-    </w:p>
-    <w:p>
-      <w:pPr>
-        <w:pStyle w:val="af"/>
-        <w:rPr>
-          <w:lang w:val="en-US"/>
-        </w:rPr>
-      </w:pPr>
-      <w:r>
-        <w:rPr>
-          <w:lang w:val="en-US"/>
-        </w:rPr>
-        <w:t xml:space="preserve">        legal = [a for a in gameState.getLegalPacmanActions()]</w:t>
-      </w:r>
-    </w:p>
-    <w:p>
-      <w:pPr>
-        <w:pStyle w:val="af"/>
-        <w:rPr>
-          <w:lang w:val="en-US"/>
-        </w:rPr>
-      </w:pPr>
-    </w:p>
-    <w:p>
-      <w:pPr>
-        <w:pStyle w:val="af"/>
+        <w:t xml:space="preserve">        # </w:t>
+      </w:r>
+      <w:proofErr w:type="spellStart"/>
+      <w:r>
+        <w:rPr>
+          <w:lang w:val="en-US"/>
+        </w:rPr>
+        <w:t>позиция</w:t>
+      </w:r>
+      <w:proofErr w:type="spellEnd"/>
+      <w:r>
+        <w:rPr>
+          <w:lang w:val="en-US"/>
+        </w:rPr>
+        <w:t xml:space="preserve"> Пакмана</w:t>
+      </w:r>
+    </w:p>
+    <w:p>
+      <w:pPr>
+        <w:pStyle w:val="af"/>
+        <w:rPr>
+          <w:lang w:val="en-US"/>
+        </w:rPr>
       </w:pPr>
       <w:r>
         <w:rPr>
@@ -7123,6 +10164,145 @@
         </w:rPr>
         <w:t xml:space="preserve">        </w:t>
       </w:r>
+      <w:proofErr w:type="spellStart"/>
+      <w:r>
+        <w:rPr>
+          <w:lang w:val="en-US"/>
+        </w:rPr>
+        <w:t>pacmanPosition</w:t>
+      </w:r>
+      <w:proofErr w:type="spellEnd"/>
+      <w:r>
+        <w:rPr>
+          <w:lang w:val="en-US"/>
+        </w:rPr>
+        <w:t xml:space="preserve"> = </w:t>
+      </w:r>
+      <w:proofErr w:type="spellStart"/>
+      <w:r>
+        <w:rPr>
+          <w:lang w:val="en-US"/>
+        </w:rPr>
+        <w:t>gameState.getPacmanPosition</w:t>
+      </w:r>
+      <w:proofErr w:type="spellEnd"/>
+      <w:r>
+        <w:rPr>
+          <w:lang w:val="en-US"/>
+        </w:rPr>
+        <w:t>()</w:t>
+      </w:r>
+    </w:p>
+    <w:p>
+      <w:pPr>
+        <w:pStyle w:val="af"/>
+        <w:rPr>
+          <w:lang w:val="en-US"/>
+        </w:rPr>
+      </w:pPr>
+    </w:p>
+    <w:p>
+      <w:pPr>
+        <w:pStyle w:val="af"/>
+        <w:rPr>
+          <w:lang w:val="en-US"/>
+        </w:rPr>
+      </w:pPr>
+      <w:r>
+        <w:rPr>
+          <w:lang w:val="en-US"/>
+        </w:rPr>
+        <w:t xml:space="preserve">        # </w:t>
+      </w:r>
+      <w:proofErr w:type="spellStart"/>
+      <w:r>
+        <w:rPr>
+          <w:lang w:val="en-US"/>
+        </w:rPr>
+        <w:t>список</w:t>
+      </w:r>
+      <w:proofErr w:type="spellEnd"/>
+      <w:r>
+        <w:rPr>
+          <w:lang w:val="en-US"/>
+        </w:rPr>
+        <w:t xml:space="preserve"> </w:t>
+      </w:r>
+      <w:proofErr w:type="spellStart"/>
+      <w:r>
+        <w:rPr>
+          <w:lang w:val="en-US"/>
+        </w:rPr>
+        <w:t>допустимых</w:t>
+      </w:r>
+      <w:proofErr w:type="spellEnd"/>
+      <w:r>
+        <w:rPr>
+          <w:lang w:val="en-US"/>
+        </w:rPr>
+        <w:t xml:space="preserve"> </w:t>
+      </w:r>
+      <w:proofErr w:type="spellStart"/>
+      <w:r>
+        <w:rPr>
+          <w:lang w:val="en-US"/>
+        </w:rPr>
+        <w:t>действий</w:t>
+      </w:r>
+      <w:proofErr w:type="spellEnd"/>
+      <w:r>
+        <w:rPr>
+          <w:lang w:val="en-US"/>
+        </w:rPr>
+        <w:t xml:space="preserve"> Пакмана</w:t>
+      </w:r>
+    </w:p>
+    <w:p>
+      <w:pPr>
+        <w:pStyle w:val="af"/>
+        <w:rPr>
+          <w:lang w:val="en-US"/>
+        </w:rPr>
+      </w:pPr>
+      <w:r>
+        <w:rPr>
+          <w:lang w:val="en-US"/>
+        </w:rPr>
+        <w:t xml:space="preserve">        legal = [a for a in </w:t>
+      </w:r>
+      <w:proofErr w:type="spellStart"/>
+      <w:r>
+        <w:rPr>
+          <w:lang w:val="en-US"/>
+        </w:rPr>
+        <w:t>gameState.getLegalPacmanActions</w:t>
+      </w:r>
+      <w:proofErr w:type="spellEnd"/>
+      <w:r>
+        <w:rPr>
+          <w:lang w:val="en-US"/>
+        </w:rPr>
+        <w:t>()]</w:t>
+      </w:r>
+    </w:p>
+    <w:p>
+      <w:pPr>
+        <w:pStyle w:val="af"/>
+        <w:rPr>
+          <w:lang w:val="en-US"/>
+        </w:rPr>
+      </w:pPr>
+    </w:p>
+    <w:p>
+      <w:pPr>
+        <w:pStyle w:val="af"/>
+      </w:pPr>
+      <w:r>
+        <w:rPr>
+          <w:lang w:val="en-US"/>
+        </w:rPr>
+        <w:t xml:space="preserve">        </w:t>
+      </w:r>
       <w:r>
         <w:t xml:space="preserve"># список распределений степеней уверенностей </w:t>
       </w:r>
@@ -7145,25 +10325,105 @@
       <w:r>
         <w:t xml:space="preserve">        </w:t>
       </w:r>
-      <w:r>
-        <w:rPr>
-          <w:lang w:val="en-US"/>
-        </w:rPr>
-        <w:t>livingGhosts = gameState.getLivingGhosts()</w:t>
-      </w:r>
-    </w:p>
-    <w:p>
-      <w:pPr>
-        <w:pStyle w:val="af"/>
-        <w:rPr>
-          <w:lang w:val="en-US"/>
-        </w:rPr>
-      </w:pPr>
-      <w:r>
-        <w:rPr>
-          <w:lang w:val="en-US"/>
-        </w:rPr>
-        <w:t xml:space="preserve">        livingGhostPositionDistributions = [beliefs for i, beliefs in enumerate(self.ghostBeliefs) if livingGhosts[i+1]]</w:t>
+      <w:proofErr w:type="spellStart"/>
+      <w:r>
+        <w:rPr>
+          <w:lang w:val="en-US"/>
+        </w:rPr>
+        <w:t>livingGhosts</w:t>
+      </w:r>
+      <w:proofErr w:type="spellEnd"/>
+      <w:r>
+        <w:rPr>
+          <w:lang w:val="en-US"/>
+        </w:rPr>
+        <w:t xml:space="preserve"> = </w:t>
+      </w:r>
+      <w:proofErr w:type="spellStart"/>
+      <w:r>
+        <w:rPr>
+          <w:lang w:val="en-US"/>
+        </w:rPr>
+        <w:t>gameState.getLivingGhosts</w:t>
+      </w:r>
+      <w:proofErr w:type="spellEnd"/>
+      <w:r>
+        <w:rPr>
+          <w:lang w:val="en-US"/>
+        </w:rPr>
+        <w:t>()</w:t>
+      </w:r>
+    </w:p>
+    <w:p>
+      <w:pPr>
+        <w:pStyle w:val="af"/>
+        <w:rPr>
+          <w:lang w:val="en-US"/>
+        </w:rPr>
+      </w:pPr>
+      <w:r>
+        <w:rPr>
+          <w:lang w:val="en-US"/>
+        </w:rPr>
+        <w:t xml:space="preserve">        </w:t>
+      </w:r>
+      <w:proofErr w:type="spellStart"/>
+      <w:r>
+        <w:rPr>
+          <w:lang w:val="en-US"/>
+        </w:rPr>
+        <w:t>livingGhostPositionDistributions</w:t>
+      </w:r>
+      <w:proofErr w:type="spellEnd"/>
+      <w:r>
+        <w:rPr>
+          <w:lang w:val="en-US"/>
+        </w:rPr>
+        <w:t xml:space="preserve"> = [beliefs for </w:t>
+      </w:r>
+      <w:proofErr w:type="spellStart"/>
+      <w:r>
+        <w:rPr>
+          <w:lang w:val="en-US"/>
+        </w:rPr>
+        <w:t>i</w:t>
+      </w:r>
+      <w:proofErr w:type="spellEnd"/>
+      <w:r>
+        <w:rPr>
+          <w:lang w:val="en-US"/>
+        </w:rPr>
+        <w:t>, beliefs in enumerate(</w:t>
+      </w:r>
+      <w:proofErr w:type="spellStart"/>
+      <w:proofErr w:type="gramStart"/>
+      <w:r>
+        <w:rPr>
+          <w:lang w:val="en-US"/>
+        </w:rPr>
+        <w:t>self.ghostBeliefs</w:t>
+      </w:r>
+      <w:proofErr w:type="spellEnd"/>
+      <w:proofErr w:type="gramEnd"/>
+      <w:r>
+        <w:rPr>
+          <w:lang w:val="en-US"/>
+        </w:rPr>
+        <w:t xml:space="preserve">) if </w:t>
+      </w:r>
+      <w:proofErr w:type="spellStart"/>
+      <w:r>
+        <w:rPr>
+          <w:lang w:val="en-US"/>
+        </w:rPr>
+        <w:t>livingGhosts</w:t>
+      </w:r>
+      <w:proofErr w:type="spellEnd"/>
+      <w:r>
+        <w:rPr>
+          <w:lang w:val="en-US"/>
+        </w:rPr>
+        <w:t>[i+1]]</w:t>
       </w:r>
     </w:p>
     <w:p>
@@ -7228,74 +10488,107 @@
       <w:r>
         <w:t xml:space="preserve">        </w:t>
       </w:r>
-      <w:r>
-        <w:rPr>
-          <w:lang w:val="en-US"/>
-        </w:rPr>
-        <w:t>ghostMaxProb = []</w:t>
-      </w:r>
-    </w:p>
-    <w:p>
-      <w:pPr>
-        <w:pStyle w:val="af"/>
-        <w:rPr>
-          <w:lang w:val="en-US"/>
-        </w:rPr>
-      </w:pPr>
-      <w:r>
-        <w:rPr>
-          <w:lang w:val="en-US"/>
-        </w:rPr>
-        <w:t xml:space="preserve">        for beliefs in livingGhostPositionDistributions:</w:t>
-      </w:r>
-    </w:p>
-    <w:p>
-      <w:pPr>
-        <w:pStyle w:val="af"/>
-        <w:rPr>
-          <w:lang w:val="en-US"/>
-        </w:rPr>
-      </w:pPr>
-      <w:r>
-        <w:rPr>
-          <w:lang w:val="en-US"/>
-        </w:rPr>
-        <w:t xml:space="preserve">            ghostMaxProb.append(beliefs.argMax())</w:t>
-      </w:r>
-    </w:p>
-    <w:p>
-      <w:pPr>
-        <w:pStyle w:val="af"/>
-        <w:rPr>
-          <w:lang w:val="en-US"/>
-        </w:rPr>
-      </w:pPr>
-    </w:p>
-    <w:p>
-      <w:pPr>
-        <w:pStyle w:val="af"/>
-        <w:rPr>
-          <w:lang w:val="en-US"/>
-        </w:rPr>
-      </w:pPr>
-      <w:r>
-        <w:rPr>
-          <w:lang w:val="en-US"/>
-        </w:rPr>
-        <w:t xml:space="preserve">        minDist = []</w:t>
-      </w:r>
-    </w:p>
-    <w:p>
-      <w:pPr>
-        <w:pStyle w:val="af"/>
-        <w:rPr>
-          <w:lang w:val="en-US"/>
-        </w:rPr>
-      </w:pPr>
-    </w:p>
-    <w:p>
-      <w:pPr>
-        <w:pStyle w:val="af"/>
+      <w:proofErr w:type="spellStart"/>
+      <w:r>
+        <w:rPr>
+          <w:lang w:val="en-US"/>
+        </w:rPr>
+        <w:t>ghostMaxProb</w:t>
+      </w:r>
+      <w:proofErr w:type="spellEnd"/>
+      <w:r>
+        <w:rPr>
+          <w:lang w:val="en-US"/>
+        </w:rPr>
+        <w:t xml:space="preserve"> = []</w:t>
+      </w:r>
+    </w:p>
+    <w:p>
+      <w:pPr>
+        <w:pStyle w:val="af"/>
+        <w:rPr>
+          <w:lang w:val="en-US"/>
+        </w:rPr>
+      </w:pPr>
+      <w:r>
+        <w:rPr>
+          <w:lang w:val="en-US"/>
+        </w:rPr>
+        <w:t xml:space="preserve">        for beliefs in </w:t>
+      </w:r>
+      <w:proofErr w:type="spellStart"/>
+      <w:r>
+        <w:rPr>
+          <w:lang w:val="en-US"/>
+        </w:rPr>
+        <w:t>livingGhostPositionDistributions</w:t>
+      </w:r>
+      <w:proofErr w:type="spellEnd"/>
+      <w:r>
+        <w:rPr>
+          <w:lang w:val="en-US"/>
+        </w:rPr>
+        <w:t>:</w:t>
+      </w:r>
+    </w:p>
+    <w:p>
+      <w:pPr>
+        <w:pStyle w:val="af"/>
+        <w:rPr>
+          <w:lang w:val="en-US"/>
+        </w:rPr>
+      </w:pPr>
+      <w:r>
+        <w:rPr>
+          <w:lang w:val="en-US"/>
+        </w:rPr>
+        <w:t xml:space="preserve">            </w:t>
+      </w:r>
+      <w:proofErr w:type="spellStart"/>
+      <w:r>
+        <w:rPr>
+          <w:lang w:val="en-US"/>
+        </w:rPr>
+        <w:t>ghostMaxProb.append</w:t>
+      </w:r>
+      <w:proofErr w:type="spellEnd"/>
+      <w:r>
+        <w:rPr>
+          <w:lang w:val="en-US"/>
+        </w:rPr>
+        <w:t>(</w:t>
+      </w:r>
+      <w:proofErr w:type="spellStart"/>
+      <w:proofErr w:type="gramStart"/>
+      <w:r>
+        <w:rPr>
+          <w:lang w:val="en-US"/>
+        </w:rPr>
+        <w:t>beliefs.argMax</w:t>
+      </w:r>
+      <w:proofErr w:type="spellEnd"/>
+      <w:proofErr w:type="gramEnd"/>
+      <w:r>
+        <w:rPr>
+          <w:lang w:val="en-US"/>
+        </w:rPr>
+        <w:t>())</w:t>
+      </w:r>
+    </w:p>
+    <w:p>
+      <w:pPr>
+        <w:pStyle w:val="af"/>
+        <w:rPr>
+          <w:lang w:val="en-US"/>
+        </w:rPr>
+      </w:pPr>
+    </w:p>
+    <w:p>
+      <w:pPr>
+        <w:pStyle w:val="af"/>
+        <w:rPr>
+          <w:lang w:val="en-US"/>
+        </w:rPr>
       </w:pPr>
       <w:r>
         <w:rPr>
@@ -7303,18 +10596,59 @@
         </w:rPr>
         <w:t xml:space="preserve">        </w:t>
       </w:r>
-      <w:r>
-        <w:t># переьор доступных действий</w:t>
-      </w:r>
-    </w:p>
-    <w:p>
-      <w:pPr>
-        <w:pStyle w:val="af"/>
-      </w:pPr>
-      <w:r>
+      <w:proofErr w:type="spellStart"/>
+      <w:r>
+        <w:rPr>
+          <w:lang w:val="en-US"/>
+        </w:rPr>
+        <w:t>minDist</w:t>
+      </w:r>
+      <w:proofErr w:type="spellEnd"/>
+      <w:r>
+        <w:rPr>
+          <w:lang w:val="en-US"/>
+        </w:rPr>
+        <w:t xml:space="preserve"> = []</w:t>
+      </w:r>
+    </w:p>
+    <w:p>
+      <w:pPr>
+        <w:pStyle w:val="af"/>
+        <w:rPr>
+          <w:lang w:val="en-US"/>
+        </w:rPr>
+      </w:pPr>
+    </w:p>
+    <w:p>
+      <w:pPr>
+        <w:pStyle w:val="af"/>
+      </w:pPr>
+      <w:r>
+        <w:rPr>
+          <w:lang w:val="en-US"/>
+        </w:rPr>
         <w:t xml:space="preserve">        </w:t>
       </w:r>
       <w:r>
+        <w:t xml:space="preserve"># </w:t>
+      </w:r>
+      <w:proofErr w:type="spellStart"/>
+      <w:r>
+        <w:t>переьор</w:t>
+      </w:r>
+      <w:proofErr w:type="spellEnd"/>
+      <w:r>
+        <w:t xml:space="preserve"> доступных действий</w:t>
+      </w:r>
+    </w:p>
+    <w:p>
+      <w:pPr>
+        <w:pStyle w:val="af"/>
+      </w:pPr>
+      <w:r>
+        <w:t xml:space="preserve">        </w:t>
+      </w:r>
+      <w:r>
         <w:rPr>
           <w:lang w:val="en-US"/>
         </w:rPr>
@@ -7369,11 +10703,47 @@
       <w:r>
         <w:t xml:space="preserve">            </w:t>
       </w:r>
-      <w:r>
-        <w:rPr>
-          <w:lang w:val="en-US"/>
-        </w:rPr>
-        <w:t>successorPosition = Actions.getSuccessor(pacmanPosition, action)</w:t>
+      <w:proofErr w:type="spellStart"/>
+      <w:r>
+        <w:rPr>
+          <w:lang w:val="en-US"/>
+        </w:rPr>
+        <w:t>successorPosition</w:t>
+      </w:r>
+      <w:proofErr w:type="spellEnd"/>
+      <w:r>
+        <w:rPr>
+          <w:lang w:val="en-US"/>
+        </w:rPr>
+        <w:t xml:space="preserve"> = </w:t>
+      </w:r>
+      <w:proofErr w:type="spellStart"/>
+      <w:r>
+        <w:rPr>
+          <w:lang w:val="en-US"/>
+        </w:rPr>
+        <w:t>Actions.getSuccessor</w:t>
+      </w:r>
+      <w:proofErr w:type="spellEnd"/>
+      <w:r>
+        <w:rPr>
+          <w:lang w:val="en-US"/>
+        </w:rPr>
+        <w:t>(</w:t>
+      </w:r>
+      <w:proofErr w:type="spellStart"/>
+      <w:r>
+        <w:rPr>
+          <w:lang w:val="en-US"/>
+        </w:rPr>
+        <w:t>pacmanPosition</w:t>
+      </w:r>
+      <w:proofErr w:type="spellEnd"/>
+      <w:r>
+        <w:rPr>
+          <w:lang w:val="en-US"/>
+        </w:rPr>
+        <w:t>, action)</w:t>
       </w:r>
     </w:p>
     <w:p>
@@ -7414,12 +10784,14 @@
       <w:r>
         <w:t xml:space="preserve"> </w:t>
       </w:r>
+      <w:proofErr w:type="spellStart"/>
       <w:r>
         <w:rPr>
           <w:lang w:val="en-US"/>
         </w:rPr>
         <w:t>ghostPos</w:t>
       </w:r>
+      <w:proofErr w:type="spellEnd"/>
       <w:r>
         <w:t xml:space="preserve"> </w:t>
       </w:r>
@@ -7432,12 +10804,14 @@
       <w:r>
         <w:t xml:space="preserve"> </w:t>
       </w:r>
+      <w:proofErr w:type="spellStart"/>
       <w:r>
         <w:rPr>
           <w:lang w:val="en-US"/>
         </w:rPr>
         <w:t>ghostMaxProb</w:t>
       </w:r>
+      <w:proofErr w:type="spellEnd"/>
       <w:r>
         <w:t>:</w:t>
       </w:r>
@@ -7452,11 +10826,77 @@
       <w:r>
         <w:t xml:space="preserve">                </w:t>
       </w:r>
-      <w:r>
-        <w:rPr>
-          <w:lang w:val="en-US"/>
-        </w:rPr>
-        <w:t>minDist.append((action, self.distancer.getDistance(successorPosition, ghostPos)))</w:t>
+      <w:proofErr w:type="spellStart"/>
+      <w:r>
+        <w:rPr>
+          <w:lang w:val="en-US"/>
+        </w:rPr>
+        <w:t>minDist.append</w:t>
+      </w:r>
+      <w:proofErr w:type="spellEnd"/>
+      <w:r>
+        <w:rPr>
+          <w:lang w:val="en-US"/>
+        </w:rPr>
+        <w:t xml:space="preserve">((action, </w:t>
+      </w:r>
+      <w:proofErr w:type="spellStart"/>
+      <w:proofErr w:type="gramStart"/>
+      <w:r>
+        <w:rPr>
+          <w:lang w:val="en-US"/>
+        </w:rPr>
+        <w:t>self.distancer</w:t>
+      </w:r>
+      <w:proofErr w:type="gramEnd"/>
+      <w:r>
+        <w:rPr>
+          <w:lang w:val="en-US"/>
+        </w:rPr>
+        <w:t>.</w:t>
+      </w:r>
+      <w:proofErr w:type="gramStart"/>
+      <w:r>
+        <w:rPr>
+          <w:lang w:val="en-US"/>
+        </w:rPr>
+        <w:t>getDistance</w:t>
+      </w:r>
+      <w:proofErr w:type="spellEnd"/>
+      <w:r>
+        <w:rPr>
+          <w:lang w:val="en-US"/>
+        </w:rPr>
+        <w:t>(</w:t>
+      </w:r>
+      <w:proofErr w:type="spellStart"/>
+      <w:proofErr w:type="gramEnd"/>
+      <w:r>
+        <w:rPr>
+          <w:lang w:val="en-US"/>
+        </w:rPr>
+        <w:t>successorPosition</w:t>
+      </w:r>
+      <w:proofErr w:type="spellEnd"/>
+      <w:r>
+        <w:rPr>
+          <w:lang w:val="en-US"/>
+        </w:rPr>
+        <w:t xml:space="preserve">, </w:t>
+      </w:r>
+      <w:proofErr w:type="spellStart"/>
+      <w:r>
+        <w:rPr>
+          <w:lang w:val="en-US"/>
+        </w:rPr>
+        <w:t>ghostPos</w:t>
+      </w:r>
+      <w:proofErr w:type="spellEnd"/>
+      <w:r>
+        <w:rPr>
+          <w:lang w:val="en-US"/>
+        </w:rPr>
+        <w:t>)))</w:t>
       </w:r>
     </w:p>
     <w:p>
@@ -7488,15 +10928,18 @@
       <w:r>
         <w:t xml:space="preserve">        </w:t>
       </w:r>
+      <w:proofErr w:type="spellStart"/>
       <w:r>
         <w:rPr>
           <w:lang w:val="en-US"/>
         </w:rPr>
         <w:t>minGhostDist</w:t>
       </w:r>
+      <w:proofErr w:type="spellEnd"/>
       <w:r>
         <w:t xml:space="preserve"> = </w:t>
       </w:r>
+      <w:proofErr w:type="gramStart"/>
       <w:r>
         <w:rPr>
           <w:lang w:val="en-US"/>
@@ -7504,7 +10947,11 @@
         <w:t>min</w:t>
       </w:r>
       <w:r>
-        <w:t>([</w:t>
+        <w:t>(</w:t>
+      </w:r>
+      <w:proofErr w:type="gramEnd"/>
+      <w:r>
+        <w:t>[</w:t>
       </w:r>
       <w:r>
         <w:rPr>
@@ -7551,12 +10998,14 @@
       <w:r>
         <w:t xml:space="preserve"> </w:t>
       </w:r>
+      <w:proofErr w:type="spellStart"/>
       <w:r>
         <w:rPr>
           <w:lang w:val="en-US"/>
         </w:rPr>
         <w:t>minDist</w:t>
       </w:r>
+      <w:proofErr w:type="spellEnd"/>
       <w:r>
         <w:t>])</w:t>
       </w:r>
@@ -7588,7 +11037,21 @@
         <w:rPr>
           <w:lang w:val="en-US"/>
         </w:rPr>
-        <w:t>for act, d in minDist:</w:t>
+        <w:t xml:space="preserve">for act, d in </w:t>
+      </w:r>
+      <w:proofErr w:type="spellStart"/>
+      <w:r>
+        <w:rPr>
+          <w:lang w:val="en-US"/>
+        </w:rPr>
+        <w:t>minDist</w:t>
+      </w:r>
+      <w:proofErr w:type="spellEnd"/>
+      <w:r>
+        <w:rPr>
+          <w:lang w:val="en-US"/>
+        </w:rPr>
+        <w:t>:</w:t>
       </w:r>
     </w:p>
     <w:p>
@@ -7613,12 +11076,14 @@
       <w:r>
         <w:t xml:space="preserve"> == </w:t>
       </w:r>
+      <w:proofErr w:type="spellStart"/>
       <w:r>
         <w:rPr>
           <w:lang w:val="en-US"/>
         </w:rPr>
         <w:t>minGhostDist</w:t>
       </w:r>
+      <w:proofErr w:type="spellEnd"/>
       <w:r>
         <w:t>:</w:t>
       </w:r>
@@ -7673,8 +11138,8 @@
         </w:rPr>
         <w:lastRenderedPageBreak/>
         <w:drawing>
-          <wp:inline distT="0" distB="0" distL="0" distR="0" wp14:anchorId="47D9E307" wp14:editId="170DECAF">
-            <wp:extent cx="5624764" cy="830590"/>
+          <wp:inline distT="0" distB="0" distL="0" distR="0" wp14:anchorId="47D9E307" wp14:editId="1DC22BAB">
+            <wp:extent cx="5612731" cy="828813"/>
             <wp:effectExtent l="0" t="0" r="0" b="0"/>
             <wp:docPr id="936334655" name="Рисунок 1"/>
             <wp:cNvGraphicFramePr>
@@ -7696,7 +11161,7 @@
                   <pic:spPr>
                     <a:xfrm>
                       <a:off x="0" y="0"/>
-                      <a:ext cx="5662361" cy="836142"/>
+                      <a:ext cx="5707000" cy="842733"/>
                     </a:xfrm>
                     <a:prstGeom prst="rect">
                       <a:avLst/>
@@ -7723,6 +11188,7 @@
       <w:r>
         <w:t xml:space="preserve"> Автооценивание метода </w:t>
       </w:r>
+      <w:proofErr w:type="spellStart"/>
       <w:r>
         <w:rPr>
           <w:rFonts w:ascii="Courier New" w:hAnsi="Courier New" w:cs="Courier New"/>
@@ -7732,6 +11198,7 @@
         </w:rPr>
         <w:t>chooseAction</w:t>
       </w:r>
+      <w:proofErr w:type="spellEnd"/>
     </w:p>
     <w:p/>
     <w:p/>
@@ -7758,6 +11225,7 @@
       <w:r>
         <w:t xml:space="preserve">В классе </w:t>
       </w:r>
+      <w:proofErr w:type="spellStart"/>
       <w:r>
         <w:rPr>
           <w:rFonts w:ascii="Courier New" w:hAnsi="Courier New" w:cs="Courier New"/>
@@ -7767,6 +11235,7 @@
         </w:rPr>
         <w:t>ParticleFilter</w:t>
       </w:r>
+      <w:proofErr w:type="spellEnd"/>
       <w:r>
         <w:rPr>
           <w:sz w:val="24"/>
@@ -7786,15 +11255,18 @@
       <w:r>
         <w:t>.</w:t>
       </w:r>
+      <w:proofErr w:type="spellStart"/>
       <w:r>
         <w:rPr>
           <w:lang w:val="en-US"/>
         </w:rPr>
         <w:t>py</w:t>
       </w:r>
+      <w:proofErr w:type="spellEnd"/>
       <w:r>
         <w:t xml:space="preserve"> были реализованы методы </w:t>
       </w:r>
+      <w:proofErr w:type="spellStart"/>
       <w:r>
         <w:rPr>
           <w:rFonts w:ascii="Courier New" w:hAnsi="Courier New" w:cs="Courier New"/>
@@ -7804,6 +11276,7 @@
         </w:rPr>
         <w:t>initializeUniformly</w:t>
       </w:r>
+      <w:proofErr w:type="spellEnd"/>
       <w:r>
         <w:rPr>
           <w:sz w:val="24"/>
@@ -7814,6 +11287,7 @@
       <w:r>
         <w:t xml:space="preserve">и </w:t>
       </w:r>
+      <w:proofErr w:type="spellStart"/>
       <w:r>
         <w:rPr>
           <w:rFonts w:ascii="Courier New" w:hAnsi="Courier New" w:cs="Courier New"/>
@@ -7823,6 +11297,7 @@
         </w:rPr>
         <w:t>getBeliefDistribution</w:t>
       </w:r>
+      <w:proofErr w:type="spellEnd"/>
       <w:r>
         <w:rPr>
           <w:sz w:val="24"/>
@@ -7850,6 +11325,7 @@
         </w:rPr>
         <w:t xml:space="preserve">Метод </w:t>
       </w:r>
+      <w:proofErr w:type="spellStart"/>
       <w:r>
         <w:rPr>
           <w:rFonts w:ascii="Courier New" w:hAnsi="Courier New" w:cs="Courier New"/>
@@ -7859,6 +11335,7 @@
         </w:rPr>
         <w:t>initializeUniformly</w:t>
       </w:r>
+      <w:proofErr w:type="spellEnd"/>
       <w:r>
         <w:rPr>
           <w:rFonts w:cs="Times New Roman"/>
@@ -7891,6 +11368,7 @@
         </w:rPr>
         <w:t xml:space="preserve">Метод </w:t>
       </w:r>
+      <w:proofErr w:type="spellStart"/>
       <w:r>
         <w:rPr>
           <w:rFonts w:ascii="Courier New" w:hAnsi="Courier New" w:cs="Courier New"/>
@@ -7900,6 +11378,7 @@
         </w:rPr>
         <w:t>getBeliefDistribution</w:t>
       </w:r>
+      <w:proofErr w:type="spellEnd"/>
       <w:r>
         <w:rPr>
           <w:rFonts w:cs="Times New Roman"/>
@@ -7977,6 +11456,8 @@
         </w:rPr>
         <w:t xml:space="preserve">def </w:t>
       </w:r>
+      <w:proofErr w:type="spellStart"/>
+      <w:proofErr w:type="gramStart"/>
       <w:r>
         <w:rPr>
           <w:b/>
@@ -7985,11 +11466,49 @@
         </w:rPr>
         <w:t>initializeUniformly</w:t>
       </w:r>
-      <w:r>
-        <w:rPr>
-          <w:lang w:val="en-US"/>
-        </w:rPr>
-        <w:t>(self, gameState: busters.GameState):</w:t>
+      <w:proofErr w:type="spellEnd"/>
+      <w:r>
+        <w:rPr>
+          <w:lang w:val="en-US"/>
+        </w:rPr>
+        <w:t>(</w:t>
+      </w:r>
+      <w:proofErr w:type="gramEnd"/>
+      <w:r>
+        <w:rPr>
+          <w:lang w:val="en-US"/>
+        </w:rPr>
+        <w:t xml:space="preserve">self, </w:t>
+      </w:r>
+      <w:proofErr w:type="spellStart"/>
+      <w:r>
+        <w:rPr>
+          <w:lang w:val="en-US"/>
+        </w:rPr>
+        <w:t>gameState</w:t>
+      </w:r>
+      <w:proofErr w:type="spellEnd"/>
+      <w:r>
+        <w:rPr>
+          <w:lang w:val="en-US"/>
+        </w:rPr>
+        <w:t xml:space="preserve">: </w:t>
+      </w:r>
+      <w:proofErr w:type="spellStart"/>
+      <w:proofErr w:type="gramStart"/>
+      <w:r>
+        <w:rPr>
+          <w:lang w:val="en-US"/>
+        </w:rPr>
+        <w:t>busters.GameState</w:t>
+      </w:r>
+      <w:proofErr w:type="spellEnd"/>
+      <w:proofErr w:type="gramEnd"/>
+      <w:r>
+        <w:rPr>
+          <w:lang w:val="en-US"/>
+        </w:rPr>
+        <w:t>):</w:t>
       </w:r>
     </w:p>
     <w:p>
@@ -8029,6 +11548,7 @@
         </w:rPr>
         <w:t xml:space="preserve">        Инициализирует список частиц </w:t>
       </w:r>
+      <w:proofErr w:type="gramStart"/>
       <w:r>
         <w:rPr>
           <w:i/>
@@ -8052,6 +11572,7 @@
         </w:rPr>
         <w:t>particles</w:t>
       </w:r>
+      <w:proofErr w:type="gramEnd"/>
       <w:r>
         <w:rPr>
           <w:i/>
@@ -8091,6 +11612,7 @@
         </w:rPr>
         <w:t xml:space="preserve">        Использует </w:t>
       </w:r>
+      <w:proofErr w:type="gramStart"/>
       <w:r>
         <w:rPr>
           <w:i/>
@@ -8106,6 +11628,7 @@
         </w:rPr>
         <w:t>.</w:t>
       </w:r>
+      <w:proofErr w:type="spellStart"/>
       <w:r>
         <w:rPr>
           <w:i/>
@@ -8114,6 +11637,8 @@
         </w:rPr>
         <w:t>numParticles</w:t>
       </w:r>
+      <w:proofErr w:type="spellEnd"/>
+      <w:proofErr w:type="gramEnd"/>
       <w:r>
         <w:rPr>
           <w:i/>
@@ -8137,6 +11662,7 @@
         </w:rPr>
         <w:t xml:space="preserve">            а </w:t>
       </w:r>
+      <w:proofErr w:type="gramStart"/>
       <w:r>
         <w:rPr>
           <w:i/>
@@ -8152,6 +11678,7 @@
         </w:rPr>
         <w:t>.</w:t>
       </w:r>
+      <w:proofErr w:type="spellStart"/>
       <w:r>
         <w:rPr>
           <w:i/>
@@ -8160,6 +11687,8 @@
         </w:rPr>
         <w:t>legalPositions</w:t>
       </w:r>
+      <w:proofErr w:type="spellEnd"/>
+      <w:proofErr w:type="gramEnd"/>
       <w:r>
         <w:rPr>
           <w:i/>
@@ -8204,6 +11733,7 @@
       <w:r>
         <w:t xml:space="preserve">        </w:t>
       </w:r>
+      <w:proofErr w:type="gramStart"/>
       <w:r>
         <w:rPr>
           <w:lang w:val="en-US"/>
@@ -8219,6 +11749,7 @@
         </w:rPr>
         <w:t>particles</w:t>
       </w:r>
+      <w:proofErr w:type="gramEnd"/>
       <w:r>
         <w:t xml:space="preserve"> = []</w:t>
       </w:r>
@@ -8285,6 +11816,7 @@
       <w:r>
         <w:t xml:space="preserve"> = </w:t>
       </w:r>
+      <w:proofErr w:type="gramStart"/>
       <w:r>
         <w:rPr>
           <w:lang w:val="en-US"/>
@@ -8294,12 +11826,15 @@
       <w:r>
         <w:t>.</w:t>
       </w:r>
+      <w:proofErr w:type="spellStart"/>
       <w:r>
         <w:rPr>
           <w:lang w:val="en-US"/>
         </w:rPr>
         <w:t>numParticles</w:t>
       </w:r>
+      <w:proofErr w:type="spellEnd"/>
+      <w:proofErr w:type="gramEnd"/>
     </w:p>
     <w:p>
       <w:pPr>
@@ -8330,6 +11865,7 @@
       <w:r>
         <w:t xml:space="preserve"> = </w:t>
       </w:r>
+      <w:proofErr w:type="gramStart"/>
       <w:r>
         <w:rPr>
           <w:lang w:val="en-US"/>
@@ -8339,12 +11875,15 @@
       <w:r>
         <w:t>.</w:t>
       </w:r>
+      <w:proofErr w:type="spellStart"/>
       <w:r>
         <w:rPr>
           <w:lang w:val="en-US"/>
         </w:rPr>
         <w:t>legalPositions</w:t>
       </w:r>
+      <w:proofErr w:type="spellEnd"/>
+      <w:proofErr w:type="gramEnd"/>
       <w:r>
         <w:t>;</w:t>
       </w:r>
@@ -8376,38 +11915,99 @@
         <w:rPr>
           <w:lang w:val="en-US"/>
         </w:rPr>
-        <w:t>for i in range(int(particle_num / len(legal))):</w:t>
-      </w:r>
-    </w:p>
-    <w:p>
-      <w:pPr>
-        <w:pStyle w:val="af"/>
-        <w:rPr>
-          <w:lang w:val="en-US"/>
-        </w:rPr>
-      </w:pPr>
-      <w:r>
-        <w:rPr>
-          <w:lang w:val="en-US"/>
-        </w:rPr>
-        <w:t xml:space="preserve">            self.particles.extend(legal)</w:t>
+        <w:t xml:space="preserve">for </w:t>
+      </w:r>
+      <w:proofErr w:type="spellStart"/>
+      <w:r>
+        <w:rPr>
+          <w:lang w:val="en-US"/>
+        </w:rPr>
+        <w:t>i</w:t>
+      </w:r>
+      <w:proofErr w:type="spellEnd"/>
+      <w:r>
+        <w:rPr>
+          <w:lang w:val="en-US"/>
+        </w:rPr>
+        <w:t xml:space="preserve"> in </w:t>
+      </w:r>
+      <w:proofErr w:type="gramStart"/>
+      <w:r>
+        <w:rPr>
+          <w:lang w:val="en-US"/>
+        </w:rPr>
+        <w:t>range(int(</w:t>
+      </w:r>
+      <w:proofErr w:type="spellStart"/>
+      <w:proofErr w:type="gramEnd"/>
+      <w:r>
+        <w:rPr>
+          <w:lang w:val="en-US"/>
+        </w:rPr>
+        <w:t>particle_num</w:t>
+      </w:r>
+      <w:proofErr w:type="spellEnd"/>
+      <w:r>
+        <w:rPr>
+          <w:lang w:val="en-US"/>
+        </w:rPr>
+        <w:t xml:space="preserve"> / </w:t>
+      </w:r>
+      <w:proofErr w:type="spellStart"/>
+      <w:r>
+        <w:rPr>
+          <w:lang w:val="en-US"/>
+        </w:rPr>
+        <w:t>len</w:t>
+      </w:r>
+      <w:proofErr w:type="spellEnd"/>
+      <w:r>
+        <w:rPr>
+          <w:lang w:val="en-US"/>
+        </w:rPr>
+        <w:t>(legal))):</w:t>
+      </w:r>
+    </w:p>
+    <w:p>
+      <w:pPr>
+        <w:pStyle w:val="af"/>
+        <w:rPr>
+          <w:lang w:val="en-US"/>
+        </w:rPr>
+      </w:pPr>
+      <w:r>
+        <w:rPr>
+          <w:lang w:val="en-US"/>
+        </w:rPr>
+        <w:t xml:space="preserve">            </w:t>
+      </w:r>
+      <w:proofErr w:type="spellStart"/>
+      <w:proofErr w:type="gramStart"/>
+      <w:r>
+        <w:rPr>
+          <w:lang w:val="en-US"/>
+        </w:rPr>
+        <w:t>self.particles</w:t>
+      </w:r>
+      <w:proofErr w:type="gramEnd"/>
+      <w:r>
+        <w:rPr>
+          <w:lang w:val="en-US"/>
+        </w:rPr>
+        <w:t>.extend</w:t>
+      </w:r>
+      <w:proofErr w:type="spellEnd"/>
+      <w:r>
+        <w:rPr>
+          <w:lang w:val="en-US"/>
+        </w:rPr>
+        <w:t>(legal)</w:t>
       </w:r>
     </w:p>
     <w:p>
       <w:pPr>
         <w:pStyle w:val="af"/>
         <w:ind w:firstLine="0"/>
-        <w:rPr>
-          <w:lang w:val="en-US"/>
-        </w:rPr>
-      </w:pPr>
-    </w:p>
-    <w:p>
-      <w:pPr>
-        <w:pStyle w:val="af"/>
-        <w:rPr>
-          <w:lang w:val="en-US"/>
-        </w:rPr>
       </w:pPr>
     </w:p>
     <w:p>
@@ -8429,6 +12029,7 @@
         </w:rPr>
         <w:t xml:space="preserve"> </w:t>
       </w:r>
+      <w:proofErr w:type="spellStart"/>
       <w:r>
         <w:rPr>
           <w:b/>
@@ -8437,6 +12038,7 @@
         </w:rPr>
         <w:t>getBeliefDistribution</w:t>
       </w:r>
+      <w:proofErr w:type="spellEnd"/>
       <w:r>
         <w:rPr>
           <w:lang w:val="en-US"/>
@@ -8525,6 +12127,7 @@
         </w:rPr>
         <w:t xml:space="preserve">            нормализованное распределение типа </w:t>
       </w:r>
+      <w:proofErr w:type="spellStart"/>
       <w:r>
         <w:rPr>
           <w:i/>
@@ -8533,6 +12136,7 @@
         </w:rPr>
         <w:t>DiscreteDistribution</w:t>
       </w:r>
+      <w:proofErr w:type="spellEnd"/>
       <w:r>
         <w:rPr>
           <w:i/>
@@ -8604,108 +12208,183 @@
       <w:r>
         <w:t xml:space="preserve">        </w:t>
       </w:r>
+      <w:proofErr w:type="spellStart"/>
       <w:r>
         <w:rPr>
           <w:lang w:val="en-US"/>
         </w:rPr>
         <w:t>beliefDist</w:t>
       </w:r>
+      <w:proofErr w:type="spellEnd"/>
       <w:r>
         <w:t xml:space="preserve"> = </w:t>
       </w:r>
+      <w:proofErr w:type="spellStart"/>
+      <w:proofErr w:type="gramStart"/>
       <w:r>
         <w:rPr>
           <w:lang w:val="en-US"/>
         </w:rPr>
         <w:t>DiscreteDistribution</w:t>
       </w:r>
-      <w:r>
+      <w:proofErr w:type="spellEnd"/>
+      <w:r>
+        <w:t>(</w:t>
+      </w:r>
+      <w:proofErr w:type="gramEnd"/>
+      <w:r>
+        <w:t>)</w:t>
+      </w:r>
+    </w:p>
+    <w:p>
+      <w:pPr>
+        <w:pStyle w:val="af"/>
+      </w:pPr>
+    </w:p>
+    <w:p>
+      <w:pPr>
+        <w:pStyle w:val="af"/>
+      </w:pPr>
+      <w:r>
+        <w:t xml:space="preserve">        # подсчёт числа частиц в каждой позиции</w:t>
+      </w:r>
+    </w:p>
+    <w:p>
+      <w:pPr>
+        <w:pStyle w:val="af"/>
+        <w:rPr>
+          <w:lang w:val="en-US"/>
+        </w:rPr>
+      </w:pPr>
+      <w:r>
+        <w:t xml:space="preserve">        </w:t>
+      </w:r>
+      <w:r>
+        <w:rPr>
+          <w:lang w:val="en-US"/>
+        </w:rPr>
+        <w:t xml:space="preserve">for pos in </w:t>
+      </w:r>
+      <w:proofErr w:type="spellStart"/>
+      <w:proofErr w:type="gramStart"/>
+      <w:r>
+        <w:rPr>
+          <w:lang w:val="en-US"/>
+        </w:rPr>
+        <w:t>self.particles</w:t>
+      </w:r>
+      <w:proofErr w:type="spellEnd"/>
+      <w:proofErr w:type="gramEnd"/>
+      <w:r>
+        <w:rPr>
+          <w:lang w:val="en-US"/>
+        </w:rPr>
+        <w:t>:</w:t>
+      </w:r>
+    </w:p>
+    <w:p>
+      <w:pPr>
+        <w:pStyle w:val="af"/>
+        <w:rPr>
+          <w:lang w:val="en-US"/>
+        </w:rPr>
+      </w:pPr>
+      <w:r>
+        <w:rPr>
+          <w:lang w:val="en-US"/>
+        </w:rPr>
+        <w:t xml:space="preserve">            </w:t>
+      </w:r>
+      <w:proofErr w:type="spellStart"/>
+      <w:r>
+        <w:rPr>
+          <w:lang w:val="en-US"/>
+        </w:rPr>
+        <w:t>beliefDist</w:t>
+      </w:r>
+      <w:proofErr w:type="spellEnd"/>
+      <w:r>
+        <w:rPr>
+          <w:lang w:val="en-US"/>
+        </w:rPr>
+        <w:t xml:space="preserve">[pos] = </w:t>
+      </w:r>
+      <w:proofErr w:type="spellStart"/>
+      <w:r>
+        <w:rPr>
+          <w:lang w:val="en-US"/>
+        </w:rPr>
+        <w:t>beliefDist</w:t>
+      </w:r>
+      <w:proofErr w:type="spellEnd"/>
+      <w:r>
+        <w:rPr>
+          <w:lang w:val="en-US"/>
+        </w:rPr>
+        <w:t>[pos] + 1</w:t>
+      </w:r>
+    </w:p>
+    <w:p>
+      <w:pPr>
+        <w:pStyle w:val="af"/>
+        <w:rPr>
+          <w:lang w:val="en-US"/>
+        </w:rPr>
+      </w:pPr>
+    </w:p>
+    <w:p>
+      <w:pPr>
+        <w:pStyle w:val="af"/>
+        <w:rPr>
+          <w:lang w:val="en-US"/>
+        </w:rPr>
+      </w:pPr>
+      <w:r>
+        <w:rPr>
+          <w:lang w:val="en-US"/>
+        </w:rPr>
+        <w:t xml:space="preserve">        # </w:t>
+      </w:r>
+      <w:proofErr w:type="spellStart"/>
+      <w:r>
+        <w:rPr>
+          <w:lang w:val="en-US"/>
+        </w:rPr>
+        <w:t>нормализация</w:t>
+      </w:r>
+      <w:proofErr w:type="spellEnd"/>
+    </w:p>
+    <w:p>
+      <w:pPr>
+        <w:pStyle w:val="af"/>
+        <w:rPr>
+          <w:lang w:val="en-US"/>
+        </w:rPr>
+      </w:pPr>
+      <w:r>
+        <w:rPr>
+          <w:lang w:val="en-US"/>
+        </w:rPr>
+        <w:t xml:space="preserve">        </w:t>
+      </w:r>
+      <w:proofErr w:type="spellStart"/>
+      <w:r>
+        <w:rPr>
+          <w:lang w:val="en-US"/>
+        </w:rPr>
+        <w:t>beliefDist.normalize</w:t>
+      </w:r>
+      <w:proofErr w:type="spellEnd"/>
+      <w:r>
+        <w:rPr>
+          <w:lang w:val="en-US"/>
+        </w:rPr>
         <w:t>()</w:t>
       </w:r>
     </w:p>
     <w:p>
       <w:pPr>
         <w:pStyle w:val="af"/>
-      </w:pPr>
-    </w:p>
-    <w:p>
-      <w:pPr>
-        <w:pStyle w:val="af"/>
-      </w:pPr>
-      <w:r>
-        <w:t xml:space="preserve">        # подсчёт числа частиц в каждой позиции</w:t>
-      </w:r>
-    </w:p>
-    <w:p>
-      <w:pPr>
-        <w:pStyle w:val="af"/>
-        <w:rPr>
-          <w:lang w:val="en-US"/>
-        </w:rPr>
-      </w:pPr>
-      <w:r>
-        <w:t xml:space="preserve">        </w:t>
-      </w:r>
-      <w:r>
-        <w:rPr>
-          <w:lang w:val="en-US"/>
-        </w:rPr>
-        <w:t>for pos in self.particles:</w:t>
-      </w:r>
-    </w:p>
-    <w:p>
-      <w:pPr>
-        <w:pStyle w:val="af"/>
-        <w:rPr>
-          <w:lang w:val="en-US"/>
-        </w:rPr>
-      </w:pPr>
-      <w:r>
-        <w:rPr>
-          <w:lang w:val="en-US"/>
-        </w:rPr>
-        <w:t xml:space="preserve">            beliefDist[pos] = beliefDist[pos] + 1</w:t>
-      </w:r>
-    </w:p>
-    <w:p>
-      <w:pPr>
-        <w:pStyle w:val="af"/>
-        <w:rPr>
-          <w:lang w:val="en-US"/>
-        </w:rPr>
-      </w:pPr>
-    </w:p>
-    <w:p>
-      <w:pPr>
-        <w:pStyle w:val="af"/>
-        <w:rPr>
-          <w:lang w:val="en-US"/>
-        </w:rPr>
-      </w:pPr>
-      <w:r>
-        <w:rPr>
-          <w:lang w:val="en-US"/>
-        </w:rPr>
-        <w:t xml:space="preserve">        # нормализация</w:t>
-      </w:r>
-    </w:p>
-    <w:p>
-      <w:pPr>
-        <w:pStyle w:val="af"/>
-        <w:rPr>
-          <w:lang w:val="en-US"/>
-        </w:rPr>
-      </w:pPr>
-      <w:r>
-        <w:rPr>
-          <w:lang w:val="en-US"/>
-        </w:rPr>
-        <w:t xml:space="preserve">        beliefDist.normalize()</w:t>
-      </w:r>
-    </w:p>
-    <w:p>
-      <w:pPr>
-        <w:pStyle w:val="af"/>
         <w:ind w:firstLine="0"/>
         <w:rPr>
           <w:lang w:val="en-US"/>
@@ -8725,12 +12404,14 @@
       <w:r>
         <w:t xml:space="preserve"> </w:t>
       </w:r>
+      <w:proofErr w:type="spellStart"/>
       <w:r>
         <w:rPr>
           <w:lang w:val="en-US"/>
         </w:rPr>
         <w:t>beliefDist</w:t>
       </w:r>
+      <w:proofErr w:type="spellEnd"/>
     </w:p>
     <w:p/>
     <w:p>
@@ -8756,8 +12437,8 @@
           <w:noProof/>
         </w:rPr>
         <w:drawing>
-          <wp:inline distT="0" distB="0" distL="0" distR="0" wp14:anchorId="7C46CFDA" wp14:editId="47021761">
-            <wp:extent cx="5372100" cy="790572"/>
+          <wp:inline distT="0" distB="0" distL="0" distR="0" wp14:anchorId="7C46CFDA" wp14:editId="36FAE598">
+            <wp:extent cx="5510463" cy="810934"/>
             <wp:effectExtent l="0" t="0" r="0" b="0"/>
             <wp:docPr id="630664837" name="Рисунок 1"/>
             <wp:cNvGraphicFramePr>
@@ -8779,7 +12460,7 @@
                   <pic:spPr>
                     <a:xfrm>
                       <a:off x="0" y="0"/>
-                      <a:ext cx="5392005" cy="793501"/>
+                      <a:ext cx="5600475" cy="824180"/>
                     </a:xfrm>
                     <a:prstGeom prst="rect">
                       <a:avLst/>
@@ -8806,6 +12487,7 @@
       <w:r>
         <w:t xml:space="preserve"> Автооценивание методов класса </w:t>
       </w:r>
+      <w:proofErr w:type="spellStart"/>
       <w:r>
         <w:rPr>
           <w:rFonts w:ascii="Courier New" w:hAnsi="Courier New" w:cs="Courier New"/>
@@ -8815,6 +12497,7 @@
         </w:rPr>
         <w:t>ParticleFilter</w:t>
       </w:r>
+      <w:proofErr w:type="spellEnd"/>
     </w:p>
     <w:p/>
     <w:p/>
@@ -8841,6 +12524,7 @@
       <w:r>
         <w:t xml:space="preserve">В классе </w:t>
       </w:r>
+      <w:proofErr w:type="spellStart"/>
       <w:r>
         <w:rPr>
           <w:rFonts w:ascii="Courier New" w:hAnsi="Courier New" w:cs="Courier New"/>
@@ -8849,6 +12533,7 @@
         </w:rPr>
         <w:t>ParticleFilter</w:t>
       </w:r>
+      <w:proofErr w:type="spellEnd"/>
       <w:r>
         <w:rPr>
           <w:sz w:val="24"/>
@@ -8859,6 +12544,7 @@
       <w:r>
         <w:t xml:space="preserve">в файле inference.py был реализован метод </w:t>
       </w:r>
+      <w:proofErr w:type="spellStart"/>
       <w:r>
         <w:rPr>
           <w:rFonts w:ascii="Courier New" w:hAnsi="Courier New" w:cs="Courier New"/>
@@ -8867,6 +12553,7 @@
         </w:rPr>
         <w:t>observeUpdate</w:t>
       </w:r>
+      <w:proofErr w:type="spellEnd"/>
       <w:r>
         <w:rPr>
           <w:sz w:val="24"/>
@@ -8936,9 +12623,10 @@
         <w:rPr>
           <w:lang w:val="en-US"/>
         </w:rPr>
-        <w:lastRenderedPageBreak/>
         <w:t xml:space="preserve">def </w:t>
       </w:r>
+      <w:proofErr w:type="spellStart"/>
+      <w:proofErr w:type="gramStart"/>
       <w:r>
         <w:rPr>
           <w:b/>
@@ -8947,44 +12635,180 @@
         </w:rPr>
         <w:t>observeUpdate</w:t>
       </w:r>
-      <w:r>
-        <w:rPr>
-          <w:lang w:val="en-US"/>
-        </w:rPr>
-        <w:t>(self, observation: int, gameState: busters.GameState):</w:t>
-      </w:r>
-    </w:p>
-    <w:p>
-      <w:pPr>
-        <w:pStyle w:val="af"/>
-      </w:pPr>
-      <w:r>
-        <w:t>        # позиции Пакмана и тюрьмы</w:t>
-      </w:r>
-    </w:p>
-    <w:p>
-      <w:pPr>
-        <w:pStyle w:val="af"/>
-      </w:pPr>
-      <w:r>
-        <w:t>        pacmanPosition = gameState.getPacmanPosition()</w:t>
-      </w:r>
-    </w:p>
-    <w:p>
-      <w:pPr>
-        <w:pStyle w:val="af"/>
-        <w:rPr>
-          <w:lang w:val="en-US"/>
-        </w:rPr>
-      </w:pPr>
-      <w:r>
+      <w:proofErr w:type="spellEnd"/>
+      <w:r>
+        <w:rPr>
+          <w:lang w:val="en-US"/>
+        </w:rPr>
+        <w:t>(</w:t>
+      </w:r>
+      <w:proofErr w:type="gramEnd"/>
+      <w:r>
+        <w:rPr>
+          <w:lang w:val="en-US"/>
+        </w:rPr>
+        <w:t xml:space="preserve">self, observation: int, </w:t>
+      </w:r>
+      <w:proofErr w:type="spellStart"/>
+      <w:r>
+        <w:rPr>
+          <w:lang w:val="en-US"/>
+        </w:rPr>
+        <w:t>gameState</w:t>
+      </w:r>
+      <w:proofErr w:type="spellEnd"/>
+      <w:r>
+        <w:rPr>
+          <w:lang w:val="en-US"/>
+        </w:rPr>
+        <w:t xml:space="preserve">: </w:t>
+      </w:r>
+      <w:proofErr w:type="spellStart"/>
+      <w:proofErr w:type="gramStart"/>
+      <w:r>
+        <w:rPr>
+          <w:lang w:val="en-US"/>
+        </w:rPr>
+        <w:t>busters.GameState</w:t>
+      </w:r>
+      <w:proofErr w:type="spellEnd"/>
+      <w:proofErr w:type="gramEnd"/>
+      <w:r>
+        <w:rPr>
+          <w:lang w:val="en-US"/>
+        </w:rPr>
+        <w:t>):</w:t>
+      </w:r>
+    </w:p>
+    <w:p>
+      <w:pPr>
+        <w:pStyle w:val="af"/>
+        <w:rPr>
+          <w:lang w:val="en-US"/>
+        </w:rPr>
+      </w:pPr>
+      <w:r>
+        <w:rPr>
+          <w:lang w:val="en-US"/>
+        </w:rPr>
+        <w:lastRenderedPageBreak/>
+        <w:t xml:space="preserve">        # </w:t>
+      </w:r>
+      <w:r>
+        <w:t>позиции</w:t>
+      </w:r>
+      <w:r>
+        <w:rPr>
+          <w:lang w:val="en-US"/>
+        </w:rPr>
+        <w:t xml:space="preserve"> </w:t>
+      </w:r>
+      <w:r>
+        <w:t>Пакмана</w:t>
+      </w:r>
+      <w:r>
+        <w:rPr>
+          <w:lang w:val="en-US"/>
+        </w:rPr>
+        <w:t xml:space="preserve"> </w:t>
+      </w:r>
+      <w:r>
+        <w:t>и</w:t>
+      </w:r>
+      <w:r>
+        <w:rPr>
+          <w:lang w:val="en-US"/>
+        </w:rPr>
+        <w:t xml:space="preserve"> </w:t>
+      </w:r>
+      <w:r>
+        <w:t>тюрьмы</w:t>
+      </w:r>
+    </w:p>
+    <w:p>
+      <w:pPr>
+        <w:pStyle w:val="af"/>
+        <w:rPr>
+          <w:lang w:val="en-US"/>
+        </w:rPr>
+      </w:pPr>
+      <w:r>
+        <w:rPr>
+          <w:lang w:val="en-US"/>
+        </w:rPr>
         <w:t xml:space="preserve">        </w:t>
       </w:r>
-      <w:r>
-        <w:rPr>
-          <w:lang w:val="en-US"/>
-        </w:rPr>
-        <w:t>jailPosition = self.getJailPosition()</w:t>
+      <w:proofErr w:type="spellStart"/>
+      <w:r>
+        <w:rPr>
+          <w:lang w:val="en-US"/>
+        </w:rPr>
+        <w:t>pacmanPosition</w:t>
+      </w:r>
+      <w:proofErr w:type="spellEnd"/>
+      <w:r>
+        <w:rPr>
+          <w:lang w:val="en-US"/>
+        </w:rPr>
+        <w:t xml:space="preserve"> = </w:t>
+      </w:r>
+      <w:proofErr w:type="spellStart"/>
+      <w:r>
+        <w:rPr>
+          <w:lang w:val="en-US"/>
+        </w:rPr>
+        <w:t>gameState.getPacmanPosition</w:t>
+      </w:r>
+      <w:proofErr w:type="spellEnd"/>
+      <w:r>
+        <w:rPr>
+          <w:lang w:val="en-US"/>
+        </w:rPr>
+        <w:t>()</w:t>
+      </w:r>
+    </w:p>
+    <w:p>
+      <w:pPr>
+        <w:pStyle w:val="af"/>
+        <w:rPr>
+          <w:lang w:val="en-US"/>
+        </w:rPr>
+      </w:pPr>
+      <w:r>
+        <w:rPr>
+          <w:lang w:val="en-US"/>
+        </w:rPr>
+        <w:t xml:space="preserve">        </w:t>
+      </w:r>
+      <w:proofErr w:type="spellStart"/>
+      <w:r>
+        <w:rPr>
+          <w:lang w:val="en-US"/>
+        </w:rPr>
+        <w:t>jailPosition</w:t>
+      </w:r>
+      <w:proofErr w:type="spellEnd"/>
+      <w:r>
+        <w:rPr>
+          <w:lang w:val="en-US"/>
+        </w:rPr>
+        <w:t xml:space="preserve"> = </w:t>
+      </w:r>
+      <w:proofErr w:type="spellStart"/>
+      <w:proofErr w:type="gramStart"/>
+      <w:r>
+        <w:rPr>
+          <w:lang w:val="en-US"/>
+        </w:rPr>
+        <w:t>self.getJailPosition</w:t>
+      </w:r>
+      <w:proofErr w:type="spellEnd"/>
+      <w:proofErr w:type="gramEnd"/>
+      <w:r>
+        <w:rPr>
+          <w:lang w:val="en-US"/>
+        </w:rPr>
+        <w:t>()</w:t>
       </w:r>
     </w:p>
     <w:p>
@@ -9032,27 +12856,63 @@
         <w:rPr>
           <w:lang w:val="en-US"/>
         </w:rPr>
-        <w:t>        weightsDist = DiscreteDistribution()</w:t>
-      </w:r>
-    </w:p>
-    <w:p>
-      <w:pPr>
-        <w:pStyle w:val="af"/>
-        <w:rPr>
-          <w:lang w:val="en-US"/>
-        </w:rPr>
-      </w:pPr>
-    </w:p>
-    <w:p>
-      <w:pPr>
-        <w:pStyle w:val="af"/>
-      </w:pPr>
-      <w:r>
-        <w:rPr>
-          <w:lang w:val="en-US"/>
-        </w:rPr>
         <w:t xml:space="preserve">        </w:t>
       </w:r>
+      <w:proofErr w:type="spellStart"/>
+      <w:r>
+        <w:rPr>
+          <w:lang w:val="en-US"/>
+        </w:rPr>
+        <w:t>weightsDist</w:t>
+      </w:r>
+      <w:proofErr w:type="spellEnd"/>
+      <w:r>
+        <w:rPr>
+          <w:lang w:val="en-US"/>
+        </w:rPr>
+        <w:t xml:space="preserve"> = </w:t>
+      </w:r>
+      <w:proofErr w:type="spellStart"/>
+      <w:proofErr w:type="gramStart"/>
+      <w:r>
+        <w:rPr>
+          <w:lang w:val="en-US"/>
+        </w:rPr>
+        <w:t>DiscreteDistribution</w:t>
+      </w:r>
+      <w:proofErr w:type="spellEnd"/>
+      <w:r>
+        <w:rPr>
+          <w:lang w:val="en-US"/>
+        </w:rPr>
+        <w:t>(</w:t>
+      </w:r>
+      <w:proofErr w:type="gramEnd"/>
+      <w:r>
+        <w:rPr>
+          <w:lang w:val="en-US"/>
+        </w:rPr>
+        <w:t>)</w:t>
+      </w:r>
+    </w:p>
+    <w:p>
+      <w:pPr>
+        <w:pStyle w:val="af"/>
+        <w:rPr>
+          <w:lang w:val="en-US"/>
+        </w:rPr>
+      </w:pPr>
+    </w:p>
+    <w:p>
+      <w:pPr>
+        <w:pStyle w:val="af"/>
+      </w:pPr>
+      <w:r>
+        <w:rPr>
+          <w:lang w:val="en-US"/>
+        </w:rPr>
+        <w:t xml:space="preserve">        </w:t>
+      </w:r>
       <w:r>
         <w:t># поиск суммы весов для каждой позиции</w:t>
       </w:r>
@@ -9071,36 +12931,132 @@
         <w:rPr>
           <w:lang w:val="en-US"/>
         </w:rPr>
-        <w:t>for pos in self.particles:</w:t>
-      </w:r>
-    </w:p>
-    <w:p>
-      <w:pPr>
-        <w:pStyle w:val="af"/>
-        <w:rPr>
-          <w:lang w:val="en-US"/>
-        </w:rPr>
-      </w:pPr>
-      <w:r>
-        <w:rPr>
-          <w:lang w:val="en-US"/>
-        </w:rPr>
-        <w:t>            observationProb = self.getObservationProb(observation, pacmanPosition, pos, jailPosition)</w:t>
-      </w:r>
-    </w:p>
-    <w:p>
-      <w:pPr>
-        <w:pStyle w:val="af"/>
-        <w:rPr>
-          <w:lang w:val="en-US"/>
-        </w:rPr>
-      </w:pPr>
-      <w:r>
-        <w:rPr>
-          <w:lang w:val="en-US"/>
-        </w:rPr>
-        <w:t>            weightsDist[pos] += observationProb</w:t>
-      </w:r>
+        <w:t xml:space="preserve">for pos in </w:t>
+      </w:r>
+      <w:proofErr w:type="spellStart"/>
+      <w:proofErr w:type="gramStart"/>
+      <w:r>
+        <w:rPr>
+          <w:lang w:val="en-US"/>
+        </w:rPr>
+        <w:t>self.particles</w:t>
+      </w:r>
+      <w:proofErr w:type="spellEnd"/>
+      <w:proofErr w:type="gramEnd"/>
+      <w:r>
+        <w:rPr>
+          <w:lang w:val="en-US"/>
+        </w:rPr>
+        <w:t>:</w:t>
+      </w:r>
+    </w:p>
+    <w:p>
+      <w:pPr>
+        <w:pStyle w:val="af"/>
+        <w:rPr>
+          <w:lang w:val="en-US"/>
+        </w:rPr>
+      </w:pPr>
+      <w:r>
+        <w:rPr>
+          <w:lang w:val="en-US"/>
+        </w:rPr>
+        <w:t xml:space="preserve">            </w:t>
+      </w:r>
+      <w:proofErr w:type="spellStart"/>
+      <w:r>
+        <w:rPr>
+          <w:lang w:val="en-US"/>
+        </w:rPr>
+        <w:t>observationProb</w:t>
+      </w:r>
+      <w:proofErr w:type="spellEnd"/>
+      <w:r>
+        <w:rPr>
+          <w:lang w:val="en-US"/>
+        </w:rPr>
+        <w:t xml:space="preserve"> = </w:t>
+      </w:r>
+      <w:proofErr w:type="spellStart"/>
+      <w:proofErr w:type="gramStart"/>
+      <w:r>
+        <w:rPr>
+          <w:lang w:val="en-US"/>
+        </w:rPr>
+        <w:t>self.getObservationProb</w:t>
+      </w:r>
+      <w:proofErr w:type="spellEnd"/>
+      <w:proofErr w:type="gramEnd"/>
+      <w:r>
+        <w:rPr>
+          <w:lang w:val="en-US"/>
+        </w:rPr>
+        <w:t xml:space="preserve">(observation, </w:t>
+      </w:r>
+      <w:proofErr w:type="spellStart"/>
+      <w:r>
+        <w:rPr>
+          <w:lang w:val="en-US"/>
+        </w:rPr>
+        <w:t>pacmanPosition</w:t>
+      </w:r>
+      <w:proofErr w:type="spellEnd"/>
+      <w:r>
+        <w:rPr>
+          <w:lang w:val="en-US"/>
+        </w:rPr>
+        <w:t xml:space="preserve">, pos, </w:t>
+      </w:r>
+      <w:proofErr w:type="spellStart"/>
+      <w:r>
+        <w:rPr>
+          <w:lang w:val="en-US"/>
+        </w:rPr>
+        <w:t>jailPosition</w:t>
+      </w:r>
+      <w:proofErr w:type="spellEnd"/>
+      <w:r>
+        <w:rPr>
+          <w:lang w:val="en-US"/>
+        </w:rPr>
+        <w:t>)</w:t>
+      </w:r>
+    </w:p>
+    <w:p>
+      <w:pPr>
+        <w:pStyle w:val="af"/>
+        <w:rPr>
+          <w:lang w:val="en-US"/>
+        </w:rPr>
+      </w:pPr>
+      <w:r>
+        <w:rPr>
+          <w:lang w:val="en-US"/>
+        </w:rPr>
+        <w:t xml:space="preserve">            </w:t>
+      </w:r>
+      <w:proofErr w:type="spellStart"/>
+      <w:r>
+        <w:rPr>
+          <w:lang w:val="en-US"/>
+        </w:rPr>
+        <w:t>weightsDist</w:t>
+      </w:r>
+      <w:proofErr w:type="spellEnd"/>
+      <w:r>
+        <w:rPr>
+          <w:lang w:val="en-US"/>
+        </w:rPr>
+        <w:t xml:space="preserve">[pos] += </w:t>
+      </w:r>
+      <w:proofErr w:type="spellStart"/>
+      <w:r>
+        <w:rPr>
+          <w:lang w:val="en-US"/>
+        </w:rPr>
+        <w:t>observationProb</w:t>
+      </w:r>
+      <w:proofErr w:type="spellEnd"/>
     </w:p>
     <w:p>
       <w:pPr>
@@ -9192,7 +13148,21 @@
         <w:rPr>
           <w:lang w:val="en-US"/>
         </w:rPr>
-        <w:t>        if weightsDist.total() == 0:</w:t>
+        <w:t xml:space="preserve">        if </w:t>
+      </w:r>
+      <w:proofErr w:type="spellStart"/>
+      <w:r>
+        <w:rPr>
+          <w:lang w:val="en-US"/>
+        </w:rPr>
+        <w:t>weightsDist.total</w:t>
+      </w:r>
+      <w:proofErr w:type="spellEnd"/>
+      <w:r>
+        <w:rPr>
+          <w:lang w:val="en-US"/>
+        </w:rPr>
+        <w:t>() == 0:</w:t>
       </w:r>
     </w:p>
     <w:p>
@@ -9232,22 +13202,54 @@
         <w:rPr>
           <w:lang w:val="en-US"/>
         </w:rPr>
-        <w:t>            self.initializeUniformly(gameState)</w:t>
-      </w:r>
-    </w:p>
-    <w:p>
-      <w:pPr>
-        <w:pStyle w:val="af"/>
-      </w:pPr>
-      <w:r>
-        <w:rPr>
-          <w:lang w:val="en-US"/>
-        </w:rPr>
         <w:t xml:space="preserve">            </w:t>
       </w:r>
+      <w:proofErr w:type="spellStart"/>
+      <w:proofErr w:type="gramStart"/>
+      <w:r>
+        <w:rPr>
+          <w:lang w:val="en-US"/>
+        </w:rPr>
+        <w:t>self.initializeUniformly</w:t>
+      </w:r>
+      <w:proofErr w:type="spellEnd"/>
+      <w:proofErr w:type="gramEnd"/>
+      <w:r>
+        <w:rPr>
+          <w:lang w:val="en-US"/>
+        </w:rPr>
+        <w:t>(</w:t>
+      </w:r>
+      <w:proofErr w:type="spellStart"/>
+      <w:r>
+        <w:rPr>
+          <w:lang w:val="en-US"/>
+        </w:rPr>
+        <w:t>gameState</w:t>
+      </w:r>
+      <w:proofErr w:type="spellEnd"/>
+      <w:r>
+        <w:rPr>
+          <w:lang w:val="en-US"/>
+        </w:rPr>
+        <w:t>)</w:t>
+      </w:r>
+    </w:p>
+    <w:p>
+      <w:pPr>
+        <w:pStyle w:val="af"/>
+      </w:pPr>
+      <w:r>
+        <w:rPr>
+          <w:lang w:val="en-US"/>
+        </w:rPr>
+        <w:t xml:space="preserve">            </w:t>
+      </w:r>
+      <w:proofErr w:type="spellStart"/>
       <w:r>
         <w:t>return</w:t>
       </w:r>
+      <w:proofErr w:type="spellEnd"/>
     </w:p>
     <w:p>
       <w:pPr>
@@ -9267,24 +13269,72 @@
         <w:pStyle w:val="af"/>
       </w:pPr>
       <w:r>
-        <w:t>        weightsDist.normalize()</w:t>
-      </w:r>
-    </w:p>
-    <w:p>
-      <w:pPr>
-        <w:pStyle w:val="af"/>
-        <w:rPr>
-          <w:lang w:val="en-US"/>
-        </w:rPr>
-      </w:pPr>
-      <w:r>
         <w:t xml:space="preserve">        </w:t>
       </w:r>
-      <w:r>
-        <w:rPr>
-          <w:lang w:val="en-US"/>
-        </w:rPr>
-        <w:t>self.particles = [weightsDist.sample() for _ in range(int(self.numParticles))]</w:t>
+      <w:proofErr w:type="spellStart"/>
+      <w:r>
+        <w:t>weightsDist.normalize</w:t>
+      </w:r>
+      <w:proofErr w:type="spellEnd"/>
+      <w:r>
+        <w:t>()</w:t>
+      </w:r>
+    </w:p>
+    <w:p>
+      <w:pPr>
+        <w:pStyle w:val="af"/>
+        <w:rPr>
+          <w:lang w:val="en-US"/>
+        </w:rPr>
+      </w:pPr>
+      <w:r>
+        <w:t xml:space="preserve">        </w:t>
+      </w:r>
+      <w:proofErr w:type="spellStart"/>
+      <w:proofErr w:type="gramStart"/>
+      <w:r>
+        <w:rPr>
+          <w:lang w:val="en-US"/>
+        </w:rPr>
+        <w:t>self.particles</w:t>
+      </w:r>
+      <w:proofErr w:type="spellEnd"/>
+      <w:proofErr w:type="gramEnd"/>
+      <w:r>
+        <w:rPr>
+          <w:lang w:val="en-US"/>
+        </w:rPr>
+        <w:t xml:space="preserve"> = [</w:t>
+      </w:r>
+      <w:proofErr w:type="spellStart"/>
+      <w:r>
+        <w:rPr>
+          <w:lang w:val="en-US"/>
+        </w:rPr>
+        <w:t>weightsDist.sample</w:t>
+      </w:r>
+      <w:proofErr w:type="spellEnd"/>
+      <w:r>
+        <w:rPr>
+          <w:lang w:val="en-US"/>
+        </w:rPr>
+        <w:t>() for _ in range(int(</w:t>
+      </w:r>
+      <w:proofErr w:type="spellStart"/>
+      <w:proofErr w:type="gramStart"/>
+      <w:r>
+        <w:rPr>
+          <w:lang w:val="en-US"/>
+        </w:rPr>
+        <w:t>self.numParticles</w:t>
+      </w:r>
+      <w:proofErr w:type="spellEnd"/>
+      <w:proofErr w:type="gramEnd"/>
+      <w:r>
+        <w:rPr>
+          <w:lang w:val="en-US"/>
+        </w:rPr>
+        <w:t>))]</w:t>
       </w:r>
     </w:p>
     <w:p>
@@ -9364,6 +13414,7 @@
       <w:r>
         <w:t xml:space="preserve">а </w:t>
       </w:r>
+      <w:proofErr w:type="spellStart"/>
       <w:r>
         <w:rPr>
           <w:rFonts w:ascii="Courier New" w:hAnsi="Courier New" w:cs="Courier New"/>
@@ -9372,6 +13423,7 @@
         </w:rPr>
         <w:t>observeUpdate</w:t>
       </w:r>
+      <w:proofErr w:type="spellEnd"/>
     </w:p>
     <w:p/>
     <w:p/>
@@ -9413,6 +13465,7 @@
       <w:r>
         <w:t xml:space="preserve"> метод </w:t>
       </w:r>
+      <w:proofErr w:type="spellStart"/>
       <w:r>
         <w:rPr>
           <w:rFonts w:ascii="Courier New" w:hAnsi="Courier New" w:cs="Courier New"/>
@@ -9421,6 +13474,7 @@
         </w:rPr>
         <w:t>elapseTime</w:t>
       </w:r>
+      <w:proofErr w:type="spellEnd"/>
       <w:r>
         <w:rPr>
           <w:sz w:val="24"/>
@@ -9431,6 +13485,7 @@
       <w:r>
         <w:t xml:space="preserve">класса </w:t>
       </w:r>
+      <w:proofErr w:type="spellStart"/>
       <w:r>
         <w:rPr>
           <w:rFonts w:ascii="Courier New" w:hAnsi="Courier New" w:cs="Courier New"/>
@@ -9439,6 +13494,7 @@
         </w:rPr>
         <w:t>ParticleFilter</w:t>
       </w:r>
+      <w:proofErr w:type="spellEnd"/>
       <w:r>
         <w:rPr>
           <w:rFonts w:ascii="Courier New" w:hAnsi="Courier New" w:cs="Courier New"/>
@@ -9481,64 +13537,168 @@
     <w:p>
       <w:pPr>
         <w:pStyle w:val="af"/>
-      </w:pPr>
-      <w:r>
+        <w:rPr>
+          <w:lang w:val="en-US"/>
+        </w:rPr>
+      </w:pPr>
+      <w:r>
+        <w:rPr>
+          <w:lang w:val="en-US"/>
+        </w:rPr>
         <w:t xml:space="preserve">def </w:t>
       </w:r>
+      <w:proofErr w:type="spellStart"/>
+      <w:proofErr w:type="gramStart"/>
       <w:r>
         <w:rPr>
           <w:b/>
           <w:bCs/>
+          <w:lang w:val="en-US"/>
         </w:rPr>
         <w:t>elapseTime</w:t>
       </w:r>
-      <w:r>
-        <w:t>(self, gameState):</w:t>
-      </w:r>
-    </w:p>
-    <w:p>
-      <w:pPr>
-        <w:pStyle w:val="af"/>
-        <w:rPr>
-          <w:lang w:val="en-US"/>
-        </w:rPr>
-      </w:pPr>
-      <w:r>
-        <w:rPr>
-          <w:lang w:val="en-US"/>
-        </w:rPr>
-        <w:t>        elapseDist = DiscreteDistribution()</w:t>
-      </w:r>
-    </w:p>
-    <w:p>
-      <w:pPr>
-        <w:pStyle w:val="af"/>
-        <w:rPr>
-          <w:lang w:val="en-US"/>
-        </w:rPr>
-      </w:pPr>
-    </w:p>
-    <w:p>
-      <w:pPr>
-        <w:pStyle w:val="af"/>
-      </w:pPr>
-      <w:r>
-        <w:rPr>
-          <w:lang w:val="en-US"/>
-        </w:rPr>
+      <w:proofErr w:type="spellEnd"/>
+      <w:r>
+        <w:rPr>
+          <w:lang w:val="en-US"/>
+        </w:rPr>
+        <w:t>(</w:t>
+      </w:r>
+      <w:proofErr w:type="gramEnd"/>
+      <w:r>
+        <w:rPr>
+          <w:lang w:val="en-US"/>
+        </w:rPr>
+        <w:t xml:space="preserve">self, </w:t>
+      </w:r>
+      <w:proofErr w:type="spellStart"/>
+      <w:r>
+        <w:rPr>
+          <w:lang w:val="en-US"/>
+        </w:rPr>
+        <w:t>gameState</w:t>
+      </w:r>
+      <w:proofErr w:type="spellEnd"/>
+      <w:r>
+        <w:rPr>
+          <w:lang w:val="en-US"/>
+        </w:rPr>
+        <w:t>):</w:t>
+      </w:r>
+    </w:p>
+    <w:p>
+      <w:pPr>
+        <w:pStyle w:val="af"/>
+        <w:rPr>
+          <w:lang w:val="en-US"/>
+        </w:rPr>
+      </w:pPr>
+      <w:r>
+        <w:rPr>
+          <w:lang w:val="en-US"/>
+        </w:rPr>
+        <w:t xml:space="preserve">        </w:t>
+      </w:r>
+      <w:proofErr w:type="spellStart"/>
+      <w:r>
+        <w:rPr>
+          <w:lang w:val="en-US"/>
+        </w:rPr>
+        <w:t>elapseDist</w:t>
+      </w:r>
+      <w:proofErr w:type="spellEnd"/>
+      <w:r>
+        <w:rPr>
+          <w:lang w:val="en-US"/>
+        </w:rPr>
+        <w:t xml:space="preserve"> = </w:t>
+      </w:r>
+      <w:proofErr w:type="spellStart"/>
+      <w:proofErr w:type="gramStart"/>
+      <w:r>
+        <w:rPr>
+          <w:lang w:val="en-US"/>
+        </w:rPr>
+        <w:t>DiscreteDistribution</w:t>
+      </w:r>
+      <w:proofErr w:type="spellEnd"/>
+      <w:r>
+        <w:rPr>
+          <w:lang w:val="en-US"/>
+        </w:rPr>
+        <w:t>(</w:t>
+      </w:r>
+      <w:proofErr w:type="gramEnd"/>
+      <w:r>
+        <w:rPr>
+          <w:lang w:val="en-US"/>
+        </w:rPr>
+        <w:t>)</w:t>
+      </w:r>
+    </w:p>
+    <w:p>
+      <w:pPr>
+        <w:pStyle w:val="af"/>
+        <w:rPr>
+          <w:lang w:val="en-US"/>
+        </w:rPr>
+      </w:pPr>
+    </w:p>
+    <w:p>
+      <w:pPr>
+        <w:pStyle w:val="af"/>
+      </w:pPr>
+      <w:r>
+        <w:rPr>
+          <w:lang w:val="en-US"/>
+        </w:rPr>
+        <w:t xml:space="preserve">        </w:t>
+      </w:r>
+      <w:r>
+        <w:t># распределение новых позиций частиц</w:t>
+      </w:r>
+    </w:p>
+    <w:p>
+      <w:pPr>
+        <w:pStyle w:val="af"/>
+      </w:pPr>
+      <w:r>
         <w:lastRenderedPageBreak/>
         <w:t xml:space="preserve">        </w:t>
       </w:r>
-      <w:r>
-        <w:t># распределение новых позиций частиц</w:t>
-      </w:r>
-    </w:p>
-    <w:p>
-      <w:pPr>
-        <w:pStyle w:val="af"/>
-      </w:pPr>
-      <w:r>
-        <w:t>        for pos in self.particles:</w:t>
+      <w:proofErr w:type="spellStart"/>
+      <w:r>
+        <w:t>for</w:t>
+      </w:r>
+      <w:proofErr w:type="spellEnd"/>
+      <w:r>
+        <w:t xml:space="preserve"> </w:t>
+      </w:r>
+      <w:proofErr w:type="spellStart"/>
+      <w:r>
+        <w:t>pos</w:t>
+      </w:r>
+      <w:proofErr w:type="spellEnd"/>
+      <w:r>
+        <w:t xml:space="preserve"> </w:t>
+      </w:r>
+      <w:proofErr w:type="spellStart"/>
+      <w:r>
+        <w:t>in</w:t>
+      </w:r>
+      <w:proofErr w:type="spellEnd"/>
+      <w:r>
+        <w:t xml:space="preserve"> </w:t>
+      </w:r>
+      <w:proofErr w:type="spellStart"/>
+      <w:proofErr w:type="gramStart"/>
+      <w:r>
+        <w:t>self.particles</w:t>
+      </w:r>
+      <w:proofErr w:type="spellEnd"/>
+      <w:proofErr w:type="gramEnd"/>
+      <w:r>
+        <w:t>:</w:t>
       </w:r>
     </w:p>
     <w:p>
@@ -9551,11 +13711,49 @@
       <w:r>
         <w:t xml:space="preserve">            </w:t>
       </w:r>
-      <w:r>
-        <w:rPr>
-          <w:lang w:val="en-US"/>
-        </w:rPr>
-        <w:t>newPosDist = self.getPositionDistribution(gameState, pos)</w:t>
+      <w:proofErr w:type="spellStart"/>
+      <w:r>
+        <w:rPr>
+          <w:lang w:val="en-US"/>
+        </w:rPr>
+        <w:t>newPosDist</w:t>
+      </w:r>
+      <w:proofErr w:type="spellEnd"/>
+      <w:r>
+        <w:rPr>
+          <w:lang w:val="en-US"/>
+        </w:rPr>
+        <w:t xml:space="preserve"> = </w:t>
+      </w:r>
+      <w:proofErr w:type="spellStart"/>
+      <w:proofErr w:type="gramStart"/>
+      <w:r>
+        <w:rPr>
+          <w:lang w:val="en-US"/>
+        </w:rPr>
+        <w:t>self.getPositionDistribution</w:t>
+      </w:r>
+      <w:proofErr w:type="spellEnd"/>
+      <w:proofErr w:type="gramEnd"/>
+      <w:r>
+        <w:rPr>
+          <w:lang w:val="en-US"/>
+        </w:rPr>
+        <w:t>(</w:t>
+      </w:r>
+      <w:proofErr w:type="spellStart"/>
+      <w:r>
+        <w:rPr>
+          <w:lang w:val="en-US"/>
+        </w:rPr>
+        <w:t>gameState</w:t>
+      </w:r>
+      <w:proofErr w:type="spellEnd"/>
+      <w:r>
+        <w:rPr>
+          <w:lang w:val="en-US"/>
+        </w:rPr>
+        <w:t>, pos)</w:t>
       </w:r>
     </w:p>
     <w:p>
@@ -9600,7 +13798,35 @@
         <w:rPr>
           <w:lang w:val="en-US"/>
         </w:rPr>
-        <w:t>for newPos, prob in newPosDist.items():</w:t>
+        <w:t xml:space="preserve">for </w:t>
+      </w:r>
+      <w:proofErr w:type="spellStart"/>
+      <w:r>
+        <w:rPr>
+          <w:lang w:val="en-US"/>
+        </w:rPr>
+        <w:t>newPos</w:t>
+      </w:r>
+      <w:proofErr w:type="spellEnd"/>
+      <w:r>
+        <w:rPr>
+          <w:lang w:val="en-US"/>
+        </w:rPr>
+        <w:t xml:space="preserve">, prob in </w:t>
+      </w:r>
+      <w:proofErr w:type="spellStart"/>
+      <w:r>
+        <w:rPr>
+          <w:lang w:val="en-US"/>
+        </w:rPr>
+        <w:t>newPosDist.items</w:t>
+      </w:r>
+      <w:proofErr w:type="spellEnd"/>
+      <w:r>
+        <w:rPr>
+          <w:lang w:val="en-US"/>
+        </w:rPr>
+        <w:t>():</w:t>
       </w:r>
     </w:p>
     <w:p>
@@ -9613,9 +13839,27 @@
         </w:rPr>
         <w:t xml:space="preserve">                </w:t>
       </w:r>
-      <w:r>
-        <w:t>elapseDist[newPos] += prob</w:t>
-      </w:r>
+      <w:proofErr w:type="spellStart"/>
+      <w:r>
+        <w:t>elapseDist</w:t>
+      </w:r>
+      <w:proofErr w:type="spellEnd"/>
+      <w:r>
+        <w:t>[</w:t>
+      </w:r>
+      <w:proofErr w:type="spellStart"/>
+      <w:r>
+        <w:t>newPos</w:t>
+      </w:r>
+      <w:proofErr w:type="spellEnd"/>
+      <w:r>
+        <w:t xml:space="preserve">] += </w:t>
+      </w:r>
+      <w:proofErr w:type="spellStart"/>
+      <w:r>
+        <w:t>prob</w:t>
+      </w:r>
+      <w:proofErr w:type="spellEnd"/>
     </w:p>
     <w:p>
       <w:pPr>
@@ -9640,25 +13884,79 @@
       <w:r>
         <w:t xml:space="preserve">        </w:t>
       </w:r>
-      <w:r>
-        <w:rPr>
-          <w:lang w:val="en-US"/>
-        </w:rPr>
-        <w:t>elapseDist.normalize()</w:t>
-      </w:r>
-    </w:p>
-    <w:p>
-      <w:pPr>
-        <w:pStyle w:val="af"/>
-        <w:rPr>
-          <w:lang w:val="en-US"/>
-        </w:rPr>
-      </w:pPr>
-      <w:r>
-        <w:rPr>
-          <w:lang w:val="en-US"/>
-        </w:rPr>
-        <w:t>        self.particles = [elapseDist.sample() for _ in range(int(self.numParticles))]</w:t>
+      <w:proofErr w:type="spellStart"/>
+      <w:r>
+        <w:rPr>
+          <w:lang w:val="en-US"/>
+        </w:rPr>
+        <w:t>elapseDist.normalize</w:t>
+      </w:r>
+      <w:proofErr w:type="spellEnd"/>
+      <w:r>
+        <w:rPr>
+          <w:lang w:val="en-US"/>
+        </w:rPr>
+        <w:t>()</w:t>
+      </w:r>
+    </w:p>
+    <w:p>
+      <w:pPr>
+        <w:pStyle w:val="af"/>
+        <w:rPr>
+          <w:lang w:val="en-US"/>
+        </w:rPr>
+      </w:pPr>
+      <w:r>
+        <w:rPr>
+          <w:lang w:val="en-US"/>
+        </w:rPr>
+        <w:t xml:space="preserve">        </w:t>
+      </w:r>
+      <w:proofErr w:type="spellStart"/>
+      <w:proofErr w:type="gramStart"/>
+      <w:r>
+        <w:rPr>
+          <w:lang w:val="en-US"/>
+        </w:rPr>
+        <w:t>self.particles</w:t>
+      </w:r>
+      <w:proofErr w:type="spellEnd"/>
+      <w:proofErr w:type="gramEnd"/>
+      <w:r>
+        <w:rPr>
+          <w:lang w:val="en-US"/>
+        </w:rPr>
+        <w:t xml:space="preserve"> = [</w:t>
+      </w:r>
+      <w:proofErr w:type="spellStart"/>
+      <w:r>
+        <w:rPr>
+          <w:lang w:val="en-US"/>
+        </w:rPr>
+        <w:t>elapseDist.sample</w:t>
+      </w:r>
+      <w:proofErr w:type="spellEnd"/>
+      <w:r>
+        <w:rPr>
+          <w:lang w:val="en-US"/>
+        </w:rPr>
+        <w:t>() for _ in range(int(</w:t>
+      </w:r>
+      <w:proofErr w:type="spellStart"/>
+      <w:proofErr w:type="gramStart"/>
+      <w:r>
+        <w:rPr>
+          <w:lang w:val="en-US"/>
+        </w:rPr>
+        <w:t>self.numParticles</w:t>
+      </w:r>
+      <w:proofErr w:type="spellEnd"/>
+      <w:proofErr w:type="gramEnd"/>
+      <w:r>
+        <w:rPr>
+          <w:lang w:val="en-US"/>
+        </w:rPr>
+        <w:t>))]</w:t>
       </w:r>
     </w:p>
     <w:p>
@@ -9734,6 +14032,7 @@
       <w:r>
         <w:t xml:space="preserve"> Автооценивание метода </w:t>
       </w:r>
+      <w:proofErr w:type="spellStart"/>
       <w:r>
         <w:rPr>
           <w:rFonts w:ascii="Courier New" w:hAnsi="Courier New" w:cs="Courier New"/>
@@ -9742,6 +14041,7 @@
         </w:rPr>
         <w:t>elapseTime</w:t>
       </w:r>
+      <w:proofErr w:type="spellEnd"/>
     </w:p>
     <w:p/>
     <w:p/>
@@ -14234,6 +18534,7 @@
   <w:style w:type="character" w:default="1" w:styleId="a0">
     <w:name w:val="Default Paragraph Font"/>
     <w:uiPriority w:val="1"/>
+    <w:semiHidden/>
     <w:unhideWhenUsed/>
   </w:style>
   <w:style w:type="table" w:default="1" w:styleId="a1">
